--- a/public/manuali/Manuale_Utente_Portale_CWP.docx
+++ b/public/manuali/Manuale_Utente_Portale_CWP.docx
@@ -170,6 +170,8 @@
             <w:r>
               <w:rPr>
                 <w:rFonts w:ascii="Arial" w:cs="Arial" w:eastAsia="Arial" w:hAnsi="Arial"/>
+                <w:b w:val="false"/>
+                <w:bCs w:val="false"/>
                 <w:color w:val="1B2118"/>
                 <w:sz w:val="20"/>
                 <w:szCs w:val="20"/>
@@ -231,6 +233,8 @@
             <w:r>
               <w:rPr>
                 <w:rFonts w:ascii="Arial" w:cs="Arial" w:eastAsia="Arial" w:hAnsi="Arial"/>
+                <w:b w:val="false"/>
+                <w:bCs w:val="false"/>
                 <w:color w:val="1B2118"/>
                 <w:sz w:val="20"/>
                 <w:szCs w:val="20"/>
@@ -292,11 +296,13 @@
             <w:r>
               <w:rPr>
                 <w:rFonts w:ascii="Arial" w:cs="Arial" w:eastAsia="Arial" w:hAnsi="Arial"/>
+                <w:b w:val="false"/>
+                <w:bCs w:val="false"/>
                 <w:color w:val="1B2118"/>
                 <w:sz w:val="20"/>
                 <w:szCs w:val="20"/>
               </w:rPr>
-              <w:t xml:space="preserve">Rev. 1.0</w:t>
+              <w:t xml:space="preserve">Rev. 1.1</w:t>
             </w:r>
           </w:p>
         </w:tc>
@@ -353,6 +359,8 @@
             <w:r>
               <w:rPr>
                 <w:rFonts w:ascii="Arial" w:cs="Arial" w:eastAsia="Arial" w:hAnsi="Arial"/>
+                <w:b w:val="false"/>
+                <w:bCs w:val="false"/>
                 <w:color w:val="1B2118"/>
                 <w:sz w:val="20"/>
                 <w:szCs w:val="20"/>
@@ -414,6 +422,8 @@
             <w:r>
               <w:rPr>
                 <w:rFonts w:ascii="Arial" w:cs="Arial" w:eastAsia="Arial" w:hAnsi="Arial"/>
+                <w:b w:val="false"/>
+                <w:bCs w:val="false"/>
                 <w:color w:val="1B2118"/>
                 <w:sz w:val="20"/>
                 <w:szCs w:val="20"/>
@@ -490,7 +500,6 @@
           <w:pgSz w:w="11906" w:h="16838" w:orient="portrait"/>
           <w:pgMar w:top="1134" w:right="1134" w:bottom="1134" w:left="1134" w:header="567" w:footer="567" w:gutter="0"/>
           <w:pgNumType/>
-          <w:titlePg w:val="false"/>
           <w:docGrid w:linePitch="360"/>
         </w:sectPr>
       </w:pPr>
@@ -565,8 +574,8 @@
                 <w:b/>
                 <w:bCs/>
                 <w:color w:val="FFFFFF"/>
-                <w:sz w:val="19"/>
-                <w:szCs w:val="19"/>
+                <w:sz w:val="18"/>
+                <w:szCs w:val="18"/>
               </w:rPr>
               <w:t xml:space="preserve">Rev.</w:t>
             </w:r>
@@ -600,8 +609,8 @@
                 <w:b/>
                 <w:bCs/>
                 <w:color w:val="FFFFFF"/>
-                <w:sz w:val="19"/>
-                <w:szCs w:val="19"/>
+                <w:sz w:val="18"/>
+                <w:szCs w:val="18"/>
               </w:rPr>
               <w:t xml:space="preserve">Data</w:t>
             </w:r>
@@ -635,8 +644,8 @@
                 <w:b/>
                 <w:bCs/>
                 <w:color w:val="FFFFFF"/>
-                <w:sz w:val="19"/>
-                <w:szCs w:val="19"/>
+                <w:sz w:val="18"/>
+                <w:szCs w:val="18"/>
               </w:rPr>
               <w:t xml:space="preserve">Descrizione</w:t>
             </w:r>
@@ -670,8 +679,8 @@
                 <w:b/>
                 <w:bCs/>
                 <w:color w:val="FFFFFF"/>
-                <w:sz w:val="19"/>
-                <w:szCs w:val="19"/>
+                <w:sz w:val="18"/>
+                <w:szCs w:val="18"/>
               </w:rPr>
               <w:t xml:space="preserve">Autore</w:t>
             </w:r>
@@ -707,8 +716,142 @@
               <w:rPr>
                 <w:rFonts w:ascii="Arial" w:cs="Arial" w:eastAsia="Arial" w:hAnsi="Arial"/>
                 <w:color w:val="1B2118"/>
-                <w:sz w:val="19"/>
-                <w:szCs w:val="19"/>
+                <w:sz w:val="18"/>
+                <w:szCs w:val="18"/>
+              </w:rPr>
+              <w:t xml:space="preserve">1.1</w:t>
+            </w:r>
+          </w:p>
+        </w:tc>
+        <w:tc>
+          <w:tcPr>
+            <w:tcW w:type="dxa" w:w="1300"/>
+            <w:tcBorders>
+              <w:top w:val="single" w:color="D9D4C5" w:sz="4"/>
+              <w:left w:val="single" w:color="D9D4C5" w:sz="4"/>
+              <w:bottom w:val="single" w:color="D9D4C5" w:sz="4"/>
+              <w:right w:val="single" w:color="D9D4C5" w:sz="4"/>
+            </w:tcBorders>
+            <w:tcMar>
+              <w:top w:type="dxa" w:w="70"/>
+              <w:left w:type="dxa" w:w="110"/>
+              <w:bottom w:type="dxa" w:w="70"/>
+              <w:right w:type="dxa" w:w="110"/>
+            </w:tcMar>
+            <w:vAlign w:val="center"/>
+          </w:tcPr>
+          <w:p>
+            <w:pPr>
+              <w:spacing w:after="0" w:before="0"/>
+            </w:pPr>
+            <w:r>
+              <w:rPr>
+                <w:rFonts w:ascii="Arial" w:cs="Arial" w:eastAsia="Arial" w:hAnsi="Arial"/>
+                <w:color w:val="1B2118"/>
+                <w:sz w:val="18"/>
+                <w:szCs w:val="18"/>
+              </w:rPr>
+              <w:t xml:space="preserve">18/10/2026</w:t>
+            </w:r>
+          </w:p>
+        </w:tc>
+        <w:tc>
+          <w:tcPr>
+            <w:tcW w:type="dxa" w:w="5538"/>
+            <w:tcBorders>
+              <w:top w:val="single" w:color="D9D4C5" w:sz="4"/>
+              <w:left w:val="single" w:color="D9D4C5" w:sz="4"/>
+              <w:bottom w:val="single" w:color="D9D4C5" w:sz="4"/>
+              <w:right w:val="single" w:color="D9D4C5" w:sz="4"/>
+            </w:tcBorders>
+            <w:tcMar>
+              <w:top w:type="dxa" w:w="70"/>
+              <w:left w:type="dxa" w:w="110"/>
+              <w:bottom w:type="dxa" w:w="70"/>
+              <w:right w:type="dxa" w:w="110"/>
+            </w:tcMar>
+            <w:vAlign w:val="center"/>
+          </w:tcPr>
+          <w:p>
+            <w:pPr>
+              <w:spacing w:after="0" w:before="0"/>
+            </w:pPr>
+            <w:r>
+              <w:rPr>
+                <w:rFonts w:ascii="Arial" w:cs="Arial" w:eastAsia="Arial" w:hAnsi="Arial"/>
+                <w:color w:val="1B2118"/>
+                <w:sz w:val="18"/>
+                <w:szCs w:val="18"/>
+              </w:rPr>
+              <w:t xml:space="preserve">Voce di menu «Manuale» e pagina di download del manuale (capitolo 2).</w:t>
+            </w:r>
+          </w:p>
+        </w:tc>
+        <w:tc>
+          <w:tcPr>
+            <w:tcW w:type="dxa" w:w="2000"/>
+            <w:tcBorders>
+              <w:top w:val="single" w:color="D9D4C5" w:sz="4"/>
+              <w:left w:val="single" w:color="D9D4C5" w:sz="4"/>
+              <w:bottom w:val="single" w:color="D9D4C5" w:sz="4"/>
+              <w:right w:val="single" w:color="D9D4C5" w:sz="4"/>
+            </w:tcBorders>
+            <w:tcMar>
+              <w:top w:type="dxa" w:w="70"/>
+              <w:left w:type="dxa" w:w="110"/>
+              <w:bottom w:type="dxa" w:w="70"/>
+              <w:right w:type="dxa" w:w="110"/>
+            </w:tcMar>
+            <w:vAlign w:val="center"/>
+          </w:tcPr>
+          <w:p>
+            <w:pPr>
+              <w:spacing w:after="0" w:before="0"/>
+            </w:pPr>
+            <w:r>
+              <w:rPr>
+                <w:rFonts w:ascii="Arial" w:cs="Arial" w:eastAsia="Arial" w:hAnsi="Arial"/>
+                <w:color w:val="1B2118"/>
+                <w:sz w:val="18"/>
+                <w:szCs w:val="18"/>
+              </w:rPr>
+              <w:t xml:space="preserve">Fondazione Operate</w:t>
+            </w:r>
+          </w:p>
+        </w:tc>
+      </w:tr>
+      <w:tr>
+        <w:trPr>
+          <w:cantSplit/>
+        </w:trPr>
+        <w:tc>
+          <w:tcPr>
+            <w:tcW w:type="dxa" w:w="800"/>
+            <w:tcBorders>
+              <w:top w:val="single" w:color="D9D4C5" w:sz="4"/>
+              <w:left w:val="single" w:color="D9D4C5" w:sz="4"/>
+              <w:bottom w:val="single" w:color="D9D4C5" w:sz="4"/>
+              <w:right w:val="single" w:color="D9D4C5" w:sz="4"/>
+            </w:tcBorders>
+            <w:shd w:fill="F6F4EE" w:color="auto" w:val="clear"/>
+            <w:tcMar>
+              <w:top w:type="dxa" w:w="70"/>
+              <w:left w:type="dxa" w:w="110"/>
+              <w:bottom w:type="dxa" w:w="70"/>
+              <w:right w:type="dxa" w:w="110"/>
+            </w:tcMar>
+            <w:vAlign w:val="center"/>
+          </w:tcPr>
+          <w:p>
+            <w:pPr>
+              <w:spacing w:after="0" w:before="0"/>
+            </w:pPr>
+            <w:r>
+              <w:rPr>
+                <w:rFonts w:ascii="Arial" w:cs="Arial" w:eastAsia="Arial" w:hAnsi="Arial"/>
+                <w:color w:val="1B2118"/>
+                <w:sz w:val="18"/>
+                <w:szCs w:val="18"/>
               </w:rPr>
               <w:t xml:space="preserve">1.0</w:t>
             </w:r>
@@ -723,6 +866,7 @@
               <w:bottom w:val="single" w:color="D9D4C5" w:sz="4"/>
               <w:right w:val="single" w:color="D9D4C5" w:sz="4"/>
             </w:tcBorders>
+            <w:shd w:fill="F6F4EE" w:color="auto" w:val="clear"/>
             <w:tcMar>
               <w:top w:type="dxa" w:w="70"/>
               <w:left w:type="dxa" w:w="110"/>
@@ -739,8 +883,8 @@
               <w:rPr>
                 <w:rFonts w:ascii="Arial" w:cs="Arial" w:eastAsia="Arial" w:hAnsi="Arial"/>
                 <w:color w:val="1B2118"/>
-                <w:sz w:val="19"/>
-                <w:szCs w:val="19"/>
+                <w:sz w:val="18"/>
+                <w:szCs w:val="18"/>
               </w:rPr>
               <w:t xml:space="preserve">18/10/2026</w:t>
             </w:r>
@@ -755,6 +899,7 @@
               <w:bottom w:val="single" w:color="D9D4C5" w:sz="4"/>
               <w:right w:val="single" w:color="D9D4C5" w:sz="4"/>
             </w:tcBorders>
+            <w:shd w:fill="F6F4EE" w:color="auto" w:val="clear"/>
             <w:tcMar>
               <w:top w:type="dxa" w:w="70"/>
               <w:left w:type="dxa" w:w="110"/>
@@ -771,8 +916,8 @@
               <w:rPr>
                 <w:rFonts w:ascii="Arial" w:cs="Arial" w:eastAsia="Arial" w:hAnsi="Arial"/>
                 <w:color w:val="1B2118"/>
-                <w:sz w:val="19"/>
-                <w:szCs w:val="19"/>
+                <w:sz w:val="18"/>
+                <w:szCs w:val="18"/>
               </w:rPr>
               <w:t xml:space="preserve">Prima emissione: accesso, pratiche e fasi, documenti, integrazioni, consultazione pubblica, rapporti di monitoraggio, notifiche, tracciato dati per il calcolo dei crediti.</w:t>
             </w:r>
@@ -787,6 +932,7 @@
               <w:bottom w:val="single" w:color="D9D4C5" w:sz="4"/>
               <w:right w:val="single" w:color="D9D4C5" w:sz="4"/>
             </w:tcBorders>
+            <w:shd w:fill="F6F4EE" w:color="auto" w:val="clear"/>
             <w:tcMar>
               <w:top w:type="dxa" w:w="70"/>
               <w:left w:type="dxa" w:w="110"/>
@@ -803,8 +949,8 @@
               <w:rPr>
                 <w:rFonts w:ascii="Arial" w:cs="Arial" w:eastAsia="Arial" w:hAnsi="Arial"/>
                 <w:color w:val="1B2118"/>
-                <w:sz w:val="19"/>
-                <w:szCs w:val="19"/>
+                <w:sz w:val="18"/>
+                <w:szCs w:val="18"/>
               </w:rPr>
               <w:t xml:space="preserve">Fondazione Operate</w:t>
             </w:r>
@@ -814,12 +960,12 @@
     </w:tbl>
     <w:p>
       <w:pPr>
-        <w:spacing w:after="240"/>
-      </w:pPr>
-    </w:p>
-    <w:p>
-      <w:pPr>
-        <w:spacing w:after="100"/>
+        <w:spacing w:after="200"/>
+      </w:pPr>
+    </w:p>
+    <w:p>
+      <w:pPr>
+        <w:spacing w:after="160"/>
       </w:pPr>
       <w:r>
         <w:rPr>
@@ -828,7 +974,7 @@
           <w:sz w:val="20"/>
           <w:szCs w:val="20"/>
         </w:rPr>
-        <w:t xml:space="preserve">Questo documento descrive il portale alla revisione 1.0 del 18/10/2026. La versione sempre aggiornata del manuale è disponibile online; a ogni modifica del portale il manuale viene aggiornato e la revisione incrementata.</w:t>
+        <w:t xml:space="preserve">Questo documento descrive il portale alla revisione 1.1 del 18/10/2026. A ogni modifica del portale il manuale viene aggiornato e la revisione incrementata; la versione corrente si scarica dal portale.</w:t>
       </w:r>
     </w:p>
     <w:p>
@@ -1404,7 +1550,7 @@
         </w:rPr>
         <w:t xml:space="preserve"> un computer o tablet con un browser aggiornato (Chrome, Edge, Firefox, Safari) e le credenziali fornite dalla Fondazione. Indirizzo del portale: </w:t>
       </w:r>
-      <w:hyperlink w:history="1" r:id="rIda5g5lnnfcpx5gzkvlrr4b">
+      <w:hyperlink w:history="1" r:id="rIdczh6in1he1xfupovzdulo">
         <w:r>
           <w:rPr>
             <w:rFonts w:ascii="Arial" w:cs="Arial" w:eastAsia="Arial" w:hAnsi="Arial"/>
@@ -1526,7 +1672,7 @@
         </w:rPr>
         <w:t xml:space="preserve">Aprite </w:t>
       </w:r>
-      <w:hyperlink w:history="1" r:id="rIdeef8djb0i5qq1l4x2eylx">
+      <w:hyperlink w:history="1" r:id="rId9d2ha2myebmcdtk7m2thb">
         <w:r>
           <w:rPr>
             <w:rFonts w:ascii="Arial" w:cs="Arial" w:eastAsia="Arial" w:hAnsi="Arial"/>
@@ -1753,6 +1899,26 @@
           <w:szCs w:val="21"/>
         </w:rPr>
         <w:t xml:space="preserve">Formato dati</w:t>
+      </w:r>
+      <w:r>
+        <w:rPr>
+          <w:rFonts w:ascii="Arial" w:cs="Arial" w:eastAsia="Arial" w:hAnsi="Arial"/>
+          <w:color w:val="1B2118"/>
+          <w:sz w:val="21"/>
+          <w:szCs w:val="21"/>
+        </w:rPr>
+        <w:t xml:space="preserve">, </w:t>
+      </w:r>
+      <w:r>
+        <w:rPr>
+          <w:rFonts w:ascii="Arial" w:cs="Arial" w:eastAsia="Arial" w:hAnsi="Arial"/>
+          <w:b/>
+          <w:bCs/>
+          <w:color w:val="1B2118"/>
+          <w:sz w:val="21"/>
+          <w:szCs w:val="21"/>
+        </w:rPr>
+        <w:t xml:space="preserve">Manuale</w:t>
       </w:r>
       <w:r>
         <w:rPr>
@@ -1818,9 +1984,9 @@
         <w:tblLayout w:type="fixed"/>
       </w:tblPr>
       <w:tblGrid>
-        <w:gridCol w:w="2981"/>
-        <w:gridCol w:w="2087"/>
-        <w:gridCol w:w="4570"/>
+        <w:gridCol w:w="3134"/>
+        <w:gridCol w:w="2142"/>
+        <w:gridCol w:w="4362"/>
       </w:tblGrid>
       <w:tr>
         <w:trPr>
@@ -1828,7 +1994,7 @@
         </w:trPr>
         <w:tc>
           <w:tcPr>
-            <w:tcW w:type="dxa" w:w="2981"/>
+            <w:tcW w:type="dxa" w:w="3134"/>
             <w:tcBorders>
               <w:top w:val="single" w:color="D9D4C5" w:sz="4"/>
               <w:left w:val="single" w:color="D9D4C5" w:sz="4"/>
@@ -1854,8 +2020,8 @@
                 <w:b/>
                 <w:bCs/>
                 <w:color w:val="FFFFFF"/>
-                <w:sz w:val="19"/>
-                <w:szCs w:val="19"/>
+                <w:sz w:val="18"/>
+                <w:szCs w:val="18"/>
               </w:rPr>
               <w:t xml:space="preserve">Messaggio</w:t>
             </w:r>
@@ -1863,7 +2029,7 @@
         </w:tc>
         <w:tc>
           <w:tcPr>
-            <w:tcW w:type="dxa" w:w="2087"/>
+            <w:tcW w:type="dxa" w:w="2142"/>
             <w:tcBorders>
               <w:top w:val="single" w:color="D9D4C5" w:sz="4"/>
               <w:left w:val="single" w:color="D9D4C5" w:sz="4"/>
@@ -1889,8 +2055,8 @@
                 <w:b/>
                 <w:bCs/>
                 <w:color w:val="FFFFFF"/>
-                <w:sz w:val="19"/>
-                <w:szCs w:val="19"/>
+                <w:sz w:val="18"/>
+                <w:szCs w:val="18"/>
               </w:rPr>
               <w:t xml:space="preserve">Cosa significa</w:t>
             </w:r>
@@ -1898,7 +2064,7 @@
         </w:tc>
         <w:tc>
           <w:tcPr>
-            <w:tcW w:type="dxa" w:w="4570"/>
+            <w:tcW w:type="dxa" w:w="4362"/>
             <w:tcBorders>
               <w:top w:val="single" w:color="D9D4C5" w:sz="4"/>
               <w:left w:val="single" w:color="D9D4C5" w:sz="4"/>
@@ -1924,8 +2090,8 @@
                 <w:b/>
                 <w:bCs/>
                 <w:color w:val="FFFFFF"/>
-                <w:sz w:val="19"/>
-                <w:szCs w:val="19"/>
+                <w:sz w:val="18"/>
+                <w:szCs w:val="18"/>
               </w:rPr>
               <w:t xml:space="preserve">Cosa fare</w:t>
             </w:r>
@@ -1938,7 +2104,7 @@
         </w:trPr>
         <w:tc>
           <w:tcPr>
-            <w:tcW w:type="dxa" w:w="2981"/>
+            <w:tcW w:type="dxa" w:w="3134"/>
             <w:tcBorders>
               <w:top w:val="single" w:color="D9D4C5" w:sz="4"/>
               <w:left w:val="single" w:color="D9D4C5" w:sz="4"/>
@@ -1961,8 +2127,8 @@
               <w:rPr>
                 <w:rFonts w:ascii="Arial" w:cs="Arial" w:eastAsia="Arial" w:hAnsi="Arial"/>
                 <w:color w:val="1B2118"/>
-                <w:sz w:val="19"/>
-                <w:szCs w:val="19"/>
+                <w:sz w:val="18"/>
+                <w:szCs w:val="18"/>
               </w:rPr>
               <w:t xml:space="preserve">Email o password non corretti.</w:t>
             </w:r>
@@ -1970,7 +2136,7 @@
         </w:tc>
         <w:tc>
           <w:tcPr>
-            <w:tcW w:type="dxa" w:w="2087"/>
+            <w:tcW w:type="dxa" w:w="2142"/>
             <w:tcBorders>
               <w:top w:val="single" w:color="D9D4C5" w:sz="4"/>
               <w:left w:val="single" w:color="D9D4C5" w:sz="4"/>
@@ -1993,8 +2159,8 @@
               <w:rPr>
                 <w:rFonts w:ascii="Arial" w:cs="Arial" w:eastAsia="Arial" w:hAnsi="Arial"/>
                 <w:color w:val="1B2118"/>
-                <w:sz w:val="19"/>
-                <w:szCs w:val="19"/>
+                <w:sz w:val="18"/>
+                <w:szCs w:val="18"/>
               </w:rPr>
               <w:t xml:space="preserve">Credenziali sbagliate</w:t>
             </w:r>
@@ -2002,7 +2168,7 @@
         </w:tc>
         <w:tc>
           <w:tcPr>
-            <w:tcW w:type="dxa" w:w="4570"/>
+            <w:tcW w:type="dxa" w:w="4362"/>
             <w:tcBorders>
               <w:top w:val="single" w:color="D9D4C5" w:sz="4"/>
               <w:left w:val="single" w:color="D9D4C5" w:sz="4"/>
@@ -2025,8 +2191,8 @@
               <w:rPr>
                 <w:rFonts w:ascii="Arial" w:cs="Arial" w:eastAsia="Arial" w:hAnsi="Arial"/>
                 <w:color w:val="1B2118"/>
-                <w:sz w:val="19"/>
-                <w:szCs w:val="19"/>
+                <w:sz w:val="18"/>
+                <w:szCs w:val="18"/>
               </w:rPr>
               <w:t xml:space="preserve">Ricontrollate maiuscole e spazi, poi riprovate</w:t>
             </w:r>
@@ -2039,7 +2205,7 @@
         </w:trPr>
         <w:tc>
           <w:tcPr>
-            <w:tcW w:type="dxa" w:w="2981"/>
+            <w:tcW w:type="dxa" w:w="3134"/>
             <w:tcBorders>
               <w:top w:val="single" w:color="D9D4C5" w:sz="4"/>
               <w:left w:val="single" w:color="D9D4C5" w:sz="4"/>
@@ -2063,8 +2229,8 @@
               <w:rPr>
                 <w:rFonts w:ascii="Arial" w:cs="Arial" w:eastAsia="Arial" w:hAnsi="Arial"/>
                 <w:color w:val="1B2118"/>
-                <w:sz w:val="19"/>
-                <w:szCs w:val="19"/>
+                <w:sz w:val="18"/>
+                <w:szCs w:val="18"/>
               </w:rPr>
               <w:t xml:space="preserve">Accesso non riuscito. Riprova.</w:t>
             </w:r>
@@ -2072,7 +2238,7 @@
         </w:tc>
         <w:tc>
           <w:tcPr>
-            <w:tcW w:type="dxa" w:w="2087"/>
+            <w:tcW w:type="dxa" w:w="2142"/>
             <w:tcBorders>
               <w:top w:val="single" w:color="D9D4C5" w:sz="4"/>
               <w:left w:val="single" w:color="D9D4C5" w:sz="4"/>
@@ -2096,8 +2262,8 @@
               <w:rPr>
                 <w:rFonts w:ascii="Arial" w:cs="Arial" w:eastAsia="Arial" w:hAnsi="Arial"/>
                 <w:color w:val="1B2118"/>
-                <w:sz w:val="19"/>
-                <w:szCs w:val="19"/>
+                <w:sz w:val="18"/>
+                <w:szCs w:val="18"/>
               </w:rPr>
               <w:t xml:space="preserve">Problema temporaneo</w:t>
             </w:r>
@@ -2105,7 +2271,7 @@
         </w:tc>
         <w:tc>
           <w:tcPr>
-            <w:tcW w:type="dxa" w:w="4570"/>
+            <w:tcW w:type="dxa" w:w="4362"/>
             <w:tcBorders>
               <w:top w:val="single" w:color="D9D4C5" w:sz="4"/>
               <w:left w:val="single" w:color="D9D4C5" w:sz="4"/>
@@ -2129,8 +2295,8 @@
               <w:rPr>
                 <w:rFonts w:ascii="Arial" w:cs="Arial" w:eastAsia="Arial" w:hAnsi="Arial"/>
                 <w:color w:val="1B2118"/>
-                <w:sz w:val="19"/>
-                <w:szCs w:val="19"/>
+                <w:sz w:val="18"/>
+                <w:szCs w:val="18"/>
               </w:rPr>
               <w:t xml:space="preserve">Riprovate dopo qualche minuto</w:t>
             </w:r>
@@ -2142,6 +2308,51 @@
       <w:pPr>
         <w:spacing w:after="160"/>
       </w:pPr>
+    </w:p>
+    <w:p>
+      <w:pPr>
+        <w:spacing w:after="140" w:line="300"/>
+      </w:pPr>
+      <w:r>
+        <w:rPr>
+          <w:rFonts w:ascii="Arial" w:cs="Arial" w:eastAsia="Arial" w:hAnsi="Arial"/>
+          <w:b/>
+          <w:bCs/>
+          <w:color w:val="1B2118"/>
+          <w:sz w:val="21"/>
+          <w:szCs w:val="21"/>
+        </w:rPr>
+        <w:t xml:space="preserve">Il manuale.</w:t>
+      </w:r>
+      <w:r>
+        <w:rPr>
+          <w:rFonts w:ascii="Arial" w:cs="Arial" w:eastAsia="Arial" w:hAnsi="Arial"/>
+          <w:color w:val="1B2118"/>
+          <w:sz w:val="21"/>
+          <w:szCs w:val="21"/>
+        </w:rPr>
+        <w:t xml:space="preserve"> La voce </w:t>
+      </w:r>
+      <w:r>
+        <w:rPr>
+          <w:rFonts w:ascii="Arial" w:cs="Arial" w:eastAsia="Arial" w:hAnsi="Arial"/>
+          <w:b/>
+          <w:bCs/>
+          <w:color w:val="1B2118"/>
+          <w:sz w:val="21"/>
+          <w:szCs w:val="21"/>
+        </w:rPr>
+        <w:t xml:space="preserve">Manuale</w:t>
+      </w:r>
+      <w:r>
+        <w:rPr>
+          <w:rFonts w:ascii="Arial" w:cs="Arial" w:eastAsia="Arial" w:hAnsi="Arial"/>
+          <w:color w:val="1B2118"/>
+          <w:sz w:val="21"/>
+          <w:szCs w:val="21"/>
+        </w:rPr>
+        <w:t xml:space="preserve"> del menu apre la pagina da cui scaricare questo manuale in PDF o in Word, sempre nella revisione più recente.</w:t>
+      </w:r>
     </w:p>
     <w:p>
       <w:pPr>
@@ -2233,8 +2444,8 @@
         <w:tblLayout w:type="fixed"/>
       </w:tblPr>
       <w:tblGrid>
-        <w:gridCol w:w="1334"/>
-        <w:gridCol w:w="8304"/>
+        <w:gridCol w:w="1936"/>
+        <w:gridCol w:w="7702"/>
       </w:tblGrid>
       <w:tr>
         <w:trPr>
@@ -2242,7 +2453,7 @@
         </w:trPr>
         <w:tc>
           <w:tcPr>
-            <w:tcW w:type="dxa" w:w="1334"/>
+            <w:tcW w:type="dxa" w:w="1936"/>
             <w:tcBorders>
               <w:top w:val="single" w:color="D9D4C5" w:sz="4"/>
               <w:left w:val="single" w:color="D9D4C5" w:sz="4"/>
@@ -2268,8 +2479,8 @@
                 <w:b/>
                 <w:bCs/>
                 <w:color w:val="FFFFFF"/>
-                <w:sz w:val="19"/>
-                <w:szCs w:val="19"/>
+                <w:sz w:val="18"/>
+                <w:szCs w:val="18"/>
               </w:rPr>
               <w:t xml:space="preserve">Stato</w:t>
             </w:r>
@@ -2277,7 +2488,7 @@
         </w:tc>
         <w:tc>
           <w:tcPr>
-            <w:tcW w:type="dxa" w:w="8304"/>
+            <w:tcW w:type="dxa" w:w="7702"/>
             <w:tcBorders>
               <w:top w:val="single" w:color="D9D4C5" w:sz="4"/>
               <w:left w:val="single" w:color="D9D4C5" w:sz="4"/>
@@ -2303,8 +2514,8 @@
                 <w:b/>
                 <w:bCs/>
                 <w:color w:val="FFFFFF"/>
-                <w:sz w:val="19"/>
-                <w:szCs w:val="19"/>
+                <w:sz w:val="18"/>
+                <w:szCs w:val="18"/>
               </w:rPr>
               <w:t xml:space="preserve">Significato</w:t>
             </w:r>
@@ -2317,7 +2528,7 @@
         </w:trPr>
         <w:tc>
           <w:tcPr>
-            <w:tcW w:type="dxa" w:w="1334"/>
+            <w:tcW w:type="dxa" w:w="1936"/>
             <w:tcBorders>
               <w:top w:val="single" w:color="D9D4C5" w:sz="4"/>
               <w:left w:val="single" w:color="D9D4C5" w:sz="4"/>
@@ -2340,8 +2551,8 @@
               <w:rPr>
                 <w:rFonts w:ascii="Arial" w:cs="Arial" w:eastAsia="Arial" w:hAnsi="Arial"/>
                 <w:color w:val="1B2118"/>
-                <w:sz w:val="19"/>
-                <w:szCs w:val="19"/>
+                <w:sz w:val="18"/>
+                <w:szCs w:val="18"/>
               </w:rPr>
               <w:t xml:space="preserve">Attiva</w:t>
             </w:r>
@@ -2349,7 +2560,7 @@
         </w:tc>
         <w:tc>
           <w:tcPr>
-            <w:tcW w:type="dxa" w:w="8304"/>
+            <w:tcW w:type="dxa" w:w="7702"/>
             <w:tcBorders>
               <w:top w:val="single" w:color="D9D4C5" w:sz="4"/>
               <w:left w:val="single" w:color="D9D4C5" w:sz="4"/>
@@ -2372,8 +2583,8 @@
               <w:rPr>
                 <w:rFonts w:ascii="Arial" w:cs="Arial" w:eastAsia="Arial" w:hAnsi="Arial"/>
                 <w:color w:val="1B2118"/>
-                <w:sz w:val="19"/>
-                <w:szCs w:val="19"/>
+                <w:sz w:val="18"/>
+                <w:szCs w:val="18"/>
               </w:rPr>
               <w:t xml:space="preserve">La pratica procede normalmente</w:t>
             </w:r>
@@ -2386,7 +2597,7 @@
         </w:trPr>
         <w:tc>
           <w:tcPr>
-            <w:tcW w:type="dxa" w:w="1334"/>
+            <w:tcW w:type="dxa" w:w="1936"/>
             <w:tcBorders>
               <w:top w:val="single" w:color="D9D4C5" w:sz="4"/>
               <w:left w:val="single" w:color="D9D4C5" w:sz="4"/>
@@ -2410,8 +2621,8 @@
               <w:rPr>
                 <w:rFonts w:ascii="Arial" w:cs="Arial" w:eastAsia="Arial" w:hAnsi="Arial"/>
                 <w:color w:val="1B2118"/>
-                <w:sz w:val="19"/>
-                <w:szCs w:val="19"/>
+                <w:sz w:val="18"/>
+                <w:szCs w:val="18"/>
               </w:rPr>
               <w:t xml:space="preserve">Sospesa</w:t>
             </w:r>
@@ -2419,7 +2630,7 @@
         </w:tc>
         <w:tc>
           <w:tcPr>
-            <w:tcW w:type="dxa" w:w="8304"/>
+            <w:tcW w:type="dxa" w:w="7702"/>
             <w:tcBorders>
               <w:top w:val="single" w:color="D9D4C5" w:sz="4"/>
               <w:left w:val="single" w:color="D9D4C5" w:sz="4"/>
@@ -2443,8 +2654,8 @@
               <w:rPr>
                 <w:rFonts w:ascii="Arial" w:cs="Arial" w:eastAsia="Arial" w:hAnsi="Arial"/>
                 <w:color w:val="1B2118"/>
-                <w:sz w:val="19"/>
-                <w:szCs w:val="19"/>
+                <w:sz w:val="18"/>
+                <w:szCs w:val="18"/>
               </w:rPr>
               <w:t xml:space="preserve">Temporaneamente ferma: non si possono caricare documenti</w:t>
             </w:r>
@@ -2457,7 +2668,7 @@
         </w:trPr>
         <w:tc>
           <w:tcPr>
-            <w:tcW w:type="dxa" w:w="1334"/>
+            <w:tcW w:type="dxa" w:w="1936"/>
             <w:tcBorders>
               <w:top w:val="single" w:color="D9D4C5" w:sz="4"/>
               <w:left w:val="single" w:color="D9D4C5" w:sz="4"/>
@@ -2480,8 +2691,8 @@
               <w:rPr>
                 <w:rFonts w:ascii="Arial" w:cs="Arial" w:eastAsia="Arial" w:hAnsi="Arial"/>
                 <w:color w:val="1B2118"/>
-                <w:sz w:val="19"/>
-                <w:szCs w:val="19"/>
+                <w:sz w:val="18"/>
+                <w:szCs w:val="18"/>
               </w:rPr>
               <w:t xml:space="preserve">Annullata</w:t>
             </w:r>
@@ -2489,7 +2700,7 @@
         </w:tc>
         <w:tc>
           <w:tcPr>
-            <w:tcW w:type="dxa" w:w="8304"/>
+            <w:tcW w:type="dxa" w:w="7702"/>
             <w:tcBorders>
               <w:top w:val="single" w:color="D9D4C5" w:sz="4"/>
               <w:left w:val="single" w:color="D9D4C5" w:sz="4"/>
@@ -2512,8 +2723,8 @@
               <w:rPr>
                 <w:rFonts w:ascii="Arial" w:cs="Arial" w:eastAsia="Arial" w:hAnsi="Arial"/>
                 <w:color w:val="1B2118"/>
-                <w:sz w:val="19"/>
-                <w:szCs w:val="19"/>
+                <w:sz w:val="18"/>
+                <w:szCs w:val="18"/>
               </w:rPr>
               <w:t xml:space="preserve">La pratica non prosegue</w:t>
             </w:r>
@@ -2526,7 +2737,7 @@
         </w:trPr>
         <w:tc>
           <w:tcPr>
-            <w:tcW w:type="dxa" w:w="1334"/>
+            <w:tcW w:type="dxa" w:w="1936"/>
             <w:tcBorders>
               <w:top w:val="single" w:color="D9D4C5" w:sz="4"/>
               <w:left w:val="single" w:color="D9D4C5" w:sz="4"/>
@@ -2550,8 +2761,8 @@
               <w:rPr>
                 <w:rFonts w:ascii="Arial" w:cs="Arial" w:eastAsia="Arial" w:hAnsi="Arial"/>
                 <w:color w:val="1B2118"/>
-                <w:sz w:val="19"/>
-                <w:szCs w:val="19"/>
+                <w:sz w:val="18"/>
+                <w:szCs w:val="18"/>
               </w:rPr>
               <w:t xml:space="preserve">Chiusa</w:t>
             </w:r>
@@ -2559,7 +2770,7 @@
         </w:tc>
         <w:tc>
           <w:tcPr>
-            <w:tcW w:type="dxa" w:w="8304"/>
+            <w:tcW w:type="dxa" w:w="7702"/>
             <w:tcBorders>
               <w:top w:val="single" w:color="D9D4C5" w:sz="4"/>
               <w:left w:val="single" w:color="D9D4C5" w:sz="4"/>
@@ -2583,8 +2794,8 @@
               <w:rPr>
                 <w:rFonts w:ascii="Arial" w:cs="Arial" w:eastAsia="Arial" w:hAnsi="Arial"/>
                 <w:color w:val="1B2118"/>
-                <w:sz w:val="19"/>
-                <w:szCs w:val="19"/>
+                <w:sz w:val="18"/>
+                <w:szCs w:val="18"/>
               </w:rPr>
               <w:t xml:space="preserve">Percorso concluso</w:t>
             </w:r>
@@ -2896,8 +3107,8 @@
         <w:tblLayout w:type="fixed"/>
       </w:tblPr>
       <w:tblGrid>
-        <w:gridCol w:w="2835"/>
-        <w:gridCol w:w="6803"/>
+        <w:gridCol w:w="2541"/>
+        <w:gridCol w:w="7097"/>
       </w:tblGrid>
       <w:tr>
         <w:trPr>
@@ -2905,7 +3116,7 @@
         </w:trPr>
         <w:tc>
           <w:tcPr>
-            <w:tcW w:type="dxa" w:w="2835"/>
+            <w:tcW w:type="dxa" w:w="2541"/>
             <w:tcBorders>
               <w:top w:val="single" w:color="D9D4C5" w:sz="4"/>
               <w:left w:val="single" w:color="D9D4C5" w:sz="4"/>
@@ -2931,8 +3142,8 @@
                 <w:b/>
                 <w:bCs/>
                 <w:color w:val="FFFFFF"/>
-                <w:sz w:val="19"/>
-                <w:szCs w:val="19"/>
+                <w:sz w:val="18"/>
+                <w:szCs w:val="18"/>
               </w:rPr>
               <w:t xml:space="preserve">Stato</w:t>
             </w:r>
@@ -2940,7 +3151,7 @@
         </w:tc>
         <w:tc>
           <w:tcPr>
-            <w:tcW w:type="dxa" w:w="6803"/>
+            <w:tcW w:type="dxa" w:w="7097"/>
             <w:tcBorders>
               <w:top w:val="single" w:color="D9D4C5" w:sz="4"/>
               <w:left w:val="single" w:color="D9D4C5" w:sz="4"/>
@@ -2966,8 +3177,8 @@
                 <w:b/>
                 <w:bCs/>
                 <w:color w:val="FFFFFF"/>
-                <w:sz w:val="19"/>
-                <w:szCs w:val="19"/>
+                <w:sz w:val="18"/>
+                <w:szCs w:val="18"/>
               </w:rPr>
               <w:t xml:space="preserve">Significato</w:t>
             </w:r>
@@ -2980,7 +3191,7 @@
         </w:trPr>
         <w:tc>
           <w:tcPr>
-            <w:tcW w:type="dxa" w:w="2835"/>
+            <w:tcW w:type="dxa" w:w="2541"/>
             <w:tcBorders>
               <w:top w:val="single" w:color="D9D4C5" w:sz="4"/>
               <w:left w:val="single" w:color="D9D4C5" w:sz="4"/>
@@ -3003,8 +3214,8 @@
               <w:rPr>
                 <w:rFonts w:ascii="Arial" w:cs="Arial" w:eastAsia="Arial" w:hAnsi="Arial"/>
                 <w:color w:val="1B2118"/>
-                <w:sz w:val="19"/>
-                <w:szCs w:val="19"/>
+                <w:sz w:val="18"/>
+                <w:szCs w:val="18"/>
               </w:rPr>
               <w:t xml:space="preserve">Non iniziata</w:t>
             </w:r>
@@ -3012,7 +3223,7 @@
         </w:tc>
         <w:tc>
           <w:tcPr>
-            <w:tcW w:type="dxa" w:w="6803"/>
+            <w:tcW w:type="dxa" w:w="7097"/>
             <w:tcBorders>
               <w:top w:val="single" w:color="D9D4C5" w:sz="4"/>
               <w:left w:val="single" w:color="D9D4C5" w:sz="4"/>
@@ -3035,8 +3246,8 @@
               <w:rPr>
                 <w:rFonts w:ascii="Arial" w:cs="Arial" w:eastAsia="Arial" w:hAnsi="Arial"/>
                 <w:color w:val="1B2118"/>
-                <w:sz w:val="19"/>
-                <w:szCs w:val="19"/>
+                <w:sz w:val="18"/>
+                <w:szCs w:val="18"/>
               </w:rPr>
               <w:t xml:space="preserve">La fase non è ancora stata aperta</w:t>
             </w:r>
@@ -3049,7 +3260,7 @@
         </w:trPr>
         <w:tc>
           <w:tcPr>
-            <w:tcW w:type="dxa" w:w="2835"/>
+            <w:tcW w:type="dxa" w:w="2541"/>
             <w:tcBorders>
               <w:top w:val="single" w:color="D9D4C5" w:sz="4"/>
               <w:left w:val="single" w:color="D9D4C5" w:sz="4"/>
@@ -3073,8 +3284,8 @@
               <w:rPr>
                 <w:rFonts w:ascii="Arial" w:cs="Arial" w:eastAsia="Arial" w:hAnsi="Arial"/>
                 <w:color w:val="1B2118"/>
-                <w:sz w:val="19"/>
-                <w:szCs w:val="19"/>
+                <w:sz w:val="18"/>
+                <w:szCs w:val="18"/>
               </w:rPr>
               <w:t xml:space="preserve">In corso</w:t>
             </w:r>
@@ -3082,7 +3293,7 @@
         </w:tc>
         <w:tc>
           <w:tcPr>
-            <w:tcW w:type="dxa" w:w="6803"/>
+            <w:tcW w:type="dxa" w:w="7097"/>
             <w:tcBorders>
               <w:top w:val="single" w:color="D9D4C5" w:sz="4"/>
               <w:left w:val="single" w:color="D9D4C5" w:sz="4"/>
@@ -3106,8 +3317,8 @@
               <w:rPr>
                 <w:rFonts w:ascii="Arial" w:cs="Arial" w:eastAsia="Arial" w:hAnsi="Arial"/>
                 <w:color w:val="1B2118"/>
-                <w:sz w:val="19"/>
-                <w:szCs w:val="19"/>
+                <w:sz w:val="18"/>
+                <w:szCs w:val="18"/>
               </w:rPr>
               <w:t xml:space="preserve">La fase è aperta e ha una scadenza</w:t>
             </w:r>
@@ -3120,7 +3331,7 @@
         </w:trPr>
         <w:tc>
           <w:tcPr>
-            <w:tcW w:type="dxa" w:w="2835"/>
+            <w:tcW w:type="dxa" w:w="2541"/>
             <w:tcBorders>
               <w:top w:val="single" w:color="D9D4C5" w:sz="4"/>
               <w:left w:val="single" w:color="D9D4C5" w:sz="4"/>
@@ -3143,8 +3354,8 @@
               <w:rPr>
                 <w:rFonts w:ascii="Arial" w:cs="Arial" w:eastAsia="Arial" w:hAnsi="Arial"/>
                 <w:color w:val="1B2118"/>
-                <w:sz w:val="19"/>
-                <w:szCs w:val="19"/>
+                <w:sz w:val="18"/>
+                <w:szCs w:val="18"/>
               </w:rPr>
               <w:t xml:space="preserve">In attesa di integrazione</w:t>
             </w:r>
@@ -3152,7 +3363,7 @@
         </w:tc>
         <w:tc>
           <w:tcPr>
-            <w:tcW w:type="dxa" w:w="6803"/>
+            <w:tcW w:type="dxa" w:w="7097"/>
             <w:tcBorders>
               <w:top w:val="single" w:color="D9D4C5" w:sz="4"/>
               <w:left w:val="single" w:color="D9D4C5" w:sz="4"/>
@@ -3175,8 +3386,8 @@
               <w:rPr>
                 <w:rFonts w:ascii="Arial" w:cs="Arial" w:eastAsia="Arial" w:hAnsi="Arial"/>
                 <w:color w:val="1B2118"/>
-                <w:sz w:val="19"/>
-                <w:szCs w:val="19"/>
+                <w:sz w:val="18"/>
+                <w:szCs w:val="18"/>
               </w:rPr>
               <w:t xml:space="preserve">La Fondazione vi ha chiesto un documento o un chiarimento (capitolo 6)</w:t>
             </w:r>
@@ -3189,7 +3400,7 @@
         </w:trPr>
         <w:tc>
           <w:tcPr>
-            <w:tcW w:type="dxa" w:w="2835"/>
+            <w:tcW w:type="dxa" w:w="2541"/>
             <w:tcBorders>
               <w:top w:val="single" w:color="D9D4C5" w:sz="4"/>
               <w:left w:val="single" w:color="D9D4C5" w:sz="4"/>
@@ -3213,8 +3424,8 @@
               <w:rPr>
                 <w:rFonts w:ascii="Arial" w:cs="Arial" w:eastAsia="Arial" w:hAnsi="Arial"/>
                 <w:color w:val="1B2118"/>
-                <w:sz w:val="19"/>
-                <w:szCs w:val="19"/>
+                <w:sz w:val="18"/>
+                <w:szCs w:val="18"/>
               </w:rPr>
               <w:t xml:space="preserve">Completata</w:t>
             </w:r>
@@ -3222,7 +3433,7 @@
         </w:tc>
         <w:tc>
           <w:tcPr>
-            <w:tcW w:type="dxa" w:w="6803"/>
+            <w:tcW w:type="dxa" w:w="7097"/>
             <w:tcBorders>
               <w:top w:val="single" w:color="D9D4C5" w:sz="4"/>
               <w:left w:val="single" w:color="D9D4C5" w:sz="4"/>
@@ -3246,8 +3457,8 @@
               <w:rPr>
                 <w:rFonts w:ascii="Arial" w:cs="Arial" w:eastAsia="Arial" w:hAnsi="Arial"/>
                 <w:color w:val="1B2118"/>
-                <w:sz w:val="19"/>
-                <w:szCs w:val="19"/>
+                <w:sz w:val="18"/>
+                <w:szCs w:val="18"/>
               </w:rPr>
               <w:t xml:space="preserve">La fase è chiusa</w:t>
             </w:r>
@@ -3736,8 +3947,8 @@
                 <w:b/>
                 <w:bCs/>
                 <w:color w:val="FFFFFF"/>
-                <w:sz w:val="19"/>
-                <w:szCs w:val="19"/>
+                <w:sz w:val="18"/>
+                <w:szCs w:val="18"/>
               </w:rPr>
               <w:t xml:space="preserve">Messaggio</w:t>
             </w:r>
@@ -3771,8 +3982,8 @@
                 <w:b/>
                 <w:bCs/>
                 <w:color w:val="FFFFFF"/>
-                <w:sz w:val="19"/>
-                <w:szCs w:val="19"/>
+                <w:sz w:val="18"/>
+                <w:szCs w:val="18"/>
               </w:rPr>
               <w:t xml:space="preserve">Cosa fare</w:t>
             </w:r>
@@ -3808,8 +4019,8 @@
               <w:rPr>
                 <w:rFonts w:ascii="Arial" w:cs="Arial" w:eastAsia="Arial" w:hAnsi="Arial"/>
                 <w:color w:val="1B2118"/>
-                <w:sz w:val="19"/>
-                <w:szCs w:val="19"/>
+                <w:sz w:val="18"/>
+                <w:szCs w:val="18"/>
               </w:rPr>
               <w:t xml:space="preserve">Formato non ammesso (.xxx)</w:t>
             </w:r>
@@ -3840,8 +4051,8 @@
               <w:rPr>
                 <w:rFonts w:ascii="Arial" w:cs="Arial" w:eastAsia="Arial" w:hAnsi="Arial"/>
                 <w:color w:val="1B2118"/>
-                <w:sz w:val="19"/>
-                <w:szCs w:val="19"/>
+                <w:sz w:val="18"/>
+                <w:szCs w:val="18"/>
               </w:rPr>
               <w:t xml:space="preserve">Salvate il file in uno dei formati accettati, ad esempio PDF</w:t>
             </w:r>
@@ -3878,8 +4089,8 @@
               <w:rPr>
                 <w:rFonts w:ascii="Arial" w:cs="Arial" w:eastAsia="Arial" w:hAnsi="Arial"/>
                 <w:color w:val="1B2118"/>
-                <w:sz w:val="19"/>
-                <w:szCs w:val="19"/>
+                <w:sz w:val="18"/>
+                <w:szCs w:val="18"/>
               </w:rPr>
               <w:t xml:space="preserve">File troppo grande (… MB): il limite è 50 MB</w:t>
             </w:r>
@@ -3911,8 +4122,8 @@
               <w:rPr>
                 <w:rFonts w:ascii="Arial" w:cs="Arial" w:eastAsia="Arial" w:hAnsi="Arial"/>
                 <w:color w:val="1B2118"/>
-                <w:sz w:val="19"/>
-                <w:szCs w:val="19"/>
+                <w:sz w:val="18"/>
+                <w:szCs w:val="18"/>
               </w:rPr>
               <w:t xml:space="preserve">Comprimete il file in ZIP o dividetelo in più parti</w:t>
             </w:r>
@@ -3948,8 +4159,8 @@
               <w:rPr>
                 <w:rFonts w:ascii="Arial" w:cs="Arial" w:eastAsia="Arial" w:hAnsi="Arial"/>
                 <w:color w:val="1B2118"/>
-                <w:sz w:val="19"/>
-                <w:szCs w:val="19"/>
+                <w:sz w:val="18"/>
+                <w:szCs w:val="18"/>
               </w:rPr>
               <w:t xml:space="preserve">Il file è vuoto</w:t>
             </w:r>
@@ -3980,8 +4191,8 @@
               <w:rPr>
                 <w:rFonts w:ascii="Arial" w:cs="Arial" w:eastAsia="Arial" w:hAnsi="Arial"/>
                 <w:color w:val="1B2118"/>
-                <w:sz w:val="19"/>
-                <w:szCs w:val="19"/>
+                <w:sz w:val="18"/>
+                <w:szCs w:val="18"/>
               </w:rPr>
               <w:t xml:space="preserve">Controllate di aver scelto il file giusto</w:t>
             </w:r>
@@ -4018,8 +4229,8 @@
               <w:rPr>
                 <w:rFonts w:ascii="Arial" w:cs="Arial" w:eastAsia="Arial" w:hAnsi="Arial"/>
                 <w:color w:val="1B2118"/>
-                <w:sz w:val="19"/>
-                <w:szCs w:val="19"/>
+                <w:sz w:val="18"/>
+                <w:szCs w:val="18"/>
               </w:rPr>
               <w:t xml:space="preserve">Il contenuto del file non corrisponde a un file .xxx</w:t>
             </w:r>
@@ -4051,8 +4262,8 @@
               <w:rPr>
                 <w:rFonts w:ascii="Arial" w:cs="Arial" w:eastAsia="Arial" w:hAnsi="Arial"/>
                 <w:color w:val="1B2118"/>
-                <w:sz w:val="19"/>
-                <w:szCs w:val="19"/>
+                <w:sz w:val="18"/>
+                <w:szCs w:val="18"/>
               </w:rPr>
               <w:t xml:space="preserve">Il file non è del tipo indicato dal nome: riapritelo e salvatelo di nuovo nel formato corretto</w:t>
             </w:r>
@@ -4088,8 +4299,8 @@
               <w:rPr>
                 <w:rFonts w:ascii="Arial" w:cs="Arial" w:eastAsia="Arial" w:hAnsi="Arial"/>
                 <w:color w:val="1B2118"/>
-                <w:sz w:val="19"/>
-                <w:szCs w:val="19"/>
+                <w:sz w:val="18"/>
+                <w:szCs w:val="18"/>
               </w:rPr>
               <w:t xml:space="preserve">Operazione non consentita (la pratica potrebbe essere sospesa, annullata o chiusa)</w:t>
             </w:r>
@@ -4120,8 +4331,8 @@
               <w:rPr>
                 <w:rFonts w:ascii="Arial" w:cs="Arial" w:eastAsia="Arial" w:hAnsi="Arial"/>
                 <w:color w:val="1B2118"/>
-                <w:sz w:val="19"/>
-                <w:szCs w:val="19"/>
+                <w:sz w:val="18"/>
+                <w:szCs w:val="18"/>
               </w:rPr>
               <w:t xml:space="preserve">Con la pratica non attiva non si caricano documenti: contattate la Fondazione</w:t>
             </w:r>
@@ -5448,8 +5659,8 @@
         <w:tblLayout w:type="fixed"/>
       </w:tblPr>
       <w:tblGrid>
-        <w:gridCol w:w="4719"/>
-        <w:gridCol w:w="4919"/>
+        <w:gridCol w:w="4544"/>
+        <w:gridCol w:w="5094"/>
       </w:tblGrid>
       <w:tr>
         <w:trPr>
@@ -5457,7 +5668,7 @@
         </w:trPr>
         <w:tc>
           <w:tcPr>
-            <w:tcW w:type="dxa" w:w="4719"/>
+            <w:tcW w:type="dxa" w:w="4544"/>
             <w:tcBorders>
               <w:top w:val="single" w:color="D9D4C5" w:sz="4"/>
               <w:left w:val="single" w:color="D9D4C5" w:sz="4"/>
@@ -5483,8 +5694,8 @@
                 <w:b/>
                 <w:bCs/>
                 <w:color w:val="FFFFFF"/>
-                <w:sz w:val="19"/>
-                <w:szCs w:val="19"/>
+                <w:sz w:val="18"/>
+                <w:szCs w:val="18"/>
               </w:rPr>
               <w:t xml:space="preserve">Notifica</w:t>
             </w:r>
@@ -5492,7 +5703,7 @@
         </w:tc>
         <w:tc>
           <w:tcPr>
-            <w:tcW w:type="dxa" w:w="4919"/>
+            <w:tcW w:type="dxa" w:w="5094"/>
             <w:tcBorders>
               <w:top w:val="single" w:color="D9D4C5" w:sz="4"/>
               <w:left w:val="single" w:color="D9D4C5" w:sz="4"/>
@@ -5518,8 +5729,8 @@
                 <w:b/>
                 <w:bCs/>
                 <w:color w:val="FFFFFF"/>
-                <w:sz w:val="19"/>
-                <w:szCs w:val="19"/>
+                <w:sz w:val="18"/>
+                <w:szCs w:val="18"/>
               </w:rPr>
               <w:t xml:space="preserve">Quando arriva</w:t>
             </w:r>
@@ -5532,7 +5743,7 @@
         </w:trPr>
         <w:tc>
           <w:tcPr>
-            <w:tcW w:type="dxa" w:w="4719"/>
+            <w:tcW w:type="dxa" w:w="4544"/>
             <w:tcBorders>
               <w:top w:val="single" w:color="D9D4C5" w:sz="4"/>
               <w:left w:val="single" w:color="D9D4C5" w:sz="4"/>
@@ -5555,8 +5766,8 @@
               <w:rPr>
                 <w:rFonts w:ascii="Arial" w:cs="Arial" w:eastAsia="Arial" w:hAnsi="Arial"/>
                 <w:color w:val="1B2118"/>
-                <w:sz w:val="19"/>
-                <w:szCs w:val="19"/>
+                <w:sz w:val="18"/>
+                <w:szCs w:val="18"/>
               </w:rPr>
               <w:t xml:space="preserve">Aperta la fase «…» — scadenza …</w:t>
             </w:r>
@@ -5564,7 +5775,7 @@
         </w:tc>
         <w:tc>
           <w:tcPr>
-            <w:tcW w:type="dxa" w:w="4919"/>
+            <w:tcW w:type="dxa" w:w="5094"/>
             <w:tcBorders>
               <w:top w:val="single" w:color="D9D4C5" w:sz="4"/>
               <w:left w:val="single" w:color="D9D4C5" w:sz="4"/>
@@ -5587,8 +5798,8 @@
               <w:rPr>
                 <w:rFonts w:ascii="Arial" w:cs="Arial" w:eastAsia="Arial" w:hAnsi="Arial"/>
                 <w:color w:val="1B2118"/>
-                <w:sz w:val="19"/>
-                <w:szCs w:val="19"/>
+                <w:sz w:val="18"/>
+                <w:szCs w:val="18"/>
               </w:rPr>
               <w:t xml:space="preserve">La Fondazione apre una fase</w:t>
             </w:r>
@@ -5601,7 +5812,7 @@
         </w:trPr>
         <w:tc>
           <w:tcPr>
-            <w:tcW w:type="dxa" w:w="4719"/>
+            <w:tcW w:type="dxa" w:w="4544"/>
             <w:tcBorders>
               <w:top w:val="single" w:color="D9D4C5" w:sz="4"/>
               <w:left w:val="single" w:color="D9D4C5" w:sz="4"/>
@@ -5625,8 +5836,8 @@
               <w:rPr>
                 <w:rFonts w:ascii="Arial" w:cs="Arial" w:eastAsia="Arial" w:hAnsi="Arial"/>
                 <w:color w:val="1B2118"/>
-                <w:sz w:val="19"/>
-                <w:szCs w:val="19"/>
+                <w:sz w:val="18"/>
+                <w:szCs w:val="18"/>
               </w:rPr>
               <w:t xml:space="preserve">Completata la fase «…»</w:t>
             </w:r>
@@ -5634,7 +5845,7 @@
         </w:tc>
         <w:tc>
           <w:tcPr>
-            <w:tcW w:type="dxa" w:w="4919"/>
+            <w:tcW w:type="dxa" w:w="5094"/>
             <w:tcBorders>
               <w:top w:val="single" w:color="D9D4C5" w:sz="4"/>
               <w:left w:val="single" w:color="D9D4C5" w:sz="4"/>
@@ -5658,8 +5869,8 @@
               <w:rPr>
                 <w:rFonts w:ascii="Arial" w:cs="Arial" w:eastAsia="Arial" w:hAnsi="Arial"/>
                 <w:color w:val="1B2118"/>
-                <w:sz w:val="19"/>
-                <w:szCs w:val="19"/>
+                <w:sz w:val="18"/>
+                <w:szCs w:val="18"/>
               </w:rPr>
               <w:t xml:space="preserve">La Fondazione chiude una fase</w:t>
             </w:r>
@@ -5672,7 +5883,7 @@
         </w:trPr>
         <w:tc>
           <w:tcPr>
-            <w:tcW w:type="dxa" w:w="4719"/>
+            <w:tcW w:type="dxa" w:w="4544"/>
             <w:tcBorders>
               <w:top w:val="single" w:color="D9D4C5" w:sz="4"/>
               <w:left w:val="single" w:color="D9D4C5" w:sz="4"/>
@@ -5695,8 +5906,8 @@
               <w:rPr>
                 <w:rFonts w:ascii="Arial" w:cs="Arial" w:eastAsia="Arial" w:hAnsi="Arial"/>
                 <w:color w:val="1B2118"/>
-                <w:sz w:val="19"/>
-                <w:szCs w:val="19"/>
+                <w:sz w:val="18"/>
+                <w:szCs w:val="18"/>
               </w:rPr>
               <w:t xml:space="preserve">Nuova richiesta di integrazione</w:t>
             </w:r>
@@ -5704,7 +5915,7 @@
         </w:tc>
         <w:tc>
           <w:tcPr>
-            <w:tcW w:type="dxa" w:w="4919"/>
+            <w:tcW w:type="dxa" w:w="5094"/>
             <w:tcBorders>
               <w:top w:val="single" w:color="D9D4C5" w:sz="4"/>
               <w:left w:val="single" w:color="D9D4C5" w:sz="4"/>
@@ -5727,8 +5938,8 @@
               <w:rPr>
                 <w:rFonts w:ascii="Arial" w:cs="Arial" w:eastAsia="Arial" w:hAnsi="Arial"/>
                 <w:color w:val="1B2118"/>
-                <w:sz w:val="19"/>
-                <w:szCs w:val="19"/>
+                <w:sz w:val="18"/>
+                <w:szCs w:val="18"/>
               </w:rPr>
               <w:t xml:space="preserve">Vi viene chiesto un documento o un chiarimento</w:t>
             </w:r>
@@ -5741,7 +5952,7 @@
         </w:trPr>
         <w:tc>
           <w:tcPr>
-            <w:tcW w:type="dxa" w:w="4719"/>
+            <w:tcW w:type="dxa" w:w="4544"/>
             <w:tcBorders>
               <w:top w:val="single" w:color="D9D4C5" w:sz="4"/>
               <w:left w:val="single" w:color="D9D4C5" w:sz="4"/>
@@ -5765,8 +5976,8 @@
               <w:rPr>
                 <w:rFonts w:ascii="Arial" w:cs="Arial" w:eastAsia="Arial" w:hAnsi="Arial"/>
                 <w:color w:val="1B2118"/>
-                <w:sz w:val="19"/>
-                <w:szCs w:val="19"/>
+                <w:sz w:val="18"/>
+                <w:szCs w:val="18"/>
               </w:rPr>
               <w:t xml:space="preserve">Nuovo documento disponibile</w:t>
             </w:r>
@@ -5774,7 +5985,7 @@
         </w:tc>
         <w:tc>
           <w:tcPr>
-            <w:tcW w:type="dxa" w:w="4919"/>
+            <w:tcW w:type="dxa" w:w="5094"/>
             <w:tcBorders>
               <w:top w:val="single" w:color="D9D4C5" w:sz="4"/>
               <w:left w:val="single" w:color="D9D4C5" w:sz="4"/>
@@ -5798,8 +6009,8 @@
               <w:rPr>
                 <w:rFonts w:ascii="Arial" w:cs="Arial" w:eastAsia="Arial" w:hAnsi="Arial"/>
                 <w:color w:val="1B2118"/>
-                <w:sz w:val="19"/>
-                <w:szCs w:val="19"/>
+                <w:sz w:val="18"/>
+                <w:szCs w:val="18"/>
               </w:rPr>
               <w:t xml:space="preserve">La Fondazione carica un documento visibile a voi</w:t>
             </w:r>
@@ -5812,7 +6023,7 @@
         </w:trPr>
         <w:tc>
           <w:tcPr>
-            <w:tcW w:type="dxa" w:w="4719"/>
+            <w:tcW w:type="dxa" w:w="4544"/>
             <w:tcBorders>
               <w:top w:val="single" w:color="D9D4C5" w:sz="4"/>
               <w:left w:val="single" w:color="D9D4C5" w:sz="4"/>
@@ -5835,8 +6046,8 @@
               <w:rPr>
                 <w:rFonts w:ascii="Arial" w:cs="Arial" w:eastAsia="Arial" w:hAnsi="Arial"/>
                 <w:color w:val="1B2118"/>
-                <w:sz w:val="19"/>
-                <w:szCs w:val="19"/>
+                <w:sz w:val="18"/>
+                <w:szCs w:val="18"/>
               </w:rPr>
               <w:t xml:space="preserve">Aperta la consultazione pubblica — fino al …</w:t>
             </w:r>
@@ -5844,7 +6055,7 @@
         </w:tc>
         <w:tc>
           <w:tcPr>
-            <w:tcW w:type="dxa" w:w="4919"/>
+            <w:tcW w:type="dxa" w:w="5094"/>
             <w:tcBorders>
               <w:top w:val="single" w:color="D9D4C5" w:sz="4"/>
               <w:left w:val="single" w:color="D9D4C5" w:sz="4"/>
@@ -5867,8 +6078,8 @@
               <w:rPr>
                 <w:rFonts w:ascii="Arial" w:cs="Arial" w:eastAsia="Arial" w:hAnsi="Arial"/>
                 <w:color w:val="1B2118"/>
-                <w:sz w:val="19"/>
-                <w:szCs w:val="19"/>
+                <w:sz w:val="18"/>
+                <w:szCs w:val="18"/>
               </w:rPr>
               <w:t xml:space="preserve">Inizia la consultazione sul vostro Progetto</w:t>
             </w:r>
@@ -5881,7 +6092,7 @@
         </w:trPr>
         <w:tc>
           <w:tcPr>
-            <w:tcW w:type="dxa" w:w="4719"/>
+            <w:tcW w:type="dxa" w:w="4544"/>
             <w:tcBorders>
               <w:top w:val="single" w:color="D9D4C5" w:sz="4"/>
               <w:left w:val="single" w:color="D9D4C5" w:sz="4"/>
@@ -5905,8 +6116,8 @@
               <w:rPr>
                 <w:rFonts w:ascii="Arial" w:cs="Arial" w:eastAsia="Arial" w:hAnsi="Arial"/>
                 <w:color w:val="1B2118"/>
-                <w:sz w:val="19"/>
-                <w:szCs w:val="19"/>
+                <w:sz w:val="18"/>
+                <w:szCs w:val="18"/>
               </w:rPr>
               <w:t xml:space="preserve">Scadenza vicina: «fase» (data)</w:t>
             </w:r>
@@ -5914,7 +6125,7 @@
         </w:tc>
         <w:tc>
           <w:tcPr>
-            <w:tcW w:type="dxa" w:w="4919"/>
+            <w:tcW w:type="dxa" w:w="5094"/>
             <w:tcBorders>
               <w:top w:val="single" w:color="D9D4C5" w:sz="4"/>
               <w:left w:val="single" w:color="D9D4C5" w:sz="4"/>
@@ -5938,8 +6149,8 @@
               <w:rPr>
                 <w:rFonts w:ascii="Arial" w:cs="Arial" w:eastAsia="Arial" w:hAnsi="Arial"/>
                 <w:color w:val="1B2118"/>
-                <w:sz w:val="19"/>
-                <w:szCs w:val="19"/>
+                <w:sz w:val="18"/>
+                <w:szCs w:val="18"/>
               </w:rPr>
               <w:t xml:space="preserve">Mancano 3 giorni o meno alla scadenza di una fase</w:t>
             </w:r>
@@ -5952,7 +6163,7 @@
         </w:trPr>
         <w:tc>
           <w:tcPr>
-            <w:tcW w:type="dxa" w:w="4719"/>
+            <w:tcW w:type="dxa" w:w="4544"/>
             <w:tcBorders>
               <w:top w:val="single" w:color="D9D4C5" w:sz="4"/>
               <w:left w:val="single" w:color="D9D4C5" w:sz="4"/>
@@ -5975,8 +6186,8 @@
               <w:rPr>
                 <w:rFonts w:ascii="Arial" w:cs="Arial" w:eastAsia="Arial" w:hAnsi="Arial"/>
                 <w:color w:val="1B2118"/>
-                <w:sz w:val="19"/>
-                <w:szCs w:val="19"/>
+                <w:sz w:val="18"/>
+                <w:szCs w:val="18"/>
               </w:rPr>
               <w:t xml:space="preserve">Fase scaduta: «fase»</w:t>
             </w:r>
@@ -5984,7 +6195,7 @@
         </w:tc>
         <w:tc>
           <w:tcPr>
-            <w:tcW w:type="dxa" w:w="4919"/>
+            <w:tcW w:type="dxa" w:w="5094"/>
             <w:tcBorders>
               <w:top w:val="single" w:color="D9D4C5" w:sz="4"/>
               <w:left w:val="single" w:color="D9D4C5" w:sz="4"/>
@@ -6007,8 +6218,8 @@
               <w:rPr>
                 <w:rFonts w:ascii="Arial" w:cs="Arial" w:eastAsia="Arial" w:hAnsi="Arial"/>
                 <w:color w:val="1B2118"/>
-                <w:sz w:val="19"/>
-                <w:szCs w:val="19"/>
+                <w:sz w:val="18"/>
+                <w:szCs w:val="18"/>
               </w:rPr>
               <w:t xml:space="preserve">La scadenza è passata</w:t>
             </w:r>
@@ -6021,7 +6232,7 @@
         </w:trPr>
         <w:tc>
           <w:tcPr>
-            <w:tcW w:type="dxa" w:w="4719"/>
+            <w:tcW w:type="dxa" w:w="4544"/>
             <w:tcBorders>
               <w:top w:val="single" w:color="D9D4C5" w:sz="4"/>
               <w:left w:val="single" w:color="D9D4C5" w:sz="4"/>
@@ -6045,8 +6256,8 @@
               <w:rPr>
                 <w:rFonts w:ascii="Arial" w:cs="Arial" w:eastAsia="Arial" w:hAnsi="Arial"/>
                 <w:color w:val="1B2118"/>
-                <w:sz w:val="19"/>
-                <w:szCs w:val="19"/>
+                <w:sz w:val="18"/>
+                <w:szCs w:val="18"/>
               </w:rPr>
               <w:t xml:space="preserve">Pratica sospesa, riattivata, annullata o chiusa</w:t>
             </w:r>
@@ -6054,7 +6265,7 @@
         </w:tc>
         <w:tc>
           <w:tcPr>
-            <w:tcW w:type="dxa" w:w="4919"/>
+            <w:tcW w:type="dxa" w:w="5094"/>
             <w:tcBorders>
               <w:top w:val="single" w:color="D9D4C5" w:sz="4"/>
               <w:left w:val="single" w:color="D9D4C5" w:sz="4"/>
@@ -6078,8 +6289,8 @@
               <w:rPr>
                 <w:rFonts w:ascii="Arial" w:cs="Arial" w:eastAsia="Arial" w:hAnsi="Arial"/>
                 <w:color w:val="1B2118"/>
-                <w:sz w:val="19"/>
-                <w:szCs w:val="19"/>
+                <w:sz w:val="18"/>
+                <w:szCs w:val="18"/>
               </w:rPr>
               <w:t xml:space="preserve">Cambia lo stato della pratica, con la motivazione</w:t>
             </w:r>
@@ -6162,7 +6373,7 @@
         </w:rPr>
         <w:t xml:space="preserve">, uguale per tutti gli enti. Il modello si scarica dalla pagina pubblica </w:t>
       </w:r>
-      <w:hyperlink w:history="1" r:id="rIdgnura6da6wmlmfqnrgwdj">
+      <w:hyperlink w:history="1" r:id="rIdjmglvrp1zwgirrxqbyvjy">
         <w:r>
           <w:rPr>
             <w:rFonts w:ascii="Arial" w:cs="Arial" w:eastAsia="Arial" w:hAnsi="Arial"/>
@@ -6477,9 +6688,9 @@
         <w:tblLayout w:type="fixed"/>
       </w:tblPr>
       <w:tblGrid>
-        <w:gridCol w:w="2131"/>
-        <w:gridCol w:w="5097"/>
-        <w:gridCol w:w="2410"/>
+        <w:gridCol w:w="3135"/>
+        <w:gridCol w:w="4294"/>
+        <w:gridCol w:w="2209"/>
       </w:tblGrid>
       <w:tr>
         <w:trPr>
@@ -6487,7 +6698,7 @@
         </w:trPr>
         <w:tc>
           <w:tcPr>
-            <w:tcW w:type="dxa" w:w="2131"/>
+            <w:tcW w:type="dxa" w:w="3135"/>
             <w:tcBorders>
               <w:top w:val="single" w:color="D9D4C5" w:sz="4"/>
               <w:left w:val="single" w:color="D9D4C5" w:sz="4"/>
@@ -6513,8 +6724,8 @@
                 <w:b/>
                 <w:bCs/>
                 <w:color w:val="FFFFFF"/>
-                <w:sz w:val="19"/>
-                <w:szCs w:val="19"/>
+                <w:sz w:val="18"/>
+                <w:szCs w:val="18"/>
               </w:rPr>
               <w:t xml:space="preserve">Foglio</w:t>
             </w:r>
@@ -6522,7 +6733,7 @@
         </w:tc>
         <w:tc>
           <w:tcPr>
-            <w:tcW w:type="dxa" w:w="5097"/>
+            <w:tcW w:type="dxa" w:w="4294"/>
             <w:tcBorders>
               <w:top w:val="single" w:color="D9D4C5" w:sz="4"/>
               <w:left w:val="single" w:color="D9D4C5" w:sz="4"/>
@@ -6548,8 +6759,8 @@
                 <w:b/>
                 <w:bCs/>
                 <w:color w:val="FFFFFF"/>
-                <w:sz w:val="19"/>
-                <w:szCs w:val="19"/>
+                <w:sz w:val="18"/>
+                <w:szCs w:val="18"/>
               </w:rPr>
               <w:t xml:space="preserve">Dati</w:t>
             </w:r>
@@ -6557,7 +6768,7 @@
         </w:tc>
         <w:tc>
           <w:tcPr>
-            <w:tcW w:type="dxa" w:w="2410"/>
+            <w:tcW w:type="dxa" w:w="2209"/>
             <w:tcBorders>
               <w:top w:val="single" w:color="D9D4C5" w:sz="4"/>
               <w:left w:val="single" w:color="D9D4C5" w:sz="4"/>
@@ -6583,8 +6794,8 @@
                 <w:b/>
                 <w:bCs/>
                 <w:color w:val="FFFFFF"/>
-                <w:sz w:val="19"/>
-                <w:szCs w:val="19"/>
+                <w:sz w:val="18"/>
+                <w:szCs w:val="18"/>
               </w:rPr>
               <w:t xml:space="preserve">Chi li fornisce di solito</w:t>
             </w:r>
@@ -6597,7 +6808,7 @@
         </w:trPr>
         <w:tc>
           <w:tcPr>
-            <w:tcW w:type="dxa" w:w="2131"/>
+            <w:tcW w:type="dxa" w:w="3135"/>
             <w:tcBorders>
               <w:top w:val="single" w:color="D9D4C5" w:sz="4"/>
               <w:left w:val="single" w:color="D9D4C5" w:sz="4"/>
@@ -6620,8 +6831,8 @@
               <w:rPr>
                 <w:rFonts w:ascii="Arial" w:cs="Arial" w:eastAsia="Arial" w:hAnsi="Arial"/>
                 <w:color w:val="1B2118"/>
-                <w:sz w:val="19"/>
-                <w:szCs w:val="19"/>
+                <w:sz w:val="18"/>
+                <w:szCs w:val="18"/>
               </w:rPr>
               <w:t xml:space="preserve">1_Anagrafica</w:t>
             </w:r>
@@ -6629,7 +6840,7 @@
         </w:tc>
         <w:tc>
           <w:tcPr>
-            <w:tcW w:type="dxa" w:w="5097"/>
+            <w:tcW w:type="dxa" w:w="4294"/>
             <w:tcBorders>
               <w:top w:val="single" w:color="D9D4C5" w:sz="4"/>
               <w:left w:val="single" w:color="D9D4C5" w:sz="4"/>
@@ -6652,8 +6863,8 @@
               <w:rPr>
                 <w:rFonts w:ascii="Arial" w:cs="Arial" w:eastAsia="Arial" w:hAnsi="Arial"/>
                 <w:color w:val="1B2118"/>
-                <w:sz w:val="19"/>
-                <w:szCs w:val="19"/>
+                <w:sz w:val="18"/>
+                <w:szCs w:val="18"/>
               </w:rPr>
               <w:t xml:space="preserve">Ente, anno, gestore, tariffa puntuale, ripartizione PEF</w:t>
             </w:r>
@@ -6661,7 +6872,7 @@
         </w:tc>
         <w:tc>
           <w:tcPr>
-            <w:tcW w:type="dxa" w:w="2410"/>
+            <w:tcW w:type="dxa" w:w="2209"/>
             <w:tcBorders>
               <w:top w:val="single" w:color="D9D4C5" w:sz="4"/>
               <w:left w:val="single" w:color="D9D4C5" w:sz="4"/>
@@ -6684,8 +6895,8 @@
               <w:rPr>
                 <w:rFonts w:ascii="Arial" w:cs="Arial" w:eastAsia="Arial" w:hAnsi="Arial"/>
                 <w:color w:val="1B2118"/>
-                <w:sz w:val="19"/>
-                <w:szCs w:val="19"/>
+                <w:sz w:val="18"/>
+                <w:szCs w:val="18"/>
               </w:rPr>
               <w:t xml:space="preserve">Comune</w:t>
             </w:r>
@@ -6698,7 +6909,7 @@
         </w:trPr>
         <w:tc>
           <w:tcPr>
-            <w:tcW w:type="dxa" w:w="2131"/>
+            <w:tcW w:type="dxa" w:w="3135"/>
             <w:tcBorders>
               <w:top w:val="single" w:color="D9D4C5" w:sz="4"/>
               <w:left w:val="single" w:color="D9D4C5" w:sz="4"/>
@@ -6722,8 +6933,8 @@
               <w:rPr>
                 <w:rFonts w:ascii="Arial" w:cs="Arial" w:eastAsia="Arial" w:hAnsi="Arial"/>
                 <w:color w:val="1B2118"/>
-                <w:sz w:val="19"/>
-                <w:szCs w:val="19"/>
+                <w:sz w:val="18"/>
+                <w:szCs w:val="18"/>
               </w:rPr>
               <w:t xml:space="preserve">2_Rifiuti</w:t>
             </w:r>
@@ -6731,7 +6942,7 @@
         </w:tc>
         <w:tc>
           <w:tcPr>
-            <w:tcW w:type="dxa" w:w="5097"/>
+            <w:tcW w:type="dxa" w:w="4294"/>
             <w:tcBorders>
               <w:top w:val="single" w:color="D9D4C5" w:sz="4"/>
               <w:left w:val="single" w:color="D9D4C5" w:sz="4"/>
@@ -6755,8 +6966,8 @@
               <w:rPr>
                 <w:rFonts w:ascii="Arial" w:cs="Arial" w:eastAsia="Arial" w:hAnsi="Arial"/>
                 <w:color w:val="1B2118"/>
-                <w:sz w:val="19"/>
-                <w:szCs w:val="19"/>
+                <w:sz w:val="18"/>
+                <w:szCs w:val="18"/>
               </w:rPr>
               <w:t xml:space="preserve">Tonnellate per codice EER (Catasto ISPRA, MUD, O.R.So.)</w:t>
             </w:r>
@@ -6764,7 +6975,7 @@
         </w:tc>
         <w:tc>
           <w:tcPr>
-            <w:tcW w:type="dxa" w:w="2410"/>
+            <w:tcW w:type="dxa" w:w="2209"/>
             <w:tcBorders>
               <w:top w:val="single" w:color="D9D4C5" w:sz="4"/>
               <w:left w:val="single" w:color="D9D4C5" w:sz="4"/>
@@ -6788,8 +6999,8 @@
               <w:rPr>
                 <w:rFonts w:ascii="Arial" w:cs="Arial" w:eastAsia="Arial" w:hAnsi="Arial"/>
                 <w:color w:val="1B2118"/>
-                <w:sz w:val="19"/>
-                <w:szCs w:val="19"/>
+                <w:sz w:val="18"/>
+                <w:szCs w:val="18"/>
               </w:rPr>
               <w:t xml:space="preserve">Comune o gestore</w:t>
             </w:r>
@@ -6802,7 +7013,7 @@
         </w:trPr>
         <w:tc>
           <w:tcPr>
-            <w:tcW w:type="dxa" w:w="2131"/>
+            <w:tcW w:type="dxa" w:w="3135"/>
             <w:tcBorders>
               <w:top w:val="single" w:color="D9D4C5" w:sz="4"/>
               <w:left w:val="single" w:color="D9D4C5" w:sz="4"/>
@@ -6825,8 +7036,8 @@
               <w:rPr>
                 <w:rFonts w:ascii="Arial" w:cs="Arial" w:eastAsia="Arial" w:hAnsi="Arial"/>
                 <w:color w:val="1B2118"/>
-                <w:sz w:val="19"/>
-                <w:szCs w:val="19"/>
+                <w:sz w:val="18"/>
+                <w:szCs w:val="18"/>
               </w:rPr>
               <w:t xml:space="preserve">3_Classi_domestiche</w:t>
             </w:r>
@@ -6834,7 +7045,7 @@
         </w:tc>
         <w:tc>
           <w:tcPr>
-            <w:tcW w:type="dxa" w:w="5097"/>
+            <w:tcW w:type="dxa" w:w="4294"/>
             <w:tcBorders>
               <w:top w:val="single" w:color="D9D4C5" w:sz="4"/>
               <w:left w:val="single" w:color="D9D4C5" w:sz="4"/>
@@ -6857,8 +7068,8 @@
               <w:rPr>
                 <w:rFonts w:ascii="Arial" w:cs="Arial" w:eastAsia="Arial" w:hAnsi="Arial"/>
                 <w:color w:val="1B2118"/>
-                <w:sz w:val="19"/>
-                <w:szCs w:val="19"/>
+                <w:sz w:val="18"/>
+                <w:szCs w:val="18"/>
               </w:rPr>
               <w:t xml:space="preserve">Classi, numero di utenze, coefficiente Kb</w:t>
             </w:r>
@@ -6866,7 +7077,7 @@
         </w:tc>
         <w:tc>
           <w:tcPr>
-            <w:tcW w:type="dxa" w:w="2410"/>
+            <w:tcW w:type="dxa" w:w="2209"/>
             <w:tcBorders>
               <w:top w:val="single" w:color="D9D4C5" w:sz="4"/>
               <w:left w:val="single" w:color="D9D4C5" w:sz="4"/>
@@ -6889,8 +7100,8 @@
               <w:rPr>
                 <w:rFonts w:ascii="Arial" w:cs="Arial" w:eastAsia="Arial" w:hAnsi="Arial"/>
                 <w:color w:val="1B2118"/>
-                <w:sz w:val="19"/>
-                <w:szCs w:val="19"/>
+                <w:sz w:val="18"/>
+                <w:szCs w:val="18"/>
               </w:rPr>
               <w:t xml:space="preserve">Comune (delibera TARI)</w:t>
             </w:r>
@@ -6903,7 +7114,7 @@
         </w:trPr>
         <w:tc>
           <w:tcPr>
-            <w:tcW w:type="dxa" w:w="2131"/>
+            <w:tcW w:type="dxa" w:w="3135"/>
             <w:tcBorders>
               <w:top w:val="single" w:color="D9D4C5" w:sz="4"/>
               <w:left w:val="single" w:color="D9D4C5" w:sz="4"/>
@@ -6927,8 +7138,8 @@
               <w:rPr>
                 <w:rFonts w:ascii="Arial" w:cs="Arial" w:eastAsia="Arial" w:hAnsi="Arial"/>
                 <w:color w:val="1B2118"/>
-                <w:sz w:val="19"/>
-                <w:szCs w:val="19"/>
+                <w:sz w:val="18"/>
+                <w:szCs w:val="18"/>
               </w:rPr>
               <w:t xml:space="preserve">4_Classi_non_domestiche</w:t>
             </w:r>
@@ -6936,7 +7147,7 @@
         </w:tc>
         <w:tc>
           <w:tcPr>
-            <w:tcW w:type="dxa" w:w="5097"/>
+            <w:tcW w:type="dxa" w:w="4294"/>
             <w:tcBorders>
               <w:top w:val="single" w:color="D9D4C5" w:sz="4"/>
               <w:left w:val="single" w:color="D9D4C5" w:sz="4"/>
@@ -6960,8 +7171,8 @@
               <w:rPr>
                 <w:rFonts w:ascii="Arial" w:cs="Arial" w:eastAsia="Arial" w:hAnsi="Arial"/>
                 <w:color w:val="1B2118"/>
-                <w:sz w:val="19"/>
-                <w:szCs w:val="19"/>
+                <w:sz w:val="18"/>
+                <w:szCs w:val="18"/>
               </w:rPr>
               <w:t xml:space="preserve">Categorie, numero, superficie, coefficiente Kd</w:t>
             </w:r>
@@ -6969,7 +7180,7 @@
         </w:tc>
         <w:tc>
           <w:tcPr>
-            <w:tcW w:type="dxa" w:w="2410"/>
+            <w:tcW w:type="dxa" w:w="2209"/>
             <w:tcBorders>
               <w:top w:val="single" w:color="D9D4C5" w:sz="4"/>
               <w:left w:val="single" w:color="D9D4C5" w:sz="4"/>
@@ -6993,8 +7204,8 @@
               <w:rPr>
                 <w:rFonts w:ascii="Arial" w:cs="Arial" w:eastAsia="Arial" w:hAnsi="Arial"/>
                 <w:color w:val="1B2118"/>
-                <w:sz w:val="19"/>
-                <w:szCs w:val="19"/>
+                <w:sz w:val="18"/>
+                <w:szCs w:val="18"/>
               </w:rPr>
               <w:t xml:space="preserve">Comune (delibera TARI)</w:t>
             </w:r>
@@ -7007,7 +7218,7 @@
         </w:trPr>
         <w:tc>
           <w:tcPr>
-            <w:tcW w:type="dxa" w:w="2131"/>
+            <w:tcW w:type="dxa" w:w="3135"/>
             <w:tcBorders>
               <w:top w:val="single" w:color="D9D4C5" w:sz="4"/>
               <w:left w:val="single" w:color="D9D4C5" w:sz="4"/>
@@ -7030,8 +7241,8 @@
               <w:rPr>
                 <w:rFonts w:ascii="Arial" w:cs="Arial" w:eastAsia="Arial" w:hAnsi="Arial"/>
                 <w:color w:val="1B2118"/>
-                <w:sz w:val="19"/>
-                <w:szCs w:val="19"/>
+                <w:sz w:val="18"/>
+                <w:szCs w:val="18"/>
               </w:rPr>
               <w:t xml:space="preserve">5_Conferimenti</w:t>
             </w:r>
@@ -7039,7 +7250,7 @@
         </w:tc>
         <w:tc>
           <w:tcPr>
-            <w:tcW w:type="dxa" w:w="5097"/>
+            <w:tcW w:type="dxa" w:w="4294"/>
             <w:tcBorders>
               <w:top w:val="single" w:color="D9D4C5" w:sz="4"/>
               <w:left w:val="single" w:color="D9D4C5" w:sz="4"/>
@@ -7062,8 +7273,8 @@
               <w:rPr>
                 <w:rFonts w:ascii="Arial" w:cs="Arial" w:eastAsia="Arial" w:hAnsi="Arial"/>
                 <w:color w:val="1B2118"/>
-                <w:sz w:val="19"/>
-                <w:szCs w:val="19"/>
+                <w:sz w:val="18"/>
+                <w:szCs w:val="18"/>
               </w:rPr>
               <w:t xml:space="preserve">Totali annui per utenza e tipo di rifiuto</w:t>
             </w:r>
@@ -7071,7 +7282,7 @@
         </w:tc>
         <w:tc>
           <w:tcPr>
-            <w:tcW w:type="dxa" w:w="2410"/>
+            <w:tcW w:type="dxa" w:w="2209"/>
             <w:tcBorders>
               <w:top w:val="single" w:color="D9D4C5" w:sz="4"/>
               <w:left w:val="single" w:color="D9D4C5" w:sz="4"/>
@@ -7094,8 +7305,8 @@
               <w:rPr>
                 <w:rFonts w:ascii="Arial" w:cs="Arial" w:eastAsia="Arial" w:hAnsi="Arial"/>
                 <w:color w:val="1B2118"/>
-                <w:sz w:val="19"/>
-                <w:szCs w:val="19"/>
+                <w:sz w:val="18"/>
+                <w:szCs w:val="18"/>
               </w:rPr>
               <w:t xml:space="preserve">Gestore</w:t>
             </w:r>
@@ -7108,7 +7319,7 @@
         </w:trPr>
         <w:tc>
           <w:tcPr>
-            <w:tcW w:type="dxa" w:w="2131"/>
+            <w:tcW w:type="dxa" w:w="3135"/>
             <w:tcBorders>
               <w:top w:val="single" w:color="D9D4C5" w:sz="4"/>
               <w:left w:val="single" w:color="D9D4C5" w:sz="4"/>
@@ -7132,8 +7343,8 @@
               <w:rPr>
                 <w:rFonts w:ascii="Arial" w:cs="Arial" w:eastAsia="Arial" w:hAnsi="Arial"/>
                 <w:color w:val="1B2118"/>
-                <w:sz w:val="19"/>
-                <w:szCs w:val="19"/>
+                <w:sz w:val="18"/>
+                <w:szCs w:val="18"/>
               </w:rPr>
               <w:t xml:space="preserve">6_Letture</w:t>
             </w:r>
@@ -7141,7 +7352,7 @@
         </w:tc>
         <w:tc>
           <w:tcPr>
-            <w:tcW w:type="dxa" w:w="5097"/>
+            <w:tcW w:type="dxa" w:w="4294"/>
             <w:tcBorders>
               <w:top w:val="single" w:color="D9D4C5" w:sz="4"/>
               <w:left w:val="single" w:color="D9D4C5" w:sz="4"/>
@@ -7165,8 +7376,8 @@
               <w:rPr>
                 <w:rFonts w:ascii="Arial" w:cs="Arial" w:eastAsia="Arial" w:hAnsi="Arial"/>
                 <w:color w:val="1B2118"/>
-                <w:sz w:val="19"/>
-                <w:szCs w:val="19"/>
+                <w:sz w:val="18"/>
+                <w:szCs w:val="18"/>
               </w:rPr>
               <w:t xml:space="preserve">In alternativa al 5: le singole letture</w:t>
             </w:r>
@@ -7174,7 +7385,7 @@
         </w:tc>
         <w:tc>
           <w:tcPr>
-            <w:tcW w:type="dxa" w:w="2410"/>
+            <w:tcW w:type="dxa" w:w="2209"/>
             <w:tcBorders>
               <w:top w:val="single" w:color="D9D4C5" w:sz="4"/>
               <w:left w:val="single" w:color="D9D4C5" w:sz="4"/>
@@ -7198,8 +7409,8 @@
               <w:rPr>
                 <w:rFonts w:ascii="Arial" w:cs="Arial" w:eastAsia="Arial" w:hAnsi="Arial"/>
                 <w:color w:val="1B2118"/>
-                <w:sz w:val="19"/>
-                <w:szCs w:val="19"/>
+                <w:sz w:val="18"/>
+                <w:szCs w:val="18"/>
               </w:rPr>
               <w:t xml:space="preserve">Gestore</w:t>
             </w:r>
@@ -7212,7 +7423,7 @@
         </w:trPr>
         <w:tc>
           <w:tcPr>
-            <w:tcW w:type="dxa" w:w="2131"/>
+            <w:tcW w:type="dxa" w:w="3135"/>
             <w:tcBorders>
               <w:top w:val="single" w:color="D9D4C5" w:sz="4"/>
               <w:left w:val="single" w:color="D9D4C5" w:sz="4"/>
@@ -7235,8 +7446,8 @@
               <w:rPr>
                 <w:rFonts w:ascii="Arial" w:cs="Arial" w:eastAsia="Arial" w:hAnsi="Arial"/>
                 <w:color w:val="1B2118"/>
-                <w:sz w:val="19"/>
-                <w:szCs w:val="19"/>
+                <w:sz w:val="18"/>
+                <w:szCs w:val="18"/>
               </w:rPr>
               <w:t xml:space="preserve">7_Riuso</w:t>
             </w:r>
@@ -7244,7 +7455,7 @@
         </w:tc>
         <w:tc>
           <w:tcPr>
-            <w:tcW w:type="dxa" w:w="5097"/>
+            <w:tcW w:type="dxa" w:w="4294"/>
             <w:tcBorders>
               <w:top w:val="single" w:color="D9D4C5" w:sz="4"/>
               <w:left w:val="single" w:color="D9D4C5" w:sz="4"/>
@@ -7267,8 +7478,8 @@
               <w:rPr>
                 <w:rFonts w:ascii="Arial" w:cs="Arial" w:eastAsia="Arial" w:hAnsi="Arial"/>
                 <w:color w:val="1B2118"/>
-                <w:sz w:val="19"/>
-                <w:szCs w:val="19"/>
+                <w:sz w:val="18"/>
+                <w:szCs w:val="18"/>
               </w:rPr>
               <w:t xml:space="preserve">Beni portati al centro del riuso</w:t>
             </w:r>
@@ -7276,7 +7487,7 @@
         </w:tc>
         <w:tc>
           <w:tcPr>
-            <w:tcW w:type="dxa" w:w="2410"/>
+            <w:tcW w:type="dxa" w:w="2209"/>
             <w:tcBorders>
               <w:top w:val="single" w:color="D9D4C5" w:sz="4"/>
               <w:left w:val="single" w:color="D9D4C5" w:sz="4"/>
@@ -7299,8 +7510,8 @@
               <w:rPr>
                 <w:rFonts w:ascii="Arial" w:cs="Arial" w:eastAsia="Arial" w:hAnsi="Arial"/>
                 <w:color w:val="1B2118"/>
-                <w:sz w:val="19"/>
-                <w:szCs w:val="19"/>
+                <w:sz w:val="18"/>
+                <w:szCs w:val="18"/>
               </w:rPr>
               <w:t xml:space="preserve">Gestore o centro del riuso</w:t>
             </w:r>
@@ -7814,7 +8025,7 @@
         <w:szCs w:val="16"/>
       </w:rPr>
       <w:tab/>
-      <w:t xml:space="preserve">Manuale Utente · Rev. 1.0 · 18/10/2026</w:t>
+      <w:t xml:space="preserve">Manuale Utente · Rev. 1.1 · 18/10/2026</w:t>
     </w:r>
   </w:p>
 </w:hdr>
@@ -7879,7 +8090,7 @@
         <w:szCs w:val="16"/>
       </w:rPr>
       <w:tab/>
-      <w:t xml:space="preserve">Manuale Utente · Rev. 1.0 · 18/10/2026</w:t>
+      <w:t xml:space="preserve">Manuale Utente · Rev. 1.1 · 18/10/2026</w:t>
     </w:r>
   </w:p>
 </w:hdr>
@@ -8261,5 +8472,22 @@
       <w:szCs w:val="34"/>
     </w:rPr>
   </w:style>
+  <w:style w:type="paragraph" w:styleId="Heading2">
+    <w:name w:val="Heading 2"/>
+    <w:basedOn w:val="Normal"/>
+    <w:next w:val="Normal"/>
+    <w:qFormat/>
+    <w:pPr>
+      <w:outlineLvl w:val="1"/>
+    </w:pPr>
+    <w:rPr>
+      <w:rFonts w:ascii="Arial" w:cs="Arial" w:eastAsia="Arial" w:hAnsi="Arial"/>
+      <w:b/>
+      <w:bCs/>
+      <w:color w:val="2F5D3A"/>
+      <w:sz w:val="25"/>
+      <w:szCs w:val="25"/>
+    </w:rPr>
+  </w:style>
 </w:styles>
 </file>
--- a/public/manuali/Manuale_Utente_Portale_CWP.docx
+++ b/public/manuali/Manuale_Utente_Portale_CWP.docx
@@ -302,7 +302,7 @@
                 <w:sz w:val="20"/>
                 <w:szCs w:val="20"/>
               </w:rPr>
-              <w:t xml:space="preserve">Rev. 1.1</w:t>
+              <w:t xml:space="preserve">Rev. 1.2</w:t>
             </w:r>
           </w:p>
         </w:tc>
@@ -719,7 +719,7 @@
                 <w:sz w:val="18"/>
                 <w:szCs w:val="18"/>
               </w:rPr>
-              <w:t xml:space="preserve">1.1</w:t>
+              <w:t xml:space="preserve">1.2</w:t>
             </w:r>
           </w:p>
         </w:tc>
@@ -783,7 +783,7 @@
                 <w:sz w:val="18"/>
                 <w:szCs w:val="18"/>
               </w:rPr>
-              <w:t xml:space="preserve">Voce di menu «Manuale» e pagina di download del manuale (capitolo 2).</w:t>
+              <w:t xml:space="preserve">Scelta della password al primo accesso, cambio password, recupero della password dimenticata; ritorno alla pratica dopo l'accesso da un link email.</w:t>
             </w:r>
           </w:p>
         </w:tc>
@@ -853,6 +853,142 @@
                 <w:sz w:val="18"/>
                 <w:szCs w:val="18"/>
               </w:rPr>
+              <w:t xml:space="preserve">1.1</w:t>
+            </w:r>
+          </w:p>
+        </w:tc>
+        <w:tc>
+          <w:tcPr>
+            <w:tcW w:type="dxa" w:w="1300"/>
+            <w:tcBorders>
+              <w:top w:val="single" w:color="D9D4C5" w:sz="4"/>
+              <w:left w:val="single" w:color="D9D4C5" w:sz="4"/>
+              <w:bottom w:val="single" w:color="D9D4C5" w:sz="4"/>
+              <w:right w:val="single" w:color="D9D4C5" w:sz="4"/>
+            </w:tcBorders>
+            <w:shd w:fill="F6F4EE" w:color="auto" w:val="clear"/>
+            <w:tcMar>
+              <w:top w:type="dxa" w:w="70"/>
+              <w:left w:type="dxa" w:w="110"/>
+              <w:bottom w:type="dxa" w:w="70"/>
+              <w:right w:type="dxa" w:w="110"/>
+            </w:tcMar>
+            <w:vAlign w:val="center"/>
+          </w:tcPr>
+          <w:p>
+            <w:pPr>
+              <w:spacing w:after="0" w:before="0"/>
+            </w:pPr>
+            <w:r>
+              <w:rPr>
+                <w:rFonts w:ascii="Arial" w:cs="Arial" w:eastAsia="Arial" w:hAnsi="Arial"/>
+                <w:color w:val="1B2118"/>
+                <w:sz w:val="18"/>
+                <w:szCs w:val="18"/>
+              </w:rPr>
+              <w:t xml:space="preserve">18/10/2026</w:t>
+            </w:r>
+          </w:p>
+        </w:tc>
+        <w:tc>
+          <w:tcPr>
+            <w:tcW w:type="dxa" w:w="5538"/>
+            <w:tcBorders>
+              <w:top w:val="single" w:color="D9D4C5" w:sz="4"/>
+              <w:left w:val="single" w:color="D9D4C5" w:sz="4"/>
+              <w:bottom w:val="single" w:color="D9D4C5" w:sz="4"/>
+              <w:right w:val="single" w:color="D9D4C5" w:sz="4"/>
+            </w:tcBorders>
+            <w:shd w:fill="F6F4EE" w:color="auto" w:val="clear"/>
+            <w:tcMar>
+              <w:top w:type="dxa" w:w="70"/>
+              <w:left w:type="dxa" w:w="110"/>
+              <w:bottom w:type="dxa" w:w="70"/>
+              <w:right w:type="dxa" w:w="110"/>
+            </w:tcMar>
+            <w:vAlign w:val="center"/>
+          </w:tcPr>
+          <w:p>
+            <w:pPr>
+              <w:spacing w:after="0" w:before="0"/>
+            </w:pPr>
+            <w:r>
+              <w:rPr>
+                <w:rFonts w:ascii="Arial" w:cs="Arial" w:eastAsia="Arial" w:hAnsi="Arial"/>
+                <w:color w:val="1B2118"/>
+                <w:sz w:val="18"/>
+                <w:szCs w:val="18"/>
+              </w:rPr>
+              <w:t xml:space="preserve">Voce di menu «Manuale» e pagina di download del manuale (capitolo 2).</w:t>
+            </w:r>
+          </w:p>
+        </w:tc>
+        <w:tc>
+          <w:tcPr>
+            <w:tcW w:type="dxa" w:w="2000"/>
+            <w:tcBorders>
+              <w:top w:val="single" w:color="D9D4C5" w:sz="4"/>
+              <w:left w:val="single" w:color="D9D4C5" w:sz="4"/>
+              <w:bottom w:val="single" w:color="D9D4C5" w:sz="4"/>
+              <w:right w:val="single" w:color="D9D4C5" w:sz="4"/>
+            </w:tcBorders>
+            <w:shd w:fill="F6F4EE" w:color="auto" w:val="clear"/>
+            <w:tcMar>
+              <w:top w:type="dxa" w:w="70"/>
+              <w:left w:type="dxa" w:w="110"/>
+              <w:bottom w:type="dxa" w:w="70"/>
+              <w:right w:type="dxa" w:w="110"/>
+            </w:tcMar>
+            <w:vAlign w:val="center"/>
+          </w:tcPr>
+          <w:p>
+            <w:pPr>
+              <w:spacing w:after="0" w:before="0"/>
+            </w:pPr>
+            <w:r>
+              <w:rPr>
+                <w:rFonts w:ascii="Arial" w:cs="Arial" w:eastAsia="Arial" w:hAnsi="Arial"/>
+                <w:color w:val="1B2118"/>
+                <w:sz w:val="18"/>
+                <w:szCs w:val="18"/>
+              </w:rPr>
+              <w:t xml:space="preserve">Fondazione Operate</w:t>
+            </w:r>
+          </w:p>
+        </w:tc>
+      </w:tr>
+      <w:tr>
+        <w:trPr>
+          <w:cantSplit/>
+        </w:trPr>
+        <w:tc>
+          <w:tcPr>
+            <w:tcW w:type="dxa" w:w="800"/>
+            <w:tcBorders>
+              <w:top w:val="single" w:color="D9D4C5" w:sz="4"/>
+              <w:left w:val="single" w:color="D9D4C5" w:sz="4"/>
+              <w:bottom w:val="single" w:color="D9D4C5" w:sz="4"/>
+              <w:right w:val="single" w:color="D9D4C5" w:sz="4"/>
+            </w:tcBorders>
+            <w:tcMar>
+              <w:top w:type="dxa" w:w="70"/>
+              <w:left w:type="dxa" w:w="110"/>
+              <w:bottom w:type="dxa" w:w="70"/>
+              <w:right w:type="dxa" w:w="110"/>
+            </w:tcMar>
+            <w:vAlign w:val="center"/>
+          </w:tcPr>
+          <w:p>
+            <w:pPr>
+              <w:spacing w:after="0" w:before="0"/>
+            </w:pPr>
+            <w:r>
+              <w:rPr>
+                <w:rFonts w:ascii="Arial" w:cs="Arial" w:eastAsia="Arial" w:hAnsi="Arial"/>
+                <w:color w:val="1B2118"/>
+                <w:sz w:val="18"/>
+                <w:szCs w:val="18"/>
+              </w:rPr>
               <w:t xml:space="preserve">1.0</w:t>
             </w:r>
           </w:p>
@@ -866,7 +1002,6 @@
               <w:bottom w:val="single" w:color="D9D4C5" w:sz="4"/>
               <w:right w:val="single" w:color="D9D4C5" w:sz="4"/>
             </w:tcBorders>
-            <w:shd w:fill="F6F4EE" w:color="auto" w:val="clear"/>
             <w:tcMar>
               <w:top w:type="dxa" w:w="70"/>
               <w:left w:type="dxa" w:w="110"/>
@@ -899,7 +1034,6 @@
               <w:bottom w:val="single" w:color="D9D4C5" w:sz="4"/>
               <w:right w:val="single" w:color="D9D4C5" w:sz="4"/>
             </w:tcBorders>
-            <w:shd w:fill="F6F4EE" w:color="auto" w:val="clear"/>
             <w:tcMar>
               <w:top w:type="dxa" w:w="70"/>
               <w:left w:type="dxa" w:w="110"/>
@@ -932,7 +1066,6 @@
               <w:bottom w:val="single" w:color="D9D4C5" w:sz="4"/>
               <w:right w:val="single" w:color="D9D4C5" w:sz="4"/>
             </w:tcBorders>
-            <w:shd w:fill="F6F4EE" w:color="auto" w:val="clear"/>
             <w:tcMar>
               <w:top w:type="dxa" w:w="70"/>
               <w:left w:type="dxa" w:w="110"/>
@@ -974,7 +1107,7 @@
           <w:sz w:val="20"/>
           <w:szCs w:val="20"/>
         </w:rPr>
-        <w:t xml:space="preserve">Questo documento descrive il portale alla revisione 1.1 del 18/10/2026. A ogni modifica del portale il manuale viene aggiornato e la revisione incrementata; la versione corrente si scarica dal portale.</w:t>
+        <w:t xml:space="preserve">Questo documento descrive il portale alla revisione 1.2 del 18/10/2026. A ogni modifica del portale il manuale viene aggiornato e la revisione incrementata; la versione corrente si scarica dal portale.</w:t>
       </w:r>
     </w:p>
     <w:p>
@@ -1550,7 +1683,7 @@
         </w:rPr>
         <w:t xml:space="preserve"> un computer o tablet con un browser aggiornato (Chrome, Edge, Firefox, Safari) e le credenziali fornite dalla Fondazione. Indirizzo del portale: </w:t>
       </w:r>
-      <w:hyperlink w:history="1" r:id="rIdczh6in1he1xfupovzdulo">
+      <w:hyperlink w:history="1" r:id="rIddev4tjqhpzc3_5whey1rt">
         <w:r>
           <w:rPr>
             <w:rFonts w:ascii="Arial" w:cs="Arial" w:eastAsia="Arial" w:hAnsi="Arial"/>
@@ -1651,7 +1784,7 @@
           <w:sz w:val="21"/>
           <w:szCs w:val="21"/>
         </w:rPr>
-        <w:t xml:space="preserve">Le credenziali (email e password provvisoria) vi vengono fornite da Fondazione Operate.</w:t>
+        <w:t xml:space="preserve">Le credenziali (email e password temporanea) vi vengono fornite da Fondazione Operate.</w:t>
       </w:r>
     </w:p>
     <w:p>
@@ -1672,7 +1805,7 @@
         </w:rPr>
         <w:t xml:space="preserve">Aprite </w:t>
       </w:r>
-      <w:hyperlink w:history="1" r:id="rId9d2ha2myebmcdtk7m2thb">
+      <w:hyperlink w:history="1" r:id="rIdzgv46meh7fq3j0e-q7xhp">
         <w:r>
           <w:rPr>
             <w:rFonts w:ascii="Arial" w:cs="Arial" w:eastAsia="Arial" w:hAnsi="Arial"/>
@@ -1808,6 +1941,65 @@
           <w:sz w:val="21"/>
           <w:szCs w:val="21"/>
         </w:rPr>
+        <w:t xml:space="preserve">Al primo accesso compare la pagina </w:t>
+      </w:r>
+      <w:r>
+        <w:rPr>
+          <w:rFonts w:ascii="Arial" w:cs="Arial" w:eastAsia="Arial" w:hAnsi="Arial"/>
+          <w:b/>
+          <w:bCs/>
+          <w:color w:val="1B2118"/>
+          <w:sz w:val="21"/>
+          <w:szCs w:val="21"/>
+        </w:rPr>
+        <w:t xml:space="preserve">Scegli la tua password</w:t>
+      </w:r>
+      <w:r>
+        <w:rPr>
+          <w:rFonts w:ascii="Arial" w:cs="Arial" w:eastAsia="Arial" w:hAnsi="Arial"/>
+          <w:color w:val="1B2118"/>
+          <w:sz w:val="21"/>
+          <w:szCs w:val="21"/>
+        </w:rPr>
+        <w:t xml:space="preserve">: scrivete due volte una password personale e premete </w:t>
+      </w:r>
+      <w:r>
+        <w:rPr>
+          <w:rFonts w:ascii="Arial" w:cs="Arial" w:eastAsia="Arial" w:hAnsi="Arial"/>
+          <w:b/>
+          <w:bCs/>
+          <w:color w:val="1B2118"/>
+          <w:sz w:val="21"/>
+          <w:szCs w:val="21"/>
+        </w:rPr>
+        <w:t xml:space="preserve">Salva la password</w:t>
+      </w:r>
+      <w:r>
+        <w:rPr>
+          <w:rFonts w:ascii="Arial" w:cs="Arial" w:eastAsia="Arial" w:hAnsi="Arial"/>
+          <w:color w:val="1B2118"/>
+          <w:sz w:val="21"/>
+          <w:szCs w:val="21"/>
+        </w:rPr>
+        <w:t xml:space="preserve">. Finché non lo fate il portale non vi lascia proseguire.</w:t>
+      </w:r>
+    </w:p>
+    <w:p>
+      <w:pPr>
+        <w:pStyle w:val="ListParagraph"/>
+        <w:numPr>
+          <w:ilvl w:val="0"/>
+          <w:numId w:val="3"/>
+        </w:numPr>
+        <w:spacing w:after="70" w:line="290"/>
+      </w:pPr>
+      <w:r>
+        <w:rPr>
+          <w:rFonts w:ascii="Arial" w:cs="Arial" w:eastAsia="Arial" w:hAnsi="Arial"/>
+          <w:color w:val="1B2118"/>
+          <w:sz w:val="21"/>
+          <w:szCs w:val="21"/>
+        </w:rPr>
         <w:t xml:space="preserve">Si apre la pagina </w:t>
       </w:r>
       <w:r>
@@ -1835,6 +2027,31 @@
       <w:pPr>
         <w:spacing w:after="60"/>
       </w:pPr>
+    </w:p>
+    <w:p>
+      <w:pPr>
+        <w:spacing w:after="140" w:line="300"/>
+      </w:pPr>
+      <w:r>
+        <w:rPr>
+          <w:rFonts w:ascii="Arial" w:cs="Arial" w:eastAsia="Arial" w:hAnsi="Arial"/>
+          <w:b/>
+          <w:bCs/>
+          <w:color w:val="1B2118"/>
+          <w:sz w:val="21"/>
+          <w:szCs w:val="21"/>
+        </w:rPr>
+        <w:t xml:space="preserve">Regole per la password:</w:t>
+      </w:r>
+      <w:r>
+        <w:rPr>
+          <w:rFonts w:ascii="Arial" w:cs="Arial" w:eastAsia="Arial" w:hAnsi="Arial"/>
+          <w:color w:val="1B2118"/>
+          <w:sz w:val="21"/>
+          <w:szCs w:val="21"/>
+        </w:rPr>
+        <w:t xml:space="preserve"> almeno 10 caratteri, con almeno una lettera e un numero, senza il vostro indirizzo email. Usate una password che non adoperate per altri servizi.</w:t>
+      </w:r>
     </w:p>
     <w:p>
       <w:pPr>
@@ -1947,7 +2164,27 @@
           <w:sz w:val="21"/>
           <w:szCs w:val="21"/>
         </w:rPr>
-        <w:t xml:space="preserve">, il vostro indirizzo email e il pulsante </w:t>
+        <w:t xml:space="preserve">, il vostro indirizzo email con il collegamento </w:t>
+      </w:r>
+      <w:r>
+        <w:rPr>
+          <w:rFonts w:ascii="Arial" w:cs="Arial" w:eastAsia="Arial" w:hAnsi="Arial"/>
+          <w:b/>
+          <w:bCs/>
+          <w:color w:val="1B2118"/>
+          <w:sz w:val="21"/>
+          <w:szCs w:val="21"/>
+        </w:rPr>
+        <w:t xml:space="preserve">Cambia password</w:t>
+      </w:r>
+      <w:r>
+        <w:rPr>
+          <w:rFonts w:ascii="Arial" w:cs="Arial" w:eastAsia="Arial" w:hAnsi="Arial"/>
+          <w:color w:val="1B2118"/>
+          <w:sz w:val="21"/>
+          <w:szCs w:val="21"/>
+        </w:rPr>
+        <w:t xml:space="preserve"> e il pulsante </w:t>
       </w:r>
       <w:r>
         <w:rPr>
@@ -2367,16 +2604,247 @@
           <w:sz w:val="21"/>
           <w:szCs w:val="21"/>
         </w:rPr>
-        <w:t xml:space="preserve">Password dimenticata o da cambiare.</w:t>
-      </w:r>
-      <w:r>
-        <w:rPr>
-          <w:rFonts w:ascii="Arial" w:cs="Arial" w:eastAsia="Arial" w:hAnsi="Arial"/>
-          <w:color w:val="1B2118"/>
-          <w:sz w:val="21"/>
-          <w:szCs w:val="21"/>
-        </w:rPr>
-        <w:t xml:space="preserve"> Al momento il portale non ha la funzione «password dimenticata» né il cambio password: scrivete a Fondazione Operate, che vi assegnerà una nuova password provvisoria.</w:t>
+        <w:t xml:space="preserve">Cambiare la password.</w:t>
+      </w:r>
+      <w:r>
+        <w:rPr>
+          <w:rFonts w:ascii="Arial" w:cs="Arial" w:eastAsia="Arial" w:hAnsi="Arial"/>
+          <w:color w:val="1B2118"/>
+          <w:sz w:val="21"/>
+          <w:szCs w:val="21"/>
+        </w:rPr>
+        <w:t xml:space="preserve"> Fate clic sul vostro indirizzo email in alto (sotto c'è scritto </w:t>
+      </w:r>
+      <w:r>
+        <w:rPr>
+          <w:rFonts w:ascii="Arial" w:cs="Arial" w:eastAsia="Arial" w:hAnsi="Arial"/>
+          <w:b/>
+          <w:bCs/>
+          <w:color w:val="1B2118"/>
+          <w:sz w:val="21"/>
+          <w:szCs w:val="21"/>
+        </w:rPr>
+        <w:t xml:space="preserve">Cambia password</w:t>
+      </w:r>
+      <w:r>
+        <w:rPr>
+          <w:rFonts w:ascii="Arial" w:cs="Arial" w:eastAsia="Arial" w:hAnsi="Arial"/>
+          <w:color w:val="1B2118"/>
+          <w:sz w:val="21"/>
+          <w:szCs w:val="21"/>
+        </w:rPr>
+        <w:t xml:space="preserve">), inserite la password attuale e due volte quella nuova, poi premete </w:t>
+      </w:r>
+      <w:r>
+        <w:rPr>
+          <w:rFonts w:ascii="Arial" w:cs="Arial" w:eastAsia="Arial" w:hAnsi="Arial"/>
+          <w:b/>
+          <w:bCs/>
+          <w:color w:val="1B2118"/>
+          <w:sz w:val="21"/>
+          <w:szCs w:val="21"/>
+        </w:rPr>
+        <w:t xml:space="preserve">Salva la password</w:t>
+      </w:r>
+      <w:r>
+        <w:rPr>
+          <w:rFonts w:ascii="Arial" w:cs="Arial" w:eastAsia="Arial" w:hAnsi="Arial"/>
+          <w:color w:val="1B2118"/>
+          <w:sz w:val="21"/>
+          <w:szCs w:val="21"/>
+        </w:rPr>
+        <w:t xml:space="preserve">.</w:t>
+      </w:r>
+    </w:p>
+    <w:p>
+      <w:pPr>
+        <w:spacing w:after="140" w:line="300"/>
+      </w:pPr>
+      <w:r>
+        <w:rPr>
+          <w:rFonts w:ascii="Arial" w:cs="Arial" w:eastAsia="Arial" w:hAnsi="Arial"/>
+          <w:b/>
+          <w:bCs/>
+          <w:color w:val="1B2118"/>
+          <w:sz w:val="21"/>
+          <w:szCs w:val="21"/>
+        </w:rPr>
+        <w:t xml:space="preserve">Password dimenticata.</w:t>
+      </w:r>
+    </w:p>
+    <w:p>
+      <w:pPr>
+        <w:pStyle w:val="ListParagraph"/>
+        <w:numPr>
+          <w:ilvl w:val="0"/>
+          <w:numId w:val="4"/>
+        </w:numPr>
+        <w:spacing w:after="70" w:line="290"/>
+      </w:pPr>
+      <w:r>
+        <w:rPr>
+          <w:rFonts w:ascii="Arial" w:cs="Arial" w:eastAsia="Arial" w:hAnsi="Arial"/>
+          <w:color w:val="1B2118"/>
+          <w:sz w:val="21"/>
+          <w:szCs w:val="21"/>
+        </w:rPr>
+        <w:t xml:space="preserve">Nella pagina di accesso premete </w:t>
+      </w:r>
+      <w:r>
+        <w:rPr>
+          <w:rFonts w:ascii="Arial" w:cs="Arial" w:eastAsia="Arial" w:hAnsi="Arial"/>
+          <w:b/>
+          <w:bCs/>
+          <w:color w:val="1B2118"/>
+          <w:sz w:val="21"/>
+          <w:szCs w:val="21"/>
+        </w:rPr>
+        <w:t xml:space="preserve">Password dimenticata?</w:t>
+      </w:r>
+      <w:r>
+        <w:rPr>
+          <w:rFonts w:ascii="Arial" w:cs="Arial" w:eastAsia="Arial" w:hAnsi="Arial"/>
+          <w:color w:val="1B2118"/>
+          <w:sz w:val="21"/>
+          <w:szCs w:val="21"/>
+        </w:rPr>
+        <w:t xml:space="preserve">.</w:t>
+      </w:r>
+    </w:p>
+    <w:p>
+      <w:pPr>
+        <w:pStyle w:val="ListParagraph"/>
+        <w:numPr>
+          <w:ilvl w:val="0"/>
+          <w:numId w:val="4"/>
+        </w:numPr>
+        <w:spacing w:after="70" w:line="290"/>
+      </w:pPr>
+      <w:r>
+        <w:rPr>
+          <w:rFonts w:ascii="Arial" w:cs="Arial" w:eastAsia="Arial" w:hAnsi="Arial"/>
+          <w:color w:val="1B2118"/>
+          <w:sz w:val="21"/>
+          <w:szCs w:val="21"/>
+        </w:rPr>
+        <w:t xml:space="preserve">Inserite la vostra email e premete </w:t>
+      </w:r>
+      <w:r>
+        <w:rPr>
+          <w:rFonts w:ascii="Arial" w:cs="Arial" w:eastAsia="Arial" w:hAnsi="Arial"/>
+          <w:b/>
+          <w:bCs/>
+          <w:color w:val="1B2118"/>
+          <w:sz w:val="21"/>
+          <w:szCs w:val="21"/>
+        </w:rPr>
+        <w:t xml:space="preserve">Invia il collegamento</w:t>
+      </w:r>
+      <w:r>
+        <w:rPr>
+          <w:rFonts w:ascii="Arial" w:cs="Arial" w:eastAsia="Arial" w:hAnsi="Arial"/>
+          <w:color w:val="1B2118"/>
+          <w:sz w:val="21"/>
+          <w:szCs w:val="21"/>
+        </w:rPr>
+        <w:t xml:space="preserve">.</w:t>
+      </w:r>
+    </w:p>
+    <w:p>
+      <w:pPr>
+        <w:pStyle w:val="ListParagraph"/>
+        <w:numPr>
+          <w:ilvl w:val="0"/>
+          <w:numId w:val="4"/>
+        </w:numPr>
+        <w:spacing w:after="70" w:line="290"/>
+      </w:pPr>
+      <w:r>
+        <w:rPr>
+          <w:rFonts w:ascii="Arial" w:cs="Arial" w:eastAsia="Arial" w:hAnsi="Arial"/>
+          <w:color w:val="1B2118"/>
+          <w:sz w:val="21"/>
+          <w:szCs w:val="21"/>
+        </w:rPr>
+        <w:t xml:space="preserve">Aprite l'email ricevuta e fate clic sul collegamento: si apre la pagina </w:t>
+      </w:r>
+      <w:r>
+        <w:rPr>
+          <w:rFonts w:ascii="Arial" w:cs="Arial" w:eastAsia="Arial" w:hAnsi="Arial"/>
+          <w:b/>
+          <w:bCs/>
+          <w:color w:val="1B2118"/>
+          <w:sz w:val="21"/>
+          <w:szCs w:val="21"/>
+        </w:rPr>
+        <w:t xml:space="preserve">Nuova password</w:t>
+      </w:r>
+      <w:r>
+        <w:rPr>
+          <w:rFonts w:ascii="Arial" w:cs="Arial" w:eastAsia="Arial" w:hAnsi="Arial"/>
+          <w:color w:val="1B2118"/>
+          <w:sz w:val="21"/>
+          <w:szCs w:val="21"/>
+        </w:rPr>
+        <w:t xml:space="preserve">.</w:t>
+      </w:r>
+    </w:p>
+    <w:p>
+      <w:pPr>
+        <w:pStyle w:val="ListParagraph"/>
+        <w:numPr>
+          <w:ilvl w:val="0"/>
+          <w:numId w:val="4"/>
+        </w:numPr>
+        <w:spacing w:after="70" w:line="290"/>
+      </w:pPr>
+      <w:r>
+        <w:rPr>
+          <w:rFonts w:ascii="Arial" w:cs="Arial" w:eastAsia="Arial" w:hAnsi="Arial"/>
+          <w:color w:val="1B2118"/>
+          <w:sz w:val="21"/>
+          <w:szCs w:val="21"/>
+        </w:rPr>
+        <w:t xml:space="preserve">Scrivete due volte la nuova password e premete </w:t>
+      </w:r>
+      <w:r>
+        <w:rPr>
+          <w:rFonts w:ascii="Arial" w:cs="Arial" w:eastAsia="Arial" w:hAnsi="Arial"/>
+          <w:b/>
+          <w:bCs/>
+          <w:color w:val="1B2118"/>
+          <w:sz w:val="21"/>
+          <w:szCs w:val="21"/>
+        </w:rPr>
+        <w:t xml:space="preserve">Salva la password</w:t>
+      </w:r>
+      <w:r>
+        <w:rPr>
+          <w:rFonts w:ascii="Arial" w:cs="Arial" w:eastAsia="Arial" w:hAnsi="Arial"/>
+          <w:color w:val="1B2118"/>
+          <w:sz w:val="21"/>
+          <w:szCs w:val="21"/>
+        </w:rPr>
+        <w:t xml:space="preserve">.</w:t>
+      </w:r>
+    </w:p>
+    <w:p>
+      <w:pPr>
+        <w:spacing w:after="60"/>
+      </w:pPr>
+    </w:p>
+    <w:p>
+      <w:pPr>
+        <w:spacing w:after="140" w:line="300"/>
+      </w:pPr>
+      <w:r>
+        <w:rPr>
+          <w:rFonts w:ascii="Arial" w:cs="Arial" w:eastAsia="Arial" w:hAnsi="Arial"/>
+          <w:color w:val="1B2118"/>
+          <w:sz w:val="21"/>
+          <w:szCs w:val="21"/>
+        </w:rPr>
+        <w:t xml:space="preserve">Il collegamento vale una sola volta e per un tempo limitato; se è scaduto compare «Collegamento non valido» e basta richiederne un altro. Se l'email non arriva, controllate la posta indesiderata oppure chiedete a Fondazione Operate una password temporanea.</w:t>
       </w:r>
     </w:p>
     <w:p>
@@ -2932,7 +3400,7 @@
         <w:pStyle w:val="ListParagraph"/>
         <w:numPr>
           <w:ilvl w:val="0"/>
-          <w:numId w:val="4"/>
+          <w:numId w:val="5"/>
         </w:numPr>
         <w:spacing w:after="70" w:line="290"/>
       </w:pPr>
@@ -2953,7 +3421,7 @@
         <w:pStyle w:val="ListParagraph"/>
         <w:numPr>
           <w:ilvl w:val="0"/>
-          <w:numId w:val="4"/>
+          <w:numId w:val="5"/>
         </w:numPr>
         <w:spacing w:after="70" w:line="290"/>
       </w:pPr>
@@ -2974,7 +3442,7 @@
         <w:pStyle w:val="ListParagraph"/>
         <w:numPr>
           <w:ilvl w:val="0"/>
-          <w:numId w:val="4"/>
+          <w:numId w:val="5"/>
         </w:numPr>
         <w:spacing w:after="70" w:line="290"/>
       </w:pPr>
@@ -2995,7 +3463,7 @@
         <w:pStyle w:val="ListParagraph"/>
         <w:numPr>
           <w:ilvl w:val="0"/>
-          <w:numId w:val="4"/>
+          <w:numId w:val="5"/>
         </w:numPr>
         <w:spacing w:after="70" w:line="290"/>
       </w:pPr>
@@ -3016,7 +3484,7 @@
         <w:pStyle w:val="ListParagraph"/>
         <w:numPr>
           <w:ilvl w:val="0"/>
-          <w:numId w:val="4"/>
+          <w:numId w:val="5"/>
         </w:numPr>
         <w:spacing w:after="70" w:line="290"/>
       </w:pPr>
@@ -3037,7 +3505,7 @@
         <w:pStyle w:val="ListParagraph"/>
         <w:numPr>
           <w:ilvl w:val="0"/>
-          <w:numId w:val="4"/>
+          <w:numId w:val="5"/>
         </w:numPr>
         <w:spacing w:after="70" w:line="290"/>
       </w:pPr>
@@ -3058,7 +3526,7 @@
         <w:pStyle w:val="ListParagraph"/>
         <w:numPr>
           <w:ilvl w:val="0"/>
-          <w:numId w:val="4"/>
+          <w:numId w:val="5"/>
         </w:numPr>
         <w:spacing w:after="70" w:line="290"/>
       </w:pPr>
@@ -3621,7 +4089,7 @@
         <w:pStyle w:val="ListParagraph"/>
         <w:numPr>
           <w:ilvl w:val="0"/>
-          <w:numId w:val="5"/>
+          <w:numId w:val="6"/>
         </w:numPr>
         <w:spacing w:after="70" w:line="290"/>
       </w:pPr>
@@ -3640,7 +4108,7 @@
         <w:pStyle w:val="ListParagraph"/>
         <w:numPr>
           <w:ilvl w:val="0"/>
-          <w:numId w:val="5"/>
+          <w:numId w:val="6"/>
         </w:numPr>
         <w:spacing w:after="70" w:line="290"/>
       </w:pPr>
@@ -3679,7 +4147,7 @@
         <w:pStyle w:val="ListParagraph"/>
         <w:numPr>
           <w:ilvl w:val="0"/>
-          <w:numId w:val="5"/>
+          <w:numId w:val="6"/>
         </w:numPr>
         <w:spacing w:after="70" w:line="290"/>
       </w:pPr>
@@ -4427,7 +4895,7 @@
         <w:pStyle w:val="ListParagraph"/>
         <w:numPr>
           <w:ilvl w:val="0"/>
-          <w:numId w:val="6"/>
+          <w:numId w:val="7"/>
         </w:numPr>
         <w:spacing w:after="70" w:line="290"/>
       </w:pPr>
@@ -4486,7 +4954,7 @@
         <w:pStyle w:val="ListParagraph"/>
         <w:numPr>
           <w:ilvl w:val="0"/>
-          <w:numId w:val="6"/>
+          <w:numId w:val="7"/>
         </w:numPr>
         <w:spacing w:after="70" w:line="290"/>
       </w:pPr>
@@ -4505,7 +4973,7 @@
         <w:pStyle w:val="ListParagraph"/>
         <w:numPr>
           <w:ilvl w:val="0"/>
-          <w:numId w:val="6"/>
+          <w:numId w:val="7"/>
         </w:numPr>
         <w:spacing w:after="70" w:line="290"/>
       </w:pPr>
@@ -4544,7 +5012,7 @@
         <w:pStyle w:val="ListParagraph"/>
         <w:numPr>
           <w:ilvl w:val="0"/>
-          <w:numId w:val="6"/>
+          <w:numId w:val="7"/>
         </w:numPr>
         <w:spacing w:after="70" w:line="290"/>
       </w:pPr>
@@ -4583,7 +5051,7 @@
         <w:pStyle w:val="ListParagraph"/>
         <w:numPr>
           <w:ilvl w:val="0"/>
-          <w:numId w:val="6"/>
+          <w:numId w:val="7"/>
         </w:numPr>
         <w:spacing w:after="70" w:line="290"/>
       </w:pPr>
@@ -4853,7 +5321,7 @@
         <w:pStyle w:val="ListParagraph"/>
         <w:numPr>
           <w:ilvl w:val="0"/>
-          <w:numId w:val="7"/>
+          <w:numId w:val="8"/>
         </w:numPr>
         <w:spacing w:after="70" w:line="290"/>
       </w:pPr>
@@ -4892,7 +5360,7 @@
         <w:pStyle w:val="ListParagraph"/>
         <w:numPr>
           <w:ilvl w:val="0"/>
-          <w:numId w:val="7"/>
+          <w:numId w:val="8"/>
         </w:numPr>
         <w:spacing w:after="70" w:line="290"/>
       </w:pPr>
@@ -4911,7 +5379,7 @@
         <w:pStyle w:val="ListParagraph"/>
         <w:numPr>
           <w:ilvl w:val="0"/>
-          <w:numId w:val="7"/>
+          <w:numId w:val="8"/>
         </w:numPr>
         <w:spacing w:after="70" w:line="290"/>
       </w:pPr>
@@ -5100,7 +5568,7 @@
         <w:pStyle w:val="ListParagraph"/>
         <w:numPr>
           <w:ilvl w:val="0"/>
-          <w:numId w:val="8"/>
+          <w:numId w:val="9"/>
         </w:numPr>
         <w:spacing w:after="70" w:line="290"/>
       </w:pPr>
@@ -5139,7 +5607,7 @@
         <w:pStyle w:val="ListParagraph"/>
         <w:numPr>
           <w:ilvl w:val="0"/>
-          <w:numId w:val="8"/>
+          <w:numId w:val="9"/>
         </w:numPr>
         <w:spacing w:after="70" w:line="290"/>
       </w:pPr>
@@ -5158,7 +5626,7 @@
         <w:pStyle w:val="ListParagraph"/>
         <w:numPr>
           <w:ilvl w:val="0"/>
-          <w:numId w:val="8"/>
+          <w:numId w:val="9"/>
         </w:numPr>
         <w:spacing w:after="70" w:line="290"/>
       </w:pPr>
@@ -5177,7 +5645,7 @@
         <w:pStyle w:val="ListParagraph"/>
         <w:numPr>
           <w:ilvl w:val="0"/>
-          <w:numId w:val="8"/>
+          <w:numId w:val="9"/>
         </w:numPr>
         <w:spacing w:after="70" w:line="290"/>
       </w:pPr>
@@ -6373,7 +6841,7 @@
         </w:rPr>
         <w:t xml:space="preserve">, uguale per tutti gli enti. Il modello si scarica dalla pagina pubblica </w:t>
       </w:r>
-      <w:hyperlink w:history="1" r:id="rIdjmglvrp1zwgirrxqbyvjy">
+      <w:hyperlink w:history="1" r:id="rIdrd5-fqudzwn2ajyp9ffx6">
         <w:r>
           <w:rPr>
             <w:rFonts w:ascii="Arial" w:cs="Arial" w:eastAsia="Arial" w:hAnsi="Arial"/>
@@ -6420,7 +6888,7 @@
         <w:pStyle w:val="ListParagraph"/>
         <w:numPr>
           <w:ilvl w:val="0"/>
-          <w:numId w:val="9"/>
+          <w:numId w:val="10"/>
         </w:numPr>
         <w:spacing w:after="70" w:line="290"/>
       </w:pPr>
@@ -6459,7 +6927,7 @@
         <w:pStyle w:val="ListParagraph"/>
         <w:numPr>
           <w:ilvl w:val="0"/>
-          <w:numId w:val="9"/>
+          <w:numId w:val="10"/>
         </w:numPr>
         <w:spacing w:after="70" w:line="290"/>
       </w:pPr>
@@ -6498,7 +6966,7 @@
         <w:pStyle w:val="ListParagraph"/>
         <w:numPr>
           <w:ilvl w:val="0"/>
-          <w:numId w:val="9"/>
+          <w:numId w:val="10"/>
         </w:numPr>
         <w:spacing w:after="70" w:line="290"/>
       </w:pPr>
@@ -6537,7 +7005,7 @@
         <w:pStyle w:val="ListParagraph"/>
         <w:numPr>
           <w:ilvl w:val="0"/>
-          <w:numId w:val="9"/>
+          <w:numId w:val="10"/>
         </w:numPr>
         <w:spacing w:after="70" w:line="290"/>
       </w:pPr>
@@ -6576,7 +7044,7 @@
         <w:pStyle w:val="ListParagraph"/>
         <w:numPr>
           <w:ilvl w:val="0"/>
-          <w:numId w:val="9"/>
+          <w:numId w:val="10"/>
         </w:numPr>
         <w:spacing w:after="70" w:line="290"/>
       </w:pPr>
@@ -6655,7 +7123,7 @@
         <w:pStyle w:val="ListParagraph"/>
         <w:numPr>
           <w:ilvl w:val="0"/>
-          <w:numId w:val="9"/>
+          <w:numId w:val="10"/>
         </w:numPr>
         <w:spacing w:after="70" w:line="290"/>
       </w:pPr>
@@ -7637,7 +8105,27 @@
           <w:sz w:val="21"/>
           <w:szCs w:val="21"/>
         </w:rPr>
-        <w:t xml:space="preserve"> Scrivete a Fondazione Operate, che vi assegnerà una nuova password provvisoria. Il recupero autonomo della password non è ancora disponibile.</w:t>
+        <w:t xml:space="preserve"> Usate </w:t>
+      </w:r>
+      <w:r>
+        <w:rPr>
+          <w:rFonts w:ascii="Arial" w:cs="Arial" w:eastAsia="Arial" w:hAnsi="Arial"/>
+          <w:b/>
+          <w:bCs/>
+          <w:color w:val="1B2118"/>
+          <w:sz w:val="21"/>
+          <w:szCs w:val="21"/>
+        </w:rPr>
+        <w:t xml:space="preserve">Password dimenticata?</w:t>
+      </w:r>
+      <w:r>
+        <w:rPr>
+          <w:rFonts w:ascii="Arial" w:cs="Arial" w:eastAsia="Arial" w:hAnsi="Arial"/>
+          <w:color w:val="1B2118"/>
+          <w:sz w:val="21"/>
+          <w:szCs w:val="21"/>
+        </w:rPr>
+        <w:t xml:space="preserve"> nella pagina di accesso (capitolo 2). In alternativa Fondazione Operate può assegnarvi una password temporanea, che al primo accesso vi verrà chiesto di sostituire.</w:t>
       </w:r>
     </w:p>
     <w:p>
@@ -7762,7 +8250,7 @@
           <w:sz w:val="21"/>
           <w:szCs w:val="21"/>
         </w:rPr>
-        <w:t xml:space="preserve"> Accedete con le vostre credenziali: si aprirà la pagina iniziale e potrete scegliere la pratica dall'elenco.</w:t>
+        <w:t xml:space="preserve"> Accedete con le vostre credenziali: subito dopo si apre la pratica indicata nell'email.</w:t>
       </w:r>
     </w:p>
     <w:p>
@@ -8025,7 +8513,7 @@
         <w:szCs w:val="16"/>
       </w:rPr>
       <w:tab/>
-      <w:t xml:space="preserve">Manuale Utente · Rev. 1.1 · 18/10/2026</w:t>
+      <w:t xml:space="preserve">Manuale Utente · Rev. 1.2 · 18/10/2026</w:t>
     </w:r>
   </w:p>
 </w:hdr>
@@ -8090,7 +8578,7 @@
         <w:szCs w:val="16"/>
       </w:rPr>
       <w:tab/>
-      <w:t xml:space="preserve">Manuale Utente · Rev. 1.1 · 18/10/2026</w:t>
+      <w:t xml:space="preserve">Manuale Utente · Rev. 1.2 · 18/10/2026</w:t>
     </w:r>
   </w:p>
 </w:hdr>
@@ -8191,6 +8679,18 @@
       <w:lvlJc w:val="left"/>
       <w:pPr>
         <w:ind w:left="540" w:hanging="270"/>
+      </w:pPr>
+      <w:rPr>
+        <w:color w:val="2F5D3A"/>
+      </w:rPr>
+    </w:lvl>
+    <w:lvl w:ilvl="1" w15:tentative="1">
+      <w:start w:val="1"/>
+      <w:numFmt w:val="bullet"/>
+      <w:lvlText w:val="–"/>
+      <w:lvlJc w:val="left"/>
+      <w:pPr>
+        <w:ind w:left="1000" w:hanging="270"/>
       </w:pPr>
       <w:rPr>
         <w:color w:val="2F5D3A"/>
@@ -8263,6 +8763,12 @@
     </w:lvlOverride>
   </w:num>
   <w:num w:numId="9">
+    <w:abstractNumId w:val="3"/>
+    <w:lvlOverride w:ilvl="0">
+      <w:startOverride w:val="1"/>
+    </w:lvlOverride>
+  </w:num>
+  <w:num w:numId="10">
     <w:abstractNumId w:val="3"/>
     <w:lvlOverride w:ilvl="0">
       <w:startOverride w:val="1"/>

--- a/public/manuali/Manuale_Utente_Portale_CWP.docx
+++ b/public/manuali/Manuale_Utente_Portale_CWP.docx
@@ -1683,7 +1683,7 @@
         </w:rPr>
         <w:t xml:space="preserve"> un computer o tablet con un browser aggiornato (Chrome, Edge, Firefox, Safari) e le credenziali fornite dalla Fondazione. Indirizzo del portale: </w:t>
       </w:r>
-      <w:hyperlink w:history="1" r:id="rIddev4tjqhpzc3_5whey1rt">
+      <w:hyperlink w:history="1" r:id="rId9ipn6f2wiaum68250lrlr">
         <w:r>
           <w:rPr>
             <w:rFonts w:ascii="Arial" w:cs="Arial" w:eastAsia="Arial" w:hAnsi="Arial"/>
@@ -1805,7 +1805,7 @@
         </w:rPr>
         <w:t xml:space="preserve">Aprite </w:t>
       </w:r>
-      <w:hyperlink w:history="1" r:id="rIdzgv46meh7fq3j0e-q7xhp">
+      <w:hyperlink w:history="1" r:id="rIdvkji17ewgvrb0xpeymkxf">
         <w:r>
           <w:rPr>
             <w:rFonts w:ascii="Arial" w:cs="Arial" w:eastAsia="Arial" w:hAnsi="Arial"/>
@@ -6841,7 +6841,7 @@
         </w:rPr>
         <w:t xml:space="preserve">, uguale per tutti gli enti. Il modello si scarica dalla pagina pubblica </w:t>
       </w:r>
-      <w:hyperlink w:history="1" r:id="rIdrd5-fqudzwn2ajyp9ffx6">
+      <w:hyperlink w:history="1" r:id="rIdauywecyhyfnkhmhcxd3vv">
         <w:r>
           <w:rPr>
             <w:rFonts w:ascii="Arial" w:cs="Arial" w:eastAsia="Arial" w:hAnsi="Arial"/>

--- a/public/manuali/Manuale_Utente_Portale_CWP.docx
+++ b/public/manuali/Manuale_Utente_Portale_CWP.docx
@@ -302,7 +302,7 @@
                 <w:sz w:val="20"/>
                 <w:szCs w:val="20"/>
               </w:rPr>
-              <w:t xml:space="preserve">Rev. 1.2</w:t>
+              <w:t xml:space="preserve">Rev. 1.3</w:t>
             </w:r>
           </w:p>
         </w:tc>
@@ -719,7 +719,7 @@
                 <w:sz w:val="18"/>
                 <w:szCs w:val="18"/>
               </w:rPr>
-              <w:t xml:space="preserve">1.2</w:t>
+              <w:t xml:space="preserve">1.3</w:t>
             </w:r>
           </w:p>
         </w:tc>
@@ -783,7 +783,7 @@
                 <w:sz w:val="18"/>
                 <w:szCs w:val="18"/>
               </w:rPr>
-              <w:t xml:space="preserve">Scelta della password al primo accesso, cambio password, recupero della password dimenticata; ritorno alla pratica dopo l'accesso da un link email.</w:t>
+              <w:t xml:space="preserve">Pagina «Il mio profilo» (account, cambio password, manuale da scaricare).</w:t>
             </w:r>
           </w:p>
         </w:tc>
@@ -853,7 +853,7 @@
                 <w:sz w:val="18"/>
                 <w:szCs w:val="18"/>
               </w:rPr>
-              <w:t xml:space="preserve">1.1</w:t>
+              <w:t xml:space="preserve">1.2</w:t>
             </w:r>
           </w:p>
         </w:tc>
@@ -919,7 +919,7 @@
                 <w:sz w:val="18"/>
                 <w:szCs w:val="18"/>
               </w:rPr>
-              <w:t xml:space="preserve">Voce di menu «Manuale» e pagina di download del manuale (capitolo 2).</w:t>
+              <w:t xml:space="preserve">Scelta della password al primo accesso, cambio password, recupero della password dimenticata; ritorno alla pratica dopo l'accesso da un link email.</w:t>
             </w:r>
           </w:p>
         </w:tc>
@@ -989,6 +989,140 @@
                 <w:sz w:val="18"/>
                 <w:szCs w:val="18"/>
               </w:rPr>
+              <w:t xml:space="preserve">1.1</w:t>
+            </w:r>
+          </w:p>
+        </w:tc>
+        <w:tc>
+          <w:tcPr>
+            <w:tcW w:type="dxa" w:w="1300"/>
+            <w:tcBorders>
+              <w:top w:val="single" w:color="D9D4C5" w:sz="4"/>
+              <w:left w:val="single" w:color="D9D4C5" w:sz="4"/>
+              <w:bottom w:val="single" w:color="D9D4C5" w:sz="4"/>
+              <w:right w:val="single" w:color="D9D4C5" w:sz="4"/>
+            </w:tcBorders>
+            <w:tcMar>
+              <w:top w:type="dxa" w:w="70"/>
+              <w:left w:type="dxa" w:w="110"/>
+              <w:bottom w:type="dxa" w:w="70"/>
+              <w:right w:type="dxa" w:w="110"/>
+            </w:tcMar>
+            <w:vAlign w:val="center"/>
+          </w:tcPr>
+          <w:p>
+            <w:pPr>
+              <w:spacing w:after="0" w:before="0"/>
+            </w:pPr>
+            <w:r>
+              <w:rPr>
+                <w:rFonts w:ascii="Arial" w:cs="Arial" w:eastAsia="Arial" w:hAnsi="Arial"/>
+                <w:color w:val="1B2118"/>
+                <w:sz w:val="18"/>
+                <w:szCs w:val="18"/>
+              </w:rPr>
+              <w:t xml:space="preserve">18/10/2026</w:t>
+            </w:r>
+          </w:p>
+        </w:tc>
+        <w:tc>
+          <w:tcPr>
+            <w:tcW w:type="dxa" w:w="5538"/>
+            <w:tcBorders>
+              <w:top w:val="single" w:color="D9D4C5" w:sz="4"/>
+              <w:left w:val="single" w:color="D9D4C5" w:sz="4"/>
+              <w:bottom w:val="single" w:color="D9D4C5" w:sz="4"/>
+              <w:right w:val="single" w:color="D9D4C5" w:sz="4"/>
+            </w:tcBorders>
+            <w:tcMar>
+              <w:top w:type="dxa" w:w="70"/>
+              <w:left w:type="dxa" w:w="110"/>
+              <w:bottom w:type="dxa" w:w="70"/>
+              <w:right w:type="dxa" w:w="110"/>
+            </w:tcMar>
+            <w:vAlign w:val="center"/>
+          </w:tcPr>
+          <w:p>
+            <w:pPr>
+              <w:spacing w:after="0" w:before="0"/>
+            </w:pPr>
+            <w:r>
+              <w:rPr>
+                <w:rFonts w:ascii="Arial" w:cs="Arial" w:eastAsia="Arial" w:hAnsi="Arial"/>
+                <w:color w:val="1B2118"/>
+                <w:sz w:val="18"/>
+                <w:szCs w:val="18"/>
+              </w:rPr>
+              <w:t xml:space="preserve">Voce di menu «Manuale» e pagina di download del manuale (capitolo 2).</w:t>
+            </w:r>
+          </w:p>
+        </w:tc>
+        <w:tc>
+          <w:tcPr>
+            <w:tcW w:type="dxa" w:w="2000"/>
+            <w:tcBorders>
+              <w:top w:val="single" w:color="D9D4C5" w:sz="4"/>
+              <w:left w:val="single" w:color="D9D4C5" w:sz="4"/>
+              <w:bottom w:val="single" w:color="D9D4C5" w:sz="4"/>
+              <w:right w:val="single" w:color="D9D4C5" w:sz="4"/>
+            </w:tcBorders>
+            <w:tcMar>
+              <w:top w:type="dxa" w:w="70"/>
+              <w:left w:type="dxa" w:w="110"/>
+              <w:bottom w:type="dxa" w:w="70"/>
+              <w:right w:type="dxa" w:w="110"/>
+            </w:tcMar>
+            <w:vAlign w:val="center"/>
+          </w:tcPr>
+          <w:p>
+            <w:pPr>
+              <w:spacing w:after="0" w:before="0"/>
+            </w:pPr>
+            <w:r>
+              <w:rPr>
+                <w:rFonts w:ascii="Arial" w:cs="Arial" w:eastAsia="Arial" w:hAnsi="Arial"/>
+                <w:color w:val="1B2118"/>
+                <w:sz w:val="18"/>
+                <w:szCs w:val="18"/>
+              </w:rPr>
+              <w:t xml:space="preserve">Fondazione Operate</w:t>
+            </w:r>
+          </w:p>
+        </w:tc>
+      </w:tr>
+      <w:tr>
+        <w:trPr>
+          <w:cantSplit/>
+        </w:trPr>
+        <w:tc>
+          <w:tcPr>
+            <w:tcW w:type="dxa" w:w="800"/>
+            <w:tcBorders>
+              <w:top w:val="single" w:color="D9D4C5" w:sz="4"/>
+              <w:left w:val="single" w:color="D9D4C5" w:sz="4"/>
+              <w:bottom w:val="single" w:color="D9D4C5" w:sz="4"/>
+              <w:right w:val="single" w:color="D9D4C5" w:sz="4"/>
+            </w:tcBorders>
+            <w:shd w:fill="F6F4EE" w:color="auto" w:val="clear"/>
+            <w:tcMar>
+              <w:top w:type="dxa" w:w="70"/>
+              <w:left w:type="dxa" w:w="110"/>
+              <w:bottom w:type="dxa" w:w="70"/>
+              <w:right w:type="dxa" w:w="110"/>
+            </w:tcMar>
+            <w:vAlign w:val="center"/>
+          </w:tcPr>
+          <w:p>
+            <w:pPr>
+              <w:spacing w:after="0" w:before="0"/>
+            </w:pPr>
+            <w:r>
+              <w:rPr>
+                <w:rFonts w:ascii="Arial" w:cs="Arial" w:eastAsia="Arial" w:hAnsi="Arial"/>
+                <w:color w:val="1B2118"/>
+                <w:sz w:val="18"/>
+                <w:szCs w:val="18"/>
+              </w:rPr>
               <w:t xml:space="preserve">1.0</w:t>
             </w:r>
           </w:p>
@@ -1002,6 +1136,7 @@
               <w:bottom w:val="single" w:color="D9D4C5" w:sz="4"/>
               <w:right w:val="single" w:color="D9D4C5" w:sz="4"/>
             </w:tcBorders>
+            <w:shd w:fill="F6F4EE" w:color="auto" w:val="clear"/>
             <w:tcMar>
               <w:top w:type="dxa" w:w="70"/>
               <w:left w:type="dxa" w:w="110"/>
@@ -1034,6 +1169,7 @@
               <w:bottom w:val="single" w:color="D9D4C5" w:sz="4"/>
               <w:right w:val="single" w:color="D9D4C5" w:sz="4"/>
             </w:tcBorders>
+            <w:shd w:fill="F6F4EE" w:color="auto" w:val="clear"/>
             <w:tcMar>
               <w:top w:type="dxa" w:w="70"/>
               <w:left w:type="dxa" w:w="110"/>
@@ -1066,6 +1202,7 @@
               <w:bottom w:val="single" w:color="D9D4C5" w:sz="4"/>
               <w:right w:val="single" w:color="D9D4C5" w:sz="4"/>
             </w:tcBorders>
+            <w:shd w:fill="F6F4EE" w:color="auto" w:val="clear"/>
             <w:tcMar>
               <w:top w:type="dxa" w:w="70"/>
               <w:left w:type="dxa" w:w="110"/>
@@ -1107,7 +1244,7 @@
           <w:sz w:val="20"/>
           <w:szCs w:val="20"/>
         </w:rPr>
-        <w:t xml:space="preserve">Questo documento descrive il portale alla revisione 1.2 del 18/10/2026. A ogni modifica del portale il manuale viene aggiornato e la revisione incrementata; la versione corrente si scarica dal portale.</w:t>
+        <w:t xml:space="preserve">Questo documento descrive il portale alla revisione 1.3 del 18/10/2026. A ogni modifica del portale il manuale viene aggiornato e la revisione incrementata; la versione corrente si scarica dal portale.</w:t>
       </w:r>
     </w:p>
     <w:p>
@@ -1683,7 +1820,7 @@
         </w:rPr>
         <w:t xml:space="preserve"> un computer o tablet con un browser aggiornato (Chrome, Edge, Firefox, Safari) e le credenziali fornite dalla Fondazione. Indirizzo del portale: </w:t>
       </w:r>
-      <w:hyperlink w:history="1" r:id="rId9ipn6f2wiaum68250lrlr">
+      <w:hyperlink w:history="1" r:id="rIdnvuq0xwlqt7uvejtstkci">
         <w:r>
           <w:rPr>
             <w:rFonts w:ascii="Arial" w:cs="Arial" w:eastAsia="Arial" w:hAnsi="Arial"/>
@@ -1805,7 +1942,7 @@
         </w:rPr>
         <w:t xml:space="preserve">Aprite </w:t>
       </w:r>
-      <w:hyperlink w:history="1" r:id="rIdvkji17ewgvrb0xpeymkxf">
+      <w:hyperlink w:history="1" r:id="rIdfgw62s558r9ych3b5bowi">
         <w:r>
           <w:rPr>
             <w:rFonts w:ascii="Arial" w:cs="Arial" w:eastAsia="Arial" w:hAnsi="Arial"/>
@@ -2175,7 +2312,7 @@
           <w:sz w:val="21"/>
           <w:szCs w:val="21"/>
         </w:rPr>
-        <w:t xml:space="preserve">Cambia password</w:t>
+        <w:t xml:space="preserve">Il mio profilo</w:t>
       </w:r>
       <w:r>
         <w:rPr>
@@ -2588,7 +2725,27 @@
           <w:sz w:val="21"/>
           <w:szCs w:val="21"/>
         </w:rPr>
-        <w:t xml:space="preserve"> del menu apre la pagina da cui scaricare questo manuale in PDF o in Word, sempre nella revisione più recente.</w:t>
+        <w:t xml:space="preserve"> del menu, e anche la pagina </w:t>
+      </w:r>
+      <w:r>
+        <w:rPr>
+          <w:rFonts w:ascii="Arial" w:cs="Arial" w:eastAsia="Arial" w:hAnsi="Arial"/>
+          <w:b/>
+          <w:bCs/>
+          <w:color w:val="1B2118"/>
+          <w:sz w:val="21"/>
+          <w:szCs w:val="21"/>
+        </w:rPr>
+        <w:t xml:space="preserve">Il mio profilo</w:t>
+      </w:r>
+      <w:r>
+        <w:rPr>
+          <w:rFonts w:ascii="Arial" w:cs="Arial" w:eastAsia="Arial" w:hAnsi="Arial"/>
+          <w:color w:val="1B2118"/>
+          <w:sz w:val="21"/>
+          <w:szCs w:val="21"/>
+        </w:rPr>
+        <w:t xml:space="preserve">, permettono di scaricare questo manuale in PDF o in Word, sempre nella revisione più recente.</w:t>
       </w:r>
     </w:p>
     <w:p>
@@ -2604,6 +2761,71 @@
           <w:sz w:val="21"/>
           <w:szCs w:val="21"/>
         </w:rPr>
+        <w:t xml:space="preserve">Il mio profilo.</w:t>
+      </w:r>
+      <w:r>
+        <w:rPr>
+          <w:rFonts w:ascii="Arial" w:cs="Arial" w:eastAsia="Arial" w:hAnsi="Arial"/>
+          <w:color w:val="1B2118"/>
+          <w:sz w:val="21"/>
+          <w:szCs w:val="21"/>
+        </w:rPr>
+        <w:t xml:space="preserve"> Fate clic sul vostro indirizzo email in alto (sotto c'è scritto </w:t>
+      </w:r>
+      <w:r>
+        <w:rPr>
+          <w:rFonts w:ascii="Arial" w:cs="Arial" w:eastAsia="Arial" w:hAnsi="Arial"/>
+          <w:b/>
+          <w:bCs/>
+          <w:color w:val="1B2118"/>
+          <w:sz w:val="21"/>
+          <w:szCs w:val="21"/>
+        </w:rPr>
+        <w:t xml:space="preserve">Il mio profilo</w:t>
+      </w:r>
+      <w:r>
+        <w:rPr>
+          <w:rFonts w:ascii="Arial" w:cs="Arial" w:eastAsia="Arial" w:hAnsi="Arial"/>
+          <w:color w:val="1B2118"/>
+          <w:sz w:val="21"/>
+          <w:szCs w:val="21"/>
+        </w:rPr>
+        <w:t xml:space="preserve">): trovate i dati del vostro account, il pulsante </w:t>
+      </w:r>
+      <w:r>
+        <w:rPr>
+          <w:rFonts w:ascii="Arial" w:cs="Arial" w:eastAsia="Arial" w:hAnsi="Arial"/>
+          <w:b/>
+          <w:bCs/>
+          <w:color w:val="1B2118"/>
+          <w:sz w:val="21"/>
+          <w:szCs w:val="21"/>
+        </w:rPr>
+        <w:t xml:space="preserve">Cambia password</w:t>
+      </w:r>
+      <w:r>
+        <w:rPr>
+          <w:rFonts w:ascii="Arial" w:cs="Arial" w:eastAsia="Arial" w:hAnsi="Arial"/>
+          <w:color w:val="1B2118"/>
+          <w:sz w:val="21"/>
+          <w:szCs w:val="21"/>
+        </w:rPr>
+        <w:t xml:space="preserve"> e il manuale da scaricare.</w:t>
+      </w:r>
+    </w:p>
+    <w:p>
+      <w:pPr>
+        <w:spacing w:after="140" w:line="300"/>
+      </w:pPr>
+      <w:r>
+        <w:rPr>
+          <w:rFonts w:ascii="Arial" w:cs="Arial" w:eastAsia="Arial" w:hAnsi="Arial"/>
+          <w:b/>
+          <w:bCs/>
+          <w:color w:val="1B2118"/>
+          <w:sz w:val="21"/>
+          <w:szCs w:val="21"/>
+        </w:rPr>
         <w:t xml:space="preserve">Cambiare la password.</w:t>
       </w:r>
       <w:r>
@@ -2613,7 +2835,27 @@
           <w:sz w:val="21"/>
           <w:szCs w:val="21"/>
         </w:rPr>
-        <w:t xml:space="preserve"> Fate clic sul vostro indirizzo email in alto (sotto c'è scritto </w:t>
+        <w:t xml:space="preserve"> In </w:t>
+      </w:r>
+      <w:r>
+        <w:rPr>
+          <w:rFonts w:ascii="Arial" w:cs="Arial" w:eastAsia="Arial" w:hAnsi="Arial"/>
+          <w:b/>
+          <w:bCs/>
+          <w:color w:val="1B2118"/>
+          <w:sz w:val="21"/>
+          <w:szCs w:val="21"/>
+        </w:rPr>
+        <w:t xml:space="preserve">Il mio profilo</w:t>
+      </w:r>
+      <w:r>
+        <w:rPr>
+          <w:rFonts w:ascii="Arial" w:cs="Arial" w:eastAsia="Arial" w:hAnsi="Arial"/>
+          <w:color w:val="1B2118"/>
+          <w:sz w:val="21"/>
+          <w:szCs w:val="21"/>
+        </w:rPr>
+        <w:t xml:space="preserve"> premete </w:t>
       </w:r>
       <w:r>
         <w:rPr>
@@ -2633,7 +2875,7 @@
           <w:sz w:val="21"/>
           <w:szCs w:val="21"/>
         </w:rPr>
-        <w:t xml:space="preserve">), inserite la password attuale e due volte quella nuova, poi premete </w:t>
+        <w:t xml:space="preserve">, inserite la password attuale e due volte quella nuova, poi premete </w:t>
       </w:r>
       <w:r>
         <w:rPr>
@@ -6841,7 +7083,7 @@
         </w:rPr>
         <w:t xml:space="preserve">, uguale per tutti gli enti. Il modello si scarica dalla pagina pubblica </w:t>
       </w:r>
-      <w:hyperlink w:history="1" r:id="rIdauywecyhyfnkhmhcxd3vv">
+      <w:hyperlink w:history="1" r:id="rIdekllevgc3fawcw6r_ojuv">
         <w:r>
           <w:rPr>
             <w:rFonts w:ascii="Arial" w:cs="Arial" w:eastAsia="Arial" w:hAnsi="Arial"/>
@@ -8513,7 +8755,7 @@
         <w:szCs w:val="16"/>
       </w:rPr>
       <w:tab/>
-      <w:t xml:space="preserve">Manuale Utente · Rev. 1.2 · 18/10/2026</w:t>
+      <w:t xml:space="preserve">Manuale Utente · Rev. 1.3 · 18/10/2026</w:t>
     </w:r>
   </w:p>
 </w:hdr>
@@ -8578,7 +8820,7 @@
         <w:szCs w:val="16"/>
       </w:rPr>
       <w:tab/>
-      <w:t xml:space="preserve">Manuale Utente · Rev. 1.2 · 18/10/2026</w:t>
+      <w:t xml:space="preserve">Manuale Utente · Rev. 1.3 · 18/10/2026</w:t>
     </w:r>
   </w:p>
 </w:hdr>

--- a/public/manuali/Manuale_Utente_Portale_CWP.docx
+++ b/public/manuali/Manuale_Utente_Portale_CWP.docx
@@ -302,7 +302,7 @@
                 <w:sz w:val="20"/>
                 <w:szCs w:val="20"/>
               </w:rPr>
-              <w:t xml:space="preserve">Rev. 1.3</w:t>
+              <w:t xml:space="preserve">Rev. 1.4</w:t>
             </w:r>
           </w:p>
         </w:tc>
@@ -719,7 +719,7 @@
                 <w:sz w:val="18"/>
                 <w:szCs w:val="18"/>
               </w:rPr>
-              <w:t xml:space="preserve">1.3</w:t>
+              <w:t xml:space="preserve">1.4</w:t>
             </w:r>
           </w:p>
         </w:tc>
@@ -783,7 +783,7 @@
                 <w:sz w:val="18"/>
                 <w:szCs w:val="18"/>
               </w:rPr>
-              <w:t xml:space="preserve">Pagina «Il mio profilo» (account, cambio password, manuale da scaricare).</w:t>
+              <w:t xml:space="preserve">Recupero della password: nuova email in italiano dal portale (oggetto e pulsante), limite di una richiesta ogni 2 minuti.</w:t>
             </w:r>
           </w:p>
         </w:tc>
@@ -853,7 +853,7 @@
                 <w:sz w:val="18"/>
                 <w:szCs w:val="18"/>
               </w:rPr>
-              <w:t xml:space="preserve">1.2</w:t>
+              <w:t xml:space="preserve">1.3</w:t>
             </w:r>
           </w:p>
         </w:tc>
@@ -919,7 +919,7 @@
                 <w:sz w:val="18"/>
                 <w:szCs w:val="18"/>
               </w:rPr>
-              <w:t xml:space="preserve">Scelta della password al primo accesso, cambio password, recupero della password dimenticata; ritorno alla pratica dopo l'accesso da un link email.</w:t>
+              <w:t xml:space="preserve">Pagina «Il mio profilo» (account, cambio password, manuale da scaricare).</w:t>
             </w:r>
           </w:p>
         </w:tc>
@@ -989,7 +989,7 @@
                 <w:sz w:val="18"/>
                 <w:szCs w:val="18"/>
               </w:rPr>
-              <w:t xml:space="preserve">1.1</w:t>
+              <w:t xml:space="preserve">1.2</w:t>
             </w:r>
           </w:p>
         </w:tc>
@@ -1053,7 +1053,7 @@
                 <w:sz w:val="18"/>
                 <w:szCs w:val="18"/>
               </w:rPr>
-              <w:t xml:space="preserve">Voce di menu «Manuale» e pagina di download del manuale (capitolo 2).</w:t>
+              <w:t xml:space="preserve">Scelta della password al primo accesso, cambio password, recupero della password dimenticata; ritorno alla pratica dopo l'accesso da un link email.</w:t>
             </w:r>
           </w:p>
         </w:tc>
@@ -1123,6 +1123,142 @@
                 <w:sz w:val="18"/>
                 <w:szCs w:val="18"/>
               </w:rPr>
+              <w:t xml:space="preserve">1.1</w:t>
+            </w:r>
+          </w:p>
+        </w:tc>
+        <w:tc>
+          <w:tcPr>
+            <w:tcW w:type="dxa" w:w="1300"/>
+            <w:tcBorders>
+              <w:top w:val="single" w:color="D9D4C5" w:sz="4"/>
+              <w:left w:val="single" w:color="D9D4C5" w:sz="4"/>
+              <w:bottom w:val="single" w:color="D9D4C5" w:sz="4"/>
+              <w:right w:val="single" w:color="D9D4C5" w:sz="4"/>
+            </w:tcBorders>
+            <w:shd w:fill="F6F4EE" w:color="auto" w:val="clear"/>
+            <w:tcMar>
+              <w:top w:type="dxa" w:w="70"/>
+              <w:left w:type="dxa" w:w="110"/>
+              <w:bottom w:type="dxa" w:w="70"/>
+              <w:right w:type="dxa" w:w="110"/>
+            </w:tcMar>
+            <w:vAlign w:val="center"/>
+          </w:tcPr>
+          <w:p>
+            <w:pPr>
+              <w:spacing w:after="0" w:before="0"/>
+            </w:pPr>
+            <w:r>
+              <w:rPr>
+                <w:rFonts w:ascii="Arial" w:cs="Arial" w:eastAsia="Arial" w:hAnsi="Arial"/>
+                <w:color w:val="1B2118"/>
+                <w:sz w:val="18"/>
+                <w:szCs w:val="18"/>
+              </w:rPr>
+              <w:t xml:space="preserve">18/10/2026</w:t>
+            </w:r>
+          </w:p>
+        </w:tc>
+        <w:tc>
+          <w:tcPr>
+            <w:tcW w:type="dxa" w:w="5538"/>
+            <w:tcBorders>
+              <w:top w:val="single" w:color="D9D4C5" w:sz="4"/>
+              <w:left w:val="single" w:color="D9D4C5" w:sz="4"/>
+              <w:bottom w:val="single" w:color="D9D4C5" w:sz="4"/>
+              <w:right w:val="single" w:color="D9D4C5" w:sz="4"/>
+            </w:tcBorders>
+            <w:shd w:fill="F6F4EE" w:color="auto" w:val="clear"/>
+            <w:tcMar>
+              <w:top w:type="dxa" w:w="70"/>
+              <w:left w:type="dxa" w:w="110"/>
+              <w:bottom w:type="dxa" w:w="70"/>
+              <w:right w:type="dxa" w:w="110"/>
+            </w:tcMar>
+            <w:vAlign w:val="center"/>
+          </w:tcPr>
+          <w:p>
+            <w:pPr>
+              <w:spacing w:after="0" w:before="0"/>
+            </w:pPr>
+            <w:r>
+              <w:rPr>
+                <w:rFonts w:ascii="Arial" w:cs="Arial" w:eastAsia="Arial" w:hAnsi="Arial"/>
+                <w:color w:val="1B2118"/>
+                <w:sz w:val="18"/>
+                <w:szCs w:val="18"/>
+              </w:rPr>
+              <w:t xml:space="preserve">Voce di menu «Manuale» e pagina di download del manuale (capitolo 2).</w:t>
+            </w:r>
+          </w:p>
+        </w:tc>
+        <w:tc>
+          <w:tcPr>
+            <w:tcW w:type="dxa" w:w="2000"/>
+            <w:tcBorders>
+              <w:top w:val="single" w:color="D9D4C5" w:sz="4"/>
+              <w:left w:val="single" w:color="D9D4C5" w:sz="4"/>
+              <w:bottom w:val="single" w:color="D9D4C5" w:sz="4"/>
+              <w:right w:val="single" w:color="D9D4C5" w:sz="4"/>
+            </w:tcBorders>
+            <w:shd w:fill="F6F4EE" w:color="auto" w:val="clear"/>
+            <w:tcMar>
+              <w:top w:type="dxa" w:w="70"/>
+              <w:left w:type="dxa" w:w="110"/>
+              <w:bottom w:type="dxa" w:w="70"/>
+              <w:right w:type="dxa" w:w="110"/>
+            </w:tcMar>
+            <w:vAlign w:val="center"/>
+          </w:tcPr>
+          <w:p>
+            <w:pPr>
+              <w:spacing w:after="0" w:before="0"/>
+            </w:pPr>
+            <w:r>
+              <w:rPr>
+                <w:rFonts w:ascii="Arial" w:cs="Arial" w:eastAsia="Arial" w:hAnsi="Arial"/>
+                <w:color w:val="1B2118"/>
+                <w:sz w:val="18"/>
+                <w:szCs w:val="18"/>
+              </w:rPr>
+              <w:t xml:space="preserve">Fondazione Operate</w:t>
+            </w:r>
+          </w:p>
+        </w:tc>
+      </w:tr>
+      <w:tr>
+        <w:trPr>
+          <w:cantSplit/>
+        </w:trPr>
+        <w:tc>
+          <w:tcPr>
+            <w:tcW w:type="dxa" w:w="800"/>
+            <w:tcBorders>
+              <w:top w:val="single" w:color="D9D4C5" w:sz="4"/>
+              <w:left w:val="single" w:color="D9D4C5" w:sz="4"/>
+              <w:bottom w:val="single" w:color="D9D4C5" w:sz="4"/>
+              <w:right w:val="single" w:color="D9D4C5" w:sz="4"/>
+            </w:tcBorders>
+            <w:tcMar>
+              <w:top w:type="dxa" w:w="70"/>
+              <w:left w:type="dxa" w:w="110"/>
+              <w:bottom w:type="dxa" w:w="70"/>
+              <w:right w:type="dxa" w:w="110"/>
+            </w:tcMar>
+            <w:vAlign w:val="center"/>
+          </w:tcPr>
+          <w:p>
+            <w:pPr>
+              <w:spacing w:after="0" w:before="0"/>
+            </w:pPr>
+            <w:r>
+              <w:rPr>
+                <w:rFonts w:ascii="Arial" w:cs="Arial" w:eastAsia="Arial" w:hAnsi="Arial"/>
+                <w:color w:val="1B2118"/>
+                <w:sz w:val="18"/>
+                <w:szCs w:val="18"/>
+              </w:rPr>
               <w:t xml:space="preserve">1.0</w:t>
             </w:r>
           </w:p>
@@ -1136,7 +1272,6 @@
               <w:bottom w:val="single" w:color="D9D4C5" w:sz="4"/>
               <w:right w:val="single" w:color="D9D4C5" w:sz="4"/>
             </w:tcBorders>
-            <w:shd w:fill="F6F4EE" w:color="auto" w:val="clear"/>
             <w:tcMar>
               <w:top w:type="dxa" w:w="70"/>
               <w:left w:type="dxa" w:w="110"/>
@@ -1169,7 +1304,6 @@
               <w:bottom w:val="single" w:color="D9D4C5" w:sz="4"/>
               <w:right w:val="single" w:color="D9D4C5" w:sz="4"/>
             </w:tcBorders>
-            <w:shd w:fill="F6F4EE" w:color="auto" w:val="clear"/>
             <w:tcMar>
               <w:top w:type="dxa" w:w="70"/>
               <w:left w:type="dxa" w:w="110"/>
@@ -1202,7 +1336,6 @@
               <w:bottom w:val="single" w:color="D9D4C5" w:sz="4"/>
               <w:right w:val="single" w:color="D9D4C5" w:sz="4"/>
             </w:tcBorders>
-            <w:shd w:fill="F6F4EE" w:color="auto" w:val="clear"/>
             <w:tcMar>
               <w:top w:type="dxa" w:w="70"/>
               <w:left w:type="dxa" w:w="110"/>
@@ -1244,7 +1377,7 @@
           <w:sz w:val="20"/>
           <w:szCs w:val="20"/>
         </w:rPr>
-        <w:t xml:space="preserve">Questo documento descrive il portale alla revisione 1.3 del 18/10/2026. A ogni modifica del portale il manuale viene aggiornato e la revisione incrementata; la versione corrente si scarica dal portale.</w:t>
+        <w:t xml:space="preserve">Questo documento descrive il portale alla revisione 1.4 del 18/10/2026. A ogni modifica del portale il manuale viene aggiornato e la revisione incrementata; la versione corrente si scarica dal portale.</w:t>
       </w:r>
     </w:p>
     <w:p>
@@ -1820,7 +1953,7 @@
         </w:rPr>
         <w:t xml:space="preserve"> un computer o tablet con un browser aggiornato (Chrome, Edge, Firefox, Safari) e le credenziali fornite dalla Fondazione. Indirizzo del portale: </w:t>
       </w:r>
-      <w:hyperlink w:history="1" r:id="rIdnvuq0xwlqt7uvejtstkci">
+      <w:hyperlink w:history="1" r:id="rIdkuihikvhst6ye9uxl7zqu">
         <w:r>
           <w:rPr>
             <w:rFonts w:ascii="Arial" w:cs="Arial" w:eastAsia="Arial" w:hAnsi="Arial"/>
@@ -1942,7 +2075,7 @@
         </w:rPr>
         <w:t xml:space="preserve">Aprite </w:t>
       </w:r>
-      <w:hyperlink w:history="1" r:id="rIdfgw62s558r9ych3b5bowi">
+      <w:hyperlink w:history="1" r:id="rIdmrd5qpx7y6lmyio8mc5pe">
         <w:r>
           <w:rPr>
             <w:rFonts w:ascii="Arial" w:cs="Arial" w:eastAsia="Arial" w:hAnsi="Arial"/>
@@ -3008,7 +3141,27 @@
           <w:sz w:val="21"/>
           <w:szCs w:val="21"/>
         </w:rPr>
-        <w:t xml:space="preserve">Aprite l'email ricevuta e fate clic sul collegamento: si apre la pagina </w:t>
+        <w:t xml:space="preserve">Aprite l'email «Portale Carbon WastePrint (CWP) — Richiesta di reimpostazione della password» e premete </w:t>
+      </w:r>
+      <w:r>
+        <w:rPr>
+          <w:rFonts w:ascii="Arial" w:cs="Arial" w:eastAsia="Arial" w:hAnsi="Arial"/>
+          <w:b/>
+          <w:bCs/>
+          <w:color w:val="1B2118"/>
+          <w:sz w:val="21"/>
+          <w:szCs w:val="21"/>
+        </w:rPr>
+        <w:t xml:space="preserve">Scegli una nuova password →</w:t>
+      </w:r>
+      <w:r>
+        <w:rPr>
+          <w:rFonts w:ascii="Arial" w:cs="Arial" w:eastAsia="Arial" w:hAnsi="Arial"/>
+          <w:color w:val="1B2118"/>
+          <w:sz w:val="21"/>
+          <w:szCs w:val="21"/>
+        </w:rPr>
+        <w:t xml:space="preserve">: si apre la pagina </w:t>
       </w:r>
       <w:r>
         <w:rPr>
@@ -3028,7 +3181,7 @@
           <w:sz w:val="21"/>
           <w:szCs w:val="21"/>
         </w:rPr>
-        <w:t xml:space="preserve">.</w:t>
+        <w:t xml:space="preserve"> del portale.</w:t>
       </w:r>
     </w:p>
     <w:p>
@@ -3086,7 +3239,7 @@
           <w:sz w:val="21"/>
           <w:szCs w:val="21"/>
         </w:rPr>
-        <w:t xml:space="preserve">Il collegamento vale una sola volta e per un tempo limitato; se è scaduto compare «Collegamento non valido» e basta richiederne un altro. Se l'email non arriva, controllate la posta indesiderata oppure chiedete a Fondazione Operate una password temporanea.</w:t>
+        <w:t xml:space="preserve">Il collegamento vale una sola volta e per un tempo limitato; se è scaduto compare «Collegamento non valido» e basta richiederne un altro (al massimo una richiesta ogni 2 minuti). Se non avete chiesto voi il recupero, ignorate l'email: la password resta quella di prima. Se l'email non arriva, controllate la posta indesiderata oppure chiedete a Fondazione Operate una password temporanea.</w:t>
       </w:r>
     </w:p>
     <w:p>
@@ -7083,7 +7236,7 @@
         </w:rPr>
         <w:t xml:space="preserve">, uguale per tutti gli enti. Il modello si scarica dalla pagina pubblica </w:t>
       </w:r>
-      <w:hyperlink w:history="1" r:id="rIdekllevgc3fawcw6r_ojuv">
+      <w:hyperlink w:history="1" r:id="rIdqouaj4dimuaaerknykdd7">
         <w:r>
           <w:rPr>
             <w:rFonts w:ascii="Arial" w:cs="Arial" w:eastAsia="Arial" w:hAnsi="Arial"/>
@@ -8755,7 +8908,7 @@
         <w:szCs w:val="16"/>
       </w:rPr>
       <w:tab/>
-      <w:t xml:space="preserve">Manuale Utente · Rev. 1.3 · 18/10/2026</w:t>
+      <w:t xml:space="preserve">Manuale Utente · Rev. 1.4 · 18/10/2026</w:t>
     </w:r>
   </w:p>
 </w:hdr>
@@ -8820,7 +8973,7 @@
         <w:szCs w:val="16"/>
       </w:rPr>
       <w:tab/>
-      <w:t xml:space="preserve">Manuale Utente · Rev. 1.3 · 18/10/2026</w:t>
+      <w:t xml:space="preserve">Manuale Utente · Rev. 1.4 · 18/10/2026</w:t>
     </w:r>
   </w:p>
 </w:hdr>

--- a/public/manuali/Manuale_Utente_Portale_CWP.docx
+++ b/public/manuali/Manuale_Utente_Portale_CWP.docx
@@ -1953,7 +1953,7 @@
         </w:rPr>
         <w:t xml:space="preserve"> un computer o tablet con un browser aggiornato (Chrome, Edge, Firefox, Safari) e le credenziali fornite dalla Fondazione. Indirizzo del portale: </w:t>
       </w:r>
-      <w:hyperlink w:history="1" r:id="rIdkuihikvhst6ye9uxl7zqu">
+      <w:hyperlink w:history="1" r:id="rId--ucekyqlq8hl928of6ch">
         <w:r>
           <w:rPr>
             <w:rFonts w:ascii="Arial" w:cs="Arial" w:eastAsia="Arial" w:hAnsi="Arial"/>
@@ -2075,7 +2075,7 @@
         </w:rPr>
         <w:t xml:space="preserve">Aprite </w:t>
       </w:r>
-      <w:hyperlink w:history="1" r:id="rIdmrd5qpx7y6lmyio8mc5pe">
+      <w:hyperlink w:history="1" r:id="rIdglridwkegdxfmholoiwpc">
         <w:r>
           <w:rPr>
             <w:rFonts w:ascii="Arial" w:cs="Arial" w:eastAsia="Arial" w:hAnsi="Arial"/>
@@ -7236,7 +7236,7 @@
         </w:rPr>
         <w:t xml:space="preserve">, uguale per tutti gli enti. Il modello si scarica dalla pagina pubblica </w:t>
       </w:r>
-      <w:hyperlink w:history="1" r:id="rIdqouaj4dimuaaerknykdd7">
+      <w:hyperlink w:history="1" r:id="rIdq1vn-dhja5mp-b0qc92ka">
         <w:r>
           <w:rPr>
             <w:rFonts w:ascii="Arial" w:cs="Arial" w:eastAsia="Arial" w:hAnsi="Arial"/>

--- a/public/manuali/Manuale_Utente_Portale_CWP.docx
+++ b/public/manuali/Manuale_Utente_Portale_CWP.docx
@@ -302,7 +302,7 @@
                 <w:sz w:val="20"/>
                 <w:szCs w:val="20"/>
               </w:rPr>
-              <w:t xml:space="preserve">Rev. 1.4</w:t>
+              <w:t xml:space="preserve">Rev. 1.5</w:t>
             </w:r>
           </w:p>
         </w:tc>
@@ -719,7 +719,7 @@
                 <w:sz w:val="18"/>
                 <w:szCs w:val="18"/>
               </w:rPr>
-              <w:t xml:space="preserve">1.4</w:t>
+              <w:t xml:space="preserve">1.5</w:t>
             </w:r>
           </w:p>
         </w:tc>
@@ -783,7 +783,7 @@
                 <w:sz w:val="18"/>
                 <w:szCs w:val="18"/>
               </w:rPr>
-              <w:t xml:space="preserve">Recupero della password: nuova email in italiano dal portale (oggetto e pulsante), limite di una richiesta ogni 2 minuti.</w:t>
+              <w:t xml:space="preserve">Manuale scaricabile anche dalla pagina «I tuoi documenti».</w:t>
             </w:r>
           </w:p>
         </w:tc>
@@ -853,7 +853,7 @@
                 <w:sz w:val="18"/>
                 <w:szCs w:val="18"/>
               </w:rPr>
-              <w:t xml:space="preserve">1.3</w:t>
+              <w:t xml:space="preserve">1.4</w:t>
             </w:r>
           </w:p>
         </w:tc>
@@ -919,7 +919,7 @@
                 <w:sz w:val="18"/>
                 <w:szCs w:val="18"/>
               </w:rPr>
-              <w:t xml:space="preserve">Pagina «Il mio profilo» (account, cambio password, manuale da scaricare).</w:t>
+              <w:t xml:space="preserve">Recupero della password: nuova email in italiano dal portale (oggetto e pulsante), limite di una richiesta ogni 2 minuti.</w:t>
             </w:r>
           </w:p>
         </w:tc>
@@ -989,7 +989,7 @@
                 <w:sz w:val="18"/>
                 <w:szCs w:val="18"/>
               </w:rPr>
-              <w:t xml:space="preserve">1.2</w:t>
+              <w:t xml:space="preserve">1.3</w:t>
             </w:r>
           </w:p>
         </w:tc>
@@ -1053,7 +1053,7 @@
                 <w:sz w:val="18"/>
                 <w:szCs w:val="18"/>
               </w:rPr>
-              <w:t xml:space="preserve">Scelta della password al primo accesso, cambio password, recupero della password dimenticata; ritorno alla pratica dopo l'accesso da un link email.</w:t>
+              <w:t xml:space="preserve">Pagina «Il mio profilo» (account, cambio password, manuale da scaricare).</w:t>
             </w:r>
           </w:p>
         </w:tc>
@@ -1123,7 +1123,7 @@
                 <w:sz w:val="18"/>
                 <w:szCs w:val="18"/>
               </w:rPr>
-              <w:t xml:space="preserve">1.1</w:t>
+              <w:t xml:space="preserve">1.2</w:t>
             </w:r>
           </w:p>
         </w:tc>
@@ -1189,7 +1189,7 @@
                 <w:sz w:val="18"/>
                 <w:szCs w:val="18"/>
               </w:rPr>
-              <w:t xml:space="preserve">Voce di menu «Manuale» e pagina di download del manuale (capitolo 2).</w:t>
+              <w:t xml:space="preserve">Scelta della password al primo accesso, cambio password, recupero della password dimenticata; ritorno alla pratica dopo l'accesso da un link email.</w:t>
             </w:r>
           </w:p>
         </w:tc>
@@ -1259,6 +1259,140 @@
                 <w:sz w:val="18"/>
                 <w:szCs w:val="18"/>
               </w:rPr>
+              <w:t xml:space="preserve">1.1</w:t>
+            </w:r>
+          </w:p>
+        </w:tc>
+        <w:tc>
+          <w:tcPr>
+            <w:tcW w:type="dxa" w:w="1300"/>
+            <w:tcBorders>
+              <w:top w:val="single" w:color="D9D4C5" w:sz="4"/>
+              <w:left w:val="single" w:color="D9D4C5" w:sz="4"/>
+              <w:bottom w:val="single" w:color="D9D4C5" w:sz="4"/>
+              <w:right w:val="single" w:color="D9D4C5" w:sz="4"/>
+            </w:tcBorders>
+            <w:tcMar>
+              <w:top w:type="dxa" w:w="70"/>
+              <w:left w:type="dxa" w:w="110"/>
+              <w:bottom w:type="dxa" w:w="70"/>
+              <w:right w:type="dxa" w:w="110"/>
+            </w:tcMar>
+            <w:vAlign w:val="center"/>
+          </w:tcPr>
+          <w:p>
+            <w:pPr>
+              <w:spacing w:after="0" w:before="0"/>
+            </w:pPr>
+            <w:r>
+              <w:rPr>
+                <w:rFonts w:ascii="Arial" w:cs="Arial" w:eastAsia="Arial" w:hAnsi="Arial"/>
+                <w:color w:val="1B2118"/>
+                <w:sz w:val="18"/>
+                <w:szCs w:val="18"/>
+              </w:rPr>
+              <w:t xml:space="preserve">18/10/2026</w:t>
+            </w:r>
+          </w:p>
+        </w:tc>
+        <w:tc>
+          <w:tcPr>
+            <w:tcW w:type="dxa" w:w="5538"/>
+            <w:tcBorders>
+              <w:top w:val="single" w:color="D9D4C5" w:sz="4"/>
+              <w:left w:val="single" w:color="D9D4C5" w:sz="4"/>
+              <w:bottom w:val="single" w:color="D9D4C5" w:sz="4"/>
+              <w:right w:val="single" w:color="D9D4C5" w:sz="4"/>
+            </w:tcBorders>
+            <w:tcMar>
+              <w:top w:type="dxa" w:w="70"/>
+              <w:left w:type="dxa" w:w="110"/>
+              <w:bottom w:type="dxa" w:w="70"/>
+              <w:right w:type="dxa" w:w="110"/>
+            </w:tcMar>
+            <w:vAlign w:val="center"/>
+          </w:tcPr>
+          <w:p>
+            <w:pPr>
+              <w:spacing w:after="0" w:before="0"/>
+            </w:pPr>
+            <w:r>
+              <w:rPr>
+                <w:rFonts w:ascii="Arial" w:cs="Arial" w:eastAsia="Arial" w:hAnsi="Arial"/>
+                <w:color w:val="1B2118"/>
+                <w:sz w:val="18"/>
+                <w:szCs w:val="18"/>
+              </w:rPr>
+              <w:t xml:space="preserve">Voce di menu «Manuale» e pagina di download del manuale (capitolo 2).</w:t>
+            </w:r>
+          </w:p>
+        </w:tc>
+        <w:tc>
+          <w:tcPr>
+            <w:tcW w:type="dxa" w:w="2000"/>
+            <w:tcBorders>
+              <w:top w:val="single" w:color="D9D4C5" w:sz="4"/>
+              <w:left w:val="single" w:color="D9D4C5" w:sz="4"/>
+              <w:bottom w:val="single" w:color="D9D4C5" w:sz="4"/>
+              <w:right w:val="single" w:color="D9D4C5" w:sz="4"/>
+            </w:tcBorders>
+            <w:tcMar>
+              <w:top w:type="dxa" w:w="70"/>
+              <w:left w:type="dxa" w:w="110"/>
+              <w:bottom w:type="dxa" w:w="70"/>
+              <w:right w:type="dxa" w:w="110"/>
+            </w:tcMar>
+            <w:vAlign w:val="center"/>
+          </w:tcPr>
+          <w:p>
+            <w:pPr>
+              <w:spacing w:after="0" w:before="0"/>
+            </w:pPr>
+            <w:r>
+              <w:rPr>
+                <w:rFonts w:ascii="Arial" w:cs="Arial" w:eastAsia="Arial" w:hAnsi="Arial"/>
+                <w:color w:val="1B2118"/>
+                <w:sz w:val="18"/>
+                <w:szCs w:val="18"/>
+              </w:rPr>
+              <w:t xml:space="preserve">Fondazione Operate</w:t>
+            </w:r>
+          </w:p>
+        </w:tc>
+      </w:tr>
+      <w:tr>
+        <w:trPr>
+          <w:cantSplit/>
+        </w:trPr>
+        <w:tc>
+          <w:tcPr>
+            <w:tcW w:type="dxa" w:w="800"/>
+            <w:tcBorders>
+              <w:top w:val="single" w:color="D9D4C5" w:sz="4"/>
+              <w:left w:val="single" w:color="D9D4C5" w:sz="4"/>
+              <w:bottom w:val="single" w:color="D9D4C5" w:sz="4"/>
+              <w:right w:val="single" w:color="D9D4C5" w:sz="4"/>
+            </w:tcBorders>
+            <w:shd w:fill="F6F4EE" w:color="auto" w:val="clear"/>
+            <w:tcMar>
+              <w:top w:type="dxa" w:w="70"/>
+              <w:left w:type="dxa" w:w="110"/>
+              <w:bottom w:type="dxa" w:w="70"/>
+              <w:right w:type="dxa" w:w="110"/>
+            </w:tcMar>
+            <w:vAlign w:val="center"/>
+          </w:tcPr>
+          <w:p>
+            <w:pPr>
+              <w:spacing w:after="0" w:before="0"/>
+            </w:pPr>
+            <w:r>
+              <w:rPr>
+                <w:rFonts w:ascii="Arial" w:cs="Arial" w:eastAsia="Arial" w:hAnsi="Arial"/>
+                <w:color w:val="1B2118"/>
+                <w:sz w:val="18"/>
+                <w:szCs w:val="18"/>
+              </w:rPr>
               <w:t xml:space="preserve">1.0</w:t>
             </w:r>
           </w:p>
@@ -1272,6 +1406,7 @@
               <w:bottom w:val="single" w:color="D9D4C5" w:sz="4"/>
               <w:right w:val="single" w:color="D9D4C5" w:sz="4"/>
             </w:tcBorders>
+            <w:shd w:fill="F6F4EE" w:color="auto" w:val="clear"/>
             <w:tcMar>
               <w:top w:type="dxa" w:w="70"/>
               <w:left w:type="dxa" w:w="110"/>
@@ -1304,6 +1439,7 @@
               <w:bottom w:val="single" w:color="D9D4C5" w:sz="4"/>
               <w:right w:val="single" w:color="D9D4C5" w:sz="4"/>
             </w:tcBorders>
+            <w:shd w:fill="F6F4EE" w:color="auto" w:val="clear"/>
             <w:tcMar>
               <w:top w:type="dxa" w:w="70"/>
               <w:left w:type="dxa" w:w="110"/>
@@ -1336,6 +1472,7 @@
               <w:bottom w:val="single" w:color="D9D4C5" w:sz="4"/>
               <w:right w:val="single" w:color="D9D4C5" w:sz="4"/>
             </w:tcBorders>
+            <w:shd w:fill="F6F4EE" w:color="auto" w:val="clear"/>
             <w:tcMar>
               <w:top w:type="dxa" w:w="70"/>
               <w:left w:type="dxa" w:w="110"/>
@@ -1377,7 +1514,7 @@
           <w:sz w:val="20"/>
           <w:szCs w:val="20"/>
         </w:rPr>
-        <w:t xml:space="preserve">Questo documento descrive il portale alla revisione 1.4 del 18/10/2026. A ogni modifica del portale il manuale viene aggiornato e la revisione incrementata; la versione corrente si scarica dal portale.</w:t>
+        <w:t xml:space="preserve">Questo documento descrive il portale alla revisione 1.5 del 18/10/2026. A ogni modifica del portale il manuale viene aggiornato e la revisione incrementata; la versione corrente si scarica dal portale.</w:t>
       </w:r>
     </w:p>
     <w:p>
@@ -1953,7 +2090,7 @@
         </w:rPr>
         <w:t xml:space="preserve"> un computer o tablet con un browser aggiornato (Chrome, Edge, Firefox, Safari) e le credenziali fornite dalla Fondazione. Indirizzo del portale: </w:t>
       </w:r>
-      <w:hyperlink w:history="1" r:id="rId--ucekyqlq8hl928of6ch">
+      <w:hyperlink w:history="1" r:id="rIdd0_4yhkb5zvehvqr3mdy3">
         <w:r>
           <w:rPr>
             <w:rFonts w:ascii="Arial" w:cs="Arial" w:eastAsia="Arial" w:hAnsi="Arial"/>
@@ -2075,7 +2212,7 @@
         </w:rPr>
         <w:t xml:space="preserve">Aprite </w:t>
       </w:r>
-      <w:hyperlink w:history="1" r:id="rIdglridwkegdxfmholoiwpc">
+      <w:hyperlink w:history="1" r:id="rIdy--gkhkuf5y31ravbwutq">
         <w:r>
           <w:rPr>
             <w:rFonts w:ascii="Arial" w:cs="Arial" w:eastAsia="Arial" w:hAnsi="Arial"/>
@@ -2858,7 +2995,27 @@
           <w:sz w:val="21"/>
           <w:szCs w:val="21"/>
         </w:rPr>
-        <w:t xml:space="preserve"> del menu, e anche la pagina </w:t>
+        <w:t xml:space="preserve"> del menu, la pagina </w:t>
+      </w:r>
+      <w:r>
+        <w:rPr>
+          <w:rFonts w:ascii="Arial" w:cs="Arial" w:eastAsia="Arial" w:hAnsi="Arial"/>
+          <w:b/>
+          <w:bCs/>
+          <w:color w:val="1B2118"/>
+          <w:sz w:val="21"/>
+          <w:szCs w:val="21"/>
+        </w:rPr>
+        <w:t xml:space="preserve">I tuoi documenti</w:t>
+      </w:r>
+      <w:r>
+        <w:rPr>
+          <w:rFonts w:ascii="Arial" w:cs="Arial" w:eastAsia="Arial" w:hAnsi="Arial"/>
+          <w:color w:val="1B2118"/>
+          <w:sz w:val="21"/>
+          <w:szCs w:val="21"/>
+        </w:rPr>
+        <w:t xml:space="preserve"> e la pagina </w:t>
       </w:r>
       <w:r>
         <w:rPr>
@@ -2878,7 +3035,7 @@
           <w:sz w:val="21"/>
           <w:szCs w:val="21"/>
         </w:rPr>
-        <w:t xml:space="preserve">, permettono di scaricare questo manuale in PDF o in Word, sempre nella revisione più recente.</w:t>
+        <w:t xml:space="preserve"> permettono di scaricare questo manuale in PDF o in Word, sempre nella revisione più recente.</w:t>
       </w:r>
     </w:p>
     <w:p>
@@ -6321,6 +6478,40 @@
           <w:sz w:val="21"/>
           <w:szCs w:val="21"/>
         </w:rPr>
+        <w:t xml:space="preserve">In fondo alla pagina, nel riquadro </w:t>
+      </w:r>
+      <w:r>
+        <w:rPr>
+          <w:rFonts w:ascii="Arial" w:cs="Arial" w:eastAsia="Arial" w:hAnsi="Arial"/>
+          <w:b/>
+          <w:bCs/>
+          <w:color w:val="1B2118"/>
+          <w:sz w:val="21"/>
+          <w:szCs w:val="21"/>
+        </w:rPr>
+        <w:t xml:space="preserve">Manuale del portale</w:t>
+      </w:r>
+      <w:r>
+        <w:rPr>
+          <w:rFonts w:ascii="Arial" w:cs="Arial" w:eastAsia="Arial" w:hAnsi="Arial"/>
+          <w:color w:val="1B2118"/>
+          <w:sz w:val="21"/>
+          <w:szCs w:val="21"/>
+        </w:rPr>
+        <w:t xml:space="preserve">, scaricate questo manuale in PDF o in Word.</w:t>
+      </w:r>
+    </w:p>
+    <w:p>
+      <w:pPr>
+        <w:spacing w:after="140" w:line="300"/>
+      </w:pPr>
+      <w:r>
+        <w:rPr>
+          <w:rFonts w:ascii="Arial" w:cs="Arial" w:eastAsia="Arial" w:hAnsi="Arial"/>
+          <w:color w:val="1B2118"/>
+          <w:sz w:val="21"/>
+          <w:szCs w:val="21"/>
+        </w:rPr>
         <w:t xml:space="preserve">Da questa pagina non si caricano documenti: per caricare usate la pratica (capitolo 5).</w:t>
       </w:r>
     </w:p>
@@ -7236,7 +7427,7 @@
         </w:rPr>
         <w:t xml:space="preserve">, uguale per tutti gli enti. Il modello si scarica dalla pagina pubblica </w:t>
       </w:r>
-      <w:hyperlink w:history="1" r:id="rIdq1vn-dhja5mp-b0qc92ka">
+      <w:hyperlink w:history="1" r:id="rIdvobadyukrh38vvhxyv3mf">
         <w:r>
           <w:rPr>
             <w:rFonts w:ascii="Arial" w:cs="Arial" w:eastAsia="Arial" w:hAnsi="Arial"/>
@@ -8908,7 +9099,7 @@
         <w:szCs w:val="16"/>
       </w:rPr>
       <w:tab/>
-      <w:t xml:space="preserve">Manuale Utente · Rev. 1.4 · 18/10/2026</w:t>
+      <w:t xml:space="preserve">Manuale Utente · Rev. 1.5 · 18/10/2026</w:t>
     </w:r>
   </w:p>
 </w:hdr>
@@ -8973,7 +9164,7 @@
         <w:szCs w:val="16"/>
       </w:rPr>
       <w:tab/>
-      <w:t xml:space="preserve">Manuale Utente · Rev. 1.4 · 18/10/2026</w:t>
+      <w:t xml:space="preserve">Manuale Utente · Rev. 1.5 · 18/10/2026</w:t>
     </w:r>
   </w:p>
 </w:hdr>

--- a/public/manuali/Manuale_Utente_Portale_CWP.docx
+++ b/public/manuali/Manuale_Utente_Portale_CWP.docx
@@ -783,7 +783,7 @@
                 <w:sz w:val="18"/>
                 <w:szCs w:val="18"/>
               </w:rPr>
-              <w:t xml:space="preserve">Manuale scaricabile anche dalla pagina «I tuoi documenti».</w:t>
+              <w:t xml:space="preserve">Manuale scaricabile anche dalla pagina «I tuoi documenti»; per gli utenti il manuale è disponibile solo in PDF.</w:t>
             </w:r>
           </w:p>
         </w:tc>
@@ -2090,7 +2090,7 @@
         </w:rPr>
         <w:t xml:space="preserve"> un computer o tablet con un browser aggiornato (Chrome, Edge, Firefox, Safari) e le credenziali fornite dalla Fondazione. Indirizzo del portale: </w:t>
       </w:r>
-      <w:hyperlink w:history="1" r:id="rIdd0_4yhkb5zvehvqr3mdy3">
+      <w:hyperlink w:history="1" r:id="rIdw-zhe5ikmu3k3razdptrc">
         <w:r>
           <w:rPr>
             <w:rFonts w:ascii="Arial" w:cs="Arial" w:eastAsia="Arial" w:hAnsi="Arial"/>
@@ -2212,7 +2212,7 @@
         </w:rPr>
         <w:t xml:space="preserve">Aprite </w:t>
       </w:r>
-      <w:hyperlink w:history="1" r:id="rIdy--gkhkuf5y31ravbwutq">
+      <w:hyperlink w:history="1" r:id="rIdfyv6oh5u7ukgzhpdu02gl">
         <w:r>
           <w:rPr>
             <w:rFonts w:ascii="Arial" w:cs="Arial" w:eastAsia="Arial" w:hAnsi="Arial"/>
@@ -3035,7 +3035,7 @@
           <w:sz w:val="21"/>
           <w:szCs w:val="21"/>
         </w:rPr>
-        <w:t xml:space="preserve"> permettono di scaricare questo manuale in PDF o in Word, sempre nella revisione più recente.</w:t>
+        <w:t xml:space="preserve"> permettono di aprire e scaricare questo manuale in PDF, sempre nella revisione più recente.</w:t>
       </w:r>
     </w:p>
     <w:p>
@@ -6498,7 +6498,7 @@
           <w:sz w:val="21"/>
           <w:szCs w:val="21"/>
         </w:rPr>
-        <w:t xml:space="preserve">, scaricate questo manuale in PDF o in Word.</w:t>
+        <w:t xml:space="preserve">, aprite e scaricate questo manuale in PDF.</w:t>
       </w:r>
     </w:p>
     <w:p>
@@ -7427,7 +7427,7 @@
         </w:rPr>
         <w:t xml:space="preserve">, uguale per tutti gli enti. Il modello si scarica dalla pagina pubblica </w:t>
       </w:r>
-      <w:hyperlink w:history="1" r:id="rIdvobadyukrh38vvhxyv3mf">
+      <w:hyperlink w:history="1" r:id="rIdgn-88lq-ksslgkjyq4ayh">
         <w:r>
           <w:rPr>
             <w:rFonts w:ascii="Arial" w:cs="Arial" w:eastAsia="Arial" w:hAnsi="Arial"/>

--- a/public/manuali/Manuale_Utente_Portale_CWP.docx
+++ b/public/manuali/Manuale_Utente_Portale_CWP.docx
@@ -302,7 +302,7 @@
                 <w:sz w:val="20"/>
                 <w:szCs w:val="20"/>
               </w:rPr>
-              <w:t xml:space="preserve">Rev. 1.5</w:t>
+              <w:t xml:space="preserve">Rev. 1.6</w:t>
             </w:r>
           </w:p>
         </w:tc>
@@ -719,7 +719,7 @@
                 <w:sz w:val="18"/>
                 <w:szCs w:val="18"/>
               </w:rPr>
-              <w:t xml:space="preserve">1.5</w:t>
+              <w:t xml:space="preserve">1.6</w:t>
             </w:r>
           </w:p>
         </w:tc>
@@ -783,7 +783,7 @@
                 <w:sz w:val="18"/>
                 <w:szCs w:val="18"/>
               </w:rPr>
-              <w:t xml:space="preserve">Manuale scaricabile anche dalla pagina «I tuoi documenti»; per gli utenti il manuale è disponibile solo in PDF.</w:t>
+              <w:t xml:space="preserve">Messaggi con la Fondazione (nuovo capitolo), note della Fondazione e modelli nelle fasi, Ente di Validazione, avviso sulle pratiche non attive, pagamenti visibili, consultazione sulla pagina pubblica con conferma dell'email ed errata corrige, nuove notifiche.</w:t>
             </w:r>
           </w:p>
         </w:tc>
@@ -853,7 +853,7 @@
                 <w:sz w:val="18"/>
                 <w:szCs w:val="18"/>
               </w:rPr>
-              <w:t xml:space="preserve">1.4</w:t>
+              <w:t xml:space="preserve">1.5</w:t>
             </w:r>
           </w:p>
         </w:tc>
@@ -919,7 +919,7 @@
                 <w:sz w:val="18"/>
                 <w:szCs w:val="18"/>
               </w:rPr>
-              <w:t xml:space="preserve">Recupero della password: nuova email in italiano dal portale (oggetto e pulsante), limite di una richiesta ogni 2 minuti.</w:t>
+              <w:t xml:space="preserve">Manuale scaricabile anche dalla pagina «I tuoi documenti»; per gli utenti il manuale è disponibile solo in PDF.</w:t>
             </w:r>
           </w:p>
         </w:tc>
@@ -989,7 +989,7 @@
                 <w:sz w:val="18"/>
                 <w:szCs w:val="18"/>
               </w:rPr>
-              <w:t xml:space="preserve">1.3</w:t>
+              <w:t xml:space="preserve">1.4</w:t>
             </w:r>
           </w:p>
         </w:tc>
@@ -1053,7 +1053,7 @@
                 <w:sz w:val="18"/>
                 <w:szCs w:val="18"/>
               </w:rPr>
-              <w:t xml:space="preserve">Pagina «Il mio profilo» (account, cambio password, manuale da scaricare).</w:t>
+              <w:t xml:space="preserve">Recupero della password: nuova email in italiano dal portale (oggetto e pulsante), limite di una richiesta ogni 2 minuti.</w:t>
             </w:r>
           </w:p>
         </w:tc>
@@ -1123,7 +1123,7 @@
                 <w:sz w:val="18"/>
                 <w:szCs w:val="18"/>
               </w:rPr>
-              <w:t xml:space="preserve">1.2</w:t>
+              <w:t xml:space="preserve">1.3</w:t>
             </w:r>
           </w:p>
         </w:tc>
@@ -1189,7 +1189,7 @@
                 <w:sz w:val="18"/>
                 <w:szCs w:val="18"/>
               </w:rPr>
-              <w:t xml:space="preserve">Scelta della password al primo accesso, cambio password, recupero della password dimenticata; ritorno alla pratica dopo l'accesso da un link email.</w:t>
+              <w:t xml:space="preserve">Pagina «Il mio profilo» (account, cambio password, manuale da scaricare).</w:t>
             </w:r>
           </w:p>
         </w:tc>
@@ -1259,7 +1259,7 @@
                 <w:sz w:val="18"/>
                 <w:szCs w:val="18"/>
               </w:rPr>
-              <w:t xml:space="preserve">1.1</w:t>
+              <w:t xml:space="preserve">1.2</w:t>
             </w:r>
           </w:p>
         </w:tc>
@@ -1323,7 +1323,7 @@
                 <w:sz w:val="18"/>
                 <w:szCs w:val="18"/>
               </w:rPr>
-              <w:t xml:space="preserve">Voce di menu «Manuale» e pagina di download del manuale (capitolo 2).</w:t>
+              <w:t xml:space="preserve">Scelta della password al primo accesso, cambio password, recupero della password dimenticata; ritorno alla pratica dopo l'accesso da un link email.</w:t>
             </w:r>
           </w:p>
         </w:tc>
@@ -1393,6 +1393,142 @@
                 <w:sz w:val="18"/>
                 <w:szCs w:val="18"/>
               </w:rPr>
+              <w:t xml:space="preserve">1.1</w:t>
+            </w:r>
+          </w:p>
+        </w:tc>
+        <w:tc>
+          <w:tcPr>
+            <w:tcW w:type="dxa" w:w="1300"/>
+            <w:tcBorders>
+              <w:top w:val="single" w:color="D9D4C5" w:sz="4"/>
+              <w:left w:val="single" w:color="D9D4C5" w:sz="4"/>
+              <w:bottom w:val="single" w:color="D9D4C5" w:sz="4"/>
+              <w:right w:val="single" w:color="D9D4C5" w:sz="4"/>
+            </w:tcBorders>
+            <w:shd w:fill="F6F4EE" w:color="auto" w:val="clear"/>
+            <w:tcMar>
+              <w:top w:type="dxa" w:w="70"/>
+              <w:left w:type="dxa" w:w="110"/>
+              <w:bottom w:type="dxa" w:w="70"/>
+              <w:right w:type="dxa" w:w="110"/>
+            </w:tcMar>
+            <w:vAlign w:val="center"/>
+          </w:tcPr>
+          <w:p>
+            <w:pPr>
+              <w:spacing w:after="0" w:before="0"/>
+            </w:pPr>
+            <w:r>
+              <w:rPr>
+                <w:rFonts w:ascii="Arial" w:cs="Arial" w:eastAsia="Arial" w:hAnsi="Arial"/>
+                <w:color w:val="1B2118"/>
+                <w:sz w:val="18"/>
+                <w:szCs w:val="18"/>
+              </w:rPr>
+              <w:t xml:space="preserve">18/10/2026</w:t>
+            </w:r>
+          </w:p>
+        </w:tc>
+        <w:tc>
+          <w:tcPr>
+            <w:tcW w:type="dxa" w:w="5538"/>
+            <w:tcBorders>
+              <w:top w:val="single" w:color="D9D4C5" w:sz="4"/>
+              <w:left w:val="single" w:color="D9D4C5" w:sz="4"/>
+              <w:bottom w:val="single" w:color="D9D4C5" w:sz="4"/>
+              <w:right w:val="single" w:color="D9D4C5" w:sz="4"/>
+            </w:tcBorders>
+            <w:shd w:fill="F6F4EE" w:color="auto" w:val="clear"/>
+            <w:tcMar>
+              <w:top w:type="dxa" w:w="70"/>
+              <w:left w:type="dxa" w:w="110"/>
+              <w:bottom w:type="dxa" w:w="70"/>
+              <w:right w:type="dxa" w:w="110"/>
+            </w:tcMar>
+            <w:vAlign w:val="center"/>
+          </w:tcPr>
+          <w:p>
+            <w:pPr>
+              <w:spacing w:after="0" w:before="0"/>
+            </w:pPr>
+            <w:r>
+              <w:rPr>
+                <w:rFonts w:ascii="Arial" w:cs="Arial" w:eastAsia="Arial" w:hAnsi="Arial"/>
+                <w:color w:val="1B2118"/>
+                <w:sz w:val="18"/>
+                <w:szCs w:val="18"/>
+              </w:rPr>
+              <w:t xml:space="preserve">Voce di menu «Manuale» e pagina di download del manuale (capitolo 2).</w:t>
+            </w:r>
+          </w:p>
+        </w:tc>
+        <w:tc>
+          <w:tcPr>
+            <w:tcW w:type="dxa" w:w="2000"/>
+            <w:tcBorders>
+              <w:top w:val="single" w:color="D9D4C5" w:sz="4"/>
+              <w:left w:val="single" w:color="D9D4C5" w:sz="4"/>
+              <w:bottom w:val="single" w:color="D9D4C5" w:sz="4"/>
+              <w:right w:val="single" w:color="D9D4C5" w:sz="4"/>
+            </w:tcBorders>
+            <w:shd w:fill="F6F4EE" w:color="auto" w:val="clear"/>
+            <w:tcMar>
+              <w:top w:type="dxa" w:w="70"/>
+              <w:left w:type="dxa" w:w="110"/>
+              <w:bottom w:type="dxa" w:w="70"/>
+              <w:right w:type="dxa" w:w="110"/>
+            </w:tcMar>
+            <w:vAlign w:val="center"/>
+          </w:tcPr>
+          <w:p>
+            <w:pPr>
+              <w:spacing w:after="0" w:before="0"/>
+            </w:pPr>
+            <w:r>
+              <w:rPr>
+                <w:rFonts w:ascii="Arial" w:cs="Arial" w:eastAsia="Arial" w:hAnsi="Arial"/>
+                <w:color w:val="1B2118"/>
+                <w:sz w:val="18"/>
+                <w:szCs w:val="18"/>
+              </w:rPr>
+              <w:t xml:space="preserve">Fondazione Operate</w:t>
+            </w:r>
+          </w:p>
+        </w:tc>
+      </w:tr>
+      <w:tr>
+        <w:trPr>
+          <w:cantSplit/>
+        </w:trPr>
+        <w:tc>
+          <w:tcPr>
+            <w:tcW w:type="dxa" w:w="800"/>
+            <w:tcBorders>
+              <w:top w:val="single" w:color="D9D4C5" w:sz="4"/>
+              <w:left w:val="single" w:color="D9D4C5" w:sz="4"/>
+              <w:bottom w:val="single" w:color="D9D4C5" w:sz="4"/>
+              <w:right w:val="single" w:color="D9D4C5" w:sz="4"/>
+            </w:tcBorders>
+            <w:tcMar>
+              <w:top w:type="dxa" w:w="70"/>
+              <w:left w:type="dxa" w:w="110"/>
+              <w:bottom w:type="dxa" w:w="70"/>
+              <w:right w:type="dxa" w:w="110"/>
+            </w:tcMar>
+            <w:vAlign w:val="center"/>
+          </w:tcPr>
+          <w:p>
+            <w:pPr>
+              <w:spacing w:after="0" w:before="0"/>
+            </w:pPr>
+            <w:r>
+              <w:rPr>
+                <w:rFonts w:ascii="Arial" w:cs="Arial" w:eastAsia="Arial" w:hAnsi="Arial"/>
+                <w:color w:val="1B2118"/>
+                <w:sz w:val="18"/>
+                <w:szCs w:val="18"/>
+              </w:rPr>
               <w:t xml:space="preserve">1.0</w:t>
             </w:r>
           </w:p>
@@ -1406,7 +1542,6 @@
               <w:bottom w:val="single" w:color="D9D4C5" w:sz="4"/>
               <w:right w:val="single" w:color="D9D4C5" w:sz="4"/>
             </w:tcBorders>
-            <w:shd w:fill="F6F4EE" w:color="auto" w:val="clear"/>
             <w:tcMar>
               <w:top w:type="dxa" w:w="70"/>
               <w:left w:type="dxa" w:w="110"/>
@@ -1439,7 +1574,6 @@
               <w:bottom w:val="single" w:color="D9D4C5" w:sz="4"/>
               <w:right w:val="single" w:color="D9D4C5" w:sz="4"/>
             </w:tcBorders>
-            <w:shd w:fill="F6F4EE" w:color="auto" w:val="clear"/>
             <w:tcMar>
               <w:top w:type="dxa" w:w="70"/>
               <w:left w:type="dxa" w:w="110"/>
@@ -1472,7 +1606,6 @@
               <w:bottom w:val="single" w:color="D9D4C5" w:sz="4"/>
               <w:right w:val="single" w:color="D9D4C5" w:sz="4"/>
             </w:tcBorders>
-            <w:shd w:fill="F6F4EE" w:color="auto" w:val="clear"/>
             <w:tcMar>
               <w:top w:type="dxa" w:w="70"/>
               <w:left w:type="dxa" w:w="110"/>
@@ -1514,7 +1647,7 @@
           <w:sz w:val="20"/>
           <w:szCs w:val="20"/>
         </w:rPr>
-        <w:t xml:space="preserve">Questo documento descrive il portale alla revisione 1.5 del 18/10/2026. A ogni modifica del portale il manuale viene aggiornato e la revisione incrementata; la versione corrente si scarica dal portale.</w:t>
+        <w:t xml:space="preserve">Questo documento descrive il portale alla revisione 1.6 del 18/10/2026. A ogni modifica del portale il manuale viene aggiornato e la revisione incrementata; la versione corrente si scarica dal portale.</w:t>
       </w:r>
     </w:p>
     <w:p>
@@ -1759,7 +1892,7 @@
             <w:sz w:val="22"/>
             <w:szCs w:val="22"/>
           </w:rPr>
-          <w:t xml:space="preserve">8.  Rapporti di monitoraggio e pagamenti</w:t>
+          <w:t xml:space="preserve">8.  Messaggi con la Fondazione</w:t>
         </w:r>
         <w:r>
           <w:rPr>
@@ -1788,7 +1921,7 @@
             <w:sz w:val="22"/>
             <w:szCs w:val="22"/>
           </w:rPr>
-          <w:t xml:space="preserve">9.  I tuoi documenti</w:t>
+          <w:t xml:space="preserve">9.  Rapporti di monitoraggio e pagamenti</w:t>
         </w:r>
         <w:r>
           <w:rPr>
@@ -1817,7 +1950,7 @@
             <w:sz w:val="22"/>
             <w:szCs w:val="22"/>
           </w:rPr>
-          <w:t xml:space="preserve">10.  Notifiche ed email</w:t>
+          <w:t xml:space="preserve">10.  I tuoi documenti</w:t>
         </w:r>
         <w:r>
           <w:rPr>
@@ -1846,7 +1979,7 @@
             <w:sz w:val="22"/>
             <w:szCs w:val="22"/>
           </w:rPr>
-          <w:t xml:space="preserve">11.  Dati per il calcolo dei crediti</w:t>
+          <w:t xml:space="preserve">11.  Notifiche ed email</w:t>
         </w:r>
         <w:r>
           <w:rPr>
@@ -1875,7 +2008,7 @@
             <w:sz w:val="22"/>
             <w:szCs w:val="22"/>
           </w:rPr>
-          <w:t xml:space="preserve">12.  Domande frequenti</w:t>
+          <w:t xml:space="preserve">12.  Dati per il calcolo dei crediti</w:t>
         </w:r>
         <w:r>
           <w:rPr>
@@ -1891,6 +2024,35 @@
     </w:p>
     <w:p>
       <w:pPr>
+        <w:tabs>
+          <w:tab w:val="right" w:pos="9638" w:leader="dot"/>
+        </w:tabs>
+        <w:spacing w:after="130"/>
+      </w:pPr>
+      <w:hyperlink w:history="1" w:anchor="cap13">
+        <w:r>
+          <w:rPr>
+            <w:rFonts w:ascii="Arial" w:cs="Arial" w:eastAsia="Arial" w:hAnsi="Arial"/>
+            <w:color w:val="1B2118"/>
+            <w:sz w:val="22"/>
+            <w:szCs w:val="22"/>
+          </w:rPr>
+          <w:t xml:space="preserve">13.  Domande frequenti</w:t>
+        </w:r>
+        <w:r>
+          <w:rPr>
+            <w:rFonts w:ascii="Arial" w:cs="Arial" w:eastAsia="Arial" w:hAnsi="Arial"/>
+            <w:color w:val="1B2118"/>
+            <w:sz w:val="22"/>
+            <w:szCs w:val="22"/>
+          </w:rPr>
+          <w:tab/>
+          <w:t xml:space="preserve">16</w:t>
+        </w:r>
+      </w:hyperlink>
+    </w:p>
+    <w:p>
+      <w:pPr>
         <w:sectPr>
           <w:headerReference w:type="default" r:id="rId7"/>
           <w:footerReference w:type="default" r:id="rId8"/>
@@ -2044,7 +2206,7 @@
           <w:sz w:val="21"/>
           <w:szCs w:val="21"/>
         </w:rPr>
-        <w:t xml:space="preserve">ricevere notifiche nel portale e per email;</w:t>
+        <w:t xml:space="preserve">scrivere alla Fondazione nella sezione Messaggi di ogni pratica;</w:t>
       </w:r>
     </w:p>
     <w:p>
@@ -2063,6 +2225,44 @@
           <w:sz w:val="21"/>
           <w:szCs w:val="21"/>
         </w:rPr>
+        <w:t xml:space="preserve">vedere le voci di pagamento e scaricare i modelli di documento;</w:t>
+      </w:r>
+    </w:p>
+    <w:p>
+      <w:pPr>
+        <w:pStyle w:val="ListParagraph"/>
+        <w:numPr>
+          <w:ilvl w:val="0"/>
+          <w:numId w:val="2"/>
+        </w:numPr>
+        <w:spacing w:after="70" w:line="290"/>
+      </w:pPr>
+      <w:r>
+        <w:rPr>
+          <w:rFonts w:ascii="Arial" w:cs="Arial" w:eastAsia="Arial" w:hAnsi="Arial"/>
+          <w:color w:val="1B2118"/>
+          <w:sz w:val="21"/>
+          <w:szCs w:val="21"/>
+        </w:rPr>
+        <w:t xml:space="preserve">ricevere notifiche nel portale e per email;</w:t>
+      </w:r>
+    </w:p>
+    <w:p>
+      <w:pPr>
+        <w:pStyle w:val="ListParagraph"/>
+        <w:numPr>
+          <w:ilvl w:val="0"/>
+          <w:numId w:val="2"/>
+        </w:numPr>
+        <w:spacing w:after="70" w:line="290"/>
+      </w:pPr>
+      <w:r>
+        <w:rPr>
+          <w:rFonts w:ascii="Arial" w:cs="Arial" w:eastAsia="Arial" w:hAnsi="Arial"/>
+          <w:color w:val="1B2118"/>
+          <w:sz w:val="21"/>
+          <w:szCs w:val="21"/>
+        </w:rPr>
         <w:t xml:space="preserve">scaricare il tracciato per inviare i dati utili al calcolo dei crediti.</w:t>
       </w:r>
     </w:p>
@@ -2090,7 +2290,7 @@
         </w:rPr>
         <w:t xml:space="preserve"> un computer o tablet con un browser aggiornato (Chrome, Edge, Firefox, Safari) e le credenziali fornite dalla Fondazione. Indirizzo del portale: </w:t>
       </w:r>
-      <w:hyperlink w:history="1" r:id="rIdw-zhe5ikmu3k3razdptrc">
+      <w:hyperlink w:history="1" r:id="rIdem1wgimeqslllsndb6ccz">
         <w:r>
           <w:rPr>
             <w:rFonts w:ascii="Arial" w:cs="Arial" w:eastAsia="Arial" w:hAnsi="Arial"/>
@@ -2212,7 +2412,7 @@
         </w:rPr>
         <w:t xml:space="preserve">Aprite </w:t>
       </w:r>
-      <w:hyperlink w:history="1" r:id="rIdfyv6oh5u7ukgzhpdu02gl">
+      <w:hyperlink w:history="1" r:id="rId6zq0nhlz7f8c15o3vi_uf">
         <w:r>
           <w:rPr>
             <w:rFonts w:ascii="Arial" w:cs="Arial" w:eastAsia="Arial" w:hAnsi="Arial"/>
@@ -3433,7 +3633,7 @@
           <w:sz w:val="21"/>
           <w:szCs w:val="21"/>
         </w:rPr>
-        <w:t xml:space="preserve">La pagina elenca i Progetti della vostra organizzazione (o delle organizzazioni che seguite), dal più recente. I Rapporti di Monitoraggio annuali si trovano dentro ciascun Progetto (capitolo 8).</w:t>
+        <w:t xml:space="preserve">La pagina elenca i Progetti della vostra organizzazione (o delle organizzazioni che seguite), dal più recente. I Rapporti di Monitoraggio annuali si trovano dentro ciascun Progetto (capitolo 9).</w:t>
       </w:r>
     </w:p>
     <w:p>
@@ -4516,7 +4716,26 @@
           <w:sz w:val="21"/>
           <w:szCs w:val="21"/>
         </w:rPr>
-        <w:t xml:space="preserve">Dentro ogni fase ci sono le eventuali </w:t>
+        <w:t xml:space="preserve">Dentro ogni fase trovate, quando presenti:</w:t>
+      </w:r>
+    </w:p>
+    <w:p>
+      <w:pPr>
+        <w:pStyle w:val="ListParagraph"/>
+        <w:numPr>
+          <w:ilvl w:val="0"/>
+          <w:numId w:val="2"/>
+        </w:numPr>
+        <w:spacing w:after="70" w:line="290"/>
+      </w:pPr>
+      <w:r>
+        <w:rPr>
+          <w:rFonts w:ascii="Arial" w:cs="Arial" w:eastAsia="Arial" w:hAnsi="Arial"/>
+          <w:color w:val="1B2118"/>
+          <w:sz w:val="21"/>
+          <w:szCs w:val="21"/>
+        </w:rPr>
+        <w:t xml:space="preserve">le </w:t>
       </w:r>
       <w:r>
         <w:rPr>
@@ -4536,7 +4755,104 @@
           <w:sz w:val="21"/>
           <w:szCs w:val="21"/>
         </w:rPr>
-        <w:t xml:space="preserve"> e i </w:t>
+        <w:t xml:space="preserve"> (capitolo 6);</w:t>
+      </w:r>
+    </w:p>
+    <w:p>
+      <w:pPr>
+        <w:pStyle w:val="ListParagraph"/>
+        <w:numPr>
+          <w:ilvl w:val="0"/>
+          <w:numId w:val="2"/>
+        </w:numPr>
+        <w:spacing w:after="70" w:line="290"/>
+      </w:pPr>
+      <w:r>
+        <w:rPr>
+          <w:rFonts w:ascii="Arial" w:cs="Arial" w:eastAsia="Arial" w:hAnsi="Arial"/>
+          <w:color w:val="1B2118"/>
+          <w:sz w:val="21"/>
+          <w:szCs w:val="21"/>
+        </w:rPr>
+        <w:t xml:space="preserve">le </w:t>
+      </w:r>
+      <w:r>
+        <w:rPr>
+          <w:rFonts w:ascii="Arial" w:cs="Arial" w:eastAsia="Arial" w:hAnsi="Arial"/>
+          <w:b/>
+          <w:bCs/>
+          <w:color w:val="1B2118"/>
+          <w:sz w:val="21"/>
+          <w:szCs w:val="21"/>
+        </w:rPr>
+        <w:t xml:space="preserve">Note della Fondazione</w:t>
+      </w:r>
+      <w:r>
+        <w:rPr>
+          <w:rFonts w:ascii="Arial" w:cs="Arial" w:eastAsia="Arial" w:hAnsi="Arial"/>
+          <w:color w:val="1B2118"/>
+          <w:sz w:val="21"/>
+          <w:szCs w:val="21"/>
+        </w:rPr>
+        <w:t xml:space="preserve">: indicazioni che la Fondazione vi lascia su quella fase, con data e ora;</w:t>
+      </w:r>
+    </w:p>
+    <w:p>
+      <w:pPr>
+        <w:pStyle w:val="ListParagraph"/>
+        <w:numPr>
+          <w:ilvl w:val="0"/>
+          <w:numId w:val="2"/>
+        </w:numPr>
+        <w:spacing w:after="70" w:line="290"/>
+      </w:pPr>
+      <w:r>
+        <w:rPr>
+          <w:rFonts w:ascii="Arial" w:cs="Arial" w:eastAsia="Arial" w:hAnsi="Arial"/>
+          <w:color w:val="1B2118"/>
+          <w:sz w:val="21"/>
+          <w:szCs w:val="21"/>
+        </w:rPr>
+        <w:t xml:space="preserve">i </w:t>
+      </w:r>
+      <w:r>
+        <w:rPr>
+          <w:rFonts w:ascii="Arial" w:cs="Arial" w:eastAsia="Arial" w:hAnsi="Arial"/>
+          <w:b/>
+          <w:bCs/>
+          <w:color w:val="1B2118"/>
+          <w:sz w:val="21"/>
+          <w:szCs w:val="21"/>
+        </w:rPr>
+        <w:t xml:space="preserve">Modelli da scaricare</w:t>
+      </w:r>
+      <w:r>
+        <w:rPr>
+          <w:rFonts w:ascii="Arial" w:cs="Arial" w:eastAsia="Arial" w:hAnsi="Arial"/>
+          <w:color w:val="1B2118"/>
+          <w:sz w:val="21"/>
+          <w:szCs w:val="21"/>
+        </w:rPr>
+        <w:t xml:space="preserve">: moduli o fac-simile da compilare per quella fase;</w:t>
+      </w:r>
+    </w:p>
+    <w:p>
+      <w:pPr>
+        <w:pStyle w:val="ListParagraph"/>
+        <w:numPr>
+          <w:ilvl w:val="0"/>
+          <w:numId w:val="2"/>
+        </w:numPr>
+        <w:spacing w:after="70" w:line="290"/>
+      </w:pPr>
+      <w:r>
+        <w:rPr>
+          <w:rFonts w:ascii="Arial" w:cs="Arial" w:eastAsia="Arial" w:hAnsi="Arial"/>
+          <w:color w:val="1B2118"/>
+          <w:sz w:val="21"/>
+          <w:szCs w:val="21"/>
+        </w:rPr>
+        <w:t xml:space="preserve">i </w:t>
       </w:r>
       <w:r>
         <w:rPr>
@@ -4548,6 +4864,96 @@
           <w:szCs w:val="21"/>
         </w:rPr>
         <w:t xml:space="preserve">Documenti della fase</w:t>
+      </w:r>
+      <w:r>
+        <w:rPr>
+          <w:rFonts w:ascii="Arial" w:cs="Arial" w:eastAsia="Arial" w:hAnsi="Arial"/>
+          <w:color w:val="1B2118"/>
+          <w:sz w:val="21"/>
+          <w:szCs w:val="21"/>
+        </w:rPr>
+        <w:t xml:space="preserve">.</w:t>
+      </w:r>
+    </w:p>
+    <w:p>
+      <w:pPr>
+        <w:spacing w:after="140" w:line="300"/>
+      </w:pPr>
+      <w:r>
+        <w:rPr>
+          <w:rFonts w:ascii="Arial" w:cs="Arial" w:eastAsia="Arial" w:hAnsi="Arial"/>
+          <w:b/>
+          <w:bCs/>
+          <w:color w:val="1B2118"/>
+          <w:sz w:val="21"/>
+          <w:szCs w:val="21"/>
+        </w:rPr>
+        <w:t xml:space="preserve">Ente di Validazione.</w:t>
+      </w:r>
+      <w:r>
+        <w:rPr>
+          <w:rFonts w:ascii="Arial" w:cs="Arial" w:eastAsia="Arial" w:hAnsi="Arial"/>
+          <w:color w:val="1B2118"/>
+          <w:sz w:val="21"/>
+          <w:szCs w:val="21"/>
+        </w:rPr>
+        <w:t xml:space="preserve"> Quando la Fondazione assegna l'Ente di Validazione al vostro Progetto, il suo nome compare nell'intestazione della pratica.</w:t>
+      </w:r>
+    </w:p>
+    <w:p>
+      <w:pPr>
+        <w:spacing w:after="140" w:line="300"/>
+      </w:pPr>
+      <w:r>
+        <w:rPr>
+          <w:rFonts w:ascii="Arial" w:cs="Arial" w:eastAsia="Arial" w:hAnsi="Arial"/>
+          <w:b/>
+          <w:bCs/>
+          <w:color w:val="1B2118"/>
+          <w:sz w:val="21"/>
+          <w:szCs w:val="21"/>
+        </w:rPr>
+        <w:t xml:space="preserve">Pratica sospesa, annullata o chiusa.</w:t>
+      </w:r>
+      <w:r>
+        <w:rPr>
+          <w:rFonts w:ascii="Arial" w:cs="Arial" w:eastAsia="Arial" w:hAnsi="Arial"/>
+          <w:color w:val="1B2118"/>
+          <w:sz w:val="21"/>
+          <w:szCs w:val="21"/>
+        </w:rPr>
+        <w:t xml:space="preserve"> In alto compare un avviso: finché la pratica non torna attiva non si caricano documenti (il pulsante </w:t>
+      </w:r>
+      <w:r>
+        <w:rPr>
+          <w:rFonts w:ascii="Arial" w:cs="Arial" w:eastAsia="Arial" w:hAnsi="Arial"/>
+          <w:b/>
+          <w:bCs/>
+          <w:color w:val="1B2118"/>
+          <w:sz w:val="21"/>
+          <w:szCs w:val="21"/>
+        </w:rPr>
+        <w:t xml:space="preserve">+ Carica</w:t>
+      </w:r>
+      <w:r>
+        <w:rPr>
+          <w:rFonts w:ascii="Arial" w:cs="Arial" w:eastAsia="Arial" w:hAnsi="Arial"/>
+          <w:color w:val="1B2118"/>
+          <w:sz w:val="21"/>
+          <w:szCs w:val="21"/>
+        </w:rPr>
+        <w:t xml:space="preserve"> non c'è) e non si risponde alle integrazioni. Potete sempre consultare tutto e scrivere alla Fondazione nella sezione </w:t>
+      </w:r>
+      <w:r>
+        <w:rPr>
+          <w:rFonts w:ascii="Arial" w:cs="Arial" w:eastAsia="Arial" w:hAnsi="Arial"/>
+          <w:b/>
+          <w:bCs/>
+          <w:color w:val="1B2118"/>
+          <w:sz w:val="21"/>
+          <w:szCs w:val="21"/>
+        </w:rPr>
+        <w:t xml:space="preserve">Messaggi</w:t>
       </w:r>
       <w:r>
         <w:rPr>
@@ -5780,6 +6186,92 @@
           <w:sz w:val="21"/>
           <w:szCs w:val="21"/>
         </w:rPr>
+        <w:t xml:space="preserve">Dove si partecipa.</w:t>
+      </w:r>
+      <w:r>
+        <w:rPr>
+          <w:rFonts w:ascii="Arial" w:cs="Arial" w:eastAsia="Arial" w:hAnsi="Arial"/>
+          <w:color w:val="1B2118"/>
+          <w:sz w:val="21"/>
+          <w:szCs w:val="21"/>
+        </w:rPr>
+        <w:t xml:space="preserve"> La consultazione si svolge sulla pagina pubblica del portale </w:t>
+      </w:r>
+      <w:r>
+        <w:rPr>
+          <w:rFonts w:ascii="Arial" w:cs="Arial" w:eastAsia="Arial" w:hAnsi="Arial"/>
+          <w:b/>
+          <w:bCs/>
+          <w:color w:val="1B2118"/>
+          <w:sz w:val="21"/>
+          <w:szCs w:val="21"/>
+        </w:rPr>
+        <w:t xml:space="preserve">Consultazioni pubbliche</w:t>
+      </w:r>
+      <w:r>
+        <w:rPr>
+          <w:rFonts w:ascii="Arial" w:cs="Arial" w:eastAsia="Arial" w:hAnsi="Arial"/>
+          <w:color w:val="1B2118"/>
+          <w:sz w:val="21"/>
+          <w:szCs w:val="21"/>
+        </w:rPr>
+        <w:t xml:space="preserve"> (</w:t>
+      </w:r>
+      <w:hyperlink w:history="1" r:id="rIdocv9pdqsfeph8hqs02rz-">
+        <w:r>
+          <w:rPr>
+            <w:rFonts w:ascii="Arial" w:cs="Arial" w:eastAsia="Arial" w:hAnsi="Arial"/>
+            <w:color w:val="2F5D3A"/>
+            <w:sz w:val="21"/>
+            <w:szCs w:val="21"/>
+            <w:u w:val="single"/>
+          </w:rPr>
+          <w:t xml:space="preserve">portale-cwp.vercel.app/consultazioni</w:t>
+        </w:r>
+      </w:hyperlink>
+      <w:r>
+        <w:rPr>
+          <w:rFonts w:ascii="Arial" w:cs="Arial" w:eastAsia="Arial" w:hAnsi="Arial"/>
+          <w:color w:val="1B2118"/>
+          <w:sz w:val="21"/>
+          <w:szCs w:val="21"/>
+        </w:rPr>
+        <w:t xml:space="preserve">), raggiungibile senza credenziali anche dal link nella pagina di accesso. Chiunque può leggere il documento e inviare un'osservazione: per farla arrivare deve confermare il proprio indirizzo email con il collegamento che riceve. Il link alla pagina pubblica del vostro Progetto compare nel riquadro </w:t>
+      </w:r>
+      <w:r>
+        <w:rPr>
+          <w:rFonts w:ascii="Arial" w:cs="Arial" w:eastAsia="Arial" w:hAnsi="Arial"/>
+          <w:b/>
+          <w:bCs/>
+          <w:color w:val="1B2118"/>
+          <w:sz w:val="21"/>
+          <w:szCs w:val="21"/>
+        </w:rPr>
+        <w:t xml:space="preserve">Consultazione pubblica</w:t>
+      </w:r>
+      <w:r>
+        <w:rPr>
+          <w:rFonts w:ascii="Arial" w:cs="Arial" w:eastAsia="Arial" w:hAnsi="Arial"/>
+          <w:color w:val="1B2118"/>
+          <w:sz w:val="21"/>
+          <w:szCs w:val="21"/>
+        </w:rPr>
+        <w:t xml:space="preserve">: potete diffonderlo ai cittadini.</w:t>
+      </w:r>
+    </w:p>
+    <w:p>
+      <w:pPr>
+        <w:spacing w:after="140" w:line="300"/>
+      </w:pPr>
+      <w:r>
+        <w:rPr>
+          <w:rFonts w:ascii="Arial" w:cs="Arial" w:eastAsia="Arial" w:hAnsi="Arial"/>
+          <w:b/>
+          <w:bCs/>
+          <w:color w:val="1B2118"/>
+          <w:sz w:val="21"/>
+          <w:szCs w:val="21"/>
+        </w:rPr>
         <w:t xml:space="preserve">Osservazioni.</w:t>
       </w:r>
       <w:r>
@@ -5789,7 +6281,7 @@
           <w:sz w:val="21"/>
           <w:szCs w:val="21"/>
         </w:rPr>
-        <w:t xml:space="preserve"> I partecipanti inviano osservazioni anonime (nel portale compaiono come </w:t>
+        <w:t xml:space="preserve"> La Fondazione modera le osservazioni: voi vedete solo quelle </w:t>
       </w:r>
       <w:r>
         <w:rPr>
@@ -5800,16 +6292,16 @@
           <w:sz w:val="21"/>
           <w:szCs w:val="21"/>
         </w:rPr>
-        <w:t xml:space="preserve">Partecipante</w:t>
-      </w:r>
-      <w:r>
-        <w:rPr>
-          <w:rFonts w:ascii="Arial" w:cs="Arial" w:eastAsia="Arial" w:hAnsi="Arial"/>
-          <w:color w:val="1B2118"/>
-          <w:sz w:val="21"/>
-          <w:szCs w:val="21"/>
-        </w:rPr>
-        <w:t xml:space="preserve">). La Fondazione le modera: vedete solo quelle </w:t>
+        <w:t xml:space="preserve">Pubblicate</w:t>
+      </w:r>
+      <w:r>
+        <w:rPr>
+          <w:rFonts w:ascii="Arial" w:cs="Arial" w:eastAsia="Arial" w:hAnsi="Arial"/>
+          <w:color w:val="1B2118"/>
+          <w:sz w:val="21"/>
+          <w:szCs w:val="21"/>
+        </w:rPr>
+        <w:t xml:space="preserve"> o già </w:t>
       </w:r>
       <w:r>
         <w:rPr>
@@ -5820,16 +6312,16 @@
           <w:sz w:val="21"/>
           <w:szCs w:val="21"/>
         </w:rPr>
-        <w:t xml:space="preserve">Pubblicate</w:t>
-      </w:r>
-      <w:r>
-        <w:rPr>
-          <w:rFonts w:ascii="Arial" w:cs="Arial" w:eastAsia="Arial" w:hAnsi="Arial"/>
-          <w:color w:val="1B2118"/>
-          <w:sz w:val="21"/>
-          <w:szCs w:val="21"/>
-        </w:rPr>
-        <w:t xml:space="preserve"> o già </w:t>
+        <w:t xml:space="preserve">Risposte</w:t>
+      </w:r>
+      <w:r>
+        <w:rPr>
+          <w:rFonts w:ascii="Arial" w:cs="Arial" w:eastAsia="Arial" w:hAnsi="Arial"/>
+          <w:color w:val="1B2118"/>
+          <w:sz w:val="21"/>
+          <w:szCs w:val="21"/>
+        </w:rPr>
+        <w:t xml:space="preserve">, firmate </w:t>
       </w:r>
       <w:r>
         <w:rPr>
@@ -5840,7 +6332,27 @@
           <w:sz w:val="21"/>
           <w:szCs w:val="21"/>
         </w:rPr>
-        <w:t xml:space="preserve">Risposte</w:t>
+        <w:t xml:space="preserve">Partecipante</w:t>
+      </w:r>
+      <w:r>
+        <w:rPr>
+          <w:rFonts w:ascii="Arial" w:cs="Arial" w:eastAsia="Arial" w:hAnsi="Arial"/>
+          <w:color w:val="1B2118"/>
+          <w:sz w:val="21"/>
+          <w:szCs w:val="21"/>
+        </w:rPr>
+        <w:t xml:space="preserve"> oppure con il nome, se l'autore ha scelto di pubblicarlo. Se un'osservazione ha un allegato compare il collegamento </w:t>
+      </w:r>
+      <w:r>
+        <w:rPr>
+          <w:rFonts w:ascii="Arial" w:cs="Arial" w:eastAsia="Arial" w:hAnsi="Arial"/>
+          <w:b/>
+          <w:bCs/>
+          <w:color w:val="1B2118"/>
+          <w:sz w:val="21"/>
+          <w:szCs w:val="21"/>
+        </w:rPr>
+        <w:t xml:space="preserve">Allegato</w:t>
       </w:r>
       <w:r>
         <w:rPr>
@@ -5850,6 +6362,51 @@
           <w:szCs w:val="21"/>
         </w:rPr>
         <w:t xml:space="preserve">.</w:t>
+      </w:r>
+    </w:p>
+    <w:p>
+      <w:pPr>
+        <w:spacing w:after="140" w:line="300"/>
+      </w:pPr>
+      <w:r>
+        <w:rPr>
+          <w:rFonts w:ascii="Arial" w:cs="Arial" w:eastAsia="Arial" w:hAnsi="Arial"/>
+          <w:b/>
+          <w:bCs/>
+          <w:color w:val="1B2118"/>
+          <w:sz w:val="21"/>
+          <w:szCs w:val="21"/>
+        </w:rPr>
+        <w:t xml:space="preserve">Errata corrige.</w:t>
+      </w:r>
+      <w:r>
+        <w:rPr>
+          <w:rFonts w:ascii="Arial" w:cs="Arial" w:eastAsia="Arial" w:hAnsi="Arial"/>
+          <w:color w:val="1B2118"/>
+          <w:sz w:val="21"/>
+          <w:szCs w:val="21"/>
+        </w:rPr>
+        <w:t xml:space="preserve"> Se il documento in consultazione contiene un errore, la Fondazione pubblica un'</w:t>
+      </w:r>
+      <w:r>
+        <w:rPr>
+          <w:rFonts w:ascii="Arial" w:cs="Arial" w:eastAsia="Arial" w:hAnsi="Arial"/>
+          <w:b/>
+          <w:bCs/>
+          <w:color w:val="1B2118"/>
+          <w:sz w:val="21"/>
+          <w:szCs w:val="21"/>
+        </w:rPr>
+        <w:t xml:space="preserve">errata corrige</w:t>
+      </w:r>
+      <w:r>
+        <w:rPr>
+          <w:rFonts w:ascii="Arial" w:cs="Arial" w:eastAsia="Arial" w:hAnsi="Arial"/>
+          <w:color w:val="1B2118"/>
+          <w:sz w:val="21"/>
+          <w:szCs w:val="21"/>
+        </w:rPr>
+        <w:t xml:space="preserve"> (con l'eventuale documento corretto) e ricevete la notifica. In alcuni casi la Fondazione può far ripartire i 30 giorni: la nuova data di chiusura compare nell'errata corrige.</w:t>
       </w:r>
     </w:p>
     <w:p>
@@ -6035,27 +6592,7 @@
           <w:sz w:val="21"/>
           <w:szCs w:val="21"/>
         </w:rPr>
-        <w:t xml:space="preserve">Durante la consultazione anche voi potete inviare un'osservazione con il campo «Scrivi un'osservazione…» e il pulsante </w:t>
-      </w:r>
-      <w:r>
-        <w:rPr>
-          <w:rFonts w:ascii="Arial" w:cs="Arial" w:eastAsia="Arial" w:hAnsi="Arial"/>
-          <w:b/>
-          <w:bCs/>
-          <w:color w:val="1B2118"/>
-          <w:sz w:val="21"/>
-          <w:szCs w:val="21"/>
-        </w:rPr>
-        <w:t xml:space="preserve">Invia</w:t>
-      </w:r>
-      <w:r>
-        <w:rPr>
-          <w:rFonts w:ascii="Arial" w:cs="Arial" w:eastAsia="Arial" w:hAnsi="Arial"/>
-          <w:color w:val="1B2118"/>
-          <w:sz w:val="21"/>
-          <w:szCs w:val="21"/>
-        </w:rPr>
-        <w:t xml:space="preserve">: sarà visibile dopo la moderazione.</w:t>
+        <w:t xml:space="preserve">Se volete inviare anche voi un'osservazione, usate la pagina pubblica come tutti i partecipanti.</w:t>
       </w:r>
     </w:p>
     <w:p>
@@ -6077,7 +6614,7 @@
           <w:sz w:val="34"/>
           <w:szCs w:val="34"/>
         </w:rPr>
-        <w:t xml:space="preserve">8. Rapporti di monitoraggio e pagamenti</w:t>
+        <w:t xml:space="preserve">8. Messaggi con la Fondazione</w:t>
       </w:r>
       <w:bookmarkEnd w:id="1"/>
     </w:p>
@@ -6092,27 +6629,27 @@
           <w:sz w:val="21"/>
           <w:szCs w:val="21"/>
         </w:rPr>
-        <w:t xml:space="preserve">Dopo la conclusione del Progetto, ogni anno si presenta un </w:t>
-      </w:r>
-      <w:r>
-        <w:rPr>
-          <w:rFonts w:ascii="Arial" w:cs="Arial" w:eastAsia="Arial" w:hAnsi="Arial"/>
-          <w:b/>
-          <w:bCs/>
-          <w:color w:val="1B2118"/>
-          <w:sz w:val="21"/>
-          <w:szCs w:val="21"/>
-        </w:rPr>
-        <w:t xml:space="preserve">Rapporto di Monitoraggio</w:t>
-      </w:r>
-      <w:r>
-        <w:rPr>
-          <w:rFonts w:ascii="Arial" w:cs="Arial" w:eastAsia="Arial" w:hAnsi="Arial"/>
-          <w:color w:val="1B2118"/>
-          <w:sz w:val="21"/>
-          <w:szCs w:val="21"/>
-        </w:rPr>
-        <w:t xml:space="preserve">, fino a 10 per Progetto. Ogni Rapporto è una pratica a sé, con le sue 7 fasi e i suoi documenti; lo crea la Fondazione.</w:t>
+        <w:t xml:space="preserve">In ogni pratica, sotto le fasi, la sezione </w:t>
+      </w:r>
+      <w:r>
+        <w:rPr>
+          <w:rFonts w:ascii="Arial" w:cs="Arial" w:eastAsia="Arial" w:hAnsi="Arial"/>
+          <w:b/>
+          <w:bCs/>
+          <w:color w:val="1B2118"/>
+          <w:sz w:val="21"/>
+          <w:szCs w:val="21"/>
+        </w:rPr>
+        <w:t xml:space="preserve">Messaggi</w:t>
+      </w:r>
+      <w:r>
+        <w:rPr>
+          <w:rFonts w:ascii="Arial" w:cs="Arial" w:eastAsia="Arial" w:hAnsi="Arial"/>
+          <w:color w:val="1B2118"/>
+          <w:sz w:val="21"/>
+          <w:szCs w:val="21"/>
+        </w:rPr>
+        <w:t xml:space="preserve"> è una conversazione tra il vostro ente e Fondazione Operate su quella pratica.</w:t>
       </w:r>
     </w:p>
     <w:p>
@@ -6131,27 +6668,7 @@
           <w:sz w:val="21"/>
           <w:szCs w:val="21"/>
         </w:rPr>
-        <w:t xml:space="preserve">Aprite il Progetto: in basso trovate </w:t>
-      </w:r>
-      <w:r>
-        <w:rPr>
-          <w:rFonts w:ascii="Arial" w:cs="Arial" w:eastAsia="Arial" w:hAnsi="Arial"/>
-          <w:b/>
-          <w:bCs/>
-          <w:color w:val="1B2118"/>
-          <w:sz w:val="21"/>
-          <w:szCs w:val="21"/>
-        </w:rPr>
-        <w:t xml:space="preserve">Rapporti di Monitoraggio (N/10)</w:t>
-      </w:r>
-      <w:r>
-        <w:rPr>
-          <w:rFonts w:ascii="Arial" w:cs="Arial" w:eastAsia="Arial" w:hAnsi="Arial"/>
-          <w:color w:val="1B2118"/>
-          <w:sz w:val="21"/>
-          <w:szCs w:val="21"/>
-        </w:rPr>
-        <w:t xml:space="preserve">.</w:t>
+        <w:t xml:space="preserve">Scrivete il testo nel campo «Scrivi un messaggio…».</w:t>
       </w:r>
     </w:p>
     <w:p>
@@ -6170,56 +6687,18 @@
           <w:sz w:val="21"/>
           <w:szCs w:val="21"/>
         </w:rPr>
-        <w:t xml:space="preserve">Fate clic su un Rapporto («Anno N · codice») per aprirlo.</w:t>
-      </w:r>
-    </w:p>
-    <w:p>
-      <w:pPr>
-        <w:pStyle w:val="ListParagraph"/>
-        <w:numPr>
-          <w:ilvl w:val="0"/>
-          <w:numId w:val="9"/>
-        </w:numPr>
-        <w:spacing w:after="70" w:line="290"/>
-      </w:pPr>
-      <w:r>
-        <w:rPr>
-          <w:rFonts w:ascii="Arial" w:cs="Arial" w:eastAsia="Arial" w:hAnsi="Arial"/>
-          <w:color w:val="1B2118"/>
-          <w:sz w:val="21"/>
-          <w:szCs w:val="21"/>
-        </w:rPr>
-        <w:t xml:space="preserve">Dentro il Rapporto lavorate come in un Progetto: fasi, documenti, integrazioni.</w:t>
-      </w:r>
-    </w:p>
-    <w:p>
-      <w:pPr>
-        <w:pStyle w:val="ListParagraph"/>
-        <w:numPr>
-          <w:ilvl w:val="0"/>
-          <w:numId w:val="9"/>
-        </w:numPr>
-        <w:spacing w:after="70" w:line="290"/>
-      </w:pPr>
-      <w:r>
-        <w:rPr>
-          <w:rFonts w:ascii="Arial" w:cs="Arial" w:eastAsia="Arial" w:hAnsi="Arial"/>
-          <w:color w:val="1B2118"/>
-          <w:sz w:val="21"/>
-          <w:szCs w:val="21"/>
-        </w:rPr>
-        <w:t xml:space="preserve">Per tornare al Progetto premete </w:t>
-      </w:r>
-      <w:r>
-        <w:rPr>
-          <w:rFonts w:ascii="Arial" w:cs="Arial" w:eastAsia="Arial" w:hAnsi="Arial"/>
-          <w:b/>
-          <w:bCs/>
-          <w:color w:val="1B2118"/>
-          <w:sz w:val="21"/>
-          <w:szCs w:val="21"/>
-        </w:rPr>
-        <w:t xml:space="preserve">← Torna al Progetto</w:t>
+        <w:t xml:space="preserve">Premete </w:t>
+      </w:r>
+      <w:r>
+        <w:rPr>
+          <w:rFonts w:ascii="Arial" w:cs="Arial" w:eastAsia="Arial" w:hAnsi="Arial"/>
+          <w:b/>
+          <w:bCs/>
+          <w:color w:val="1B2118"/>
+          <w:sz w:val="21"/>
+          <w:szCs w:val="21"/>
+        </w:rPr>
+        <w:t xml:space="preserve">Invia</w:t>
       </w:r>
       <w:r>
         <w:rPr>
@@ -6247,70 +6726,7 @@
           <w:sz w:val="21"/>
           <w:szCs w:val="21"/>
         </w:rPr>
-        <w:t xml:space="preserve">Il codice del Rapporto è quello del Progetto con l'anno, ad esempio </w:t>
-      </w:r>
-      <w:r>
-        <w:rPr>
-          <w:rFonts w:ascii="Consolas" w:cs="Consolas" w:eastAsia="Consolas" w:hAnsi="Consolas"/>
-          <w:color w:val="2F5D3A"/>
-          <w:sz w:val="21"/>
-          <w:szCs w:val="21"/>
-        </w:rPr>
-        <w:t xml:space="preserve">CWP-2026-0001-RM1</w:t>
-      </w:r>
-      <w:r>
-        <w:rPr>
-          <w:rFonts w:ascii="Arial" w:cs="Arial" w:eastAsia="Arial" w:hAnsi="Arial"/>
-          <w:color w:val="1B2118"/>
-          <w:sz w:val="21"/>
-          <w:szCs w:val="21"/>
-        </w:rPr>
-        <w:t xml:space="preserve">.</w:t>
-      </w:r>
-    </w:p>
-    <w:p>
-      <w:pPr>
-        <w:spacing w:after="140" w:line="300"/>
-      </w:pPr>
-      <w:r>
-        <w:rPr>
-          <w:rFonts w:ascii="Arial" w:cs="Arial" w:eastAsia="Arial" w:hAnsi="Arial"/>
-          <w:b/>
-          <w:bCs/>
-          <w:color w:val="1B2118"/>
-          <w:sz w:val="21"/>
-          <w:szCs w:val="21"/>
-        </w:rPr>
-        <w:t xml:space="preserve">Pagamenti.</w:t>
-      </w:r>
-      <w:r>
-        <w:rPr>
-          <w:rFonts w:ascii="Arial" w:cs="Arial" w:eastAsia="Arial" w:hAnsi="Arial"/>
-          <w:color w:val="1B2118"/>
-          <w:sz w:val="21"/>
-          <w:szCs w:val="21"/>
-        </w:rPr>
-        <w:t xml:space="preserve"> Le voci di pagamento sono gestite dalla Fondazione e oggi non sono visibili nel portale per i Comuni. Fatture e documenti amministrativi, quando caricati dalla Fondazione, si trovano in </w:t>
-      </w:r>
-      <w:r>
-        <w:rPr>
-          <w:rFonts w:ascii="Arial" w:cs="Arial" w:eastAsia="Arial" w:hAnsi="Arial"/>
-          <w:b/>
-          <w:bCs/>
-          <w:color w:val="1B2118"/>
-          <w:sz w:val="21"/>
-          <w:szCs w:val="21"/>
-        </w:rPr>
-        <w:t xml:space="preserve">I tuoi documenti</w:t>
-      </w:r>
-      <w:r>
-        <w:rPr>
-          <w:rFonts w:ascii="Arial" w:cs="Arial" w:eastAsia="Arial" w:hAnsi="Arial"/>
-          <w:color w:val="1B2118"/>
-          <w:sz w:val="21"/>
-          <w:szCs w:val="21"/>
-        </w:rPr>
-        <w:t xml:space="preserve">.</w:t>
+        <w:t xml:space="preserve">I vostri messaggi compaiono a destra; quelli della Fondazione, firmati «Fondazione Operate», a sinistra, con data e ora. A ogni messaggio l'altra parte riceve una notifica nel portale e un'email. I messaggi non si possono modificare né cancellare. Sulle pratiche annullate non si può più scrivere.</w:t>
       </w:r>
     </w:p>
     <w:p>
@@ -6332,7 +6748,362 @@
           <w:sz w:val="34"/>
           <w:szCs w:val="34"/>
         </w:rPr>
-        <w:t xml:space="preserve">9. I tuoi documenti</w:t>
+        <w:t xml:space="preserve">9. Rapporti di monitoraggio e pagamenti</w:t>
+      </w:r>
+      <w:bookmarkEnd w:id="1"/>
+    </w:p>
+    <w:p>
+      <w:pPr>
+        <w:spacing w:after="140" w:line="300"/>
+      </w:pPr>
+      <w:r>
+        <w:rPr>
+          <w:rFonts w:ascii="Arial" w:cs="Arial" w:eastAsia="Arial" w:hAnsi="Arial"/>
+          <w:color w:val="1B2118"/>
+          <w:sz w:val="21"/>
+          <w:szCs w:val="21"/>
+        </w:rPr>
+        <w:t xml:space="preserve">Dopo la conclusione del Progetto, ogni anno si presenta un </w:t>
+      </w:r>
+      <w:r>
+        <w:rPr>
+          <w:rFonts w:ascii="Arial" w:cs="Arial" w:eastAsia="Arial" w:hAnsi="Arial"/>
+          <w:b/>
+          <w:bCs/>
+          <w:color w:val="1B2118"/>
+          <w:sz w:val="21"/>
+          <w:szCs w:val="21"/>
+        </w:rPr>
+        <w:t xml:space="preserve">Rapporto di Monitoraggio</w:t>
+      </w:r>
+      <w:r>
+        <w:rPr>
+          <w:rFonts w:ascii="Arial" w:cs="Arial" w:eastAsia="Arial" w:hAnsi="Arial"/>
+          <w:color w:val="1B2118"/>
+          <w:sz w:val="21"/>
+          <w:szCs w:val="21"/>
+        </w:rPr>
+        <w:t xml:space="preserve">, fino a 10 per Progetto. Ogni Rapporto è una pratica a sé, con le sue 7 fasi e i suoi documenti; lo crea la Fondazione.</w:t>
+      </w:r>
+    </w:p>
+    <w:p>
+      <w:pPr>
+        <w:pStyle w:val="ListParagraph"/>
+        <w:numPr>
+          <w:ilvl w:val="0"/>
+          <w:numId w:val="10"/>
+        </w:numPr>
+        <w:spacing w:after="70" w:line="290"/>
+      </w:pPr>
+      <w:r>
+        <w:rPr>
+          <w:rFonts w:ascii="Arial" w:cs="Arial" w:eastAsia="Arial" w:hAnsi="Arial"/>
+          <w:color w:val="1B2118"/>
+          <w:sz w:val="21"/>
+          <w:szCs w:val="21"/>
+        </w:rPr>
+        <w:t xml:space="preserve">Aprite il Progetto: in basso trovate </w:t>
+      </w:r>
+      <w:r>
+        <w:rPr>
+          <w:rFonts w:ascii="Arial" w:cs="Arial" w:eastAsia="Arial" w:hAnsi="Arial"/>
+          <w:b/>
+          <w:bCs/>
+          <w:color w:val="1B2118"/>
+          <w:sz w:val="21"/>
+          <w:szCs w:val="21"/>
+        </w:rPr>
+        <w:t xml:space="preserve">Rapporti di Monitoraggio (N/10)</w:t>
+      </w:r>
+      <w:r>
+        <w:rPr>
+          <w:rFonts w:ascii="Arial" w:cs="Arial" w:eastAsia="Arial" w:hAnsi="Arial"/>
+          <w:color w:val="1B2118"/>
+          <w:sz w:val="21"/>
+          <w:szCs w:val="21"/>
+        </w:rPr>
+        <w:t xml:space="preserve">.</w:t>
+      </w:r>
+    </w:p>
+    <w:p>
+      <w:pPr>
+        <w:pStyle w:val="ListParagraph"/>
+        <w:numPr>
+          <w:ilvl w:val="0"/>
+          <w:numId w:val="10"/>
+        </w:numPr>
+        <w:spacing w:after="70" w:line="290"/>
+      </w:pPr>
+      <w:r>
+        <w:rPr>
+          <w:rFonts w:ascii="Arial" w:cs="Arial" w:eastAsia="Arial" w:hAnsi="Arial"/>
+          <w:color w:val="1B2118"/>
+          <w:sz w:val="21"/>
+          <w:szCs w:val="21"/>
+        </w:rPr>
+        <w:t xml:space="preserve">Fate clic su un Rapporto («Anno N · codice») per aprirlo.</w:t>
+      </w:r>
+    </w:p>
+    <w:p>
+      <w:pPr>
+        <w:pStyle w:val="ListParagraph"/>
+        <w:numPr>
+          <w:ilvl w:val="0"/>
+          <w:numId w:val="10"/>
+        </w:numPr>
+        <w:spacing w:after="70" w:line="290"/>
+      </w:pPr>
+      <w:r>
+        <w:rPr>
+          <w:rFonts w:ascii="Arial" w:cs="Arial" w:eastAsia="Arial" w:hAnsi="Arial"/>
+          <w:color w:val="1B2118"/>
+          <w:sz w:val="21"/>
+          <w:szCs w:val="21"/>
+        </w:rPr>
+        <w:t xml:space="preserve">Dentro il Rapporto lavorate come in un Progetto: fasi, documenti, integrazioni.</w:t>
+      </w:r>
+    </w:p>
+    <w:p>
+      <w:pPr>
+        <w:pStyle w:val="ListParagraph"/>
+        <w:numPr>
+          <w:ilvl w:val="0"/>
+          <w:numId w:val="10"/>
+        </w:numPr>
+        <w:spacing w:after="70" w:line="290"/>
+      </w:pPr>
+      <w:r>
+        <w:rPr>
+          <w:rFonts w:ascii="Arial" w:cs="Arial" w:eastAsia="Arial" w:hAnsi="Arial"/>
+          <w:color w:val="1B2118"/>
+          <w:sz w:val="21"/>
+          <w:szCs w:val="21"/>
+        </w:rPr>
+        <w:t xml:space="preserve">Per tornare al Progetto premete </w:t>
+      </w:r>
+      <w:r>
+        <w:rPr>
+          <w:rFonts w:ascii="Arial" w:cs="Arial" w:eastAsia="Arial" w:hAnsi="Arial"/>
+          <w:b/>
+          <w:bCs/>
+          <w:color w:val="1B2118"/>
+          <w:sz w:val="21"/>
+          <w:szCs w:val="21"/>
+        </w:rPr>
+        <w:t xml:space="preserve">← Torna al Progetto</w:t>
+      </w:r>
+      <w:r>
+        <w:rPr>
+          <w:rFonts w:ascii="Arial" w:cs="Arial" w:eastAsia="Arial" w:hAnsi="Arial"/>
+          <w:color w:val="1B2118"/>
+          <w:sz w:val="21"/>
+          <w:szCs w:val="21"/>
+        </w:rPr>
+        <w:t xml:space="preserve">.</w:t>
+      </w:r>
+    </w:p>
+    <w:p>
+      <w:pPr>
+        <w:spacing w:after="60"/>
+      </w:pPr>
+    </w:p>
+    <w:p>
+      <w:pPr>
+        <w:spacing w:after="140" w:line="300"/>
+      </w:pPr>
+      <w:r>
+        <w:rPr>
+          <w:rFonts w:ascii="Arial" w:cs="Arial" w:eastAsia="Arial" w:hAnsi="Arial"/>
+          <w:color w:val="1B2118"/>
+          <w:sz w:val="21"/>
+          <w:szCs w:val="21"/>
+        </w:rPr>
+        <w:t xml:space="preserve">Il codice del Rapporto è quello del Progetto con l'anno, ad esempio </w:t>
+      </w:r>
+      <w:r>
+        <w:rPr>
+          <w:rFonts w:ascii="Consolas" w:cs="Consolas" w:eastAsia="Consolas" w:hAnsi="Consolas"/>
+          <w:color w:val="2F5D3A"/>
+          <w:sz w:val="21"/>
+          <w:szCs w:val="21"/>
+        </w:rPr>
+        <w:t xml:space="preserve">CWP-2026-0001-RM1</w:t>
+      </w:r>
+      <w:r>
+        <w:rPr>
+          <w:rFonts w:ascii="Arial" w:cs="Arial" w:eastAsia="Arial" w:hAnsi="Arial"/>
+          <w:color w:val="1B2118"/>
+          <w:sz w:val="21"/>
+          <w:szCs w:val="21"/>
+        </w:rPr>
+        <w:t xml:space="preserve">.</w:t>
+      </w:r>
+    </w:p>
+    <w:p>
+      <w:pPr>
+        <w:spacing w:after="140" w:line="300"/>
+      </w:pPr>
+      <w:r>
+        <w:rPr>
+          <w:rFonts w:ascii="Arial" w:cs="Arial" w:eastAsia="Arial" w:hAnsi="Arial"/>
+          <w:b/>
+          <w:bCs/>
+          <w:color w:val="1B2118"/>
+          <w:sz w:val="21"/>
+          <w:szCs w:val="21"/>
+        </w:rPr>
+        <w:t xml:space="preserve">Pagamenti.</w:t>
+      </w:r>
+      <w:r>
+        <w:rPr>
+          <w:rFonts w:ascii="Arial" w:cs="Arial" w:eastAsia="Arial" w:hAnsi="Arial"/>
+          <w:color w:val="1B2118"/>
+          <w:sz w:val="21"/>
+          <w:szCs w:val="21"/>
+        </w:rPr>
+        <w:t xml:space="preserve"> In ogni pratica la sezione </w:t>
+      </w:r>
+      <w:r>
+        <w:rPr>
+          <w:rFonts w:ascii="Arial" w:cs="Arial" w:eastAsia="Arial" w:hAnsi="Arial"/>
+          <w:b/>
+          <w:bCs/>
+          <w:color w:val="1B2118"/>
+          <w:sz w:val="21"/>
+          <w:szCs w:val="21"/>
+        </w:rPr>
+        <w:t xml:space="preserve">Pagamenti</w:t>
+      </w:r>
+      <w:r>
+        <w:rPr>
+          <w:rFonts w:ascii="Arial" w:cs="Arial" w:eastAsia="Arial" w:hAnsi="Arial"/>
+          <w:color w:val="1B2118"/>
+          <w:sz w:val="21"/>
+          <w:szCs w:val="21"/>
+        </w:rPr>
+        <w:t xml:space="preserve"> mostra le voci previste dalla Fondazione (ad esempio la quota di adesione) con importo, scadenza e stato: </w:t>
+      </w:r>
+      <w:r>
+        <w:rPr>
+          <w:rFonts w:ascii="Arial" w:cs="Arial" w:eastAsia="Arial" w:hAnsi="Arial"/>
+          <w:i/>
+          <w:iCs/>
+          <w:color w:val="1B2118"/>
+          <w:sz w:val="21"/>
+          <w:szCs w:val="21"/>
+        </w:rPr>
+        <w:t xml:space="preserve">Da pagare</w:t>
+      </w:r>
+      <w:r>
+        <w:rPr>
+          <w:rFonts w:ascii="Arial" w:cs="Arial" w:eastAsia="Arial" w:hAnsi="Arial"/>
+          <w:color w:val="1B2118"/>
+          <w:sz w:val="21"/>
+          <w:szCs w:val="21"/>
+        </w:rPr>
+        <w:t xml:space="preserve">, </w:t>
+      </w:r>
+      <w:r>
+        <w:rPr>
+          <w:rFonts w:ascii="Arial" w:cs="Arial" w:eastAsia="Arial" w:hAnsi="Arial"/>
+          <w:i/>
+          <w:iCs/>
+          <w:color w:val="1B2118"/>
+          <w:sz w:val="21"/>
+          <w:szCs w:val="21"/>
+        </w:rPr>
+        <w:t xml:space="preserve">Scaduto</w:t>
+      </w:r>
+      <w:r>
+        <w:rPr>
+          <w:rFonts w:ascii="Arial" w:cs="Arial" w:eastAsia="Arial" w:hAnsi="Arial"/>
+          <w:color w:val="1B2118"/>
+          <w:sz w:val="21"/>
+          <w:szCs w:val="21"/>
+        </w:rPr>
+        <w:t xml:space="preserve"> o </w:t>
+      </w:r>
+      <w:r>
+        <w:rPr>
+          <w:rFonts w:ascii="Arial" w:cs="Arial" w:eastAsia="Arial" w:hAnsi="Arial"/>
+          <w:i/>
+          <w:iCs/>
+          <w:color w:val="1B2118"/>
+          <w:sz w:val="21"/>
+          <w:szCs w:val="21"/>
+        </w:rPr>
+        <w:t xml:space="preserve">Pagato</w:t>
+      </w:r>
+      <w:r>
+        <w:rPr>
+          <w:rFonts w:ascii="Arial" w:cs="Arial" w:eastAsia="Arial" w:hAnsi="Arial"/>
+          <w:color w:val="1B2118"/>
+          <w:sz w:val="21"/>
+          <w:szCs w:val="21"/>
+        </w:rPr>
+        <w:t xml:space="preserve">, con la data in cui la Fondazione ha registrato il pagamento. In alto trovate il riepilogo </w:t>
+      </w:r>
+      <w:r>
+        <w:rPr>
+          <w:rFonts w:ascii="Arial" w:cs="Arial" w:eastAsia="Arial" w:hAnsi="Arial"/>
+          <w:i/>
+          <w:iCs/>
+          <w:color w:val="1B2118"/>
+          <w:sz w:val="21"/>
+          <w:szCs w:val="21"/>
+        </w:rPr>
+        <w:t xml:space="preserve">Totale · pagato · da pagare</w:t>
+      </w:r>
+      <w:r>
+        <w:rPr>
+          <w:rFonts w:ascii="Arial" w:cs="Arial" w:eastAsia="Arial" w:hAnsi="Arial"/>
+          <w:color w:val="1B2118"/>
+          <w:sz w:val="21"/>
+          <w:szCs w:val="21"/>
+        </w:rPr>
+        <w:t xml:space="preserve">. La sezione è in sola lettura: i pagamenti si effettuano fuori dal portale, secondo le indicazioni della Fondazione, che poi li registra. Quando la Fondazione aggiunge una voce ricevete una notifica. Fatture e documenti amministrativi, quando caricati dalla Fondazione, si trovano in </w:t>
+      </w:r>
+      <w:r>
+        <w:rPr>
+          <w:rFonts w:ascii="Arial" w:cs="Arial" w:eastAsia="Arial" w:hAnsi="Arial"/>
+          <w:b/>
+          <w:bCs/>
+          <w:color w:val="1B2118"/>
+          <w:sz w:val="21"/>
+          <w:szCs w:val="21"/>
+        </w:rPr>
+        <w:t xml:space="preserve">I tuoi documenti</w:t>
+      </w:r>
+      <w:r>
+        <w:rPr>
+          <w:rFonts w:ascii="Arial" w:cs="Arial" w:eastAsia="Arial" w:hAnsi="Arial"/>
+          <w:color w:val="1B2118"/>
+          <w:sz w:val="21"/>
+          <w:szCs w:val="21"/>
+        </w:rPr>
+        <w:t xml:space="preserve">.</w:t>
+      </w:r>
+    </w:p>
+    <w:p>
+      <w:pPr>
+        <w:pStyle w:val="Heading1"/>
+        <w:pageBreakBefore/>
+        <w:pBdr>
+          <w:bottom w:val="single" w:color="2F5D3A" w:sz="12" w:space="6"/>
+        </w:pBdr>
+        <w:spacing w:after="240" w:before="0"/>
+      </w:pPr>
+      <w:bookmarkStart w:name="cap10" w:id="1"/>
+      <w:r>
+        <w:rPr>
+          <w:rFonts w:ascii="Arial" w:cs="Arial" w:eastAsia="Arial" w:hAnsi="Arial"/>
+          <w:b/>
+          <w:bCs/>
+          <w:color w:val="2F5D3A"/>
+          <w:sz w:val="34"/>
+          <w:szCs w:val="34"/>
+        </w:rPr>
+        <w:t xml:space="preserve">10. I tuoi documenti</w:t>
       </w:r>
       <w:bookmarkEnd w:id="1"/>
     </w:p>
@@ -6474,6 +7245,51 @@
       <w:r>
         <w:rPr>
           <w:rFonts w:ascii="Arial" w:cs="Arial" w:eastAsia="Arial" w:hAnsi="Arial"/>
+          <w:b/>
+          <w:bCs/>
+          <w:color w:val="1B2118"/>
+          <w:sz w:val="21"/>
+          <w:szCs w:val="21"/>
+        </w:rPr>
+        <w:t xml:space="preserve">Modelli da scaricare.</w:t>
+      </w:r>
+      <w:r>
+        <w:rPr>
+          <w:rFonts w:ascii="Arial" w:cs="Arial" w:eastAsia="Arial" w:hAnsi="Arial"/>
+          <w:color w:val="1B2118"/>
+          <w:sz w:val="21"/>
+          <w:szCs w:val="21"/>
+        </w:rPr>
+        <w:t xml:space="preserve"> Se la Fondazione ha pubblicato modelli generali (moduli, fac-simile), li trovate in questa pagina con il pulsante </w:t>
+      </w:r>
+      <w:r>
+        <w:rPr>
+          <w:rFonts w:ascii="Arial" w:cs="Arial" w:eastAsia="Arial" w:hAnsi="Arial"/>
+          <w:b/>
+          <w:bCs/>
+          <w:color w:val="1B2118"/>
+          <w:sz w:val="21"/>
+          <w:szCs w:val="21"/>
+        </w:rPr>
+        <w:t xml:space="preserve">Scarica</w:t>
+      </w:r>
+      <w:r>
+        <w:rPr>
+          <w:rFonts w:ascii="Arial" w:cs="Arial" w:eastAsia="Arial" w:hAnsi="Arial"/>
+          <w:color w:val="1B2118"/>
+          <w:sz w:val="21"/>
+          <w:szCs w:val="21"/>
+        </w:rPr>
+        <w:t xml:space="preserve">. I modelli che riguardano una fase precisa compaiono invece dentro quella fase, nella pratica.</w:t>
+      </w:r>
+    </w:p>
+    <w:p>
+      <w:pPr>
+        <w:spacing w:after="140" w:line="300"/>
+      </w:pPr>
+      <w:r>
+        <w:rPr>
+          <w:rFonts w:ascii="Arial" w:cs="Arial" w:eastAsia="Arial" w:hAnsi="Arial"/>
           <w:color w:val="1B2118"/>
           <w:sz w:val="21"/>
           <w:szCs w:val="21"/>
@@ -6524,7 +7340,7 @@
         </w:pBdr>
         <w:spacing w:after="240" w:before="0"/>
       </w:pPr>
-      <w:bookmarkStart w:name="cap10" w:id="1"/>
+      <w:bookmarkStart w:name="cap11" w:id="1"/>
       <w:r>
         <w:rPr>
           <w:rFonts w:ascii="Arial" w:cs="Arial" w:eastAsia="Arial" w:hAnsi="Arial"/>
@@ -6534,7 +7350,7 @@
           <w:sz w:val="34"/>
           <w:szCs w:val="34"/>
         </w:rPr>
-        <w:t xml:space="preserve">10. Notifiche ed email</w:t>
+        <w:t xml:space="preserve">11. Notifiche ed email</w:t>
       </w:r>
       <w:bookmarkEnd w:id="1"/>
     </w:p>
@@ -6713,8 +7529,8 @@
         <w:tblLayout w:type="fixed"/>
       </w:tblPr>
       <w:tblGrid>
-        <w:gridCol w:w="4544"/>
-        <w:gridCol w:w="5094"/>
+        <w:gridCol w:w="4400"/>
+        <w:gridCol w:w="5238"/>
       </w:tblGrid>
       <w:tr>
         <w:trPr>
@@ -6722,7 +7538,7 @@
         </w:trPr>
         <w:tc>
           <w:tcPr>
-            <w:tcW w:type="dxa" w:w="4544"/>
+            <w:tcW w:type="dxa" w:w="4400"/>
             <w:tcBorders>
               <w:top w:val="single" w:color="D9D4C5" w:sz="4"/>
               <w:left w:val="single" w:color="D9D4C5" w:sz="4"/>
@@ -6757,7 +7573,7 @@
         </w:tc>
         <w:tc>
           <w:tcPr>
-            <w:tcW w:type="dxa" w:w="5094"/>
+            <w:tcW w:type="dxa" w:w="5238"/>
             <w:tcBorders>
               <w:top w:val="single" w:color="D9D4C5" w:sz="4"/>
               <w:left w:val="single" w:color="D9D4C5" w:sz="4"/>
@@ -6797,7 +7613,7 @@
         </w:trPr>
         <w:tc>
           <w:tcPr>
-            <w:tcW w:type="dxa" w:w="4544"/>
+            <w:tcW w:type="dxa" w:w="4400"/>
             <w:tcBorders>
               <w:top w:val="single" w:color="D9D4C5" w:sz="4"/>
               <w:left w:val="single" w:color="D9D4C5" w:sz="4"/>
@@ -6829,7 +7645,7 @@
         </w:tc>
         <w:tc>
           <w:tcPr>
-            <w:tcW w:type="dxa" w:w="5094"/>
+            <w:tcW w:type="dxa" w:w="5238"/>
             <w:tcBorders>
               <w:top w:val="single" w:color="D9D4C5" w:sz="4"/>
               <w:left w:val="single" w:color="D9D4C5" w:sz="4"/>
@@ -6866,7 +7682,7 @@
         </w:trPr>
         <w:tc>
           <w:tcPr>
-            <w:tcW w:type="dxa" w:w="4544"/>
+            <w:tcW w:type="dxa" w:w="4400"/>
             <w:tcBorders>
               <w:top w:val="single" w:color="D9D4C5" w:sz="4"/>
               <w:left w:val="single" w:color="D9D4C5" w:sz="4"/>
@@ -6899,7 +7715,7 @@
         </w:tc>
         <w:tc>
           <w:tcPr>
-            <w:tcW w:type="dxa" w:w="5094"/>
+            <w:tcW w:type="dxa" w:w="5238"/>
             <w:tcBorders>
               <w:top w:val="single" w:color="D9D4C5" w:sz="4"/>
               <w:left w:val="single" w:color="D9D4C5" w:sz="4"/>
@@ -6937,7 +7753,7 @@
         </w:trPr>
         <w:tc>
           <w:tcPr>
-            <w:tcW w:type="dxa" w:w="4544"/>
+            <w:tcW w:type="dxa" w:w="4400"/>
             <w:tcBorders>
               <w:top w:val="single" w:color="D9D4C5" w:sz="4"/>
               <w:left w:val="single" w:color="D9D4C5" w:sz="4"/>
@@ -6969,7 +7785,7 @@
         </w:tc>
         <w:tc>
           <w:tcPr>
-            <w:tcW w:type="dxa" w:w="5094"/>
+            <w:tcW w:type="dxa" w:w="5238"/>
             <w:tcBorders>
               <w:top w:val="single" w:color="D9D4C5" w:sz="4"/>
               <w:left w:val="single" w:color="D9D4C5" w:sz="4"/>
@@ -7006,7 +7822,7 @@
         </w:trPr>
         <w:tc>
           <w:tcPr>
-            <w:tcW w:type="dxa" w:w="4544"/>
+            <w:tcW w:type="dxa" w:w="4400"/>
             <w:tcBorders>
               <w:top w:val="single" w:color="D9D4C5" w:sz="4"/>
               <w:left w:val="single" w:color="D9D4C5" w:sz="4"/>
@@ -7039,7 +7855,7 @@
         </w:tc>
         <w:tc>
           <w:tcPr>
-            <w:tcW w:type="dxa" w:w="5094"/>
+            <w:tcW w:type="dxa" w:w="5238"/>
             <w:tcBorders>
               <w:top w:val="single" w:color="D9D4C5" w:sz="4"/>
               <w:left w:val="single" w:color="D9D4C5" w:sz="4"/>
@@ -7077,7 +7893,7 @@
         </w:trPr>
         <w:tc>
           <w:tcPr>
-            <w:tcW w:type="dxa" w:w="4544"/>
+            <w:tcW w:type="dxa" w:w="4400"/>
             <w:tcBorders>
               <w:top w:val="single" w:color="D9D4C5" w:sz="4"/>
               <w:left w:val="single" w:color="D9D4C5" w:sz="4"/>
@@ -7109,7 +7925,7 @@
         </w:tc>
         <w:tc>
           <w:tcPr>
-            <w:tcW w:type="dxa" w:w="5094"/>
+            <w:tcW w:type="dxa" w:w="5238"/>
             <w:tcBorders>
               <w:top w:val="single" w:color="D9D4C5" w:sz="4"/>
               <w:left w:val="single" w:color="D9D4C5" w:sz="4"/>
@@ -7146,7 +7962,7 @@
         </w:trPr>
         <w:tc>
           <w:tcPr>
-            <w:tcW w:type="dxa" w:w="4544"/>
+            <w:tcW w:type="dxa" w:w="4400"/>
             <w:tcBorders>
               <w:top w:val="single" w:color="D9D4C5" w:sz="4"/>
               <w:left w:val="single" w:color="D9D4C5" w:sz="4"/>
@@ -7179,7 +7995,7 @@
         </w:tc>
         <w:tc>
           <w:tcPr>
-            <w:tcW w:type="dxa" w:w="5094"/>
+            <w:tcW w:type="dxa" w:w="5238"/>
             <w:tcBorders>
               <w:top w:val="single" w:color="D9D4C5" w:sz="4"/>
               <w:left w:val="single" w:color="D9D4C5" w:sz="4"/>
@@ -7217,7 +8033,7 @@
         </w:trPr>
         <w:tc>
           <w:tcPr>
-            <w:tcW w:type="dxa" w:w="4544"/>
+            <w:tcW w:type="dxa" w:w="4400"/>
             <w:tcBorders>
               <w:top w:val="single" w:color="D9D4C5" w:sz="4"/>
               <w:left w:val="single" w:color="D9D4C5" w:sz="4"/>
@@ -7249,7 +8065,7 @@
         </w:tc>
         <w:tc>
           <w:tcPr>
-            <w:tcW w:type="dxa" w:w="5094"/>
+            <w:tcW w:type="dxa" w:w="5238"/>
             <w:tcBorders>
               <w:top w:val="single" w:color="D9D4C5" w:sz="4"/>
               <w:left w:val="single" w:color="D9D4C5" w:sz="4"/>
@@ -7286,7 +8102,7 @@
         </w:trPr>
         <w:tc>
           <w:tcPr>
-            <w:tcW w:type="dxa" w:w="4544"/>
+            <w:tcW w:type="dxa" w:w="4400"/>
             <w:tcBorders>
               <w:top w:val="single" w:color="D9D4C5" w:sz="4"/>
               <w:left w:val="single" w:color="D9D4C5" w:sz="4"/>
@@ -7319,7 +8135,7 @@
         </w:tc>
         <w:tc>
           <w:tcPr>
-            <w:tcW w:type="dxa" w:w="5094"/>
+            <w:tcW w:type="dxa" w:w="5238"/>
             <w:tcBorders>
               <w:top w:val="single" w:color="D9D4C5" w:sz="4"/>
               <w:left w:val="single" w:color="D9D4C5" w:sz="4"/>
@@ -7347,6 +8163,286 @@
                 <w:szCs w:val="18"/>
               </w:rPr>
               <w:t xml:space="preserve">Cambia lo stato della pratica, con la motivazione</w:t>
+            </w:r>
+          </w:p>
+        </w:tc>
+      </w:tr>
+      <w:tr>
+        <w:trPr>
+          <w:cantSplit/>
+        </w:trPr>
+        <w:tc>
+          <w:tcPr>
+            <w:tcW w:type="dxa" w:w="4400"/>
+            <w:tcBorders>
+              <w:top w:val="single" w:color="D9D4C5" w:sz="4"/>
+              <w:left w:val="single" w:color="D9D4C5" w:sz="4"/>
+              <w:bottom w:val="single" w:color="D9D4C5" w:sz="4"/>
+              <w:right w:val="single" w:color="D9D4C5" w:sz="4"/>
+            </w:tcBorders>
+            <w:tcMar>
+              <w:top w:type="dxa" w:w="70"/>
+              <w:left w:type="dxa" w:w="110"/>
+              <w:bottom w:type="dxa" w:w="70"/>
+              <w:right w:type="dxa" w:w="110"/>
+            </w:tcMar>
+            <w:vAlign w:val="center"/>
+          </w:tcPr>
+          <w:p>
+            <w:pPr>
+              <w:spacing w:after="0" w:before="0"/>
+            </w:pPr>
+            <w:r>
+              <w:rPr>
+                <w:rFonts w:ascii="Arial" w:cs="Arial" w:eastAsia="Arial" w:hAnsi="Arial"/>
+                <w:color w:val="1B2118"/>
+                <w:sz w:val="18"/>
+                <w:szCs w:val="18"/>
+              </w:rPr>
+              <w:t xml:space="preserve">Nuovo messaggio dalla Fondazione</w:t>
+            </w:r>
+          </w:p>
+        </w:tc>
+        <w:tc>
+          <w:tcPr>
+            <w:tcW w:type="dxa" w:w="5238"/>
+            <w:tcBorders>
+              <w:top w:val="single" w:color="D9D4C5" w:sz="4"/>
+              <w:left w:val="single" w:color="D9D4C5" w:sz="4"/>
+              <w:bottom w:val="single" w:color="D9D4C5" w:sz="4"/>
+              <w:right w:val="single" w:color="D9D4C5" w:sz="4"/>
+            </w:tcBorders>
+            <w:tcMar>
+              <w:top w:type="dxa" w:w="70"/>
+              <w:left w:type="dxa" w:w="110"/>
+              <w:bottom w:type="dxa" w:w="70"/>
+              <w:right w:type="dxa" w:w="110"/>
+            </w:tcMar>
+            <w:vAlign w:val="center"/>
+          </w:tcPr>
+          <w:p>
+            <w:pPr>
+              <w:spacing w:after="0" w:before="0"/>
+            </w:pPr>
+            <w:r>
+              <w:rPr>
+                <w:rFonts w:ascii="Arial" w:cs="Arial" w:eastAsia="Arial" w:hAnsi="Arial"/>
+                <w:color w:val="1B2118"/>
+                <w:sz w:val="18"/>
+                <w:szCs w:val="18"/>
+              </w:rPr>
+              <w:t xml:space="preserve">La Fondazione vi scrive nella sezione Messaggi</w:t>
+            </w:r>
+          </w:p>
+        </w:tc>
+      </w:tr>
+      <w:tr>
+        <w:trPr>
+          <w:cantSplit/>
+        </w:trPr>
+        <w:tc>
+          <w:tcPr>
+            <w:tcW w:type="dxa" w:w="4400"/>
+            <w:tcBorders>
+              <w:top w:val="single" w:color="D9D4C5" w:sz="4"/>
+              <w:left w:val="single" w:color="D9D4C5" w:sz="4"/>
+              <w:bottom w:val="single" w:color="D9D4C5" w:sz="4"/>
+              <w:right w:val="single" w:color="D9D4C5" w:sz="4"/>
+            </w:tcBorders>
+            <w:shd w:fill="F6F4EE" w:color="auto" w:val="clear"/>
+            <w:tcMar>
+              <w:top w:type="dxa" w:w="70"/>
+              <w:left w:type="dxa" w:w="110"/>
+              <w:bottom w:type="dxa" w:w="70"/>
+              <w:right w:type="dxa" w:w="110"/>
+            </w:tcMar>
+            <w:vAlign w:val="center"/>
+          </w:tcPr>
+          <w:p>
+            <w:pPr>
+              <w:spacing w:after="0" w:before="0"/>
+            </w:pPr>
+            <w:r>
+              <w:rPr>
+                <w:rFonts w:ascii="Arial" w:cs="Arial" w:eastAsia="Arial" w:hAnsi="Arial"/>
+                <w:color w:val="1B2118"/>
+                <w:sz w:val="18"/>
+                <w:szCs w:val="18"/>
+              </w:rPr>
+              <w:t xml:space="preserve">Nuova nota della Fondazione</w:t>
+            </w:r>
+          </w:p>
+        </w:tc>
+        <w:tc>
+          <w:tcPr>
+            <w:tcW w:type="dxa" w:w="5238"/>
+            <w:tcBorders>
+              <w:top w:val="single" w:color="D9D4C5" w:sz="4"/>
+              <w:left w:val="single" w:color="D9D4C5" w:sz="4"/>
+              <w:bottom w:val="single" w:color="D9D4C5" w:sz="4"/>
+              <w:right w:val="single" w:color="D9D4C5" w:sz="4"/>
+            </w:tcBorders>
+            <w:shd w:fill="F6F4EE" w:color="auto" w:val="clear"/>
+            <w:tcMar>
+              <w:top w:type="dxa" w:w="70"/>
+              <w:left w:type="dxa" w:w="110"/>
+              <w:bottom w:type="dxa" w:w="70"/>
+              <w:right w:type="dxa" w:w="110"/>
+            </w:tcMar>
+            <w:vAlign w:val="center"/>
+          </w:tcPr>
+          <w:p>
+            <w:pPr>
+              <w:spacing w:after="0" w:before="0"/>
+            </w:pPr>
+            <w:r>
+              <w:rPr>
+                <w:rFonts w:ascii="Arial" w:cs="Arial" w:eastAsia="Arial" w:hAnsi="Arial"/>
+                <w:color w:val="1B2118"/>
+                <w:sz w:val="18"/>
+                <w:szCs w:val="18"/>
+              </w:rPr>
+              <w:t xml:space="preserve">La Fondazione lascia una nota su una fase</w:t>
+            </w:r>
+          </w:p>
+        </w:tc>
+      </w:tr>
+      <w:tr>
+        <w:trPr>
+          <w:cantSplit/>
+        </w:trPr>
+        <w:tc>
+          <w:tcPr>
+            <w:tcW w:type="dxa" w:w="4400"/>
+            <w:tcBorders>
+              <w:top w:val="single" w:color="D9D4C5" w:sz="4"/>
+              <w:left w:val="single" w:color="D9D4C5" w:sz="4"/>
+              <w:bottom w:val="single" w:color="D9D4C5" w:sz="4"/>
+              <w:right w:val="single" w:color="D9D4C5" w:sz="4"/>
+            </w:tcBorders>
+            <w:tcMar>
+              <w:top w:type="dxa" w:w="70"/>
+              <w:left w:type="dxa" w:w="110"/>
+              <w:bottom w:type="dxa" w:w="70"/>
+              <w:right w:type="dxa" w:w="110"/>
+            </w:tcMar>
+            <w:vAlign w:val="center"/>
+          </w:tcPr>
+          <w:p>
+            <w:pPr>
+              <w:spacing w:after="0" w:before="0"/>
+            </w:pPr>
+            <w:r>
+              <w:rPr>
+                <w:rFonts w:ascii="Arial" w:cs="Arial" w:eastAsia="Arial" w:hAnsi="Arial"/>
+                <w:color w:val="1B2118"/>
+                <w:sz w:val="18"/>
+                <w:szCs w:val="18"/>
+              </w:rPr>
+              <w:t xml:space="preserve">Nuova voce di pagamento</w:t>
+            </w:r>
+          </w:p>
+        </w:tc>
+        <w:tc>
+          <w:tcPr>
+            <w:tcW w:type="dxa" w:w="5238"/>
+            <w:tcBorders>
+              <w:top w:val="single" w:color="D9D4C5" w:sz="4"/>
+              <w:left w:val="single" w:color="D9D4C5" w:sz="4"/>
+              <w:bottom w:val="single" w:color="D9D4C5" w:sz="4"/>
+              <w:right w:val="single" w:color="D9D4C5" w:sz="4"/>
+            </w:tcBorders>
+            <w:tcMar>
+              <w:top w:type="dxa" w:w="70"/>
+              <w:left w:type="dxa" w:w="110"/>
+              <w:bottom w:type="dxa" w:w="70"/>
+              <w:right w:type="dxa" w:w="110"/>
+            </w:tcMar>
+            <w:vAlign w:val="center"/>
+          </w:tcPr>
+          <w:p>
+            <w:pPr>
+              <w:spacing w:after="0" w:before="0"/>
+            </w:pPr>
+            <w:r>
+              <w:rPr>
+                <w:rFonts w:ascii="Arial" w:cs="Arial" w:eastAsia="Arial" w:hAnsi="Arial"/>
+                <w:color w:val="1B2118"/>
+                <w:sz w:val="18"/>
+                <w:szCs w:val="18"/>
+              </w:rPr>
+              <w:t xml:space="preserve">La Fondazione registra una voce di pagamento</w:t>
+            </w:r>
+          </w:p>
+        </w:tc>
+      </w:tr>
+      <w:tr>
+        <w:trPr>
+          <w:cantSplit/>
+        </w:trPr>
+        <w:tc>
+          <w:tcPr>
+            <w:tcW w:type="dxa" w:w="4400"/>
+            <w:tcBorders>
+              <w:top w:val="single" w:color="D9D4C5" w:sz="4"/>
+              <w:left w:val="single" w:color="D9D4C5" w:sz="4"/>
+              <w:bottom w:val="single" w:color="D9D4C5" w:sz="4"/>
+              <w:right w:val="single" w:color="D9D4C5" w:sz="4"/>
+            </w:tcBorders>
+            <w:shd w:fill="F6F4EE" w:color="auto" w:val="clear"/>
+            <w:tcMar>
+              <w:top w:type="dxa" w:w="70"/>
+              <w:left w:type="dxa" w:w="110"/>
+              <w:bottom w:type="dxa" w:w="70"/>
+              <w:right w:type="dxa" w:w="110"/>
+            </w:tcMar>
+            <w:vAlign w:val="center"/>
+          </w:tcPr>
+          <w:p>
+            <w:pPr>
+              <w:spacing w:after="0" w:before="0"/>
+            </w:pPr>
+            <w:r>
+              <w:rPr>
+                <w:rFonts w:ascii="Arial" w:cs="Arial" w:eastAsia="Arial" w:hAnsi="Arial"/>
+                <w:color w:val="1B2118"/>
+                <w:sz w:val="18"/>
+                <w:szCs w:val="18"/>
+              </w:rPr>
+              <w:t xml:space="preserve">Errata corrige pubblicata in consultazione</w:t>
+            </w:r>
+          </w:p>
+        </w:tc>
+        <w:tc>
+          <w:tcPr>
+            <w:tcW w:type="dxa" w:w="5238"/>
+            <w:tcBorders>
+              <w:top w:val="single" w:color="D9D4C5" w:sz="4"/>
+              <w:left w:val="single" w:color="D9D4C5" w:sz="4"/>
+              <w:bottom w:val="single" w:color="D9D4C5" w:sz="4"/>
+              <w:right w:val="single" w:color="D9D4C5" w:sz="4"/>
+            </w:tcBorders>
+            <w:shd w:fill="F6F4EE" w:color="auto" w:val="clear"/>
+            <w:tcMar>
+              <w:top w:type="dxa" w:w="70"/>
+              <w:left w:type="dxa" w:w="110"/>
+              <w:bottom w:type="dxa" w:w="70"/>
+              <w:right w:type="dxa" w:w="110"/>
+            </w:tcMar>
+            <w:vAlign w:val="center"/>
+          </w:tcPr>
+          <w:p>
+            <w:pPr>
+              <w:spacing w:after="0" w:before="0"/>
+            </w:pPr>
+            <w:r>
+              <w:rPr>
+                <w:rFonts w:ascii="Arial" w:cs="Arial" w:eastAsia="Arial" w:hAnsi="Arial"/>
+                <w:color w:val="1B2118"/>
+                <w:sz w:val="18"/>
+                <w:szCs w:val="18"/>
+              </w:rPr>
+              <w:t xml:space="preserve">La Fondazione corregge il documento in consultazione</w:t>
             </w:r>
           </w:p>
         </w:tc>
@@ -7368,7 +8464,27 @@
           <w:sz w:val="21"/>
           <w:szCs w:val="21"/>
         </w:rPr>
-        <w:t xml:space="preserve">Le email partono da un indirizzo automatico: non rispondete all'email, usate i canali indicati dalla Fondazione.</w:t>
+        <w:t xml:space="preserve">Le email partono da un indirizzo automatico: non rispondete all'email, scrivete alla Fondazione nella sezione </w:t>
+      </w:r>
+      <w:r>
+        <w:rPr>
+          <w:rFonts w:ascii="Arial" w:cs="Arial" w:eastAsia="Arial" w:hAnsi="Arial"/>
+          <w:b/>
+          <w:bCs/>
+          <w:color w:val="1B2118"/>
+          <w:sz w:val="21"/>
+          <w:szCs w:val="21"/>
+        </w:rPr>
+        <w:t xml:space="preserve">Messaggi</w:t>
+      </w:r>
+      <w:r>
+        <w:rPr>
+          <w:rFonts w:ascii="Arial" w:cs="Arial" w:eastAsia="Arial" w:hAnsi="Arial"/>
+          <w:color w:val="1B2118"/>
+          <w:sz w:val="21"/>
+          <w:szCs w:val="21"/>
+        </w:rPr>
+        <w:t xml:space="preserve"> della pratica.</w:t>
       </w:r>
     </w:p>
     <w:p>
@@ -7380,7 +8496,7 @@
         </w:pBdr>
         <w:spacing w:after="240" w:before="0"/>
       </w:pPr>
-      <w:bookmarkStart w:name="cap11" w:id="1"/>
+      <w:bookmarkStart w:name="cap12" w:id="1"/>
       <w:r>
         <w:rPr>
           <w:rFonts w:ascii="Arial" w:cs="Arial" w:eastAsia="Arial" w:hAnsi="Arial"/>
@@ -7390,7 +8506,7 @@
           <w:sz w:val="34"/>
           <w:szCs w:val="34"/>
         </w:rPr>
-        <w:t xml:space="preserve">11. Dati per il calcolo dei crediti</w:t>
+        <w:t xml:space="preserve">12. Dati per il calcolo dei crediti</w:t>
       </w:r>
       <w:bookmarkEnd w:id="1"/>
     </w:p>
@@ -7427,7 +8543,7 @@
         </w:rPr>
         <w:t xml:space="preserve">, uguale per tutti gli enti. Il modello si scarica dalla pagina pubblica </w:t>
       </w:r>
-      <w:hyperlink w:history="1" r:id="rIdgn-88lq-ksslgkjyq4ayh">
+      <w:hyperlink w:history="1" r:id="rIdpnfm1ntkur1ditj25ktdc">
         <w:r>
           <w:rPr>
             <w:rFonts w:ascii="Arial" w:cs="Arial" w:eastAsia="Arial" w:hAnsi="Arial"/>
@@ -7474,7 +8590,7 @@
         <w:pStyle w:val="ListParagraph"/>
         <w:numPr>
           <w:ilvl w:val="0"/>
-          <w:numId w:val="10"/>
+          <w:numId w:val="11"/>
         </w:numPr>
         <w:spacing w:after="70" w:line="290"/>
       </w:pPr>
@@ -7513,7 +8629,7 @@
         <w:pStyle w:val="ListParagraph"/>
         <w:numPr>
           <w:ilvl w:val="0"/>
-          <w:numId w:val="10"/>
+          <w:numId w:val="11"/>
         </w:numPr>
         <w:spacing w:after="70" w:line="290"/>
       </w:pPr>
@@ -7552,7 +8668,7 @@
         <w:pStyle w:val="ListParagraph"/>
         <w:numPr>
           <w:ilvl w:val="0"/>
-          <w:numId w:val="10"/>
+          <w:numId w:val="11"/>
         </w:numPr>
         <w:spacing w:after="70" w:line="290"/>
       </w:pPr>
@@ -7591,7 +8707,7 @@
         <w:pStyle w:val="ListParagraph"/>
         <w:numPr>
           <w:ilvl w:val="0"/>
-          <w:numId w:val="10"/>
+          <w:numId w:val="11"/>
         </w:numPr>
         <w:spacing w:after="70" w:line="290"/>
       </w:pPr>
@@ -7630,7 +8746,7 @@
         <w:pStyle w:val="ListParagraph"/>
         <w:numPr>
           <w:ilvl w:val="0"/>
-          <w:numId w:val="10"/>
+          <w:numId w:val="11"/>
         </w:numPr>
         <w:spacing w:after="70" w:line="290"/>
       </w:pPr>
@@ -7709,7 +8825,7 @@
         <w:pStyle w:val="ListParagraph"/>
         <w:numPr>
           <w:ilvl w:val="0"/>
-          <w:numId w:val="10"/>
+          <w:numId w:val="11"/>
         </w:numPr>
         <w:spacing w:after="70" w:line="290"/>
       </w:pPr>
@@ -8655,7 +9771,7 @@
         </w:pBdr>
         <w:spacing w:after="240" w:before="0"/>
       </w:pPr>
-      <w:bookmarkStart w:name="cap12" w:id="1"/>
+      <w:bookmarkStart w:name="cap13" w:id="1"/>
       <w:r>
         <w:rPr>
           <w:rFonts w:ascii="Arial" w:cs="Arial" w:eastAsia="Arial" w:hAnsi="Arial"/>
@@ -8665,7 +9781,7 @@
           <w:sz w:val="34"/>
           <w:szCs w:val="34"/>
         </w:rPr>
-        <w:t xml:space="preserve">12. Domande frequenti</w:t>
+        <w:t xml:space="preserve">13. Domande frequenti</w:t>
       </w:r>
       <w:bookmarkEnd w:id="1"/>
     </w:p>
@@ -9099,7 +10215,7 @@
         <w:szCs w:val="16"/>
       </w:rPr>
       <w:tab/>
-      <w:t xml:space="preserve">Manuale Utente · Rev. 1.5 · 18/10/2026</w:t>
+      <w:t xml:space="preserve">Manuale Utente · Rev. 1.6 · 18/10/2026</w:t>
     </w:r>
   </w:p>
 </w:hdr>
@@ -9164,7 +10280,7 @@
         <w:szCs w:val="16"/>
       </w:rPr>
       <w:tab/>
-      <w:t xml:space="preserve">Manuale Utente · Rev. 1.5 · 18/10/2026</w:t>
+      <w:t xml:space="preserve">Manuale Utente · Rev. 1.6 · 18/10/2026</w:t>
     </w:r>
   </w:p>
 </w:hdr>
@@ -9355,6 +10471,12 @@
     </w:lvlOverride>
   </w:num>
   <w:num w:numId="10">
+    <w:abstractNumId w:val="3"/>
+    <w:lvlOverride w:ilvl="0">
+      <w:startOverride w:val="1"/>
+    </w:lvlOverride>
+  </w:num>
+  <w:num w:numId="11">
     <w:abstractNumId w:val="3"/>
     <w:lvlOverride w:ilvl="0">
       <w:startOverride w:val="1"/>

--- a/public/manuali/Manuale_Utente_Portale_CWP.docx
+++ b/public/manuali/Manuale_Utente_Portale_CWP.docx
@@ -302,7 +302,7 @@
                 <w:sz w:val="20"/>
                 <w:szCs w:val="20"/>
               </w:rPr>
-              <w:t xml:space="preserve">Rev. 1.6</w:t>
+              <w:t xml:space="preserve">Rev. 1.7</w:t>
             </w:r>
           </w:p>
         </w:tc>
@@ -719,7 +719,7 @@
                 <w:sz w:val="18"/>
                 <w:szCs w:val="18"/>
               </w:rPr>
-              <w:t xml:space="preserve">1.6</w:t>
+              <w:t xml:space="preserve">1.7</w:t>
             </w:r>
           </w:p>
         </w:tc>
@@ -783,7 +783,7 @@
                 <w:sz w:val="18"/>
                 <w:szCs w:val="18"/>
               </w:rPr>
-              <w:t xml:space="preserve">Messaggi con la Fondazione (nuovo capitolo), note della Fondazione e modelli nelle fasi, Ente di Validazione, avviso sulle pratiche non attive, pagamenti visibili, consultazione sulla pagina pubblica con conferma dell'email ed errata corrige, nuove notifiche.</w:t>
+              <w:t xml:space="preserve">Dati per il calcolo dei crediti: il file caricato nella pratica è letto direttamente dalla Fondazione; controllo dei dati personali.</w:t>
             </w:r>
           </w:p>
         </w:tc>
@@ -853,7 +853,7 @@
                 <w:sz w:val="18"/>
                 <w:szCs w:val="18"/>
               </w:rPr>
-              <w:t xml:space="preserve">1.5</w:t>
+              <w:t xml:space="preserve">1.6</w:t>
             </w:r>
           </w:p>
         </w:tc>
@@ -919,7 +919,7 @@
                 <w:sz w:val="18"/>
                 <w:szCs w:val="18"/>
               </w:rPr>
-              <w:t xml:space="preserve">Manuale scaricabile anche dalla pagina «I tuoi documenti»; per gli utenti il manuale è disponibile solo in PDF.</w:t>
+              <w:t xml:space="preserve">Messaggi con la Fondazione (nuovo capitolo), note della Fondazione e modelli nelle fasi, Ente di Validazione, avviso sulle pratiche non attive, pagamenti visibili, consultazione sulla pagina pubblica con conferma dell'email ed errata corrige, nuove notifiche.</w:t>
             </w:r>
           </w:p>
         </w:tc>
@@ -989,7 +989,7 @@
                 <w:sz w:val="18"/>
                 <w:szCs w:val="18"/>
               </w:rPr>
-              <w:t xml:space="preserve">1.4</w:t>
+              <w:t xml:space="preserve">1.5</w:t>
             </w:r>
           </w:p>
         </w:tc>
@@ -1053,7 +1053,7 @@
                 <w:sz w:val="18"/>
                 <w:szCs w:val="18"/>
               </w:rPr>
-              <w:t xml:space="preserve">Recupero della password: nuova email in italiano dal portale (oggetto e pulsante), limite di una richiesta ogni 2 minuti.</w:t>
+              <w:t xml:space="preserve">Manuale scaricabile anche dalla pagina «I tuoi documenti»; per gli utenti il manuale è disponibile solo in PDF.</w:t>
             </w:r>
           </w:p>
         </w:tc>
@@ -1123,7 +1123,7 @@
                 <w:sz w:val="18"/>
                 <w:szCs w:val="18"/>
               </w:rPr>
-              <w:t xml:space="preserve">1.3</w:t>
+              <w:t xml:space="preserve">1.4</w:t>
             </w:r>
           </w:p>
         </w:tc>
@@ -1189,7 +1189,7 @@
                 <w:sz w:val="18"/>
                 <w:szCs w:val="18"/>
               </w:rPr>
-              <w:t xml:space="preserve">Pagina «Il mio profilo» (account, cambio password, manuale da scaricare).</w:t>
+              <w:t xml:space="preserve">Recupero della password: nuova email in italiano dal portale (oggetto e pulsante), limite di una richiesta ogni 2 minuti.</w:t>
             </w:r>
           </w:p>
         </w:tc>
@@ -1259,7 +1259,7 @@
                 <w:sz w:val="18"/>
                 <w:szCs w:val="18"/>
               </w:rPr>
-              <w:t xml:space="preserve">1.2</w:t>
+              <w:t xml:space="preserve">1.3</w:t>
             </w:r>
           </w:p>
         </w:tc>
@@ -1323,7 +1323,7 @@
                 <w:sz w:val="18"/>
                 <w:szCs w:val="18"/>
               </w:rPr>
-              <w:t xml:space="preserve">Scelta della password al primo accesso, cambio password, recupero della password dimenticata; ritorno alla pratica dopo l'accesso da un link email.</w:t>
+              <w:t xml:space="preserve">Pagina «Il mio profilo» (account, cambio password, manuale da scaricare).</w:t>
             </w:r>
           </w:p>
         </w:tc>
@@ -1393,7 +1393,7 @@
                 <w:sz w:val="18"/>
                 <w:szCs w:val="18"/>
               </w:rPr>
-              <w:t xml:space="preserve">1.1</w:t>
+              <w:t xml:space="preserve">1.2</w:t>
             </w:r>
           </w:p>
         </w:tc>
@@ -1459,7 +1459,7 @@
                 <w:sz w:val="18"/>
                 <w:szCs w:val="18"/>
               </w:rPr>
-              <w:t xml:space="preserve">Voce di menu «Manuale» e pagina di download del manuale (capitolo 2).</w:t>
+              <w:t xml:space="preserve">Scelta della password al primo accesso, cambio password, recupero della password dimenticata; ritorno alla pratica dopo l'accesso da un link email.</w:t>
             </w:r>
           </w:p>
         </w:tc>
@@ -1529,6 +1529,140 @@
                 <w:sz w:val="18"/>
                 <w:szCs w:val="18"/>
               </w:rPr>
+              <w:t xml:space="preserve">1.1</w:t>
+            </w:r>
+          </w:p>
+        </w:tc>
+        <w:tc>
+          <w:tcPr>
+            <w:tcW w:type="dxa" w:w="1300"/>
+            <w:tcBorders>
+              <w:top w:val="single" w:color="D9D4C5" w:sz="4"/>
+              <w:left w:val="single" w:color="D9D4C5" w:sz="4"/>
+              <w:bottom w:val="single" w:color="D9D4C5" w:sz="4"/>
+              <w:right w:val="single" w:color="D9D4C5" w:sz="4"/>
+            </w:tcBorders>
+            <w:tcMar>
+              <w:top w:type="dxa" w:w="70"/>
+              <w:left w:type="dxa" w:w="110"/>
+              <w:bottom w:type="dxa" w:w="70"/>
+              <w:right w:type="dxa" w:w="110"/>
+            </w:tcMar>
+            <w:vAlign w:val="center"/>
+          </w:tcPr>
+          <w:p>
+            <w:pPr>
+              <w:spacing w:after="0" w:before="0"/>
+            </w:pPr>
+            <w:r>
+              <w:rPr>
+                <w:rFonts w:ascii="Arial" w:cs="Arial" w:eastAsia="Arial" w:hAnsi="Arial"/>
+                <w:color w:val="1B2118"/>
+                <w:sz w:val="18"/>
+                <w:szCs w:val="18"/>
+              </w:rPr>
+              <w:t xml:space="preserve">18/10/2026</w:t>
+            </w:r>
+          </w:p>
+        </w:tc>
+        <w:tc>
+          <w:tcPr>
+            <w:tcW w:type="dxa" w:w="5538"/>
+            <w:tcBorders>
+              <w:top w:val="single" w:color="D9D4C5" w:sz="4"/>
+              <w:left w:val="single" w:color="D9D4C5" w:sz="4"/>
+              <w:bottom w:val="single" w:color="D9D4C5" w:sz="4"/>
+              <w:right w:val="single" w:color="D9D4C5" w:sz="4"/>
+            </w:tcBorders>
+            <w:tcMar>
+              <w:top w:type="dxa" w:w="70"/>
+              <w:left w:type="dxa" w:w="110"/>
+              <w:bottom w:type="dxa" w:w="70"/>
+              <w:right w:type="dxa" w:w="110"/>
+            </w:tcMar>
+            <w:vAlign w:val="center"/>
+          </w:tcPr>
+          <w:p>
+            <w:pPr>
+              <w:spacing w:after="0" w:before="0"/>
+            </w:pPr>
+            <w:r>
+              <w:rPr>
+                <w:rFonts w:ascii="Arial" w:cs="Arial" w:eastAsia="Arial" w:hAnsi="Arial"/>
+                <w:color w:val="1B2118"/>
+                <w:sz w:val="18"/>
+                <w:szCs w:val="18"/>
+              </w:rPr>
+              <w:t xml:space="preserve">Voce di menu «Manuale» e pagina di download del manuale (capitolo 2).</w:t>
+            </w:r>
+          </w:p>
+        </w:tc>
+        <w:tc>
+          <w:tcPr>
+            <w:tcW w:type="dxa" w:w="2000"/>
+            <w:tcBorders>
+              <w:top w:val="single" w:color="D9D4C5" w:sz="4"/>
+              <w:left w:val="single" w:color="D9D4C5" w:sz="4"/>
+              <w:bottom w:val="single" w:color="D9D4C5" w:sz="4"/>
+              <w:right w:val="single" w:color="D9D4C5" w:sz="4"/>
+            </w:tcBorders>
+            <w:tcMar>
+              <w:top w:type="dxa" w:w="70"/>
+              <w:left w:type="dxa" w:w="110"/>
+              <w:bottom w:type="dxa" w:w="70"/>
+              <w:right w:type="dxa" w:w="110"/>
+            </w:tcMar>
+            <w:vAlign w:val="center"/>
+          </w:tcPr>
+          <w:p>
+            <w:pPr>
+              <w:spacing w:after="0" w:before="0"/>
+            </w:pPr>
+            <w:r>
+              <w:rPr>
+                <w:rFonts w:ascii="Arial" w:cs="Arial" w:eastAsia="Arial" w:hAnsi="Arial"/>
+                <w:color w:val="1B2118"/>
+                <w:sz w:val="18"/>
+                <w:szCs w:val="18"/>
+              </w:rPr>
+              <w:t xml:space="preserve">Fondazione Operate</w:t>
+            </w:r>
+          </w:p>
+        </w:tc>
+      </w:tr>
+      <w:tr>
+        <w:trPr>
+          <w:cantSplit/>
+        </w:trPr>
+        <w:tc>
+          <w:tcPr>
+            <w:tcW w:type="dxa" w:w="800"/>
+            <w:tcBorders>
+              <w:top w:val="single" w:color="D9D4C5" w:sz="4"/>
+              <w:left w:val="single" w:color="D9D4C5" w:sz="4"/>
+              <w:bottom w:val="single" w:color="D9D4C5" w:sz="4"/>
+              <w:right w:val="single" w:color="D9D4C5" w:sz="4"/>
+            </w:tcBorders>
+            <w:shd w:fill="F6F4EE" w:color="auto" w:val="clear"/>
+            <w:tcMar>
+              <w:top w:type="dxa" w:w="70"/>
+              <w:left w:type="dxa" w:w="110"/>
+              <w:bottom w:type="dxa" w:w="70"/>
+              <w:right w:type="dxa" w:w="110"/>
+            </w:tcMar>
+            <w:vAlign w:val="center"/>
+          </w:tcPr>
+          <w:p>
+            <w:pPr>
+              <w:spacing w:after="0" w:before="0"/>
+            </w:pPr>
+            <w:r>
+              <w:rPr>
+                <w:rFonts w:ascii="Arial" w:cs="Arial" w:eastAsia="Arial" w:hAnsi="Arial"/>
+                <w:color w:val="1B2118"/>
+                <w:sz w:val="18"/>
+                <w:szCs w:val="18"/>
+              </w:rPr>
               <w:t xml:space="preserve">1.0</w:t>
             </w:r>
           </w:p>
@@ -1542,6 +1676,7 @@
               <w:bottom w:val="single" w:color="D9D4C5" w:sz="4"/>
               <w:right w:val="single" w:color="D9D4C5" w:sz="4"/>
             </w:tcBorders>
+            <w:shd w:fill="F6F4EE" w:color="auto" w:val="clear"/>
             <w:tcMar>
               <w:top w:type="dxa" w:w="70"/>
               <w:left w:type="dxa" w:w="110"/>
@@ -1574,6 +1709,7 @@
               <w:bottom w:val="single" w:color="D9D4C5" w:sz="4"/>
               <w:right w:val="single" w:color="D9D4C5" w:sz="4"/>
             </w:tcBorders>
+            <w:shd w:fill="F6F4EE" w:color="auto" w:val="clear"/>
             <w:tcMar>
               <w:top w:type="dxa" w:w="70"/>
               <w:left w:type="dxa" w:w="110"/>
@@ -1606,6 +1742,7 @@
               <w:bottom w:val="single" w:color="D9D4C5" w:sz="4"/>
               <w:right w:val="single" w:color="D9D4C5" w:sz="4"/>
             </w:tcBorders>
+            <w:shd w:fill="F6F4EE" w:color="auto" w:val="clear"/>
             <w:tcMar>
               <w:top w:type="dxa" w:w="70"/>
               <w:left w:type="dxa" w:w="110"/>
@@ -1647,7 +1784,7 @@
           <w:sz w:val="20"/>
           <w:szCs w:val="20"/>
         </w:rPr>
-        <w:t xml:space="preserve">Questo documento descrive il portale alla revisione 1.6 del 18/10/2026. A ogni modifica del portale il manuale viene aggiornato e la revisione incrementata; la versione corrente si scarica dal portale.</w:t>
+        <w:t xml:space="preserve">Questo documento descrive il portale alla revisione 1.7 del 18/10/2026. A ogni modifica del portale il manuale viene aggiornato e la revisione incrementata; la versione corrente si scarica dal portale.</w:t>
       </w:r>
     </w:p>
     <w:p>
@@ -2290,7 +2427,7 @@
         </w:rPr>
         <w:t xml:space="preserve"> un computer o tablet con un browser aggiornato (Chrome, Edge, Firefox, Safari) e le credenziali fornite dalla Fondazione. Indirizzo del portale: </w:t>
       </w:r>
-      <w:hyperlink w:history="1" r:id="rIdem1wgimeqslllsndb6ccz">
+      <w:hyperlink w:history="1" r:id="rIde7zlls5lpchwtkzhjnguw">
         <w:r>
           <w:rPr>
             <w:rFonts w:ascii="Arial" w:cs="Arial" w:eastAsia="Arial" w:hAnsi="Arial"/>
@@ -2412,7 +2549,7 @@
         </w:rPr>
         <w:t xml:space="preserve">Aprite </w:t>
       </w:r>
-      <w:hyperlink w:history="1" r:id="rId6zq0nhlz7f8c15o3vi_uf">
+      <w:hyperlink w:history="1" r:id="rIddw6zrkspetuurzi1jlga2">
         <w:r>
           <w:rPr>
             <w:rFonts w:ascii="Arial" w:cs="Arial" w:eastAsia="Arial" w:hAnsi="Arial"/>
@@ -6217,7 +6354,7 @@
         </w:rPr>
         <w:t xml:space="preserve"> (</w:t>
       </w:r>
-      <w:hyperlink w:history="1" r:id="rIdocv9pdqsfeph8hqs02rz-">
+      <w:hyperlink w:history="1" r:id="rIddo1fojapyznwagjwp6ulu">
         <w:r>
           <w:rPr>
             <w:rFonts w:ascii="Arial" w:cs="Arial" w:eastAsia="Arial" w:hAnsi="Arial"/>
@@ -8543,7 +8680,7 @@
         </w:rPr>
         <w:t xml:space="preserve">, uguale per tutti gli enti. Il modello si scarica dalla pagina pubblica </w:t>
       </w:r>
-      <w:hyperlink w:history="1" r:id="rIdpnfm1ntkur1ditj25ktdc">
+      <w:hyperlink w:history="1" r:id="rIdcplwcuiyqqoyqbe4o1e6l">
         <w:r>
           <w:rPr>
             <w:rFonts w:ascii="Arial" w:cs="Arial" w:eastAsia="Arial" w:hAnsi="Arial"/>
@@ -8836,7 +8973,7 @@
           <w:sz w:val="21"/>
           <w:szCs w:val="21"/>
         </w:rPr>
-        <w:t xml:space="preserve">Caricate il file nella vostra pratica, tra i documenti, come descritto al capitolo 5.</w:t>
+        <w:t xml:space="preserve">Caricate il file nella vostra pratica, tra i documenti, come descritto al capitolo 5. La Fondazione lo legge direttamente dal portale: non serve inviarlo per email.</w:t>
       </w:r>
     </w:p>
     <w:p>
@@ -9716,7 +9853,7 @@
           <w:sz w:val="21"/>
           <w:szCs w:val="21"/>
         </w:rPr>
-        <w:t xml:space="preserve"> Il file non deve contenere nomi, indirizzi, codici fiscali, partite IVA, email o telefoni delle utenze. Ogni utenza si indica con un codice anonimo, sempre lo stesso negli anni. La tabella che collega codici e persone resta al Comune o al gestore.</w:t>
+        <w:t xml:space="preserve"> Il file non deve contenere nomi, indirizzi, codici fiscali, partite IVA, email o telefoni delle utenze: il portale lo controlla e, se li trova, la Fondazione non può usarlo e vi chiederà un file corretto. Ogni utenza si indica con un codice anonimo, sempre lo stesso negli anni. La tabella che collega codici e persone resta al Comune o al gestore.</w:t>
       </w:r>
     </w:p>
     <w:p>
@@ -10215,7 +10352,7 @@
         <w:szCs w:val="16"/>
       </w:rPr>
       <w:tab/>
-      <w:t xml:space="preserve">Manuale Utente · Rev. 1.6 · 18/10/2026</w:t>
+      <w:t xml:space="preserve">Manuale Utente · Rev. 1.7 · 18/10/2026</w:t>
     </w:r>
   </w:p>
 </w:hdr>
@@ -10280,7 +10417,7 @@
         <w:szCs w:val="16"/>
       </w:rPr>
       <w:tab/>
-      <w:t xml:space="preserve">Manuale Utente · Rev. 1.6 · 18/10/2026</w:t>
+      <w:t xml:space="preserve">Manuale Utente · Rev. 1.7 · 18/10/2026</w:t>
     </w:r>
   </w:p>
 </w:hdr>

--- a/public/manuali/Manuale_Utente_Portale_CWP.docx
+++ b/public/manuali/Manuale_Utente_Portale_CWP.docx
@@ -302,7 +302,7 @@
                 <w:sz w:val="20"/>
                 <w:szCs w:val="20"/>
               </w:rPr>
-              <w:t xml:space="preserve">Rev. 1.7</w:t>
+              <w:t xml:space="preserve">Rev. 1.8</w:t>
             </w:r>
           </w:p>
         </w:tc>
@@ -719,7 +719,7 @@
                 <w:sz w:val="18"/>
                 <w:szCs w:val="18"/>
               </w:rPr>
-              <w:t xml:space="preserve">1.7</w:t>
+              <w:t xml:space="preserve">1.8</w:t>
             </w:r>
           </w:p>
         </w:tc>
@@ -783,7 +783,7 @@
                 <w:sz w:val="18"/>
                 <w:szCs w:val="18"/>
               </w:rPr>
-              <w:t xml:space="preserve">Dati per il calcolo dei crediti: il file caricato nella pratica è letto direttamente dalla Fondazione; controllo dei dati personali.</w:t>
+              <w:t xml:space="preserve">Nuova tipologia di documento «Rapporto di calcolo dei crediti».</w:t>
             </w:r>
           </w:p>
         </w:tc>
@@ -853,7 +853,7 @@
                 <w:sz w:val="18"/>
                 <w:szCs w:val="18"/>
               </w:rPr>
-              <w:t xml:space="preserve">1.6</w:t>
+              <w:t xml:space="preserve">1.7</w:t>
             </w:r>
           </w:p>
         </w:tc>
@@ -919,7 +919,7 @@
                 <w:sz w:val="18"/>
                 <w:szCs w:val="18"/>
               </w:rPr>
-              <w:t xml:space="preserve">Messaggi con la Fondazione (nuovo capitolo), note della Fondazione e modelli nelle fasi, Ente di Validazione, avviso sulle pratiche non attive, pagamenti visibili, consultazione sulla pagina pubblica con conferma dell'email ed errata corrige, nuove notifiche.</w:t>
+              <w:t xml:space="preserve">Dati per il calcolo dei crediti: il file caricato nella pratica è letto direttamente dalla Fondazione; controllo dei dati personali.</w:t>
             </w:r>
           </w:p>
         </w:tc>
@@ -989,7 +989,7 @@
                 <w:sz w:val="18"/>
                 <w:szCs w:val="18"/>
               </w:rPr>
-              <w:t xml:space="preserve">1.5</w:t>
+              <w:t xml:space="preserve">1.6</w:t>
             </w:r>
           </w:p>
         </w:tc>
@@ -1053,7 +1053,7 @@
                 <w:sz w:val="18"/>
                 <w:szCs w:val="18"/>
               </w:rPr>
-              <w:t xml:space="preserve">Manuale scaricabile anche dalla pagina «I tuoi documenti»; per gli utenti il manuale è disponibile solo in PDF.</w:t>
+              <w:t xml:space="preserve">Messaggi con la Fondazione (nuovo capitolo), note della Fondazione e modelli nelle fasi, Ente di Validazione, avviso sulle pratiche non attive, pagamenti visibili, consultazione sulla pagina pubblica con conferma dell'email ed errata corrige, nuove notifiche.</w:t>
             </w:r>
           </w:p>
         </w:tc>
@@ -1123,7 +1123,7 @@
                 <w:sz w:val="18"/>
                 <w:szCs w:val="18"/>
               </w:rPr>
-              <w:t xml:space="preserve">1.4</w:t>
+              <w:t xml:space="preserve">1.5</w:t>
             </w:r>
           </w:p>
         </w:tc>
@@ -1189,7 +1189,7 @@
                 <w:sz w:val="18"/>
                 <w:szCs w:val="18"/>
               </w:rPr>
-              <w:t xml:space="preserve">Recupero della password: nuova email in italiano dal portale (oggetto e pulsante), limite di una richiesta ogni 2 minuti.</w:t>
+              <w:t xml:space="preserve">Manuale scaricabile anche dalla pagina «I tuoi documenti»; per gli utenti il manuale è disponibile solo in PDF.</w:t>
             </w:r>
           </w:p>
         </w:tc>
@@ -1259,7 +1259,7 @@
                 <w:sz w:val="18"/>
                 <w:szCs w:val="18"/>
               </w:rPr>
-              <w:t xml:space="preserve">1.3</w:t>
+              <w:t xml:space="preserve">1.4</w:t>
             </w:r>
           </w:p>
         </w:tc>
@@ -1323,7 +1323,7 @@
                 <w:sz w:val="18"/>
                 <w:szCs w:val="18"/>
               </w:rPr>
-              <w:t xml:space="preserve">Pagina «Il mio profilo» (account, cambio password, manuale da scaricare).</w:t>
+              <w:t xml:space="preserve">Recupero della password: nuova email in italiano dal portale (oggetto e pulsante), limite di una richiesta ogni 2 minuti.</w:t>
             </w:r>
           </w:p>
         </w:tc>
@@ -1393,7 +1393,7 @@
                 <w:sz w:val="18"/>
                 <w:szCs w:val="18"/>
               </w:rPr>
-              <w:t xml:space="preserve">1.2</w:t>
+              <w:t xml:space="preserve">1.3</w:t>
             </w:r>
           </w:p>
         </w:tc>
@@ -1459,7 +1459,7 @@
                 <w:sz w:val="18"/>
                 <w:szCs w:val="18"/>
               </w:rPr>
-              <w:t xml:space="preserve">Scelta della password al primo accesso, cambio password, recupero della password dimenticata; ritorno alla pratica dopo l'accesso da un link email.</w:t>
+              <w:t xml:space="preserve">Pagina «Il mio profilo» (account, cambio password, manuale da scaricare).</w:t>
             </w:r>
           </w:p>
         </w:tc>
@@ -1529,7 +1529,7 @@
                 <w:sz w:val="18"/>
                 <w:szCs w:val="18"/>
               </w:rPr>
-              <w:t xml:space="preserve">1.1</w:t>
+              <w:t xml:space="preserve">1.2</w:t>
             </w:r>
           </w:p>
         </w:tc>
@@ -1593,7 +1593,7 @@
                 <w:sz w:val="18"/>
                 <w:szCs w:val="18"/>
               </w:rPr>
-              <w:t xml:space="preserve">Voce di menu «Manuale» e pagina di download del manuale (capitolo 2).</w:t>
+              <w:t xml:space="preserve">Scelta della password al primo accesso, cambio password, recupero della password dimenticata; ritorno alla pratica dopo l'accesso da un link email.</w:t>
             </w:r>
           </w:p>
         </w:tc>
@@ -1663,6 +1663,142 @@
                 <w:sz w:val="18"/>
                 <w:szCs w:val="18"/>
               </w:rPr>
+              <w:t xml:space="preserve">1.1</w:t>
+            </w:r>
+          </w:p>
+        </w:tc>
+        <w:tc>
+          <w:tcPr>
+            <w:tcW w:type="dxa" w:w="1300"/>
+            <w:tcBorders>
+              <w:top w:val="single" w:color="D9D4C5" w:sz="4"/>
+              <w:left w:val="single" w:color="D9D4C5" w:sz="4"/>
+              <w:bottom w:val="single" w:color="D9D4C5" w:sz="4"/>
+              <w:right w:val="single" w:color="D9D4C5" w:sz="4"/>
+            </w:tcBorders>
+            <w:shd w:fill="F6F4EE" w:color="auto" w:val="clear"/>
+            <w:tcMar>
+              <w:top w:type="dxa" w:w="70"/>
+              <w:left w:type="dxa" w:w="110"/>
+              <w:bottom w:type="dxa" w:w="70"/>
+              <w:right w:type="dxa" w:w="110"/>
+            </w:tcMar>
+            <w:vAlign w:val="center"/>
+          </w:tcPr>
+          <w:p>
+            <w:pPr>
+              <w:spacing w:after="0" w:before="0"/>
+            </w:pPr>
+            <w:r>
+              <w:rPr>
+                <w:rFonts w:ascii="Arial" w:cs="Arial" w:eastAsia="Arial" w:hAnsi="Arial"/>
+                <w:color w:val="1B2118"/>
+                <w:sz w:val="18"/>
+                <w:szCs w:val="18"/>
+              </w:rPr>
+              <w:t xml:space="preserve">18/10/2026</w:t>
+            </w:r>
+          </w:p>
+        </w:tc>
+        <w:tc>
+          <w:tcPr>
+            <w:tcW w:type="dxa" w:w="5538"/>
+            <w:tcBorders>
+              <w:top w:val="single" w:color="D9D4C5" w:sz="4"/>
+              <w:left w:val="single" w:color="D9D4C5" w:sz="4"/>
+              <w:bottom w:val="single" w:color="D9D4C5" w:sz="4"/>
+              <w:right w:val="single" w:color="D9D4C5" w:sz="4"/>
+            </w:tcBorders>
+            <w:shd w:fill="F6F4EE" w:color="auto" w:val="clear"/>
+            <w:tcMar>
+              <w:top w:type="dxa" w:w="70"/>
+              <w:left w:type="dxa" w:w="110"/>
+              <w:bottom w:type="dxa" w:w="70"/>
+              <w:right w:type="dxa" w:w="110"/>
+            </w:tcMar>
+            <w:vAlign w:val="center"/>
+          </w:tcPr>
+          <w:p>
+            <w:pPr>
+              <w:spacing w:after="0" w:before="0"/>
+            </w:pPr>
+            <w:r>
+              <w:rPr>
+                <w:rFonts w:ascii="Arial" w:cs="Arial" w:eastAsia="Arial" w:hAnsi="Arial"/>
+                <w:color w:val="1B2118"/>
+                <w:sz w:val="18"/>
+                <w:szCs w:val="18"/>
+              </w:rPr>
+              <w:t xml:space="preserve">Voce di menu «Manuale» e pagina di download del manuale (capitolo 2).</w:t>
+            </w:r>
+          </w:p>
+        </w:tc>
+        <w:tc>
+          <w:tcPr>
+            <w:tcW w:type="dxa" w:w="2000"/>
+            <w:tcBorders>
+              <w:top w:val="single" w:color="D9D4C5" w:sz="4"/>
+              <w:left w:val="single" w:color="D9D4C5" w:sz="4"/>
+              <w:bottom w:val="single" w:color="D9D4C5" w:sz="4"/>
+              <w:right w:val="single" w:color="D9D4C5" w:sz="4"/>
+            </w:tcBorders>
+            <w:shd w:fill="F6F4EE" w:color="auto" w:val="clear"/>
+            <w:tcMar>
+              <w:top w:type="dxa" w:w="70"/>
+              <w:left w:type="dxa" w:w="110"/>
+              <w:bottom w:type="dxa" w:w="70"/>
+              <w:right w:type="dxa" w:w="110"/>
+            </w:tcMar>
+            <w:vAlign w:val="center"/>
+          </w:tcPr>
+          <w:p>
+            <w:pPr>
+              <w:spacing w:after="0" w:before="0"/>
+            </w:pPr>
+            <w:r>
+              <w:rPr>
+                <w:rFonts w:ascii="Arial" w:cs="Arial" w:eastAsia="Arial" w:hAnsi="Arial"/>
+                <w:color w:val="1B2118"/>
+                <w:sz w:val="18"/>
+                <w:szCs w:val="18"/>
+              </w:rPr>
+              <w:t xml:space="preserve">Fondazione Operate</w:t>
+            </w:r>
+          </w:p>
+        </w:tc>
+      </w:tr>
+      <w:tr>
+        <w:trPr>
+          <w:cantSplit/>
+        </w:trPr>
+        <w:tc>
+          <w:tcPr>
+            <w:tcW w:type="dxa" w:w="800"/>
+            <w:tcBorders>
+              <w:top w:val="single" w:color="D9D4C5" w:sz="4"/>
+              <w:left w:val="single" w:color="D9D4C5" w:sz="4"/>
+              <w:bottom w:val="single" w:color="D9D4C5" w:sz="4"/>
+              <w:right w:val="single" w:color="D9D4C5" w:sz="4"/>
+            </w:tcBorders>
+            <w:tcMar>
+              <w:top w:type="dxa" w:w="70"/>
+              <w:left w:type="dxa" w:w="110"/>
+              <w:bottom w:type="dxa" w:w="70"/>
+              <w:right w:type="dxa" w:w="110"/>
+            </w:tcMar>
+            <w:vAlign w:val="center"/>
+          </w:tcPr>
+          <w:p>
+            <w:pPr>
+              <w:spacing w:after="0" w:before="0"/>
+            </w:pPr>
+            <w:r>
+              <w:rPr>
+                <w:rFonts w:ascii="Arial" w:cs="Arial" w:eastAsia="Arial" w:hAnsi="Arial"/>
+                <w:color w:val="1B2118"/>
+                <w:sz w:val="18"/>
+                <w:szCs w:val="18"/>
+              </w:rPr>
               <w:t xml:space="preserve">1.0</w:t>
             </w:r>
           </w:p>
@@ -1676,7 +1812,6 @@
               <w:bottom w:val="single" w:color="D9D4C5" w:sz="4"/>
               <w:right w:val="single" w:color="D9D4C5" w:sz="4"/>
             </w:tcBorders>
-            <w:shd w:fill="F6F4EE" w:color="auto" w:val="clear"/>
             <w:tcMar>
               <w:top w:type="dxa" w:w="70"/>
               <w:left w:type="dxa" w:w="110"/>
@@ -1709,7 +1844,6 @@
               <w:bottom w:val="single" w:color="D9D4C5" w:sz="4"/>
               <w:right w:val="single" w:color="D9D4C5" w:sz="4"/>
             </w:tcBorders>
-            <w:shd w:fill="F6F4EE" w:color="auto" w:val="clear"/>
             <w:tcMar>
               <w:top w:type="dxa" w:w="70"/>
               <w:left w:type="dxa" w:w="110"/>
@@ -1742,7 +1876,6 @@
               <w:bottom w:val="single" w:color="D9D4C5" w:sz="4"/>
               <w:right w:val="single" w:color="D9D4C5" w:sz="4"/>
             </w:tcBorders>
-            <w:shd w:fill="F6F4EE" w:color="auto" w:val="clear"/>
             <w:tcMar>
               <w:top w:type="dxa" w:w="70"/>
               <w:left w:type="dxa" w:w="110"/>
@@ -1784,7 +1917,7 @@
           <w:sz w:val="20"/>
           <w:szCs w:val="20"/>
         </w:rPr>
-        <w:t xml:space="preserve">Questo documento descrive il portale alla revisione 1.7 del 18/10/2026. A ogni modifica del portale il manuale viene aggiornato e la revisione incrementata; la versione corrente si scarica dal portale.</w:t>
+        <w:t xml:space="preserve">Questo documento descrive il portale alla revisione 1.8 del 18/10/2026. A ogni modifica del portale il manuale viene aggiornato e la revisione incrementata; la versione corrente si scarica dal portale.</w:t>
       </w:r>
     </w:p>
     <w:p>
@@ -2427,7 +2560,7 @@
         </w:rPr>
         <w:t xml:space="preserve"> un computer o tablet con un browser aggiornato (Chrome, Edge, Firefox, Safari) e le credenziali fornite dalla Fondazione. Indirizzo del portale: </w:t>
       </w:r>
-      <w:hyperlink w:history="1" r:id="rIde7zlls5lpchwtkzhjnguw">
+      <w:hyperlink w:history="1" r:id="rId0vp5m608fsleszpuuvujv">
         <w:r>
           <w:rPr>
             <w:rFonts w:ascii="Arial" w:cs="Arial" w:eastAsia="Arial" w:hAnsi="Arial"/>
@@ -2549,7 +2682,7 @@
         </w:rPr>
         <w:t xml:space="preserve">Aprite </w:t>
       </w:r>
-      <w:hyperlink w:history="1" r:id="rIddw6zrkspetuurzi1jlga2">
+      <w:hyperlink w:history="1" r:id="rId1syfc3csmpf6orbg8lw4v">
         <w:r>
           <w:rPr>
             <w:rFonts w:ascii="Arial" w:cs="Arial" w:eastAsia="Arial" w:hAnsi="Arial"/>
@@ -6354,7 +6487,7 @@
         </w:rPr>
         <w:t xml:space="preserve"> (</w:t>
       </w:r>
-      <w:hyperlink w:history="1" r:id="rIddo1fojapyznwagjwp6ulu">
+      <w:hyperlink w:history="1" r:id="rIddz5ogexlxrfp9imcriid4">
         <w:r>
           <w:rPr>
             <w:rFonts w:ascii="Arial" w:cs="Arial" w:eastAsia="Arial" w:hAnsi="Arial"/>
@@ -7294,7 +7427,7 @@
           <w:sz w:val="21"/>
           <w:szCs w:val="21"/>
         </w:rPr>
-        <w:t xml:space="preserve">I documenti sono raggruppati per tipologia: Contratto, Allegato al contratto, Documentazione amministrativa, Documento di progetto, Rapporto dell'Ente di Validazione, Integrazione, Altro, Senza tipologia (dove finiscono i file caricati da voi).</w:t>
+        <w:t xml:space="preserve">I documenti sono raggruppati per tipologia: Contratto, Allegato al contratto, Documentazione amministrativa, Documento di progetto, Rapporto dell'Ente di Validazione, Rapporto di calcolo dei crediti, Integrazione, Altro, Senza tipologia (dove finiscono i file caricati da voi).</w:t>
       </w:r>
     </w:p>
     <w:p>
@@ -8680,7 +8813,7 @@
         </w:rPr>
         <w:t xml:space="preserve">, uguale per tutti gli enti. Il modello si scarica dalla pagina pubblica </w:t>
       </w:r>
-      <w:hyperlink w:history="1" r:id="rIdcplwcuiyqqoyqbe4o1e6l">
+      <w:hyperlink w:history="1" r:id="rIdl8mw5gsnm5q0wxruewpgz">
         <w:r>
           <w:rPr>
             <w:rFonts w:ascii="Arial" w:cs="Arial" w:eastAsia="Arial" w:hAnsi="Arial"/>
@@ -10352,7 +10485,7 @@
         <w:szCs w:val="16"/>
       </w:rPr>
       <w:tab/>
-      <w:t xml:space="preserve">Manuale Utente · Rev. 1.7 · 18/10/2026</w:t>
+      <w:t xml:space="preserve">Manuale Utente · Rev. 1.8 · 18/10/2026</w:t>
     </w:r>
   </w:p>
 </w:hdr>
@@ -10417,7 +10550,7 @@
         <w:szCs w:val="16"/>
       </w:rPr>
       <w:tab/>
-      <w:t xml:space="preserve">Manuale Utente · Rev. 1.7 · 18/10/2026</w:t>
+      <w:t xml:space="preserve">Manuale Utente · Rev. 1.8 · 18/10/2026</w:t>
     </w:r>
   </w:p>
 </w:hdr>

--- a/public/manuali/Manuale_Utente_Portale_CWP.docx
+++ b/public/manuali/Manuale_Utente_Portale_CWP.docx
@@ -302,7 +302,7 @@
                 <w:sz w:val="20"/>
                 <w:szCs w:val="20"/>
               </w:rPr>
-              <w:t xml:space="preserve">Rev. 1.8</w:t>
+              <w:t xml:space="preserve">Rev. 1.9</w:t>
             </w:r>
           </w:p>
         </w:tc>
@@ -719,7 +719,7 @@
                 <w:sz w:val="18"/>
                 <w:szCs w:val="18"/>
               </w:rPr>
-              <w:t xml:space="preserve">1.8</w:t>
+              <w:t xml:space="preserve">1.9</w:t>
             </w:r>
           </w:p>
         </w:tc>
@@ -783,7 +783,7 @@
                 <w:sz w:val="18"/>
                 <w:szCs w:val="18"/>
               </w:rPr>
-              <w:t xml:space="preserve">Nuova tipologia di documento «Rapporto di calcolo dei crediti».</w:t>
+              <w:t xml:space="preserve">Rapporti di Monitoraggio con 4 fasi; documenti richiesti per fase; caricamenti solo nelle fasi aperte; osservazioni numerate e notifica di quelle da rispondere; data di conservazione; fascicolo con riepilogo PDF.</w:t>
             </w:r>
           </w:p>
         </w:tc>
@@ -853,7 +853,7 @@
                 <w:sz w:val="18"/>
                 <w:szCs w:val="18"/>
               </w:rPr>
-              <w:t xml:space="preserve">1.7</w:t>
+              <w:t xml:space="preserve">1.8</w:t>
             </w:r>
           </w:p>
         </w:tc>
@@ -919,7 +919,7 @@
                 <w:sz w:val="18"/>
                 <w:szCs w:val="18"/>
               </w:rPr>
-              <w:t xml:space="preserve">Dati per il calcolo dei crediti: il file caricato nella pratica è letto direttamente dalla Fondazione; controllo dei dati personali.</w:t>
+              <w:t xml:space="preserve">Nuova tipologia di documento «Rapporto di calcolo dei crediti».</w:t>
             </w:r>
           </w:p>
         </w:tc>
@@ -989,7 +989,7 @@
                 <w:sz w:val="18"/>
                 <w:szCs w:val="18"/>
               </w:rPr>
-              <w:t xml:space="preserve">1.6</w:t>
+              <w:t xml:space="preserve">1.7</w:t>
             </w:r>
           </w:p>
         </w:tc>
@@ -1053,7 +1053,7 @@
                 <w:sz w:val="18"/>
                 <w:szCs w:val="18"/>
               </w:rPr>
-              <w:t xml:space="preserve">Messaggi con la Fondazione (nuovo capitolo), note della Fondazione e modelli nelle fasi, Ente di Validazione, avviso sulle pratiche non attive, pagamenti visibili, consultazione sulla pagina pubblica con conferma dell'email ed errata corrige, nuove notifiche.</w:t>
+              <w:t xml:space="preserve">Dati per il calcolo dei crediti: il file caricato nella pratica è letto direttamente dalla Fondazione; controllo dei dati personali.</w:t>
             </w:r>
           </w:p>
         </w:tc>
@@ -1123,7 +1123,7 @@
                 <w:sz w:val="18"/>
                 <w:szCs w:val="18"/>
               </w:rPr>
-              <w:t xml:space="preserve">1.5</w:t>
+              <w:t xml:space="preserve">1.6</w:t>
             </w:r>
           </w:p>
         </w:tc>
@@ -1189,7 +1189,7 @@
                 <w:sz w:val="18"/>
                 <w:szCs w:val="18"/>
               </w:rPr>
-              <w:t xml:space="preserve">Manuale scaricabile anche dalla pagina «I tuoi documenti»; per gli utenti il manuale è disponibile solo in PDF.</w:t>
+              <w:t xml:space="preserve">Messaggi con la Fondazione (nuovo capitolo), note della Fondazione e modelli nelle fasi, Ente di Validazione, avviso sulle pratiche non attive, pagamenti visibili, consultazione sulla pagina pubblica con conferma dell'email ed errata corrige, nuove notifiche.</w:t>
             </w:r>
           </w:p>
         </w:tc>
@@ -1259,7 +1259,7 @@
                 <w:sz w:val="18"/>
                 <w:szCs w:val="18"/>
               </w:rPr>
-              <w:t xml:space="preserve">1.4</w:t>
+              <w:t xml:space="preserve">1.5</w:t>
             </w:r>
           </w:p>
         </w:tc>
@@ -1323,7 +1323,7 @@
                 <w:sz w:val="18"/>
                 <w:szCs w:val="18"/>
               </w:rPr>
-              <w:t xml:space="preserve">Recupero della password: nuova email in italiano dal portale (oggetto e pulsante), limite di una richiesta ogni 2 minuti.</w:t>
+              <w:t xml:space="preserve">Manuale scaricabile anche dalla pagina «I tuoi documenti»; per gli utenti il manuale è disponibile solo in PDF.</w:t>
             </w:r>
           </w:p>
         </w:tc>
@@ -1393,7 +1393,7 @@
                 <w:sz w:val="18"/>
                 <w:szCs w:val="18"/>
               </w:rPr>
-              <w:t xml:space="preserve">1.3</w:t>
+              <w:t xml:space="preserve">1.4</w:t>
             </w:r>
           </w:p>
         </w:tc>
@@ -1459,7 +1459,7 @@
                 <w:sz w:val="18"/>
                 <w:szCs w:val="18"/>
               </w:rPr>
-              <w:t xml:space="preserve">Pagina «Il mio profilo» (account, cambio password, manuale da scaricare).</w:t>
+              <w:t xml:space="preserve">Recupero della password: nuova email in italiano dal portale (oggetto e pulsante), limite di una richiesta ogni 2 minuti.</w:t>
             </w:r>
           </w:p>
         </w:tc>
@@ -1529,7 +1529,7 @@
                 <w:sz w:val="18"/>
                 <w:szCs w:val="18"/>
               </w:rPr>
-              <w:t xml:space="preserve">1.2</w:t>
+              <w:t xml:space="preserve">1.3</w:t>
             </w:r>
           </w:p>
         </w:tc>
@@ -1593,7 +1593,7 @@
                 <w:sz w:val="18"/>
                 <w:szCs w:val="18"/>
               </w:rPr>
-              <w:t xml:space="preserve">Scelta della password al primo accesso, cambio password, recupero della password dimenticata; ritorno alla pratica dopo l'accesso da un link email.</w:t>
+              <w:t xml:space="preserve">Pagina «Il mio profilo» (account, cambio password, manuale da scaricare).</w:t>
             </w:r>
           </w:p>
         </w:tc>
@@ -1663,7 +1663,7 @@
                 <w:sz w:val="18"/>
                 <w:szCs w:val="18"/>
               </w:rPr>
-              <w:t xml:space="preserve">1.1</w:t>
+              <w:t xml:space="preserve">1.2</w:t>
             </w:r>
           </w:p>
         </w:tc>
@@ -1729,7 +1729,7 @@
                 <w:sz w:val="18"/>
                 <w:szCs w:val="18"/>
               </w:rPr>
-              <w:t xml:space="preserve">Voce di menu «Manuale» e pagina di download del manuale (capitolo 2).</w:t>
+              <w:t xml:space="preserve">Scelta della password al primo accesso, cambio password, recupero della password dimenticata; ritorno alla pratica dopo l'accesso da un link email.</w:t>
             </w:r>
           </w:p>
         </w:tc>
@@ -1799,6 +1799,140 @@
                 <w:sz w:val="18"/>
                 <w:szCs w:val="18"/>
               </w:rPr>
+              <w:t xml:space="preserve">1.1</w:t>
+            </w:r>
+          </w:p>
+        </w:tc>
+        <w:tc>
+          <w:tcPr>
+            <w:tcW w:type="dxa" w:w="1300"/>
+            <w:tcBorders>
+              <w:top w:val="single" w:color="D9D4C5" w:sz="4"/>
+              <w:left w:val="single" w:color="D9D4C5" w:sz="4"/>
+              <w:bottom w:val="single" w:color="D9D4C5" w:sz="4"/>
+              <w:right w:val="single" w:color="D9D4C5" w:sz="4"/>
+            </w:tcBorders>
+            <w:tcMar>
+              <w:top w:type="dxa" w:w="70"/>
+              <w:left w:type="dxa" w:w="110"/>
+              <w:bottom w:type="dxa" w:w="70"/>
+              <w:right w:type="dxa" w:w="110"/>
+            </w:tcMar>
+            <w:vAlign w:val="center"/>
+          </w:tcPr>
+          <w:p>
+            <w:pPr>
+              <w:spacing w:after="0" w:before="0"/>
+            </w:pPr>
+            <w:r>
+              <w:rPr>
+                <w:rFonts w:ascii="Arial" w:cs="Arial" w:eastAsia="Arial" w:hAnsi="Arial"/>
+                <w:color w:val="1B2118"/>
+                <w:sz w:val="18"/>
+                <w:szCs w:val="18"/>
+              </w:rPr>
+              <w:t xml:space="preserve">18/10/2026</w:t>
+            </w:r>
+          </w:p>
+        </w:tc>
+        <w:tc>
+          <w:tcPr>
+            <w:tcW w:type="dxa" w:w="5538"/>
+            <w:tcBorders>
+              <w:top w:val="single" w:color="D9D4C5" w:sz="4"/>
+              <w:left w:val="single" w:color="D9D4C5" w:sz="4"/>
+              <w:bottom w:val="single" w:color="D9D4C5" w:sz="4"/>
+              <w:right w:val="single" w:color="D9D4C5" w:sz="4"/>
+            </w:tcBorders>
+            <w:tcMar>
+              <w:top w:type="dxa" w:w="70"/>
+              <w:left w:type="dxa" w:w="110"/>
+              <w:bottom w:type="dxa" w:w="70"/>
+              <w:right w:type="dxa" w:w="110"/>
+            </w:tcMar>
+            <w:vAlign w:val="center"/>
+          </w:tcPr>
+          <w:p>
+            <w:pPr>
+              <w:spacing w:after="0" w:before="0"/>
+            </w:pPr>
+            <w:r>
+              <w:rPr>
+                <w:rFonts w:ascii="Arial" w:cs="Arial" w:eastAsia="Arial" w:hAnsi="Arial"/>
+                <w:color w:val="1B2118"/>
+                <w:sz w:val="18"/>
+                <w:szCs w:val="18"/>
+              </w:rPr>
+              <w:t xml:space="preserve">Voce di menu «Manuale» e pagina di download del manuale (capitolo 2).</w:t>
+            </w:r>
+          </w:p>
+        </w:tc>
+        <w:tc>
+          <w:tcPr>
+            <w:tcW w:type="dxa" w:w="2000"/>
+            <w:tcBorders>
+              <w:top w:val="single" w:color="D9D4C5" w:sz="4"/>
+              <w:left w:val="single" w:color="D9D4C5" w:sz="4"/>
+              <w:bottom w:val="single" w:color="D9D4C5" w:sz="4"/>
+              <w:right w:val="single" w:color="D9D4C5" w:sz="4"/>
+            </w:tcBorders>
+            <w:tcMar>
+              <w:top w:type="dxa" w:w="70"/>
+              <w:left w:type="dxa" w:w="110"/>
+              <w:bottom w:type="dxa" w:w="70"/>
+              <w:right w:type="dxa" w:w="110"/>
+            </w:tcMar>
+            <w:vAlign w:val="center"/>
+          </w:tcPr>
+          <w:p>
+            <w:pPr>
+              <w:spacing w:after="0" w:before="0"/>
+            </w:pPr>
+            <w:r>
+              <w:rPr>
+                <w:rFonts w:ascii="Arial" w:cs="Arial" w:eastAsia="Arial" w:hAnsi="Arial"/>
+                <w:color w:val="1B2118"/>
+                <w:sz w:val="18"/>
+                <w:szCs w:val="18"/>
+              </w:rPr>
+              <w:t xml:space="preserve">Fondazione Operate</w:t>
+            </w:r>
+          </w:p>
+        </w:tc>
+      </w:tr>
+      <w:tr>
+        <w:trPr>
+          <w:cantSplit/>
+        </w:trPr>
+        <w:tc>
+          <w:tcPr>
+            <w:tcW w:type="dxa" w:w="800"/>
+            <w:tcBorders>
+              <w:top w:val="single" w:color="D9D4C5" w:sz="4"/>
+              <w:left w:val="single" w:color="D9D4C5" w:sz="4"/>
+              <w:bottom w:val="single" w:color="D9D4C5" w:sz="4"/>
+              <w:right w:val="single" w:color="D9D4C5" w:sz="4"/>
+            </w:tcBorders>
+            <w:shd w:fill="F6F4EE" w:color="auto" w:val="clear"/>
+            <w:tcMar>
+              <w:top w:type="dxa" w:w="70"/>
+              <w:left w:type="dxa" w:w="110"/>
+              <w:bottom w:type="dxa" w:w="70"/>
+              <w:right w:type="dxa" w:w="110"/>
+            </w:tcMar>
+            <w:vAlign w:val="center"/>
+          </w:tcPr>
+          <w:p>
+            <w:pPr>
+              <w:spacing w:after="0" w:before="0"/>
+            </w:pPr>
+            <w:r>
+              <w:rPr>
+                <w:rFonts w:ascii="Arial" w:cs="Arial" w:eastAsia="Arial" w:hAnsi="Arial"/>
+                <w:color w:val="1B2118"/>
+                <w:sz w:val="18"/>
+                <w:szCs w:val="18"/>
+              </w:rPr>
               <w:t xml:space="preserve">1.0</w:t>
             </w:r>
           </w:p>
@@ -1812,6 +1946,7 @@
               <w:bottom w:val="single" w:color="D9D4C5" w:sz="4"/>
               <w:right w:val="single" w:color="D9D4C5" w:sz="4"/>
             </w:tcBorders>
+            <w:shd w:fill="F6F4EE" w:color="auto" w:val="clear"/>
             <w:tcMar>
               <w:top w:type="dxa" w:w="70"/>
               <w:left w:type="dxa" w:w="110"/>
@@ -1844,6 +1979,7 @@
               <w:bottom w:val="single" w:color="D9D4C5" w:sz="4"/>
               <w:right w:val="single" w:color="D9D4C5" w:sz="4"/>
             </w:tcBorders>
+            <w:shd w:fill="F6F4EE" w:color="auto" w:val="clear"/>
             <w:tcMar>
               <w:top w:type="dxa" w:w="70"/>
               <w:left w:type="dxa" w:w="110"/>
@@ -1876,6 +2012,7 @@
               <w:bottom w:val="single" w:color="D9D4C5" w:sz="4"/>
               <w:right w:val="single" w:color="D9D4C5" w:sz="4"/>
             </w:tcBorders>
+            <w:shd w:fill="F6F4EE" w:color="auto" w:val="clear"/>
             <w:tcMar>
               <w:top w:type="dxa" w:w="70"/>
               <w:left w:type="dxa" w:w="110"/>
@@ -1917,7 +2054,7 @@
           <w:sz w:val="20"/>
           <w:szCs w:val="20"/>
         </w:rPr>
-        <w:t xml:space="preserve">Questo documento descrive il portale alla revisione 1.8 del 18/10/2026. A ogni modifica del portale il manuale viene aggiornato e la revisione incrementata; la versione corrente si scarica dal portale.</w:t>
+        <w:t xml:space="preserve">Questo documento descrive il portale alla revisione 1.9 del 18/10/2026. A ogni modifica del portale il manuale viene aggiornato e la revisione incrementata; la versione corrente si scarica dal portale.</w:t>
       </w:r>
     </w:p>
     <w:p>
@@ -2560,7 +2697,7 @@
         </w:rPr>
         <w:t xml:space="preserve"> un computer o tablet con un browser aggiornato (Chrome, Edge, Firefox, Safari) e le credenziali fornite dalla Fondazione. Indirizzo del portale: </w:t>
       </w:r>
-      <w:hyperlink w:history="1" r:id="rId0vp5m608fsleszpuuvujv">
+      <w:hyperlink w:history="1" r:id="rId9yp4rzu1nzjhcu7mghlf2">
         <w:r>
           <w:rPr>
             <w:rFonts w:ascii="Arial" w:cs="Arial" w:eastAsia="Arial" w:hAnsi="Arial"/>
@@ -2682,7 +2819,7 @@
         </w:rPr>
         <w:t xml:space="preserve">Aprite </w:t>
       </w:r>
-      <w:hyperlink w:history="1" r:id="rId1syfc3csmpf6orbg8lw4v">
+      <w:hyperlink w:history="1" r:id="rId_fcsswnpwpltitck2opea">
         <w:r>
           <w:rPr>
             <w:rFonts w:ascii="Arial" w:cs="Arial" w:eastAsia="Arial" w:hAnsi="Arial"/>
@@ -4377,7 +4514,7 @@
           <w:sz w:val="21"/>
           <w:szCs w:val="21"/>
         </w:rPr>
-        <w:t xml:space="preserve"> scarica in un unico file ZIP tutti i documenti della pratica (tutte le versioni) e i riepiloghi in formato CSV.</w:t>
+        <w:t xml:space="preserve"> scarica in un unico file ZIP tutti i documenti della pratica (tutte le versioni), un riepilogo in PDF (Riepilogo.pdf) e i riepiloghi in formato CSV, comprese le osservazioni della consultazione con i loro allegati, le note condivise e i messaggi.</w:t>
       </w:r>
     </w:p>
     <w:p>
@@ -4414,7 +4551,7 @@
           <w:sz w:val="21"/>
           <w:szCs w:val="21"/>
         </w:rPr>
-        <w:t xml:space="preserve">Ogni pratica attraversa 7 fasi. Le apre e le chiude Fondazione Operate; voi vedete in ogni momento a che punto siete e quanto tempo resta.</w:t>
+        <w:t xml:space="preserve">Ogni Progetto attraversa 7 fasi (i Rapporti di Monitoraggio ne hanno 4, capitolo 9). Le apre e le chiude Fondazione Operate; voi vedete in ogni momento a che punto siete e quanto tempo resta.</w:t>
       </w:r>
     </w:p>
     <w:p>
@@ -5133,6 +5270,85 @@
           <w:sz w:val="21"/>
           <w:szCs w:val="21"/>
         </w:rPr>
+        <w:t xml:space="preserve">Documenti richiesti</w:t>
+      </w:r>
+      <w:r>
+        <w:rPr>
+          <w:rFonts w:ascii="Arial" w:cs="Arial" w:eastAsia="Arial" w:hAnsi="Arial"/>
+          <w:color w:val="1B2118"/>
+          <w:sz w:val="21"/>
+          <w:szCs w:val="21"/>
+        </w:rPr>
+        <w:t xml:space="preserve">: l'elenco dei documenti attesi in quella fase, con </w:t>
+      </w:r>
+      <w:r>
+        <w:rPr>
+          <w:rFonts w:ascii="Arial" w:cs="Arial" w:eastAsia="Arial" w:hAnsi="Arial"/>
+          <w:b/>
+          <w:bCs/>
+          <w:color w:val="1B2118"/>
+          <w:sz w:val="21"/>
+          <w:szCs w:val="21"/>
+        </w:rPr>
+        <w:t xml:space="preserve">✓ presente</w:t>
+      </w:r>
+      <w:r>
+        <w:rPr>
+          <w:rFonts w:ascii="Arial" w:cs="Arial" w:eastAsia="Arial" w:hAnsi="Arial"/>
+          <w:color w:val="1B2118"/>
+          <w:sz w:val="21"/>
+          <w:szCs w:val="21"/>
+        </w:rPr>
+        <w:t xml:space="preserve"> oppure </w:t>
+      </w:r>
+      <w:r>
+        <w:rPr>
+          <w:rFonts w:ascii="Arial" w:cs="Arial" w:eastAsia="Arial" w:hAnsi="Arial"/>
+          <w:b/>
+          <w:bCs/>
+          <w:color w:val="1B2118"/>
+          <w:sz w:val="21"/>
+          <w:szCs w:val="21"/>
+        </w:rPr>
+        <w:t xml:space="preserve">○ manca</w:t>
+      </w:r>
+      <w:r>
+        <w:rPr>
+          <w:rFonts w:ascii="Arial" w:cs="Arial" w:eastAsia="Arial" w:hAnsi="Arial"/>
+          <w:color w:val="1B2118"/>
+          <w:sz w:val="21"/>
+          <w:szCs w:val="21"/>
+        </w:rPr>
+        <w:t xml:space="preserve">;</w:t>
+      </w:r>
+    </w:p>
+    <w:p>
+      <w:pPr>
+        <w:pStyle w:val="ListParagraph"/>
+        <w:numPr>
+          <w:ilvl w:val="0"/>
+          <w:numId w:val="2"/>
+        </w:numPr>
+        <w:spacing w:after="70" w:line="290"/>
+      </w:pPr>
+      <w:r>
+        <w:rPr>
+          <w:rFonts w:ascii="Arial" w:cs="Arial" w:eastAsia="Arial" w:hAnsi="Arial"/>
+          <w:color w:val="1B2118"/>
+          <w:sz w:val="21"/>
+          <w:szCs w:val="21"/>
+        </w:rPr>
+        <w:t xml:space="preserve">i </w:t>
+      </w:r>
+      <w:r>
+        <w:rPr>
+          <w:rFonts w:ascii="Arial" w:cs="Arial" w:eastAsia="Arial" w:hAnsi="Arial"/>
+          <w:b/>
+          <w:bCs/>
+          <w:color w:val="1B2118"/>
+          <w:sz w:val="21"/>
+          <w:szCs w:val="21"/>
+        </w:rPr>
         <w:t xml:space="preserve">Documenti della fase</w:t>
       </w:r>
       <w:r>
@@ -5232,7 +5448,7 @@
           <w:sz w:val="21"/>
           <w:szCs w:val="21"/>
         </w:rPr>
-        <w:t xml:space="preserve">.</w:t>
+        <w:t xml:space="preserve">. Una pratica chiusa o annullata riporta la data fino a cui viene conservata (10 anni).</w:t>
       </w:r>
     </w:p>
     <w:p>
@@ -5347,27 +5563,7 @@
           <w:sz w:val="21"/>
           <w:szCs w:val="21"/>
         </w:rPr>
-        <w:t xml:space="preserve">Premete </w:t>
-      </w:r>
-      <w:r>
-        <w:rPr>
-          <w:rFonts w:ascii="Arial" w:cs="Arial" w:eastAsia="Arial" w:hAnsi="Arial"/>
-          <w:b/>
-          <w:bCs/>
-          <w:color w:val="1B2118"/>
-          <w:sz w:val="21"/>
-          <w:szCs w:val="21"/>
-        </w:rPr>
-        <w:t xml:space="preserve">+ Carica</w:t>
-      </w:r>
-      <w:r>
-        <w:rPr>
-          <w:rFonts w:ascii="Arial" w:cs="Arial" w:eastAsia="Arial" w:hAnsi="Arial"/>
-          <w:color w:val="1B2118"/>
-          <w:sz w:val="21"/>
-          <w:szCs w:val="21"/>
-        </w:rPr>
-        <w:t xml:space="preserve"> e scegliete il file dal computer.</w:t>
+        <w:t xml:space="preserve">Se la fase ha documenti richiesti, scegliete in «Che documento state caricando?» quale state caricando: così la fase segna il documento come presente.</w:t>
       </w:r>
     </w:p>
     <w:p>
@@ -5386,6 +5582,45 @@
           <w:sz w:val="21"/>
           <w:szCs w:val="21"/>
         </w:rPr>
+        <w:t xml:space="preserve">Premete </w:t>
+      </w:r>
+      <w:r>
+        <w:rPr>
+          <w:rFonts w:ascii="Arial" w:cs="Arial" w:eastAsia="Arial" w:hAnsi="Arial"/>
+          <w:b/>
+          <w:bCs/>
+          <w:color w:val="1B2118"/>
+          <w:sz w:val="21"/>
+          <w:szCs w:val="21"/>
+        </w:rPr>
+        <w:t xml:space="preserve">+ Carica</w:t>
+      </w:r>
+      <w:r>
+        <w:rPr>
+          <w:rFonts w:ascii="Arial" w:cs="Arial" w:eastAsia="Arial" w:hAnsi="Arial"/>
+          <w:color w:val="1B2118"/>
+          <w:sz w:val="21"/>
+          <w:szCs w:val="21"/>
+        </w:rPr>
+        <w:t xml:space="preserve"> e scegliete il file dal computer.</w:t>
+      </w:r>
+    </w:p>
+    <w:p>
+      <w:pPr>
+        <w:pStyle w:val="ListParagraph"/>
+        <w:numPr>
+          <w:ilvl w:val="0"/>
+          <w:numId w:val="6"/>
+        </w:numPr>
+        <w:spacing w:after="70" w:line="290"/>
+      </w:pPr>
+      <w:r>
+        <w:rPr>
+          <w:rFonts w:ascii="Arial" w:cs="Arial" w:eastAsia="Arial" w:hAnsi="Arial"/>
+          <w:color w:val="1B2118"/>
+          <w:sz w:val="21"/>
+          <w:szCs w:val="21"/>
+        </w:rPr>
         <w:t xml:space="preserve">Attendete: il pulsante mostra «Caricamento…». A fine caricamento il documento compare nell'elenco.</w:t>
       </w:r>
     </w:p>
@@ -5393,6 +5628,111 @@
       <w:pPr>
         <w:spacing w:after="60"/>
       </w:pPr>
+    </w:p>
+    <w:p>
+      <w:pPr>
+        <w:spacing w:after="140" w:line="300"/>
+      </w:pPr>
+      <w:r>
+        <w:rPr>
+          <w:rFonts w:ascii="Arial" w:cs="Arial" w:eastAsia="Arial" w:hAnsi="Arial"/>
+          <w:b/>
+          <w:bCs/>
+          <w:color w:val="1B2118"/>
+          <w:sz w:val="21"/>
+          <w:szCs w:val="21"/>
+        </w:rPr>
+        <w:t xml:space="preserve">Quando si può caricare.</w:t>
+      </w:r>
+      <w:r>
+        <w:rPr>
+          <w:rFonts w:ascii="Arial" w:cs="Arial" w:eastAsia="Arial" w:hAnsi="Arial"/>
+          <w:color w:val="1B2118"/>
+          <w:sz w:val="21"/>
+          <w:szCs w:val="21"/>
+        </w:rPr>
+        <w:t xml:space="preserve"> Nelle fasi aperte (</w:t>
+      </w:r>
+      <w:r>
+        <w:rPr>
+          <w:rFonts w:ascii="Arial" w:cs="Arial" w:eastAsia="Arial" w:hAnsi="Arial"/>
+          <w:i/>
+          <w:iCs/>
+          <w:color w:val="1B2118"/>
+          <w:sz w:val="21"/>
+          <w:szCs w:val="21"/>
+        </w:rPr>
+        <w:t xml:space="preserve">In corso</w:t>
+      </w:r>
+      <w:r>
+        <w:rPr>
+          <w:rFonts w:ascii="Arial" w:cs="Arial" w:eastAsia="Arial" w:hAnsi="Arial"/>
+          <w:color w:val="1B2118"/>
+          <w:sz w:val="21"/>
+          <w:szCs w:val="21"/>
+        </w:rPr>
+        <w:t xml:space="preserve"> o </w:t>
+      </w:r>
+      <w:r>
+        <w:rPr>
+          <w:rFonts w:ascii="Arial" w:cs="Arial" w:eastAsia="Arial" w:hAnsi="Arial"/>
+          <w:i/>
+          <w:iCs/>
+          <w:color w:val="1B2118"/>
+          <w:sz w:val="21"/>
+          <w:szCs w:val="21"/>
+        </w:rPr>
+        <w:t xml:space="preserve">In attesa di integrazione</w:t>
+      </w:r>
+      <w:r>
+        <w:rPr>
+          <w:rFonts w:ascii="Arial" w:cs="Arial" w:eastAsia="Arial" w:hAnsi="Arial"/>
+          <w:color w:val="1B2118"/>
+          <w:sz w:val="21"/>
+          <w:szCs w:val="21"/>
+        </w:rPr>
+        <w:t xml:space="preserve">) e tra i documenti generali. In una fase completata o non ancora aperta il pulsante </w:t>
+      </w:r>
+      <w:r>
+        <w:rPr>
+          <w:rFonts w:ascii="Arial" w:cs="Arial" w:eastAsia="Arial" w:hAnsi="Arial"/>
+          <w:b/>
+          <w:bCs/>
+          <w:color w:val="1B2118"/>
+          <w:sz w:val="21"/>
+          <w:szCs w:val="21"/>
+        </w:rPr>
+        <w:t xml:space="preserve">+ Carica</w:t>
+      </w:r>
+      <w:r>
+        <w:rPr>
+          <w:rFonts w:ascii="Arial" w:cs="Arial" w:eastAsia="Arial" w:hAnsi="Arial"/>
+          <w:color w:val="1B2118"/>
+          <w:sz w:val="21"/>
+          <w:szCs w:val="21"/>
+        </w:rPr>
+        <w:t xml:space="preserve"> non c'è: se dovete inviare ancora qualcosa, scrivete alla Fondazione nella sezione </w:t>
+      </w:r>
+      <w:r>
+        <w:rPr>
+          <w:rFonts w:ascii="Arial" w:cs="Arial" w:eastAsia="Arial" w:hAnsi="Arial"/>
+          <w:b/>
+          <w:bCs/>
+          <w:color w:val="1B2118"/>
+          <w:sz w:val="21"/>
+          <w:szCs w:val="21"/>
+        </w:rPr>
+        <w:t xml:space="preserve">Messaggi</w:t>
+      </w:r>
+      <w:r>
+        <w:rPr>
+          <w:rFonts w:ascii="Arial" w:cs="Arial" w:eastAsia="Arial" w:hAnsi="Arial"/>
+          <w:color w:val="1B2118"/>
+          <w:sz w:val="21"/>
+          <w:szCs w:val="21"/>
+        </w:rPr>
+        <w:t xml:space="preserve">.</w:t>
+      </w:r>
     </w:p>
     <w:p>
       <w:pPr>
@@ -6030,7 +6370,7 @@
                 <w:sz w:val="18"/>
                 <w:szCs w:val="18"/>
               </w:rPr>
-              <w:t xml:space="preserve">Con la pratica non attiva non si caricano documenti: contattate la Fondazione</w:t>
+              <w:t xml:space="preserve">Con la pratica non attiva, o nella fase già chiusa, non si caricano documenti: contattate la Fondazione</w:t>
             </w:r>
           </w:p>
         </w:tc>
@@ -6487,7 +6827,7 @@
         </w:rPr>
         <w:t xml:space="preserve"> (</w:t>
       </w:r>
-      <w:hyperlink w:history="1" r:id="rIddz5ogexlxrfp9imcriid4">
+      <w:hyperlink w:history="1" r:id="rIdcee2tgbdk51ypf4kq983s">
         <w:r>
           <w:rPr>
             <w:rFonts w:ascii="Arial" w:cs="Arial" w:eastAsia="Arial" w:hAnsi="Arial"/>
@@ -6591,7 +6931,27 @@
           <w:sz w:val="21"/>
           <w:szCs w:val="21"/>
         </w:rPr>
-        <w:t xml:space="preserve">, firmate </w:t>
+        <w:t xml:space="preserve">, con il numero (</w:t>
+      </w:r>
+      <w:r>
+        <w:rPr>
+          <w:rFonts w:ascii="Arial" w:cs="Arial" w:eastAsia="Arial" w:hAnsi="Arial"/>
+          <w:b/>
+          <w:bCs/>
+          <w:color w:val="1B2118"/>
+          <w:sz w:val="21"/>
+          <w:szCs w:val="21"/>
+        </w:rPr>
+        <w:t xml:space="preserve">Osservazione n. 3</w:t>
+      </w:r>
+      <w:r>
+        <w:rPr>
+          <w:rFonts w:ascii="Arial" w:cs="Arial" w:eastAsia="Arial" w:hAnsi="Arial"/>
+          <w:color w:val="1B2118"/>
+          <w:sz w:val="21"/>
+          <w:szCs w:val="21"/>
+        </w:rPr>
+        <w:t xml:space="preserve">), firmate </w:t>
       </w:r>
       <w:r>
         <w:rPr>
@@ -6631,7 +6991,7 @@
           <w:sz w:val="21"/>
           <w:szCs w:val="21"/>
         </w:rPr>
-        <w:t xml:space="preserve">.</w:t>
+        <w:t xml:space="preserve">. Quando la Fondazione pubblica una nuova osservazione ricevete la notifica «Nuova osservazione a cui rispondere».</w:t>
       </w:r>
     </w:p>
     <w:p>
@@ -7033,7 +7393,7 @@
           <w:sz w:val="21"/>
           <w:szCs w:val="21"/>
         </w:rPr>
-        <w:t xml:space="preserve">Dopo la conclusione del Progetto, ogni anno si presenta un </w:t>
+        <w:t xml:space="preserve">Ogni anno si presenta un </w:t>
       </w:r>
       <w:r>
         <w:rPr>
@@ -7053,7 +7413,7 @@
           <w:sz w:val="21"/>
           <w:szCs w:val="21"/>
         </w:rPr>
-        <w:t xml:space="preserve">, fino a 10 per Progetto. Ogni Rapporto è una pratica a sé, con le sue 7 fasi e i suoi documenti; lo crea la Fondazione.</w:t>
+        <w:t xml:space="preserve">, fino a 10 per Progetto. Ogni Rapporto è una pratica a sé, con i suoi documenti e 4 fasi, senza consultazione pubblica; lo crea la Fondazione.</w:t>
       </w:r>
     </w:p>
     <w:p>
@@ -7068,31 +7428,22 @@
       <w:r>
         <w:rPr>
           <w:rFonts w:ascii="Arial" w:cs="Arial" w:eastAsia="Arial" w:hAnsi="Arial"/>
-          <w:color w:val="1B2118"/>
-          <w:sz w:val="21"/>
-          <w:szCs w:val="21"/>
-        </w:rPr>
-        <w:t xml:space="preserve">Aprite il Progetto: in basso trovate </w:t>
-      </w:r>
-      <w:r>
-        <w:rPr>
-          <w:rFonts w:ascii="Arial" w:cs="Arial" w:eastAsia="Arial" w:hAnsi="Arial"/>
-          <w:b/>
-          <w:bCs/>
-          <w:color w:val="1B2118"/>
-          <w:sz w:val="21"/>
-          <w:szCs w:val="21"/>
-        </w:rPr>
-        <w:t xml:space="preserve">Rapporti di Monitoraggio (N/10)</w:t>
-      </w:r>
-      <w:r>
-        <w:rPr>
-          <w:rFonts w:ascii="Arial" w:cs="Arial" w:eastAsia="Arial" w:hAnsi="Arial"/>
-          <w:color w:val="1B2118"/>
-          <w:sz w:val="21"/>
-          <w:szCs w:val="21"/>
-        </w:rPr>
-        <w:t xml:space="preserve">.</w:t>
+          <w:b/>
+          <w:bCs/>
+          <w:color w:val="1B2118"/>
+          <w:sz w:val="21"/>
+          <w:szCs w:val="21"/>
+        </w:rPr>
+        <w:t xml:space="preserve">Caricamento del rapporto</w:t>
+      </w:r>
+      <w:r>
+        <w:rPr>
+          <w:rFonts w:ascii="Arial" w:cs="Arial" w:eastAsia="Arial" w:hAnsi="Arial"/>
+          <w:color w:val="1B2118"/>
+          <w:sz w:val="21"/>
+          <w:szCs w:val="21"/>
+        </w:rPr>
+        <w:t xml:space="preserve"> (già in corso quando il Rapporto nasce)</w:t>
       </w:r>
     </w:p>
     <w:p>
@@ -7107,11 +7458,13 @@
       <w:r>
         <w:rPr>
           <w:rFonts w:ascii="Arial" w:cs="Arial" w:eastAsia="Arial" w:hAnsi="Arial"/>
-          <w:color w:val="1B2118"/>
-          <w:sz w:val="21"/>
-          <w:szCs w:val="21"/>
-        </w:rPr>
-        <w:t xml:space="preserve">Fate clic su un Rapporto («Anno N · codice») per aprirlo.</w:t>
+          <w:b/>
+          <w:bCs/>
+          <w:color w:val="1B2118"/>
+          <w:sz w:val="21"/>
+          <w:szCs w:val="21"/>
+        </w:rPr>
+        <w:t xml:space="preserve">Verifica documentale</w:t>
       </w:r>
     </w:p>
     <w:p>
@@ -7126,11 +7479,13 @@
       <w:r>
         <w:rPr>
           <w:rFonts w:ascii="Arial" w:cs="Arial" w:eastAsia="Arial" w:hAnsi="Arial"/>
-          <w:color w:val="1B2118"/>
-          <w:sz w:val="21"/>
-          <w:szCs w:val="21"/>
-        </w:rPr>
-        <w:t xml:space="preserve">Dentro il Rapporto lavorate come in un Progetto: fasi, documenti, integrazioni.</w:t>
+          <w:b/>
+          <w:bCs/>
+          <w:color w:val="1B2118"/>
+          <w:sz w:val="21"/>
+          <w:szCs w:val="21"/>
+        </w:rPr>
+        <w:t xml:space="preserve">Validazione e verifica</w:t>
       </w:r>
     </w:p>
     <w:p>
@@ -7139,6 +7494,109 @@
         <w:numPr>
           <w:ilvl w:val="0"/>
           <w:numId w:val="10"/>
+        </w:numPr>
+        <w:spacing w:after="70" w:line="290"/>
+      </w:pPr>
+      <w:r>
+        <w:rPr>
+          <w:rFonts w:ascii="Arial" w:cs="Arial" w:eastAsia="Arial" w:hAnsi="Arial"/>
+          <w:b/>
+          <w:bCs/>
+          <w:color w:val="1B2118"/>
+          <w:sz w:val="21"/>
+          <w:szCs w:val="21"/>
+        </w:rPr>
+        <w:t xml:space="preserve">Chiusura</w:t>
+      </w:r>
+    </w:p>
+    <w:p>
+      <w:pPr>
+        <w:spacing w:after="60"/>
+      </w:pPr>
+    </w:p>
+    <w:p>
+      <w:pPr>
+        <w:pStyle w:val="ListParagraph"/>
+        <w:numPr>
+          <w:ilvl w:val="0"/>
+          <w:numId w:val="11"/>
+        </w:numPr>
+        <w:spacing w:after="70" w:line="290"/>
+      </w:pPr>
+      <w:r>
+        <w:rPr>
+          <w:rFonts w:ascii="Arial" w:cs="Arial" w:eastAsia="Arial" w:hAnsi="Arial"/>
+          <w:color w:val="1B2118"/>
+          <w:sz w:val="21"/>
+          <w:szCs w:val="21"/>
+        </w:rPr>
+        <w:t xml:space="preserve">Aprite il Progetto: in basso trovate </w:t>
+      </w:r>
+      <w:r>
+        <w:rPr>
+          <w:rFonts w:ascii="Arial" w:cs="Arial" w:eastAsia="Arial" w:hAnsi="Arial"/>
+          <w:b/>
+          <w:bCs/>
+          <w:color w:val="1B2118"/>
+          <w:sz w:val="21"/>
+          <w:szCs w:val="21"/>
+        </w:rPr>
+        <w:t xml:space="preserve">Rapporti di Monitoraggio (N/10)</w:t>
+      </w:r>
+      <w:r>
+        <w:rPr>
+          <w:rFonts w:ascii="Arial" w:cs="Arial" w:eastAsia="Arial" w:hAnsi="Arial"/>
+          <w:color w:val="1B2118"/>
+          <w:sz w:val="21"/>
+          <w:szCs w:val="21"/>
+        </w:rPr>
+        <w:t xml:space="preserve">.</w:t>
+      </w:r>
+    </w:p>
+    <w:p>
+      <w:pPr>
+        <w:pStyle w:val="ListParagraph"/>
+        <w:numPr>
+          <w:ilvl w:val="0"/>
+          <w:numId w:val="11"/>
+        </w:numPr>
+        <w:spacing w:after="70" w:line="290"/>
+      </w:pPr>
+      <w:r>
+        <w:rPr>
+          <w:rFonts w:ascii="Arial" w:cs="Arial" w:eastAsia="Arial" w:hAnsi="Arial"/>
+          <w:color w:val="1B2118"/>
+          <w:sz w:val="21"/>
+          <w:szCs w:val="21"/>
+        </w:rPr>
+        <w:t xml:space="preserve">Fate clic su un Rapporto («Anno N · codice») per aprirlo.</w:t>
+      </w:r>
+    </w:p>
+    <w:p>
+      <w:pPr>
+        <w:pStyle w:val="ListParagraph"/>
+        <w:numPr>
+          <w:ilvl w:val="0"/>
+          <w:numId w:val="11"/>
+        </w:numPr>
+        <w:spacing w:after="70" w:line="290"/>
+      </w:pPr>
+      <w:r>
+        <w:rPr>
+          <w:rFonts w:ascii="Arial" w:cs="Arial" w:eastAsia="Arial" w:hAnsi="Arial"/>
+          <w:color w:val="1B2118"/>
+          <w:sz w:val="21"/>
+          <w:szCs w:val="21"/>
+        </w:rPr>
+        <w:t xml:space="preserve">Dentro il Rapporto lavorate come in un Progetto: fasi, documenti, integrazioni.</w:t>
+      </w:r>
+    </w:p>
+    <w:p>
+      <w:pPr>
+        <w:pStyle w:val="ListParagraph"/>
+        <w:numPr>
+          <w:ilvl w:val="0"/>
+          <w:numId w:val="11"/>
         </w:numPr>
         <w:spacing w:after="70" w:line="290"/>
       </w:pPr>
@@ -8813,7 +9271,7 @@
         </w:rPr>
         <w:t xml:space="preserve">, uguale per tutti gli enti. Il modello si scarica dalla pagina pubblica </w:t>
       </w:r>
-      <w:hyperlink w:history="1" r:id="rIdl8mw5gsnm5q0wxruewpgz">
+      <w:hyperlink w:history="1" r:id="rIdl1nwzyasvyfdy2qh8lcan">
         <w:r>
           <w:rPr>
             <w:rFonts w:ascii="Arial" w:cs="Arial" w:eastAsia="Arial" w:hAnsi="Arial"/>
@@ -8860,7 +9318,7 @@
         <w:pStyle w:val="ListParagraph"/>
         <w:numPr>
           <w:ilvl w:val="0"/>
-          <w:numId w:val="11"/>
+          <w:numId w:val="12"/>
         </w:numPr>
         <w:spacing w:after="70" w:line="290"/>
       </w:pPr>
@@ -8899,7 +9357,7 @@
         <w:pStyle w:val="ListParagraph"/>
         <w:numPr>
           <w:ilvl w:val="0"/>
-          <w:numId w:val="11"/>
+          <w:numId w:val="12"/>
         </w:numPr>
         <w:spacing w:after="70" w:line="290"/>
       </w:pPr>
@@ -8938,7 +9396,7 @@
         <w:pStyle w:val="ListParagraph"/>
         <w:numPr>
           <w:ilvl w:val="0"/>
-          <w:numId w:val="11"/>
+          <w:numId w:val="12"/>
         </w:numPr>
         <w:spacing w:after="70" w:line="290"/>
       </w:pPr>
@@ -8977,7 +9435,7 @@
         <w:pStyle w:val="ListParagraph"/>
         <w:numPr>
           <w:ilvl w:val="0"/>
-          <w:numId w:val="11"/>
+          <w:numId w:val="12"/>
         </w:numPr>
         <w:spacing w:after="70" w:line="290"/>
       </w:pPr>
@@ -9016,7 +9474,7 @@
         <w:pStyle w:val="ListParagraph"/>
         <w:numPr>
           <w:ilvl w:val="0"/>
-          <w:numId w:val="11"/>
+          <w:numId w:val="12"/>
         </w:numPr>
         <w:spacing w:after="70" w:line="290"/>
       </w:pPr>
@@ -9095,7 +9553,7 @@
         <w:pStyle w:val="ListParagraph"/>
         <w:numPr>
           <w:ilvl w:val="0"/>
-          <w:numId w:val="11"/>
+          <w:numId w:val="12"/>
         </w:numPr>
         <w:spacing w:after="70" w:line="290"/>
       </w:pPr>
@@ -10485,7 +10943,7 @@
         <w:szCs w:val="16"/>
       </w:rPr>
       <w:tab/>
-      <w:t xml:space="preserve">Manuale Utente · Rev. 1.8 · 18/10/2026</w:t>
+      <w:t xml:space="preserve">Manuale Utente · Rev. 1.9 · 18/10/2026</w:t>
     </w:r>
   </w:p>
 </w:hdr>
@@ -10550,7 +11008,7 @@
         <w:szCs w:val="16"/>
       </w:rPr>
       <w:tab/>
-      <w:t xml:space="preserve">Manuale Utente · Rev. 1.8 · 18/10/2026</w:t>
+      <w:t xml:space="preserve">Manuale Utente · Rev. 1.9 · 18/10/2026</w:t>
     </w:r>
   </w:p>
 </w:hdr>
@@ -10747,6 +11205,12 @@
     </w:lvlOverride>
   </w:num>
   <w:num w:numId="11">
+    <w:abstractNumId w:val="3"/>
+    <w:lvlOverride w:ilvl="0">
+      <w:startOverride w:val="1"/>
+    </w:lvlOverride>
+  </w:num>
+  <w:num w:numId="12">
     <w:abstractNumId w:val="3"/>
     <w:lvlOverride w:ilvl="0">
       <w:startOverride w:val="1"/>

--- a/public/manuali/Manuale_Utente_Portale_CWP.docx
+++ b/public/manuali/Manuale_Utente_Portale_CWP.docx
@@ -302,7 +302,7 @@
                 <w:sz w:val="20"/>
                 <w:szCs w:val="20"/>
               </w:rPr>
-              <w:t xml:space="preserve">Rev. 2.0</w:t>
+              <w:t xml:space="preserve">Rev. 2.1</w:t>
             </w:r>
           </w:p>
         </w:tc>
@@ -365,7 +365,7 @@
                 <w:sz w:val="20"/>
                 <w:szCs w:val="20"/>
               </w:rPr>
-              <w:t xml:space="preserve">18/10/2026</w:t>
+              <w:t xml:space="preserve">19/10/2026</w:t>
             </w:r>
           </w:p>
         </w:tc>
@@ -719,7 +719,7 @@
                 <w:sz w:val="18"/>
                 <w:szCs w:val="18"/>
               </w:rPr>
-              <w:t xml:space="preserve">2.0</w:t>
+              <w:t xml:space="preserve">2.1</w:t>
             </w:r>
           </w:p>
         </w:tc>
@@ -751,7 +751,7 @@
                 <w:sz w:val="18"/>
                 <w:szCs w:val="18"/>
               </w:rPr>
-              <w:t xml:space="preserve">18/10/2026</w:t>
+              <w:t xml:space="preserve">19/10/2026</w:t>
             </w:r>
           </w:p>
         </w:tc>
@@ -783,7 +783,7 @@
                 <w:sz w:val="18"/>
                 <w:szCs w:val="18"/>
               </w:rPr>
-              <w:t xml:space="preserve">Allineamento ai documenti ufficiali del Programma: Rapporto a 7 fasi, feedback pubblico (30 e 20 giorni), stato nel Programma e ID, dati del progetto, un solo account per Organizzazione, ritiro e rientro, conservazione 12 anni, tipologie ufficiali, Schema tariffario, verifica sull'accuratezza; nuovi capitoli Crediti emessi, Reclami, pagina pubblica del Programma.</w:t>
+              <w:t xml:space="preserve">Simulazione dei crediti in arrivo (capitolo Dati per il calcolo dei crediti).</w:t>
             </w:r>
           </w:p>
         </w:tc>
@@ -853,7 +853,7 @@
                 <w:sz w:val="18"/>
                 <w:szCs w:val="18"/>
               </w:rPr>
-              <w:t xml:space="preserve">1.9</w:t>
+              <w:t xml:space="preserve">2.0</w:t>
             </w:r>
           </w:p>
         </w:tc>
@@ -919,7 +919,7 @@
                 <w:sz w:val="18"/>
                 <w:szCs w:val="18"/>
               </w:rPr>
-              <w:t xml:space="preserve">Rapporti di Monitoraggio con 4 fasi; documenti richiesti per fase; caricamenti solo nelle fasi aperte; osservazioni numerate e notifica di quelle da rispondere; data di conservazione; fascicolo con riepilogo PDF.</w:t>
+              <w:t xml:space="preserve">Allineamento ai documenti ufficiali del Programma: Rapporto a 7 fasi, feedback pubblico (30 e 20 giorni), stato nel Programma e ID, dati del progetto, un solo account per Organizzazione, ritiro e rientro, conservazione 12 anni, tipologie ufficiali, Schema tariffario, verifica sull'accuratezza; nuovi capitoli Crediti emessi, Reclami, pagina pubblica del Programma.</w:t>
             </w:r>
           </w:p>
         </w:tc>
@@ -989,7 +989,7 @@
                 <w:sz w:val="18"/>
                 <w:szCs w:val="18"/>
               </w:rPr>
-              <w:t xml:space="preserve">1.8</w:t>
+              <w:t xml:space="preserve">1.9</w:t>
             </w:r>
           </w:p>
         </w:tc>
@@ -1053,7 +1053,7 @@
                 <w:sz w:val="18"/>
                 <w:szCs w:val="18"/>
               </w:rPr>
-              <w:t xml:space="preserve">Nuova tipologia di documento «Rapporto di calcolo dei crediti».</w:t>
+              <w:t xml:space="preserve">Rapporti di Monitoraggio con 4 fasi; documenti richiesti per fase; caricamenti solo nelle fasi aperte; osservazioni numerate e notifica di quelle da rispondere; data di conservazione; fascicolo con riepilogo PDF.</w:t>
             </w:r>
           </w:p>
         </w:tc>
@@ -1123,7 +1123,7 @@
                 <w:sz w:val="18"/>
                 <w:szCs w:val="18"/>
               </w:rPr>
-              <w:t xml:space="preserve">1.7</w:t>
+              <w:t xml:space="preserve">1.8</w:t>
             </w:r>
           </w:p>
         </w:tc>
@@ -1189,7 +1189,7 @@
                 <w:sz w:val="18"/>
                 <w:szCs w:val="18"/>
               </w:rPr>
-              <w:t xml:space="preserve">Dati per il calcolo dei crediti: il file caricato nella pratica è letto direttamente dalla Fondazione; controllo dei dati personali.</w:t>
+              <w:t xml:space="preserve">Nuova tipologia di documento «Rapporto di calcolo dei crediti».</w:t>
             </w:r>
           </w:p>
         </w:tc>
@@ -1259,7 +1259,7 @@
                 <w:sz w:val="18"/>
                 <w:szCs w:val="18"/>
               </w:rPr>
-              <w:t xml:space="preserve">1.6</w:t>
+              <w:t xml:space="preserve">1.7</w:t>
             </w:r>
           </w:p>
         </w:tc>
@@ -1323,7 +1323,7 @@
                 <w:sz w:val="18"/>
                 <w:szCs w:val="18"/>
               </w:rPr>
-              <w:t xml:space="preserve">Messaggi con la Fondazione (nuovo capitolo), note della Fondazione e modelli nelle fasi, Ente di Validazione, avviso sulle pratiche non attive, pagamenti visibili, consultazione sulla pagina pubblica con conferma dell'email ed errata corrige, nuove notifiche.</w:t>
+              <w:t xml:space="preserve">Dati per il calcolo dei crediti: il file caricato nella pratica è letto direttamente dalla Fondazione; controllo dei dati personali.</w:t>
             </w:r>
           </w:p>
         </w:tc>
@@ -1393,7 +1393,7 @@
                 <w:sz w:val="18"/>
                 <w:szCs w:val="18"/>
               </w:rPr>
-              <w:t xml:space="preserve">1.5</w:t>
+              <w:t xml:space="preserve">1.6</w:t>
             </w:r>
           </w:p>
         </w:tc>
@@ -1459,7 +1459,7 @@
                 <w:sz w:val="18"/>
                 <w:szCs w:val="18"/>
               </w:rPr>
-              <w:t xml:space="preserve">Manuale scaricabile anche dalla pagina «I tuoi documenti»; per gli utenti il manuale è disponibile solo in PDF.</w:t>
+              <w:t xml:space="preserve">Messaggi con la Fondazione (nuovo capitolo), note della Fondazione e modelli nelle fasi, Ente di Validazione, avviso sulle pratiche non attive, pagamenti visibili, consultazione sulla pagina pubblica con conferma dell'email ed errata corrige, nuove notifiche.</w:t>
             </w:r>
           </w:p>
         </w:tc>
@@ -1529,7 +1529,7 @@
                 <w:sz w:val="18"/>
                 <w:szCs w:val="18"/>
               </w:rPr>
-              <w:t xml:space="preserve">1.4</w:t>
+              <w:t xml:space="preserve">1.5</w:t>
             </w:r>
           </w:p>
         </w:tc>
@@ -1593,7 +1593,7 @@
                 <w:sz w:val="18"/>
                 <w:szCs w:val="18"/>
               </w:rPr>
-              <w:t xml:space="preserve">Recupero della password: nuova email in italiano dal portale (oggetto e pulsante), limite di una richiesta ogni 2 minuti.</w:t>
+              <w:t xml:space="preserve">Manuale scaricabile anche dalla pagina «I tuoi documenti»; per gli utenti il manuale è disponibile solo in PDF.</w:t>
             </w:r>
           </w:p>
         </w:tc>
@@ -1663,7 +1663,7 @@
                 <w:sz w:val="18"/>
                 <w:szCs w:val="18"/>
               </w:rPr>
-              <w:t xml:space="preserve">1.3</w:t>
+              <w:t xml:space="preserve">1.4</w:t>
             </w:r>
           </w:p>
         </w:tc>
@@ -1729,7 +1729,7 @@
                 <w:sz w:val="18"/>
                 <w:szCs w:val="18"/>
               </w:rPr>
-              <w:t xml:space="preserve">Pagina «Il mio profilo» (account, cambio password, manuale da scaricare).</w:t>
+              <w:t xml:space="preserve">Recupero della password: nuova email in italiano dal portale (oggetto e pulsante), limite di una richiesta ogni 2 minuti.</w:t>
             </w:r>
           </w:p>
         </w:tc>
@@ -1799,7 +1799,7 @@
                 <w:sz w:val="18"/>
                 <w:szCs w:val="18"/>
               </w:rPr>
-              <w:t xml:space="preserve">1.2</w:t>
+              <w:t xml:space="preserve">1.3</w:t>
             </w:r>
           </w:p>
         </w:tc>
@@ -1863,7 +1863,7 @@
                 <w:sz w:val="18"/>
                 <w:szCs w:val="18"/>
               </w:rPr>
-              <w:t xml:space="preserve">Scelta della password al primo accesso, cambio password, recupero della password dimenticata; ritorno alla pratica dopo l'accesso da un link email.</w:t>
+              <w:t xml:space="preserve">Pagina «Il mio profilo» (account, cambio password, manuale da scaricare).</w:t>
             </w:r>
           </w:p>
         </w:tc>
@@ -1933,7 +1933,7 @@
                 <w:sz w:val="18"/>
                 <w:szCs w:val="18"/>
               </w:rPr>
-              <w:t xml:space="preserve">1.1</w:t>
+              <w:t xml:space="preserve">1.2</w:t>
             </w:r>
           </w:p>
         </w:tc>
@@ -1999,7 +1999,7 @@
                 <w:sz w:val="18"/>
                 <w:szCs w:val="18"/>
               </w:rPr>
-              <w:t xml:space="preserve">Voce di menu «Manuale» e pagina di download del manuale (capitolo 2).</w:t>
+              <w:t xml:space="preserve">Scelta della password al primo accesso, cambio password, recupero della password dimenticata; ritorno alla pratica dopo l'accesso da un link email.</w:t>
             </w:r>
           </w:p>
         </w:tc>
@@ -2069,6 +2069,140 @@
                 <w:sz w:val="18"/>
                 <w:szCs w:val="18"/>
               </w:rPr>
+              <w:t xml:space="preserve">1.1</w:t>
+            </w:r>
+          </w:p>
+        </w:tc>
+        <w:tc>
+          <w:tcPr>
+            <w:tcW w:type="dxa" w:w="1300"/>
+            <w:tcBorders>
+              <w:top w:val="single" w:color="D9D4C5" w:sz="4"/>
+              <w:left w:val="single" w:color="D9D4C5" w:sz="4"/>
+              <w:bottom w:val="single" w:color="D9D4C5" w:sz="4"/>
+              <w:right w:val="single" w:color="D9D4C5" w:sz="4"/>
+            </w:tcBorders>
+            <w:tcMar>
+              <w:top w:type="dxa" w:w="70"/>
+              <w:left w:type="dxa" w:w="110"/>
+              <w:bottom w:type="dxa" w:w="70"/>
+              <w:right w:type="dxa" w:w="110"/>
+            </w:tcMar>
+            <w:vAlign w:val="center"/>
+          </w:tcPr>
+          <w:p>
+            <w:pPr>
+              <w:spacing w:after="0" w:before="0"/>
+            </w:pPr>
+            <w:r>
+              <w:rPr>
+                <w:rFonts w:ascii="Arial" w:cs="Arial" w:eastAsia="Arial" w:hAnsi="Arial"/>
+                <w:color w:val="1B2118"/>
+                <w:sz w:val="18"/>
+                <w:szCs w:val="18"/>
+              </w:rPr>
+              <w:t xml:space="preserve">18/10/2026</w:t>
+            </w:r>
+          </w:p>
+        </w:tc>
+        <w:tc>
+          <w:tcPr>
+            <w:tcW w:type="dxa" w:w="5538"/>
+            <w:tcBorders>
+              <w:top w:val="single" w:color="D9D4C5" w:sz="4"/>
+              <w:left w:val="single" w:color="D9D4C5" w:sz="4"/>
+              <w:bottom w:val="single" w:color="D9D4C5" w:sz="4"/>
+              <w:right w:val="single" w:color="D9D4C5" w:sz="4"/>
+            </w:tcBorders>
+            <w:tcMar>
+              <w:top w:type="dxa" w:w="70"/>
+              <w:left w:type="dxa" w:w="110"/>
+              <w:bottom w:type="dxa" w:w="70"/>
+              <w:right w:type="dxa" w:w="110"/>
+            </w:tcMar>
+            <w:vAlign w:val="center"/>
+          </w:tcPr>
+          <w:p>
+            <w:pPr>
+              <w:spacing w:after="0" w:before="0"/>
+            </w:pPr>
+            <w:r>
+              <w:rPr>
+                <w:rFonts w:ascii="Arial" w:cs="Arial" w:eastAsia="Arial" w:hAnsi="Arial"/>
+                <w:color w:val="1B2118"/>
+                <w:sz w:val="18"/>
+                <w:szCs w:val="18"/>
+              </w:rPr>
+              <w:t xml:space="preserve">Voce di menu «Manuale» e pagina di download del manuale (capitolo 2).</w:t>
+            </w:r>
+          </w:p>
+        </w:tc>
+        <w:tc>
+          <w:tcPr>
+            <w:tcW w:type="dxa" w:w="2000"/>
+            <w:tcBorders>
+              <w:top w:val="single" w:color="D9D4C5" w:sz="4"/>
+              <w:left w:val="single" w:color="D9D4C5" w:sz="4"/>
+              <w:bottom w:val="single" w:color="D9D4C5" w:sz="4"/>
+              <w:right w:val="single" w:color="D9D4C5" w:sz="4"/>
+            </w:tcBorders>
+            <w:tcMar>
+              <w:top w:type="dxa" w:w="70"/>
+              <w:left w:type="dxa" w:w="110"/>
+              <w:bottom w:type="dxa" w:w="70"/>
+              <w:right w:type="dxa" w:w="110"/>
+            </w:tcMar>
+            <w:vAlign w:val="center"/>
+          </w:tcPr>
+          <w:p>
+            <w:pPr>
+              <w:spacing w:after="0" w:before="0"/>
+            </w:pPr>
+            <w:r>
+              <w:rPr>
+                <w:rFonts w:ascii="Arial" w:cs="Arial" w:eastAsia="Arial" w:hAnsi="Arial"/>
+                <w:color w:val="1B2118"/>
+                <w:sz w:val="18"/>
+                <w:szCs w:val="18"/>
+              </w:rPr>
+              <w:t xml:space="preserve">Fondazione Operate</w:t>
+            </w:r>
+          </w:p>
+        </w:tc>
+      </w:tr>
+      <w:tr>
+        <w:trPr>
+          <w:cantSplit/>
+        </w:trPr>
+        <w:tc>
+          <w:tcPr>
+            <w:tcW w:type="dxa" w:w="800"/>
+            <w:tcBorders>
+              <w:top w:val="single" w:color="D9D4C5" w:sz="4"/>
+              <w:left w:val="single" w:color="D9D4C5" w:sz="4"/>
+              <w:bottom w:val="single" w:color="D9D4C5" w:sz="4"/>
+              <w:right w:val="single" w:color="D9D4C5" w:sz="4"/>
+            </w:tcBorders>
+            <w:shd w:fill="F6F4EE" w:color="auto" w:val="clear"/>
+            <w:tcMar>
+              <w:top w:type="dxa" w:w="70"/>
+              <w:left w:type="dxa" w:w="110"/>
+              <w:bottom w:type="dxa" w:w="70"/>
+              <w:right w:type="dxa" w:w="110"/>
+            </w:tcMar>
+            <w:vAlign w:val="center"/>
+          </w:tcPr>
+          <w:p>
+            <w:pPr>
+              <w:spacing w:after="0" w:before="0"/>
+            </w:pPr>
+            <w:r>
+              <w:rPr>
+                <w:rFonts w:ascii="Arial" w:cs="Arial" w:eastAsia="Arial" w:hAnsi="Arial"/>
+                <w:color w:val="1B2118"/>
+                <w:sz w:val="18"/>
+                <w:szCs w:val="18"/>
+              </w:rPr>
               <w:t xml:space="preserve">1.0</w:t>
             </w:r>
           </w:p>
@@ -2082,6 +2216,7 @@
               <w:bottom w:val="single" w:color="D9D4C5" w:sz="4"/>
               <w:right w:val="single" w:color="D9D4C5" w:sz="4"/>
             </w:tcBorders>
+            <w:shd w:fill="F6F4EE" w:color="auto" w:val="clear"/>
             <w:tcMar>
               <w:top w:type="dxa" w:w="70"/>
               <w:left w:type="dxa" w:w="110"/>
@@ -2114,6 +2249,7 @@
               <w:bottom w:val="single" w:color="D9D4C5" w:sz="4"/>
               <w:right w:val="single" w:color="D9D4C5" w:sz="4"/>
             </w:tcBorders>
+            <w:shd w:fill="F6F4EE" w:color="auto" w:val="clear"/>
             <w:tcMar>
               <w:top w:type="dxa" w:w="70"/>
               <w:left w:type="dxa" w:w="110"/>
@@ -2146,6 +2282,7 @@
               <w:bottom w:val="single" w:color="D9D4C5" w:sz="4"/>
               <w:right w:val="single" w:color="D9D4C5" w:sz="4"/>
             </w:tcBorders>
+            <w:shd w:fill="F6F4EE" w:color="auto" w:val="clear"/>
             <w:tcMar>
               <w:top w:type="dxa" w:w="70"/>
               <w:left w:type="dxa" w:w="110"/>
@@ -2187,7 +2324,7 @@
           <w:sz w:val="20"/>
           <w:szCs w:val="20"/>
         </w:rPr>
-        <w:t xml:space="preserve">Questo documento descrive il portale alla revisione 2.0 del 18/10/2026. A ogni modifica del portale il manuale viene aggiornato e la revisione incrementata; la versione corrente si scarica dal portale.</w:t>
+        <w:t xml:space="preserve">Questo documento descrive il portale alla revisione 2.1 del 19/10/2026. A ogni modifica del portale il manuale viene aggiornato e la revisione incrementata; la versione corrente si scarica dal portale.</w:t>
       </w:r>
     </w:p>
     <w:p>
@@ -2955,7 +3092,7 @@
         </w:rPr>
         <w:t xml:space="preserve"> un computer o tablet con un browser aggiornato (Chrome, Edge, Firefox, Safari) e le credenziali fornite dalla Fondazione. Indirizzo del portale: </w:t>
       </w:r>
-      <w:hyperlink w:history="1" r:id="rIdgo5llyssq4hsgyf5pxhbo">
+      <w:hyperlink w:history="1" r:id="rIduvpcnlq3jn4wud4ltx2xx">
         <w:r>
           <w:rPr>
             <w:rFonts w:ascii="Arial" w:cs="Arial" w:eastAsia="Arial" w:hAnsi="Arial"/>
@@ -3142,7 +3279,7 @@
         </w:rPr>
         <w:t xml:space="preserve">Aprite </w:t>
       </w:r>
-      <w:hyperlink w:history="1" r:id="rId8yhk9tk17g2isxxcjlqxw">
+      <w:hyperlink w:history="1" r:id="rIdr9dctq3yssqjj4_ooe80b">
         <w:r>
           <w:rPr>
             <w:rFonts w:ascii="Arial" w:cs="Arial" w:eastAsia="Arial" w:hAnsi="Arial"/>
@@ -11366,7 +11503,7 @@
         </w:rPr>
         <w:t xml:space="preserve"> (</w:t>
       </w:r>
-      <w:hyperlink w:history="1" r:id="rIdym7xkffprl__ums-ug96a">
+      <w:hyperlink w:history="1" r:id="rIdnpdot6itxtu7zanbh0pma">
         <w:r>
           <w:rPr>
             <w:rFonts w:ascii="Arial" w:cs="Arial" w:eastAsia="Arial" w:hAnsi="Arial"/>
@@ -15078,7 +15215,7 @@
         </w:rPr>
         <w:t xml:space="preserve">, uguale per tutti gli enti. Il modello si scarica dalla pagina pubblica </w:t>
       </w:r>
-      <w:hyperlink w:history="1" r:id="rId5rdvshb2vwcopvzpyzmue">
+      <w:hyperlink w:history="1" r:id="rId70roisuxypw03kkdpppbr">
         <w:r>
           <w:rPr>
             <w:rFonts w:ascii="Arial" w:cs="Arial" w:eastAsia="Arial" w:hAnsi="Arial"/>
@@ -16299,6 +16436,71 @@
     </w:p>
     <w:p>
       <w:pPr>
+        <w:spacing w:after="140" w:line="300"/>
+      </w:pPr>
+      <w:r>
+        <w:rPr>
+          <w:rFonts w:ascii="Arial" w:cs="Arial" w:eastAsia="Arial" w:hAnsi="Arial"/>
+          <w:b/>
+          <w:bCs/>
+          <w:color w:val="1B2118"/>
+          <w:sz w:val="21"/>
+          <w:szCs w:val="21"/>
+        </w:rPr>
+        <w:t xml:space="preserve">In arrivo: simulazione dei crediti.</w:t>
+      </w:r>
+      <w:r>
+        <w:rPr>
+          <w:rFonts w:ascii="Arial" w:cs="Arial" w:eastAsia="Arial" w:hAnsi="Arial"/>
+          <w:color w:val="1B2118"/>
+          <w:sz w:val="21"/>
+          <w:szCs w:val="21"/>
+        </w:rPr>
+        <w:t xml:space="preserve"> La Fondazione potrà preparare per il vostro Comune uno o più </w:t>
+      </w:r>
+      <w:r>
+        <w:rPr>
+          <w:rFonts w:ascii="Arial" w:cs="Arial" w:eastAsia="Arial" w:hAnsi="Arial"/>
+          <w:b/>
+          <w:bCs/>
+          <w:color w:val="1B2118"/>
+          <w:sz w:val="21"/>
+          <w:szCs w:val="21"/>
+        </w:rPr>
+        <w:t xml:space="preserve">scenari</w:t>
+      </w:r>
+      <w:r>
+        <w:rPr>
+          <w:rFonts w:ascii="Arial" w:cs="Arial" w:eastAsia="Arial" w:hAnsi="Arial"/>
+          <w:color w:val="1B2118"/>
+          <w:sz w:val="21"/>
+          <w:szCs w:val="21"/>
+        </w:rPr>
+        <w:t xml:space="preserve"> su 7, 10 o 21 anni. Partendo dai dati di raccolta attuali e dagli obiettivi che indicate per ogni anno (produzione di rifiuti totale e pro capite, secco residuo pro capite), il simulatore calcola la percentuale di raccolta differenziata e </w:t>
+      </w:r>
+      <w:r>
+        <w:rPr>
+          <w:rFonts w:ascii="Arial" w:cs="Arial" w:eastAsia="Arial" w:hAnsi="Arial"/>
+          <w:b/>
+          <w:bCs/>
+          <w:color w:val="1B2118"/>
+          <w:sz w:val="21"/>
+          <w:szCs w:val="21"/>
+        </w:rPr>
+        <w:t xml:space="preserve">stima i crediti</w:t>
+      </w:r>
+      <w:r>
+        <w:rPr>
+          <w:rFonts w:ascii="Arial" w:cs="Arial" w:eastAsia="Arial" w:hAnsi="Arial"/>
+          <w:color w:val="1B2118"/>
+          <w:sz w:val="21"/>
+          <w:szCs w:val="21"/>
+        </w:rPr>
+        <w:t xml:space="preserve"> che il Comune potrebbe generare anno per anno. È una stima a scopo di pianificazione: i crediti veri si calcolano a consuntivo, con i dati del tracciato.</w:t>
+      </w:r>
+    </w:p>
+    <w:p>
+      <w:pPr>
         <w:pStyle w:val="Heading1"/>
         <w:pageBreakBefore/>
         <w:pBdr>
@@ -17128,7 +17330,7 @@
         </w:rPr>
         <w:t xml:space="preserve"> (</w:t>
       </w:r>
-      <w:hyperlink w:history="1" r:id="rIdcqly5xakrcvsa2qp5tezy">
+      <w:hyperlink w:history="1" r:id="rIdyzyvs1tympad0y9hccd5l">
         <w:r>
           <w:rPr>
             <w:rFonts w:ascii="Arial" w:cs="Arial" w:eastAsia="Arial" w:hAnsi="Arial"/>
@@ -18007,7 +18209,7 @@
         <w:szCs w:val="16"/>
       </w:rPr>
       <w:tab/>
-      <w:t xml:space="preserve">Manuale Utente · Rev. 2.0 · 18/10/2026</w:t>
+      <w:t xml:space="preserve">Manuale Utente · Rev. 2.1 · 19/10/2026</w:t>
     </w:r>
   </w:p>
 </w:hdr>
@@ -18072,7 +18274,7 @@
         <w:szCs w:val="16"/>
       </w:rPr>
       <w:tab/>
-      <w:t xml:space="preserve">Manuale Utente · Rev. 2.0 · 18/10/2026</w:t>
+      <w:t xml:space="preserve">Manuale Utente · Rev. 2.1 · 19/10/2026</w:t>
     </w:r>
   </w:p>
 </w:hdr>

--- a/public/manuali/Manuale_Utente_Portale_CWP.docx
+++ b/public/manuali/Manuale_Utente_Portale_CWP.docx
@@ -302,7 +302,7 @@
                 <w:sz w:val="20"/>
                 <w:szCs w:val="20"/>
               </w:rPr>
-              <w:t xml:space="preserve">Rev. 2.1</w:t>
+              <w:t xml:space="preserve">Rev. 2.2</w:t>
             </w:r>
           </w:p>
         </w:tc>
@@ -719,7 +719,7 @@
                 <w:sz w:val="18"/>
                 <w:szCs w:val="18"/>
               </w:rPr>
-              <w:t xml:space="preserve">2.1</w:t>
+              <w:t xml:space="preserve">2.2</w:t>
             </w:r>
           </w:p>
         </w:tc>
@@ -783,7 +783,7 @@
                 <w:sz w:val="18"/>
                 <w:szCs w:val="18"/>
               </w:rPr>
-              <w:t xml:space="preserve">Simulazione dei crediti in arrivo (capitolo Dati per il calcolo dei crediti).</w:t>
+              <w:t xml:space="preserve">Simulazione dei crediti disponibile su richiesta alla Fondazione.</w:t>
             </w:r>
           </w:p>
         </w:tc>
@@ -853,7 +853,7 @@
                 <w:sz w:val="18"/>
                 <w:szCs w:val="18"/>
               </w:rPr>
-              <w:t xml:space="preserve">2.0</w:t>
+              <w:t xml:space="preserve">2.1</w:t>
             </w:r>
           </w:p>
         </w:tc>
@@ -886,7 +886,7 @@
                 <w:sz w:val="18"/>
                 <w:szCs w:val="18"/>
               </w:rPr>
-              <w:t xml:space="preserve">18/10/2026</w:t>
+              <w:t xml:space="preserve">19/10/2026</w:t>
             </w:r>
           </w:p>
         </w:tc>
@@ -919,7 +919,7 @@
                 <w:sz w:val="18"/>
                 <w:szCs w:val="18"/>
               </w:rPr>
-              <w:t xml:space="preserve">Allineamento ai documenti ufficiali del Programma: Rapporto a 7 fasi, feedback pubblico (30 e 20 giorni), stato nel Programma e ID, dati del progetto, un solo account per Organizzazione, ritiro e rientro, conservazione 12 anni, tipologie ufficiali, Schema tariffario, verifica sull'accuratezza; nuovi capitoli Crediti emessi, Reclami, pagina pubblica del Programma.</w:t>
+              <w:t xml:space="preserve">Simulazione dei crediti in arrivo (capitolo Dati per il calcolo dei crediti).</w:t>
             </w:r>
           </w:p>
         </w:tc>
@@ -989,7 +989,7 @@
                 <w:sz w:val="18"/>
                 <w:szCs w:val="18"/>
               </w:rPr>
-              <w:t xml:space="preserve">1.9</w:t>
+              <w:t xml:space="preserve">2.0</w:t>
             </w:r>
           </w:p>
         </w:tc>
@@ -1053,7 +1053,7 @@
                 <w:sz w:val="18"/>
                 <w:szCs w:val="18"/>
               </w:rPr>
-              <w:t xml:space="preserve">Rapporti di Monitoraggio con 4 fasi; documenti richiesti per fase; caricamenti solo nelle fasi aperte; osservazioni numerate e notifica di quelle da rispondere; data di conservazione; fascicolo con riepilogo PDF.</w:t>
+              <w:t xml:space="preserve">Allineamento ai documenti ufficiali del Programma: Rapporto a 7 fasi, feedback pubblico (30 e 20 giorni), stato nel Programma e ID, dati del progetto, un solo account per Organizzazione, ritiro e rientro, conservazione 12 anni, tipologie ufficiali, Schema tariffario, verifica sull'accuratezza; nuovi capitoli Crediti emessi, Reclami, pagina pubblica del Programma.</w:t>
             </w:r>
           </w:p>
         </w:tc>
@@ -1123,7 +1123,7 @@
                 <w:sz w:val="18"/>
                 <w:szCs w:val="18"/>
               </w:rPr>
-              <w:t xml:space="preserve">1.8</w:t>
+              <w:t xml:space="preserve">1.9</w:t>
             </w:r>
           </w:p>
         </w:tc>
@@ -1189,7 +1189,7 @@
                 <w:sz w:val="18"/>
                 <w:szCs w:val="18"/>
               </w:rPr>
-              <w:t xml:space="preserve">Nuova tipologia di documento «Rapporto di calcolo dei crediti».</w:t>
+              <w:t xml:space="preserve">Rapporti di Monitoraggio con 4 fasi; documenti richiesti per fase; caricamenti solo nelle fasi aperte; osservazioni numerate e notifica di quelle da rispondere; data di conservazione; fascicolo con riepilogo PDF.</w:t>
             </w:r>
           </w:p>
         </w:tc>
@@ -1259,7 +1259,7 @@
                 <w:sz w:val="18"/>
                 <w:szCs w:val="18"/>
               </w:rPr>
-              <w:t xml:space="preserve">1.7</w:t>
+              <w:t xml:space="preserve">1.8</w:t>
             </w:r>
           </w:p>
         </w:tc>
@@ -1323,7 +1323,7 @@
                 <w:sz w:val="18"/>
                 <w:szCs w:val="18"/>
               </w:rPr>
-              <w:t xml:space="preserve">Dati per il calcolo dei crediti: il file caricato nella pratica è letto direttamente dalla Fondazione; controllo dei dati personali.</w:t>
+              <w:t xml:space="preserve">Nuova tipologia di documento «Rapporto di calcolo dei crediti».</w:t>
             </w:r>
           </w:p>
         </w:tc>
@@ -1393,7 +1393,7 @@
                 <w:sz w:val="18"/>
                 <w:szCs w:val="18"/>
               </w:rPr>
-              <w:t xml:space="preserve">1.6</w:t>
+              <w:t xml:space="preserve">1.7</w:t>
             </w:r>
           </w:p>
         </w:tc>
@@ -1459,7 +1459,7 @@
                 <w:sz w:val="18"/>
                 <w:szCs w:val="18"/>
               </w:rPr>
-              <w:t xml:space="preserve">Messaggi con la Fondazione (nuovo capitolo), note della Fondazione e modelli nelle fasi, Ente di Validazione, avviso sulle pratiche non attive, pagamenti visibili, consultazione sulla pagina pubblica con conferma dell'email ed errata corrige, nuove notifiche.</w:t>
+              <w:t xml:space="preserve">Dati per il calcolo dei crediti: il file caricato nella pratica è letto direttamente dalla Fondazione; controllo dei dati personali.</w:t>
             </w:r>
           </w:p>
         </w:tc>
@@ -1529,7 +1529,7 @@
                 <w:sz w:val="18"/>
                 <w:szCs w:val="18"/>
               </w:rPr>
-              <w:t xml:space="preserve">1.5</w:t>
+              <w:t xml:space="preserve">1.6</w:t>
             </w:r>
           </w:p>
         </w:tc>
@@ -1593,7 +1593,7 @@
                 <w:sz w:val="18"/>
                 <w:szCs w:val="18"/>
               </w:rPr>
-              <w:t xml:space="preserve">Manuale scaricabile anche dalla pagina «I tuoi documenti»; per gli utenti il manuale è disponibile solo in PDF.</w:t>
+              <w:t xml:space="preserve">Messaggi con la Fondazione (nuovo capitolo), note della Fondazione e modelli nelle fasi, Ente di Validazione, avviso sulle pratiche non attive, pagamenti visibili, consultazione sulla pagina pubblica con conferma dell'email ed errata corrige, nuove notifiche.</w:t>
             </w:r>
           </w:p>
         </w:tc>
@@ -1663,7 +1663,7 @@
                 <w:sz w:val="18"/>
                 <w:szCs w:val="18"/>
               </w:rPr>
-              <w:t xml:space="preserve">1.4</w:t>
+              <w:t xml:space="preserve">1.5</w:t>
             </w:r>
           </w:p>
         </w:tc>
@@ -1729,7 +1729,7 @@
                 <w:sz w:val="18"/>
                 <w:szCs w:val="18"/>
               </w:rPr>
-              <w:t xml:space="preserve">Recupero della password: nuova email in italiano dal portale (oggetto e pulsante), limite di una richiesta ogni 2 minuti.</w:t>
+              <w:t xml:space="preserve">Manuale scaricabile anche dalla pagina «I tuoi documenti»; per gli utenti il manuale è disponibile solo in PDF.</w:t>
             </w:r>
           </w:p>
         </w:tc>
@@ -1799,7 +1799,7 @@
                 <w:sz w:val="18"/>
                 <w:szCs w:val="18"/>
               </w:rPr>
-              <w:t xml:space="preserve">1.3</w:t>
+              <w:t xml:space="preserve">1.4</w:t>
             </w:r>
           </w:p>
         </w:tc>
@@ -1863,7 +1863,7 @@
                 <w:sz w:val="18"/>
                 <w:szCs w:val="18"/>
               </w:rPr>
-              <w:t xml:space="preserve">Pagina «Il mio profilo» (account, cambio password, manuale da scaricare).</w:t>
+              <w:t xml:space="preserve">Recupero della password: nuova email in italiano dal portale (oggetto e pulsante), limite di una richiesta ogni 2 minuti.</w:t>
             </w:r>
           </w:p>
         </w:tc>
@@ -1933,7 +1933,7 @@
                 <w:sz w:val="18"/>
                 <w:szCs w:val="18"/>
               </w:rPr>
-              <w:t xml:space="preserve">1.2</w:t>
+              <w:t xml:space="preserve">1.3</w:t>
             </w:r>
           </w:p>
         </w:tc>
@@ -1999,7 +1999,7 @@
                 <w:sz w:val="18"/>
                 <w:szCs w:val="18"/>
               </w:rPr>
-              <w:t xml:space="preserve">Scelta della password al primo accesso, cambio password, recupero della password dimenticata; ritorno alla pratica dopo l'accesso da un link email.</w:t>
+              <w:t xml:space="preserve">Pagina «Il mio profilo» (account, cambio password, manuale da scaricare).</w:t>
             </w:r>
           </w:p>
         </w:tc>
@@ -2069,7 +2069,7 @@
                 <w:sz w:val="18"/>
                 <w:szCs w:val="18"/>
               </w:rPr>
-              <w:t xml:space="preserve">1.1</w:t>
+              <w:t xml:space="preserve">1.2</w:t>
             </w:r>
           </w:p>
         </w:tc>
@@ -2133,7 +2133,7 @@
                 <w:sz w:val="18"/>
                 <w:szCs w:val="18"/>
               </w:rPr>
-              <w:t xml:space="preserve">Voce di menu «Manuale» e pagina di download del manuale (capitolo 2).</w:t>
+              <w:t xml:space="preserve">Scelta della password al primo accesso, cambio password, recupero della password dimenticata; ritorno alla pratica dopo l'accesso da un link email.</w:t>
             </w:r>
           </w:p>
         </w:tc>
@@ -2203,6 +2203,142 @@
                 <w:sz w:val="18"/>
                 <w:szCs w:val="18"/>
               </w:rPr>
+              <w:t xml:space="preserve">1.1</w:t>
+            </w:r>
+          </w:p>
+        </w:tc>
+        <w:tc>
+          <w:tcPr>
+            <w:tcW w:type="dxa" w:w="1300"/>
+            <w:tcBorders>
+              <w:top w:val="single" w:color="D9D4C5" w:sz="4"/>
+              <w:left w:val="single" w:color="D9D4C5" w:sz="4"/>
+              <w:bottom w:val="single" w:color="D9D4C5" w:sz="4"/>
+              <w:right w:val="single" w:color="D9D4C5" w:sz="4"/>
+            </w:tcBorders>
+            <w:shd w:fill="F6F4EE" w:color="auto" w:val="clear"/>
+            <w:tcMar>
+              <w:top w:type="dxa" w:w="70"/>
+              <w:left w:type="dxa" w:w="110"/>
+              <w:bottom w:type="dxa" w:w="70"/>
+              <w:right w:type="dxa" w:w="110"/>
+            </w:tcMar>
+            <w:vAlign w:val="center"/>
+          </w:tcPr>
+          <w:p>
+            <w:pPr>
+              <w:spacing w:after="0" w:before="0"/>
+            </w:pPr>
+            <w:r>
+              <w:rPr>
+                <w:rFonts w:ascii="Arial" w:cs="Arial" w:eastAsia="Arial" w:hAnsi="Arial"/>
+                <w:color w:val="1B2118"/>
+                <w:sz w:val="18"/>
+                <w:szCs w:val="18"/>
+              </w:rPr>
+              <w:t xml:space="preserve">18/10/2026</w:t>
+            </w:r>
+          </w:p>
+        </w:tc>
+        <w:tc>
+          <w:tcPr>
+            <w:tcW w:type="dxa" w:w="5538"/>
+            <w:tcBorders>
+              <w:top w:val="single" w:color="D9D4C5" w:sz="4"/>
+              <w:left w:val="single" w:color="D9D4C5" w:sz="4"/>
+              <w:bottom w:val="single" w:color="D9D4C5" w:sz="4"/>
+              <w:right w:val="single" w:color="D9D4C5" w:sz="4"/>
+            </w:tcBorders>
+            <w:shd w:fill="F6F4EE" w:color="auto" w:val="clear"/>
+            <w:tcMar>
+              <w:top w:type="dxa" w:w="70"/>
+              <w:left w:type="dxa" w:w="110"/>
+              <w:bottom w:type="dxa" w:w="70"/>
+              <w:right w:type="dxa" w:w="110"/>
+            </w:tcMar>
+            <w:vAlign w:val="center"/>
+          </w:tcPr>
+          <w:p>
+            <w:pPr>
+              <w:spacing w:after="0" w:before="0"/>
+            </w:pPr>
+            <w:r>
+              <w:rPr>
+                <w:rFonts w:ascii="Arial" w:cs="Arial" w:eastAsia="Arial" w:hAnsi="Arial"/>
+                <w:color w:val="1B2118"/>
+                <w:sz w:val="18"/>
+                <w:szCs w:val="18"/>
+              </w:rPr>
+              <w:t xml:space="preserve">Voce di menu «Manuale» e pagina di download del manuale (capitolo 2).</w:t>
+            </w:r>
+          </w:p>
+        </w:tc>
+        <w:tc>
+          <w:tcPr>
+            <w:tcW w:type="dxa" w:w="2000"/>
+            <w:tcBorders>
+              <w:top w:val="single" w:color="D9D4C5" w:sz="4"/>
+              <w:left w:val="single" w:color="D9D4C5" w:sz="4"/>
+              <w:bottom w:val="single" w:color="D9D4C5" w:sz="4"/>
+              <w:right w:val="single" w:color="D9D4C5" w:sz="4"/>
+            </w:tcBorders>
+            <w:shd w:fill="F6F4EE" w:color="auto" w:val="clear"/>
+            <w:tcMar>
+              <w:top w:type="dxa" w:w="70"/>
+              <w:left w:type="dxa" w:w="110"/>
+              <w:bottom w:type="dxa" w:w="70"/>
+              <w:right w:type="dxa" w:w="110"/>
+            </w:tcMar>
+            <w:vAlign w:val="center"/>
+          </w:tcPr>
+          <w:p>
+            <w:pPr>
+              <w:spacing w:after="0" w:before="0"/>
+            </w:pPr>
+            <w:r>
+              <w:rPr>
+                <w:rFonts w:ascii="Arial" w:cs="Arial" w:eastAsia="Arial" w:hAnsi="Arial"/>
+                <w:color w:val="1B2118"/>
+                <w:sz w:val="18"/>
+                <w:szCs w:val="18"/>
+              </w:rPr>
+              <w:t xml:space="preserve">Fondazione Operate</w:t>
+            </w:r>
+          </w:p>
+        </w:tc>
+      </w:tr>
+      <w:tr>
+        <w:trPr>
+          <w:cantSplit/>
+        </w:trPr>
+        <w:tc>
+          <w:tcPr>
+            <w:tcW w:type="dxa" w:w="800"/>
+            <w:tcBorders>
+              <w:top w:val="single" w:color="D9D4C5" w:sz="4"/>
+              <w:left w:val="single" w:color="D9D4C5" w:sz="4"/>
+              <w:bottom w:val="single" w:color="D9D4C5" w:sz="4"/>
+              <w:right w:val="single" w:color="D9D4C5" w:sz="4"/>
+            </w:tcBorders>
+            <w:tcMar>
+              <w:top w:type="dxa" w:w="70"/>
+              <w:left w:type="dxa" w:w="110"/>
+              <w:bottom w:type="dxa" w:w="70"/>
+              <w:right w:type="dxa" w:w="110"/>
+            </w:tcMar>
+            <w:vAlign w:val="center"/>
+          </w:tcPr>
+          <w:p>
+            <w:pPr>
+              <w:spacing w:after="0" w:before="0"/>
+            </w:pPr>
+            <w:r>
+              <w:rPr>
+                <w:rFonts w:ascii="Arial" w:cs="Arial" w:eastAsia="Arial" w:hAnsi="Arial"/>
+                <w:color w:val="1B2118"/>
+                <w:sz w:val="18"/>
+                <w:szCs w:val="18"/>
+              </w:rPr>
               <w:t xml:space="preserve">1.0</w:t>
             </w:r>
           </w:p>
@@ -2216,7 +2352,6 @@
               <w:bottom w:val="single" w:color="D9D4C5" w:sz="4"/>
               <w:right w:val="single" w:color="D9D4C5" w:sz="4"/>
             </w:tcBorders>
-            <w:shd w:fill="F6F4EE" w:color="auto" w:val="clear"/>
             <w:tcMar>
               <w:top w:type="dxa" w:w="70"/>
               <w:left w:type="dxa" w:w="110"/>
@@ -2249,7 +2384,6 @@
               <w:bottom w:val="single" w:color="D9D4C5" w:sz="4"/>
               <w:right w:val="single" w:color="D9D4C5" w:sz="4"/>
             </w:tcBorders>
-            <w:shd w:fill="F6F4EE" w:color="auto" w:val="clear"/>
             <w:tcMar>
               <w:top w:type="dxa" w:w="70"/>
               <w:left w:type="dxa" w:w="110"/>
@@ -2282,7 +2416,6 @@
               <w:bottom w:val="single" w:color="D9D4C5" w:sz="4"/>
               <w:right w:val="single" w:color="D9D4C5" w:sz="4"/>
             </w:tcBorders>
-            <w:shd w:fill="F6F4EE" w:color="auto" w:val="clear"/>
             <w:tcMar>
               <w:top w:type="dxa" w:w="70"/>
               <w:left w:type="dxa" w:w="110"/>
@@ -2324,7 +2457,7 @@
           <w:sz w:val="20"/>
           <w:szCs w:val="20"/>
         </w:rPr>
-        <w:t xml:space="preserve">Questo documento descrive il portale alla revisione 2.1 del 19/10/2026. A ogni modifica del portale il manuale viene aggiornato e la revisione incrementata; la versione corrente si scarica dal portale.</w:t>
+        <w:t xml:space="preserve">Questo documento descrive il portale alla revisione 2.2 del 19/10/2026. A ogni modifica del portale il manuale viene aggiornato e la revisione incrementata; la versione corrente si scarica dal portale.</w:t>
       </w:r>
     </w:p>
     <w:p>
@@ -3092,7 +3225,7 @@
         </w:rPr>
         <w:t xml:space="preserve"> un computer o tablet con un browser aggiornato (Chrome, Edge, Firefox, Safari) e le credenziali fornite dalla Fondazione. Indirizzo del portale: </w:t>
       </w:r>
-      <w:hyperlink w:history="1" r:id="rIduvpcnlq3jn4wud4ltx2xx">
+      <w:hyperlink w:history="1" r:id="rIdmi2mntx4agdmqfk3dc7o8">
         <w:r>
           <w:rPr>
             <w:rFonts w:ascii="Arial" w:cs="Arial" w:eastAsia="Arial" w:hAnsi="Arial"/>
@@ -3279,7 +3412,7 @@
         </w:rPr>
         <w:t xml:space="preserve">Aprite </w:t>
       </w:r>
-      <w:hyperlink w:history="1" r:id="rIdr9dctq3yssqjj4_ooe80b">
+      <w:hyperlink w:history="1" r:id="rIdxy6kcm0v8g9zrszfki3vw">
         <w:r>
           <w:rPr>
             <w:rFonts w:ascii="Arial" w:cs="Arial" w:eastAsia="Arial" w:hAnsi="Arial"/>
@@ -11503,7 +11636,7 @@
         </w:rPr>
         <w:t xml:space="preserve"> (</w:t>
       </w:r>
-      <w:hyperlink w:history="1" r:id="rIdnpdot6itxtu7zanbh0pma">
+      <w:hyperlink w:history="1" r:id="rIdwgdslh_e516pnczwkz8b6">
         <w:r>
           <w:rPr>
             <w:rFonts w:ascii="Arial" w:cs="Arial" w:eastAsia="Arial" w:hAnsi="Arial"/>
@@ -15215,7 +15348,7 @@
         </w:rPr>
         <w:t xml:space="preserve">, uguale per tutti gli enti. Il modello si scarica dalla pagina pubblica </w:t>
       </w:r>
-      <w:hyperlink w:history="1" r:id="rId70roisuxypw03kkdpppbr">
+      <w:hyperlink w:history="1" r:id="rIdonqgieypnpe1zfahemx8n">
         <w:r>
           <w:rPr>
             <w:rFonts w:ascii="Arial" w:cs="Arial" w:eastAsia="Arial" w:hAnsi="Arial"/>
@@ -16447,16 +16580,16 @@
           <w:sz w:val="21"/>
           <w:szCs w:val="21"/>
         </w:rPr>
-        <w:t xml:space="preserve">In arrivo: simulazione dei crediti.</w:t>
-      </w:r>
-      <w:r>
-        <w:rPr>
-          <w:rFonts w:ascii="Arial" w:cs="Arial" w:eastAsia="Arial" w:hAnsi="Arial"/>
-          <w:color w:val="1B2118"/>
-          <w:sz w:val="21"/>
-          <w:szCs w:val="21"/>
-        </w:rPr>
-        <w:t xml:space="preserve"> La Fondazione potrà preparare per il vostro Comune uno o più </w:t>
+        <w:t xml:space="preserve">Simulazione dei crediti.</w:t>
+      </w:r>
+      <w:r>
+        <w:rPr>
+          <w:rFonts w:ascii="Arial" w:cs="Arial" w:eastAsia="Arial" w:hAnsi="Arial"/>
+          <w:color w:val="1B2118"/>
+          <w:sz w:val="21"/>
+          <w:szCs w:val="21"/>
+        </w:rPr>
+        <w:t xml:space="preserve"> La Fondazione può preparare per il vostro Comune uno o più </w:t>
       </w:r>
       <w:r>
         <w:rPr>
@@ -16496,7 +16629,7 @@
           <w:sz w:val="21"/>
           <w:szCs w:val="21"/>
         </w:rPr>
-        <w:t xml:space="preserve"> che il Comune potrebbe generare anno per anno. È una stima a scopo di pianificazione: i crediti veri si calcolano a consuntivo, con i dati del tracciato.</w:t>
+        <w:t xml:space="preserve"> che il Comune potrebbe generare anno per anno. Chiedetelo alla Fondazione: oggi gli scenari li vede solo lo staff. È una stima a scopo di pianificazione: i crediti veri si calcolano a consuntivo, con i dati del tracciato.</w:t>
       </w:r>
     </w:p>
     <w:p>
@@ -17330,7 +17463,7 @@
         </w:rPr>
         <w:t xml:space="preserve"> (</w:t>
       </w:r>
-      <w:hyperlink w:history="1" r:id="rIdyzyvs1tympad0y9hccd5l">
+      <w:hyperlink w:history="1" r:id="rIdk6dye-qd7ow7trn69sm-v">
         <w:r>
           <w:rPr>
             <w:rFonts w:ascii="Arial" w:cs="Arial" w:eastAsia="Arial" w:hAnsi="Arial"/>
@@ -18209,7 +18342,7 @@
         <w:szCs w:val="16"/>
       </w:rPr>
       <w:tab/>
-      <w:t xml:space="preserve">Manuale Utente · Rev. 2.1 · 19/10/2026</w:t>
+      <w:t xml:space="preserve">Manuale Utente · Rev. 2.2 · 19/10/2026</w:t>
     </w:r>
   </w:p>
 </w:hdr>
@@ -18274,7 +18407,7 @@
         <w:szCs w:val="16"/>
       </w:rPr>
       <w:tab/>
-      <w:t xml:space="preserve">Manuale Utente · Rev. 2.1 · 19/10/2026</w:t>
+      <w:t xml:space="preserve">Manuale Utente · Rev. 2.2 · 19/10/2026</w:t>
     </w:r>
   </w:p>
 </w:hdr>

--- a/public/manuali/Manuale_Utente_Portale_CWP.docx
+++ b/public/manuali/Manuale_Utente_Portale_CWP.docx
@@ -302,7 +302,7 @@
                 <w:sz w:val="20"/>
                 <w:szCs w:val="20"/>
               </w:rPr>
-              <w:t xml:space="preserve">Rev. 2.2</w:t>
+              <w:t xml:space="preserve">Rev. 2.3</w:t>
             </w:r>
           </w:p>
         </w:tc>
@@ -719,7 +719,7 @@
                 <w:sz w:val="18"/>
                 <w:szCs w:val="18"/>
               </w:rPr>
-              <w:t xml:space="preserve">2.2</w:t>
+              <w:t xml:space="preserve">2.3</w:t>
             </w:r>
           </w:p>
         </w:tc>
@@ -783,7 +783,7 @@
                 <w:sz w:val="18"/>
                 <w:szCs w:val="18"/>
               </w:rPr>
-              <w:t xml:space="preserve">Simulazione dei crediti disponibile su richiesta alla Fondazione.</w:t>
+              <w:t xml:space="preserve">Simulazione dei crediti: anche stima economica con costi Caso 1 e Caso 2.</w:t>
             </w:r>
           </w:p>
         </w:tc>
@@ -853,7 +853,7 @@
                 <w:sz w:val="18"/>
                 <w:szCs w:val="18"/>
               </w:rPr>
-              <w:t xml:space="preserve">2.1</w:t>
+              <w:t xml:space="preserve">2.2</w:t>
             </w:r>
           </w:p>
         </w:tc>
@@ -919,7 +919,7 @@
                 <w:sz w:val="18"/>
                 <w:szCs w:val="18"/>
               </w:rPr>
-              <w:t xml:space="preserve">Simulazione dei crediti in arrivo (capitolo Dati per il calcolo dei crediti).</w:t>
+              <w:t xml:space="preserve">Simulazione dei crediti disponibile su richiesta alla Fondazione.</w:t>
             </w:r>
           </w:p>
         </w:tc>
@@ -989,7 +989,7 @@
                 <w:sz w:val="18"/>
                 <w:szCs w:val="18"/>
               </w:rPr>
-              <w:t xml:space="preserve">2.0</w:t>
+              <w:t xml:space="preserve">2.1</w:t>
             </w:r>
           </w:p>
         </w:tc>
@@ -1021,7 +1021,7 @@
                 <w:sz w:val="18"/>
                 <w:szCs w:val="18"/>
               </w:rPr>
-              <w:t xml:space="preserve">18/10/2026</w:t>
+              <w:t xml:space="preserve">19/10/2026</w:t>
             </w:r>
           </w:p>
         </w:tc>
@@ -1053,7 +1053,7 @@
                 <w:sz w:val="18"/>
                 <w:szCs w:val="18"/>
               </w:rPr>
-              <w:t xml:space="preserve">Allineamento ai documenti ufficiali del Programma: Rapporto a 7 fasi, feedback pubblico (30 e 20 giorni), stato nel Programma e ID, dati del progetto, un solo account per Organizzazione, ritiro e rientro, conservazione 12 anni, tipologie ufficiali, Schema tariffario, verifica sull'accuratezza; nuovi capitoli Crediti emessi, Reclami, pagina pubblica del Programma.</w:t>
+              <w:t xml:space="preserve">Simulazione dei crediti in arrivo (capitolo Dati per il calcolo dei crediti).</w:t>
             </w:r>
           </w:p>
         </w:tc>
@@ -1123,7 +1123,7 @@
                 <w:sz w:val="18"/>
                 <w:szCs w:val="18"/>
               </w:rPr>
-              <w:t xml:space="preserve">1.9</w:t>
+              <w:t xml:space="preserve">2.0</w:t>
             </w:r>
           </w:p>
         </w:tc>
@@ -1189,7 +1189,7 @@
                 <w:sz w:val="18"/>
                 <w:szCs w:val="18"/>
               </w:rPr>
-              <w:t xml:space="preserve">Rapporti di Monitoraggio con 4 fasi; documenti richiesti per fase; caricamenti solo nelle fasi aperte; osservazioni numerate e notifica di quelle da rispondere; data di conservazione; fascicolo con riepilogo PDF.</w:t>
+              <w:t xml:space="preserve">Allineamento ai documenti ufficiali del Programma: Rapporto a 7 fasi, feedback pubblico (30 e 20 giorni), stato nel Programma e ID, dati del progetto, un solo account per Organizzazione, ritiro e rientro, conservazione 12 anni, tipologie ufficiali, Schema tariffario, verifica sull'accuratezza; nuovi capitoli Crediti emessi, Reclami, pagina pubblica del Programma.</w:t>
             </w:r>
           </w:p>
         </w:tc>
@@ -1259,7 +1259,7 @@
                 <w:sz w:val="18"/>
                 <w:szCs w:val="18"/>
               </w:rPr>
-              <w:t xml:space="preserve">1.8</w:t>
+              <w:t xml:space="preserve">1.9</w:t>
             </w:r>
           </w:p>
         </w:tc>
@@ -1323,7 +1323,7 @@
                 <w:sz w:val="18"/>
                 <w:szCs w:val="18"/>
               </w:rPr>
-              <w:t xml:space="preserve">Nuova tipologia di documento «Rapporto di calcolo dei crediti».</w:t>
+              <w:t xml:space="preserve">Rapporti di Monitoraggio con 4 fasi; documenti richiesti per fase; caricamenti solo nelle fasi aperte; osservazioni numerate e notifica di quelle da rispondere; data di conservazione; fascicolo con riepilogo PDF.</w:t>
             </w:r>
           </w:p>
         </w:tc>
@@ -1393,7 +1393,7 @@
                 <w:sz w:val="18"/>
                 <w:szCs w:val="18"/>
               </w:rPr>
-              <w:t xml:space="preserve">1.7</w:t>
+              <w:t xml:space="preserve">1.8</w:t>
             </w:r>
           </w:p>
         </w:tc>
@@ -1459,7 +1459,7 @@
                 <w:sz w:val="18"/>
                 <w:szCs w:val="18"/>
               </w:rPr>
-              <w:t xml:space="preserve">Dati per il calcolo dei crediti: il file caricato nella pratica è letto direttamente dalla Fondazione; controllo dei dati personali.</w:t>
+              <w:t xml:space="preserve">Nuova tipologia di documento «Rapporto di calcolo dei crediti».</w:t>
             </w:r>
           </w:p>
         </w:tc>
@@ -1529,7 +1529,7 @@
                 <w:sz w:val="18"/>
                 <w:szCs w:val="18"/>
               </w:rPr>
-              <w:t xml:space="preserve">1.6</w:t>
+              <w:t xml:space="preserve">1.7</w:t>
             </w:r>
           </w:p>
         </w:tc>
@@ -1593,7 +1593,7 @@
                 <w:sz w:val="18"/>
                 <w:szCs w:val="18"/>
               </w:rPr>
-              <w:t xml:space="preserve">Messaggi con la Fondazione (nuovo capitolo), note della Fondazione e modelli nelle fasi, Ente di Validazione, avviso sulle pratiche non attive, pagamenti visibili, consultazione sulla pagina pubblica con conferma dell'email ed errata corrige, nuove notifiche.</w:t>
+              <w:t xml:space="preserve">Dati per il calcolo dei crediti: il file caricato nella pratica è letto direttamente dalla Fondazione; controllo dei dati personali.</w:t>
             </w:r>
           </w:p>
         </w:tc>
@@ -1663,7 +1663,7 @@
                 <w:sz w:val="18"/>
                 <w:szCs w:val="18"/>
               </w:rPr>
-              <w:t xml:space="preserve">1.5</w:t>
+              <w:t xml:space="preserve">1.6</w:t>
             </w:r>
           </w:p>
         </w:tc>
@@ -1729,7 +1729,7 @@
                 <w:sz w:val="18"/>
                 <w:szCs w:val="18"/>
               </w:rPr>
-              <w:t xml:space="preserve">Manuale scaricabile anche dalla pagina «I tuoi documenti»; per gli utenti il manuale è disponibile solo in PDF.</w:t>
+              <w:t xml:space="preserve">Messaggi con la Fondazione (nuovo capitolo), note della Fondazione e modelli nelle fasi, Ente di Validazione, avviso sulle pratiche non attive, pagamenti visibili, consultazione sulla pagina pubblica con conferma dell'email ed errata corrige, nuove notifiche.</w:t>
             </w:r>
           </w:p>
         </w:tc>
@@ -1799,7 +1799,7 @@
                 <w:sz w:val="18"/>
                 <w:szCs w:val="18"/>
               </w:rPr>
-              <w:t xml:space="preserve">1.4</w:t>
+              <w:t xml:space="preserve">1.5</w:t>
             </w:r>
           </w:p>
         </w:tc>
@@ -1863,7 +1863,7 @@
                 <w:sz w:val="18"/>
                 <w:szCs w:val="18"/>
               </w:rPr>
-              <w:t xml:space="preserve">Recupero della password: nuova email in italiano dal portale (oggetto e pulsante), limite di una richiesta ogni 2 minuti.</w:t>
+              <w:t xml:space="preserve">Manuale scaricabile anche dalla pagina «I tuoi documenti»; per gli utenti il manuale è disponibile solo in PDF.</w:t>
             </w:r>
           </w:p>
         </w:tc>
@@ -1933,7 +1933,7 @@
                 <w:sz w:val="18"/>
                 <w:szCs w:val="18"/>
               </w:rPr>
-              <w:t xml:space="preserve">1.3</w:t>
+              <w:t xml:space="preserve">1.4</w:t>
             </w:r>
           </w:p>
         </w:tc>
@@ -1999,7 +1999,7 @@
                 <w:sz w:val="18"/>
                 <w:szCs w:val="18"/>
               </w:rPr>
-              <w:t xml:space="preserve">Pagina «Il mio profilo» (account, cambio password, manuale da scaricare).</w:t>
+              <w:t xml:space="preserve">Recupero della password: nuova email in italiano dal portale (oggetto e pulsante), limite di una richiesta ogni 2 minuti.</w:t>
             </w:r>
           </w:p>
         </w:tc>
@@ -2069,7 +2069,7 @@
                 <w:sz w:val="18"/>
                 <w:szCs w:val="18"/>
               </w:rPr>
-              <w:t xml:space="preserve">1.2</w:t>
+              <w:t xml:space="preserve">1.3</w:t>
             </w:r>
           </w:p>
         </w:tc>
@@ -2133,7 +2133,7 @@
                 <w:sz w:val="18"/>
                 <w:szCs w:val="18"/>
               </w:rPr>
-              <w:t xml:space="preserve">Scelta della password al primo accesso, cambio password, recupero della password dimenticata; ritorno alla pratica dopo l'accesso da un link email.</w:t>
+              <w:t xml:space="preserve">Pagina «Il mio profilo» (account, cambio password, manuale da scaricare).</w:t>
             </w:r>
           </w:p>
         </w:tc>
@@ -2203,7 +2203,7 @@
                 <w:sz w:val="18"/>
                 <w:szCs w:val="18"/>
               </w:rPr>
-              <w:t xml:space="preserve">1.1</w:t>
+              <w:t xml:space="preserve">1.2</w:t>
             </w:r>
           </w:p>
         </w:tc>
@@ -2269,7 +2269,7 @@
                 <w:sz w:val="18"/>
                 <w:szCs w:val="18"/>
               </w:rPr>
-              <w:t xml:space="preserve">Voce di menu «Manuale» e pagina di download del manuale (capitolo 2).</w:t>
+              <w:t xml:space="preserve">Scelta della password al primo accesso, cambio password, recupero della password dimenticata; ritorno alla pratica dopo l'accesso da un link email.</w:t>
             </w:r>
           </w:p>
         </w:tc>
@@ -2339,6 +2339,140 @@
                 <w:sz w:val="18"/>
                 <w:szCs w:val="18"/>
               </w:rPr>
+              <w:t xml:space="preserve">1.1</w:t>
+            </w:r>
+          </w:p>
+        </w:tc>
+        <w:tc>
+          <w:tcPr>
+            <w:tcW w:type="dxa" w:w="1300"/>
+            <w:tcBorders>
+              <w:top w:val="single" w:color="D9D4C5" w:sz="4"/>
+              <w:left w:val="single" w:color="D9D4C5" w:sz="4"/>
+              <w:bottom w:val="single" w:color="D9D4C5" w:sz="4"/>
+              <w:right w:val="single" w:color="D9D4C5" w:sz="4"/>
+            </w:tcBorders>
+            <w:tcMar>
+              <w:top w:type="dxa" w:w="70"/>
+              <w:left w:type="dxa" w:w="110"/>
+              <w:bottom w:type="dxa" w:w="70"/>
+              <w:right w:type="dxa" w:w="110"/>
+            </w:tcMar>
+            <w:vAlign w:val="center"/>
+          </w:tcPr>
+          <w:p>
+            <w:pPr>
+              <w:spacing w:after="0" w:before="0"/>
+            </w:pPr>
+            <w:r>
+              <w:rPr>
+                <w:rFonts w:ascii="Arial" w:cs="Arial" w:eastAsia="Arial" w:hAnsi="Arial"/>
+                <w:color w:val="1B2118"/>
+                <w:sz w:val="18"/>
+                <w:szCs w:val="18"/>
+              </w:rPr>
+              <w:t xml:space="preserve">18/10/2026</w:t>
+            </w:r>
+          </w:p>
+        </w:tc>
+        <w:tc>
+          <w:tcPr>
+            <w:tcW w:type="dxa" w:w="5538"/>
+            <w:tcBorders>
+              <w:top w:val="single" w:color="D9D4C5" w:sz="4"/>
+              <w:left w:val="single" w:color="D9D4C5" w:sz="4"/>
+              <w:bottom w:val="single" w:color="D9D4C5" w:sz="4"/>
+              <w:right w:val="single" w:color="D9D4C5" w:sz="4"/>
+            </w:tcBorders>
+            <w:tcMar>
+              <w:top w:type="dxa" w:w="70"/>
+              <w:left w:type="dxa" w:w="110"/>
+              <w:bottom w:type="dxa" w:w="70"/>
+              <w:right w:type="dxa" w:w="110"/>
+            </w:tcMar>
+            <w:vAlign w:val="center"/>
+          </w:tcPr>
+          <w:p>
+            <w:pPr>
+              <w:spacing w:after="0" w:before="0"/>
+            </w:pPr>
+            <w:r>
+              <w:rPr>
+                <w:rFonts w:ascii="Arial" w:cs="Arial" w:eastAsia="Arial" w:hAnsi="Arial"/>
+                <w:color w:val="1B2118"/>
+                <w:sz w:val="18"/>
+                <w:szCs w:val="18"/>
+              </w:rPr>
+              <w:t xml:space="preserve">Voce di menu «Manuale» e pagina di download del manuale (capitolo 2).</w:t>
+            </w:r>
+          </w:p>
+        </w:tc>
+        <w:tc>
+          <w:tcPr>
+            <w:tcW w:type="dxa" w:w="2000"/>
+            <w:tcBorders>
+              <w:top w:val="single" w:color="D9D4C5" w:sz="4"/>
+              <w:left w:val="single" w:color="D9D4C5" w:sz="4"/>
+              <w:bottom w:val="single" w:color="D9D4C5" w:sz="4"/>
+              <w:right w:val="single" w:color="D9D4C5" w:sz="4"/>
+            </w:tcBorders>
+            <w:tcMar>
+              <w:top w:type="dxa" w:w="70"/>
+              <w:left w:type="dxa" w:w="110"/>
+              <w:bottom w:type="dxa" w:w="70"/>
+              <w:right w:type="dxa" w:w="110"/>
+            </w:tcMar>
+            <w:vAlign w:val="center"/>
+          </w:tcPr>
+          <w:p>
+            <w:pPr>
+              <w:spacing w:after="0" w:before="0"/>
+            </w:pPr>
+            <w:r>
+              <w:rPr>
+                <w:rFonts w:ascii="Arial" w:cs="Arial" w:eastAsia="Arial" w:hAnsi="Arial"/>
+                <w:color w:val="1B2118"/>
+                <w:sz w:val="18"/>
+                <w:szCs w:val="18"/>
+              </w:rPr>
+              <w:t xml:space="preserve">Fondazione Operate</w:t>
+            </w:r>
+          </w:p>
+        </w:tc>
+      </w:tr>
+      <w:tr>
+        <w:trPr>
+          <w:cantSplit/>
+        </w:trPr>
+        <w:tc>
+          <w:tcPr>
+            <w:tcW w:type="dxa" w:w="800"/>
+            <w:tcBorders>
+              <w:top w:val="single" w:color="D9D4C5" w:sz="4"/>
+              <w:left w:val="single" w:color="D9D4C5" w:sz="4"/>
+              <w:bottom w:val="single" w:color="D9D4C5" w:sz="4"/>
+              <w:right w:val="single" w:color="D9D4C5" w:sz="4"/>
+            </w:tcBorders>
+            <w:shd w:fill="F6F4EE" w:color="auto" w:val="clear"/>
+            <w:tcMar>
+              <w:top w:type="dxa" w:w="70"/>
+              <w:left w:type="dxa" w:w="110"/>
+              <w:bottom w:type="dxa" w:w="70"/>
+              <w:right w:type="dxa" w:w="110"/>
+            </w:tcMar>
+            <w:vAlign w:val="center"/>
+          </w:tcPr>
+          <w:p>
+            <w:pPr>
+              <w:spacing w:after="0" w:before="0"/>
+            </w:pPr>
+            <w:r>
+              <w:rPr>
+                <w:rFonts w:ascii="Arial" w:cs="Arial" w:eastAsia="Arial" w:hAnsi="Arial"/>
+                <w:color w:val="1B2118"/>
+                <w:sz w:val="18"/>
+                <w:szCs w:val="18"/>
+              </w:rPr>
               <w:t xml:space="preserve">1.0</w:t>
             </w:r>
           </w:p>
@@ -2352,6 +2486,7 @@
               <w:bottom w:val="single" w:color="D9D4C5" w:sz="4"/>
               <w:right w:val="single" w:color="D9D4C5" w:sz="4"/>
             </w:tcBorders>
+            <w:shd w:fill="F6F4EE" w:color="auto" w:val="clear"/>
             <w:tcMar>
               <w:top w:type="dxa" w:w="70"/>
               <w:left w:type="dxa" w:w="110"/>
@@ -2384,6 +2519,7 @@
               <w:bottom w:val="single" w:color="D9D4C5" w:sz="4"/>
               <w:right w:val="single" w:color="D9D4C5" w:sz="4"/>
             </w:tcBorders>
+            <w:shd w:fill="F6F4EE" w:color="auto" w:val="clear"/>
             <w:tcMar>
               <w:top w:type="dxa" w:w="70"/>
               <w:left w:type="dxa" w:w="110"/>
@@ -2416,6 +2552,7 @@
               <w:bottom w:val="single" w:color="D9D4C5" w:sz="4"/>
               <w:right w:val="single" w:color="D9D4C5" w:sz="4"/>
             </w:tcBorders>
+            <w:shd w:fill="F6F4EE" w:color="auto" w:val="clear"/>
             <w:tcMar>
               <w:top w:type="dxa" w:w="70"/>
               <w:left w:type="dxa" w:w="110"/>
@@ -2457,7 +2594,7 @@
           <w:sz w:val="20"/>
           <w:szCs w:val="20"/>
         </w:rPr>
-        <w:t xml:space="preserve">Questo documento descrive il portale alla revisione 2.2 del 19/10/2026. A ogni modifica del portale il manuale viene aggiornato e la revisione incrementata; la versione corrente si scarica dal portale.</w:t>
+        <w:t xml:space="preserve">Questo documento descrive il portale alla revisione 2.3 del 19/10/2026. A ogni modifica del portale il manuale viene aggiornato e la revisione incrementata; la versione corrente si scarica dal portale.</w:t>
       </w:r>
     </w:p>
     <w:p>
@@ -3225,7 +3362,7 @@
         </w:rPr>
         <w:t xml:space="preserve"> un computer o tablet con un browser aggiornato (Chrome, Edge, Firefox, Safari) e le credenziali fornite dalla Fondazione. Indirizzo del portale: </w:t>
       </w:r>
-      <w:hyperlink w:history="1" r:id="rIdmi2mntx4agdmqfk3dc7o8">
+      <w:hyperlink w:history="1" r:id="rIdjzhqr-fao-41x8bplqyve">
         <w:r>
           <w:rPr>
             <w:rFonts w:ascii="Arial" w:cs="Arial" w:eastAsia="Arial" w:hAnsi="Arial"/>
@@ -3412,7 +3549,7 @@
         </w:rPr>
         <w:t xml:space="preserve">Aprite </w:t>
       </w:r>
-      <w:hyperlink w:history="1" r:id="rIdxy6kcm0v8g9zrszfki3vw">
+      <w:hyperlink w:history="1" r:id="rId69uimto8bkvrlcb6b0hd8">
         <w:r>
           <w:rPr>
             <w:rFonts w:ascii="Arial" w:cs="Arial" w:eastAsia="Arial" w:hAnsi="Arial"/>
@@ -11636,7 +11773,7 @@
         </w:rPr>
         <w:t xml:space="preserve"> (</w:t>
       </w:r>
-      <w:hyperlink w:history="1" r:id="rIdwgdslh_e516pnczwkz8b6">
+      <w:hyperlink w:history="1" r:id="rId-jmgphgoi6y2qds2dib7h">
         <w:r>
           <w:rPr>
             <w:rFonts w:ascii="Arial" w:cs="Arial" w:eastAsia="Arial" w:hAnsi="Arial"/>
@@ -15348,7 +15485,7 @@
         </w:rPr>
         <w:t xml:space="preserve">, uguale per tutti gli enti. Il modello si scarica dalla pagina pubblica </w:t>
       </w:r>
-      <w:hyperlink w:history="1" r:id="rIdonqgieypnpe1zfahemx8n">
+      <w:hyperlink w:history="1" r:id="rIdjjqaz_nghzoz5-0wtzfth">
         <w:r>
           <w:rPr>
             <w:rFonts w:ascii="Arial" w:cs="Arial" w:eastAsia="Arial" w:hAnsi="Arial"/>
@@ -16629,7 +16766,27 @@
           <w:sz w:val="21"/>
           <w:szCs w:val="21"/>
         </w:rPr>
-        <w:t xml:space="preserve"> che il Comune potrebbe generare anno per anno. Chiedetelo alla Fondazione: oggi gli scenari li vede solo lo staff. È una stima a scopo di pianificazione: i crediti veri si calcolano a consuntivo, con i dati del tracciato.</w:t>
+        <w:t xml:space="preserve"> che il Comune potrebbe generare anno per anno. Lo scenario comprende anche una </w:t>
+      </w:r>
+      <w:r>
+        <w:rPr>
+          <w:rFonts w:ascii="Arial" w:cs="Arial" w:eastAsia="Arial" w:hAnsi="Arial"/>
+          <w:b/>
+          <w:bCs/>
+          <w:color w:val="1B2118"/>
+          <w:sz w:val="21"/>
+          <w:szCs w:val="21"/>
+        </w:rPr>
+        <w:t xml:space="preserve">stima economica</w:t>
+      </w:r>
+      <w:r>
+        <w:rPr>
+          <w:rFonts w:ascii="Arial" w:cs="Arial" w:eastAsia="Arial" w:hAnsi="Arial"/>
+          <w:color w:val="1B2118"/>
+          <w:sz w:val="21"/>
+          <w:szCs w:val="21"/>
+        </w:rPr>
+        <w:t xml:space="preserve">: ricavi dalla vendita dei crediti (con il valore del credito anno per anno) e costi a carico del Comune secondo le tabelle della Fondazione per progetti volontari (Caso 1) o obbligatori da bando di gara (Caso 2). Chiedetelo alla Fondazione: oggi gli scenari li vede solo lo staff. È una stima a scopo di pianificazione: i crediti veri si calcolano a consuntivo, con i dati del tracciato.</w:t>
       </w:r>
     </w:p>
     <w:p>
@@ -17463,7 +17620,7 @@
         </w:rPr>
         <w:t xml:space="preserve"> (</w:t>
       </w:r>
-      <w:hyperlink w:history="1" r:id="rIdk6dye-qd7ow7trn69sm-v">
+      <w:hyperlink w:history="1" r:id="rIdrdn0tvsdwy-lxqg6flu7g">
         <w:r>
           <w:rPr>
             <w:rFonts w:ascii="Arial" w:cs="Arial" w:eastAsia="Arial" w:hAnsi="Arial"/>
@@ -18342,7 +18499,7 @@
         <w:szCs w:val="16"/>
       </w:rPr>
       <w:tab/>
-      <w:t xml:space="preserve">Manuale Utente · Rev. 2.2 · 19/10/2026</w:t>
+      <w:t xml:space="preserve">Manuale Utente · Rev. 2.3 · 19/10/2026</w:t>
     </w:r>
   </w:p>
 </w:hdr>
@@ -18407,7 +18564,7 @@
         <w:szCs w:val="16"/>
       </w:rPr>
       <w:tab/>
-      <w:t xml:space="preserve">Manuale Utente · Rev. 2.2 · 19/10/2026</w:t>
+      <w:t xml:space="preserve">Manuale Utente · Rev. 2.3 · 19/10/2026</w:t>
     </w:r>
   </w:p>
 </w:hdr>

--- a/public/manuali/Manuale_Utente_Portale_CWP.docx
+++ b/public/manuali/Manuale_Utente_Portale_CWP.docx
@@ -302,7 +302,7 @@
                 <w:sz w:val="20"/>
                 <w:szCs w:val="20"/>
               </w:rPr>
-              <w:t xml:space="preserve">Rev. 2.3</w:t>
+              <w:t xml:space="preserve">Rev. 2.4</w:t>
             </w:r>
           </w:p>
         </w:tc>
@@ -719,7 +719,7 @@
                 <w:sz w:val="18"/>
                 <w:szCs w:val="18"/>
               </w:rPr>
-              <w:t xml:space="preserve">2.3</w:t>
+              <w:t xml:space="preserve">2.4</w:t>
             </w:r>
           </w:p>
         </w:tc>
@@ -783,7 +783,7 @@
                 <w:sz w:val="18"/>
                 <w:szCs w:val="18"/>
               </w:rPr>
-              <w:t xml:space="preserve">Simulazione dei crediti: anche stima economica con costi Caso 1 e Caso 2.</w:t>
+              <w:t xml:space="preserve">Primo accesso: le credenziali arrivano per email.</w:t>
             </w:r>
           </w:p>
         </w:tc>
@@ -853,7 +853,7 @@
                 <w:sz w:val="18"/>
                 <w:szCs w:val="18"/>
               </w:rPr>
-              <w:t xml:space="preserve">2.2</w:t>
+              <w:t xml:space="preserve">2.3</w:t>
             </w:r>
           </w:p>
         </w:tc>
@@ -919,7 +919,7 @@
                 <w:sz w:val="18"/>
                 <w:szCs w:val="18"/>
               </w:rPr>
-              <w:t xml:space="preserve">Simulazione dei crediti disponibile su richiesta alla Fondazione.</w:t>
+              <w:t xml:space="preserve">Simulazione dei crediti: anche stima economica con costi Caso 1 e Caso 2.</w:t>
             </w:r>
           </w:p>
         </w:tc>
@@ -989,7 +989,7 @@
                 <w:sz w:val="18"/>
                 <w:szCs w:val="18"/>
               </w:rPr>
-              <w:t xml:space="preserve">2.1</w:t>
+              <w:t xml:space="preserve">2.2</w:t>
             </w:r>
           </w:p>
         </w:tc>
@@ -1053,7 +1053,7 @@
                 <w:sz w:val="18"/>
                 <w:szCs w:val="18"/>
               </w:rPr>
-              <w:t xml:space="preserve">Simulazione dei crediti in arrivo (capitolo Dati per il calcolo dei crediti).</w:t>
+              <w:t xml:space="preserve">Simulazione dei crediti disponibile su richiesta alla Fondazione.</w:t>
             </w:r>
           </w:p>
         </w:tc>
@@ -1123,7 +1123,7 @@
                 <w:sz w:val="18"/>
                 <w:szCs w:val="18"/>
               </w:rPr>
-              <w:t xml:space="preserve">2.0</w:t>
+              <w:t xml:space="preserve">2.1</w:t>
             </w:r>
           </w:p>
         </w:tc>
@@ -1156,7 +1156,7 @@
                 <w:sz w:val="18"/>
                 <w:szCs w:val="18"/>
               </w:rPr>
-              <w:t xml:space="preserve">18/10/2026</w:t>
+              <w:t xml:space="preserve">19/10/2026</w:t>
             </w:r>
           </w:p>
         </w:tc>
@@ -1189,7 +1189,7 @@
                 <w:sz w:val="18"/>
                 <w:szCs w:val="18"/>
               </w:rPr>
-              <w:t xml:space="preserve">Allineamento ai documenti ufficiali del Programma: Rapporto a 7 fasi, feedback pubblico (30 e 20 giorni), stato nel Programma e ID, dati del progetto, un solo account per Organizzazione, ritiro e rientro, conservazione 12 anni, tipologie ufficiali, Schema tariffario, verifica sull'accuratezza; nuovi capitoli Crediti emessi, Reclami, pagina pubblica del Programma.</w:t>
+              <w:t xml:space="preserve">Simulazione dei crediti in arrivo (capitolo Dati per il calcolo dei crediti).</w:t>
             </w:r>
           </w:p>
         </w:tc>
@@ -1259,7 +1259,7 @@
                 <w:sz w:val="18"/>
                 <w:szCs w:val="18"/>
               </w:rPr>
-              <w:t xml:space="preserve">1.9</w:t>
+              <w:t xml:space="preserve">2.0</w:t>
             </w:r>
           </w:p>
         </w:tc>
@@ -1323,7 +1323,7 @@
                 <w:sz w:val="18"/>
                 <w:szCs w:val="18"/>
               </w:rPr>
-              <w:t xml:space="preserve">Rapporti di Monitoraggio con 4 fasi; documenti richiesti per fase; caricamenti solo nelle fasi aperte; osservazioni numerate e notifica di quelle da rispondere; data di conservazione; fascicolo con riepilogo PDF.</w:t>
+              <w:t xml:space="preserve">Allineamento ai documenti ufficiali del Programma: Rapporto a 7 fasi, feedback pubblico (30 e 20 giorni), stato nel Programma e ID, dati del progetto, un solo account per Organizzazione, ritiro e rientro, conservazione 12 anni, tipologie ufficiali, Schema tariffario, verifica sull'accuratezza; nuovi capitoli Crediti emessi, Reclami, pagina pubblica del Programma.</w:t>
             </w:r>
           </w:p>
         </w:tc>
@@ -1393,7 +1393,7 @@
                 <w:sz w:val="18"/>
                 <w:szCs w:val="18"/>
               </w:rPr>
-              <w:t xml:space="preserve">1.8</w:t>
+              <w:t xml:space="preserve">1.9</w:t>
             </w:r>
           </w:p>
         </w:tc>
@@ -1459,7 +1459,7 @@
                 <w:sz w:val="18"/>
                 <w:szCs w:val="18"/>
               </w:rPr>
-              <w:t xml:space="preserve">Nuova tipologia di documento «Rapporto di calcolo dei crediti».</w:t>
+              <w:t xml:space="preserve">Rapporti di Monitoraggio con 4 fasi; documenti richiesti per fase; caricamenti solo nelle fasi aperte; osservazioni numerate e notifica di quelle da rispondere; data di conservazione; fascicolo con riepilogo PDF.</w:t>
             </w:r>
           </w:p>
         </w:tc>
@@ -1529,7 +1529,7 @@
                 <w:sz w:val="18"/>
                 <w:szCs w:val="18"/>
               </w:rPr>
-              <w:t xml:space="preserve">1.7</w:t>
+              <w:t xml:space="preserve">1.8</w:t>
             </w:r>
           </w:p>
         </w:tc>
@@ -1593,7 +1593,7 @@
                 <w:sz w:val="18"/>
                 <w:szCs w:val="18"/>
               </w:rPr>
-              <w:t xml:space="preserve">Dati per il calcolo dei crediti: il file caricato nella pratica è letto direttamente dalla Fondazione; controllo dei dati personali.</w:t>
+              <w:t xml:space="preserve">Nuova tipologia di documento «Rapporto di calcolo dei crediti».</w:t>
             </w:r>
           </w:p>
         </w:tc>
@@ -1663,7 +1663,7 @@
                 <w:sz w:val="18"/>
                 <w:szCs w:val="18"/>
               </w:rPr>
-              <w:t xml:space="preserve">1.6</w:t>
+              <w:t xml:space="preserve">1.7</w:t>
             </w:r>
           </w:p>
         </w:tc>
@@ -1729,7 +1729,7 @@
                 <w:sz w:val="18"/>
                 <w:szCs w:val="18"/>
               </w:rPr>
-              <w:t xml:space="preserve">Messaggi con la Fondazione (nuovo capitolo), note della Fondazione e modelli nelle fasi, Ente di Validazione, avviso sulle pratiche non attive, pagamenti visibili, consultazione sulla pagina pubblica con conferma dell'email ed errata corrige, nuove notifiche.</w:t>
+              <w:t xml:space="preserve">Dati per il calcolo dei crediti: il file caricato nella pratica è letto direttamente dalla Fondazione; controllo dei dati personali.</w:t>
             </w:r>
           </w:p>
         </w:tc>
@@ -1799,7 +1799,7 @@
                 <w:sz w:val="18"/>
                 <w:szCs w:val="18"/>
               </w:rPr>
-              <w:t xml:space="preserve">1.5</w:t>
+              <w:t xml:space="preserve">1.6</w:t>
             </w:r>
           </w:p>
         </w:tc>
@@ -1863,7 +1863,7 @@
                 <w:sz w:val="18"/>
                 <w:szCs w:val="18"/>
               </w:rPr>
-              <w:t xml:space="preserve">Manuale scaricabile anche dalla pagina «I tuoi documenti»; per gli utenti il manuale è disponibile solo in PDF.</w:t>
+              <w:t xml:space="preserve">Messaggi con la Fondazione (nuovo capitolo), note della Fondazione e modelli nelle fasi, Ente di Validazione, avviso sulle pratiche non attive, pagamenti visibili, consultazione sulla pagina pubblica con conferma dell'email ed errata corrige, nuove notifiche.</w:t>
             </w:r>
           </w:p>
         </w:tc>
@@ -1933,7 +1933,7 @@
                 <w:sz w:val="18"/>
                 <w:szCs w:val="18"/>
               </w:rPr>
-              <w:t xml:space="preserve">1.4</w:t>
+              <w:t xml:space="preserve">1.5</w:t>
             </w:r>
           </w:p>
         </w:tc>
@@ -1999,7 +1999,7 @@
                 <w:sz w:val="18"/>
                 <w:szCs w:val="18"/>
               </w:rPr>
-              <w:t xml:space="preserve">Recupero della password: nuova email in italiano dal portale (oggetto e pulsante), limite di una richiesta ogni 2 minuti.</w:t>
+              <w:t xml:space="preserve">Manuale scaricabile anche dalla pagina «I tuoi documenti»; per gli utenti il manuale è disponibile solo in PDF.</w:t>
             </w:r>
           </w:p>
         </w:tc>
@@ -2069,7 +2069,7 @@
                 <w:sz w:val="18"/>
                 <w:szCs w:val="18"/>
               </w:rPr>
-              <w:t xml:space="preserve">1.3</w:t>
+              <w:t xml:space="preserve">1.4</w:t>
             </w:r>
           </w:p>
         </w:tc>
@@ -2133,7 +2133,7 @@
                 <w:sz w:val="18"/>
                 <w:szCs w:val="18"/>
               </w:rPr>
-              <w:t xml:space="preserve">Pagina «Il mio profilo» (account, cambio password, manuale da scaricare).</w:t>
+              <w:t xml:space="preserve">Recupero della password: nuova email in italiano dal portale (oggetto e pulsante), limite di una richiesta ogni 2 minuti.</w:t>
             </w:r>
           </w:p>
         </w:tc>
@@ -2203,7 +2203,7 @@
                 <w:sz w:val="18"/>
                 <w:szCs w:val="18"/>
               </w:rPr>
-              <w:t xml:space="preserve">1.2</w:t>
+              <w:t xml:space="preserve">1.3</w:t>
             </w:r>
           </w:p>
         </w:tc>
@@ -2269,7 +2269,7 @@
                 <w:sz w:val="18"/>
                 <w:szCs w:val="18"/>
               </w:rPr>
-              <w:t xml:space="preserve">Scelta della password al primo accesso, cambio password, recupero della password dimenticata; ritorno alla pratica dopo l'accesso da un link email.</w:t>
+              <w:t xml:space="preserve">Pagina «Il mio profilo» (account, cambio password, manuale da scaricare).</w:t>
             </w:r>
           </w:p>
         </w:tc>
@@ -2339,7 +2339,7 @@
                 <w:sz w:val="18"/>
                 <w:szCs w:val="18"/>
               </w:rPr>
-              <w:t xml:space="preserve">1.1</w:t>
+              <w:t xml:space="preserve">1.2</w:t>
             </w:r>
           </w:p>
         </w:tc>
@@ -2403,7 +2403,7 @@
                 <w:sz w:val="18"/>
                 <w:szCs w:val="18"/>
               </w:rPr>
-              <w:t xml:space="preserve">Voce di menu «Manuale» e pagina di download del manuale (capitolo 2).</w:t>
+              <w:t xml:space="preserve">Scelta della password al primo accesso, cambio password, recupero della password dimenticata; ritorno alla pratica dopo l'accesso da un link email.</w:t>
             </w:r>
           </w:p>
         </w:tc>
@@ -2473,6 +2473,142 @@
                 <w:sz w:val="18"/>
                 <w:szCs w:val="18"/>
               </w:rPr>
+              <w:t xml:space="preserve">1.1</w:t>
+            </w:r>
+          </w:p>
+        </w:tc>
+        <w:tc>
+          <w:tcPr>
+            <w:tcW w:type="dxa" w:w="1300"/>
+            <w:tcBorders>
+              <w:top w:val="single" w:color="D9D4C5" w:sz="4"/>
+              <w:left w:val="single" w:color="D9D4C5" w:sz="4"/>
+              <w:bottom w:val="single" w:color="D9D4C5" w:sz="4"/>
+              <w:right w:val="single" w:color="D9D4C5" w:sz="4"/>
+            </w:tcBorders>
+            <w:shd w:fill="F6F4EE" w:color="auto" w:val="clear"/>
+            <w:tcMar>
+              <w:top w:type="dxa" w:w="70"/>
+              <w:left w:type="dxa" w:w="110"/>
+              <w:bottom w:type="dxa" w:w="70"/>
+              <w:right w:type="dxa" w:w="110"/>
+            </w:tcMar>
+            <w:vAlign w:val="center"/>
+          </w:tcPr>
+          <w:p>
+            <w:pPr>
+              <w:spacing w:after="0" w:before="0"/>
+            </w:pPr>
+            <w:r>
+              <w:rPr>
+                <w:rFonts w:ascii="Arial" w:cs="Arial" w:eastAsia="Arial" w:hAnsi="Arial"/>
+                <w:color w:val="1B2118"/>
+                <w:sz w:val="18"/>
+                <w:szCs w:val="18"/>
+              </w:rPr>
+              <w:t xml:space="preserve">18/10/2026</w:t>
+            </w:r>
+          </w:p>
+        </w:tc>
+        <w:tc>
+          <w:tcPr>
+            <w:tcW w:type="dxa" w:w="5538"/>
+            <w:tcBorders>
+              <w:top w:val="single" w:color="D9D4C5" w:sz="4"/>
+              <w:left w:val="single" w:color="D9D4C5" w:sz="4"/>
+              <w:bottom w:val="single" w:color="D9D4C5" w:sz="4"/>
+              <w:right w:val="single" w:color="D9D4C5" w:sz="4"/>
+            </w:tcBorders>
+            <w:shd w:fill="F6F4EE" w:color="auto" w:val="clear"/>
+            <w:tcMar>
+              <w:top w:type="dxa" w:w="70"/>
+              <w:left w:type="dxa" w:w="110"/>
+              <w:bottom w:type="dxa" w:w="70"/>
+              <w:right w:type="dxa" w:w="110"/>
+            </w:tcMar>
+            <w:vAlign w:val="center"/>
+          </w:tcPr>
+          <w:p>
+            <w:pPr>
+              <w:spacing w:after="0" w:before="0"/>
+            </w:pPr>
+            <w:r>
+              <w:rPr>
+                <w:rFonts w:ascii="Arial" w:cs="Arial" w:eastAsia="Arial" w:hAnsi="Arial"/>
+                <w:color w:val="1B2118"/>
+                <w:sz w:val="18"/>
+                <w:szCs w:val="18"/>
+              </w:rPr>
+              <w:t xml:space="preserve">Voce di menu «Manuale» e pagina di download del manuale (capitolo 2).</w:t>
+            </w:r>
+          </w:p>
+        </w:tc>
+        <w:tc>
+          <w:tcPr>
+            <w:tcW w:type="dxa" w:w="2000"/>
+            <w:tcBorders>
+              <w:top w:val="single" w:color="D9D4C5" w:sz="4"/>
+              <w:left w:val="single" w:color="D9D4C5" w:sz="4"/>
+              <w:bottom w:val="single" w:color="D9D4C5" w:sz="4"/>
+              <w:right w:val="single" w:color="D9D4C5" w:sz="4"/>
+            </w:tcBorders>
+            <w:shd w:fill="F6F4EE" w:color="auto" w:val="clear"/>
+            <w:tcMar>
+              <w:top w:type="dxa" w:w="70"/>
+              <w:left w:type="dxa" w:w="110"/>
+              <w:bottom w:type="dxa" w:w="70"/>
+              <w:right w:type="dxa" w:w="110"/>
+            </w:tcMar>
+            <w:vAlign w:val="center"/>
+          </w:tcPr>
+          <w:p>
+            <w:pPr>
+              <w:spacing w:after="0" w:before="0"/>
+            </w:pPr>
+            <w:r>
+              <w:rPr>
+                <w:rFonts w:ascii="Arial" w:cs="Arial" w:eastAsia="Arial" w:hAnsi="Arial"/>
+                <w:color w:val="1B2118"/>
+                <w:sz w:val="18"/>
+                <w:szCs w:val="18"/>
+              </w:rPr>
+              <w:t xml:space="preserve">Fondazione Operate</w:t>
+            </w:r>
+          </w:p>
+        </w:tc>
+      </w:tr>
+      <w:tr>
+        <w:trPr>
+          <w:cantSplit/>
+        </w:trPr>
+        <w:tc>
+          <w:tcPr>
+            <w:tcW w:type="dxa" w:w="800"/>
+            <w:tcBorders>
+              <w:top w:val="single" w:color="D9D4C5" w:sz="4"/>
+              <w:left w:val="single" w:color="D9D4C5" w:sz="4"/>
+              <w:bottom w:val="single" w:color="D9D4C5" w:sz="4"/>
+              <w:right w:val="single" w:color="D9D4C5" w:sz="4"/>
+            </w:tcBorders>
+            <w:tcMar>
+              <w:top w:type="dxa" w:w="70"/>
+              <w:left w:type="dxa" w:w="110"/>
+              <w:bottom w:type="dxa" w:w="70"/>
+              <w:right w:type="dxa" w:w="110"/>
+            </w:tcMar>
+            <w:vAlign w:val="center"/>
+          </w:tcPr>
+          <w:p>
+            <w:pPr>
+              <w:spacing w:after="0" w:before="0"/>
+            </w:pPr>
+            <w:r>
+              <w:rPr>
+                <w:rFonts w:ascii="Arial" w:cs="Arial" w:eastAsia="Arial" w:hAnsi="Arial"/>
+                <w:color w:val="1B2118"/>
+                <w:sz w:val="18"/>
+                <w:szCs w:val="18"/>
+              </w:rPr>
               <w:t xml:space="preserve">1.0</w:t>
             </w:r>
           </w:p>
@@ -2486,7 +2622,6 @@
               <w:bottom w:val="single" w:color="D9D4C5" w:sz="4"/>
               <w:right w:val="single" w:color="D9D4C5" w:sz="4"/>
             </w:tcBorders>
-            <w:shd w:fill="F6F4EE" w:color="auto" w:val="clear"/>
             <w:tcMar>
               <w:top w:type="dxa" w:w="70"/>
               <w:left w:type="dxa" w:w="110"/>
@@ -2519,7 +2654,6 @@
               <w:bottom w:val="single" w:color="D9D4C5" w:sz="4"/>
               <w:right w:val="single" w:color="D9D4C5" w:sz="4"/>
             </w:tcBorders>
-            <w:shd w:fill="F6F4EE" w:color="auto" w:val="clear"/>
             <w:tcMar>
               <w:top w:type="dxa" w:w="70"/>
               <w:left w:type="dxa" w:w="110"/>
@@ -2552,7 +2686,6 @@
               <w:bottom w:val="single" w:color="D9D4C5" w:sz="4"/>
               <w:right w:val="single" w:color="D9D4C5" w:sz="4"/>
             </w:tcBorders>
-            <w:shd w:fill="F6F4EE" w:color="auto" w:val="clear"/>
             <w:tcMar>
               <w:top w:type="dxa" w:w="70"/>
               <w:left w:type="dxa" w:w="110"/>
@@ -2594,7 +2727,7 @@
           <w:sz w:val="20"/>
           <w:szCs w:val="20"/>
         </w:rPr>
-        <w:t xml:space="preserve">Questo documento descrive il portale alla revisione 2.3 del 19/10/2026. A ogni modifica del portale il manuale viene aggiornato e la revisione incrementata; la versione corrente si scarica dal portale.</w:t>
+        <w:t xml:space="preserve">Questo documento descrive il portale alla revisione 2.4 del 19/10/2026. A ogni modifica del portale il manuale viene aggiornato e la revisione incrementata; la versione corrente si scarica dal portale.</w:t>
       </w:r>
     </w:p>
     <w:p>
@@ -3362,7 +3495,7 @@
         </w:rPr>
         <w:t xml:space="preserve"> un computer o tablet con un browser aggiornato (Chrome, Edge, Firefox, Safari) e le credenziali fornite dalla Fondazione. Indirizzo del portale: </w:t>
       </w:r>
-      <w:hyperlink w:history="1" r:id="rIdjzhqr-fao-41x8bplqyve">
+      <w:hyperlink w:history="1" r:id="rIdlq0vavlxiz__vyuu8ya4z">
         <w:r>
           <w:rPr>
             <w:rFonts w:ascii="Arial" w:cs="Arial" w:eastAsia="Arial" w:hAnsi="Arial"/>
@@ -3528,7 +3661,47 @@
           <w:sz w:val="21"/>
           <w:szCs w:val="21"/>
         </w:rPr>
-        <w:t xml:space="preserve">Le credenziali (email e password temporanea) vi vengono fornite da Fondazione Operate.</w:t>
+        <w:t xml:space="preserve">Le credenziali vi arrivano per email da Fondazione Operate, con oggetto «Portale Carbon WastePrint (CWP) — Il tuo accesso al Portale CWP»: l'indirizzo del portale, l'email di accesso e la </w:t>
+      </w:r>
+      <w:r>
+        <w:rPr>
+          <w:rFonts w:ascii="Arial" w:cs="Arial" w:eastAsia="Arial" w:hAnsi="Arial"/>
+          <w:b/>
+          <w:bCs/>
+          <w:color w:val="1B2118"/>
+          <w:sz w:val="21"/>
+          <w:szCs w:val="21"/>
+        </w:rPr>
+        <w:t xml:space="preserve">password temporanea</w:t>
+      </w:r>
+      <w:r>
+        <w:rPr>
+          <w:rFonts w:ascii="Arial" w:cs="Arial" w:eastAsia="Arial" w:hAnsi="Arial"/>
+          <w:color w:val="1B2118"/>
+          <w:sz w:val="21"/>
+          <w:szCs w:val="21"/>
+        </w:rPr>
+        <w:t xml:space="preserve">, con il pulsante </w:t>
+      </w:r>
+      <w:r>
+        <w:rPr>
+          <w:rFonts w:ascii="Arial" w:cs="Arial" w:eastAsia="Arial" w:hAnsi="Arial"/>
+          <w:b/>
+          <w:bCs/>
+          <w:color w:val="1B2118"/>
+          <w:sz w:val="21"/>
+          <w:szCs w:val="21"/>
+        </w:rPr>
+        <w:t xml:space="preserve">Accedi al portale</w:t>
+      </w:r>
+      <w:r>
+        <w:rPr>
+          <w:rFonts w:ascii="Arial" w:cs="Arial" w:eastAsia="Arial" w:hAnsi="Arial"/>
+          <w:color w:val="1B2118"/>
+          <w:sz w:val="21"/>
+          <w:szCs w:val="21"/>
+        </w:rPr>
+        <w:t xml:space="preserve">. Se l'email non arriva, controllate la posta indesiderata oppure chiedete le credenziali a Fondazione Operate. Non inoltrate l'email e cancellatela dopo aver scelto la vostra password.</w:t>
       </w:r>
     </w:p>
     <w:p>
@@ -3549,7 +3722,7 @@
         </w:rPr>
         <w:t xml:space="preserve">Aprite </w:t>
       </w:r>
-      <w:hyperlink w:history="1" r:id="rId69uimto8bkvrlcb6b0hd8">
+      <w:hyperlink w:history="1" r:id="rId-wdqssjj13oa_u49rlr3k">
         <w:r>
           <w:rPr>
             <w:rFonts w:ascii="Arial" w:cs="Arial" w:eastAsia="Arial" w:hAnsi="Arial"/>
@@ -11773,7 +11946,7 @@
         </w:rPr>
         <w:t xml:space="preserve"> (</w:t>
       </w:r>
-      <w:hyperlink w:history="1" r:id="rId-jmgphgoi6y2qds2dib7h">
+      <w:hyperlink w:history="1" r:id="rIdqggrhq5l4omsv4owwwsik">
         <w:r>
           <w:rPr>
             <w:rFonts w:ascii="Arial" w:cs="Arial" w:eastAsia="Arial" w:hAnsi="Arial"/>
@@ -15485,7 +15658,7 @@
         </w:rPr>
         <w:t xml:space="preserve">, uguale per tutti gli enti. Il modello si scarica dalla pagina pubblica </w:t>
       </w:r>
-      <w:hyperlink w:history="1" r:id="rIdjjqaz_nghzoz5-0wtzfth">
+      <w:hyperlink w:history="1" r:id="rIdqqgximg3vf3mg0kfvaqea">
         <w:r>
           <w:rPr>
             <w:rFonts w:ascii="Arial" w:cs="Arial" w:eastAsia="Arial" w:hAnsi="Arial"/>
@@ -17620,7 +17793,7 @@
         </w:rPr>
         <w:t xml:space="preserve"> (</w:t>
       </w:r>
-      <w:hyperlink w:history="1" r:id="rIdrdn0tvsdwy-lxqg6flu7g">
+      <w:hyperlink w:history="1" r:id="rIdq51ijfl8lr_dqqv7wapcz">
         <w:r>
           <w:rPr>
             <w:rFonts w:ascii="Arial" w:cs="Arial" w:eastAsia="Arial" w:hAnsi="Arial"/>
@@ -18499,7 +18672,7 @@
         <w:szCs w:val="16"/>
       </w:rPr>
       <w:tab/>
-      <w:t xml:space="preserve">Manuale Utente · Rev. 2.3 · 19/10/2026</w:t>
+      <w:t xml:space="preserve">Manuale Utente · Rev. 2.4 · 19/10/2026</w:t>
     </w:r>
   </w:p>
 </w:hdr>
@@ -18564,7 +18737,7 @@
         <w:szCs w:val="16"/>
       </w:rPr>
       <w:tab/>
-      <w:t xml:space="preserve">Manuale Utente · Rev. 2.3 · 19/10/2026</w:t>
+      <w:t xml:space="preserve">Manuale Utente · Rev. 2.4 · 19/10/2026</w:t>
     </w:r>
   </w:p>
 </w:hdr>

--- a/public/manuali/Manuale_Utente_Portale_CWP.docx
+++ b/public/manuali/Manuale_Utente_Portale_CWP.docx
@@ -302,7 +302,7 @@
                 <w:sz w:val="20"/>
                 <w:szCs w:val="20"/>
               </w:rPr>
-              <w:t xml:space="preserve">Rev. 2.4</w:t>
+              <w:t xml:space="preserve">Rev. 2.5</w:t>
             </w:r>
           </w:p>
         </w:tc>
@@ -719,7 +719,7 @@
                 <w:sz w:val="18"/>
                 <w:szCs w:val="18"/>
               </w:rPr>
-              <w:t xml:space="preserve">2.4</w:t>
+              <w:t xml:space="preserve">2.5</w:t>
             </w:r>
           </w:p>
         </w:tc>
@@ -783,7 +783,7 @@
                 <w:sz w:val="18"/>
                 <w:szCs w:val="18"/>
               </w:rPr>
-              <w:t xml:space="preserve">Primo accesso: le credenziali arrivano per email.</w:t>
+              <w:t xml:space="preserve">Ordinamento degli elenchi e delle tabelle.</w:t>
             </w:r>
           </w:p>
         </w:tc>
@@ -853,7 +853,7 @@
                 <w:sz w:val="18"/>
                 <w:szCs w:val="18"/>
               </w:rPr>
-              <w:t xml:space="preserve">2.3</w:t>
+              <w:t xml:space="preserve">2.4</w:t>
             </w:r>
           </w:p>
         </w:tc>
@@ -919,7 +919,7 @@
                 <w:sz w:val="18"/>
                 <w:szCs w:val="18"/>
               </w:rPr>
-              <w:t xml:space="preserve">Simulazione dei crediti: anche stima economica con costi Caso 1 e Caso 2.</w:t>
+              <w:t xml:space="preserve">Primo accesso: le credenziali arrivano per email.</w:t>
             </w:r>
           </w:p>
         </w:tc>
@@ -989,7 +989,7 @@
                 <w:sz w:val="18"/>
                 <w:szCs w:val="18"/>
               </w:rPr>
-              <w:t xml:space="preserve">2.2</w:t>
+              <w:t xml:space="preserve">2.3</w:t>
             </w:r>
           </w:p>
         </w:tc>
@@ -1053,7 +1053,7 @@
                 <w:sz w:val="18"/>
                 <w:szCs w:val="18"/>
               </w:rPr>
-              <w:t xml:space="preserve">Simulazione dei crediti disponibile su richiesta alla Fondazione.</w:t>
+              <w:t xml:space="preserve">Simulazione dei crediti: anche stima economica con costi Caso 1 e Caso 2.</w:t>
             </w:r>
           </w:p>
         </w:tc>
@@ -1123,7 +1123,7 @@
                 <w:sz w:val="18"/>
                 <w:szCs w:val="18"/>
               </w:rPr>
-              <w:t xml:space="preserve">2.1</w:t>
+              <w:t xml:space="preserve">2.2</w:t>
             </w:r>
           </w:p>
         </w:tc>
@@ -1189,7 +1189,7 @@
                 <w:sz w:val="18"/>
                 <w:szCs w:val="18"/>
               </w:rPr>
-              <w:t xml:space="preserve">Simulazione dei crediti in arrivo (capitolo Dati per il calcolo dei crediti).</w:t>
+              <w:t xml:space="preserve">Simulazione dei crediti disponibile su richiesta alla Fondazione.</w:t>
             </w:r>
           </w:p>
         </w:tc>
@@ -1259,7 +1259,7 @@
                 <w:sz w:val="18"/>
                 <w:szCs w:val="18"/>
               </w:rPr>
-              <w:t xml:space="preserve">2.0</w:t>
+              <w:t xml:space="preserve">2.1</w:t>
             </w:r>
           </w:p>
         </w:tc>
@@ -1291,7 +1291,7 @@
                 <w:sz w:val="18"/>
                 <w:szCs w:val="18"/>
               </w:rPr>
-              <w:t xml:space="preserve">18/10/2026</w:t>
+              <w:t xml:space="preserve">19/10/2026</w:t>
             </w:r>
           </w:p>
         </w:tc>
@@ -1323,7 +1323,7 @@
                 <w:sz w:val="18"/>
                 <w:szCs w:val="18"/>
               </w:rPr>
-              <w:t xml:space="preserve">Allineamento ai documenti ufficiali del Programma: Rapporto a 7 fasi, feedback pubblico (30 e 20 giorni), stato nel Programma e ID, dati del progetto, un solo account per Organizzazione, ritiro e rientro, conservazione 12 anni, tipologie ufficiali, Schema tariffario, verifica sull'accuratezza; nuovi capitoli Crediti emessi, Reclami, pagina pubblica del Programma.</w:t>
+              <w:t xml:space="preserve">Simulazione dei crediti in arrivo (capitolo Dati per il calcolo dei crediti).</w:t>
             </w:r>
           </w:p>
         </w:tc>
@@ -1393,7 +1393,7 @@
                 <w:sz w:val="18"/>
                 <w:szCs w:val="18"/>
               </w:rPr>
-              <w:t xml:space="preserve">1.9</w:t>
+              <w:t xml:space="preserve">2.0</w:t>
             </w:r>
           </w:p>
         </w:tc>
@@ -1459,7 +1459,7 @@
                 <w:sz w:val="18"/>
                 <w:szCs w:val="18"/>
               </w:rPr>
-              <w:t xml:space="preserve">Rapporti di Monitoraggio con 4 fasi; documenti richiesti per fase; caricamenti solo nelle fasi aperte; osservazioni numerate e notifica di quelle da rispondere; data di conservazione; fascicolo con riepilogo PDF.</w:t>
+              <w:t xml:space="preserve">Allineamento ai documenti ufficiali del Programma: Rapporto a 7 fasi, feedback pubblico (30 e 20 giorni), stato nel Programma e ID, dati del progetto, un solo account per Organizzazione, ritiro e rientro, conservazione 12 anni, tipologie ufficiali, Schema tariffario, verifica sull'accuratezza; nuovi capitoli Crediti emessi, Reclami, pagina pubblica del Programma.</w:t>
             </w:r>
           </w:p>
         </w:tc>
@@ -1529,7 +1529,7 @@
                 <w:sz w:val="18"/>
                 <w:szCs w:val="18"/>
               </w:rPr>
-              <w:t xml:space="preserve">1.8</w:t>
+              <w:t xml:space="preserve">1.9</w:t>
             </w:r>
           </w:p>
         </w:tc>
@@ -1593,7 +1593,7 @@
                 <w:sz w:val="18"/>
                 <w:szCs w:val="18"/>
               </w:rPr>
-              <w:t xml:space="preserve">Nuova tipologia di documento «Rapporto di calcolo dei crediti».</w:t>
+              <w:t xml:space="preserve">Rapporti di Monitoraggio con 4 fasi; documenti richiesti per fase; caricamenti solo nelle fasi aperte; osservazioni numerate e notifica di quelle da rispondere; data di conservazione; fascicolo con riepilogo PDF.</w:t>
             </w:r>
           </w:p>
         </w:tc>
@@ -1663,7 +1663,7 @@
                 <w:sz w:val="18"/>
                 <w:szCs w:val="18"/>
               </w:rPr>
-              <w:t xml:space="preserve">1.7</w:t>
+              <w:t xml:space="preserve">1.8</w:t>
             </w:r>
           </w:p>
         </w:tc>
@@ -1729,7 +1729,7 @@
                 <w:sz w:val="18"/>
                 <w:szCs w:val="18"/>
               </w:rPr>
-              <w:t xml:space="preserve">Dati per il calcolo dei crediti: il file caricato nella pratica è letto direttamente dalla Fondazione; controllo dei dati personali.</w:t>
+              <w:t xml:space="preserve">Nuova tipologia di documento «Rapporto di calcolo dei crediti».</w:t>
             </w:r>
           </w:p>
         </w:tc>
@@ -1799,7 +1799,7 @@
                 <w:sz w:val="18"/>
                 <w:szCs w:val="18"/>
               </w:rPr>
-              <w:t xml:space="preserve">1.6</w:t>
+              <w:t xml:space="preserve">1.7</w:t>
             </w:r>
           </w:p>
         </w:tc>
@@ -1863,7 +1863,7 @@
                 <w:sz w:val="18"/>
                 <w:szCs w:val="18"/>
               </w:rPr>
-              <w:t xml:space="preserve">Messaggi con la Fondazione (nuovo capitolo), note della Fondazione e modelli nelle fasi, Ente di Validazione, avviso sulle pratiche non attive, pagamenti visibili, consultazione sulla pagina pubblica con conferma dell'email ed errata corrige, nuove notifiche.</w:t>
+              <w:t xml:space="preserve">Dati per il calcolo dei crediti: il file caricato nella pratica è letto direttamente dalla Fondazione; controllo dei dati personali.</w:t>
             </w:r>
           </w:p>
         </w:tc>
@@ -1933,7 +1933,7 @@
                 <w:sz w:val="18"/>
                 <w:szCs w:val="18"/>
               </w:rPr>
-              <w:t xml:space="preserve">1.5</w:t>
+              <w:t xml:space="preserve">1.6</w:t>
             </w:r>
           </w:p>
         </w:tc>
@@ -1999,7 +1999,7 @@
                 <w:sz w:val="18"/>
                 <w:szCs w:val="18"/>
               </w:rPr>
-              <w:t xml:space="preserve">Manuale scaricabile anche dalla pagina «I tuoi documenti»; per gli utenti il manuale è disponibile solo in PDF.</w:t>
+              <w:t xml:space="preserve">Messaggi con la Fondazione (nuovo capitolo), note della Fondazione e modelli nelle fasi, Ente di Validazione, avviso sulle pratiche non attive, pagamenti visibili, consultazione sulla pagina pubblica con conferma dell'email ed errata corrige, nuove notifiche.</w:t>
             </w:r>
           </w:p>
         </w:tc>
@@ -2069,7 +2069,7 @@
                 <w:sz w:val="18"/>
                 <w:szCs w:val="18"/>
               </w:rPr>
-              <w:t xml:space="preserve">1.4</w:t>
+              <w:t xml:space="preserve">1.5</w:t>
             </w:r>
           </w:p>
         </w:tc>
@@ -2133,7 +2133,7 @@
                 <w:sz w:val="18"/>
                 <w:szCs w:val="18"/>
               </w:rPr>
-              <w:t xml:space="preserve">Recupero della password: nuova email in italiano dal portale (oggetto e pulsante), limite di una richiesta ogni 2 minuti.</w:t>
+              <w:t xml:space="preserve">Manuale scaricabile anche dalla pagina «I tuoi documenti»; per gli utenti il manuale è disponibile solo in PDF.</w:t>
             </w:r>
           </w:p>
         </w:tc>
@@ -2203,7 +2203,7 @@
                 <w:sz w:val="18"/>
                 <w:szCs w:val="18"/>
               </w:rPr>
-              <w:t xml:space="preserve">1.3</w:t>
+              <w:t xml:space="preserve">1.4</w:t>
             </w:r>
           </w:p>
         </w:tc>
@@ -2269,7 +2269,7 @@
                 <w:sz w:val="18"/>
                 <w:szCs w:val="18"/>
               </w:rPr>
-              <w:t xml:space="preserve">Pagina «Il mio profilo» (account, cambio password, manuale da scaricare).</w:t>
+              <w:t xml:space="preserve">Recupero della password: nuova email in italiano dal portale (oggetto e pulsante), limite di una richiesta ogni 2 minuti.</w:t>
             </w:r>
           </w:p>
         </w:tc>
@@ -2339,7 +2339,7 @@
                 <w:sz w:val="18"/>
                 <w:szCs w:val="18"/>
               </w:rPr>
-              <w:t xml:space="preserve">1.2</w:t>
+              <w:t xml:space="preserve">1.3</w:t>
             </w:r>
           </w:p>
         </w:tc>
@@ -2403,7 +2403,7 @@
                 <w:sz w:val="18"/>
                 <w:szCs w:val="18"/>
               </w:rPr>
-              <w:t xml:space="preserve">Scelta della password al primo accesso, cambio password, recupero della password dimenticata; ritorno alla pratica dopo l'accesso da un link email.</w:t>
+              <w:t xml:space="preserve">Pagina «Il mio profilo» (account, cambio password, manuale da scaricare).</w:t>
             </w:r>
           </w:p>
         </w:tc>
@@ -2473,7 +2473,7 @@
                 <w:sz w:val="18"/>
                 <w:szCs w:val="18"/>
               </w:rPr>
-              <w:t xml:space="preserve">1.1</w:t>
+              <w:t xml:space="preserve">1.2</w:t>
             </w:r>
           </w:p>
         </w:tc>
@@ -2539,7 +2539,7 @@
                 <w:sz w:val="18"/>
                 <w:szCs w:val="18"/>
               </w:rPr>
-              <w:t xml:space="preserve">Voce di menu «Manuale» e pagina di download del manuale (capitolo 2).</w:t>
+              <w:t xml:space="preserve">Scelta della password al primo accesso, cambio password, recupero della password dimenticata; ritorno alla pratica dopo l'accesso da un link email.</w:t>
             </w:r>
           </w:p>
         </w:tc>
@@ -2609,6 +2609,140 @@
                 <w:sz w:val="18"/>
                 <w:szCs w:val="18"/>
               </w:rPr>
+              <w:t xml:space="preserve">1.1</w:t>
+            </w:r>
+          </w:p>
+        </w:tc>
+        <w:tc>
+          <w:tcPr>
+            <w:tcW w:type="dxa" w:w="1300"/>
+            <w:tcBorders>
+              <w:top w:val="single" w:color="D9D4C5" w:sz="4"/>
+              <w:left w:val="single" w:color="D9D4C5" w:sz="4"/>
+              <w:bottom w:val="single" w:color="D9D4C5" w:sz="4"/>
+              <w:right w:val="single" w:color="D9D4C5" w:sz="4"/>
+            </w:tcBorders>
+            <w:tcMar>
+              <w:top w:type="dxa" w:w="70"/>
+              <w:left w:type="dxa" w:w="110"/>
+              <w:bottom w:type="dxa" w:w="70"/>
+              <w:right w:type="dxa" w:w="110"/>
+            </w:tcMar>
+            <w:vAlign w:val="center"/>
+          </w:tcPr>
+          <w:p>
+            <w:pPr>
+              <w:spacing w:after="0" w:before="0"/>
+            </w:pPr>
+            <w:r>
+              <w:rPr>
+                <w:rFonts w:ascii="Arial" w:cs="Arial" w:eastAsia="Arial" w:hAnsi="Arial"/>
+                <w:color w:val="1B2118"/>
+                <w:sz w:val="18"/>
+                <w:szCs w:val="18"/>
+              </w:rPr>
+              <w:t xml:space="preserve">18/10/2026</w:t>
+            </w:r>
+          </w:p>
+        </w:tc>
+        <w:tc>
+          <w:tcPr>
+            <w:tcW w:type="dxa" w:w="5538"/>
+            <w:tcBorders>
+              <w:top w:val="single" w:color="D9D4C5" w:sz="4"/>
+              <w:left w:val="single" w:color="D9D4C5" w:sz="4"/>
+              <w:bottom w:val="single" w:color="D9D4C5" w:sz="4"/>
+              <w:right w:val="single" w:color="D9D4C5" w:sz="4"/>
+            </w:tcBorders>
+            <w:tcMar>
+              <w:top w:type="dxa" w:w="70"/>
+              <w:left w:type="dxa" w:w="110"/>
+              <w:bottom w:type="dxa" w:w="70"/>
+              <w:right w:type="dxa" w:w="110"/>
+            </w:tcMar>
+            <w:vAlign w:val="center"/>
+          </w:tcPr>
+          <w:p>
+            <w:pPr>
+              <w:spacing w:after="0" w:before="0"/>
+            </w:pPr>
+            <w:r>
+              <w:rPr>
+                <w:rFonts w:ascii="Arial" w:cs="Arial" w:eastAsia="Arial" w:hAnsi="Arial"/>
+                <w:color w:val="1B2118"/>
+                <w:sz w:val="18"/>
+                <w:szCs w:val="18"/>
+              </w:rPr>
+              <w:t xml:space="preserve">Voce di menu «Manuale» e pagina di download del manuale (capitolo 2).</w:t>
+            </w:r>
+          </w:p>
+        </w:tc>
+        <w:tc>
+          <w:tcPr>
+            <w:tcW w:type="dxa" w:w="2000"/>
+            <w:tcBorders>
+              <w:top w:val="single" w:color="D9D4C5" w:sz="4"/>
+              <w:left w:val="single" w:color="D9D4C5" w:sz="4"/>
+              <w:bottom w:val="single" w:color="D9D4C5" w:sz="4"/>
+              <w:right w:val="single" w:color="D9D4C5" w:sz="4"/>
+            </w:tcBorders>
+            <w:tcMar>
+              <w:top w:type="dxa" w:w="70"/>
+              <w:left w:type="dxa" w:w="110"/>
+              <w:bottom w:type="dxa" w:w="70"/>
+              <w:right w:type="dxa" w:w="110"/>
+            </w:tcMar>
+            <w:vAlign w:val="center"/>
+          </w:tcPr>
+          <w:p>
+            <w:pPr>
+              <w:spacing w:after="0" w:before="0"/>
+            </w:pPr>
+            <w:r>
+              <w:rPr>
+                <w:rFonts w:ascii="Arial" w:cs="Arial" w:eastAsia="Arial" w:hAnsi="Arial"/>
+                <w:color w:val="1B2118"/>
+                <w:sz w:val="18"/>
+                <w:szCs w:val="18"/>
+              </w:rPr>
+              <w:t xml:space="preserve">Fondazione Operate</w:t>
+            </w:r>
+          </w:p>
+        </w:tc>
+      </w:tr>
+      <w:tr>
+        <w:trPr>
+          <w:cantSplit/>
+        </w:trPr>
+        <w:tc>
+          <w:tcPr>
+            <w:tcW w:type="dxa" w:w="800"/>
+            <w:tcBorders>
+              <w:top w:val="single" w:color="D9D4C5" w:sz="4"/>
+              <w:left w:val="single" w:color="D9D4C5" w:sz="4"/>
+              <w:bottom w:val="single" w:color="D9D4C5" w:sz="4"/>
+              <w:right w:val="single" w:color="D9D4C5" w:sz="4"/>
+            </w:tcBorders>
+            <w:shd w:fill="F6F4EE" w:color="auto" w:val="clear"/>
+            <w:tcMar>
+              <w:top w:type="dxa" w:w="70"/>
+              <w:left w:type="dxa" w:w="110"/>
+              <w:bottom w:type="dxa" w:w="70"/>
+              <w:right w:type="dxa" w:w="110"/>
+            </w:tcMar>
+            <w:vAlign w:val="center"/>
+          </w:tcPr>
+          <w:p>
+            <w:pPr>
+              <w:spacing w:after="0" w:before="0"/>
+            </w:pPr>
+            <w:r>
+              <w:rPr>
+                <w:rFonts w:ascii="Arial" w:cs="Arial" w:eastAsia="Arial" w:hAnsi="Arial"/>
+                <w:color w:val="1B2118"/>
+                <w:sz w:val="18"/>
+                <w:szCs w:val="18"/>
+              </w:rPr>
               <w:t xml:space="preserve">1.0</w:t>
             </w:r>
           </w:p>
@@ -2622,6 +2756,7 @@
               <w:bottom w:val="single" w:color="D9D4C5" w:sz="4"/>
               <w:right w:val="single" w:color="D9D4C5" w:sz="4"/>
             </w:tcBorders>
+            <w:shd w:fill="F6F4EE" w:color="auto" w:val="clear"/>
             <w:tcMar>
               <w:top w:type="dxa" w:w="70"/>
               <w:left w:type="dxa" w:w="110"/>
@@ -2654,6 +2789,7 @@
               <w:bottom w:val="single" w:color="D9D4C5" w:sz="4"/>
               <w:right w:val="single" w:color="D9D4C5" w:sz="4"/>
             </w:tcBorders>
+            <w:shd w:fill="F6F4EE" w:color="auto" w:val="clear"/>
             <w:tcMar>
               <w:top w:type="dxa" w:w="70"/>
               <w:left w:type="dxa" w:w="110"/>
@@ -2686,6 +2822,7 @@
               <w:bottom w:val="single" w:color="D9D4C5" w:sz="4"/>
               <w:right w:val="single" w:color="D9D4C5" w:sz="4"/>
             </w:tcBorders>
+            <w:shd w:fill="F6F4EE" w:color="auto" w:val="clear"/>
             <w:tcMar>
               <w:top w:type="dxa" w:w="70"/>
               <w:left w:type="dxa" w:w="110"/>
@@ -2727,7 +2864,7 @@
           <w:sz w:val="20"/>
           <w:szCs w:val="20"/>
         </w:rPr>
-        <w:t xml:space="preserve">Questo documento descrive il portale alla revisione 2.4 del 19/10/2026. A ogni modifica del portale il manuale viene aggiornato e la revisione incrementata; la versione corrente si scarica dal portale.</w:t>
+        <w:t xml:space="preserve">Questo documento descrive il portale alla revisione 2.5 del 19/10/2026. A ogni modifica del portale il manuale viene aggiornato e la revisione incrementata; la versione corrente si scarica dal portale.</w:t>
       </w:r>
     </w:p>
     <w:p>
@@ -3495,7 +3632,7 @@
         </w:rPr>
         <w:t xml:space="preserve"> un computer o tablet con un browser aggiornato (Chrome, Edge, Firefox, Safari) e le credenziali fornite dalla Fondazione. Indirizzo del portale: </w:t>
       </w:r>
-      <w:hyperlink w:history="1" r:id="rIdlq0vavlxiz__vyuu8ya4z">
+      <w:hyperlink w:history="1" r:id="rIdjfyxvw5fla_b-_fwj5dua">
         <w:r>
           <w:rPr>
             <w:rFonts w:ascii="Arial" w:cs="Arial" w:eastAsia="Arial" w:hAnsi="Arial"/>
@@ -3722,7 +3859,7 @@
         </w:rPr>
         <w:t xml:space="preserve">Aprite </w:t>
       </w:r>
-      <w:hyperlink w:history="1" r:id="rId-wdqssjj13oa_u49rlr3k">
+      <w:hyperlink w:history="1" r:id="rIdpjcdwf2rjladbeoucgyhr">
         <w:r>
           <w:rPr>
             <w:rFonts w:ascii="Arial" w:cs="Arial" w:eastAsia="Arial" w:hAnsi="Arial"/>
@@ -5502,6 +5639,51 @@
           <w:szCs w:val="21"/>
         </w:rPr>
         <w:t xml:space="preserve">La pagina elenca i Progetti della vostra organizzazione (o delle organizzazioni che seguite), dal più recente. I Rapporti di Monitoraggio annuali si trovano dentro ciascun Progetto (capitolo 9).</w:t>
+      </w:r>
+    </w:p>
+    <w:p>
+      <w:pPr>
+        <w:spacing w:after="140" w:line="300"/>
+      </w:pPr>
+      <w:r>
+        <w:rPr>
+          <w:rFonts w:ascii="Arial" w:cs="Arial" w:eastAsia="Arial" w:hAnsi="Arial"/>
+          <w:b/>
+          <w:bCs/>
+          <w:color w:val="1B2118"/>
+          <w:sz w:val="21"/>
+          <w:szCs w:val="21"/>
+        </w:rPr>
+        <w:t xml:space="preserve">Ordinare gli elenchi.</w:t>
+      </w:r>
+      <w:r>
+        <w:rPr>
+          <w:rFonts w:ascii="Arial" w:cs="Arial" w:eastAsia="Arial" w:hAnsi="Arial"/>
+          <w:color w:val="1B2118"/>
+          <w:sz w:val="21"/>
+          <w:szCs w:val="21"/>
+        </w:rPr>
+        <w:t xml:space="preserve"> Con più pratiche o documenti, in alto compare </w:t>
+      </w:r>
+      <w:r>
+        <w:rPr>
+          <w:rFonts w:ascii="Arial" w:cs="Arial" w:eastAsia="Arial" w:hAnsi="Arial"/>
+          <w:b/>
+          <w:bCs/>
+          <w:color w:val="1B2118"/>
+          <w:sz w:val="21"/>
+          <w:szCs w:val="21"/>
+        </w:rPr>
+        <w:t xml:space="preserve">Ordina per</w:t>
+      </w:r>
+      <w:r>
+        <w:rPr>
+          <w:rFonts w:ascii="Arial" w:cs="Arial" w:eastAsia="Arial" w:hAnsi="Arial"/>
+          <w:color w:val="1B2118"/>
+          <w:sz w:val="21"/>
+          <w:szCs w:val="21"/>
+        </w:rPr>
+        <w:t xml:space="preserve">: scegliete il campo (titolo, codice, stato, data…) e con il pulsante ▲/▼ l'ordine crescente o decrescente. Nelle tabelle basta fare clic sull'intestazione della colonna.</w:t>
       </w:r>
     </w:p>
     <w:p>
@@ -11946,7 +12128,7 @@
         </w:rPr>
         <w:t xml:space="preserve"> (</w:t>
       </w:r>
-      <w:hyperlink w:history="1" r:id="rIdqggrhq5l4omsv4owwwsik">
+      <w:hyperlink w:history="1" r:id="rId0g7sd3bjrntanmiweciih">
         <w:r>
           <w:rPr>
             <w:rFonts w:ascii="Arial" w:cs="Arial" w:eastAsia="Arial" w:hAnsi="Arial"/>
@@ -15658,7 +15840,7 @@
         </w:rPr>
         <w:t xml:space="preserve">, uguale per tutti gli enti. Il modello si scarica dalla pagina pubblica </w:t>
       </w:r>
-      <w:hyperlink w:history="1" r:id="rIdqqgximg3vf3mg0kfvaqea">
+      <w:hyperlink w:history="1" r:id="rId7dnqzkpkevijpf1dwglqb">
         <w:r>
           <w:rPr>
             <w:rFonts w:ascii="Arial" w:cs="Arial" w:eastAsia="Arial" w:hAnsi="Arial"/>
@@ -17793,7 +17975,7 @@
         </w:rPr>
         <w:t xml:space="preserve"> (</w:t>
       </w:r>
-      <w:hyperlink w:history="1" r:id="rIdq51ijfl8lr_dqqv7wapcz">
+      <w:hyperlink w:history="1" r:id="rIdgxwt4rtuhpgqstqd3ndb3">
         <w:r>
           <w:rPr>
             <w:rFonts w:ascii="Arial" w:cs="Arial" w:eastAsia="Arial" w:hAnsi="Arial"/>
@@ -18672,7 +18854,7 @@
         <w:szCs w:val="16"/>
       </w:rPr>
       <w:tab/>
-      <w:t xml:space="preserve">Manuale Utente · Rev. 2.4 · 19/10/2026</w:t>
+      <w:t xml:space="preserve">Manuale Utente · Rev. 2.5 · 19/10/2026</w:t>
     </w:r>
   </w:p>
 </w:hdr>
@@ -18737,7 +18919,7 @@
         <w:szCs w:val="16"/>
       </w:rPr>
       <w:tab/>
-      <w:t xml:space="preserve">Manuale Utente · Rev. 2.4 · 19/10/2026</w:t>
+      <w:t xml:space="preserve">Manuale Utente · Rev. 2.5 · 19/10/2026</w:t>
     </w:r>
   </w:p>
 </w:hdr>

--- a/public/manuali/Manuale_Utente_Portale_CWP.docx
+++ b/public/manuali/Manuale_Utente_Portale_CWP.docx
@@ -302,7 +302,7 @@
                 <w:sz w:val="20"/>
                 <w:szCs w:val="20"/>
               </w:rPr>
-              <w:t xml:space="preserve">Rev. 2.5</w:t>
+              <w:t xml:space="preserve">Rev. 2.6</w:t>
             </w:r>
           </w:p>
         </w:tc>
@@ -719,7 +719,7 @@
                 <w:sz w:val="18"/>
                 <w:szCs w:val="18"/>
               </w:rPr>
-              <w:t xml:space="preserve">2.5</w:t>
+              <w:t xml:space="preserve">2.6</w:t>
             </w:r>
           </w:p>
         </w:tc>
@@ -783,7 +783,7 @@
                 <w:sz w:val="18"/>
                 <w:szCs w:val="18"/>
               </w:rPr>
-              <w:t xml:space="preserve">Ordinamento degli elenchi e delle tabelle.</w:t>
+              <w:t xml:space="preserve">Nuovo capitolo «L'assistente virtuale».</w:t>
             </w:r>
           </w:p>
         </w:tc>
@@ -853,7 +853,7 @@
                 <w:sz w:val="18"/>
                 <w:szCs w:val="18"/>
               </w:rPr>
-              <w:t xml:space="preserve">2.4</w:t>
+              <w:t xml:space="preserve">2.5</w:t>
             </w:r>
           </w:p>
         </w:tc>
@@ -919,7 +919,7 @@
                 <w:sz w:val="18"/>
                 <w:szCs w:val="18"/>
               </w:rPr>
-              <w:t xml:space="preserve">Primo accesso: le credenziali arrivano per email.</w:t>
+              <w:t xml:space="preserve">Ordinamento degli elenchi e delle tabelle.</w:t>
             </w:r>
           </w:p>
         </w:tc>
@@ -989,7 +989,7 @@
                 <w:sz w:val="18"/>
                 <w:szCs w:val="18"/>
               </w:rPr>
-              <w:t xml:space="preserve">2.3</w:t>
+              <w:t xml:space="preserve">2.4</w:t>
             </w:r>
           </w:p>
         </w:tc>
@@ -1053,7 +1053,7 @@
                 <w:sz w:val="18"/>
                 <w:szCs w:val="18"/>
               </w:rPr>
-              <w:t xml:space="preserve">Simulazione dei crediti: anche stima economica con costi Caso 1 e Caso 2.</w:t>
+              <w:t xml:space="preserve">Primo accesso: le credenziali arrivano per email.</w:t>
             </w:r>
           </w:p>
         </w:tc>
@@ -1123,7 +1123,7 @@
                 <w:sz w:val="18"/>
                 <w:szCs w:val="18"/>
               </w:rPr>
-              <w:t xml:space="preserve">2.2</w:t>
+              <w:t xml:space="preserve">2.3</w:t>
             </w:r>
           </w:p>
         </w:tc>
@@ -1189,7 +1189,7 @@
                 <w:sz w:val="18"/>
                 <w:szCs w:val="18"/>
               </w:rPr>
-              <w:t xml:space="preserve">Simulazione dei crediti disponibile su richiesta alla Fondazione.</w:t>
+              <w:t xml:space="preserve">Simulazione dei crediti: anche stima economica con costi Caso 1 e Caso 2.</w:t>
             </w:r>
           </w:p>
         </w:tc>
@@ -1259,7 +1259,7 @@
                 <w:sz w:val="18"/>
                 <w:szCs w:val="18"/>
               </w:rPr>
-              <w:t xml:space="preserve">2.1</w:t>
+              <w:t xml:space="preserve">2.2</w:t>
             </w:r>
           </w:p>
         </w:tc>
@@ -1323,7 +1323,7 @@
                 <w:sz w:val="18"/>
                 <w:szCs w:val="18"/>
               </w:rPr>
-              <w:t xml:space="preserve">Simulazione dei crediti in arrivo (capitolo Dati per il calcolo dei crediti).</w:t>
+              <w:t xml:space="preserve">Simulazione dei crediti disponibile su richiesta alla Fondazione.</w:t>
             </w:r>
           </w:p>
         </w:tc>
@@ -1393,7 +1393,7 @@
                 <w:sz w:val="18"/>
                 <w:szCs w:val="18"/>
               </w:rPr>
-              <w:t xml:space="preserve">2.0</w:t>
+              <w:t xml:space="preserve">2.1</w:t>
             </w:r>
           </w:p>
         </w:tc>
@@ -1426,7 +1426,7 @@
                 <w:sz w:val="18"/>
                 <w:szCs w:val="18"/>
               </w:rPr>
-              <w:t xml:space="preserve">18/10/2026</w:t>
+              <w:t xml:space="preserve">19/10/2026</w:t>
             </w:r>
           </w:p>
         </w:tc>
@@ -1459,7 +1459,7 @@
                 <w:sz w:val="18"/>
                 <w:szCs w:val="18"/>
               </w:rPr>
-              <w:t xml:space="preserve">Allineamento ai documenti ufficiali del Programma: Rapporto a 7 fasi, feedback pubblico (30 e 20 giorni), stato nel Programma e ID, dati del progetto, un solo account per Organizzazione, ritiro e rientro, conservazione 12 anni, tipologie ufficiali, Schema tariffario, verifica sull'accuratezza; nuovi capitoli Crediti emessi, Reclami, pagina pubblica del Programma.</w:t>
+              <w:t xml:space="preserve">Simulazione dei crediti in arrivo (capitolo Dati per il calcolo dei crediti).</w:t>
             </w:r>
           </w:p>
         </w:tc>
@@ -1529,7 +1529,7 @@
                 <w:sz w:val="18"/>
                 <w:szCs w:val="18"/>
               </w:rPr>
-              <w:t xml:space="preserve">1.9</w:t>
+              <w:t xml:space="preserve">2.0</w:t>
             </w:r>
           </w:p>
         </w:tc>
@@ -1593,7 +1593,7 @@
                 <w:sz w:val="18"/>
                 <w:szCs w:val="18"/>
               </w:rPr>
-              <w:t xml:space="preserve">Rapporti di Monitoraggio con 4 fasi; documenti richiesti per fase; caricamenti solo nelle fasi aperte; osservazioni numerate e notifica di quelle da rispondere; data di conservazione; fascicolo con riepilogo PDF.</w:t>
+              <w:t xml:space="preserve">Allineamento ai documenti ufficiali del Programma: Rapporto a 7 fasi, feedback pubblico (30 e 20 giorni), stato nel Programma e ID, dati del progetto, un solo account per Organizzazione, ritiro e rientro, conservazione 12 anni, tipologie ufficiali, Schema tariffario, verifica sull'accuratezza; nuovi capitoli Crediti emessi, Reclami, pagina pubblica del Programma.</w:t>
             </w:r>
           </w:p>
         </w:tc>
@@ -1663,7 +1663,7 @@
                 <w:sz w:val="18"/>
                 <w:szCs w:val="18"/>
               </w:rPr>
-              <w:t xml:space="preserve">1.8</w:t>
+              <w:t xml:space="preserve">1.9</w:t>
             </w:r>
           </w:p>
         </w:tc>
@@ -1729,7 +1729,7 @@
                 <w:sz w:val="18"/>
                 <w:szCs w:val="18"/>
               </w:rPr>
-              <w:t xml:space="preserve">Nuova tipologia di documento «Rapporto di calcolo dei crediti».</w:t>
+              <w:t xml:space="preserve">Rapporti di Monitoraggio con 4 fasi; documenti richiesti per fase; caricamenti solo nelle fasi aperte; osservazioni numerate e notifica di quelle da rispondere; data di conservazione; fascicolo con riepilogo PDF.</w:t>
             </w:r>
           </w:p>
         </w:tc>
@@ -1799,7 +1799,7 @@
                 <w:sz w:val="18"/>
                 <w:szCs w:val="18"/>
               </w:rPr>
-              <w:t xml:space="preserve">1.7</w:t>
+              <w:t xml:space="preserve">1.8</w:t>
             </w:r>
           </w:p>
         </w:tc>
@@ -1863,7 +1863,7 @@
                 <w:sz w:val="18"/>
                 <w:szCs w:val="18"/>
               </w:rPr>
-              <w:t xml:space="preserve">Dati per il calcolo dei crediti: il file caricato nella pratica è letto direttamente dalla Fondazione; controllo dei dati personali.</w:t>
+              <w:t xml:space="preserve">Nuova tipologia di documento «Rapporto di calcolo dei crediti».</w:t>
             </w:r>
           </w:p>
         </w:tc>
@@ -1933,7 +1933,7 @@
                 <w:sz w:val="18"/>
                 <w:szCs w:val="18"/>
               </w:rPr>
-              <w:t xml:space="preserve">1.6</w:t>
+              <w:t xml:space="preserve">1.7</w:t>
             </w:r>
           </w:p>
         </w:tc>
@@ -1999,7 +1999,7 @@
                 <w:sz w:val="18"/>
                 <w:szCs w:val="18"/>
               </w:rPr>
-              <w:t xml:space="preserve">Messaggi con la Fondazione (nuovo capitolo), note della Fondazione e modelli nelle fasi, Ente di Validazione, avviso sulle pratiche non attive, pagamenti visibili, consultazione sulla pagina pubblica con conferma dell'email ed errata corrige, nuove notifiche.</w:t>
+              <w:t xml:space="preserve">Dati per il calcolo dei crediti: il file caricato nella pratica è letto direttamente dalla Fondazione; controllo dei dati personali.</w:t>
             </w:r>
           </w:p>
         </w:tc>
@@ -2069,7 +2069,7 @@
                 <w:sz w:val="18"/>
                 <w:szCs w:val="18"/>
               </w:rPr>
-              <w:t xml:space="preserve">1.5</w:t>
+              <w:t xml:space="preserve">1.6</w:t>
             </w:r>
           </w:p>
         </w:tc>
@@ -2133,7 +2133,7 @@
                 <w:sz w:val="18"/>
                 <w:szCs w:val="18"/>
               </w:rPr>
-              <w:t xml:space="preserve">Manuale scaricabile anche dalla pagina «I tuoi documenti»; per gli utenti il manuale è disponibile solo in PDF.</w:t>
+              <w:t xml:space="preserve">Messaggi con la Fondazione (nuovo capitolo), note della Fondazione e modelli nelle fasi, Ente di Validazione, avviso sulle pratiche non attive, pagamenti visibili, consultazione sulla pagina pubblica con conferma dell'email ed errata corrige, nuove notifiche.</w:t>
             </w:r>
           </w:p>
         </w:tc>
@@ -2203,7 +2203,7 @@
                 <w:sz w:val="18"/>
                 <w:szCs w:val="18"/>
               </w:rPr>
-              <w:t xml:space="preserve">1.4</w:t>
+              <w:t xml:space="preserve">1.5</w:t>
             </w:r>
           </w:p>
         </w:tc>
@@ -2269,7 +2269,7 @@
                 <w:sz w:val="18"/>
                 <w:szCs w:val="18"/>
               </w:rPr>
-              <w:t xml:space="preserve">Recupero della password: nuova email in italiano dal portale (oggetto e pulsante), limite di una richiesta ogni 2 minuti.</w:t>
+              <w:t xml:space="preserve">Manuale scaricabile anche dalla pagina «I tuoi documenti»; per gli utenti il manuale è disponibile solo in PDF.</w:t>
             </w:r>
           </w:p>
         </w:tc>
@@ -2339,7 +2339,7 @@
                 <w:sz w:val="18"/>
                 <w:szCs w:val="18"/>
               </w:rPr>
-              <w:t xml:space="preserve">1.3</w:t>
+              <w:t xml:space="preserve">1.4</w:t>
             </w:r>
           </w:p>
         </w:tc>
@@ -2403,7 +2403,7 @@
                 <w:sz w:val="18"/>
                 <w:szCs w:val="18"/>
               </w:rPr>
-              <w:t xml:space="preserve">Pagina «Il mio profilo» (account, cambio password, manuale da scaricare).</w:t>
+              <w:t xml:space="preserve">Recupero della password: nuova email in italiano dal portale (oggetto e pulsante), limite di una richiesta ogni 2 minuti.</w:t>
             </w:r>
           </w:p>
         </w:tc>
@@ -2473,7 +2473,7 @@
                 <w:sz w:val="18"/>
                 <w:szCs w:val="18"/>
               </w:rPr>
-              <w:t xml:space="preserve">1.2</w:t>
+              <w:t xml:space="preserve">1.3</w:t>
             </w:r>
           </w:p>
         </w:tc>
@@ -2539,7 +2539,7 @@
                 <w:sz w:val="18"/>
                 <w:szCs w:val="18"/>
               </w:rPr>
-              <w:t xml:space="preserve">Scelta della password al primo accesso, cambio password, recupero della password dimenticata; ritorno alla pratica dopo l'accesso da un link email.</w:t>
+              <w:t xml:space="preserve">Pagina «Il mio profilo» (account, cambio password, manuale da scaricare).</w:t>
             </w:r>
           </w:p>
         </w:tc>
@@ -2609,7 +2609,7 @@
                 <w:sz w:val="18"/>
                 <w:szCs w:val="18"/>
               </w:rPr>
-              <w:t xml:space="preserve">1.1</w:t>
+              <w:t xml:space="preserve">1.2</w:t>
             </w:r>
           </w:p>
         </w:tc>
@@ -2673,7 +2673,7 @@
                 <w:sz w:val="18"/>
                 <w:szCs w:val="18"/>
               </w:rPr>
-              <w:t xml:space="preserve">Voce di menu «Manuale» e pagina di download del manuale (capitolo 2).</w:t>
+              <w:t xml:space="preserve">Scelta della password al primo accesso, cambio password, recupero della password dimenticata; ritorno alla pratica dopo l'accesso da un link email.</w:t>
             </w:r>
           </w:p>
         </w:tc>
@@ -2743,6 +2743,142 @@
                 <w:sz w:val="18"/>
                 <w:szCs w:val="18"/>
               </w:rPr>
+              <w:t xml:space="preserve">1.1</w:t>
+            </w:r>
+          </w:p>
+        </w:tc>
+        <w:tc>
+          <w:tcPr>
+            <w:tcW w:type="dxa" w:w="1300"/>
+            <w:tcBorders>
+              <w:top w:val="single" w:color="D9D4C5" w:sz="4"/>
+              <w:left w:val="single" w:color="D9D4C5" w:sz="4"/>
+              <w:bottom w:val="single" w:color="D9D4C5" w:sz="4"/>
+              <w:right w:val="single" w:color="D9D4C5" w:sz="4"/>
+            </w:tcBorders>
+            <w:shd w:fill="F6F4EE" w:color="auto" w:val="clear"/>
+            <w:tcMar>
+              <w:top w:type="dxa" w:w="70"/>
+              <w:left w:type="dxa" w:w="110"/>
+              <w:bottom w:type="dxa" w:w="70"/>
+              <w:right w:type="dxa" w:w="110"/>
+            </w:tcMar>
+            <w:vAlign w:val="center"/>
+          </w:tcPr>
+          <w:p>
+            <w:pPr>
+              <w:spacing w:after="0" w:before="0"/>
+            </w:pPr>
+            <w:r>
+              <w:rPr>
+                <w:rFonts w:ascii="Arial" w:cs="Arial" w:eastAsia="Arial" w:hAnsi="Arial"/>
+                <w:color w:val="1B2118"/>
+                <w:sz w:val="18"/>
+                <w:szCs w:val="18"/>
+              </w:rPr>
+              <w:t xml:space="preserve">18/10/2026</w:t>
+            </w:r>
+          </w:p>
+        </w:tc>
+        <w:tc>
+          <w:tcPr>
+            <w:tcW w:type="dxa" w:w="5538"/>
+            <w:tcBorders>
+              <w:top w:val="single" w:color="D9D4C5" w:sz="4"/>
+              <w:left w:val="single" w:color="D9D4C5" w:sz="4"/>
+              <w:bottom w:val="single" w:color="D9D4C5" w:sz="4"/>
+              <w:right w:val="single" w:color="D9D4C5" w:sz="4"/>
+            </w:tcBorders>
+            <w:shd w:fill="F6F4EE" w:color="auto" w:val="clear"/>
+            <w:tcMar>
+              <w:top w:type="dxa" w:w="70"/>
+              <w:left w:type="dxa" w:w="110"/>
+              <w:bottom w:type="dxa" w:w="70"/>
+              <w:right w:type="dxa" w:w="110"/>
+            </w:tcMar>
+            <w:vAlign w:val="center"/>
+          </w:tcPr>
+          <w:p>
+            <w:pPr>
+              <w:spacing w:after="0" w:before="0"/>
+            </w:pPr>
+            <w:r>
+              <w:rPr>
+                <w:rFonts w:ascii="Arial" w:cs="Arial" w:eastAsia="Arial" w:hAnsi="Arial"/>
+                <w:color w:val="1B2118"/>
+                <w:sz w:val="18"/>
+                <w:szCs w:val="18"/>
+              </w:rPr>
+              <w:t xml:space="preserve">Voce di menu «Manuale» e pagina di download del manuale (capitolo 2).</w:t>
+            </w:r>
+          </w:p>
+        </w:tc>
+        <w:tc>
+          <w:tcPr>
+            <w:tcW w:type="dxa" w:w="2000"/>
+            <w:tcBorders>
+              <w:top w:val="single" w:color="D9D4C5" w:sz="4"/>
+              <w:left w:val="single" w:color="D9D4C5" w:sz="4"/>
+              <w:bottom w:val="single" w:color="D9D4C5" w:sz="4"/>
+              <w:right w:val="single" w:color="D9D4C5" w:sz="4"/>
+            </w:tcBorders>
+            <w:shd w:fill="F6F4EE" w:color="auto" w:val="clear"/>
+            <w:tcMar>
+              <w:top w:type="dxa" w:w="70"/>
+              <w:left w:type="dxa" w:w="110"/>
+              <w:bottom w:type="dxa" w:w="70"/>
+              <w:right w:type="dxa" w:w="110"/>
+            </w:tcMar>
+            <w:vAlign w:val="center"/>
+          </w:tcPr>
+          <w:p>
+            <w:pPr>
+              <w:spacing w:after="0" w:before="0"/>
+            </w:pPr>
+            <w:r>
+              <w:rPr>
+                <w:rFonts w:ascii="Arial" w:cs="Arial" w:eastAsia="Arial" w:hAnsi="Arial"/>
+                <w:color w:val="1B2118"/>
+                <w:sz w:val="18"/>
+                <w:szCs w:val="18"/>
+              </w:rPr>
+              <w:t xml:space="preserve">Fondazione Operate</w:t>
+            </w:r>
+          </w:p>
+        </w:tc>
+      </w:tr>
+      <w:tr>
+        <w:trPr>
+          <w:cantSplit/>
+        </w:trPr>
+        <w:tc>
+          <w:tcPr>
+            <w:tcW w:type="dxa" w:w="800"/>
+            <w:tcBorders>
+              <w:top w:val="single" w:color="D9D4C5" w:sz="4"/>
+              <w:left w:val="single" w:color="D9D4C5" w:sz="4"/>
+              <w:bottom w:val="single" w:color="D9D4C5" w:sz="4"/>
+              <w:right w:val="single" w:color="D9D4C5" w:sz="4"/>
+            </w:tcBorders>
+            <w:tcMar>
+              <w:top w:type="dxa" w:w="70"/>
+              <w:left w:type="dxa" w:w="110"/>
+              <w:bottom w:type="dxa" w:w="70"/>
+              <w:right w:type="dxa" w:w="110"/>
+            </w:tcMar>
+            <w:vAlign w:val="center"/>
+          </w:tcPr>
+          <w:p>
+            <w:pPr>
+              <w:spacing w:after="0" w:before="0"/>
+            </w:pPr>
+            <w:r>
+              <w:rPr>
+                <w:rFonts w:ascii="Arial" w:cs="Arial" w:eastAsia="Arial" w:hAnsi="Arial"/>
+                <w:color w:val="1B2118"/>
+                <w:sz w:val="18"/>
+                <w:szCs w:val="18"/>
+              </w:rPr>
               <w:t xml:space="preserve">1.0</w:t>
             </w:r>
           </w:p>
@@ -2756,7 +2892,6 @@
               <w:bottom w:val="single" w:color="D9D4C5" w:sz="4"/>
               <w:right w:val="single" w:color="D9D4C5" w:sz="4"/>
             </w:tcBorders>
-            <w:shd w:fill="F6F4EE" w:color="auto" w:val="clear"/>
             <w:tcMar>
               <w:top w:type="dxa" w:w="70"/>
               <w:left w:type="dxa" w:w="110"/>
@@ -2789,7 +2924,6 @@
               <w:bottom w:val="single" w:color="D9D4C5" w:sz="4"/>
               <w:right w:val="single" w:color="D9D4C5" w:sz="4"/>
             </w:tcBorders>
-            <w:shd w:fill="F6F4EE" w:color="auto" w:val="clear"/>
             <w:tcMar>
               <w:top w:type="dxa" w:w="70"/>
               <w:left w:type="dxa" w:w="110"/>
@@ -2822,7 +2956,6 @@
               <w:bottom w:val="single" w:color="D9D4C5" w:sz="4"/>
               <w:right w:val="single" w:color="D9D4C5" w:sz="4"/>
             </w:tcBorders>
-            <w:shd w:fill="F6F4EE" w:color="auto" w:val="clear"/>
             <w:tcMar>
               <w:top w:type="dxa" w:w="70"/>
               <w:left w:type="dxa" w:w="110"/>
@@ -2864,7 +2997,7 @@
           <w:sz w:val="20"/>
           <w:szCs w:val="20"/>
         </w:rPr>
-        <w:t xml:space="preserve">Questo documento descrive il portale alla revisione 2.5 del 19/10/2026. A ogni modifica del portale il manuale viene aggiornato e la revisione incrementata; la versione corrente si scarica dal portale.</w:t>
+        <w:t xml:space="preserve">Questo documento descrive il portale alla revisione 2.6 del 19/10/2026. A ogni modifica del portale il manuale viene aggiornato e la revisione incrementata; la versione corrente si scarica dal portale.</w:t>
       </w:r>
     </w:p>
     <w:p>
@@ -3341,7 +3474,7 @@
             <w:sz w:val="22"/>
             <w:szCs w:val="22"/>
           </w:rPr>
-          <w:t xml:space="preserve">16.  Domande frequenti</w:t>
+          <w:t xml:space="preserve">16.  L'assistente virtuale</w:t>
         </w:r>
         <w:r>
           <w:rPr>
@@ -3357,6 +3490,35 @@
     </w:p>
     <w:p>
       <w:pPr>
+        <w:tabs>
+          <w:tab w:val="right" w:pos="9638" w:leader="dot"/>
+        </w:tabs>
+        <w:spacing w:after="130"/>
+      </w:pPr>
+      <w:hyperlink w:history="1" w:anchor="cap17">
+        <w:r>
+          <w:rPr>
+            <w:rFonts w:ascii="Arial" w:cs="Arial" w:eastAsia="Arial" w:hAnsi="Arial"/>
+            <w:color w:val="1B2118"/>
+            <w:sz w:val="22"/>
+            <w:szCs w:val="22"/>
+          </w:rPr>
+          <w:t xml:space="preserve">17.  Domande frequenti</w:t>
+        </w:r>
+        <w:r>
+          <w:rPr>
+            <w:rFonts w:ascii="Arial" w:cs="Arial" w:eastAsia="Arial" w:hAnsi="Arial"/>
+            <w:color w:val="1B2118"/>
+            <w:sz w:val="22"/>
+            <w:szCs w:val="22"/>
+          </w:rPr>
+          <w:tab/>
+          <w:t xml:space="preserve">23</w:t>
+        </w:r>
+      </w:hyperlink>
+    </w:p>
+    <w:p>
+      <w:pPr>
         <w:sectPr>
           <w:headerReference w:type="default" r:id="rId7"/>
           <w:footerReference w:type="default" r:id="rId8"/>
@@ -3632,7 +3794,7 @@
         </w:rPr>
         <w:t xml:space="preserve"> un computer o tablet con un browser aggiornato (Chrome, Edge, Firefox, Safari) e le credenziali fornite dalla Fondazione. Indirizzo del portale: </w:t>
       </w:r>
-      <w:hyperlink w:history="1" r:id="rIdjfyxvw5fla_b-_fwj5dua">
+      <w:hyperlink w:history="1" r:id="rId0ex5owuqehkx-bw5lobkp">
         <w:r>
           <w:rPr>
             <w:rFonts w:ascii="Arial" w:cs="Arial" w:eastAsia="Arial" w:hAnsi="Arial"/>
@@ -3859,7 +4021,7 @@
         </w:rPr>
         <w:t xml:space="preserve">Aprite </w:t>
       </w:r>
-      <w:hyperlink w:history="1" r:id="rIdpjcdwf2rjladbeoucgyhr">
+      <w:hyperlink w:history="1" r:id="rIdg153nxmbs-d5bou22nbwv">
         <w:r>
           <w:rPr>
             <w:rFonts w:ascii="Arial" w:cs="Arial" w:eastAsia="Arial" w:hAnsi="Arial"/>
@@ -12128,7 +12290,7 @@
         </w:rPr>
         <w:t xml:space="preserve"> (</w:t>
       </w:r>
-      <w:hyperlink w:history="1" r:id="rId0g7sd3bjrntanmiweciih">
+      <w:hyperlink w:history="1" r:id="rIdkrpdfuuvuboxoiygrgblw">
         <w:r>
           <w:rPr>
             <w:rFonts w:ascii="Arial" w:cs="Arial" w:eastAsia="Arial" w:hAnsi="Arial"/>
@@ -15840,7 +16002,7 @@
         </w:rPr>
         <w:t xml:space="preserve">, uguale per tutti gli enti. Il modello si scarica dalla pagina pubblica </w:t>
       </w:r>
-      <w:hyperlink w:history="1" r:id="rId7dnqzkpkevijpf1dwglqb">
+      <w:hyperlink w:history="1" r:id="rIdgkvwyie7ww8rvqzfrfctn">
         <w:r>
           <w:rPr>
             <w:rFonts w:ascii="Arial" w:cs="Arial" w:eastAsia="Arial" w:hAnsi="Arial"/>
@@ -17975,7 +18137,7 @@
         </w:rPr>
         <w:t xml:space="preserve"> (</w:t>
       </w:r>
-      <w:hyperlink w:history="1" r:id="rIdgxwt4rtuhpgqstqd3ndb3">
+      <w:hyperlink w:history="1" r:id="rIds9ac3yw9kv-gwgzjkyleq">
         <w:r>
           <w:rPr>
             <w:rFonts w:ascii="Arial" w:cs="Arial" w:eastAsia="Arial" w:hAnsi="Arial"/>
@@ -18310,7 +18472,240 @@
           <w:sz w:val="34"/>
           <w:szCs w:val="34"/>
         </w:rPr>
-        <w:t xml:space="preserve">16. Domande frequenti</w:t>
+        <w:t xml:space="preserve">16. L'assistente virtuale</w:t>
+      </w:r>
+      <w:bookmarkEnd w:id="1"/>
+    </w:p>
+    <w:p>
+      <w:pPr>
+        <w:spacing w:after="140" w:line="300"/>
+      </w:pPr>
+      <w:r>
+        <w:rPr>
+          <w:rFonts w:ascii="Arial" w:cs="Arial" w:eastAsia="Arial" w:hAnsi="Arial"/>
+          <w:color w:val="1B2118"/>
+          <w:sz w:val="21"/>
+          <w:szCs w:val="21"/>
+        </w:rPr>
+        <w:t xml:space="preserve">In basso a destra di ogni pagina trovate il pulsante </w:t>
+      </w:r>
+      <w:r>
+        <w:rPr>
+          <w:rFonts w:ascii="Arial" w:cs="Arial" w:eastAsia="Arial" w:hAnsi="Arial"/>
+          <w:b/>
+          <w:bCs/>
+          <w:color w:val="1B2118"/>
+          <w:sz w:val="21"/>
+          <w:szCs w:val="21"/>
+        </w:rPr>
+        <w:t xml:space="preserve">✦ Assistente</w:t>
+      </w:r>
+      <w:r>
+        <w:rPr>
+          <w:rFonts w:ascii="Arial" w:cs="Arial" w:eastAsia="Arial" w:hAnsi="Arial"/>
+          <w:color w:val="1B2118"/>
+          <w:sz w:val="21"/>
+          <w:szCs w:val="21"/>
+        </w:rPr>
+        <w:t xml:space="preserve">: apre una chat con un assistente basato su intelligenza artificiale (Claude) che risponde alle domande sul portale e sul Programma, per esempio come caricare un documento, cosa fare con una richiesta di integrazione o quanto costa una voce del Programma.</w:t>
+      </w:r>
+    </w:p>
+    <w:p>
+      <w:pPr>
+        <w:pStyle w:val="ListParagraph"/>
+        <w:numPr>
+          <w:ilvl w:val="0"/>
+          <w:numId w:val="12"/>
+        </w:numPr>
+        <w:spacing w:after="70" w:line="290"/>
+      </w:pPr>
+      <w:r>
+        <w:rPr>
+          <w:rFonts w:ascii="Arial" w:cs="Arial" w:eastAsia="Arial" w:hAnsi="Arial"/>
+          <w:color w:val="1B2118"/>
+          <w:sz w:val="21"/>
+          <w:szCs w:val="21"/>
+        </w:rPr>
+        <w:t xml:space="preserve">Premete </w:t>
+      </w:r>
+      <w:r>
+        <w:rPr>
+          <w:rFonts w:ascii="Arial" w:cs="Arial" w:eastAsia="Arial" w:hAnsi="Arial"/>
+          <w:b/>
+          <w:bCs/>
+          <w:color w:val="1B2118"/>
+          <w:sz w:val="21"/>
+          <w:szCs w:val="21"/>
+        </w:rPr>
+        <w:t xml:space="preserve">✦ Assistente</w:t>
+      </w:r>
+      <w:r>
+        <w:rPr>
+          <w:rFonts w:ascii="Arial" w:cs="Arial" w:eastAsia="Arial" w:hAnsi="Arial"/>
+          <w:color w:val="1B2118"/>
+          <w:sz w:val="21"/>
+          <w:szCs w:val="21"/>
+        </w:rPr>
+        <w:t xml:space="preserve">.</w:t>
+      </w:r>
+    </w:p>
+    <w:p>
+      <w:pPr>
+        <w:pStyle w:val="ListParagraph"/>
+        <w:numPr>
+          <w:ilvl w:val="0"/>
+          <w:numId w:val="12"/>
+        </w:numPr>
+        <w:spacing w:after="70" w:line="290"/>
+      </w:pPr>
+      <w:r>
+        <w:rPr>
+          <w:rFonts w:ascii="Arial" w:cs="Arial" w:eastAsia="Arial" w:hAnsi="Arial"/>
+          <w:color w:val="1B2118"/>
+          <w:sz w:val="21"/>
+          <w:szCs w:val="21"/>
+        </w:rPr>
+        <w:t xml:space="preserve">Scrivete la domanda, oppure scegliete uno degli esempi, e premete </w:t>
+      </w:r>
+      <w:r>
+        <w:rPr>
+          <w:rFonts w:ascii="Arial" w:cs="Arial" w:eastAsia="Arial" w:hAnsi="Arial"/>
+          <w:b/>
+          <w:bCs/>
+          <w:color w:val="1B2118"/>
+          <w:sz w:val="21"/>
+          <w:szCs w:val="21"/>
+        </w:rPr>
+        <w:t xml:space="preserve">Invio</w:t>
+      </w:r>
+      <w:r>
+        <w:rPr>
+          <w:rFonts w:ascii="Arial" w:cs="Arial" w:eastAsia="Arial" w:hAnsi="Arial"/>
+          <w:color w:val="1B2118"/>
+          <w:sz w:val="21"/>
+          <w:szCs w:val="21"/>
+        </w:rPr>
+        <w:t xml:space="preserve">.</w:t>
+      </w:r>
+    </w:p>
+    <w:p>
+      <w:pPr>
+        <w:pStyle w:val="ListParagraph"/>
+        <w:numPr>
+          <w:ilvl w:val="0"/>
+          <w:numId w:val="12"/>
+        </w:numPr>
+        <w:spacing w:after="70" w:line="290"/>
+      </w:pPr>
+      <w:r>
+        <w:rPr>
+          <w:rFonts w:ascii="Arial" w:cs="Arial" w:eastAsia="Arial" w:hAnsi="Arial"/>
+          <w:color w:val="1B2118"/>
+          <w:sz w:val="21"/>
+          <w:szCs w:val="21"/>
+        </w:rPr>
+        <w:t xml:space="preserve">Con </w:t>
+      </w:r>
+      <w:r>
+        <w:rPr>
+          <w:rFonts w:ascii="Arial" w:cs="Arial" w:eastAsia="Arial" w:hAnsi="Arial"/>
+          <w:b/>
+          <w:bCs/>
+          <w:color w:val="1B2118"/>
+          <w:sz w:val="21"/>
+          <w:szCs w:val="21"/>
+        </w:rPr>
+        <w:t xml:space="preserve">Nuova</w:t>
+      </w:r>
+      <w:r>
+        <w:rPr>
+          <w:rFonts w:ascii="Arial" w:cs="Arial" w:eastAsia="Arial" w:hAnsi="Arial"/>
+          <w:color w:val="1B2118"/>
+          <w:sz w:val="21"/>
+          <w:szCs w:val="21"/>
+        </w:rPr>
+        <w:t xml:space="preserve"> ricominciate da capo; con </w:t>
+      </w:r>
+      <w:r>
+        <w:rPr>
+          <w:rFonts w:ascii="Arial" w:cs="Arial" w:eastAsia="Arial" w:hAnsi="Arial"/>
+          <w:b/>
+          <w:bCs/>
+          <w:color w:val="1B2118"/>
+          <w:sz w:val="21"/>
+          <w:szCs w:val="21"/>
+        </w:rPr>
+        <w:t xml:space="preserve">✕</w:t>
+      </w:r>
+      <w:r>
+        <w:rPr>
+          <w:rFonts w:ascii="Arial" w:cs="Arial" w:eastAsia="Arial" w:hAnsi="Arial"/>
+          <w:color w:val="1B2118"/>
+          <w:sz w:val="21"/>
+          <w:szCs w:val="21"/>
+        </w:rPr>
+        <w:t xml:space="preserve"> chiudete la finestra.</w:t>
+      </w:r>
+    </w:p>
+    <w:p>
+      <w:pPr>
+        <w:spacing w:after="60"/>
+      </w:pPr>
+    </w:p>
+    <w:p>
+      <w:pPr>
+        <w:spacing w:after="140" w:line="300"/>
+      </w:pPr>
+      <w:r>
+        <w:rPr>
+          <w:rFonts w:ascii="Arial" w:cs="Arial" w:eastAsia="Arial" w:hAnsi="Arial"/>
+          <w:color w:val="1B2118"/>
+          <w:sz w:val="21"/>
+          <w:szCs w:val="21"/>
+        </w:rPr>
+        <w:t xml:space="preserve">L'assistente risponde solo con le informazioni di questo manuale e delle tariffe del Programma; </w:t>
+      </w:r>
+      <w:r>
+        <w:rPr>
+          <w:rFonts w:ascii="Arial" w:cs="Arial" w:eastAsia="Arial" w:hAnsi="Arial"/>
+          <w:b/>
+          <w:bCs/>
+          <w:color w:val="1B2118"/>
+          <w:sz w:val="21"/>
+          <w:szCs w:val="21"/>
+        </w:rPr>
+        <w:t xml:space="preserve">non vede le vostre pratiche</w:t>
+      </w:r>
+      <w:r>
+        <w:rPr>
+          <w:rFonts w:ascii="Arial" w:cs="Arial" w:eastAsia="Arial" w:hAnsi="Arial"/>
+          <w:color w:val="1B2118"/>
+          <w:sz w:val="21"/>
+          <w:szCs w:val="21"/>
+        </w:rPr>
+        <w:t xml:space="preserve"> e non fa operazioni al posto vostro. Le risposte possono contenere errori: in caso di dubbio vale il manuale, oppure scrivete a Fondazione Operate con i Messaggi della pratica. Le domande e le risposte non vengono salvate; c'è un limite di domande al giorno.</w:t>
+      </w:r>
+    </w:p>
+    <w:p>
+      <w:pPr>
+        <w:pStyle w:val="Heading1"/>
+        <w:pageBreakBefore/>
+        <w:pBdr>
+          <w:bottom w:val="single" w:color="2F5D3A" w:sz="12" w:space="6"/>
+        </w:pBdr>
+        <w:spacing w:after="240" w:before="0"/>
+      </w:pPr>
+      <w:bookmarkStart w:name="cap17" w:id="1"/>
+      <w:r>
+        <w:rPr>
+          <w:rFonts w:ascii="Arial" w:cs="Arial" w:eastAsia="Arial" w:hAnsi="Arial"/>
+          <w:b/>
+          <w:bCs/>
+          <w:color w:val="2F5D3A"/>
+          <w:sz w:val="34"/>
+          <w:szCs w:val="34"/>
+        </w:rPr>
+        <w:t xml:space="preserve">17. Domande frequenti</w:t>
       </w:r>
       <w:bookmarkEnd w:id="1"/>
     </w:p>
@@ -18854,7 +19249,7 @@
         <w:szCs w:val="16"/>
       </w:rPr>
       <w:tab/>
-      <w:t xml:space="preserve">Manuale Utente · Rev. 2.5 · 19/10/2026</w:t>
+      <w:t xml:space="preserve">Manuale Utente · Rev. 2.6 · 19/10/2026</w:t>
     </w:r>
   </w:p>
 </w:hdr>
@@ -18919,7 +19314,7 @@
         <w:szCs w:val="16"/>
       </w:rPr>
       <w:tab/>
-      <w:t xml:space="preserve">Manuale Utente · Rev. 2.5 · 19/10/2026</w:t>
+      <w:t xml:space="preserve">Manuale Utente · Rev. 2.6 · 19/10/2026</w:t>
     </w:r>
   </w:p>
 </w:hdr>
@@ -19116,6 +19511,12 @@
     </w:lvlOverride>
   </w:num>
   <w:num w:numId="11">
+    <w:abstractNumId w:val="3"/>
+    <w:lvlOverride w:ilvl="0">
+      <w:startOverride w:val="1"/>
+    </w:lvlOverride>
+  </w:num>
+  <w:num w:numId="12">
     <w:abstractNumId w:val="3"/>
     <w:lvlOverride w:ilvl="0">
       <w:startOverride w:val="1"/>

--- a/public/manuali/Manuale_Utente_Portale_CWP.docx
+++ b/public/manuali/Manuale_Utente_Portale_CWP.docx
@@ -302,7 +302,7 @@
                 <w:sz w:val="20"/>
                 <w:szCs w:val="20"/>
               </w:rPr>
-              <w:t xml:space="preserve">Rev. 2.6</w:t>
+              <w:t xml:space="preserve">Rev. 2.7</w:t>
             </w:r>
           </w:p>
         </w:tc>
@@ -719,7 +719,7 @@
                 <w:sz w:val="18"/>
                 <w:szCs w:val="18"/>
               </w:rPr>
-              <w:t xml:space="preserve">2.6</w:t>
+              <w:t xml:space="preserve">2.7</w:t>
             </w:r>
           </w:p>
         </w:tc>
@@ -783,7 +783,7 @@
                 <w:sz w:val="18"/>
                 <w:szCs w:val="18"/>
               </w:rPr>
-              <w:t xml:space="preserve">Nuovo capitolo «L'assistente virtuale».</w:t>
+              <w:t xml:space="preserve">Assistente virtuale: messaggio «Un attimo…» durante l'attesa.</w:t>
             </w:r>
           </w:p>
         </w:tc>
@@ -853,7 +853,7 @@
                 <w:sz w:val="18"/>
                 <w:szCs w:val="18"/>
               </w:rPr>
-              <w:t xml:space="preserve">2.5</w:t>
+              <w:t xml:space="preserve">2.6</w:t>
             </w:r>
           </w:p>
         </w:tc>
@@ -919,7 +919,7 @@
                 <w:sz w:val="18"/>
                 <w:szCs w:val="18"/>
               </w:rPr>
-              <w:t xml:space="preserve">Ordinamento degli elenchi e delle tabelle.</w:t>
+              <w:t xml:space="preserve">Nuovo capitolo «L'assistente virtuale».</w:t>
             </w:r>
           </w:p>
         </w:tc>
@@ -989,7 +989,7 @@
                 <w:sz w:val="18"/>
                 <w:szCs w:val="18"/>
               </w:rPr>
-              <w:t xml:space="preserve">2.4</w:t>
+              <w:t xml:space="preserve">2.5</w:t>
             </w:r>
           </w:p>
         </w:tc>
@@ -1053,7 +1053,7 @@
                 <w:sz w:val="18"/>
                 <w:szCs w:val="18"/>
               </w:rPr>
-              <w:t xml:space="preserve">Primo accesso: le credenziali arrivano per email.</w:t>
+              <w:t xml:space="preserve">Ordinamento degli elenchi e delle tabelle.</w:t>
             </w:r>
           </w:p>
         </w:tc>
@@ -1123,7 +1123,7 @@
                 <w:sz w:val="18"/>
                 <w:szCs w:val="18"/>
               </w:rPr>
-              <w:t xml:space="preserve">2.3</w:t>
+              <w:t xml:space="preserve">2.4</w:t>
             </w:r>
           </w:p>
         </w:tc>
@@ -1189,7 +1189,7 @@
                 <w:sz w:val="18"/>
                 <w:szCs w:val="18"/>
               </w:rPr>
-              <w:t xml:space="preserve">Simulazione dei crediti: anche stima economica con costi Caso 1 e Caso 2.</w:t>
+              <w:t xml:space="preserve">Primo accesso: le credenziali arrivano per email.</w:t>
             </w:r>
           </w:p>
         </w:tc>
@@ -1259,7 +1259,7 @@
                 <w:sz w:val="18"/>
                 <w:szCs w:val="18"/>
               </w:rPr>
-              <w:t xml:space="preserve">2.2</w:t>
+              <w:t xml:space="preserve">2.3</w:t>
             </w:r>
           </w:p>
         </w:tc>
@@ -1323,7 +1323,7 @@
                 <w:sz w:val="18"/>
                 <w:szCs w:val="18"/>
               </w:rPr>
-              <w:t xml:space="preserve">Simulazione dei crediti disponibile su richiesta alla Fondazione.</w:t>
+              <w:t xml:space="preserve">Simulazione dei crediti: anche stima economica con costi Caso 1 e Caso 2.</w:t>
             </w:r>
           </w:p>
         </w:tc>
@@ -1393,7 +1393,7 @@
                 <w:sz w:val="18"/>
                 <w:szCs w:val="18"/>
               </w:rPr>
-              <w:t xml:space="preserve">2.1</w:t>
+              <w:t xml:space="preserve">2.2</w:t>
             </w:r>
           </w:p>
         </w:tc>
@@ -1459,7 +1459,7 @@
                 <w:sz w:val="18"/>
                 <w:szCs w:val="18"/>
               </w:rPr>
-              <w:t xml:space="preserve">Simulazione dei crediti in arrivo (capitolo Dati per il calcolo dei crediti).</w:t>
+              <w:t xml:space="preserve">Simulazione dei crediti disponibile su richiesta alla Fondazione.</w:t>
             </w:r>
           </w:p>
         </w:tc>
@@ -1529,7 +1529,7 @@
                 <w:sz w:val="18"/>
                 <w:szCs w:val="18"/>
               </w:rPr>
-              <w:t xml:space="preserve">2.0</w:t>
+              <w:t xml:space="preserve">2.1</w:t>
             </w:r>
           </w:p>
         </w:tc>
@@ -1561,7 +1561,7 @@
                 <w:sz w:val="18"/>
                 <w:szCs w:val="18"/>
               </w:rPr>
-              <w:t xml:space="preserve">18/10/2026</w:t>
+              <w:t xml:space="preserve">19/10/2026</w:t>
             </w:r>
           </w:p>
         </w:tc>
@@ -1593,7 +1593,7 @@
                 <w:sz w:val="18"/>
                 <w:szCs w:val="18"/>
               </w:rPr>
-              <w:t xml:space="preserve">Allineamento ai documenti ufficiali del Programma: Rapporto a 7 fasi, feedback pubblico (30 e 20 giorni), stato nel Programma e ID, dati del progetto, un solo account per Organizzazione, ritiro e rientro, conservazione 12 anni, tipologie ufficiali, Schema tariffario, verifica sull'accuratezza; nuovi capitoli Crediti emessi, Reclami, pagina pubblica del Programma.</w:t>
+              <w:t xml:space="preserve">Simulazione dei crediti in arrivo (capitolo Dati per il calcolo dei crediti).</w:t>
             </w:r>
           </w:p>
         </w:tc>
@@ -1663,7 +1663,7 @@
                 <w:sz w:val="18"/>
                 <w:szCs w:val="18"/>
               </w:rPr>
-              <w:t xml:space="preserve">1.9</w:t>
+              <w:t xml:space="preserve">2.0</w:t>
             </w:r>
           </w:p>
         </w:tc>
@@ -1729,7 +1729,7 @@
                 <w:sz w:val="18"/>
                 <w:szCs w:val="18"/>
               </w:rPr>
-              <w:t xml:space="preserve">Rapporti di Monitoraggio con 4 fasi; documenti richiesti per fase; caricamenti solo nelle fasi aperte; osservazioni numerate e notifica di quelle da rispondere; data di conservazione; fascicolo con riepilogo PDF.</w:t>
+              <w:t xml:space="preserve">Allineamento ai documenti ufficiali del Programma: Rapporto a 7 fasi, feedback pubblico (30 e 20 giorni), stato nel Programma e ID, dati del progetto, un solo account per Organizzazione, ritiro e rientro, conservazione 12 anni, tipologie ufficiali, Schema tariffario, verifica sull'accuratezza; nuovi capitoli Crediti emessi, Reclami, pagina pubblica del Programma.</w:t>
             </w:r>
           </w:p>
         </w:tc>
@@ -1799,7 +1799,7 @@
                 <w:sz w:val="18"/>
                 <w:szCs w:val="18"/>
               </w:rPr>
-              <w:t xml:space="preserve">1.8</w:t>
+              <w:t xml:space="preserve">1.9</w:t>
             </w:r>
           </w:p>
         </w:tc>
@@ -1863,7 +1863,7 @@
                 <w:sz w:val="18"/>
                 <w:szCs w:val="18"/>
               </w:rPr>
-              <w:t xml:space="preserve">Nuova tipologia di documento «Rapporto di calcolo dei crediti».</w:t>
+              <w:t xml:space="preserve">Rapporti di Monitoraggio con 4 fasi; documenti richiesti per fase; caricamenti solo nelle fasi aperte; osservazioni numerate e notifica di quelle da rispondere; data di conservazione; fascicolo con riepilogo PDF.</w:t>
             </w:r>
           </w:p>
         </w:tc>
@@ -1933,7 +1933,7 @@
                 <w:sz w:val="18"/>
                 <w:szCs w:val="18"/>
               </w:rPr>
-              <w:t xml:space="preserve">1.7</w:t>
+              <w:t xml:space="preserve">1.8</w:t>
             </w:r>
           </w:p>
         </w:tc>
@@ -1999,7 +1999,7 @@
                 <w:sz w:val="18"/>
                 <w:szCs w:val="18"/>
               </w:rPr>
-              <w:t xml:space="preserve">Dati per il calcolo dei crediti: il file caricato nella pratica è letto direttamente dalla Fondazione; controllo dei dati personali.</w:t>
+              <w:t xml:space="preserve">Nuova tipologia di documento «Rapporto di calcolo dei crediti».</w:t>
             </w:r>
           </w:p>
         </w:tc>
@@ -2069,7 +2069,7 @@
                 <w:sz w:val="18"/>
                 <w:szCs w:val="18"/>
               </w:rPr>
-              <w:t xml:space="preserve">1.6</w:t>
+              <w:t xml:space="preserve">1.7</w:t>
             </w:r>
           </w:p>
         </w:tc>
@@ -2133,7 +2133,7 @@
                 <w:sz w:val="18"/>
                 <w:szCs w:val="18"/>
               </w:rPr>
-              <w:t xml:space="preserve">Messaggi con la Fondazione (nuovo capitolo), note della Fondazione e modelli nelle fasi, Ente di Validazione, avviso sulle pratiche non attive, pagamenti visibili, consultazione sulla pagina pubblica con conferma dell'email ed errata corrige, nuove notifiche.</w:t>
+              <w:t xml:space="preserve">Dati per il calcolo dei crediti: il file caricato nella pratica è letto direttamente dalla Fondazione; controllo dei dati personali.</w:t>
             </w:r>
           </w:p>
         </w:tc>
@@ -2203,7 +2203,7 @@
                 <w:sz w:val="18"/>
                 <w:szCs w:val="18"/>
               </w:rPr>
-              <w:t xml:space="preserve">1.5</w:t>
+              <w:t xml:space="preserve">1.6</w:t>
             </w:r>
           </w:p>
         </w:tc>
@@ -2269,7 +2269,7 @@
                 <w:sz w:val="18"/>
                 <w:szCs w:val="18"/>
               </w:rPr>
-              <w:t xml:space="preserve">Manuale scaricabile anche dalla pagina «I tuoi documenti»; per gli utenti il manuale è disponibile solo in PDF.</w:t>
+              <w:t xml:space="preserve">Messaggi con la Fondazione (nuovo capitolo), note della Fondazione e modelli nelle fasi, Ente di Validazione, avviso sulle pratiche non attive, pagamenti visibili, consultazione sulla pagina pubblica con conferma dell'email ed errata corrige, nuove notifiche.</w:t>
             </w:r>
           </w:p>
         </w:tc>
@@ -2339,7 +2339,7 @@
                 <w:sz w:val="18"/>
                 <w:szCs w:val="18"/>
               </w:rPr>
-              <w:t xml:space="preserve">1.4</w:t>
+              <w:t xml:space="preserve">1.5</w:t>
             </w:r>
           </w:p>
         </w:tc>
@@ -2403,7 +2403,7 @@
                 <w:sz w:val="18"/>
                 <w:szCs w:val="18"/>
               </w:rPr>
-              <w:t xml:space="preserve">Recupero della password: nuova email in italiano dal portale (oggetto e pulsante), limite di una richiesta ogni 2 minuti.</w:t>
+              <w:t xml:space="preserve">Manuale scaricabile anche dalla pagina «I tuoi documenti»; per gli utenti il manuale è disponibile solo in PDF.</w:t>
             </w:r>
           </w:p>
         </w:tc>
@@ -2473,7 +2473,7 @@
                 <w:sz w:val="18"/>
                 <w:szCs w:val="18"/>
               </w:rPr>
-              <w:t xml:space="preserve">1.3</w:t>
+              <w:t xml:space="preserve">1.4</w:t>
             </w:r>
           </w:p>
         </w:tc>
@@ -2539,7 +2539,7 @@
                 <w:sz w:val="18"/>
                 <w:szCs w:val="18"/>
               </w:rPr>
-              <w:t xml:space="preserve">Pagina «Il mio profilo» (account, cambio password, manuale da scaricare).</w:t>
+              <w:t xml:space="preserve">Recupero della password: nuova email in italiano dal portale (oggetto e pulsante), limite di una richiesta ogni 2 minuti.</w:t>
             </w:r>
           </w:p>
         </w:tc>
@@ -2609,7 +2609,7 @@
                 <w:sz w:val="18"/>
                 <w:szCs w:val="18"/>
               </w:rPr>
-              <w:t xml:space="preserve">1.2</w:t>
+              <w:t xml:space="preserve">1.3</w:t>
             </w:r>
           </w:p>
         </w:tc>
@@ -2673,7 +2673,7 @@
                 <w:sz w:val="18"/>
                 <w:szCs w:val="18"/>
               </w:rPr>
-              <w:t xml:space="preserve">Scelta della password al primo accesso, cambio password, recupero della password dimenticata; ritorno alla pratica dopo l'accesso da un link email.</w:t>
+              <w:t xml:space="preserve">Pagina «Il mio profilo» (account, cambio password, manuale da scaricare).</w:t>
             </w:r>
           </w:p>
         </w:tc>
@@ -2743,7 +2743,7 @@
                 <w:sz w:val="18"/>
                 <w:szCs w:val="18"/>
               </w:rPr>
-              <w:t xml:space="preserve">1.1</w:t>
+              <w:t xml:space="preserve">1.2</w:t>
             </w:r>
           </w:p>
         </w:tc>
@@ -2809,7 +2809,7 @@
                 <w:sz w:val="18"/>
                 <w:szCs w:val="18"/>
               </w:rPr>
-              <w:t xml:space="preserve">Voce di menu «Manuale» e pagina di download del manuale (capitolo 2).</w:t>
+              <w:t xml:space="preserve">Scelta della password al primo accesso, cambio password, recupero della password dimenticata; ritorno alla pratica dopo l'accesso da un link email.</w:t>
             </w:r>
           </w:p>
         </w:tc>
@@ -2879,6 +2879,140 @@
                 <w:sz w:val="18"/>
                 <w:szCs w:val="18"/>
               </w:rPr>
+              <w:t xml:space="preserve">1.1</w:t>
+            </w:r>
+          </w:p>
+        </w:tc>
+        <w:tc>
+          <w:tcPr>
+            <w:tcW w:type="dxa" w:w="1300"/>
+            <w:tcBorders>
+              <w:top w:val="single" w:color="D9D4C5" w:sz="4"/>
+              <w:left w:val="single" w:color="D9D4C5" w:sz="4"/>
+              <w:bottom w:val="single" w:color="D9D4C5" w:sz="4"/>
+              <w:right w:val="single" w:color="D9D4C5" w:sz="4"/>
+            </w:tcBorders>
+            <w:tcMar>
+              <w:top w:type="dxa" w:w="70"/>
+              <w:left w:type="dxa" w:w="110"/>
+              <w:bottom w:type="dxa" w:w="70"/>
+              <w:right w:type="dxa" w:w="110"/>
+            </w:tcMar>
+            <w:vAlign w:val="center"/>
+          </w:tcPr>
+          <w:p>
+            <w:pPr>
+              <w:spacing w:after="0" w:before="0"/>
+            </w:pPr>
+            <w:r>
+              <w:rPr>
+                <w:rFonts w:ascii="Arial" w:cs="Arial" w:eastAsia="Arial" w:hAnsi="Arial"/>
+                <w:color w:val="1B2118"/>
+                <w:sz w:val="18"/>
+                <w:szCs w:val="18"/>
+              </w:rPr>
+              <w:t xml:space="preserve">18/10/2026</w:t>
+            </w:r>
+          </w:p>
+        </w:tc>
+        <w:tc>
+          <w:tcPr>
+            <w:tcW w:type="dxa" w:w="5538"/>
+            <w:tcBorders>
+              <w:top w:val="single" w:color="D9D4C5" w:sz="4"/>
+              <w:left w:val="single" w:color="D9D4C5" w:sz="4"/>
+              <w:bottom w:val="single" w:color="D9D4C5" w:sz="4"/>
+              <w:right w:val="single" w:color="D9D4C5" w:sz="4"/>
+            </w:tcBorders>
+            <w:tcMar>
+              <w:top w:type="dxa" w:w="70"/>
+              <w:left w:type="dxa" w:w="110"/>
+              <w:bottom w:type="dxa" w:w="70"/>
+              <w:right w:type="dxa" w:w="110"/>
+            </w:tcMar>
+            <w:vAlign w:val="center"/>
+          </w:tcPr>
+          <w:p>
+            <w:pPr>
+              <w:spacing w:after="0" w:before="0"/>
+            </w:pPr>
+            <w:r>
+              <w:rPr>
+                <w:rFonts w:ascii="Arial" w:cs="Arial" w:eastAsia="Arial" w:hAnsi="Arial"/>
+                <w:color w:val="1B2118"/>
+                <w:sz w:val="18"/>
+                <w:szCs w:val="18"/>
+              </w:rPr>
+              <w:t xml:space="preserve">Voce di menu «Manuale» e pagina di download del manuale (capitolo 2).</w:t>
+            </w:r>
+          </w:p>
+        </w:tc>
+        <w:tc>
+          <w:tcPr>
+            <w:tcW w:type="dxa" w:w="2000"/>
+            <w:tcBorders>
+              <w:top w:val="single" w:color="D9D4C5" w:sz="4"/>
+              <w:left w:val="single" w:color="D9D4C5" w:sz="4"/>
+              <w:bottom w:val="single" w:color="D9D4C5" w:sz="4"/>
+              <w:right w:val="single" w:color="D9D4C5" w:sz="4"/>
+            </w:tcBorders>
+            <w:tcMar>
+              <w:top w:type="dxa" w:w="70"/>
+              <w:left w:type="dxa" w:w="110"/>
+              <w:bottom w:type="dxa" w:w="70"/>
+              <w:right w:type="dxa" w:w="110"/>
+            </w:tcMar>
+            <w:vAlign w:val="center"/>
+          </w:tcPr>
+          <w:p>
+            <w:pPr>
+              <w:spacing w:after="0" w:before="0"/>
+            </w:pPr>
+            <w:r>
+              <w:rPr>
+                <w:rFonts w:ascii="Arial" w:cs="Arial" w:eastAsia="Arial" w:hAnsi="Arial"/>
+                <w:color w:val="1B2118"/>
+                <w:sz w:val="18"/>
+                <w:szCs w:val="18"/>
+              </w:rPr>
+              <w:t xml:space="preserve">Fondazione Operate</w:t>
+            </w:r>
+          </w:p>
+        </w:tc>
+      </w:tr>
+      <w:tr>
+        <w:trPr>
+          <w:cantSplit/>
+        </w:trPr>
+        <w:tc>
+          <w:tcPr>
+            <w:tcW w:type="dxa" w:w="800"/>
+            <w:tcBorders>
+              <w:top w:val="single" w:color="D9D4C5" w:sz="4"/>
+              <w:left w:val="single" w:color="D9D4C5" w:sz="4"/>
+              <w:bottom w:val="single" w:color="D9D4C5" w:sz="4"/>
+              <w:right w:val="single" w:color="D9D4C5" w:sz="4"/>
+            </w:tcBorders>
+            <w:shd w:fill="F6F4EE" w:color="auto" w:val="clear"/>
+            <w:tcMar>
+              <w:top w:type="dxa" w:w="70"/>
+              <w:left w:type="dxa" w:w="110"/>
+              <w:bottom w:type="dxa" w:w="70"/>
+              <w:right w:type="dxa" w:w="110"/>
+            </w:tcMar>
+            <w:vAlign w:val="center"/>
+          </w:tcPr>
+          <w:p>
+            <w:pPr>
+              <w:spacing w:after="0" w:before="0"/>
+            </w:pPr>
+            <w:r>
+              <w:rPr>
+                <w:rFonts w:ascii="Arial" w:cs="Arial" w:eastAsia="Arial" w:hAnsi="Arial"/>
+                <w:color w:val="1B2118"/>
+                <w:sz w:val="18"/>
+                <w:szCs w:val="18"/>
+              </w:rPr>
               <w:t xml:space="preserve">1.0</w:t>
             </w:r>
           </w:p>
@@ -2892,6 +3026,7 @@
               <w:bottom w:val="single" w:color="D9D4C5" w:sz="4"/>
               <w:right w:val="single" w:color="D9D4C5" w:sz="4"/>
             </w:tcBorders>
+            <w:shd w:fill="F6F4EE" w:color="auto" w:val="clear"/>
             <w:tcMar>
               <w:top w:type="dxa" w:w="70"/>
               <w:left w:type="dxa" w:w="110"/>
@@ -2924,6 +3059,7 @@
               <w:bottom w:val="single" w:color="D9D4C5" w:sz="4"/>
               <w:right w:val="single" w:color="D9D4C5" w:sz="4"/>
             </w:tcBorders>
+            <w:shd w:fill="F6F4EE" w:color="auto" w:val="clear"/>
             <w:tcMar>
               <w:top w:type="dxa" w:w="70"/>
               <w:left w:type="dxa" w:w="110"/>
@@ -2956,6 +3092,7 @@
               <w:bottom w:val="single" w:color="D9D4C5" w:sz="4"/>
               <w:right w:val="single" w:color="D9D4C5" w:sz="4"/>
             </w:tcBorders>
+            <w:shd w:fill="F6F4EE" w:color="auto" w:val="clear"/>
             <w:tcMar>
               <w:top w:type="dxa" w:w="70"/>
               <w:left w:type="dxa" w:w="110"/>
@@ -2997,7 +3134,7 @@
           <w:sz w:val="20"/>
           <w:szCs w:val="20"/>
         </w:rPr>
-        <w:t xml:space="preserve">Questo documento descrive il portale alla revisione 2.6 del 19/10/2026. A ogni modifica del portale il manuale viene aggiornato e la revisione incrementata; la versione corrente si scarica dal portale.</w:t>
+        <w:t xml:space="preserve">Questo documento descrive il portale alla revisione 2.7 del 19/10/2026. A ogni modifica del portale il manuale viene aggiornato e la revisione incrementata; la versione corrente si scarica dal portale.</w:t>
       </w:r>
     </w:p>
     <w:p>
@@ -3794,7 +3931,7 @@
         </w:rPr>
         <w:t xml:space="preserve"> un computer o tablet con un browser aggiornato (Chrome, Edge, Firefox, Safari) e le credenziali fornite dalla Fondazione. Indirizzo del portale: </w:t>
       </w:r>
-      <w:hyperlink w:history="1" r:id="rId0ex5owuqehkx-bw5lobkp">
+      <w:hyperlink w:history="1" r:id="rIdt_jsgstngfc_7tb4p5_co">
         <w:r>
           <w:rPr>
             <w:rFonts w:ascii="Arial" w:cs="Arial" w:eastAsia="Arial" w:hAnsi="Arial"/>
@@ -4021,7 +4158,7 @@
         </w:rPr>
         <w:t xml:space="preserve">Aprite </w:t>
       </w:r>
-      <w:hyperlink w:history="1" r:id="rIdg153nxmbs-d5bou22nbwv">
+      <w:hyperlink w:history="1" r:id="rIdvyxf-hxkelwdxlcqfahtr">
         <w:r>
           <w:rPr>
             <w:rFonts w:ascii="Arial" w:cs="Arial" w:eastAsia="Arial" w:hAnsi="Arial"/>
@@ -12290,7 +12427,7 @@
         </w:rPr>
         <w:t xml:space="preserve"> (</w:t>
       </w:r>
-      <w:hyperlink w:history="1" r:id="rIdkrpdfuuvuboxoiygrgblw">
+      <w:hyperlink w:history="1" r:id="rIdaq2ogkltzcj5dnqo5oiys">
         <w:r>
           <w:rPr>
             <w:rFonts w:ascii="Arial" w:cs="Arial" w:eastAsia="Arial" w:hAnsi="Arial"/>
@@ -16002,7 +16139,7 @@
         </w:rPr>
         <w:t xml:space="preserve">, uguale per tutti gli enti. Il modello si scarica dalla pagina pubblica </w:t>
       </w:r>
-      <w:hyperlink w:history="1" r:id="rIdgkvwyie7ww8rvqzfrfctn">
+      <w:hyperlink w:history="1" r:id="rIdiiciykvd4evoyzlvmh8if">
         <w:r>
           <w:rPr>
             <w:rFonts w:ascii="Arial" w:cs="Arial" w:eastAsia="Arial" w:hAnsi="Arial"/>
@@ -18137,7 +18274,7 @@
         </w:rPr>
         <w:t xml:space="preserve"> (</w:t>
       </w:r>
-      <w:hyperlink w:history="1" r:id="rIds9ac3yw9kv-gwgzjkyleq">
+      <w:hyperlink w:history="1" r:id="rId44z25meqmjkgy910bdqve">
         <w:r>
           <w:rPr>
             <w:rFonts w:ascii="Arial" w:cs="Arial" w:eastAsia="Arial" w:hAnsi="Arial"/>
@@ -18585,7 +18722,7 @@
           <w:sz w:val="21"/>
           <w:szCs w:val="21"/>
         </w:rPr>
-        <w:t xml:space="preserve">.</w:t>
+        <w:t xml:space="preserve">. Mentre prepara la risposta compare «Un attimo…»: di solito bastano pochi secondi.</w:t>
       </w:r>
     </w:p>
     <w:p>
@@ -19249,7 +19386,7 @@
         <w:szCs w:val="16"/>
       </w:rPr>
       <w:tab/>
-      <w:t xml:space="preserve">Manuale Utente · Rev. 2.6 · 19/10/2026</w:t>
+      <w:t xml:space="preserve">Manuale Utente · Rev. 2.7 · 19/10/2026</w:t>
     </w:r>
   </w:p>
 </w:hdr>
@@ -19314,7 +19451,7 @@
         <w:szCs w:val="16"/>
       </w:rPr>
       <w:tab/>
-      <w:t xml:space="preserve">Manuale Utente · Rev. 2.6 · 19/10/2026</w:t>
+      <w:t xml:space="preserve">Manuale Utente · Rev. 2.7 · 19/10/2026</w:t>
     </w:r>
   </w:p>
 </w:hdr>

--- a/public/manuali/Manuale_Utente_Portale_CWP.docx
+++ b/public/manuali/Manuale_Utente_Portale_CWP.docx
@@ -302,7 +302,7 @@
                 <w:sz w:val="20"/>
                 <w:szCs w:val="20"/>
               </w:rPr>
-              <w:t xml:space="preserve">Rev. 2.7</w:t>
+              <w:t xml:space="preserve">Rev. 2.8</w:t>
             </w:r>
           </w:p>
         </w:tc>
@@ -365,7 +365,7 @@
                 <w:sz w:val="20"/>
                 <w:szCs w:val="20"/>
               </w:rPr>
-              <w:t xml:space="preserve">19/10/2026</w:t>
+              <w:t xml:space="preserve">20/10/2026</w:t>
             </w:r>
           </w:p>
         </w:tc>
@@ -719,7 +719,7 @@
                 <w:sz w:val="18"/>
                 <w:szCs w:val="18"/>
               </w:rPr>
-              <w:t xml:space="preserve">2.7</w:t>
+              <w:t xml:space="preserve">2.8</w:t>
             </w:r>
           </w:p>
         </w:tc>
@@ -751,7 +751,7 @@
                 <w:sz w:val="18"/>
                 <w:szCs w:val="18"/>
               </w:rPr>
-              <w:t xml:space="preserve">19/10/2026</w:t>
+              <w:t xml:space="preserve">20/10/2026</w:t>
             </w:r>
           </w:p>
         </w:tc>
@@ -783,7 +783,7 @@
                 <w:sz w:val="18"/>
                 <w:szCs w:val="18"/>
               </w:rPr>
-              <w:t xml:space="preserve">Assistente virtuale: messaggio «Un attimo…» durante l'attesa.</w:t>
+              <w:t xml:space="preserve">Nuovo capitolo «Collegamento al portale» (presenza visibile all'Amministratore principale).</w:t>
             </w:r>
           </w:p>
         </w:tc>
@@ -853,7 +853,7 @@
                 <w:sz w:val="18"/>
                 <w:szCs w:val="18"/>
               </w:rPr>
-              <w:t xml:space="preserve">2.6</w:t>
+              <w:t xml:space="preserve">2.7</w:t>
             </w:r>
           </w:p>
         </w:tc>
@@ -919,7 +919,7 @@
                 <w:sz w:val="18"/>
                 <w:szCs w:val="18"/>
               </w:rPr>
-              <w:t xml:space="preserve">Nuovo capitolo «L'assistente virtuale».</w:t>
+              <w:t xml:space="preserve">Assistente virtuale: messaggio «Un attimo…» durante l'attesa.</w:t>
             </w:r>
           </w:p>
         </w:tc>
@@ -989,7 +989,7 @@
                 <w:sz w:val="18"/>
                 <w:szCs w:val="18"/>
               </w:rPr>
-              <w:t xml:space="preserve">2.5</w:t>
+              <w:t xml:space="preserve">2.6</w:t>
             </w:r>
           </w:p>
         </w:tc>
@@ -1053,7 +1053,7 @@
                 <w:sz w:val="18"/>
                 <w:szCs w:val="18"/>
               </w:rPr>
-              <w:t xml:space="preserve">Ordinamento degli elenchi e delle tabelle.</w:t>
+              <w:t xml:space="preserve">Nuovo capitolo «L'assistente virtuale».</w:t>
             </w:r>
           </w:p>
         </w:tc>
@@ -1123,7 +1123,7 @@
                 <w:sz w:val="18"/>
                 <w:szCs w:val="18"/>
               </w:rPr>
-              <w:t xml:space="preserve">2.4</w:t>
+              <w:t xml:space="preserve">2.5</w:t>
             </w:r>
           </w:p>
         </w:tc>
@@ -1189,7 +1189,7 @@
                 <w:sz w:val="18"/>
                 <w:szCs w:val="18"/>
               </w:rPr>
-              <w:t xml:space="preserve">Primo accesso: le credenziali arrivano per email.</w:t>
+              <w:t xml:space="preserve">Ordinamento degli elenchi e delle tabelle.</w:t>
             </w:r>
           </w:p>
         </w:tc>
@@ -1259,7 +1259,7 @@
                 <w:sz w:val="18"/>
                 <w:szCs w:val="18"/>
               </w:rPr>
-              <w:t xml:space="preserve">2.3</w:t>
+              <w:t xml:space="preserve">2.4</w:t>
             </w:r>
           </w:p>
         </w:tc>
@@ -1323,7 +1323,7 @@
                 <w:sz w:val="18"/>
                 <w:szCs w:val="18"/>
               </w:rPr>
-              <w:t xml:space="preserve">Simulazione dei crediti: anche stima economica con costi Caso 1 e Caso 2.</w:t>
+              <w:t xml:space="preserve">Primo accesso: le credenziali arrivano per email.</w:t>
             </w:r>
           </w:p>
         </w:tc>
@@ -1393,7 +1393,7 @@
                 <w:sz w:val="18"/>
                 <w:szCs w:val="18"/>
               </w:rPr>
-              <w:t xml:space="preserve">2.2</w:t>
+              <w:t xml:space="preserve">2.3</w:t>
             </w:r>
           </w:p>
         </w:tc>
@@ -1459,7 +1459,7 @@
                 <w:sz w:val="18"/>
                 <w:szCs w:val="18"/>
               </w:rPr>
-              <w:t xml:space="preserve">Simulazione dei crediti disponibile su richiesta alla Fondazione.</w:t>
+              <w:t xml:space="preserve">Simulazione dei crediti: anche stima economica con costi Caso 1 e Caso 2.</w:t>
             </w:r>
           </w:p>
         </w:tc>
@@ -1529,7 +1529,7 @@
                 <w:sz w:val="18"/>
                 <w:szCs w:val="18"/>
               </w:rPr>
-              <w:t xml:space="preserve">2.1</w:t>
+              <w:t xml:space="preserve">2.2</w:t>
             </w:r>
           </w:p>
         </w:tc>
@@ -1593,7 +1593,7 @@
                 <w:sz w:val="18"/>
                 <w:szCs w:val="18"/>
               </w:rPr>
-              <w:t xml:space="preserve">Simulazione dei crediti in arrivo (capitolo Dati per il calcolo dei crediti).</w:t>
+              <w:t xml:space="preserve">Simulazione dei crediti disponibile su richiesta alla Fondazione.</w:t>
             </w:r>
           </w:p>
         </w:tc>
@@ -1663,7 +1663,7 @@
                 <w:sz w:val="18"/>
                 <w:szCs w:val="18"/>
               </w:rPr>
-              <w:t xml:space="preserve">2.0</w:t>
+              <w:t xml:space="preserve">2.1</w:t>
             </w:r>
           </w:p>
         </w:tc>
@@ -1696,7 +1696,7 @@
                 <w:sz w:val="18"/>
                 <w:szCs w:val="18"/>
               </w:rPr>
-              <w:t xml:space="preserve">18/10/2026</w:t>
+              <w:t xml:space="preserve">19/10/2026</w:t>
             </w:r>
           </w:p>
         </w:tc>
@@ -1729,7 +1729,7 @@
                 <w:sz w:val="18"/>
                 <w:szCs w:val="18"/>
               </w:rPr>
-              <w:t xml:space="preserve">Allineamento ai documenti ufficiali del Programma: Rapporto a 7 fasi, feedback pubblico (30 e 20 giorni), stato nel Programma e ID, dati del progetto, un solo account per Organizzazione, ritiro e rientro, conservazione 12 anni, tipologie ufficiali, Schema tariffario, verifica sull'accuratezza; nuovi capitoli Crediti emessi, Reclami, pagina pubblica del Programma.</w:t>
+              <w:t xml:space="preserve">Simulazione dei crediti in arrivo (capitolo Dati per il calcolo dei crediti).</w:t>
             </w:r>
           </w:p>
         </w:tc>
@@ -1799,7 +1799,7 @@
                 <w:sz w:val="18"/>
                 <w:szCs w:val="18"/>
               </w:rPr>
-              <w:t xml:space="preserve">1.9</w:t>
+              <w:t xml:space="preserve">2.0</w:t>
             </w:r>
           </w:p>
         </w:tc>
@@ -1863,7 +1863,7 @@
                 <w:sz w:val="18"/>
                 <w:szCs w:val="18"/>
               </w:rPr>
-              <w:t xml:space="preserve">Rapporti di Monitoraggio con 4 fasi; documenti richiesti per fase; caricamenti solo nelle fasi aperte; osservazioni numerate e notifica di quelle da rispondere; data di conservazione; fascicolo con riepilogo PDF.</w:t>
+              <w:t xml:space="preserve">Allineamento ai documenti ufficiali del Programma: Rapporto a 7 fasi, feedback pubblico (30 e 20 giorni), stato nel Programma e ID, dati del progetto, un solo account per Organizzazione, ritiro e rientro, conservazione 12 anni, tipologie ufficiali, Schema tariffario, verifica sull'accuratezza; nuovi capitoli Crediti emessi, Reclami, pagina pubblica del Programma.</w:t>
             </w:r>
           </w:p>
         </w:tc>
@@ -1933,7 +1933,7 @@
                 <w:sz w:val="18"/>
                 <w:szCs w:val="18"/>
               </w:rPr>
-              <w:t xml:space="preserve">1.8</w:t>
+              <w:t xml:space="preserve">1.9</w:t>
             </w:r>
           </w:p>
         </w:tc>
@@ -1999,7 +1999,7 @@
                 <w:sz w:val="18"/>
                 <w:szCs w:val="18"/>
               </w:rPr>
-              <w:t xml:space="preserve">Nuova tipologia di documento «Rapporto di calcolo dei crediti».</w:t>
+              <w:t xml:space="preserve">Rapporti di Monitoraggio con 4 fasi; documenti richiesti per fase; caricamenti solo nelle fasi aperte; osservazioni numerate e notifica di quelle da rispondere; data di conservazione; fascicolo con riepilogo PDF.</w:t>
             </w:r>
           </w:p>
         </w:tc>
@@ -2069,7 +2069,7 @@
                 <w:sz w:val="18"/>
                 <w:szCs w:val="18"/>
               </w:rPr>
-              <w:t xml:space="preserve">1.7</w:t>
+              <w:t xml:space="preserve">1.8</w:t>
             </w:r>
           </w:p>
         </w:tc>
@@ -2133,7 +2133,7 @@
                 <w:sz w:val="18"/>
                 <w:szCs w:val="18"/>
               </w:rPr>
-              <w:t xml:space="preserve">Dati per il calcolo dei crediti: il file caricato nella pratica è letto direttamente dalla Fondazione; controllo dei dati personali.</w:t>
+              <w:t xml:space="preserve">Nuova tipologia di documento «Rapporto di calcolo dei crediti».</w:t>
             </w:r>
           </w:p>
         </w:tc>
@@ -2203,7 +2203,7 @@
                 <w:sz w:val="18"/>
                 <w:szCs w:val="18"/>
               </w:rPr>
-              <w:t xml:space="preserve">1.6</w:t>
+              <w:t xml:space="preserve">1.7</w:t>
             </w:r>
           </w:p>
         </w:tc>
@@ -2269,7 +2269,7 @@
                 <w:sz w:val="18"/>
                 <w:szCs w:val="18"/>
               </w:rPr>
-              <w:t xml:space="preserve">Messaggi con la Fondazione (nuovo capitolo), note della Fondazione e modelli nelle fasi, Ente di Validazione, avviso sulle pratiche non attive, pagamenti visibili, consultazione sulla pagina pubblica con conferma dell'email ed errata corrige, nuove notifiche.</w:t>
+              <w:t xml:space="preserve">Dati per il calcolo dei crediti: il file caricato nella pratica è letto direttamente dalla Fondazione; controllo dei dati personali.</w:t>
             </w:r>
           </w:p>
         </w:tc>
@@ -2339,7 +2339,7 @@
                 <w:sz w:val="18"/>
                 <w:szCs w:val="18"/>
               </w:rPr>
-              <w:t xml:space="preserve">1.5</w:t>
+              <w:t xml:space="preserve">1.6</w:t>
             </w:r>
           </w:p>
         </w:tc>
@@ -2403,7 +2403,7 @@
                 <w:sz w:val="18"/>
                 <w:szCs w:val="18"/>
               </w:rPr>
-              <w:t xml:space="preserve">Manuale scaricabile anche dalla pagina «I tuoi documenti»; per gli utenti il manuale è disponibile solo in PDF.</w:t>
+              <w:t xml:space="preserve">Messaggi con la Fondazione (nuovo capitolo), note della Fondazione e modelli nelle fasi, Ente di Validazione, avviso sulle pratiche non attive, pagamenti visibili, consultazione sulla pagina pubblica con conferma dell'email ed errata corrige, nuove notifiche.</w:t>
             </w:r>
           </w:p>
         </w:tc>
@@ -2473,7 +2473,7 @@
                 <w:sz w:val="18"/>
                 <w:szCs w:val="18"/>
               </w:rPr>
-              <w:t xml:space="preserve">1.4</w:t>
+              <w:t xml:space="preserve">1.5</w:t>
             </w:r>
           </w:p>
         </w:tc>
@@ -2539,7 +2539,7 @@
                 <w:sz w:val="18"/>
                 <w:szCs w:val="18"/>
               </w:rPr>
-              <w:t xml:space="preserve">Recupero della password: nuova email in italiano dal portale (oggetto e pulsante), limite di una richiesta ogni 2 minuti.</w:t>
+              <w:t xml:space="preserve">Manuale scaricabile anche dalla pagina «I tuoi documenti»; per gli utenti il manuale è disponibile solo in PDF.</w:t>
             </w:r>
           </w:p>
         </w:tc>
@@ -2609,7 +2609,7 @@
                 <w:sz w:val="18"/>
                 <w:szCs w:val="18"/>
               </w:rPr>
-              <w:t xml:space="preserve">1.3</w:t>
+              <w:t xml:space="preserve">1.4</w:t>
             </w:r>
           </w:p>
         </w:tc>
@@ -2673,7 +2673,7 @@
                 <w:sz w:val="18"/>
                 <w:szCs w:val="18"/>
               </w:rPr>
-              <w:t xml:space="preserve">Pagina «Il mio profilo» (account, cambio password, manuale da scaricare).</w:t>
+              <w:t xml:space="preserve">Recupero della password: nuova email in italiano dal portale (oggetto e pulsante), limite di una richiesta ogni 2 minuti.</w:t>
             </w:r>
           </w:p>
         </w:tc>
@@ -2743,7 +2743,7 @@
                 <w:sz w:val="18"/>
                 <w:szCs w:val="18"/>
               </w:rPr>
-              <w:t xml:space="preserve">1.2</w:t>
+              <w:t xml:space="preserve">1.3</w:t>
             </w:r>
           </w:p>
         </w:tc>
@@ -2809,7 +2809,7 @@
                 <w:sz w:val="18"/>
                 <w:szCs w:val="18"/>
               </w:rPr>
-              <w:t xml:space="preserve">Scelta della password al primo accesso, cambio password, recupero della password dimenticata; ritorno alla pratica dopo l'accesso da un link email.</w:t>
+              <w:t xml:space="preserve">Pagina «Il mio profilo» (account, cambio password, manuale da scaricare).</w:t>
             </w:r>
           </w:p>
         </w:tc>
@@ -2879,7 +2879,7 @@
                 <w:sz w:val="18"/>
                 <w:szCs w:val="18"/>
               </w:rPr>
-              <w:t xml:space="preserve">1.1</w:t>
+              <w:t xml:space="preserve">1.2</w:t>
             </w:r>
           </w:p>
         </w:tc>
@@ -2943,7 +2943,7 @@
                 <w:sz w:val="18"/>
                 <w:szCs w:val="18"/>
               </w:rPr>
-              <w:t xml:space="preserve">Voce di menu «Manuale» e pagina di download del manuale (capitolo 2).</w:t>
+              <w:t xml:space="preserve">Scelta della password al primo accesso, cambio password, recupero della password dimenticata; ritorno alla pratica dopo l'accesso da un link email.</w:t>
             </w:r>
           </w:p>
         </w:tc>
@@ -3013,6 +3013,142 @@
                 <w:sz w:val="18"/>
                 <w:szCs w:val="18"/>
               </w:rPr>
+              <w:t xml:space="preserve">1.1</w:t>
+            </w:r>
+          </w:p>
+        </w:tc>
+        <w:tc>
+          <w:tcPr>
+            <w:tcW w:type="dxa" w:w="1300"/>
+            <w:tcBorders>
+              <w:top w:val="single" w:color="D9D4C5" w:sz="4"/>
+              <w:left w:val="single" w:color="D9D4C5" w:sz="4"/>
+              <w:bottom w:val="single" w:color="D9D4C5" w:sz="4"/>
+              <w:right w:val="single" w:color="D9D4C5" w:sz="4"/>
+            </w:tcBorders>
+            <w:shd w:fill="F6F4EE" w:color="auto" w:val="clear"/>
+            <w:tcMar>
+              <w:top w:type="dxa" w:w="70"/>
+              <w:left w:type="dxa" w:w="110"/>
+              <w:bottom w:type="dxa" w:w="70"/>
+              <w:right w:type="dxa" w:w="110"/>
+            </w:tcMar>
+            <w:vAlign w:val="center"/>
+          </w:tcPr>
+          <w:p>
+            <w:pPr>
+              <w:spacing w:after="0" w:before="0"/>
+            </w:pPr>
+            <w:r>
+              <w:rPr>
+                <w:rFonts w:ascii="Arial" w:cs="Arial" w:eastAsia="Arial" w:hAnsi="Arial"/>
+                <w:color w:val="1B2118"/>
+                <w:sz w:val="18"/>
+                <w:szCs w:val="18"/>
+              </w:rPr>
+              <w:t xml:space="preserve">18/10/2026</w:t>
+            </w:r>
+          </w:p>
+        </w:tc>
+        <w:tc>
+          <w:tcPr>
+            <w:tcW w:type="dxa" w:w="5538"/>
+            <w:tcBorders>
+              <w:top w:val="single" w:color="D9D4C5" w:sz="4"/>
+              <w:left w:val="single" w:color="D9D4C5" w:sz="4"/>
+              <w:bottom w:val="single" w:color="D9D4C5" w:sz="4"/>
+              <w:right w:val="single" w:color="D9D4C5" w:sz="4"/>
+            </w:tcBorders>
+            <w:shd w:fill="F6F4EE" w:color="auto" w:val="clear"/>
+            <w:tcMar>
+              <w:top w:type="dxa" w:w="70"/>
+              <w:left w:type="dxa" w:w="110"/>
+              <w:bottom w:type="dxa" w:w="70"/>
+              <w:right w:type="dxa" w:w="110"/>
+            </w:tcMar>
+            <w:vAlign w:val="center"/>
+          </w:tcPr>
+          <w:p>
+            <w:pPr>
+              <w:spacing w:after="0" w:before="0"/>
+            </w:pPr>
+            <w:r>
+              <w:rPr>
+                <w:rFonts w:ascii="Arial" w:cs="Arial" w:eastAsia="Arial" w:hAnsi="Arial"/>
+                <w:color w:val="1B2118"/>
+                <w:sz w:val="18"/>
+                <w:szCs w:val="18"/>
+              </w:rPr>
+              <w:t xml:space="preserve">Voce di menu «Manuale» e pagina di download del manuale (capitolo 2).</w:t>
+            </w:r>
+          </w:p>
+        </w:tc>
+        <w:tc>
+          <w:tcPr>
+            <w:tcW w:type="dxa" w:w="2000"/>
+            <w:tcBorders>
+              <w:top w:val="single" w:color="D9D4C5" w:sz="4"/>
+              <w:left w:val="single" w:color="D9D4C5" w:sz="4"/>
+              <w:bottom w:val="single" w:color="D9D4C5" w:sz="4"/>
+              <w:right w:val="single" w:color="D9D4C5" w:sz="4"/>
+            </w:tcBorders>
+            <w:shd w:fill="F6F4EE" w:color="auto" w:val="clear"/>
+            <w:tcMar>
+              <w:top w:type="dxa" w:w="70"/>
+              <w:left w:type="dxa" w:w="110"/>
+              <w:bottom w:type="dxa" w:w="70"/>
+              <w:right w:type="dxa" w:w="110"/>
+            </w:tcMar>
+            <w:vAlign w:val="center"/>
+          </w:tcPr>
+          <w:p>
+            <w:pPr>
+              <w:spacing w:after="0" w:before="0"/>
+            </w:pPr>
+            <w:r>
+              <w:rPr>
+                <w:rFonts w:ascii="Arial" w:cs="Arial" w:eastAsia="Arial" w:hAnsi="Arial"/>
+                <w:color w:val="1B2118"/>
+                <w:sz w:val="18"/>
+                <w:szCs w:val="18"/>
+              </w:rPr>
+              <w:t xml:space="preserve">Fondazione Operate</w:t>
+            </w:r>
+          </w:p>
+        </w:tc>
+      </w:tr>
+      <w:tr>
+        <w:trPr>
+          <w:cantSplit/>
+        </w:trPr>
+        <w:tc>
+          <w:tcPr>
+            <w:tcW w:type="dxa" w:w="800"/>
+            <w:tcBorders>
+              <w:top w:val="single" w:color="D9D4C5" w:sz="4"/>
+              <w:left w:val="single" w:color="D9D4C5" w:sz="4"/>
+              <w:bottom w:val="single" w:color="D9D4C5" w:sz="4"/>
+              <w:right w:val="single" w:color="D9D4C5" w:sz="4"/>
+            </w:tcBorders>
+            <w:tcMar>
+              <w:top w:type="dxa" w:w="70"/>
+              <w:left w:type="dxa" w:w="110"/>
+              <w:bottom w:type="dxa" w:w="70"/>
+              <w:right w:type="dxa" w:w="110"/>
+            </w:tcMar>
+            <w:vAlign w:val="center"/>
+          </w:tcPr>
+          <w:p>
+            <w:pPr>
+              <w:spacing w:after="0" w:before="0"/>
+            </w:pPr>
+            <w:r>
+              <w:rPr>
+                <w:rFonts w:ascii="Arial" w:cs="Arial" w:eastAsia="Arial" w:hAnsi="Arial"/>
+                <w:color w:val="1B2118"/>
+                <w:sz w:val="18"/>
+                <w:szCs w:val="18"/>
+              </w:rPr>
               <w:t xml:space="preserve">1.0</w:t>
             </w:r>
           </w:p>
@@ -3026,7 +3162,6 @@
               <w:bottom w:val="single" w:color="D9D4C5" w:sz="4"/>
               <w:right w:val="single" w:color="D9D4C5" w:sz="4"/>
             </w:tcBorders>
-            <w:shd w:fill="F6F4EE" w:color="auto" w:val="clear"/>
             <w:tcMar>
               <w:top w:type="dxa" w:w="70"/>
               <w:left w:type="dxa" w:w="110"/>
@@ -3059,7 +3194,6 @@
               <w:bottom w:val="single" w:color="D9D4C5" w:sz="4"/>
               <w:right w:val="single" w:color="D9D4C5" w:sz="4"/>
             </w:tcBorders>
-            <w:shd w:fill="F6F4EE" w:color="auto" w:val="clear"/>
             <w:tcMar>
               <w:top w:type="dxa" w:w="70"/>
               <w:left w:type="dxa" w:w="110"/>
@@ -3092,7 +3226,6 @@
               <w:bottom w:val="single" w:color="D9D4C5" w:sz="4"/>
               <w:right w:val="single" w:color="D9D4C5" w:sz="4"/>
             </w:tcBorders>
-            <w:shd w:fill="F6F4EE" w:color="auto" w:val="clear"/>
             <w:tcMar>
               <w:top w:type="dxa" w:w="70"/>
               <w:left w:type="dxa" w:w="110"/>
@@ -3134,7 +3267,7 @@
           <w:sz w:val="20"/>
           <w:szCs w:val="20"/>
         </w:rPr>
-        <w:t xml:space="preserve">Questo documento descrive il portale alla revisione 2.7 del 19/10/2026. A ogni modifica del portale il manuale viene aggiornato e la revisione incrementata; la versione corrente si scarica dal portale.</w:t>
+        <w:t xml:space="preserve">Questo documento descrive il portale alla revisione 2.8 del 20/10/2026. A ogni modifica del portale il manuale viene aggiornato e la revisione incrementata; la versione corrente si scarica dal portale.</w:t>
       </w:r>
     </w:p>
     <w:p>
@@ -3640,7 +3773,7 @@
             <w:sz w:val="22"/>
             <w:szCs w:val="22"/>
           </w:rPr>
-          <w:t xml:space="preserve">17.  Domande frequenti</w:t>
+          <w:t xml:space="preserve">17.  Collegamento al portale</w:t>
         </w:r>
         <w:r>
           <w:rPr>
@@ -3656,6 +3789,35 @@
     </w:p>
     <w:p>
       <w:pPr>
+        <w:tabs>
+          <w:tab w:val="right" w:pos="9638" w:leader="dot"/>
+        </w:tabs>
+        <w:spacing w:after="130"/>
+      </w:pPr>
+      <w:hyperlink w:history="1" w:anchor="cap18">
+        <w:r>
+          <w:rPr>
+            <w:rFonts w:ascii="Arial" w:cs="Arial" w:eastAsia="Arial" w:hAnsi="Arial"/>
+            <w:color w:val="1B2118"/>
+            <w:sz w:val="22"/>
+            <w:szCs w:val="22"/>
+          </w:rPr>
+          <w:t xml:space="preserve">18.  Domande frequenti</w:t>
+        </w:r>
+        <w:r>
+          <w:rPr>
+            <w:rFonts w:ascii="Arial" w:cs="Arial" w:eastAsia="Arial" w:hAnsi="Arial"/>
+            <w:color w:val="1B2118"/>
+            <w:sz w:val="22"/>
+            <w:szCs w:val="22"/>
+          </w:rPr>
+          <w:tab/>
+          <w:t xml:space="preserve">24</w:t>
+        </w:r>
+      </w:hyperlink>
+    </w:p>
+    <w:p>
+      <w:pPr>
         <w:sectPr>
           <w:headerReference w:type="default" r:id="rId7"/>
           <w:footerReference w:type="default" r:id="rId8"/>
@@ -3931,7 +4093,7 @@
         </w:rPr>
         <w:t xml:space="preserve"> un computer o tablet con un browser aggiornato (Chrome, Edge, Firefox, Safari) e le credenziali fornite dalla Fondazione. Indirizzo del portale: </w:t>
       </w:r>
-      <w:hyperlink w:history="1" r:id="rIdt_jsgstngfc_7tb4p5_co">
+      <w:hyperlink w:history="1" r:id="rIdbqgxud-sczgvwcp_ursp9">
         <w:r>
           <w:rPr>
             <w:rFonts w:ascii="Arial" w:cs="Arial" w:eastAsia="Arial" w:hAnsi="Arial"/>
@@ -4158,7 +4320,7 @@
         </w:rPr>
         <w:t xml:space="preserve">Aprite </w:t>
       </w:r>
-      <w:hyperlink w:history="1" r:id="rIdvyxf-hxkelwdxlcqfahtr">
+      <w:hyperlink w:history="1" r:id="rIdxu7avidbdxvxmvtpsaakc">
         <w:r>
           <w:rPr>
             <w:rFonts w:ascii="Arial" w:cs="Arial" w:eastAsia="Arial" w:hAnsi="Arial"/>
@@ -12427,7 +12589,7 @@
         </w:rPr>
         <w:t xml:space="preserve"> (</w:t>
       </w:r>
-      <w:hyperlink w:history="1" r:id="rIdaq2ogkltzcj5dnqo5oiys">
+      <w:hyperlink w:history="1" r:id="rIdm4m20-xyu_uzyfatrigqr">
         <w:r>
           <w:rPr>
             <w:rFonts w:ascii="Arial" w:cs="Arial" w:eastAsia="Arial" w:hAnsi="Arial"/>
@@ -16139,7 +16301,7 @@
         </w:rPr>
         <w:t xml:space="preserve">, uguale per tutti gli enti. Il modello si scarica dalla pagina pubblica </w:t>
       </w:r>
-      <w:hyperlink w:history="1" r:id="rIdiiciykvd4evoyzlvmh8if">
+      <w:hyperlink w:history="1" r:id="rIdioonl2f8azn0jgfu4knes">
         <w:r>
           <w:rPr>
             <w:rFonts w:ascii="Arial" w:cs="Arial" w:eastAsia="Arial" w:hAnsi="Arial"/>
@@ -18274,7 +18436,7 @@
         </w:rPr>
         <w:t xml:space="preserve"> (</w:t>
       </w:r>
-      <w:hyperlink w:history="1" r:id="rId44z25meqmjkgy910bdqve">
+      <w:hyperlink w:history="1" r:id="rIdxlstfywnz173smn7hysza">
         <w:r>
           <w:rPr>
             <w:rFonts w:ascii="Arial" w:cs="Arial" w:eastAsia="Arial" w:hAnsi="Arial"/>
@@ -18842,7 +19004,104 @@
           <w:sz w:val="34"/>
           <w:szCs w:val="34"/>
         </w:rPr>
-        <w:t xml:space="preserve">17. Domande frequenti</w:t>
+        <w:t xml:space="preserve">17. Collegamento al portale</w:t>
+      </w:r>
+      <w:bookmarkEnd w:id="1"/>
+    </w:p>
+    <w:p>
+      <w:pPr>
+        <w:spacing w:after="140" w:line="300"/>
+      </w:pPr>
+      <w:r>
+        <w:rPr>
+          <w:rFonts w:ascii="Arial" w:cs="Arial" w:eastAsia="Arial" w:hAnsi="Arial"/>
+          <w:color w:val="1B2118"/>
+          <w:sz w:val="21"/>
+          <w:szCs w:val="21"/>
+        </w:rPr>
+        <w:t xml:space="preserve">Mentre avete il portale aperto, il portale registra </w:t>
+      </w:r>
+      <w:r>
+        <w:rPr>
+          <w:rFonts w:ascii="Arial" w:cs="Arial" w:eastAsia="Arial" w:hAnsi="Arial"/>
+          <w:b/>
+          <w:bCs/>
+          <w:color w:val="1B2118"/>
+          <w:sz w:val="21"/>
+          <w:szCs w:val="21"/>
+        </w:rPr>
+        <w:t xml:space="preserve">quando</w:t>
+      </w:r>
+      <w:r>
+        <w:rPr>
+          <w:rFonts w:ascii="Arial" w:cs="Arial" w:eastAsia="Arial" w:hAnsi="Arial"/>
+          <w:color w:val="1B2118"/>
+          <w:sz w:val="21"/>
+          <w:szCs w:val="21"/>
+        </w:rPr>
+        <w:t xml:space="preserve"> siete collegati e </w:t>
+      </w:r>
+      <w:r>
+        <w:rPr>
+          <w:rFonts w:ascii="Arial" w:cs="Arial" w:eastAsia="Arial" w:hAnsi="Arial"/>
+          <w:b/>
+          <w:bCs/>
+          <w:color w:val="1B2118"/>
+          <w:sz w:val="21"/>
+          <w:szCs w:val="21"/>
+        </w:rPr>
+        <w:t xml:space="preserve">quale pagina</w:t>
+      </w:r>
+      <w:r>
+        <w:rPr>
+          <w:rFonts w:ascii="Arial" w:cs="Arial" w:eastAsia="Arial" w:hAnsi="Arial"/>
+          <w:color w:val="1B2118"/>
+          <w:sz w:val="21"/>
+          <w:szCs w:val="21"/>
+        </w:rPr>
+        <w:t xml:space="preserve"> state guardando. Si conserva solo l'ultimo collegamento di ciascun utente (nessuno storico e nessun indirizzo di rete) e lo vede soltanto l'Amministratore principale della Fondazione, per sapere chi è collegato in quel momento. Con </w:t>
+      </w:r>
+      <w:r>
+        <w:rPr>
+          <w:rFonts w:ascii="Arial" w:cs="Arial" w:eastAsia="Arial" w:hAnsi="Arial"/>
+          <w:b/>
+          <w:bCs/>
+          <w:color w:val="1B2118"/>
+          <w:sz w:val="21"/>
+          <w:szCs w:val="21"/>
+        </w:rPr>
+        <w:t xml:space="preserve">Esci</w:t>
+      </w:r>
+      <w:r>
+        <w:rPr>
+          <w:rFonts w:ascii="Arial" w:cs="Arial" w:eastAsia="Arial" w:hAnsi="Arial"/>
+          <w:color w:val="1B2118"/>
+          <w:sz w:val="21"/>
+          <w:szCs w:val="21"/>
+        </w:rPr>
+        <w:t xml:space="preserve"> risultate subito non collegati.</w:t>
+      </w:r>
+    </w:p>
+    <w:p>
+      <w:pPr>
+        <w:pStyle w:val="Heading1"/>
+        <w:pageBreakBefore/>
+        <w:pBdr>
+          <w:bottom w:val="single" w:color="2F5D3A" w:sz="12" w:space="6"/>
+        </w:pBdr>
+        <w:spacing w:after="240" w:before="0"/>
+      </w:pPr>
+      <w:bookmarkStart w:name="cap18" w:id="1"/>
+      <w:r>
+        <w:rPr>
+          <w:rFonts w:ascii="Arial" w:cs="Arial" w:eastAsia="Arial" w:hAnsi="Arial"/>
+          <w:b/>
+          <w:bCs/>
+          <w:color w:val="2F5D3A"/>
+          <w:sz w:val="34"/>
+          <w:szCs w:val="34"/>
+        </w:rPr>
+        <w:t xml:space="preserve">18. Domande frequenti</w:t>
       </w:r>
       <w:bookmarkEnd w:id="1"/>
     </w:p>
@@ -19386,7 +19645,7 @@
         <w:szCs w:val="16"/>
       </w:rPr>
       <w:tab/>
-      <w:t xml:space="preserve">Manuale Utente · Rev. 2.7 · 19/10/2026</w:t>
+      <w:t xml:space="preserve">Manuale Utente · Rev. 2.8 · 20/10/2026</w:t>
     </w:r>
   </w:p>
 </w:hdr>
@@ -19451,7 +19710,7 @@
         <w:szCs w:val="16"/>
       </w:rPr>
       <w:tab/>
-      <w:t xml:space="preserve">Manuale Utente · Rev. 2.7 · 19/10/2026</w:t>
+      <w:t xml:space="preserve">Manuale Utente · Rev. 2.8 · 20/10/2026</w:t>
     </w:r>
   </w:p>
 </w:hdr>

--- a/public/manuali/Manuale_Utente_Portale_CWP.docx
+++ b/public/manuali/Manuale_Utente_Portale_CWP.docx
@@ -302,7 +302,7 @@
                 <w:sz w:val="20"/>
                 <w:szCs w:val="20"/>
               </w:rPr>
-              <w:t xml:space="preserve">Rev. 2.8</w:t>
+              <w:t xml:space="preserve">Rev. 2.9</w:t>
             </w:r>
           </w:p>
         </w:tc>
@@ -719,7 +719,7 @@
                 <w:sz w:val="18"/>
                 <w:szCs w:val="18"/>
               </w:rPr>
-              <w:t xml:space="preserve">2.8</w:t>
+              <w:t xml:space="preserve">2.9</w:t>
             </w:r>
           </w:p>
         </w:tc>
@@ -783,7 +783,7 @@
                 <w:sz w:val="18"/>
                 <w:szCs w:val="18"/>
               </w:rPr>
-              <w:t xml:space="preserve">Nuovo capitolo «Collegamento al portale» (presenza visibile all'Amministratore principale).</w:t>
+              <w:t xml:space="preserve">Collegamento al portale: registro degli accessi e delle operazioni.</w:t>
             </w:r>
           </w:p>
         </w:tc>
@@ -853,7 +853,7 @@
                 <w:sz w:val="18"/>
                 <w:szCs w:val="18"/>
               </w:rPr>
-              <w:t xml:space="preserve">2.7</w:t>
+              <w:t xml:space="preserve">2.8</w:t>
             </w:r>
           </w:p>
         </w:tc>
@@ -886,7 +886,7 @@
                 <w:sz w:val="18"/>
                 <w:szCs w:val="18"/>
               </w:rPr>
-              <w:t xml:space="preserve">19/10/2026</w:t>
+              <w:t xml:space="preserve">20/10/2026</w:t>
             </w:r>
           </w:p>
         </w:tc>
@@ -919,7 +919,7 @@
                 <w:sz w:val="18"/>
                 <w:szCs w:val="18"/>
               </w:rPr>
-              <w:t xml:space="preserve">Assistente virtuale: messaggio «Un attimo…» durante l'attesa.</w:t>
+              <w:t xml:space="preserve">Nuovo capitolo «Collegamento al portale» (presenza visibile all'Amministratore principale).</w:t>
             </w:r>
           </w:p>
         </w:tc>
@@ -989,7 +989,7 @@
                 <w:sz w:val="18"/>
                 <w:szCs w:val="18"/>
               </w:rPr>
-              <w:t xml:space="preserve">2.6</w:t>
+              <w:t xml:space="preserve">2.7</w:t>
             </w:r>
           </w:p>
         </w:tc>
@@ -1053,7 +1053,7 @@
                 <w:sz w:val="18"/>
                 <w:szCs w:val="18"/>
               </w:rPr>
-              <w:t xml:space="preserve">Nuovo capitolo «L'assistente virtuale».</w:t>
+              <w:t xml:space="preserve">Assistente virtuale: messaggio «Un attimo…» durante l'attesa.</w:t>
             </w:r>
           </w:p>
         </w:tc>
@@ -1123,7 +1123,7 @@
                 <w:sz w:val="18"/>
                 <w:szCs w:val="18"/>
               </w:rPr>
-              <w:t xml:space="preserve">2.5</w:t>
+              <w:t xml:space="preserve">2.6</w:t>
             </w:r>
           </w:p>
         </w:tc>
@@ -1189,7 +1189,7 @@
                 <w:sz w:val="18"/>
                 <w:szCs w:val="18"/>
               </w:rPr>
-              <w:t xml:space="preserve">Ordinamento degli elenchi e delle tabelle.</w:t>
+              <w:t xml:space="preserve">Nuovo capitolo «L'assistente virtuale».</w:t>
             </w:r>
           </w:p>
         </w:tc>
@@ -1259,7 +1259,7 @@
                 <w:sz w:val="18"/>
                 <w:szCs w:val="18"/>
               </w:rPr>
-              <w:t xml:space="preserve">2.4</w:t>
+              <w:t xml:space="preserve">2.5</w:t>
             </w:r>
           </w:p>
         </w:tc>
@@ -1323,7 +1323,7 @@
                 <w:sz w:val="18"/>
                 <w:szCs w:val="18"/>
               </w:rPr>
-              <w:t xml:space="preserve">Primo accesso: le credenziali arrivano per email.</w:t>
+              <w:t xml:space="preserve">Ordinamento degli elenchi e delle tabelle.</w:t>
             </w:r>
           </w:p>
         </w:tc>
@@ -1393,7 +1393,7 @@
                 <w:sz w:val="18"/>
                 <w:szCs w:val="18"/>
               </w:rPr>
-              <w:t xml:space="preserve">2.3</w:t>
+              <w:t xml:space="preserve">2.4</w:t>
             </w:r>
           </w:p>
         </w:tc>
@@ -1459,7 +1459,7 @@
                 <w:sz w:val="18"/>
                 <w:szCs w:val="18"/>
               </w:rPr>
-              <w:t xml:space="preserve">Simulazione dei crediti: anche stima economica con costi Caso 1 e Caso 2.</w:t>
+              <w:t xml:space="preserve">Primo accesso: le credenziali arrivano per email.</w:t>
             </w:r>
           </w:p>
         </w:tc>
@@ -1529,7 +1529,7 @@
                 <w:sz w:val="18"/>
                 <w:szCs w:val="18"/>
               </w:rPr>
-              <w:t xml:space="preserve">2.2</w:t>
+              <w:t xml:space="preserve">2.3</w:t>
             </w:r>
           </w:p>
         </w:tc>
@@ -1593,7 +1593,7 @@
                 <w:sz w:val="18"/>
                 <w:szCs w:val="18"/>
               </w:rPr>
-              <w:t xml:space="preserve">Simulazione dei crediti disponibile su richiesta alla Fondazione.</w:t>
+              <w:t xml:space="preserve">Simulazione dei crediti: anche stima economica con costi Caso 1 e Caso 2.</w:t>
             </w:r>
           </w:p>
         </w:tc>
@@ -1663,7 +1663,7 @@
                 <w:sz w:val="18"/>
                 <w:szCs w:val="18"/>
               </w:rPr>
-              <w:t xml:space="preserve">2.1</w:t>
+              <w:t xml:space="preserve">2.2</w:t>
             </w:r>
           </w:p>
         </w:tc>
@@ -1729,7 +1729,7 @@
                 <w:sz w:val="18"/>
                 <w:szCs w:val="18"/>
               </w:rPr>
-              <w:t xml:space="preserve">Simulazione dei crediti in arrivo (capitolo Dati per il calcolo dei crediti).</w:t>
+              <w:t xml:space="preserve">Simulazione dei crediti disponibile su richiesta alla Fondazione.</w:t>
             </w:r>
           </w:p>
         </w:tc>
@@ -1799,7 +1799,7 @@
                 <w:sz w:val="18"/>
                 <w:szCs w:val="18"/>
               </w:rPr>
-              <w:t xml:space="preserve">2.0</w:t>
+              <w:t xml:space="preserve">2.1</w:t>
             </w:r>
           </w:p>
         </w:tc>
@@ -1831,7 +1831,7 @@
                 <w:sz w:val="18"/>
                 <w:szCs w:val="18"/>
               </w:rPr>
-              <w:t xml:space="preserve">18/10/2026</w:t>
+              <w:t xml:space="preserve">19/10/2026</w:t>
             </w:r>
           </w:p>
         </w:tc>
@@ -1863,7 +1863,7 @@
                 <w:sz w:val="18"/>
                 <w:szCs w:val="18"/>
               </w:rPr>
-              <w:t xml:space="preserve">Allineamento ai documenti ufficiali del Programma: Rapporto a 7 fasi, feedback pubblico (30 e 20 giorni), stato nel Programma e ID, dati del progetto, un solo account per Organizzazione, ritiro e rientro, conservazione 12 anni, tipologie ufficiali, Schema tariffario, verifica sull'accuratezza; nuovi capitoli Crediti emessi, Reclami, pagina pubblica del Programma.</w:t>
+              <w:t xml:space="preserve">Simulazione dei crediti in arrivo (capitolo Dati per il calcolo dei crediti).</w:t>
             </w:r>
           </w:p>
         </w:tc>
@@ -1933,7 +1933,7 @@
                 <w:sz w:val="18"/>
                 <w:szCs w:val="18"/>
               </w:rPr>
-              <w:t xml:space="preserve">1.9</w:t>
+              <w:t xml:space="preserve">2.0</w:t>
             </w:r>
           </w:p>
         </w:tc>
@@ -1999,7 +1999,7 @@
                 <w:sz w:val="18"/>
                 <w:szCs w:val="18"/>
               </w:rPr>
-              <w:t xml:space="preserve">Rapporti di Monitoraggio con 4 fasi; documenti richiesti per fase; caricamenti solo nelle fasi aperte; osservazioni numerate e notifica di quelle da rispondere; data di conservazione; fascicolo con riepilogo PDF.</w:t>
+              <w:t xml:space="preserve">Allineamento ai documenti ufficiali del Programma: Rapporto a 7 fasi, feedback pubblico (30 e 20 giorni), stato nel Programma e ID, dati del progetto, un solo account per Organizzazione, ritiro e rientro, conservazione 12 anni, tipologie ufficiali, Schema tariffario, verifica sull'accuratezza; nuovi capitoli Crediti emessi, Reclami, pagina pubblica del Programma.</w:t>
             </w:r>
           </w:p>
         </w:tc>
@@ -2069,7 +2069,7 @@
                 <w:sz w:val="18"/>
                 <w:szCs w:val="18"/>
               </w:rPr>
-              <w:t xml:space="preserve">1.8</w:t>
+              <w:t xml:space="preserve">1.9</w:t>
             </w:r>
           </w:p>
         </w:tc>
@@ -2133,7 +2133,7 @@
                 <w:sz w:val="18"/>
                 <w:szCs w:val="18"/>
               </w:rPr>
-              <w:t xml:space="preserve">Nuova tipologia di documento «Rapporto di calcolo dei crediti».</w:t>
+              <w:t xml:space="preserve">Rapporti di Monitoraggio con 4 fasi; documenti richiesti per fase; caricamenti solo nelle fasi aperte; osservazioni numerate e notifica di quelle da rispondere; data di conservazione; fascicolo con riepilogo PDF.</w:t>
             </w:r>
           </w:p>
         </w:tc>
@@ -2203,7 +2203,7 @@
                 <w:sz w:val="18"/>
                 <w:szCs w:val="18"/>
               </w:rPr>
-              <w:t xml:space="preserve">1.7</w:t>
+              <w:t xml:space="preserve">1.8</w:t>
             </w:r>
           </w:p>
         </w:tc>
@@ -2269,7 +2269,7 @@
                 <w:sz w:val="18"/>
                 <w:szCs w:val="18"/>
               </w:rPr>
-              <w:t xml:space="preserve">Dati per il calcolo dei crediti: il file caricato nella pratica è letto direttamente dalla Fondazione; controllo dei dati personali.</w:t>
+              <w:t xml:space="preserve">Nuova tipologia di documento «Rapporto di calcolo dei crediti».</w:t>
             </w:r>
           </w:p>
         </w:tc>
@@ -2339,7 +2339,7 @@
                 <w:sz w:val="18"/>
                 <w:szCs w:val="18"/>
               </w:rPr>
-              <w:t xml:space="preserve">1.6</w:t>
+              <w:t xml:space="preserve">1.7</w:t>
             </w:r>
           </w:p>
         </w:tc>
@@ -2403,7 +2403,7 @@
                 <w:sz w:val="18"/>
                 <w:szCs w:val="18"/>
               </w:rPr>
-              <w:t xml:space="preserve">Messaggi con la Fondazione (nuovo capitolo), note della Fondazione e modelli nelle fasi, Ente di Validazione, avviso sulle pratiche non attive, pagamenti visibili, consultazione sulla pagina pubblica con conferma dell'email ed errata corrige, nuove notifiche.</w:t>
+              <w:t xml:space="preserve">Dati per il calcolo dei crediti: il file caricato nella pratica è letto direttamente dalla Fondazione; controllo dei dati personali.</w:t>
             </w:r>
           </w:p>
         </w:tc>
@@ -2473,7 +2473,7 @@
                 <w:sz w:val="18"/>
                 <w:szCs w:val="18"/>
               </w:rPr>
-              <w:t xml:space="preserve">1.5</w:t>
+              <w:t xml:space="preserve">1.6</w:t>
             </w:r>
           </w:p>
         </w:tc>
@@ -2539,7 +2539,7 @@
                 <w:sz w:val="18"/>
                 <w:szCs w:val="18"/>
               </w:rPr>
-              <w:t xml:space="preserve">Manuale scaricabile anche dalla pagina «I tuoi documenti»; per gli utenti il manuale è disponibile solo in PDF.</w:t>
+              <w:t xml:space="preserve">Messaggi con la Fondazione (nuovo capitolo), note della Fondazione e modelli nelle fasi, Ente di Validazione, avviso sulle pratiche non attive, pagamenti visibili, consultazione sulla pagina pubblica con conferma dell'email ed errata corrige, nuove notifiche.</w:t>
             </w:r>
           </w:p>
         </w:tc>
@@ -2609,7 +2609,7 @@
                 <w:sz w:val="18"/>
                 <w:szCs w:val="18"/>
               </w:rPr>
-              <w:t xml:space="preserve">1.4</w:t>
+              <w:t xml:space="preserve">1.5</w:t>
             </w:r>
           </w:p>
         </w:tc>
@@ -2673,7 +2673,7 @@
                 <w:sz w:val="18"/>
                 <w:szCs w:val="18"/>
               </w:rPr>
-              <w:t xml:space="preserve">Recupero della password: nuova email in italiano dal portale (oggetto e pulsante), limite di una richiesta ogni 2 minuti.</w:t>
+              <w:t xml:space="preserve">Manuale scaricabile anche dalla pagina «I tuoi documenti»; per gli utenti il manuale è disponibile solo in PDF.</w:t>
             </w:r>
           </w:p>
         </w:tc>
@@ -2743,7 +2743,7 @@
                 <w:sz w:val="18"/>
                 <w:szCs w:val="18"/>
               </w:rPr>
-              <w:t xml:space="preserve">1.3</w:t>
+              <w:t xml:space="preserve">1.4</w:t>
             </w:r>
           </w:p>
         </w:tc>
@@ -2809,7 +2809,7 @@
                 <w:sz w:val="18"/>
                 <w:szCs w:val="18"/>
               </w:rPr>
-              <w:t xml:space="preserve">Pagina «Il mio profilo» (account, cambio password, manuale da scaricare).</w:t>
+              <w:t xml:space="preserve">Recupero della password: nuova email in italiano dal portale (oggetto e pulsante), limite di una richiesta ogni 2 minuti.</w:t>
             </w:r>
           </w:p>
         </w:tc>
@@ -2879,7 +2879,7 @@
                 <w:sz w:val="18"/>
                 <w:szCs w:val="18"/>
               </w:rPr>
-              <w:t xml:space="preserve">1.2</w:t>
+              <w:t xml:space="preserve">1.3</w:t>
             </w:r>
           </w:p>
         </w:tc>
@@ -2943,7 +2943,7 @@
                 <w:sz w:val="18"/>
                 <w:szCs w:val="18"/>
               </w:rPr>
-              <w:t xml:space="preserve">Scelta della password al primo accesso, cambio password, recupero della password dimenticata; ritorno alla pratica dopo l'accesso da un link email.</w:t>
+              <w:t xml:space="preserve">Pagina «Il mio profilo» (account, cambio password, manuale da scaricare).</w:t>
             </w:r>
           </w:p>
         </w:tc>
@@ -3013,7 +3013,7 @@
                 <w:sz w:val="18"/>
                 <w:szCs w:val="18"/>
               </w:rPr>
-              <w:t xml:space="preserve">1.1</w:t>
+              <w:t xml:space="preserve">1.2</w:t>
             </w:r>
           </w:p>
         </w:tc>
@@ -3079,7 +3079,7 @@
                 <w:sz w:val="18"/>
                 <w:szCs w:val="18"/>
               </w:rPr>
-              <w:t xml:space="preserve">Voce di menu «Manuale» e pagina di download del manuale (capitolo 2).</w:t>
+              <w:t xml:space="preserve">Scelta della password al primo accesso, cambio password, recupero della password dimenticata; ritorno alla pratica dopo l'accesso da un link email.</w:t>
             </w:r>
           </w:p>
         </w:tc>
@@ -3149,6 +3149,140 @@
                 <w:sz w:val="18"/>
                 <w:szCs w:val="18"/>
               </w:rPr>
+              <w:t xml:space="preserve">1.1</w:t>
+            </w:r>
+          </w:p>
+        </w:tc>
+        <w:tc>
+          <w:tcPr>
+            <w:tcW w:type="dxa" w:w="1300"/>
+            <w:tcBorders>
+              <w:top w:val="single" w:color="D9D4C5" w:sz="4"/>
+              <w:left w:val="single" w:color="D9D4C5" w:sz="4"/>
+              <w:bottom w:val="single" w:color="D9D4C5" w:sz="4"/>
+              <w:right w:val="single" w:color="D9D4C5" w:sz="4"/>
+            </w:tcBorders>
+            <w:tcMar>
+              <w:top w:type="dxa" w:w="70"/>
+              <w:left w:type="dxa" w:w="110"/>
+              <w:bottom w:type="dxa" w:w="70"/>
+              <w:right w:type="dxa" w:w="110"/>
+            </w:tcMar>
+            <w:vAlign w:val="center"/>
+          </w:tcPr>
+          <w:p>
+            <w:pPr>
+              <w:spacing w:after="0" w:before="0"/>
+            </w:pPr>
+            <w:r>
+              <w:rPr>
+                <w:rFonts w:ascii="Arial" w:cs="Arial" w:eastAsia="Arial" w:hAnsi="Arial"/>
+                <w:color w:val="1B2118"/>
+                <w:sz w:val="18"/>
+                <w:szCs w:val="18"/>
+              </w:rPr>
+              <w:t xml:space="preserve">18/10/2026</w:t>
+            </w:r>
+          </w:p>
+        </w:tc>
+        <w:tc>
+          <w:tcPr>
+            <w:tcW w:type="dxa" w:w="5538"/>
+            <w:tcBorders>
+              <w:top w:val="single" w:color="D9D4C5" w:sz="4"/>
+              <w:left w:val="single" w:color="D9D4C5" w:sz="4"/>
+              <w:bottom w:val="single" w:color="D9D4C5" w:sz="4"/>
+              <w:right w:val="single" w:color="D9D4C5" w:sz="4"/>
+            </w:tcBorders>
+            <w:tcMar>
+              <w:top w:type="dxa" w:w="70"/>
+              <w:left w:type="dxa" w:w="110"/>
+              <w:bottom w:type="dxa" w:w="70"/>
+              <w:right w:type="dxa" w:w="110"/>
+            </w:tcMar>
+            <w:vAlign w:val="center"/>
+          </w:tcPr>
+          <w:p>
+            <w:pPr>
+              <w:spacing w:after="0" w:before="0"/>
+            </w:pPr>
+            <w:r>
+              <w:rPr>
+                <w:rFonts w:ascii="Arial" w:cs="Arial" w:eastAsia="Arial" w:hAnsi="Arial"/>
+                <w:color w:val="1B2118"/>
+                <w:sz w:val="18"/>
+                <w:szCs w:val="18"/>
+              </w:rPr>
+              <w:t xml:space="preserve">Voce di menu «Manuale» e pagina di download del manuale (capitolo 2).</w:t>
+            </w:r>
+          </w:p>
+        </w:tc>
+        <w:tc>
+          <w:tcPr>
+            <w:tcW w:type="dxa" w:w="2000"/>
+            <w:tcBorders>
+              <w:top w:val="single" w:color="D9D4C5" w:sz="4"/>
+              <w:left w:val="single" w:color="D9D4C5" w:sz="4"/>
+              <w:bottom w:val="single" w:color="D9D4C5" w:sz="4"/>
+              <w:right w:val="single" w:color="D9D4C5" w:sz="4"/>
+            </w:tcBorders>
+            <w:tcMar>
+              <w:top w:type="dxa" w:w="70"/>
+              <w:left w:type="dxa" w:w="110"/>
+              <w:bottom w:type="dxa" w:w="70"/>
+              <w:right w:type="dxa" w:w="110"/>
+            </w:tcMar>
+            <w:vAlign w:val="center"/>
+          </w:tcPr>
+          <w:p>
+            <w:pPr>
+              <w:spacing w:after="0" w:before="0"/>
+            </w:pPr>
+            <w:r>
+              <w:rPr>
+                <w:rFonts w:ascii="Arial" w:cs="Arial" w:eastAsia="Arial" w:hAnsi="Arial"/>
+                <w:color w:val="1B2118"/>
+                <w:sz w:val="18"/>
+                <w:szCs w:val="18"/>
+              </w:rPr>
+              <w:t xml:space="preserve">Fondazione Operate</w:t>
+            </w:r>
+          </w:p>
+        </w:tc>
+      </w:tr>
+      <w:tr>
+        <w:trPr>
+          <w:cantSplit/>
+        </w:trPr>
+        <w:tc>
+          <w:tcPr>
+            <w:tcW w:type="dxa" w:w="800"/>
+            <w:tcBorders>
+              <w:top w:val="single" w:color="D9D4C5" w:sz="4"/>
+              <w:left w:val="single" w:color="D9D4C5" w:sz="4"/>
+              <w:bottom w:val="single" w:color="D9D4C5" w:sz="4"/>
+              <w:right w:val="single" w:color="D9D4C5" w:sz="4"/>
+            </w:tcBorders>
+            <w:shd w:fill="F6F4EE" w:color="auto" w:val="clear"/>
+            <w:tcMar>
+              <w:top w:type="dxa" w:w="70"/>
+              <w:left w:type="dxa" w:w="110"/>
+              <w:bottom w:type="dxa" w:w="70"/>
+              <w:right w:type="dxa" w:w="110"/>
+            </w:tcMar>
+            <w:vAlign w:val="center"/>
+          </w:tcPr>
+          <w:p>
+            <w:pPr>
+              <w:spacing w:after="0" w:before="0"/>
+            </w:pPr>
+            <w:r>
+              <w:rPr>
+                <w:rFonts w:ascii="Arial" w:cs="Arial" w:eastAsia="Arial" w:hAnsi="Arial"/>
+                <w:color w:val="1B2118"/>
+                <w:sz w:val="18"/>
+                <w:szCs w:val="18"/>
+              </w:rPr>
               <w:t xml:space="preserve">1.0</w:t>
             </w:r>
           </w:p>
@@ -3162,6 +3296,7 @@
               <w:bottom w:val="single" w:color="D9D4C5" w:sz="4"/>
               <w:right w:val="single" w:color="D9D4C5" w:sz="4"/>
             </w:tcBorders>
+            <w:shd w:fill="F6F4EE" w:color="auto" w:val="clear"/>
             <w:tcMar>
               <w:top w:type="dxa" w:w="70"/>
               <w:left w:type="dxa" w:w="110"/>
@@ -3194,6 +3329,7 @@
               <w:bottom w:val="single" w:color="D9D4C5" w:sz="4"/>
               <w:right w:val="single" w:color="D9D4C5" w:sz="4"/>
             </w:tcBorders>
+            <w:shd w:fill="F6F4EE" w:color="auto" w:val="clear"/>
             <w:tcMar>
               <w:top w:type="dxa" w:w="70"/>
               <w:left w:type="dxa" w:w="110"/>
@@ -3226,6 +3362,7 @@
               <w:bottom w:val="single" w:color="D9D4C5" w:sz="4"/>
               <w:right w:val="single" w:color="D9D4C5" w:sz="4"/>
             </w:tcBorders>
+            <w:shd w:fill="F6F4EE" w:color="auto" w:val="clear"/>
             <w:tcMar>
               <w:top w:type="dxa" w:w="70"/>
               <w:left w:type="dxa" w:w="110"/>
@@ -3267,7 +3404,7 @@
           <w:sz w:val="20"/>
           <w:szCs w:val="20"/>
         </w:rPr>
-        <w:t xml:space="preserve">Questo documento descrive il portale alla revisione 2.8 del 20/10/2026. A ogni modifica del portale il manuale viene aggiornato e la revisione incrementata; la versione corrente si scarica dal portale.</w:t>
+        <w:t xml:space="preserve">Questo documento descrive il portale alla revisione 2.9 del 20/10/2026. A ogni modifica del portale il manuale viene aggiornato e la revisione incrementata; la versione corrente si scarica dal portale.</w:t>
       </w:r>
     </w:p>
     <w:p>
@@ -3319,7 +3456,7 @@
             <w:szCs w:val="22"/>
           </w:rPr>
           <w:tab/>
-          <w:t xml:space="preserve">4</w:t>
+          <w:t xml:space="preserve">5</w:t>
         </w:r>
       </w:hyperlink>
     </w:p>
@@ -3348,7 +3485,7 @@
             <w:szCs w:val="22"/>
           </w:rPr>
           <w:tab/>
-          <w:t xml:space="preserve">5</w:t>
+          <w:t xml:space="preserve">6</w:t>
         </w:r>
       </w:hyperlink>
     </w:p>
@@ -3377,7 +3514,7 @@
             <w:szCs w:val="22"/>
           </w:rPr>
           <w:tab/>
-          <w:t xml:space="preserve">7</w:t>
+          <w:t xml:space="preserve">8</w:t>
         </w:r>
       </w:hyperlink>
     </w:p>
@@ -3406,7 +3543,7 @@
             <w:szCs w:val="22"/>
           </w:rPr>
           <w:tab/>
-          <w:t xml:space="preserve">9</w:t>
+          <w:t xml:space="preserve">10</w:t>
         </w:r>
       </w:hyperlink>
     </w:p>
@@ -3435,7 +3572,7 @@
             <w:szCs w:val="22"/>
           </w:rPr>
           <w:tab/>
-          <w:t xml:space="preserve">11</w:t>
+          <w:t xml:space="preserve">12</w:t>
         </w:r>
       </w:hyperlink>
     </w:p>
@@ -3464,7 +3601,7 @@
             <w:szCs w:val="22"/>
           </w:rPr>
           <w:tab/>
-          <w:t xml:space="preserve">12</w:t>
+          <w:t xml:space="preserve">13</w:t>
         </w:r>
       </w:hyperlink>
     </w:p>
@@ -3493,7 +3630,7 @@
             <w:szCs w:val="22"/>
           </w:rPr>
           <w:tab/>
-          <w:t xml:space="preserve">13</w:t>
+          <w:t xml:space="preserve">14</w:t>
         </w:r>
       </w:hyperlink>
     </w:p>
@@ -3522,7 +3659,7 @@
             <w:szCs w:val="22"/>
           </w:rPr>
           <w:tab/>
-          <w:t xml:space="preserve">14</w:t>
+          <w:t xml:space="preserve">15</w:t>
         </w:r>
       </w:hyperlink>
     </w:p>
@@ -3551,7 +3688,7 @@
             <w:szCs w:val="22"/>
           </w:rPr>
           <w:tab/>
-          <w:t xml:space="preserve">15</w:t>
+          <w:t xml:space="preserve">16</w:t>
         </w:r>
       </w:hyperlink>
     </w:p>
@@ -3580,7 +3717,7 @@
             <w:szCs w:val="22"/>
           </w:rPr>
           <w:tab/>
-          <w:t xml:space="preserve">16</w:t>
+          <w:t xml:space="preserve">17</w:t>
         </w:r>
       </w:hyperlink>
     </w:p>
@@ -3609,7 +3746,7 @@
             <w:szCs w:val="22"/>
           </w:rPr>
           <w:tab/>
-          <w:t xml:space="preserve">17</w:t>
+          <w:t xml:space="preserve">18</w:t>
         </w:r>
       </w:hyperlink>
     </w:p>
@@ -3638,7 +3775,7 @@
             <w:szCs w:val="22"/>
           </w:rPr>
           <w:tab/>
-          <w:t xml:space="preserve">18</w:t>
+          <w:t xml:space="preserve">19</w:t>
         </w:r>
       </w:hyperlink>
     </w:p>
@@ -3667,7 +3804,7 @@
             <w:szCs w:val="22"/>
           </w:rPr>
           <w:tab/>
-          <w:t xml:space="preserve">19</w:t>
+          <w:t xml:space="preserve">20</w:t>
         </w:r>
       </w:hyperlink>
     </w:p>
@@ -3696,7 +3833,7 @@
             <w:szCs w:val="22"/>
           </w:rPr>
           <w:tab/>
-          <w:t xml:space="preserve">20</w:t>
+          <w:t xml:space="preserve">21</w:t>
         </w:r>
       </w:hyperlink>
     </w:p>
@@ -3725,7 +3862,7 @@
             <w:szCs w:val="22"/>
           </w:rPr>
           <w:tab/>
-          <w:t xml:space="preserve">21</w:t>
+          <w:t xml:space="preserve">22</w:t>
         </w:r>
       </w:hyperlink>
     </w:p>
@@ -3754,7 +3891,7 @@
             <w:szCs w:val="22"/>
           </w:rPr>
           <w:tab/>
-          <w:t xml:space="preserve">22</w:t>
+          <w:t xml:space="preserve">23</w:t>
         </w:r>
       </w:hyperlink>
     </w:p>
@@ -3783,7 +3920,7 @@
             <w:szCs w:val="22"/>
           </w:rPr>
           <w:tab/>
-          <w:t xml:space="preserve">23</w:t>
+          <w:t xml:space="preserve">24</w:t>
         </w:r>
       </w:hyperlink>
     </w:p>
@@ -3812,7 +3949,7 @@
             <w:szCs w:val="22"/>
           </w:rPr>
           <w:tab/>
-          <w:t xml:space="preserve">24</w:t>
+          <w:t xml:space="preserve">25</w:t>
         </w:r>
       </w:hyperlink>
     </w:p>
@@ -4093,7 +4230,7 @@
         </w:rPr>
         <w:t xml:space="preserve"> un computer o tablet con un browser aggiornato (Chrome, Edge, Firefox, Safari) e le credenziali fornite dalla Fondazione. Indirizzo del portale: </w:t>
       </w:r>
-      <w:hyperlink w:history="1" r:id="rIdbqgxud-sczgvwcp_ursp9">
+      <w:hyperlink w:history="1" r:id="rId3li7mrlrfrxkuhznum0r8">
         <w:r>
           <w:rPr>
             <w:rFonts w:ascii="Arial" w:cs="Arial" w:eastAsia="Arial" w:hAnsi="Arial"/>
@@ -4320,7 +4457,7 @@
         </w:rPr>
         <w:t xml:space="preserve">Aprite </w:t>
       </w:r>
-      <w:hyperlink w:history="1" r:id="rIdxu7avidbdxvxmvtpsaakc">
+      <w:hyperlink w:history="1" r:id="rIdhcjb_-cetpykr7bpzvypq">
         <w:r>
           <w:rPr>
             <w:rFonts w:ascii="Arial" w:cs="Arial" w:eastAsia="Arial" w:hAnsi="Arial"/>
@@ -12589,7 +12726,7 @@
         </w:rPr>
         <w:t xml:space="preserve"> (</w:t>
       </w:r>
-      <w:hyperlink w:history="1" r:id="rIdm4m20-xyu_uzyfatrigqr">
+      <w:hyperlink w:history="1" r:id="rId0szbc3gygcvha3wxvkqcp">
         <w:r>
           <w:rPr>
             <w:rFonts w:ascii="Arial" w:cs="Arial" w:eastAsia="Arial" w:hAnsi="Arial"/>
@@ -16301,7 +16438,7 @@
         </w:rPr>
         <w:t xml:space="preserve">, uguale per tutti gli enti. Il modello si scarica dalla pagina pubblica </w:t>
       </w:r>
-      <w:hyperlink w:history="1" r:id="rIdioonl2f8azn0jgfu4knes">
+      <w:hyperlink w:history="1" r:id="rIdxvgs8wosjl_funcpdgaru">
         <w:r>
           <w:rPr>
             <w:rFonts w:ascii="Arial" w:cs="Arial" w:eastAsia="Arial" w:hAnsi="Arial"/>
@@ -18436,7 +18573,7 @@
         </w:rPr>
         <w:t xml:space="preserve"> (</w:t>
       </w:r>
-      <w:hyperlink w:history="1" r:id="rIdxlstfywnz173smn7hysza">
+      <w:hyperlink w:history="1" r:id="rId5y1tmxjkv7eczab5ytlab">
         <w:r>
           <w:rPr>
             <w:rFonts w:ascii="Arial" w:cs="Arial" w:eastAsia="Arial" w:hAnsi="Arial"/>
@@ -19059,7 +19196,67 @@
           <w:sz w:val="21"/>
           <w:szCs w:val="21"/>
         </w:rPr>
-        <w:t xml:space="preserve"> state guardando. Si conserva solo l'ultimo collegamento di ciascun utente (nessuno storico e nessun indirizzo di rete) e lo vede soltanto l'Amministratore principale della Fondazione, per sapere chi è collegato in quel momento. Con </w:t>
+        <w:t xml:space="preserve"> state guardando: di questo si conserva solo l'ultimo collegamento. Inoltre, come per ogni sistema che gestisce dati certificati, il portale tiene un </w:t>
+      </w:r>
+      <w:r>
+        <w:rPr>
+          <w:rFonts w:ascii="Arial" w:cs="Arial" w:eastAsia="Arial" w:hAnsi="Arial"/>
+          <w:b/>
+          <w:bCs/>
+          <w:color w:val="1B2118"/>
+          <w:sz w:val="21"/>
+          <w:szCs w:val="21"/>
+        </w:rPr>
+        <w:t xml:space="preserve">registro degli accessi</w:t>
+      </w:r>
+      <w:r>
+        <w:rPr>
+          <w:rFonts w:ascii="Arial" w:cs="Arial" w:eastAsia="Arial" w:hAnsi="Arial"/>
+          <w:color w:val="1B2118"/>
+          <w:sz w:val="21"/>
+          <w:szCs w:val="21"/>
+        </w:rPr>
+        <w:t xml:space="preserve"> (data e ora di ogni entrata, di ogni uscita con </w:t>
+      </w:r>
+      <w:r>
+        <w:rPr>
+          <w:rFonts w:ascii="Arial" w:cs="Arial" w:eastAsia="Arial" w:hAnsi="Arial"/>
+          <w:b/>
+          <w:bCs/>
+          <w:color w:val="1B2118"/>
+          <w:sz w:val="21"/>
+          <w:szCs w:val="21"/>
+        </w:rPr>
+        <w:t xml:space="preserve">Esci</w:t>
+      </w:r>
+      <w:r>
+        <w:rPr>
+          <w:rFonts w:ascii="Arial" w:cs="Arial" w:eastAsia="Arial" w:hAnsi="Arial"/>
+          <w:color w:val="1B2118"/>
+          <w:sz w:val="21"/>
+          <w:szCs w:val="21"/>
+        </w:rPr>
+        <w:t xml:space="preserve"> e dei tentativi di accesso con password errata) e un </w:t>
+      </w:r>
+      <w:r>
+        <w:rPr>
+          <w:rFonts w:ascii="Arial" w:cs="Arial" w:eastAsia="Arial" w:hAnsi="Arial"/>
+          <w:b/>
+          <w:bCs/>
+          <w:color w:val="1B2118"/>
+          <w:sz w:val="21"/>
+          <w:szCs w:val="21"/>
+        </w:rPr>
+        <w:t xml:space="preserve">registro delle operazioni</w:t>
+      </w:r>
+      <w:r>
+        <w:rPr>
+          <w:rFonts w:ascii="Arial" w:cs="Arial" w:eastAsia="Arial" w:hAnsi="Arial"/>
+          <w:color w:val="1B2118"/>
+          <w:sz w:val="21"/>
+          <w:szCs w:val="21"/>
+        </w:rPr>
+        <w:t xml:space="preserve"> (per esempio caricamento e scaricamento dei documenti, risposte alle integrazioni), con data e ora. Non si registrano indirizzi di rete. I registri non si possono modificare e li consulta soltanto l'Amministratore principale della Fondazione, per sicurezza e controllo. Con </w:t>
       </w:r>
       <w:r>
         <w:rPr>
@@ -19645,7 +19842,7 @@
         <w:szCs w:val="16"/>
       </w:rPr>
       <w:tab/>
-      <w:t xml:space="preserve">Manuale Utente · Rev. 2.8 · 20/10/2026</w:t>
+      <w:t xml:space="preserve">Manuale Utente · Rev. 2.9 · 20/10/2026</w:t>
     </w:r>
   </w:p>
 </w:hdr>
@@ -19710,7 +19907,7 @@
         <w:szCs w:val="16"/>
       </w:rPr>
       <w:tab/>
-      <w:t xml:space="preserve">Manuale Utente · Rev. 2.8 · 20/10/2026</w:t>
+      <w:t xml:space="preserve">Manuale Utente · Rev. 2.9 · 20/10/2026</w:t>
     </w:r>
   </w:p>
 </w:hdr>

--- a/public/manuali/Manuale_Utente_Portale_CWP.docx
+++ b/public/manuali/Manuale_Utente_Portale_CWP.docx
@@ -302,7 +302,7 @@
                 <w:sz w:val="20"/>
                 <w:szCs w:val="20"/>
               </w:rPr>
-              <w:t xml:space="preserve">Rev. 2.9</w:t>
+              <w:t xml:space="preserve">Rev. 3.0</w:t>
             </w:r>
           </w:p>
         </w:tc>
@@ -719,7 +719,7 @@
                 <w:sz w:val="18"/>
                 <w:szCs w:val="18"/>
               </w:rPr>
-              <w:t xml:space="preserve">2.9</w:t>
+              <w:t xml:space="preserve">3.0</w:t>
             </w:r>
           </w:p>
         </w:tc>
@@ -783,7 +783,7 @@
                 <w:sz w:val="18"/>
                 <w:szCs w:val="18"/>
               </w:rPr>
-              <w:t xml:space="preserve">Collegamento al portale: registro degli accessi e delle operazioni.</w:t>
+              <w:t xml:space="preserve">Voce di menu «Marketplaces» (in arrivo).</w:t>
             </w:r>
           </w:p>
         </w:tc>
@@ -853,7 +853,7 @@
                 <w:sz w:val="18"/>
                 <w:szCs w:val="18"/>
               </w:rPr>
-              <w:t xml:space="preserve">2.8</w:t>
+              <w:t xml:space="preserve">2.9</w:t>
             </w:r>
           </w:p>
         </w:tc>
@@ -919,7 +919,7 @@
                 <w:sz w:val="18"/>
                 <w:szCs w:val="18"/>
               </w:rPr>
-              <w:t xml:space="preserve">Nuovo capitolo «Collegamento al portale» (presenza visibile all'Amministratore principale).</w:t>
+              <w:t xml:space="preserve">Collegamento al portale: registro degli accessi e delle operazioni.</w:t>
             </w:r>
           </w:p>
         </w:tc>
@@ -989,7 +989,7 @@
                 <w:sz w:val="18"/>
                 <w:szCs w:val="18"/>
               </w:rPr>
-              <w:t xml:space="preserve">2.7</w:t>
+              <w:t xml:space="preserve">2.8</w:t>
             </w:r>
           </w:p>
         </w:tc>
@@ -1021,7 +1021,7 @@
                 <w:sz w:val="18"/>
                 <w:szCs w:val="18"/>
               </w:rPr>
-              <w:t xml:space="preserve">19/10/2026</w:t>
+              <w:t xml:space="preserve">20/10/2026</w:t>
             </w:r>
           </w:p>
         </w:tc>
@@ -1053,7 +1053,7 @@
                 <w:sz w:val="18"/>
                 <w:szCs w:val="18"/>
               </w:rPr>
-              <w:t xml:space="preserve">Assistente virtuale: messaggio «Un attimo…» durante l'attesa.</w:t>
+              <w:t xml:space="preserve">Nuovo capitolo «Collegamento al portale» (presenza visibile all'Amministratore principale).</w:t>
             </w:r>
           </w:p>
         </w:tc>
@@ -1123,7 +1123,7 @@
                 <w:sz w:val="18"/>
                 <w:szCs w:val="18"/>
               </w:rPr>
-              <w:t xml:space="preserve">2.6</w:t>
+              <w:t xml:space="preserve">2.7</w:t>
             </w:r>
           </w:p>
         </w:tc>
@@ -1189,7 +1189,7 @@
                 <w:sz w:val="18"/>
                 <w:szCs w:val="18"/>
               </w:rPr>
-              <w:t xml:space="preserve">Nuovo capitolo «L'assistente virtuale».</w:t>
+              <w:t xml:space="preserve">Assistente virtuale: messaggio «Un attimo…» durante l'attesa.</w:t>
             </w:r>
           </w:p>
         </w:tc>
@@ -1259,7 +1259,7 @@
                 <w:sz w:val="18"/>
                 <w:szCs w:val="18"/>
               </w:rPr>
-              <w:t xml:space="preserve">2.5</w:t>
+              <w:t xml:space="preserve">2.6</w:t>
             </w:r>
           </w:p>
         </w:tc>
@@ -1323,7 +1323,7 @@
                 <w:sz w:val="18"/>
                 <w:szCs w:val="18"/>
               </w:rPr>
-              <w:t xml:space="preserve">Ordinamento degli elenchi e delle tabelle.</w:t>
+              <w:t xml:space="preserve">Nuovo capitolo «L'assistente virtuale».</w:t>
             </w:r>
           </w:p>
         </w:tc>
@@ -1393,7 +1393,7 @@
                 <w:sz w:val="18"/>
                 <w:szCs w:val="18"/>
               </w:rPr>
-              <w:t xml:space="preserve">2.4</w:t>
+              <w:t xml:space="preserve">2.5</w:t>
             </w:r>
           </w:p>
         </w:tc>
@@ -1459,7 +1459,7 @@
                 <w:sz w:val="18"/>
                 <w:szCs w:val="18"/>
               </w:rPr>
-              <w:t xml:space="preserve">Primo accesso: le credenziali arrivano per email.</w:t>
+              <w:t xml:space="preserve">Ordinamento degli elenchi e delle tabelle.</w:t>
             </w:r>
           </w:p>
         </w:tc>
@@ -1529,7 +1529,7 @@
                 <w:sz w:val="18"/>
                 <w:szCs w:val="18"/>
               </w:rPr>
-              <w:t xml:space="preserve">2.3</w:t>
+              <w:t xml:space="preserve">2.4</w:t>
             </w:r>
           </w:p>
         </w:tc>
@@ -1593,7 +1593,7 @@
                 <w:sz w:val="18"/>
                 <w:szCs w:val="18"/>
               </w:rPr>
-              <w:t xml:space="preserve">Simulazione dei crediti: anche stima economica con costi Caso 1 e Caso 2.</w:t>
+              <w:t xml:space="preserve">Primo accesso: le credenziali arrivano per email.</w:t>
             </w:r>
           </w:p>
         </w:tc>
@@ -1663,7 +1663,7 @@
                 <w:sz w:val="18"/>
                 <w:szCs w:val="18"/>
               </w:rPr>
-              <w:t xml:space="preserve">2.2</w:t>
+              <w:t xml:space="preserve">2.3</w:t>
             </w:r>
           </w:p>
         </w:tc>
@@ -1729,7 +1729,7 @@
                 <w:sz w:val="18"/>
                 <w:szCs w:val="18"/>
               </w:rPr>
-              <w:t xml:space="preserve">Simulazione dei crediti disponibile su richiesta alla Fondazione.</w:t>
+              <w:t xml:space="preserve">Simulazione dei crediti: anche stima economica con costi Caso 1 e Caso 2.</w:t>
             </w:r>
           </w:p>
         </w:tc>
@@ -1799,7 +1799,7 @@
                 <w:sz w:val="18"/>
                 <w:szCs w:val="18"/>
               </w:rPr>
-              <w:t xml:space="preserve">2.1</w:t>
+              <w:t xml:space="preserve">2.2</w:t>
             </w:r>
           </w:p>
         </w:tc>
@@ -1863,7 +1863,7 @@
                 <w:sz w:val="18"/>
                 <w:szCs w:val="18"/>
               </w:rPr>
-              <w:t xml:space="preserve">Simulazione dei crediti in arrivo (capitolo Dati per il calcolo dei crediti).</w:t>
+              <w:t xml:space="preserve">Simulazione dei crediti disponibile su richiesta alla Fondazione.</w:t>
             </w:r>
           </w:p>
         </w:tc>
@@ -1933,7 +1933,7 @@
                 <w:sz w:val="18"/>
                 <w:szCs w:val="18"/>
               </w:rPr>
-              <w:t xml:space="preserve">2.0</w:t>
+              <w:t xml:space="preserve">2.1</w:t>
             </w:r>
           </w:p>
         </w:tc>
@@ -1966,7 +1966,7 @@
                 <w:sz w:val="18"/>
                 <w:szCs w:val="18"/>
               </w:rPr>
-              <w:t xml:space="preserve">18/10/2026</w:t>
+              <w:t xml:space="preserve">19/10/2026</w:t>
             </w:r>
           </w:p>
         </w:tc>
@@ -1999,7 +1999,7 @@
                 <w:sz w:val="18"/>
                 <w:szCs w:val="18"/>
               </w:rPr>
-              <w:t xml:space="preserve">Allineamento ai documenti ufficiali del Programma: Rapporto a 7 fasi, feedback pubblico (30 e 20 giorni), stato nel Programma e ID, dati del progetto, un solo account per Organizzazione, ritiro e rientro, conservazione 12 anni, tipologie ufficiali, Schema tariffario, verifica sull'accuratezza; nuovi capitoli Crediti emessi, Reclami, pagina pubblica del Programma.</w:t>
+              <w:t xml:space="preserve">Simulazione dei crediti in arrivo (capitolo Dati per il calcolo dei crediti).</w:t>
             </w:r>
           </w:p>
         </w:tc>
@@ -2069,7 +2069,7 @@
                 <w:sz w:val="18"/>
                 <w:szCs w:val="18"/>
               </w:rPr>
-              <w:t xml:space="preserve">1.9</w:t>
+              <w:t xml:space="preserve">2.0</w:t>
             </w:r>
           </w:p>
         </w:tc>
@@ -2133,7 +2133,7 @@
                 <w:sz w:val="18"/>
                 <w:szCs w:val="18"/>
               </w:rPr>
-              <w:t xml:space="preserve">Rapporti di Monitoraggio con 4 fasi; documenti richiesti per fase; caricamenti solo nelle fasi aperte; osservazioni numerate e notifica di quelle da rispondere; data di conservazione; fascicolo con riepilogo PDF.</w:t>
+              <w:t xml:space="preserve">Allineamento ai documenti ufficiali del Programma: Rapporto a 7 fasi, feedback pubblico (30 e 20 giorni), stato nel Programma e ID, dati del progetto, un solo account per Organizzazione, ritiro e rientro, conservazione 12 anni, tipologie ufficiali, Schema tariffario, verifica sull'accuratezza; nuovi capitoli Crediti emessi, Reclami, pagina pubblica del Programma.</w:t>
             </w:r>
           </w:p>
         </w:tc>
@@ -2203,7 +2203,7 @@
                 <w:sz w:val="18"/>
                 <w:szCs w:val="18"/>
               </w:rPr>
-              <w:t xml:space="preserve">1.8</w:t>
+              <w:t xml:space="preserve">1.9</w:t>
             </w:r>
           </w:p>
         </w:tc>
@@ -2269,7 +2269,7 @@
                 <w:sz w:val="18"/>
                 <w:szCs w:val="18"/>
               </w:rPr>
-              <w:t xml:space="preserve">Nuova tipologia di documento «Rapporto di calcolo dei crediti».</w:t>
+              <w:t xml:space="preserve">Rapporti di Monitoraggio con 4 fasi; documenti richiesti per fase; caricamenti solo nelle fasi aperte; osservazioni numerate e notifica di quelle da rispondere; data di conservazione; fascicolo con riepilogo PDF.</w:t>
             </w:r>
           </w:p>
         </w:tc>
@@ -2339,7 +2339,7 @@
                 <w:sz w:val="18"/>
                 <w:szCs w:val="18"/>
               </w:rPr>
-              <w:t xml:space="preserve">1.7</w:t>
+              <w:t xml:space="preserve">1.8</w:t>
             </w:r>
           </w:p>
         </w:tc>
@@ -2403,7 +2403,7 @@
                 <w:sz w:val="18"/>
                 <w:szCs w:val="18"/>
               </w:rPr>
-              <w:t xml:space="preserve">Dati per il calcolo dei crediti: il file caricato nella pratica è letto direttamente dalla Fondazione; controllo dei dati personali.</w:t>
+              <w:t xml:space="preserve">Nuova tipologia di documento «Rapporto di calcolo dei crediti».</w:t>
             </w:r>
           </w:p>
         </w:tc>
@@ -2473,7 +2473,7 @@
                 <w:sz w:val="18"/>
                 <w:szCs w:val="18"/>
               </w:rPr>
-              <w:t xml:space="preserve">1.6</w:t>
+              <w:t xml:space="preserve">1.7</w:t>
             </w:r>
           </w:p>
         </w:tc>
@@ -2539,7 +2539,7 @@
                 <w:sz w:val="18"/>
                 <w:szCs w:val="18"/>
               </w:rPr>
-              <w:t xml:space="preserve">Messaggi con la Fondazione (nuovo capitolo), note della Fondazione e modelli nelle fasi, Ente di Validazione, avviso sulle pratiche non attive, pagamenti visibili, consultazione sulla pagina pubblica con conferma dell'email ed errata corrige, nuove notifiche.</w:t>
+              <w:t xml:space="preserve">Dati per il calcolo dei crediti: il file caricato nella pratica è letto direttamente dalla Fondazione; controllo dei dati personali.</w:t>
             </w:r>
           </w:p>
         </w:tc>
@@ -2609,7 +2609,7 @@
                 <w:sz w:val="18"/>
                 <w:szCs w:val="18"/>
               </w:rPr>
-              <w:t xml:space="preserve">1.5</w:t>
+              <w:t xml:space="preserve">1.6</w:t>
             </w:r>
           </w:p>
         </w:tc>
@@ -2673,7 +2673,7 @@
                 <w:sz w:val="18"/>
                 <w:szCs w:val="18"/>
               </w:rPr>
-              <w:t xml:space="preserve">Manuale scaricabile anche dalla pagina «I tuoi documenti»; per gli utenti il manuale è disponibile solo in PDF.</w:t>
+              <w:t xml:space="preserve">Messaggi con la Fondazione (nuovo capitolo), note della Fondazione e modelli nelle fasi, Ente di Validazione, avviso sulle pratiche non attive, pagamenti visibili, consultazione sulla pagina pubblica con conferma dell'email ed errata corrige, nuove notifiche.</w:t>
             </w:r>
           </w:p>
         </w:tc>
@@ -2743,7 +2743,7 @@
                 <w:sz w:val="18"/>
                 <w:szCs w:val="18"/>
               </w:rPr>
-              <w:t xml:space="preserve">1.4</w:t>
+              <w:t xml:space="preserve">1.5</w:t>
             </w:r>
           </w:p>
         </w:tc>
@@ -2809,7 +2809,7 @@
                 <w:sz w:val="18"/>
                 <w:szCs w:val="18"/>
               </w:rPr>
-              <w:t xml:space="preserve">Recupero della password: nuova email in italiano dal portale (oggetto e pulsante), limite di una richiesta ogni 2 minuti.</w:t>
+              <w:t xml:space="preserve">Manuale scaricabile anche dalla pagina «I tuoi documenti»; per gli utenti il manuale è disponibile solo in PDF.</w:t>
             </w:r>
           </w:p>
         </w:tc>
@@ -2879,7 +2879,7 @@
                 <w:sz w:val="18"/>
                 <w:szCs w:val="18"/>
               </w:rPr>
-              <w:t xml:space="preserve">1.3</w:t>
+              <w:t xml:space="preserve">1.4</w:t>
             </w:r>
           </w:p>
         </w:tc>
@@ -2943,7 +2943,7 @@
                 <w:sz w:val="18"/>
                 <w:szCs w:val="18"/>
               </w:rPr>
-              <w:t xml:space="preserve">Pagina «Il mio profilo» (account, cambio password, manuale da scaricare).</w:t>
+              <w:t xml:space="preserve">Recupero della password: nuova email in italiano dal portale (oggetto e pulsante), limite di una richiesta ogni 2 minuti.</w:t>
             </w:r>
           </w:p>
         </w:tc>
@@ -3013,7 +3013,7 @@
                 <w:sz w:val="18"/>
                 <w:szCs w:val="18"/>
               </w:rPr>
-              <w:t xml:space="preserve">1.2</w:t>
+              <w:t xml:space="preserve">1.3</w:t>
             </w:r>
           </w:p>
         </w:tc>
@@ -3079,7 +3079,7 @@
                 <w:sz w:val="18"/>
                 <w:szCs w:val="18"/>
               </w:rPr>
-              <w:t xml:space="preserve">Scelta della password al primo accesso, cambio password, recupero della password dimenticata; ritorno alla pratica dopo l'accesso da un link email.</w:t>
+              <w:t xml:space="preserve">Pagina «Il mio profilo» (account, cambio password, manuale da scaricare).</w:t>
             </w:r>
           </w:p>
         </w:tc>
@@ -3149,7 +3149,7 @@
                 <w:sz w:val="18"/>
                 <w:szCs w:val="18"/>
               </w:rPr>
-              <w:t xml:space="preserve">1.1</w:t>
+              <w:t xml:space="preserve">1.2</w:t>
             </w:r>
           </w:p>
         </w:tc>
@@ -3213,7 +3213,7 @@
                 <w:sz w:val="18"/>
                 <w:szCs w:val="18"/>
               </w:rPr>
-              <w:t xml:space="preserve">Voce di menu «Manuale» e pagina di download del manuale (capitolo 2).</w:t>
+              <w:t xml:space="preserve">Scelta della password al primo accesso, cambio password, recupero della password dimenticata; ritorno alla pratica dopo l'accesso da un link email.</w:t>
             </w:r>
           </w:p>
         </w:tc>
@@ -3283,6 +3283,142 @@
                 <w:sz w:val="18"/>
                 <w:szCs w:val="18"/>
               </w:rPr>
+              <w:t xml:space="preserve">1.1</w:t>
+            </w:r>
+          </w:p>
+        </w:tc>
+        <w:tc>
+          <w:tcPr>
+            <w:tcW w:type="dxa" w:w="1300"/>
+            <w:tcBorders>
+              <w:top w:val="single" w:color="D9D4C5" w:sz="4"/>
+              <w:left w:val="single" w:color="D9D4C5" w:sz="4"/>
+              <w:bottom w:val="single" w:color="D9D4C5" w:sz="4"/>
+              <w:right w:val="single" w:color="D9D4C5" w:sz="4"/>
+            </w:tcBorders>
+            <w:shd w:fill="F6F4EE" w:color="auto" w:val="clear"/>
+            <w:tcMar>
+              <w:top w:type="dxa" w:w="70"/>
+              <w:left w:type="dxa" w:w="110"/>
+              <w:bottom w:type="dxa" w:w="70"/>
+              <w:right w:type="dxa" w:w="110"/>
+            </w:tcMar>
+            <w:vAlign w:val="center"/>
+          </w:tcPr>
+          <w:p>
+            <w:pPr>
+              <w:spacing w:after="0" w:before="0"/>
+            </w:pPr>
+            <w:r>
+              <w:rPr>
+                <w:rFonts w:ascii="Arial" w:cs="Arial" w:eastAsia="Arial" w:hAnsi="Arial"/>
+                <w:color w:val="1B2118"/>
+                <w:sz w:val="18"/>
+                <w:szCs w:val="18"/>
+              </w:rPr>
+              <w:t xml:space="preserve">18/10/2026</w:t>
+            </w:r>
+          </w:p>
+        </w:tc>
+        <w:tc>
+          <w:tcPr>
+            <w:tcW w:type="dxa" w:w="5538"/>
+            <w:tcBorders>
+              <w:top w:val="single" w:color="D9D4C5" w:sz="4"/>
+              <w:left w:val="single" w:color="D9D4C5" w:sz="4"/>
+              <w:bottom w:val="single" w:color="D9D4C5" w:sz="4"/>
+              <w:right w:val="single" w:color="D9D4C5" w:sz="4"/>
+            </w:tcBorders>
+            <w:shd w:fill="F6F4EE" w:color="auto" w:val="clear"/>
+            <w:tcMar>
+              <w:top w:type="dxa" w:w="70"/>
+              <w:left w:type="dxa" w:w="110"/>
+              <w:bottom w:type="dxa" w:w="70"/>
+              <w:right w:type="dxa" w:w="110"/>
+            </w:tcMar>
+            <w:vAlign w:val="center"/>
+          </w:tcPr>
+          <w:p>
+            <w:pPr>
+              <w:spacing w:after="0" w:before="0"/>
+            </w:pPr>
+            <w:r>
+              <w:rPr>
+                <w:rFonts w:ascii="Arial" w:cs="Arial" w:eastAsia="Arial" w:hAnsi="Arial"/>
+                <w:color w:val="1B2118"/>
+                <w:sz w:val="18"/>
+                <w:szCs w:val="18"/>
+              </w:rPr>
+              <w:t xml:space="preserve">Voce di menu «Manuale» e pagina di download del manuale (capitolo 2).</w:t>
+            </w:r>
+          </w:p>
+        </w:tc>
+        <w:tc>
+          <w:tcPr>
+            <w:tcW w:type="dxa" w:w="2000"/>
+            <w:tcBorders>
+              <w:top w:val="single" w:color="D9D4C5" w:sz="4"/>
+              <w:left w:val="single" w:color="D9D4C5" w:sz="4"/>
+              <w:bottom w:val="single" w:color="D9D4C5" w:sz="4"/>
+              <w:right w:val="single" w:color="D9D4C5" w:sz="4"/>
+            </w:tcBorders>
+            <w:shd w:fill="F6F4EE" w:color="auto" w:val="clear"/>
+            <w:tcMar>
+              <w:top w:type="dxa" w:w="70"/>
+              <w:left w:type="dxa" w:w="110"/>
+              <w:bottom w:type="dxa" w:w="70"/>
+              <w:right w:type="dxa" w:w="110"/>
+            </w:tcMar>
+            <w:vAlign w:val="center"/>
+          </w:tcPr>
+          <w:p>
+            <w:pPr>
+              <w:spacing w:after="0" w:before="0"/>
+            </w:pPr>
+            <w:r>
+              <w:rPr>
+                <w:rFonts w:ascii="Arial" w:cs="Arial" w:eastAsia="Arial" w:hAnsi="Arial"/>
+                <w:color w:val="1B2118"/>
+                <w:sz w:val="18"/>
+                <w:szCs w:val="18"/>
+              </w:rPr>
+              <w:t xml:space="preserve">Fondazione Operate</w:t>
+            </w:r>
+          </w:p>
+        </w:tc>
+      </w:tr>
+      <w:tr>
+        <w:trPr>
+          <w:cantSplit/>
+        </w:trPr>
+        <w:tc>
+          <w:tcPr>
+            <w:tcW w:type="dxa" w:w="800"/>
+            <w:tcBorders>
+              <w:top w:val="single" w:color="D9D4C5" w:sz="4"/>
+              <w:left w:val="single" w:color="D9D4C5" w:sz="4"/>
+              <w:bottom w:val="single" w:color="D9D4C5" w:sz="4"/>
+              <w:right w:val="single" w:color="D9D4C5" w:sz="4"/>
+            </w:tcBorders>
+            <w:tcMar>
+              <w:top w:type="dxa" w:w="70"/>
+              <w:left w:type="dxa" w:w="110"/>
+              <w:bottom w:type="dxa" w:w="70"/>
+              <w:right w:type="dxa" w:w="110"/>
+            </w:tcMar>
+            <w:vAlign w:val="center"/>
+          </w:tcPr>
+          <w:p>
+            <w:pPr>
+              <w:spacing w:after="0" w:before="0"/>
+            </w:pPr>
+            <w:r>
+              <w:rPr>
+                <w:rFonts w:ascii="Arial" w:cs="Arial" w:eastAsia="Arial" w:hAnsi="Arial"/>
+                <w:color w:val="1B2118"/>
+                <w:sz w:val="18"/>
+                <w:szCs w:val="18"/>
+              </w:rPr>
               <w:t xml:space="preserve">1.0</w:t>
             </w:r>
           </w:p>
@@ -3296,7 +3432,6 @@
               <w:bottom w:val="single" w:color="D9D4C5" w:sz="4"/>
               <w:right w:val="single" w:color="D9D4C5" w:sz="4"/>
             </w:tcBorders>
-            <w:shd w:fill="F6F4EE" w:color="auto" w:val="clear"/>
             <w:tcMar>
               <w:top w:type="dxa" w:w="70"/>
               <w:left w:type="dxa" w:w="110"/>
@@ -3329,7 +3464,6 @@
               <w:bottom w:val="single" w:color="D9D4C5" w:sz="4"/>
               <w:right w:val="single" w:color="D9D4C5" w:sz="4"/>
             </w:tcBorders>
-            <w:shd w:fill="F6F4EE" w:color="auto" w:val="clear"/>
             <w:tcMar>
               <w:top w:type="dxa" w:w="70"/>
               <w:left w:type="dxa" w:w="110"/>
@@ -3362,7 +3496,6 @@
               <w:bottom w:val="single" w:color="D9D4C5" w:sz="4"/>
               <w:right w:val="single" w:color="D9D4C5" w:sz="4"/>
             </w:tcBorders>
-            <w:shd w:fill="F6F4EE" w:color="auto" w:val="clear"/>
             <w:tcMar>
               <w:top w:type="dxa" w:w="70"/>
               <w:left w:type="dxa" w:w="110"/>
@@ -3404,7 +3537,7 @@
           <w:sz w:val="20"/>
           <w:szCs w:val="20"/>
         </w:rPr>
-        <w:t xml:space="preserve">Questo documento descrive il portale alla revisione 2.9 del 20/10/2026. A ogni modifica del portale il manuale viene aggiornato e la revisione incrementata; la versione corrente si scarica dal portale.</w:t>
+        <w:t xml:space="preserve">Questo documento descrive il portale alla revisione 3.0 del 20/10/2026. A ogni modifica del portale il manuale viene aggiornato e la revisione incrementata; la versione corrente si scarica dal portale.</w:t>
       </w:r>
     </w:p>
     <w:p>
@@ -4230,7 +4363,7 @@
         </w:rPr>
         <w:t xml:space="preserve"> un computer o tablet con un browser aggiornato (Chrome, Edge, Firefox, Safari) e le credenziali fornite dalla Fondazione. Indirizzo del portale: </w:t>
       </w:r>
-      <w:hyperlink w:history="1" r:id="rId3li7mrlrfrxkuhznum0r8">
+      <w:hyperlink w:history="1" r:id="rId_zaofowfnbnbvs0trzuzz">
         <w:r>
           <w:rPr>
             <w:rFonts w:ascii="Arial" w:cs="Arial" w:eastAsia="Arial" w:hAnsi="Arial"/>
@@ -4457,7 +4590,7 @@
         </w:rPr>
         <w:t xml:space="preserve">Aprite </w:t>
       </w:r>
-      <w:hyperlink w:history="1" r:id="rIdhcjb_-cetpykr7bpzvypq">
+      <w:hyperlink w:history="1" r:id="rIdhywvaa6utyopezbb8kmpr">
         <w:r>
           <w:rPr>
             <w:rFonts w:ascii="Arial" w:cs="Arial" w:eastAsia="Arial" w:hAnsi="Arial"/>
@@ -4836,7 +4969,27 @@
           <w:sz w:val="21"/>
           <w:szCs w:val="21"/>
         </w:rPr>
-        <w:t xml:space="preserve">), la campanella delle notifiche, l'indicazione </w:t>
+        <w:t xml:space="preserve">; </w:t>
+      </w:r>
+      <w:r>
+        <w:rPr>
+          <w:rFonts w:ascii="Arial" w:cs="Arial" w:eastAsia="Arial" w:hAnsi="Arial"/>
+          <w:b/>
+          <w:bCs/>
+          <w:color w:val="1B2118"/>
+          <w:sz w:val="21"/>
+          <w:szCs w:val="21"/>
+        </w:rPr>
+        <w:t xml:space="preserve">Marketplaces</w:t>
+      </w:r>
+      <w:r>
+        <w:rPr>
+          <w:rFonts w:ascii="Arial" w:cs="Arial" w:eastAsia="Arial" w:hAnsi="Arial"/>
+          <w:color w:val="1B2118"/>
+          <w:sz w:val="21"/>
+          <w:szCs w:val="21"/>
+        </w:rPr>
+        <w:t xml:space="preserve"> è in grigio perché la sezione è in arrivo), la campanella delle notifiche, l'indicazione </w:t>
       </w:r>
       <w:r>
         <w:rPr>
@@ -12726,7 +12879,7 @@
         </w:rPr>
         <w:t xml:space="preserve"> (</w:t>
       </w:r>
-      <w:hyperlink w:history="1" r:id="rId0szbc3gygcvha3wxvkqcp">
+      <w:hyperlink w:history="1" r:id="rIdqezd6ynlvimkwf5-pdpty">
         <w:r>
           <w:rPr>
             <w:rFonts w:ascii="Arial" w:cs="Arial" w:eastAsia="Arial" w:hAnsi="Arial"/>
@@ -16438,7 +16591,7 @@
         </w:rPr>
         <w:t xml:space="preserve">, uguale per tutti gli enti. Il modello si scarica dalla pagina pubblica </w:t>
       </w:r>
-      <w:hyperlink w:history="1" r:id="rIdxvgs8wosjl_funcpdgaru">
+      <w:hyperlink w:history="1" r:id="rIdtsa5ukazfbkotzowjrny7">
         <w:r>
           <w:rPr>
             <w:rFonts w:ascii="Arial" w:cs="Arial" w:eastAsia="Arial" w:hAnsi="Arial"/>
@@ -18573,7 +18726,7 @@
         </w:rPr>
         <w:t xml:space="preserve"> (</w:t>
       </w:r>
-      <w:hyperlink w:history="1" r:id="rId5y1tmxjkv7eczab5ytlab">
+      <w:hyperlink w:history="1" r:id="rIdweahv6rmbcwn0d1pcovwe">
         <w:r>
           <w:rPr>
             <w:rFonts w:ascii="Arial" w:cs="Arial" w:eastAsia="Arial" w:hAnsi="Arial"/>
@@ -19842,7 +19995,7 @@
         <w:szCs w:val="16"/>
       </w:rPr>
       <w:tab/>
-      <w:t xml:space="preserve">Manuale Utente · Rev. 2.9 · 20/10/2026</w:t>
+      <w:t xml:space="preserve">Manuale Utente · Rev. 3.0 · 20/10/2026</w:t>
     </w:r>
   </w:p>
 </w:hdr>
@@ -19907,7 +20060,7 @@
         <w:szCs w:val="16"/>
       </w:rPr>
       <w:tab/>
-      <w:t xml:space="preserve">Manuale Utente · Rev. 2.9 · 20/10/2026</w:t>
+      <w:t xml:space="preserve">Manuale Utente · Rev. 3.0 · 20/10/2026</w:t>
     </w:r>
   </w:p>
 </w:hdr>

--- a/public/manuali/Manuale_Utente_Portale_CWP.docx
+++ b/public/manuali/Manuale_Utente_Portale_CWP.docx
@@ -302,7 +302,7 @@
                 <w:sz w:val="20"/>
                 <w:szCs w:val="20"/>
               </w:rPr>
-              <w:t xml:space="preserve">Rev. 3.0</w:t>
+              <w:t xml:space="preserve">Rev. 3.1</w:t>
             </w:r>
           </w:p>
         </w:tc>
@@ -719,7 +719,7 @@
                 <w:sz w:val="18"/>
                 <w:szCs w:val="18"/>
               </w:rPr>
-              <w:t xml:space="preserve">3.0</w:t>
+              <w:t xml:space="preserve">3.1</w:t>
             </w:r>
           </w:p>
         </w:tc>
@@ -783,7 +783,7 @@
                 <w:sz w:val="18"/>
                 <w:szCs w:val="18"/>
               </w:rPr>
-              <w:t xml:space="preserve">Voce di menu «Marketplaces» (in arrivo).</w:t>
+              <w:t xml:space="preserve">Nuovo menu degli enti: Il Programma CWP, Manuali.</w:t>
             </w:r>
           </w:p>
         </w:tc>
@@ -853,7 +853,7 @@
                 <w:sz w:val="18"/>
                 <w:szCs w:val="18"/>
               </w:rPr>
-              <w:t xml:space="preserve">2.9</w:t>
+              <w:t xml:space="preserve">3.0</w:t>
             </w:r>
           </w:p>
         </w:tc>
@@ -919,7 +919,7 @@
                 <w:sz w:val="18"/>
                 <w:szCs w:val="18"/>
               </w:rPr>
-              <w:t xml:space="preserve">Collegamento al portale: registro degli accessi e delle operazioni.</w:t>
+              <w:t xml:space="preserve">Voce di menu «Marketplaces» (in arrivo).</w:t>
             </w:r>
           </w:p>
         </w:tc>
@@ -989,7 +989,7 @@
                 <w:sz w:val="18"/>
                 <w:szCs w:val="18"/>
               </w:rPr>
-              <w:t xml:space="preserve">2.8</w:t>
+              <w:t xml:space="preserve">2.9</w:t>
             </w:r>
           </w:p>
         </w:tc>
@@ -1053,7 +1053,7 @@
                 <w:sz w:val="18"/>
                 <w:szCs w:val="18"/>
               </w:rPr>
-              <w:t xml:space="preserve">Nuovo capitolo «Collegamento al portale» (presenza visibile all'Amministratore principale).</w:t>
+              <w:t xml:space="preserve">Collegamento al portale: registro degli accessi e delle operazioni.</w:t>
             </w:r>
           </w:p>
         </w:tc>
@@ -1123,7 +1123,7 @@
                 <w:sz w:val="18"/>
                 <w:szCs w:val="18"/>
               </w:rPr>
-              <w:t xml:space="preserve">2.7</w:t>
+              <w:t xml:space="preserve">2.8</w:t>
             </w:r>
           </w:p>
         </w:tc>
@@ -1156,7 +1156,7 @@
                 <w:sz w:val="18"/>
                 <w:szCs w:val="18"/>
               </w:rPr>
-              <w:t xml:space="preserve">19/10/2026</w:t>
+              <w:t xml:space="preserve">20/10/2026</w:t>
             </w:r>
           </w:p>
         </w:tc>
@@ -1189,7 +1189,7 @@
                 <w:sz w:val="18"/>
                 <w:szCs w:val="18"/>
               </w:rPr>
-              <w:t xml:space="preserve">Assistente virtuale: messaggio «Un attimo…» durante l'attesa.</w:t>
+              <w:t xml:space="preserve">Nuovo capitolo «Collegamento al portale» (presenza visibile all'Amministratore principale).</w:t>
             </w:r>
           </w:p>
         </w:tc>
@@ -1259,7 +1259,7 @@
                 <w:sz w:val="18"/>
                 <w:szCs w:val="18"/>
               </w:rPr>
-              <w:t xml:space="preserve">2.6</w:t>
+              <w:t xml:space="preserve">2.7</w:t>
             </w:r>
           </w:p>
         </w:tc>
@@ -1323,7 +1323,7 @@
                 <w:sz w:val="18"/>
                 <w:szCs w:val="18"/>
               </w:rPr>
-              <w:t xml:space="preserve">Nuovo capitolo «L'assistente virtuale».</w:t>
+              <w:t xml:space="preserve">Assistente virtuale: messaggio «Un attimo…» durante l'attesa.</w:t>
             </w:r>
           </w:p>
         </w:tc>
@@ -1393,7 +1393,7 @@
                 <w:sz w:val="18"/>
                 <w:szCs w:val="18"/>
               </w:rPr>
-              <w:t xml:space="preserve">2.5</w:t>
+              <w:t xml:space="preserve">2.6</w:t>
             </w:r>
           </w:p>
         </w:tc>
@@ -1459,7 +1459,7 @@
                 <w:sz w:val="18"/>
                 <w:szCs w:val="18"/>
               </w:rPr>
-              <w:t xml:space="preserve">Ordinamento degli elenchi e delle tabelle.</w:t>
+              <w:t xml:space="preserve">Nuovo capitolo «L'assistente virtuale».</w:t>
             </w:r>
           </w:p>
         </w:tc>
@@ -1529,7 +1529,7 @@
                 <w:sz w:val="18"/>
                 <w:szCs w:val="18"/>
               </w:rPr>
-              <w:t xml:space="preserve">2.4</w:t>
+              <w:t xml:space="preserve">2.5</w:t>
             </w:r>
           </w:p>
         </w:tc>
@@ -1593,7 +1593,7 @@
                 <w:sz w:val="18"/>
                 <w:szCs w:val="18"/>
               </w:rPr>
-              <w:t xml:space="preserve">Primo accesso: le credenziali arrivano per email.</w:t>
+              <w:t xml:space="preserve">Ordinamento degli elenchi e delle tabelle.</w:t>
             </w:r>
           </w:p>
         </w:tc>
@@ -1663,7 +1663,7 @@
                 <w:sz w:val="18"/>
                 <w:szCs w:val="18"/>
               </w:rPr>
-              <w:t xml:space="preserve">2.3</w:t>
+              <w:t xml:space="preserve">2.4</w:t>
             </w:r>
           </w:p>
         </w:tc>
@@ -1729,7 +1729,7 @@
                 <w:sz w:val="18"/>
                 <w:szCs w:val="18"/>
               </w:rPr>
-              <w:t xml:space="preserve">Simulazione dei crediti: anche stima economica con costi Caso 1 e Caso 2.</w:t>
+              <w:t xml:space="preserve">Primo accesso: le credenziali arrivano per email.</w:t>
             </w:r>
           </w:p>
         </w:tc>
@@ -1799,7 +1799,7 @@
                 <w:sz w:val="18"/>
                 <w:szCs w:val="18"/>
               </w:rPr>
-              <w:t xml:space="preserve">2.2</w:t>
+              <w:t xml:space="preserve">2.3</w:t>
             </w:r>
           </w:p>
         </w:tc>
@@ -1863,7 +1863,7 @@
                 <w:sz w:val="18"/>
                 <w:szCs w:val="18"/>
               </w:rPr>
-              <w:t xml:space="preserve">Simulazione dei crediti disponibile su richiesta alla Fondazione.</w:t>
+              <w:t xml:space="preserve">Simulazione dei crediti: anche stima economica con costi Caso 1 e Caso 2.</w:t>
             </w:r>
           </w:p>
         </w:tc>
@@ -1933,7 +1933,7 @@
                 <w:sz w:val="18"/>
                 <w:szCs w:val="18"/>
               </w:rPr>
-              <w:t xml:space="preserve">2.1</w:t>
+              <w:t xml:space="preserve">2.2</w:t>
             </w:r>
           </w:p>
         </w:tc>
@@ -1999,7 +1999,7 @@
                 <w:sz w:val="18"/>
                 <w:szCs w:val="18"/>
               </w:rPr>
-              <w:t xml:space="preserve">Simulazione dei crediti in arrivo (capitolo Dati per il calcolo dei crediti).</w:t>
+              <w:t xml:space="preserve">Simulazione dei crediti disponibile su richiesta alla Fondazione.</w:t>
             </w:r>
           </w:p>
         </w:tc>
@@ -2069,7 +2069,7 @@
                 <w:sz w:val="18"/>
                 <w:szCs w:val="18"/>
               </w:rPr>
-              <w:t xml:space="preserve">2.0</w:t>
+              <w:t xml:space="preserve">2.1</w:t>
             </w:r>
           </w:p>
         </w:tc>
@@ -2101,7 +2101,7 @@
                 <w:sz w:val="18"/>
                 <w:szCs w:val="18"/>
               </w:rPr>
-              <w:t xml:space="preserve">18/10/2026</w:t>
+              <w:t xml:space="preserve">19/10/2026</w:t>
             </w:r>
           </w:p>
         </w:tc>
@@ -2133,7 +2133,7 @@
                 <w:sz w:val="18"/>
                 <w:szCs w:val="18"/>
               </w:rPr>
-              <w:t xml:space="preserve">Allineamento ai documenti ufficiali del Programma: Rapporto a 7 fasi, feedback pubblico (30 e 20 giorni), stato nel Programma e ID, dati del progetto, un solo account per Organizzazione, ritiro e rientro, conservazione 12 anni, tipologie ufficiali, Schema tariffario, verifica sull'accuratezza; nuovi capitoli Crediti emessi, Reclami, pagina pubblica del Programma.</w:t>
+              <w:t xml:space="preserve">Simulazione dei crediti in arrivo (capitolo Dati per il calcolo dei crediti).</w:t>
             </w:r>
           </w:p>
         </w:tc>
@@ -2203,7 +2203,7 @@
                 <w:sz w:val="18"/>
                 <w:szCs w:val="18"/>
               </w:rPr>
-              <w:t xml:space="preserve">1.9</w:t>
+              <w:t xml:space="preserve">2.0</w:t>
             </w:r>
           </w:p>
         </w:tc>
@@ -2269,7 +2269,7 @@
                 <w:sz w:val="18"/>
                 <w:szCs w:val="18"/>
               </w:rPr>
-              <w:t xml:space="preserve">Rapporti di Monitoraggio con 4 fasi; documenti richiesti per fase; caricamenti solo nelle fasi aperte; osservazioni numerate e notifica di quelle da rispondere; data di conservazione; fascicolo con riepilogo PDF.</w:t>
+              <w:t xml:space="preserve">Allineamento ai documenti ufficiali del Programma: Rapporto a 7 fasi, feedback pubblico (30 e 20 giorni), stato nel Programma e ID, dati del progetto, un solo account per Organizzazione, ritiro e rientro, conservazione 12 anni, tipologie ufficiali, Schema tariffario, verifica sull'accuratezza; nuovi capitoli Crediti emessi, Reclami, pagina pubblica del Programma.</w:t>
             </w:r>
           </w:p>
         </w:tc>
@@ -2339,7 +2339,7 @@
                 <w:sz w:val="18"/>
                 <w:szCs w:val="18"/>
               </w:rPr>
-              <w:t xml:space="preserve">1.8</w:t>
+              <w:t xml:space="preserve">1.9</w:t>
             </w:r>
           </w:p>
         </w:tc>
@@ -2403,7 +2403,7 @@
                 <w:sz w:val="18"/>
                 <w:szCs w:val="18"/>
               </w:rPr>
-              <w:t xml:space="preserve">Nuova tipologia di documento «Rapporto di calcolo dei crediti».</w:t>
+              <w:t xml:space="preserve">Rapporti di Monitoraggio con 4 fasi; documenti richiesti per fase; caricamenti solo nelle fasi aperte; osservazioni numerate e notifica di quelle da rispondere; data di conservazione; fascicolo con riepilogo PDF.</w:t>
             </w:r>
           </w:p>
         </w:tc>
@@ -2473,7 +2473,7 @@
                 <w:sz w:val="18"/>
                 <w:szCs w:val="18"/>
               </w:rPr>
-              <w:t xml:space="preserve">1.7</w:t>
+              <w:t xml:space="preserve">1.8</w:t>
             </w:r>
           </w:p>
         </w:tc>
@@ -2539,7 +2539,7 @@
                 <w:sz w:val="18"/>
                 <w:szCs w:val="18"/>
               </w:rPr>
-              <w:t xml:space="preserve">Dati per il calcolo dei crediti: il file caricato nella pratica è letto direttamente dalla Fondazione; controllo dei dati personali.</w:t>
+              <w:t xml:space="preserve">Nuova tipologia di documento «Rapporto di calcolo dei crediti».</w:t>
             </w:r>
           </w:p>
         </w:tc>
@@ -2609,7 +2609,7 @@
                 <w:sz w:val="18"/>
                 <w:szCs w:val="18"/>
               </w:rPr>
-              <w:t xml:space="preserve">1.6</w:t>
+              <w:t xml:space="preserve">1.7</w:t>
             </w:r>
           </w:p>
         </w:tc>
@@ -2673,7 +2673,7 @@
                 <w:sz w:val="18"/>
                 <w:szCs w:val="18"/>
               </w:rPr>
-              <w:t xml:space="preserve">Messaggi con la Fondazione (nuovo capitolo), note della Fondazione e modelli nelle fasi, Ente di Validazione, avviso sulle pratiche non attive, pagamenti visibili, consultazione sulla pagina pubblica con conferma dell'email ed errata corrige, nuove notifiche.</w:t>
+              <w:t xml:space="preserve">Dati per il calcolo dei crediti: il file caricato nella pratica è letto direttamente dalla Fondazione; controllo dei dati personali.</w:t>
             </w:r>
           </w:p>
         </w:tc>
@@ -2743,7 +2743,7 @@
                 <w:sz w:val="18"/>
                 <w:szCs w:val="18"/>
               </w:rPr>
-              <w:t xml:space="preserve">1.5</w:t>
+              <w:t xml:space="preserve">1.6</w:t>
             </w:r>
           </w:p>
         </w:tc>
@@ -2809,7 +2809,7 @@
                 <w:sz w:val="18"/>
                 <w:szCs w:val="18"/>
               </w:rPr>
-              <w:t xml:space="preserve">Manuale scaricabile anche dalla pagina «I tuoi documenti»; per gli utenti il manuale è disponibile solo in PDF.</w:t>
+              <w:t xml:space="preserve">Messaggi con la Fondazione (nuovo capitolo), note della Fondazione e modelli nelle fasi, Ente di Validazione, avviso sulle pratiche non attive, pagamenti visibili, consultazione sulla pagina pubblica con conferma dell'email ed errata corrige, nuove notifiche.</w:t>
             </w:r>
           </w:p>
         </w:tc>
@@ -2879,7 +2879,7 @@
                 <w:sz w:val="18"/>
                 <w:szCs w:val="18"/>
               </w:rPr>
-              <w:t xml:space="preserve">1.4</w:t>
+              <w:t xml:space="preserve">1.5</w:t>
             </w:r>
           </w:p>
         </w:tc>
@@ -2943,7 +2943,7 @@
                 <w:sz w:val="18"/>
                 <w:szCs w:val="18"/>
               </w:rPr>
-              <w:t xml:space="preserve">Recupero della password: nuova email in italiano dal portale (oggetto e pulsante), limite di una richiesta ogni 2 minuti.</w:t>
+              <w:t xml:space="preserve">Manuale scaricabile anche dalla pagina «I tuoi documenti»; per gli utenti il manuale è disponibile solo in PDF.</w:t>
             </w:r>
           </w:p>
         </w:tc>
@@ -3013,7 +3013,7 @@
                 <w:sz w:val="18"/>
                 <w:szCs w:val="18"/>
               </w:rPr>
-              <w:t xml:space="preserve">1.3</w:t>
+              <w:t xml:space="preserve">1.4</w:t>
             </w:r>
           </w:p>
         </w:tc>
@@ -3079,7 +3079,7 @@
                 <w:sz w:val="18"/>
                 <w:szCs w:val="18"/>
               </w:rPr>
-              <w:t xml:space="preserve">Pagina «Il mio profilo» (account, cambio password, manuale da scaricare).</w:t>
+              <w:t xml:space="preserve">Recupero della password: nuova email in italiano dal portale (oggetto e pulsante), limite di una richiesta ogni 2 minuti.</w:t>
             </w:r>
           </w:p>
         </w:tc>
@@ -3149,7 +3149,7 @@
                 <w:sz w:val="18"/>
                 <w:szCs w:val="18"/>
               </w:rPr>
-              <w:t xml:space="preserve">1.2</w:t>
+              <w:t xml:space="preserve">1.3</w:t>
             </w:r>
           </w:p>
         </w:tc>
@@ -3213,7 +3213,7 @@
                 <w:sz w:val="18"/>
                 <w:szCs w:val="18"/>
               </w:rPr>
-              <w:t xml:space="preserve">Scelta della password al primo accesso, cambio password, recupero della password dimenticata; ritorno alla pratica dopo l'accesso da un link email.</w:t>
+              <w:t xml:space="preserve">Pagina «Il mio profilo» (account, cambio password, manuale da scaricare).</w:t>
             </w:r>
           </w:p>
         </w:tc>
@@ -3283,7 +3283,7 @@
                 <w:sz w:val="18"/>
                 <w:szCs w:val="18"/>
               </w:rPr>
-              <w:t xml:space="preserve">1.1</w:t>
+              <w:t xml:space="preserve">1.2</w:t>
             </w:r>
           </w:p>
         </w:tc>
@@ -3349,7 +3349,7 @@
                 <w:sz w:val="18"/>
                 <w:szCs w:val="18"/>
               </w:rPr>
-              <w:t xml:space="preserve">Voce di menu «Manuale» e pagina di download del manuale (capitolo 2).</w:t>
+              <w:t xml:space="preserve">Scelta della password al primo accesso, cambio password, recupero della password dimenticata; ritorno alla pratica dopo l'accesso da un link email.</w:t>
             </w:r>
           </w:p>
         </w:tc>
@@ -3419,6 +3419,140 @@
                 <w:sz w:val="18"/>
                 <w:szCs w:val="18"/>
               </w:rPr>
+              <w:t xml:space="preserve">1.1</w:t>
+            </w:r>
+          </w:p>
+        </w:tc>
+        <w:tc>
+          <w:tcPr>
+            <w:tcW w:type="dxa" w:w="1300"/>
+            <w:tcBorders>
+              <w:top w:val="single" w:color="D9D4C5" w:sz="4"/>
+              <w:left w:val="single" w:color="D9D4C5" w:sz="4"/>
+              <w:bottom w:val="single" w:color="D9D4C5" w:sz="4"/>
+              <w:right w:val="single" w:color="D9D4C5" w:sz="4"/>
+            </w:tcBorders>
+            <w:tcMar>
+              <w:top w:type="dxa" w:w="70"/>
+              <w:left w:type="dxa" w:w="110"/>
+              <w:bottom w:type="dxa" w:w="70"/>
+              <w:right w:type="dxa" w:w="110"/>
+            </w:tcMar>
+            <w:vAlign w:val="center"/>
+          </w:tcPr>
+          <w:p>
+            <w:pPr>
+              <w:spacing w:after="0" w:before="0"/>
+            </w:pPr>
+            <w:r>
+              <w:rPr>
+                <w:rFonts w:ascii="Arial" w:cs="Arial" w:eastAsia="Arial" w:hAnsi="Arial"/>
+                <w:color w:val="1B2118"/>
+                <w:sz w:val="18"/>
+                <w:szCs w:val="18"/>
+              </w:rPr>
+              <w:t xml:space="preserve">18/10/2026</w:t>
+            </w:r>
+          </w:p>
+        </w:tc>
+        <w:tc>
+          <w:tcPr>
+            <w:tcW w:type="dxa" w:w="5538"/>
+            <w:tcBorders>
+              <w:top w:val="single" w:color="D9D4C5" w:sz="4"/>
+              <w:left w:val="single" w:color="D9D4C5" w:sz="4"/>
+              <w:bottom w:val="single" w:color="D9D4C5" w:sz="4"/>
+              <w:right w:val="single" w:color="D9D4C5" w:sz="4"/>
+            </w:tcBorders>
+            <w:tcMar>
+              <w:top w:type="dxa" w:w="70"/>
+              <w:left w:type="dxa" w:w="110"/>
+              <w:bottom w:type="dxa" w:w="70"/>
+              <w:right w:type="dxa" w:w="110"/>
+            </w:tcMar>
+            <w:vAlign w:val="center"/>
+          </w:tcPr>
+          <w:p>
+            <w:pPr>
+              <w:spacing w:after="0" w:before="0"/>
+            </w:pPr>
+            <w:r>
+              <w:rPr>
+                <w:rFonts w:ascii="Arial" w:cs="Arial" w:eastAsia="Arial" w:hAnsi="Arial"/>
+                <w:color w:val="1B2118"/>
+                <w:sz w:val="18"/>
+                <w:szCs w:val="18"/>
+              </w:rPr>
+              <w:t xml:space="preserve">Voce di menu «Manuale» e pagina di download del manuale (capitolo 2).</w:t>
+            </w:r>
+          </w:p>
+        </w:tc>
+        <w:tc>
+          <w:tcPr>
+            <w:tcW w:type="dxa" w:w="2000"/>
+            <w:tcBorders>
+              <w:top w:val="single" w:color="D9D4C5" w:sz="4"/>
+              <w:left w:val="single" w:color="D9D4C5" w:sz="4"/>
+              <w:bottom w:val="single" w:color="D9D4C5" w:sz="4"/>
+              <w:right w:val="single" w:color="D9D4C5" w:sz="4"/>
+            </w:tcBorders>
+            <w:tcMar>
+              <w:top w:type="dxa" w:w="70"/>
+              <w:left w:type="dxa" w:w="110"/>
+              <w:bottom w:type="dxa" w:w="70"/>
+              <w:right w:type="dxa" w:w="110"/>
+            </w:tcMar>
+            <w:vAlign w:val="center"/>
+          </w:tcPr>
+          <w:p>
+            <w:pPr>
+              <w:spacing w:after="0" w:before="0"/>
+            </w:pPr>
+            <w:r>
+              <w:rPr>
+                <w:rFonts w:ascii="Arial" w:cs="Arial" w:eastAsia="Arial" w:hAnsi="Arial"/>
+                <w:color w:val="1B2118"/>
+                <w:sz w:val="18"/>
+                <w:szCs w:val="18"/>
+              </w:rPr>
+              <w:t xml:space="preserve">Fondazione Operate</w:t>
+            </w:r>
+          </w:p>
+        </w:tc>
+      </w:tr>
+      <w:tr>
+        <w:trPr>
+          <w:cantSplit/>
+        </w:trPr>
+        <w:tc>
+          <w:tcPr>
+            <w:tcW w:type="dxa" w:w="800"/>
+            <w:tcBorders>
+              <w:top w:val="single" w:color="D9D4C5" w:sz="4"/>
+              <w:left w:val="single" w:color="D9D4C5" w:sz="4"/>
+              <w:bottom w:val="single" w:color="D9D4C5" w:sz="4"/>
+              <w:right w:val="single" w:color="D9D4C5" w:sz="4"/>
+            </w:tcBorders>
+            <w:shd w:fill="F6F4EE" w:color="auto" w:val="clear"/>
+            <w:tcMar>
+              <w:top w:type="dxa" w:w="70"/>
+              <w:left w:type="dxa" w:w="110"/>
+              <w:bottom w:type="dxa" w:w="70"/>
+              <w:right w:type="dxa" w:w="110"/>
+            </w:tcMar>
+            <w:vAlign w:val="center"/>
+          </w:tcPr>
+          <w:p>
+            <w:pPr>
+              <w:spacing w:after="0" w:before="0"/>
+            </w:pPr>
+            <w:r>
+              <w:rPr>
+                <w:rFonts w:ascii="Arial" w:cs="Arial" w:eastAsia="Arial" w:hAnsi="Arial"/>
+                <w:color w:val="1B2118"/>
+                <w:sz w:val="18"/>
+                <w:szCs w:val="18"/>
+              </w:rPr>
               <w:t xml:space="preserve">1.0</w:t>
             </w:r>
           </w:p>
@@ -3432,6 +3566,7 @@
               <w:bottom w:val="single" w:color="D9D4C5" w:sz="4"/>
               <w:right w:val="single" w:color="D9D4C5" w:sz="4"/>
             </w:tcBorders>
+            <w:shd w:fill="F6F4EE" w:color="auto" w:val="clear"/>
             <w:tcMar>
               <w:top w:type="dxa" w:w="70"/>
               <w:left w:type="dxa" w:w="110"/>
@@ -3464,6 +3599,7 @@
               <w:bottom w:val="single" w:color="D9D4C5" w:sz="4"/>
               <w:right w:val="single" w:color="D9D4C5" w:sz="4"/>
             </w:tcBorders>
+            <w:shd w:fill="F6F4EE" w:color="auto" w:val="clear"/>
             <w:tcMar>
               <w:top w:type="dxa" w:w="70"/>
               <w:left w:type="dxa" w:w="110"/>
@@ -3496,6 +3632,7 @@
               <w:bottom w:val="single" w:color="D9D4C5" w:sz="4"/>
               <w:right w:val="single" w:color="D9D4C5" w:sz="4"/>
             </w:tcBorders>
+            <w:shd w:fill="F6F4EE" w:color="auto" w:val="clear"/>
             <w:tcMar>
               <w:top w:type="dxa" w:w="70"/>
               <w:left w:type="dxa" w:w="110"/>
@@ -3537,7 +3674,7 @@
           <w:sz w:val="20"/>
           <w:szCs w:val="20"/>
         </w:rPr>
-        <w:t xml:space="preserve">Questo documento descrive il portale alla revisione 3.0 del 20/10/2026. A ogni modifica del portale il manuale viene aggiornato e la revisione incrementata; la versione corrente si scarica dal portale.</w:t>
+        <w:t xml:space="preserve">Questo documento descrive il portale alla revisione 3.1 del 20/10/2026. A ogni modifica del portale il manuale viene aggiornato e la revisione incrementata; la versione corrente si scarica dal portale.</w:t>
       </w:r>
     </w:p>
     <w:p>
@@ -4363,7 +4500,7 @@
         </w:rPr>
         <w:t xml:space="preserve"> un computer o tablet con un browser aggiornato (Chrome, Edge, Firefox, Safari) e le credenziali fornite dalla Fondazione. Indirizzo del portale: </w:t>
       </w:r>
-      <w:hyperlink w:history="1" r:id="rId_zaofowfnbnbvs0trzuzz">
+      <w:hyperlink w:history="1" r:id="rIdchpu23qp-aqyro3ufj485">
         <w:r>
           <w:rPr>
             <w:rFonts w:ascii="Arial" w:cs="Arial" w:eastAsia="Arial" w:hAnsi="Arial"/>
@@ -4590,7 +4727,7 @@
         </w:rPr>
         <w:t xml:space="preserve">Aprite </w:t>
       </w:r>
-      <w:hyperlink w:history="1" r:id="rIdhywvaa6utyopezbb8kmpr">
+      <w:hyperlink w:history="1" r:id="rIdszipt-tgabxsoojeja_er">
         <w:r>
           <w:rPr>
             <w:rFonts w:ascii="Arial" w:cs="Arial" w:eastAsia="Arial" w:hAnsi="Arial"/>
@@ -4900,6 +5037,26 @@
           <w:sz w:val="21"/>
           <w:szCs w:val="21"/>
         </w:rPr>
+        <w:t xml:space="preserve">Reclami</w:t>
+      </w:r>
+      <w:r>
+        <w:rPr>
+          <w:rFonts w:ascii="Arial" w:cs="Arial" w:eastAsia="Arial" w:hAnsi="Arial"/>
+          <w:color w:val="1B2118"/>
+          <w:sz w:val="21"/>
+          <w:szCs w:val="21"/>
+        </w:rPr>
+        <w:t xml:space="preserve">, </w:t>
+      </w:r>
+      <w:r>
+        <w:rPr>
+          <w:rFonts w:ascii="Arial" w:cs="Arial" w:eastAsia="Arial" w:hAnsi="Arial"/>
+          <w:b/>
+          <w:bCs/>
+          <w:color w:val="1B2118"/>
+          <w:sz w:val="21"/>
+          <w:szCs w:val="21"/>
+        </w:rPr>
         <w:t xml:space="preserve">Formato dati</w:t>
       </w:r>
       <w:r>
@@ -4920,7 +5077,7 @@
           <w:sz w:val="21"/>
           <w:szCs w:val="21"/>
         </w:rPr>
-        <w:t xml:space="preserve">Reclami</w:t>
+        <w:t xml:space="preserve">Il Programma CWP</w:t>
       </w:r>
       <w:r>
         <w:rPr>
@@ -4940,27 +5097,7 @@
           <w:sz w:val="21"/>
           <w:szCs w:val="21"/>
         </w:rPr>
-        <w:t xml:space="preserve">Il Programma</w:t>
-      </w:r>
-      <w:r>
-        <w:rPr>
-          <w:rFonts w:ascii="Arial" w:cs="Arial" w:eastAsia="Arial" w:hAnsi="Arial"/>
-          <w:color w:val="1B2118"/>
-          <w:sz w:val="21"/>
-          <w:szCs w:val="21"/>
-        </w:rPr>
-        <w:t xml:space="preserve">, </w:t>
-      </w:r>
-      <w:r>
-        <w:rPr>
-          <w:rFonts w:ascii="Arial" w:cs="Arial" w:eastAsia="Arial" w:hAnsi="Arial"/>
-          <w:b/>
-          <w:bCs/>
-          <w:color w:val="1B2118"/>
-          <w:sz w:val="21"/>
-          <w:szCs w:val="21"/>
-        </w:rPr>
-        <w:t xml:space="preserve">Manuale</w:t>
+        <w:t xml:space="preserve">Manuali</w:t>
       </w:r>
       <w:r>
         <w:rPr>
@@ -5942,6 +6079,26 @@
           <w:sz w:val="21"/>
           <w:szCs w:val="21"/>
         </w:rPr>
+        <w:t xml:space="preserve">Manuali</w:t>
+      </w:r>
+      <w:r>
+        <w:rPr>
+          <w:rFonts w:ascii="Arial" w:cs="Arial" w:eastAsia="Arial" w:hAnsi="Arial"/>
+          <w:color w:val="1B2118"/>
+          <w:sz w:val="21"/>
+          <w:szCs w:val="21"/>
+        </w:rPr>
+        <w:t xml:space="preserve"> del menu (per gli Operatori </w:t>
+      </w:r>
+      <w:r>
+        <w:rPr>
+          <w:rFonts w:ascii="Arial" w:cs="Arial" w:eastAsia="Arial" w:hAnsi="Arial"/>
+          <w:b/>
+          <w:bCs/>
+          <w:color w:val="1B2118"/>
+          <w:sz w:val="21"/>
+          <w:szCs w:val="21"/>
+        </w:rPr>
         <w:t xml:space="preserve">Manuale</w:t>
       </w:r>
       <w:r>
@@ -5951,7 +6108,7 @@
           <w:sz w:val="21"/>
           <w:szCs w:val="21"/>
         </w:rPr>
-        <w:t xml:space="preserve"> del menu, la pagina </w:t>
+        <w:t xml:space="preserve">), la pagina </w:t>
       </w:r>
       <w:r>
         <w:rPr>
@@ -12879,7 +13036,7 @@
         </w:rPr>
         <w:t xml:space="preserve"> (</w:t>
       </w:r>
-      <w:hyperlink w:history="1" r:id="rIdqezd6ynlvimkwf5-pdpty">
+      <w:hyperlink w:history="1" r:id="rIdckqtengy70_t8fmynd0q-">
         <w:r>
           <w:rPr>
             <w:rFonts w:ascii="Arial" w:cs="Arial" w:eastAsia="Arial" w:hAnsi="Arial"/>
@@ -16591,7 +16748,7 @@
         </w:rPr>
         <w:t xml:space="preserve">, uguale per tutti gli enti. Il modello si scarica dalla pagina pubblica </w:t>
       </w:r>
-      <w:hyperlink w:history="1" r:id="rIdtsa5ukazfbkotzowjrny7">
+      <w:hyperlink w:history="1" r:id="rIdwxmvcbb6pgtys20yhykrh">
         <w:r>
           <w:rPr>
             <w:rFonts w:ascii="Arial" w:cs="Arial" w:eastAsia="Arial" w:hAnsi="Arial"/>
@@ -18726,7 +18883,7 @@
         </w:rPr>
         <w:t xml:space="preserve"> (</w:t>
       </w:r>
-      <w:hyperlink w:history="1" r:id="rIdweahv6rmbcwn0d1pcovwe">
+      <w:hyperlink w:history="1" r:id="rIdsrtbqxmtxx1blk1j-9qfk">
         <w:r>
           <w:rPr>
             <w:rFonts w:ascii="Arial" w:cs="Arial" w:eastAsia="Arial" w:hAnsi="Arial"/>
@@ -18756,7 +18913,7 @@
           <w:sz w:val="21"/>
           <w:szCs w:val="21"/>
         </w:rPr>
-        <w:t xml:space="preserve">Il Programma</w:t>
+        <w:t xml:space="preserve">Il Programma CWP</w:t>
       </w:r>
       <w:r>
         <w:rPr>
@@ -19995,7 +20152,7 @@
         <w:szCs w:val="16"/>
       </w:rPr>
       <w:tab/>
-      <w:t xml:space="preserve">Manuale Utente · Rev. 3.0 · 20/10/2026</w:t>
+      <w:t xml:space="preserve">Manuale Utente · Rev. 3.1 · 20/10/2026</w:t>
     </w:r>
   </w:p>
 </w:hdr>
@@ -20060,7 +20217,7 @@
         <w:szCs w:val="16"/>
       </w:rPr>
       <w:tab/>
-      <w:t xml:space="preserve">Manuale Utente · Rev. 3.0 · 20/10/2026</w:t>
+      <w:t xml:space="preserve">Manuale Utente · Rev. 3.1 · 20/10/2026</w:t>
     </w:r>
   </w:p>
 </w:hdr>

--- a/public/manuali/Manuale_Utente_Portale_CWP.docx
+++ b/public/manuali/Manuale_Utente_Portale_CWP.docx
@@ -302,7 +302,7 @@
                 <w:sz w:val="20"/>
                 <w:szCs w:val="20"/>
               </w:rPr>
-              <w:t xml:space="preserve">Rev. 3.1</w:t>
+              <w:t xml:space="preserve">Rev. 3.2</w:t>
             </w:r>
           </w:p>
         </w:tc>
@@ -719,7 +719,7 @@
                 <w:sz w:val="18"/>
                 <w:szCs w:val="18"/>
               </w:rPr>
-              <w:t xml:space="preserve">3.1</w:t>
+              <w:t xml:space="preserve">3.2</w:t>
             </w:r>
           </w:p>
         </w:tc>
@@ -783,7 +783,7 @@
                 <w:sz w:val="18"/>
                 <w:szCs w:val="18"/>
               </w:rPr>
-              <w:t xml:space="preserve">Nuovo menu degli enti: Il Programma CWP, Manuali.</w:t>
+              <w:t xml:space="preserve">Uscita automatica per inattività.</w:t>
             </w:r>
           </w:p>
         </w:tc>
@@ -853,7 +853,7 @@
                 <w:sz w:val="18"/>
                 <w:szCs w:val="18"/>
               </w:rPr>
-              <w:t xml:space="preserve">3.0</w:t>
+              <w:t xml:space="preserve">3.1</w:t>
             </w:r>
           </w:p>
         </w:tc>
@@ -919,7 +919,7 @@
                 <w:sz w:val="18"/>
                 <w:szCs w:val="18"/>
               </w:rPr>
-              <w:t xml:space="preserve">Voce di menu «Marketplaces» (in arrivo).</w:t>
+              <w:t xml:space="preserve">Nuovo menu degli enti: Il Programma CWP, Manuali.</w:t>
             </w:r>
           </w:p>
         </w:tc>
@@ -989,7 +989,7 @@
                 <w:sz w:val="18"/>
                 <w:szCs w:val="18"/>
               </w:rPr>
-              <w:t xml:space="preserve">2.9</w:t>
+              <w:t xml:space="preserve">3.0</w:t>
             </w:r>
           </w:p>
         </w:tc>
@@ -1053,7 +1053,7 @@
                 <w:sz w:val="18"/>
                 <w:szCs w:val="18"/>
               </w:rPr>
-              <w:t xml:space="preserve">Collegamento al portale: registro degli accessi e delle operazioni.</w:t>
+              <w:t xml:space="preserve">Voce di menu «Marketplaces» (in arrivo).</w:t>
             </w:r>
           </w:p>
         </w:tc>
@@ -1123,7 +1123,7 @@
                 <w:sz w:val="18"/>
                 <w:szCs w:val="18"/>
               </w:rPr>
-              <w:t xml:space="preserve">2.8</w:t>
+              <w:t xml:space="preserve">2.9</w:t>
             </w:r>
           </w:p>
         </w:tc>
@@ -1189,7 +1189,7 @@
                 <w:sz w:val="18"/>
                 <w:szCs w:val="18"/>
               </w:rPr>
-              <w:t xml:space="preserve">Nuovo capitolo «Collegamento al portale» (presenza visibile all'Amministratore principale).</w:t>
+              <w:t xml:space="preserve">Collegamento al portale: registro degli accessi e delle operazioni.</w:t>
             </w:r>
           </w:p>
         </w:tc>
@@ -1259,7 +1259,7 @@
                 <w:sz w:val="18"/>
                 <w:szCs w:val="18"/>
               </w:rPr>
-              <w:t xml:space="preserve">2.7</w:t>
+              <w:t xml:space="preserve">2.8</w:t>
             </w:r>
           </w:p>
         </w:tc>
@@ -1291,7 +1291,7 @@
                 <w:sz w:val="18"/>
                 <w:szCs w:val="18"/>
               </w:rPr>
-              <w:t xml:space="preserve">19/10/2026</w:t>
+              <w:t xml:space="preserve">20/10/2026</w:t>
             </w:r>
           </w:p>
         </w:tc>
@@ -1323,7 +1323,7 @@
                 <w:sz w:val="18"/>
                 <w:szCs w:val="18"/>
               </w:rPr>
-              <w:t xml:space="preserve">Assistente virtuale: messaggio «Un attimo…» durante l'attesa.</w:t>
+              <w:t xml:space="preserve">Nuovo capitolo «Collegamento al portale» (presenza visibile all'Amministratore principale).</w:t>
             </w:r>
           </w:p>
         </w:tc>
@@ -1393,7 +1393,7 @@
                 <w:sz w:val="18"/>
                 <w:szCs w:val="18"/>
               </w:rPr>
-              <w:t xml:space="preserve">2.6</w:t>
+              <w:t xml:space="preserve">2.7</w:t>
             </w:r>
           </w:p>
         </w:tc>
@@ -1459,7 +1459,7 @@
                 <w:sz w:val="18"/>
                 <w:szCs w:val="18"/>
               </w:rPr>
-              <w:t xml:space="preserve">Nuovo capitolo «L'assistente virtuale».</w:t>
+              <w:t xml:space="preserve">Assistente virtuale: messaggio «Un attimo…» durante l'attesa.</w:t>
             </w:r>
           </w:p>
         </w:tc>
@@ -1529,7 +1529,7 @@
                 <w:sz w:val="18"/>
                 <w:szCs w:val="18"/>
               </w:rPr>
-              <w:t xml:space="preserve">2.5</w:t>
+              <w:t xml:space="preserve">2.6</w:t>
             </w:r>
           </w:p>
         </w:tc>
@@ -1593,7 +1593,7 @@
                 <w:sz w:val="18"/>
                 <w:szCs w:val="18"/>
               </w:rPr>
-              <w:t xml:space="preserve">Ordinamento degli elenchi e delle tabelle.</w:t>
+              <w:t xml:space="preserve">Nuovo capitolo «L'assistente virtuale».</w:t>
             </w:r>
           </w:p>
         </w:tc>
@@ -1663,7 +1663,7 @@
                 <w:sz w:val="18"/>
                 <w:szCs w:val="18"/>
               </w:rPr>
-              <w:t xml:space="preserve">2.4</w:t>
+              <w:t xml:space="preserve">2.5</w:t>
             </w:r>
           </w:p>
         </w:tc>
@@ -1729,7 +1729,7 @@
                 <w:sz w:val="18"/>
                 <w:szCs w:val="18"/>
               </w:rPr>
-              <w:t xml:space="preserve">Primo accesso: le credenziali arrivano per email.</w:t>
+              <w:t xml:space="preserve">Ordinamento degli elenchi e delle tabelle.</w:t>
             </w:r>
           </w:p>
         </w:tc>
@@ -1799,7 +1799,7 @@
                 <w:sz w:val="18"/>
                 <w:szCs w:val="18"/>
               </w:rPr>
-              <w:t xml:space="preserve">2.3</w:t>
+              <w:t xml:space="preserve">2.4</w:t>
             </w:r>
           </w:p>
         </w:tc>
@@ -1863,7 +1863,7 @@
                 <w:sz w:val="18"/>
                 <w:szCs w:val="18"/>
               </w:rPr>
-              <w:t xml:space="preserve">Simulazione dei crediti: anche stima economica con costi Caso 1 e Caso 2.</w:t>
+              <w:t xml:space="preserve">Primo accesso: le credenziali arrivano per email.</w:t>
             </w:r>
           </w:p>
         </w:tc>
@@ -1933,7 +1933,7 @@
                 <w:sz w:val="18"/>
                 <w:szCs w:val="18"/>
               </w:rPr>
-              <w:t xml:space="preserve">2.2</w:t>
+              <w:t xml:space="preserve">2.3</w:t>
             </w:r>
           </w:p>
         </w:tc>
@@ -1999,7 +1999,7 @@
                 <w:sz w:val="18"/>
                 <w:szCs w:val="18"/>
               </w:rPr>
-              <w:t xml:space="preserve">Simulazione dei crediti disponibile su richiesta alla Fondazione.</w:t>
+              <w:t xml:space="preserve">Simulazione dei crediti: anche stima economica con costi Caso 1 e Caso 2.</w:t>
             </w:r>
           </w:p>
         </w:tc>
@@ -2069,7 +2069,7 @@
                 <w:sz w:val="18"/>
                 <w:szCs w:val="18"/>
               </w:rPr>
-              <w:t xml:space="preserve">2.1</w:t>
+              <w:t xml:space="preserve">2.2</w:t>
             </w:r>
           </w:p>
         </w:tc>
@@ -2133,7 +2133,7 @@
                 <w:sz w:val="18"/>
                 <w:szCs w:val="18"/>
               </w:rPr>
-              <w:t xml:space="preserve">Simulazione dei crediti in arrivo (capitolo Dati per il calcolo dei crediti).</w:t>
+              <w:t xml:space="preserve">Simulazione dei crediti disponibile su richiesta alla Fondazione.</w:t>
             </w:r>
           </w:p>
         </w:tc>
@@ -2203,7 +2203,7 @@
                 <w:sz w:val="18"/>
                 <w:szCs w:val="18"/>
               </w:rPr>
-              <w:t xml:space="preserve">2.0</w:t>
+              <w:t xml:space="preserve">2.1</w:t>
             </w:r>
           </w:p>
         </w:tc>
@@ -2236,7 +2236,7 @@
                 <w:sz w:val="18"/>
                 <w:szCs w:val="18"/>
               </w:rPr>
-              <w:t xml:space="preserve">18/10/2026</w:t>
+              <w:t xml:space="preserve">19/10/2026</w:t>
             </w:r>
           </w:p>
         </w:tc>
@@ -2269,7 +2269,7 @@
                 <w:sz w:val="18"/>
                 <w:szCs w:val="18"/>
               </w:rPr>
-              <w:t xml:space="preserve">Allineamento ai documenti ufficiali del Programma: Rapporto a 7 fasi, feedback pubblico (30 e 20 giorni), stato nel Programma e ID, dati del progetto, un solo account per Organizzazione, ritiro e rientro, conservazione 12 anni, tipologie ufficiali, Schema tariffario, verifica sull'accuratezza; nuovi capitoli Crediti emessi, Reclami, pagina pubblica del Programma.</w:t>
+              <w:t xml:space="preserve">Simulazione dei crediti in arrivo (capitolo Dati per il calcolo dei crediti).</w:t>
             </w:r>
           </w:p>
         </w:tc>
@@ -2339,7 +2339,7 @@
                 <w:sz w:val="18"/>
                 <w:szCs w:val="18"/>
               </w:rPr>
-              <w:t xml:space="preserve">1.9</w:t>
+              <w:t xml:space="preserve">2.0</w:t>
             </w:r>
           </w:p>
         </w:tc>
@@ -2403,7 +2403,7 @@
                 <w:sz w:val="18"/>
                 <w:szCs w:val="18"/>
               </w:rPr>
-              <w:t xml:space="preserve">Rapporti di Monitoraggio con 4 fasi; documenti richiesti per fase; caricamenti solo nelle fasi aperte; osservazioni numerate e notifica di quelle da rispondere; data di conservazione; fascicolo con riepilogo PDF.</w:t>
+              <w:t xml:space="preserve">Allineamento ai documenti ufficiali del Programma: Rapporto a 7 fasi, feedback pubblico (30 e 20 giorni), stato nel Programma e ID, dati del progetto, un solo account per Organizzazione, ritiro e rientro, conservazione 12 anni, tipologie ufficiali, Schema tariffario, verifica sull'accuratezza; nuovi capitoli Crediti emessi, Reclami, pagina pubblica del Programma.</w:t>
             </w:r>
           </w:p>
         </w:tc>
@@ -2473,7 +2473,7 @@
                 <w:sz w:val="18"/>
                 <w:szCs w:val="18"/>
               </w:rPr>
-              <w:t xml:space="preserve">1.8</w:t>
+              <w:t xml:space="preserve">1.9</w:t>
             </w:r>
           </w:p>
         </w:tc>
@@ -2539,7 +2539,7 @@
                 <w:sz w:val="18"/>
                 <w:szCs w:val="18"/>
               </w:rPr>
-              <w:t xml:space="preserve">Nuova tipologia di documento «Rapporto di calcolo dei crediti».</w:t>
+              <w:t xml:space="preserve">Rapporti di Monitoraggio con 4 fasi; documenti richiesti per fase; caricamenti solo nelle fasi aperte; osservazioni numerate e notifica di quelle da rispondere; data di conservazione; fascicolo con riepilogo PDF.</w:t>
             </w:r>
           </w:p>
         </w:tc>
@@ -2609,7 +2609,7 @@
                 <w:sz w:val="18"/>
                 <w:szCs w:val="18"/>
               </w:rPr>
-              <w:t xml:space="preserve">1.7</w:t>
+              <w:t xml:space="preserve">1.8</w:t>
             </w:r>
           </w:p>
         </w:tc>
@@ -2673,7 +2673,7 @@
                 <w:sz w:val="18"/>
                 <w:szCs w:val="18"/>
               </w:rPr>
-              <w:t xml:space="preserve">Dati per il calcolo dei crediti: il file caricato nella pratica è letto direttamente dalla Fondazione; controllo dei dati personali.</w:t>
+              <w:t xml:space="preserve">Nuova tipologia di documento «Rapporto di calcolo dei crediti».</w:t>
             </w:r>
           </w:p>
         </w:tc>
@@ -2743,7 +2743,7 @@
                 <w:sz w:val="18"/>
                 <w:szCs w:val="18"/>
               </w:rPr>
-              <w:t xml:space="preserve">1.6</w:t>
+              <w:t xml:space="preserve">1.7</w:t>
             </w:r>
           </w:p>
         </w:tc>
@@ -2809,7 +2809,7 @@
                 <w:sz w:val="18"/>
                 <w:szCs w:val="18"/>
               </w:rPr>
-              <w:t xml:space="preserve">Messaggi con la Fondazione (nuovo capitolo), note della Fondazione e modelli nelle fasi, Ente di Validazione, avviso sulle pratiche non attive, pagamenti visibili, consultazione sulla pagina pubblica con conferma dell'email ed errata corrige, nuove notifiche.</w:t>
+              <w:t xml:space="preserve">Dati per il calcolo dei crediti: il file caricato nella pratica è letto direttamente dalla Fondazione; controllo dei dati personali.</w:t>
             </w:r>
           </w:p>
         </w:tc>
@@ -2879,7 +2879,7 @@
                 <w:sz w:val="18"/>
                 <w:szCs w:val="18"/>
               </w:rPr>
-              <w:t xml:space="preserve">1.5</w:t>
+              <w:t xml:space="preserve">1.6</w:t>
             </w:r>
           </w:p>
         </w:tc>
@@ -2943,7 +2943,7 @@
                 <w:sz w:val="18"/>
                 <w:szCs w:val="18"/>
               </w:rPr>
-              <w:t xml:space="preserve">Manuale scaricabile anche dalla pagina «I tuoi documenti»; per gli utenti il manuale è disponibile solo in PDF.</w:t>
+              <w:t xml:space="preserve">Messaggi con la Fondazione (nuovo capitolo), note della Fondazione e modelli nelle fasi, Ente di Validazione, avviso sulle pratiche non attive, pagamenti visibili, consultazione sulla pagina pubblica con conferma dell'email ed errata corrige, nuove notifiche.</w:t>
             </w:r>
           </w:p>
         </w:tc>
@@ -3013,7 +3013,7 @@
                 <w:sz w:val="18"/>
                 <w:szCs w:val="18"/>
               </w:rPr>
-              <w:t xml:space="preserve">1.4</w:t>
+              <w:t xml:space="preserve">1.5</w:t>
             </w:r>
           </w:p>
         </w:tc>
@@ -3079,7 +3079,7 @@
                 <w:sz w:val="18"/>
                 <w:szCs w:val="18"/>
               </w:rPr>
-              <w:t xml:space="preserve">Recupero della password: nuova email in italiano dal portale (oggetto e pulsante), limite di una richiesta ogni 2 minuti.</w:t>
+              <w:t xml:space="preserve">Manuale scaricabile anche dalla pagina «I tuoi documenti»; per gli utenti il manuale è disponibile solo in PDF.</w:t>
             </w:r>
           </w:p>
         </w:tc>
@@ -3149,7 +3149,7 @@
                 <w:sz w:val="18"/>
                 <w:szCs w:val="18"/>
               </w:rPr>
-              <w:t xml:space="preserve">1.3</w:t>
+              <w:t xml:space="preserve">1.4</w:t>
             </w:r>
           </w:p>
         </w:tc>
@@ -3213,7 +3213,7 @@
                 <w:sz w:val="18"/>
                 <w:szCs w:val="18"/>
               </w:rPr>
-              <w:t xml:space="preserve">Pagina «Il mio profilo» (account, cambio password, manuale da scaricare).</w:t>
+              <w:t xml:space="preserve">Recupero della password: nuova email in italiano dal portale (oggetto e pulsante), limite di una richiesta ogni 2 minuti.</w:t>
             </w:r>
           </w:p>
         </w:tc>
@@ -3283,7 +3283,7 @@
                 <w:sz w:val="18"/>
                 <w:szCs w:val="18"/>
               </w:rPr>
-              <w:t xml:space="preserve">1.2</w:t>
+              <w:t xml:space="preserve">1.3</w:t>
             </w:r>
           </w:p>
         </w:tc>
@@ -3349,7 +3349,7 @@
                 <w:sz w:val="18"/>
                 <w:szCs w:val="18"/>
               </w:rPr>
-              <w:t xml:space="preserve">Scelta della password al primo accesso, cambio password, recupero della password dimenticata; ritorno alla pratica dopo l'accesso da un link email.</w:t>
+              <w:t xml:space="preserve">Pagina «Il mio profilo» (account, cambio password, manuale da scaricare).</w:t>
             </w:r>
           </w:p>
         </w:tc>
@@ -3419,7 +3419,7 @@
                 <w:sz w:val="18"/>
                 <w:szCs w:val="18"/>
               </w:rPr>
-              <w:t xml:space="preserve">1.1</w:t>
+              <w:t xml:space="preserve">1.2</w:t>
             </w:r>
           </w:p>
         </w:tc>
@@ -3483,7 +3483,7 @@
                 <w:sz w:val="18"/>
                 <w:szCs w:val="18"/>
               </w:rPr>
-              <w:t xml:space="preserve">Voce di menu «Manuale» e pagina di download del manuale (capitolo 2).</w:t>
+              <w:t xml:space="preserve">Scelta della password al primo accesso, cambio password, recupero della password dimenticata; ritorno alla pratica dopo l'accesso da un link email.</w:t>
             </w:r>
           </w:p>
         </w:tc>
@@ -3553,6 +3553,142 @@
                 <w:sz w:val="18"/>
                 <w:szCs w:val="18"/>
               </w:rPr>
+              <w:t xml:space="preserve">1.1</w:t>
+            </w:r>
+          </w:p>
+        </w:tc>
+        <w:tc>
+          <w:tcPr>
+            <w:tcW w:type="dxa" w:w="1300"/>
+            <w:tcBorders>
+              <w:top w:val="single" w:color="D9D4C5" w:sz="4"/>
+              <w:left w:val="single" w:color="D9D4C5" w:sz="4"/>
+              <w:bottom w:val="single" w:color="D9D4C5" w:sz="4"/>
+              <w:right w:val="single" w:color="D9D4C5" w:sz="4"/>
+            </w:tcBorders>
+            <w:shd w:fill="F6F4EE" w:color="auto" w:val="clear"/>
+            <w:tcMar>
+              <w:top w:type="dxa" w:w="70"/>
+              <w:left w:type="dxa" w:w="110"/>
+              <w:bottom w:type="dxa" w:w="70"/>
+              <w:right w:type="dxa" w:w="110"/>
+            </w:tcMar>
+            <w:vAlign w:val="center"/>
+          </w:tcPr>
+          <w:p>
+            <w:pPr>
+              <w:spacing w:after="0" w:before="0"/>
+            </w:pPr>
+            <w:r>
+              <w:rPr>
+                <w:rFonts w:ascii="Arial" w:cs="Arial" w:eastAsia="Arial" w:hAnsi="Arial"/>
+                <w:color w:val="1B2118"/>
+                <w:sz w:val="18"/>
+                <w:szCs w:val="18"/>
+              </w:rPr>
+              <w:t xml:space="preserve">18/10/2026</w:t>
+            </w:r>
+          </w:p>
+        </w:tc>
+        <w:tc>
+          <w:tcPr>
+            <w:tcW w:type="dxa" w:w="5538"/>
+            <w:tcBorders>
+              <w:top w:val="single" w:color="D9D4C5" w:sz="4"/>
+              <w:left w:val="single" w:color="D9D4C5" w:sz="4"/>
+              <w:bottom w:val="single" w:color="D9D4C5" w:sz="4"/>
+              <w:right w:val="single" w:color="D9D4C5" w:sz="4"/>
+            </w:tcBorders>
+            <w:shd w:fill="F6F4EE" w:color="auto" w:val="clear"/>
+            <w:tcMar>
+              <w:top w:type="dxa" w:w="70"/>
+              <w:left w:type="dxa" w:w="110"/>
+              <w:bottom w:type="dxa" w:w="70"/>
+              <w:right w:type="dxa" w:w="110"/>
+            </w:tcMar>
+            <w:vAlign w:val="center"/>
+          </w:tcPr>
+          <w:p>
+            <w:pPr>
+              <w:spacing w:after="0" w:before="0"/>
+            </w:pPr>
+            <w:r>
+              <w:rPr>
+                <w:rFonts w:ascii="Arial" w:cs="Arial" w:eastAsia="Arial" w:hAnsi="Arial"/>
+                <w:color w:val="1B2118"/>
+                <w:sz w:val="18"/>
+                <w:szCs w:val="18"/>
+              </w:rPr>
+              <w:t xml:space="preserve">Voce di menu «Manuale» e pagina di download del manuale (capitolo 2).</w:t>
+            </w:r>
+          </w:p>
+        </w:tc>
+        <w:tc>
+          <w:tcPr>
+            <w:tcW w:type="dxa" w:w="2000"/>
+            <w:tcBorders>
+              <w:top w:val="single" w:color="D9D4C5" w:sz="4"/>
+              <w:left w:val="single" w:color="D9D4C5" w:sz="4"/>
+              <w:bottom w:val="single" w:color="D9D4C5" w:sz="4"/>
+              <w:right w:val="single" w:color="D9D4C5" w:sz="4"/>
+            </w:tcBorders>
+            <w:shd w:fill="F6F4EE" w:color="auto" w:val="clear"/>
+            <w:tcMar>
+              <w:top w:type="dxa" w:w="70"/>
+              <w:left w:type="dxa" w:w="110"/>
+              <w:bottom w:type="dxa" w:w="70"/>
+              <w:right w:type="dxa" w:w="110"/>
+            </w:tcMar>
+            <w:vAlign w:val="center"/>
+          </w:tcPr>
+          <w:p>
+            <w:pPr>
+              <w:spacing w:after="0" w:before="0"/>
+            </w:pPr>
+            <w:r>
+              <w:rPr>
+                <w:rFonts w:ascii="Arial" w:cs="Arial" w:eastAsia="Arial" w:hAnsi="Arial"/>
+                <w:color w:val="1B2118"/>
+                <w:sz w:val="18"/>
+                <w:szCs w:val="18"/>
+              </w:rPr>
+              <w:t xml:space="preserve">Fondazione Operate</w:t>
+            </w:r>
+          </w:p>
+        </w:tc>
+      </w:tr>
+      <w:tr>
+        <w:trPr>
+          <w:cantSplit/>
+        </w:trPr>
+        <w:tc>
+          <w:tcPr>
+            <w:tcW w:type="dxa" w:w="800"/>
+            <w:tcBorders>
+              <w:top w:val="single" w:color="D9D4C5" w:sz="4"/>
+              <w:left w:val="single" w:color="D9D4C5" w:sz="4"/>
+              <w:bottom w:val="single" w:color="D9D4C5" w:sz="4"/>
+              <w:right w:val="single" w:color="D9D4C5" w:sz="4"/>
+            </w:tcBorders>
+            <w:tcMar>
+              <w:top w:type="dxa" w:w="70"/>
+              <w:left w:type="dxa" w:w="110"/>
+              <w:bottom w:type="dxa" w:w="70"/>
+              <w:right w:type="dxa" w:w="110"/>
+            </w:tcMar>
+            <w:vAlign w:val="center"/>
+          </w:tcPr>
+          <w:p>
+            <w:pPr>
+              <w:spacing w:after="0" w:before="0"/>
+            </w:pPr>
+            <w:r>
+              <w:rPr>
+                <w:rFonts w:ascii="Arial" w:cs="Arial" w:eastAsia="Arial" w:hAnsi="Arial"/>
+                <w:color w:val="1B2118"/>
+                <w:sz w:val="18"/>
+                <w:szCs w:val="18"/>
+              </w:rPr>
               <w:t xml:space="preserve">1.0</w:t>
             </w:r>
           </w:p>
@@ -3566,7 +3702,6 @@
               <w:bottom w:val="single" w:color="D9D4C5" w:sz="4"/>
               <w:right w:val="single" w:color="D9D4C5" w:sz="4"/>
             </w:tcBorders>
-            <w:shd w:fill="F6F4EE" w:color="auto" w:val="clear"/>
             <w:tcMar>
               <w:top w:type="dxa" w:w="70"/>
               <w:left w:type="dxa" w:w="110"/>
@@ -3599,7 +3734,6 @@
               <w:bottom w:val="single" w:color="D9D4C5" w:sz="4"/>
               <w:right w:val="single" w:color="D9D4C5" w:sz="4"/>
             </w:tcBorders>
-            <w:shd w:fill="F6F4EE" w:color="auto" w:val="clear"/>
             <w:tcMar>
               <w:top w:type="dxa" w:w="70"/>
               <w:left w:type="dxa" w:w="110"/>
@@ -3632,7 +3766,6 @@
               <w:bottom w:val="single" w:color="D9D4C5" w:sz="4"/>
               <w:right w:val="single" w:color="D9D4C5" w:sz="4"/>
             </w:tcBorders>
-            <w:shd w:fill="F6F4EE" w:color="auto" w:val="clear"/>
             <w:tcMar>
               <w:top w:type="dxa" w:w="70"/>
               <w:left w:type="dxa" w:w="110"/>
@@ -3674,7 +3807,7 @@
           <w:sz w:val="20"/>
           <w:szCs w:val="20"/>
         </w:rPr>
-        <w:t xml:space="preserve">Questo documento descrive il portale alla revisione 3.1 del 20/10/2026. A ogni modifica del portale il manuale viene aggiornato e la revisione incrementata; la versione corrente si scarica dal portale.</w:t>
+        <w:t xml:space="preserve">Questo documento descrive il portale alla revisione 3.2 del 20/10/2026. A ogni modifica del portale il manuale viene aggiornato e la revisione incrementata; la versione corrente si scarica dal portale.</w:t>
       </w:r>
     </w:p>
     <w:p>
@@ -4500,7 +4633,7 @@
         </w:rPr>
         <w:t xml:space="preserve"> un computer o tablet con un browser aggiornato (Chrome, Edge, Firefox, Safari) e le credenziali fornite dalla Fondazione. Indirizzo del portale: </w:t>
       </w:r>
-      <w:hyperlink w:history="1" r:id="rIdchpu23qp-aqyro3ufj485">
+      <w:hyperlink w:history="1" r:id="rIdeuvlizxt4q3ykz6-65r8g">
         <w:r>
           <w:rPr>
             <w:rFonts w:ascii="Arial" w:cs="Arial" w:eastAsia="Arial" w:hAnsi="Arial"/>
@@ -4727,7 +4860,7 @@
         </w:rPr>
         <w:t xml:space="preserve">Aprite </w:t>
       </w:r>
-      <w:hyperlink w:history="1" r:id="rIdszipt-tgabxsoojeja_er">
+      <w:hyperlink w:history="1" r:id="rIds7ncv6zh0wn9nmcmzy06g">
         <w:r>
           <w:rPr>
             <w:rFonts w:ascii="Arial" w:cs="Arial" w:eastAsia="Arial" w:hAnsi="Arial"/>
@@ -13036,7 +13169,7 @@
         </w:rPr>
         <w:t xml:space="preserve"> (</w:t>
       </w:r>
-      <w:hyperlink w:history="1" r:id="rIdckqtengy70_t8fmynd0q-">
+      <w:hyperlink w:history="1" r:id="rIdi_p_cqa4pdll5h7aicvib">
         <w:r>
           <w:rPr>
             <w:rFonts w:ascii="Arial" w:cs="Arial" w:eastAsia="Arial" w:hAnsi="Arial"/>
@@ -16748,7 +16881,7 @@
         </w:rPr>
         <w:t xml:space="preserve">, uguale per tutti gli enti. Il modello si scarica dalla pagina pubblica </w:t>
       </w:r>
-      <w:hyperlink w:history="1" r:id="rIdwxmvcbb6pgtys20yhykrh">
+      <w:hyperlink w:history="1" r:id="rIdu-uemh3crm4andqcik7ih">
         <w:r>
           <w:rPr>
             <w:rFonts w:ascii="Arial" w:cs="Arial" w:eastAsia="Arial" w:hAnsi="Arial"/>
@@ -18883,7 +19016,7 @@
         </w:rPr>
         <w:t xml:space="preserve"> (</w:t>
       </w:r>
-      <w:hyperlink w:history="1" r:id="rIdsrtbqxmtxx1blk1j-9qfk">
+      <w:hyperlink w:history="1" r:id="rIdix5h7z8df0p873heai37c">
         <w:r>
           <w:rPr>
             <w:rFonts w:ascii="Arial" w:cs="Arial" w:eastAsia="Arial" w:hAnsi="Arial"/>
@@ -19587,6 +19720,91 @@
           <w:szCs w:val="21"/>
         </w:rPr>
         <w:t xml:space="preserve"> risultate subito non collegati.</w:t>
+      </w:r>
+    </w:p>
+    <w:p>
+      <w:pPr>
+        <w:spacing w:after="140" w:line="300"/>
+      </w:pPr>
+      <w:r>
+        <w:rPr>
+          <w:rFonts w:ascii="Arial" w:cs="Arial" w:eastAsia="Arial" w:hAnsi="Arial"/>
+          <w:b/>
+          <w:bCs/>
+          <w:color w:val="1B2118"/>
+          <w:sz w:val="21"/>
+          <w:szCs w:val="21"/>
+        </w:rPr>
+        <w:t xml:space="preserve">Uscita automatica.</w:t>
+      </w:r>
+      <w:r>
+        <w:rPr>
+          <w:rFonts w:ascii="Arial" w:cs="Arial" w:eastAsia="Arial" w:hAnsi="Arial"/>
+          <w:color w:val="1B2118"/>
+          <w:sz w:val="21"/>
+          <w:szCs w:val="21"/>
+        </w:rPr>
+        <w:t xml:space="preserve"> Per sicurezza, se il portale resta aperto senza attività per </w:t>
+      </w:r>
+      <w:r>
+        <w:rPr>
+          <w:rFonts w:ascii="Arial" w:cs="Arial" w:eastAsia="Arial" w:hAnsi="Arial"/>
+          <w:b/>
+          <w:bCs/>
+          <w:color w:val="1B2118"/>
+          <w:sz w:val="21"/>
+          <w:szCs w:val="21"/>
+        </w:rPr>
+        <w:t xml:space="preserve">60 minuti</w:t>
+      </w:r>
+      <w:r>
+        <w:rPr>
+          <w:rFonts w:ascii="Arial" w:cs="Arial" w:eastAsia="Arial" w:hAnsi="Arial"/>
+          <w:color w:val="1B2118"/>
+          <w:sz w:val="21"/>
+          <w:szCs w:val="21"/>
+        </w:rPr>
+        <w:t xml:space="preserve"> (30 per il personale della Fondazione), compare l'avviso </w:t>
+      </w:r>
+      <w:r>
+        <w:rPr>
+          <w:rFonts w:ascii="Arial" w:cs="Arial" w:eastAsia="Arial" w:hAnsi="Arial"/>
+          <w:b/>
+          <w:bCs/>
+          <w:color w:val="1B2118"/>
+          <w:sz w:val="21"/>
+          <w:szCs w:val="21"/>
+        </w:rPr>
+        <w:t xml:space="preserve">«Sei ancora lì?»</w:t>
+      </w:r>
+      <w:r>
+        <w:rPr>
+          <w:rFonts w:ascii="Arial" w:cs="Arial" w:eastAsia="Arial" w:hAnsi="Arial"/>
+          <w:color w:val="1B2118"/>
+          <w:sz w:val="21"/>
+          <w:szCs w:val="21"/>
+        </w:rPr>
+        <w:t xml:space="preserve"> con un conto alla rovescia di 2 minuti. Premete </w:t>
+      </w:r>
+      <w:r>
+        <w:rPr>
+          <w:rFonts w:ascii="Arial" w:cs="Arial" w:eastAsia="Arial" w:hAnsi="Arial"/>
+          <w:b/>
+          <w:bCs/>
+          <w:color w:val="1B2118"/>
+          <w:sz w:val="21"/>
+          <w:szCs w:val="21"/>
+        </w:rPr>
+        <w:t xml:space="preserve">Resto collegato</w:t>
+      </w:r>
+      <w:r>
+        <w:rPr>
+          <w:rFonts w:ascii="Arial" w:cs="Arial" w:eastAsia="Arial" w:hAnsi="Arial"/>
+          <w:color w:val="1B2118"/>
+          <w:sz w:val="21"/>
+          <w:szCs w:val="21"/>
+        </w:rPr>
+        <w:t xml:space="preserve"> per continuare; altrimenti il portale esce da solo e alla pagina di accesso spiega perché. Le modifiche non salvate in quel momento si perdono: salvate spesso i lavori lunghi.</w:t>
       </w:r>
     </w:p>
     <w:p>
@@ -20152,7 +20370,7 @@
         <w:szCs w:val="16"/>
       </w:rPr>
       <w:tab/>
-      <w:t xml:space="preserve">Manuale Utente · Rev. 3.1 · 20/10/2026</w:t>
+      <w:t xml:space="preserve">Manuale Utente · Rev. 3.2 · 20/10/2026</w:t>
     </w:r>
   </w:p>
 </w:hdr>
@@ -20217,7 +20435,7 @@
         <w:szCs w:val="16"/>
       </w:rPr>
       <w:tab/>
-      <w:t xml:space="preserve">Manuale Utente · Rev. 3.1 · 20/10/2026</w:t>
+      <w:t xml:space="preserve">Manuale Utente · Rev. 3.2 · 20/10/2026</w:t>
     </w:r>
   </w:p>
 </w:hdr>

--- a/public/manuali/Manuale_Utente_Portale_CWP.docx
+++ b/public/manuali/Manuale_Utente_Portale_CWP.docx
@@ -302,7 +302,7 @@
                 <w:sz w:val="20"/>
                 <w:szCs w:val="20"/>
               </w:rPr>
-              <w:t xml:space="preserve">Rev. 3.2</w:t>
+              <w:t xml:space="preserve">Rev. 3.3</w:t>
             </w:r>
           </w:p>
         </w:tc>
@@ -365,7 +365,7 @@
                 <w:sz w:val="20"/>
                 <w:szCs w:val="20"/>
               </w:rPr>
-              <w:t xml:space="preserve">20/10/2026</w:t>
+              <w:t xml:space="preserve">21/10/2026</w:t>
             </w:r>
           </w:p>
         </w:tc>
@@ -719,7 +719,7 @@
                 <w:sz w:val="18"/>
                 <w:szCs w:val="18"/>
               </w:rPr>
-              <w:t xml:space="preserve">3.2</w:t>
+              <w:t xml:space="preserve">3.3</w:t>
             </w:r>
           </w:p>
         </w:tc>
@@ -751,7 +751,7 @@
                 <w:sz w:val="18"/>
                 <w:szCs w:val="18"/>
               </w:rPr>
-              <w:t xml:space="preserve">20/10/2026</w:t>
+              <w:t xml:space="preserve">21/10/2026</w:t>
             </w:r>
           </w:p>
         </w:tc>
@@ -783,7 +783,7 @@
                 <w:sz w:val="18"/>
                 <w:szCs w:val="18"/>
               </w:rPr>
-              <w:t xml:space="preserve">Uscita automatica per inattività.</w:t>
+              <w:t xml:space="preserve">Domande frequenti: messaggio «Account disattivato».</w:t>
             </w:r>
           </w:p>
         </w:tc>
@@ -853,7 +853,7 @@
                 <w:sz w:val="18"/>
                 <w:szCs w:val="18"/>
               </w:rPr>
-              <w:t xml:space="preserve">3.1</w:t>
+              <w:t xml:space="preserve">3.2</w:t>
             </w:r>
           </w:p>
         </w:tc>
@@ -919,7 +919,7 @@
                 <w:sz w:val="18"/>
                 <w:szCs w:val="18"/>
               </w:rPr>
-              <w:t xml:space="preserve">Nuovo menu degli enti: Il Programma CWP, Manuali.</w:t>
+              <w:t xml:space="preserve">Uscita automatica per inattività.</w:t>
             </w:r>
           </w:p>
         </w:tc>
@@ -989,7 +989,7 @@
                 <w:sz w:val="18"/>
                 <w:szCs w:val="18"/>
               </w:rPr>
-              <w:t xml:space="preserve">3.0</w:t>
+              <w:t xml:space="preserve">3.1</w:t>
             </w:r>
           </w:p>
         </w:tc>
@@ -1053,7 +1053,7 @@
                 <w:sz w:val="18"/>
                 <w:szCs w:val="18"/>
               </w:rPr>
-              <w:t xml:space="preserve">Voce di menu «Marketplaces» (in arrivo).</w:t>
+              <w:t xml:space="preserve">Nuovo menu degli enti: Il Programma CWP, Manuali.</w:t>
             </w:r>
           </w:p>
         </w:tc>
@@ -1123,7 +1123,7 @@
                 <w:sz w:val="18"/>
                 <w:szCs w:val="18"/>
               </w:rPr>
-              <w:t xml:space="preserve">2.9</w:t>
+              <w:t xml:space="preserve">3.0</w:t>
             </w:r>
           </w:p>
         </w:tc>
@@ -1189,7 +1189,7 @@
                 <w:sz w:val="18"/>
                 <w:szCs w:val="18"/>
               </w:rPr>
-              <w:t xml:space="preserve">Collegamento al portale: registro degli accessi e delle operazioni.</w:t>
+              <w:t xml:space="preserve">Voce di menu «Marketplaces» (in arrivo).</w:t>
             </w:r>
           </w:p>
         </w:tc>
@@ -1259,7 +1259,7 @@
                 <w:sz w:val="18"/>
                 <w:szCs w:val="18"/>
               </w:rPr>
-              <w:t xml:space="preserve">2.8</w:t>
+              <w:t xml:space="preserve">2.9</w:t>
             </w:r>
           </w:p>
         </w:tc>
@@ -1323,7 +1323,7 @@
                 <w:sz w:val="18"/>
                 <w:szCs w:val="18"/>
               </w:rPr>
-              <w:t xml:space="preserve">Nuovo capitolo «Collegamento al portale» (presenza visibile all'Amministratore principale).</w:t>
+              <w:t xml:space="preserve">Collegamento al portale: registro degli accessi e delle operazioni.</w:t>
             </w:r>
           </w:p>
         </w:tc>
@@ -1393,7 +1393,7 @@
                 <w:sz w:val="18"/>
                 <w:szCs w:val="18"/>
               </w:rPr>
-              <w:t xml:space="preserve">2.7</w:t>
+              <w:t xml:space="preserve">2.8</w:t>
             </w:r>
           </w:p>
         </w:tc>
@@ -1426,7 +1426,7 @@
                 <w:sz w:val="18"/>
                 <w:szCs w:val="18"/>
               </w:rPr>
-              <w:t xml:space="preserve">19/10/2026</w:t>
+              <w:t xml:space="preserve">20/10/2026</w:t>
             </w:r>
           </w:p>
         </w:tc>
@@ -1459,7 +1459,7 @@
                 <w:sz w:val="18"/>
                 <w:szCs w:val="18"/>
               </w:rPr>
-              <w:t xml:space="preserve">Assistente virtuale: messaggio «Un attimo…» durante l'attesa.</w:t>
+              <w:t xml:space="preserve">Nuovo capitolo «Collegamento al portale» (presenza visibile all'Amministratore principale).</w:t>
             </w:r>
           </w:p>
         </w:tc>
@@ -1529,7 +1529,7 @@
                 <w:sz w:val="18"/>
                 <w:szCs w:val="18"/>
               </w:rPr>
-              <w:t xml:space="preserve">2.6</w:t>
+              <w:t xml:space="preserve">2.7</w:t>
             </w:r>
           </w:p>
         </w:tc>
@@ -1593,7 +1593,7 @@
                 <w:sz w:val="18"/>
                 <w:szCs w:val="18"/>
               </w:rPr>
-              <w:t xml:space="preserve">Nuovo capitolo «L'assistente virtuale».</w:t>
+              <w:t xml:space="preserve">Assistente virtuale: messaggio «Un attimo…» durante l'attesa.</w:t>
             </w:r>
           </w:p>
         </w:tc>
@@ -1663,7 +1663,7 @@
                 <w:sz w:val="18"/>
                 <w:szCs w:val="18"/>
               </w:rPr>
-              <w:t xml:space="preserve">2.5</w:t>
+              <w:t xml:space="preserve">2.6</w:t>
             </w:r>
           </w:p>
         </w:tc>
@@ -1729,7 +1729,7 @@
                 <w:sz w:val="18"/>
                 <w:szCs w:val="18"/>
               </w:rPr>
-              <w:t xml:space="preserve">Ordinamento degli elenchi e delle tabelle.</w:t>
+              <w:t xml:space="preserve">Nuovo capitolo «L'assistente virtuale».</w:t>
             </w:r>
           </w:p>
         </w:tc>
@@ -1799,7 +1799,7 @@
                 <w:sz w:val="18"/>
                 <w:szCs w:val="18"/>
               </w:rPr>
-              <w:t xml:space="preserve">2.4</w:t>
+              <w:t xml:space="preserve">2.5</w:t>
             </w:r>
           </w:p>
         </w:tc>
@@ -1863,7 +1863,7 @@
                 <w:sz w:val="18"/>
                 <w:szCs w:val="18"/>
               </w:rPr>
-              <w:t xml:space="preserve">Primo accesso: le credenziali arrivano per email.</w:t>
+              <w:t xml:space="preserve">Ordinamento degli elenchi e delle tabelle.</w:t>
             </w:r>
           </w:p>
         </w:tc>
@@ -1933,7 +1933,7 @@
                 <w:sz w:val="18"/>
                 <w:szCs w:val="18"/>
               </w:rPr>
-              <w:t xml:space="preserve">2.3</w:t>
+              <w:t xml:space="preserve">2.4</w:t>
             </w:r>
           </w:p>
         </w:tc>
@@ -1999,7 +1999,7 @@
                 <w:sz w:val="18"/>
                 <w:szCs w:val="18"/>
               </w:rPr>
-              <w:t xml:space="preserve">Simulazione dei crediti: anche stima economica con costi Caso 1 e Caso 2.</w:t>
+              <w:t xml:space="preserve">Primo accesso: le credenziali arrivano per email.</w:t>
             </w:r>
           </w:p>
         </w:tc>
@@ -2069,7 +2069,7 @@
                 <w:sz w:val="18"/>
                 <w:szCs w:val="18"/>
               </w:rPr>
-              <w:t xml:space="preserve">2.2</w:t>
+              <w:t xml:space="preserve">2.3</w:t>
             </w:r>
           </w:p>
         </w:tc>
@@ -2133,7 +2133,7 @@
                 <w:sz w:val="18"/>
                 <w:szCs w:val="18"/>
               </w:rPr>
-              <w:t xml:space="preserve">Simulazione dei crediti disponibile su richiesta alla Fondazione.</w:t>
+              <w:t xml:space="preserve">Simulazione dei crediti: anche stima economica con costi Caso 1 e Caso 2.</w:t>
             </w:r>
           </w:p>
         </w:tc>
@@ -2203,7 +2203,7 @@
                 <w:sz w:val="18"/>
                 <w:szCs w:val="18"/>
               </w:rPr>
-              <w:t xml:space="preserve">2.1</w:t>
+              <w:t xml:space="preserve">2.2</w:t>
             </w:r>
           </w:p>
         </w:tc>
@@ -2269,7 +2269,7 @@
                 <w:sz w:val="18"/>
                 <w:szCs w:val="18"/>
               </w:rPr>
-              <w:t xml:space="preserve">Simulazione dei crediti in arrivo (capitolo Dati per il calcolo dei crediti).</w:t>
+              <w:t xml:space="preserve">Simulazione dei crediti disponibile su richiesta alla Fondazione.</w:t>
             </w:r>
           </w:p>
         </w:tc>
@@ -2339,7 +2339,7 @@
                 <w:sz w:val="18"/>
                 <w:szCs w:val="18"/>
               </w:rPr>
-              <w:t xml:space="preserve">2.0</w:t>
+              <w:t xml:space="preserve">2.1</w:t>
             </w:r>
           </w:p>
         </w:tc>
@@ -2371,7 +2371,7 @@
                 <w:sz w:val="18"/>
                 <w:szCs w:val="18"/>
               </w:rPr>
-              <w:t xml:space="preserve">18/10/2026</w:t>
+              <w:t xml:space="preserve">19/10/2026</w:t>
             </w:r>
           </w:p>
         </w:tc>
@@ -2403,7 +2403,7 @@
                 <w:sz w:val="18"/>
                 <w:szCs w:val="18"/>
               </w:rPr>
-              <w:t xml:space="preserve">Allineamento ai documenti ufficiali del Programma: Rapporto a 7 fasi, feedback pubblico (30 e 20 giorni), stato nel Programma e ID, dati del progetto, un solo account per Organizzazione, ritiro e rientro, conservazione 12 anni, tipologie ufficiali, Schema tariffario, verifica sull'accuratezza; nuovi capitoli Crediti emessi, Reclami, pagina pubblica del Programma.</w:t>
+              <w:t xml:space="preserve">Simulazione dei crediti in arrivo (capitolo Dati per il calcolo dei crediti).</w:t>
             </w:r>
           </w:p>
         </w:tc>
@@ -2473,7 +2473,7 @@
                 <w:sz w:val="18"/>
                 <w:szCs w:val="18"/>
               </w:rPr>
-              <w:t xml:space="preserve">1.9</w:t>
+              <w:t xml:space="preserve">2.0</w:t>
             </w:r>
           </w:p>
         </w:tc>
@@ -2539,7 +2539,7 @@
                 <w:sz w:val="18"/>
                 <w:szCs w:val="18"/>
               </w:rPr>
-              <w:t xml:space="preserve">Rapporti di Monitoraggio con 4 fasi; documenti richiesti per fase; caricamenti solo nelle fasi aperte; osservazioni numerate e notifica di quelle da rispondere; data di conservazione; fascicolo con riepilogo PDF.</w:t>
+              <w:t xml:space="preserve">Allineamento ai documenti ufficiali del Programma: Rapporto a 7 fasi, feedback pubblico (30 e 20 giorni), stato nel Programma e ID, dati del progetto, un solo account per Organizzazione, ritiro e rientro, conservazione 12 anni, tipologie ufficiali, Schema tariffario, verifica sull'accuratezza; nuovi capitoli Crediti emessi, Reclami, pagina pubblica del Programma.</w:t>
             </w:r>
           </w:p>
         </w:tc>
@@ -2609,7 +2609,7 @@
                 <w:sz w:val="18"/>
                 <w:szCs w:val="18"/>
               </w:rPr>
-              <w:t xml:space="preserve">1.8</w:t>
+              <w:t xml:space="preserve">1.9</w:t>
             </w:r>
           </w:p>
         </w:tc>
@@ -2673,7 +2673,7 @@
                 <w:sz w:val="18"/>
                 <w:szCs w:val="18"/>
               </w:rPr>
-              <w:t xml:space="preserve">Nuova tipologia di documento «Rapporto di calcolo dei crediti».</w:t>
+              <w:t xml:space="preserve">Rapporti di Monitoraggio con 4 fasi; documenti richiesti per fase; caricamenti solo nelle fasi aperte; osservazioni numerate e notifica di quelle da rispondere; data di conservazione; fascicolo con riepilogo PDF.</w:t>
             </w:r>
           </w:p>
         </w:tc>
@@ -2743,7 +2743,7 @@
                 <w:sz w:val="18"/>
                 <w:szCs w:val="18"/>
               </w:rPr>
-              <w:t xml:space="preserve">1.7</w:t>
+              <w:t xml:space="preserve">1.8</w:t>
             </w:r>
           </w:p>
         </w:tc>
@@ -2809,7 +2809,7 @@
                 <w:sz w:val="18"/>
                 <w:szCs w:val="18"/>
               </w:rPr>
-              <w:t xml:space="preserve">Dati per il calcolo dei crediti: il file caricato nella pratica è letto direttamente dalla Fondazione; controllo dei dati personali.</w:t>
+              <w:t xml:space="preserve">Nuova tipologia di documento «Rapporto di calcolo dei crediti».</w:t>
             </w:r>
           </w:p>
         </w:tc>
@@ -2879,7 +2879,7 @@
                 <w:sz w:val="18"/>
                 <w:szCs w:val="18"/>
               </w:rPr>
-              <w:t xml:space="preserve">1.6</w:t>
+              <w:t xml:space="preserve">1.7</w:t>
             </w:r>
           </w:p>
         </w:tc>
@@ -2943,7 +2943,7 @@
                 <w:sz w:val="18"/>
                 <w:szCs w:val="18"/>
               </w:rPr>
-              <w:t xml:space="preserve">Messaggi con la Fondazione (nuovo capitolo), note della Fondazione e modelli nelle fasi, Ente di Validazione, avviso sulle pratiche non attive, pagamenti visibili, consultazione sulla pagina pubblica con conferma dell'email ed errata corrige, nuove notifiche.</w:t>
+              <w:t xml:space="preserve">Dati per il calcolo dei crediti: il file caricato nella pratica è letto direttamente dalla Fondazione; controllo dei dati personali.</w:t>
             </w:r>
           </w:p>
         </w:tc>
@@ -3013,7 +3013,7 @@
                 <w:sz w:val="18"/>
                 <w:szCs w:val="18"/>
               </w:rPr>
-              <w:t xml:space="preserve">1.5</w:t>
+              <w:t xml:space="preserve">1.6</w:t>
             </w:r>
           </w:p>
         </w:tc>
@@ -3079,7 +3079,7 @@
                 <w:sz w:val="18"/>
                 <w:szCs w:val="18"/>
               </w:rPr>
-              <w:t xml:space="preserve">Manuale scaricabile anche dalla pagina «I tuoi documenti»; per gli utenti il manuale è disponibile solo in PDF.</w:t>
+              <w:t xml:space="preserve">Messaggi con la Fondazione (nuovo capitolo), note della Fondazione e modelli nelle fasi, Ente di Validazione, avviso sulle pratiche non attive, pagamenti visibili, consultazione sulla pagina pubblica con conferma dell'email ed errata corrige, nuove notifiche.</w:t>
             </w:r>
           </w:p>
         </w:tc>
@@ -3149,7 +3149,7 @@
                 <w:sz w:val="18"/>
                 <w:szCs w:val="18"/>
               </w:rPr>
-              <w:t xml:space="preserve">1.4</w:t>
+              <w:t xml:space="preserve">1.5</w:t>
             </w:r>
           </w:p>
         </w:tc>
@@ -3213,7 +3213,7 @@
                 <w:sz w:val="18"/>
                 <w:szCs w:val="18"/>
               </w:rPr>
-              <w:t xml:space="preserve">Recupero della password: nuova email in italiano dal portale (oggetto e pulsante), limite di una richiesta ogni 2 minuti.</w:t>
+              <w:t xml:space="preserve">Manuale scaricabile anche dalla pagina «I tuoi documenti»; per gli utenti il manuale è disponibile solo in PDF.</w:t>
             </w:r>
           </w:p>
         </w:tc>
@@ -3283,7 +3283,7 @@
                 <w:sz w:val="18"/>
                 <w:szCs w:val="18"/>
               </w:rPr>
-              <w:t xml:space="preserve">1.3</w:t>
+              <w:t xml:space="preserve">1.4</w:t>
             </w:r>
           </w:p>
         </w:tc>
@@ -3349,7 +3349,7 @@
                 <w:sz w:val="18"/>
                 <w:szCs w:val="18"/>
               </w:rPr>
-              <w:t xml:space="preserve">Pagina «Il mio profilo» (account, cambio password, manuale da scaricare).</w:t>
+              <w:t xml:space="preserve">Recupero della password: nuova email in italiano dal portale (oggetto e pulsante), limite di una richiesta ogni 2 minuti.</w:t>
             </w:r>
           </w:p>
         </w:tc>
@@ -3419,7 +3419,7 @@
                 <w:sz w:val="18"/>
                 <w:szCs w:val="18"/>
               </w:rPr>
-              <w:t xml:space="preserve">1.2</w:t>
+              <w:t xml:space="preserve">1.3</w:t>
             </w:r>
           </w:p>
         </w:tc>
@@ -3483,7 +3483,7 @@
                 <w:sz w:val="18"/>
                 <w:szCs w:val="18"/>
               </w:rPr>
-              <w:t xml:space="preserve">Scelta della password al primo accesso, cambio password, recupero della password dimenticata; ritorno alla pratica dopo l'accesso da un link email.</w:t>
+              <w:t xml:space="preserve">Pagina «Il mio profilo» (account, cambio password, manuale da scaricare).</w:t>
             </w:r>
           </w:p>
         </w:tc>
@@ -3553,7 +3553,7 @@
                 <w:sz w:val="18"/>
                 <w:szCs w:val="18"/>
               </w:rPr>
-              <w:t xml:space="preserve">1.1</w:t>
+              <w:t xml:space="preserve">1.2</w:t>
             </w:r>
           </w:p>
         </w:tc>
@@ -3619,7 +3619,7 @@
                 <w:sz w:val="18"/>
                 <w:szCs w:val="18"/>
               </w:rPr>
-              <w:t xml:space="preserve">Voce di menu «Manuale» e pagina di download del manuale (capitolo 2).</w:t>
+              <w:t xml:space="preserve">Scelta della password al primo accesso, cambio password, recupero della password dimenticata; ritorno alla pratica dopo l'accesso da un link email.</w:t>
             </w:r>
           </w:p>
         </w:tc>
@@ -3689,6 +3689,140 @@
                 <w:sz w:val="18"/>
                 <w:szCs w:val="18"/>
               </w:rPr>
+              <w:t xml:space="preserve">1.1</w:t>
+            </w:r>
+          </w:p>
+        </w:tc>
+        <w:tc>
+          <w:tcPr>
+            <w:tcW w:type="dxa" w:w="1300"/>
+            <w:tcBorders>
+              <w:top w:val="single" w:color="D9D4C5" w:sz="4"/>
+              <w:left w:val="single" w:color="D9D4C5" w:sz="4"/>
+              <w:bottom w:val="single" w:color="D9D4C5" w:sz="4"/>
+              <w:right w:val="single" w:color="D9D4C5" w:sz="4"/>
+            </w:tcBorders>
+            <w:tcMar>
+              <w:top w:type="dxa" w:w="70"/>
+              <w:left w:type="dxa" w:w="110"/>
+              <w:bottom w:type="dxa" w:w="70"/>
+              <w:right w:type="dxa" w:w="110"/>
+            </w:tcMar>
+            <w:vAlign w:val="center"/>
+          </w:tcPr>
+          <w:p>
+            <w:pPr>
+              <w:spacing w:after="0" w:before="0"/>
+            </w:pPr>
+            <w:r>
+              <w:rPr>
+                <w:rFonts w:ascii="Arial" w:cs="Arial" w:eastAsia="Arial" w:hAnsi="Arial"/>
+                <w:color w:val="1B2118"/>
+                <w:sz w:val="18"/>
+                <w:szCs w:val="18"/>
+              </w:rPr>
+              <w:t xml:space="preserve">18/10/2026</w:t>
+            </w:r>
+          </w:p>
+        </w:tc>
+        <w:tc>
+          <w:tcPr>
+            <w:tcW w:type="dxa" w:w="5538"/>
+            <w:tcBorders>
+              <w:top w:val="single" w:color="D9D4C5" w:sz="4"/>
+              <w:left w:val="single" w:color="D9D4C5" w:sz="4"/>
+              <w:bottom w:val="single" w:color="D9D4C5" w:sz="4"/>
+              <w:right w:val="single" w:color="D9D4C5" w:sz="4"/>
+            </w:tcBorders>
+            <w:tcMar>
+              <w:top w:type="dxa" w:w="70"/>
+              <w:left w:type="dxa" w:w="110"/>
+              <w:bottom w:type="dxa" w:w="70"/>
+              <w:right w:type="dxa" w:w="110"/>
+            </w:tcMar>
+            <w:vAlign w:val="center"/>
+          </w:tcPr>
+          <w:p>
+            <w:pPr>
+              <w:spacing w:after="0" w:before="0"/>
+            </w:pPr>
+            <w:r>
+              <w:rPr>
+                <w:rFonts w:ascii="Arial" w:cs="Arial" w:eastAsia="Arial" w:hAnsi="Arial"/>
+                <w:color w:val="1B2118"/>
+                <w:sz w:val="18"/>
+                <w:szCs w:val="18"/>
+              </w:rPr>
+              <w:t xml:space="preserve">Voce di menu «Manuale» e pagina di download del manuale (capitolo 2).</w:t>
+            </w:r>
+          </w:p>
+        </w:tc>
+        <w:tc>
+          <w:tcPr>
+            <w:tcW w:type="dxa" w:w="2000"/>
+            <w:tcBorders>
+              <w:top w:val="single" w:color="D9D4C5" w:sz="4"/>
+              <w:left w:val="single" w:color="D9D4C5" w:sz="4"/>
+              <w:bottom w:val="single" w:color="D9D4C5" w:sz="4"/>
+              <w:right w:val="single" w:color="D9D4C5" w:sz="4"/>
+            </w:tcBorders>
+            <w:tcMar>
+              <w:top w:type="dxa" w:w="70"/>
+              <w:left w:type="dxa" w:w="110"/>
+              <w:bottom w:type="dxa" w:w="70"/>
+              <w:right w:type="dxa" w:w="110"/>
+            </w:tcMar>
+            <w:vAlign w:val="center"/>
+          </w:tcPr>
+          <w:p>
+            <w:pPr>
+              <w:spacing w:after="0" w:before="0"/>
+            </w:pPr>
+            <w:r>
+              <w:rPr>
+                <w:rFonts w:ascii="Arial" w:cs="Arial" w:eastAsia="Arial" w:hAnsi="Arial"/>
+                <w:color w:val="1B2118"/>
+                <w:sz w:val="18"/>
+                <w:szCs w:val="18"/>
+              </w:rPr>
+              <w:t xml:space="preserve">Fondazione Operate</w:t>
+            </w:r>
+          </w:p>
+        </w:tc>
+      </w:tr>
+      <w:tr>
+        <w:trPr>
+          <w:cantSplit/>
+        </w:trPr>
+        <w:tc>
+          <w:tcPr>
+            <w:tcW w:type="dxa" w:w="800"/>
+            <w:tcBorders>
+              <w:top w:val="single" w:color="D9D4C5" w:sz="4"/>
+              <w:left w:val="single" w:color="D9D4C5" w:sz="4"/>
+              <w:bottom w:val="single" w:color="D9D4C5" w:sz="4"/>
+              <w:right w:val="single" w:color="D9D4C5" w:sz="4"/>
+            </w:tcBorders>
+            <w:shd w:fill="F6F4EE" w:color="auto" w:val="clear"/>
+            <w:tcMar>
+              <w:top w:type="dxa" w:w="70"/>
+              <w:left w:type="dxa" w:w="110"/>
+              <w:bottom w:type="dxa" w:w="70"/>
+              <w:right w:type="dxa" w:w="110"/>
+            </w:tcMar>
+            <w:vAlign w:val="center"/>
+          </w:tcPr>
+          <w:p>
+            <w:pPr>
+              <w:spacing w:after="0" w:before="0"/>
+            </w:pPr>
+            <w:r>
+              <w:rPr>
+                <w:rFonts w:ascii="Arial" w:cs="Arial" w:eastAsia="Arial" w:hAnsi="Arial"/>
+                <w:color w:val="1B2118"/>
+                <w:sz w:val="18"/>
+                <w:szCs w:val="18"/>
+              </w:rPr>
               <w:t xml:space="preserve">1.0</w:t>
             </w:r>
           </w:p>
@@ -3702,6 +3836,7 @@
               <w:bottom w:val="single" w:color="D9D4C5" w:sz="4"/>
               <w:right w:val="single" w:color="D9D4C5" w:sz="4"/>
             </w:tcBorders>
+            <w:shd w:fill="F6F4EE" w:color="auto" w:val="clear"/>
             <w:tcMar>
               <w:top w:type="dxa" w:w="70"/>
               <w:left w:type="dxa" w:w="110"/>
@@ -3734,6 +3869,7 @@
               <w:bottom w:val="single" w:color="D9D4C5" w:sz="4"/>
               <w:right w:val="single" w:color="D9D4C5" w:sz="4"/>
             </w:tcBorders>
+            <w:shd w:fill="F6F4EE" w:color="auto" w:val="clear"/>
             <w:tcMar>
               <w:top w:type="dxa" w:w="70"/>
               <w:left w:type="dxa" w:w="110"/>
@@ -3766,6 +3902,7 @@
               <w:bottom w:val="single" w:color="D9D4C5" w:sz="4"/>
               <w:right w:val="single" w:color="D9D4C5" w:sz="4"/>
             </w:tcBorders>
+            <w:shd w:fill="F6F4EE" w:color="auto" w:val="clear"/>
             <w:tcMar>
               <w:top w:type="dxa" w:w="70"/>
               <w:left w:type="dxa" w:w="110"/>
@@ -3807,7 +3944,7 @@
           <w:sz w:val="20"/>
           <w:szCs w:val="20"/>
         </w:rPr>
-        <w:t xml:space="preserve">Questo documento descrive il portale alla revisione 3.2 del 20/10/2026. A ogni modifica del portale il manuale viene aggiornato e la revisione incrementata; la versione corrente si scarica dal portale.</w:t>
+        <w:t xml:space="preserve">Questo documento descrive il portale alla revisione 3.3 del 21/10/2026. A ogni modifica del portale il manuale viene aggiornato e la revisione incrementata; la versione corrente si scarica dal portale.</w:t>
       </w:r>
     </w:p>
     <w:p>
@@ -4633,7 +4770,7 @@
         </w:rPr>
         <w:t xml:space="preserve"> un computer o tablet con un browser aggiornato (Chrome, Edge, Firefox, Safari) e le credenziali fornite dalla Fondazione. Indirizzo del portale: </w:t>
       </w:r>
-      <w:hyperlink w:history="1" r:id="rIdeuvlizxt4q3ykz6-65r8g">
+      <w:hyperlink w:history="1" r:id="rIdan58qrpf5pcrziggznnlx">
         <w:r>
           <w:rPr>
             <w:rFonts w:ascii="Arial" w:cs="Arial" w:eastAsia="Arial" w:hAnsi="Arial"/>
@@ -4860,7 +4997,7 @@
         </w:rPr>
         <w:t xml:space="preserve">Aprite </w:t>
       </w:r>
-      <w:hyperlink w:history="1" r:id="rIds7ncv6zh0wn9nmcmzy06g">
+      <w:hyperlink w:history="1" r:id="rIdwqrftyqsj3bn5xj_ub5jx">
         <w:r>
           <w:rPr>
             <w:rFonts w:ascii="Arial" w:cs="Arial" w:eastAsia="Arial" w:hAnsi="Arial"/>
@@ -13169,7 +13306,7 @@
         </w:rPr>
         <w:t xml:space="preserve"> (</w:t>
       </w:r>
-      <w:hyperlink w:history="1" r:id="rIdi_p_cqa4pdll5h7aicvib">
+      <w:hyperlink w:history="1" r:id="rId74nh7lcq5xic72quo3lid">
         <w:r>
           <w:rPr>
             <w:rFonts w:ascii="Arial" w:cs="Arial" w:eastAsia="Arial" w:hAnsi="Arial"/>
@@ -16881,7 +17018,7 @@
         </w:rPr>
         <w:t xml:space="preserve">, uguale per tutti gli enti. Il modello si scarica dalla pagina pubblica </w:t>
       </w:r>
-      <w:hyperlink w:history="1" r:id="rIdu-uemh3crm4andqcik7ih">
+      <w:hyperlink w:history="1" r:id="rIdypcnlrmqaumxpf1vf9clv">
         <w:r>
           <w:rPr>
             <w:rFonts w:ascii="Arial" w:cs="Arial" w:eastAsia="Arial" w:hAnsi="Arial"/>
@@ -19016,7 +19153,7 @@
         </w:rPr>
         <w:t xml:space="preserve"> (</w:t>
       </w:r>
-      <w:hyperlink w:history="1" r:id="rIdix5h7z8df0p873heai37c">
+      <w:hyperlink w:history="1" r:id="rIdf87mfayhqz0gfk96xuo9k">
         <w:r>
           <w:rPr>
             <w:rFonts w:ascii="Arial" w:cs="Arial" w:eastAsia="Arial" w:hAnsi="Arial"/>
@@ -20018,6 +20155,31 @@
           <w:szCs w:val="21"/>
         </w:rPr>
         <w:t xml:space="preserve"> Ogni Organizzazione ha un solo account attivo, quello del rappresentante autorizzato. Chiedete alla Fondazione di disattivare il vostro account e di crearne uno nuovo per il collega (capitolo 1).</w:t>
+      </w:r>
+    </w:p>
+    <w:p>
+      <w:pPr>
+        <w:spacing w:after="140" w:line="300"/>
+      </w:pPr>
+      <w:r>
+        <w:rPr>
+          <w:rFonts w:ascii="Arial" w:cs="Arial" w:eastAsia="Arial" w:hAnsi="Arial"/>
+          <w:b/>
+          <w:bCs/>
+          <w:color w:val="1B2118"/>
+          <w:sz w:val="21"/>
+          <w:szCs w:val="21"/>
+        </w:rPr>
+        <w:t xml:space="preserve">Entrando vedo «Account disattivato».</w:t>
+      </w:r>
+      <w:r>
+        <w:rPr>
+          <w:rFonts w:ascii="Arial" w:cs="Arial" w:eastAsia="Arial" w:hAnsi="Arial"/>
+          <w:color w:val="1B2118"/>
+          <w:sz w:val="21"/>
+          <w:szCs w:val="21"/>
+        </w:rPr>
+        <w:t xml:space="preserve"> La Fondazione ha disattivato il vostro account (per esempio per un cambio di rappresentante): pratiche e documenti non sono consultabili. Se è un errore o vi serve di nuovo l'accesso, scrivete alla Fondazione Operate; quando l'account sarà riattivato basterà entrare di nuovo.</w:t>
       </w:r>
     </w:p>
     <w:p>
@@ -20370,7 +20532,7 @@
         <w:szCs w:val="16"/>
       </w:rPr>
       <w:tab/>
-      <w:t xml:space="preserve">Manuale Utente · Rev. 3.2 · 20/10/2026</w:t>
+      <w:t xml:space="preserve">Manuale Utente · Rev. 3.3 · 21/10/2026</w:t>
     </w:r>
   </w:p>
 </w:hdr>
@@ -20435,7 +20597,7 @@
         <w:szCs w:val="16"/>
       </w:rPr>
       <w:tab/>
-      <w:t xml:space="preserve">Manuale Utente · Rev. 3.2 · 20/10/2026</w:t>
+      <w:t xml:space="preserve">Manuale Utente · Rev. 3.3 · 21/10/2026</w:t>
     </w:r>
   </w:p>
 </w:hdr>

--- a/public/manuali/Manuale_Utente_Portale_CWP.docx
+++ b/public/manuali/Manuale_Utente_Portale_CWP.docx
@@ -302,7 +302,7 @@
                 <w:sz w:val="20"/>
                 <w:szCs w:val="20"/>
               </w:rPr>
-              <w:t xml:space="preserve">Rev. 3.3</w:t>
+              <w:t xml:space="preserve">Rev. 3.4</w:t>
             </w:r>
           </w:p>
         </w:tc>
@@ -719,7 +719,7 @@
                 <w:sz w:val="18"/>
                 <w:szCs w:val="18"/>
               </w:rPr>
-              <w:t xml:space="preserve">3.3</w:t>
+              <w:t xml:space="preserve">3.4</w:t>
             </w:r>
           </w:p>
         </w:tc>
@@ -783,7 +783,7 @@
                 <w:sz w:val="18"/>
                 <w:szCs w:val="18"/>
               </w:rPr>
-              <w:t xml:space="preserve">Domande frequenti: messaggio «Account disattivato».</w:t>
+              <w:t xml:space="preserve">Assistente: domande sulla pratica aperta.</w:t>
             </w:r>
           </w:p>
         </w:tc>
@@ -853,7 +853,7 @@
                 <w:sz w:val="18"/>
                 <w:szCs w:val="18"/>
               </w:rPr>
-              <w:t xml:space="preserve">3.2</w:t>
+              <w:t xml:space="preserve">3.3</w:t>
             </w:r>
           </w:p>
         </w:tc>
@@ -886,7 +886,7 @@
                 <w:sz w:val="18"/>
                 <w:szCs w:val="18"/>
               </w:rPr>
-              <w:t xml:space="preserve">20/10/2026</w:t>
+              <w:t xml:space="preserve">21/10/2026</w:t>
             </w:r>
           </w:p>
         </w:tc>
@@ -919,7 +919,7 @@
                 <w:sz w:val="18"/>
                 <w:szCs w:val="18"/>
               </w:rPr>
-              <w:t xml:space="preserve">Uscita automatica per inattività.</w:t>
+              <w:t xml:space="preserve">Domande frequenti: messaggio «Account disattivato».</w:t>
             </w:r>
           </w:p>
         </w:tc>
@@ -989,7 +989,7 @@
                 <w:sz w:val="18"/>
                 <w:szCs w:val="18"/>
               </w:rPr>
-              <w:t xml:space="preserve">3.1</w:t>
+              <w:t xml:space="preserve">3.2</w:t>
             </w:r>
           </w:p>
         </w:tc>
@@ -1053,7 +1053,7 @@
                 <w:sz w:val="18"/>
                 <w:szCs w:val="18"/>
               </w:rPr>
-              <w:t xml:space="preserve">Nuovo menu degli enti: Il Programma CWP, Manuali.</w:t>
+              <w:t xml:space="preserve">Uscita automatica per inattività.</w:t>
             </w:r>
           </w:p>
         </w:tc>
@@ -1123,7 +1123,7 @@
                 <w:sz w:val="18"/>
                 <w:szCs w:val="18"/>
               </w:rPr>
-              <w:t xml:space="preserve">3.0</w:t>
+              <w:t xml:space="preserve">3.1</w:t>
             </w:r>
           </w:p>
         </w:tc>
@@ -1189,7 +1189,7 @@
                 <w:sz w:val="18"/>
                 <w:szCs w:val="18"/>
               </w:rPr>
-              <w:t xml:space="preserve">Voce di menu «Marketplaces» (in arrivo).</w:t>
+              <w:t xml:space="preserve">Nuovo menu degli enti: Il Programma CWP, Manuali.</w:t>
             </w:r>
           </w:p>
         </w:tc>
@@ -1259,7 +1259,7 @@
                 <w:sz w:val="18"/>
                 <w:szCs w:val="18"/>
               </w:rPr>
-              <w:t xml:space="preserve">2.9</w:t>
+              <w:t xml:space="preserve">3.0</w:t>
             </w:r>
           </w:p>
         </w:tc>
@@ -1323,7 +1323,7 @@
                 <w:sz w:val="18"/>
                 <w:szCs w:val="18"/>
               </w:rPr>
-              <w:t xml:space="preserve">Collegamento al portale: registro degli accessi e delle operazioni.</w:t>
+              <w:t xml:space="preserve">Voce di menu «Marketplaces» (in arrivo).</w:t>
             </w:r>
           </w:p>
         </w:tc>
@@ -1393,7 +1393,7 @@
                 <w:sz w:val="18"/>
                 <w:szCs w:val="18"/>
               </w:rPr>
-              <w:t xml:space="preserve">2.8</w:t>
+              <w:t xml:space="preserve">2.9</w:t>
             </w:r>
           </w:p>
         </w:tc>
@@ -1459,7 +1459,7 @@
                 <w:sz w:val="18"/>
                 <w:szCs w:val="18"/>
               </w:rPr>
-              <w:t xml:space="preserve">Nuovo capitolo «Collegamento al portale» (presenza visibile all'Amministratore principale).</w:t>
+              <w:t xml:space="preserve">Collegamento al portale: registro degli accessi e delle operazioni.</w:t>
             </w:r>
           </w:p>
         </w:tc>
@@ -1529,7 +1529,7 @@
                 <w:sz w:val="18"/>
                 <w:szCs w:val="18"/>
               </w:rPr>
-              <w:t xml:space="preserve">2.7</w:t>
+              <w:t xml:space="preserve">2.8</w:t>
             </w:r>
           </w:p>
         </w:tc>
@@ -1561,7 +1561,7 @@
                 <w:sz w:val="18"/>
                 <w:szCs w:val="18"/>
               </w:rPr>
-              <w:t xml:space="preserve">19/10/2026</w:t>
+              <w:t xml:space="preserve">20/10/2026</w:t>
             </w:r>
           </w:p>
         </w:tc>
@@ -1593,7 +1593,7 @@
                 <w:sz w:val="18"/>
                 <w:szCs w:val="18"/>
               </w:rPr>
-              <w:t xml:space="preserve">Assistente virtuale: messaggio «Un attimo…» durante l'attesa.</w:t>
+              <w:t xml:space="preserve">Nuovo capitolo «Collegamento al portale» (presenza visibile all'Amministratore principale).</w:t>
             </w:r>
           </w:p>
         </w:tc>
@@ -1663,7 +1663,7 @@
                 <w:sz w:val="18"/>
                 <w:szCs w:val="18"/>
               </w:rPr>
-              <w:t xml:space="preserve">2.6</w:t>
+              <w:t xml:space="preserve">2.7</w:t>
             </w:r>
           </w:p>
         </w:tc>
@@ -1729,7 +1729,7 @@
                 <w:sz w:val="18"/>
                 <w:szCs w:val="18"/>
               </w:rPr>
-              <w:t xml:space="preserve">Nuovo capitolo «L'assistente virtuale».</w:t>
+              <w:t xml:space="preserve">Assistente virtuale: messaggio «Un attimo…» durante l'attesa.</w:t>
             </w:r>
           </w:p>
         </w:tc>
@@ -1799,7 +1799,7 @@
                 <w:sz w:val="18"/>
                 <w:szCs w:val="18"/>
               </w:rPr>
-              <w:t xml:space="preserve">2.5</w:t>
+              <w:t xml:space="preserve">2.6</w:t>
             </w:r>
           </w:p>
         </w:tc>
@@ -1863,7 +1863,7 @@
                 <w:sz w:val="18"/>
                 <w:szCs w:val="18"/>
               </w:rPr>
-              <w:t xml:space="preserve">Ordinamento degli elenchi e delle tabelle.</w:t>
+              <w:t xml:space="preserve">Nuovo capitolo «L'assistente virtuale».</w:t>
             </w:r>
           </w:p>
         </w:tc>
@@ -1933,7 +1933,7 @@
                 <w:sz w:val="18"/>
                 <w:szCs w:val="18"/>
               </w:rPr>
-              <w:t xml:space="preserve">2.4</w:t>
+              <w:t xml:space="preserve">2.5</w:t>
             </w:r>
           </w:p>
         </w:tc>
@@ -1999,7 +1999,7 @@
                 <w:sz w:val="18"/>
                 <w:szCs w:val="18"/>
               </w:rPr>
-              <w:t xml:space="preserve">Primo accesso: le credenziali arrivano per email.</w:t>
+              <w:t xml:space="preserve">Ordinamento degli elenchi e delle tabelle.</w:t>
             </w:r>
           </w:p>
         </w:tc>
@@ -2069,7 +2069,7 @@
                 <w:sz w:val="18"/>
                 <w:szCs w:val="18"/>
               </w:rPr>
-              <w:t xml:space="preserve">2.3</w:t>
+              <w:t xml:space="preserve">2.4</w:t>
             </w:r>
           </w:p>
         </w:tc>
@@ -2133,7 +2133,7 @@
                 <w:sz w:val="18"/>
                 <w:szCs w:val="18"/>
               </w:rPr>
-              <w:t xml:space="preserve">Simulazione dei crediti: anche stima economica con costi Caso 1 e Caso 2.</w:t>
+              <w:t xml:space="preserve">Primo accesso: le credenziali arrivano per email.</w:t>
             </w:r>
           </w:p>
         </w:tc>
@@ -2203,7 +2203,7 @@
                 <w:sz w:val="18"/>
                 <w:szCs w:val="18"/>
               </w:rPr>
-              <w:t xml:space="preserve">2.2</w:t>
+              <w:t xml:space="preserve">2.3</w:t>
             </w:r>
           </w:p>
         </w:tc>
@@ -2269,7 +2269,7 @@
                 <w:sz w:val="18"/>
                 <w:szCs w:val="18"/>
               </w:rPr>
-              <w:t xml:space="preserve">Simulazione dei crediti disponibile su richiesta alla Fondazione.</w:t>
+              <w:t xml:space="preserve">Simulazione dei crediti: anche stima economica con costi Caso 1 e Caso 2.</w:t>
             </w:r>
           </w:p>
         </w:tc>
@@ -2339,7 +2339,7 @@
                 <w:sz w:val="18"/>
                 <w:szCs w:val="18"/>
               </w:rPr>
-              <w:t xml:space="preserve">2.1</w:t>
+              <w:t xml:space="preserve">2.2</w:t>
             </w:r>
           </w:p>
         </w:tc>
@@ -2403,7 +2403,7 @@
                 <w:sz w:val="18"/>
                 <w:szCs w:val="18"/>
               </w:rPr>
-              <w:t xml:space="preserve">Simulazione dei crediti in arrivo (capitolo Dati per il calcolo dei crediti).</w:t>
+              <w:t xml:space="preserve">Simulazione dei crediti disponibile su richiesta alla Fondazione.</w:t>
             </w:r>
           </w:p>
         </w:tc>
@@ -2473,7 +2473,7 @@
                 <w:sz w:val="18"/>
                 <w:szCs w:val="18"/>
               </w:rPr>
-              <w:t xml:space="preserve">2.0</w:t>
+              <w:t xml:space="preserve">2.1</w:t>
             </w:r>
           </w:p>
         </w:tc>
@@ -2506,7 +2506,7 @@
                 <w:sz w:val="18"/>
                 <w:szCs w:val="18"/>
               </w:rPr>
-              <w:t xml:space="preserve">18/10/2026</w:t>
+              <w:t xml:space="preserve">19/10/2026</w:t>
             </w:r>
           </w:p>
         </w:tc>
@@ -2539,7 +2539,7 @@
                 <w:sz w:val="18"/>
                 <w:szCs w:val="18"/>
               </w:rPr>
-              <w:t xml:space="preserve">Allineamento ai documenti ufficiali del Programma: Rapporto a 7 fasi, feedback pubblico (30 e 20 giorni), stato nel Programma e ID, dati del progetto, un solo account per Organizzazione, ritiro e rientro, conservazione 12 anni, tipologie ufficiali, Schema tariffario, verifica sull'accuratezza; nuovi capitoli Crediti emessi, Reclami, pagina pubblica del Programma.</w:t>
+              <w:t xml:space="preserve">Simulazione dei crediti in arrivo (capitolo Dati per il calcolo dei crediti).</w:t>
             </w:r>
           </w:p>
         </w:tc>
@@ -2609,7 +2609,7 @@
                 <w:sz w:val="18"/>
                 <w:szCs w:val="18"/>
               </w:rPr>
-              <w:t xml:space="preserve">1.9</w:t>
+              <w:t xml:space="preserve">2.0</w:t>
             </w:r>
           </w:p>
         </w:tc>
@@ -2673,7 +2673,7 @@
                 <w:sz w:val="18"/>
                 <w:szCs w:val="18"/>
               </w:rPr>
-              <w:t xml:space="preserve">Rapporti di Monitoraggio con 4 fasi; documenti richiesti per fase; caricamenti solo nelle fasi aperte; osservazioni numerate e notifica di quelle da rispondere; data di conservazione; fascicolo con riepilogo PDF.</w:t>
+              <w:t xml:space="preserve">Allineamento ai documenti ufficiali del Programma: Rapporto a 7 fasi, feedback pubblico (30 e 20 giorni), stato nel Programma e ID, dati del progetto, un solo account per Organizzazione, ritiro e rientro, conservazione 12 anni, tipologie ufficiali, Schema tariffario, verifica sull'accuratezza; nuovi capitoli Crediti emessi, Reclami, pagina pubblica del Programma.</w:t>
             </w:r>
           </w:p>
         </w:tc>
@@ -2743,7 +2743,7 @@
                 <w:sz w:val="18"/>
                 <w:szCs w:val="18"/>
               </w:rPr>
-              <w:t xml:space="preserve">1.8</w:t>
+              <w:t xml:space="preserve">1.9</w:t>
             </w:r>
           </w:p>
         </w:tc>
@@ -2809,7 +2809,7 @@
                 <w:sz w:val="18"/>
                 <w:szCs w:val="18"/>
               </w:rPr>
-              <w:t xml:space="preserve">Nuova tipologia di documento «Rapporto di calcolo dei crediti».</w:t>
+              <w:t xml:space="preserve">Rapporti di Monitoraggio con 4 fasi; documenti richiesti per fase; caricamenti solo nelle fasi aperte; osservazioni numerate e notifica di quelle da rispondere; data di conservazione; fascicolo con riepilogo PDF.</w:t>
             </w:r>
           </w:p>
         </w:tc>
@@ -2879,7 +2879,7 @@
                 <w:sz w:val="18"/>
                 <w:szCs w:val="18"/>
               </w:rPr>
-              <w:t xml:space="preserve">1.7</w:t>
+              <w:t xml:space="preserve">1.8</w:t>
             </w:r>
           </w:p>
         </w:tc>
@@ -2943,7 +2943,7 @@
                 <w:sz w:val="18"/>
                 <w:szCs w:val="18"/>
               </w:rPr>
-              <w:t xml:space="preserve">Dati per il calcolo dei crediti: il file caricato nella pratica è letto direttamente dalla Fondazione; controllo dei dati personali.</w:t>
+              <w:t xml:space="preserve">Nuova tipologia di documento «Rapporto di calcolo dei crediti».</w:t>
             </w:r>
           </w:p>
         </w:tc>
@@ -3013,7 +3013,7 @@
                 <w:sz w:val="18"/>
                 <w:szCs w:val="18"/>
               </w:rPr>
-              <w:t xml:space="preserve">1.6</w:t>
+              <w:t xml:space="preserve">1.7</w:t>
             </w:r>
           </w:p>
         </w:tc>
@@ -3079,7 +3079,7 @@
                 <w:sz w:val="18"/>
                 <w:szCs w:val="18"/>
               </w:rPr>
-              <w:t xml:space="preserve">Messaggi con la Fondazione (nuovo capitolo), note della Fondazione e modelli nelle fasi, Ente di Validazione, avviso sulle pratiche non attive, pagamenti visibili, consultazione sulla pagina pubblica con conferma dell'email ed errata corrige, nuove notifiche.</w:t>
+              <w:t xml:space="preserve">Dati per il calcolo dei crediti: il file caricato nella pratica è letto direttamente dalla Fondazione; controllo dei dati personali.</w:t>
             </w:r>
           </w:p>
         </w:tc>
@@ -3149,7 +3149,7 @@
                 <w:sz w:val="18"/>
                 <w:szCs w:val="18"/>
               </w:rPr>
-              <w:t xml:space="preserve">1.5</w:t>
+              <w:t xml:space="preserve">1.6</w:t>
             </w:r>
           </w:p>
         </w:tc>
@@ -3213,7 +3213,7 @@
                 <w:sz w:val="18"/>
                 <w:szCs w:val="18"/>
               </w:rPr>
-              <w:t xml:space="preserve">Manuale scaricabile anche dalla pagina «I tuoi documenti»; per gli utenti il manuale è disponibile solo in PDF.</w:t>
+              <w:t xml:space="preserve">Messaggi con la Fondazione (nuovo capitolo), note della Fondazione e modelli nelle fasi, Ente di Validazione, avviso sulle pratiche non attive, pagamenti visibili, consultazione sulla pagina pubblica con conferma dell'email ed errata corrige, nuove notifiche.</w:t>
             </w:r>
           </w:p>
         </w:tc>
@@ -3283,7 +3283,7 @@
                 <w:sz w:val="18"/>
                 <w:szCs w:val="18"/>
               </w:rPr>
-              <w:t xml:space="preserve">1.4</w:t>
+              <w:t xml:space="preserve">1.5</w:t>
             </w:r>
           </w:p>
         </w:tc>
@@ -3349,7 +3349,7 @@
                 <w:sz w:val="18"/>
                 <w:szCs w:val="18"/>
               </w:rPr>
-              <w:t xml:space="preserve">Recupero della password: nuova email in italiano dal portale (oggetto e pulsante), limite di una richiesta ogni 2 minuti.</w:t>
+              <w:t xml:space="preserve">Manuale scaricabile anche dalla pagina «I tuoi documenti»; per gli utenti il manuale è disponibile solo in PDF.</w:t>
             </w:r>
           </w:p>
         </w:tc>
@@ -3419,7 +3419,7 @@
                 <w:sz w:val="18"/>
                 <w:szCs w:val="18"/>
               </w:rPr>
-              <w:t xml:space="preserve">1.3</w:t>
+              <w:t xml:space="preserve">1.4</w:t>
             </w:r>
           </w:p>
         </w:tc>
@@ -3483,7 +3483,7 @@
                 <w:sz w:val="18"/>
                 <w:szCs w:val="18"/>
               </w:rPr>
-              <w:t xml:space="preserve">Pagina «Il mio profilo» (account, cambio password, manuale da scaricare).</w:t>
+              <w:t xml:space="preserve">Recupero della password: nuova email in italiano dal portale (oggetto e pulsante), limite di una richiesta ogni 2 minuti.</w:t>
             </w:r>
           </w:p>
         </w:tc>
@@ -3553,7 +3553,7 @@
                 <w:sz w:val="18"/>
                 <w:szCs w:val="18"/>
               </w:rPr>
-              <w:t xml:space="preserve">1.2</w:t>
+              <w:t xml:space="preserve">1.3</w:t>
             </w:r>
           </w:p>
         </w:tc>
@@ -3619,7 +3619,7 @@
                 <w:sz w:val="18"/>
                 <w:szCs w:val="18"/>
               </w:rPr>
-              <w:t xml:space="preserve">Scelta della password al primo accesso, cambio password, recupero della password dimenticata; ritorno alla pratica dopo l'accesso da un link email.</w:t>
+              <w:t xml:space="preserve">Pagina «Il mio profilo» (account, cambio password, manuale da scaricare).</w:t>
             </w:r>
           </w:p>
         </w:tc>
@@ -3689,7 +3689,7 @@
                 <w:sz w:val="18"/>
                 <w:szCs w:val="18"/>
               </w:rPr>
-              <w:t xml:space="preserve">1.1</w:t>
+              <w:t xml:space="preserve">1.2</w:t>
             </w:r>
           </w:p>
         </w:tc>
@@ -3753,7 +3753,7 @@
                 <w:sz w:val="18"/>
                 <w:szCs w:val="18"/>
               </w:rPr>
-              <w:t xml:space="preserve">Voce di menu «Manuale» e pagina di download del manuale (capitolo 2).</w:t>
+              <w:t xml:space="preserve">Scelta della password al primo accesso, cambio password, recupero della password dimenticata; ritorno alla pratica dopo l'accesso da un link email.</w:t>
             </w:r>
           </w:p>
         </w:tc>
@@ -3823,6 +3823,142 @@
                 <w:sz w:val="18"/>
                 <w:szCs w:val="18"/>
               </w:rPr>
+              <w:t xml:space="preserve">1.1</w:t>
+            </w:r>
+          </w:p>
+        </w:tc>
+        <w:tc>
+          <w:tcPr>
+            <w:tcW w:type="dxa" w:w="1300"/>
+            <w:tcBorders>
+              <w:top w:val="single" w:color="D9D4C5" w:sz="4"/>
+              <w:left w:val="single" w:color="D9D4C5" w:sz="4"/>
+              <w:bottom w:val="single" w:color="D9D4C5" w:sz="4"/>
+              <w:right w:val="single" w:color="D9D4C5" w:sz="4"/>
+            </w:tcBorders>
+            <w:shd w:fill="F6F4EE" w:color="auto" w:val="clear"/>
+            <w:tcMar>
+              <w:top w:type="dxa" w:w="70"/>
+              <w:left w:type="dxa" w:w="110"/>
+              <w:bottom w:type="dxa" w:w="70"/>
+              <w:right w:type="dxa" w:w="110"/>
+            </w:tcMar>
+            <w:vAlign w:val="center"/>
+          </w:tcPr>
+          <w:p>
+            <w:pPr>
+              <w:spacing w:after="0" w:before="0"/>
+            </w:pPr>
+            <w:r>
+              <w:rPr>
+                <w:rFonts w:ascii="Arial" w:cs="Arial" w:eastAsia="Arial" w:hAnsi="Arial"/>
+                <w:color w:val="1B2118"/>
+                <w:sz w:val="18"/>
+                <w:szCs w:val="18"/>
+              </w:rPr>
+              <w:t xml:space="preserve">18/10/2026</w:t>
+            </w:r>
+          </w:p>
+        </w:tc>
+        <w:tc>
+          <w:tcPr>
+            <w:tcW w:type="dxa" w:w="5538"/>
+            <w:tcBorders>
+              <w:top w:val="single" w:color="D9D4C5" w:sz="4"/>
+              <w:left w:val="single" w:color="D9D4C5" w:sz="4"/>
+              <w:bottom w:val="single" w:color="D9D4C5" w:sz="4"/>
+              <w:right w:val="single" w:color="D9D4C5" w:sz="4"/>
+            </w:tcBorders>
+            <w:shd w:fill="F6F4EE" w:color="auto" w:val="clear"/>
+            <w:tcMar>
+              <w:top w:type="dxa" w:w="70"/>
+              <w:left w:type="dxa" w:w="110"/>
+              <w:bottom w:type="dxa" w:w="70"/>
+              <w:right w:type="dxa" w:w="110"/>
+            </w:tcMar>
+            <w:vAlign w:val="center"/>
+          </w:tcPr>
+          <w:p>
+            <w:pPr>
+              <w:spacing w:after="0" w:before="0"/>
+            </w:pPr>
+            <w:r>
+              <w:rPr>
+                <w:rFonts w:ascii="Arial" w:cs="Arial" w:eastAsia="Arial" w:hAnsi="Arial"/>
+                <w:color w:val="1B2118"/>
+                <w:sz w:val="18"/>
+                <w:szCs w:val="18"/>
+              </w:rPr>
+              <w:t xml:space="preserve">Voce di menu «Manuale» e pagina di download del manuale (capitolo 2).</w:t>
+            </w:r>
+          </w:p>
+        </w:tc>
+        <w:tc>
+          <w:tcPr>
+            <w:tcW w:type="dxa" w:w="2000"/>
+            <w:tcBorders>
+              <w:top w:val="single" w:color="D9D4C5" w:sz="4"/>
+              <w:left w:val="single" w:color="D9D4C5" w:sz="4"/>
+              <w:bottom w:val="single" w:color="D9D4C5" w:sz="4"/>
+              <w:right w:val="single" w:color="D9D4C5" w:sz="4"/>
+            </w:tcBorders>
+            <w:shd w:fill="F6F4EE" w:color="auto" w:val="clear"/>
+            <w:tcMar>
+              <w:top w:type="dxa" w:w="70"/>
+              <w:left w:type="dxa" w:w="110"/>
+              <w:bottom w:type="dxa" w:w="70"/>
+              <w:right w:type="dxa" w:w="110"/>
+            </w:tcMar>
+            <w:vAlign w:val="center"/>
+          </w:tcPr>
+          <w:p>
+            <w:pPr>
+              <w:spacing w:after="0" w:before="0"/>
+            </w:pPr>
+            <w:r>
+              <w:rPr>
+                <w:rFonts w:ascii="Arial" w:cs="Arial" w:eastAsia="Arial" w:hAnsi="Arial"/>
+                <w:color w:val="1B2118"/>
+                <w:sz w:val="18"/>
+                <w:szCs w:val="18"/>
+              </w:rPr>
+              <w:t xml:space="preserve">Fondazione Operate</w:t>
+            </w:r>
+          </w:p>
+        </w:tc>
+      </w:tr>
+      <w:tr>
+        <w:trPr>
+          <w:cantSplit/>
+        </w:trPr>
+        <w:tc>
+          <w:tcPr>
+            <w:tcW w:type="dxa" w:w="800"/>
+            <w:tcBorders>
+              <w:top w:val="single" w:color="D9D4C5" w:sz="4"/>
+              <w:left w:val="single" w:color="D9D4C5" w:sz="4"/>
+              <w:bottom w:val="single" w:color="D9D4C5" w:sz="4"/>
+              <w:right w:val="single" w:color="D9D4C5" w:sz="4"/>
+            </w:tcBorders>
+            <w:tcMar>
+              <w:top w:type="dxa" w:w="70"/>
+              <w:left w:type="dxa" w:w="110"/>
+              <w:bottom w:type="dxa" w:w="70"/>
+              <w:right w:type="dxa" w:w="110"/>
+            </w:tcMar>
+            <w:vAlign w:val="center"/>
+          </w:tcPr>
+          <w:p>
+            <w:pPr>
+              <w:spacing w:after="0" w:before="0"/>
+            </w:pPr>
+            <w:r>
+              <w:rPr>
+                <w:rFonts w:ascii="Arial" w:cs="Arial" w:eastAsia="Arial" w:hAnsi="Arial"/>
+                <w:color w:val="1B2118"/>
+                <w:sz w:val="18"/>
+                <w:szCs w:val="18"/>
+              </w:rPr>
               <w:t xml:space="preserve">1.0</w:t>
             </w:r>
           </w:p>
@@ -3836,7 +3972,6 @@
               <w:bottom w:val="single" w:color="D9D4C5" w:sz="4"/>
               <w:right w:val="single" w:color="D9D4C5" w:sz="4"/>
             </w:tcBorders>
-            <w:shd w:fill="F6F4EE" w:color="auto" w:val="clear"/>
             <w:tcMar>
               <w:top w:type="dxa" w:w="70"/>
               <w:left w:type="dxa" w:w="110"/>
@@ -3869,7 +4004,6 @@
               <w:bottom w:val="single" w:color="D9D4C5" w:sz="4"/>
               <w:right w:val="single" w:color="D9D4C5" w:sz="4"/>
             </w:tcBorders>
-            <w:shd w:fill="F6F4EE" w:color="auto" w:val="clear"/>
             <w:tcMar>
               <w:top w:type="dxa" w:w="70"/>
               <w:left w:type="dxa" w:w="110"/>
@@ -3902,7 +4036,6 @@
               <w:bottom w:val="single" w:color="D9D4C5" w:sz="4"/>
               <w:right w:val="single" w:color="D9D4C5" w:sz="4"/>
             </w:tcBorders>
-            <w:shd w:fill="F6F4EE" w:color="auto" w:val="clear"/>
             <w:tcMar>
               <w:top w:type="dxa" w:w="70"/>
               <w:left w:type="dxa" w:w="110"/>
@@ -3944,7 +4077,7 @@
           <w:sz w:val="20"/>
           <w:szCs w:val="20"/>
         </w:rPr>
-        <w:t xml:space="preserve">Questo documento descrive il portale alla revisione 3.3 del 21/10/2026. A ogni modifica del portale il manuale viene aggiornato e la revisione incrementata; la versione corrente si scarica dal portale.</w:t>
+        <w:t xml:space="preserve">Questo documento descrive il portale alla revisione 3.4 del 21/10/2026. A ogni modifica del portale il manuale viene aggiornato e la revisione incrementata; la versione corrente si scarica dal portale.</w:t>
       </w:r>
     </w:p>
     <w:p>
@@ -4770,7 +4903,7 @@
         </w:rPr>
         <w:t xml:space="preserve"> un computer o tablet con un browser aggiornato (Chrome, Edge, Firefox, Safari) e le credenziali fornite dalla Fondazione. Indirizzo del portale: </w:t>
       </w:r>
-      <w:hyperlink w:history="1" r:id="rIdan58qrpf5pcrziggznnlx">
+      <w:hyperlink w:history="1" r:id="rIdyazq9h1l3qikfvy5r0sox">
         <w:r>
           <w:rPr>
             <w:rFonts w:ascii="Arial" w:cs="Arial" w:eastAsia="Arial" w:hAnsi="Arial"/>
@@ -4997,7 +5130,7 @@
         </w:rPr>
         <w:t xml:space="preserve">Aprite </w:t>
       </w:r>
-      <w:hyperlink w:history="1" r:id="rIdwqrftyqsj3bn5xj_ub5jx">
+      <w:hyperlink w:history="1" r:id="rIdrxdirfqaailadivpgcit3">
         <w:r>
           <w:rPr>
             <w:rFonts w:ascii="Arial" w:cs="Arial" w:eastAsia="Arial" w:hAnsi="Arial"/>
@@ -13306,7 +13439,7 @@
         </w:rPr>
         <w:t xml:space="preserve"> (</w:t>
       </w:r>
-      <w:hyperlink w:history="1" r:id="rId74nh7lcq5xic72quo3lid">
+      <w:hyperlink w:history="1" r:id="rId_ekyvyxzsc1ty0jvr_kem">
         <w:r>
           <w:rPr>
             <w:rFonts w:ascii="Arial" w:cs="Arial" w:eastAsia="Arial" w:hAnsi="Arial"/>
@@ -17018,7 +17151,7 @@
         </w:rPr>
         <w:t xml:space="preserve">, uguale per tutti gli enti. Il modello si scarica dalla pagina pubblica </w:t>
       </w:r>
-      <w:hyperlink w:history="1" r:id="rIdypcnlrmqaumxpf1vf9clv">
+      <w:hyperlink w:history="1" r:id="rId0-btn_d6uogo8dmpyvt0l">
         <w:r>
           <w:rPr>
             <w:rFonts w:ascii="Arial" w:cs="Arial" w:eastAsia="Arial" w:hAnsi="Arial"/>
@@ -19153,7 +19286,7 @@
         </w:rPr>
         <w:t xml:space="preserve"> (</w:t>
       </w:r>
-      <w:hyperlink w:history="1" r:id="rIdf87mfayhqz0gfk96xuo9k">
+      <w:hyperlink w:history="1" r:id="rIduofrzrx7vbpj8oyhfl8h6">
         <w:r>
           <w:rPr>
             <w:rFonts w:ascii="Arial" w:cs="Arial" w:eastAsia="Arial" w:hAnsi="Arial"/>
@@ -19679,27 +19812,27 @@
           <w:sz w:val="21"/>
           <w:szCs w:val="21"/>
         </w:rPr>
-        <w:t xml:space="preserve">L'assistente risponde solo con le informazioni di questo manuale e delle tariffe del Programma; </w:t>
-      </w:r>
-      <w:r>
-        <w:rPr>
-          <w:rFonts w:ascii="Arial" w:cs="Arial" w:eastAsia="Arial" w:hAnsi="Arial"/>
-          <w:b/>
-          <w:bCs/>
-          <w:color w:val="1B2118"/>
-          <w:sz w:val="21"/>
-          <w:szCs w:val="21"/>
-        </w:rPr>
-        <w:t xml:space="preserve">non vede le vostre pratiche</w:t>
-      </w:r>
-      <w:r>
-        <w:rPr>
-          <w:rFonts w:ascii="Arial" w:cs="Arial" w:eastAsia="Arial" w:hAnsi="Arial"/>
-          <w:color w:val="1B2118"/>
-          <w:sz w:val="21"/>
-          <w:szCs w:val="21"/>
-        </w:rPr>
-        <w:t xml:space="preserve"> e non fa operazioni al posto vostro. Le risposte possono contenere errori: in caso di dubbio vale il manuale, oppure scrivete a Fondazione Operate con i Messaggi della pratica. Le domande e le risposte non vengono salvate; c'è un limite di domande al giorno.</w:t>
+        <w:t xml:space="preserve">L'assistente risponde con le informazioni di questo manuale e delle tariffe del Programma e non fa operazioni al posto vostro. </w:t>
+      </w:r>
+      <w:r>
+        <w:rPr>
+          <w:rFonts w:ascii="Arial" w:cs="Arial" w:eastAsia="Arial" w:hAnsi="Arial"/>
+          <w:b/>
+          <w:bCs/>
+          <w:color w:val="1B2118"/>
+          <w:sz w:val="21"/>
+          <w:szCs w:val="21"/>
+        </w:rPr>
+        <w:t xml:space="preserve">Se lo aprite dalla pagina di una vostra pratica</w:t>
+      </w:r>
+      <w:r>
+        <w:rPr>
+          <w:rFonts w:ascii="Arial" w:cs="Arial" w:eastAsia="Arial" w:hAnsi="Arial"/>
+          <w:color w:val="1B2118"/>
+          <w:sz w:val="21"/>
+          <w:szCs w:val="21"/>
+        </w:rPr>
+        <w:t xml:space="preserve"> vede anche un riepilogo di quella pratica: stato, fasi e scadenze, documenti richiesti non ancora caricati, integrazioni aperte, pagamenti da saldare. Potete chiedere, per esempio, «A che punto è questa pratica?» o «Quali documenti mancano?». Dalle altre pagine non vede le vostre pratiche. Le risposte possono contenere errori: in caso di dubbio vale il manuale, oppure scrivete a Fondazione Operate con i Messaggi della pratica. Le domande e le risposte non vengono salvate; c'è un limite di domande al giorno.</w:t>
       </w:r>
     </w:p>
     <w:p>
@@ -20532,7 +20665,7 @@
         <w:szCs w:val="16"/>
       </w:rPr>
       <w:tab/>
-      <w:t xml:space="preserve">Manuale Utente · Rev. 3.3 · 21/10/2026</w:t>
+      <w:t xml:space="preserve">Manuale Utente · Rev. 3.4 · 21/10/2026</w:t>
     </w:r>
   </w:p>
 </w:hdr>
@@ -20597,7 +20730,7 @@
         <w:szCs w:val="16"/>
       </w:rPr>
       <w:tab/>
-      <w:t xml:space="preserve">Manuale Utente · Rev. 3.3 · 21/10/2026</w:t>
+      <w:t xml:space="preserve">Manuale Utente · Rev. 3.4 · 21/10/2026</w:t>
     </w:r>
   </w:p>
 </w:hdr>

--- a/public/manuali/Manuale_Utente_Portale_CWP.docx
+++ b/public/manuali/Manuale_Utente_Portale_CWP.docx
@@ -302,7 +302,7 @@
                 <w:sz w:val="20"/>
                 <w:szCs w:val="20"/>
               </w:rPr>
-              <w:t xml:space="preserve">Rev. 3.4</w:t>
+              <w:t xml:space="preserve">Rev. 3.5</w:t>
             </w:r>
           </w:p>
         </w:tc>
@@ -719,7 +719,7 @@
                 <w:sz w:val="18"/>
                 <w:szCs w:val="18"/>
               </w:rPr>
-              <w:t xml:space="preserve">3.4</w:t>
+              <w:t xml:space="preserve">3.5</w:t>
             </w:r>
           </w:p>
         </w:tc>
@@ -783,7 +783,7 @@
                 <w:sz w:val="18"/>
                 <w:szCs w:val="18"/>
               </w:rPr>
-              <w:t xml:space="preserve">Assistente: domande sulla pratica aperta.</w:t>
+              <w:t xml:space="preserve">Barra a LED delle fasi nell'elenco e nella pratica aperta.</w:t>
             </w:r>
           </w:p>
         </w:tc>
@@ -853,7 +853,7 @@
                 <w:sz w:val="18"/>
                 <w:szCs w:val="18"/>
               </w:rPr>
-              <w:t xml:space="preserve">3.3</w:t>
+              <w:t xml:space="preserve">3.4</w:t>
             </w:r>
           </w:p>
         </w:tc>
@@ -919,7 +919,7 @@
                 <w:sz w:val="18"/>
                 <w:szCs w:val="18"/>
               </w:rPr>
-              <w:t xml:space="preserve">Domande frequenti: messaggio «Account disattivato».</w:t>
+              <w:t xml:space="preserve">Assistente: domande sulla pratica aperta.</w:t>
             </w:r>
           </w:p>
         </w:tc>
@@ -989,7 +989,7 @@
                 <w:sz w:val="18"/>
                 <w:szCs w:val="18"/>
               </w:rPr>
-              <w:t xml:space="preserve">3.2</w:t>
+              <w:t xml:space="preserve">3.3</w:t>
             </w:r>
           </w:p>
         </w:tc>
@@ -1021,7 +1021,7 @@
                 <w:sz w:val="18"/>
                 <w:szCs w:val="18"/>
               </w:rPr>
-              <w:t xml:space="preserve">20/10/2026</w:t>
+              <w:t xml:space="preserve">21/10/2026</w:t>
             </w:r>
           </w:p>
         </w:tc>
@@ -1053,7 +1053,7 @@
                 <w:sz w:val="18"/>
                 <w:szCs w:val="18"/>
               </w:rPr>
-              <w:t xml:space="preserve">Uscita automatica per inattività.</w:t>
+              <w:t xml:space="preserve">Domande frequenti: messaggio «Account disattivato».</w:t>
             </w:r>
           </w:p>
         </w:tc>
@@ -1123,7 +1123,7 @@
                 <w:sz w:val="18"/>
                 <w:szCs w:val="18"/>
               </w:rPr>
-              <w:t xml:space="preserve">3.1</w:t>
+              <w:t xml:space="preserve">3.2</w:t>
             </w:r>
           </w:p>
         </w:tc>
@@ -1189,7 +1189,7 @@
                 <w:sz w:val="18"/>
                 <w:szCs w:val="18"/>
               </w:rPr>
-              <w:t xml:space="preserve">Nuovo menu degli enti: Il Programma CWP, Manuali.</w:t>
+              <w:t xml:space="preserve">Uscita automatica per inattività.</w:t>
             </w:r>
           </w:p>
         </w:tc>
@@ -1259,7 +1259,7 @@
                 <w:sz w:val="18"/>
                 <w:szCs w:val="18"/>
               </w:rPr>
-              <w:t xml:space="preserve">3.0</w:t>
+              <w:t xml:space="preserve">3.1</w:t>
             </w:r>
           </w:p>
         </w:tc>
@@ -1323,7 +1323,7 @@
                 <w:sz w:val="18"/>
                 <w:szCs w:val="18"/>
               </w:rPr>
-              <w:t xml:space="preserve">Voce di menu «Marketplaces» (in arrivo).</w:t>
+              <w:t xml:space="preserve">Nuovo menu degli enti: Il Programma CWP, Manuali.</w:t>
             </w:r>
           </w:p>
         </w:tc>
@@ -1393,7 +1393,7 @@
                 <w:sz w:val="18"/>
                 <w:szCs w:val="18"/>
               </w:rPr>
-              <w:t xml:space="preserve">2.9</w:t>
+              <w:t xml:space="preserve">3.0</w:t>
             </w:r>
           </w:p>
         </w:tc>
@@ -1459,7 +1459,7 @@
                 <w:sz w:val="18"/>
                 <w:szCs w:val="18"/>
               </w:rPr>
-              <w:t xml:space="preserve">Collegamento al portale: registro degli accessi e delle operazioni.</w:t>
+              <w:t xml:space="preserve">Voce di menu «Marketplaces» (in arrivo).</w:t>
             </w:r>
           </w:p>
         </w:tc>
@@ -1529,7 +1529,7 @@
                 <w:sz w:val="18"/>
                 <w:szCs w:val="18"/>
               </w:rPr>
-              <w:t xml:space="preserve">2.8</w:t>
+              <w:t xml:space="preserve">2.9</w:t>
             </w:r>
           </w:p>
         </w:tc>
@@ -1593,7 +1593,7 @@
                 <w:sz w:val="18"/>
                 <w:szCs w:val="18"/>
               </w:rPr>
-              <w:t xml:space="preserve">Nuovo capitolo «Collegamento al portale» (presenza visibile all'Amministratore principale).</w:t>
+              <w:t xml:space="preserve">Collegamento al portale: registro degli accessi e delle operazioni.</w:t>
             </w:r>
           </w:p>
         </w:tc>
@@ -1663,7 +1663,7 @@
                 <w:sz w:val="18"/>
                 <w:szCs w:val="18"/>
               </w:rPr>
-              <w:t xml:space="preserve">2.7</w:t>
+              <w:t xml:space="preserve">2.8</w:t>
             </w:r>
           </w:p>
         </w:tc>
@@ -1696,7 +1696,7 @@
                 <w:sz w:val="18"/>
                 <w:szCs w:val="18"/>
               </w:rPr>
-              <w:t xml:space="preserve">19/10/2026</w:t>
+              <w:t xml:space="preserve">20/10/2026</w:t>
             </w:r>
           </w:p>
         </w:tc>
@@ -1729,7 +1729,7 @@
                 <w:sz w:val="18"/>
                 <w:szCs w:val="18"/>
               </w:rPr>
-              <w:t xml:space="preserve">Assistente virtuale: messaggio «Un attimo…» durante l'attesa.</w:t>
+              <w:t xml:space="preserve">Nuovo capitolo «Collegamento al portale» (presenza visibile all'Amministratore principale).</w:t>
             </w:r>
           </w:p>
         </w:tc>
@@ -1799,7 +1799,7 @@
                 <w:sz w:val="18"/>
                 <w:szCs w:val="18"/>
               </w:rPr>
-              <w:t xml:space="preserve">2.6</w:t>
+              <w:t xml:space="preserve">2.7</w:t>
             </w:r>
           </w:p>
         </w:tc>
@@ -1863,7 +1863,7 @@
                 <w:sz w:val="18"/>
                 <w:szCs w:val="18"/>
               </w:rPr>
-              <w:t xml:space="preserve">Nuovo capitolo «L'assistente virtuale».</w:t>
+              <w:t xml:space="preserve">Assistente virtuale: messaggio «Un attimo…» durante l'attesa.</w:t>
             </w:r>
           </w:p>
         </w:tc>
@@ -1933,7 +1933,7 @@
                 <w:sz w:val="18"/>
                 <w:szCs w:val="18"/>
               </w:rPr>
-              <w:t xml:space="preserve">2.5</w:t>
+              <w:t xml:space="preserve">2.6</w:t>
             </w:r>
           </w:p>
         </w:tc>
@@ -1999,7 +1999,7 @@
                 <w:sz w:val="18"/>
                 <w:szCs w:val="18"/>
               </w:rPr>
-              <w:t xml:space="preserve">Ordinamento degli elenchi e delle tabelle.</w:t>
+              <w:t xml:space="preserve">Nuovo capitolo «L'assistente virtuale».</w:t>
             </w:r>
           </w:p>
         </w:tc>
@@ -2069,7 +2069,7 @@
                 <w:sz w:val="18"/>
                 <w:szCs w:val="18"/>
               </w:rPr>
-              <w:t xml:space="preserve">2.4</w:t>
+              <w:t xml:space="preserve">2.5</w:t>
             </w:r>
           </w:p>
         </w:tc>
@@ -2133,7 +2133,7 @@
                 <w:sz w:val="18"/>
                 <w:szCs w:val="18"/>
               </w:rPr>
-              <w:t xml:space="preserve">Primo accesso: le credenziali arrivano per email.</w:t>
+              <w:t xml:space="preserve">Ordinamento degli elenchi e delle tabelle.</w:t>
             </w:r>
           </w:p>
         </w:tc>
@@ -2203,7 +2203,7 @@
                 <w:sz w:val="18"/>
                 <w:szCs w:val="18"/>
               </w:rPr>
-              <w:t xml:space="preserve">2.3</w:t>
+              <w:t xml:space="preserve">2.4</w:t>
             </w:r>
           </w:p>
         </w:tc>
@@ -2269,7 +2269,7 @@
                 <w:sz w:val="18"/>
                 <w:szCs w:val="18"/>
               </w:rPr>
-              <w:t xml:space="preserve">Simulazione dei crediti: anche stima economica con costi Caso 1 e Caso 2.</w:t>
+              <w:t xml:space="preserve">Primo accesso: le credenziali arrivano per email.</w:t>
             </w:r>
           </w:p>
         </w:tc>
@@ -2339,7 +2339,7 @@
                 <w:sz w:val="18"/>
                 <w:szCs w:val="18"/>
               </w:rPr>
-              <w:t xml:space="preserve">2.2</w:t>
+              <w:t xml:space="preserve">2.3</w:t>
             </w:r>
           </w:p>
         </w:tc>
@@ -2403,7 +2403,7 @@
                 <w:sz w:val="18"/>
                 <w:szCs w:val="18"/>
               </w:rPr>
-              <w:t xml:space="preserve">Simulazione dei crediti disponibile su richiesta alla Fondazione.</w:t>
+              <w:t xml:space="preserve">Simulazione dei crediti: anche stima economica con costi Caso 1 e Caso 2.</w:t>
             </w:r>
           </w:p>
         </w:tc>
@@ -2473,7 +2473,7 @@
                 <w:sz w:val="18"/>
                 <w:szCs w:val="18"/>
               </w:rPr>
-              <w:t xml:space="preserve">2.1</w:t>
+              <w:t xml:space="preserve">2.2</w:t>
             </w:r>
           </w:p>
         </w:tc>
@@ -2539,7 +2539,7 @@
                 <w:sz w:val="18"/>
                 <w:szCs w:val="18"/>
               </w:rPr>
-              <w:t xml:space="preserve">Simulazione dei crediti in arrivo (capitolo Dati per il calcolo dei crediti).</w:t>
+              <w:t xml:space="preserve">Simulazione dei crediti disponibile su richiesta alla Fondazione.</w:t>
             </w:r>
           </w:p>
         </w:tc>
@@ -2609,7 +2609,7 @@
                 <w:sz w:val="18"/>
                 <w:szCs w:val="18"/>
               </w:rPr>
-              <w:t xml:space="preserve">2.0</w:t>
+              <w:t xml:space="preserve">2.1</w:t>
             </w:r>
           </w:p>
         </w:tc>
@@ -2641,7 +2641,7 @@
                 <w:sz w:val="18"/>
                 <w:szCs w:val="18"/>
               </w:rPr>
-              <w:t xml:space="preserve">18/10/2026</w:t>
+              <w:t xml:space="preserve">19/10/2026</w:t>
             </w:r>
           </w:p>
         </w:tc>
@@ -2673,7 +2673,7 @@
                 <w:sz w:val="18"/>
                 <w:szCs w:val="18"/>
               </w:rPr>
-              <w:t xml:space="preserve">Allineamento ai documenti ufficiali del Programma: Rapporto a 7 fasi, feedback pubblico (30 e 20 giorni), stato nel Programma e ID, dati del progetto, un solo account per Organizzazione, ritiro e rientro, conservazione 12 anni, tipologie ufficiali, Schema tariffario, verifica sull'accuratezza; nuovi capitoli Crediti emessi, Reclami, pagina pubblica del Programma.</w:t>
+              <w:t xml:space="preserve">Simulazione dei crediti in arrivo (capitolo Dati per il calcolo dei crediti).</w:t>
             </w:r>
           </w:p>
         </w:tc>
@@ -2743,7 +2743,7 @@
                 <w:sz w:val="18"/>
                 <w:szCs w:val="18"/>
               </w:rPr>
-              <w:t xml:space="preserve">1.9</w:t>
+              <w:t xml:space="preserve">2.0</w:t>
             </w:r>
           </w:p>
         </w:tc>
@@ -2809,7 +2809,7 @@
                 <w:sz w:val="18"/>
                 <w:szCs w:val="18"/>
               </w:rPr>
-              <w:t xml:space="preserve">Rapporti di Monitoraggio con 4 fasi; documenti richiesti per fase; caricamenti solo nelle fasi aperte; osservazioni numerate e notifica di quelle da rispondere; data di conservazione; fascicolo con riepilogo PDF.</w:t>
+              <w:t xml:space="preserve">Allineamento ai documenti ufficiali del Programma: Rapporto a 7 fasi, feedback pubblico (30 e 20 giorni), stato nel Programma e ID, dati del progetto, un solo account per Organizzazione, ritiro e rientro, conservazione 12 anni, tipologie ufficiali, Schema tariffario, verifica sull'accuratezza; nuovi capitoli Crediti emessi, Reclami, pagina pubblica del Programma.</w:t>
             </w:r>
           </w:p>
         </w:tc>
@@ -2879,7 +2879,7 @@
                 <w:sz w:val="18"/>
                 <w:szCs w:val="18"/>
               </w:rPr>
-              <w:t xml:space="preserve">1.8</w:t>
+              <w:t xml:space="preserve">1.9</w:t>
             </w:r>
           </w:p>
         </w:tc>
@@ -2943,7 +2943,7 @@
                 <w:sz w:val="18"/>
                 <w:szCs w:val="18"/>
               </w:rPr>
-              <w:t xml:space="preserve">Nuova tipologia di documento «Rapporto di calcolo dei crediti».</w:t>
+              <w:t xml:space="preserve">Rapporti di Monitoraggio con 4 fasi; documenti richiesti per fase; caricamenti solo nelle fasi aperte; osservazioni numerate e notifica di quelle da rispondere; data di conservazione; fascicolo con riepilogo PDF.</w:t>
             </w:r>
           </w:p>
         </w:tc>
@@ -3013,7 +3013,7 @@
                 <w:sz w:val="18"/>
                 <w:szCs w:val="18"/>
               </w:rPr>
-              <w:t xml:space="preserve">1.7</w:t>
+              <w:t xml:space="preserve">1.8</w:t>
             </w:r>
           </w:p>
         </w:tc>
@@ -3079,7 +3079,7 @@
                 <w:sz w:val="18"/>
                 <w:szCs w:val="18"/>
               </w:rPr>
-              <w:t xml:space="preserve">Dati per il calcolo dei crediti: il file caricato nella pratica è letto direttamente dalla Fondazione; controllo dei dati personali.</w:t>
+              <w:t xml:space="preserve">Nuova tipologia di documento «Rapporto di calcolo dei crediti».</w:t>
             </w:r>
           </w:p>
         </w:tc>
@@ -3149,7 +3149,7 @@
                 <w:sz w:val="18"/>
                 <w:szCs w:val="18"/>
               </w:rPr>
-              <w:t xml:space="preserve">1.6</w:t>
+              <w:t xml:space="preserve">1.7</w:t>
             </w:r>
           </w:p>
         </w:tc>
@@ -3213,7 +3213,7 @@
                 <w:sz w:val="18"/>
                 <w:szCs w:val="18"/>
               </w:rPr>
-              <w:t xml:space="preserve">Messaggi con la Fondazione (nuovo capitolo), note della Fondazione e modelli nelle fasi, Ente di Validazione, avviso sulle pratiche non attive, pagamenti visibili, consultazione sulla pagina pubblica con conferma dell'email ed errata corrige, nuove notifiche.</w:t>
+              <w:t xml:space="preserve">Dati per il calcolo dei crediti: il file caricato nella pratica è letto direttamente dalla Fondazione; controllo dei dati personali.</w:t>
             </w:r>
           </w:p>
         </w:tc>
@@ -3283,7 +3283,7 @@
                 <w:sz w:val="18"/>
                 <w:szCs w:val="18"/>
               </w:rPr>
-              <w:t xml:space="preserve">1.5</w:t>
+              <w:t xml:space="preserve">1.6</w:t>
             </w:r>
           </w:p>
         </w:tc>
@@ -3349,7 +3349,7 @@
                 <w:sz w:val="18"/>
                 <w:szCs w:val="18"/>
               </w:rPr>
-              <w:t xml:space="preserve">Manuale scaricabile anche dalla pagina «I tuoi documenti»; per gli utenti il manuale è disponibile solo in PDF.</w:t>
+              <w:t xml:space="preserve">Messaggi con la Fondazione (nuovo capitolo), note della Fondazione e modelli nelle fasi, Ente di Validazione, avviso sulle pratiche non attive, pagamenti visibili, consultazione sulla pagina pubblica con conferma dell'email ed errata corrige, nuove notifiche.</w:t>
             </w:r>
           </w:p>
         </w:tc>
@@ -3419,7 +3419,7 @@
                 <w:sz w:val="18"/>
                 <w:szCs w:val="18"/>
               </w:rPr>
-              <w:t xml:space="preserve">1.4</w:t>
+              <w:t xml:space="preserve">1.5</w:t>
             </w:r>
           </w:p>
         </w:tc>
@@ -3483,7 +3483,7 @@
                 <w:sz w:val="18"/>
                 <w:szCs w:val="18"/>
               </w:rPr>
-              <w:t xml:space="preserve">Recupero della password: nuova email in italiano dal portale (oggetto e pulsante), limite di una richiesta ogni 2 minuti.</w:t>
+              <w:t xml:space="preserve">Manuale scaricabile anche dalla pagina «I tuoi documenti»; per gli utenti il manuale è disponibile solo in PDF.</w:t>
             </w:r>
           </w:p>
         </w:tc>
@@ -3553,7 +3553,7 @@
                 <w:sz w:val="18"/>
                 <w:szCs w:val="18"/>
               </w:rPr>
-              <w:t xml:space="preserve">1.3</w:t>
+              <w:t xml:space="preserve">1.4</w:t>
             </w:r>
           </w:p>
         </w:tc>
@@ -3619,7 +3619,7 @@
                 <w:sz w:val="18"/>
                 <w:szCs w:val="18"/>
               </w:rPr>
-              <w:t xml:space="preserve">Pagina «Il mio profilo» (account, cambio password, manuale da scaricare).</w:t>
+              <w:t xml:space="preserve">Recupero della password: nuova email in italiano dal portale (oggetto e pulsante), limite di una richiesta ogni 2 minuti.</w:t>
             </w:r>
           </w:p>
         </w:tc>
@@ -3689,7 +3689,7 @@
                 <w:sz w:val="18"/>
                 <w:szCs w:val="18"/>
               </w:rPr>
-              <w:t xml:space="preserve">1.2</w:t>
+              <w:t xml:space="preserve">1.3</w:t>
             </w:r>
           </w:p>
         </w:tc>
@@ -3753,7 +3753,7 @@
                 <w:sz w:val="18"/>
                 <w:szCs w:val="18"/>
               </w:rPr>
-              <w:t xml:space="preserve">Scelta della password al primo accesso, cambio password, recupero della password dimenticata; ritorno alla pratica dopo l'accesso da un link email.</w:t>
+              <w:t xml:space="preserve">Pagina «Il mio profilo» (account, cambio password, manuale da scaricare).</w:t>
             </w:r>
           </w:p>
         </w:tc>
@@ -3823,7 +3823,7 @@
                 <w:sz w:val="18"/>
                 <w:szCs w:val="18"/>
               </w:rPr>
-              <w:t xml:space="preserve">1.1</w:t>
+              <w:t xml:space="preserve">1.2</w:t>
             </w:r>
           </w:p>
         </w:tc>
@@ -3889,7 +3889,7 @@
                 <w:sz w:val="18"/>
                 <w:szCs w:val="18"/>
               </w:rPr>
-              <w:t xml:space="preserve">Voce di menu «Manuale» e pagina di download del manuale (capitolo 2).</w:t>
+              <w:t xml:space="preserve">Scelta della password al primo accesso, cambio password, recupero della password dimenticata; ritorno alla pratica dopo l'accesso da un link email.</w:t>
             </w:r>
           </w:p>
         </w:tc>
@@ -3959,6 +3959,140 @@
                 <w:sz w:val="18"/>
                 <w:szCs w:val="18"/>
               </w:rPr>
+              <w:t xml:space="preserve">1.1</w:t>
+            </w:r>
+          </w:p>
+        </w:tc>
+        <w:tc>
+          <w:tcPr>
+            <w:tcW w:type="dxa" w:w="1300"/>
+            <w:tcBorders>
+              <w:top w:val="single" w:color="D9D4C5" w:sz="4"/>
+              <w:left w:val="single" w:color="D9D4C5" w:sz="4"/>
+              <w:bottom w:val="single" w:color="D9D4C5" w:sz="4"/>
+              <w:right w:val="single" w:color="D9D4C5" w:sz="4"/>
+            </w:tcBorders>
+            <w:tcMar>
+              <w:top w:type="dxa" w:w="70"/>
+              <w:left w:type="dxa" w:w="110"/>
+              <w:bottom w:type="dxa" w:w="70"/>
+              <w:right w:type="dxa" w:w="110"/>
+            </w:tcMar>
+            <w:vAlign w:val="center"/>
+          </w:tcPr>
+          <w:p>
+            <w:pPr>
+              <w:spacing w:after="0" w:before="0"/>
+            </w:pPr>
+            <w:r>
+              <w:rPr>
+                <w:rFonts w:ascii="Arial" w:cs="Arial" w:eastAsia="Arial" w:hAnsi="Arial"/>
+                <w:color w:val="1B2118"/>
+                <w:sz w:val="18"/>
+                <w:szCs w:val="18"/>
+              </w:rPr>
+              <w:t xml:space="preserve">18/10/2026</w:t>
+            </w:r>
+          </w:p>
+        </w:tc>
+        <w:tc>
+          <w:tcPr>
+            <w:tcW w:type="dxa" w:w="5538"/>
+            <w:tcBorders>
+              <w:top w:val="single" w:color="D9D4C5" w:sz="4"/>
+              <w:left w:val="single" w:color="D9D4C5" w:sz="4"/>
+              <w:bottom w:val="single" w:color="D9D4C5" w:sz="4"/>
+              <w:right w:val="single" w:color="D9D4C5" w:sz="4"/>
+            </w:tcBorders>
+            <w:tcMar>
+              <w:top w:type="dxa" w:w="70"/>
+              <w:left w:type="dxa" w:w="110"/>
+              <w:bottom w:type="dxa" w:w="70"/>
+              <w:right w:type="dxa" w:w="110"/>
+            </w:tcMar>
+            <w:vAlign w:val="center"/>
+          </w:tcPr>
+          <w:p>
+            <w:pPr>
+              <w:spacing w:after="0" w:before="0"/>
+            </w:pPr>
+            <w:r>
+              <w:rPr>
+                <w:rFonts w:ascii="Arial" w:cs="Arial" w:eastAsia="Arial" w:hAnsi="Arial"/>
+                <w:color w:val="1B2118"/>
+                <w:sz w:val="18"/>
+                <w:szCs w:val="18"/>
+              </w:rPr>
+              <w:t xml:space="preserve">Voce di menu «Manuale» e pagina di download del manuale (capitolo 2).</w:t>
+            </w:r>
+          </w:p>
+        </w:tc>
+        <w:tc>
+          <w:tcPr>
+            <w:tcW w:type="dxa" w:w="2000"/>
+            <w:tcBorders>
+              <w:top w:val="single" w:color="D9D4C5" w:sz="4"/>
+              <w:left w:val="single" w:color="D9D4C5" w:sz="4"/>
+              <w:bottom w:val="single" w:color="D9D4C5" w:sz="4"/>
+              <w:right w:val="single" w:color="D9D4C5" w:sz="4"/>
+            </w:tcBorders>
+            <w:tcMar>
+              <w:top w:type="dxa" w:w="70"/>
+              <w:left w:type="dxa" w:w="110"/>
+              <w:bottom w:type="dxa" w:w="70"/>
+              <w:right w:type="dxa" w:w="110"/>
+            </w:tcMar>
+            <w:vAlign w:val="center"/>
+          </w:tcPr>
+          <w:p>
+            <w:pPr>
+              <w:spacing w:after="0" w:before="0"/>
+            </w:pPr>
+            <w:r>
+              <w:rPr>
+                <w:rFonts w:ascii="Arial" w:cs="Arial" w:eastAsia="Arial" w:hAnsi="Arial"/>
+                <w:color w:val="1B2118"/>
+                <w:sz w:val="18"/>
+                <w:szCs w:val="18"/>
+              </w:rPr>
+              <w:t xml:space="preserve">Fondazione Operate</w:t>
+            </w:r>
+          </w:p>
+        </w:tc>
+      </w:tr>
+      <w:tr>
+        <w:trPr>
+          <w:cantSplit/>
+        </w:trPr>
+        <w:tc>
+          <w:tcPr>
+            <w:tcW w:type="dxa" w:w="800"/>
+            <w:tcBorders>
+              <w:top w:val="single" w:color="D9D4C5" w:sz="4"/>
+              <w:left w:val="single" w:color="D9D4C5" w:sz="4"/>
+              <w:bottom w:val="single" w:color="D9D4C5" w:sz="4"/>
+              <w:right w:val="single" w:color="D9D4C5" w:sz="4"/>
+            </w:tcBorders>
+            <w:shd w:fill="F6F4EE" w:color="auto" w:val="clear"/>
+            <w:tcMar>
+              <w:top w:type="dxa" w:w="70"/>
+              <w:left w:type="dxa" w:w="110"/>
+              <w:bottom w:type="dxa" w:w="70"/>
+              <w:right w:type="dxa" w:w="110"/>
+            </w:tcMar>
+            <w:vAlign w:val="center"/>
+          </w:tcPr>
+          <w:p>
+            <w:pPr>
+              <w:spacing w:after="0" w:before="0"/>
+            </w:pPr>
+            <w:r>
+              <w:rPr>
+                <w:rFonts w:ascii="Arial" w:cs="Arial" w:eastAsia="Arial" w:hAnsi="Arial"/>
+                <w:color w:val="1B2118"/>
+                <w:sz w:val="18"/>
+                <w:szCs w:val="18"/>
+              </w:rPr>
               <w:t xml:space="preserve">1.0</w:t>
             </w:r>
           </w:p>
@@ -3972,6 +4106,7 @@
               <w:bottom w:val="single" w:color="D9D4C5" w:sz="4"/>
               <w:right w:val="single" w:color="D9D4C5" w:sz="4"/>
             </w:tcBorders>
+            <w:shd w:fill="F6F4EE" w:color="auto" w:val="clear"/>
             <w:tcMar>
               <w:top w:type="dxa" w:w="70"/>
               <w:left w:type="dxa" w:w="110"/>
@@ -4004,6 +4139,7 @@
               <w:bottom w:val="single" w:color="D9D4C5" w:sz="4"/>
               <w:right w:val="single" w:color="D9D4C5" w:sz="4"/>
             </w:tcBorders>
+            <w:shd w:fill="F6F4EE" w:color="auto" w:val="clear"/>
             <w:tcMar>
               <w:top w:type="dxa" w:w="70"/>
               <w:left w:type="dxa" w:w="110"/>
@@ -4036,6 +4172,7 @@
               <w:bottom w:val="single" w:color="D9D4C5" w:sz="4"/>
               <w:right w:val="single" w:color="D9D4C5" w:sz="4"/>
             </w:tcBorders>
+            <w:shd w:fill="F6F4EE" w:color="auto" w:val="clear"/>
             <w:tcMar>
               <w:top w:type="dxa" w:w="70"/>
               <w:left w:type="dxa" w:w="110"/>
@@ -4077,7 +4214,7 @@
           <w:sz w:val="20"/>
           <w:szCs w:val="20"/>
         </w:rPr>
-        <w:t xml:space="preserve">Questo documento descrive il portale alla revisione 3.4 del 21/10/2026. A ogni modifica del portale il manuale viene aggiornato e la revisione incrementata; la versione corrente si scarica dal portale.</w:t>
+        <w:t xml:space="preserve">Questo documento descrive il portale alla revisione 3.5 del 21/10/2026. A ogni modifica del portale il manuale viene aggiornato e la revisione incrementata; la versione corrente si scarica dal portale.</w:t>
       </w:r>
     </w:p>
     <w:p>
@@ -4903,7 +5040,7 @@
         </w:rPr>
         <w:t xml:space="preserve"> un computer o tablet con un browser aggiornato (Chrome, Edge, Firefox, Safari) e le credenziali fornite dalla Fondazione. Indirizzo del portale: </w:t>
       </w:r>
-      <w:hyperlink w:history="1" r:id="rIdyazq9h1l3qikfvy5r0sox">
+      <w:hyperlink w:history="1" r:id="rIdtwof5id2y8a39rdvnr01i">
         <w:r>
           <w:rPr>
             <w:rFonts w:ascii="Arial" w:cs="Arial" w:eastAsia="Arial" w:hAnsi="Arial"/>
@@ -5130,7 +5267,7 @@
         </w:rPr>
         <w:t xml:space="preserve">Aprite </w:t>
       </w:r>
-      <w:hyperlink w:history="1" r:id="rIdrxdirfqaailadivpgcit3">
+      <w:hyperlink w:history="1" r:id="rIdv40hzdq1tqranyqzrq-0e">
         <w:r>
           <w:rPr>
             <w:rFonts w:ascii="Arial" w:cs="Arial" w:eastAsia="Arial" w:hAnsi="Arial"/>
@@ -7008,7 +7145,27 @@
           <w:sz w:val="21"/>
           <w:szCs w:val="21"/>
         </w:rPr>
-        <w:t xml:space="preserve">Ogni riquadro mostra il titolo del progetto, lo stato e il codice della pratica con il nome dell'ente.</w:t>
+        <w:t xml:space="preserve">Ogni riquadro mostra il titolo del progetto, lo stato e il codice della pratica con il nome dell'ente. In alto a destra c'è la </w:t>
+      </w:r>
+      <w:r>
+        <w:rPr>
+          <w:rFonts w:ascii="Arial" w:cs="Arial" w:eastAsia="Arial" w:hAnsi="Arial"/>
+          <w:b/>
+          <w:bCs/>
+          <w:color w:val="1B2118"/>
+          <w:sz w:val="21"/>
+          <w:szCs w:val="21"/>
+        </w:rPr>
+        <w:t xml:space="preserve">barra di avanzamento a LED</w:t>
+      </w:r>
+      <w:r>
+        <w:rPr>
+          <w:rFonts w:ascii="Arial" w:cs="Arial" w:eastAsia="Arial" w:hAnsi="Arial"/>
+          <w:color w:val="1B2118"/>
+          <w:sz w:val="21"/>
+          <w:szCs w:val="21"/>
+        </w:rPr>
+        <w:t xml:space="preserve">: 7 luci, una per fase; le fasi completate sono accese (ambra, la settima verde), quella in corso ha il contorno ambra, accanto il conteggio (es. «4/7»). Passando il mouse su una luce compaiono nome e stato della fase. La stessa barra compare in alto a destra nella pratica aperta.</w:t>
       </w:r>
     </w:p>
     <w:tbl>
@@ -13439,7 +13596,7 @@
         </w:rPr>
         <w:t xml:space="preserve"> (</w:t>
       </w:r>
-      <w:hyperlink w:history="1" r:id="rId_ekyvyxzsc1ty0jvr_kem">
+      <w:hyperlink w:history="1" r:id="rIdr29thmiics4pvr8uaim8a">
         <w:r>
           <w:rPr>
             <w:rFonts w:ascii="Arial" w:cs="Arial" w:eastAsia="Arial" w:hAnsi="Arial"/>
@@ -17151,7 +17308,7 @@
         </w:rPr>
         <w:t xml:space="preserve">, uguale per tutti gli enti. Il modello si scarica dalla pagina pubblica </w:t>
       </w:r>
-      <w:hyperlink w:history="1" r:id="rId0-btn_d6uogo8dmpyvt0l">
+      <w:hyperlink w:history="1" r:id="rIdz0lme0tq9ufqnad3sqt0f">
         <w:r>
           <w:rPr>
             <w:rFonts w:ascii="Arial" w:cs="Arial" w:eastAsia="Arial" w:hAnsi="Arial"/>
@@ -19286,7 +19443,7 @@
         </w:rPr>
         <w:t xml:space="preserve"> (</w:t>
       </w:r>
-      <w:hyperlink w:history="1" r:id="rIduofrzrx7vbpj8oyhfl8h6">
+      <w:hyperlink w:history="1" r:id="rIdy2bbzvrbrtxjcod0ioa6s">
         <w:r>
           <w:rPr>
             <w:rFonts w:ascii="Arial" w:cs="Arial" w:eastAsia="Arial" w:hAnsi="Arial"/>
@@ -20665,7 +20822,7 @@
         <w:szCs w:val="16"/>
       </w:rPr>
       <w:tab/>
-      <w:t xml:space="preserve">Manuale Utente · Rev. 3.4 · 21/10/2026</w:t>
+      <w:t xml:space="preserve">Manuale Utente · Rev. 3.5 · 21/10/2026</w:t>
     </w:r>
   </w:p>
 </w:hdr>
@@ -20730,7 +20887,7 @@
         <w:szCs w:val="16"/>
       </w:rPr>
       <w:tab/>
-      <w:t xml:space="preserve">Manuale Utente · Rev. 3.4 · 21/10/2026</w:t>
+      <w:t xml:space="preserve">Manuale Utente · Rev. 3.5 · 21/10/2026</w:t>
     </w:r>
   </w:p>
 </w:hdr>

--- a/public/manuali/Manuale_Utente_Portale_CWP.docx
+++ b/public/manuali/Manuale_Utente_Portale_CWP.docx
@@ -302,7 +302,7 @@
                 <w:sz w:val="20"/>
                 <w:szCs w:val="20"/>
               </w:rPr>
-              <w:t xml:space="preserve">Rev. 3.5</w:t>
+              <w:t xml:space="preserve">Rev. 3.6</w:t>
             </w:r>
           </w:p>
         </w:tc>
@@ -365,7 +365,7 @@
                 <w:sz w:val="20"/>
                 <w:szCs w:val="20"/>
               </w:rPr>
-              <w:t xml:space="preserve">21/10/2026</w:t>
+              <w:t xml:space="preserve">22/10/2026</w:t>
             </w:r>
           </w:p>
         </w:tc>
@@ -719,7 +719,7 @@
                 <w:sz w:val="18"/>
                 <w:szCs w:val="18"/>
               </w:rPr>
-              <w:t xml:space="preserve">3.5</w:t>
+              <w:t xml:space="preserve">3.6</w:t>
             </w:r>
           </w:p>
         </w:tc>
@@ -751,7 +751,7 @@
                 <w:sz w:val="18"/>
                 <w:szCs w:val="18"/>
               </w:rPr>
-              <w:t xml:space="preserve">21/10/2026</w:t>
+              <w:t xml:space="preserve">22/10/2026</w:t>
             </w:r>
           </w:p>
         </w:tc>
@@ -783,7 +783,7 @@
                 <w:sz w:val="18"/>
                 <w:szCs w:val="18"/>
               </w:rPr>
-              <w:t xml:space="preserve">Barra a LED delle fasi nell'elenco e nella pratica aperta.</w:t>
+              <w:t xml:space="preserve">Feedback pubblico chiuso solo dopo il termine; ente prima della fase 5 (rilievi N02, N03).</w:t>
             </w:r>
           </w:p>
         </w:tc>
@@ -853,7 +853,7 @@
                 <w:sz w:val="18"/>
                 <w:szCs w:val="18"/>
               </w:rPr>
-              <w:t xml:space="preserve">3.4</w:t>
+              <w:t xml:space="preserve">3.5</w:t>
             </w:r>
           </w:p>
         </w:tc>
@@ -919,7 +919,7 @@
                 <w:sz w:val="18"/>
                 <w:szCs w:val="18"/>
               </w:rPr>
-              <w:t xml:space="preserve">Assistente: domande sulla pratica aperta.</w:t>
+              <w:t xml:space="preserve">Barra a LED delle fasi nell'elenco e nella pratica aperta.</w:t>
             </w:r>
           </w:p>
         </w:tc>
@@ -989,7 +989,7 @@
                 <w:sz w:val="18"/>
                 <w:szCs w:val="18"/>
               </w:rPr>
-              <w:t xml:space="preserve">3.3</w:t>
+              <w:t xml:space="preserve">3.4</w:t>
             </w:r>
           </w:p>
         </w:tc>
@@ -1053,7 +1053,7 @@
                 <w:sz w:val="18"/>
                 <w:szCs w:val="18"/>
               </w:rPr>
-              <w:t xml:space="preserve">Domande frequenti: messaggio «Account disattivato».</w:t>
+              <w:t xml:space="preserve">Assistente: domande sulla pratica aperta.</w:t>
             </w:r>
           </w:p>
         </w:tc>
@@ -1123,7 +1123,7 @@
                 <w:sz w:val="18"/>
                 <w:szCs w:val="18"/>
               </w:rPr>
-              <w:t xml:space="preserve">3.2</w:t>
+              <w:t xml:space="preserve">3.3</w:t>
             </w:r>
           </w:p>
         </w:tc>
@@ -1156,7 +1156,7 @@
                 <w:sz w:val="18"/>
                 <w:szCs w:val="18"/>
               </w:rPr>
-              <w:t xml:space="preserve">20/10/2026</w:t>
+              <w:t xml:space="preserve">21/10/2026</w:t>
             </w:r>
           </w:p>
         </w:tc>
@@ -1189,7 +1189,7 @@
                 <w:sz w:val="18"/>
                 <w:szCs w:val="18"/>
               </w:rPr>
-              <w:t xml:space="preserve">Uscita automatica per inattività.</w:t>
+              <w:t xml:space="preserve">Domande frequenti: messaggio «Account disattivato».</w:t>
             </w:r>
           </w:p>
         </w:tc>
@@ -1259,7 +1259,7 @@
                 <w:sz w:val="18"/>
                 <w:szCs w:val="18"/>
               </w:rPr>
-              <w:t xml:space="preserve">3.1</w:t>
+              <w:t xml:space="preserve">3.2</w:t>
             </w:r>
           </w:p>
         </w:tc>
@@ -1323,7 +1323,7 @@
                 <w:sz w:val="18"/>
                 <w:szCs w:val="18"/>
               </w:rPr>
-              <w:t xml:space="preserve">Nuovo menu degli enti: Il Programma CWP, Manuali.</w:t>
+              <w:t xml:space="preserve">Uscita automatica per inattività.</w:t>
             </w:r>
           </w:p>
         </w:tc>
@@ -1393,7 +1393,7 @@
                 <w:sz w:val="18"/>
                 <w:szCs w:val="18"/>
               </w:rPr>
-              <w:t xml:space="preserve">3.0</w:t>
+              <w:t xml:space="preserve">3.1</w:t>
             </w:r>
           </w:p>
         </w:tc>
@@ -1459,7 +1459,7 @@
                 <w:sz w:val="18"/>
                 <w:szCs w:val="18"/>
               </w:rPr>
-              <w:t xml:space="preserve">Voce di menu «Marketplaces» (in arrivo).</w:t>
+              <w:t xml:space="preserve">Nuovo menu degli enti: Il Programma CWP, Manuali.</w:t>
             </w:r>
           </w:p>
         </w:tc>
@@ -1529,7 +1529,7 @@
                 <w:sz w:val="18"/>
                 <w:szCs w:val="18"/>
               </w:rPr>
-              <w:t xml:space="preserve">2.9</w:t>
+              <w:t xml:space="preserve">3.0</w:t>
             </w:r>
           </w:p>
         </w:tc>
@@ -1593,7 +1593,7 @@
                 <w:sz w:val="18"/>
                 <w:szCs w:val="18"/>
               </w:rPr>
-              <w:t xml:space="preserve">Collegamento al portale: registro degli accessi e delle operazioni.</w:t>
+              <w:t xml:space="preserve">Voce di menu «Marketplaces» (in arrivo).</w:t>
             </w:r>
           </w:p>
         </w:tc>
@@ -1663,7 +1663,7 @@
                 <w:sz w:val="18"/>
                 <w:szCs w:val="18"/>
               </w:rPr>
-              <w:t xml:space="preserve">2.8</w:t>
+              <w:t xml:space="preserve">2.9</w:t>
             </w:r>
           </w:p>
         </w:tc>
@@ -1729,7 +1729,7 @@
                 <w:sz w:val="18"/>
                 <w:szCs w:val="18"/>
               </w:rPr>
-              <w:t xml:space="preserve">Nuovo capitolo «Collegamento al portale» (presenza visibile all'Amministratore principale).</w:t>
+              <w:t xml:space="preserve">Collegamento al portale: registro degli accessi e delle operazioni.</w:t>
             </w:r>
           </w:p>
         </w:tc>
@@ -1799,7 +1799,7 @@
                 <w:sz w:val="18"/>
                 <w:szCs w:val="18"/>
               </w:rPr>
-              <w:t xml:space="preserve">2.7</w:t>
+              <w:t xml:space="preserve">2.8</w:t>
             </w:r>
           </w:p>
         </w:tc>
@@ -1831,7 +1831,7 @@
                 <w:sz w:val="18"/>
                 <w:szCs w:val="18"/>
               </w:rPr>
-              <w:t xml:space="preserve">19/10/2026</w:t>
+              <w:t xml:space="preserve">20/10/2026</w:t>
             </w:r>
           </w:p>
         </w:tc>
@@ -1863,7 +1863,7 @@
                 <w:sz w:val="18"/>
                 <w:szCs w:val="18"/>
               </w:rPr>
-              <w:t xml:space="preserve">Assistente virtuale: messaggio «Un attimo…» durante l'attesa.</w:t>
+              <w:t xml:space="preserve">Nuovo capitolo «Collegamento al portale» (presenza visibile all'Amministratore principale).</w:t>
             </w:r>
           </w:p>
         </w:tc>
@@ -1933,7 +1933,7 @@
                 <w:sz w:val="18"/>
                 <w:szCs w:val="18"/>
               </w:rPr>
-              <w:t xml:space="preserve">2.6</w:t>
+              <w:t xml:space="preserve">2.7</w:t>
             </w:r>
           </w:p>
         </w:tc>
@@ -1999,7 +1999,7 @@
                 <w:sz w:val="18"/>
                 <w:szCs w:val="18"/>
               </w:rPr>
-              <w:t xml:space="preserve">Nuovo capitolo «L'assistente virtuale».</w:t>
+              <w:t xml:space="preserve">Assistente virtuale: messaggio «Un attimo…» durante l'attesa.</w:t>
             </w:r>
           </w:p>
         </w:tc>
@@ -2069,7 +2069,7 @@
                 <w:sz w:val="18"/>
                 <w:szCs w:val="18"/>
               </w:rPr>
-              <w:t xml:space="preserve">2.5</w:t>
+              <w:t xml:space="preserve">2.6</w:t>
             </w:r>
           </w:p>
         </w:tc>
@@ -2133,7 +2133,7 @@
                 <w:sz w:val="18"/>
                 <w:szCs w:val="18"/>
               </w:rPr>
-              <w:t xml:space="preserve">Ordinamento degli elenchi e delle tabelle.</w:t>
+              <w:t xml:space="preserve">Nuovo capitolo «L'assistente virtuale».</w:t>
             </w:r>
           </w:p>
         </w:tc>
@@ -2203,7 +2203,7 @@
                 <w:sz w:val="18"/>
                 <w:szCs w:val="18"/>
               </w:rPr>
-              <w:t xml:space="preserve">2.4</w:t>
+              <w:t xml:space="preserve">2.5</w:t>
             </w:r>
           </w:p>
         </w:tc>
@@ -2269,7 +2269,7 @@
                 <w:sz w:val="18"/>
                 <w:szCs w:val="18"/>
               </w:rPr>
-              <w:t xml:space="preserve">Primo accesso: le credenziali arrivano per email.</w:t>
+              <w:t xml:space="preserve">Ordinamento degli elenchi e delle tabelle.</w:t>
             </w:r>
           </w:p>
         </w:tc>
@@ -2339,7 +2339,7 @@
                 <w:sz w:val="18"/>
                 <w:szCs w:val="18"/>
               </w:rPr>
-              <w:t xml:space="preserve">2.3</w:t>
+              <w:t xml:space="preserve">2.4</w:t>
             </w:r>
           </w:p>
         </w:tc>
@@ -2403,7 +2403,7 @@
                 <w:sz w:val="18"/>
                 <w:szCs w:val="18"/>
               </w:rPr>
-              <w:t xml:space="preserve">Simulazione dei crediti: anche stima economica con costi Caso 1 e Caso 2.</w:t>
+              <w:t xml:space="preserve">Primo accesso: le credenziali arrivano per email.</w:t>
             </w:r>
           </w:p>
         </w:tc>
@@ -2473,7 +2473,7 @@
                 <w:sz w:val="18"/>
                 <w:szCs w:val="18"/>
               </w:rPr>
-              <w:t xml:space="preserve">2.2</w:t>
+              <w:t xml:space="preserve">2.3</w:t>
             </w:r>
           </w:p>
         </w:tc>
@@ -2539,7 +2539,7 @@
                 <w:sz w:val="18"/>
                 <w:szCs w:val="18"/>
               </w:rPr>
-              <w:t xml:space="preserve">Simulazione dei crediti disponibile su richiesta alla Fondazione.</w:t>
+              <w:t xml:space="preserve">Simulazione dei crediti: anche stima economica con costi Caso 1 e Caso 2.</w:t>
             </w:r>
           </w:p>
         </w:tc>
@@ -2609,7 +2609,7 @@
                 <w:sz w:val="18"/>
                 <w:szCs w:val="18"/>
               </w:rPr>
-              <w:t xml:space="preserve">2.1</w:t>
+              <w:t xml:space="preserve">2.2</w:t>
             </w:r>
           </w:p>
         </w:tc>
@@ -2673,7 +2673,7 @@
                 <w:sz w:val="18"/>
                 <w:szCs w:val="18"/>
               </w:rPr>
-              <w:t xml:space="preserve">Simulazione dei crediti in arrivo (capitolo Dati per il calcolo dei crediti).</w:t>
+              <w:t xml:space="preserve">Simulazione dei crediti disponibile su richiesta alla Fondazione.</w:t>
             </w:r>
           </w:p>
         </w:tc>
@@ -2743,7 +2743,7 @@
                 <w:sz w:val="18"/>
                 <w:szCs w:val="18"/>
               </w:rPr>
-              <w:t xml:space="preserve">2.0</w:t>
+              <w:t xml:space="preserve">2.1</w:t>
             </w:r>
           </w:p>
         </w:tc>
@@ -2776,7 +2776,7 @@
                 <w:sz w:val="18"/>
                 <w:szCs w:val="18"/>
               </w:rPr>
-              <w:t xml:space="preserve">18/10/2026</w:t>
+              <w:t xml:space="preserve">19/10/2026</w:t>
             </w:r>
           </w:p>
         </w:tc>
@@ -2809,7 +2809,7 @@
                 <w:sz w:val="18"/>
                 <w:szCs w:val="18"/>
               </w:rPr>
-              <w:t xml:space="preserve">Allineamento ai documenti ufficiali del Programma: Rapporto a 7 fasi, feedback pubblico (30 e 20 giorni), stato nel Programma e ID, dati del progetto, un solo account per Organizzazione, ritiro e rientro, conservazione 12 anni, tipologie ufficiali, Schema tariffario, verifica sull'accuratezza; nuovi capitoli Crediti emessi, Reclami, pagina pubblica del Programma.</w:t>
+              <w:t xml:space="preserve">Simulazione dei crediti in arrivo (capitolo Dati per il calcolo dei crediti).</w:t>
             </w:r>
           </w:p>
         </w:tc>
@@ -2879,7 +2879,7 @@
                 <w:sz w:val="18"/>
                 <w:szCs w:val="18"/>
               </w:rPr>
-              <w:t xml:space="preserve">1.9</w:t>
+              <w:t xml:space="preserve">2.0</w:t>
             </w:r>
           </w:p>
         </w:tc>
@@ -2943,7 +2943,7 @@
                 <w:sz w:val="18"/>
                 <w:szCs w:val="18"/>
               </w:rPr>
-              <w:t xml:space="preserve">Rapporti di Monitoraggio con 4 fasi; documenti richiesti per fase; caricamenti solo nelle fasi aperte; osservazioni numerate e notifica di quelle da rispondere; data di conservazione; fascicolo con riepilogo PDF.</w:t>
+              <w:t xml:space="preserve">Allineamento ai documenti ufficiali del Programma: Rapporto a 7 fasi, feedback pubblico (30 e 20 giorni), stato nel Programma e ID, dati del progetto, un solo account per Organizzazione, ritiro e rientro, conservazione 12 anni, tipologie ufficiali, Schema tariffario, verifica sull'accuratezza; nuovi capitoli Crediti emessi, Reclami, pagina pubblica del Programma.</w:t>
             </w:r>
           </w:p>
         </w:tc>
@@ -3013,7 +3013,7 @@
                 <w:sz w:val="18"/>
                 <w:szCs w:val="18"/>
               </w:rPr>
-              <w:t xml:space="preserve">1.8</w:t>
+              <w:t xml:space="preserve">1.9</w:t>
             </w:r>
           </w:p>
         </w:tc>
@@ -3079,7 +3079,7 @@
                 <w:sz w:val="18"/>
                 <w:szCs w:val="18"/>
               </w:rPr>
-              <w:t xml:space="preserve">Nuova tipologia di documento «Rapporto di calcolo dei crediti».</w:t>
+              <w:t xml:space="preserve">Rapporti di Monitoraggio con 4 fasi; documenti richiesti per fase; caricamenti solo nelle fasi aperte; osservazioni numerate e notifica di quelle da rispondere; data di conservazione; fascicolo con riepilogo PDF.</w:t>
             </w:r>
           </w:p>
         </w:tc>
@@ -3149,7 +3149,7 @@
                 <w:sz w:val="18"/>
                 <w:szCs w:val="18"/>
               </w:rPr>
-              <w:t xml:space="preserve">1.7</w:t>
+              <w:t xml:space="preserve">1.8</w:t>
             </w:r>
           </w:p>
         </w:tc>
@@ -3213,7 +3213,7 @@
                 <w:sz w:val="18"/>
                 <w:szCs w:val="18"/>
               </w:rPr>
-              <w:t xml:space="preserve">Dati per il calcolo dei crediti: il file caricato nella pratica è letto direttamente dalla Fondazione; controllo dei dati personali.</w:t>
+              <w:t xml:space="preserve">Nuova tipologia di documento «Rapporto di calcolo dei crediti».</w:t>
             </w:r>
           </w:p>
         </w:tc>
@@ -3283,7 +3283,7 @@
                 <w:sz w:val="18"/>
                 <w:szCs w:val="18"/>
               </w:rPr>
-              <w:t xml:space="preserve">1.6</w:t>
+              <w:t xml:space="preserve">1.7</w:t>
             </w:r>
           </w:p>
         </w:tc>
@@ -3349,7 +3349,7 @@
                 <w:sz w:val="18"/>
                 <w:szCs w:val="18"/>
               </w:rPr>
-              <w:t xml:space="preserve">Messaggi con la Fondazione (nuovo capitolo), note della Fondazione e modelli nelle fasi, Ente di Validazione, avviso sulle pratiche non attive, pagamenti visibili, consultazione sulla pagina pubblica con conferma dell'email ed errata corrige, nuove notifiche.</w:t>
+              <w:t xml:space="preserve">Dati per il calcolo dei crediti: il file caricato nella pratica è letto direttamente dalla Fondazione; controllo dei dati personali.</w:t>
             </w:r>
           </w:p>
         </w:tc>
@@ -3419,7 +3419,7 @@
                 <w:sz w:val="18"/>
                 <w:szCs w:val="18"/>
               </w:rPr>
-              <w:t xml:space="preserve">1.5</w:t>
+              <w:t xml:space="preserve">1.6</w:t>
             </w:r>
           </w:p>
         </w:tc>
@@ -3483,7 +3483,7 @@
                 <w:sz w:val="18"/>
                 <w:szCs w:val="18"/>
               </w:rPr>
-              <w:t xml:space="preserve">Manuale scaricabile anche dalla pagina «I tuoi documenti»; per gli utenti il manuale è disponibile solo in PDF.</w:t>
+              <w:t xml:space="preserve">Messaggi con la Fondazione (nuovo capitolo), note della Fondazione e modelli nelle fasi, Ente di Validazione, avviso sulle pratiche non attive, pagamenti visibili, consultazione sulla pagina pubblica con conferma dell'email ed errata corrige, nuove notifiche.</w:t>
             </w:r>
           </w:p>
         </w:tc>
@@ -3553,7 +3553,7 @@
                 <w:sz w:val="18"/>
                 <w:szCs w:val="18"/>
               </w:rPr>
-              <w:t xml:space="preserve">1.4</w:t>
+              <w:t xml:space="preserve">1.5</w:t>
             </w:r>
           </w:p>
         </w:tc>
@@ -3619,7 +3619,7 @@
                 <w:sz w:val="18"/>
                 <w:szCs w:val="18"/>
               </w:rPr>
-              <w:t xml:space="preserve">Recupero della password: nuova email in italiano dal portale (oggetto e pulsante), limite di una richiesta ogni 2 minuti.</w:t>
+              <w:t xml:space="preserve">Manuale scaricabile anche dalla pagina «I tuoi documenti»; per gli utenti il manuale è disponibile solo in PDF.</w:t>
             </w:r>
           </w:p>
         </w:tc>
@@ -3689,7 +3689,7 @@
                 <w:sz w:val="18"/>
                 <w:szCs w:val="18"/>
               </w:rPr>
-              <w:t xml:space="preserve">1.3</w:t>
+              <w:t xml:space="preserve">1.4</w:t>
             </w:r>
           </w:p>
         </w:tc>
@@ -3753,7 +3753,7 @@
                 <w:sz w:val="18"/>
                 <w:szCs w:val="18"/>
               </w:rPr>
-              <w:t xml:space="preserve">Pagina «Il mio profilo» (account, cambio password, manuale da scaricare).</w:t>
+              <w:t xml:space="preserve">Recupero della password: nuova email in italiano dal portale (oggetto e pulsante), limite di una richiesta ogni 2 minuti.</w:t>
             </w:r>
           </w:p>
         </w:tc>
@@ -3823,7 +3823,7 @@
                 <w:sz w:val="18"/>
                 <w:szCs w:val="18"/>
               </w:rPr>
-              <w:t xml:space="preserve">1.2</w:t>
+              <w:t xml:space="preserve">1.3</w:t>
             </w:r>
           </w:p>
         </w:tc>
@@ -3889,7 +3889,7 @@
                 <w:sz w:val="18"/>
                 <w:szCs w:val="18"/>
               </w:rPr>
-              <w:t xml:space="preserve">Scelta della password al primo accesso, cambio password, recupero della password dimenticata; ritorno alla pratica dopo l'accesso da un link email.</w:t>
+              <w:t xml:space="preserve">Pagina «Il mio profilo» (account, cambio password, manuale da scaricare).</w:t>
             </w:r>
           </w:p>
         </w:tc>
@@ -3959,7 +3959,7 @@
                 <w:sz w:val="18"/>
                 <w:szCs w:val="18"/>
               </w:rPr>
-              <w:t xml:space="preserve">1.1</w:t>
+              <w:t xml:space="preserve">1.2</w:t>
             </w:r>
           </w:p>
         </w:tc>
@@ -4023,7 +4023,7 @@
                 <w:sz w:val="18"/>
                 <w:szCs w:val="18"/>
               </w:rPr>
-              <w:t xml:space="preserve">Voce di menu «Manuale» e pagina di download del manuale (capitolo 2).</w:t>
+              <w:t xml:space="preserve">Scelta della password al primo accesso, cambio password, recupero della password dimenticata; ritorno alla pratica dopo l'accesso da un link email.</w:t>
             </w:r>
           </w:p>
         </w:tc>
@@ -4093,6 +4093,142 @@
                 <w:sz w:val="18"/>
                 <w:szCs w:val="18"/>
               </w:rPr>
+              <w:t xml:space="preserve">1.1</w:t>
+            </w:r>
+          </w:p>
+        </w:tc>
+        <w:tc>
+          <w:tcPr>
+            <w:tcW w:type="dxa" w:w="1300"/>
+            <w:tcBorders>
+              <w:top w:val="single" w:color="D9D4C5" w:sz="4"/>
+              <w:left w:val="single" w:color="D9D4C5" w:sz="4"/>
+              <w:bottom w:val="single" w:color="D9D4C5" w:sz="4"/>
+              <w:right w:val="single" w:color="D9D4C5" w:sz="4"/>
+            </w:tcBorders>
+            <w:shd w:fill="F6F4EE" w:color="auto" w:val="clear"/>
+            <w:tcMar>
+              <w:top w:type="dxa" w:w="70"/>
+              <w:left w:type="dxa" w:w="110"/>
+              <w:bottom w:type="dxa" w:w="70"/>
+              <w:right w:type="dxa" w:w="110"/>
+            </w:tcMar>
+            <w:vAlign w:val="center"/>
+          </w:tcPr>
+          <w:p>
+            <w:pPr>
+              <w:spacing w:after="0" w:before="0"/>
+            </w:pPr>
+            <w:r>
+              <w:rPr>
+                <w:rFonts w:ascii="Arial" w:cs="Arial" w:eastAsia="Arial" w:hAnsi="Arial"/>
+                <w:color w:val="1B2118"/>
+                <w:sz w:val="18"/>
+                <w:szCs w:val="18"/>
+              </w:rPr>
+              <w:t xml:space="preserve">18/10/2026</w:t>
+            </w:r>
+          </w:p>
+        </w:tc>
+        <w:tc>
+          <w:tcPr>
+            <w:tcW w:type="dxa" w:w="5538"/>
+            <w:tcBorders>
+              <w:top w:val="single" w:color="D9D4C5" w:sz="4"/>
+              <w:left w:val="single" w:color="D9D4C5" w:sz="4"/>
+              <w:bottom w:val="single" w:color="D9D4C5" w:sz="4"/>
+              <w:right w:val="single" w:color="D9D4C5" w:sz="4"/>
+            </w:tcBorders>
+            <w:shd w:fill="F6F4EE" w:color="auto" w:val="clear"/>
+            <w:tcMar>
+              <w:top w:type="dxa" w:w="70"/>
+              <w:left w:type="dxa" w:w="110"/>
+              <w:bottom w:type="dxa" w:w="70"/>
+              <w:right w:type="dxa" w:w="110"/>
+            </w:tcMar>
+            <w:vAlign w:val="center"/>
+          </w:tcPr>
+          <w:p>
+            <w:pPr>
+              <w:spacing w:after="0" w:before="0"/>
+            </w:pPr>
+            <w:r>
+              <w:rPr>
+                <w:rFonts w:ascii="Arial" w:cs="Arial" w:eastAsia="Arial" w:hAnsi="Arial"/>
+                <w:color w:val="1B2118"/>
+                <w:sz w:val="18"/>
+                <w:szCs w:val="18"/>
+              </w:rPr>
+              <w:t xml:space="preserve">Voce di menu «Manuale» e pagina di download del manuale (capitolo 2).</w:t>
+            </w:r>
+          </w:p>
+        </w:tc>
+        <w:tc>
+          <w:tcPr>
+            <w:tcW w:type="dxa" w:w="2000"/>
+            <w:tcBorders>
+              <w:top w:val="single" w:color="D9D4C5" w:sz="4"/>
+              <w:left w:val="single" w:color="D9D4C5" w:sz="4"/>
+              <w:bottom w:val="single" w:color="D9D4C5" w:sz="4"/>
+              <w:right w:val="single" w:color="D9D4C5" w:sz="4"/>
+            </w:tcBorders>
+            <w:shd w:fill="F6F4EE" w:color="auto" w:val="clear"/>
+            <w:tcMar>
+              <w:top w:type="dxa" w:w="70"/>
+              <w:left w:type="dxa" w:w="110"/>
+              <w:bottom w:type="dxa" w:w="70"/>
+              <w:right w:type="dxa" w:w="110"/>
+            </w:tcMar>
+            <w:vAlign w:val="center"/>
+          </w:tcPr>
+          <w:p>
+            <w:pPr>
+              <w:spacing w:after="0" w:before="0"/>
+            </w:pPr>
+            <w:r>
+              <w:rPr>
+                <w:rFonts w:ascii="Arial" w:cs="Arial" w:eastAsia="Arial" w:hAnsi="Arial"/>
+                <w:color w:val="1B2118"/>
+                <w:sz w:val="18"/>
+                <w:szCs w:val="18"/>
+              </w:rPr>
+              <w:t xml:space="preserve">Fondazione Operate</w:t>
+            </w:r>
+          </w:p>
+        </w:tc>
+      </w:tr>
+      <w:tr>
+        <w:trPr>
+          <w:cantSplit/>
+        </w:trPr>
+        <w:tc>
+          <w:tcPr>
+            <w:tcW w:type="dxa" w:w="800"/>
+            <w:tcBorders>
+              <w:top w:val="single" w:color="D9D4C5" w:sz="4"/>
+              <w:left w:val="single" w:color="D9D4C5" w:sz="4"/>
+              <w:bottom w:val="single" w:color="D9D4C5" w:sz="4"/>
+              <w:right w:val="single" w:color="D9D4C5" w:sz="4"/>
+            </w:tcBorders>
+            <w:tcMar>
+              <w:top w:type="dxa" w:w="70"/>
+              <w:left w:type="dxa" w:w="110"/>
+              <w:bottom w:type="dxa" w:w="70"/>
+              <w:right w:type="dxa" w:w="110"/>
+            </w:tcMar>
+            <w:vAlign w:val="center"/>
+          </w:tcPr>
+          <w:p>
+            <w:pPr>
+              <w:spacing w:after="0" w:before="0"/>
+            </w:pPr>
+            <w:r>
+              <w:rPr>
+                <w:rFonts w:ascii="Arial" w:cs="Arial" w:eastAsia="Arial" w:hAnsi="Arial"/>
+                <w:color w:val="1B2118"/>
+                <w:sz w:val="18"/>
+                <w:szCs w:val="18"/>
+              </w:rPr>
               <w:t xml:space="preserve">1.0</w:t>
             </w:r>
           </w:p>
@@ -4106,7 +4242,6 @@
               <w:bottom w:val="single" w:color="D9D4C5" w:sz="4"/>
               <w:right w:val="single" w:color="D9D4C5" w:sz="4"/>
             </w:tcBorders>
-            <w:shd w:fill="F6F4EE" w:color="auto" w:val="clear"/>
             <w:tcMar>
               <w:top w:type="dxa" w:w="70"/>
               <w:left w:type="dxa" w:w="110"/>
@@ -4139,7 +4274,6 @@
               <w:bottom w:val="single" w:color="D9D4C5" w:sz="4"/>
               <w:right w:val="single" w:color="D9D4C5" w:sz="4"/>
             </w:tcBorders>
-            <w:shd w:fill="F6F4EE" w:color="auto" w:val="clear"/>
             <w:tcMar>
               <w:top w:type="dxa" w:w="70"/>
               <w:left w:type="dxa" w:w="110"/>
@@ -4172,7 +4306,6 @@
               <w:bottom w:val="single" w:color="D9D4C5" w:sz="4"/>
               <w:right w:val="single" w:color="D9D4C5" w:sz="4"/>
             </w:tcBorders>
-            <w:shd w:fill="F6F4EE" w:color="auto" w:val="clear"/>
             <w:tcMar>
               <w:top w:type="dxa" w:w="70"/>
               <w:left w:type="dxa" w:w="110"/>
@@ -4214,7 +4347,7 @@
           <w:sz w:val="20"/>
           <w:szCs w:val="20"/>
         </w:rPr>
-        <w:t xml:space="preserve">Questo documento descrive il portale alla revisione 3.5 del 21/10/2026. A ogni modifica del portale il manuale viene aggiornato e la revisione incrementata; la versione corrente si scarica dal portale.</w:t>
+        <w:t xml:space="preserve">Questo documento descrive il portale alla revisione 3.6 del 22/10/2026. A ogni modifica del portale il manuale viene aggiornato e la revisione incrementata; la versione corrente si scarica dal portale.</w:t>
       </w:r>
     </w:p>
     <w:p>
@@ -5040,7 +5173,7 @@
         </w:rPr>
         <w:t xml:space="preserve"> un computer o tablet con un browser aggiornato (Chrome, Edge, Firefox, Safari) e le credenziali fornite dalla Fondazione. Indirizzo del portale: </w:t>
       </w:r>
-      <w:hyperlink w:history="1" r:id="rIdtwof5id2y8a39rdvnr01i">
+      <w:hyperlink w:history="1" r:id="rIdzm0rbkiftkmdeaxgot_30">
         <w:r>
           <w:rPr>
             <w:rFonts w:ascii="Arial" w:cs="Arial" w:eastAsia="Arial" w:hAnsi="Arial"/>
@@ -5267,7 +5400,7 @@
         </w:rPr>
         <w:t xml:space="preserve">Aprite </w:t>
       </w:r>
-      <w:hyperlink w:history="1" r:id="rIdv40hzdq1tqranyqzrq-0e">
+      <w:hyperlink w:history="1" r:id="rIdrwafmzfowyxbrzfde9hqq">
         <w:r>
           <w:rPr>
             <w:rFonts w:ascii="Arial" w:cs="Arial" w:eastAsia="Arial" w:hAnsi="Arial"/>
@@ -13529,7 +13662,7 @@
           <w:sz w:val="21"/>
           <w:szCs w:val="21"/>
         </w:rPr>
-        <w:t xml:space="preserve">: per un periodo stabilito chiunque può leggere la documentazione e inviare osservazioni. Il periodo dura 30 giorni per il Progetto e 20 giorni per ogni Rapporto di Monitoraggio. All'apertura ricevete la notifica «Aperto il periodo di feedback pubblico». Il riquadro </w:t>
+        <w:t xml:space="preserve">: per un periodo stabilito chiunque può leggere la documentazione e inviare osservazioni. Il periodo dura 30 giorni per il Progetto e 20 giorni per ogni Rapporto di Monitoraggio. All'apertura ricevete la notifica «Aperto il periodo di feedback pubblico». Il periodo comprende l'ultimo giorno indicato e non si chiude prima: la fase 3 si conclude insieme al feedback, dal giorno successivo al termine. Il riquadro </w:t>
       </w:r>
       <w:r>
         <w:rPr>
@@ -13596,7 +13729,7 @@
         </w:rPr>
         <w:t xml:space="preserve"> (</w:t>
       </w:r>
-      <w:hyperlink w:history="1" r:id="rIdr29thmiics4pvr8uaim8a">
+      <w:hyperlink w:history="1" r:id="rIdthklkqskfavkpiutvdn_b">
         <w:r>
           <w:rPr>
             <w:rFonts w:ascii="Arial" w:cs="Arial" w:eastAsia="Arial" w:hAnsi="Arial"/>
@@ -14957,7 +15090,7 @@
           <w:sz w:val="21"/>
           <w:szCs w:val="21"/>
         </w:rPr>
-        <w:t xml:space="preserve"> va saldata prima della fase 5 (validazione o verifica).</w:t>
+        <w:t xml:space="preserve"> va saldata prima della fase 5 (validazione o verifica). Per aprire la fase 5 serve anche che la Fondazione abbia assegnato alla pratica l'ente di validazione e verifica.</w:t>
       </w:r>
     </w:p>
     <w:p>
@@ -17308,7 +17441,7 @@
         </w:rPr>
         <w:t xml:space="preserve">, uguale per tutti gli enti. Il modello si scarica dalla pagina pubblica </w:t>
       </w:r>
-      <w:hyperlink w:history="1" r:id="rIdz0lme0tq9ufqnad3sqt0f">
+      <w:hyperlink w:history="1" r:id="rId1e1aj5tw126od2woxlblx">
         <w:r>
           <w:rPr>
             <w:rFonts w:ascii="Arial" w:cs="Arial" w:eastAsia="Arial" w:hAnsi="Arial"/>
@@ -19443,7 +19576,7 @@
         </w:rPr>
         <w:t xml:space="preserve"> (</w:t>
       </w:r>
-      <w:hyperlink w:history="1" r:id="rIdy2bbzvrbrtxjcod0ioa6s">
+      <w:hyperlink w:history="1" r:id="rIdzm8q6t493iuvbgiergehp">
         <w:r>
           <w:rPr>
             <w:rFonts w:ascii="Arial" w:cs="Arial" w:eastAsia="Arial" w:hAnsi="Arial"/>
@@ -20822,7 +20955,7 @@
         <w:szCs w:val="16"/>
       </w:rPr>
       <w:tab/>
-      <w:t xml:space="preserve">Manuale Utente · Rev. 3.5 · 21/10/2026</w:t>
+      <w:t xml:space="preserve">Manuale Utente · Rev. 3.6 · 22/10/2026</w:t>
     </w:r>
   </w:p>
 </w:hdr>
@@ -20887,7 +21020,7 @@
         <w:szCs w:val="16"/>
       </w:rPr>
       <w:tab/>
-      <w:t xml:space="preserve">Manuale Utente · Rev. 3.5 · 21/10/2026</w:t>
+      <w:t xml:space="preserve">Manuale Utente · Rev. 3.6 · 22/10/2026</w:t>
     </w:r>
   </w:p>
 </w:hdr>

--- a/public/manuali/Manuale_Utente_Portale_CWP.docx
+++ b/public/manuali/Manuale_Utente_Portale_CWP.docx
@@ -302,7 +302,7 @@
                 <w:sz w:val="20"/>
                 <w:szCs w:val="20"/>
               </w:rPr>
-              <w:t xml:space="preserve">Rev. 3.6</w:t>
+              <w:t xml:space="preserve">Rev. 3.7</w:t>
             </w:r>
           </w:p>
         </w:tc>
@@ -719,7 +719,7 @@
                 <w:sz w:val="18"/>
                 <w:szCs w:val="18"/>
               </w:rPr>
-              <w:t xml:space="preserve">3.6</w:t>
+              <w:t xml:space="preserve">3.7</w:t>
             </w:r>
           </w:p>
         </w:tc>
@@ -783,7 +783,7 @@
                 <w:sz w:val="18"/>
                 <w:szCs w:val="18"/>
               </w:rPr>
-              <w:t xml:space="preserve">Feedback pubblico chiuso solo dopo il termine; ente prima della fase 5 (rilievi N02, N03).</w:t>
+              <w:t xml:space="preserve">Uso dal telefono: menu, elenco e dettaglio delle pratiche.</w:t>
             </w:r>
           </w:p>
         </w:tc>
@@ -853,7 +853,7 @@
                 <w:sz w:val="18"/>
                 <w:szCs w:val="18"/>
               </w:rPr>
-              <w:t xml:space="preserve">3.5</w:t>
+              <w:t xml:space="preserve">3.6</w:t>
             </w:r>
           </w:p>
         </w:tc>
@@ -886,7 +886,7 @@
                 <w:sz w:val="18"/>
                 <w:szCs w:val="18"/>
               </w:rPr>
-              <w:t xml:space="preserve">21/10/2026</w:t>
+              <w:t xml:space="preserve">22/10/2026</w:t>
             </w:r>
           </w:p>
         </w:tc>
@@ -919,7 +919,7 @@
                 <w:sz w:val="18"/>
                 <w:szCs w:val="18"/>
               </w:rPr>
-              <w:t xml:space="preserve">Barra a LED delle fasi nell'elenco e nella pratica aperta.</w:t>
+              <w:t xml:space="preserve">Feedback pubblico chiuso solo dopo il termine; ente prima della fase 5 (rilievi N02, N03).</w:t>
             </w:r>
           </w:p>
         </w:tc>
@@ -989,7 +989,7 @@
                 <w:sz w:val="18"/>
                 <w:szCs w:val="18"/>
               </w:rPr>
-              <w:t xml:space="preserve">3.4</w:t>
+              <w:t xml:space="preserve">3.5</w:t>
             </w:r>
           </w:p>
         </w:tc>
@@ -1053,7 +1053,7 @@
                 <w:sz w:val="18"/>
                 <w:szCs w:val="18"/>
               </w:rPr>
-              <w:t xml:space="preserve">Assistente: domande sulla pratica aperta.</w:t>
+              <w:t xml:space="preserve">Barra a LED delle fasi nell'elenco e nella pratica aperta.</w:t>
             </w:r>
           </w:p>
         </w:tc>
@@ -1123,7 +1123,7 @@
                 <w:sz w:val="18"/>
                 <w:szCs w:val="18"/>
               </w:rPr>
-              <w:t xml:space="preserve">3.3</w:t>
+              <w:t xml:space="preserve">3.4</w:t>
             </w:r>
           </w:p>
         </w:tc>
@@ -1189,7 +1189,7 @@
                 <w:sz w:val="18"/>
                 <w:szCs w:val="18"/>
               </w:rPr>
-              <w:t xml:space="preserve">Domande frequenti: messaggio «Account disattivato».</w:t>
+              <w:t xml:space="preserve">Assistente: domande sulla pratica aperta.</w:t>
             </w:r>
           </w:p>
         </w:tc>
@@ -1259,7 +1259,7 @@
                 <w:sz w:val="18"/>
                 <w:szCs w:val="18"/>
               </w:rPr>
-              <w:t xml:space="preserve">3.2</w:t>
+              <w:t xml:space="preserve">3.3</w:t>
             </w:r>
           </w:p>
         </w:tc>
@@ -1291,7 +1291,7 @@
                 <w:sz w:val="18"/>
                 <w:szCs w:val="18"/>
               </w:rPr>
-              <w:t xml:space="preserve">20/10/2026</w:t>
+              <w:t xml:space="preserve">21/10/2026</w:t>
             </w:r>
           </w:p>
         </w:tc>
@@ -1323,7 +1323,7 @@
                 <w:sz w:val="18"/>
                 <w:szCs w:val="18"/>
               </w:rPr>
-              <w:t xml:space="preserve">Uscita automatica per inattività.</w:t>
+              <w:t xml:space="preserve">Domande frequenti: messaggio «Account disattivato».</w:t>
             </w:r>
           </w:p>
         </w:tc>
@@ -1393,7 +1393,7 @@
                 <w:sz w:val="18"/>
                 <w:szCs w:val="18"/>
               </w:rPr>
-              <w:t xml:space="preserve">3.1</w:t>
+              <w:t xml:space="preserve">3.2</w:t>
             </w:r>
           </w:p>
         </w:tc>
@@ -1459,7 +1459,7 @@
                 <w:sz w:val="18"/>
                 <w:szCs w:val="18"/>
               </w:rPr>
-              <w:t xml:space="preserve">Nuovo menu degli enti: Il Programma CWP, Manuali.</w:t>
+              <w:t xml:space="preserve">Uscita automatica per inattività.</w:t>
             </w:r>
           </w:p>
         </w:tc>
@@ -1529,7 +1529,7 @@
                 <w:sz w:val="18"/>
                 <w:szCs w:val="18"/>
               </w:rPr>
-              <w:t xml:space="preserve">3.0</w:t>
+              <w:t xml:space="preserve">3.1</w:t>
             </w:r>
           </w:p>
         </w:tc>
@@ -1593,7 +1593,7 @@
                 <w:sz w:val="18"/>
                 <w:szCs w:val="18"/>
               </w:rPr>
-              <w:t xml:space="preserve">Voce di menu «Marketplaces» (in arrivo).</w:t>
+              <w:t xml:space="preserve">Nuovo menu degli enti: Il Programma CWP, Manuali.</w:t>
             </w:r>
           </w:p>
         </w:tc>
@@ -1663,7 +1663,7 @@
                 <w:sz w:val="18"/>
                 <w:szCs w:val="18"/>
               </w:rPr>
-              <w:t xml:space="preserve">2.9</w:t>
+              <w:t xml:space="preserve">3.0</w:t>
             </w:r>
           </w:p>
         </w:tc>
@@ -1729,7 +1729,7 @@
                 <w:sz w:val="18"/>
                 <w:szCs w:val="18"/>
               </w:rPr>
-              <w:t xml:space="preserve">Collegamento al portale: registro degli accessi e delle operazioni.</w:t>
+              <w:t xml:space="preserve">Voce di menu «Marketplaces» (in arrivo).</w:t>
             </w:r>
           </w:p>
         </w:tc>
@@ -1799,7 +1799,7 @@
                 <w:sz w:val="18"/>
                 <w:szCs w:val="18"/>
               </w:rPr>
-              <w:t xml:space="preserve">2.8</w:t>
+              <w:t xml:space="preserve">2.9</w:t>
             </w:r>
           </w:p>
         </w:tc>
@@ -1863,7 +1863,7 @@
                 <w:sz w:val="18"/>
                 <w:szCs w:val="18"/>
               </w:rPr>
-              <w:t xml:space="preserve">Nuovo capitolo «Collegamento al portale» (presenza visibile all'Amministratore principale).</w:t>
+              <w:t xml:space="preserve">Collegamento al portale: registro degli accessi e delle operazioni.</w:t>
             </w:r>
           </w:p>
         </w:tc>
@@ -1933,7 +1933,7 @@
                 <w:sz w:val="18"/>
                 <w:szCs w:val="18"/>
               </w:rPr>
-              <w:t xml:space="preserve">2.7</w:t>
+              <w:t xml:space="preserve">2.8</w:t>
             </w:r>
           </w:p>
         </w:tc>
@@ -1966,7 +1966,7 @@
                 <w:sz w:val="18"/>
                 <w:szCs w:val="18"/>
               </w:rPr>
-              <w:t xml:space="preserve">19/10/2026</w:t>
+              <w:t xml:space="preserve">20/10/2026</w:t>
             </w:r>
           </w:p>
         </w:tc>
@@ -1999,7 +1999,7 @@
                 <w:sz w:val="18"/>
                 <w:szCs w:val="18"/>
               </w:rPr>
-              <w:t xml:space="preserve">Assistente virtuale: messaggio «Un attimo…» durante l'attesa.</w:t>
+              <w:t xml:space="preserve">Nuovo capitolo «Collegamento al portale» (presenza visibile all'Amministratore principale).</w:t>
             </w:r>
           </w:p>
         </w:tc>
@@ -2069,7 +2069,7 @@
                 <w:sz w:val="18"/>
                 <w:szCs w:val="18"/>
               </w:rPr>
-              <w:t xml:space="preserve">2.6</w:t>
+              <w:t xml:space="preserve">2.7</w:t>
             </w:r>
           </w:p>
         </w:tc>
@@ -2133,7 +2133,7 @@
                 <w:sz w:val="18"/>
                 <w:szCs w:val="18"/>
               </w:rPr>
-              <w:t xml:space="preserve">Nuovo capitolo «L'assistente virtuale».</w:t>
+              <w:t xml:space="preserve">Assistente virtuale: messaggio «Un attimo…» durante l'attesa.</w:t>
             </w:r>
           </w:p>
         </w:tc>
@@ -2203,7 +2203,7 @@
                 <w:sz w:val="18"/>
                 <w:szCs w:val="18"/>
               </w:rPr>
-              <w:t xml:space="preserve">2.5</w:t>
+              <w:t xml:space="preserve">2.6</w:t>
             </w:r>
           </w:p>
         </w:tc>
@@ -2269,7 +2269,7 @@
                 <w:sz w:val="18"/>
                 <w:szCs w:val="18"/>
               </w:rPr>
-              <w:t xml:space="preserve">Ordinamento degli elenchi e delle tabelle.</w:t>
+              <w:t xml:space="preserve">Nuovo capitolo «L'assistente virtuale».</w:t>
             </w:r>
           </w:p>
         </w:tc>
@@ -2339,7 +2339,7 @@
                 <w:sz w:val="18"/>
                 <w:szCs w:val="18"/>
               </w:rPr>
-              <w:t xml:space="preserve">2.4</w:t>
+              <w:t xml:space="preserve">2.5</w:t>
             </w:r>
           </w:p>
         </w:tc>
@@ -2403,7 +2403,7 @@
                 <w:sz w:val="18"/>
                 <w:szCs w:val="18"/>
               </w:rPr>
-              <w:t xml:space="preserve">Primo accesso: le credenziali arrivano per email.</w:t>
+              <w:t xml:space="preserve">Ordinamento degli elenchi e delle tabelle.</w:t>
             </w:r>
           </w:p>
         </w:tc>
@@ -2473,7 +2473,7 @@
                 <w:sz w:val="18"/>
                 <w:szCs w:val="18"/>
               </w:rPr>
-              <w:t xml:space="preserve">2.3</w:t>
+              <w:t xml:space="preserve">2.4</w:t>
             </w:r>
           </w:p>
         </w:tc>
@@ -2539,7 +2539,7 @@
                 <w:sz w:val="18"/>
                 <w:szCs w:val="18"/>
               </w:rPr>
-              <w:t xml:space="preserve">Simulazione dei crediti: anche stima economica con costi Caso 1 e Caso 2.</w:t>
+              <w:t xml:space="preserve">Primo accesso: le credenziali arrivano per email.</w:t>
             </w:r>
           </w:p>
         </w:tc>
@@ -2609,7 +2609,7 @@
                 <w:sz w:val="18"/>
                 <w:szCs w:val="18"/>
               </w:rPr>
-              <w:t xml:space="preserve">2.2</w:t>
+              <w:t xml:space="preserve">2.3</w:t>
             </w:r>
           </w:p>
         </w:tc>
@@ -2673,7 +2673,7 @@
                 <w:sz w:val="18"/>
                 <w:szCs w:val="18"/>
               </w:rPr>
-              <w:t xml:space="preserve">Simulazione dei crediti disponibile su richiesta alla Fondazione.</w:t>
+              <w:t xml:space="preserve">Simulazione dei crediti: anche stima economica con costi Caso 1 e Caso 2.</w:t>
             </w:r>
           </w:p>
         </w:tc>
@@ -2743,7 +2743,7 @@
                 <w:sz w:val="18"/>
                 <w:szCs w:val="18"/>
               </w:rPr>
-              <w:t xml:space="preserve">2.1</w:t>
+              <w:t xml:space="preserve">2.2</w:t>
             </w:r>
           </w:p>
         </w:tc>
@@ -2809,7 +2809,7 @@
                 <w:sz w:val="18"/>
                 <w:szCs w:val="18"/>
               </w:rPr>
-              <w:t xml:space="preserve">Simulazione dei crediti in arrivo (capitolo Dati per il calcolo dei crediti).</w:t>
+              <w:t xml:space="preserve">Simulazione dei crediti disponibile su richiesta alla Fondazione.</w:t>
             </w:r>
           </w:p>
         </w:tc>
@@ -2879,7 +2879,7 @@
                 <w:sz w:val="18"/>
                 <w:szCs w:val="18"/>
               </w:rPr>
-              <w:t xml:space="preserve">2.0</w:t>
+              <w:t xml:space="preserve">2.1</w:t>
             </w:r>
           </w:p>
         </w:tc>
@@ -2911,7 +2911,7 @@
                 <w:sz w:val="18"/>
                 <w:szCs w:val="18"/>
               </w:rPr>
-              <w:t xml:space="preserve">18/10/2026</w:t>
+              <w:t xml:space="preserve">19/10/2026</w:t>
             </w:r>
           </w:p>
         </w:tc>
@@ -2943,7 +2943,7 @@
                 <w:sz w:val="18"/>
                 <w:szCs w:val="18"/>
               </w:rPr>
-              <w:t xml:space="preserve">Allineamento ai documenti ufficiali del Programma: Rapporto a 7 fasi, feedback pubblico (30 e 20 giorni), stato nel Programma e ID, dati del progetto, un solo account per Organizzazione, ritiro e rientro, conservazione 12 anni, tipologie ufficiali, Schema tariffario, verifica sull'accuratezza; nuovi capitoli Crediti emessi, Reclami, pagina pubblica del Programma.</w:t>
+              <w:t xml:space="preserve">Simulazione dei crediti in arrivo (capitolo Dati per il calcolo dei crediti).</w:t>
             </w:r>
           </w:p>
         </w:tc>
@@ -3013,7 +3013,7 @@
                 <w:sz w:val="18"/>
                 <w:szCs w:val="18"/>
               </w:rPr>
-              <w:t xml:space="preserve">1.9</w:t>
+              <w:t xml:space="preserve">2.0</w:t>
             </w:r>
           </w:p>
         </w:tc>
@@ -3079,7 +3079,7 @@
                 <w:sz w:val="18"/>
                 <w:szCs w:val="18"/>
               </w:rPr>
-              <w:t xml:space="preserve">Rapporti di Monitoraggio con 4 fasi; documenti richiesti per fase; caricamenti solo nelle fasi aperte; osservazioni numerate e notifica di quelle da rispondere; data di conservazione; fascicolo con riepilogo PDF.</w:t>
+              <w:t xml:space="preserve">Allineamento ai documenti ufficiali del Programma: Rapporto a 7 fasi, feedback pubblico (30 e 20 giorni), stato nel Programma e ID, dati del progetto, un solo account per Organizzazione, ritiro e rientro, conservazione 12 anni, tipologie ufficiali, Schema tariffario, verifica sull'accuratezza; nuovi capitoli Crediti emessi, Reclami, pagina pubblica del Programma.</w:t>
             </w:r>
           </w:p>
         </w:tc>
@@ -3149,7 +3149,7 @@
                 <w:sz w:val="18"/>
                 <w:szCs w:val="18"/>
               </w:rPr>
-              <w:t xml:space="preserve">1.8</w:t>
+              <w:t xml:space="preserve">1.9</w:t>
             </w:r>
           </w:p>
         </w:tc>
@@ -3213,7 +3213,7 @@
                 <w:sz w:val="18"/>
                 <w:szCs w:val="18"/>
               </w:rPr>
-              <w:t xml:space="preserve">Nuova tipologia di documento «Rapporto di calcolo dei crediti».</w:t>
+              <w:t xml:space="preserve">Rapporti di Monitoraggio con 4 fasi; documenti richiesti per fase; caricamenti solo nelle fasi aperte; osservazioni numerate e notifica di quelle da rispondere; data di conservazione; fascicolo con riepilogo PDF.</w:t>
             </w:r>
           </w:p>
         </w:tc>
@@ -3283,7 +3283,7 @@
                 <w:sz w:val="18"/>
                 <w:szCs w:val="18"/>
               </w:rPr>
-              <w:t xml:space="preserve">1.7</w:t>
+              <w:t xml:space="preserve">1.8</w:t>
             </w:r>
           </w:p>
         </w:tc>
@@ -3349,7 +3349,7 @@
                 <w:sz w:val="18"/>
                 <w:szCs w:val="18"/>
               </w:rPr>
-              <w:t xml:space="preserve">Dati per il calcolo dei crediti: il file caricato nella pratica è letto direttamente dalla Fondazione; controllo dei dati personali.</w:t>
+              <w:t xml:space="preserve">Nuova tipologia di documento «Rapporto di calcolo dei crediti».</w:t>
             </w:r>
           </w:p>
         </w:tc>
@@ -3419,7 +3419,7 @@
                 <w:sz w:val="18"/>
                 <w:szCs w:val="18"/>
               </w:rPr>
-              <w:t xml:space="preserve">1.6</w:t>
+              <w:t xml:space="preserve">1.7</w:t>
             </w:r>
           </w:p>
         </w:tc>
@@ -3483,7 +3483,7 @@
                 <w:sz w:val="18"/>
                 <w:szCs w:val="18"/>
               </w:rPr>
-              <w:t xml:space="preserve">Messaggi con la Fondazione (nuovo capitolo), note della Fondazione e modelli nelle fasi, Ente di Validazione, avviso sulle pratiche non attive, pagamenti visibili, consultazione sulla pagina pubblica con conferma dell'email ed errata corrige, nuove notifiche.</w:t>
+              <w:t xml:space="preserve">Dati per il calcolo dei crediti: il file caricato nella pratica è letto direttamente dalla Fondazione; controllo dei dati personali.</w:t>
             </w:r>
           </w:p>
         </w:tc>
@@ -3553,7 +3553,7 @@
                 <w:sz w:val="18"/>
                 <w:szCs w:val="18"/>
               </w:rPr>
-              <w:t xml:space="preserve">1.5</w:t>
+              <w:t xml:space="preserve">1.6</w:t>
             </w:r>
           </w:p>
         </w:tc>
@@ -3619,7 +3619,7 @@
                 <w:sz w:val="18"/>
                 <w:szCs w:val="18"/>
               </w:rPr>
-              <w:t xml:space="preserve">Manuale scaricabile anche dalla pagina «I tuoi documenti»; per gli utenti il manuale è disponibile solo in PDF.</w:t>
+              <w:t xml:space="preserve">Messaggi con la Fondazione (nuovo capitolo), note della Fondazione e modelli nelle fasi, Ente di Validazione, avviso sulle pratiche non attive, pagamenti visibili, consultazione sulla pagina pubblica con conferma dell'email ed errata corrige, nuove notifiche.</w:t>
             </w:r>
           </w:p>
         </w:tc>
@@ -3689,7 +3689,7 @@
                 <w:sz w:val="18"/>
                 <w:szCs w:val="18"/>
               </w:rPr>
-              <w:t xml:space="preserve">1.4</w:t>
+              <w:t xml:space="preserve">1.5</w:t>
             </w:r>
           </w:p>
         </w:tc>
@@ -3753,7 +3753,7 @@
                 <w:sz w:val="18"/>
                 <w:szCs w:val="18"/>
               </w:rPr>
-              <w:t xml:space="preserve">Recupero della password: nuova email in italiano dal portale (oggetto e pulsante), limite di una richiesta ogni 2 minuti.</w:t>
+              <w:t xml:space="preserve">Manuale scaricabile anche dalla pagina «I tuoi documenti»; per gli utenti il manuale è disponibile solo in PDF.</w:t>
             </w:r>
           </w:p>
         </w:tc>
@@ -3823,7 +3823,7 @@
                 <w:sz w:val="18"/>
                 <w:szCs w:val="18"/>
               </w:rPr>
-              <w:t xml:space="preserve">1.3</w:t>
+              <w:t xml:space="preserve">1.4</w:t>
             </w:r>
           </w:p>
         </w:tc>
@@ -3889,7 +3889,7 @@
                 <w:sz w:val="18"/>
                 <w:szCs w:val="18"/>
               </w:rPr>
-              <w:t xml:space="preserve">Pagina «Il mio profilo» (account, cambio password, manuale da scaricare).</w:t>
+              <w:t xml:space="preserve">Recupero della password: nuova email in italiano dal portale (oggetto e pulsante), limite di una richiesta ogni 2 minuti.</w:t>
             </w:r>
           </w:p>
         </w:tc>
@@ -3959,7 +3959,7 @@
                 <w:sz w:val="18"/>
                 <w:szCs w:val="18"/>
               </w:rPr>
-              <w:t xml:space="preserve">1.2</w:t>
+              <w:t xml:space="preserve">1.3</w:t>
             </w:r>
           </w:p>
         </w:tc>
@@ -4023,7 +4023,7 @@
                 <w:sz w:val="18"/>
                 <w:szCs w:val="18"/>
               </w:rPr>
-              <w:t xml:space="preserve">Scelta della password al primo accesso, cambio password, recupero della password dimenticata; ritorno alla pratica dopo l'accesso da un link email.</w:t>
+              <w:t xml:space="preserve">Pagina «Il mio profilo» (account, cambio password, manuale da scaricare).</w:t>
             </w:r>
           </w:p>
         </w:tc>
@@ -4093,7 +4093,7 @@
                 <w:sz w:val="18"/>
                 <w:szCs w:val="18"/>
               </w:rPr>
-              <w:t xml:space="preserve">1.1</w:t>
+              <w:t xml:space="preserve">1.2</w:t>
             </w:r>
           </w:p>
         </w:tc>
@@ -4159,7 +4159,7 @@
                 <w:sz w:val="18"/>
                 <w:szCs w:val="18"/>
               </w:rPr>
-              <w:t xml:space="preserve">Voce di menu «Manuale» e pagina di download del manuale (capitolo 2).</w:t>
+              <w:t xml:space="preserve">Scelta della password al primo accesso, cambio password, recupero della password dimenticata; ritorno alla pratica dopo l'accesso da un link email.</w:t>
             </w:r>
           </w:p>
         </w:tc>
@@ -4229,6 +4229,140 @@
                 <w:sz w:val="18"/>
                 <w:szCs w:val="18"/>
               </w:rPr>
+              <w:t xml:space="preserve">1.1</w:t>
+            </w:r>
+          </w:p>
+        </w:tc>
+        <w:tc>
+          <w:tcPr>
+            <w:tcW w:type="dxa" w:w="1300"/>
+            <w:tcBorders>
+              <w:top w:val="single" w:color="D9D4C5" w:sz="4"/>
+              <w:left w:val="single" w:color="D9D4C5" w:sz="4"/>
+              <w:bottom w:val="single" w:color="D9D4C5" w:sz="4"/>
+              <w:right w:val="single" w:color="D9D4C5" w:sz="4"/>
+            </w:tcBorders>
+            <w:tcMar>
+              <w:top w:type="dxa" w:w="70"/>
+              <w:left w:type="dxa" w:w="110"/>
+              <w:bottom w:type="dxa" w:w="70"/>
+              <w:right w:type="dxa" w:w="110"/>
+            </w:tcMar>
+            <w:vAlign w:val="center"/>
+          </w:tcPr>
+          <w:p>
+            <w:pPr>
+              <w:spacing w:after="0" w:before="0"/>
+            </w:pPr>
+            <w:r>
+              <w:rPr>
+                <w:rFonts w:ascii="Arial" w:cs="Arial" w:eastAsia="Arial" w:hAnsi="Arial"/>
+                <w:color w:val="1B2118"/>
+                <w:sz w:val="18"/>
+                <w:szCs w:val="18"/>
+              </w:rPr>
+              <w:t xml:space="preserve">18/10/2026</w:t>
+            </w:r>
+          </w:p>
+        </w:tc>
+        <w:tc>
+          <w:tcPr>
+            <w:tcW w:type="dxa" w:w="5538"/>
+            <w:tcBorders>
+              <w:top w:val="single" w:color="D9D4C5" w:sz="4"/>
+              <w:left w:val="single" w:color="D9D4C5" w:sz="4"/>
+              <w:bottom w:val="single" w:color="D9D4C5" w:sz="4"/>
+              <w:right w:val="single" w:color="D9D4C5" w:sz="4"/>
+            </w:tcBorders>
+            <w:tcMar>
+              <w:top w:type="dxa" w:w="70"/>
+              <w:left w:type="dxa" w:w="110"/>
+              <w:bottom w:type="dxa" w:w="70"/>
+              <w:right w:type="dxa" w:w="110"/>
+            </w:tcMar>
+            <w:vAlign w:val="center"/>
+          </w:tcPr>
+          <w:p>
+            <w:pPr>
+              <w:spacing w:after="0" w:before="0"/>
+            </w:pPr>
+            <w:r>
+              <w:rPr>
+                <w:rFonts w:ascii="Arial" w:cs="Arial" w:eastAsia="Arial" w:hAnsi="Arial"/>
+                <w:color w:val="1B2118"/>
+                <w:sz w:val="18"/>
+                <w:szCs w:val="18"/>
+              </w:rPr>
+              <w:t xml:space="preserve">Voce di menu «Manuale» e pagina di download del manuale (capitolo 2).</w:t>
+            </w:r>
+          </w:p>
+        </w:tc>
+        <w:tc>
+          <w:tcPr>
+            <w:tcW w:type="dxa" w:w="2000"/>
+            <w:tcBorders>
+              <w:top w:val="single" w:color="D9D4C5" w:sz="4"/>
+              <w:left w:val="single" w:color="D9D4C5" w:sz="4"/>
+              <w:bottom w:val="single" w:color="D9D4C5" w:sz="4"/>
+              <w:right w:val="single" w:color="D9D4C5" w:sz="4"/>
+            </w:tcBorders>
+            <w:tcMar>
+              <w:top w:type="dxa" w:w="70"/>
+              <w:left w:type="dxa" w:w="110"/>
+              <w:bottom w:type="dxa" w:w="70"/>
+              <w:right w:type="dxa" w:w="110"/>
+            </w:tcMar>
+            <w:vAlign w:val="center"/>
+          </w:tcPr>
+          <w:p>
+            <w:pPr>
+              <w:spacing w:after="0" w:before="0"/>
+            </w:pPr>
+            <w:r>
+              <w:rPr>
+                <w:rFonts w:ascii="Arial" w:cs="Arial" w:eastAsia="Arial" w:hAnsi="Arial"/>
+                <w:color w:val="1B2118"/>
+                <w:sz w:val="18"/>
+                <w:szCs w:val="18"/>
+              </w:rPr>
+              <w:t xml:space="preserve">Fondazione Operate</w:t>
+            </w:r>
+          </w:p>
+        </w:tc>
+      </w:tr>
+      <w:tr>
+        <w:trPr>
+          <w:cantSplit/>
+        </w:trPr>
+        <w:tc>
+          <w:tcPr>
+            <w:tcW w:type="dxa" w:w="800"/>
+            <w:tcBorders>
+              <w:top w:val="single" w:color="D9D4C5" w:sz="4"/>
+              <w:left w:val="single" w:color="D9D4C5" w:sz="4"/>
+              <w:bottom w:val="single" w:color="D9D4C5" w:sz="4"/>
+              <w:right w:val="single" w:color="D9D4C5" w:sz="4"/>
+            </w:tcBorders>
+            <w:shd w:fill="F6F4EE" w:color="auto" w:val="clear"/>
+            <w:tcMar>
+              <w:top w:type="dxa" w:w="70"/>
+              <w:left w:type="dxa" w:w="110"/>
+              <w:bottom w:type="dxa" w:w="70"/>
+              <w:right w:type="dxa" w:w="110"/>
+            </w:tcMar>
+            <w:vAlign w:val="center"/>
+          </w:tcPr>
+          <w:p>
+            <w:pPr>
+              <w:spacing w:after="0" w:before="0"/>
+            </w:pPr>
+            <w:r>
+              <w:rPr>
+                <w:rFonts w:ascii="Arial" w:cs="Arial" w:eastAsia="Arial" w:hAnsi="Arial"/>
+                <w:color w:val="1B2118"/>
+                <w:sz w:val="18"/>
+                <w:szCs w:val="18"/>
+              </w:rPr>
               <w:t xml:space="preserve">1.0</w:t>
             </w:r>
           </w:p>
@@ -4242,6 +4376,7 @@
               <w:bottom w:val="single" w:color="D9D4C5" w:sz="4"/>
               <w:right w:val="single" w:color="D9D4C5" w:sz="4"/>
             </w:tcBorders>
+            <w:shd w:fill="F6F4EE" w:color="auto" w:val="clear"/>
             <w:tcMar>
               <w:top w:type="dxa" w:w="70"/>
               <w:left w:type="dxa" w:w="110"/>
@@ -4274,6 +4409,7 @@
               <w:bottom w:val="single" w:color="D9D4C5" w:sz="4"/>
               <w:right w:val="single" w:color="D9D4C5" w:sz="4"/>
             </w:tcBorders>
+            <w:shd w:fill="F6F4EE" w:color="auto" w:val="clear"/>
             <w:tcMar>
               <w:top w:type="dxa" w:w="70"/>
               <w:left w:type="dxa" w:w="110"/>
@@ -4306,6 +4442,7 @@
               <w:bottom w:val="single" w:color="D9D4C5" w:sz="4"/>
               <w:right w:val="single" w:color="D9D4C5" w:sz="4"/>
             </w:tcBorders>
+            <w:shd w:fill="F6F4EE" w:color="auto" w:val="clear"/>
             <w:tcMar>
               <w:top w:type="dxa" w:w="70"/>
               <w:left w:type="dxa" w:w="110"/>
@@ -4347,7 +4484,7 @@
           <w:sz w:val="20"/>
           <w:szCs w:val="20"/>
         </w:rPr>
-        <w:t xml:space="preserve">Questo documento descrive il portale alla revisione 3.6 del 22/10/2026. A ogni modifica del portale il manuale viene aggiornato e la revisione incrementata; la versione corrente si scarica dal portale.</w:t>
+        <w:t xml:space="preserve">Questo documento descrive il portale alla revisione 3.7 del 22/10/2026. A ogni modifica del portale il manuale viene aggiornato e la revisione incrementata; la versione corrente si scarica dal portale.</w:t>
       </w:r>
     </w:p>
     <w:p>
@@ -5173,7 +5310,7 @@
         </w:rPr>
         <w:t xml:space="preserve"> un computer o tablet con un browser aggiornato (Chrome, Edge, Firefox, Safari) e le credenziali fornite dalla Fondazione. Indirizzo del portale: </w:t>
       </w:r>
-      <w:hyperlink w:history="1" r:id="rIdzm0rbkiftkmdeaxgot_30">
+      <w:hyperlink w:history="1" r:id="rIdztzrhzu7eeu88kju6eitl">
         <w:r>
           <w:rPr>
             <w:rFonts w:ascii="Arial" w:cs="Arial" w:eastAsia="Arial" w:hAnsi="Arial"/>
@@ -5400,7 +5537,7 @@
         </w:rPr>
         <w:t xml:space="preserve">Aprite </w:t>
       </w:r>
-      <w:hyperlink w:history="1" r:id="rIdrwafmzfowyxbrzfde9hqq">
+      <w:hyperlink w:history="1" r:id="rIdjwfn379iegbie8mdjx5c2">
         <w:r>
           <w:rPr>
             <w:rFonts w:ascii="Arial" w:cs="Arial" w:eastAsia="Arial" w:hAnsi="Arial"/>
@@ -7220,6 +7357,111 @@
           <w:szCs w:val="21"/>
         </w:rPr>
         <w:t xml:space="preserve">La pagina elenca i Progetti della vostra organizzazione (o delle organizzazioni che seguite), dal più recente. I Rapporti di Monitoraggio annuali si trovano dentro ciascun Progetto (capitolo 9).</w:t>
+      </w:r>
+    </w:p>
+    <w:p>
+      <w:pPr>
+        <w:spacing w:after="140" w:line="300"/>
+      </w:pPr>
+      <w:r>
+        <w:rPr>
+          <w:rFonts w:ascii="Arial" w:cs="Arial" w:eastAsia="Arial" w:hAnsi="Arial"/>
+          <w:b/>
+          <w:bCs/>
+          <w:color w:val="1B2118"/>
+          <w:sz w:val="21"/>
+          <w:szCs w:val="21"/>
+        </w:rPr>
+        <w:t xml:space="preserve">Dal telefono.</w:t>
+      </w:r>
+      <w:r>
+        <w:rPr>
+          <w:rFonts w:ascii="Arial" w:cs="Arial" w:eastAsia="Arial" w:hAnsi="Arial"/>
+          <w:color w:val="1B2118"/>
+          <w:sz w:val="21"/>
+          <w:szCs w:val="21"/>
+        </w:rPr>
+        <w:t xml:space="preserve"> Il portale si usa anche dallo smartphone. In alto restano i loghi, la campanella delle notifiche e il pulsante </w:t>
+      </w:r>
+      <w:r>
+        <w:rPr>
+          <w:rFonts w:ascii="Arial" w:cs="Arial" w:eastAsia="Arial" w:hAnsi="Arial"/>
+          <w:b/>
+          <w:bCs/>
+          <w:color w:val="1B2118"/>
+          <w:sz w:val="21"/>
+          <w:szCs w:val="21"/>
+        </w:rPr>
+        <w:t xml:space="preserve">☰ Menu</w:t>
+      </w:r>
+      <w:r>
+        <w:rPr>
+          <w:rFonts w:ascii="Arial" w:cs="Arial" w:eastAsia="Arial" w:hAnsi="Arial"/>
+          <w:color w:val="1B2118"/>
+          <w:sz w:val="21"/>
+          <w:szCs w:val="21"/>
+        </w:rPr>
+        <w:t xml:space="preserve">, che apre l'elenco delle pagine, </w:t>
+      </w:r>
+      <w:r>
+        <w:rPr>
+          <w:rFonts w:ascii="Arial" w:cs="Arial" w:eastAsia="Arial" w:hAnsi="Arial"/>
+          <w:b/>
+          <w:bCs/>
+          <w:color w:val="1B2118"/>
+          <w:sz w:val="21"/>
+          <w:szCs w:val="21"/>
+        </w:rPr>
+        <w:t xml:space="preserve">Il mio profilo</w:t>
+      </w:r>
+      <w:r>
+        <w:rPr>
+          <w:rFonts w:ascii="Arial" w:cs="Arial" w:eastAsia="Arial" w:hAnsi="Arial"/>
+          <w:color w:val="1B2118"/>
+          <w:sz w:val="21"/>
+          <w:szCs w:val="21"/>
+        </w:rPr>
+        <w:t xml:space="preserve"> ed </w:t>
+      </w:r>
+      <w:r>
+        <w:rPr>
+          <w:rFonts w:ascii="Arial" w:cs="Arial" w:eastAsia="Arial" w:hAnsi="Arial"/>
+          <w:b/>
+          <w:bCs/>
+          <w:color w:val="1B2118"/>
+          <w:sz w:val="21"/>
+          <w:szCs w:val="21"/>
+        </w:rPr>
+        <w:t xml:space="preserve">Esci</w:t>
+      </w:r>
+      <w:r>
+        <w:rPr>
+          <w:rFonts w:ascii="Arial" w:cs="Arial" w:eastAsia="Arial" w:hAnsi="Arial"/>
+          <w:color w:val="1B2118"/>
+          <w:sz w:val="21"/>
+          <w:szCs w:val="21"/>
+        </w:rPr>
+        <w:t xml:space="preserve">. Con più pratiche si vede prima l'elenco: toccandone una si apre il dettaglio e </w:t>
+      </w:r>
+      <w:r>
+        <w:rPr>
+          <w:rFonts w:ascii="Arial" w:cs="Arial" w:eastAsia="Arial" w:hAnsi="Arial"/>
+          <w:b/>
+          <w:bCs/>
+          <w:color w:val="1B2118"/>
+          <w:sz w:val="21"/>
+          <w:szCs w:val="21"/>
+        </w:rPr>
+        <w:t xml:space="preserve">← Tutte le pratiche</w:t>
+      </w:r>
+      <w:r>
+        <w:rPr>
+          <w:rFonts w:ascii="Arial" w:cs="Arial" w:eastAsia="Arial" w:hAnsi="Arial"/>
+          <w:color w:val="1B2118"/>
+          <w:sz w:val="21"/>
+          <w:szCs w:val="21"/>
+        </w:rPr>
+        <w:t xml:space="preserve"> riporta all'elenco. Con una sola pratica il dettaglio si apre subito. L'assistente è il pulsante tondo ✦ in basso a destra e, aperto, occupa tutto lo schermo.</w:t>
       </w:r>
     </w:p>
     <w:p>
@@ -13729,7 +13971,7 @@
         </w:rPr>
         <w:t xml:space="preserve"> (</w:t>
       </w:r>
-      <w:hyperlink w:history="1" r:id="rIdthklkqskfavkpiutvdn_b">
+      <w:hyperlink w:history="1" r:id="rIdeygsnxiwyvv3kmuphize9">
         <w:r>
           <w:rPr>
             <w:rFonts w:ascii="Arial" w:cs="Arial" w:eastAsia="Arial" w:hAnsi="Arial"/>
@@ -17441,7 +17683,7 @@
         </w:rPr>
         <w:t xml:space="preserve">, uguale per tutti gli enti. Il modello si scarica dalla pagina pubblica </w:t>
       </w:r>
-      <w:hyperlink w:history="1" r:id="rId1e1aj5tw126od2woxlblx">
+      <w:hyperlink w:history="1" r:id="rId9cfherdg2vpnf9f5a0369">
         <w:r>
           <w:rPr>
             <w:rFonts w:ascii="Arial" w:cs="Arial" w:eastAsia="Arial" w:hAnsi="Arial"/>
@@ -19576,7 +19818,7 @@
         </w:rPr>
         <w:t xml:space="preserve"> (</w:t>
       </w:r>
-      <w:hyperlink w:history="1" r:id="rIdzm8q6t493iuvbgiergehp">
+      <w:hyperlink w:history="1" r:id="rIdjsvvp2uubvrdzv-rgoqr7">
         <w:r>
           <w:rPr>
             <w:rFonts w:ascii="Arial" w:cs="Arial" w:eastAsia="Arial" w:hAnsi="Arial"/>
@@ -20955,7 +21197,7 @@
         <w:szCs w:val="16"/>
       </w:rPr>
       <w:tab/>
-      <w:t xml:space="preserve">Manuale Utente · Rev. 3.6 · 22/10/2026</w:t>
+      <w:t xml:space="preserve">Manuale Utente · Rev. 3.7 · 22/10/2026</w:t>
     </w:r>
   </w:p>
 </w:hdr>
@@ -21020,7 +21262,7 @@
         <w:szCs w:val="16"/>
       </w:rPr>
       <w:tab/>
-      <w:t xml:space="preserve">Manuale Utente · Rev. 3.6 · 22/10/2026</w:t>
+      <w:t xml:space="preserve">Manuale Utente · Rev. 3.7 · 22/10/2026</w:t>
     </w:r>
   </w:p>
 </w:hdr>

--- a/public/manuali/Manuale_Utente_Portale_CWP.docx
+++ b/public/manuali/Manuale_Utente_Portale_CWP.docx
@@ -5310,7 +5310,7 @@
         </w:rPr>
         <w:t xml:space="preserve"> un computer o tablet con un browser aggiornato (Chrome, Edge, Firefox, Safari) e le credenziali fornite dalla Fondazione. Indirizzo del portale: </w:t>
       </w:r>
-      <w:hyperlink w:history="1" r:id="rIdztzrhzu7eeu88kju6eitl">
+      <w:hyperlink w:history="1" r:id="rId2fwxlb2rbrnscu9t1sbs4">
         <w:r>
           <w:rPr>
             <w:rFonts w:ascii="Arial" w:cs="Arial" w:eastAsia="Arial" w:hAnsi="Arial"/>
@@ -5537,7 +5537,7 @@
         </w:rPr>
         <w:t xml:space="preserve">Aprite </w:t>
       </w:r>
-      <w:hyperlink w:history="1" r:id="rIdjwfn379iegbie8mdjx5c2">
+      <w:hyperlink w:history="1" r:id="rIdhhy79jmjamwasbbzjsvrj">
         <w:r>
           <w:rPr>
             <w:rFonts w:ascii="Arial" w:cs="Arial" w:eastAsia="Arial" w:hAnsi="Arial"/>
@@ -13971,7 +13971,7 @@
         </w:rPr>
         <w:t xml:space="preserve"> (</w:t>
       </w:r>
-      <w:hyperlink w:history="1" r:id="rIdeygsnxiwyvv3kmuphize9">
+      <w:hyperlink w:history="1" r:id="rId8eauvm2f763haayyn6wfa">
         <w:r>
           <w:rPr>
             <w:rFonts w:ascii="Arial" w:cs="Arial" w:eastAsia="Arial" w:hAnsi="Arial"/>
@@ -17683,7 +17683,7 @@
         </w:rPr>
         <w:t xml:space="preserve">, uguale per tutti gli enti. Il modello si scarica dalla pagina pubblica </w:t>
       </w:r>
-      <w:hyperlink w:history="1" r:id="rId9cfherdg2vpnf9f5a0369">
+      <w:hyperlink w:history="1" r:id="rId3hfwwsuyl0wpdpumtxaju">
         <w:r>
           <w:rPr>
             <w:rFonts w:ascii="Arial" w:cs="Arial" w:eastAsia="Arial" w:hAnsi="Arial"/>
@@ -19818,7 +19818,7 @@
         </w:rPr>
         <w:t xml:space="preserve"> (</w:t>
       </w:r>
-      <w:hyperlink w:history="1" r:id="rIdjsvvp2uubvrdzv-rgoqr7">
+      <w:hyperlink w:history="1" r:id="rIdzdz3bvqwfqeumtkhkdduf">
         <w:r>
           <w:rPr>
             <w:rFonts w:ascii="Arial" w:cs="Arial" w:eastAsia="Arial" w:hAnsi="Arial"/>

--- a/public/manuali/Manuale_Utente_Portale_CWP.docx
+++ b/public/manuali/Manuale_Utente_Portale_CWP.docx
@@ -302,7 +302,7 @@
                 <w:sz w:val="20"/>
                 <w:szCs w:val="20"/>
               </w:rPr>
-              <w:t xml:space="preserve">Rev. 3.7</w:t>
+              <w:t xml:space="preserve">Rev. 3.8</w:t>
             </w:r>
           </w:p>
         </w:tc>
@@ -719,7 +719,7 @@
                 <w:sz w:val="18"/>
                 <w:szCs w:val="18"/>
               </w:rPr>
-              <w:t xml:space="preserve">3.7</w:t>
+              <w:t xml:space="preserve">3.8</w:t>
             </w:r>
           </w:p>
         </w:tc>
@@ -783,7 +783,7 @@
                 <w:sz w:val="18"/>
                 <w:szCs w:val="18"/>
               </w:rPr>
-              <w:t xml:space="preserve">Uso dal telefono: menu, elenco e dettaglio delle pratiche.</w:t>
+              <w:t xml:space="preserve">Banca Dati Utenze per utenza: spiegazione dei campi (nuovo formato in arrivo).</w:t>
             </w:r>
           </w:p>
         </w:tc>
@@ -853,7 +853,7 @@
                 <w:sz w:val="18"/>
                 <w:szCs w:val="18"/>
               </w:rPr>
-              <w:t xml:space="preserve">3.6</w:t>
+              <w:t xml:space="preserve">3.7</w:t>
             </w:r>
           </w:p>
         </w:tc>
@@ -919,7 +919,7 @@
                 <w:sz w:val="18"/>
                 <w:szCs w:val="18"/>
               </w:rPr>
-              <w:t xml:space="preserve">Feedback pubblico chiuso solo dopo il termine; ente prima della fase 5 (rilievi N02, N03).</w:t>
+              <w:t xml:space="preserve">Uso dal telefono: menu, elenco e dettaglio delle pratiche.</w:t>
             </w:r>
           </w:p>
         </w:tc>
@@ -989,7 +989,7 @@
                 <w:sz w:val="18"/>
                 <w:szCs w:val="18"/>
               </w:rPr>
-              <w:t xml:space="preserve">3.5</w:t>
+              <w:t xml:space="preserve">3.6</w:t>
             </w:r>
           </w:p>
         </w:tc>
@@ -1021,7 +1021,7 @@
                 <w:sz w:val="18"/>
                 <w:szCs w:val="18"/>
               </w:rPr>
-              <w:t xml:space="preserve">21/10/2026</w:t>
+              <w:t xml:space="preserve">22/10/2026</w:t>
             </w:r>
           </w:p>
         </w:tc>
@@ -1053,7 +1053,7 @@
                 <w:sz w:val="18"/>
                 <w:szCs w:val="18"/>
               </w:rPr>
-              <w:t xml:space="preserve">Barra a LED delle fasi nell'elenco e nella pratica aperta.</w:t>
+              <w:t xml:space="preserve">Feedback pubblico chiuso solo dopo il termine; ente prima della fase 5 (rilievi N02, N03).</w:t>
             </w:r>
           </w:p>
         </w:tc>
@@ -1123,7 +1123,7 @@
                 <w:sz w:val="18"/>
                 <w:szCs w:val="18"/>
               </w:rPr>
-              <w:t xml:space="preserve">3.4</w:t>
+              <w:t xml:space="preserve">3.5</w:t>
             </w:r>
           </w:p>
         </w:tc>
@@ -1189,7 +1189,7 @@
                 <w:sz w:val="18"/>
                 <w:szCs w:val="18"/>
               </w:rPr>
-              <w:t xml:space="preserve">Assistente: domande sulla pratica aperta.</w:t>
+              <w:t xml:space="preserve">Barra a LED delle fasi nell'elenco e nella pratica aperta.</w:t>
             </w:r>
           </w:p>
         </w:tc>
@@ -1259,7 +1259,7 @@
                 <w:sz w:val="18"/>
                 <w:szCs w:val="18"/>
               </w:rPr>
-              <w:t xml:space="preserve">3.3</w:t>
+              <w:t xml:space="preserve">3.4</w:t>
             </w:r>
           </w:p>
         </w:tc>
@@ -1323,7 +1323,7 @@
                 <w:sz w:val="18"/>
                 <w:szCs w:val="18"/>
               </w:rPr>
-              <w:t xml:space="preserve">Domande frequenti: messaggio «Account disattivato».</w:t>
+              <w:t xml:space="preserve">Assistente: domande sulla pratica aperta.</w:t>
             </w:r>
           </w:p>
         </w:tc>
@@ -1393,7 +1393,7 @@
                 <w:sz w:val="18"/>
                 <w:szCs w:val="18"/>
               </w:rPr>
-              <w:t xml:space="preserve">3.2</w:t>
+              <w:t xml:space="preserve">3.3</w:t>
             </w:r>
           </w:p>
         </w:tc>
@@ -1426,7 +1426,7 @@
                 <w:sz w:val="18"/>
                 <w:szCs w:val="18"/>
               </w:rPr>
-              <w:t xml:space="preserve">20/10/2026</w:t>
+              <w:t xml:space="preserve">21/10/2026</w:t>
             </w:r>
           </w:p>
         </w:tc>
@@ -1459,7 +1459,7 @@
                 <w:sz w:val="18"/>
                 <w:szCs w:val="18"/>
               </w:rPr>
-              <w:t xml:space="preserve">Uscita automatica per inattività.</w:t>
+              <w:t xml:space="preserve">Domande frequenti: messaggio «Account disattivato».</w:t>
             </w:r>
           </w:p>
         </w:tc>
@@ -1529,7 +1529,7 @@
                 <w:sz w:val="18"/>
                 <w:szCs w:val="18"/>
               </w:rPr>
-              <w:t xml:space="preserve">3.1</w:t>
+              <w:t xml:space="preserve">3.2</w:t>
             </w:r>
           </w:p>
         </w:tc>
@@ -1593,7 +1593,7 @@
                 <w:sz w:val="18"/>
                 <w:szCs w:val="18"/>
               </w:rPr>
-              <w:t xml:space="preserve">Nuovo menu degli enti: Il Programma CWP, Manuali.</w:t>
+              <w:t xml:space="preserve">Uscita automatica per inattività.</w:t>
             </w:r>
           </w:p>
         </w:tc>
@@ -1663,7 +1663,7 @@
                 <w:sz w:val="18"/>
                 <w:szCs w:val="18"/>
               </w:rPr>
-              <w:t xml:space="preserve">3.0</w:t>
+              <w:t xml:space="preserve">3.1</w:t>
             </w:r>
           </w:p>
         </w:tc>
@@ -1729,7 +1729,7 @@
                 <w:sz w:val="18"/>
                 <w:szCs w:val="18"/>
               </w:rPr>
-              <w:t xml:space="preserve">Voce di menu «Marketplaces» (in arrivo).</w:t>
+              <w:t xml:space="preserve">Nuovo menu degli enti: Il Programma CWP, Manuali.</w:t>
             </w:r>
           </w:p>
         </w:tc>
@@ -1799,7 +1799,7 @@
                 <w:sz w:val="18"/>
                 <w:szCs w:val="18"/>
               </w:rPr>
-              <w:t xml:space="preserve">2.9</w:t>
+              <w:t xml:space="preserve">3.0</w:t>
             </w:r>
           </w:p>
         </w:tc>
@@ -1863,7 +1863,7 @@
                 <w:sz w:val="18"/>
                 <w:szCs w:val="18"/>
               </w:rPr>
-              <w:t xml:space="preserve">Collegamento al portale: registro degli accessi e delle operazioni.</w:t>
+              <w:t xml:space="preserve">Voce di menu «Marketplaces» (in arrivo).</w:t>
             </w:r>
           </w:p>
         </w:tc>
@@ -1933,7 +1933,7 @@
                 <w:sz w:val="18"/>
                 <w:szCs w:val="18"/>
               </w:rPr>
-              <w:t xml:space="preserve">2.8</w:t>
+              <w:t xml:space="preserve">2.9</w:t>
             </w:r>
           </w:p>
         </w:tc>
@@ -1999,7 +1999,7 @@
                 <w:sz w:val="18"/>
                 <w:szCs w:val="18"/>
               </w:rPr>
-              <w:t xml:space="preserve">Nuovo capitolo «Collegamento al portale» (presenza visibile all'Amministratore principale).</w:t>
+              <w:t xml:space="preserve">Collegamento al portale: registro degli accessi e delle operazioni.</w:t>
             </w:r>
           </w:p>
         </w:tc>
@@ -2069,7 +2069,7 @@
                 <w:sz w:val="18"/>
                 <w:szCs w:val="18"/>
               </w:rPr>
-              <w:t xml:space="preserve">2.7</w:t>
+              <w:t xml:space="preserve">2.8</w:t>
             </w:r>
           </w:p>
         </w:tc>
@@ -2101,7 +2101,7 @@
                 <w:sz w:val="18"/>
                 <w:szCs w:val="18"/>
               </w:rPr>
-              <w:t xml:space="preserve">19/10/2026</w:t>
+              <w:t xml:space="preserve">20/10/2026</w:t>
             </w:r>
           </w:p>
         </w:tc>
@@ -2133,7 +2133,7 @@
                 <w:sz w:val="18"/>
                 <w:szCs w:val="18"/>
               </w:rPr>
-              <w:t xml:space="preserve">Assistente virtuale: messaggio «Un attimo…» durante l'attesa.</w:t>
+              <w:t xml:space="preserve">Nuovo capitolo «Collegamento al portale» (presenza visibile all'Amministratore principale).</w:t>
             </w:r>
           </w:p>
         </w:tc>
@@ -2203,7 +2203,7 @@
                 <w:sz w:val="18"/>
                 <w:szCs w:val="18"/>
               </w:rPr>
-              <w:t xml:space="preserve">2.6</w:t>
+              <w:t xml:space="preserve">2.7</w:t>
             </w:r>
           </w:p>
         </w:tc>
@@ -2269,7 +2269,7 @@
                 <w:sz w:val="18"/>
                 <w:szCs w:val="18"/>
               </w:rPr>
-              <w:t xml:space="preserve">Nuovo capitolo «L'assistente virtuale».</w:t>
+              <w:t xml:space="preserve">Assistente virtuale: messaggio «Un attimo…» durante l'attesa.</w:t>
             </w:r>
           </w:p>
         </w:tc>
@@ -2339,7 +2339,7 @@
                 <w:sz w:val="18"/>
                 <w:szCs w:val="18"/>
               </w:rPr>
-              <w:t xml:space="preserve">2.5</w:t>
+              <w:t xml:space="preserve">2.6</w:t>
             </w:r>
           </w:p>
         </w:tc>
@@ -2403,7 +2403,7 @@
                 <w:sz w:val="18"/>
                 <w:szCs w:val="18"/>
               </w:rPr>
-              <w:t xml:space="preserve">Ordinamento degli elenchi e delle tabelle.</w:t>
+              <w:t xml:space="preserve">Nuovo capitolo «L'assistente virtuale».</w:t>
             </w:r>
           </w:p>
         </w:tc>
@@ -2473,7 +2473,7 @@
                 <w:sz w:val="18"/>
                 <w:szCs w:val="18"/>
               </w:rPr>
-              <w:t xml:space="preserve">2.4</w:t>
+              <w:t xml:space="preserve">2.5</w:t>
             </w:r>
           </w:p>
         </w:tc>
@@ -2539,7 +2539,7 @@
                 <w:sz w:val="18"/>
                 <w:szCs w:val="18"/>
               </w:rPr>
-              <w:t xml:space="preserve">Primo accesso: le credenziali arrivano per email.</w:t>
+              <w:t xml:space="preserve">Ordinamento degli elenchi e delle tabelle.</w:t>
             </w:r>
           </w:p>
         </w:tc>
@@ -2609,7 +2609,7 @@
                 <w:sz w:val="18"/>
                 <w:szCs w:val="18"/>
               </w:rPr>
-              <w:t xml:space="preserve">2.3</w:t>
+              <w:t xml:space="preserve">2.4</w:t>
             </w:r>
           </w:p>
         </w:tc>
@@ -2673,7 +2673,7 @@
                 <w:sz w:val="18"/>
                 <w:szCs w:val="18"/>
               </w:rPr>
-              <w:t xml:space="preserve">Simulazione dei crediti: anche stima economica con costi Caso 1 e Caso 2.</w:t>
+              <w:t xml:space="preserve">Primo accesso: le credenziali arrivano per email.</w:t>
             </w:r>
           </w:p>
         </w:tc>
@@ -2743,7 +2743,7 @@
                 <w:sz w:val="18"/>
                 <w:szCs w:val="18"/>
               </w:rPr>
-              <w:t xml:space="preserve">2.2</w:t>
+              <w:t xml:space="preserve">2.3</w:t>
             </w:r>
           </w:p>
         </w:tc>
@@ -2809,7 +2809,7 @@
                 <w:sz w:val="18"/>
                 <w:szCs w:val="18"/>
               </w:rPr>
-              <w:t xml:space="preserve">Simulazione dei crediti disponibile su richiesta alla Fondazione.</w:t>
+              <w:t xml:space="preserve">Simulazione dei crediti: anche stima economica con costi Caso 1 e Caso 2.</w:t>
             </w:r>
           </w:p>
         </w:tc>
@@ -2879,7 +2879,7 @@
                 <w:sz w:val="18"/>
                 <w:szCs w:val="18"/>
               </w:rPr>
-              <w:t xml:space="preserve">2.1</w:t>
+              <w:t xml:space="preserve">2.2</w:t>
             </w:r>
           </w:p>
         </w:tc>
@@ -2943,7 +2943,7 @@
                 <w:sz w:val="18"/>
                 <w:szCs w:val="18"/>
               </w:rPr>
-              <w:t xml:space="preserve">Simulazione dei crediti in arrivo (capitolo Dati per il calcolo dei crediti).</w:t>
+              <w:t xml:space="preserve">Simulazione dei crediti disponibile su richiesta alla Fondazione.</w:t>
             </w:r>
           </w:p>
         </w:tc>
@@ -3013,7 +3013,7 @@
                 <w:sz w:val="18"/>
                 <w:szCs w:val="18"/>
               </w:rPr>
-              <w:t xml:space="preserve">2.0</w:t>
+              <w:t xml:space="preserve">2.1</w:t>
             </w:r>
           </w:p>
         </w:tc>
@@ -3046,7 +3046,7 @@
                 <w:sz w:val="18"/>
                 <w:szCs w:val="18"/>
               </w:rPr>
-              <w:t xml:space="preserve">18/10/2026</w:t>
+              <w:t xml:space="preserve">19/10/2026</w:t>
             </w:r>
           </w:p>
         </w:tc>
@@ -3079,7 +3079,7 @@
                 <w:sz w:val="18"/>
                 <w:szCs w:val="18"/>
               </w:rPr>
-              <w:t xml:space="preserve">Allineamento ai documenti ufficiali del Programma: Rapporto a 7 fasi, feedback pubblico (30 e 20 giorni), stato nel Programma e ID, dati del progetto, un solo account per Organizzazione, ritiro e rientro, conservazione 12 anni, tipologie ufficiali, Schema tariffario, verifica sull'accuratezza; nuovi capitoli Crediti emessi, Reclami, pagina pubblica del Programma.</w:t>
+              <w:t xml:space="preserve">Simulazione dei crediti in arrivo (capitolo Dati per il calcolo dei crediti).</w:t>
             </w:r>
           </w:p>
         </w:tc>
@@ -3149,7 +3149,7 @@
                 <w:sz w:val="18"/>
                 <w:szCs w:val="18"/>
               </w:rPr>
-              <w:t xml:space="preserve">1.9</w:t>
+              <w:t xml:space="preserve">2.0</w:t>
             </w:r>
           </w:p>
         </w:tc>
@@ -3213,7 +3213,7 @@
                 <w:sz w:val="18"/>
                 <w:szCs w:val="18"/>
               </w:rPr>
-              <w:t xml:space="preserve">Rapporti di Monitoraggio con 4 fasi; documenti richiesti per fase; caricamenti solo nelle fasi aperte; osservazioni numerate e notifica di quelle da rispondere; data di conservazione; fascicolo con riepilogo PDF.</w:t>
+              <w:t xml:space="preserve">Allineamento ai documenti ufficiali del Programma: Rapporto a 7 fasi, feedback pubblico (30 e 20 giorni), stato nel Programma e ID, dati del progetto, un solo account per Organizzazione, ritiro e rientro, conservazione 12 anni, tipologie ufficiali, Schema tariffario, verifica sull'accuratezza; nuovi capitoli Crediti emessi, Reclami, pagina pubblica del Programma.</w:t>
             </w:r>
           </w:p>
         </w:tc>
@@ -3283,7 +3283,7 @@
                 <w:sz w:val="18"/>
                 <w:szCs w:val="18"/>
               </w:rPr>
-              <w:t xml:space="preserve">1.8</w:t>
+              <w:t xml:space="preserve">1.9</w:t>
             </w:r>
           </w:p>
         </w:tc>
@@ -3349,7 +3349,7 @@
                 <w:sz w:val="18"/>
                 <w:szCs w:val="18"/>
               </w:rPr>
-              <w:t xml:space="preserve">Nuova tipologia di documento «Rapporto di calcolo dei crediti».</w:t>
+              <w:t xml:space="preserve">Rapporti di Monitoraggio con 4 fasi; documenti richiesti per fase; caricamenti solo nelle fasi aperte; osservazioni numerate e notifica di quelle da rispondere; data di conservazione; fascicolo con riepilogo PDF.</w:t>
             </w:r>
           </w:p>
         </w:tc>
@@ -3419,7 +3419,7 @@
                 <w:sz w:val="18"/>
                 <w:szCs w:val="18"/>
               </w:rPr>
-              <w:t xml:space="preserve">1.7</w:t>
+              <w:t xml:space="preserve">1.8</w:t>
             </w:r>
           </w:p>
         </w:tc>
@@ -3483,7 +3483,7 @@
                 <w:sz w:val="18"/>
                 <w:szCs w:val="18"/>
               </w:rPr>
-              <w:t xml:space="preserve">Dati per il calcolo dei crediti: il file caricato nella pratica è letto direttamente dalla Fondazione; controllo dei dati personali.</w:t>
+              <w:t xml:space="preserve">Nuova tipologia di documento «Rapporto di calcolo dei crediti».</w:t>
             </w:r>
           </w:p>
         </w:tc>
@@ -3553,7 +3553,7 @@
                 <w:sz w:val="18"/>
                 <w:szCs w:val="18"/>
               </w:rPr>
-              <w:t xml:space="preserve">1.6</w:t>
+              <w:t xml:space="preserve">1.7</w:t>
             </w:r>
           </w:p>
         </w:tc>
@@ -3619,7 +3619,7 @@
                 <w:sz w:val="18"/>
                 <w:szCs w:val="18"/>
               </w:rPr>
-              <w:t xml:space="preserve">Messaggi con la Fondazione (nuovo capitolo), note della Fondazione e modelli nelle fasi, Ente di Validazione, avviso sulle pratiche non attive, pagamenti visibili, consultazione sulla pagina pubblica con conferma dell'email ed errata corrige, nuove notifiche.</w:t>
+              <w:t xml:space="preserve">Dati per il calcolo dei crediti: il file caricato nella pratica è letto direttamente dalla Fondazione; controllo dei dati personali.</w:t>
             </w:r>
           </w:p>
         </w:tc>
@@ -3689,7 +3689,7 @@
                 <w:sz w:val="18"/>
                 <w:szCs w:val="18"/>
               </w:rPr>
-              <w:t xml:space="preserve">1.5</w:t>
+              <w:t xml:space="preserve">1.6</w:t>
             </w:r>
           </w:p>
         </w:tc>
@@ -3753,7 +3753,7 @@
                 <w:sz w:val="18"/>
                 <w:szCs w:val="18"/>
               </w:rPr>
-              <w:t xml:space="preserve">Manuale scaricabile anche dalla pagina «I tuoi documenti»; per gli utenti il manuale è disponibile solo in PDF.</w:t>
+              <w:t xml:space="preserve">Messaggi con la Fondazione (nuovo capitolo), note della Fondazione e modelli nelle fasi, Ente di Validazione, avviso sulle pratiche non attive, pagamenti visibili, consultazione sulla pagina pubblica con conferma dell'email ed errata corrige, nuove notifiche.</w:t>
             </w:r>
           </w:p>
         </w:tc>
@@ -3823,7 +3823,7 @@
                 <w:sz w:val="18"/>
                 <w:szCs w:val="18"/>
               </w:rPr>
-              <w:t xml:space="preserve">1.4</w:t>
+              <w:t xml:space="preserve">1.5</w:t>
             </w:r>
           </w:p>
         </w:tc>
@@ -3889,7 +3889,7 @@
                 <w:sz w:val="18"/>
                 <w:szCs w:val="18"/>
               </w:rPr>
-              <w:t xml:space="preserve">Recupero della password: nuova email in italiano dal portale (oggetto e pulsante), limite di una richiesta ogni 2 minuti.</w:t>
+              <w:t xml:space="preserve">Manuale scaricabile anche dalla pagina «I tuoi documenti»; per gli utenti il manuale è disponibile solo in PDF.</w:t>
             </w:r>
           </w:p>
         </w:tc>
@@ -3959,7 +3959,7 @@
                 <w:sz w:val="18"/>
                 <w:szCs w:val="18"/>
               </w:rPr>
-              <w:t xml:space="preserve">1.3</w:t>
+              <w:t xml:space="preserve">1.4</w:t>
             </w:r>
           </w:p>
         </w:tc>
@@ -4023,7 +4023,7 @@
                 <w:sz w:val="18"/>
                 <w:szCs w:val="18"/>
               </w:rPr>
-              <w:t xml:space="preserve">Pagina «Il mio profilo» (account, cambio password, manuale da scaricare).</w:t>
+              <w:t xml:space="preserve">Recupero della password: nuova email in italiano dal portale (oggetto e pulsante), limite di una richiesta ogni 2 minuti.</w:t>
             </w:r>
           </w:p>
         </w:tc>
@@ -4093,7 +4093,7 @@
                 <w:sz w:val="18"/>
                 <w:szCs w:val="18"/>
               </w:rPr>
-              <w:t xml:space="preserve">1.2</w:t>
+              <w:t xml:space="preserve">1.3</w:t>
             </w:r>
           </w:p>
         </w:tc>
@@ -4159,7 +4159,7 @@
                 <w:sz w:val="18"/>
                 <w:szCs w:val="18"/>
               </w:rPr>
-              <w:t xml:space="preserve">Scelta della password al primo accesso, cambio password, recupero della password dimenticata; ritorno alla pratica dopo l'accesso da un link email.</w:t>
+              <w:t xml:space="preserve">Pagina «Il mio profilo» (account, cambio password, manuale da scaricare).</w:t>
             </w:r>
           </w:p>
         </w:tc>
@@ -4229,7 +4229,7 @@
                 <w:sz w:val="18"/>
                 <w:szCs w:val="18"/>
               </w:rPr>
-              <w:t xml:space="preserve">1.1</w:t>
+              <w:t xml:space="preserve">1.2</w:t>
             </w:r>
           </w:p>
         </w:tc>
@@ -4293,7 +4293,7 @@
                 <w:sz w:val="18"/>
                 <w:szCs w:val="18"/>
               </w:rPr>
-              <w:t xml:space="preserve">Voce di menu «Manuale» e pagina di download del manuale (capitolo 2).</w:t>
+              <w:t xml:space="preserve">Scelta della password al primo accesso, cambio password, recupero della password dimenticata; ritorno alla pratica dopo l'accesso da un link email.</w:t>
             </w:r>
           </w:p>
         </w:tc>
@@ -4363,6 +4363,142 @@
                 <w:sz w:val="18"/>
                 <w:szCs w:val="18"/>
               </w:rPr>
+              <w:t xml:space="preserve">1.1</w:t>
+            </w:r>
+          </w:p>
+        </w:tc>
+        <w:tc>
+          <w:tcPr>
+            <w:tcW w:type="dxa" w:w="1300"/>
+            <w:tcBorders>
+              <w:top w:val="single" w:color="D9D4C5" w:sz="4"/>
+              <w:left w:val="single" w:color="D9D4C5" w:sz="4"/>
+              <w:bottom w:val="single" w:color="D9D4C5" w:sz="4"/>
+              <w:right w:val="single" w:color="D9D4C5" w:sz="4"/>
+            </w:tcBorders>
+            <w:shd w:fill="F6F4EE" w:color="auto" w:val="clear"/>
+            <w:tcMar>
+              <w:top w:type="dxa" w:w="70"/>
+              <w:left w:type="dxa" w:w="110"/>
+              <w:bottom w:type="dxa" w:w="70"/>
+              <w:right w:type="dxa" w:w="110"/>
+            </w:tcMar>
+            <w:vAlign w:val="center"/>
+          </w:tcPr>
+          <w:p>
+            <w:pPr>
+              <w:spacing w:after="0" w:before="0"/>
+            </w:pPr>
+            <w:r>
+              <w:rPr>
+                <w:rFonts w:ascii="Arial" w:cs="Arial" w:eastAsia="Arial" w:hAnsi="Arial"/>
+                <w:color w:val="1B2118"/>
+                <w:sz w:val="18"/>
+                <w:szCs w:val="18"/>
+              </w:rPr>
+              <w:t xml:space="preserve">18/10/2026</w:t>
+            </w:r>
+          </w:p>
+        </w:tc>
+        <w:tc>
+          <w:tcPr>
+            <w:tcW w:type="dxa" w:w="5538"/>
+            <w:tcBorders>
+              <w:top w:val="single" w:color="D9D4C5" w:sz="4"/>
+              <w:left w:val="single" w:color="D9D4C5" w:sz="4"/>
+              <w:bottom w:val="single" w:color="D9D4C5" w:sz="4"/>
+              <w:right w:val="single" w:color="D9D4C5" w:sz="4"/>
+            </w:tcBorders>
+            <w:shd w:fill="F6F4EE" w:color="auto" w:val="clear"/>
+            <w:tcMar>
+              <w:top w:type="dxa" w:w="70"/>
+              <w:left w:type="dxa" w:w="110"/>
+              <w:bottom w:type="dxa" w:w="70"/>
+              <w:right w:type="dxa" w:w="110"/>
+            </w:tcMar>
+            <w:vAlign w:val="center"/>
+          </w:tcPr>
+          <w:p>
+            <w:pPr>
+              <w:spacing w:after="0" w:before="0"/>
+            </w:pPr>
+            <w:r>
+              <w:rPr>
+                <w:rFonts w:ascii="Arial" w:cs="Arial" w:eastAsia="Arial" w:hAnsi="Arial"/>
+                <w:color w:val="1B2118"/>
+                <w:sz w:val="18"/>
+                <w:szCs w:val="18"/>
+              </w:rPr>
+              <w:t xml:space="preserve">Voce di menu «Manuale» e pagina di download del manuale (capitolo 2).</w:t>
+            </w:r>
+          </w:p>
+        </w:tc>
+        <w:tc>
+          <w:tcPr>
+            <w:tcW w:type="dxa" w:w="2000"/>
+            <w:tcBorders>
+              <w:top w:val="single" w:color="D9D4C5" w:sz="4"/>
+              <w:left w:val="single" w:color="D9D4C5" w:sz="4"/>
+              <w:bottom w:val="single" w:color="D9D4C5" w:sz="4"/>
+              <w:right w:val="single" w:color="D9D4C5" w:sz="4"/>
+            </w:tcBorders>
+            <w:shd w:fill="F6F4EE" w:color="auto" w:val="clear"/>
+            <w:tcMar>
+              <w:top w:type="dxa" w:w="70"/>
+              <w:left w:type="dxa" w:w="110"/>
+              <w:bottom w:type="dxa" w:w="70"/>
+              <w:right w:type="dxa" w:w="110"/>
+            </w:tcMar>
+            <w:vAlign w:val="center"/>
+          </w:tcPr>
+          <w:p>
+            <w:pPr>
+              <w:spacing w:after="0" w:before="0"/>
+            </w:pPr>
+            <w:r>
+              <w:rPr>
+                <w:rFonts w:ascii="Arial" w:cs="Arial" w:eastAsia="Arial" w:hAnsi="Arial"/>
+                <w:color w:val="1B2118"/>
+                <w:sz w:val="18"/>
+                <w:szCs w:val="18"/>
+              </w:rPr>
+              <w:t xml:space="preserve">Fondazione Operate</w:t>
+            </w:r>
+          </w:p>
+        </w:tc>
+      </w:tr>
+      <w:tr>
+        <w:trPr>
+          <w:cantSplit/>
+        </w:trPr>
+        <w:tc>
+          <w:tcPr>
+            <w:tcW w:type="dxa" w:w="800"/>
+            <w:tcBorders>
+              <w:top w:val="single" w:color="D9D4C5" w:sz="4"/>
+              <w:left w:val="single" w:color="D9D4C5" w:sz="4"/>
+              <w:bottom w:val="single" w:color="D9D4C5" w:sz="4"/>
+              <w:right w:val="single" w:color="D9D4C5" w:sz="4"/>
+            </w:tcBorders>
+            <w:tcMar>
+              <w:top w:type="dxa" w:w="70"/>
+              <w:left w:type="dxa" w:w="110"/>
+              <w:bottom w:type="dxa" w:w="70"/>
+              <w:right w:type="dxa" w:w="110"/>
+            </w:tcMar>
+            <w:vAlign w:val="center"/>
+          </w:tcPr>
+          <w:p>
+            <w:pPr>
+              <w:spacing w:after="0" w:before="0"/>
+            </w:pPr>
+            <w:r>
+              <w:rPr>
+                <w:rFonts w:ascii="Arial" w:cs="Arial" w:eastAsia="Arial" w:hAnsi="Arial"/>
+                <w:color w:val="1B2118"/>
+                <w:sz w:val="18"/>
+                <w:szCs w:val="18"/>
+              </w:rPr>
               <w:t xml:space="preserve">1.0</w:t>
             </w:r>
           </w:p>
@@ -4376,7 +4512,6 @@
               <w:bottom w:val="single" w:color="D9D4C5" w:sz="4"/>
               <w:right w:val="single" w:color="D9D4C5" w:sz="4"/>
             </w:tcBorders>
-            <w:shd w:fill="F6F4EE" w:color="auto" w:val="clear"/>
             <w:tcMar>
               <w:top w:type="dxa" w:w="70"/>
               <w:left w:type="dxa" w:w="110"/>
@@ -4409,7 +4544,6 @@
               <w:bottom w:val="single" w:color="D9D4C5" w:sz="4"/>
               <w:right w:val="single" w:color="D9D4C5" w:sz="4"/>
             </w:tcBorders>
-            <w:shd w:fill="F6F4EE" w:color="auto" w:val="clear"/>
             <w:tcMar>
               <w:top w:type="dxa" w:w="70"/>
               <w:left w:type="dxa" w:w="110"/>
@@ -4442,7 +4576,6 @@
               <w:bottom w:val="single" w:color="D9D4C5" w:sz="4"/>
               <w:right w:val="single" w:color="D9D4C5" w:sz="4"/>
             </w:tcBorders>
-            <w:shd w:fill="F6F4EE" w:color="auto" w:val="clear"/>
             <w:tcMar>
               <w:top w:type="dxa" w:w="70"/>
               <w:left w:type="dxa" w:w="110"/>
@@ -4484,7 +4617,7 @@
           <w:sz w:val="20"/>
           <w:szCs w:val="20"/>
         </w:rPr>
-        <w:t xml:space="preserve">Questo documento descrive il portale alla revisione 3.7 del 22/10/2026. A ogni modifica del portale il manuale viene aggiornato e la revisione incrementata; la versione corrente si scarica dal portale.</w:t>
+        <w:t xml:space="preserve">Questo documento descrive il portale alla revisione 3.8 del 22/10/2026. A ogni modifica del portale il manuale viene aggiornato e la revisione incrementata; la versione corrente si scarica dal portale.</w:t>
       </w:r>
     </w:p>
     <w:p>
@@ -4913,7 +5046,7 @@
             <w:szCs w:val="22"/>
           </w:rPr>
           <w:tab/>
-          <w:t xml:space="preserve">21</w:t>
+          <w:t xml:space="preserve">23</w:t>
         </w:r>
       </w:hyperlink>
     </w:p>
@@ -4942,7 +5075,7 @@
             <w:szCs w:val="22"/>
           </w:rPr>
           <w:tab/>
-          <w:t xml:space="preserve">22</w:t>
+          <w:t xml:space="preserve">24</w:t>
         </w:r>
       </w:hyperlink>
     </w:p>
@@ -4971,7 +5104,7 @@
             <w:szCs w:val="22"/>
           </w:rPr>
           <w:tab/>
-          <w:t xml:space="preserve">23</w:t>
+          <w:t xml:space="preserve">25</w:t>
         </w:r>
       </w:hyperlink>
     </w:p>
@@ -5000,7 +5133,7 @@
             <w:szCs w:val="22"/>
           </w:rPr>
           <w:tab/>
-          <w:t xml:space="preserve">24</w:t>
+          <w:t xml:space="preserve">26</w:t>
         </w:r>
       </w:hyperlink>
     </w:p>
@@ -5029,7 +5162,7 @@
             <w:szCs w:val="22"/>
           </w:rPr>
           <w:tab/>
-          <w:t xml:space="preserve">25</w:t>
+          <w:t xml:space="preserve">27</w:t>
         </w:r>
       </w:hyperlink>
     </w:p>
@@ -5310,7 +5443,7 @@
         </w:rPr>
         <w:t xml:space="preserve"> un computer o tablet con un browser aggiornato (Chrome, Edge, Firefox, Safari) e le credenziali fornite dalla Fondazione. Indirizzo del portale: </w:t>
       </w:r>
-      <w:hyperlink w:history="1" r:id="rId2fwxlb2rbrnscu9t1sbs4">
+      <w:hyperlink w:history="1" r:id="rIdfljt0xs7patujtthsm5fw">
         <w:r>
           <w:rPr>
             <w:rFonts w:ascii="Arial" w:cs="Arial" w:eastAsia="Arial" w:hAnsi="Arial"/>
@@ -5537,7 +5670,7 @@
         </w:rPr>
         <w:t xml:space="preserve">Aprite </w:t>
       </w:r>
-      <w:hyperlink w:history="1" r:id="rIdhhy79jmjamwasbbzjsvrj">
+      <w:hyperlink w:history="1" r:id="rIdedha4cxaoquy_4y-9krju">
         <w:r>
           <w:rPr>
             <w:rFonts w:ascii="Arial" w:cs="Arial" w:eastAsia="Arial" w:hAnsi="Arial"/>
@@ -13971,7 +14104,7 @@
         </w:rPr>
         <w:t xml:space="preserve"> (</w:t>
       </w:r>
-      <w:hyperlink w:history="1" r:id="rId8eauvm2f763haayyn6wfa">
+      <w:hyperlink w:history="1" r:id="rIdb9q3yietjbgaje6jb-fgm">
         <w:r>
           <w:rPr>
             <w:rFonts w:ascii="Arial" w:cs="Arial" w:eastAsia="Arial" w:hAnsi="Arial"/>
@@ -17683,7 +17816,7 @@
         </w:rPr>
         <w:t xml:space="preserve">, uguale per tutti gli enti. Il modello si scarica dalla pagina pubblica </w:t>
       </w:r>
-      <w:hyperlink w:history="1" r:id="rId3hfwwsuyl0wpdpumtxaju">
+      <w:hyperlink w:history="1" r:id="rId0n1x2lk7kcue5ntsslhum">
         <w:r>
           <w:rPr>
             <w:rFonts w:ascii="Arial" w:cs="Arial" w:eastAsia="Arial" w:hAnsi="Arial"/>
@@ -18904,6 +19037,1904 @@
     </w:p>
     <w:p>
       <w:pPr>
+        <w:pStyle w:val="Heading2"/>
+        <w:keepNext/>
+        <w:spacing w:after="120" w:before="240"/>
+      </w:pPr>
+      <w:r>
+        <w:rPr>
+          <w:rFonts w:ascii="Arial" w:cs="Arial" w:eastAsia="Arial" w:hAnsi="Arial"/>
+          <w:b/>
+          <w:bCs/>
+          <w:color w:val="2F5D3A"/>
+          <w:sz w:val="25"/>
+          <w:szCs w:val="25"/>
+        </w:rPr>
+        <w:t xml:space="preserve">Banca Dati Utenze: il nuovo formato per utenza (in arrivo)</w:t>
+      </w:r>
+    </w:p>
+    <w:p>
+      <w:pPr>
+        <w:spacing w:after="140" w:line="300"/>
+      </w:pPr>
+      <w:r>
+        <w:rPr>
+          <w:rFonts w:ascii="Arial" w:cs="Arial" w:eastAsia="Arial" w:hAnsi="Arial"/>
+          <w:color w:val="1B2118"/>
+          <w:sz w:val="21"/>
+          <w:szCs w:val="21"/>
+        </w:rPr>
+        <w:t xml:space="preserve">Il calcolo dei crediti sta passando a un formato </w:t>
+      </w:r>
+      <w:r>
+        <w:rPr>
+          <w:rFonts w:ascii="Arial" w:cs="Arial" w:eastAsia="Arial" w:hAnsi="Arial"/>
+          <w:b/>
+          <w:bCs/>
+          <w:color w:val="1B2118"/>
+          <w:sz w:val="21"/>
+          <w:szCs w:val="21"/>
+        </w:rPr>
+        <w:t xml:space="preserve">per utenza</w:t>
+      </w:r>
+      <w:r>
+        <w:rPr>
+          <w:rFonts w:ascii="Arial" w:cs="Arial" w:eastAsia="Arial" w:hAnsi="Arial"/>
+          <w:color w:val="1B2118"/>
+          <w:sz w:val="21"/>
+          <w:szCs w:val="21"/>
+        </w:rPr>
+        <w:t xml:space="preserve">. Quando la Fondazione ve lo comunicherà, ogni anno compilerete il modello </w:t>
+      </w:r>
+      <w:r>
+        <w:rPr>
+          <w:rFonts w:ascii="Arial" w:cs="Arial" w:eastAsia="Arial" w:hAnsi="Arial"/>
+          <w:b/>
+          <w:bCs/>
+          <w:color w:val="1B2118"/>
+          <w:sz w:val="21"/>
+          <w:szCs w:val="21"/>
+        </w:rPr>
+        <w:t xml:space="preserve">Banca dati utenze CWP</w:t>
+      </w:r>
+      <w:r>
+        <w:rPr>
+          <w:rFonts w:ascii="Arial" w:cs="Arial" w:eastAsia="Arial" w:hAnsi="Arial"/>
+          <w:color w:val="1B2118"/>
+          <w:sz w:val="21"/>
+          <w:szCs w:val="21"/>
+        </w:rPr>
+        <w:t xml:space="preserve"> con l'</w:t>
+      </w:r>
+      <w:r>
+        <w:rPr>
+          <w:rFonts w:ascii="Arial" w:cs="Arial" w:eastAsia="Arial" w:hAnsi="Arial"/>
+          <w:b/>
+          <w:bCs/>
+          <w:color w:val="1B2118"/>
+          <w:sz w:val="21"/>
+          <w:szCs w:val="21"/>
+        </w:rPr>
+        <w:t xml:space="preserve">elenco completo</w:t>
+      </w:r>
+      <w:r>
+        <w:rPr>
+          <w:rFonts w:ascii="Arial" w:cs="Arial" w:eastAsia="Arial" w:hAnsi="Arial"/>
+          <w:color w:val="1B2118"/>
+          <w:sz w:val="21"/>
+          <w:szCs w:val="21"/>
+        </w:rPr>
+        <w:t xml:space="preserve"> delle utenze dell'anno, domestiche e non domestiche, anche se poche sono cambiate: nessun dato si riprende dall'anno precedente.</w:t>
+      </w:r>
+    </w:p>
+    <w:p>
+      <w:pPr>
+        <w:spacing w:after="140" w:line="300"/>
+      </w:pPr>
+      <w:r>
+        <w:rPr>
+          <w:rFonts w:ascii="Arial" w:cs="Arial" w:eastAsia="Arial" w:hAnsi="Arial"/>
+          <w:b/>
+          <w:bCs/>
+          <w:color w:val="1B2118"/>
+          <w:sz w:val="21"/>
+          <w:szCs w:val="21"/>
+        </w:rPr>
+        <w:t xml:space="preserve">Foglio Utenze_domestiche</w:t>
+      </w:r>
+      <w:r>
+        <w:rPr>
+          <w:rFonts w:ascii="Arial" w:cs="Arial" w:eastAsia="Arial" w:hAnsi="Arial"/>
+          <w:color w:val="1B2118"/>
+          <w:sz w:val="21"/>
+          <w:szCs w:val="21"/>
+        </w:rPr>
+        <w:t xml:space="preserve"> — una riga per ogni utenza domestica attiva nell'anno.</w:t>
+      </w:r>
+    </w:p>
+    <w:tbl>
+      <w:tblPr>
+        <w:tblW w:type="dxa" w:w="9638"/>
+        <w:tblBorders>
+          <w:top w:val="single" w:color="auto" w:sz="4"/>
+          <w:left w:val="single" w:color="auto" w:sz="4"/>
+          <w:bottom w:val="single" w:color="auto" w:sz="4"/>
+          <w:right w:val="single" w:color="auto" w:sz="4"/>
+          <w:insideH w:val="single" w:color="auto" w:sz="4"/>
+          <w:insideV w:val="single" w:color="auto" w:sz="4"/>
+        </w:tblBorders>
+        <w:tblLayout w:type="fixed"/>
+      </w:tblPr>
+      <w:tblGrid>
+        <w:gridCol w:w="3939"/>
+        <w:gridCol w:w="1760"/>
+        <w:gridCol w:w="3939"/>
+      </w:tblGrid>
+      <w:tr>
+        <w:trPr>
+          <w:tblHeader/>
+        </w:trPr>
+        <w:tc>
+          <w:tcPr>
+            <w:tcW w:type="dxa" w:w="3939"/>
+            <w:tcBorders>
+              <w:top w:val="single" w:color="D9D4C5" w:sz="4"/>
+              <w:left w:val="single" w:color="D9D4C5" w:sz="4"/>
+              <w:bottom w:val="single" w:color="D9D4C5" w:sz="4"/>
+              <w:right w:val="single" w:color="D9D4C5" w:sz="4"/>
+            </w:tcBorders>
+            <w:shd w:fill="2F5D3A" w:color="auto" w:val="clear"/>
+            <w:tcMar>
+              <w:top w:type="dxa" w:w="70"/>
+              <w:left w:type="dxa" w:w="110"/>
+              <w:bottom w:type="dxa" w:w="70"/>
+              <w:right w:type="dxa" w:w="110"/>
+            </w:tcMar>
+            <w:vAlign w:val="center"/>
+          </w:tcPr>
+          <w:p>
+            <w:pPr>
+              <w:spacing w:after="0" w:before="0"/>
+            </w:pPr>
+            <w:r>
+              <w:rPr>
+                <w:rFonts w:ascii="Arial" w:cs="Arial" w:eastAsia="Arial" w:hAnsi="Arial"/>
+                <w:b/>
+                <w:bCs/>
+                <w:color w:val="FFFFFF"/>
+                <w:sz w:val="18"/>
+                <w:szCs w:val="18"/>
+              </w:rPr>
+              <w:t xml:space="preserve">Colonna</w:t>
+            </w:r>
+          </w:p>
+        </w:tc>
+        <w:tc>
+          <w:tcPr>
+            <w:tcW w:type="dxa" w:w="1760"/>
+            <w:tcBorders>
+              <w:top w:val="single" w:color="D9D4C5" w:sz="4"/>
+              <w:left w:val="single" w:color="D9D4C5" w:sz="4"/>
+              <w:bottom w:val="single" w:color="D9D4C5" w:sz="4"/>
+              <w:right w:val="single" w:color="D9D4C5" w:sz="4"/>
+            </w:tcBorders>
+            <w:shd w:fill="2F5D3A" w:color="auto" w:val="clear"/>
+            <w:tcMar>
+              <w:top w:type="dxa" w:w="70"/>
+              <w:left w:type="dxa" w:w="110"/>
+              <w:bottom w:type="dxa" w:w="70"/>
+              <w:right w:type="dxa" w:w="110"/>
+            </w:tcMar>
+            <w:vAlign w:val="center"/>
+          </w:tcPr>
+          <w:p>
+            <w:pPr>
+              <w:spacing w:after="0" w:before="0"/>
+            </w:pPr>
+            <w:r>
+              <w:rPr>
+                <w:rFonts w:ascii="Arial" w:cs="Arial" w:eastAsia="Arial" w:hAnsi="Arial"/>
+                <w:b/>
+                <w:bCs/>
+                <w:color w:val="FFFFFF"/>
+                <w:sz w:val="18"/>
+                <w:szCs w:val="18"/>
+              </w:rPr>
+              <w:t xml:space="preserve">Obbligatoria</w:t>
+            </w:r>
+          </w:p>
+        </w:tc>
+        <w:tc>
+          <w:tcPr>
+            <w:tcW w:type="dxa" w:w="3939"/>
+            <w:tcBorders>
+              <w:top w:val="single" w:color="D9D4C5" w:sz="4"/>
+              <w:left w:val="single" w:color="D9D4C5" w:sz="4"/>
+              <w:bottom w:val="single" w:color="D9D4C5" w:sz="4"/>
+              <w:right w:val="single" w:color="D9D4C5" w:sz="4"/>
+            </w:tcBorders>
+            <w:shd w:fill="2F5D3A" w:color="auto" w:val="clear"/>
+            <w:tcMar>
+              <w:top w:type="dxa" w:w="70"/>
+              <w:left w:type="dxa" w:w="110"/>
+              <w:bottom w:type="dxa" w:w="70"/>
+              <w:right w:type="dxa" w:w="110"/>
+            </w:tcMar>
+            <w:vAlign w:val="center"/>
+          </w:tcPr>
+          <w:p>
+            <w:pPr>
+              <w:spacing w:after="0" w:before="0"/>
+            </w:pPr>
+            <w:r>
+              <w:rPr>
+                <w:rFonts w:ascii="Arial" w:cs="Arial" w:eastAsia="Arial" w:hAnsi="Arial"/>
+                <w:b/>
+                <w:bCs/>
+                <w:color w:val="FFFFFF"/>
+                <w:sz w:val="18"/>
+                <w:szCs w:val="18"/>
+              </w:rPr>
+              <w:t xml:space="preserve">Cosa contiene</w:t>
+            </w:r>
+          </w:p>
+        </w:tc>
+      </w:tr>
+      <w:tr>
+        <w:trPr>
+          <w:cantSplit/>
+        </w:trPr>
+        <w:tc>
+          <w:tcPr>
+            <w:tcW w:type="dxa" w:w="3939"/>
+            <w:tcBorders>
+              <w:top w:val="single" w:color="D9D4C5" w:sz="4"/>
+              <w:left w:val="single" w:color="D9D4C5" w:sz="4"/>
+              <w:bottom w:val="single" w:color="D9D4C5" w:sz="4"/>
+              <w:right w:val="single" w:color="D9D4C5" w:sz="4"/>
+            </w:tcBorders>
+            <w:tcMar>
+              <w:top w:type="dxa" w:w="70"/>
+              <w:left w:type="dxa" w:w="110"/>
+              <w:bottom w:type="dxa" w:w="70"/>
+              <w:right w:type="dxa" w:w="110"/>
+            </w:tcMar>
+            <w:vAlign w:val="center"/>
+          </w:tcPr>
+          <w:p>
+            <w:pPr>
+              <w:spacing w:after="0" w:before="0"/>
+            </w:pPr>
+            <w:r>
+              <w:rPr>
+                <w:rFonts w:ascii="Arial" w:cs="Arial" w:eastAsia="Arial" w:hAnsi="Arial"/>
+                <w:color w:val="1B2118"/>
+                <w:sz w:val="18"/>
+                <w:szCs w:val="18"/>
+              </w:rPr>
+              <w:t xml:space="preserve">Codice utenza</w:t>
+            </w:r>
+          </w:p>
+        </w:tc>
+        <w:tc>
+          <w:tcPr>
+            <w:tcW w:type="dxa" w:w="1760"/>
+            <w:tcBorders>
+              <w:top w:val="single" w:color="D9D4C5" w:sz="4"/>
+              <w:left w:val="single" w:color="D9D4C5" w:sz="4"/>
+              <w:bottom w:val="single" w:color="D9D4C5" w:sz="4"/>
+              <w:right w:val="single" w:color="D9D4C5" w:sz="4"/>
+            </w:tcBorders>
+            <w:tcMar>
+              <w:top w:type="dxa" w:w="70"/>
+              <w:left w:type="dxa" w:w="110"/>
+              <w:bottom w:type="dxa" w:w="70"/>
+              <w:right w:type="dxa" w:w="110"/>
+            </w:tcMar>
+            <w:vAlign w:val="center"/>
+          </w:tcPr>
+          <w:p>
+            <w:pPr>
+              <w:spacing w:after="0" w:before="0"/>
+            </w:pPr>
+            <w:r>
+              <w:rPr>
+                <w:rFonts w:ascii="Arial" w:cs="Arial" w:eastAsia="Arial" w:hAnsi="Arial"/>
+                <w:color w:val="1B2118"/>
+                <w:sz w:val="18"/>
+                <w:szCs w:val="18"/>
+              </w:rPr>
+              <w:t xml:space="preserve">sì</w:t>
+            </w:r>
+          </w:p>
+        </w:tc>
+        <w:tc>
+          <w:tcPr>
+            <w:tcW w:type="dxa" w:w="3939"/>
+            <w:tcBorders>
+              <w:top w:val="single" w:color="D9D4C5" w:sz="4"/>
+              <w:left w:val="single" w:color="D9D4C5" w:sz="4"/>
+              <w:bottom w:val="single" w:color="D9D4C5" w:sz="4"/>
+              <w:right w:val="single" w:color="D9D4C5" w:sz="4"/>
+            </w:tcBorders>
+            <w:tcMar>
+              <w:top w:type="dxa" w:w="70"/>
+              <w:left w:type="dxa" w:w="110"/>
+              <w:bottom w:type="dxa" w:w="70"/>
+              <w:right w:type="dxa" w:w="110"/>
+            </w:tcMar>
+            <w:vAlign w:val="center"/>
+          </w:tcPr>
+          <w:p>
+            <w:pPr>
+              <w:spacing w:after="0" w:before="0"/>
+            </w:pPr>
+            <w:r>
+              <w:rPr>
+                <w:rFonts w:ascii="Arial" w:cs="Arial" w:eastAsia="Arial" w:hAnsi="Arial"/>
+                <w:color w:val="1B2118"/>
+                <w:sz w:val="18"/>
+                <w:szCs w:val="18"/>
+              </w:rPr>
+              <w:t xml:space="preserve">Codice dell'utenza nel sistema del Comune o del gestore (es. codice TARI); unico nel file</w:t>
+            </w:r>
+          </w:p>
+        </w:tc>
+      </w:tr>
+      <w:tr>
+        <w:trPr>
+          <w:cantSplit/>
+        </w:trPr>
+        <w:tc>
+          <w:tcPr>
+            <w:tcW w:type="dxa" w:w="3939"/>
+            <w:tcBorders>
+              <w:top w:val="single" w:color="D9D4C5" w:sz="4"/>
+              <w:left w:val="single" w:color="D9D4C5" w:sz="4"/>
+              <w:bottom w:val="single" w:color="D9D4C5" w:sz="4"/>
+              <w:right w:val="single" w:color="D9D4C5" w:sz="4"/>
+            </w:tcBorders>
+            <w:shd w:fill="F6F4EE" w:color="auto" w:val="clear"/>
+            <w:tcMar>
+              <w:top w:type="dxa" w:w="70"/>
+              <w:left w:type="dxa" w:w="110"/>
+              <w:bottom w:type="dxa" w:w="70"/>
+              <w:right w:type="dxa" w:w="110"/>
+            </w:tcMar>
+            <w:vAlign w:val="center"/>
+          </w:tcPr>
+          <w:p>
+            <w:pPr>
+              <w:spacing w:after="0" w:before="0"/>
+            </w:pPr>
+            <w:r>
+              <w:rPr>
+                <w:rFonts w:ascii="Arial" w:cs="Arial" w:eastAsia="Arial" w:hAnsi="Arial"/>
+                <w:color w:val="1B2118"/>
+                <w:sz w:val="18"/>
+                <w:szCs w:val="18"/>
+              </w:rPr>
+              <w:t xml:space="preserve">Nome capofamiglia</w:t>
+            </w:r>
+          </w:p>
+        </w:tc>
+        <w:tc>
+          <w:tcPr>
+            <w:tcW w:type="dxa" w:w="1760"/>
+            <w:tcBorders>
+              <w:top w:val="single" w:color="D9D4C5" w:sz="4"/>
+              <w:left w:val="single" w:color="D9D4C5" w:sz="4"/>
+              <w:bottom w:val="single" w:color="D9D4C5" w:sz="4"/>
+              <w:right w:val="single" w:color="D9D4C5" w:sz="4"/>
+            </w:tcBorders>
+            <w:shd w:fill="F6F4EE" w:color="auto" w:val="clear"/>
+            <w:tcMar>
+              <w:top w:type="dxa" w:w="70"/>
+              <w:left w:type="dxa" w:w="110"/>
+              <w:bottom w:type="dxa" w:w="70"/>
+              <w:right w:type="dxa" w:w="110"/>
+            </w:tcMar>
+            <w:vAlign w:val="center"/>
+          </w:tcPr>
+          <w:p>
+            <w:pPr>
+              <w:spacing w:after="0" w:before="0"/>
+            </w:pPr>
+            <w:r>
+              <w:rPr>
+                <w:rFonts w:ascii="Arial" w:cs="Arial" w:eastAsia="Arial" w:hAnsi="Arial"/>
+                <w:color w:val="1B2118"/>
+                <w:sz w:val="18"/>
+                <w:szCs w:val="18"/>
+              </w:rPr>
+              <w:t xml:space="preserve">sì</w:t>
+            </w:r>
+          </w:p>
+        </w:tc>
+        <w:tc>
+          <w:tcPr>
+            <w:tcW w:type="dxa" w:w="3939"/>
+            <w:tcBorders>
+              <w:top w:val="single" w:color="D9D4C5" w:sz="4"/>
+              <w:left w:val="single" w:color="D9D4C5" w:sz="4"/>
+              <w:bottom w:val="single" w:color="D9D4C5" w:sz="4"/>
+              <w:right w:val="single" w:color="D9D4C5" w:sz="4"/>
+            </w:tcBorders>
+            <w:shd w:fill="F6F4EE" w:color="auto" w:val="clear"/>
+            <w:tcMar>
+              <w:top w:type="dxa" w:w="70"/>
+              <w:left w:type="dxa" w:w="110"/>
+              <w:bottom w:type="dxa" w:w="70"/>
+              <w:right w:type="dxa" w:w="110"/>
+            </w:tcMar>
+            <w:vAlign w:val="center"/>
+          </w:tcPr>
+          <w:p>
+            <w:pPr>
+              <w:spacing w:after="0" w:before="0"/>
+            </w:pPr>
+            <w:r>
+              <w:rPr>
+                <w:rFonts w:ascii="Arial" w:cs="Arial" w:eastAsia="Arial" w:hAnsi="Arial"/>
+                <w:color w:val="1B2118"/>
+                <w:sz w:val="18"/>
+                <w:szCs w:val="18"/>
+              </w:rPr>
+              <w:t xml:space="preserve">Nome e cognome dell'intestatario</w:t>
+            </w:r>
+          </w:p>
+        </w:tc>
+      </w:tr>
+      <w:tr>
+        <w:trPr>
+          <w:cantSplit/>
+        </w:trPr>
+        <w:tc>
+          <w:tcPr>
+            <w:tcW w:type="dxa" w:w="3939"/>
+            <w:tcBorders>
+              <w:top w:val="single" w:color="D9D4C5" w:sz="4"/>
+              <w:left w:val="single" w:color="D9D4C5" w:sz="4"/>
+              <w:bottom w:val="single" w:color="D9D4C5" w:sz="4"/>
+              <w:right w:val="single" w:color="D9D4C5" w:sz="4"/>
+            </w:tcBorders>
+            <w:tcMar>
+              <w:top w:type="dxa" w:w="70"/>
+              <w:left w:type="dxa" w:w="110"/>
+              <w:bottom w:type="dxa" w:w="70"/>
+              <w:right w:type="dxa" w:w="110"/>
+            </w:tcMar>
+            <w:vAlign w:val="center"/>
+          </w:tcPr>
+          <w:p>
+            <w:pPr>
+              <w:spacing w:after="0" w:before="0"/>
+            </w:pPr>
+            <w:r>
+              <w:rPr>
+                <w:rFonts w:ascii="Arial" w:cs="Arial" w:eastAsia="Arial" w:hAnsi="Arial"/>
+                <w:color w:val="1B2118"/>
+                <w:sz w:val="18"/>
+                <w:szCs w:val="18"/>
+              </w:rPr>
+              <w:t xml:space="preserve">Indirizzo</w:t>
+            </w:r>
+          </w:p>
+        </w:tc>
+        <w:tc>
+          <w:tcPr>
+            <w:tcW w:type="dxa" w:w="1760"/>
+            <w:tcBorders>
+              <w:top w:val="single" w:color="D9D4C5" w:sz="4"/>
+              <w:left w:val="single" w:color="D9D4C5" w:sz="4"/>
+              <w:bottom w:val="single" w:color="D9D4C5" w:sz="4"/>
+              <w:right w:val="single" w:color="D9D4C5" w:sz="4"/>
+            </w:tcBorders>
+            <w:tcMar>
+              <w:top w:type="dxa" w:w="70"/>
+              <w:left w:type="dxa" w:w="110"/>
+              <w:bottom w:type="dxa" w:w="70"/>
+              <w:right w:type="dxa" w:w="110"/>
+            </w:tcMar>
+            <w:vAlign w:val="center"/>
+          </w:tcPr>
+          <w:p>
+            <w:pPr>
+              <w:spacing w:after="0" w:before="0"/>
+            </w:pPr>
+            <w:r>
+              <w:rPr>
+                <w:rFonts w:ascii="Arial" w:cs="Arial" w:eastAsia="Arial" w:hAnsi="Arial"/>
+                <w:color w:val="1B2118"/>
+                <w:sz w:val="18"/>
+                <w:szCs w:val="18"/>
+              </w:rPr>
+              <w:t xml:space="preserve">sì</w:t>
+            </w:r>
+          </w:p>
+        </w:tc>
+        <w:tc>
+          <w:tcPr>
+            <w:tcW w:type="dxa" w:w="3939"/>
+            <w:tcBorders>
+              <w:top w:val="single" w:color="D9D4C5" w:sz="4"/>
+              <w:left w:val="single" w:color="D9D4C5" w:sz="4"/>
+              <w:bottom w:val="single" w:color="D9D4C5" w:sz="4"/>
+              <w:right w:val="single" w:color="D9D4C5" w:sz="4"/>
+            </w:tcBorders>
+            <w:tcMar>
+              <w:top w:type="dxa" w:w="70"/>
+              <w:left w:type="dxa" w:w="110"/>
+              <w:bottom w:type="dxa" w:w="70"/>
+              <w:right w:type="dxa" w:w="110"/>
+            </w:tcMar>
+            <w:vAlign w:val="center"/>
+          </w:tcPr>
+          <w:p>
+            <w:pPr>
+              <w:spacing w:after="0" w:before="0"/>
+            </w:pPr>
+            <w:r>
+              <w:rPr>
+                <w:rFonts w:ascii="Arial" w:cs="Arial" w:eastAsia="Arial" w:hAnsi="Arial"/>
+                <w:color w:val="1B2118"/>
+                <w:sz w:val="18"/>
+                <w:szCs w:val="18"/>
+              </w:rPr>
+              <w:t xml:space="preserve">Via, numero civico ed eventuale interno</w:t>
+            </w:r>
+          </w:p>
+        </w:tc>
+      </w:tr>
+      <w:tr>
+        <w:trPr>
+          <w:cantSplit/>
+        </w:trPr>
+        <w:tc>
+          <w:tcPr>
+            <w:tcW w:type="dxa" w:w="3939"/>
+            <w:tcBorders>
+              <w:top w:val="single" w:color="D9D4C5" w:sz="4"/>
+              <w:left w:val="single" w:color="D9D4C5" w:sz="4"/>
+              <w:bottom w:val="single" w:color="D9D4C5" w:sz="4"/>
+              <w:right w:val="single" w:color="D9D4C5" w:sz="4"/>
+            </w:tcBorders>
+            <w:shd w:fill="F6F4EE" w:color="auto" w:val="clear"/>
+            <w:tcMar>
+              <w:top w:type="dxa" w:w="70"/>
+              <w:left w:type="dxa" w:w="110"/>
+              <w:bottom w:type="dxa" w:w="70"/>
+              <w:right w:type="dxa" w:w="110"/>
+            </w:tcMar>
+            <w:vAlign w:val="center"/>
+          </w:tcPr>
+          <w:p>
+            <w:pPr>
+              <w:spacing w:after="0" w:before="0"/>
+            </w:pPr>
+            <w:r>
+              <w:rPr>
+                <w:rFonts w:ascii="Arial" w:cs="Arial" w:eastAsia="Arial" w:hAnsi="Arial"/>
+                <w:color w:val="1B2118"/>
+                <w:sz w:val="18"/>
+                <w:szCs w:val="18"/>
+              </w:rPr>
+              <w:t xml:space="preserve">N. componenti</w:t>
+            </w:r>
+          </w:p>
+        </w:tc>
+        <w:tc>
+          <w:tcPr>
+            <w:tcW w:type="dxa" w:w="1760"/>
+            <w:tcBorders>
+              <w:top w:val="single" w:color="D9D4C5" w:sz="4"/>
+              <w:left w:val="single" w:color="D9D4C5" w:sz="4"/>
+              <w:bottom w:val="single" w:color="D9D4C5" w:sz="4"/>
+              <w:right w:val="single" w:color="D9D4C5" w:sz="4"/>
+            </w:tcBorders>
+            <w:shd w:fill="F6F4EE" w:color="auto" w:val="clear"/>
+            <w:tcMar>
+              <w:top w:type="dxa" w:w="70"/>
+              <w:left w:type="dxa" w:w="110"/>
+              <w:bottom w:type="dxa" w:w="70"/>
+              <w:right w:type="dxa" w:w="110"/>
+            </w:tcMar>
+            <w:vAlign w:val="center"/>
+          </w:tcPr>
+          <w:p>
+            <w:pPr>
+              <w:spacing w:after="0" w:before="0"/>
+            </w:pPr>
+            <w:r>
+              <w:rPr>
+                <w:rFonts w:ascii="Arial" w:cs="Arial" w:eastAsia="Arial" w:hAnsi="Arial"/>
+                <w:color w:val="1B2118"/>
+                <w:sz w:val="18"/>
+                <w:szCs w:val="18"/>
+              </w:rPr>
+              <w:t xml:space="preserve">no</w:t>
+            </w:r>
+          </w:p>
+        </w:tc>
+        <w:tc>
+          <w:tcPr>
+            <w:tcW w:type="dxa" w:w="3939"/>
+            <w:tcBorders>
+              <w:top w:val="single" w:color="D9D4C5" w:sz="4"/>
+              <w:left w:val="single" w:color="D9D4C5" w:sz="4"/>
+              <w:bottom w:val="single" w:color="D9D4C5" w:sz="4"/>
+              <w:right w:val="single" w:color="D9D4C5" w:sz="4"/>
+            </w:tcBorders>
+            <w:shd w:fill="F6F4EE" w:color="auto" w:val="clear"/>
+            <w:tcMar>
+              <w:top w:type="dxa" w:w="70"/>
+              <w:left w:type="dxa" w:w="110"/>
+              <w:bottom w:type="dxa" w:w="70"/>
+              <w:right w:type="dxa" w:w="110"/>
+            </w:tcMar>
+            <w:vAlign w:val="center"/>
+          </w:tcPr>
+          <w:p>
+            <w:pPr>
+              <w:spacing w:after="0" w:before="0"/>
+            </w:pPr>
+            <w:r>
+              <w:rPr>
+                <w:rFonts w:ascii="Arial" w:cs="Arial" w:eastAsia="Arial" w:hAnsi="Arial"/>
+                <w:color w:val="1B2118"/>
+                <w:sz w:val="18"/>
+                <w:szCs w:val="18"/>
+              </w:rPr>
+              <w:t xml:space="preserve">Componenti del nucleo familiare: colloca l'utenza nella classe della delibera (Kb); se manca si usano i valori medi</w:t>
+            </w:r>
+          </w:p>
+        </w:tc>
+      </w:tr>
+      <w:tr>
+        <w:trPr>
+          <w:cantSplit/>
+        </w:trPr>
+        <w:tc>
+          <w:tcPr>
+            <w:tcW w:type="dxa" w:w="3939"/>
+            <w:tcBorders>
+              <w:top w:val="single" w:color="D9D4C5" w:sz="4"/>
+              <w:left w:val="single" w:color="D9D4C5" w:sz="4"/>
+              <w:bottom w:val="single" w:color="D9D4C5" w:sz="4"/>
+              <w:right w:val="single" w:color="D9D4C5" w:sz="4"/>
+            </w:tcBorders>
+            <w:tcMar>
+              <w:top w:type="dxa" w:w="70"/>
+              <w:left w:type="dxa" w:w="110"/>
+              <w:bottom w:type="dxa" w:w="70"/>
+              <w:right w:type="dxa" w:w="110"/>
+            </w:tcMar>
+            <w:vAlign w:val="center"/>
+          </w:tcPr>
+          <w:p>
+            <w:pPr>
+              <w:spacing w:after="0" w:before="0"/>
+            </w:pPr>
+            <w:r>
+              <w:rPr>
+                <w:rFonts w:ascii="Arial" w:cs="Arial" w:eastAsia="Arial" w:hAnsi="Arial"/>
+                <w:color w:val="1B2118"/>
+                <w:sz w:val="18"/>
+                <w:szCs w:val="18"/>
+              </w:rPr>
+              <w:t xml:space="preserve">Mq abitazione</w:t>
+            </w:r>
+          </w:p>
+        </w:tc>
+        <w:tc>
+          <w:tcPr>
+            <w:tcW w:type="dxa" w:w="1760"/>
+            <w:tcBorders>
+              <w:top w:val="single" w:color="D9D4C5" w:sz="4"/>
+              <w:left w:val="single" w:color="D9D4C5" w:sz="4"/>
+              <w:bottom w:val="single" w:color="D9D4C5" w:sz="4"/>
+              <w:right w:val="single" w:color="D9D4C5" w:sz="4"/>
+            </w:tcBorders>
+            <w:tcMar>
+              <w:top w:type="dxa" w:w="70"/>
+              <w:left w:type="dxa" w:w="110"/>
+              <w:bottom w:type="dxa" w:w="70"/>
+              <w:right w:type="dxa" w:w="110"/>
+            </w:tcMar>
+            <w:vAlign w:val="center"/>
+          </w:tcPr>
+          <w:p>
+            <w:pPr>
+              <w:spacing w:after="0" w:before="0"/>
+            </w:pPr>
+            <w:r>
+              <w:rPr>
+                <w:rFonts w:ascii="Arial" w:cs="Arial" w:eastAsia="Arial" w:hAnsi="Arial"/>
+                <w:color w:val="1B2118"/>
+                <w:sz w:val="18"/>
+                <w:szCs w:val="18"/>
+              </w:rPr>
+              <w:t xml:space="preserve">no</w:t>
+            </w:r>
+          </w:p>
+        </w:tc>
+        <w:tc>
+          <w:tcPr>
+            <w:tcW w:type="dxa" w:w="3939"/>
+            <w:tcBorders>
+              <w:top w:val="single" w:color="D9D4C5" w:sz="4"/>
+              <w:left w:val="single" w:color="D9D4C5" w:sz="4"/>
+              <w:bottom w:val="single" w:color="D9D4C5" w:sz="4"/>
+              <w:right w:val="single" w:color="D9D4C5" w:sz="4"/>
+            </w:tcBorders>
+            <w:tcMar>
+              <w:top w:type="dxa" w:w="70"/>
+              <w:left w:type="dxa" w:w="110"/>
+              <w:bottom w:type="dxa" w:w="70"/>
+              <w:right w:type="dxa" w:w="110"/>
+            </w:tcMar>
+            <w:vAlign w:val="center"/>
+          </w:tcPr>
+          <w:p>
+            <w:pPr>
+              <w:spacing w:after="0" w:before="0"/>
+            </w:pPr>
+            <w:r>
+              <w:rPr>
+                <w:rFonts w:ascii="Arial" w:cs="Arial" w:eastAsia="Arial" w:hAnsi="Arial"/>
+                <w:color w:val="1B2118"/>
+                <w:sz w:val="18"/>
+                <w:szCs w:val="18"/>
+              </w:rPr>
+              <w:t xml:space="preserve">Superficie dell'abitazione in m²</w:t>
+            </w:r>
+          </w:p>
+        </w:tc>
+      </w:tr>
+      <w:tr>
+        <w:trPr>
+          <w:cantSplit/>
+        </w:trPr>
+        <w:tc>
+          <w:tcPr>
+            <w:tcW w:type="dxa" w:w="3939"/>
+            <w:tcBorders>
+              <w:top w:val="single" w:color="D9D4C5" w:sz="4"/>
+              <w:left w:val="single" w:color="D9D4C5" w:sz="4"/>
+              <w:bottom w:val="single" w:color="D9D4C5" w:sz="4"/>
+              <w:right w:val="single" w:color="D9D4C5" w:sz="4"/>
+            </w:tcBorders>
+            <w:shd w:fill="F6F4EE" w:color="auto" w:val="clear"/>
+            <w:tcMar>
+              <w:top w:type="dxa" w:w="70"/>
+              <w:left w:type="dxa" w:w="110"/>
+              <w:bottom w:type="dxa" w:w="70"/>
+              <w:right w:type="dxa" w:w="110"/>
+            </w:tcMar>
+            <w:vAlign w:val="center"/>
+          </w:tcPr>
+          <w:p>
+            <w:pPr>
+              <w:spacing w:after="0" w:before="0"/>
+            </w:pPr>
+            <w:r>
+              <w:rPr>
+                <w:rFonts w:ascii="Arial" w:cs="Arial" w:eastAsia="Arial" w:hAnsi="Arial"/>
+                <w:color w:val="1B2118"/>
+                <w:sz w:val="18"/>
+                <w:szCs w:val="18"/>
+              </w:rPr>
+              <w:t xml:space="preserve">Produzione totale (kg)</w:t>
+            </w:r>
+          </w:p>
+        </w:tc>
+        <w:tc>
+          <w:tcPr>
+            <w:tcW w:type="dxa" w:w="1760"/>
+            <w:tcBorders>
+              <w:top w:val="single" w:color="D9D4C5" w:sz="4"/>
+              <w:left w:val="single" w:color="D9D4C5" w:sz="4"/>
+              <w:bottom w:val="single" w:color="D9D4C5" w:sz="4"/>
+              <w:right w:val="single" w:color="D9D4C5" w:sz="4"/>
+            </w:tcBorders>
+            <w:shd w:fill="F6F4EE" w:color="auto" w:val="clear"/>
+            <w:tcMar>
+              <w:top w:type="dxa" w:w="70"/>
+              <w:left w:type="dxa" w:w="110"/>
+              <w:bottom w:type="dxa" w:w="70"/>
+              <w:right w:type="dxa" w:w="110"/>
+            </w:tcMar>
+            <w:vAlign w:val="center"/>
+          </w:tcPr>
+          <w:p>
+            <w:pPr>
+              <w:spacing w:after="0" w:before="0"/>
+            </w:pPr>
+            <w:r>
+              <w:rPr>
+                <w:rFonts w:ascii="Arial" w:cs="Arial" w:eastAsia="Arial" w:hAnsi="Arial"/>
+                <w:color w:val="1B2118"/>
+                <w:sz w:val="18"/>
+                <w:szCs w:val="18"/>
+              </w:rPr>
+              <w:t xml:space="preserve">sì</w:t>
+            </w:r>
+          </w:p>
+        </w:tc>
+        <w:tc>
+          <w:tcPr>
+            <w:tcW w:type="dxa" w:w="3939"/>
+            <w:tcBorders>
+              <w:top w:val="single" w:color="D9D4C5" w:sz="4"/>
+              <w:left w:val="single" w:color="D9D4C5" w:sz="4"/>
+              <w:bottom w:val="single" w:color="D9D4C5" w:sz="4"/>
+              <w:right w:val="single" w:color="D9D4C5" w:sz="4"/>
+            </w:tcBorders>
+            <w:shd w:fill="F6F4EE" w:color="auto" w:val="clear"/>
+            <w:tcMar>
+              <w:top w:type="dxa" w:w="70"/>
+              <w:left w:type="dxa" w:w="110"/>
+              <w:bottom w:type="dxa" w:w="70"/>
+              <w:right w:type="dxa" w:w="110"/>
+            </w:tcMar>
+            <w:vAlign w:val="center"/>
+          </w:tcPr>
+          <w:p>
+            <w:pPr>
+              <w:spacing w:after="0" w:before="0"/>
+            </w:pPr>
+            <w:r>
+              <w:rPr>
+                <w:rFonts w:ascii="Arial" w:cs="Arial" w:eastAsia="Arial" w:hAnsi="Arial"/>
+                <w:color w:val="1B2118"/>
+                <w:sz w:val="18"/>
+                <w:szCs w:val="18"/>
+              </w:rPr>
+              <w:t xml:space="preserve">Rifiuti prodotti nell'anno, somma di tutte le frazioni</w:t>
+            </w:r>
+          </w:p>
+        </w:tc>
+      </w:tr>
+      <w:tr>
+        <w:trPr>
+          <w:cantSplit/>
+        </w:trPr>
+        <w:tc>
+          <w:tcPr>
+            <w:tcW w:type="dxa" w:w="3939"/>
+            <w:tcBorders>
+              <w:top w:val="single" w:color="D9D4C5" w:sz="4"/>
+              <w:left w:val="single" w:color="D9D4C5" w:sz="4"/>
+              <w:bottom w:val="single" w:color="D9D4C5" w:sz="4"/>
+              <w:right w:val="single" w:color="D9D4C5" w:sz="4"/>
+            </w:tcBorders>
+            <w:tcMar>
+              <w:top w:type="dxa" w:w="70"/>
+              <w:left w:type="dxa" w:w="110"/>
+              <w:bottom w:type="dxa" w:w="70"/>
+              <w:right w:type="dxa" w:w="110"/>
+            </w:tcMar>
+            <w:vAlign w:val="center"/>
+          </w:tcPr>
+          <w:p>
+            <w:pPr>
+              <w:spacing w:after="0" w:before="0"/>
+            </w:pPr>
+            <w:r>
+              <w:rPr>
+                <w:rFonts w:ascii="Arial" w:cs="Arial" w:eastAsia="Arial" w:hAnsi="Arial"/>
+                <w:color w:val="1B2118"/>
+                <w:sz w:val="18"/>
+                <w:szCs w:val="18"/>
+              </w:rPr>
+              <w:t xml:space="preserve">Indifferenziato (kg)</w:t>
+            </w:r>
+          </w:p>
+        </w:tc>
+        <w:tc>
+          <w:tcPr>
+            <w:tcW w:type="dxa" w:w="1760"/>
+            <w:tcBorders>
+              <w:top w:val="single" w:color="D9D4C5" w:sz="4"/>
+              <w:left w:val="single" w:color="D9D4C5" w:sz="4"/>
+              <w:bottom w:val="single" w:color="D9D4C5" w:sz="4"/>
+              <w:right w:val="single" w:color="D9D4C5" w:sz="4"/>
+            </w:tcBorders>
+            <w:tcMar>
+              <w:top w:type="dxa" w:w="70"/>
+              <w:left w:type="dxa" w:w="110"/>
+              <w:bottom w:type="dxa" w:w="70"/>
+              <w:right w:type="dxa" w:w="110"/>
+            </w:tcMar>
+            <w:vAlign w:val="center"/>
+          </w:tcPr>
+          <w:p>
+            <w:pPr>
+              <w:spacing w:after="0" w:before="0"/>
+            </w:pPr>
+            <w:r>
+              <w:rPr>
+                <w:rFonts w:ascii="Arial" w:cs="Arial" w:eastAsia="Arial" w:hAnsi="Arial"/>
+                <w:color w:val="1B2118"/>
+                <w:sz w:val="18"/>
+                <w:szCs w:val="18"/>
+              </w:rPr>
+              <w:t xml:space="preserve">sì</w:t>
+            </w:r>
+          </w:p>
+        </w:tc>
+        <w:tc>
+          <w:tcPr>
+            <w:tcW w:type="dxa" w:w="3939"/>
+            <w:tcBorders>
+              <w:top w:val="single" w:color="D9D4C5" w:sz="4"/>
+              <w:left w:val="single" w:color="D9D4C5" w:sz="4"/>
+              <w:bottom w:val="single" w:color="D9D4C5" w:sz="4"/>
+              <w:right w:val="single" w:color="D9D4C5" w:sz="4"/>
+            </w:tcBorders>
+            <w:tcMar>
+              <w:top w:type="dxa" w:w="70"/>
+              <w:left w:type="dxa" w:w="110"/>
+              <w:bottom w:type="dxa" w:w="70"/>
+              <w:right w:type="dxa" w:w="110"/>
+            </w:tcMar>
+            <w:vAlign w:val="center"/>
+          </w:tcPr>
+          <w:p>
+            <w:pPr>
+              <w:spacing w:after="0" w:before="0"/>
+            </w:pPr>
+            <w:r>
+              <w:rPr>
+                <w:rFonts w:ascii="Arial" w:cs="Arial" w:eastAsia="Arial" w:hAnsi="Arial"/>
+                <w:color w:val="1B2118"/>
+                <w:sz w:val="18"/>
+                <w:szCs w:val="18"/>
+              </w:rPr>
+              <w:t xml:space="preserve">Secco residuo dell'anno, anche 0</w:t>
+            </w:r>
+          </w:p>
+        </w:tc>
+      </w:tr>
+      <w:tr>
+        <w:trPr>
+          <w:cantSplit/>
+        </w:trPr>
+        <w:tc>
+          <w:tcPr>
+            <w:tcW w:type="dxa" w:w="3939"/>
+            <w:tcBorders>
+              <w:top w:val="single" w:color="D9D4C5" w:sz="4"/>
+              <w:left w:val="single" w:color="D9D4C5" w:sz="4"/>
+              <w:bottom w:val="single" w:color="D9D4C5" w:sz="4"/>
+              <w:right w:val="single" w:color="D9D4C5" w:sz="4"/>
+            </w:tcBorders>
+            <w:shd w:fill="F6F4EE" w:color="auto" w:val="clear"/>
+            <w:tcMar>
+              <w:top w:type="dxa" w:w="70"/>
+              <w:left w:type="dxa" w:w="110"/>
+              <w:bottom w:type="dxa" w:w="70"/>
+              <w:right w:type="dxa" w:w="110"/>
+            </w:tcMar>
+            <w:vAlign w:val="center"/>
+          </w:tcPr>
+          <w:p>
+            <w:pPr>
+              <w:spacing w:after="0" w:before="0"/>
+            </w:pPr>
+            <w:r>
+              <w:rPr>
+                <w:rFonts w:ascii="Arial" w:cs="Arial" w:eastAsia="Arial" w:hAnsi="Arial"/>
+                <w:color w:val="1B2118"/>
+                <w:sz w:val="18"/>
+                <w:szCs w:val="18"/>
+              </w:rPr>
+              <w:t xml:space="preserve">Organico, Carta e cartone, Plastica, Vetro, Metallo, Verde, Legno, Tessili, RAEE, Ingombranti, Inerti (kg)</w:t>
+            </w:r>
+          </w:p>
+        </w:tc>
+        <w:tc>
+          <w:tcPr>
+            <w:tcW w:type="dxa" w:w="1760"/>
+            <w:tcBorders>
+              <w:top w:val="single" w:color="D9D4C5" w:sz="4"/>
+              <w:left w:val="single" w:color="D9D4C5" w:sz="4"/>
+              <w:bottom w:val="single" w:color="D9D4C5" w:sz="4"/>
+              <w:right w:val="single" w:color="D9D4C5" w:sz="4"/>
+            </w:tcBorders>
+            <w:shd w:fill="F6F4EE" w:color="auto" w:val="clear"/>
+            <w:tcMar>
+              <w:top w:type="dxa" w:w="70"/>
+              <w:left w:type="dxa" w:w="110"/>
+              <w:bottom w:type="dxa" w:w="70"/>
+              <w:right w:type="dxa" w:w="110"/>
+            </w:tcMar>
+            <w:vAlign w:val="center"/>
+          </w:tcPr>
+          <w:p>
+            <w:pPr>
+              <w:spacing w:after="0" w:before="0"/>
+            </w:pPr>
+            <w:r>
+              <w:rPr>
+                <w:rFonts w:ascii="Arial" w:cs="Arial" w:eastAsia="Arial" w:hAnsi="Arial"/>
+                <w:color w:val="1B2118"/>
+                <w:sz w:val="18"/>
+                <w:szCs w:val="18"/>
+              </w:rPr>
+              <w:t xml:space="preserve">no</w:t>
+            </w:r>
+          </w:p>
+        </w:tc>
+        <w:tc>
+          <w:tcPr>
+            <w:tcW w:type="dxa" w:w="3939"/>
+            <w:tcBorders>
+              <w:top w:val="single" w:color="D9D4C5" w:sz="4"/>
+              <w:left w:val="single" w:color="D9D4C5" w:sz="4"/>
+              <w:bottom w:val="single" w:color="D9D4C5" w:sz="4"/>
+              <w:right w:val="single" w:color="D9D4C5" w:sz="4"/>
+            </w:tcBorders>
+            <w:shd w:fill="F6F4EE" w:color="auto" w:val="clear"/>
+            <w:tcMar>
+              <w:top w:type="dxa" w:w="70"/>
+              <w:left w:type="dxa" w:w="110"/>
+              <w:bottom w:type="dxa" w:w="70"/>
+              <w:right w:type="dxa" w:w="110"/>
+            </w:tcMar>
+            <w:vAlign w:val="center"/>
+          </w:tcPr>
+          <w:p>
+            <w:pPr>
+              <w:spacing w:after="0" w:before="0"/>
+            </w:pPr>
+            <w:r>
+              <w:rPr>
+                <w:rFonts w:ascii="Arial" w:cs="Arial" w:eastAsia="Arial" w:hAnsi="Arial"/>
+                <w:color w:val="1B2118"/>
+                <w:sz w:val="18"/>
+                <w:szCs w:val="18"/>
+              </w:rPr>
+              <w:t xml:space="preserve">Kg di ciascuna frazione nell'anno; vuoto = frazione non raccolta o non misurata (vuoto è diverso da 0)</w:t>
+            </w:r>
+          </w:p>
+        </w:tc>
+      </w:tr>
+      <w:tr>
+        <w:trPr>
+          <w:cantSplit/>
+        </w:trPr>
+        <w:tc>
+          <w:tcPr>
+            <w:tcW w:type="dxa" w:w="3939"/>
+            <w:tcBorders>
+              <w:top w:val="single" w:color="D9D4C5" w:sz="4"/>
+              <w:left w:val="single" w:color="D9D4C5" w:sz="4"/>
+              <w:bottom w:val="single" w:color="D9D4C5" w:sz="4"/>
+              <w:right w:val="single" w:color="D9D4C5" w:sz="4"/>
+            </w:tcBorders>
+            <w:tcMar>
+              <w:top w:type="dxa" w:w="70"/>
+              <w:left w:type="dxa" w:w="110"/>
+              <w:bottom w:type="dxa" w:w="70"/>
+              <w:right w:type="dxa" w:w="110"/>
+            </w:tcMar>
+            <w:vAlign w:val="center"/>
+          </w:tcPr>
+          <w:p>
+            <w:pPr>
+              <w:spacing w:after="0" w:before="0"/>
+            </w:pPr>
+            <w:r>
+              <w:rPr>
+                <w:rFonts w:ascii="Arial" w:cs="Arial" w:eastAsia="Arial" w:hAnsi="Arial"/>
+                <w:color w:val="1B2118"/>
+                <w:sz w:val="18"/>
+                <w:szCs w:val="18"/>
+              </w:rPr>
+              <w:t xml:space="preserve">Svuotamenti (una colonna per frazione)</w:t>
+            </w:r>
+          </w:p>
+        </w:tc>
+        <w:tc>
+          <w:tcPr>
+            <w:tcW w:type="dxa" w:w="1760"/>
+            <w:tcBorders>
+              <w:top w:val="single" w:color="D9D4C5" w:sz="4"/>
+              <w:left w:val="single" w:color="D9D4C5" w:sz="4"/>
+              <w:bottom w:val="single" w:color="D9D4C5" w:sz="4"/>
+              <w:right w:val="single" w:color="D9D4C5" w:sz="4"/>
+            </w:tcBorders>
+            <w:tcMar>
+              <w:top w:type="dxa" w:w="70"/>
+              <w:left w:type="dxa" w:w="110"/>
+              <w:bottom w:type="dxa" w:w="70"/>
+              <w:right w:type="dxa" w:w="110"/>
+            </w:tcMar>
+            <w:vAlign w:val="center"/>
+          </w:tcPr>
+          <w:p>
+            <w:pPr>
+              <w:spacing w:after="0" w:before="0"/>
+            </w:pPr>
+            <w:r>
+              <w:rPr>
+                <w:rFonts w:ascii="Arial" w:cs="Arial" w:eastAsia="Arial" w:hAnsi="Arial"/>
+                <w:color w:val="1B2118"/>
+                <w:sz w:val="18"/>
+                <w:szCs w:val="18"/>
+              </w:rPr>
+              <w:t xml:space="preserve">no</w:t>
+            </w:r>
+          </w:p>
+        </w:tc>
+        <w:tc>
+          <w:tcPr>
+            <w:tcW w:type="dxa" w:w="3939"/>
+            <w:tcBorders>
+              <w:top w:val="single" w:color="D9D4C5" w:sz="4"/>
+              <w:left w:val="single" w:color="D9D4C5" w:sz="4"/>
+              <w:bottom w:val="single" w:color="D9D4C5" w:sz="4"/>
+              <w:right w:val="single" w:color="D9D4C5" w:sz="4"/>
+            </w:tcBorders>
+            <w:tcMar>
+              <w:top w:type="dxa" w:w="70"/>
+              <w:left w:type="dxa" w:w="110"/>
+              <w:bottom w:type="dxa" w:w="70"/>
+              <w:right w:type="dxa" w:w="110"/>
+            </w:tcMar>
+            <w:vAlign w:val="center"/>
+          </w:tcPr>
+          <w:p>
+            <w:pPr>
+              <w:spacing w:after="0" w:before="0"/>
+            </w:pPr>
+            <w:r>
+              <w:rPr>
+                <w:rFonts w:ascii="Arial" w:cs="Arial" w:eastAsia="Arial" w:hAnsi="Arial"/>
+                <w:color w:val="1B2118"/>
+                <w:sz w:val="18"/>
+                <w:szCs w:val="18"/>
+              </w:rPr>
+              <w:t xml:space="preserve">Numero di svuotamenti o conferimenti della frazione nell'anno, intero</w:t>
+            </w:r>
+          </w:p>
+        </w:tc>
+      </w:tr>
+    </w:tbl>
+    <w:p>
+      <w:pPr>
+        <w:spacing w:after="160"/>
+      </w:pPr>
+    </w:p>
+    <w:p>
+      <w:pPr>
+        <w:spacing w:after="140" w:line="300"/>
+      </w:pPr>
+      <w:r>
+        <w:rPr>
+          <w:rFonts w:ascii="Arial" w:cs="Arial" w:eastAsia="Arial" w:hAnsi="Arial"/>
+          <w:b/>
+          <w:bCs/>
+          <w:color w:val="1B2118"/>
+          <w:sz w:val="21"/>
+          <w:szCs w:val="21"/>
+        </w:rPr>
+        <w:t xml:space="preserve">Foglio Utenze_non_domestiche</w:t>
+      </w:r>
+      <w:r>
+        <w:rPr>
+          <w:rFonts w:ascii="Arial" w:cs="Arial" w:eastAsia="Arial" w:hAnsi="Arial"/>
+          <w:color w:val="1B2118"/>
+          <w:sz w:val="21"/>
+          <w:szCs w:val="21"/>
+        </w:rPr>
+        <w:t xml:space="preserve"> — una riga per ogni attività, ente o ufficio. Stesse colonne, con queste differenze:</w:t>
+      </w:r>
+    </w:p>
+    <w:tbl>
+      <w:tblPr>
+        <w:tblW w:type="dxa" w:w="9638"/>
+        <w:tblBorders>
+          <w:top w:val="single" w:color="auto" w:sz="4"/>
+          <w:left w:val="single" w:color="auto" w:sz="4"/>
+          <w:bottom w:val="single" w:color="auto" w:sz="4"/>
+          <w:right w:val="single" w:color="auto" w:sz="4"/>
+          <w:insideH w:val="single" w:color="auto" w:sz="4"/>
+          <w:insideV w:val="single" w:color="auto" w:sz="4"/>
+        </w:tblBorders>
+        <w:tblLayout w:type="fixed"/>
+      </w:tblPr>
+      <w:tblGrid>
+        <w:gridCol w:w="1510"/>
+        <w:gridCol w:w="1760"/>
+        <w:gridCol w:w="6368"/>
+      </w:tblGrid>
+      <w:tr>
+        <w:trPr>
+          <w:tblHeader/>
+        </w:trPr>
+        <w:tc>
+          <w:tcPr>
+            <w:tcW w:type="dxa" w:w="1510"/>
+            <w:tcBorders>
+              <w:top w:val="single" w:color="D9D4C5" w:sz="4"/>
+              <w:left w:val="single" w:color="D9D4C5" w:sz="4"/>
+              <w:bottom w:val="single" w:color="D9D4C5" w:sz="4"/>
+              <w:right w:val="single" w:color="D9D4C5" w:sz="4"/>
+            </w:tcBorders>
+            <w:shd w:fill="2F5D3A" w:color="auto" w:val="clear"/>
+            <w:tcMar>
+              <w:top w:type="dxa" w:w="70"/>
+              <w:left w:type="dxa" w:w="110"/>
+              <w:bottom w:type="dxa" w:w="70"/>
+              <w:right w:type="dxa" w:w="110"/>
+            </w:tcMar>
+            <w:vAlign w:val="center"/>
+          </w:tcPr>
+          <w:p>
+            <w:pPr>
+              <w:spacing w:after="0" w:before="0"/>
+            </w:pPr>
+            <w:r>
+              <w:rPr>
+                <w:rFonts w:ascii="Arial" w:cs="Arial" w:eastAsia="Arial" w:hAnsi="Arial"/>
+                <w:b/>
+                <w:bCs/>
+                <w:color w:val="FFFFFF"/>
+                <w:sz w:val="18"/>
+                <w:szCs w:val="18"/>
+              </w:rPr>
+              <w:t xml:space="preserve">Colonna</w:t>
+            </w:r>
+          </w:p>
+        </w:tc>
+        <w:tc>
+          <w:tcPr>
+            <w:tcW w:type="dxa" w:w="1760"/>
+            <w:tcBorders>
+              <w:top w:val="single" w:color="D9D4C5" w:sz="4"/>
+              <w:left w:val="single" w:color="D9D4C5" w:sz="4"/>
+              <w:bottom w:val="single" w:color="D9D4C5" w:sz="4"/>
+              <w:right w:val="single" w:color="D9D4C5" w:sz="4"/>
+            </w:tcBorders>
+            <w:shd w:fill="2F5D3A" w:color="auto" w:val="clear"/>
+            <w:tcMar>
+              <w:top w:type="dxa" w:w="70"/>
+              <w:left w:type="dxa" w:w="110"/>
+              <w:bottom w:type="dxa" w:w="70"/>
+              <w:right w:type="dxa" w:w="110"/>
+            </w:tcMar>
+            <w:vAlign w:val="center"/>
+          </w:tcPr>
+          <w:p>
+            <w:pPr>
+              <w:spacing w:after="0" w:before="0"/>
+            </w:pPr>
+            <w:r>
+              <w:rPr>
+                <w:rFonts w:ascii="Arial" w:cs="Arial" w:eastAsia="Arial" w:hAnsi="Arial"/>
+                <w:b/>
+                <w:bCs/>
+                <w:color w:val="FFFFFF"/>
+                <w:sz w:val="18"/>
+                <w:szCs w:val="18"/>
+              </w:rPr>
+              <w:t xml:space="preserve">Obbligatoria</w:t>
+            </w:r>
+          </w:p>
+        </w:tc>
+        <w:tc>
+          <w:tcPr>
+            <w:tcW w:type="dxa" w:w="6368"/>
+            <w:tcBorders>
+              <w:top w:val="single" w:color="D9D4C5" w:sz="4"/>
+              <w:left w:val="single" w:color="D9D4C5" w:sz="4"/>
+              <w:bottom w:val="single" w:color="D9D4C5" w:sz="4"/>
+              <w:right w:val="single" w:color="D9D4C5" w:sz="4"/>
+            </w:tcBorders>
+            <w:shd w:fill="2F5D3A" w:color="auto" w:val="clear"/>
+            <w:tcMar>
+              <w:top w:type="dxa" w:w="70"/>
+              <w:left w:type="dxa" w:w="110"/>
+              <w:bottom w:type="dxa" w:w="70"/>
+              <w:right w:type="dxa" w:w="110"/>
+            </w:tcMar>
+            <w:vAlign w:val="center"/>
+          </w:tcPr>
+          <w:p>
+            <w:pPr>
+              <w:spacing w:after="0" w:before="0"/>
+            </w:pPr>
+            <w:r>
+              <w:rPr>
+                <w:rFonts w:ascii="Arial" w:cs="Arial" w:eastAsia="Arial" w:hAnsi="Arial"/>
+                <w:b/>
+                <w:bCs/>
+                <w:color w:val="FFFFFF"/>
+                <w:sz w:val="18"/>
+                <w:szCs w:val="18"/>
+              </w:rPr>
+              <w:t xml:space="preserve">Cosa contiene</w:t>
+            </w:r>
+          </w:p>
+        </w:tc>
+      </w:tr>
+      <w:tr>
+        <w:trPr>
+          <w:cantSplit/>
+        </w:trPr>
+        <w:tc>
+          <w:tcPr>
+            <w:tcW w:type="dxa" w:w="1510"/>
+            <w:tcBorders>
+              <w:top w:val="single" w:color="D9D4C5" w:sz="4"/>
+              <w:left w:val="single" w:color="D9D4C5" w:sz="4"/>
+              <w:bottom w:val="single" w:color="D9D4C5" w:sz="4"/>
+              <w:right w:val="single" w:color="D9D4C5" w:sz="4"/>
+            </w:tcBorders>
+            <w:tcMar>
+              <w:top w:type="dxa" w:w="70"/>
+              <w:left w:type="dxa" w:w="110"/>
+              <w:bottom w:type="dxa" w:w="70"/>
+              <w:right w:type="dxa" w:w="110"/>
+            </w:tcMar>
+            <w:vAlign w:val="center"/>
+          </w:tcPr>
+          <w:p>
+            <w:pPr>
+              <w:spacing w:after="0" w:before="0"/>
+            </w:pPr>
+            <w:r>
+              <w:rPr>
+                <w:rFonts w:ascii="Arial" w:cs="Arial" w:eastAsia="Arial" w:hAnsi="Arial"/>
+                <w:color w:val="1B2118"/>
+                <w:sz w:val="18"/>
+                <w:szCs w:val="18"/>
+              </w:rPr>
+              <w:t xml:space="preserve">Ragione sociale</w:t>
+            </w:r>
+          </w:p>
+        </w:tc>
+        <w:tc>
+          <w:tcPr>
+            <w:tcW w:type="dxa" w:w="1760"/>
+            <w:tcBorders>
+              <w:top w:val="single" w:color="D9D4C5" w:sz="4"/>
+              <w:left w:val="single" w:color="D9D4C5" w:sz="4"/>
+              <w:bottom w:val="single" w:color="D9D4C5" w:sz="4"/>
+              <w:right w:val="single" w:color="D9D4C5" w:sz="4"/>
+            </w:tcBorders>
+            <w:tcMar>
+              <w:top w:type="dxa" w:w="70"/>
+              <w:left w:type="dxa" w:w="110"/>
+              <w:bottom w:type="dxa" w:w="70"/>
+              <w:right w:type="dxa" w:w="110"/>
+            </w:tcMar>
+            <w:vAlign w:val="center"/>
+          </w:tcPr>
+          <w:p>
+            <w:pPr>
+              <w:spacing w:after="0" w:before="0"/>
+            </w:pPr>
+            <w:r>
+              <w:rPr>
+                <w:rFonts w:ascii="Arial" w:cs="Arial" w:eastAsia="Arial" w:hAnsi="Arial"/>
+                <w:color w:val="1B2118"/>
+                <w:sz w:val="18"/>
+                <w:szCs w:val="18"/>
+              </w:rPr>
+              <w:t xml:space="preserve">sì</w:t>
+            </w:r>
+          </w:p>
+        </w:tc>
+        <w:tc>
+          <w:tcPr>
+            <w:tcW w:type="dxa" w:w="6368"/>
+            <w:tcBorders>
+              <w:top w:val="single" w:color="D9D4C5" w:sz="4"/>
+              <w:left w:val="single" w:color="D9D4C5" w:sz="4"/>
+              <w:bottom w:val="single" w:color="D9D4C5" w:sz="4"/>
+              <w:right w:val="single" w:color="D9D4C5" w:sz="4"/>
+            </w:tcBorders>
+            <w:tcMar>
+              <w:top w:type="dxa" w:w="70"/>
+              <w:left w:type="dxa" w:w="110"/>
+              <w:bottom w:type="dxa" w:w="70"/>
+              <w:right w:type="dxa" w:w="110"/>
+            </w:tcMar>
+            <w:vAlign w:val="center"/>
+          </w:tcPr>
+          <w:p>
+            <w:pPr>
+              <w:spacing w:after="0" w:before="0"/>
+            </w:pPr>
+            <w:r>
+              <w:rPr>
+                <w:rFonts w:ascii="Arial" w:cs="Arial" w:eastAsia="Arial" w:hAnsi="Arial"/>
+                <w:color w:val="1B2118"/>
+                <w:sz w:val="18"/>
+                <w:szCs w:val="18"/>
+              </w:rPr>
+              <w:t xml:space="preserve">Al posto del nome del capofamiglia</w:t>
+            </w:r>
+          </w:p>
+        </w:tc>
+      </w:tr>
+      <w:tr>
+        <w:trPr>
+          <w:cantSplit/>
+        </w:trPr>
+        <w:tc>
+          <w:tcPr>
+            <w:tcW w:type="dxa" w:w="1510"/>
+            <w:tcBorders>
+              <w:top w:val="single" w:color="D9D4C5" w:sz="4"/>
+              <w:left w:val="single" w:color="D9D4C5" w:sz="4"/>
+              <w:bottom w:val="single" w:color="D9D4C5" w:sz="4"/>
+              <w:right w:val="single" w:color="D9D4C5" w:sz="4"/>
+            </w:tcBorders>
+            <w:shd w:fill="F6F4EE" w:color="auto" w:val="clear"/>
+            <w:tcMar>
+              <w:top w:type="dxa" w:w="70"/>
+              <w:left w:type="dxa" w:w="110"/>
+              <w:bottom w:type="dxa" w:w="70"/>
+              <w:right w:type="dxa" w:w="110"/>
+            </w:tcMar>
+            <w:vAlign w:val="center"/>
+          </w:tcPr>
+          <w:p>
+            <w:pPr>
+              <w:spacing w:after="0" w:before="0"/>
+            </w:pPr>
+            <w:r>
+              <w:rPr>
+                <w:rFonts w:ascii="Arial" w:cs="Arial" w:eastAsia="Arial" w:hAnsi="Arial"/>
+                <w:color w:val="1B2118"/>
+                <w:sz w:val="18"/>
+                <w:szCs w:val="18"/>
+              </w:rPr>
+              <w:t xml:space="preserve">Categoria</w:t>
+            </w:r>
+          </w:p>
+        </w:tc>
+        <w:tc>
+          <w:tcPr>
+            <w:tcW w:type="dxa" w:w="1760"/>
+            <w:tcBorders>
+              <w:top w:val="single" w:color="D9D4C5" w:sz="4"/>
+              <w:left w:val="single" w:color="D9D4C5" w:sz="4"/>
+              <w:bottom w:val="single" w:color="D9D4C5" w:sz="4"/>
+              <w:right w:val="single" w:color="D9D4C5" w:sz="4"/>
+            </w:tcBorders>
+            <w:shd w:fill="F6F4EE" w:color="auto" w:val="clear"/>
+            <w:tcMar>
+              <w:top w:type="dxa" w:w="70"/>
+              <w:left w:type="dxa" w:w="110"/>
+              <w:bottom w:type="dxa" w:w="70"/>
+              <w:right w:type="dxa" w:w="110"/>
+            </w:tcMar>
+            <w:vAlign w:val="center"/>
+          </w:tcPr>
+          <w:p>
+            <w:pPr>
+              <w:spacing w:after="0" w:before="0"/>
+            </w:pPr>
+            <w:r>
+              <w:rPr>
+                <w:rFonts w:ascii="Arial" w:cs="Arial" w:eastAsia="Arial" w:hAnsi="Arial"/>
+                <w:color w:val="1B2118"/>
+                <w:sz w:val="18"/>
+                <w:szCs w:val="18"/>
+              </w:rPr>
+              <w:t xml:space="preserve">sì</w:t>
+            </w:r>
+          </w:p>
+        </w:tc>
+        <w:tc>
+          <w:tcPr>
+            <w:tcW w:type="dxa" w:w="6368"/>
+            <w:tcBorders>
+              <w:top w:val="single" w:color="D9D4C5" w:sz="4"/>
+              <w:left w:val="single" w:color="D9D4C5" w:sz="4"/>
+              <w:bottom w:val="single" w:color="D9D4C5" w:sz="4"/>
+              <w:right w:val="single" w:color="D9D4C5" w:sz="4"/>
+            </w:tcBorders>
+            <w:shd w:fill="F6F4EE" w:color="auto" w:val="clear"/>
+            <w:tcMar>
+              <w:top w:type="dxa" w:w="70"/>
+              <w:left w:type="dxa" w:w="110"/>
+              <w:bottom w:type="dxa" w:w="70"/>
+              <w:right w:type="dxa" w:w="110"/>
+            </w:tcMar>
+            <w:vAlign w:val="center"/>
+          </w:tcPr>
+          <w:p>
+            <w:pPr>
+              <w:spacing w:after="0" w:before="0"/>
+            </w:pPr>
+            <w:r>
+              <w:rPr>
+                <w:rFonts w:ascii="Arial" w:cs="Arial" w:eastAsia="Arial" w:hAnsi="Arial"/>
+                <w:color w:val="1B2118"/>
+                <w:sz w:val="18"/>
+                <w:szCs w:val="18"/>
+              </w:rPr>
+              <w:t xml:space="preserve">Numero della categoria tariffaria della delibera TARI (DPR 158/1999, es. 22 = ristoranti): serve per i rifiuti attesi (Kd). Il foglio Categorie ha l'elenco di riferimento</w:t>
+            </w:r>
+          </w:p>
+        </w:tc>
+      </w:tr>
+      <w:tr>
+        <w:trPr>
+          <w:cantSplit/>
+        </w:trPr>
+        <w:tc>
+          <w:tcPr>
+            <w:tcW w:type="dxa" w:w="1510"/>
+            <w:tcBorders>
+              <w:top w:val="single" w:color="D9D4C5" w:sz="4"/>
+              <w:left w:val="single" w:color="D9D4C5" w:sz="4"/>
+              <w:bottom w:val="single" w:color="D9D4C5" w:sz="4"/>
+              <w:right w:val="single" w:color="D9D4C5" w:sz="4"/>
+            </w:tcBorders>
+            <w:tcMar>
+              <w:top w:type="dxa" w:w="70"/>
+              <w:left w:type="dxa" w:w="110"/>
+              <w:bottom w:type="dxa" w:w="70"/>
+              <w:right w:type="dxa" w:w="110"/>
+            </w:tcMar>
+            <w:vAlign w:val="center"/>
+          </w:tcPr>
+          <w:p>
+            <w:pPr>
+              <w:spacing w:after="0" w:before="0"/>
+            </w:pPr>
+            <w:r>
+              <w:rPr>
+                <w:rFonts w:ascii="Arial" w:cs="Arial" w:eastAsia="Arial" w:hAnsi="Arial"/>
+                <w:color w:val="1B2118"/>
+                <w:sz w:val="18"/>
+                <w:szCs w:val="18"/>
+              </w:rPr>
+              <w:t xml:space="preserve">Mq locali</w:t>
+            </w:r>
+          </w:p>
+        </w:tc>
+        <w:tc>
+          <w:tcPr>
+            <w:tcW w:type="dxa" w:w="1760"/>
+            <w:tcBorders>
+              <w:top w:val="single" w:color="D9D4C5" w:sz="4"/>
+              <w:left w:val="single" w:color="D9D4C5" w:sz="4"/>
+              <w:bottom w:val="single" w:color="D9D4C5" w:sz="4"/>
+              <w:right w:val="single" w:color="D9D4C5" w:sz="4"/>
+            </w:tcBorders>
+            <w:tcMar>
+              <w:top w:type="dxa" w:w="70"/>
+              <w:left w:type="dxa" w:w="110"/>
+              <w:bottom w:type="dxa" w:w="70"/>
+              <w:right w:type="dxa" w:w="110"/>
+            </w:tcMar>
+            <w:vAlign w:val="center"/>
+          </w:tcPr>
+          <w:p>
+            <w:pPr>
+              <w:spacing w:after="0" w:before="0"/>
+            </w:pPr>
+            <w:r>
+              <w:rPr>
+                <w:rFonts w:ascii="Arial" w:cs="Arial" w:eastAsia="Arial" w:hAnsi="Arial"/>
+                <w:color w:val="1B2118"/>
+                <w:sz w:val="18"/>
+                <w:szCs w:val="18"/>
+              </w:rPr>
+              <w:t xml:space="preserve">no</w:t>
+            </w:r>
+          </w:p>
+        </w:tc>
+        <w:tc>
+          <w:tcPr>
+            <w:tcW w:type="dxa" w:w="6368"/>
+            <w:tcBorders>
+              <w:top w:val="single" w:color="D9D4C5" w:sz="4"/>
+              <w:left w:val="single" w:color="D9D4C5" w:sz="4"/>
+              <w:bottom w:val="single" w:color="D9D4C5" w:sz="4"/>
+              <w:right w:val="single" w:color="D9D4C5" w:sz="4"/>
+            </w:tcBorders>
+            <w:tcMar>
+              <w:top w:type="dxa" w:w="70"/>
+              <w:left w:type="dxa" w:w="110"/>
+              <w:bottom w:type="dxa" w:w="70"/>
+              <w:right w:type="dxa" w:w="110"/>
+            </w:tcMar>
+            <w:vAlign w:val="center"/>
+          </w:tcPr>
+          <w:p>
+            <w:pPr>
+              <w:spacing w:after="0" w:before="0"/>
+            </w:pPr>
+            <w:r>
+              <w:rPr>
+                <w:rFonts w:ascii="Arial" w:cs="Arial" w:eastAsia="Arial" w:hAnsi="Arial"/>
+                <w:color w:val="1B2118"/>
+                <w:sz w:val="18"/>
+                <w:szCs w:val="18"/>
+              </w:rPr>
+              <w:t xml:space="preserve">Superficie tassata dei locali in m² (al posto dei mq dell'abitazione); se manca si usano i valori medi della categoria</w:t>
+            </w:r>
+          </w:p>
+        </w:tc>
+      </w:tr>
+      <w:tr>
+        <w:trPr>
+          <w:cantSplit/>
+        </w:trPr>
+        <w:tc>
+          <w:tcPr>
+            <w:tcW w:type="dxa" w:w="1510"/>
+            <w:tcBorders>
+              <w:top w:val="single" w:color="D9D4C5" w:sz="4"/>
+              <w:left w:val="single" w:color="D9D4C5" w:sz="4"/>
+              <w:bottom w:val="single" w:color="D9D4C5" w:sz="4"/>
+              <w:right w:val="single" w:color="D9D4C5" w:sz="4"/>
+            </w:tcBorders>
+            <w:shd w:fill="F6F4EE" w:color="auto" w:val="clear"/>
+            <w:tcMar>
+              <w:top w:type="dxa" w:w="70"/>
+              <w:left w:type="dxa" w:w="110"/>
+              <w:bottom w:type="dxa" w:w="70"/>
+              <w:right w:type="dxa" w:w="110"/>
+            </w:tcMar>
+            <w:vAlign w:val="center"/>
+          </w:tcPr>
+          <w:p>
+            <w:pPr>
+              <w:spacing w:after="0" w:before="0"/>
+            </w:pPr>
+            <w:r>
+              <w:rPr>
+                <w:rFonts w:ascii="Arial" w:cs="Arial" w:eastAsia="Arial" w:hAnsi="Arial"/>
+                <w:color w:val="1B2118"/>
+                <w:sz w:val="18"/>
+                <w:szCs w:val="18"/>
+              </w:rPr>
+              <w:t xml:space="preserve">N. componenti</w:t>
+            </w:r>
+          </w:p>
+        </w:tc>
+        <w:tc>
+          <w:tcPr>
+            <w:tcW w:type="dxa" w:w="1760"/>
+            <w:tcBorders>
+              <w:top w:val="single" w:color="D9D4C5" w:sz="4"/>
+              <w:left w:val="single" w:color="D9D4C5" w:sz="4"/>
+              <w:bottom w:val="single" w:color="D9D4C5" w:sz="4"/>
+              <w:right w:val="single" w:color="D9D4C5" w:sz="4"/>
+            </w:tcBorders>
+            <w:shd w:fill="F6F4EE" w:color="auto" w:val="clear"/>
+            <w:tcMar>
+              <w:top w:type="dxa" w:w="70"/>
+              <w:left w:type="dxa" w:w="110"/>
+              <w:bottom w:type="dxa" w:w="70"/>
+              <w:right w:type="dxa" w:w="110"/>
+            </w:tcMar>
+            <w:vAlign w:val="center"/>
+          </w:tcPr>
+          <w:p>
+            <w:pPr>
+              <w:spacing w:after="0" w:before="0"/>
+            </w:pPr>
+            <w:r>
+              <w:rPr>
+                <w:rFonts w:ascii="Arial" w:cs="Arial" w:eastAsia="Arial" w:hAnsi="Arial"/>
+                <w:color w:val="1B2118"/>
+                <w:sz w:val="18"/>
+                <w:szCs w:val="18"/>
+              </w:rPr>
+              <w:t xml:space="preserve">—</w:t>
+            </w:r>
+          </w:p>
+        </w:tc>
+        <w:tc>
+          <w:tcPr>
+            <w:tcW w:type="dxa" w:w="6368"/>
+            <w:tcBorders>
+              <w:top w:val="single" w:color="D9D4C5" w:sz="4"/>
+              <w:left w:val="single" w:color="D9D4C5" w:sz="4"/>
+              <w:bottom w:val="single" w:color="D9D4C5" w:sz="4"/>
+              <w:right w:val="single" w:color="D9D4C5" w:sz="4"/>
+            </w:tcBorders>
+            <w:shd w:fill="F6F4EE" w:color="auto" w:val="clear"/>
+            <w:tcMar>
+              <w:top w:type="dxa" w:w="70"/>
+              <w:left w:type="dxa" w:w="110"/>
+              <w:bottom w:type="dxa" w:w="70"/>
+              <w:right w:type="dxa" w:w="110"/>
+            </w:tcMar>
+            <w:vAlign w:val="center"/>
+          </w:tcPr>
+          <w:p>
+            <w:pPr>
+              <w:spacing w:after="0" w:before="0"/>
+            </w:pPr>
+            <w:r>
+              <w:rPr>
+                <w:rFonts w:ascii="Arial" w:cs="Arial" w:eastAsia="Arial" w:hAnsi="Arial"/>
+                <w:color w:val="1B2118"/>
+                <w:sz w:val="18"/>
+                <w:szCs w:val="18"/>
+              </w:rPr>
+              <w:t xml:space="preserve">Non c'è: vale solo per le domestiche</w:t>
+            </w:r>
+          </w:p>
+        </w:tc>
+      </w:tr>
+    </w:tbl>
+    <w:p>
+      <w:pPr>
+        <w:spacing w:after="160"/>
+      </w:pPr>
+    </w:p>
+    <w:p>
+      <w:pPr>
+        <w:spacing w:after="140" w:line="300"/>
+      </w:pPr>
+      <w:r>
+        <w:rPr>
+          <w:rFonts w:ascii="Arial" w:cs="Arial" w:eastAsia="Arial" w:hAnsi="Arial"/>
+          <w:b/>
+          <w:bCs/>
+          <w:color w:val="1B2118"/>
+          <w:sz w:val="21"/>
+          <w:szCs w:val="21"/>
+        </w:rPr>
+        <w:t xml:space="preserve">Regole.</w:t>
+      </w:r>
+    </w:p>
+    <w:p>
+      <w:pPr>
+        <w:pStyle w:val="ListParagraph"/>
+        <w:numPr>
+          <w:ilvl w:val="0"/>
+          <w:numId w:val="2"/>
+        </w:numPr>
+        <w:spacing w:after="70" w:line="290"/>
+      </w:pPr>
+      <w:r>
+        <w:rPr>
+          <w:rFonts w:ascii="Arial" w:cs="Arial" w:eastAsia="Arial" w:hAnsi="Arial"/>
+          <w:color w:val="1B2118"/>
+          <w:sz w:val="21"/>
+          <w:szCs w:val="21"/>
+        </w:rPr>
+        <w:t xml:space="preserve">Ogni anno si carica l'</w:t>
+      </w:r>
+      <w:r>
+        <w:rPr>
+          <w:rFonts w:ascii="Arial" w:cs="Arial" w:eastAsia="Arial" w:hAnsi="Arial"/>
+          <w:b/>
+          <w:bCs/>
+          <w:color w:val="1B2118"/>
+          <w:sz w:val="21"/>
+          <w:szCs w:val="21"/>
+        </w:rPr>
+        <w:t xml:space="preserve">elenco completo</w:t>
+      </w:r>
+      <w:r>
+        <w:rPr>
+          <w:rFonts w:ascii="Arial" w:cs="Arial" w:eastAsia="Arial" w:hAnsi="Arial"/>
+          <w:color w:val="1B2118"/>
+          <w:sz w:val="21"/>
+          <w:szCs w:val="21"/>
+        </w:rPr>
+        <w:t xml:space="preserve"> delle utenze, domestiche e non domestiche: le utenze cambiano di continuo e nessun dato si riprende dall'anno prima.</w:t>
+      </w:r>
+    </w:p>
+    <w:p>
+      <w:pPr>
+        <w:pStyle w:val="ListParagraph"/>
+        <w:numPr>
+          <w:ilvl w:val="0"/>
+          <w:numId w:val="2"/>
+        </w:numPr>
+        <w:spacing w:after="70" w:line="290"/>
+      </w:pPr>
+      <w:r>
+        <w:rPr>
+          <w:rFonts w:ascii="Arial" w:cs="Arial" w:eastAsia="Arial" w:hAnsi="Arial"/>
+          <w:color w:val="1B2118"/>
+          <w:sz w:val="21"/>
+          <w:szCs w:val="21"/>
+        </w:rPr>
+        <w:t xml:space="preserve">Numeri senza unità di misura; decimali con la virgola.</w:t>
+      </w:r>
+    </w:p>
+    <w:p>
+      <w:pPr>
+        <w:pStyle w:val="ListParagraph"/>
+        <w:numPr>
+          <w:ilvl w:val="0"/>
+          <w:numId w:val="2"/>
+        </w:numPr>
+        <w:spacing w:after="70" w:line="290"/>
+      </w:pPr>
+      <w:r>
+        <w:rPr>
+          <w:rFonts w:ascii="Arial" w:cs="Arial" w:eastAsia="Arial" w:hAnsi="Arial"/>
+          <w:color w:val="1B2118"/>
+          <w:sz w:val="21"/>
+          <w:szCs w:val="21"/>
+        </w:rPr>
+        <w:t xml:space="preserve">La produzione totale deve corrispondere alla somma delle frazioni: il portale segnala le differenze oltre l'1%.</w:t>
+      </w:r>
+    </w:p>
+    <w:p>
+      <w:pPr>
+        <w:pStyle w:val="ListParagraph"/>
+        <w:numPr>
+          <w:ilvl w:val="0"/>
+          <w:numId w:val="2"/>
+        </w:numPr>
+        <w:spacing w:after="70" w:line="290"/>
+      </w:pPr>
+      <w:r>
+        <w:rPr>
+          <w:rFonts w:ascii="Arial" w:cs="Arial" w:eastAsia="Arial" w:hAnsi="Arial"/>
+          <w:color w:val="1B2118"/>
+          <w:sz w:val="21"/>
+          <w:szCs w:val="21"/>
+        </w:rPr>
+        <w:t xml:space="preserve">Oltre 1 milione di righe o 50 MB: un CSV per foglio, con lo stesso nome, dentro uno ZIP.</w:t>
+      </w:r>
+    </w:p>
+    <w:p>
+      <w:pPr>
+        <w:spacing w:after="140" w:line="300"/>
+      </w:pPr>
+      <w:r>
+        <w:rPr>
+          <w:rFonts w:ascii="Arial" w:cs="Arial" w:eastAsia="Arial" w:hAnsi="Arial"/>
+          <w:b/>
+          <w:bCs/>
+          <w:color w:val="1B2118"/>
+          <w:sz w:val="21"/>
+          <w:szCs w:val="21"/>
+        </w:rPr>
+        <w:t xml:space="preserve">Dati personali.</w:t>
+      </w:r>
+      <w:r>
+        <w:rPr>
+          <w:rFonts w:ascii="Arial" w:cs="Arial" w:eastAsia="Arial" w:hAnsi="Arial"/>
+          <w:color w:val="1B2118"/>
+          <w:sz w:val="21"/>
+          <w:szCs w:val="21"/>
+        </w:rPr>
+        <w:t xml:space="preserve"> A differenza del tracciato, questo modello contiene nomi e indirizzi. Il Comune ne è titolare e la Fondazione li tratta per suo conto solo per il calcolo dei crediti, secondo l'accordo sul trattamento dei dati. Il file si carica </w:t>
+      </w:r>
+      <w:r>
+        <w:rPr>
+          <w:rFonts w:ascii="Arial" w:cs="Arial" w:eastAsia="Arial" w:hAnsi="Arial"/>
+          <w:b/>
+          <w:bCs/>
+          <w:color w:val="1B2118"/>
+          <w:sz w:val="21"/>
+          <w:szCs w:val="21"/>
+        </w:rPr>
+        <w:t xml:space="preserve">solo nel portale</w:t>
+      </w:r>
+      <w:r>
+        <w:rPr>
+          <w:rFonts w:ascii="Arial" w:cs="Arial" w:eastAsia="Arial" w:hAnsi="Arial"/>
+          <w:color w:val="1B2118"/>
+          <w:sz w:val="21"/>
+          <w:szCs w:val="21"/>
+        </w:rPr>
+        <w:t xml:space="preserve">, mai per email. Nel portale lo vedono solo gli Operatori e gli Amministratori della Fondazione, ogni consultazione è registrata e nomi e indirizzi non compaiono nei rapporti né nelle pagine pubbliche. Non aggiungete altri dati personali (codice fiscale, telefono, email).</w:t>
+      </w:r>
+    </w:p>
+    <w:p>
+      <w:pPr>
         <w:spacing w:after="140" w:line="300"/>
       </w:pPr>
       <w:r>
@@ -19818,7 +21849,7 @@
         </w:rPr>
         <w:t xml:space="preserve"> (</w:t>
       </w:r>
-      <w:hyperlink w:history="1" r:id="rIdzdz3bvqwfqeumtkhkdduf">
+      <w:hyperlink w:history="1" r:id="rIduv0j209yg2rfuhlbohdag">
         <w:r>
           <w:rPr>
             <w:rFonts w:ascii="Arial" w:cs="Arial" w:eastAsia="Arial" w:hAnsi="Arial"/>
@@ -21197,7 +23228,7 @@
         <w:szCs w:val="16"/>
       </w:rPr>
       <w:tab/>
-      <w:t xml:space="preserve">Manuale Utente · Rev. 3.7 · 22/10/2026</w:t>
+      <w:t xml:space="preserve">Manuale Utente · Rev. 3.8 · 22/10/2026</w:t>
     </w:r>
   </w:p>
 </w:hdr>
@@ -21262,7 +23293,7 @@
         <w:szCs w:val="16"/>
       </w:rPr>
       <w:tab/>
-      <w:t xml:space="preserve">Manuale Utente · Rev. 3.7 · 22/10/2026</w:t>
+      <w:t xml:space="preserve">Manuale Utente · Rev. 3.8 · 22/10/2026</w:t>
     </w:r>
   </w:p>
 </w:hdr>

--- a/public/manuali/Manuale_Utente_Portale_CWP.docx
+++ b/public/manuali/Manuale_Utente_Portale_CWP.docx
@@ -302,7 +302,7 @@
                 <w:sz w:val="20"/>
                 <w:szCs w:val="20"/>
               </w:rPr>
-              <w:t xml:space="preserve">Rev. 3.8</w:t>
+              <w:t xml:space="preserve">Rev. 3.9</w:t>
             </w:r>
           </w:p>
         </w:tc>
@@ -719,7 +719,7 @@
                 <w:sz w:val="18"/>
                 <w:szCs w:val="18"/>
               </w:rPr>
-              <w:t xml:space="preserve">3.8</w:t>
+              <w:t xml:space="preserve">3.9</w:t>
             </w:r>
           </w:p>
         </w:tc>
@@ -783,7 +783,7 @@
                 <w:sz w:val="18"/>
                 <w:szCs w:val="18"/>
               </w:rPr>
-              <w:t xml:space="preserve">Banca Dati Utenze per utenza: spiegazione dei campi (nuovo formato in arrivo).</w:t>
+              <w:t xml:space="preserve">Banca Dati Utenze: categoria tariffaria e di simulazione.</w:t>
             </w:r>
           </w:p>
         </w:tc>
@@ -853,7 +853,7 @@
                 <w:sz w:val="18"/>
                 <w:szCs w:val="18"/>
               </w:rPr>
-              <w:t xml:space="preserve">3.7</w:t>
+              <w:t xml:space="preserve">3.8</w:t>
             </w:r>
           </w:p>
         </w:tc>
@@ -919,7 +919,7 @@
                 <w:sz w:val="18"/>
                 <w:szCs w:val="18"/>
               </w:rPr>
-              <w:t xml:space="preserve">Uso dal telefono: menu, elenco e dettaglio delle pratiche.</w:t>
+              <w:t xml:space="preserve">Banca Dati Utenze per utenza: spiegazione dei campi (nuovo formato in arrivo).</w:t>
             </w:r>
           </w:p>
         </w:tc>
@@ -989,7 +989,7 @@
                 <w:sz w:val="18"/>
                 <w:szCs w:val="18"/>
               </w:rPr>
-              <w:t xml:space="preserve">3.6</w:t>
+              <w:t xml:space="preserve">3.7</w:t>
             </w:r>
           </w:p>
         </w:tc>
@@ -1053,7 +1053,7 @@
                 <w:sz w:val="18"/>
                 <w:szCs w:val="18"/>
               </w:rPr>
-              <w:t xml:space="preserve">Feedback pubblico chiuso solo dopo il termine; ente prima della fase 5 (rilievi N02, N03).</w:t>
+              <w:t xml:space="preserve">Uso dal telefono: menu, elenco e dettaglio delle pratiche.</w:t>
             </w:r>
           </w:p>
         </w:tc>
@@ -1123,7 +1123,7 @@
                 <w:sz w:val="18"/>
                 <w:szCs w:val="18"/>
               </w:rPr>
-              <w:t xml:space="preserve">3.5</w:t>
+              <w:t xml:space="preserve">3.6</w:t>
             </w:r>
           </w:p>
         </w:tc>
@@ -1156,7 +1156,7 @@
                 <w:sz w:val="18"/>
                 <w:szCs w:val="18"/>
               </w:rPr>
-              <w:t xml:space="preserve">21/10/2026</w:t>
+              <w:t xml:space="preserve">22/10/2026</w:t>
             </w:r>
           </w:p>
         </w:tc>
@@ -1189,7 +1189,7 @@
                 <w:sz w:val="18"/>
                 <w:szCs w:val="18"/>
               </w:rPr>
-              <w:t xml:space="preserve">Barra a LED delle fasi nell'elenco e nella pratica aperta.</w:t>
+              <w:t xml:space="preserve">Feedback pubblico chiuso solo dopo il termine; ente prima della fase 5 (rilievi N02, N03).</w:t>
             </w:r>
           </w:p>
         </w:tc>
@@ -1259,7 +1259,7 @@
                 <w:sz w:val="18"/>
                 <w:szCs w:val="18"/>
               </w:rPr>
-              <w:t xml:space="preserve">3.4</w:t>
+              <w:t xml:space="preserve">3.5</w:t>
             </w:r>
           </w:p>
         </w:tc>
@@ -1323,7 +1323,7 @@
                 <w:sz w:val="18"/>
                 <w:szCs w:val="18"/>
               </w:rPr>
-              <w:t xml:space="preserve">Assistente: domande sulla pratica aperta.</w:t>
+              <w:t xml:space="preserve">Barra a LED delle fasi nell'elenco e nella pratica aperta.</w:t>
             </w:r>
           </w:p>
         </w:tc>
@@ -1393,7 +1393,7 @@
                 <w:sz w:val="18"/>
                 <w:szCs w:val="18"/>
               </w:rPr>
-              <w:t xml:space="preserve">3.3</w:t>
+              <w:t xml:space="preserve">3.4</w:t>
             </w:r>
           </w:p>
         </w:tc>
@@ -1459,7 +1459,7 @@
                 <w:sz w:val="18"/>
                 <w:szCs w:val="18"/>
               </w:rPr>
-              <w:t xml:space="preserve">Domande frequenti: messaggio «Account disattivato».</w:t>
+              <w:t xml:space="preserve">Assistente: domande sulla pratica aperta.</w:t>
             </w:r>
           </w:p>
         </w:tc>
@@ -1529,7 +1529,7 @@
                 <w:sz w:val="18"/>
                 <w:szCs w:val="18"/>
               </w:rPr>
-              <w:t xml:space="preserve">3.2</w:t>
+              <w:t xml:space="preserve">3.3</w:t>
             </w:r>
           </w:p>
         </w:tc>
@@ -1561,7 +1561,7 @@
                 <w:sz w:val="18"/>
                 <w:szCs w:val="18"/>
               </w:rPr>
-              <w:t xml:space="preserve">20/10/2026</w:t>
+              <w:t xml:space="preserve">21/10/2026</w:t>
             </w:r>
           </w:p>
         </w:tc>
@@ -1593,7 +1593,7 @@
                 <w:sz w:val="18"/>
                 <w:szCs w:val="18"/>
               </w:rPr>
-              <w:t xml:space="preserve">Uscita automatica per inattività.</w:t>
+              <w:t xml:space="preserve">Domande frequenti: messaggio «Account disattivato».</w:t>
             </w:r>
           </w:p>
         </w:tc>
@@ -1663,7 +1663,7 @@
                 <w:sz w:val="18"/>
                 <w:szCs w:val="18"/>
               </w:rPr>
-              <w:t xml:space="preserve">3.1</w:t>
+              <w:t xml:space="preserve">3.2</w:t>
             </w:r>
           </w:p>
         </w:tc>
@@ -1729,7 +1729,7 @@
                 <w:sz w:val="18"/>
                 <w:szCs w:val="18"/>
               </w:rPr>
-              <w:t xml:space="preserve">Nuovo menu degli enti: Il Programma CWP, Manuali.</w:t>
+              <w:t xml:space="preserve">Uscita automatica per inattività.</w:t>
             </w:r>
           </w:p>
         </w:tc>
@@ -1799,7 +1799,7 @@
                 <w:sz w:val="18"/>
                 <w:szCs w:val="18"/>
               </w:rPr>
-              <w:t xml:space="preserve">3.0</w:t>
+              <w:t xml:space="preserve">3.1</w:t>
             </w:r>
           </w:p>
         </w:tc>
@@ -1863,7 +1863,7 @@
                 <w:sz w:val="18"/>
                 <w:szCs w:val="18"/>
               </w:rPr>
-              <w:t xml:space="preserve">Voce di menu «Marketplaces» (in arrivo).</w:t>
+              <w:t xml:space="preserve">Nuovo menu degli enti: Il Programma CWP, Manuali.</w:t>
             </w:r>
           </w:p>
         </w:tc>
@@ -1933,7 +1933,7 @@
                 <w:sz w:val="18"/>
                 <w:szCs w:val="18"/>
               </w:rPr>
-              <w:t xml:space="preserve">2.9</w:t>
+              <w:t xml:space="preserve">3.0</w:t>
             </w:r>
           </w:p>
         </w:tc>
@@ -1999,7 +1999,7 @@
                 <w:sz w:val="18"/>
                 <w:szCs w:val="18"/>
               </w:rPr>
-              <w:t xml:space="preserve">Collegamento al portale: registro degli accessi e delle operazioni.</w:t>
+              <w:t xml:space="preserve">Voce di menu «Marketplaces» (in arrivo).</w:t>
             </w:r>
           </w:p>
         </w:tc>
@@ -2069,7 +2069,7 @@
                 <w:sz w:val="18"/>
                 <w:szCs w:val="18"/>
               </w:rPr>
-              <w:t xml:space="preserve">2.8</w:t>
+              <w:t xml:space="preserve">2.9</w:t>
             </w:r>
           </w:p>
         </w:tc>
@@ -2133,7 +2133,7 @@
                 <w:sz w:val="18"/>
                 <w:szCs w:val="18"/>
               </w:rPr>
-              <w:t xml:space="preserve">Nuovo capitolo «Collegamento al portale» (presenza visibile all'Amministratore principale).</w:t>
+              <w:t xml:space="preserve">Collegamento al portale: registro degli accessi e delle operazioni.</w:t>
             </w:r>
           </w:p>
         </w:tc>
@@ -2203,7 +2203,7 @@
                 <w:sz w:val="18"/>
                 <w:szCs w:val="18"/>
               </w:rPr>
-              <w:t xml:space="preserve">2.7</w:t>
+              <w:t xml:space="preserve">2.8</w:t>
             </w:r>
           </w:p>
         </w:tc>
@@ -2236,7 +2236,7 @@
                 <w:sz w:val="18"/>
                 <w:szCs w:val="18"/>
               </w:rPr>
-              <w:t xml:space="preserve">19/10/2026</w:t>
+              <w:t xml:space="preserve">20/10/2026</w:t>
             </w:r>
           </w:p>
         </w:tc>
@@ -2269,7 +2269,7 @@
                 <w:sz w:val="18"/>
                 <w:szCs w:val="18"/>
               </w:rPr>
-              <w:t xml:space="preserve">Assistente virtuale: messaggio «Un attimo…» durante l'attesa.</w:t>
+              <w:t xml:space="preserve">Nuovo capitolo «Collegamento al portale» (presenza visibile all'Amministratore principale).</w:t>
             </w:r>
           </w:p>
         </w:tc>
@@ -2339,7 +2339,7 @@
                 <w:sz w:val="18"/>
                 <w:szCs w:val="18"/>
               </w:rPr>
-              <w:t xml:space="preserve">2.6</w:t>
+              <w:t xml:space="preserve">2.7</w:t>
             </w:r>
           </w:p>
         </w:tc>
@@ -2403,7 +2403,7 @@
                 <w:sz w:val="18"/>
                 <w:szCs w:val="18"/>
               </w:rPr>
-              <w:t xml:space="preserve">Nuovo capitolo «L'assistente virtuale».</w:t>
+              <w:t xml:space="preserve">Assistente virtuale: messaggio «Un attimo…» durante l'attesa.</w:t>
             </w:r>
           </w:p>
         </w:tc>
@@ -2473,7 +2473,7 @@
                 <w:sz w:val="18"/>
                 <w:szCs w:val="18"/>
               </w:rPr>
-              <w:t xml:space="preserve">2.5</w:t>
+              <w:t xml:space="preserve">2.6</w:t>
             </w:r>
           </w:p>
         </w:tc>
@@ -2539,7 +2539,7 @@
                 <w:sz w:val="18"/>
                 <w:szCs w:val="18"/>
               </w:rPr>
-              <w:t xml:space="preserve">Ordinamento degli elenchi e delle tabelle.</w:t>
+              <w:t xml:space="preserve">Nuovo capitolo «L'assistente virtuale».</w:t>
             </w:r>
           </w:p>
         </w:tc>
@@ -2609,7 +2609,7 @@
                 <w:sz w:val="18"/>
                 <w:szCs w:val="18"/>
               </w:rPr>
-              <w:t xml:space="preserve">2.4</w:t>
+              <w:t xml:space="preserve">2.5</w:t>
             </w:r>
           </w:p>
         </w:tc>
@@ -2673,7 +2673,7 @@
                 <w:sz w:val="18"/>
                 <w:szCs w:val="18"/>
               </w:rPr>
-              <w:t xml:space="preserve">Primo accesso: le credenziali arrivano per email.</w:t>
+              <w:t xml:space="preserve">Ordinamento degli elenchi e delle tabelle.</w:t>
             </w:r>
           </w:p>
         </w:tc>
@@ -2743,7 +2743,7 @@
                 <w:sz w:val="18"/>
                 <w:szCs w:val="18"/>
               </w:rPr>
-              <w:t xml:space="preserve">2.3</w:t>
+              <w:t xml:space="preserve">2.4</w:t>
             </w:r>
           </w:p>
         </w:tc>
@@ -2809,7 +2809,7 @@
                 <w:sz w:val="18"/>
                 <w:szCs w:val="18"/>
               </w:rPr>
-              <w:t xml:space="preserve">Simulazione dei crediti: anche stima economica con costi Caso 1 e Caso 2.</w:t>
+              <w:t xml:space="preserve">Primo accesso: le credenziali arrivano per email.</w:t>
             </w:r>
           </w:p>
         </w:tc>
@@ -2879,7 +2879,7 @@
                 <w:sz w:val="18"/>
                 <w:szCs w:val="18"/>
               </w:rPr>
-              <w:t xml:space="preserve">2.2</w:t>
+              <w:t xml:space="preserve">2.3</w:t>
             </w:r>
           </w:p>
         </w:tc>
@@ -2943,7 +2943,7 @@
                 <w:sz w:val="18"/>
                 <w:szCs w:val="18"/>
               </w:rPr>
-              <w:t xml:space="preserve">Simulazione dei crediti disponibile su richiesta alla Fondazione.</w:t>
+              <w:t xml:space="preserve">Simulazione dei crediti: anche stima economica con costi Caso 1 e Caso 2.</w:t>
             </w:r>
           </w:p>
         </w:tc>
@@ -3013,7 +3013,7 @@
                 <w:sz w:val="18"/>
                 <w:szCs w:val="18"/>
               </w:rPr>
-              <w:t xml:space="preserve">2.1</w:t>
+              <w:t xml:space="preserve">2.2</w:t>
             </w:r>
           </w:p>
         </w:tc>
@@ -3079,7 +3079,7 @@
                 <w:sz w:val="18"/>
                 <w:szCs w:val="18"/>
               </w:rPr>
-              <w:t xml:space="preserve">Simulazione dei crediti in arrivo (capitolo Dati per il calcolo dei crediti).</w:t>
+              <w:t xml:space="preserve">Simulazione dei crediti disponibile su richiesta alla Fondazione.</w:t>
             </w:r>
           </w:p>
         </w:tc>
@@ -3149,7 +3149,7 @@
                 <w:sz w:val="18"/>
                 <w:szCs w:val="18"/>
               </w:rPr>
-              <w:t xml:space="preserve">2.0</w:t>
+              <w:t xml:space="preserve">2.1</w:t>
             </w:r>
           </w:p>
         </w:tc>
@@ -3181,7 +3181,7 @@
                 <w:sz w:val="18"/>
                 <w:szCs w:val="18"/>
               </w:rPr>
-              <w:t xml:space="preserve">18/10/2026</w:t>
+              <w:t xml:space="preserve">19/10/2026</w:t>
             </w:r>
           </w:p>
         </w:tc>
@@ -3213,7 +3213,7 @@
                 <w:sz w:val="18"/>
                 <w:szCs w:val="18"/>
               </w:rPr>
-              <w:t xml:space="preserve">Allineamento ai documenti ufficiali del Programma: Rapporto a 7 fasi, feedback pubblico (30 e 20 giorni), stato nel Programma e ID, dati del progetto, un solo account per Organizzazione, ritiro e rientro, conservazione 12 anni, tipologie ufficiali, Schema tariffario, verifica sull'accuratezza; nuovi capitoli Crediti emessi, Reclami, pagina pubblica del Programma.</w:t>
+              <w:t xml:space="preserve">Simulazione dei crediti in arrivo (capitolo Dati per il calcolo dei crediti).</w:t>
             </w:r>
           </w:p>
         </w:tc>
@@ -3283,7 +3283,7 @@
                 <w:sz w:val="18"/>
                 <w:szCs w:val="18"/>
               </w:rPr>
-              <w:t xml:space="preserve">1.9</w:t>
+              <w:t xml:space="preserve">2.0</w:t>
             </w:r>
           </w:p>
         </w:tc>
@@ -3349,7 +3349,7 @@
                 <w:sz w:val="18"/>
                 <w:szCs w:val="18"/>
               </w:rPr>
-              <w:t xml:space="preserve">Rapporti di Monitoraggio con 4 fasi; documenti richiesti per fase; caricamenti solo nelle fasi aperte; osservazioni numerate e notifica di quelle da rispondere; data di conservazione; fascicolo con riepilogo PDF.</w:t>
+              <w:t xml:space="preserve">Allineamento ai documenti ufficiali del Programma: Rapporto a 7 fasi, feedback pubblico (30 e 20 giorni), stato nel Programma e ID, dati del progetto, un solo account per Organizzazione, ritiro e rientro, conservazione 12 anni, tipologie ufficiali, Schema tariffario, verifica sull'accuratezza; nuovi capitoli Crediti emessi, Reclami, pagina pubblica del Programma.</w:t>
             </w:r>
           </w:p>
         </w:tc>
@@ -3419,7 +3419,7 @@
                 <w:sz w:val="18"/>
                 <w:szCs w:val="18"/>
               </w:rPr>
-              <w:t xml:space="preserve">1.8</w:t>
+              <w:t xml:space="preserve">1.9</w:t>
             </w:r>
           </w:p>
         </w:tc>
@@ -3483,7 +3483,7 @@
                 <w:sz w:val="18"/>
                 <w:szCs w:val="18"/>
               </w:rPr>
-              <w:t xml:space="preserve">Nuova tipologia di documento «Rapporto di calcolo dei crediti».</w:t>
+              <w:t xml:space="preserve">Rapporti di Monitoraggio con 4 fasi; documenti richiesti per fase; caricamenti solo nelle fasi aperte; osservazioni numerate e notifica di quelle da rispondere; data di conservazione; fascicolo con riepilogo PDF.</w:t>
             </w:r>
           </w:p>
         </w:tc>
@@ -3553,7 +3553,7 @@
                 <w:sz w:val="18"/>
                 <w:szCs w:val="18"/>
               </w:rPr>
-              <w:t xml:space="preserve">1.7</w:t>
+              <w:t xml:space="preserve">1.8</w:t>
             </w:r>
           </w:p>
         </w:tc>
@@ -3619,7 +3619,7 @@
                 <w:sz w:val="18"/>
                 <w:szCs w:val="18"/>
               </w:rPr>
-              <w:t xml:space="preserve">Dati per il calcolo dei crediti: il file caricato nella pratica è letto direttamente dalla Fondazione; controllo dei dati personali.</w:t>
+              <w:t xml:space="preserve">Nuova tipologia di documento «Rapporto di calcolo dei crediti».</w:t>
             </w:r>
           </w:p>
         </w:tc>
@@ -3689,7 +3689,7 @@
                 <w:sz w:val="18"/>
                 <w:szCs w:val="18"/>
               </w:rPr>
-              <w:t xml:space="preserve">1.6</w:t>
+              <w:t xml:space="preserve">1.7</w:t>
             </w:r>
           </w:p>
         </w:tc>
@@ -3753,7 +3753,7 @@
                 <w:sz w:val="18"/>
                 <w:szCs w:val="18"/>
               </w:rPr>
-              <w:t xml:space="preserve">Messaggi con la Fondazione (nuovo capitolo), note della Fondazione e modelli nelle fasi, Ente di Validazione, avviso sulle pratiche non attive, pagamenti visibili, consultazione sulla pagina pubblica con conferma dell'email ed errata corrige, nuove notifiche.</w:t>
+              <w:t xml:space="preserve">Dati per il calcolo dei crediti: il file caricato nella pratica è letto direttamente dalla Fondazione; controllo dei dati personali.</w:t>
             </w:r>
           </w:p>
         </w:tc>
@@ -3823,7 +3823,7 @@
                 <w:sz w:val="18"/>
                 <w:szCs w:val="18"/>
               </w:rPr>
-              <w:t xml:space="preserve">1.5</w:t>
+              <w:t xml:space="preserve">1.6</w:t>
             </w:r>
           </w:p>
         </w:tc>
@@ -3889,7 +3889,7 @@
                 <w:sz w:val="18"/>
                 <w:szCs w:val="18"/>
               </w:rPr>
-              <w:t xml:space="preserve">Manuale scaricabile anche dalla pagina «I tuoi documenti»; per gli utenti il manuale è disponibile solo in PDF.</w:t>
+              <w:t xml:space="preserve">Messaggi con la Fondazione (nuovo capitolo), note della Fondazione e modelli nelle fasi, Ente di Validazione, avviso sulle pratiche non attive, pagamenti visibili, consultazione sulla pagina pubblica con conferma dell'email ed errata corrige, nuove notifiche.</w:t>
             </w:r>
           </w:p>
         </w:tc>
@@ -3959,7 +3959,7 @@
                 <w:sz w:val="18"/>
                 <w:szCs w:val="18"/>
               </w:rPr>
-              <w:t xml:space="preserve">1.4</w:t>
+              <w:t xml:space="preserve">1.5</w:t>
             </w:r>
           </w:p>
         </w:tc>
@@ -4023,7 +4023,7 @@
                 <w:sz w:val="18"/>
                 <w:szCs w:val="18"/>
               </w:rPr>
-              <w:t xml:space="preserve">Recupero della password: nuova email in italiano dal portale (oggetto e pulsante), limite di una richiesta ogni 2 minuti.</w:t>
+              <w:t xml:space="preserve">Manuale scaricabile anche dalla pagina «I tuoi documenti»; per gli utenti il manuale è disponibile solo in PDF.</w:t>
             </w:r>
           </w:p>
         </w:tc>
@@ -4093,7 +4093,7 @@
                 <w:sz w:val="18"/>
                 <w:szCs w:val="18"/>
               </w:rPr>
-              <w:t xml:space="preserve">1.3</w:t>
+              <w:t xml:space="preserve">1.4</w:t>
             </w:r>
           </w:p>
         </w:tc>
@@ -4159,7 +4159,7 @@
                 <w:sz w:val="18"/>
                 <w:szCs w:val="18"/>
               </w:rPr>
-              <w:t xml:space="preserve">Pagina «Il mio profilo» (account, cambio password, manuale da scaricare).</w:t>
+              <w:t xml:space="preserve">Recupero della password: nuova email in italiano dal portale (oggetto e pulsante), limite di una richiesta ogni 2 minuti.</w:t>
             </w:r>
           </w:p>
         </w:tc>
@@ -4229,7 +4229,7 @@
                 <w:sz w:val="18"/>
                 <w:szCs w:val="18"/>
               </w:rPr>
-              <w:t xml:space="preserve">1.2</w:t>
+              <w:t xml:space="preserve">1.3</w:t>
             </w:r>
           </w:p>
         </w:tc>
@@ -4293,7 +4293,7 @@
                 <w:sz w:val="18"/>
                 <w:szCs w:val="18"/>
               </w:rPr>
-              <w:t xml:space="preserve">Scelta della password al primo accesso, cambio password, recupero della password dimenticata; ritorno alla pratica dopo l'accesso da un link email.</w:t>
+              <w:t xml:space="preserve">Pagina «Il mio profilo» (account, cambio password, manuale da scaricare).</w:t>
             </w:r>
           </w:p>
         </w:tc>
@@ -4363,7 +4363,7 @@
                 <w:sz w:val="18"/>
                 <w:szCs w:val="18"/>
               </w:rPr>
-              <w:t xml:space="preserve">1.1</w:t>
+              <w:t xml:space="preserve">1.2</w:t>
             </w:r>
           </w:p>
         </w:tc>
@@ -4429,7 +4429,7 @@
                 <w:sz w:val="18"/>
                 <w:szCs w:val="18"/>
               </w:rPr>
-              <w:t xml:space="preserve">Voce di menu «Manuale» e pagina di download del manuale (capitolo 2).</w:t>
+              <w:t xml:space="preserve">Scelta della password al primo accesso, cambio password, recupero della password dimenticata; ritorno alla pratica dopo l'accesso da un link email.</w:t>
             </w:r>
           </w:p>
         </w:tc>
@@ -4499,6 +4499,140 @@
                 <w:sz w:val="18"/>
                 <w:szCs w:val="18"/>
               </w:rPr>
+              <w:t xml:space="preserve">1.1</w:t>
+            </w:r>
+          </w:p>
+        </w:tc>
+        <w:tc>
+          <w:tcPr>
+            <w:tcW w:type="dxa" w:w="1300"/>
+            <w:tcBorders>
+              <w:top w:val="single" w:color="D9D4C5" w:sz="4"/>
+              <w:left w:val="single" w:color="D9D4C5" w:sz="4"/>
+              <w:bottom w:val="single" w:color="D9D4C5" w:sz="4"/>
+              <w:right w:val="single" w:color="D9D4C5" w:sz="4"/>
+            </w:tcBorders>
+            <w:tcMar>
+              <w:top w:type="dxa" w:w="70"/>
+              <w:left w:type="dxa" w:w="110"/>
+              <w:bottom w:type="dxa" w:w="70"/>
+              <w:right w:type="dxa" w:w="110"/>
+            </w:tcMar>
+            <w:vAlign w:val="center"/>
+          </w:tcPr>
+          <w:p>
+            <w:pPr>
+              <w:spacing w:after="0" w:before="0"/>
+            </w:pPr>
+            <w:r>
+              <w:rPr>
+                <w:rFonts w:ascii="Arial" w:cs="Arial" w:eastAsia="Arial" w:hAnsi="Arial"/>
+                <w:color w:val="1B2118"/>
+                <w:sz w:val="18"/>
+                <w:szCs w:val="18"/>
+              </w:rPr>
+              <w:t xml:space="preserve">18/10/2026</w:t>
+            </w:r>
+          </w:p>
+        </w:tc>
+        <w:tc>
+          <w:tcPr>
+            <w:tcW w:type="dxa" w:w="5538"/>
+            <w:tcBorders>
+              <w:top w:val="single" w:color="D9D4C5" w:sz="4"/>
+              <w:left w:val="single" w:color="D9D4C5" w:sz="4"/>
+              <w:bottom w:val="single" w:color="D9D4C5" w:sz="4"/>
+              <w:right w:val="single" w:color="D9D4C5" w:sz="4"/>
+            </w:tcBorders>
+            <w:tcMar>
+              <w:top w:type="dxa" w:w="70"/>
+              <w:left w:type="dxa" w:w="110"/>
+              <w:bottom w:type="dxa" w:w="70"/>
+              <w:right w:type="dxa" w:w="110"/>
+            </w:tcMar>
+            <w:vAlign w:val="center"/>
+          </w:tcPr>
+          <w:p>
+            <w:pPr>
+              <w:spacing w:after="0" w:before="0"/>
+            </w:pPr>
+            <w:r>
+              <w:rPr>
+                <w:rFonts w:ascii="Arial" w:cs="Arial" w:eastAsia="Arial" w:hAnsi="Arial"/>
+                <w:color w:val="1B2118"/>
+                <w:sz w:val="18"/>
+                <w:szCs w:val="18"/>
+              </w:rPr>
+              <w:t xml:space="preserve">Voce di menu «Manuale» e pagina di download del manuale (capitolo 2).</w:t>
+            </w:r>
+          </w:p>
+        </w:tc>
+        <w:tc>
+          <w:tcPr>
+            <w:tcW w:type="dxa" w:w="2000"/>
+            <w:tcBorders>
+              <w:top w:val="single" w:color="D9D4C5" w:sz="4"/>
+              <w:left w:val="single" w:color="D9D4C5" w:sz="4"/>
+              <w:bottom w:val="single" w:color="D9D4C5" w:sz="4"/>
+              <w:right w:val="single" w:color="D9D4C5" w:sz="4"/>
+            </w:tcBorders>
+            <w:tcMar>
+              <w:top w:type="dxa" w:w="70"/>
+              <w:left w:type="dxa" w:w="110"/>
+              <w:bottom w:type="dxa" w:w="70"/>
+              <w:right w:type="dxa" w:w="110"/>
+            </w:tcMar>
+            <w:vAlign w:val="center"/>
+          </w:tcPr>
+          <w:p>
+            <w:pPr>
+              <w:spacing w:after="0" w:before="0"/>
+            </w:pPr>
+            <w:r>
+              <w:rPr>
+                <w:rFonts w:ascii="Arial" w:cs="Arial" w:eastAsia="Arial" w:hAnsi="Arial"/>
+                <w:color w:val="1B2118"/>
+                <w:sz w:val="18"/>
+                <w:szCs w:val="18"/>
+              </w:rPr>
+              <w:t xml:space="preserve">Fondazione Operate</w:t>
+            </w:r>
+          </w:p>
+        </w:tc>
+      </w:tr>
+      <w:tr>
+        <w:trPr>
+          <w:cantSplit/>
+        </w:trPr>
+        <w:tc>
+          <w:tcPr>
+            <w:tcW w:type="dxa" w:w="800"/>
+            <w:tcBorders>
+              <w:top w:val="single" w:color="D9D4C5" w:sz="4"/>
+              <w:left w:val="single" w:color="D9D4C5" w:sz="4"/>
+              <w:bottom w:val="single" w:color="D9D4C5" w:sz="4"/>
+              <w:right w:val="single" w:color="D9D4C5" w:sz="4"/>
+            </w:tcBorders>
+            <w:shd w:fill="F6F4EE" w:color="auto" w:val="clear"/>
+            <w:tcMar>
+              <w:top w:type="dxa" w:w="70"/>
+              <w:left w:type="dxa" w:w="110"/>
+              <w:bottom w:type="dxa" w:w="70"/>
+              <w:right w:type="dxa" w:w="110"/>
+            </w:tcMar>
+            <w:vAlign w:val="center"/>
+          </w:tcPr>
+          <w:p>
+            <w:pPr>
+              <w:spacing w:after="0" w:before="0"/>
+            </w:pPr>
+            <w:r>
+              <w:rPr>
+                <w:rFonts w:ascii="Arial" w:cs="Arial" w:eastAsia="Arial" w:hAnsi="Arial"/>
+                <w:color w:val="1B2118"/>
+                <w:sz w:val="18"/>
+                <w:szCs w:val="18"/>
+              </w:rPr>
               <w:t xml:space="preserve">1.0</w:t>
             </w:r>
           </w:p>
@@ -4512,6 +4646,7 @@
               <w:bottom w:val="single" w:color="D9D4C5" w:sz="4"/>
               <w:right w:val="single" w:color="D9D4C5" w:sz="4"/>
             </w:tcBorders>
+            <w:shd w:fill="F6F4EE" w:color="auto" w:val="clear"/>
             <w:tcMar>
               <w:top w:type="dxa" w:w="70"/>
               <w:left w:type="dxa" w:w="110"/>
@@ -4544,6 +4679,7 @@
               <w:bottom w:val="single" w:color="D9D4C5" w:sz="4"/>
               <w:right w:val="single" w:color="D9D4C5" w:sz="4"/>
             </w:tcBorders>
+            <w:shd w:fill="F6F4EE" w:color="auto" w:val="clear"/>
             <w:tcMar>
               <w:top w:type="dxa" w:w="70"/>
               <w:left w:type="dxa" w:w="110"/>
@@ -4576,6 +4712,7 @@
               <w:bottom w:val="single" w:color="D9D4C5" w:sz="4"/>
               <w:right w:val="single" w:color="D9D4C5" w:sz="4"/>
             </w:tcBorders>
+            <w:shd w:fill="F6F4EE" w:color="auto" w:val="clear"/>
             <w:tcMar>
               <w:top w:type="dxa" w:w="70"/>
               <w:left w:type="dxa" w:w="110"/>
@@ -4617,7 +4754,7 @@
           <w:sz w:val="20"/>
           <w:szCs w:val="20"/>
         </w:rPr>
-        <w:t xml:space="preserve">Questo documento descrive il portale alla revisione 3.8 del 22/10/2026. A ogni modifica del portale il manuale viene aggiornato e la revisione incrementata; la versione corrente si scarica dal portale.</w:t>
+        <w:t xml:space="preserve">Questo documento descrive il portale alla revisione 3.9 del 22/10/2026. A ogni modifica del portale il manuale viene aggiornato e la revisione incrementata; la versione corrente si scarica dal portale.</w:t>
       </w:r>
     </w:p>
     <w:p>
@@ -5443,7 +5580,7 @@
         </w:rPr>
         <w:t xml:space="preserve"> un computer o tablet con un browser aggiornato (Chrome, Edge, Firefox, Safari) e le credenziali fornite dalla Fondazione. Indirizzo del portale: </w:t>
       </w:r>
-      <w:hyperlink w:history="1" r:id="rIdfljt0xs7patujtthsm5fw">
+      <w:hyperlink w:history="1" r:id="rIdyayjccqkyc4czbwxu8r5d">
         <w:r>
           <w:rPr>
             <w:rFonts w:ascii="Arial" w:cs="Arial" w:eastAsia="Arial" w:hAnsi="Arial"/>
@@ -5670,7 +5807,7 @@
         </w:rPr>
         <w:t xml:space="preserve">Aprite </w:t>
       </w:r>
-      <w:hyperlink w:history="1" r:id="rIdedha4cxaoquy_4y-9krju">
+      <w:hyperlink w:history="1" r:id="rId9qmkav1g7ydomrvraaltf">
         <w:r>
           <w:rPr>
             <w:rFonts w:ascii="Arial" w:cs="Arial" w:eastAsia="Arial" w:hAnsi="Arial"/>
@@ -14104,7 +14241,7 @@
         </w:rPr>
         <w:t xml:space="preserve"> (</w:t>
       </w:r>
-      <w:hyperlink w:history="1" r:id="rIdb9q3yietjbgaje6jb-fgm">
+      <w:hyperlink w:history="1" r:id="rIdi6tkjwivx_mextyhrngf0">
         <w:r>
           <w:rPr>
             <w:rFonts w:ascii="Arial" w:cs="Arial" w:eastAsia="Arial" w:hAnsi="Arial"/>
@@ -17816,7 +17953,7 @@
         </w:rPr>
         <w:t xml:space="preserve">, uguale per tutti gli enti. Il modello si scarica dalla pagina pubblica </w:t>
       </w:r>
-      <w:hyperlink w:history="1" r:id="rId0n1x2lk7kcue5ntsslhum">
+      <w:hyperlink w:history="1" r:id="rIda-vdc73ibyj6ecmloveir">
         <w:r>
           <w:rPr>
             <w:rFonts w:ascii="Arial" w:cs="Arial" w:eastAsia="Arial" w:hAnsi="Arial"/>
@@ -19619,7 +19756,7 @@
                 <w:sz w:val="18"/>
                 <w:szCs w:val="18"/>
               </w:rPr>
-              <w:t xml:space="preserve">N. componenti</w:t>
+              <w:t xml:space="preserve">Categoria tariffaria</w:t>
             </w:r>
           </w:p>
         </w:tc>
@@ -19685,7 +19822,18 @@
                 <w:sz w:val="18"/>
                 <w:szCs w:val="18"/>
               </w:rPr>
-              <w:t xml:space="preserve">Componenti del nucleo familiare: colloca l'utenza nella classe della delibera (Kb); se manca si usano i valori medi</w:t>
+              <w:t xml:space="preserve">Classe della quota variabile nella delibera TARI (di solito il numero di componenti: 1, 2, … 6 e oltre). Se presente, il portale la propone come </w:t>
+            </w:r>
+            <w:r>
+              <w:rPr>
+                <w:rFonts w:ascii="Arial" w:cs="Arial" w:eastAsia="Arial" w:hAnsi="Arial"/>
+                <w:b/>
+                <w:bCs/>
+                <w:color w:val="1B2118"/>
+                <w:sz w:val="18"/>
+                <w:szCs w:val="18"/>
+              </w:rPr>
+              <w:t xml:space="preserve">categoria di simulazione</w:t>
             </w:r>
           </w:p>
         </w:tc>
@@ -19722,7 +19870,7 @@
                 <w:sz w:val="18"/>
                 <w:szCs w:val="18"/>
               </w:rPr>
-              <w:t xml:space="preserve">Mq abitazione</w:t>
+              <w:t xml:space="preserve">N. componenti</w:t>
             </w:r>
           </w:p>
         </w:tc>
@@ -19786,7 +19934,7 @@
                 <w:sz w:val="18"/>
                 <w:szCs w:val="18"/>
               </w:rPr>
-              <w:t xml:space="preserve">Superficie dell'abitazione in m²</w:t>
+              <w:t xml:space="preserve">Componenti del nucleo familiare: colloca l'utenza nella classe della delibera (Kb); se manca si usano i valori medi</w:t>
             </w:r>
           </w:p>
         </w:tc>
@@ -19824,7 +19972,7 @@
                 <w:sz w:val="18"/>
                 <w:szCs w:val="18"/>
               </w:rPr>
-              <w:t xml:space="preserve">Produzione totale (kg)</w:t>
+              <w:t xml:space="preserve">Mq abitazione</w:t>
             </w:r>
           </w:p>
         </w:tc>
@@ -19857,7 +20005,7 @@
                 <w:sz w:val="18"/>
                 <w:szCs w:val="18"/>
               </w:rPr>
-              <w:t xml:space="preserve">sì</w:t>
+              <w:t xml:space="preserve">no</w:t>
             </w:r>
           </w:p>
         </w:tc>
@@ -19890,7 +20038,7 @@
                 <w:sz w:val="18"/>
                 <w:szCs w:val="18"/>
               </w:rPr>
-              <w:t xml:space="preserve">Rifiuti prodotti nell'anno, somma di tutte le frazioni</w:t>
+              <w:t xml:space="preserve">Superficie dell'abitazione in m²</w:t>
             </w:r>
           </w:p>
         </w:tc>
@@ -19927,7 +20075,7 @@
                 <w:sz w:val="18"/>
                 <w:szCs w:val="18"/>
               </w:rPr>
-              <w:t xml:space="preserve">Indifferenziato (kg)</w:t>
+              <w:t xml:space="preserve">Produzione totale (kg)</w:t>
             </w:r>
           </w:p>
         </w:tc>
@@ -19991,7 +20139,7 @@
                 <w:sz w:val="18"/>
                 <w:szCs w:val="18"/>
               </w:rPr>
-              <w:t xml:space="preserve">Secco residuo dell'anno, anche 0</w:t>
+              <w:t xml:space="preserve">Rifiuti prodotti nell'anno, somma di tutte le frazioni</w:t>
             </w:r>
           </w:p>
         </w:tc>
@@ -20029,7 +20177,7 @@
                 <w:sz w:val="18"/>
                 <w:szCs w:val="18"/>
               </w:rPr>
-              <w:t xml:space="preserve">Organico, Carta e cartone, Plastica, Vetro, Metallo, Verde, Legno, Tessili, RAEE, Ingombranti, Inerti (kg)</w:t>
+              <w:t xml:space="preserve">Indifferenziato (kg)</w:t>
             </w:r>
           </w:p>
         </w:tc>
@@ -20062,7 +20210,7 @@
                 <w:sz w:val="18"/>
                 <w:szCs w:val="18"/>
               </w:rPr>
-              <w:t xml:space="preserve">no</w:t>
+              <w:t xml:space="preserve">sì</w:t>
             </w:r>
           </w:p>
         </w:tc>
@@ -20095,7 +20243,7 @@
                 <w:sz w:val="18"/>
                 <w:szCs w:val="18"/>
               </w:rPr>
-              <w:t xml:space="preserve">Kg di ciascuna frazione nell'anno; vuoto = frazione non raccolta o non misurata (vuoto è diverso da 0)</w:t>
+              <w:t xml:space="preserve">Secco residuo dell'anno, anche 0</w:t>
             </w:r>
           </w:p>
         </w:tc>
@@ -20132,6 +20280,108 @@
                 <w:sz w:val="18"/>
                 <w:szCs w:val="18"/>
               </w:rPr>
+              <w:t xml:space="preserve">Organico, Carta e cartone, Plastica, Vetro, Metallo, Verde, Legno, Tessili, RAEE, Ingombranti, Inerti (kg)</w:t>
+            </w:r>
+          </w:p>
+        </w:tc>
+        <w:tc>
+          <w:tcPr>
+            <w:tcW w:type="dxa" w:w="1760"/>
+            <w:tcBorders>
+              <w:top w:val="single" w:color="D9D4C5" w:sz="4"/>
+              <w:left w:val="single" w:color="D9D4C5" w:sz="4"/>
+              <w:bottom w:val="single" w:color="D9D4C5" w:sz="4"/>
+              <w:right w:val="single" w:color="D9D4C5" w:sz="4"/>
+            </w:tcBorders>
+            <w:tcMar>
+              <w:top w:type="dxa" w:w="70"/>
+              <w:left w:type="dxa" w:w="110"/>
+              <w:bottom w:type="dxa" w:w="70"/>
+              <w:right w:type="dxa" w:w="110"/>
+            </w:tcMar>
+            <w:vAlign w:val="center"/>
+          </w:tcPr>
+          <w:p>
+            <w:pPr>
+              <w:spacing w:after="0" w:before="0"/>
+            </w:pPr>
+            <w:r>
+              <w:rPr>
+                <w:rFonts w:ascii="Arial" w:cs="Arial" w:eastAsia="Arial" w:hAnsi="Arial"/>
+                <w:color w:val="1B2118"/>
+                <w:sz w:val="18"/>
+                <w:szCs w:val="18"/>
+              </w:rPr>
+              <w:t xml:space="preserve">no</w:t>
+            </w:r>
+          </w:p>
+        </w:tc>
+        <w:tc>
+          <w:tcPr>
+            <w:tcW w:type="dxa" w:w="3939"/>
+            <w:tcBorders>
+              <w:top w:val="single" w:color="D9D4C5" w:sz="4"/>
+              <w:left w:val="single" w:color="D9D4C5" w:sz="4"/>
+              <w:bottom w:val="single" w:color="D9D4C5" w:sz="4"/>
+              <w:right w:val="single" w:color="D9D4C5" w:sz="4"/>
+            </w:tcBorders>
+            <w:tcMar>
+              <w:top w:type="dxa" w:w="70"/>
+              <w:left w:type="dxa" w:w="110"/>
+              <w:bottom w:type="dxa" w:w="70"/>
+              <w:right w:type="dxa" w:w="110"/>
+            </w:tcMar>
+            <w:vAlign w:val="center"/>
+          </w:tcPr>
+          <w:p>
+            <w:pPr>
+              <w:spacing w:after="0" w:before="0"/>
+            </w:pPr>
+            <w:r>
+              <w:rPr>
+                <w:rFonts w:ascii="Arial" w:cs="Arial" w:eastAsia="Arial" w:hAnsi="Arial"/>
+                <w:color w:val="1B2118"/>
+                <w:sz w:val="18"/>
+                <w:szCs w:val="18"/>
+              </w:rPr>
+              <w:t xml:space="preserve">Kg di ciascuna frazione nell'anno; vuoto = frazione non raccolta o non misurata (vuoto è diverso da 0)</w:t>
+            </w:r>
+          </w:p>
+        </w:tc>
+      </w:tr>
+      <w:tr>
+        <w:trPr>
+          <w:cantSplit/>
+        </w:trPr>
+        <w:tc>
+          <w:tcPr>
+            <w:tcW w:type="dxa" w:w="3939"/>
+            <w:tcBorders>
+              <w:top w:val="single" w:color="D9D4C5" w:sz="4"/>
+              <w:left w:val="single" w:color="D9D4C5" w:sz="4"/>
+              <w:bottom w:val="single" w:color="D9D4C5" w:sz="4"/>
+              <w:right w:val="single" w:color="D9D4C5" w:sz="4"/>
+            </w:tcBorders>
+            <w:shd w:fill="F6F4EE" w:color="auto" w:val="clear"/>
+            <w:tcMar>
+              <w:top w:type="dxa" w:w="70"/>
+              <w:left w:type="dxa" w:w="110"/>
+              <w:bottom w:type="dxa" w:w="70"/>
+              <w:right w:type="dxa" w:w="110"/>
+            </w:tcMar>
+            <w:vAlign w:val="center"/>
+          </w:tcPr>
+          <w:p>
+            <w:pPr>
+              <w:spacing w:after="0" w:before="0"/>
+            </w:pPr>
+            <w:r>
+              <w:rPr>
+                <w:rFonts w:ascii="Arial" w:cs="Arial" w:eastAsia="Arial" w:hAnsi="Arial"/>
+                <w:color w:val="1B2118"/>
+                <w:sz w:val="18"/>
+                <w:szCs w:val="18"/>
+              </w:rPr>
               <w:t xml:space="preserve">Svuotamenti (una colonna per frazione)</w:t>
             </w:r>
           </w:p>
@@ -20145,6 +20395,7 @@
               <w:bottom w:val="single" w:color="D9D4C5" w:sz="4"/>
               <w:right w:val="single" w:color="D9D4C5" w:sz="4"/>
             </w:tcBorders>
+            <w:shd w:fill="F6F4EE" w:color="auto" w:val="clear"/>
             <w:tcMar>
               <w:top w:type="dxa" w:w="70"/>
               <w:left w:type="dxa" w:w="110"/>
@@ -20177,6 +20428,7 @@
               <w:bottom w:val="single" w:color="D9D4C5" w:sz="4"/>
               <w:right w:val="single" w:color="D9D4C5" w:sz="4"/>
             </w:tcBorders>
+            <w:shd w:fill="F6F4EE" w:color="auto" w:val="clear"/>
             <w:tcMar>
               <w:top w:type="dxa" w:w="70"/>
               <w:left w:type="dxa" w:w="110"/>
@@ -20246,9 +20498,9 @@
         <w:tblLayout w:type="fixed"/>
       </w:tblPr>
       <w:tblGrid>
-        <w:gridCol w:w="1510"/>
-        <w:gridCol w:w="1760"/>
-        <w:gridCol w:w="6368"/>
+        <w:gridCol w:w="1708"/>
+        <w:gridCol w:w="1945"/>
+        <w:gridCol w:w="5985"/>
       </w:tblGrid>
       <w:tr>
         <w:trPr>
@@ -20256,7 +20508,7 @@
         </w:trPr>
         <w:tc>
           <w:tcPr>
-            <w:tcW w:type="dxa" w:w="1510"/>
+            <w:tcW w:type="dxa" w:w="1708"/>
             <w:tcBorders>
               <w:top w:val="single" w:color="D9D4C5" w:sz="4"/>
               <w:left w:val="single" w:color="D9D4C5" w:sz="4"/>
@@ -20291,7 +20543,7 @@
         </w:tc>
         <w:tc>
           <w:tcPr>
-            <w:tcW w:type="dxa" w:w="1760"/>
+            <w:tcW w:type="dxa" w:w="1945"/>
             <w:tcBorders>
               <w:top w:val="single" w:color="D9D4C5" w:sz="4"/>
               <w:left w:val="single" w:color="D9D4C5" w:sz="4"/>
@@ -20326,7 +20578,7 @@
         </w:tc>
         <w:tc>
           <w:tcPr>
-            <w:tcW w:type="dxa" w:w="6368"/>
+            <w:tcW w:type="dxa" w:w="5985"/>
             <w:tcBorders>
               <w:top w:val="single" w:color="D9D4C5" w:sz="4"/>
               <w:left w:val="single" w:color="D9D4C5" w:sz="4"/>
@@ -20366,7 +20618,7 @@
         </w:trPr>
         <w:tc>
           <w:tcPr>
-            <w:tcW w:type="dxa" w:w="1510"/>
+            <w:tcW w:type="dxa" w:w="1708"/>
             <w:tcBorders>
               <w:top w:val="single" w:color="D9D4C5" w:sz="4"/>
               <w:left w:val="single" w:color="D9D4C5" w:sz="4"/>
@@ -20398,7 +20650,7 @@
         </w:tc>
         <w:tc>
           <w:tcPr>
-            <w:tcW w:type="dxa" w:w="1760"/>
+            <w:tcW w:type="dxa" w:w="1945"/>
             <w:tcBorders>
               <w:top w:val="single" w:color="D9D4C5" w:sz="4"/>
               <w:left w:val="single" w:color="D9D4C5" w:sz="4"/>
@@ -20430,7 +20682,7 @@
         </w:tc>
         <w:tc>
           <w:tcPr>
-            <w:tcW w:type="dxa" w:w="6368"/>
+            <w:tcW w:type="dxa" w:w="5985"/>
             <w:tcBorders>
               <w:top w:val="single" w:color="D9D4C5" w:sz="4"/>
               <w:left w:val="single" w:color="D9D4C5" w:sz="4"/>
@@ -20467,7 +20719,7 @@
         </w:trPr>
         <w:tc>
           <w:tcPr>
-            <w:tcW w:type="dxa" w:w="1510"/>
+            <w:tcW w:type="dxa" w:w="1708"/>
             <w:tcBorders>
               <w:top w:val="single" w:color="D9D4C5" w:sz="4"/>
               <w:left w:val="single" w:color="D9D4C5" w:sz="4"/>
@@ -20494,13 +20746,13 @@
                 <w:sz w:val="18"/>
                 <w:szCs w:val="18"/>
               </w:rPr>
-              <w:t xml:space="preserve">Categoria</w:t>
-            </w:r>
-          </w:p>
-        </w:tc>
-        <w:tc>
-          <w:tcPr>
-            <w:tcW w:type="dxa" w:w="1760"/>
+              <w:t xml:space="preserve">Categoria tariffaria</w:t>
+            </w:r>
+          </w:p>
+        </w:tc>
+        <w:tc>
+          <w:tcPr>
+            <w:tcW w:type="dxa" w:w="1945"/>
             <w:tcBorders>
               <w:top w:val="single" w:color="D9D4C5" w:sz="4"/>
               <w:left w:val="single" w:color="D9D4C5" w:sz="4"/>
@@ -20527,13 +20779,13 @@
                 <w:sz w:val="18"/>
                 <w:szCs w:val="18"/>
               </w:rPr>
-              <w:t xml:space="preserve">sì</w:t>
-            </w:r>
-          </w:p>
-        </w:tc>
-        <w:tc>
-          <w:tcPr>
-            <w:tcW w:type="dxa" w:w="6368"/>
+              <w:t xml:space="preserve">no, ma da compilare se nota</w:t>
+            </w:r>
+          </w:p>
+        </w:tc>
+        <w:tc>
+          <w:tcPr>
+            <w:tcW w:type="dxa" w:w="5985"/>
             <w:tcBorders>
               <w:top w:val="single" w:color="D9D4C5" w:sz="4"/>
               <w:left w:val="single" w:color="D9D4C5" w:sz="4"/>
@@ -20560,7 +20812,18 @@
                 <w:sz w:val="18"/>
                 <w:szCs w:val="18"/>
               </w:rPr>
-              <w:t xml:space="preserve">Numero della categoria tariffaria della delibera TARI (DPR 158/1999, es. 22 = ristoranti): serve per i rifiuti attesi (Kd). Il foglio Categorie ha l'elenco di riferimento</w:t>
+              <w:t xml:space="preserve">Numero della categoria della delibera TARI (DPR 158/1999, es. 22 = ristoranti; il foglio Categorie ha l'elenco di riferimento). Se presente, il portale la propone come </w:t>
+            </w:r>
+            <w:r>
+              <w:rPr>
+                <w:rFonts w:ascii="Arial" w:cs="Arial" w:eastAsia="Arial" w:hAnsi="Arial"/>
+                <w:b/>
+                <w:bCs/>
+                <w:color w:val="1B2118"/>
+                <w:sz w:val="18"/>
+                <w:szCs w:val="18"/>
+              </w:rPr>
+              <w:t xml:space="preserve">categoria di simulazione</w:t>
             </w:r>
           </w:p>
         </w:tc>
@@ -20571,7 +20834,7 @@
         </w:trPr>
         <w:tc>
           <w:tcPr>
-            <w:tcW w:type="dxa" w:w="1510"/>
+            <w:tcW w:type="dxa" w:w="1708"/>
             <w:tcBorders>
               <w:top w:val="single" w:color="D9D4C5" w:sz="4"/>
               <w:left w:val="single" w:color="D9D4C5" w:sz="4"/>
@@ -20603,7 +20866,7 @@
         </w:tc>
         <w:tc>
           <w:tcPr>
-            <w:tcW w:type="dxa" w:w="1760"/>
+            <w:tcW w:type="dxa" w:w="1945"/>
             <w:tcBorders>
               <w:top w:val="single" w:color="D9D4C5" w:sz="4"/>
               <w:left w:val="single" w:color="D9D4C5" w:sz="4"/>
@@ -20635,7 +20898,7 @@
         </w:tc>
         <w:tc>
           <w:tcPr>
-            <w:tcW w:type="dxa" w:w="6368"/>
+            <w:tcW w:type="dxa" w:w="5985"/>
             <w:tcBorders>
               <w:top w:val="single" w:color="D9D4C5" w:sz="4"/>
               <w:left w:val="single" w:color="D9D4C5" w:sz="4"/>
@@ -20672,7 +20935,7 @@
         </w:trPr>
         <w:tc>
           <w:tcPr>
-            <w:tcW w:type="dxa" w:w="1510"/>
+            <w:tcW w:type="dxa" w:w="1708"/>
             <w:tcBorders>
               <w:top w:val="single" w:color="D9D4C5" w:sz="4"/>
               <w:left w:val="single" w:color="D9D4C5" w:sz="4"/>
@@ -20705,7 +20968,7 @@
         </w:tc>
         <w:tc>
           <w:tcPr>
-            <w:tcW w:type="dxa" w:w="1760"/>
+            <w:tcW w:type="dxa" w:w="1945"/>
             <w:tcBorders>
               <w:top w:val="single" w:color="D9D4C5" w:sz="4"/>
               <w:left w:val="single" w:color="D9D4C5" w:sz="4"/>
@@ -20738,7 +21001,7 @@
         </w:tc>
         <w:tc>
           <w:tcPr>
-            <w:tcW w:type="dxa" w:w="6368"/>
+            <w:tcW w:type="dxa" w:w="5985"/>
             <w:tcBorders>
               <w:top w:val="single" w:color="D9D4C5" w:sz="4"/>
               <w:left w:val="single" w:color="D9D4C5" w:sz="4"/>
@@ -20775,6 +21038,31 @@
       <w:pPr>
         <w:spacing w:after="160"/>
       </w:pPr>
+    </w:p>
+    <w:p>
+      <w:pPr>
+        <w:spacing w:after="140" w:line="300"/>
+      </w:pPr>
+      <w:r>
+        <w:rPr>
+          <w:rFonts w:ascii="Arial" w:cs="Arial" w:eastAsia="Arial" w:hAnsi="Arial"/>
+          <w:b/>
+          <w:bCs/>
+          <w:color w:val="1B2118"/>
+          <w:sz w:val="21"/>
+          <w:szCs w:val="21"/>
+        </w:rPr>
+        <w:t xml:space="preserve">Categoria di simulazione.</w:t>
+      </w:r>
+      <w:r>
+        <w:rPr>
+          <w:rFonts w:ascii="Arial" w:cs="Arial" w:eastAsia="Arial" w:hAnsi="Arial"/>
+          <w:color w:val="1B2118"/>
+          <w:sz w:val="21"/>
+          <w:szCs w:val="21"/>
+        </w:rPr>
+        <w:t xml:space="preserve"> Non è nel file: è un campo del portale, per ogni utenza, che dice quale classe o categoria usa il calcolo per i rifiuti attesi. All'arrivo del file il portale la propone uguale alla categoria tariffaria; la Fondazione può cambiarla dal modulo dell'utenza. Le utenze senza categoria tariffaria restano «da assegnare» finché non la si indica.</w:t>
+      </w:r>
     </w:p>
     <w:p>
       <w:pPr>
@@ -21849,7 +22137,7 @@
         </w:rPr>
         <w:t xml:space="preserve"> (</w:t>
       </w:r>
-      <w:hyperlink w:history="1" r:id="rIduv0j209yg2rfuhlbohdag">
+      <w:hyperlink w:history="1" r:id="rId-rfoiaznnixmjk7g7tnq-">
         <w:r>
           <w:rPr>
             <w:rFonts w:ascii="Arial" w:cs="Arial" w:eastAsia="Arial" w:hAnsi="Arial"/>
@@ -23228,7 +23516,7 @@
         <w:szCs w:val="16"/>
       </w:rPr>
       <w:tab/>
-      <w:t xml:space="preserve">Manuale Utente · Rev. 3.8 · 22/10/2026</w:t>
+      <w:t xml:space="preserve">Manuale Utente · Rev. 3.9 · 22/10/2026</w:t>
     </w:r>
   </w:p>
 </w:hdr>
@@ -23293,7 +23581,7 @@
         <w:szCs w:val="16"/>
       </w:rPr>
       <w:tab/>
-      <w:t xml:space="preserve">Manuale Utente · Rev. 3.8 · 22/10/2026</w:t>
+      <w:t xml:space="preserve">Manuale Utente · Rev. 3.9 · 22/10/2026</w:t>
     </w:r>
   </w:p>
 </w:hdr>

--- a/public/manuali/Manuale_Utente_Portale_CWP.docx
+++ b/public/manuali/Manuale_Utente_Portale_CWP.docx
@@ -302,7 +302,7 @@
                 <w:sz w:val="20"/>
                 <w:szCs w:val="20"/>
               </w:rPr>
-              <w:t xml:space="preserve">Rev. 3.9</w:t>
+              <w:t xml:space="preserve">Rev. 4.0</w:t>
             </w:r>
           </w:p>
         </w:tc>
@@ -365,7 +365,7 @@
                 <w:sz w:val="20"/>
                 <w:szCs w:val="20"/>
               </w:rPr>
-              <w:t xml:space="preserve">22/10/2026</w:t>
+              <w:t xml:space="preserve">23/10/2026</w:t>
             </w:r>
           </w:p>
         </w:tc>
@@ -719,7 +719,7 @@
                 <w:sz w:val="18"/>
                 <w:szCs w:val="18"/>
               </w:rPr>
-              <w:t xml:space="preserve">3.9</w:t>
+              <w:t xml:space="preserve">4.0</w:t>
             </w:r>
           </w:p>
         </w:tc>
@@ -751,7 +751,7 @@
                 <w:sz w:val="18"/>
                 <w:szCs w:val="18"/>
               </w:rPr>
-              <w:t xml:space="preserve">22/10/2026</w:t>
+              <w:t xml:space="preserve">23/10/2026</w:t>
             </w:r>
           </w:p>
         </w:tc>
@@ -783,7 +783,7 @@
                 <w:sz w:val="18"/>
                 <w:szCs w:val="18"/>
               </w:rPr>
-              <w:t xml:space="preserve">Banca Dati Utenze: categoria tariffaria e di simulazione.</w:t>
+              <w:t xml:space="preserve">Banca Dati Utenze per utenza: come la Fondazione usa categoria tariffaria e kg di ogni frazione (vuoto diverso da 0).</w:t>
             </w:r>
           </w:p>
         </w:tc>
@@ -853,7 +853,7 @@
                 <w:sz w:val="18"/>
                 <w:szCs w:val="18"/>
               </w:rPr>
-              <w:t xml:space="preserve">3.8</w:t>
+              <w:t xml:space="preserve">3.9</w:t>
             </w:r>
           </w:p>
         </w:tc>
@@ -919,7 +919,7 @@
                 <w:sz w:val="18"/>
                 <w:szCs w:val="18"/>
               </w:rPr>
-              <w:t xml:space="preserve">Banca Dati Utenze per utenza: spiegazione dei campi (nuovo formato in arrivo).</w:t>
+              <w:t xml:space="preserve">Banca Dati Utenze: categoria tariffaria e di simulazione.</w:t>
             </w:r>
           </w:p>
         </w:tc>
@@ -989,7 +989,7 @@
                 <w:sz w:val="18"/>
                 <w:szCs w:val="18"/>
               </w:rPr>
-              <w:t xml:space="preserve">3.7</w:t>
+              <w:t xml:space="preserve">3.8</w:t>
             </w:r>
           </w:p>
         </w:tc>
@@ -1053,7 +1053,7 @@
                 <w:sz w:val="18"/>
                 <w:szCs w:val="18"/>
               </w:rPr>
-              <w:t xml:space="preserve">Uso dal telefono: menu, elenco e dettaglio delle pratiche.</w:t>
+              <w:t xml:space="preserve">Banca Dati Utenze per utenza: spiegazione dei campi (nuovo formato in arrivo).</w:t>
             </w:r>
           </w:p>
         </w:tc>
@@ -1123,7 +1123,7 @@
                 <w:sz w:val="18"/>
                 <w:szCs w:val="18"/>
               </w:rPr>
-              <w:t xml:space="preserve">3.6</w:t>
+              <w:t xml:space="preserve">3.7</w:t>
             </w:r>
           </w:p>
         </w:tc>
@@ -1189,7 +1189,7 @@
                 <w:sz w:val="18"/>
                 <w:szCs w:val="18"/>
               </w:rPr>
-              <w:t xml:space="preserve">Feedback pubblico chiuso solo dopo il termine; ente prima della fase 5 (rilievi N02, N03).</w:t>
+              <w:t xml:space="preserve">Uso dal telefono: menu, elenco e dettaglio delle pratiche.</w:t>
             </w:r>
           </w:p>
         </w:tc>
@@ -1259,7 +1259,7 @@
                 <w:sz w:val="18"/>
                 <w:szCs w:val="18"/>
               </w:rPr>
-              <w:t xml:space="preserve">3.5</w:t>
+              <w:t xml:space="preserve">3.6</w:t>
             </w:r>
           </w:p>
         </w:tc>
@@ -1291,7 +1291,7 @@
                 <w:sz w:val="18"/>
                 <w:szCs w:val="18"/>
               </w:rPr>
-              <w:t xml:space="preserve">21/10/2026</w:t>
+              <w:t xml:space="preserve">22/10/2026</w:t>
             </w:r>
           </w:p>
         </w:tc>
@@ -1323,7 +1323,7 @@
                 <w:sz w:val="18"/>
                 <w:szCs w:val="18"/>
               </w:rPr>
-              <w:t xml:space="preserve">Barra a LED delle fasi nell'elenco e nella pratica aperta.</w:t>
+              <w:t xml:space="preserve">Feedback pubblico chiuso solo dopo il termine; ente prima della fase 5 (rilievi N02, N03).</w:t>
             </w:r>
           </w:p>
         </w:tc>
@@ -1393,7 +1393,7 @@
                 <w:sz w:val="18"/>
                 <w:szCs w:val="18"/>
               </w:rPr>
-              <w:t xml:space="preserve">3.4</w:t>
+              <w:t xml:space="preserve">3.5</w:t>
             </w:r>
           </w:p>
         </w:tc>
@@ -1459,7 +1459,7 @@
                 <w:sz w:val="18"/>
                 <w:szCs w:val="18"/>
               </w:rPr>
-              <w:t xml:space="preserve">Assistente: domande sulla pratica aperta.</w:t>
+              <w:t xml:space="preserve">Barra a LED delle fasi nell'elenco e nella pratica aperta.</w:t>
             </w:r>
           </w:p>
         </w:tc>
@@ -1529,7 +1529,7 @@
                 <w:sz w:val="18"/>
                 <w:szCs w:val="18"/>
               </w:rPr>
-              <w:t xml:space="preserve">3.3</w:t>
+              <w:t xml:space="preserve">3.4</w:t>
             </w:r>
           </w:p>
         </w:tc>
@@ -1593,7 +1593,7 @@
                 <w:sz w:val="18"/>
                 <w:szCs w:val="18"/>
               </w:rPr>
-              <w:t xml:space="preserve">Domande frequenti: messaggio «Account disattivato».</w:t>
+              <w:t xml:space="preserve">Assistente: domande sulla pratica aperta.</w:t>
             </w:r>
           </w:p>
         </w:tc>
@@ -1663,7 +1663,7 @@
                 <w:sz w:val="18"/>
                 <w:szCs w:val="18"/>
               </w:rPr>
-              <w:t xml:space="preserve">3.2</w:t>
+              <w:t xml:space="preserve">3.3</w:t>
             </w:r>
           </w:p>
         </w:tc>
@@ -1696,7 +1696,7 @@
                 <w:sz w:val="18"/>
                 <w:szCs w:val="18"/>
               </w:rPr>
-              <w:t xml:space="preserve">20/10/2026</w:t>
+              <w:t xml:space="preserve">21/10/2026</w:t>
             </w:r>
           </w:p>
         </w:tc>
@@ -1729,7 +1729,7 @@
                 <w:sz w:val="18"/>
                 <w:szCs w:val="18"/>
               </w:rPr>
-              <w:t xml:space="preserve">Uscita automatica per inattività.</w:t>
+              <w:t xml:space="preserve">Domande frequenti: messaggio «Account disattivato».</w:t>
             </w:r>
           </w:p>
         </w:tc>
@@ -1799,7 +1799,7 @@
                 <w:sz w:val="18"/>
                 <w:szCs w:val="18"/>
               </w:rPr>
-              <w:t xml:space="preserve">3.1</w:t>
+              <w:t xml:space="preserve">3.2</w:t>
             </w:r>
           </w:p>
         </w:tc>
@@ -1863,7 +1863,7 @@
                 <w:sz w:val="18"/>
                 <w:szCs w:val="18"/>
               </w:rPr>
-              <w:t xml:space="preserve">Nuovo menu degli enti: Il Programma CWP, Manuali.</w:t>
+              <w:t xml:space="preserve">Uscita automatica per inattività.</w:t>
             </w:r>
           </w:p>
         </w:tc>
@@ -1933,7 +1933,7 @@
                 <w:sz w:val="18"/>
                 <w:szCs w:val="18"/>
               </w:rPr>
-              <w:t xml:space="preserve">3.0</w:t>
+              <w:t xml:space="preserve">3.1</w:t>
             </w:r>
           </w:p>
         </w:tc>
@@ -1999,7 +1999,7 @@
                 <w:sz w:val="18"/>
                 <w:szCs w:val="18"/>
               </w:rPr>
-              <w:t xml:space="preserve">Voce di menu «Marketplaces» (in arrivo).</w:t>
+              <w:t xml:space="preserve">Nuovo menu degli enti: Il Programma CWP, Manuali.</w:t>
             </w:r>
           </w:p>
         </w:tc>
@@ -2069,7 +2069,7 @@
                 <w:sz w:val="18"/>
                 <w:szCs w:val="18"/>
               </w:rPr>
-              <w:t xml:space="preserve">2.9</w:t>
+              <w:t xml:space="preserve">3.0</w:t>
             </w:r>
           </w:p>
         </w:tc>
@@ -2133,7 +2133,7 @@
                 <w:sz w:val="18"/>
                 <w:szCs w:val="18"/>
               </w:rPr>
-              <w:t xml:space="preserve">Collegamento al portale: registro degli accessi e delle operazioni.</w:t>
+              <w:t xml:space="preserve">Voce di menu «Marketplaces» (in arrivo).</w:t>
             </w:r>
           </w:p>
         </w:tc>
@@ -2203,7 +2203,7 @@
                 <w:sz w:val="18"/>
                 <w:szCs w:val="18"/>
               </w:rPr>
-              <w:t xml:space="preserve">2.8</w:t>
+              <w:t xml:space="preserve">2.9</w:t>
             </w:r>
           </w:p>
         </w:tc>
@@ -2269,7 +2269,7 @@
                 <w:sz w:val="18"/>
                 <w:szCs w:val="18"/>
               </w:rPr>
-              <w:t xml:space="preserve">Nuovo capitolo «Collegamento al portale» (presenza visibile all'Amministratore principale).</w:t>
+              <w:t xml:space="preserve">Collegamento al portale: registro degli accessi e delle operazioni.</w:t>
             </w:r>
           </w:p>
         </w:tc>
@@ -2339,7 +2339,7 @@
                 <w:sz w:val="18"/>
                 <w:szCs w:val="18"/>
               </w:rPr>
-              <w:t xml:space="preserve">2.7</w:t>
+              <w:t xml:space="preserve">2.8</w:t>
             </w:r>
           </w:p>
         </w:tc>
@@ -2371,7 +2371,7 @@
                 <w:sz w:val="18"/>
                 <w:szCs w:val="18"/>
               </w:rPr>
-              <w:t xml:space="preserve">19/10/2026</w:t>
+              <w:t xml:space="preserve">20/10/2026</w:t>
             </w:r>
           </w:p>
         </w:tc>
@@ -2403,7 +2403,7 @@
                 <w:sz w:val="18"/>
                 <w:szCs w:val="18"/>
               </w:rPr>
-              <w:t xml:space="preserve">Assistente virtuale: messaggio «Un attimo…» durante l'attesa.</w:t>
+              <w:t xml:space="preserve">Nuovo capitolo «Collegamento al portale» (presenza visibile all'Amministratore principale).</w:t>
             </w:r>
           </w:p>
         </w:tc>
@@ -2473,7 +2473,7 @@
                 <w:sz w:val="18"/>
                 <w:szCs w:val="18"/>
               </w:rPr>
-              <w:t xml:space="preserve">2.6</w:t>
+              <w:t xml:space="preserve">2.7</w:t>
             </w:r>
           </w:p>
         </w:tc>
@@ -2539,7 +2539,7 @@
                 <w:sz w:val="18"/>
                 <w:szCs w:val="18"/>
               </w:rPr>
-              <w:t xml:space="preserve">Nuovo capitolo «L'assistente virtuale».</w:t>
+              <w:t xml:space="preserve">Assistente virtuale: messaggio «Un attimo…» durante l'attesa.</w:t>
             </w:r>
           </w:p>
         </w:tc>
@@ -2609,7 +2609,7 @@
                 <w:sz w:val="18"/>
                 <w:szCs w:val="18"/>
               </w:rPr>
-              <w:t xml:space="preserve">2.5</w:t>
+              <w:t xml:space="preserve">2.6</w:t>
             </w:r>
           </w:p>
         </w:tc>
@@ -2673,7 +2673,7 @@
                 <w:sz w:val="18"/>
                 <w:szCs w:val="18"/>
               </w:rPr>
-              <w:t xml:space="preserve">Ordinamento degli elenchi e delle tabelle.</w:t>
+              <w:t xml:space="preserve">Nuovo capitolo «L'assistente virtuale».</w:t>
             </w:r>
           </w:p>
         </w:tc>
@@ -2743,7 +2743,7 @@
                 <w:sz w:val="18"/>
                 <w:szCs w:val="18"/>
               </w:rPr>
-              <w:t xml:space="preserve">2.4</w:t>
+              <w:t xml:space="preserve">2.5</w:t>
             </w:r>
           </w:p>
         </w:tc>
@@ -2809,7 +2809,7 @@
                 <w:sz w:val="18"/>
                 <w:szCs w:val="18"/>
               </w:rPr>
-              <w:t xml:space="preserve">Primo accesso: le credenziali arrivano per email.</w:t>
+              <w:t xml:space="preserve">Ordinamento degli elenchi e delle tabelle.</w:t>
             </w:r>
           </w:p>
         </w:tc>
@@ -2879,7 +2879,7 @@
                 <w:sz w:val="18"/>
                 <w:szCs w:val="18"/>
               </w:rPr>
-              <w:t xml:space="preserve">2.3</w:t>
+              <w:t xml:space="preserve">2.4</w:t>
             </w:r>
           </w:p>
         </w:tc>
@@ -2943,7 +2943,7 @@
                 <w:sz w:val="18"/>
                 <w:szCs w:val="18"/>
               </w:rPr>
-              <w:t xml:space="preserve">Simulazione dei crediti: anche stima economica con costi Caso 1 e Caso 2.</w:t>
+              <w:t xml:space="preserve">Primo accesso: le credenziali arrivano per email.</w:t>
             </w:r>
           </w:p>
         </w:tc>
@@ -3013,7 +3013,7 @@
                 <w:sz w:val="18"/>
                 <w:szCs w:val="18"/>
               </w:rPr>
-              <w:t xml:space="preserve">2.2</w:t>
+              <w:t xml:space="preserve">2.3</w:t>
             </w:r>
           </w:p>
         </w:tc>
@@ -3079,7 +3079,7 @@
                 <w:sz w:val="18"/>
                 <w:szCs w:val="18"/>
               </w:rPr>
-              <w:t xml:space="preserve">Simulazione dei crediti disponibile su richiesta alla Fondazione.</w:t>
+              <w:t xml:space="preserve">Simulazione dei crediti: anche stima economica con costi Caso 1 e Caso 2.</w:t>
             </w:r>
           </w:p>
         </w:tc>
@@ -3149,7 +3149,7 @@
                 <w:sz w:val="18"/>
                 <w:szCs w:val="18"/>
               </w:rPr>
-              <w:t xml:space="preserve">2.1</w:t>
+              <w:t xml:space="preserve">2.2</w:t>
             </w:r>
           </w:p>
         </w:tc>
@@ -3213,7 +3213,7 @@
                 <w:sz w:val="18"/>
                 <w:szCs w:val="18"/>
               </w:rPr>
-              <w:t xml:space="preserve">Simulazione dei crediti in arrivo (capitolo Dati per il calcolo dei crediti).</w:t>
+              <w:t xml:space="preserve">Simulazione dei crediti disponibile su richiesta alla Fondazione.</w:t>
             </w:r>
           </w:p>
         </w:tc>
@@ -3283,7 +3283,7 @@
                 <w:sz w:val="18"/>
                 <w:szCs w:val="18"/>
               </w:rPr>
-              <w:t xml:space="preserve">2.0</w:t>
+              <w:t xml:space="preserve">2.1</w:t>
             </w:r>
           </w:p>
         </w:tc>
@@ -3316,7 +3316,7 @@
                 <w:sz w:val="18"/>
                 <w:szCs w:val="18"/>
               </w:rPr>
-              <w:t xml:space="preserve">18/10/2026</w:t>
+              <w:t xml:space="preserve">19/10/2026</w:t>
             </w:r>
           </w:p>
         </w:tc>
@@ -3349,7 +3349,7 @@
                 <w:sz w:val="18"/>
                 <w:szCs w:val="18"/>
               </w:rPr>
-              <w:t xml:space="preserve">Allineamento ai documenti ufficiali del Programma: Rapporto a 7 fasi, feedback pubblico (30 e 20 giorni), stato nel Programma e ID, dati del progetto, un solo account per Organizzazione, ritiro e rientro, conservazione 12 anni, tipologie ufficiali, Schema tariffario, verifica sull'accuratezza; nuovi capitoli Crediti emessi, Reclami, pagina pubblica del Programma.</w:t>
+              <w:t xml:space="preserve">Simulazione dei crediti in arrivo (capitolo Dati per il calcolo dei crediti).</w:t>
             </w:r>
           </w:p>
         </w:tc>
@@ -3419,7 +3419,7 @@
                 <w:sz w:val="18"/>
                 <w:szCs w:val="18"/>
               </w:rPr>
-              <w:t xml:space="preserve">1.9</w:t>
+              <w:t xml:space="preserve">2.0</w:t>
             </w:r>
           </w:p>
         </w:tc>
@@ -3483,7 +3483,7 @@
                 <w:sz w:val="18"/>
                 <w:szCs w:val="18"/>
               </w:rPr>
-              <w:t xml:space="preserve">Rapporti di Monitoraggio con 4 fasi; documenti richiesti per fase; caricamenti solo nelle fasi aperte; osservazioni numerate e notifica di quelle da rispondere; data di conservazione; fascicolo con riepilogo PDF.</w:t>
+              <w:t xml:space="preserve">Allineamento ai documenti ufficiali del Programma: Rapporto a 7 fasi, feedback pubblico (30 e 20 giorni), stato nel Programma e ID, dati del progetto, un solo account per Organizzazione, ritiro e rientro, conservazione 12 anni, tipologie ufficiali, Schema tariffario, verifica sull'accuratezza; nuovi capitoli Crediti emessi, Reclami, pagina pubblica del Programma.</w:t>
             </w:r>
           </w:p>
         </w:tc>
@@ -3553,7 +3553,7 @@
                 <w:sz w:val="18"/>
                 <w:szCs w:val="18"/>
               </w:rPr>
-              <w:t xml:space="preserve">1.8</w:t>
+              <w:t xml:space="preserve">1.9</w:t>
             </w:r>
           </w:p>
         </w:tc>
@@ -3619,7 +3619,7 @@
                 <w:sz w:val="18"/>
                 <w:szCs w:val="18"/>
               </w:rPr>
-              <w:t xml:space="preserve">Nuova tipologia di documento «Rapporto di calcolo dei crediti».</w:t>
+              <w:t xml:space="preserve">Rapporti di Monitoraggio con 4 fasi; documenti richiesti per fase; caricamenti solo nelle fasi aperte; osservazioni numerate e notifica di quelle da rispondere; data di conservazione; fascicolo con riepilogo PDF.</w:t>
             </w:r>
           </w:p>
         </w:tc>
@@ -3689,7 +3689,7 @@
                 <w:sz w:val="18"/>
                 <w:szCs w:val="18"/>
               </w:rPr>
-              <w:t xml:space="preserve">1.7</w:t>
+              <w:t xml:space="preserve">1.8</w:t>
             </w:r>
           </w:p>
         </w:tc>
@@ -3753,7 +3753,7 @@
                 <w:sz w:val="18"/>
                 <w:szCs w:val="18"/>
               </w:rPr>
-              <w:t xml:space="preserve">Dati per il calcolo dei crediti: il file caricato nella pratica è letto direttamente dalla Fondazione; controllo dei dati personali.</w:t>
+              <w:t xml:space="preserve">Nuova tipologia di documento «Rapporto di calcolo dei crediti».</w:t>
             </w:r>
           </w:p>
         </w:tc>
@@ -3823,7 +3823,7 @@
                 <w:sz w:val="18"/>
                 <w:szCs w:val="18"/>
               </w:rPr>
-              <w:t xml:space="preserve">1.6</w:t>
+              <w:t xml:space="preserve">1.7</w:t>
             </w:r>
           </w:p>
         </w:tc>
@@ -3889,7 +3889,7 @@
                 <w:sz w:val="18"/>
                 <w:szCs w:val="18"/>
               </w:rPr>
-              <w:t xml:space="preserve">Messaggi con la Fondazione (nuovo capitolo), note della Fondazione e modelli nelle fasi, Ente di Validazione, avviso sulle pratiche non attive, pagamenti visibili, consultazione sulla pagina pubblica con conferma dell'email ed errata corrige, nuove notifiche.</w:t>
+              <w:t xml:space="preserve">Dati per il calcolo dei crediti: il file caricato nella pratica è letto direttamente dalla Fondazione; controllo dei dati personali.</w:t>
             </w:r>
           </w:p>
         </w:tc>
@@ -3959,7 +3959,7 @@
                 <w:sz w:val="18"/>
                 <w:szCs w:val="18"/>
               </w:rPr>
-              <w:t xml:space="preserve">1.5</w:t>
+              <w:t xml:space="preserve">1.6</w:t>
             </w:r>
           </w:p>
         </w:tc>
@@ -4023,7 +4023,7 @@
                 <w:sz w:val="18"/>
                 <w:szCs w:val="18"/>
               </w:rPr>
-              <w:t xml:space="preserve">Manuale scaricabile anche dalla pagina «I tuoi documenti»; per gli utenti il manuale è disponibile solo in PDF.</w:t>
+              <w:t xml:space="preserve">Messaggi con la Fondazione (nuovo capitolo), note della Fondazione e modelli nelle fasi, Ente di Validazione, avviso sulle pratiche non attive, pagamenti visibili, consultazione sulla pagina pubblica con conferma dell'email ed errata corrige, nuove notifiche.</w:t>
             </w:r>
           </w:p>
         </w:tc>
@@ -4093,7 +4093,7 @@
                 <w:sz w:val="18"/>
                 <w:szCs w:val="18"/>
               </w:rPr>
-              <w:t xml:space="preserve">1.4</w:t>
+              <w:t xml:space="preserve">1.5</w:t>
             </w:r>
           </w:p>
         </w:tc>
@@ -4159,7 +4159,7 @@
                 <w:sz w:val="18"/>
                 <w:szCs w:val="18"/>
               </w:rPr>
-              <w:t xml:space="preserve">Recupero della password: nuova email in italiano dal portale (oggetto e pulsante), limite di una richiesta ogni 2 minuti.</w:t>
+              <w:t xml:space="preserve">Manuale scaricabile anche dalla pagina «I tuoi documenti»; per gli utenti il manuale è disponibile solo in PDF.</w:t>
             </w:r>
           </w:p>
         </w:tc>
@@ -4229,7 +4229,7 @@
                 <w:sz w:val="18"/>
                 <w:szCs w:val="18"/>
               </w:rPr>
-              <w:t xml:space="preserve">1.3</w:t>
+              <w:t xml:space="preserve">1.4</w:t>
             </w:r>
           </w:p>
         </w:tc>
@@ -4293,7 +4293,7 @@
                 <w:sz w:val="18"/>
                 <w:szCs w:val="18"/>
               </w:rPr>
-              <w:t xml:space="preserve">Pagina «Il mio profilo» (account, cambio password, manuale da scaricare).</w:t>
+              <w:t xml:space="preserve">Recupero della password: nuova email in italiano dal portale (oggetto e pulsante), limite di una richiesta ogni 2 minuti.</w:t>
             </w:r>
           </w:p>
         </w:tc>
@@ -4363,7 +4363,7 @@
                 <w:sz w:val="18"/>
                 <w:szCs w:val="18"/>
               </w:rPr>
-              <w:t xml:space="preserve">1.2</w:t>
+              <w:t xml:space="preserve">1.3</w:t>
             </w:r>
           </w:p>
         </w:tc>
@@ -4429,7 +4429,7 @@
                 <w:sz w:val="18"/>
                 <w:szCs w:val="18"/>
               </w:rPr>
-              <w:t xml:space="preserve">Scelta della password al primo accesso, cambio password, recupero della password dimenticata; ritorno alla pratica dopo l'accesso da un link email.</w:t>
+              <w:t xml:space="preserve">Pagina «Il mio profilo» (account, cambio password, manuale da scaricare).</w:t>
             </w:r>
           </w:p>
         </w:tc>
@@ -4499,7 +4499,7 @@
                 <w:sz w:val="18"/>
                 <w:szCs w:val="18"/>
               </w:rPr>
-              <w:t xml:space="preserve">1.1</w:t>
+              <w:t xml:space="preserve">1.2</w:t>
             </w:r>
           </w:p>
         </w:tc>
@@ -4563,7 +4563,7 @@
                 <w:sz w:val="18"/>
                 <w:szCs w:val="18"/>
               </w:rPr>
-              <w:t xml:space="preserve">Voce di menu «Manuale» e pagina di download del manuale (capitolo 2).</w:t>
+              <w:t xml:space="preserve">Scelta della password al primo accesso, cambio password, recupero della password dimenticata; ritorno alla pratica dopo l'accesso da un link email.</w:t>
             </w:r>
           </w:p>
         </w:tc>
@@ -4633,6 +4633,142 @@
                 <w:sz w:val="18"/>
                 <w:szCs w:val="18"/>
               </w:rPr>
+              <w:t xml:space="preserve">1.1</w:t>
+            </w:r>
+          </w:p>
+        </w:tc>
+        <w:tc>
+          <w:tcPr>
+            <w:tcW w:type="dxa" w:w="1300"/>
+            <w:tcBorders>
+              <w:top w:val="single" w:color="D9D4C5" w:sz="4"/>
+              <w:left w:val="single" w:color="D9D4C5" w:sz="4"/>
+              <w:bottom w:val="single" w:color="D9D4C5" w:sz="4"/>
+              <w:right w:val="single" w:color="D9D4C5" w:sz="4"/>
+            </w:tcBorders>
+            <w:shd w:fill="F6F4EE" w:color="auto" w:val="clear"/>
+            <w:tcMar>
+              <w:top w:type="dxa" w:w="70"/>
+              <w:left w:type="dxa" w:w="110"/>
+              <w:bottom w:type="dxa" w:w="70"/>
+              <w:right w:type="dxa" w:w="110"/>
+            </w:tcMar>
+            <w:vAlign w:val="center"/>
+          </w:tcPr>
+          <w:p>
+            <w:pPr>
+              <w:spacing w:after="0" w:before="0"/>
+            </w:pPr>
+            <w:r>
+              <w:rPr>
+                <w:rFonts w:ascii="Arial" w:cs="Arial" w:eastAsia="Arial" w:hAnsi="Arial"/>
+                <w:color w:val="1B2118"/>
+                <w:sz w:val="18"/>
+                <w:szCs w:val="18"/>
+              </w:rPr>
+              <w:t xml:space="preserve">18/10/2026</w:t>
+            </w:r>
+          </w:p>
+        </w:tc>
+        <w:tc>
+          <w:tcPr>
+            <w:tcW w:type="dxa" w:w="5538"/>
+            <w:tcBorders>
+              <w:top w:val="single" w:color="D9D4C5" w:sz="4"/>
+              <w:left w:val="single" w:color="D9D4C5" w:sz="4"/>
+              <w:bottom w:val="single" w:color="D9D4C5" w:sz="4"/>
+              <w:right w:val="single" w:color="D9D4C5" w:sz="4"/>
+            </w:tcBorders>
+            <w:shd w:fill="F6F4EE" w:color="auto" w:val="clear"/>
+            <w:tcMar>
+              <w:top w:type="dxa" w:w="70"/>
+              <w:left w:type="dxa" w:w="110"/>
+              <w:bottom w:type="dxa" w:w="70"/>
+              <w:right w:type="dxa" w:w="110"/>
+            </w:tcMar>
+            <w:vAlign w:val="center"/>
+          </w:tcPr>
+          <w:p>
+            <w:pPr>
+              <w:spacing w:after="0" w:before="0"/>
+            </w:pPr>
+            <w:r>
+              <w:rPr>
+                <w:rFonts w:ascii="Arial" w:cs="Arial" w:eastAsia="Arial" w:hAnsi="Arial"/>
+                <w:color w:val="1B2118"/>
+                <w:sz w:val="18"/>
+                <w:szCs w:val="18"/>
+              </w:rPr>
+              <w:t xml:space="preserve">Voce di menu «Manuale» e pagina di download del manuale (capitolo 2).</w:t>
+            </w:r>
+          </w:p>
+        </w:tc>
+        <w:tc>
+          <w:tcPr>
+            <w:tcW w:type="dxa" w:w="2000"/>
+            <w:tcBorders>
+              <w:top w:val="single" w:color="D9D4C5" w:sz="4"/>
+              <w:left w:val="single" w:color="D9D4C5" w:sz="4"/>
+              <w:bottom w:val="single" w:color="D9D4C5" w:sz="4"/>
+              <w:right w:val="single" w:color="D9D4C5" w:sz="4"/>
+            </w:tcBorders>
+            <w:shd w:fill="F6F4EE" w:color="auto" w:val="clear"/>
+            <w:tcMar>
+              <w:top w:type="dxa" w:w="70"/>
+              <w:left w:type="dxa" w:w="110"/>
+              <w:bottom w:type="dxa" w:w="70"/>
+              <w:right w:type="dxa" w:w="110"/>
+            </w:tcMar>
+            <w:vAlign w:val="center"/>
+          </w:tcPr>
+          <w:p>
+            <w:pPr>
+              <w:spacing w:after="0" w:before="0"/>
+            </w:pPr>
+            <w:r>
+              <w:rPr>
+                <w:rFonts w:ascii="Arial" w:cs="Arial" w:eastAsia="Arial" w:hAnsi="Arial"/>
+                <w:color w:val="1B2118"/>
+                <w:sz w:val="18"/>
+                <w:szCs w:val="18"/>
+              </w:rPr>
+              <w:t xml:space="preserve">Fondazione Operate</w:t>
+            </w:r>
+          </w:p>
+        </w:tc>
+      </w:tr>
+      <w:tr>
+        <w:trPr>
+          <w:cantSplit/>
+        </w:trPr>
+        <w:tc>
+          <w:tcPr>
+            <w:tcW w:type="dxa" w:w="800"/>
+            <w:tcBorders>
+              <w:top w:val="single" w:color="D9D4C5" w:sz="4"/>
+              <w:left w:val="single" w:color="D9D4C5" w:sz="4"/>
+              <w:bottom w:val="single" w:color="D9D4C5" w:sz="4"/>
+              <w:right w:val="single" w:color="D9D4C5" w:sz="4"/>
+            </w:tcBorders>
+            <w:tcMar>
+              <w:top w:type="dxa" w:w="70"/>
+              <w:left w:type="dxa" w:w="110"/>
+              <w:bottom w:type="dxa" w:w="70"/>
+              <w:right w:type="dxa" w:w="110"/>
+            </w:tcMar>
+            <w:vAlign w:val="center"/>
+          </w:tcPr>
+          <w:p>
+            <w:pPr>
+              <w:spacing w:after="0" w:before="0"/>
+            </w:pPr>
+            <w:r>
+              <w:rPr>
+                <w:rFonts w:ascii="Arial" w:cs="Arial" w:eastAsia="Arial" w:hAnsi="Arial"/>
+                <w:color w:val="1B2118"/>
+                <w:sz w:val="18"/>
+                <w:szCs w:val="18"/>
+              </w:rPr>
               <w:t xml:space="preserve">1.0</w:t>
             </w:r>
           </w:p>
@@ -4646,7 +4782,6 @@
               <w:bottom w:val="single" w:color="D9D4C5" w:sz="4"/>
               <w:right w:val="single" w:color="D9D4C5" w:sz="4"/>
             </w:tcBorders>
-            <w:shd w:fill="F6F4EE" w:color="auto" w:val="clear"/>
             <w:tcMar>
               <w:top w:type="dxa" w:w="70"/>
               <w:left w:type="dxa" w:w="110"/>
@@ -4679,7 +4814,6 @@
               <w:bottom w:val="single" w:color="D9D4C5" w:sz="4"/>
               <w:right w:val="single" w:color="D9D4C5" w:sz="4"/>
             </w:tcBorders>
-            <w:shd w:fill="F6F4EE" w:color="auto" w:val="clear"/>
             <w:tcMar>
               <w:top w:type="dxa" w:w="70"/>
               <w:left w:type="dxa" w:w="110"/>
@@ -4712,7 +4846,6 @@
               <w:bottom w:val="single" w:color="D9D4C5" w:sz="4"/>
               <w:right w:val="single" w:color="D9D4C5" w:sz="4"/>
             </w:tcBorders>
-            <w:shd w:fill="F6F4EE" w:color="auto" w:val="clear"/>
             <w:tcMar>
               <w:top w:type="dxa" w:w="70"/>
               <w:left w:type="dxa" w:w="110"/>
@@ -4754,7 +4887,7 @@
           <w:sz w:val="20"/>
           <w:szCs w:val="20"/>
         </w:rPr>
-        <w:t xml:space="preserve">Questo documento descrive il portale alla revisione 3.9 del 22/10/2026. A ogni modifica del portale il manuale viene aggiornato e la revisione incrementata; la versione corrente si scarica dal portale.</w:t>
+        <w:t xml:space="preserve">Questo documento descrive il portale alla revisione 4.0 del 23/10/2026. A ogni modifica del portale il manuale viene aggiornato e la revisione incrementata; la versione corrente si scarica dal portale.</w:t>
       </w:r>
     </w:p>
     <w:p>
@@ -5580,7 +5713,7 @@
         </w:rPr>
         <w:t xml:space="preserve"> un computer o tablet con un browser aggiornato (Chrome, Edge, Firefox, Safari) e le credenziali fornite dalla Fondazione. Indirizzo del portale: </w:t>
       </w:r>
-      <w:hyperlink w:history="1" r:id="rIdyayjccqkyc4czbwxu8r5d">
+      <w:hyperlink w:history="1" r:id="rIdye18zynsic-mrkqbeikyc">
         <w:r>
           <w:rPr>
             <w:rFonts w:ascii="Arial" w:cs="Arial" w:eastAsia="Arial" w:hAnsi="Arial"/>
@@ -5807,7 +5940,7 @@
         </w:rPr>
         <w:t xml:space="preserve">Aprite </w:t>
       </w:r>
-      <w:hyperlink w:history="1" r:id="rId9qmkav1g7ydomrvraaltf">
+      <w:hyperlink w:history="1" r:id="rIdiqlbsykxccktzoivgyxzc">
         <w:r>
           <w:rPr>
             <w:rFonts w:ascii="Arial" w:cs="Arial" w:eastAsia="Arial" w:hAnsi="Arial"/>
@@ -14241,7 +14374,7 @@
         </w:rPr>
         <w:t xml:space="preserve"> (</w:t>
       </w:r>
-      <w:hyperlink w:history="1" r:id="rIdi6tkjwivx_mextyhrngf0">
+      <w:hyperlink w:history="1" r:id="rIdl9uvkazubhn_qazdc8t-b">
         <w:r>
           <w:rPr>
             <w:rFonts w:ascii="Arial" w:cs="Arial" w:eastAsia="Arial" w:hAnsi="Arial"/>
@@ -17953,7 +18086,7 @@
         </w:rPr>
         <w:t xml:space="preserve">, uguale per tutti gli enti. Il modello si scarica dalla pagina pubblica </w:t>
       </w:r>
-      <w:hyperlink w:history="1" r:id="rIda-vdc73ibyj6ecmloveir">
+      <w:hyperlink w:history="1" r:id="rIdkrsr08rm-qtmfamt1vhuu">
         <w:r>
           <w:rPr>
             <w:rFonts w:ascii="Arial" w:cs="Arial" w:eastAsia="Arial" w:hAnsi="Arial"/>
@@ -21189,6 +21322,51 @@
           <w:sz w:val="21"/>
           <w:szCs w:val="21"/>
         </w:rPr>
+        <w:t xml:space="preserve">Come la Fondazione usa questi dati.</w:t>
+      </w:r>
+      <w:r>
+        <w:rPr>
+          <w:rFonts w:ascii="Arial" w:cs="Arial" w:eastAsia="Arial" w:hAnsi="Arial"/>
+          <w:color w:val="1B2118"/>
+          <w:sz w:val="21"/>
+          <w:szCs w:val="21"/>
+        </w:rPr>
+        <w:t xml:space="preserve"> Ogni utenza è confrontata con i rifiuti attesi per la sua classe o categoria della delibera TARI (per questo è importante la </w:t>
+      </w:r>
+      <w:r>
+        <w:rPr>
+          <w:rFonts w:ascii="Arial" w:cs="Arial" w:eastAsia="Arial" w:hAnsi="Arial"/>
+          <w:b/>
+          <w:bCs/>
+          <w:color w:val="1B2118"/>
+          <w:sz w:val="21"/>
+          <w:szCs w:val="21"/>
+        </w:rPr>
+        <w:t xml:space="preserve">categoria tariffaria</w:t>
+      </w:r>
+      <w:r>
+        <w:rPr>
+          <w:rFonts w:ascii="Arial" w:cs="Arial" w:eastAsia="Arial" w:hAnsi="Arial"/>
+          <w:color w:val="1B2118"/>
+          <w:sz w:val="21"/>
+          <w:szCs w:val="21"/>
+        </w:rPr>
+        <w:t xml:space="preserve">), usando i kg indicati per ogni frazione. Una frazione lasciata vuota non conta per quell'utenza; scrivete 0 solo se la frazione è raccolta e l'utenza non ne ha prodotta.</w:t>
+      </w:r>
+    </w:p>
+    <w:p>
+      <w:pPr>
+        <w:spacing w:after="140" w:line="300"/>
+      </w:pPr>
+      <w:r>
+        <w:rPr>
+          <w:rFonts w:ascii="Arial" w:cs="Arial" w:eastAsia="Arial" w:hAnsi="Arial"/>
+          <w:b/>
+          <w:bCs/>
+          <w:color w:val="1B2118"/>
+          <w:sz w:val="21"/>
+          <w:szCs w:val="21"/>
+        </w:rPr>
         <w:t xml:space="preserve">Dati personali.</w:t>
       </w:r>
       <w:r>
@@ -22137,7 +22315,7 @@
         </w:rPr>
         <w:t xml:space="preserve"> (</w:t>
       </w:r>
-      <w:hyperlink w:history="1" r:id="rId-rfoiaznnixmjk7g7tnq-">
+      <w:hyperlink w:history="1" r:id="rIdpcmx8hqvivd1v99ypzxso">
         <w:r>
           <w:rPr>
             <w:rFonts w:ascii="Arial" w:cs="Arial" w:eastAsia="Arial" w:hAnsi="Arial"/>
@@ -23516,7 +23694,7 @@
         <w:szCs w:val="16"/>
       </w:rPr>
       <w:tab/>
-      <w:t xml:space="preserve">Manuale Utente · Rev. 3.9 · 22/10/2026</w:t>
+      <w:t xml:space="preserve">Manuale Utente · Rev. 4.0 · 23/10/2026</w:t>
     </w:r>
   </w:p>
 </w:hdr>
@@ -23581,7 +23759,7 @@
         <w:szCs w:val="16"/>
       </w:rPr>
       <w:tab/>
-      <w:t xml:space="preserve">Manuale Utente · Rev. 3.9 · 22/10/2026</w:t>
+      <w:t xml:space="preserve">Manuale Utente · Rev. 4.0 · 23/10/2026</w:t>
     </w:r>
   </w:p>
 </w:hdr>

--- a/public/manuali/Manuale_Utente_Portale_CWP.docx
+++ b/public/manuali/Manuale_Utente_Portale_CWP.docx
@@ -302,7 +302,7 @@
                 <w:sz w:val="20"/>
                 <w:szCs w:val="20"/>
               </w:rPr>
-              <w:t xml:space="preserve">Rev. 4.0</w:t>
+              <w:t xml:space="preserve">Rev. 4.1</w:t>
             </w:r>
           </w:p>
         </w:tc>
@@ -719,7 +719,7 @@
                 <w:sz w:val="18"/>
                 <w:szCs w:val="18"/>
               </w:rPr>
-              <w:t xml:space="preserve">4.0</w:t>
+              <w:t xml:space="preserve">4.1</w:t>
             </w:r>
           </w:p>
         </w:tc>
@@ -783,7 +783,7 @@
                 <w:sz w:val="18"/>
                 <w:szCs w:val="18"/>
               </w:rPr>
-              <w:t xml:space="preserve">Banca Dati Utenze per utenza: come la Fondazione usa categoria tariffaria e kg di ogni frazione (vuoto diverso da 0).</w:t>
+              <w:t xml:space="preserve">«Le mie pratiche»: riquadri del valore dei crediti della propria organizzazione (simulazione e fase esecutiva, crediti ed euro).</w:t>
             </w:r>
           </w:p>
         </w:tc>
@@ -853,7 +853,7 @@
                 <w:sz w:val="18"/>
                 <w:szCs w:val="18"/>
               </w:rPr>
-              <w:t xml:space="preserve">3.9</w:t>
+              <w:t xml:space="preserve">4.0</w:t>
             </w:r>
           </w:p>
         </w:tc>
@@ -886,7 +886,7 @@
                 <w:sz w:val="18"/>
                 <w:szCs w:val="18"/>
               </w:rPr>
-              <w:t xml:space="preserve">22/10/2026</w:t>
+              <w:t xml:space="preserve">23/10/2026</w:t>
             </w:r>
           </w:p>
         </w:tc>
@@ -919,7 +919,7 @@
                 <w:sz w:val="18"/>
                 <w:szCs w:val="18"/>
               </w:rPr>
-              <w:t xml:space="preserve">Banca Dati Utenze: categoria tariffaria e di simulazione.</w:t>
+              <w:t xml:space="preserve">Banca Dati Utenze per utenza: come la Fondazione usa categoria tariffaria e kg di ogni frazione (vuoto diverso da 0).</w:t>
             </w:r>
           </w:p>
         </w:tc>
@@ -989,7 +989,7 @@
                 <w:sz w:val="18"/>
                 <w:szCs w:val="18"/>
               </w:rPr>
-              <w:t xml:space="preserve">3.8</w:t>
+              <w:t xml:space="preserve">3.9</w:t>
             </w:r>
           </w:p>
         </w:tc>
@@ -1053,7 +1053,7 @@
                 <w:sz w:val="18"/>
                 <w:szCs w:val="18"/>
               </w:rPr>
-              <w:t xml:space="preserve">Banca Dati Utenze per utenza: spiegazione dei campi (nuovo formato in arrivo).</w:t>
+              <w:t xml:space="preserve">Banca Dati Utenze: categoria tariffaria e di simulazione.</w:t>
             </w:r>
           </w:p>
         </w:tc>
@@ -1123,7 +1123,7 @@
                 <w:sz w:val="18"/>
                 <w:szCs w:val="18"/>
               </w:rPr>
-              <w:t xml:space="preserve">3.7</w:t>
+              <w:t xml:space="preserve">3.8</w:t>
             </w:r>
           </w:p>
         </w:tc>
@@ -1189,7 +1189,7 @@
                 <w:sz w:val="18"/>
                 <w:szCs w:val="18"/>
               </w:rPr>
-              <w:t xml:space="preserve">Uso dal telefono: menu, elenco e dettaglio delle pratiche.</w:t>
+              <w:t xml:space="preserve">Banca Dati Utenze per utenza: spiegazione dei campi (nuovo formato in arrivo).</w:t>
             </w:r>
           </w:p>
         </w:tc>
@@ -1259,7 +1259,7 @@
                 <w:sz w:val="18"/>
                 <w:szCs w:val="18"/>
               </w:rPr>
-              <w:t xml:space="preserve">3.6</w:t>
+              <w:t xml:space="preserve">3.7</w:t>
             </w:r>
           </w:p>
         </w:tc>
@@ -1323,7 +1323,7 @@
                 <w:sz w:val="18"/>
                 <w:szCs w:val="18"/>
               </w:rPr>
-              <w:t xml:space="preserve">Feedback pubblico chiuso solo dopo il termine; ente prima della fase 5 (rilievi N02, N03).</w:t>
+              <w:t xml:space="preserve">Uso dal telefono: menu, elenco e dettaglio delle pratiche.</w:t>
             </w:r>
           </w:p>
         </w:tc>
@@ -1393,7 +1393,7 @@
                 <w:sz w:val="18"/>
                 <w:szCs w:val="18"/>
               </w:rPr>
-              <w:t xml:space="preserve">3.5</w:t>
+              <w:t xml:space="preserve">3.6</w:t>
             </w:r>
           </w:p>
         </w:tc>
@@ -1426,7 +1426,7 @@
                 <w:sz w:val="18"/>
                 <w:szCs w:val="18"/>
               </w:rPr>
-              <w:t xml:space="preserve">21/10/2026</w:t>
+              <w:t xml:space="preserve">22/10/2026</w:t>
             </w:r>
           </w:p>
         </w:tc>
@@ -1459,7 +1459,7 @@
                 <w:sz w:val="18"/>
                 <w:szCs w:val="18"/>
               </w:rPr>
-              <w:t xml:space="preserve">Barra a LED delle fasi nell'elenco e nella pratica aperta.</w:t>
+              <w:t xml:space="preserve">Feedback pubblico chiuso solo dopo il termine; ente prima della fase 5 (rilievi N02, N03).</w:t>
             </w:r>
           </w:p>
         </w:tc>
@@ -1529,7 +1529,7 @@
                 <w:sz w:val="18"/>
                 <w:szCs w:val="18"/>
               </w:rPr>
-              <w:t xml:space="preserve">3.4</w:t>
+              <w:t xml:space="preserve">3.5</w:t>
             </w:r>
           </w:p>
         </w:tc>
@@ -1593,7 +1593,7 @@
                 <w:sz w:val="18"/>
                 <w:szCs w:val="18"/>
               </w:rPr>
-              <w:t xml:space="preserve">Assistente: domande sulla pratica aperta.</w:t>
+              <w:t xml:space="preserve">Barra a LED delle fasi nell'elenco e nella pratica aperta.</w:t>
             </w:r>
           </w:p>
         </w:tc>
@@ -1663,7 +1663,7 @@
                 <w:sz w:val="18"/>
                 <w:szCs w:val="18"/>
               </w:rPr>
-              <w:t xml:space="preserve">3.3</w:t>
+              <w:t xml:space="preserve">3.4</w:t>
             </w:r>
           </w:p>
         </w:tc>
@@ -1729,7 +1729,7 @@
                 <w:sz w:val="18"/>
                 <w:szCs w:val="18"/>
               </w:rPr>
-              <w:t xml:space="preserve">Domande frequenti: messaggio «Account disattivato».</w:t>
+              <w:t xml:space="preserve">Assistente: domande sulla pratica aperta.</w:t>
             </w:r>
           </w:p>
         </w:tc>
@@ -1799,7 +1799,7 @@
                 <w:sz w:val="18"/>
                 <w:szCs w:val="18"/>
               </w:rPr>
-              <w:t xml:space="preserve">3.2</w:t>
+              <w:t xml:space="preserve">3.3</w:t>
             </w:r>
           </w:p>
         </w:tc>
@@ -1831,7 +1831,7 @@
                 <w:sz w:val="18"/>
                 <w:szCs w:val="18"/>
               </w:rPr>
-              <w:t xml:space="preserve">20/10/2026</w:t>
+              <w:t xml:space="preserve">21/10/2026</w:t>
             </w:r>
           </w:p>
         </w:tc>
@@ -1863,7 +1863,7 @@
                 <w:sz w:val="18"/>
                 <w:szCs w:val="18"/>
               </w:rPr>
-              <w:t xml:space="preserve">Uscita automatica per inattività.</w:t>
+              <w:t xml:space="preserve">Domande frequenti: messaggio «Account disattivato».</w:t>
             </w:r>
           </w:p>
         </w:tc>
@@ -1933,7 +1933,7 @@
                 <w:sz w:val="18"/>
                 <w:szCs w:val="18"/>
               </w:rPr>
-              <w:t xml:space="preserve">3.1</w:t>
+              <w:t xml:space="preserve">3.2</w:t>
             </w:r>
           </w:p>
         </w:tc>
@@ -1999,7 +1999,7 @@
                 <w:sz w:val="18"/>
                 <w:szCs w:val="18"/>
               </w:rPr>
-              <w:t xml:space="preserve">Nuovo menu degli enti: Il Programma CWP, Manuali.</w:t>
+              <w:t xml:space="preserve">Uscita automatica per inattività.</w:t>
             </w:r>
           </w:p>
         </w:tc>
@@ -2069,7 +2069,7 @@
                 <w:sz w:val="18"/>
                 <w:szCs w:val="18"/>
               </w:rPr>
-              <w:t xml:space="preserve">3.0</w:t>
+              <w:t xml:space="preserve">3.1</w:t>
             </w:r>
           </w:p>
         </w:tc>
@@ -2133,7 +2133,7 @@
                 <w:sz w:val="18"/>
                 <w:szCs w:val="18"/>
               </w:rPr>
-              <w:t xml:space="preserve">Voce di menu «Marketplaces» (in arrivo).</w:t>
+              <w:t xml:space="preserve">Nuovo menu degli enti: Il Programma CWP, Manuali.</w:t>
             </w:r>
           </w:p>
         </w:tc>
@@ -2203,7 +2203,7 @@
                 <w:sz w:val="18"/>
                 <w:szCs w:val="18"/>
               </w:rPr>
-              <w:t xml:space="preserve">2.9</w:t>
+              <w:t xml:space="preserve">3.0</w:t>
             </w:r>
           </w:p>
         </w:tc>
@@ -2269,7 +2269,7 @@
                 <w:sz w:val="18"/>
                 <w:szCs w:val="18"/>
               </w:rPr>
-              <w:t xml:space="preserve">Collegamento al portale: registro degli accessi e delle operazioni.</w:t>
+              <w:t xml:space="preserve">Voce di menu «Marketplaces» (in arrivo).</w:t>
             </w:r>
           </w:p>
         </w:tc>
@@ -2339,7 +2339,7 @@
                 <w:sz w:val="18"/>
                 <w:szCs w:val="18"/>
               </w:rPr>
-              <w:t xml:space="preserve">2.8</w:t>
+              <w:t xml:space="preserve">2.9</w:t>
             </w:r>
           </w:p>
         </w:tc>
@@ -2403,7 +2403,7 @@
                 <w:sz w:val="18"/>
                 <w:szCs w:val="18"/>
               </w:rPr>
-              <w:t xml:space="preserve">Nuovo capitolo «Collegamento al portale» (presenza visibile all'Amministratore principale).</w:t>
+              <w:t xml:space="preserve">Collegamento al portale: registro degli accessi e delle operazioni.</w:t>
             </w:r>
           </w:p>
         </w:tc>
@@ -2473,7 +2473,7 @@
                 <w:sz w:val="18"/>
                 <w:szCs w:val="18"/>
               </w:rPr>
-              <w:t xml:space="preserve">2.7</w:t>
+              <w:t xml:space="preserve">2.8</w:t>
             </w:r>
           </w:p>
         </w:tc>
@@ -2506,7 +2506,7 @@
                 <w:sz w:val="18"/>
                 <w:szCs w:val="18"/>
               </w:rPr>
-              <w:t xml:space="preserve">19/10/2026</w:t>
+              <w:t xml:space="preserve">20/10/2026</w:t>
             </w:r>
           </w:p>
         </w:tc>
@@ -2539,7 +2539,7 @@
                 <w:sz w:val="18"/>
                 <w:szCs w:val="18"/>
               </w:rPr>
-              <w:t xml:space="preserve">Assistente virtuale: messaggio «Un attimo…» durante l'attesa.</w:t>
+              <w:t xml:space="preserve">Nuovo capitolo «Collegamento al portale» (presenza visibile all'Amministratore principale).</w:t>
             </w:r>
           </w:p>
         </w:tc>
@@ -2609,7 +2609,7 @@
                 <w:sz w:val="18"/>
                 <w:szCs w:val="18"/>
               </w:rPr>
-              <w:t xml:space="preserve">2.6</w:t>
+              <w:t xml:space="preserve">2.7</w:t>
             </w:r>
           </w:p>
         </w:tc>
@@ -2673,7 +2673,7 @@
                 <w:sz w:val="18"/>
                 <w:szCs w:val="18"/>
               </w:rPr>
-              <w:t xml:space="preserve">Nuovo capitolo «L'assistente virtuale».</w:t>
+              <w:t xml:space="preserve">Assistente virtuale: messaggio «Un attimo…» durante l'attesa.</w:t>
             </w:r>
           </w:p>
         </w:tc>
@@ -2743,7 +2743,7 @@
                 <w:sz w:val="18"/>
                 <w:szCs w:val="18"/>
               </w:rPr>
-              <w:t xml:space="preserve">2.5</w:t>
+              <w:t xml:space="preserve">2.6</w:t>
             </w:r>
           </w:p>
         </w:tc>
@@ -2809,7 +2809,7 @@
                 <w:sz w:val="18"/>
                 <w:szCs w:val="18"/>
               </w:rPr>
-              <w:t xml:space="preserve">Ordinamento degli elenchi e delle tabelle.</w:t>
+              <w:t xml:space="preserve">Nuovo capitolo «L'assistente virtuale».</w:t>
             </w:r>
           </w:p>
         </w:tc>
@@ -2879,7 +2879,7 @@
                 <w:sz w:val="18"/>
                 <w:szCs w:val="18"/>
               </w:rPr>
-              <w:t xml:space="preserve">2.4</w:t>
+              <w:t xml:space="preserve">2.5</w:t>
             </w:r>
           </w:p>
         </w:tc>
@@ -2943,7 +2943,7 @@
                 <w:sz w:val="18"/>
                 <w:szCs w:val="18"/>
               </w:rPr>
-              <w:t xml:space="preserve">Primo accesso: le credenziali arrivano per email.</w:t>
+              <w:t xml:space="preserve">Ordinamento degli elenchi e delle tabelle.</w:t>
             </w:r>
           </w:p>
         </w:tc>
@@ -3013,7 +3013,7 @@
                 <w:sz w:val="18"/>
                 <w:szCs w:val="18"/>
               </w:rPr>
-              <w:t xml:space="preserve">2.3</w:t>
+              <w:t xml:space="preserve">2.4</w:t>
             </w:r>
           </w:p>
         </w:tc>
@@ -3079,7 +3079,7 @@
                 <w:sz w:val="18"/>
                 <w:szCs w:val="18"/>
               </w:rPr>
-              <w:t xml:space="preserve">Simulazione dei crediti: anche stima economica con costi Caso 1 e Caso 2.</w:t>
+              <w:t xml:space="preserve">Primo accesso: le credenziali arrivano per email.</w:t>
             </w:r>
           </w:p>
         </w:tc>
@@ -3149,7 +3149,7 @@
                 <w:sz w:val="18"/>
                 <w:szCs w:val="18"/>
               </w:rPr>
-              <w:t xml:space="preserve">2.2</w:t>
+              <w:t xml:space="preserve">2.3</w:t>
             </w:r>
           </w:p>
         </w:tc>
@@ -3213,7 +3213,7 @@
                 <w:sz w:val="18"/>
                 <w:szCs w:val="18"/>
               </w:rPr>
-              <w:t xml:space="preserve">Simulazione dei crediti disponibile su richiesta alla Fondazione.</w:t>
+              <w:t xml:space="preserve">Simulazione dei crediti: anche stima economica con costi Caso 1 e Caso 2.</w:t>
             </w:r>
           </w:p>
         </w:tc>
@@ -3283,7 +3283,7 @@
                 <w:sz w:val="18"/>
                 <w:szCs w:val="18"/>
               </w:rPr>
-              <w:t xml:space="preserve">2.1</w:t>
+              <w:t xml:space="preserve">2.2</w:t>
             </w:r>
           </w:p>
         </w:tc>
@@ -3349,7 +3349,7 @@
                 <w:sz w:val="18"/>
                 <w:szCs w:val="18"/>
               </w:rPr>
-              <w:t xml:space="preserve">Simulazione dei crediti in arrivo (capitolo Dati per il calcolo dei crediti).</w:t>
+              <w:t xml:space="preserve">Simulazione dei crediti disponibile su richiesta alla Fondazione.</w:t>
             </w:r>
           </w:p>
         </w:tc>
@@ -3419,7 +3419,7 @@
                 <w:sz w:val="18"/>
                 <w:szCs w:val="18"/>
               </w:rPr>
-              <w:t xml:space="preserve">2.0</w:t>
+              <w:t xml:space="preserve">2.1</w:t>
             </w:r>
           </w:p>
         </w:tc>
@@ -3451,7 +3451,7 @@
                 <w:sz w:val="18"/>
                 <w:szCs w:val="18"/>
               </w:rPr>
-              <w:t xml:space="preserve">18/10/2026</w:t>
+              <w:t xml:space="preserve">19/10/2026</w:t>
             </w:r>
           </w:p>
         </w:tc>
@@ -3483,7 +3483,7 @@
                 <w:sz w:val="18"/>
                 <w:szCs w:val="18"/>
               </w:rPr>
-              <w:t xml:space="preserve">Allineamento ai documenti ufficiali del Programma: Rapporto a 7 fasi, feedback pubblico (30 e 20 giorni), stato nel Programma e ID, dati del progetto, un solo account per Organizzazione, ritiro e rientro, conservazione 12 anni, tipologie ufficiali, Schema tariffario, verifica sull'accuratezza; nuovi capitoli Crediti emessi, Reclami, pagina pubblica del Programma.</w:t>
+              <w:t xml:space="preserve">Simulazione dei crediti in arrivo (capitolo Dati per il calcolo dei crediti).</w:t>
             </w:r>
           </w:p>
         </w:tc>
@@ -3553,7 +3553,7 @@
                 <w:sz w:val="18"/>
                 <w:szCs w:val="18"/>
               </w:rPr>
-              <w:t xml:space="preserve">1.9</w:t>
+              <w:t xml:space="preserve">2.0</w:t>
             </w:r>
           </w:p>
         </w:tc>
@@ -3619,7 +3619,7 @@
                 <w:sz w:val="18"/>
                 <w:szCs w:val="18"/>
               </w:rPr>
-              <w:t xml:space="preserve">Rapporti di Monitoraggio con 4 fasi; documenti richiesti per fase; caricamenti solo nelle fasi aperte; osservazioni numerate e notifica di quelle da rispondere; data di conservazione; fascicolo con riepilogo PDF.</w:t>
+              <w:t xml:space="preserve">Allineamento ai documenti ufficiali del Programma: Rapporto a 7 fasi, feedback pubblico (30 e 20 giorni), stato nel Programma e ID, dati del progetto, un solo account per Organizzazione, ritiro e rientro, conservazione 12 anni, tipologie ufficiali, Schema tariffario, verifica sull'accuratezza; nuovi capitoli Crediti emessi, Reclami, pagina pubblica del Programma.</w:t>
             </w:r>
           </w:p>
         </w:tc>
@@ -3689,7 +3689,7 @@
                 <w:sz w:val="18"/>
                 <w:szCs w:val="18"/>
               </w:rPr>
-              <w:t xml:space="preserve">1.8</w:t>
+              <w:t xml:space="preserve">1.9</w:t>
             </w:r>
           </w:p>
         </w:tc>
@@ -3753,7 +3753,7 @@
                 <w:sz w:val="18"/>
                 <w:szCs w:val="18"/>
               </w:rPr>
-              <w:t xml:space="preserve">Nuova tipologia di documento «Rapporto di calcolo dei crediti».</w:t>
+              <w:t xml:space="preserve">Rapporti di Monitoraggio con 4 fasi; documenti richiesti per fase; caricamenti solo nelle fasi aperte; osservazioni numerate e notifica di quelle da rispondere; data di conservazione; fascicolo con riepilogo PDF.</w:t>
             </w:r>
           </w:p>
         </w:tc>
@@ -3823,7 +3823,7 @@
                 <w:sz w:val="18"/>
                 <w:szCs w:val="18"/>
               </w:rPr>
-              <w:t xml:space="preserve">1.7</w:t>
+              <w:t xml:space="preserve">1.8</w:t>
             </w:r>
           </w:p>
         </w:tc>
@@ -3889,7 +3889,7 @@
                 <w:sz w:val="18"/>
                 <w:szCs w:val="18"/>
               </w:rPr>
-              <w:t xml:space="preserve">Dati per il calcolo dei crediti: il file caricato nella pratica è letto direttamente dalla Fondazione; controllo dei dati personali.</w:t>
+              <w:t xml:space="preserve">Nuova tipologia di documento «Rapporto di calcolo dei crediti».</w:t>
             </w:r>
           </w:p>
         </w:tc>
@@ -3959,7 +3959,7 @@
                 <w:sz w:val="18"/>
                 <w:szCs w:val="18"/>
               </w:rPr>
-              <w:t xml:space="preserve">1.6</w:t>
+              <w:t xml:space="preserve">1.7</w:t>
             </w:r>
           </w:p>
         </w:tc>
@@ -4023,7 +4023,7 @@
                 <w:sz w:val="18"/>
                 <w:szCs w:val="18"/>
               </w:rPr>
-              <w:t xml:space="preserve">Messaggi con la Fondazione (nuovo capitolo), note della Fondazione e modelli nelle fasi, Ente di Validazione, avviso sulle pratiche non attive, pagamenti visibili, consultazione sulla pagina pubblica con conferma dell'email ed errata corrige, nuove notifiche.</w:t>
+              <w:t xml:space="preserve">Dati per il calcolo dei crediti: il file caricato nella pratica è letto direttamente dalla Fondazione; controllo dei dati personali.</w:t>
             </w:r>
           </w:p>
         </w:tc>
@@ -4093,7 +4093,7 @@
                 <w:sz w:val="18"/>
                 <w:szCs w:val="18"/>
               </w:rPr>
-              <w:t xml:space="preserve">1.5</w:t>
+              <w:t xml:space="preserve">1.6</w:t>
             </w:r>
           </w:p>
         </w:tc>
@@ -4159,7 +4159,7 @@
                 <w:sz w:val="18"/>
                 <w:szCs w:val="18"/>
               </w:rPr>
-              <w:t xml:space="preserve">Manuale scaricabile anche dalla pagina «I tuoi documenti»; per gli utenti il manuale è disponibile solo in PDF.</w:t>
+              <w:t xml:space="preserve">Messaggi con la Fondazione (nuovo capitolo), note della Fondazione e modelli nelle fasi, Ente di Validazione, avviso sulle pratiche non attive, pagamenti visibili, consultazione sulla pagina pubblica con conferma dell'email ed errata corrige, nuove notifiche.</w:t>
             </w:r>
           </w:p>
         </w:tc>
@@ -4229,7 +4229,7 @@
                 <w:sz w:val="18"/>
                 <w:szCs w:val="18"/>
               </w:rPr>
-              <w:t xml:space="preserve">1.4</w:t>
+              <w:t xml:space="preserve">1.5</w:t>
             </w:r>
           </w:p>
         </w:tc>
@@ -4293,7 +4293,7 @@
                 <w:sz w:val="18"/>
                 <w:szCs w:val="18"/>
               </w:rPr>
-              <w:t xml:space="preserve">Recupero della password: nuova email in italiano dal portale (oggetto e pulsante), limite di una richiesta ogni 2 minuti.</w:t>
+              <w:t xml:space="preserve">Manuale scaricabile anche dalla pagina «I tuoi documenti»; per gli utenti il manuale è disponibile solo in PDF.</w:t>
             </w:r>
           </w:p>
         </w:tc>
@@ -4363,7 +4363,7 @@
                 <w:sz w:val="18"/>
                 <w:szCs w:val="18"/>
               </w:rPr>
-              <w:t xml:space="preserve">1.3</w:t>
+              <w:t xml:space="preserve">1.4</w:t>
             </w:r>
           </w:p>
         </w:tc>
@@ -4429,7 +4429,7 @@
                 <w:sz w:val="18"/>
                 <w:szCs w:val="18"/>
               </w:rPr>
-              <w:t xml:space="preserve">Pagina «Il mio profilo» (account, cambio password, manuale da scaricare).</w:t>
+              <w:t xml:space="preserve">Recupero della password: nuova email in italiano dal portale (oggetto e pulsante), limite di una richiesta ogni 2 minuti.</w:t>
             </w:r>
           </w:p>
         </w:tc>
@@ -4499,7 +4499,7 @@
                 <w:sz w:val="18"/>
                 <w:szCs w:val="18"/>
               </w:rPr>
-              <w:t xml:space="preserve">1.2</w:t>
+              <w:t xml:space="preserve">1.3</w:t>
             </w:r>
           </w:p>
         </w:tc>
@@ -4563,7 +4563,7 @@
                 <w:sz w:val="18"/>
                 <w:szCs w:val="18"/>
               </w:rPr>
-              <w:t xml:space="preserve">Scelta della password al primo accesso, cambio password, recupero della password dimenticata; ritorno alla pratica dopo l'accesso da un link email.</w:t>
+              <w:t xml:space="preserve">Pagina «Il mio profilo» (account, cambio password, manuale da scaricare).</w:t>
             </w:r>
           </w:p>
         </w:tc>
@@ -4633,7 +4633,7 @@
                 <w:sz w:val="18"/>
                 <w:szCs w:val="18"/>
               </w:rPr>
-              <w:t xml:space="preserve">1.1</w:t>
+              <w:t xml:space="preserve">1.2</w:t>
             </w:r>
           </w:p>
         </w:tc>
@@ -4699,7 +4699,7 @@
                 <w:sz w:val="18"/>
                 <w:szCs w:val="18"/>
               </w:rPr>
-              <w:t xml:space="preserve">Voce di menu «Manuale» e pagina di download del manuale (capitolo 2).</w:t>
+              <w:t xml:space="preserve">Scelta della password al primo accesso, cambio password, recupero della password dimenticata; ritorno alla pratica dopo l'accesso da un link email.</w:t>
             </w:r>
           </w:p>
         </w:tc>
@@ -4769,6 +4769,140 @@
                 <w:sz w:val="18"/>
                 <w:szCs w:val="18"/>
               </w:rPr>
+              <w:t xml:space="preserve">1.1</w:t>
+            </w:r>
+          </w:p>
+        </w:tc>
+        <w:tc>
+          <w:tcPr>
+            <w:tcW w:type="dxa" w:w="1300"/>
+            <w:tcBorders>
+              <w:top w:val="single" w:color="D9D4C5" w:sz="4"/>
+              <w:left w:val="single" w:color="D9D4C5" w:sz="4"/>
+              <w:bottom w:val="single" w:color="D9D4C5" w:sz="4"/>
+              <w:right w:val="single" w:color="D9D4C5" w:sz="4"/>
+            </w:tcBorders>
+            <w:tcMar>
+              <w:top w:type="dxa" w:w="70"/>
+              <w:left w:type="dxa" w:w="110"/>
+              <w:bottom w:type="dxa" w:w="70"/>
+              <w:right w:type="dxa" w:w="110"/>
+            </w:tcMar>
+            <w:vAlign w:val="center"/>
+          </w:tcPr>
+          <w:p>
+            <w:pPr>
+              <w:spacing w:after="0" w:before="0"/>
+            </w:pPr>
+            <w:r>
+              <w:rPr>
+                <w:rFonts w:ascii="Arial" w:cs="Arial" w:eastAsia="Arial" w:hAnsi="Arial"/>
+                <w:color w:val="1B2118"/>
+                <w:sz w:val="18"/>
+                <w:szCs w:val="18"/>
+              </w:rPr>
+              <w:t xml:space="preserve">18/10/2026</w:t>
+            </w:r>
+          </w:p>
+        </w:tc>
+        <w:tc>
+          <w:tcPr>
+            <w:tcW w:type="dxa" w:w="5538"/>
+            <w:tcBorders>
+              <w:top w:val="single" w:color="D9D4C5" w:sz="4"/>
+              <w:left w:val="single" w:color="D9D4C5" w:sz="4"/>
+              <w:bottom w:val="single" w:color="D9D4C5" w:sz="4"/>
+              <w:right w:val="single" w:color="D9D4C5" w:sz="4"/>
+            </w:tcBorders>
+            <w:tcMar>
+              <w:top w:type="dxa" w:w="70"/>
+              <w:left w:type="dxa" w:w="110"/>
+              <w:bottom w:type="dxa" w:w="70"/>
+              <w:right w:type="dxa" w:w="110"/>
+            </w:tcMar>
+            <w:vAlign w:val="center"/>
+          </w:tcPr>
+          <w:p>
+            <w:pPr>
+              <w:spacing w:after="0" w:before="0"/>
+            </w:pPr>
+            <w:r>
+              <w:rPr>
+                <w:rFonts w:ascii="Arial" w:cs="Arial" w:eastAsia="Arial" w:hAnsi="Arial"/>
+                <w:color w:val="1B2118"/>
+                <w:sz w:val="18"/>
+                <w:szCs w:val="18"/>
+              </w:rPr>
+              <w:t xml:space="preserve">Voce di menu «Manuale» e pagina di download del manuale (capitolo 2).</w:t>
+            </w:r>
+          </w:p>
+        </w:tc>
+        <w:tc>
+          <w:tcPr>
+            <w:tcW w:type="dxa" w:w="2000"/>
+            <w:tcBorders>
+              <w:top w:val="single" w:color="D9D4C5" w:sz="4"/>
+              <w:left w:val="single" w:color="D9D4C5" w:sz="4"/>
+              <w:bottom w:val="single" w:color="D9D4C5" w:sz="4"/>
+              <w:right w:val="single" w:color="D9D4C5" w:sz="4"/>
+            </w:tcBorders>
+            <w:tcMar>
+              <w:top w:type="dxa" w:w="70"/>
+              <w:left w:type="dxa" w:w="110"/>
+              <w:bottom w:type="dxa" w:w="70"/>
+              <w:right w:type="dxa" w:w="110"/>
+            </w:tcMar>
+            <w:vAlign w:val="center"/>
+          </w:tcPr>
+          <w:p>
+            <w:pPr>
+              <w:spacing w:after="0" w:before="0"/>
+            </w:pPr>
+            <w:r>
+              <w:rPr>
+                <w:rFonts w:ascii="Arial" w:cs="Arial" w:eastAsia="Arial" w:hAnsi="Arial"/>
+                <w:color w:val="1B2118"/>
+                <w:sz w:val="18"/>
+                <w:szCs w:val="18"/>
+              </w:rPr>
+              <w:t xml:space="preserve">Fondazione Operate</w:t>
+            </w:r>
+          </w:p>
+        </w:tc>
+      </w:tr>
+      <w:tr>
+        <w:trPr>
+          <w:cantSplit/>
+        </w:trPr>
+        <w:tc>
+          <w:tcPr>
+            <w:tcW w:type="dxa" w:w="800"/>
+            <w:tcBorders>
+              <w:top w:val="single" w:color="D9D4C5" w:sz="4"/>
+              <w:left w:val="single" w:color="D9D4C5" w:sz="4"/>
+              <w:bottom w:val="single" w:color="D9D4C5" w:sz="4"/>
+              <w:right w:val="single" w:color="D9D4C5" w:sz="4"/>
+            </w:tcBorders>
+            <w:shd w:fill="F6F4EE" w:color="auto" w:val="clear"/>
+            <w:tcMar>
+              <w:top w:type="dxa" w:w="70"/>
+              <w:left w:type="dxa" w:w="110"/>
+              <w:bottom w:type="dxa" w:w="70"/>
+              <w:right w:type="dxa" w:w="110"/>
+            </w:tcMar>
+            <w:vAlign w:val="center"/>
+          </w:tcPr>
+          <w:p>
+            <w:pPr>
+              <w:spacing w:after="0" w:before="0"/>
+            </w:pPr>
+            <w:r>
+              <w:rPr>
+                <w:rFonts w:ascii="Arial" w:cs="Arial" w:eastAsia="Arial" w:hAnsi="Arial"/>
+                <w:color w:val="1B2118"/>
+                <w:sz w:val="18"/>
+                <w:szCs w:val="18"/>
+              </w:rPr>
               <w:t xml:space="preserve">1.0</w:t>
             </w:r>
           </w:p>
@@ -4782,6 +4916,7 @@
               <w:bottom w:val="single" w:color="D9D4C5" w:sz="4"/>
               <w:right w:val="single" w:color="D9D4C5" w:sz="4"/>
             </w:tcBorders>
+            <w:shd w:fill="F6F4EE" w:color="auto" w:val="clear"/>
             <w:tcMar>
               <w:top w:type="dxa" w:w="70"/>
               <w:left w:type="dxa" w:w="110"/>
@@ -4814,6 +4949,7 @@
               <w:bottom w:val="single" w:color="D9D4C5" w:sz="4"/>
               <w:right w:val="single" w:color="D9D4C5" w:sz="4"/>
             </w:tcBorders>
+            <w:shd w:fill="F6F4EE" w:color="auto" w:val="clear"/>
             <w:tcMar>
               <w:top w:type="dxa" w:w="70"/>
               <w:left w:type="dxa" w:w="110"/>
@@ -4846,6 +4982,7 @@
               <w:bottom w:val="single" w:color="D9D4C5" w:sz="4"/>
               <w:right w:val="single" w:color="D9D4C5" w:sz="4"/>
             </w:tcBorders>
+            <w:shd w:fill="F6F4EE" w:color="auto" w:val="clear"/>
             <w:tcMar>
               <w:top w:type="dxa" w:w="70"/>
               <w:left w:type="dxa" w:w="110"/>
@@ -4887,7 +5024,7 @@
           <w:sz w:val="20"/>
           <w:szCs w:val="20"/>
         </w:rPr>
-        <w:t xml:space="preserve">Questo documento descrive il portale alla revisione 4.0 del 23/10/2026. A ogni modifica del portale il manuale viene aggiornato e la revisione incrementata; la versione corrente si scarica dal portale.</w:t>
+        <w:t xml:space="preserve">Questo documento descrive il portale alla revisione 4.1 del 23/10/2026. A ogni modifica del portale il manuale viene aggiornato e la revisione incrementata; la versione corrente si scarica dal portale.</w:t>
       </w:r>
     </w:p>
     <w:p>
@@ -5713,7 +5850,7 @@
         </w:rPr>
         <w:t xml:space="preserve"> un computer o tablet con un browser aggiornato (Chrome, Edge, Firefox, Safari) e le credenziali fornite dalla Fondazione. Indirizzo del portale: </w:t>
       </w:r>
-      <w:hyperlink w:history="1" r:id="rIdye18zynsic-mrkqbeikyc">
+      <w:hyperlink w:history="1" r:id="rIduuotyzgms6a21x-x377st">
         <w:r>
           <w:rPr>
             <w:rFonts w:ascii="Arial" w:cs="Arial" w:eastAsia="Arial" w:hAnsi="Arial"/>
@@ -5940,7 +6077,7 @@
         </w:rPr>
         <w:t xml:space="preserve">Aprite </w:t>
       </w:r>
-      <w:hyperlink w:history="1" r:id="rIdiqlbsykxccktzoivgyxzc">
+      <w:hyperlink w:history="1" r:id="rIde69kmlmbqbb6lv8cxizp5">
         <w:r>
           <w:rPr>
             <w:rFonts w:ascii="Arial" w:cs="Arial" w:eastAsia="Arial" w:hAnsi="Arial"/>
@@ -7760,6 +7897,151 @@
           <w:szCs w:val="21"/>
         </w:rPr>
         <w:t xml:space="preserve">La pagina elenca i Progetti della vostra organizzazione (o delle organizzazioni che seguite), dal più recente. I Rapporti di Monitoraggio annuali si trovano dentro ciascun Progetto (capitolo 9).</w:t>
+      </w:r>
+    </w:p>
+    <w:p>
+      <w:pPr>
+        <w:spacing w:after="140" w:line="300"/>
+      </w:pPr>
+      <w:r>
+        <w:rPr>
+          <w:rFonts w:ascii="Arial" w:cs="Arial" w:eastAsia="Arial" w:hAnsi="Arial"/>
+          <w:b/>
+          <w:bCs/>
+          <w:color w:val="1B2118"/>
+          <w:sz w:val="21"/>
+          <w:szCs w:val="21"/>
+        </w:rPr>
+        <w:t xml:space="preserve">Valore dei crediti della vostra organizzazione.</w:t>
+      </w:r>
+      <w:r>
+        <w:rPr>
+          <w:rFonts w:ascii="Arial" w:cs="Arial" w:eastAsia="Arial" w:hAnsi="Arial"/>
+          <w:color w:val="1B2118"/>
+          <w:sz w:val="21"/>
+          <w:szCs w:val="21"/>
+        </w:rPr>
+        <w:t xml:space="preserve"> In cima alla pagina due riquadri, in crediti (1 credito = 1 tCO₂eq) e in euro, con i soli dati della vostra organizzazione:</w:t>
+      </w:r>
+    </w:p>
+    <w:p>
+      <w:pPr>
+        <w:pStyle w:val="ListParagraph"/>
+        <w:numPr>
+          <w:ilvl w:val="0"/>
+          <w:numId w:val="2"/>
+        </w:numPr>
+        <w:spacing w:after="70" w:line="290"/>
+      </w:pPr>
+      <w:r>
+        <w:rPr>
+          <w:rFonts w:ascii="Arial" w:cs="Arial" w:eastAsia="Arial" w:hAnsi="Arial"/>
+          <w:b/>
+          <w:bCs/>
+          <w:color w:val="1B2118"/>
+          <w:sz w:val="21"/>
+          <w:szCs w:val="21"/>
+        </w:rPr>
+        <w:t xml:space="preserve">Crediti in simulazione</w:t>
+      </w:r>
+      <w:r>
+        <w:rPr>
+          <w:rFonts w:ascii="Arial" w:cs="Arial" w:eastAsia="Arial" w:hAnsi="Arial"/>
+          <w:color w:val="1B2118"/>
+          <w:sz w:val="21"/>
+          <w:szCs w:val="21"/>
+        </w:rPr>
+        <w:t xml:space="preserve">: la stima dell'ultima simulazione che la Fondazione ha preparato per il vostro Comune, su tutto il periodo simulato. È una stima, non un credito certificato.</w:t>
+      </w:r>
+    </w:p>
+    <w:p>
+      <w:pPr>
+        <w:pStyle w:val="ListParagraph"/>
+        <w:numPr>
+          <w:ilvl w:val="0"/>
+          <w:numId w:val="2"/>
+        </w:numPr>
+        <w:spacing w:after="70" w:line="290"/>
+      </w:pPr>
+      <w:r>
+        <w:rPr>
+          <w:rFonts w:ascii="Arial" w:cs="Arial" w:eastAsia="Arial" w:hAnsi="Arial"/>
+          <w:b/>
+          <w:bCs/>
+          <w:color w:val="1B2118"/>
+          <w:sz w:val="21"/>
+          <w:szCs w:val="21"/>
+        </w:rPr>
+        <w:t xml:space="preserve">Crediti in fase esecutiva</w:t>
+      </w:r>
+      <w:r>
+        <w:rPr>
+          <w:rFonts w:ascii="Arial" w:cs="Arial" w:eastAsia="Arial" w:hAnsi="Arial"/>
+          <w:color w:val="1B2118"/>
+          <w:sz w:val="21"/>
+          <w:szCs w:val="21"/>
+        </w:rPr>
+        <w:t xml:space="preserve">: crediti </w:t>
+      </w:r>
+      <w:r>
+        <w:rPr>
+          <w:rFonts w:ascii="Arial" w:cs="Arial" w:eastAsia="Arial" w:hAnsi="Arial"/>
+          <w:b/>
+          <w:bCs/>
+          <w:color w:val="1B2118"/>
+          <w:sz w:val="21"/>
+          <w:szCs w:val="21"/>
+        </w:rPr>
+        <w:t xml:space="preserve">calcolati</w:t>
+      </w:r>
+      <w:r>
+        <w:rPr>
+          <w:rFonts w:ascii="Arial" w:cs="Arial" w:eastAsia="Arial" w:hAnsi="Arial"/>
+          <w:color w:val="1B2118"/>
+          <w:sz w:val="21"/>
+          <w:szCs w:val="21"/>
+        </w:rPr>
+        <w:t xml:space="preserve"> nei Rapporti di Monitoraggio confermati, crediti </w:t>
+      </w:r>
+      <w:r>
+        <w:rPr>
+          <w:rFonts w:ascii="Arial" w:cs="Arial" w:eastAsia="Arial" w:hAnsi="Arial"/>
+          <w:b/>
+          <w:bCs/>
+          <w:color w:val="1B2118"/>
+          <w:sz w:val="21"/>
+          <w:szCs w:val="21"/>
+        </w:rPr>
+        <w:t xml:space="preserve">emessi</w:t>
+      </w:r>
+      <w:r>
+        <w:rPr>
+          <w:rFonts w:ascii="Arial" w:cs="Arial" w:eastAsia="Arial" w:hAnsi="Arial"/>
+          <w:color w:val="1B2118"/>
+          <w:sz w:val="21"/>
+          <w:szCs w:val="21"/>
+        </w:rPr>
+        <w:t xml:space="preserve"> e crediti </w:t>
+      </w:r>
+      <w:r>
+        <w:rPr>
+          <w:rFonts w:ascii="Arial" w:cs="Arial" w:eastAsia="Arial" w:hAnsi="Arial"/>
+          <w:b/>
+          <w:bCs/>
+          <w:color w:val="1B2118"/>
+          <w:sz w:val="21"/>
+          <w:szCs w:val="21"/>
+        </w:rPr>
+        <w:t xml:space="preserve">venduti</w:t>
+      </w:r>
+      <w:r>
+        <w:rPr>
+          <w:rFonts w:ascii="Arial" w:cs="Arial" w:eastAsia="Arial" w:hAnsi="Arial"/>
+          <w:color w:val="1B2118"/>
+          <w:sz w:val="21"/>
+          <w:szCs w:val="21"/>
+        </w:rPr>
+        <w:t xml:space="preserve"> con il valore comunicato dal registro. Calcolati ed emessi sono valorizzati al prezzo di riferimento indicato nel riquadro; non si sommano, perché i crediti emessi vengono dai calcoli.</w:t>
       </w:r>
     </w:p>
     <w:p>
@@ -14374,7 +14656,7 @@
         </w:rPr>
         <w:t xml:space="preserve"> (</w:t>
       </w:r>
-      <w:hyperlink w:history="1" r:id="rIdl9uvkazubhn_qazdc8t-b">
+      <w:hyperlink w:history="1" r:id="rIdhe4wzwafzyy4dmv7dca8f">
         <w:r>
           <w:rPr>
             <w:rFonts w:ascii="Arial" w:cs="Arial" w:eastAsia="Arial" w:hAnsi="Arial"/>
@@ -18086,7 +18368,7 @@
         </w:rPr>
         <w:t xml:space="preserve">, uguale per tutti gli enti. Il modello si scarica dalla pagina pubblica </w:t>
       </w:r>
-      <w:hyperlink w:history="1" r:id="rIdkrsr08rm-qtmfamt1vhuu">
+      <w:hyperlink w:history="1" r:id="rIdmeyru4lkp2vykebzsveaa">
         <w:r>
           <w:rPr>
             <w:rFonts w:ascii="Arial" w:cs="Arial" w:eastAsia="Arial" w:hAnsi="Arial"/>
@@ -22315,7 +22597,7 @@
         </w:rPr>
         <w:t xml:space="preserve"> (</w:t>
       </w:r>
-      <w:hyperlink w:history="1" r:id="rIdpcmx8hqvivd1v99ypzxso">
+      <w:hyperlink w:history="1" r:id="rIdykwbem0ndub-nj1xej1ov">
         <w:r>
           <w:rPr>
             <w:rFonts w:ascii="Arial" w:cs="Arial" w:eastAsia="Arial" w:hAnsi="Arial"/>
@@ -23694,7 +23976,7 @@
         <w:szCs w:val="16"/>
       </w:rPr>
       <w:tab/>
-      <w:t xml:space="preserve">Manuale Utente · Rev. 4.0 · 23/10/2026</w:t>
+      <w:t xml:space="preserve">Manuale Utente · Rev. 4.1 · 23/10/2026</w:t>
     </w:r>
   </w:p>
 </w:hdr>
@@ -23759,7 +24041,7 @@
         <w:szCs w:val="16"/>
       </w:rPr>
       <w:tab/>
-      <w:t xml:space="preserve">Manuale Utente · Rev. 4.0 · 23/10/2026</w:t>
+      <w:t xml:space="preserve">Manuale Utente · Rev. 4.1 · 23/10/2026</w:t>
     </w:r>
   </w:p>
 </w:hdr>

--- a/public/manuali/Manuale_Utente_Portale_CWP.docx
+++ b/public/manuali/Manuale_Utente_Portale_CWP.docx
@@ -302,7 +302,7 @@
                 <w:sz w:val="20"/>
                 <w:szCs w:val="20"/>
               </w:rPr>
-              <w:t xml:space="preserve">Rev. 4.1</w:t>
+              <w:t xml:space="preserve">Rev. 4.2</w:t>
             </w:r>
           </w:p>
         </w:tc>
@@ -719,7 +719,7 @@
                 <w:sz w:val="18"/>
                 <w:szCs w:val="18"/>
               </w:rPr>
-              <w:t xml:space="preserve">4.1</w:t>
+              <w:t xml:space="preserve">4.2</w:t>
             </w:r>
           </w:p>
         </w:tc>
@@ -783,7 +783,7 @@
                 <w:sz w:val="18"/>
                 <w:szCs w:val="18"/>
               </w:rPr>
-              <w:t xml:space="preserve">«Le mie pratiche»: riquadri del valore dei crediti della propria organizzazione (simulazione e fase esecutiva, crediti ed euro).</w:t>
+              <w:t xml:space="preserve">Revisione generale al 23/10: Banca Dati Utenze per utenza non più «in arrivo».</w:t>
             </w:r>
           </w:p>
         </w:tc>
@@ -853,7 +853,7 @@
                 <w:sz w:val="18"/>
                 <w:szCs w:val="18"/>
               </w:rPr>
-              <w:t xml:space="preserve">4.0</w:t>
+              <w:t xml:space="preserve">4.1</w:t>
             </w:r>
           </w:p>
         </w:tc>
@@ -919,7 +919,7 @@
                 <w:sz w:val="18"/>
                 <w:szCs w:val="18"/>
               </w:rPr>
-              <w:t xml:space="preserve">Banca Dati Utenze per utenza: come la Fondazione usa categoria tariffaria e kg di ogni frazione (vuoto diverso da 0).</w:t>
+              <w:t xml:space="preserve">«Le mie pratiche»: riquadri del valore dei crediti della propria organizzazione (simulazione e fase esecutiva, crediti ed euro).</w:t>
             </w:r>
           </w:p>
         </w:tc>
@@ -989,7 +989,7 @@
                 <w:sz w:val="18"/>
                 <w:szCs w:val="18"/>
               </w:rPr>
-              <w:t xml:space="preserve">3.9</w:t>
+              <w:t xml:space="preserve">4.0</w:t>
             </w:r>
           </w:p>
         </w:tc>
@@ -1021,7 +1021,7 @@
                 <w:sz w:val="18"/>
                 <w:szCs w:val="18"/>
               </w:rPr>
-              <w:t xml:space="preserve">22/10/2026</w:t>
+              <w:t xml:space="preserve">23/10/2026</w:t>
             </w:r>
           </w:p>
         </w:tc>
@@ -1053,7 +1053,7 @@
                 <w:sz w:val="18"/>
                 <w:szCs w:val="18"/>
               </w:rPr>
-              <w:t xml:space="preserve">Banca Dati Utenze: categoria tariffaria e di simulazione.</w:t>
+              <w:t xml:space="preserve">Banca Dati Utenze per utenza: come la Fondazione usa categoria tariffaria e kg di ogni frazione (vuoto diverso da 0).</w:t>
             </w:r>
           </w:p>
         </w:tc>
@@ -1123,7 +1123,7 @@
                 <w:sz w:val="18"/>
                 <w:szCs w:val="18"/>
               </w:rPr>
-              <w:t xml:space="preserve">3.8</w:t>
+              <w:t xml:space="preserve">3.9</w:t>
             </w:r>
           </w:p>
         </w:tc>
@@ -1189,7 +1189,7 @@
                 <w:sz w:val="18"/>
                 <w:szCs w:val="18"/>
               </w:rPr>
-              <w:t xml:space="preserve">Banca Dati Utenze per utenza: spiegazione dei campi (nuovo formato in arrivo).</w:t>
+              <w:t xml:space="preserve">Banca Dati Utenze: categoria tariffaria e di simulazione.</w:t>
             </w:r>
           </w:p>
         </w:tc>
@@ -1259,7 +1259,7 @@
                 <w:sz w:val="18"/>
                 <w:szCs w:val="18"/>
               </w:rPr>
-              <w:t xml:space="preserve">3.7</w:t>
+              <w:t xml:space="preserve">3.8</w:t>
             </w:r>
           </w:p>
         </w:tc>
@@ -1323,7 +1323,7 @@
                 <w:sz w:val="18"/>
                 <w:szCs w:val="18"/>
               </w:rPr>
-              <w:t xml:space="preserve">Uso dal telefono: menu, elenco e dettaglio delle pratiche.</w:t>
+              <w:t xml:space="preserve">Banca Dati Utenze per utenza: spiegazione dei campi (nuovo formato in arrivo).</w:t>
             </w:r>
           </w:p>
         </w:tc>
@@ -1393,7 +1393,7 @@
                 <w:sz w:val="18"/>
                 <w:szCs w:val="18"/>
               </w:rPr>
-              <w:t xml:space="preserve">3.6</w:t>
+              <w:t xml:space="preserve">3.7</w:t>
             </w:r>
           </w:p>
         </w:tc>
@@ -1459,7 +1459,7 @@
                 <w:sz w:val="18"/>
                 <w:szCs w:val="18"/>
               </w:rPr>
-              <w:t xml:space="preserve">Feedback pubblico chiuso solo dopo il termine; ente prima della fase 5 (rilievi N02, N03).</w:t>
+              <w:t xml:space="preserve">Uso dal telefono: menu, elenco e dettaglio delle pratiche.</w:t>
             </w:r>
           </w:p>
         </w:tc>
@@ -1529,7 +1529,7 @@
                 <w:sz w:val="18"/>
                 <w:szCs w:val="18"/>
               </w:rPr>
-              <w:t xml:space="preserve">3.5</w:t>
+              <w:t xml:space="preserve">3.6</w:t>
             </w:r>
           </w:p>
         </w:tc>
@@ -1561,7 +1561,7 @@
                 <w:sz w:val="18"/>
                 <w:szCs w:val="18"/>
               </w:rPr>
-              <w:t xml:space="preserve">21/10/2026</w:t>
+              <w:t xml:space="preserve">22/10/2026</w:t>
             </w:r>
           </w:p>
         </w:tc>
@@ -1593,7 +1593,7 @@
                 <w:sz w:val="18"/>
                 <w:szCs w:val="18"/>
               </w:rPr>
-              <w:t xml:space="preserve">Barra a LED delle fasi nell'elenco e nella pratica aperta.</w:t>
+              <w:t xml:space="preserve">Feedback pubblico chiuso solo dopo il termine; ente prima della fase 5 (rilievi N02, N03).</w:t>
             </w:r>
           </w:p>
         </w:tc>
@@ -1663,7 +1663,7 @@
                 <w:sz w:val="18"/>
                 <w:szCs w:val="18"/>
               </w:rPr>
-              <w:t xml:space="preserve">3.4</w:t>
+              <w:t xml:space="preserve">3.5</w:t>
             </w:r>
           </w:p>
         </w:tc>
@@ -1729,7 +1729,7 @@
                 <w:sz w:val="18"/>
                 <w:szCs w:val="18"/>
               </w:rPr>
-              <w:t xml:space="preserve">Assistente: domande sulla pratica aperta.</w:t>
+              <w:t xml:space="preserve">Barra a LED delle fasi nell'elenco e nella pratica aperta.</w:t>
             </w:r>
           </w:p>
         </w:tc>
@@ -1799,7 +1799,7 @@
                 <w:sz w:val="18"/>
                 <w:szCs w:val="18"/>
               </w:rPr>
-              <w:t xml:space="preserve">3.3</w:t>
+              <w:t xml:space="preserve">3.4</w:t>
             </w:r>
           </w:p>
         </w:tc>
@@ -1863,7 +1863,7 @@
                 <w:sz w:val="18"/>
                 <w:szCs w:val="18"/>
               </w:rPr>
-              <w:t xml:space="preserve">Domande frequenti: messaggio «Account disattivato».</w:t>
+              <w:t xml:space="preserve">Assistente: domande sulla pratica aperta.</w:t>
             </w:r>
           </w:p>
         </w:tc>
@@ -1933,7 +1933,7 @@
                 <w:sz w:val="18"/>
                 <w:szCs w:val="18"/>
               </w:rPr>
-              <w:t xml:space="preserve">3.2</w:t>
+              <w:t xml:space="preserve">3.3</w:t>
             </w:r>
           </w:p>
         </w:tc>
@@ -1966,7 +1966,7 @@
                 <w:sz w:val="18"/>
                 <w:szCs w:val="18"/>
               </w:rPr>
-              <w:t xml:space="preserve">20/10/2026</w:t>
+              <w:t xml:space="preserve">21/10/2026</w:t>
             </w:r>
           </w:p>
         </w:tc>
@@ -1999,7 +1999,7 @@
                 <w:sz w:val="18"/>
                 <w:szCs w:val="18"/>
               </w:rPr>
-              <w:t xml:space="preserve">Uscita automatica per inattività.</w:t>
+              <w:t xml:space="preserve">Domande frequenti: messaggio «Account disattivato».</w:t>
             </w:r>
           </w:p>
         </w:tc>
@@ -2069,7 +2069,7 @@
                 <w:sz w:val="18"/>
                 <w:szCs w:val="18"/>
               </w:rPr>
-              <w:t xml:space="preserve">3.1</w:t>
+              <w:t xml:space="preserve">3.2</w:t>
             </w:r>
           </w:p>
         </w:tc>
@@ -2133,7 +2133,7 @@
                 <w:sz w:val="18"/>
                 <w:szCs w:val="18"/>
               </w:rPr>
-              <w:t xml:space="preserve">Nuovo menu degli enti: Il Programma CWP, Manuali.</w:t>
+              <w:t xml:space="preserve">Uscita automatica per inattività.</w:t>
             </w:r>
           </w:p>
         </w:tc>
@@ -2203,7 +2203,7 @@
                 <w:sz w:val="18"/>
                 <w:szCs w:val="18"/>
               </w:rPr>
-              <w:t xml:space="preserve">3.0</w:t>
+              <w:t xml:space="preserve">3.1</w:t>
             </w:r>
           </w:p>
         </w:tc>
@@ -2269,7 +2269,7 @@
                 <w:sz w:val="18"/>
                 <w:szCs w:val="18"/>
               </w:rPr>
-              <w:t xml:space="preserve">Voce di menu «Marketplaces» (in arrivo).</w:t>
+              <w:t xml:space="preserve">Nuovo menu degli enti: Il Programma CWP, Manuali.</w:t>
             </w:r>
           </w:p>
         </w:tc>
@@ -2339,7 +2339,7 @@
                 <w:sz w:val="18"/>
                 <w:szCs w:val="18"/>
               </w:rPr>
-              <w:t xml:space="preserve">2.9</w:t>
+              <w:t xml:space="preserve">3.0</w:t>
             </w:r>
           </w:p>
         </w:tc>
@@ -2403,7 +2403,7 @@
                 <w:sz w:val="18"/>
                 <w:szCs w:val="18"/>
               </w:rPr>
-              <w:t xml:space="preserve">Collegamento al portale: registro degli accessi e delle operazioni.</w:t>
+              <w:t xml:space="preserve">Voce di menu «Marketplaces» (in arrivo).</w:t>
             </w:r>
           </w:p>
         </w:tc>
@@ -2473,7 +2473,7 @@
                 <w:sz w:val="18"/>
                 <w:szCs w:val="18"/>
               </w:rPr>
-              <w:t xml:space="preserve">2.8</w:t>
+              <w:t xml:space="preserve">2.9</w:t>
             </w:r>
           </w:p>
         </w:tc>
@@ -2539,7 +2539,7 @@
                 <w:sz w:val="18"/>
                 <w:szCs w:val="18"/>
               </w:rPr>
-              <w:t xml:space="preserve">Nuovo capitolo «Collegamento al portale» (presenza visibile all'Amministratore principale).</w:t>
+              <w:t xml:space="preserve">Collegamento al portale: registro degli accessi e delle operazioni.</w:t>
             </w:r>
           </w:p>
         </w:tc>
@@ -2609,7 +2609,7 @@
                 <w:sz w:val="18"/>
                 <w:szCs w:val="18"/>
               </w:rPr>
-              <w:t xml:space="preserve">2.7</w:t>
+              <w:t xml:space="preserve">2.8</w:t>
             </w:r>
           </w:p>
         </w:tc>
@@ -2641,7 +2641,7 @@
                 <w:sz w:val="18"/>
                 <w:szCs w:val="18"/>
               </w:rPr>
-              <w:t xml:space="preserve">19/10/2026</w:t>
+              <w:t xml:space="preserve">20/10/2026</w:t>
             </w:r>
           </w:p>
         </w:tc>
@@ -2673,7 +2673,7 @@
                 <w:sz w:val="18"/>
                 <w:szCs w:val="18"/>
               </w:rPr>
-              <w:t xml:space="preserve">Assistente virtuale: messaggio «Un attimo…» durante l'attesa.</w:t>
+              <w:t xml:space="preserve">Nuovo capitolo «Collegamento al portale» (presenza visibile all'Amministratore principale).</w:t>
             </w:r>
           </w:p>
         </w:tc>
@@ -2743,7 +2743,7 @@
                 <w:sz w:val="18"/>
                 <w:szCs w:val="18"/>
               </w:rPr>
-              <w:t xml:space="preserve">2.6</w:t>
+              <w:t xml:space="preserve">2.7</w:t>
             </w:r>
           </w:p>
         </w:tc>
@@ -2809,7 +2809,7 @@
                 <w:sz w:val="18"/>
                 <w:szCs w:val="18"/>
               </w:rPr>
-              <w:t xml:space="preserve">Nuovo capitolo «L'assistente virtuale».</w:t>
+              <w:t xml:space="preserve">Assistente virtuale: messaggio «Un attimo…» durante l'attesa.</w:t>
             </w:r>
           </w:p>
         </w:tc>
@@ -2879,7 +2879,7 @@
                 <w:sz w:val="18"/>
                 <w:szCs w:val="18"/>
               </w:rPr>
-              <w:t xml:space="preserve">2.5</w:t>
+              <w:t xml:space="preserve">2.6</w:t>
             </w:r>
           </w:p>
         </w:tc>
@@ -2943,7 +2943,7 @@
                 <w:sz w:val="18"/>
                 <w:szCs w:val="18"/>
               </w:rPr>
-              <w:t xml:space="preserve">Ordinamento degli elenchi e delle tabelle.</w:t>
+              <w:t xml:space="preserve">Nuovo capitolo «L'assistente virtuale».</w:t>
             </w:r>
           </w:p>
         </w:tc>
@@ -3013,7 +3013,7 @@
                 <w:sz w:val="18"/>
                 <w:szCs w:val="18"/>
               </w:rPr>
-              <w:t xml:space="preserve">2.4</w:t>
+              <w:t xml:space="preserve">2.5</w:t>
             </w:r>
           </w:p>
         </w:tc>
@@ -3079,7 +3079,7 @@
                 <w:sz w:val="18"/>
                 <w:szCs w:val="18"/>
               </w:rPr>
-              <w:t xml:space="preserve">Primo accesso: le credenziali arrivano per email.</w:t>
+              <w:t xml:space="preserve">Ordinamento degli elenchi e delle tabelle.</w:t>
             </w:r>
           </w:p>
         </w:tc>
@@ -3149,7 +3149,7 @@
                 <w:sz w:val="18"/>
                 <w:szCs w:val="18"/>
               </w:rPr>
-              <w:t xml:space="preserve">2.3</w:t>
+              <w:t xml:space="preserve">2.4</w:t>
             </w:r>
           </w:p>
         </w:tc>
@@ -3213,7 +3213,7 @@
                 <w:sz w:val="18"/>
                 <w:szCs w:val="18"/>
               </w:rPr>
-              <w:t xml:space="preserve">Simulazione dei crediti: anche stima economica con costi Caso 1 e Caso 2.</w:t>
+              <w:t xml:space="preserve">Primo accesso: le credenziali arrivano per email.</w:t>
             </w:r>
           </w:p>
         </w:tc>
@@ -3283,7 +3283,7 @@
                 <w:sz w:val="18"/>
                 <w:szCs w:val="18"/>
               </w:rPr>
-              <w:t xml:space="preserve">2.2</w:t>
+              <w:t xml:space="preserve">2.3</w:t>
             </w:r>
           </w:p>
         </w:tc>
@@ -3349,7 +3349,7 @@
                 <w:sz w:val="18"/>
                 <w:szCs w:val="18"/>
               </w:rPr>
-              <w:t xml:space="preserve">Simulazione dei crediti disponibile su richiesta alla Fondazione.</w:t>
+              <w:t xml:space="preserve">Simulazione dei crediti: anche stima economica con costi Caso 1 e Caso 2.</w:t>
             </w:r>
           </w:p>
         </w:tc>
@@ -3419,7 +3419,7 @@
                 <w:sz w:val="18"/>
                 <w:szCs w:val="18"/>
               </w:rPr>
-              <w:t xml:space="preserve">2.1</w:t>
+              <w:t xml:space="preserve">2.2</w:t>
             </w:r>
           </w:p>
         </w:tc>
@@ -3483,7 +3483,7 @@
                 <w:sz w:val="18"/>
                 <w:szCs w:val="18"/>
               </w:rPr>
-              <w:t xml:space="preserve">Simulazione dei crediti in arrivo (capitolo Dati per il calcolo dei crediti).</w:t>
+              <w:t xml:space="preserve">Simulazione dei crediti disponibile su richiesta alla Fondazione.</w:t>
             </w:r>
           </w:p>
         </w:tc>
@@ -3553,7 +3553,7 @@
                 <w:sz w:val="18"/>
                 <w:szCs w:val="18"/>
               </w:rPr>
-              <w:t xml:space="preserve">2.0</w:t>
+              <w:t xml:space="preserve">2.1</w:t>
             </w:r>
           </w:p>
         </w:tc>
@@ -3586,7 +3586,7 @@
                 <w:sz w:val="18"/>
                 <w:szCs w:val="18"/>
               </w:rPr>
-              <w:t xml:space="preserve">18/10/2026</w:t>
+              <w:t xml:space="preserve">19/10/2026</w:t>
             </w:r>
           </w:p>
         </w:tc>
@@ -3619,7 +3619,7 @@
                 <w:sz w:val="18"/>
                 <w:szCs w:val="18"/>
               </w:rPr>
-              <w:t xml:space="preserve">Allineamento ai documenti ufficiali del Programma: Rapporto a 7 fasi, feedback pubblico (30 e 20 giorni), stato nel Programma e ID, dati del progetto, un solo account per Organizzazione, ritiro e rientro, conservazione 12 anni, tipologie ufficiali, Schema tariffario, verifica sull'accuratezza; nuovi capitoli Crediti emessi, Reclami, pagina pubblica del Programma.</w:t>
+              <w:t xml:space="preserve">Simulazione dei crediti in arrivo (capitolo Dati per il calcolo dei crediti).</w:t>
             </w:r>
           </w:p>
         </w:tc>
@@ -3689,7 +3689,7 @@
                 <w:sz w:val="18"/>
                 <w:szCs w:val="18"/>
               </w:rPr>
-              <w:t xml:space="preserve">1.9</w:t>
+              <w:t xml:space="preserve">2.0</w:t>
             </w:r>
           </w:p>
         </w:tc>
@@ -3753,7 +3753,7 @@
                 <w:sz w:val="18"/>
                 <w:szCs w:val="18"/>
               </w:rPr>
-              <w:t xml:space="preserve">Rapporti di Monitoraggio con 4 fasi; documenti richiesti per fase; caricamenti solo nelle fasi aperte; osservazioni numerate e notifica di quelle da rispondere; data di conservazione; fascicolo con riepilogo PDF.</w:t>
+              <w:t xml:space="preserve">Allineamento ai documenti ufficiali del Programma: Rapporto a 7 fasi, feedback pubblico (30 e 20 giorni), stato nel Programma e ID, dati del progetto, un solo account per Organizzazione, ritiro e rientro, conservazione 12 anni, tipologie ufficiali, Schema tariffario, verifica sull'accuratezza; nuovi capitoli Crediti emessi, Reclami, pagina pubblica del Programma.</w:t>
             </w:r>
           </w:p>
         </w:tc>
@@ -3823,7 +3823,7 @@
                 <w:sz w:val="18"/>
                 <w:szCs w:val="18"/>
               </w:rPr>
-              <w:t xml:space="preserve">1.8</w:t>
+              <w:t xml:space="preserve">1.9</w:t>
             </w:r>
           </w:p>
         </w:tc>
@@ -3889,7 +3889,7 @@
                 <w:sz w:val="18"/>
                 <w:szCs w:val="18"/>
               </w:rPr>
-              <w:t xml:space="preserve">Nuova tipologia di documento «Rapporto di calcolo dei crediti».</w:t>
+              <w:t xml:space="preserve">Rapporti di Monitoraggio con 4 fasi; documenti richiesti per fase; caricamenti solo nelle fasi aperte; osservazioni numerate e notifica di quelle da rispondere; data di conservazione; fascicolo con riepilogo PDF.</w:t>
             </w:r>
           </w:p>
         </w:tc>
@@ -3959,7 +3959,7 @@
                 <w:sz w:val="18"/>
                 <w:szCs w:val="18"/>
               </w:rPr>
-              <w:t xml:space="preserve">1.7</w:t>
+              <w:t xml:space="preserve">1.8</w:t>
             </w:r>
           </w:p>
         </w:tc>
@@ -4023,7 +4023,7 @@
                 <w:sz w:val="18"/>
                 <w:szCs w:val="18"/>
               </w:rPr>
-              <w:t xml:space="preserve">Dati per il calcolo dei crediti: il file caricato nella pratica è letto direttamente dalla Fondazione; controllo dei dati personali.</w:t>
+              <w:t xml:space="preserve">Nuova tipologia di documento «Rapporto di calcolo dei crediti».</w:t>
             </w:r>
           </w:p>
         </w:tc>
@@ -4093,7 +4093,7 @@
                 <w:sz w:val="18"/>
                 <w:szCs w:val="18"/>
               </w:rPr>
-              <w:t xml:space="preserve">1.6</w:t>
+              <w:t xml:space="preserve">1.7</w:t>
             </w:r>
           </w:p>
         </w:tc>
@@ -4159,7 +4159,7 @@
                 <w:sz w:val="18"/>
                 <w:szCs w:val="18"/>
               </w:rPr>
-              <w:t xml:space="preserve">Messaggi con la Fondazione (nuovo capitolo), note della Fondazione e modelli nelle fasi, Ente di Validazione, avviso sulle pratiche non attive, pagamenti visibili, consultazione sulla pagina pubblica con conferma dell'email ed errata corrige, nuove notifiche.</w:t>
+              <w:t xml:space="preserve">Dati per il calcolo dei crediti: il file caricato nella pratica è letto direttamente dalla Fondazione; controllo dei dati personali.</w:t>
             </w:r>
           </w:p>
         </w:tc>
@@ -4229,7 +4229,7 @@
                 <w:sz w:val="18"/>
                 <w:szCs w:val="18"/>
               </w:rPr>
-              <w:t xml:space="preserve">1.5</w:t>
+              <w:t xml:space="preserve">1.6</w:t>
             </w:r>
           </w:p>
         </w:tc>
@@ -4293,7 +4293,7 @@
                 <w:sz w:val="18"/>
                 <w:szCs w:val="18"/>
               </w:rPr>
-              <w:t xml:space="preserve">Manuale scaricabile anche dalla pagina «I tuoi documenti»; per gli utenti il manuale è disponibile solo in PDF.</w:t>
+              <w:t xml:space="preserve">Messaggi con la Fondazione (nuovo capitolo), note della Fondazione e modelli nelle fasi, Ente di Validazione, avviso sulle pratiche non attive, pagamenti visibili, consultazione sulla pagina pubblica con conferma dell'email ed errata corrige, nuove notifiche.</w:t>
             </w:r>
           </w:p>
         </w:tc>
@@ -4363,7 +4363,7 @@
                 <w:sz w:val="18"/>
                 <w:szCs w:val="18"/>
               </w:rPr>
-              <w:t xml:space="preserve">1.4</w:t>
+              <w:t xml:space="preserve">1.5</w:t>
             </w:r>
           </w:p>
         </w:tc>
@@ -4429,7 +4429,7 @@
                 <w:sz w:val="18"/>
                 <w:szCs w:val="18"/>
               </w:rPr>
-              <w:t xml:space="preserve">Recupero della password: nuova email in italiano dal portale (oggetto e pulsante), limite di una richiesta ogni 2 minuti.</w:t>
+              <w:t xml:space="preserve">Manuale scaricabile anche dalla pagina «I tuoi documenti»; per gli utenti il manuale è disponibile solo in PDF.</w:t>
             </w:r>
           </w:p>
         </w:tc>
@@ -4499,7 +4499,7 @@
                 <w:sz w:val="18"/>
                 <w:szCs w:val="18"/>
               </w:rPr>
-              <w:t xml:space="preserve">1.3</w:t>
+              <w:t xml:space="preserve">1.4</w:t>
             </w:r>
           </w:p>
         </w:tc>
@@ -4563,7 +4563,7 @@
                 <w:sz w:val="18"/>
                 <w:szCs w:val="18"/>
               </w:rPr>
-              <w:t xml:space="preserve">Pagina «Il mio profilo» (account, cambio password, manuale da scaricare).</w:t>
+              <w:t xml:space="preserve">Recupero della password: nuova email in italiano dal portale (oggetto e pulsante), limite di una richiesta ogni 2 minuti.</w:t>
             </w:r>
           </w:p>
         </w:tc>
@@ -4633,7 +4633,7 @@
                 <w:sz w:val="18"/>
                 <w:szCs w:val="18"/>
               </w:rPr>
-              <w:t xml:space="preserve">1.2</w:t>
+              <w:t xml:space="preserve">1.3</w:t>
             </w:r>
           </w:p>
         </w:tc>
@@ -4699,7 +4699,7 @@
                 <w:sz w:val="18"/>
                 <w:szCs w:val="18"/>
               </w:rPr>
-              <w:t xml:space="preserve">Scelta della password al primo accesso, cambio password, recupero della password dimenticata; ritorno alla pratica dopo l'accesso da un link email.</w:t>
+              <w:t xml:space="preserve">Pagina «Il mio profilo» (account, cambio password, manuale da scaricare).</w:t>
             </w:r>
           </w:p>
         </w:tc>
@@ -4769,7 +4769,7 @@
                 <w:sz w:val="18"/>
                 <w:szCs w:val="18"/>
               </w:rPr>
-              <w:t xml:space="preserve">1.1</w:t>
+              <w:t xml:space="preserve">1.2</w:t>
             </w:r>
           </w:p>
         </w:tc>
@@ -4833,7 +4833,7 @@
                 <w:sz w:val="18"/>
                 <w:szCs w:val="18"/>
               </w:rPr>
-              <w:t xml:space="preserve">Voce di menu «Manuale» e pagina di download del manuale (capitolo 2).</w:t>
+              <w:t xml:space="preserve">Scelta della password al primo accesso, cambio password, recupero della password dimenticata; ritorno alla pratica dopo l'accesso da un link email.</w:t>
             </w:r>
           </w:p>
         </w:tc>
@@ -4903,6 +4903,142 @@
                 <w:sz w:val="18"/>
                 <w:szCs w:val="18"/>
               </w:rPr>
+              <w:t xml:space="preserve">1.1</w:t>
+            </w:r>
+          </w:p>
+        </w:tc>
+        <w:tc>
+          <w:tcPr>
+            <w:tcW w:type="dxa" w:w="1300"/>
+            <w:tcBorders>
+              <w:top w:val="single" w:color="D9D4C5" w:sz="4"/>
+              <w:left w:val="single" w:color="D9D4C5" w:sz="4"/>
+              <w:bottom w:val="single" w:color="D9D4C5" w:sz="4"/>
+              <w:right w:val="single" w:color="D9D4C5" w:sz="4"/>
+            </w:tcBorders>
+            <w:shd w:fill="F6F4EE" w:color="auto" w:val="clear"/>
+            <w:tcMar>
+              <w:top w:type="dxa" w:w="70"/>
+              <w:left w:type="dxa" w:w="110"/>
+              <w:bottom w:type="dxa" w:w="70"/>
+              <w:right w:type="dxa" w:w="110"/>
+            </w:tcMar>
+            <w:vAlign w:val="center"/>
+          </w:tcPr>
+          <w:p>
+            <w:pPr>
+              <w:spacing w:after="0" w:before="0"/>
+            </w:pPr>
+            <w:r>
+              <w:rPr>
+                <w:rFonts w:ascii="Arial" w:cs="Arial" w:eastAsia="Arial" w:hAnsi="Arial"/>
+                <w:color w:val="1B2118"/>
+                <w:sz w:val="18"/>
+                <w:szCs w:val="18"/>
+              </w:rPr>
+              <w:t xml:space="preserve">18/10/2026</w:t>
+            </w:r>
+          </w:p>
+        </w:tc>
+        <w:tc>
+          <w:tcPr>
+            <w:tcW w:type="dxa" w:w="5538"/>
+            <w:tcBorders>
+              <w:top w:val="single" w:color="D9D4C5" w:sz="4"/>
+              <w:left w:val="single" w:color="D9D4C5" w:sz="4"/>
+              <w:bottom w:val="single" w:color="D9D4C5" w:sz="4"/>
+              <w:right w:val="single" w:color="D9D4C5" w:sz="4"/>
+            </w:tcBorders>
+            <w:shd w:fill="F6F4EE" w:color="auto" w:val="clear"/>
+            <w:tcMar>
+              <w:top w:type="dxa" w:w="70"/>
+              <w:left w:type="dxa" w:w="110"/>
+              <w:bottom w:type="dxa" w:w="70"/>
+              <w:right w:type="dxa" w:w="110"/>
+            </w:tcMar>
+            <w:vAlign w:val="center"/>
+          </w:tcPr>
+          <w:p>
+            <w:pPr>
+              <w:spacing w:after="0" w:before="0"/>
+            </w:pPr>
+            <w:r>
+              <w:rPr>
+                <w:rFonts w:ascii="Arial" w:cs="Arial" w:eastAsia="Arial" w:hAnsi="Arial"/>
+                <w:color w:val="1B2118"/>
+                <w:sz w:val="18"/>
+                <w:szCs w:val="18"/>
+              </w:rPr>
+              <w:t xml:space="preserve">Voce di menu «Manuale» e pagina di download del manuale (capitolo 2).</w:t>
+            </w:r>
+          </w:p>
+        </w:tc>
+        <w:tc>
+          <w:tcPr>
+            <w:tcW w:type="dxa" w:w="2000"/>
+            <w:tcBorders>
+              <w:top w:val="single" w:color="D9D4C5" w:sz="4"/>
+              <w:left w:val="single" w:color="D9D4C5" w:sz="4"/>
+              <w:bottom w:val="single" w:color="D9D4C5" w:sz="4"/>
+              <w:right w:val="single" w:color="D9D4C5" w:sz="4"/>
+            </w:tcBorders>
+            <w:shd w:fill="F6F4EE" w:color="auto" w:val="clear"/>
+            <w:tcMar>
+              <w:top w:type="dxa" w:w="70"/>
+              <w:left w:type="dxa" w:w="110"/>
+              <w:bottom w:type="dxa" w:w="70"/>
+              <w:right w:type="dxa" w:w="110"/>
+            </w:tcMar>
+            <w:vAlign w:val="center"/>
+          </w:tcPr>
+          <w:p>
+            <w:pPr>
+              <w:spacing w:after="0" w:before="0"/>
+            </w:pPr>
+            <w:r>
+              <w:rPr>
+                <w:rFonts w:ascii="Arial" w:cs="Arial" w:eastAsia="Arial" w:hAnsi="Arial"/>
+                <w:color w:val="1B2118"/>
+                <w:sz w:val="18"/>
+                <w:szCs w:val="18"/>
+              </w:rPr>
+              <w:t xml:space="preserve">Fondazione Operate</w:t>
+            </w:r>
+          </w:p>
+        </w:tc>
+      </w:tr>
+      <w:tr>
+        <w:trPr>
+          <w:cantSplit/>
+        </w:trPr>
+        <w:tc>
+          <w:tcPr>
+            <w:tcW w:type="dxa" w:w="800"/>
+            <w:tcBorders>
+              <w:top w:val="single" w:color="D9D4C5" w:sz="4"/>
+              <w:left w:val="single" w:color="D9D4C5" w:sz="4"/>
+              <w:bottom w:val="single" w:color="D9D4C5" w:sz="4"/>
+              <w:right w:val="single" w:color="D9D4C5" w:sz="4"/>
+            </w:tcBorders>
+            <w:tcMar>
+              <w:top w:type="dxa" w:w="70"/>
+              <w:left w:type="dxa" w:w="110"/>
+              <w:bottom w:type="dxa" w:w="70"/>
+              <w:right w:type="dxa" w:w="110"/>
+            </w:tcMar>
+            <w:vAlign w:val="center"/>
+          </w:tcPr>
+          <w:p>
+            <w:pPr>
+              <w:spacing w:after="0" w:before="0"/>
+            </w:pPr>
+            <w:r>
+              <w:rPr>
+                <w:rFonts w:ascii="Arial" w:cs="Arial" w:eastAsia="Arial" w:hAnsi="Arial"/>
+                <w:color w:val="1B2118"/>
+                <w:sz w:val="18"/>
+                <w:szCs w:val="18"/>
+              </w:rPr>
               <w:t xml:space="preserve">1.0</w:t>
             </w:r>
           </w:p>
@@ -4916,7 +5052,6 @@
               <w:bottom w:val="single" w:color="D9D4C5" w:sz="4"/>
               <w:right w:val="single" w:color="D9D4C5" w:sz="4"/>
             </w:tcBorders>
-            <w:shd w:fill="F6F4EE" w:color="auto" w:val="clear"/>
             <w:tcMar>
               <w:top w:type="dxa" w:w="70"/>
               <w:left w:type="dxa" w:w="110"/>
@@ -4949,7 +5084,6 @@
               <w:bottom w:val="single" w:color="D9D4C5" w:sz="4"/>
               <w:right w:val="single" w:color="D9D4C5" w:sz="4"/>
             </w:tcBorders>
-            <w:shd w:fill="F6F4EE" w:color="auto" w:val="clear"/>
             <w:tcMar>
               <w:top w:type="dxa" w:w="70"/>
               <w:left w:type="dxa" w:w="110"/>
@@ -4982,7 +5116,6 @@
               <w:bottom w:val="single" w:color="D9D4C5" w:sz="4"/>
               <w:right w:val="single" w:color="D9D4C5" w:sz="4"/>
             </w:tcBorders>
-            <w:shd w:fill="F6F4EE" w:color="auto" w:val="clear"/>
             <w:tcMar>
               <w:top w:type="dxa" w:w="70"/>
               <w:left w:type="dxa" w:w="110"/>
@@ -5024,7 +5157,7 @@
           <w:sz w:val="20"/>
           <w:szCs w:val="20"/>
         </w:rPr>
-        <w:t xml:space="preserve">Questo documento descrive il portale alla revisione 4.1 del 23/10/2026. A ogni modifica del portale il manuale viene aggiornato e la revisione incrementata; la versione corrente si scarica dal portale.</w:t>
+        <w:t xml:space="preserve">Questo documento descrive il portale alla revisione 4.2 del 23/10/2026. A ogni modifica del portale il manuale viene aggiornato e la revisione incrementata; la versione corrente si scarica dal portale.</w:t>
       </w:r>
     </w:p>
     <w:p>
@@ -5850,7 +5983,7 @@
         </w:rPr>
         <w:t xml:space="preserve"> un computer o tablet con un browser aggiornato (Chrome, Edge, Firefox, Safari) e le credenziali fornite dalla Fondazione. Indirizzo del portale: </w:t>
       </w:r>
-      <w:hyperlink w:history="1" r:id="rIduuotyzgms6a21x-x377st">
+      <w:hyperlink w:history="1" r:id="rIdxlobnmgy9mlqtgkouvwup">
         <w:r>
           <w:rPr>
             <w:rFonts w:ascii="Arial" w:cs="Arial" w:eastAsia="Arial" w:hAnsi="Arial"/>
@@ -6077,7 +6210,7 @@
         </w:rPr>
         <w:t xml:space="preserve">Aprite </w:t>
       </w:r>
-      <w:hyperlink w:history="1" r:id="rIde69kmlmbqbb6lv8cxizp5">
+      <w:hyperlink w:history="1" r:id="rIdhueqv_qzqit2acf9oit2v">
         <w:r>
           <w:rPr>
             <w:rFonts w:ascii="Arial" w:cs="Arial" w:eastAsia="Arial" w:hAnsi="Arial"/>
@@ -14656,7 +14789,7 @@
         </w:rPr>
         <w:t xml:space="preserve"> (</w:t>
       </w:r>
-      <w:hyperlink w:history="1" r:id="rIdhe4wzwafzyy4dmv7dca8f">
+      <w:hyperlink w:history="1" r:id="rId7o5kseqzy9tacew15bhda">
         <w:r>
           <w:rPr>
             <w:rFonts w:ascii="Arial" w:cs="Arial" w:eastAsia="Arial" w:hAnsi="Arial"/>
@@ -18368,7 +18501,7 @@
         </w:rPr>
         <w:t xml:space="preserve">, uguale per tutti gli enti. Il modello si scarica dalla pagina pubblica </w:t>
       </w:r>
-      <w:hyperlink w:history="1" r:id="rIdmeyru4lkp2vykebzsveaa">
+      <w:hyperlink w:history="1" r:id="rIdja0m1dtbwovt7s0_lqopz">
         <w:r>
           <w:rPr>
             <w:rFonts w:ascii="Arial" w:cs="Arial" w:eastAsia="Arial" w:hAnsi="Arial"/>
@@ -19602,7 +19735,7 @@
           <w:sz w:val="25"/>
           <w:szCs w:val="25"/>
         </w:rPr>
-        <w:t xml:space="preserve">Banca Dati Utenze: il nuovo formato per utenza (in arrivo)</w:t>
+        <w:t xml:space="preserve">Banca Dati Utenze: il nuovo formato per utenza</w:t>
       </w:r>
     </w:p>
     <w:p>
@@ -19616,7 +19749,7 @@
           <w:sz w:val="21"/>
           <w:szCs w:val="21"/>
         </w:rPr>
-        <w:t xml:space="preserve">Il calcolo dei crediti sta passando a un formato </w:t>
+        <w:t xml:space="preserve">Il calcolo dei crediti usa un formato </w:t>
       </w:r>
       <w:r>
         <w:rPr>
@@ -19636,7 +19769,7 @@
           <w:sz w:val="21"/>
           <w:szCs w:val="21"/>
         </w:rPr>
-        <w:t xml:space="preserve">. Quando la Fondazione ve lo comunicherà, ogni anno compilerete il modello </w:t>
+        <w:t xml:space="preserve">. Quando la Fondazione ve lo chiederà, ogni anno compilerete il modello </w:t>
       </w:r>
       <w:r>
         <w:rPr>
@@ -22597,7 +22730,7 @@
         </w:rPr>
         <w:t xml:space="preserve"> (</w:t>
       </w:r>
-      <w:hyperlink w:history="1" r:id="rIdykwbem0ndub-nj1xej1ov">
+      <w:hyperlink w:history="1" r:id="rIdzhyhpb_cuaxp3luexhfhb">
         <w:r>
           <w:rPr>
             <w:rFonts w:ascii="Arial" w:cs="Arial" w:eastAsia="Arial" w:hAnsi="Arial"/>
@@ -23976,7 +24109,7 @@
         <w:szCs w:val="16"/>
       </w:rPr>
       <w:tab/>
-      <w:t xml:space="preserve">Manuale Utente · Rev. 4.1 · 23/10/2026</w:t>
+      <w:t xml:space="preserve">Manuale Utente · Rev. 4.2 · 23/10/2026</w:t>
     </w:r>
   </w:p>
 </w:hdr>
@@ -24041,7 +24174,7 @@
         <w:szCs w:val="16"/>
       </w:rPr>
       <w:tab/>
-      <w:t xml:space="preserve">Manuale Utente · Rev. 4.1 · 23/10/2026</w:t>
+      <w:t xml:space="preserve">Manuale Utente · Rev. 4.2 · 23/10/2026</w:t>
     </w:r>
   </w:p>
 </w:hdr>

--- a/public/manuali/Manuale_Utente_Portale_CWP.docx
+++ b/public/manuali/Manuale_Utente_Portale_CWP.docx
@@ -302,7 +302,7 @@
                 <w:sz w:val="20"/>
                 <w:szCs w:val="20"/>
               </w:rPr>
-              <w:t xml:space="preserve">Rev. 4.2</w:t>
+              <w:t xml:space="preserve">Rev. 4.3</w:t>
             </w:r>
           </w:p>
         </w:tc>
@@ -719,7 +719,7 @@
                 <w:sz w:val="18"/>
                 <w:szCs w:val="18"/>
               </w:rPr>
-              <w:t xml:space="preserve">4.2</w:t>
+              <w:t xml:space="preserve">4.3</w:t>
             </w:r>
           </w:p>
         </w:tc>
@@ -783,7 +783,7 @@
                 <w:sz w:val="18"/>
                 <w:szCs w:val="18"/>
               </w:rPr>
-              <w:t xml:space="preserve">Revisione generale al 23/10: Banca Dati Utenze per utenza non più «in arrivo».</w:t>
+              <w:t xml:space="preserve">«Le mie pratiche»: valore del progetto (listino Caso 1 o Caso 2).</w:t>
             </w:r>
           </w:p>
         </w:tc>
@@ -853,7 +853,7 @@
                 <w:sz w:val="18"/>
                 <w:szCs w:val="18"/>
               </w:rPr>
-              <w:t xml:space="preserve">4.1</w:t>
+              <w:t xml:space="preserve">4.2</w:t>
             </w:r>
           </w:p>
         </w:tc>
@@ -919,7 +919,7 @@
                 <w:sz w:val="18"/>
                 <w:szCs w:val="18"/>
               </w:rPr>
-              <w:t xml:space="preserve">«Le mie pratiche»: riquadri del valore dei crediti della propria organizzazione (simulazione e fase esecutiva, crediti ed euro).</w:t>
+              <w:t xml:space="preserve">Revisione generale al 23/10: Banca Dati Utenze per utenza non più «in arrivo».</w:t>
             </w:r>
           </w:p>
         </w:tc>
@@ -989,7 +989,7 @@
                 <w:sz w:val="18"/>
                 <w:szCs w:val="18"/>
               </w:rPr>
-              <w:t xml:space="preserve">4.0</w:t>
+              <w:t xml:space="preserve">4.1</w:t>
             </w:r>
           </w:p>
         </w:tc>
@@ -1053,7 +1053,7 @@
                 <w:sz w:val="18"/>
                 <w:szCs w:val="18"/>
               </w:rPr>
-              <w:t xml:space="preserve">Banca Dati Utenze per utenza: come la Fondazione usa categoria tariffaria e kg di ogni frazione (vuoto diverso da 0).</w:t>
+              <w:t xml:space="preserve">«Le mie pratiche»: riquadri del valore dei crediti della propria organizzazione (simulazione e fase esecutiva, crediti ed euro).</w:t>
             </w:r>
           </w:p>
         </w:tc>
@@ -1123,7 +1123,7 @@
                 <w:sz w:val="18"/>
                 <w:szCs w:val="18"/>
               </w:rPr>
-              <w:t xml:space="preserve">3.9</w:t>
+              <w:t xml:space="preserve">4.0</w:t>
             </w:r>
           </w:p>
         </w:tc>
@@ -1156,7 +1156,7 @@
                 <w:sz w:val="18"/>
                 <w:szCs w:val="18"/>
               </w:rPr>
-              <w:t xml:space="preserve">22/10/2026</w:t>
+              <w:t xml:space="preserve">23/10/2026</w:t>
             </w:r>
           </w:p>
         </w:tc>
@@ -1189,7 +1189,7 @@
                 <w:sz w:val="18"/>
                 <w:szCs w:val="18"/>
               </w:rPr>
-              <w:t xml:space="preserve">Banca Dati Utenze: categoria tariffaria e di simulazione.</w:t>
+              <w:t xml:space="preserve">Banca Dati Utenze per utenza: come la Fondazione usa categoria tariffaria e kg di ogni frazione (vuoto diverso da 0).</w:t>
             </w:r>
           </w:p>
         </w:tc>
@@ -1259,7 +1259,7 @@
                 <w:sz w:val="18"/>
                 <w:szCs w:val="18"/>
               </w:rPr>
-              <w:t xml:space="preserve">3.8</w:t>
+              <w:t xml:space="preserve">3.9</w:t>
             </w:r>
           </w:p>
         </w:tc>
@@ -1323,7 +1323,7 @@
                 <w:sz w:val="18"/>
                 <w:szCs w:val="18"/>
               </w:rPr>
-              <w:t xml:space="preserve">Banca Dati Utenze per utenza: spiegazione dei campi (nuovo formato in arrivo).</w:t>
+              <w:t xml:space="preserve">Banca Dati Utenze: categoria tariffaria e di simulazione.</w:t>
             </w:r>
           </w:p>
         </w:tc>
@@ -1393,7 +1393,7 @@
                 <w:sz w:val="18"/>
                 <w:szCs w:val="18"/>
               </w:rPr>
-              <w:t xml:space="preserve">3.7</w:t>
+              <w:t xml:space="preserve">3.8</w:t>
             </w:r>
           </w:p>
         </w:tc>
@@ -1459,7 +1459,7 @@
                 <w:sz w:val="18"/>
                 <w:szCs w:val="18"/>
               </w:rPr>
-              <w:t xml:space="preserve">Uso dal telefono: menu, elenco e dettaglio delle pratiche.</w:t>
+              <w:t xml:space="preserve">Banca Dati Utenze per utenza: spiegazione dei campi (nuovo formato in arrivo).</w:t>
             </w:r>
           </w:p>
         </w:tc>
@@ -1529,7 +1529,7 @@
                 <w:sz w:val="18"/>
                 <w:szCs w:val="18"/>
               </w:rPr>
-              <w:t xml:space="preserve">3.6</w:t>
+              <w:t xml:space="preserve">3.7</w:t>
             </w:r>
           </w:p>
         </w:tc>
@@ -1593,7 +1593,7 @@
                 <w:sz w:val="18"/>
                 <w:szCs w:val="18"/>
               </w:rPr>
-              <w:t xml:space="preserve">Feedback pubblico chiuso solo dopo il termine; ente prima della fase 5 (rilievi N02, N03).</w:t>
+              <w:t xml:space="preserve">Uso dal telefono: menu, elenco e dettaglio delle pratiche.</w:t>
             </w:r>
           </w:p>
         </w:tc>
@@ -1663,7 +1663,7 @@
                 <w:sz w:val="18"/>
                 <w:szCs w:val="18"/>
               </w:rPr>
-              <w:t xml:space="preserve">3.5</w:t>
+              <w:t xml:space="preserve">3.6</w:t>
             </w:r>
           </w:p>
         </w:tc>
@@ -1696,7 +1696,7 @@
                 <w:sz w:val="18"/>
                 <w:szCs w:val="18"/>
               </w:rPr>
-              <w:t xml:space="preserve">21/10/2026</w:t>
+              <w:t xml:space="preserve">22/10/2026</w:t>
             </w:r>
           </w:p>
         </w:tc>
@@ -1729,7 +1729,7 @@
                 <w:sz w:val="18"/>
                 <w:szCs w:val="18"/>
               </w:rPr>
-              <w:t xml:space="preserve">Barra a LED delle fasi nell'elenco e nella pratica aperta.</w:t>
+              <w:t xml:space="preserve">Feedback pubblico chiuso solo dopo il termine; ente prima della fase 5 (rilievi N02, N03).</w:t>
             </w:r>
           </w:p>
         </w:tc>
@@ -1799,7 +1799,7 @@
                 <w:sz w:val="18"/>
                 <w:szCs w:val="18"/>
               </w:rPr>
-              <w:t xml:space="preserve">3.4</w:t>
+              <w:t xml:space="preserve">3.5</w:t>
             </w:r>
           </w:p>
         </w:tc>
@@ -1863,7 +1863,7 @@
                 <w:sz w:val="18"/>
                 <w:szCs w:val="18"/>
               </w:rPr>
-              <w:t xml:space="preserve">Assistente: domande sulla pratica aperta.</w:t>
+              <w:t xml:space="preserve">Barra a LED delle fasi nell'elenco e nella pratica aperta.</w:t>
             </w:r>
           </w:p>
         </w:tc>
@@ -1933,7 +1933,7 @@
                 <w:sz w:val="18"/>
                 <w:szCs w:val="18"/>
               </w:rPr>
-              <w:t xml:space="preserve">3.3</w:t>
+              <w:t xml:space="preserve">3.4</w:t>
             </w:r>
           </w:p>
         </w:tc>
@@ -1999,7 +1999,7 @@
                 <w:sz w:val="18"/>
                 <w:szCs w:val="18"/>
               </w:rPr>
-              <w:t xml:space="preserve">Domande frequenti: messaggio «Account disattivato».</w:t>
+              <w:t xml:space="preserve">Assistente: domande sulla pratica aperta.</w:t>
             </w:r>
           </w:p>
         </w:tc>
@@ -2069,7 +2069,7 @@
                 <w:sz w:val="18"/>
                 <w:szCs w:val="18"/>
               </w:rPr>
-              <w:t xml:space="preserve">3.2</w:t>
+              <w:t xml:space="preserve">3.3</w:t>
             </w:r>
           </w:p>
         </w:tc>
@@ -2101,7 +2101,7 @@
                 <w:sz w:val="18"/>
                 <w:szCs w:val="18"/>
               </w:rPr>
-              <w:t xml:space="preserve">20/10/2026</w:t>
+              <w:t xml:space="preserve">21/10/2026</w:t>
             </w:r>
           </w:p>
         </w:tc>
@@ -2133,7 +2133,7 @@
                 <w:sz w:val="18"/>
                 <w:szCs w:val="18"/>
               </w:rPr>
-              <w:t xml:space="preserve">Uscita automatica per inattività.</w:t>
+              <w:t xml:space="preserve">Domande frequenti: messaggio «Account disattivato».</w:t>
             </w:r>
           </w:p>
         </w:tc>
@@ -2203,7 +2203,7 @@
                 <w:sz w:val="18"/>
                 <w:szCs w:val="18"/>
               </w:rPr>
-              <w:t xml:space="preserve">3.1</w:t>
+              <w:t xml:space="preserve">3.2</w:t>
             </w:r>
           </w:p>
         </w:tc>
@@ -2269,7 +2269,7 @@
                 <w:sz w:val="18"/>
                 <w:szCs w:val="18"/>
               </w:rPr>
-              <w:t xml:space="preserve">Nuovo menu degli enti: Il Programma CWP, Manuali.</w:t>
+              <w:t xml:space="preserve">Uscita automatica per inattività.</w:t>
             </w:r>
           </w:p>
         </w:tc>
@@ -2339,7 +2339,7 @@
                 <w:sz w:val="18"/>
                 <w:szCs w:val="18"/>
               </w:rPr>
-              <w:t xml:space="preserve">3.0</w:t>
+              <w:t xml:space="preserve">3.1</w:t>
             </w:r>
           </w:p>
         </w:tc>
@@ -2403,7 +2403,7 @@
                 <w:sz w:val="18"/>
                 <w:szCs w:val="18"/>
               </w:rPr>
-              <w:t xml:space="preserve">Voce di menu «Marketplaces» (in arrivo).</w:t>
+              <w:t xml:space="preserve">Nuovo menu degli enti: Il Programma CWP, Manuali.</w:t>
             </w:r>
           </w:p>
         </w:tc>
@@ -2473,7 +2473,7 @@
                 <w:sz w:val="18"/>
                 <w:szCs w:val="18"/>
               </w:rPr>
-              <w:t xml:space="preserve">2.9</w:t>
+              <w:t xml:space="preserve">3.0</w:t>
             </w:r>
           </w:p>
         </w:tc>
@@ -2539,7 +2539,7 @@
                 <w:sz w:val="18"/>
                 <w:szCs w:val="18"/>
               </w:rPr>
-              <w:t xml:space="preserve">Collegamento al portale: registro degli accessi e delle operazioni.</w:t>
+              <w:t xml:space="preserve">Voce di menu «Marketplaces» (in arrivo).</w:t>
             </w:r>
           </w:p>
         </w:tc>
@@ -2609,7 +2609,7 @@
                 <w:sz w:val="18"/>
                 <w:szCs w:val="18"/>
               </w:rPr>
-              <w:t xml:space="preserve">2.8</w:t>
+              <w:t xml:space="preserve">2.9</w:t>
             </w:r>
           </w:p>
         </w:tc>
@@ -2673,7 +2673,7 @@
                 <w:sz w:val="18"/>
                 <w:szCs w:val="18"/>
               </w:rPr>
-              <w:t xml:space="preserve">Nuovo capitolo «Collegamento al portale» (presenza visibile all'Amministratore principale).</w:t>
+              <w:t xml:space="preserve">Collegamento al portale: registro degli accessi e delle operazioni.</w:t>
             </w:r>
           </w:p>
         </w:tc>
@@ -2743,7 +2743,7 @@
                 <w:sz w:val="18"/>
                 <w:szCs w:val="18"/>
               </w:rPr>
-              <w:t xml:space="preserve">2.7</w:t>
+              <w:t xml:space="preserve">2.8</w:t>
             </w:r>
           </w:p>
         </w:tc>
@@ -2776,7 +2776,7 @@
                 <w:sz w:val="18"/>
                 <w:szCs w:val="18"/>
               </w:rPr>
-              <w:t xml:space="preserve">19/10/2026</w:t>
+              <w:t xml:space="preserve">20/10/2026</w:t>
             </w:r>
           </w:p>
         </w:tc>
@@ -2809,7 +2809,7 @@
                 <w:sz w:val="18"/>
                 <w:szCs w:val="18"/>
               </w:rPr>
-              <w:t xml:space="preserve">Assistente virtuale: messaggio «Un attimo…» durante l'attesa.</w:t>
+              <w:t xml:space="preserve">Nuovo capitolo «Collegamento al portale» (presenza visibile all'Amministratore principale).</w:t>
             </w:r>
           </w:p>
         </w:tc>
@@ -2879,7 +2879,7 @@
                 <w:sz w:val="18"/>
                 <w:szCs w:val="18"/>
               </w:rPr>
-              <w:t xml:space="preserve">2.6</w:t>
+              <w:t xml:space="preserve">2.7</w:t>
             </w:r>
           </w:p>
         </w:tc>
@@ -2943,7 +2943,7 @@
                 <w:sz w:val="18"/>
                 <w:szCs w:val="18"/>
               </w:rPr>
-              <w:t xml:space="preserve">Nuovo capitolo «L'assistente virtuale».</w:t>
+              <w:t xml:space="preserve">Assistente virtuale: messaggio «Un attimo…» durante l'attesa.</w:t>
             </w:r>
           </w:p>
         </w:tc>
@@ -3013,7 +3013,7 @@
                 <w:sz w:val="18"/>
                 <w:szCs w:val="18"/>
               </w:rPr>
-              <w:t xml:space="preserve">2.5</w:t>
+              <w:t xml:space="preserve">2.6</w:t>
             </w:r>
           </w:p>
         </w:tc>
@@ -3079,7 +3079,7 @@
                 <w:sz w:val="18"/>
                 <w:szCs w:val="18"/>
               </w:rPr>
-              <w:t xml:space="preserve">Ordinamento degli elenchi e delle tabelle.</w:t>
+              <w:t xml:space="preserve">Nuovo capitolo «L'assistente virtuale».</w:t>
             </w:r>
           </w:p>
         </w:tc>
@@ -3149,7 +3149,7 @@
                 <w:sz w:val="18"/>
                 <w:szCs w:val="18"/>
               </w:rPr>
-              <w:t xml:space="preserve">2.4</w:t>
+              <w:t xml:space="preserve">2.5</w:t>
             </w:r>
           </w:p>
         </w:tc>
@@ -3213,7 +3213,7 @@
                 <w:sz w:val="18"/>
                 <w:szCs w:val="18"/>
               </w:rPr>
-              <w:t xml:space="preserve">Primo accesso: le credenziali arrivano per email.</w:t>
+              <w:t xml:space="preserve">Ordinamento degli elenchi e delle tabelle.</w:t>
             </w:r>
           </w:p>
         </w:tc>
@@ -3283,7 +3283,7 @@
                 <w:sz w:val="18"/>
                 <w:szCs w:val="18"/>
               </w:rPr>
-              <w:t xml:space="preserve">2.3</w:t>
+              <w:t xml:space="preserve">2.4</w:t>
             </w:r>
           </w:p>
         </w:tc>
@@ -3349,7 +3349,7 @@
                 <w:sz w:val="18"/>
                 <w:szCs w:val="18"/>
               </w:rPr>
-              <w:t xml:space="preserve">Simulazione dei crediti: anche stima economica con costi Caso 1 e Caso 2.</w:t>
+              <w:t xml:space="preserve">Primo accesso: le credenziali arrivano per email.</w:t>
             </w:r>
           </w:p>
         </w:tc>
@@ -3419,7 +3419,7 @@
                 <w:sz w:val="18"/>
                 <w:szCs w:val="18"/>
               </w:rPr>
-              <w:t xml:space="preserve">2.2</w:t>
+              <w:t xml:space="preserve">2.3</w:t>
             </w:r>
           </w:p>
         </w:tc>
@@ -3483,7 +3483,7 @@
                 <w:sz w:val="18"/>
                 <w:szCs w:val="18"/>
               </w:rPr>
-              <w:t xml:space="preserve">Simulazione dei crediti disponibile su richiesta alla Fondazione.</w:t>
+              <w:t xml:space="preserve">Simulazione dei crediti: anche stima economica con costi Caso 1 e Caso 2.</w:t>
             </w:r>
           </w:p>
         </w:tc>
@@ -3553,7 +3553,7 @@
                 <w:sz w:val="18"/>
                 <w:szCs w:val="18"/>
               </w:rPr>
-              <w:t xml:space="preserve">2.1</w:t>
+              <w:t xml:space="preserve">2.2</w:t>
             </w:r>
           </w:p>
         </w:tc>
@@ -3619,7 +3619,7 @@
                 <w:sz w:val="18"/>
                 <w:szCs w:val="18"/>
               </w:rPr>
-              <w:t xml:space="preserve">Simulazione dei crediti in arrivo (capitolo Dati per il calcolo dei crediti).</w:t>
+              <w:t xml:space="preserve">Simulazione dei crediti disponibile su richiesta alla Fondazione.</w:t>
             </w:r>
           </w:p>
         </w:tc>
@@ -3689,7 +3689,7 @@
                 <w:sz w:val="18"/>
                 <w:szCs w:val="18"/>
               </w:rPr>
-              <w:t xml:space="preserve">2.0</w:t>
+              <w:t xml:space="preserve">2.1</w:t>
             </w:r>
           </w:p>
         </w:tc>
@@ -3721,7 +3721,7 @@
                 <w:sz w:val="18"/>
                 <w:szCs w:val="18"/>
               </w:rPr>
-              <w:t xml:space="preserve">18/10/2026</w:t>
+              <w:t xml:space="preserve">19/10/2026</w:t>
             </w:r>
           </w:p>
         </w:tc>
@@ -3753,7 +3753,7 @@
                 <w:sz w:val="18"/>
                 <w:szCs w:val="18"/>
               </w:rPr>
-              <w:t xml:space="preserve">Allineamento ai documenti ufficiali del Programma: Rapporto a 7 fasi, feedback pubblico (30 e 20 giorni), stato nel Programma e ID, dati del progetto, un solo account per Organizzazione, ritiro e rientro, conservazione 12 anni, tipologie ufficiali, Schema tariffario, verifica sull'accuratezza; nuovi capitoli Crediti emessi, Reclami, pagina pubblica del Programma.</w:t>
+              <w:t xml:space="preserve">Simulazione dei crediti in arrivo (capitolo Dati per il calcolo dei crediti).</w:t>
             </w:r>
           </w:p>
         </w:tc>
@@ -3823,7 +3823,7 @@
                 <w:sz w:val="18"/>
                 <w:szCs w:val="18"/>
               </w:rPr>
-              <w:t xml:space="preserve">1.9</w:t>
+              <w:t xml:space="preserve">2.0</w:t>
             </w:r>
           </w:p>
         </w:tc>
@@ -3889,7 +3889,7 @@
                 <w:sz w:val="18"/>
                 <w:szCs w:val="18"/>
               </w:rPr>
-              <w:t xml:space="preserve">Rapporti di Monitoraggio con 4 fasi; documenti richiesti per fase; caricamenti solo nelle fasi aperte; osservazioni numerate e notifica di quelle da rispondere; data di conservazione; fascicolo con riepilogo PDF.</w:t>
+              <w:t xml:space="preserve">Allineamento ai documenti ufficiali del Programma: Rapporto a 7 fasi, feedback pubblico (30 e 20 giorni), stato nel Programma e ID, dati del progetto, un solo account per Organizzazione, ritiro e rientro, conservazione 12 anni, tipologie ufficiali, Schema tariffario, verifica sull'accuratezza; nuovi capitoli Crediti emessi, Reclami, pagina pubblica del Programma.</w:t>
             </w:r>
           </w:p>
         </w:tc>
@@ -3959,7 +3959,7 @@
                 <w:sz w:val="18"/>
                 <w:szCs w:val="18"/>
               </w:rPr>
-              <w:t xml:space="preserve">1.8</w:t>
+              <w:t xml:space="preserve">1.9</w:t>
             </w:r>
           </w:p>
         </w:tc>
@@ -4023,7 +4023,7 @@
                 <w:sz w:val="18"/>
                 <w:szCs w:val="18"/>
               </w:rPr>
-              <w:t xml:space="preserve">Nuova tipologia di documento «Rapporto di calcolo dei crediti».</w:t>
+              <w:t xml:space="preserve">Rapporti di Monitoraggio con 4 fasi; documenti richiesti per fase; caricamenti solo nelle fasi aperte; osservazioni numerate e notifica di quelle da rispondere; data di conservazione; fascicolo con riepilogo PDF.</w:t>
             </w:r>
           </w:p>
         </w:tc>
@@ -4093,7 +4093,7 @@
                 <w:sz w:val="18"/>
                 <w:szCs w:val="18"/>
               </w:rPr>
-              <w:t xml:space="preserve">1.7</w:t>
+              <w:t xml:space="preserve">1.8</w:t>
             </w:r>
           </w:p>
         </w:tc>
@@ -4159,7 +4159,7 @@
                 <w:sz w:val="18"/>
                 <w:szCs w:val="18"/>
               </w:rPr>
-              <w:t xml:space="preserve">Dati per il calcolo dei crediti: il file caricato nella pratica è letto direttamente dalla Fondazione; controllo dei dati personali.</w:t>
+              <w:t xml:space="preserve">Nuova tipologia di documento «Rapporto di calcolo dei crediti».</w:t>
             </w:r>
           </w:p>
         </w:tc>
@@ -4229,7 +4229,7 @@
                 <w:sz w:val="18"/>
                 <w:szCs w:val="18"/>
               </w:rPr>
-              <w:t xml:space="preserve">1.6</w:t>
+              <w:t xml:space="preserve">1.7</w:t>
             </w:r>
           </w:p>
         </w:tc>
@@ -4293,7 +4293,7 @@
                 <w:sz w:val="18"/>
                 <w:szCs w:val="18"/>
               </w:rPr>
-              <w:t xml:space="preserve">Messaggi con la Fondazione (nuovo capitolo), note della Fondazione e modelli nelle fasi, Ente di Validazione, avviso sulle pratiche non attive, pagamenti visibili, consultazione sulla pagina pubblica con conferma dell'email ed errata corrige, nuove notifiche.</w:t>
+              <w:t xml:space="preserve">Dati per il calcolo dei crediti: il file caricato nella pratica è letto direttamente dalla Fondazione; controllo dei dati personali.</w:t>
             </w:r>
           </w:p>
         </w:tc>
@@ -4363,7 +4363,7 @@
                 <w:sz w:val="18"/>
                 <w:szCs w:val="18"/>
               </w:rPr>
-              <w:t xml:space="preserve">1.5</w:t>
+              <w:t xml:space="preserve">1.6</w:t>
             </w:r>
           </w:p>
         </w:tc>
@@ -4429,7 +4429,7 @@
                 <w:sz w:val="18"/>
                 <w:szCs w:val="18"/>
               </w:rPr>
-              <w:t xml:space="preserve">Manuale scaricabile anche dalla pagina «I tuoi documenti»; per gli utenti il manuale è disponibile solo in PDF.</w:t>
+              <w:t xml:space="preserve">Messaggi con la Fondazione (nuovo capitolo), note della Fondazione e modelli nelle fasi, Ente di Validazione, avviso sulle pratiche non attive, pagamenti visibili, consultazione sulla pagina pubblica con conferma dell'email ed errata corrige, nuove notifiche.</w:t>
             </w:r>
           </w:p>
         </w:tc>
@@ -4499,7 +4499,7 @@
                 <w:sz w:val="18"/>
                 <w:szCs w:val="18"/>
               </w:rPr>
-              <w:t xml:space="preserve">1.4</w:t>
+              <w:t xml:space="preserve">1.5</w:t>
             </w:r>
           </w:p>
         </w:tc>
@@ -4563,7 +4563,7 @@
                 <w:sz w:val="18"/>
                 <w:szCs w:val="18"/>
               </w:rPr>
-              <w:t xml:space="preserve">Recupero della password: nuova email in italiano dal portale (oggetto e pulsante), limite di una richiesta ogni 2 minuti.</w:t>
+              <w:t xml:space="preserve">Manuale scaricabile anche dalla pagina «I tuoi documenti»; per gli utenti il manuale è disponibile solo in PDF.</w:t>
             </w:r>
           </w:p>
         </w:tc>
@@ -4633,7 +4633,7 @@
                 <w:sz w:val="18"/>
                 <w:szCs w:val="18"/>
               </w:rPr>
-              <w:t xml:space="preserve">1.3</w:t>
+              <w:t xml:space="preserve">1.4</w:t>
             </w:r>
           </w:p>
         </w:tc>
@@ -4699,7 +4699,7 @@
                 <w:sz w:val="18"/>
                 <w:szCs w:val="18"/>
               </w:rPr>
-              <w:t xml:space="preserve">Pagina «Il mio profilo» (account, cambio password, manuale da scaricare).</w:t>
+              <w:t xml:space="preserve">Recupero della password: nuova email in italiano dal portale (oggetto e pulsante), limite di una richiesta ogni 2 minuti.</w:t>
             </w:r>
           </w:p>
         </w:tc>
@@ -4769,7 +4769,7 @@
                 <w:sz w:val="18"/>
                 <w:szCs w:val="18"/>
               </w:rPr>
-              <w:t xml:space="preserve">1.2</w:t>
+              <w:t xml:space="preserve">1.3</w:t>
             </w:r>
           </w:p>
         </w:tc>
@@ -4833,7 +4833,7 @@
                 <w:sz w:val="18"/>
                 <w:szCs w:val="18"/>
               </w:rPr>
-              <w:t xml:space="preserve">Scelta della password al primo accesso, cambio password, recupero della password dimenticata; ritorno alla pratica dopo l'accesso da un link email.</w:t>
+              <w:t xml:space="preserve">Pagina «Il mio profilo» (account, cambio password, manuale da scaricare).</w:t>
             </w:r>
           </w:p>
         </w:tc>
@@ -4903,7 +4903,7 @@
                 <w:sz w:val="18"/>
                 <w:szCs w:val="18"/>
               </w:rPr>
-              <w:t xml:space="preserve">1.1</w:t>
+              <w:t xml:space="preserve">1.2</w:t>
             </w:r>
           </w:p>
         </w:tc>
@@ -4969,7 +4969,7 @@
                 <w:sz w:val="18"/>
                 <w:szCs w:val="18"/>
               </w:rPr>
-              <w:t xml:space="preserve">Voce di menu «Manuale» e pagina di download del manuale (capitolo 2).</w:t>
+              <w:t xml:space="preserve">Scelta della password al primo accesso, cambio password, recupero della password dimenticata; ritorno alla pratica dopo l'accesso da un link email.</w:t>
             </w:r>
           </w:p>
         </w:tc>
@@ -5039,6 +5039,140 @@
                 <w:sz w:val="18"/>
                 <w:szCs w:val="18"/>
               </w:rPr>
+              <w:t xml:space="preserve">1.1</w:t>
+            </w:r>
+          </w:p>
+        </w:tc>
+        <w:tc>
+          <w:tcPr>
+            <w:tcW w:type="dxa" w:w="1300"/>
+            <w:tcBorders>
+              <w:top w:val="single" w:color="D9D4C5" w:sz="4"/>
+              <w:left w:val="single" w:color="D9D4C5" w:sz="4"/>
+              <w:bottom w:val="single" w:color="D9D4C5" w:sz="4"/>
+              <w:right w:val="single" w:color="D9D4C5" w:sz="4"/>
+            </w:tcBorders>
+            <w:tcMar>
+              <w:top w:type="dxa" w:w="70"/>
+              <w:left w:type="dxa" w:w="110"/>
+              <w:bottom w:type="dxa" w:w="70"/>
+              <w:right w:type="dxa" w:w="110"/>
+            </w:tcMar>
+            <w:vAlign w:val="center"/>
+          </w:tcPr>
+          <w:p>
+            <w:pPr>
+              <w:spacing w:after="0" w:before="0"/>
+            </w:pPr>
+            <w:r>
+              <w:rPr>
+                <w:rFonts w:ascii="Arial" w:cs="Arial" w:eastAsia="Arial" w:hAnsi="Arial"/>
+                <w:color w:val="1B2118"/>
+                <w:sz w:val="18"/>
+                <w:szCs w:val="18"/>
+              </w:rPr>
+              <w:t xml:space="preserve">18/10/2026</w:t>
+            </w:r>
+          </w:p>
+        </w:tc>
+        <w:tc>
+          <w:tcPr>
+            <w:tcW w:type="dxa" w:w="5538"/>
+            <w:tcBorders>
+              <w:top w:val="single" w:color="D9D4C5" w:sz="4"/>
+              <w:left w:val="single" w:color="D9D4C5" w:sz="4"/>
+              <w:bottom w:val="single" w:color="D9D4C5" w:sz="4"/>
+              <w:right w:val="single" w:color="D9D4C5" w:sz="4"/>
+            </w:tcBorders>
+            <w:tcMar>
+              <w:top w:type="dxa" w:w="70"/>
+              <w:left w:type="dxa" w:w="110"/>
+              <w:bottom w:type="dxa" w:w="70"/>
+              <w:right w:type="dxa" w:w="110"/>
+            </w:tcMar>
+            <w:vAlign w:val="center"/>
+          </w:tcPr>
+          <w:p>
+            <w:pPr>
+              <w:spacing w:after="0" w:before="0"/>
+            </w:pPr>
+            <w:r>
+              <w:rPr>
+                <w:rFonts w:ascii="Arial" w:cs="Arial" w:eastAsia="Arial" w:hAnsi="Arial"/>
+                <w:color w:val="1B2118"/>
+                <w:sz w:val="18"/>
+                <w:szCs w:val="18"/>
+              </w:rPr>
+              <w:t xml:space="preserve">Voce di menu «Manuale» e pagina di download del manuale (capitolo 2).</w:t>
+            </w:r>
+          </w:p>
+        </w:tc>
+        <w:tc>
+          <w:tcPr>
+            <w:tcW w:type="dxa" w:w="2000"/>
+            <w:tcBorders>
+              <w:top w:val="single" w:color="D9D4C5" w:sz="4"/>
+              <w:left w:val="single" w:color="D9D4C5" w:sz="4"/>
+              <w:bottom w:val="single" w:color="D9D4C5" w:sz="4"/>
+              <w:right w:val="single" w:color="D9D4C5" w:sz="4"/>
+            </w:tcBorders>
+            <w:tcMar>
+              <w:top w:type="dxa" w:w="70"/>
+              <w:left w:type="dxa" w:w="110"/>
+              <w:bottom w:type="dxa" w:w="70"/>
+              <w:right w:type="dxa" w:w="110"/>
+            </w:tcMar>
+            <w:vAlign w:val="center"/>
+          </w:tcPr>
+          <w:p>
+            <w:pPr>
+              <w:spacing w:after="0" w:before="0"/>
+            </w:pPr>
+            <w:r>
+              <w:rPr>
+                <w:rFonts w:ascii="Arial" w:cs="Arial" w:eastAsia="Arial" w:hAnsi="Arial"/>
+                <w:color w:val="1B2118"/>
+                <w:sz w:val="18"/>
+                <w:szCs w:val="18"/>
+              </w:rPr>
+              <w:t xml:space="preserve">Fondazione Operate</w:t>
+            </w:r>
+          </w:p>
+        </w:tc>
+      </w:tr>
+      <w:tr>
+        <w:trPr>
+          <w:cantSplit/>
+        </w:trPr>
+        <w:tc>
+          <w:tcPr>
+            <w:tcW w:type="dxa" w:w="800"/>
+            <w:tcBorders>
+              <w:top w:val="single" w:color="D9D4C5" w:sz="4"/>
+              <w:left w:val="single" w:color="D9D4C5" w:sz="4"/>
+              <w:bottom w:val="single" w:color="D9D4C5" w:sz="4"/>
+              <w:right w:val="single" w:color="D9D4C5" w:sz="4"/>
+            </w:tcBorders>
+            <w:shd w:fill="F6F4EE" w:color="auto" w:val="clear"/>
+            <w:tcMar>
+              <w:top w:type="dxa" w:w="70"/>
+              <w:left w:type="dxa" w:w="110"/>
+              <w:bottom w:type="dxa" w:w="70"/>
+              <w:right w:type="dxa" w:w="110"/>
+            </w:tcMar>
+            <w:vAlign w:val="center"/>
+          </w:tcPr>
+          <w:p>
+            <w:pPr>
+              <w:spacing w:after="0" w:before="0"/>
+            </w:pPr>
+            <w:r>
+              <w:rPr>
+                <w:rFonts w:ascii="Arial" w:cs="Arial" w:eastAsia="Arial" w:hAnsi="Arial"/>
+                <w:color w:val="1B2118"/>
+                <w:sz w:val="18"/>
+                <w:szCs w:val="18"/>
+              </w:rPr>
               <w:t xml:space="preserve">1.0</w:t>
             </w:r>
           </w:p>
@@ -5052,6 +5186,7 @@
               <w:bottom w:val="single" w:color="D9D4C5" w:sz="4"/>
               <w:right w:val="single" w:color="D9D4C5" w:sz="4"/>
             </w:tcBorders>
+            <w:shd w:fill="F6F4EE" w:color="auto" w:val="clear"/>
             <w:tcMar>
               <w:top w:type="dxa" w:w="70"/>
               <w:left w:type="dxa" w:w="110"/>
@@ -5084,6 +5219,7 @@
               <w:bottom w:val="single" w:color="D9D4C5" w:sz="4"/>
               <w:right w:val="single" w:color="D9D4C5" w:sz="4"/>
             </w:tcBorders>
+            <w:shd w:fill="F6F4EE" w:color="auto" w:val="clear"/>
             <w:tcMar>
               <w:top w:type="dxa" w:w="70"/>
               <w:left w:type="dxa" w:w="110"/>
@@ -5116,6 +5252,7 @@
               <w:bottom w:val="single" w:color="D9D4C5" w:sz="4"/>
               <w:right w:val="single" w:color="D9D4C5" w:sz="4"/>
             </w:tcBorders>
+            <w:shd w:fill="F6F4EE" w:color="auto" w:val="clear"/>
             <w:tcMar>
               <w:top w:type="dxa" w:w="70"/>
               <w:left w:type="dxa" w:w="110"/>
@@ -5157,7 +5294,7 @@
           <w:sz w:val="20"/>
           <w:szCs w:val="20"/>
         </w:rPr>
-        <w:t xml:space="preserve">Questo documento descrive il portale alla revisione 4.2 del 23/10/2026. A ogni modifica del portale il manuale viene aggiornato e la revisione incrementata; la versione corrente si scarica dal portale.</w:t>
+        <w:t xml:space="preserve">Questo documento descrive il portale alla revisione 4.3 del 23/10/2026. A ogni modifica del portale il manuale viene aggiornato e la revisione incrementata; la versione corrente si scarica dal portale.</w:t>
       </w:r>
     </w:p>
     <w:p>
@@ -5983,7 +6120,7 @@
         </w:rPr>
         <w:t xml:space="preserve"> un computer o tablet con un browser aggiornato (Chrome, Edge, Firefox, Safari) e le credenziali fornite dalla Fondazione. Indirizzo del portale: </w:t>
       </w:r>
-      <w:hyperlink w:history="1" r:id="rIdxlobnmgy9mlqtgkouvwup">
+      <w:hyperlink w:history="1" r:id="rIdfkiar15w2cgy37zwlj2gd">
         <w:r>
           <w:rPr>
             <w:rFonts w:ascii="Arial" w:cs="Arial" w:eastAsia="Arial" w:hAnsi="Arial"/>
@@ -6210,7 +6347,7 @@
         </w:rPr>
         <w:t xml:space="preserve">Aprite </w:t>
       </w:r>
-      <w:hyperlink w:history="1" r:id="rIdhueqv_qzqit2acf9oit2v">
+      <w:hyperlink w:history="1" r:id="rIdca2ibq-xedzwrsw0aixfm">
         <w:r>
           <w:rPr>
             <w:rFonts w:ascii="Arial" w:cs="Arial" w:eastAsia="Arial" w:hAnsi="Arial"/>
@@ -8175,6 +8312,56 @@
           <w:szCs w:val="21"/>
         </w:rPr>
         <w:t xml:space="preserve"> con il valore comunicato dal registro. Calcolati ed emessi sono valorizzati al prezzo di riferimento indicato nel riquadro; non si sommano, perché i crediti emessi vengono dai calcoli.</w:t>
+      </w:r>
+    </w:p>
+    <w:p>
+      <w:pPr>
+        <w:pStyle w:val="ListParagraph"/>
+        <w:numPr>
+          <w:ilvl w:val="0"/>
+          <w:numId w:val="2"/>
+        </w:numPr>
+        <w:spacing w:after="70" w:line="290"/>
+      </w:pPr>
+      <w:r>
+        <w:rPr>
+          <w:rFonts w:ascii="Arial" w:cs="Arial" w:eastAsia="Arial" w:hAnsi="Arial"/>
+          <w:b/>
+          <w:bCs/>
+          <w:color w:val="1B2118"/>
+          <w:sz w:val="21"/>
+          <w:szCs w:val="21"/>
+        </w:rPr>
+        <w:t xml:space="preserve">Valore dei progetti</w:t>
+      </w:r>
+      <w:r>
+        <w:rPr>
+          <w:rFonts w:ascii="Arial" w:cs="Arial" w:eastAsia="Arial" w:hAnsi="Arial"/>
+          <w:color w:val="1B2118"/>
+          <w:sz w:val="21"/>
+          <w:szCs w:val="21"/>
+        </w:rPr>
+        <w:t xml:space="preserve">: quanto costa il vostro Progetto secondo il listino concordato con la Fondazione (Caso 1, progetto volontario, oppure Caso 2, progetto da bando di gara), in totale e all'anno, e quanto prevede l'ultima simulazione. Lo stesso valore compare nei dati del Progetto, alla voce </w:t>
+      </w:r>
+      <w:r>
+        <w:rPr>
+          <w:rFonts w:ascii="Arial" w:cs="Arial" w:eastAsia="Arial" w:hAnsi="Arial"/>
+          <w:b/>
+          <w:bCs/>
+          <w:color w:val="1B2118"/>
+          <w:sz w:val="21"/>
+          <w:szCs w:val="21"/>
+        </w:rPr>
+        <w:t xml:space="preserve">Valore del progetto per il cliente</w:t>
+      </w:r>
+      <w:r>
+        <w:rPr>
+          <w:rFonts w:ascii="Arial" w:cs="Arial" w:eastAsia="Arial" w:hAnsi="Arial"/>
+          <w:color w:val="1B2118"/>
+          <w:sz w:val="21"/>
+          <w:szCs w:val="21"/>
+        </w:rPr>
+        <w:t xml:space="preserve">.</w:t>
       </w:r>
     </w:p>
     <w:p>
@@ -14789,7 +14976,7 @@
         </w:rPr>
         <w:t xml:space="preserve"> (</w:t>
       </w:r>
-      <w:hyperlink w:history="1" r:id="rId7o5kseqzy9tacew15bhda">
+      <w:hyperlink w:history="1" r:id="rIdwfmqht-hluyexeiu--pk1">
         <w:r>
           <w:rPr>
             <w:rFonts w:ascii="Arial" w:cs="Arial" w:eastAsia="Arial" w:hAnsi="Arial"/>
@@ -18501,7 +18688,7 @@
         </w:rPr>
         <w:t xml:space="preserve">, uguale per tutti gli enti. Il modello si scarica dalla pagina pubblica </w:t>
       </w:r>
-      <w:hyperlink w:history="1" r:id="rIdja0m1dtbwovt7s0_lqopz">
+      <w:hyperlink w:history="1" r:id="rIduemx69ept98fcabfhmtwo">
         <w:r>
           <w:rPr>
             <w:rFonts w:ascii="Arial" w:cs="Arial" w:eastAsia="Arial" w:hAnsi="Arial"/>
@@ -22730,7 +22917,7 @@
         </w:rPr>
         <w:t xml:space="preserve"> (</w:t>
       </w:r>
-      <w:hyperlink w:history="1" r:id="rIdzhyhpb_cuaxp3luexhfhb">
+      <w:hyperlink w:history="1" r:id="rIdhxard_s5qwveudttjn78_">
         <w:r>
           <w:rPr>
             <w:rFonts w:ascii="Arial" w:cs="Arial" w:eastAsia="Arial" w:hAnsi="Arial"/>
@@ -24109,7 +24296,7 @@
         <w:szCs w:val="16"/>
       </w:rPr>
       <w:tab/>
-      <w:t xml:space="preserve">Manuale Utente · Rev. 4.2 · 23/10/2026</w:t>
+      <w:t xml:space="preserve">Manuale Utente · Rev. 4.3 · 23/10/2026</w:t>
     </w:r>
   </w:p>
 </w:hdr>
@@ -24174,7 +24361,7 @@
         <w:szCs w:val="16"/>
       </w:rPr>
       <w:tab/>
-      <w:t xml:space="preserve">Manuale Utente · Rev. 4.2 · 23/10/2026</w:t>
+      <w:t xml:space="preserve">Manuale Utente · Rev. 4.3 · 23/10/2026</w:t>
     </w:r>
   </w:p>
 </w:hdr>

--- a/public/manuali/Manuale_Utente_Portale_CWP.docx
+++ b/public/manuali/Manuale_Utente_Portale_CWP.docx
@@ -302,7 +302,7 @@
                 <w:sz w:val="20"/>
                 <w:szCs w:val="20"/>
               </w:rPr>
-              <w:t xml:space="preserve">Rev. 4.3</w:t>
+              <w:t xml:space="preserve">Rev. 4.4</w:t>
             </w:r>
           </w:p>
         </w:tc>
@@ -719,7 +719,7 @@
                 <w:sz w:val="18"/>
                 <w:szCs w:val="18"/>
               </w:rPr>
-              <w:t xml:space="preserve">4.3</w:t>
+              <w:t xml:space="preserve">4.4</w:t>
             </w:r>
           </w:p>
         </w:tc>
@@ -783,7 +783,7 @@
                 <w:sz w:val="18"/>
                 <w:szCs w:val="18"/>
               </w:rPr>
-              <w:t xml:space="preserve">«Le mie pratiche»: valore del progetto (listino Caso 1 o Caso 2).</w:t>
+              <w:t xml:space="preserve">Colori dello stato delle fasi (verde, arancio, rosso).</w:t>
             </w:r>
           </w:p>
         </w:tc>
@@ -853,7 +853,7 @@
                 <w:sz w:val="18"/>
                 <w:szCs w:val="18"/>
               </w:rPr>
-              <w:t xml:space="preserve">4.2</w:t>
+              <w:t xml:space="preserve">4.3</w:t>
             </w:r>
           </w:p>
         </w:tc>
@@ -919,7 +919,7 @@
                 <w:sz w:val="18"/>
                 <w:szCs w:val="18"/>
               </w:rPr>
-              <w:t xml:space="preserve">Revisione generale al 23/10: Banca Dati Utenze per utenza non più «in arrivo».</w:t>
+              <w:t xml:space="preserve">«Le mie pratiche»: valore del progetto (listino Caso 1 o Caso 2).</w:t>
             </w:r>
           </w:p>
         </w:tc>
@@ -989,7 +989,7 @@
                 <w:sz w:val="18"/>
                 <w:szCs w:val="18"/>
               </w:rPr>
-              <w:t xml:space="preserve">4.1</w:t>
+              <w:t xml:space="preserve">4.2</w:t>
             </w:r>
           </w:p>
         </w:tc>
@@ -1053,7 +1053,7 @@
                 <w:sz w:val="18"/>
                 <w:szCs w:val="18"/>
               </w:rPr>
-              <w:t xml:space="preserve">«Le mie pratiche»: riquadri del valore dei crediti della propria organizzazione (simulazione e fase esecutiva, crediti ed euro).</w:t>
+              <w:t xml:space="preserve">Revisione generale al 23/10: Banca Dati Utenze per utenza non più «in arrivo».</w:t>
             </w:r>
           </w:p>
         </w:tc>
@@ -1123,7 +1123,7 @@
                 <w:sz w:val="18"/>
                 <w:szCs w:val="18"/>
               </w:rPr>
-              <w:t xml:space="preserve">4.0</w:t>
+              <w:t xml:space="preserve">4.1</w:t>
             </w:r>
           </w:p>
         </w:tc>
@@ -1189,7 +1189,7 @@
                 <w:sz w:val="18"/>
                 <w:szCs w:val="18"/>
               </w:rPr>
-              <w:t xml:space="preserve">Banca Dati Utenze per utenza: come la Fondazione usa categoria tariffaria e kg di ogni frazione (vuoto diverso da 0).</w:t>
+              <w:t xml:space="preserve">«Le mie pratiche»: riquadri del valore dei crediti della propria organizzazione (simulazione e fase esecutiva, crediti ed euro).</w:t>
             </w:r>
           </w:p>
         </w:tc>
@@ -1259,7 +1259,7 @@
                 <w:sz w:val="18"/>
                 <w:szCs w:val="18"/>
               </w:rPr>
-              <w:t xml:space="preserve">3.9</w:t>
+              <w:t xml:space="preserve">4.0</w:t>
             </w:r>
           </w:p>
         </w:tc>
@@ -1291,7 +1291,7 @@
                 <w:sz w:val="18"/>
                 <w:szCs w:val="18"/>
               </w:rPr>
-              <w:t xml:space="preserve">22/10/2026</w:t>
+              <w:t xml:space="preserve">23/10/2026</w:t>
             </w:r>
           </w:p>
         </w:tc>
@@ -1323,7 +1323,7 @@
                 <w:sz w:val="18"/>
                 <w:szCs w:val="18"/>
               </w:rPr>
-              <w:t xml:space="preserve">Banca Dati Utenze: categoria tariffaria e di simulazione.</w:t>
+              <w:t xml:space="preserve">Banca Dati Utenze per utenza: come la Fondazione usa categoria tariffaria e kg di ogni frazione (vuoto diverso da 0).</w:t>
             </w:r>
           </w:p>
         </w:tc>
@@ -1393,7 +1393,7 @@
                 <w:sz w:val="18"/>
                 <w:szCs w:val="18"/>
               </w:rPr>
-              <w:t xml:space="preserve">3.8</w:t>
+              <w:t xml:space="preserve">3.9</w:t>
             </w:r>
           </w:p>
         </w:tc>
@@ -1459,7 +1459,7 @@
                 <w:sz w:val="18"/>
                 <w:szCs w:val="18"/>
               </w:rPr>
-              <w:t xml:space="preserve">Banca Dati Utenze per utenza: spiegazione dei campi (nuovo formato in arrivo).</w:t>
+              <w:t xml:space="preserve">Banca Dati Utenze: categoria tariffaria e di simulazione.</w:t>
             </w:r>
           </w:p>
         </w:tc>
@@ -1529,7 +1529,7 @@
                 <w:sz w:val="18"/>
                 <w:szCs w:val="18"/>
               </w:rPr>
-              <w:t xml:space="preserve">3.7</w:t>
+              <w:t xml:space="preserve">3.8</w:t>
             </w:r>
           </w:p>
         </w:tc>
@@ -1593,7 +1593,7 @@
                 <w:sz w:val="18"/>
                 <w:szCs w:val="18"/>
               </w:rPr>
-              <w:t xml:space="preserve">Uso dal telefono: menu, elenco e dettaglio delle pratiche.</w:t>
+              <w:t xml:space="preserve">Banca Dati Utenze per utenza: spiegazione dei campi (nuovo formato in arrivo).</w:t>
             </w:r>
           </w:p>
         </w:tc>
@@ -1663,7 +1663,7 @@
                 <w:sz w:val="18"/>
                 <w:szCs w:val="18"/>
               </w:rPr>
-              <w:t xml:space="preserve">3.6</w:t>
+              <w:t xml:space="preserve">3.7</w:t>
             </w:r>
           </w:p>
         </w:tc>
@@ -1729,7 +1729,7 @@
                 <w:sz w:val="18"/>
                 <w:szCs w:val="18"/>
               </w:rPr>
-              <w:t xml:space="preserve">Feedback pubblico chiuso solo dopo il termine; ente prima della fase 5 (rilievi N02, N03).</w:t>
+              <w:t xml:space="preserve">Uso dal telefono: menu, elenco e dettaglio delle pratiche.</w:t>
             </w:r>
           </w:p>
         </w:tc>
@@ -1799,7 +1799,7 @@
                 <w:sz w:val="18"/>
                 <w:szCs w:val="18"/>
               </w:rPr>
-              <w:t xml:space="preserve">3.5</w:t>
+              <w:t xml:space="preserve">3.6</w:t>
             </w:r>
           </w:p>
         </w:tc>
@@ -1831,7 +1831,7 @@
                 <w:sz w:val="18"/>
                 <w:szCs w:val="18"/>
               </w:rPr>
-              <w:t xml:space="preserve">21/10/2026</w:t>
+              <w:t xml:space="preserve">22/10/2026</w:t>
             </w:r>
           </w:p>
         </w:tc>
@@ -1863,7 +1863,7 @@
                 <w:sz w:val="18"/>
                 <w:szCs w:val="18"/>
               </w:rPr>
-              <w:t xml:space="preserve">Barra a LED delle fasi nell'elenco e nella pratica aperta.</w:t>
+              <w:t xml:space="preserve">Feedback pubblico chiuso solo dopo il termine; ente prima della fase 5 (rilievi N02, N03).</w:t>
             </w:r>
           </w:p>
         </w:tc>
@@ -1933,7 +1933,7 @@
                 <w:sz w:val="18"/>
                 <w:szCs w:val="18"/>
               </w:rPr>
-              <w:t xml:space="preserve">3.4</w:t>
+              <w:t xml:space="preserve">3.5</w:t>
             </w:r>
           </w:p>
         </w:tc>
@@ -1999,7 +1999,7 @@
                 <w:sz w:val="18"/>
                 <w:szCs w:val="18"/>
               </w:rPr>
-              <w:t xml:space="preserve">Assistente: domande sulla pratica aperta.</w:t>
+              <w:t xml:space="preserve">Barra a LED delle fasi nell'elenco e nella pratica aperta.</w:t>
             </w:r>
           </w:p>
         </w:tc>
@@ -2069,7 +2069,7 @@
                 <w:sz w:val="18"/>
                 <w:szCs w:val="18"/>
               </w:rPr>
-              <w:t xml:space="preserve">3.3</w:t>
+              <w:t xml:space="preserve">3.4</w:t>
             </w:r>
           </w:p>
         </w:tc>
@@ -2133,7 +2133,7 @@
                 <w:sz w:val="18"/>
                 <w:szCs w:val="18"/>
               </w:rPr>
-              <w:t xml:space="preserve">Domande frequenti: messaggio «Account disattivato».</w:t>
+              <w:t xml:space="preserve">Assistente: domande sulla pratica aperta.</w:t>
             </w:r>
           </w:p>
         </w:tc>
@@ -2203,7 +2203,7 @@
                 <w:sz w:val="18"/>
                 <w:szCs w:val="18"/>
               </w:rPr>
-              <w:t xml:space="preserve">3.2</w:t>
+              <w:t xml:space="preserve">3.3</w:t>
             </w:r>
           </w:p>
         </w:tc>
@@ -2236,7 +2236,7 @@
                 <w:sz w:val="18"/>
                 <w:szCs w:val="18"/>
               </w:rPr>
-              <w:t xml:space="preserve">20/10/2026</w:t>
+              <w:t xml:space="preserve">21/10/2026</w:t>
             </w:r>
           </w:p>
         </w:tc>
@@ -2269,7 +2269,7 @@
                 <w:sz w:val="18"/>
                 <w:szCs w:val="18"/>
               </w:rPr>
-              <w:t xml:space="preserve">Uscita automatica per inattività.</w:t>
+              <w:t xml:space="preserve">Domande frequenti: messaggio «Account disattivato».</w:t>
             </w:r>
           </w:p>
         </w:tc>
@@ -2339,7 +2339,7 @@
                 <w:sz w:val="18"/>
                 <w:szCs w:val="18"/>
               </w:rPr>
-              <w:t xml:space="preserve">3.1</w:t>
+              <w:t xml:space="preserve">3.2</w:t>
             </w:r>
           </w:p>
         </w:tc>
@@ -2403,7 +2403,7 @@
                 <w:sz w:val="18"/>
                 <w:szCs w:val="18"/>
               </w:rPr>
-              <w:t xml:space="preserve">Nuovo menu degli enti: Il Programma CWP, Manuali.</w:t>
+              <w:t xml:space="preserve">Uscita automatica per inattività.</w:t>
             </w:r>
           </w:p>
         </w:tc>
@@ -2473,7 +2473,7 @@
                 <w:sz w:val="18"/>
                 <w:szCs w:val="18"/>
               </w:rPr>
-              <w:t xml:space="preserve">3.0</w:t>
+              <w:t xml:space="preserve">3.1</w:t>
             </w:r>
           </w:p>
         </w:tc>
@@ -2539,7 +2539,7 @@
                 <w:sz w:val="18"/>
                 <w:szCs w:val="18"/>
               </w:rPr>
-              <w:t xml:space="preserve">Voce di menu «Marketplaces» (in arrivo).</w:t>
+              <w:t xml:space="preserve">Nuovo menu degli enti: Il Programma CWP, Manuali.</w:t>
             </w:r>
           </w:p>
         </w:tc>
@@ -2609,7 +2609,7 @@
                 <w:sz w:val="18"/>
                 <w:szCs w:val="18"/>
               </w:rPr>
-              <w:t xml:space="preserve">2.9</w:t>
+              <w:t xml:space="preserve">3.0</w:t>
             </w:r>
           </w:p>
         </w:tc>
@@ -2673,7 +2673,7 @@
                 <w:sz w:val="18"/>
                 <w:szCs w:val="18"/>
               </w:rPr>
-              <w:t xml:space="preserve">Collegamento al portale: registro degli accessi e delle operazioni.</w:t>
+              <w:t xml:space="preserve">Voce di menu «Marketplaces» (in arrivo).</w:t>
             </w:r>
           </w:p>
         </w:tc>
@@ -2743,7 +2743,7 @@
                 <w:sz w:val="18"/>
                 <w:szCs w:val="18"/>
               </w:rPr>
-              <w:t xml:space="preserve">2.8</w:t>
+              <w:t xml:space="preserve">2.9</w:t>
             </w:r>
           </w:p>
         </w:tc>
@@ -2809,7 +2809,7 @@
                 <w:sz w:val="18"/>
                 <w:szCs w:val="18"/>
               </w:rPr>
-              <w:t xml:space="preserve">Nuovo capitolo «Collegamento al portale» (presenza visibile all'Amministratore principale).</w:t>
+              <w:t xml:space="preserve">Collegamento al portale: registro degli accessi e delle operazioni.</w:t>
             </w:r>
           </w:p>
         </w:tc>
@@ -2879,7 +2879,7 @@
                 <w:sz w:val="18"/>
                 <w:szCs w:val="18"/>
               </w:rPr>
-              <w:t xml:space="preserve">2.7</w:t>
+              <w:t xml:space="preserve">2.8</w:t>
             </w:r>
           </w:p>
         </w:tc>
@@ -2911,7 +2911,7 @@
                 <w:sz w:val="18"/>
                 <w:szCs w:val="18"/>
               </w:rPr>
-              <w:t xml:space="preserve">19/10/2026</w:t>
+              <w:t xml:space="preserve">20/10/2026</w:t>
             </w:r>
           </w:p>
         </w:tc>
@@ -2943,7 +2943,7 @@
                 <w:sz w:val="18"/>
                 <w:szCs w:val="18"/>
               </w:rPr>
-              <w:t xml:space="preserve">Assistente virtuale: messaggio «Un attimo…» durante l'attesa.</w:t>
+              <w:t xml:space="preserve">Nuovo capitolo «Collegamento al portale» (presenza visibile all'Amministratore principale).</w:t>
             </w:r>
           </w:p>
         </w:tc>
@@ -3013,7 +3013,7 @@
                 <w:sz w:val="18"/>
                 <w:szCs w:val="18"/>
               </w:rPr>
-              <w:t xml:space="preserve">2.6</w:t>
+              <w:t xml:space="preserve">2.7</w:t>
             </w:r>
           </w:p>
         </w:tc>
@@ -3079,7 +3079,7 @@
                 <w:sz w:val="18"/>
                 <w:szCs w:val="18"/>
               </w:rPr>
-              <w:t xml:space="preserve">Nuovo capitolo «L'assistente virtuale».</w:t>
+              <w:t xml:space="preserve">Assistente virtuale: messaggio «Un attimo…» durante l'attesa.</w:t>
             </w:r>
           </w:p>
         </w:tc>
@@ -3149,7 +3149,7 @@
                 <w:sz w:val="18"/>
                 <w:szCs w:val="18"/>
               </w:rPr>
-              <w:t xml:space="preserve">2.5</w:t>
+              <w:t xml:space="preserve">2.6</w:t>
             </w:r>
           </w:p>
         </w:tc>
@@ -3213,7 +3213,7 @@
                 <w:sz w:val="18"/>
                 <w:szCs w:val="18"/>
               </w:rPr>
-              <w:t xml:space="preserve">Ordinamento degli elenchi e delle tabelle.</w:t>
+              <w:t xml:space="preserve">Nuovo capitolo «L'assistente virtuale».</w:t>
             </w:r>
           </w:p>
         </w:tc>
@@ -3283,7 +3283,7 @@
                 <w:sz w:val="18"/>
                 <w:szCs w:val="18"/>
               </w:rPr>
-              <w:t xml:space="preserve">2.4</w:t>
+              <w:t xml:space="preserve">2.5</w:t>
             </w:r>
           </w:p>
         </w:tc>
@@ -3349,7 +3349,7 @@
                 <w:sz w:val="18"/>
                 <w:szCs w:val="18"/>
               </w:rPr>
-              <w:t xml:space="preserve">Primo accesso: le credenziali arrivano per email.</w:t>
+              <w:t xml:space="preserve">Ordinamento degli elenchi e delle tabelle.</w:t>
             </w:r>
           </w:p>
         </w:tc>
@@ -3419,7 +3419,7 @@
                 <w:sz w:val="18"/>
                 <w:szCs w:val="18"/>
               </w:rPr>
-              <w:t xml:space="preserve">2.3</w:t>
+              <w:t xml:space="preserve">2.4</w:t>
             </w:r>
           </w:p>
         </w:tc>
@@ -3483,7 +3483,7 @@
                 <w:sz w:val="18"/>
                 <w:szCs w:val="18"/>
               </w:rPr>
-              <w:t xml:space="preserve">Simulazione dei crediti: anche stima economica con costi Caso 1 e Caso 2.</w:t>
+              <w:t xml:space="preserve">Primo accesso: le credenziali arrivano per email.</w:t>
             </w:r>
           </w:p>
         </w:tc>
@@ -3553,7 +3553,7 @@
                 <w:sz w:val="18"/>
                 <w:szCs w:val="18"/>
               </w:rPr>
-              <w:t xml:space="preserve">2.2</w:t>
+              <w:t xml:space="preserve">2.3</w:t>
             </w:r>
           </w:p>
         </w:tc>
@@ -3619,7 +3619,7 @@
                 <w:sz w:val="18"/>
                 <w:szCs w:val="18"/>
               </w:rPr>
-              <w:t xml:space="preserve">Simulazione dei crediti disponibile su richiesta alla Fondazione.</w:t>
+              <w:t xml:space="preserve">Simulazione dei crediti: anche stima economica con costi Caso 1 e Caso 2.</w:t>
             </w:r>
           </w:p>
         </w:tc>
@@ -3689,7 +3689,7 @@
                 <w:sz w:val="18"/>
                 <w:szCs w:val="18"/>
               </w:rPr>
-              <w:t xml:space="preserve">2.1</w:t>
+              <w:t xml:space="preserve">2.2</w:t>
             </w:r>
           </w:p>
         </w:tc>
@@ -3753,7 +3753,7 @@
                 <w:sz w:val="18"/>
                 <w:szCs w:val="18"/>
               </w:rPr>
-              <w:t xml:space="preserve">Simulazione dei crediti in arrivo (capitolo Dati per il calcolo dei crediti).</w:t>
+              <w:t xml:space="preserve">Simulazione dei crediti disponibile su richiesta alla Fondazione.</w:t>
             </w:r>
           </w:p>
         </w:tc>
@@ -3823,7 +3823,7 @@
                 <w:sz w:val="18"/>
                 <w:szCs w:val="18"/>
               </w:rPr>
-              <w:t xml:space="preserve">2.0</w:t>
+              <w:t xml:space="preserve">2.1</w:t>
             </w:r>
           </w:p>
         </w:tc>
@@ -3856,7 +3856,7 @@
                 <w:sz w:val="18"/>
                 <w:szCs w:val="18"/>
               </w:rPr>
-              <w:t xml:space="preserve">18/10/2026</w:t>
+              <w:t xml:space="preserve">19/10/2026</w:t>
             </w:r>
           </w:p>
         </w:tc>
@@ -3889,7 +3889,7 @@
                 <w:sz w:val="18"/>
                 <w:szCs w:val="18"/>
               </w:rPr>
-              <w:t xml:space="preserve">Allineamento ai documenti ufficiali del Programma: Rapporto a 7 fasi, feedback pubblico (30 e 20 giorni), stato nel Programma e ID, dati del progetto, un solo account per Organizzazione, ritiro e rientro, conservazione 12 anni, tipologie ufficiali, Schema tariffario, verifica sull'accuratezza; nuovi capitoli Crediti emessi, Reclami, pagina pubblica del Programma.</w:t>
+              <w:t xml:space="preserve">Simulazione dei crediti in arrivo (capitolo Dati per il calcolo dei crediti).</w:t>
             </w:r>
           </w:p>
         </w:tc>
@@ -3959,7 +3959,7 @@
                 <w:sz w:val="18"/>
                 <w:szCs w:val="18"/>
               </w:rPr>
-              <w:t xml:space="preserve">1.9</w:t>
+              <w:t xml:space="preserve">2.0</w:t>
             </w:r>
           </w:p>
         </w:tc>
@@ -4023,7 +4023,7 @@
                 <w:sz w:val="18"/>
                 <w:szCs w:val="18"/>
               </w:rPr>
-              <w:t xml:space="preserve">Rapporti di Monitoraggio con 4 fasi; documenti richiesti per fase; caricamenti solo nelle fasi aperte; osservazioni numerate e notifica di quelle da rispondere; data di conservazione; fascicolo con riepilogo PDF.</w:t>
+              <w:t xml:space="preserve">Allineamento ai documenti ufficiali del Programma: Rapporto a 7 fasi, feedback pubblico (30 e 20 giorni), stato nel Programma e ID, dati del progetto, un solo account per Organizzazione, ritiro e rientro, conservazione 12 anni, tipologie ufficiali, Schema tariffario, verifica sull'accuratezza; nuovi capitoli Crediti emessi, Reclami, pagina pubblica del Programma.</w:t>
             </w:r>
           </w:p>
         </w:tc>
@@ -4093,7 +4093,7 @@
                 <w:sz w:val="18"/>
                 <w:szCs w:val="18"/>
               </w:rPr>
-              <w:t xml:space="preserve">1.8</w:t>
+              <w:t xml:space="preserve">1.9</w:t>
             </w:r>
           </w:p>
         </w:tc>
@@ -4159,7 +4159,7 @@
                 <w:sz w:val="18"/>
                 <w:szCs w:val="18"/>
               </w:rPr>
-              <w:t xml:space="preserve">Nuova tipologia di documento «Rapporto di calcolo dei crediti».</w:t>
+              <w:t xml:space="preserve">Rapporti di Monitoraggio con 4 fasi; documenti richiesti per fase; caricamenti solo nelle fasi aperte; osservazioni numerate e notifica di quelle da rispondere; data di conservazione; fascicolo con riepilogo PDF.</w:t>
             </w:r>
           </w:p>
         </w:tc>
@@ -4229,7 +4229,7 @@
                 <w:sz w:val="18"/>
                 <w:szCs w:val="18"/>
               </w:rPr>
-              <w:t xml:space="preserve">1.7</w:t>
+              <w:t xml:space="preserve">1.8</w:t>
             </w:r>
           </w:p>
         </w:tc>
@@ -4293,7 +4293,7 @@
                 <w:sz w:val="18"/>
                 <w:szCs w:val="18"/>
               </w:rPr>
-              <w:t xml:space="preserve">Dati per il calcolo dei crediti: il file caricato nella pratica è letto direttamente dalla Fondazione; controllo dei dati personali.</w:t>
+              <w:t xml:space="preserve">Nuova tipologia di documento «Rapporto di calcolo dei crediti».</w:t>
             </w:r>
           </w:p>
         </w:tc>
@@ -4363,7 +4363,7 @@
                 <w:sz w:val="18"/>
                 <w:szCs w:val="18"/>
               </w:rPr>
-              <w:t xml:space="preserve">1.6</w:t>
+              <w:t xml:space="preserve">1.7</w:t>
             </w:r>
           </w:p>
         </w:tc>
@@ -4429,7 +4429,7 @@
                 <w:sz w:val="18"/>
                 <w:szCs w:val="18"/>
               </w:rPr>
-              <w:t xml:space="preserve">Messaggi con la Fondazione (nuovo capitolo), note della Fondazione e modelli nelle fasi, Ente di Validazione, avviso sulle pratiche non attive, pagamenti visibili, consultazione sulla pagina pubblica con conferma dell'email ed errata corrige, nuove notifiche.</w:t>
+              <w:t xml:space="preserve">Dati per il calcolo dei crediti: il file caricato nella pratica è letto direttamente dalla Fondazione; controllo dei dati personali.</w:t>
             </w:r>
           </w:p>
         </w:tc>
@@ -4499,7 +4499,7 @@
                 <w:sz w:val="18"/>
                 <w:szCs w:val="18"/>
               </w:rPr>
-              <w:t xml:space="preserve">1.5</w:t>
+              <w:t xml:space="preserve">1.6</w:t>
             </w:r>
           </w:p>
         </w:tc>
@@ -4563,7 +4563,7 @@
                 <w:sz w:val="18"/>
                 <w:szCs w:val="18"/>
               </w:rPr>
-              <w:t xml:space="preserve">Manuale scaricabile anche dalla pagina «I tuoi documenti»; per gli utenti il manuale è disponibile solo in PDF.</w:t>
+              <w:t xml:space="preserve">Messaggi con la Fondazione (nuovo capitolo), note della Fondazione e modelli nelle fasi, Ente di Validazione, avviso sulle pratiche non attive, pagamenti visibili, consultazione sulla pagina pubblica con conferma dell'email ed errata corrige, nuove notifiche.</w:t>
             </w:r>
           </w:p>
         </w:tc>
@@ -4633,7 +4633,7 @@
                 <w:sz w:val="18"/>
                 <w:szCs w:val="18"/>
               </w:rPr>
-              <w:t xml:space="preserve">1.4</w:t>
+              <w:t xml:space="preserve">1.5</w:t>
             </w:r>
           </w:p>
         </w:tc>
@@ -4699,7 +4699,7 @@
                 <w:sz w:val="18"/>
                 <w:szCs w:val="18"/>
               </w:rPr>
-              <w:t xml:space="preserve">Recupero della password: nuova email in italiano dal portale (oggetto e pulsante), limite di una richiesta ogni 2 minuti.</w:t>
+              <w:t xml:space="preserve">Manuale scaricabile anche dalla pagina «I tuoi documenti»; per gli utenti il manuale è disponibile solo in PDF.</w:t>
             </w:r>
           </w:p>
         </w:tc>
@@ -4769,7 +4769,7 @@
                 <w:sz w:val="18"/>
                 <w:szCs w:val="18"/>
               </w:rPr>
-              <w:t xml:space="preserve">1.3</w:t>
+              <w:t xml:space="preserve">1.4</w:t>
             </w:r>
           </w:p>
         </w:tc>
@@ -4833,7 +4833,7 @@
                 <w:sz w:val="18"/>
                 <w:szCs w:val="18"/>
               </w:rPr>
-              <w:t xml:space="preserve">Pagina «Il mio profilo» (account, cambio password, manuale da scaricare).</w:t>
+              <w:t xml:space="preserve">Recupero della password: nuova email in italiano dal portale (oggetto e pulsante), limite di una richiesta ogni 2 minuti.</w:t>
             </w:r>
           </w:p>
         </w:tc>
@@ -4903,7 +4903,7 @@
                 <w:sz w:val="18"/>
                 <w:szCs w:val="18"/>
               </w:rPr>
-              <w:t xml:space="preserve">1.2</w:t>
+              <w:t xml:space="preserve">1.3</w:t>
             </w:r>
           </w:p>
         </w:tc>
@@ -4969,7 +4969,7 @@
                 <w:sz w:val="18"/>
                 <w:szCs w:val="18"/>
               </w:rPr>
-              <w:t xml:space="preserve">Scelta della password al primo accesso, cambio password, recupero della password dimenticata; ritorno alla pratica dopo l'accesso da un link email.</w:t>
+              <w:t xml:space="preserve">Pagina «Il mio profilo» (account, cambio password, manuale da scaricare).</w:t>
             </w:r>
           </w:p>
         </w:tc>
@@ -5039,7 +5039,7 @@
                 <w:sz w:val="18"/>
                 <w:szCs w:val="18"/>
               </w:rPr>
-              <w:t xml:space="preserve">1.1</w:t>
+              <w:t xml:space="preserve">1.2</w:t>
             </w:r>
           </w:p>
         </w:tc>
@@ -5103,7 +5103,7 @@
                 <w:sz w:val="18"/>
                 <w:szCs w:val="18"/>
               </w:rPr>
-              <w:t xml:space="preserve">Voce di menu «Manuale» e pagina di download del manuale (capitolo 2).</w:t>
+              <w:t xml:space="preserve">Scelta della password al primo accesso, cambio password, recupero della password dimenticata; ritorno alla pratica dopo l'accesso da un link email.</w:t>
             </w:r>
           </w:p>
         </w:tc>
@@ -5173,6 +5173,142 @@
                 <w:sz w:val="18"/>
                 <w:szCs w:val="18"/>
               </w:rPr>
+              <w:t xml:space="preserve">1.1</w:t>
+            </w:r>
+          </w:p>
+        </w:tc>
+        <w:tc>
+          <w:tcPr>
+            <w:tcW w:type="dxa" w:w="1300"/>
+            <w:tcBorders>
+              <w:top w:val="single" w:color="D9D4C5" w:sz="4"/>
+              <w:left w:val="single" w:color="D9D4C5" w:sz="4"/>
+              <w:bottom w:val="single" w:color="D9D4C5" w:sz="4"/>
+              <w:right w:val="single" w:color="D9D4C5" w:sz="4"/>
+            </w:tcBorders>
+            <w:shd w:fill="F6F4EE" w:color="auto" w:val="clear"/>
+            <w:tcMar>
+              <w:top w:type="dxa" w:w="70"/>
+              <w:left w:type="dxa" w:w="110"/>
+              <w:bottom w:type="dxa" w:w="70"/>
+              <w:right w:type="dxa" w:w="110"/>
+            </w:tcMar>
+            <w:vAlign w:val="center"/>
+          </w:tcPr>
+          <w:p>
+            <w:pPr>
+              <w:spacing w:after="0" w:before="0"/>
+            </w:pPr>
+            <w:r>
+              <w:rPr>
+                <w:rFonts w:ascii="Arial" w:cs="Arial" w:eastAsia="Arial" w:hAnsi="Arial"/>
+                <w:color w:val="1B2118"/>
+                <w:sz w:val="18"/>
+                <w:szCs w:val="18"/>
+              </w:rPr>
+              <w:t xml:space="preserve">18/10/2026</w:t>
+            </w:r>
+          </w:p>
+        </w:tc>
+        <w:tc>
+          <w:tcPr>
+            <w:tcW w:type="dxa" w:w="5538"/>
+            <w:tcBorders>
+              <w:top w:val="single" w:color="D9D4C5" w:sz="4"/>
+              <w:left w:val="single" w:color="D9D4C5" w:sz="4"/>
+              <w:bottom w:val="single" w:color="D9D4C5" w:sz="4"/>
+              <w:right w:val="single" w:color="D9D4C5" w:sz="4"/>
+            </w:tcBorders>
+            <w:shd w:fill="F6F4EE" w:color="auto" w:val="clear"/>
+            <w:tcMar>
+              <w:top w:type="dxa" w:w="70"/>
+              <w:left w:type="dxa" w:w="110"/>
+              <w:bottom w:type="dxa" w:w="70"/>
+              <w:right w:type="dxa" w:w="110"/>
+            </w:tcMar>
+            <w:vAlign w:val="center"/>
+          </w:tcPr>
+          <w:p>
+            <w:pPr>
+              <w:spacing w:after="0" w:before="0"/>
+            </w:pPr>
+            <w:r>
+              <w:rPr>
+                <w:rFonts w:ascii="Arial" w:cs="Arial" w:eastAsia="Arial" w:hAnsi="Arial"/>
+                <w:color w:val="1B2118"/>
+                <w:sz w:val="18"/>
+                <w:szCs w:val="18"/>
+              </w:rPr>
+              <w:t xml:space="preserve">Voce di menu «Manuale» e pagina di download del manuale (capitolo 2).</w:t>
+            </w:r>
+          </w:p>
+        </w:tc>
+        <w:tc>
+          <w:tcPr>
+            <w:tcW w:type="dxa" w:w="2000"/>
+            <w:tcBorders>
+              <w:top w:val="single" w:color="D9D4C5" w:sz="4"/>
+              <w:left w:val="single" w:color="D9D4C5" w:sz="4"/>
+              <w:bottom w:val="single" w:color="D9D4C5" w:sz="4"/>
+              <w:right w:val="single" w:color="D9D4C5" w:sz="4"/>
+            </w:tcBorders>
+            <w:shd w:fill="F6F4EE" w:color="auto" w:val="clear"/>
+            <w:tcMar>
+              <w:top w:type="dxa" w:w="70"/>
+              <w:left w:type="dxa" w:w="110"/>
+              <w:bottom w:type="dxa" w:w="70"/>
+              <w:right w:type="dxa" w:w="110"/>
+            </w:tcMar>
+            <w:vAlign w:val="center"/>
+          </w:tcPr>
+          <w:p>
+            <w:pPr>
+              <w:spacing w:after="0" w:before="0"/>
+            </w:pPr>
+            <w:r>
+              <w:rPr>
+                <w:rFonts w:ascii="Arial" w:cs="Arial" w:eastAsia="Arial" w:hAnsi="Arial"/>
+                <w:color w:val="1B2118"/>
+                <w:sz w:val="18"/>
+                <w:szCs w:val="18"/>
+              </w:rPr>
+              <w:t xml:space="preserve">Fondazione Operate</w:t>
+            </w:r>
+          </w:p>
+        </w:tc>
+      </w:tr>
+      <w:tr>
+        <w:trPr>
+          <w:cantSplit/>
+        </w:trPr>
+        <w:tc>
+          <w:tcPr>
+            <w:tcW w:type="dxa" w:w="800"/>
+            <w:tcBorders>
+              <w:top w:val="single" w:color="D9D4C5" w:sz="4"/>
+              <w:left w:val="single" w:color="D9D4C5" w:sz="4"/>
+              <w:bottom w:val="single" w:color="D9D4C5" w:sz="4"/>
+              <w:right w:val="single" w:color="D9D4C5" w:sz="4"/>
+            </w:tcBorders>
+            <w:tcMar>
+              <w:top w:type="dxa" w:w="70"/>
+              <w:left w:type="dxa" w:w="110"/>
+              <w:bottom w:type="dxa" w:w="70"/>
+              <w:right w:type="dxa" w:w="110"/>
+            </w:tcMar>
+            <w:vAlign w:val="center"/>
+          </w:tcPr>
+          <w:p>
+            <w:pPr>
+              <w:spacing w:after="0" w:before="0"/>
+            </w:pPr>
+            <w:r>
+              <w:rPr>
+                <w:rFonts w:ascii="Arial" w:cs="Arial" w:eastAsia="Arial" w:hAnsi="Arial"/>
+                <w:color w:val="1B2118"/>
+                <w:sz w:val="18"/>
+                <w:szCs w:val="18"/>
+              </w:rPr>
               <w:t xml:space="preserve">1.0</w:t>
             </w:r>
           </w:p>
@@ -5186,7 +5322,6 @@
               <w:bottom w:val="single" w:color="D9D4C5" w:sz="4"/>
               <w:right w:val="single" w:color="D9D4C5" w:sz="4"/>
             </w:tcBorders>
-            <w:shd w:fill="F6F4EE" w:color="auto" w:val="clear"/>
             <w:tcMar>
               <w:top w:type="dxa" w:w="70"/>
               <w:left w:type="dxa" w:w="110"/>
@@ -5219,7 +5354,6 @@
               <w:bottom w:val="single" w:color="D9D4C5" w:sz="4"/>
               <w:right w:val="single" w:color="D9D4C5" w:sz="4"/>
             </w:tcBorders>
-            <w:shd w:fill="F6F4EE" w:color="auto" w:val="clear"/>
             <w:tcMar>
               <w:top w:type="dxa" w:w="70"/>
               <w:left w:type="dxa" w:w="110"/>
@@ -5252,7 +5386,6 @@
               <w:bottom w:val="single" w:color="D9D4C5" w:sz="4"/>
               <w:right w:val="single" w:color="D9D4C5" w:sz="4"/>
             </w:tcBorders>
-            <w:shd w:fill="F6F4EE" w:color="auto" w:val="clear"/>
             <w:tcMar>
               <w:top w:type="dxa" w:w="70"/>
               <w:left w:type="dxa" w:w="110"/>
@@ -5294,7 +5427,7 @@
           <w:sz w:val="20"/>
           <w:szCs w:val="20"/>
         </w:rPr>
-        <w:t xml:space="preserve">Questo documento descrive il portale alla revisione 4.3 del 23/10/2026. A ogni modifica del portale il manuale viene aggiornato e la revisione incrementata; la versione corrente si scarica dal portale.</w:t>
+        <w:t xml:space="preserve">Questo documento descrive il portale alla revisione 4.4 del 23/10/2026. A ogni modifica del portale il manuale viene aggiornato e la revisione incrementata; la versione corrente si scarica dal portale.</w:t>
       </w:r>
     </w:p>
     <w:p>
@@ -6120,7 +6253,7 @@
         </w:rPr>
         <w:t xml:space="preserve"> un computer o tablet con un browser aggiornato (Chrome, Edge, Firefox, Safari) e le credenziali fornite dalla Fondazione. Indirizzo del portale: </w:t>
       </w:r>
-      <w:hyperlink w:history="1" r:id="rIdfkiar15w2cgy37zwlj2gd">
+      <w:hyperlink w:history="1" r:id="rId9_qqunzwqbh7emupn0qrx">
         <w:r>
           <w:rPr>
             <w:rFonts w:ascii="Arial" w:cs="Arial" w:eastAsia="Arial" w:hAnsi="Arial"/>
@@ -6347,7 +6480,7 @@
         </w:rPr>
         <w:t xml:space="preserve">Aprite </w:t>
       </w:r>
-      <w:hyperlink w:history="1" r:id="rIdca2ibq-xedzwrsw0aixfm">
+      <w:hyperlink w:history="1" r:id="rIdepzsdshgl-znapmhynwtt">
         <w:r>
           <w:rPr>
             <w:rFonts w:ascii="Arial" w:cs="Arial" w:eastAsia="Arial" w:hAnsi="Arial"/>
@@ -12104,8 +12237,9 @@
         <w:tblLayout w:type="fixed"/>
       </w:tblPr>
       <w:tblGrid>
-        <w:gridCol w:w="2541"/>
-        <w:gridCol w:w="7097"/>
+        <w:gridCol w:w="1997"/>
+        <w:gridCol w:w="2062"/>
+        <w:gridCol w:w="5579"/>
       </w:tblGrid>
       <w:tr>
         <w:trPr>
@@ -12113,7 +12247,7 @@
         </w:trPr>
         <w:tc>
           <w:tcPr>
-            <w:tcW w:type="dxa" w:w="2541"/>
+            <w:tcW w:type="dxa" w:w="1997"/>
             <w:tcBorders>
               <w:top w:val="single" w:color="D9D4C5" w:sz="4"/>
               <w:left w:val="single" w:color="D9D4C5" w:sz="4"/>
@@ -12148,7 +12282,42 @@
         </w:tc>
         <w:tc>
           <w:tcPr>
-            <w:tcW w:type="dxa" w:w="7097"/>
+            <w:tcW w:type="dxa" w:w="2062"/>
+            <w:tcBorders>
+              <w:top w:val="single" w:color="D9D4C5" w:sz="4"/>
+              <w:left w:val="single" w:color="D9D4C5" w:sz="4"/>
+              <w:bottom w:val="single" w:color="D9D4C5" w:sz="4"/>
+              <w:right w:val="single" w:color="D9D4C5" w:sz="4"/>
+            </w:tcBorders>
+            <w:shd w:fill="2F5D3A" w:color="auto" w:val="clear"/>
+            <w:tcMar>
+              <w:top w:type="dxa" w:w="70"/>
+              <w:left w:type="dxa" w:w="110"/>
+              <w:bottom w:type="dxa" w:w="70"/>
+              <w:right w:type="dxa" w:w="110"/>
+            </w:tcMar>
+            <w:vAlign w:val="center"/>
+          </w:tcPr>
+          <w:p>
+            <w:pPr>
+              <w:spacing w:after="0" w:before="0"/>
+            </w:pPr>
+            <w:r>
+              <w:rPr>
+                <w:rFonts w:ascii="Arial" w:cs="Arial" w:eastAsia="Arial" w:hAnsi="Arial"/>
+                <w:b/>
+                <w:bCs/>
+                <w:color w:val="FFFFFF"/>
+                <w:sz w:val="18"/>
+                <w:szCs w:val="18"/>
+              </w:rPr>
+              <w:t xml:space="preserve">Colore della scritta</w:t>
+            </w:r>
+          </w:p>
+        </w:tc>
+        <w:tc>
+          <w:tcPr>
+            <w:tcW w:type="dxa" w:w="5579"/>
             <w:tcBorders>
               <w:top w:val="single" w:color="D9D4C5" w:sz="4"/>
               <w:left w:val="single" w:color="D9D4C5" w:sz="4"/>
@@ -12188,7 +12357,7 @@
         </w:trPr>
         <w:tc>
           <w:tcPr>
-            <w:tcW w:type="dxa" w:w="2541"/>
+            <w:tcW w:type="dxa" w:w="1997"/>
             <w:tcBorders>
               <w:top w:val="single" w:color="D9D4C5" w:sz="4"/>
               <w:left w:val="single" w:color="D9D4C5" w:sz="4"/>
@@ -12220,7 +12389,39 @@
         </w:tc>
         <w:tc>
           <w:tcPr>
-            <w:tcW w:type="dxa" w:w="7097"/>
+            <w:tcW w:type="dxa" w:w="2062"/>
+            <w:tcBorders>
+              <w:top w:val="single" w:color="D9D4C5" w:sz="4"/>
+              <w:left w:val="single" w:color="D9D4C5" w:sz="4"/>
+              <w:bottom w:val="single" w:color="D9D4C5" w:sz="4"/>
+              <w:right w:val="single" w:color="D9D4C5" w:sz="4"/>
+            </w:tcBorders>
+            <w:tcMar>
+              <w:top w:type="dxa" w:w="70"/>
+              <w:left w:type="dxa" w:w="110"/>
+              <w:bottom w:type="dxa" w:w="70"/>
+              <w:right w:type="dxa" w:w="110"/>
+            </w:tcMar>
+            <w:vAlign w:val="center"/>
+          </w:tcPr>
+          <w:p>
+            <w:pPr>
+              <w:spacing w:after="0" w:before="0"/>
+            </w:pPr>
+            <w:r>
+              <w:rPr>
+                <w:rFonts w:ascii="Arial" w:cs="Arial" w:eastAsia="Arial" w:hAnsi="Arial"/>
+                <w:color w:val="1B2118"/>
+                <w:sz w:val="18"/>
+                <w:szCs w:val="18"/>
+              </w:rPr>
+              <w:t xml:space="preserve">rosso</w:t>
+            </w:r>
+          </w:p>
+        </w:tc>
+        <w:tc>
+          <w:tcPr>
+            <w:tcW w:type="dxa" w:w="5579"/>
             <w:tcBorders>
               <w:top w:val="single" w:color="D9D4C5" w:sz="4"/>
               <w:left w:val="single" w:color="D9D4C5" w:sz="4"/>
@@ -12257,7 +12458,7 @@
         </w:trPr>
         <w:tc>
           <w:tcPr>
-            <w:tcW w:type="dxa" w:w="2541"/>
+            <w:tcW w:type="dxa" w:w="1997"/>
             <w:tcBorders>
               <w:top w:val="single" w:color="D9D4C5" w:sz="4"/>
               <w:left w:val="single" w:color="D9D4C5" w:sz="4"/>
@@ -12290,7 +12491,40 @@
         </w:tc>
         <w:tc>
           <w:tcPr>
-            <w:tcW w:type="dxa" w:w="7097"/>
+            <w:tcW w:type="dxa" w:w="2062"/>
+            <w:tcBorders>
+              <w:top w:val="single" w:color="D9D4C5" w:sz="4"/>
+              <w:left w:val="single" w:color="D9D4C5" w:sz="4"/>
+              <w:bottom w:val="single" w:color="D9D4C5" w:sz="4"/>
+              <w:right w:val="single" w:color="D9D4C5" w:sz="4"/>
+            </w:tcBorders>
+            <w:shd w:fill="F6F4EE" w:color="auto" w:val="clear"/>
+            <w:tcMar>
+              <w:top w:type="dxa" w:w="70"/>
+              <w:left w:type="dxa" w:w="110"/>
+              <w:bottom w:type="dxa" w:w="70"/>
+              <w:right w:type="dxa" w:w="110"/>
+            </w:tcMar>
+            <w:vAlign w:val="center"/>
+          </w:tcPr>
+          <w:p>
+            <w:pPr>
+              <w:spacing w:after="0" w:before="0"/>
+            </w:pPr>
+            <w:r>
+              <w:rPr>
+                <w:rFonts w:ascii="Arial" w:cs="Arial" w:eastAsia="Arial" w:hAnsi="Arial"/>
+                <w:color w:val="1B2118"/>
+                <w:sz w:val="18"/>
+                <w:szCs w:val="18"/>
+              </w:rPr>
+              <w:t xml:space="preserve">arancio</w:t>
+            </w:r>
+          </w:p>
+        </w:tc>
+        <w:tc>
+          <w:tcPr>
+            <w:tcW w:type="dxa" w:w="5579"/>
             <w:tcBorders>
               <w:top w:val="single" w:color="D9D4C5" w:sz="4"/>
               <w:left w:val="single" w:color="D9D4C5" w:sz="4"/>
@@ -12328,7 +12562,7 @@
         </w:trPr>
         <w:tc>
           <w:tcPr>
-            <w:tcW w:type="dxa" w:w="2541"/>
+            <w:tcW w:type="dxa" w:w="1997"/>
             <w:tcBorders>
               <w:top w:val="single" w:color="D9D4C5" w:sz="4"/>
               <w:left w:val="single" w:color="D9D4C5" w:sz="4"/>
@@ -12360,7 +12594,39 @@
         </w:tc>
         <w:tc>
           <w:tcPr>
-            <w:tcW w:type="dxa" w:w="7097"/>
+            <w:tcW w:type="dxa" w:w="2062"/>
+            <w:tcBorders>
+              <w:top w:val="single" w:color="D9D4C5" w:sz="4"/>
+              <w:left w:val="single" w:color="D9D4C5" w:sz="4"/>
+              <w:bottom w:val="single" w:color="D9D4C5" w:sz="4"/>
+              <w:right w:val="single" w:color="D9D4C5" w:sz="4"/>
+            </w:tcBorders>
+            <w:tcMar>
+              <w:top w:type="dxa" w:w="70"/>
+              <w:left w:type="dxa" w:w="110"/>
+              <w:bottom w:type="dxa" w:w="70"/>
+              <w:right w:type="dxa" w:w="110"/>
+            </w:tcMar>
+            <w:vAlign w:val="center"/>
+          </w:tcPr>
+          <w:p>
+            <w:pPr>
+              <w:spacing w:after="0" w:before="0"/>
+            </w:pPr>
+            <w:r>
+              <w:rPr>
+                <w:rFonts w:ascii="Arial" w:cs="Arial" w:eastAsia="Arial" w:hAnsi="Arial"/>
+                <w:color w:val="1B2118"/>
+                <w:sz w:val="18"/>
+                <w:szCs w:val="18"/>
+              </w:rPr>
+              <w:t xml:space="preserve">arancio</w:t>
+            </w:r>
+          </w:p>
+        </w:tc>
+        <w:tc>
+          <w:tcPr>
+            <w:tcW w:type="dxa" w:w="5579"/>
             <w:tcBorders>
               <w:top w:val="single" w:color="D9D4C5" w:sz="4"/>
               <w:left w:val="single" w:color="D9D4C5" w:sz="4"/>
@@ -12397,7 +12663,7 @@
         </w:trPr>
         <w:tc>
           <w:tcPr>
-            <w:tcW w:type="dxa" w:w="2541"/>
+            <w:tcW w:type="dxa" w:w="1997"/>
             <w:tcBorders>
               <w:top w:val="single" w:color="D9D4C5" w:sz="4"/>
               <w:left w:val="single" w:color="D9D4C5" w:sz="4"/>
@@ -12430,7 +12696,40 @@
         </w:tc>
         <w:tc>
           <w:tcPr>
-            <w:tcW w:type="dxa" w:w="7097"/>
+            <w:tcW w:type="dxa" w:w="2062"/>
+            <w:tcBorders>
+              <w:top w:val="single" w:color="D9D4C5" w:sz="4"/>
+              <w:left w:val="single" w:color="D9D4C5" w:sz="4"/>
+              <w:bottom w:val="single" w:color="D9D4C5" w:sz="4"/>
+              <w:right w:val="single" w:color="D9D4C5" w:sz="4"/>
+            </w:tcBorders>
+            <w:shd w:fill="F6F4EE" w:color="auto" w:val="clear"/>
+            <w:tcMar>
+              <w:top w:type="dxa" w:w="70"/>
+              <w:left w:type="dxa" w:w="110"/>
+              <w:bottom w:type="dxa" w:w="70"/>
+              <w:right w:type="dxa" w:w="110"/>
+            </w:tcMar>
+            <w:vAlign w:val="center"/>
+          </w:tcPr>
+          <w:p>
+            <w:pPr>
+              <w:spacing w:after="0" w:before="0"/>
+            </w:pPr>
+            <w:r>
+              <w:rPr>
+                <w:rFonts w:ascii="Arial" w:cs="Arial" w:eastAsia="Arial" w:hAnsi="Arial"/>
+                <w:color w:val="1B2118"/>
+                <w:sz w:val="18"/>
+                <w:szCs w:val="18"/>
+              </w:rPr>
+              <w:t xml:space="preserve">verde</w:t>
+            </w:r>
+          </w:p>
+        </w:tc>
+        <w:tc>
+          <w:tcPr>
+            <w:tcW w:type="dxa" w:w="5579"/>
             <w:tcBorders>
               <w:top w:val="single" w:color="D9D4C5" w:sz="4"/>
               <w:left w:val="single" w:color="D9D4C5" w:sz="4"/>
@@ -14976,7 +15275,7 @@
         </w:rPr>
         <w:t xml:space="preserve"> (</w:t>
       </w:r>
-      <w:hyperlink w:history="1" r:id="rIdwfmqht-hluyexeiu--pk1">
+      <w:hyperlink w:history="1" r:id="rIddzu4m6ev_rtxosobnictc">
         <w:r>
           <w:rPr>
             <w:rFonts w:ascii="Arial" w:cs="Arial" w:eastAsia="Arial" w:hAnsi="Arial"/>
@@ -18688,7 +18987,7 @@
         </w:rPr>
         <w:t xml:space="preserve">, uguale per tutti gli enti. Il modello si scarica dalla pagina pubblica </w:t>
       </w:r>
-      <w:hyperlink w:history="1" r:id="rIduemx69ept98fcabfhmtwo">
+      <w:hyperlink w:history="1" r:id="rIdalh9jmqczulpxzkorv8nf">
         <w:r>
           <w:rPr>
             <w:rFonts w:ascii="Arial" w:cs="Arial" w:eastAsia="Arial" w:hAnsi="Arial"/>
@@ -22917,7 +23216,7 @@
         </w:rPr>
         <w:t xml:space="preserve"> (</w:t>
       </w:r>
-      <w:hyperlink w:history="1" r:id="rIdhxard_s5qwveudttjn78_">
+      <w:hyperlink w:history="1" r:id="rIdomcwjbs7rmbnrjr5ztyis">
         <w:r>
           <w:rPr>
             <w:rFonts w:ascii="Arial" w:cs="Arial" w:eastAsia="Arial" w:hAnsi="Arial"/>
@@ -24296,7 +24595,7 @@
         <w:szCs w:val="16"/>
       </w:rPr>
       <w:tab/>
-      <w:t xml:space="preserve">Manuale Utente · Rev. 4.3 · 23/10/2026</w:t>
+      <w:t xml:space="preserve">Manuale Utente · Rev. 4.4 · 23/10/2026</w:t>
     </w:r>
   </w:p>
 </w:hdr>
@@ -24361,7 +24660,7 @@
         <w:szCs w:val="16"/>
       </w:rPr>
       <w:tab/>
-      <w:t xml:space="preserve">Manuale Utente · Rev. 4.3 · 23/10/2026</w:t>
+      <w:t xml:space="preserve">Manuale Utente · Rev. 4.4 · 23/10/2026</w:t>
     </w:r>
   </w:p>
 </w:hdr>

--- a/public/manuali/Manuale_Utente_Portale_CWP.docx
+++ b/public/manuali/Manuale_Utente_Portale_CWP.docx
@@ -6253,7 +6253,7 @@
         </w:rPr>
         <w:t xml:space="preserve"> un computer o tablet con un browser aggiornato (Chrome, Edge, Firefox, Safari) e le credenziali fornite dalla Fondazione. Indirizzo del portale: </w:t>
       </w:r>
-      <w:hyperlink w:history="1" r:id="rId9_qqunzwqbh7emupn0qrx">
+      <w:hyperlink w:history="1" r:id="rIdhrndno98wq57tjj9iuaxt">
         <w:r>
           <w:rPr>
             <w:rFonts w:ascii="Arial" w:cs="Arial" w:eastAsia="Arial" w:hAnsi="Arial"/>
@@ -6480,7 +6480,7 @@
         </w:rPr>
         <w:t xml:space="preserve">Aprite </w:t>
       </w:r>
-      <w:hyperlink w:history="1" r:id="rIdepzsdshgl-znapmhynwtt">
+      <w:hyperlink w:history="1" r:id="rIdwmm5cslgiajm2a5iqg0hw">
         <w:r>
           <w:rPr>
             <w:rFonts w:ascii="Arial" w:cs="Arial" w:eastAsia="Arial" w:hAnsi="Arial"/>
@@ -15275,7 +15275,7 @@
         </w:rPr>
         <w:t xml:space="preserve"> (</w:t>
       </w:r>
-      <w:hyperlink w:history="1" r:id="rIddzu4m6ev_rtxosobnictc">
+      <w:hyperlink w:history="1" r:id="rIdpy1nqpz5q1fhpj8yefugb">
         <w:r>
           <w:rPr>
             <w:rFonts w:ascii="Arial" w:cs="Arial" w:eastAsia="Arial" w:hAnsi="Arial"/>
@@ -18987,7 +18987,7 @@
         </w:rPr>
         <w:t xml:space="preserve">, uguale per tutti gli enti. Il modello si scarica dalla pagina pubblica </w:t>
       </w:r>
-      <w:hyperlink w:history="1" r:id="rIdalh9jmqczulpxzkorv8nf">
+      <w:hyperlink w:history="1" r:id="rIdbkjaeay0b_djdqy2tt7zo">
         <w:r>
           <w:rPr>
             <w:rFonts w:ascii="Arial" w:cs="Arial" w:eastAsia="Arial" w:hAnsi="Arial"/>
@@ -23216,7 +23216,7 @@
         </w:rPr>
         <w:t xml:space="preserve"> (</w:t>
       </w:r>
-      <w:hyperlink w:history="1" r:id="rIdomcwjbs7rmbnrjr5ztyis">
+      <w:hyperlink w:history="1" r:id="rId1qju5iah-pjmi5ejeblrl">
         <w:r>
           <w:rPr>
             <w:rFonts w:ascii="Arial" w:cs="Arial" w:eastAsia="Arial" w:hAnsi="Arial"/>

--- a/public/manuali/Manuale_Utente_Portale_CWP.docx
+++ b/public/manuali/Manuale_Utente_Portale_CWP.docx
@@ -12,7 +12,7 @@
           <wp:inline distT="0" distB="0" distL="0" distR="0">
             <wp:extent cx="2857500" cy="1771650"/>
             <wp:effectExtent t="0" r="0" b="0" l="0"/>
-            <wp:docPr id="1" name="" descr="" title=""/>
+            <wp:docPr id="23" name="" descr="" title=""/>
             <wp:cNvGraphicFramePr>
               <a:graphicFrameLocks xmlns:a="http://schemas.openxmlformats.org/drawingml/2006/main" noChangeAspect="1"/>
             </wp:cNvGraphicFramePr>
@@ -302,7 +302,7 @@
                 <w:sz w:val="20"/>
                 <w:szCs w:val="20"/>
               </w:rPr>
-              <w:t xml:space="preserve">Rev. 4.4</w:t>
+              <w:t xml:space="preserve">Rev. 4.5</w:t>
             </w:r>
           </w:p>
         </w:tc>
@@ -365,7 +365,7 @@
                 <w:sz w:val="20"/>
                 <w:szCs w:val="20"/>
               </w:rPr>
-              <w:t xml:space="preserve">23/10/2026</w:t>
+              <w:t xml:space="preserve">25/10/2026</w:t>
             </w:r>
           </w:p>
         </w:tc>
@@ -458,7 +458,7 @@
           <wp:inline distT="0" distB="0" distL="0" distR="0">
             <wp:extent cx="1905000" cy="685800"/>
             <wp:effectExtent t="0" r="0" b="0" l="0"/>
-            <wp:docPr id="1" name="" descr="" title=""/>
+            <wp:docPr id="24" name="" descr="" title=""/>
             <wp:cNvGraphicFramePr>
               <a:graphicFrameLocks xmlns:a="http://schemas.openxmlformats.org/drawingml/2006/main" noChangeAspect="1"/>
             </wp:cNvGraphicFramePr>
@@ -719,7 +719,7 @@
                 <w:sz w:val="18"/>
                 <w:szCs w:val="18"/>
               </w:rPr>
-              <w:t xml:space="preserve">4.4</w:t>
+              <w:t xml:space="preserve">4.5</w:t>
             </w:r>
           </w:p>
         </w:tc>
@@ -751,7 +751,7 @@
                 <w:sz w:val="18"/>
                 <w:szCs w:val="18"/>
               </w:rPr>
-              <w:t xml:space="preserve">23/10/2026</w:t>
+              <w:t xml:space="preserve">25/10/2026</w:t>
             </w:r>
           </w:p>
         </w:tc>
@@ -783,7 +783,7 @@
                 <w:sz w:val="18"/>
                 <w:szCs w:val="18"/>
               </w:rPr>
-              <w:t xml:space="preserve">Colori dello stato delle fasi (verde, arancio, rosso).</w:t>
+              <w:t xml:space="preserve">Aggiunte le schermate del portale (vista Comune e pagine pubbliche) nei capitoli principali.</w:t>
             </w:r>
           </w:p>
         </w:tc>
@@ -853,7 +853,7 @@
                 <w:sz w:val="18"/>
                 <w:szCs w:val="18"/>
               </w:rPr>
-              <w:t xml:space="preserve">4.3</w:t>
+              <w:t xml:space="preserve">4.4</w:t>
             </w:r>
           </w:p>
         </w:tc>
@@ -919,7 +919,7 @@
                 <w:sz w:val="18"/>
                 <w:szCs w:val="18"/>
               </w:rPr>
-              <w:t xml:space="preserve">«Le mie pratiche»: valore del progetto (listino Caso 1 o Caso 2).</w:t>
+              <w:t xml:space="preserve">Colori dello stato delle fasi (verde, arancio, rosso).</w:t>
             </w:r>
           </w:p>
         </w:tc>
@@ -989,7 +989,7 @@
                 <w:sz w:val="18"/>
                 <w:szCs w:val="18"/>
               </w:rPr>
-              <w:t xml:space="preserve">4.2</w:t>
+              <w:t xml:space="preserve">4.3</w:t>
             </w:r>
           </w:p>
         </w:tc>
@@ -1053,7 +1053,7 @@
                 <w:sz w:val="18"/>
                 <w:szCs w:val="18"/>
               </w:rPr>
-              <w:t xml:space="preserve">Revisione generale al 23/10: Banca Dati Utenze per utenza non più «in arrivo».</w:t>
+              <w:t xml:space="preserve">«Le mie pratiche»: valore del progetto (listino Caso 1 o Caso 2).</w:t>
             </w:r>
           </w:p>
         </w:tc>
@@ -1123,7 +1123,7 @@
                 <w:sz w:val="18"/>
                 <w:szCs w:val="18"/>
               </w:rPr>
-              <w:t xml:space="preserve">4.1</w:t>
+              <w:t xml:space="preserve">4.2</w:t>
             </w:r>
           </w:p>
         </w:tc>
@@ -1189,7 +1189,7 @@
                 <w:sz w:val="18"/>
                 <w:szCs w:val="18"/>
               </w:rPr>
-              <w:t xml:space="preserve">«Le mie pratiche»: riquadri del valore dei crediti della propria organizzazione (simulazione e fase esecutiva, crediti ed euro).</w:t>
+              <w:t xml:space="preserve">Revisione generale al 23/10: Banca Dati Utenze per utenza non più «in arrivo».</w:t>
             </w:r>
           </w:p>
         </w:tc>
@@ -1259,7 +1259,7 @@
                 <w:sz w:val="18"/>
                 <w:szCs w:val="18"/>
               </w:rPr>
-              <w:t xml:space="preserve">4.0</w:t>
+              <w:t xml:space="preserve">4.1</w:t>
             </w:r>
           </w:p>
         </w:tc>
@@ -1323,7 +1323,7 @@
                 <w:sz w:val="18"/>
                 <w:szCs w:val="18"/>
               </w:rPr>
-              <w:t xml:space="preserve">Banca Dati Utenze per utenza: come la Fondazione usa categoria tariffaria e kg di ogni frazione (vuoto diverso da 0).</w:t>
+              <w:t xml:space="preserve">«Le mie pratiche»: riquadri del valore dei crediti della propria organizzazione (simulazione e fase esecutiva, crediti ed euro).</w:t>
             </w:r>
           </w:p>
         </w:tc>
@@ -1393,7 +1393,7 @@
                 <w:sz w:val="18"/>
                 <w:szCs w:val="18"/>
               </w:rPr>
-              <w:t xml:space="preserve">3.9</w:t>
+              <w:t xml:space="preserve">4.0</w:t>
             </w:r>
           </w:p>
         </w:tc>
@@ -1426,7 +1426,7 @@
                 <w:sz w:val="18"/>
                 <w:szCs w:val="18"/>
               </w:rPr>
-              <w:t xml:space="preserve">22/10/2026</w:t>
+              <w:t xml:space="preserve">23/10/2026</w:t>
             </w:r>
           </w:p>
         </w:tc>
@@ -1459,7 +1459,7 @@
                 <w:sz w:val="18"/>
                 <w:szCs w:val="18"/>
               </w:rPr>
-              <w:t xml:space="preserve">Banca Dati Utenze: categoria tariffaria e di simulazione.</w:t>
+              <w:t xml:space="preserve">Banca Dati Utenze per utenza: come la Fondazione usa categoria tariffaria e kg di ogni frazione (vuoto diverso da 0).</w:t>
             </w:r>
           </w:p>
         </w:tc>
@@ -1529,7 +1529,7 @@
                 <w:sz w:val="18"/>
                 <w:szCs w:val="18"/>
               </w:rPr>
-              <w:t xml:space="preserve">3.8</w:t>
+              <w:t xml:space="preserve">3.9</w:t>
             </w:r>
           </w:p>
         </w:tc>
@@ -1593,7 +1593,7 @@
                 <w:sz w:val="18"/>
                 <w:szCs w:val="18"/>
               </w:rPr>
-              <w:t xml:space="preserve">Banca Dati Utenze per utenza: spiegazione dei campi (nuovo formato in arrivo).</w:t>
+              <w:t xml:space="preserve">Banca Dati Utenze: categoria tariffaria e di simulazione.</w:t>
             </w:r>
           </w:p>
         </w:tc>
@@ -1663,7 +1663,7 @@
                 <w:sz w:val="18"/>
                 <w:szCs w:val="18"/>
               </w:rPr>
-              <w:t xml:space="preserve">3.7</w:t>
+              <w:t xml:space="preserve">3.8</w:t>
             </w:r>
           </w:p>
         </w:tc>
@@ -1729,7 +1729,7 @@
                 <w:sz w:val="18"/>
                 <w:szCs w:val="18"/>
               </w:rPr>
-              <w:t xml:space="preserve">Uso dal telefono: menu, elenco e dettaglio delle pratiche.</w:t>
+              <w:t xml:space="preserve">Banca Dati Utenze per utenza: spiegazione dei campi (nuovo formato in arrivo).</w:t>
             </w:r>
           </w:p>
         </w:tc>
@@ -1799,7 +1799,7 @@
                 <w:sz w:val="18"/>
                 <w:szCs w:val="18"/>
               </w:rPr>
-              <w:t xml:space="preserve">3.6</w:t>
+              <w:t xml:space="preserve">3.7</w:t>
             </w:r>
           </w:p>
         </w:tc>
@@ -1863,7 +1863,7 @@
                 <w:sz w:val="18"/>
                 <w:szCs w:val="18"/>
               </w:rPr>
-              <w:t xml:space="preserve">Feedback pubblico chiuso solo dopo il termine; ente prima della fase 5 (rilievi N02, N03).</w:t>
+              <w:t xml:space="preserve">Uso dal telefono: menu, elenco e dettaglio delle pratiche.</w:t>
             </w:r>
           </w:p>
         </w:tc>
@@ -1933,7 +1933,7 @@
                 <w:sz w:val="18"/>
                 <w:szCs w:val="18"/>
               </w:rPr>
-              <w:t xml:space="preserve">3.5</w:t>
+              <w:t xml:space="preserve">3.6</w:t>
             </w:r>
           </w:p>
         </w:tc>
@@ -1966,7 +1966,7 @@
                 <w:sz w:val="18"/>
                 <w:szCs w:val="18"/>
               </w:rPr>
-              <w:t xml:space="preserve">21/10/2026</w:t>
+              <w:t xml:space="preserve">22/10/2026</w:t>
             </w:r>
           </w:p>
         </w:tc>
@@ -1999,7 +1999,7 @@
                 <w:sz w:val="18"/>
                 <w:szCs w:val="18"/>
               </w:rPr>
-              <w:t xml:space="preserve">Barra a LED delle fasi nell'elenco e nella pratica aperta.</w:t>
+              <w:t xml:space="preserve">Feedback pubblico chiuso solo dopo il termine; ente prima della fase 5 (rilievi N02, N03).</w:t>
             </w:r>
           </w:p>
         </w:tc>
@@ -2069,7 +2069,7 @@
                 <w:sz w:val="18"/>
                 <w:szCs w:val="18"/>
               </w:rPr>
-              <w:t xml:space="preserve">3.4</w:t>
+              <w:t xml:space="preserve">3.5</w:t>
             </w:r>
           </w:p>
         </w:tc>
@@ -2133,7 +2133,7 @@
                 <w:sz w:val="18"/>
                 <w:szCs w:val="18"/>
               </w:rPr>
-              <w:t xml:space="preserve">Assistente: domande sulla pratica aperta.</w:t>
+              <w:t xml:space="preserve">Barra a LED delle fasi nell'elenco e nella pratica aperta.</w:t>
             </w:r>
           </w:p>
         </w:tc>
@@ -2203,7 +2203,7 @@
                 <w:sz w:val="18"/>
                 <w:szCs w:val="18"/>
               </w:rPr>
-              <w:t xml:space="preserve">3.3</w:t>
+              <w:t xml:space="preserve">3.4</w:t>
             </w:r>
           </w:p>
         </w:tc>
@@ -2269,7 +2269,7 @@
                 <w:sz w:val="18"/>
                 <w:szCs w:val="18"/>
               </w:rPr>
-              <w:t xml:space="preserve">Domande frequenti: messaggio «Account disattivato».</w:t>
+              <w:t xml:space="preserve">Assistente: domande sulla pratica aperta.</w:t>
             </w:r>
           </w:p>
         </w:tc>
@@ -2339,7 +2339,7 @@
                 <w:sz w:val="18"/>
                 <w:szCs w:val="18"/>
               </w:rPr>
-              <w:t xml:space="preserve">3.2</w:t>
+              <w:t xml:space="preserve">3.3</w:t>
             </w:r>
           </w:p>
         </w:tc>
@@ -2371,7 +2371,7 @@
                 <w:sz w:val="18"/>
                 <w:szCs w:val="18"/>
               </w:rPr>
-              <w:t xml:space="preserve">20/10/2026</w:t>
+              <w:t xml:space="preserve">21/10/2026</w:t>
             </w:r>
           </w:p>
         </w:tc>
@@ -2403,7 +2403,7 @@
                 <w:sz w:val="18"/>
                 <w:szCs w:val="18"/>
               </w:rPr>
-              <w:t xml:space="preserve">Uscita automatica per inattività.</w:t>
+              <w:t xml:space="preserve">Domande frequenti: messaggio «Account disattivato».</w:t>
             </w:r>
           </w:p>
         </w:tc>
@@ -2473,7 +2473,7 @@
                 <w:sz w:val="18"/>
                 <w:szCs w:val="18"/>
               </w:rPr>
-              <w:t xml:space="preserve">3.1</w:t>
+              <w:t xml:space="preserve">3.2</w:t>
             </w:r>
           </w:p>
         </w:tc>
@@ -2539,7 +2539,7 @@
                 <w:sz w:val="18"/>
                 <w:szCs w:val="18"/>
               </w:rPr>
-              <w:t xml:space="preserve">Nuovo menu degli enti: Il Programma CWP, Manuali.</w:t>
+              <w:t xml:space="preserve">Uscita automatica per inattività.</w:t>
             </w:r>
           </w:p>
         </w:tc>
@@ -2609,7 +2609,7 @@
                 <w:sz w:val="18"/>
                 <w:szCs w:val="18"/>
               </w:rPr>
-              <w:t xml:space="preserve">3.0</w:t>
+              <w:t xml:space="preserve">3.1</w:t>
             </w:r>
           </w:p>
         </w:tc>
@@ -2673,7 +2673,7 @@
                 <w:sz w:val="18"/>
                 <w:szCs w:val="18"/>
               </w:rPr>
-              <w:t xml:space="preserve">Voce di menu «Marketplaces» (in arrivo).</w:t>
+              <w:t xml:space="preserve">Nuovo menu degli enti: Il Programma CWP, Manuali.</w:t>
             </w:r>
           </w:p>
         </w:tc>
@@ -2743,7 +2743,7 @@
                 <w:sz w:val="18"/>
                 <w:szCs w:val="18"/>
               </w:rPr>
-              <w:t xml:space="preserve">2.9</w:t>
+              <w:t xml:space="preserve">3.0</w:t>
             </w:r>
           </w:p>
         </w:tc>
@@ -2809,7 +2809,7 @@
                 <w:sz w:val="18"/>
                 <w:szCs w:val="18"/>
               </w:rPr>
-              <w:t xml:space="preserve">Collegamento al portale: registro degli accessi e delle operazioni.</w:t>
+              <w:t xml:space="preserve">Voce di menu «Marketplaces» (in arrivo).</w:t>
             </w:r>
           </w:p>
         </w:tc>
@@ -2879,7 +2879,7 @@
                 <w:sz w:val="18"/>
                 <w:szCs w:val="18"/>
               </w:rPr>
-              <w:t xml:space="preserve">2.8</w:t>
+              <w:t xml:space="preserve">2.9</w:t>
             </w:r>
           </w:p>
         </w:tc>
@@ -2943,7 +2943,7 @@
                 <w:sz w:val="18"/>
                 <w:szCs w:val="18"/>
               </w:rPr>
-              <w:t xml:space="preserve">Nuovo capitolo «Collegamento al portale» (presenza visibile all'Amministratore principale).</w:t>
+              <w:t xml:space="preserve">Collegamento al portale: registro degli accessi e delle operazioni.</w:t>
             </w:r>
           </w:p>
         </w:tc>
@@ -3013,7 +3013,7 @@
                 <w:sz w:val="18"/>
                 <w:szCs w:val="18"/>
               </w:rPr>
-              <w:t xml:space="preserve">2.7</w:t>
+              <w:t xml:space="preserve">2.8</w:t>
             </w:r>
           </w:p>
         </w:tc>
@@ -3046,7 +3046,7 @@
                 <w:sz w:val="18"/>
                 <w:szCs w:val="18"/>
               </w:rPr>
-              <w:t xml:space="preserve">19/10/2026</w:t>
+              <w:t xml:space="preserve">20/10/2026</w:t>
             </w:r>
           </w:p>
         </w:tc>
@@ -3079,7 +3079,7 @@
                 <w:sz w:val="18"/>
                 <w:szCs w:val="18"/>
               </w:rPr>
-              <w:t xml:space="preserve">Assistente virtuale: messaggio «Un attimo…» durante l'attesa.</w:t>
+              <w:t xml:space="preserve">Nuovo capitolo «Collegamento al portale» (presenza visibile all'Amministratore principale).</w:t>
             </w:r>
           </w:p>
         </w:tc>
@@ -3149,7 +3149,7 @@
                 <w:sz w:val="18"/>
                 <w:szCs w:val="18"/>
               </w:rPr>
-              <w:t xml:space="preserve">2.6</w:t>
+              <w:t xml:space="preserve">2.7</w:t>
             </w:r>
           </w:p>
         </w:tc>
@@ -3213,7 +3213,7 @@
                 <w:sz w:val="18"/>
                 <w:szCs w:val="18"/>
               </w:rPr>
-              <w:t xml:space="preserve">Nuovo capitolo «L'assistente virtuale».</w:t>
+              <w:t xml:space="preserve">Assistente virtuale: messaggio «Un attimo…» durante l'attesa.</w:t>
             </w:r>
           </w:p>
         </w:tc>
@@ -3283,7 +3283,7 @@
                 <w:sz w:val="18"/>
                 <w:szCs w:val="18"/>
               </w:rPr>
-              <w:t xml:space="preserve">2.5</w:t>
+              <w:t xml:space="preserve">2.6</w:t>
             </w:r>
           </w:p>
         </w:tc>
@@ -3349,7 +3349,7 @@
                 <w:sz w:val="18"/>
                 <w:szCs w:val="18"/>
               </w:rPr>
-              <w:t xml:space="preserve">Ordinamento degli elenchi e delle tabelle.</w:t>
+              <w:t xml:space="preserve">Nuovo capitolo «L'assistente virtuale».</w:t>
             </w:r>
           </w:p>
         </w:tc>
@@ -3419,7 +3419,7 @@
                 <w:sz w:val="18"/>
                 <w:szCs w:val="18"/>
               </w:rPr>
-              <w:t xml:space="preserve">2.4</w:t>
+              <w:t xml:space="preserve">2.5</w:t>
             </w:r>
           </w:p>
         </w:tc>
@@ -3483,7 +3483,7 @@
                 <w:sz w:val="18"/>
                 <w:szCs w:val="18"/>
               </w:rPr>
-              <w:t xml:space="preserve">Primo accesso: le credenziali arrivano per email.</w:t>
+              <w:t xml:space="preserve">Ordinamento degli elenchi e delle tabelle.</w:t>
             </w:r>
           </w:p>
         </w:tc>
@@ -3553,7 +3553,7 @@
                 <w:sz w:val="18"/>
                 <w:szCs w:val="18"/>
               </w:rPr>
-              <w:t xml:space="preserve">2.3</w:t>
+              <w:t xml:space="preserve">2.4</w:t>
             </w:r>
           </w:p>
         </w:tc>
@@ -3619,7 +3619,7 @@
                 <w:sz w:val="18"/>
                 <w:szCs w:val="18"/>
               </w:rPr>
-              <w:t xml:space="preserve">Simulazione dei crediti: anche stima economica con costi Caso 1 e Caso 2.</w:t>
+              <w:t xml:space="preserve">Primo accesso: le credenziali arrivano per email.</w:t>
             </w:r>
           </w:p>
         </w:tc>
@@ -3689,7 +3689,7 @@
                 <w:sz w:val="18"/>
                 <w:szCs w:val="18"/>
               </w:rPr>
-              <w:t xml:space="preserve">2.2</w:t>
+              <w:t xml:space="preserve">2.3</w:t>
             </w:r>
           </w:p>
         </w:tc>
@@ -3753,7 +3753,7 @@
                 <w:sz w:val="18"/>
                 <w:szCs w:val="18"/>
               </w:rPr>
-              <w:t xml:space="preserve">Simulazione dei crediti disponibile su richiesta alla Fondazione.</w:t>
+              <w:t xml:space="preserve">Simulazione dei crediti: anche stima economica con costi Caso 1 e Caso 2.</w:t>
             </w:r>
           </w:p>
         </w:tc>
@@ -3823,7 +3823,7 @@
                 <w:sz w:val="18"/>
                 <w:szCs w:val="18"/>
               </w:rPr>
-              <w:t xml:space="preserve">2.1</w:t>
+              <w:t xml:space="preserve">2.2</w:t>
             </w:r>
           </w:p>
         </w:tc>
@@ -3889,7 +3889,7 @@
                 <w:sz w:val="18"/>
                 <w:szCs w:val="18"/>
               </w:rPr>
-              <w:t xml:space="preserve">Simulazione dei crediti in arrivo (capitolo Dati per il calcolo dei crediti).</w:t>
+              <w:t xml:space="preserve">Simulazione dei crediti disponibile su richiesta alla Fondazione.</w:t>
             </w:r>
           </w:p>
         </w:tc>
@@ -3959,7 +3959,7 @@
                 <w:sz w:val="18"/>
                 <w:szCs w:val="18"/>
               </w:rPr>
-              <w:t xml:space="preserve">2.0</w:t>
+              <w:t xml:space="preserve">2.1</w:t>
             </w:r>
           </w:p>
         </w:tc>
@@ -3991,7 +3991,7 @@
                 <w:sz w:val="18"/>
                 <w:szCs w:val="18"/>
               </w:rPr>
-              <w:t xml:space="preserve">18/10/2026</w:t>
+              <w:t xml:space="preserve">19/10/2026</w:t>
             </w:r>
           </w:p>
         </w:tc>
@@ -4023,7 +4023,7 @@
                 <w:sz w:val="18"/>
                 <w:szCs w:val="18"/>
               </w:rPr>
-              <w:t xml:space="preserve">Allineamento ai documenti ufficiali del Programma: Rapporto a 7 fasi, feedback pubblico (30 e 20 giorni), stato nel Programma e ID, dati del progetto, un solo account per Organizzazione, ritiro e rientro, conservazione 12 anni, tipologie ufficiali, Schema tariffario, verifica sull'accuratezza; nuovi capitoli Crediti emessi, Reclami, pagina pubblica del Programma.</w:t>
+              <w:t xml:space="preserve">Simulazione dei crediti in arrivo (capitolo Dati per il calcolo dei crediti).</w:t>
             </w:r>
           </w:p>
         </w:tc>
@@ -4093,7 +4093,7 @@
                 <w:sz w:val="18"/>
                 <w:szCs w:val="18"/>
               </w:rPr>
-              <w:t xml:space="preserve">1.9</w:t>
+              <w:t xml:space="preserve">2.0</w:t>
             </w:r>
           </w:p>
         </w:tc>
@@ -4159,7 +4159,7 @@
                 <w:sz w:val="18"/>
                 <w:szCs w:val="18"/>
               </w:rPr>
-              <w:t xml:space="preserve">Rapporti di Monitoraggio con 4 fasi; documenti richiesti per fase; caricamenti solo nelle fasi aperte; osservazioni numerate e notifica di quelle da rispondere; data di conservazione; fascicolo con riepilogo PDF.</w:t>
+              <w:t xml:space="preserve">Allineamento ai documenti ufficiali del Programma: Rapporto a 7 fasi, feedback pubblico (30 e 20 giorni), stato nel Programma e ID, dati del progetto, un solo account per Organizzazione, ritiro e rientro, conservazione 12 anni, tipologie ufficiali, Schema tariffario, verifica sull'accuratezza; nuovi capitoli Crediti emessi, Reclami, pagina pubblica del Programma.</w:t>
             </w:r>
           </w:p>
         </w:tc>
@@ -4229,7 +4229,7 @@
                 <w:sz w:val="18"/>
                 <w:szCs w:val="18"/>
               </w:rPr>
-              <w:t xml:space="preserve">1.8</w:t>
+              <w:t xml:space="preserve">1.9</w:t>
             </w:r>
           </w:p>
         </w:tc>
@@ -4293,7 +4293,7 @@
                 <w:sz w:val="18"/>
                 <w:szCs w:val="18"/>
               </w:rPr>
-              <w:t xml:space="preserve">Nuova tipologia di documento «Rapporto di calcolo dei crediti».</w:t>
+              <w:t xml:space="preserve">Rapporti di Monitoraggio con 4 fasi; documenti richiesti per fase; caricamenti solo nelle fasi aperte; osservazioni numerate e notifica di quelle da rispondere; data di conservazione; fascicolo con riepilogo PDF.</w:t>
             </w:r>
           </w:p>
         </w:tc>
@@ -4363,7 +4363,7 @@
                 <w:sz w:val="18"/>
                 <w:szCs w:val="18"/>
               </w:rPr>
-              <w:t xml:space="preserve">1.7</w:t>
+              <w:t xml:space="preserve">1.8</w:t>
             </w:r>
           </w:p>
         </w:tc>
@@ -4429,7 +4429,7 @@
                 <w:sz w:val="18"/>
                 <w:szCs w:val="18"/>
               </w:rPr>
-              <w:t xml:space="preserve">Dati per il calcolo dei crediti: il file caricato nella pratica è letto direttamente dalla Fondazione; controllo dei dati personali.</w:t>
+              <w:t xml:space="preserve">Nuova tipologia di documento «Rapporto di calcolo dei crediti».</w:t>
             </w:r>
           </w:p>
         </w:tc>
@@ -4499,7 +4499,7 @@
                 <w:sz w:val="18"/>
                 <w:szCs w:val="18"/>
               </w:rPr>
-              <w:t xml:space="preserve">1.6</w:t>
+              <w:t xml:space="preserve">1.7</w:t>
             </w:r>
           </w:p>
         </w:tc>
@@ -4563,7 +4563,7 @@
                 <w:sz w:val="18"/>
                 <w:szCs w:val="18"/>
               </w:rPr>
-              <w:t xml:space="preserve">Messaggi con la Fondazione (nuovo capitolo), note della Fondazione e modelli nelle fasi, Ente di Validazione, avviso sulle pratiche non attive, pagamenti visibili, consultazione sulla pagina pubblica con conferma dell'email ed errata corrige, nuove notifiche.</w:t>
+              <w:t xml:space="preserve">Dati per il calcolo dei crediti: il file caricato nella pratica è letto direttamente dalla Fondazione; controllo dei dati personali.</w:t>
             </w:r>
           </w:p>
         </w:tc>
@@ -4633,7 +4633,7 @@
                 <w:sz w:val="18"/>
                 <w:szCs w:val="18"/>
               </w:rPr>
-              <w:t xml:space="preserve">1.5</w:t>
+              <w:t xml:space="preserve">1.6</w:t>
             </w:r>
           </w:p>
         </w:tc>
@@ -4699,7 +4699,7 @@
                 <w:sz w:val="18"/>
                 <w:szCs w:val="18"/>
               </w:rPr>
-              <w:t xml:space="preserve">Manuale scaricabile anche dalla pagina «I tuoi documenti»; per gli utenti il manuale è disponibile solo in PDF.</w:t>
+              <w:t xml:space="preserve">Messaggi con la Fondazione (nuovo capitolo), note della Fondazione e modelli nelle fasi, Ente di Validazione, avviso sulle pratiche non attive, pagamenti visibili, consultazione sulla pagina pubblica con conferma dell'email ed errata corrige, nuove notifiche.</w:t>
             </w:r>
           </w:p>
         </w:tc>
@@ -4769,7 +4769,7 @@
                 <w:sz w:val="18"/>
                 <w:szCs w:val="18"/>
               </w:rPr>
-              <w:t xml:space="preserve">1.4</w:t>
+              <w:t xml:space="preserve">1.5</w:t>
             </w:r>
           </w:p>
         </w:tc>
@@ -4833,7 +4833,7 @@
                 <w:sz w:val="18"/>
                 <w:szCs w:val="18"/>
               </w:rPr>
-              <w:t xml:space="preserve">Recupero della password: nuova email in italiano dal portale (oggetto e pulsante), limite di una richiesta ogni 2 minuti.</w:t>
+              <w:t xml:space="preserve">Manuale scaricabile anche dalla pagina «I tuoi documenti»; per gli utenti il manuale è disponibile solo in PDF.</w:t>
             </w:r>
           </w:p>
         </w:tc>
@@ -4903,7 +4903,7 @@
                 <w:sz w:val="18"/>
                 <w:szCs w:val="18"/>
               </w:rPr>
-              <w:t xml:space="preserve">1.3</w:t>
+              <w:t xml:space="preserve">1.4</w:t>
             </w:r>
           </w:p>
         </w:tc>
@@ -4969,7 +4969,7 @@
                 <w:sz w:val="18"/>
                 <w:szCs w:val="18"/>
               </w:rPr>
-              <w:t xml:space="preserve">Pagina «Il mio profilo» (account, cambio password, manuale da scaricare).</w:t>
+              <w:t xml:space="preserve">Recupero della password: nuova email in italiano dal portale (oggetto e pulsante), limite di una richiesta ogni 2 minuti.</w:t>
             </w:r>
           </w:p>
         </w:tc>
@@ -5039,7 +5039,7 @@
                 <w:sz w:val="18"/>
                 <w:szCs w:val="18"/>
               </w:rPr>
-              <w:t xml:space="preserve">1.2</w:t>
+              <w:t xml:space="preserve">1.3</w:t>
             </w:r>
           </w:p>
         </w:tc>
@@ -5103,7 +5103,7 @@
                 <w:sz w:val="18"/>
                 <w:szCs w:val="18"/>
               </w:rPr>
-              <w:t xml:space="preserve">Scelta della password al primo accesso, cambio password, recupero della password dimenticata; ritorno alla pratica dopo l'accesso da un link email.</w:t>
+              <w:t xml:space="preserve">Pagina «Il mio profilo» (account, cambio password, manuale da scaricare).</w:t>
             </w:r>
           </w:p>
         </w:tc>
@@ -5173,7 +5173,7 @@
                 <w:sz w:val="18"/>
                 <w:szCs w:val="18"/>
               </w:rPr>
-              <w:t xml:space="preserve">1.1</w:t>
+              <w:t xml:space="preserve">1.2</w:t>
             </w:r>
           </w:p>
         </w:tc>
@@ -5239,7 +5239,7 @@
                 <w:sz w:val="18"/>
                 <w:szCs w:val="18"/>
               </w:rPr>
-              <w:t xml:space="preserve">Voce di menu «Manuale» e pagina di download del manuale (capitolo 2).</w:t>
+              <w:t xml:space="preserve">Scelta della password al primo accesso, cambio password, recupero della password dimenticata; ritorno alla pratica dopo l'accesso da un link email.</w:t>
             </w:r>
           </w:p>
         </w:tc>
@@ -5309,6 +5309,140 @@
                 <w:sz w:val="18"/>
                 <w:szCs w:val="18"/>
               </w:rPr>
+              <w:t xml:space="preserve">1.1</w:t>
+            </w:r>
+          </w:p>
+        </w:tc>
+        <w:tc>
+          <w:tcPr>
+            <w:tcW w:type="dxa" w:w="1300"/>
+            <w:tcBorders>
+              <w:top w:val="single" w:color="D9D4C5" w:sz="4"/>
+              <w:left w:val="single" w:color="D9D4C5" w:sz="4"/>
+              <w:bottom w:val="single" w:color="D9D4C5" w:sz="4"/>
+              <w:right w:val="single" w:color="D9D4C5" w:sz="4"/>
+            </w:tcBorders>
+            <w:tcMar>
+              <w:top w:type="dxa" w:w="70"/>
+              <w:left w:type="dxa" w:w="110"/>
+              <w:bottom w:type="dxa" w:w="70"/>
+              <w:right w:type="dxa" w:w="110"/>
+            </w:tcMar>
+            <w:vAlign w:val="center"/>
+          </w:tcPr>
+          <w:p>
+            <w:pPr>
+              <w:spacing w:after="0" w:before="0"/>
+            </w:pPr>
+            <w:r>
+              <w:rPr>
+                <w:rFonts w:ascii="Arial" w:cs="Arial" w:eastAsia="Arial" w:hAnsi="Arial"/>
+                <w:color w:val="1B2118"/>
+                <w:sz w:val="18"/>
+                <w:szCs w:val="18"/>
+              </w:rPr>
+              <w:t xml:space="preserve">18/10/2026</w:t>
+            </w:r>
+          </w:p>
+        </w:tc>
+        <w:tc>
+          <w:tcPr>
+            <w:tcW w:type="dxa" w:w="5538"/>
+            <w:tcBorders>
+              <w:top w:val="single" w:color="D9D4C5" w:sz="4"/>
+              <w:left w:val="single" w:color="D9D4C5" w:sz="4"/>
+              <w:bottom w:val="single" w:color="D9D4C5" w:sz="4"/>
+              <w:right w:val="single" w:color="D9D4C5" w:sz="4"/>
+            </w:tcBorders>
+            <w:tcMar>
+              <w:top w:type="dxa" w:w="70"/>
+              <w:left w:type="dxa" w:w="110"/>
+              <w:bottom w:type="dxa" w:w="70"/>
+              <w:right w:type="dxa" w:w="110"/>
+            </w:tcMar>
+            <w:vAlign w:val="center"/>
+          </w:tcPr>
+          <w:p>
+            <w:pPr>
+              <w:spacing w:after="0" w:before="0"/>
+            </w:pPr>
+            <w:r>
+              <w:rPr>
+                <w:rFonts w:ascii="Arial" w:cs="Arial" w:eastAsia="Arial" w:hAnsi="Arial"/>
+                <w:color w:val="1B2118"/>
+                <w:sz w:val="18"/>
+                <w:szCs w:val="18"/>
+              </w:rPr>
+              <w:t xml:space="preserve">Voce di menu «Manuale» e pagina di download del manuale (capitolo 2).</w:t>
+            </w:r>
+          </w:p>
+        </w:tc>
+        <w:tc>
+          <w:tcPr>
+            <w:tcW w:type="dxa" w:w="2000"/>
+            <w:tcBorders>
+              <w:top w:val="single" w:color="D9D4C5" w:sz="4"/>
+              <w:left w:val="single" w:color="D9D4C5" w:sz="4"/>
+              <w:bottom w:val="single" w:color="D9D4C5" w:sz="4"/>
+              <w:right w:val="single" w:color="D9D4C5" w:sz="4"/>
+            </w:tcBorders>
+            <w:tcMar>
+              <w:top w:type="dxa" w:w="70"/>
+              <w:left w:type="dxa" w:w="110"/>
+              <w:bottom w:type="dxa" w:w="70"/>
+              <w:right w:type="dxa" w:w="110"/>
+            </w:tcMar>
+            <w:vAlign w:val="center"/>
+          </w:tcPr>
+          <w:p>
+            <w:pPr>
+              <w:spacing w:after="0" w:before="0"/>
+            </w:pPr>
+            <w:r>
+              <w:rPr>
+                <w:rFonts w:ascii="Arial" w:cs="Arial" w:eastAsia="Arial" w:hAnsi="Arial"/>
+                <w:color w:val="1B2118"/>
+                <w:sz w:val="18"/>
+                <w:szCs w:val="18"/>
+              </w:rPr>
+              <w:t xml:space="preserve">Fondazione Operate</w:t>
+            </w:r>
+          </w:p>
+        </w:tc>
+      </w:tr>
+      <w:tr>
+        <w:trPr>
+          <w:cantSplit/>
+        </w:trPr>
+        <w:tc>
+          <w:tcPr>
+            <w:tcW w:type="dxa" w:w="800"/>
+            <w:tcBorders>
+              <w:top w:val="single" w:color="D9D4C5" w:sz="4"/>
+              <w:left w:val="single" w:color="D9D4C5" w:sz="4"/>
+              <w:bottom w:val="single" w:color="D9D4C5" w:sz="4"/>
+              <w:right w:val="single" w:color="D9D4C5" w:sz="4"/>
+            </w:tcBorders>
+            <w:shd w:fill="F6F4EE" w:color="auto" w:val="clear"/>
+            <w:tcMar>
+              <w:top w:type="dxa" w:w="70"/>
+              <w:left w:type="dxa" w:w="110"/>
+              <w:bottom w:type="dxa" w:w="70"/>
+              <w:right w:type="dxa" w:w="110"/>
+            </w:tcMar>
+            <w:vAlign w:val="center"/>
+          </w:tcPr>
+          <w:p>
+            <w:pPr>
+              <w:spacing w:after="0" w:before="0"/>
+            </w:pPr>
+            <w:r>
+              <w:rPr>
+                <w:rFonts w:ascii="Arial" w:cs="Arial" w:eastAsia="Arial" w:hAnsi="Arial"/>
+                <w:color w:val="1B2118"/>
+                <w:sz w:val="18"/>
+                <w:szCs w:val="18"/>
+              </w:rPr>
               <w:t xml:space="preserve">1.0</w:t>
             </w:r>
           </w:p>
@@ -5322,6 +5456,7 @@
               <w:bottom w:val="single" w:color="D9D4C5" w:sz="4"/>
               <w:right w:val="single" w:color="D9D4C5" w:sz="4"/>
             </w:tcBorders>
+            <w:shd w:fill="F6F4EE" w:color="auto" w:val="clear"/>
             <w:tcMar>
               <w:top w:type="dxa" w:w="70"/>
               <w:left w:type="dxa" w:w="110"/>
@@ -5354,6 +5489,7 @@
               <w:bottom w:val="single" w:color="D9D4C5" w:sz="4"/>
               <w:right w:val="single" w:color="D9D4C5" w:sz="4"/>
             </w:tcBorders>
+            <w:shd w:fill="F6F4EE" w:color="auto" w:val="clear"/>
             <w:tcMar>
               <w:top w:type="dxa" w:w="70"/>
               <w:left w:type="dxa" w:w="110"/>
@@ -5386,6 +5522,7 @@
               <w:bottom w:val="single" w:color="D9D4C5" w:sz="4"/>
               <w:right w:val="single" w:color="D9D4C5" w:sz="4"/>
             </w:tcBorders>
+            <w:shd w:fill="F6F4EE" w:color="auto" w:val="clear"/>
             <w:tcMar>
               <w:top w:type="dxa" w:w="70"/>
               <w:left w:type="dxa" w:w="110"/>
@@ -5427,7 +5564,7 @@
           <w:sz w:val="20"/>
           <w:szCs w:val="20"/>
         </w:rPr>
-        <w:t xml:space="preserve">Questo documento descrive il portale alla revisione 4.4 del 23/10/2026. A ogni modifica del portale il manuale viene aggiornato e la revisione incrementata; la versione corrente si scarica dal portale.</w:t>
+        <w:t xml:space="preserve">Questo documento descrive il portale alla revisione 4.5 del 25/10/2026. A ogni modifica del portale il manuale viene aggiornato e la revisione incrementata; la versione corrente si scarica dal portale.</w:t>
       </w:r>
     </w:p>
     <w:p>
@@ -5566,7 +5703,7 @@
             <w:szCs w:val="22"/>
           </w:rPr>
           <w:tab/>
-          <w:t xml:space="preserve">10</w:t>
+          <w:t xml:space="preserve">11</w:t>
         </w:r>
       </w:hyperlink>
     </w:p>
@@ -5595,7 +5732,7 @@
             <w:szCs w:val="22"/>
           </w:rPr>
           <w:tab/>
-          <w:t xml:space="preserve">12</w:t>
+          <w:t xml:space="preserve">13</w:t>
         </w:r>
       </w:hyperlink>
     </w:p>
@@ -5624,7 +5761,7 @@
             <w:szCs w:val="22"/>
           </w:rPr>
           <w:tab/>
-          <w:t xml:space="preserve">13</w:t>
+          <w:t xml:space="preserve">15</w:t>
         </w:r>
       </w:hyperlink>
     </w:p>
@@ -5653,7 +5790,7 @@
             <w:szCs w:val="22"/>
           </w:rPr>
           <w:tab/>
-          <w:t xml:space="preserve">14</w:t>
+          <w:t xml:space="preserve">16</w:t>
         </w:r>
       </w:hyperlink>
     </w:p>
@@ -5682,7 +5819,7 @@
             <w:szCs w:val="22"/>
           </w:rPr>
           <w:tab/>
-          <w:t xml:space="preserve">15</w:t>
+          <w:t xml:space="preserve">18</w:t>
         </w:r>
       </w:hyperlink>
     </w:p>
@@ -5711,7 +5848,7 @@
             <w:szCs w:val="22"/>
           </w:rPr>
           <w:tab/>
-          <w:t xml:space="preserve">16</w:t>
+          <w:t xml:space="preserve">19</w:t>
         </w:r>
       </w:hyperlink>
     </w:p>
@@ -5740,7 +5877,7 @@
             <w:szCs w:val="22"/>
           </w:rPr>
           <w:tab/>
-          <w:t xml:space="preserve">17</w:t>
+          <w:t xml:space="preserve">21</w:t>
         </w:r>
       </w:hyperlink>
     </w:p>
@@ -5769,7 +5906,7 @@
             <w:szCs w:val="22"/>
           </w:rPr>
           <w:tab/>
-          <w:t xml:space="preserve">18</w:t>
+          <w:t xml:space="preserve">22</w:t>
         </w:r>
       </w:hyperlink>
     </w:p>
@@ -5798,7 +5935,7 @@
             <w:szCs w:val="22"/>
           </w:rPr>
           <w:tab/>
-          <w:t xml:space="preserve">19</w:t>
+          <w:t xml:space="preserve">23</w:t>
         </w:r>
       </w:hyperlink>
     </w:p>
@@ -5827,7 +5964,7 @@
             <w:szCs w:val="22"/>
           </w:rPr>
           <w:tab/>
-          <w:t xml:space="preserve">20</w:t>
+          <w:t xml:space="preserve">25</w:t>
         </w:r>
       </w:hyperlink>
     </w:p>
@@ -5856,7 +5993,7 @@
             <w:szCs w:val="22"/>
           </w:rPr>
           <w:tab/>
-          <w:t xml:space="preserve">23</w:t>
+          <w:t xml:space="preserve">28</w:t>
         </w:r>
       </w:hyperlink>
     </w:p>
@@ -5885,7 +6022,7 @@
             <w:szCs w:val="22"/>
           </w:rPr>
           <w:tab/>
-          <w:t xml:space="preserve">24</w:t>
+          <w:t xml:space="preserve">30</w:t>
         </w:r>
       </w:hyperlink>
     </w:p>
@@ -5914,7 +6051,7 @@
             <w:szCs w:val="22"/>
           </w:rPr>
           <w:tab/>
-          <w:t xml:space="preserve">25</w:t>
+          <w:t xml:space="preserve">32</w:t>
         </w:r>
       </w:hyperlink>
     </w:p>
@@ -5943,7 +6080,7 @@
             <w:szCs w:val="22"/>
           </w:rPr>
           <w:tab/>
-          <w:t xml:space="preserve">26</w:t>
+          <w:t xml:space="preserve">34</w:t>
         </w:r>
       </w:hyperlink>
     </w:p>
@@ -5972,15 +6109,15 @@
             <w:szCs w:val="22"/>
           </w:rPr>
           <w:tab/>
-          <w:t xml:space="preserve">27</w:t>
+          <w:t xml:space="preserve">35</w:t>
         </w:r>
       </w:hyperlink>
     </w:p>
     <w:p>
       <w:pPr>
         <w:sectPr>
-          <w:headerReference w:type="default" r:id="rId7"/>
-          <w:footerReference w:type="default" r:id="rId8"/>
+          <w:headerReference w:type="default" r:id="rId6"/>
+          <w:footerReference w:type="default" r:id="rId7"/>
           <w:pgSz w:w="11906" w:h="16838" w:orient="portrait"/>
           <w:pgMar w:top="1134" w:right="1134" w:bottom="1134" w:left="1134" w:header="567" w:footer="567" w:gutter="0"/>
           <w:pgNumType/>
@@ -5997,7 +6134,7 @@
         </w:pBdr>
         <w:spacing w:after="240" w:before="0"/>
       </w:pPr>
-      <w:bookmarkStart w:name="cap1" w:id="1"/>
+      <w:bookmarkStart w:name="cap1" w:id="19"/>
       <w:r>
         <w:rPr>
           <w:rFonts w:ascii="Arial" w:cs="Arial" w:eastAsia="Arial" w:hAnsi="Arial"/>
@@ -6009,7 +6146,7 @@
         </w:rPr>
         <w:t xml:space="preserve">1. Introduzione</w:t>
       </w:r>
-      <w:bookmarkEnd w:id="1"/>
+      <w:bookmarkEnd w:id="19"/>
     </w:p>
     <w:p>
       <w:pPr>
@@ -6253,7 +6390,7 @@
         </w:rPr>
         <w:t xml:space="preserve"> un computer o tablet con un browser aggiornato (Chrome, Edge, Firefox, Safari) e le credenziali fornite dalla Fondazione. Indirizzo del portale: </w:t>
       </w:r>
-      <w:hyperlink w:history="1" r:id="rId9_qqunzwqbh7emupn0qrx">
+      <w:hyperlink w:history="1" r:id="rIdphpxpr_f45llucxhnd4my">
         <w:r>
           <w:rPr>
             <w:rFonts w:ascii="Arial" w:cs="Arial" w:eastAsia="Arial" w:hAnsi="Arial"/>
@@ -6394,7 +6531,7 @@
         </w:pBdr>
         <w:spacing w:after="240" w:before="0"/>
       </w:pPr>
-      <w:bookmarkStart w:name="cap2" w:id="1"/>
+      <w:bookmarkStart w:name="cap2" w:id="20"/>
       <w:r>
         <w:rPr>
           <w:rFonts w:ascii="Arial" w:cs="Arial" w:eastAsia="Arial" w:hAnsi="Arial"/>
@@ -6406,7 +6543,7 @@
         </w:rPr>
         <w:t xml:space="preserve">2. Primo accesso</w:t>
       </w:r>
-      <w:bookmarkEnd w:id="1"/>
+      <w:bookmarkEnd w:id="20"/>
     </w:p>
     <w:p>
       <w:pPr>
@@ -6480,7 +6617,7 @@
         </w:rPr>
         <w:t xml:space="preserve">Aprite </w:t>
       </w:r>
-      <w:hyperlink w:history="1" r:id="rIdepzsdshgl-znapmhynwtt">
+      <w:hyperlink w:history="1" r:id="rIdyzriej-qvf0jcclg6eg4e">
         <w:r>
           <w:rPr>
             <w:rFonts w:ascii="Arial" w:cs="Arial" w:eastAsia="Arial" w:hAnsi="Arial"/>
@@ -6940,6 +7077,70 @@
           <w:szCs w:val="21"/>
         </w:rPr>
         <w:t xml:space="preserve"> per uscire.</w:t>
+      </w:r>
+    </w:p>
+    <w:p>
+      <w:pPr>
+        <w:keepNext/>
+        <w:spacing w:after="60" w:before="120"/>
+        <w:jc w:val="center"/>
+      </w:pPr>
+      <w:r>
+        <w:drawing>
+          <wp:inline distT="0" distB="0" distL="0" distR="0">
+            <wp:extent cx="5762625" cy="1657350"/>
+            <wp:effectExtent t="0" r="0" b="0" l="0"/>
+            <wp:docPr id="25" name="" descr="" title=""/>
+            <wp:cNvGraphicFramePr>
+              <a:graphicFrameLocks xmlns:a="http://schemas.openxmlformats.org/drawingml/2006/main" noChangeAspect="1"/>
+            </wp:cNvGraphicFramePr>
+            <a:graphic xmlns:a="http://schemas.openxmlformats.org/drawingml/2006/main">
+              <a:graphicData uri="http://schemas.openxmlformats.org/drawingml/2006/picture">
+                <pic:pic xmlns:pic="http://schemas.openxmlformats.org/drawingml/2006/picture">
+                  <pic:nvPicPr>
+                    <pic:cNvPr id="0" name="" descr=""/>
+                    <pic:cNvPicPr>
+                      <a:picLocks noChangeAspect="1" noChangeArrowheads="1"/>
+                    </pic:cNvPicPr>
+                  </pic:nvPicPr>
+                  <pic:blipFill>
+                    <a:blip r:embed="rId13" cstate="none"/>
+                    <a:srcRect/>
+                    <a:stretch>
+                      <a:fillRect/>
+                    </a:stretch>
+                  </pic:blipFill>
+                  <pic:spPr bwMode="auto">
+                    <a:xfrm>
+                      <a:off x="0" y="0"/>
+                      <a:ext cx="5762625" cy="1657350"/>
+                    </a:xfrm>
+                    <a:prstGeom prst="rect">
+                      <a:avLst/>
+                    </a:prstGeom>
+                  </pic:spPr>
+                </pic:pic>
+              </a:graphicData>
+            </a:graphic>
+          </wp:inline>
+        </w:drawing>
+      </w:r>
+    </w:p>
+    <w:p>
+      <w:pPr>
+        <w:spacing w:after="200"/>
+        <w:jc w:val="center"/>
+      </w:pPr>
+      <w:r>
+        <w:rPr>
+          <w:rFonts w:ascii="Arial" w:cs="Arial" w:eastAsia="Arial" w:hAnsi="Arial"/>
+          <w:i/>
+          <w:iCs/>
+          <w:color w:val="5A5E54"/>
+          <w:sz w:val="18"/>
+          <w:szCs w:val="18"/>
+        </w:rPr>
+        <w:t xml:space="preserve">Il menu del portale per i Comuni, con la campanella delle notifiche e il collegamento a Il mio profilo</w:t>
       </w:r>
     </w:p>
     <w:tbl>
@@ -7971,6 +8172,70 @@
     </w:p>
     <w:p>
       <w:pPr>
+        <w:keepNext/>
+        <w:spacing w:after="60" w:before="120"/>
+        <w:jc w:val="center"/>
+      </w:pPr>
+      <w:r>
+        <w:drawing>
+          <wp:inline distT="0" distB="0" distL="0" distR="0">
+            <wp:extent cx="5762625" cy="3171825"/>
+            <wp:effectExtent t="0" r="0" b="0" l="0"/>
+            <wp:docPr id="26" name="" descr="" title=""/>
+            <wp:cNvGraphicFramePr>
+              <a:graphicFrameLocks xmlns:a="http://schemas.openxmlformats.org/drawingml/2006/main" noChangeAspect="1"/>
+            </wp:cNvGraphicFramePr>
+            <a:graphic xmlns:a="http://schemas.openxmlformats.org/drawingml/2006/main">
+              <a:graphicData uri="http://schemas.openxmlformats.org/drawingml/2006/picture">
+                <pic:pic xmlns:pic="http://schemas.openxmlformats.org/drawingml/2006/picture">
+                  <pic:nvPicPr>
+                    <pic:cNvPr id="0" name="" descr=""/>
+                    <pic:cNvPicPr>
+                      <a:picLocks noChangeAspect="1" noChangeArrowheads="1"/>
+                    </pic:cNvPicPr>
+                  </pic:nvPicPr>
+                  <pic:blipFill>
+                    <a:blip r:embed="rId14" cstate="none"/>
+                    <a:srcRect/>
+                    <a:stretch>
+                      <a:fillRect/>
+                    </a:stretch>
+                  </pic:blipFill>
+                  <pic:spPr bwMode="auto">
+                    <a:xfrm>
+                      <a:off x="0" y="0"/>
+                      <a:ext cx="5762625" cy="3171825"/>
+                    </a:xfrm>
+                    <a:prstGeom prst="rect">
+                      <a:avLst/>
+                    </a:prstGeom>
+                  </pic:spPr>
+                </pic:pic>
+              </a:graphicData>
+            </a:graphic>
+          </wp:inline>
+        </w:drawing>
+      </w:r>
+    </w:p>
+    <w:p>
+      <w:pPr>
+        <w:spacing w:after="200"/>
+        <w:jc w:val="center"/>
+      </w:pPr>
+      <w:r>
+        <w:rPr>
+          <w:rFonts w:ascii="Arial" w:cs="Arial" w:eastAsia="Arial" w:hAnsi="Arial"/>
+          <w:i/>
+          <w:iCs/>
+          <w:color w:val="5A5E54"/>
+          <w:sz w:val="18"/>
+          <w:szCs w:val="18"/>
+        </w:rPr>
+        <w:t xml:space="preserve">La pagina Il mio profilo: dati dell'account, cambio password e manuale</w:t>
+      </w:r>
+    </w:p>
+    <w:p>
+      <w:pPr>
         <w:spacing w:after="140" w:line="300"/>
       </w:pPr>
       <w:r>
@@ -8274,7 +8539,7 @@
         </w:pBdr>
         <w:spacing w:after="240" w:before="0"/>
       </w:pPr>
-      <w:bookmarkStart w:name="cap3" w:id="1"/>
+      <w:bookmarkStart w:name="cap3" w:id="21"/>
       <w:r>
         <w:rPr>
           <w:rFonts w:ascii="Arial" w:cs="Arial" w:eastAsia="Arial" w:hAnsi="Arial"/>
@@ -8286,7 +8551,7 @@
         </w:rPr>
         <w:t xml:space="preserve">3. La pagina Le mie pratiche</w:t>
       </w:r>
-      <w:bookmarkEnd w:id="1"/>
+      <w:bookmarkEnd w:id="21"/>
     </w:p>
     <w:p>
       <w:pPr>
@@ -8499,6 +8764,70 @@
     </w:p>
     <w:p>
       <w:pPr>
+        <w:keepNext/>
+        <w:spacing w:after="60" w:before="120"/>
+        <w:jc w:val="center"/>
+      </w:pPr>
+      <w:r>
+        <w:drawing>
+          <wp:inline distT="0" distB="0" distL="0" distR="0">
+            <wp:extent cx="5762625" cy="2028825"/>
+            <wp:effectExtent t="0" r="0" b="0" l="0"/>
+            <wp:docPr id="27" name="" descr="" title=""/>
+            <wp:cNvGraphicFramePr>
+              <a:graphicFrameLocks xmlns:a="http://schemas.openxmlformats.org/drawingml/2006/main" noChangeAspect="1"/>
+            </wp:cNvGraphicFramePr>
+            <a:graphic xmlns:a="http://schemas.openxmlformats.org/drawingml/2006/main">
+              <a:graphicData uri="http://schemas.openxmlformats.org/drawingml/2006/picture">
+                <pic:pic xmlns:pic="http://schemas.openxmlformats.org/drawingml/2006/picture">
+                  <pic:nvPicPr>
+                    <pic:cNvPr id="0" name="" descr=""/>
+                    <pic:cNvPicPr>
+                      <a:picLocks noChangeAspect="1" noChangeArrowheads="1"/>
+                    </pic:cNvPicPr>
+                  </pic:nvPicPr>
+                  <pic:blipFill>
+                    <a:blip r:embed="rId15" cstate="none"/>
+                    <a:srcRect/>
+                    <a:stretch>
+                      <a:fillRect/>
+                    </a:stretch>
+                  </pic:blipFill>
+                  <pic:spPr bwMode="auto">
+                    <a:xfrm>
+                      <a:off x="0" y="0"/>
+                      <a:ext cx="5762625" cy="2028825"/>
+                    </a:xfrm>
+                    <a:prstGeom prst="rect">
+                      <a:avLst/>
+                    </a:prstGeom>
+                  </pic:spPr>
+                </pic:pic>
+              </a:graphicData>
+            </a:graphic>
+          </wp:inline>
+        </w:drawing>
+      </w:r>
+    </w:p>
+    <w:p>
+      <w:pPr>
+        <w:spacing w:after="200"/>
+        <w:jc w:val="center"/>
+      </w:pPr>
+      <w:r>
+        <w:rPr>
+          <w:rFonts w:ascii="Arial" w:cs="Arial" w:eastAsia="Arial" w:hAnsi="Arial"/>
+          <w:i/>
+          <w:iCs/>
+          <w:color w:val="5A5E54"/>
+          <w:sz w:val="18"/>
+          <w:szCs w:val="18"/>
+        </w:rPr>
+        <w:t xml:space="preserve">I riquadri Crediti in simulazione e Crediti in fase esecutiva</w:t>
+      </w:r>
+    </w:p>
+    <w:p>
+      <w:pPr>
         <w:spacing w:after="140" w:line="300"/>
       </w:pPr>
       <w:r>
@@ -8679,6 +9008,70 @@
           <w:szCs w:val="21"/>
         </w:rPr>
         <w:t xml:space="preserve">: 7 luci, una per fase; le fasi completate sono accese (ambra, la settima verde), quella in corso ha il contorno ambra, accanto il conteggio (es. «4/7»). Passando il mouse su una luce compaiono nome e stato della fase. La stessa barra compare in alto a destra nella pratica aperta.</w:t>
+      </w:r>
+    </w:p>
+    <w:p>
+      <w:pPr>
+        <w:keepNext/>
+        <w:spacing w:after="60" w:before="120"/>
+        <w:jc w:val="center"/>
+      </w:pPr>
+      <w:r>
+        <w:drawing>
+          <wp:inline distT="0" distB="0" distL="0" distR="0">
+            <wp:extent cx="5762625" cy="1362075"/>
+            <wp:effectExtent t="0" r="0" b="0" l="0"/>
+            <wp:docPr id="28" name="" descr="" title=""/>
+            <wp:cNvGraphicFramePr>
+              <a:graphicFrameLocks xmlns:a="http://schemas.openxmlformats.org/drawingml/2006/main" noChangeAspect="1"/>
+            </wp:cNvGraphicFramePr>
+            <a:graphic xmlns:a="http://schemas.openxmlformats.org/drawingml/2006/main">
+              <a:graphicData uri="http://schemas.openxmlformats.org/drawingml/2006/picture">
+                <pic:pic xmlns:pic="http://schemas.openxmlformats.org/drawingml/2006/picture">
+                  <pic:nvPicPr>
+                    <pic:cNvPr id="0" name="" descr=""/>
+                    <pic:cNvPicPr>
+                      <a:picLocks noChangeAspect="1" noChangeArrowheads="1"/>
+                    </pic:cNvPicPr>
+                  </pic:nvPicPr>
+                  <pic:blipFill>
+                    <a:blip r:embed="rId16" cstate="none"/>
+                    <a:srcRect/>
+                    <a:stretch>
+                      <a:fillRect/>
+                    </a:stretch>
+                  </pic:blipFill>
+                  <pic:spPr bwMode="auto">
+                    <a:xfrm>
+                      <a:off x="0" y="0"/>
+                      <a:ext cx="5762625" cy="1362075"/>
+                    </a:xfrm>
+                    <a:prstGeom prst="rect">
+                      <a:avLst/>
+                    </a:prstGeom>
+                  </pic:spPr>
+                </pic:pic>
+              </a:graphicData>
+            </a:graphic>
+          </wp:inline>
+        </w:drawing>
+      </w:r>
+    </w:p>
+    <w:p>
+      <w:pPr>
+        <w:spacing w:after="200"/>
+        <w:jc w:val="center"/>
+      </w:pPr>
+      <w:r>
+        <w:rPr>
+          <w:rFonts w:ascii="Arial" w:cs="Arial" w:eastAsia="Arial" w:hAnsi="Arial"/>
+          <w:i/>
+          <w:iCs/>
+          <w:color w:val="5A5E54"/>
+          <w:sz w:val="18"/>
+          <w:szCs w:val="18"/>
+        </w:rPr>
+        <w:t xml:space="preserve">L'elenco delle pratiche con la barra di avanzamento a LED</w:t>
       </w:r>
     </w:p>
     <w:tbl>
@@ -9373,6 +9766,70 @@
     </w:p>
     <w:p>
       <w:pPr>
+        <w:keepNext/>
+        <w:spacing w:after="60" w:before="120"/>
+        <w:jc w:val="center"/>
+      </w:pPr>
+      <w:r>
+        <w:drawing>
+          <wp:inline distT="0" distB="0" distL="0" distR="0">
+            <wp:extent cx="5762625" cy="1457325"/>
+            <wp:effectExtent t="0" r="0" b="0" l="0"/>
+            <wp:docPr id="29" name="" descr="" title=""/>
+            <wp:cNvGraphicFramePr>
+              <a:graphicFrameLocks xmlns:a="http://schemas.openxmlformats.org/drawingml/2006/main" noChangeAspect="1"/>
+            </wp:cNvGraphicFramePr>
+            <a:graphic xmlns:a="http://schemas.openxmlformats.org/drawingml/2006/main">
+              <a:graphicData uri="http://schemas.openxmlformats.org/drawingml/2006/picture">
+                <pic:pic xmlns:pic="http://schemas.openxmlformats.org/drawingml/2006/picture">
+                  <pic:nvPicPr>
+                    <pic:cNvPr id="0" name="" descr=""/>
+                    <pic:cNvPicPr>
+                      <a:picLocks noChangeAspect="1" noChangeArrowheads="1"/>
+                    </pic:cNvPicPr>
+                  </pic:nvPicPr>
+                  <pic:blipFill>
+                    <a:blip r:embed="rId17" cstate="none"/>
+                    <a:srcRect/>
+                    <a:stretch>
+                      <a:fillRect/>
+                    </a:stretch>
+                  </pic:blipFill>
+                  <pic:spPr bwMode="auto">
+                    <a:xfrm>
+                      <a:off x="0" y="0"/>
+                      <a:ext cx="5762625" cy="1457325"/>
+                    </a:xfrm>
+                    <a:prstGeom prst="rect">
+                      <a:avLst/>
+                    </a:prstGeom>
+                  </pic:spPr>
+                </pic:pic>
+              </a:graphicData>
+            </a:graphic>
+          </wp:inline>
+        </w:drawing>
+      </w:r>
+    </w:p>
+    <w:p>
+      <w:pPr>
+        <w:spacing w:after="200"/>
+        <w:jc w:val="center"/>
+      </w:pPr>
+      <w:r>
+        <w:rPr>
+          <w:rFonts w:ascii="Arial" w:cs="Arial" w:eastAsia="Arial" w:hAnsi="Arial"/>
+          <w:i/>
+          <w:iCs/>
+          <w:color w:val="5A5E54"/>
+          <w:sz w:val="18"/>
+          <w:szCs w:val="18"/>
+        </w:rPr>
+        <w:t xml:space="preserve">L'intestazione di una pratica: ID progetto, stato, stato nel Programma e dati principali</w:t>
+      </w:r>
+    </w:p>
+    <w:p>
+      <w:pPr>
         <w:spacing w:after="140" w:line="300"/>
       </w:pPr>
       <w:r>
@@ -10500,7 +10957,7 @@
         </w:pBdr>
         <w:spacing w:after="240" w:before="0"/>
       </w:pPr>
-      <w:bookmarkStart w:name="cap4" w:id="1"/>
+      <w:bookmarkStart w:name="cap4" w:id="22"/>
       <w:r>
         <w:rPr>
           <w:rFonts w:ascii="Arial" w:cs="Arial" w:eastAsia="Arial" w:hAnsi="Arial"/>
@@ -10512,7 +10969,7 @@
         </w:rPr>
         <w:t xml:space="preserve">4. Seguire una pratica: fasi e scadenze</w:t>
       </w:r>
-      <w:bookmarkEnd w:id="1"/>
+      <w:bookmarkEnd w:id="22"/>
     </w:p>
     <w:p>
       <w:pPr>
@@ -13848,7 +14305,7 @@
         </w:pBdr>
         <w:spacing w:after="240" w:before="0"/>
       </w:pPr>
-      <w:bookmarkStart w:name="cap5" w:id="1"/>
+      <w:bookmarkStart w:name="cap5" w:id="23"/>
       <w:r>
         <w:rPr>
           <w:rFonts w:ascii="Arial" w:cs="Arial" w:eastAsia="Arial" w:hAnsi="Arial"/>
@@ -13860,7 +14317,7 @@
         </w:rPr>
         <w:t xml:space="preserve">5. Caricare documenti</w:t>
       </w:r>
-      <w:bookmarkEnd w:id="1"/>
+      <w:bookmarkEnd w:id="23"/>
     </w:p>
     <w:p>
       <w:pPr>
@@ -13914,6 +14371,134 @@
           <w:szCs w:val="21"/>
         </w:rPr>
         <w:t xml:space="preserve">, in fondo alla pratica, per quelli non legati a una fase.</w:t>
+      </w:r>
+    </w:p>
+    <w:p>
+      <w:pPr>
+        <w:keepNext/>
+        <w:spacing w:after="60" w:before="120"/>
+        <w:jc w:val="center"/>
+      </w:pPr>
+      <w:r>
+        <w:drawing>
+          <wp:inline distT="0" distB="0" distL="0" distR="0">
+            <wp:extent cx="5762625" cy="1790700"/>
+            <wp:effectExtent t="0" r="0" b="0" l="0"/>
+            <wp:docPr id="30" name="" descr="" title=""/>
+            <wp:cNvGraphicFramePr>
+              <a:graphicFrameLocks xmlns:a="http://schemas.openxmlformats.org/drawingml/2006/main" noChangeAspect="1"/>
+            </wp:cNvGraphicFramePr>
+            <a:graphic xmlns:a="http://schemas.openxmlformats.org/drawingml/2006/main">
+              <a:graphicData uri="http://schemas.openxmlformats.org/drawingml/2006/picture">
+                <pic:pic xmlns:pic="http://schemas.openxmlformats.org/drawingml/2006/picture">
+                  <pic:nvPicPr>
+                    <pic:cNvPr id="0" name="" descr=""/>
+                    <pic:cNvPicPr>
+                      <a:picLocks noChangeAspect="1" noChangeArrowheads="1"/>
+                    </pic:cNvPicPr>
+                  </pic:nvPicPr>
+                  <pic:blipFill>
+                    <a:blip r:embed="rId18" cstate="none"/>
+                    <a:srcRect/>
+                    <a:stretch>
+                      <a:fillRect/>
+                    </a:stretch>
+                  </pic:blipFill>
+                  <pic:spPr bwMode="auto">
+                    <a:xfrm>
+                      <a:off x="0" y="0"/>
+                      <a:ext cx="5762625" cy="1790700"/>
+                    </a:xfrm>
+                    <a:prstGeom prst="rect">
+                      <a:avLst/>
+                    </a:prstGeom>
+                  </pic:spPr>
+                </pic:pic>
+              </a:graphicData>
+            </a:graphic>
+          </wp:inline>
+        </w:drawing>
+      </w:r>
+    </w:p>
+    <w:p>
+      <w:pPr>
+        <w:spacing w:after="200"/>
+        <w:jc w:val="center"/>
+      </w:pPr>
+      <w:r>
+        <w:rPr>
+          <w:rFonts w:ascii="Arial" w:cs="Arial" w:eastAsia="Arial" w:hAnsi="Arial"/>
+          <w:i/>
+          <w:iCs/>
+          <w:color w:val="5A5E54"/>
+          <w:sz w:val="18"/>
+          <w:szCs w:val="18"/>
+        </w:rPr>
+        <w:t xml:space="preserve">Una fase in corso: documenti richiesti, pulsante + Carica e scelta del tipo di documento</w:t>
+      </w:r>
+    </w:p>
+    <w:p>
+      <w:pPr>
+        <w:keepNext/>
+        <w:spacing w:after="60" w:before="120"/>
+        <w:jc w:val="center"/>
+      </w:pPr>
+      <w:r>
+        <w:drawing>
+          <wp:inline distT="0" distB="0" distL="0" distR="0">
+            <wp:extent cx="5762625" cy="1571625"/>
+            <wp:effectExtent t="0" r="0" b="0" l="0"/>
+            <wp:docPr id="31" name="" descr="" title=""/>
+            <wp:cNvGraphicFramePr>
+              <a:graphicFrameLocks xmlns:a="http://schemas.openxmlformats.org/drawingml/2006/main" noChangeAspect="1"/>
+            </wp:cNvGraphicFramePr>
+            <a:graphic xmlns:a="http://schemas.openxmlformats.org/drawingml/2006/main">
+              <a:graphicData uri="http://schemas.openxmlformats.org/drawingml/2006/picture">
+                <pic:pic xmlns:pic="http://schemas.openxmlformats.org/drawingml/2006/picture">
+                  <pic:nvPicPr>
+                    <pic:cNvPr id="0" name="" descr=""/>
+                    <pic:cNvPicPr>
+                      <a:picLocks noChangeAspect="1" noChangeArrowheads="1"/>
+                    </pic:cNvPicPr>
+                  </pic:nvPicPr>
+                  <pic:blipFill>
+                    <a:blip r:embed="rId19" cstate="none"/>
+                    <a:srcRect/>
+                    <a:stretch>
+                      <a:fillRect/>
+                    </a:stretch>
+                  </pic:blipFill>
+                  <pic:spPr bwMode="auto">
+                    <a:xfrm>
+                      <a:off x="0" y="0"/>
+                      <a:ext cx="5762625" cy="1571625"/>
+                    </a:xfrm>
+                    <a:prstGeom prst="rect">
+                      <a:avLst/>
+                    </a:prstGeom>
+                  </pic:spPr>
+                </pic:pic>
+              </a:graphicData>
+            </a:graphic>
+          </wp:inline>
+        </w:drawing>
+      </w:r>
+    </w:p>
+    <w:p>
+      <w:pPr>
+        <w:spacing w:after="200"/>
+        <w:jc w:val="center"/>
+      </w:pPr>
+      <w:r>
+        <w:rPr>
+          <w:rFonts w:ascii="Arial" w:cs="Arial" w:eastAsia="Arial" w:hAnsi="Arial"/>
+          <w:i/>
+          <w:iCs/>
+          <w:color w:val="5A5E54"/>
+          <w:sz w:val="18"/>
+          <w:szCs w:val="18"/>
+        </w:rPr>
+        <w:t xml:space="preserve">Ogni caricamento crea una nuova versione; le precedenti restano consultabili</w:t>
       </w:r>
     </w:p>
     <w:p>
@@ -14818,7 +15403,7 @@
         </w:pBdr>
         <w:spacing w:after="240" w:before="0"/>
       </w:pPr>
-      <w:bookmarkStart w:name="cap6" w:id="1"/>
+      <w:bookmarkStart w:name="cap6" w:id="24"/>
       <w:r>
         <w:rPr>
           <w:rFonts w:ascii="Arial" w:cs="Arial" w:eastAsia="Arial" w:hAnsi="Arial"/>
@@ -14830,7 +15415,7 @@
         </w:rPr>
         <w:t xml:space="preserve">6. Rispondere a una richiesta di integrazione</w:t>
       </w:r>
-      <w:bookmarkEnd w:id="1"/>
+      <w:bookmarkEnd w:id="24"/>
     </w:p>
     <w:p>
       <w:pPr>
@@ -15163,7 +15748,7 @@
         </w:pBdr>
         <w:spacing w:after="240" w:before="0"/>
       </w:pPr>
-      <w:bookmarkStart w:name="cap7" w:id="1"/>
+      <w:bookmarkStart w:name="cap7" w:id="25"/>
       <w:r>
         <w:rPr>
           <w:rFonts w:ascii="Arial" w:cs="Arial" w:eastAsia="Arial" w:hAnsi="Arial"/>
@@ -15175,7 +15760,7 @@
         </w:rPr>
         <w:t xml:space="preserve">7. Feedback pubblico</w:t>
       </w:r>
-      <w:bookmarkEnd w:id="1"/>
+      <w:bookmarkEnd w:id="25"/>
     </w:p>
     <w:p>
       <w:pPr>
@@ -15233,6 +15818,134 @@
     </w:p>
     <w:p>
       <w:pPr>
+        <w:keepNext/>
+        <w:spacing w:after="60" w:before="120"/>
+        <w:jc w:val="center"/>
+      </w:pPr>
+      <w:r>
+        <w:drawing>
+          <wp:inline distT="0" distB="0" distL="0" distR="0">
+            <wp:extent cx="5762625" cy="1695450"/>
+            <wp:effectExtent t="0" r="0" b="0" l="0"/>
+            <wp:docPr id="32" name="" descr="" title=""/>
+            <wp:cNvGraphicFramePr>
+              <a:graphicFrameLocks xmlns:a="http://schemas.openxmlformats.org/drawingml/2006/main" noChangeAspect="1"/>
+            </wp:cNvGraphicFramePr>
+            <a:graphic xmlns:a="http://schemas.openxmlformats.org/drawingml/2006/main">
+              <a:graphicData uri="http://schemas.openxmlformats.org/drawingml/2006/picture">
+                <pic:pic xmlns:pic="http://schemas.openxmlformats.org/drawingml/2006/picture">
+                  <pic:nvPicPr>
+                    <pic:cNvPr id="0" name="" descr=""/>
+                    <pic:cNvPicPr>
+                      <a:picLocks noChangeAspect="1" noChangeArrowheads="1"/>
+                    </pic:cNvPicPr>
+                  </pic:nvPicPr>
+                  <pic:blipFill>
+                    <a:blip r:embed="rId20" cstate="none"/>
+                    <a:srcRect/>
+                    <a:stretch>
+                      <a:fillRect/>
+                    </a:stretch>
+                  </pic:blipFill>
+                  <pic:spPr bwMode="auto">
+                    <a:xfrm>
+                      <a:off x="0" y="0"/>
+                      <a:ext cx="5762625" cy="1695450"/>
+                    </a:xfrm>
+                    <a:prstGeom prst="rect">
+                      <a:avLst/>
+                    </a:prstGeom>
+                  </pic:spPr>
+                </pic:pic>
+              </a:graphicData>
+            </a:graphic>
+          </wp:inline>
+        </w:drawing>
+      </w:r>
+    </w:p>
+    <w:p>
+      <w:pPr>
+        <w:spacing w:after="200"/>
+        <w:jc w:val="center"/>
+      </w:pPr>
+      <w:r>
+        <w:rPr>
+          <w:rFonts w:ascii="Arial" w:cs="Arial" w:eastAsia="Arial" w:hAnsi="Arial"/>
+          <w:i/>
+          <w:iCs/>
+          <w:color w:val="5A5E54"/>
+          <w:sz w:val="18"/>
+          <w:szCs w:val="18"/>
+        </w:rPr>
+        <w:t xml:space="preserve">Il riquadro Feedback pubblico nella pratica, con le osservazioni ricevute</w:t>
+      </w:r>
+    </w:p>
+    <w:p>
+      <w:pPr>
+        <w:keepNext/>
+        <w:spacing w:after="60" w:before="120"/>
+        <w:jc w:val="center"/>
+      </w:pPr>
+      <w:r>
+        <w:drawing>
+          <wp:inline distT="0" distB="0" distL="0" distR="0">
+            <wp:extent cx="5762625" cy="2190750"/>
+            <wp:effectExtent t="0" r="0" b="0" l="0"/>
+            <wp:docPr id="33" name="" descr="" title=""/>
+            <wp:cNvGraphicFramePr>
+              <a:graphicFrameLocks xmlns:a="http://schemas.openxmlformats.org/drawingml/2006/main" noChangeAspect="1"/>
+            </wp:cNvGraphicFramePr>
+            <a:graphic xmlns:a="http://schemas.openxmlformats.org/drawingml/2006/main">
+              <a:graphicData uri="http://schemas.openxmlformats.org/drawingml/2006/picture">
+                <pic:pic xmlns:pic="http://schemas.openxmlformats.org/drawingml/2006/picture">
+                  <pic:nvPicPr>
+                    <pic:cNvPr id="0" name="" descr=""/>
+                    <pic:cNvPicPr>
+                      <a:picLocks noChangeAspect="1" noChangeArrowheads="1"/>
+                    </pic:cNvPicPr>
+                  </pic:nvPicPr>
+                  <pic:blipFill>
+                    <a:blip r:embed="rId21" cstate="none"/>
+                    <a:srcRect/>
+                    <a:stretch>
+                      <a:fillRect/>
+                    </a:stretch>
+                  </pic:blipFill>
+                  <pic:spPr bwMode="auto">
+                    <a:xfrm>
+                      <a:off x="0" y="0"/>
+                      <a:ext cx="5762625" cy="2190750"/>
+                    </a:xfrm>
+                    <a:prstGeom prst="rect">
+                      <a:avLst/>
+                    </a:prstGeom>
+                  </pic:spPr>
+                </pic:pic>
+              </a:graphicData>
+            </a:graphic>
+          </wp:inline>
+        </w:drawing>
+      </w:r>
+    </w:p>
+    <w:p>
+      <w:pPr>
+        <w:spacing w:after="200"/>
+        <w:jc w:val="center"/>
+      </w:pPr>
+      <w:r>
+        <w:rPr>
+          <w:rFonts w:ascii="Arial" w:cs="Arial" w:eastAsia="Arial" w:hAnsi="Arial"/>
+          <w:i/>
+          <w:iCs/>
+          <w:color w:val="5A5E54"/>
+          <w:sz w:val="18"/>
+          <w:szCs w:val="18"/>
+        </w:rPr>
+        <w:t xml:space="preserve">La pagina pubblica del feedback, aperta a tutti</w:t>
+      </w:r>
+    </w:p>
+    <w:p>
+      <w:pPr>
         <w:spacing w:after="140" w:line="300"/>
       </w:pPr>
       <w:r>
@@ -15275,7 +15988,7 @@
         </w:rPr>
         <w:t xml:space="preserve"> (</w:t>
       </w:r>
-      <w:hyperlink w:history="1" r:id="rIddzu4m6ev_rtxosobnictc">
+      <w:hyperlink w:history="1" r:id="rIdlkczy7s8l3cvr5959lrtt">
         <w:r>
           <w:rPr>
             <w:rFonts w:ascii="Arial" w:cs="Arial" w:eastAsia="Arial" w:hAnsi="Arial"/>
@@ -15702,7 +16415,7 @@
         </w:pBdr>
         <w:spacing w:after="240" w:before="0"/>
       </w:pPr>
-      <w:bookmarkStart w:name="cap8" w:id="1"/>
+      <w:bookmarkStart w:name="cap8" w:id="26"/>
       <w:r>
         <w:rPr>
           <w:rFonts w:ascii="Arial" w:cs="Arial" w:eastAsia="Arial" w:hAnsi="Arial"/>
@@ -15714,7 +16427,7 @@
         </w:rPr>
         <w:t xml:space="preserve">8. Messaggi con la Fondazione</w:t>
       </w:r>
-      <w:bookmarkEnd w:id="1"/>
+      <w:bookmarkEnd w:id="26"/>
     </w:p>
     <w:p>
       <w:pPr>
@@ -15748,6 +16461,70 @@
           <w:szCs w:val="21"/>
         </w:rPr>
         <w:t xml:space="preserve"> è una conversazione tra il vostro ente e Fondazione Operate su quella pratica.</w:t>
+      </w:r>
+    </w:p>
+    <w:p>
+      <w:pPr>
+        <w:keepNext/>
+        <w:spacing w:after="60" w:before="120"/>
+        <w:jc w:val="center"/>
+      </w:pPr>
+      <w:r>
+        <w:drawing>
+          <wp:inline distT="0" distB="0" distL="0" distR="0">
+            <wp:extent cx="5762625" cy="1171575"/>
+            <wp:effectExtent t="0" r="0" b="0" l="0"/>
+            <wp:docPr id="34" name="" descr="" title=""/>
+            <wp:cNvGraphicFramePr>
+              <a:graphicFrameLocks xmlns:a="http://schemas.openxmlformats.org/drawingml/2006/main" noChangeAspect="1"/>
+            </wp:cNvGraphicFramePr>
+            <a:graphic xmlns:a="http://schemas.openxmlformats.org/drawingml/2006/main">
+              <a:graphicData uri="http://schemas.openxmlformats.org/drawingml/2006/picture">
+                <pic:pic xmlns:pic="http://schemas.openxmlformats.org/drawingml/2006/picture">
+                  <pic:nvPicPr>
+                    <pic:cNvPr id="0" name="" descr=""/>
+                    <pic:cNvPicPr>
+                      <a:picLocks noChangeAspect="1" noChangeArrowheads="1"/>
+                    </pic:cNvPicPr>
+                  </pic:nvPicPr>
+                  <pic:blipFill>
+                    <a:blip r:embed="rId22" cstate="none"/>
+                    <a:srcRect/>
+                    <a:stretch>
+                      <a:fillRect/>
+                    </a:stretch>
+                  </pic:blipFill>
+                  <pic:spPr bwMode="auto">
+                    <a:xfrm>
+                      <a:off x="0" y="0"/>
+                      <a:ext cx="5762625" cy="1171575"/>
+                    </a:xfrm>
+                    <a:prstGeom prst="rect">
+                      <a:avLst/>
+                    </a:prstGeom>
+                  </pic:spPr>
+                </pic:pic>
+              </a:graphicData>
+            </a:graphic>
+          </wp:inline>
+        </w:drawing>
+      </w:r>
+    </w:p>
+    <w:p>
+      <w:pPr>
+        <w:spacing w:after="200"/>
+        <w:jc w:val="center"/>
+      </w:pPr>
+      <w:r>
+        <w:rPr>
+          <w:rFonts w:ascii="Arial" w:cs="Arial" w:eastAsia="Arial" w:hAnsi="Arial"/>
+          <w:i/>
+          <w:iCs/>
+          <w:color w:val="5A5E54"/>
+          <w:sz w:val="18"/>
+          <w:szCs w:val="18"/>
+        </w:rPr>
+        <w:t xml:space="preserve">La sezione Messaggi della pratica</w:t>
       </w:r>
     </w:p>
     <w:p>
@@ -15836,7 +16613,7 @@
         </w:pBdr>
         <w:spacing w:after="240" w:before="0"/>
       </w:pPr>
-      <w:bookmarkStart w:name="cap9" w:id="1"/>
+      <w:bookmarkStart w:name="cap9" w:id="27"/>
       <w:r>
         <w:rPr>
           <w:rFonts w:ascii="Arial" w:cs="Arial" w:eastAsia="Arial" w:hAnsi="Arial"/>
@@ -15848,7 +16625,7 @@
         </w:rPr>
         <w:t xml:space="preserve">9. Rapporti di monitoraggio e pagamenti</w:t>
       </w:r>
-      <w:bookmarkEnd w:id="1"/>
+      <w:bookmarkEnd w:id="27"/>
     </w:p>
     <w:p>
       <w:pPr>
@@ -15882,6 +16659,134 @@
           <w:szCs w:val="21"/>
         </w:rPr>
         <w:t xml:space="preserve">. Il numero massimo dipende dal periodo di riferimento del Progetto:</w:t>
+      </w:r>
+    </w:p>
+    <w:p>
+      <w:pPr>
+        <w:keepNext/>
+        <w:spacing w:after="60" w:before="120"/>
+        <w:jc w:val="center"/>
+      </w:pPr>
+      <w:r>
+        <w:drawing>
+          <wp:inline distT="0" distB="0" distL="0" distR="0">
+            <wp:extent cx="5762625" cy="733425"/>
+            <wp:effectExtent t="0" r="0" b="0" l="0"/>
+            <wp:docPr id="35" name="" descr="" title=""/>
+            <wp:cNvGraphicFramePr>
+              <a:graphicFrameLocks xmlns:a="http://schemas.openxmlformats.org/drawingml/2006/main" noChangeAspect="1"/>
+            </wp:cNvGraphicFramePr>
+            <a:graphic xmlns:a="http://schemas.openxmlformats.org/drawingml/2006/main">
+              <a:graphicData uri="http://schemas.openxmlformats.org/drawingml/2006/picture">
+                <pic:pic xmlns:pic="http://schemas.openxmlformats.org/drawingml/2006/picture">
+                  <pic:nvPicPr>
+                    <pic:cNvPr id="0" name="" descr=""/>
+                    <pic:cNvPicPr>
+                      <a:picLocks noChangeAspect="1" noChangeArrowheads="1"/>
+                    </pic:cNvPicPr>
+                  </pic:nvPicPr>
+                  <pic:blipFill>
+                    <a:blip r:embed="rId23" cstate="none"/>
+                    <a:srcRect/>
+                    <a:stretch>
+                      <a:fillRect/>
+                    </a:stretch>
+                  </pic:blipFill>
+                  <pic:spPr bwMode="auto">
+                    <a:xfrm>
+                      <a:off x="0" y="0"/>
+                      <a:ext cx="5762625" cy="733425"/>
+                    </a:xfrm>
+                    <a:prstGeom prst="rect">
+                      <a:avLst/>
+                    </a:prstGeom>
+                  </pic:spPr>
+                </pic:pic>
+              </a:graphicData>
+            </a:graphic>
+          </wp:inline>
+        </w:drawing>
+      </w:r>
+    </w:p>
+    <w:p>
+      <w:pPr>
+        <w:spacing w:after="200"/>
+        <w:jc w:val="center"/>
+      </w:pPr>
+      <w:r>
+        <w:rPr>
+          <w:rFonts w:ascii="Arial" w:cs="Arial" w:eastAsia="Arial" w:hAnsi="Arial"/>
+          <w:i/>
+          <w:iCs/>
+          <w:color w:val="5A5E54"/>
+          <w:sz w:val="18"/>
+          <w:szCs w:val="18"/>
+        </w:rPr>
+        <w:t xml:space="preserve">L'elenco dei Rapporti di Monitoraggio dentro il Progetto</w:t>
+      </w:r>
+    </w:p>
+    <w:p>
+      <w:pPr>
+        <w:keepNext/>
+        <w:spacing w:after="60" w:before="120"/>
+        <w:jc w:val="center"/>
+      </w:pPr>
+      <w:r>
+        <w:drawing>
+          <wp:inline distT="0" distB="0" distL="0" distR="0">
+            <wp:extent cx="5762625" cy="3152775"/>
+            <wp:effectExtent t="0" r="0" b="0" l="0"/>
+            <wp:docPr id="36" name="" descr="" title=""/>
+            <wp:cNvGraphicFramePr>
+              <a:graphicFrameLocks xmlns:a="http://schemas.openxmlformats.org/drawingml/2006/main" noChangeAspect="1"/>
+            </wp:cNvGraphicFramePr>
+            <a:graphic xmlns:a="http://schemas.openxmlformats.org/drawingml/2006/main">
+              <a:graphicData uri="http://schemas.openxmlformats.org/drawingml/2006/picture">
+                <pic:pic xmlns:pic="http://schemas.openxmlformats.org/drawingml/2006/picture">
+                  <pic:nvPicPr>
+                    <pic:cNvPr id="0" name="" descr=""/>
+                    <pic:cNvPicPr>
+                      <a:picLocks noChangeAspect="1" noChangeArrowheads="1"/>
+                    </pic:cNvPicPr>
+                  </pic:nvPicPr>
+                  <pic:blipFill>
+                    <a:blip r:embed="rId24" cstate="none"/>
+                    <a:srcRect/>
+                    <a:stretch>
+                      <a:fillRect/>
+                    </a:stretch>
+                  </pic:blipFill>
+                  <pic:spPr bwMode="auto">
+                    <a:xfrm>
+                      <a:off x="0" y="0"/>
+                      <a:ext cx="5762625" cy="3152775"/>
+                    </a:xfrm>
+                    <a:prstGeom prst="rect">
+                      <a:avLst/>
+                    </a:prstGeom>
+                  </pic:spPr>
+                </pic:pic>
+              </a:graphicData>
+            </a:graphic>
+          </wp:inline>
+        </w:drawing>
+      </w:r>
+    </w:p>
+    <w:p>
+      <w:pPr>
+        <w:spacing w:after="200"/>
+        <w:jc w:val="center"/>
+      </w:pPr>
+      <w:r>
+        <w:rPr>
+          <w:rFonts w:ascii="Arial" w:cs="Arial" w:eastAsia="Arial" w:hAnsi="Arial"/>
+          <w:i/>
+          <w:iCs/>
+          <w:color w:val="5A5E54"/>
+          <w:sz w:val="18"/>
+          <w:szCs w:val="18"/>
+        </w:rPr>
+        <w:t xml:space="preserve">Un Rapporto di Monitoraggio aperto, con il collegamento Torna al Progetto</w:t>
       </w:r>
     </w:p>
     <w:tbl>
@@ -16648,7 +17553,7 @@
         </w:pBdr>
         <w:spacing w:after="240" w:before="0"/>
       </w:pPr>
-      <w:bookmarkStart w:name="cap10" w:id="1"/>
+      <w:bookmarkStart w:name="cap10" w:id="28"/>
       <w:r>
         <w:rPr>
           <w:rFonts w:ascii="Arial" w:cs="Arial" w:eastAsia="Arial" w:hAnsi="Arial"/>
@@ -16660,7 +17565,7 @@
         </w:rPr>
         <w:t xml:space="preserve">10. Crediti emessi</w:t>
       </w:r>
-      <w:bookmarkEnd w:id="1"/>
+      <w:bookmarkEnd w:id="28"/>
     </w:p>
     <w:p>
       <w:pPr>
@@ -17072,7 +17977,7 @@
         </w:pBdr>
         <w:spacing w:after="240" w:before="0"/>
       </w:pPr>
-      <w:bookmarkStart w:name="cap11" w:id="1"/>
+      <w:bookmarkStart w:name="cap11" w:id="29"/>
       <w:r>
         <w:rPr>
           <w:rFonts w:ascii="Arial" w:cs="Arial" w:eastAsia="Arial" w:hAnsi="Arial"/>
@@ -17084,7 +17989,7 @@
         </w:rPr>
         <w:t xml:space="preserve">11. I tuoi documenti</w:t>
       </w:r>
-      <w:bookmarkEnd w:id="1"/>
+      <w:bookmarkEnd w:id="29"/>
     </w:p>
     <w:p>
       <w:pPr>
@@ -17118,6 +18023,70 @@
           <w:szCs w:val="21"/>
         </w:rPr>
         <w:t xml:space="preserve"> (menu in alto) raccoglie in un solo posto i documenti generali di tutte le vostre pratiche, Progetti e Rapporti: contratto, allegati, documentazione amministrativa e così via. I documenti delle singole fasi restano dentro le fasi.</w:t>
+      </w:r>
+    </w:p>
+    <w:p>
+      <w:pPr>
+        <w:keepNext/>
+        <w:spacing w:after="60" w:before="120"/>
+        <w:jc w:val="center"/>
+      </w:pPr>
+      <w:r>
+        <w:drawing>
+          <wp:inline distT="0" distB="0" distL="0" distR="0">
+            <wp:extent cx="5762625" cy="3514725"/>
+            <wp:effectExtent t="0" r="0" b="0" l="0"/>
+            <wp:docPr id="37" name="" descr="" title=""/>
+            <wp:cNvGraphicFramePr>
+              <a:graphicFrameLocks xmlns:a="http://schemas.openxmlformats.org/drawingml/2006/main" noChangeAspect="1"/>
+            </wp:cNvGraphicFramePr>
+            <a:graphic xmlns:a="http://schemas.openxmlformats.org/drawingml/2006/main">
+              <a:graphicData uri="http://schemas.openxmlformats.org/drawingml/2006/picture">
+                <pic:pic xmlns:pic="http://schemas.openxmlformats.org/drawingml/2006/picture">
+                  <pic:nvPicPr>
+                    <pic:cNvPr id="0" name="" descr=""/>
+                    <pic:cNvPicPr>
+                      <a:picLocks noChangeAspect="1" noChangeArrowheads="1"/>
+                    </pic:cNvPicPr>
+                  </pic:nvPicPr>
+                  <pic:blipFill>
+                    <a:blip r:embed="rId25" cstate="none"/>
+                    <a:srcRect/>
+                    <a:stretch>
+                      <a:fillRect/>
+                    </a:stretch>
+                  </pic:blipFill>
+                  <pic:spPr bwMode="auto">
+                    <a:xfrm>
+                      <a:off x="0" y="0"/>
+                      <a:ext cx="5762625" cy="3514725"/>
+                    </a:xfrm>
+                    <a:prstGeom prst="rect">
+                      <a:avLst/>
+                    </a:prstGeom>
+                  </pic:spPr>
+                </pic:pic>
+              </a:graphicData>
+            </a:graphic>
+          </wp:inline>
+        </w:drawing>
+      </w:r>
+    </w:p>
+    <w:p>
+      <w:pPr>
+        <w:spacing w:after="200"/>
+        <w:jc w:val="center"/>
+      </w:pPr>
+      <w:r>
+        <w:rPr>
+          <w:rFonts w:ascii="Arial" w:cs="Arial" w:eastAsia="Arial" w:hAnsi="Arial"/>
+          <w:i/>
+          <w:iCs/>
+          <w:color w:val="5A5E54"/>
+          <w:sz w:val="18"/>
+          <w:szCs w:val="18"/>
+        </w:rPr>
+        <w:t xml:space="preserve">La pagina I tuoi documenti, con i modelli del Programma da scaricare</w:t>
       </w:r>
     </w:p>
     <w:p>
@@ -17364,7 +18333,7 @@
         </w:pBdr>
         <w:spacing w:after="240" w:before="0"/>
       </w:pPr>
-      <w:bookmarkStart w:name="cap12" w:id="1"/>
+      <w:bookmarkStart w:name="cap12" w:id="30"/>
       <w:r>
         <w:rPr>
           <w:rFonts w:ascii="Arial" w:cs="Arial" w:eastAsia="Arial" w:hAnsi="Arial"/>
@@ -17376,7 +18345,7 @@
         </w:rPr>
         <w:t xml:space="preserve">12. Notifiche ed email</w:t>
       </w:r>
-      <w:bookmarkEnd w:id="1"/>
+      <w:bookmarkEnd w:id="30"/>
     </w:p>
     <w:p>
       <w:pPr>
@@ -17430,6 +18399,70 @@
           <w:szCs w:val="21"/>
         </w:rPr>
         <w:t xml:space="preserve"> all'indirizzo con cui accedete.</w:t>
+      </w:r>
+    </w:p>
+    <w:p>
+      <w:pPr>
+        <w:keepNext/>
+        <w:spacing w:after="60" w:before="120"/>
+        <w:jc w:val="center"/>
+      </w:pPr>
+      <w:r>
+        <w:drawing>
+          <wp:inline distT="0" distB="0" distL="0" distR="0">
+            <wp:extent cx="4467225" cy="2286000"/>
+            <wp:effectExtent t="0" r="0" b="0" l="0"/>
+            <wp:docPr id="38" name="" descr="" title=""/>
+            <wp:cNvGraphicFramePr>
+              <a:graphicFrameLocks xmlns:a="http://schemas.openxmlformats.org/drawingml/2006/main" noChangeAspect="1"/>
+            </wp:cNvGraphicFramePr>
+            <a:graphic xmlns:a="http://schemas.openxmlformats.org/drawingml/2006/main">
+              <a:graphicData uri="http://schemas.openxmlformats.org/drawingml/2006/picture">
+                <pic:pic xmlns:pic="http://schemas.openxmlformats.org/drawingml/2006/picture">
+                  <pic:nvPicPr>
+                    <pic:cNvPr id="0" name="" descr=""/>
+                    <pic:cNvPicPr>
+                      <a:picLocks noChangeAspect="1" noChangeArrowheads="1"/>
+                    </pic:cNvPicPr>
+                  </pic:nvPicPr>
+                  <pic:blipFill>
+                    <a:blip r:embed="rId26" cstate="none"/>
+                    <a:srcRect/>
+                    <a:stretch>
+                      <a:fillRect/>
+                    </a:stretch>
+                  </pic:blipFill>
+                  <pic:spPr bwMode="auto">
+                    <a:xfrm>
+                      <a:off x="0" y="0"/>
+                      <a:ext cx="4467225" cy="2286000"/>
+                    </a:xfrm>
+                    <a:prstGeom prst="rect">
+                      <a:avLst/>
+                    </a:prstGeom>
+                  </pic:spPr>
+                </pic:pic>
+              </a:graphicData>
+            </a:graphic>
+          </wp:inline>
+        </w:drawing>
+      </w:r>
+    </w:p>
+    <w:p>
+      <w:pPr>
+        <w:spacing w:after="200"/>
+        <w:jc w:val="center"/>
+      </w:pPr>
+      <w:r>
+        <w:rPr>
+          <w:rFonts w:ascii="Arial" w:cs="Arial" w:eastAsia="Arial" w:hAnsi="Arial"/>
+          <w:i/>
+          <w:iCs/>
+          <w:color w:val="5A5E54"/>
+          <w:sz w:val="18"/>
+          <w:szCs w:val="18"/>
+        </w:rPr>
+        <w:t xml:space="preserve">Il pannello delle notifiche: le non lette sono evidenziate</w:t>
       </w:r>
     </w:p>
     <w:p>
@@ -18940,7 +19973,7 @@
         </w:pBdr>
         <w:spacing w:after="240" w:before="0"/>
       </w:pPr>
-      <w:bookmarkStart w:name="cap13" w:id="1"/>
+      <w:bookmarkStart w:name="cap13" w:id="31"/>
       <w:r>
         <w:rPr>
           <w:rFonts w:ascii="Arial" w:cs="Arial" w:eastAsia="Arial" w:hAnsi="Arial"/>
@@ -18952,7 +19985,7 @@
         </w:rPr>
         <w:t xml:space="preserve">13. Dati per il calcolo dei crediti</w:t>
       </w:r>
-      <w:bookmarkEnd w:id="1"/>
+      <w:bookmarkEnd w:id="31"/>
     </w:p>
     <w:p>
       <w:pPr>
@@ -18987,7 +20020,7 @@
         </w:rPr>
         <w:t xml:space="preserve">, uguale per tutti gli enti. Il modello si scarica dalla pagina pubblica </w:t>
       </w:r>
-      <w:hyperlink w:history="1" r:id="rIdalh9jmqczulpxzkorv8nf">
+      <w:hyperlink w:history="1" r:id="rIdozjessxxfhrnzghvcn_al">
         <w:r>
           <w:rPr>
             <w:rFonts w:ascii="Arial" w:cs="Arial" w:eastAsia="Arial" w:hAnsi="Arial"/>
@@ -19027,6 +20060,70 @@
           <w:szCs w:val="21"/>
         </w:rPr>
         <w:t xml:space="preserve"> del menu.</w:t>
+      </w:r>
+    </w:p>
+    <w:p>
+      <w:pPr>
+        <w:keepNext/>
+        <w:spacing w:after="60" w:before="120"/>
+        <w:jc w:val="center"/>
+      </w:pPr>
+      <w:r>
+        <w:drawing>
+          <wp:inline distT="0" distB="0" distL="0" distR="0">
+            <wp:extent cx="5762625" cy="5543550"/>
+            <wp:effectExtent t="0" r="0" b="0" l="0"/>
+            <wp:docPr id="39" name="" descr="" title=""/>
+            <wp:cNvGraphicFramePr>
+              <a:graphicFrameLocks xmlns:a="http://schemas.openxmlformats.org/drawingml/2006/main" noChangeAspect="1"/>
+            </wp:cNvGraphicFramePr>
+            <a:graphic xmlns:a="http://schemas.openxmlformats.org/drawingml/2006/main">
+              <a:graphicData uri="http://schemas.openxmlformats.org/drawingml/2006/picture">
+                <pic:pic xmlns:pic="http://schemas.openxmlformats.org/drawingml/2006/picture">
+                  <pic:nvPicPr>
+                    <pic:cNvPr id="0" name="" descr=""/>
+                    <pic:cNvPicPr>
+                      <a:picLocks noChangeAspect="1" noChangeArrowheads="1"/>
+                    </pic:cNvPicPr>
+                  </pic:nvPicPr>
+                  <pic:blipFill>
+                    <a:blip r:embed="rId27" cstate="none"/>
+                    <a:srcRect/>
+                    <a:stretch>
+                      <a:fillRect/>
+                    </a:stretch>
+                  </pic:blipFill>
+                  <pic:spPr bwMode="auto">
+                    <a:xfrm>
+                      <a:off x="0" y="0"/>
+                      <a:ext cx="5762625" cy="5543550"/>
+                    </a:xfrm>
+                    <a:prstGeom prst="rect">
+                      <a:avLst/>
+                    </a:prstGeom>
+                  </pic:spPr>
+                </pic:pic>
+              </a:graphicData>
+            </a:graphic>
+          </wp:inline>
+        </w:drawing>
+      </w:r>
+    </w:p>
+    <w:p>
+      <w:pPr>
+        <w:spacing w:after="200"/>
+        <w:jc w:val="center"/>
+      </w:pPr>
+      <w:r>
+        <w:rPr>
+          <w:rFonts w:ascii="Arial" w:cs="Arial" w:eastAsia="Arial" w:hAnsi="Arial"/>
+          <w:i/>
+          <w:iCs/>
+          <w:color w:val="5A5E54"/>
+          <w:sz w:val="18"/>
+          <w:szCs w:val="18"/>
+        </w:rPr>
+        <w:t xml:space="preserve">La pagina pubblica Formato dei dati, da cui si scarica il Tracciato dati CWP</w:t>
       </w:r>
     </w:p>
     <w:p>
@@ -22394,7 +23491,7 @@
         </w:pBdr>
         <w:spacing w:after="240" w:before="0"/>
       </w:pPr>
-      <w:bookmarkStart w:name="cap14" w:id="1"/>
+      <w:bookmarkStart w:name="cap14" w:id="32"/>
       <w:r>
         <w:rPr>
           <w:rFonts w:ascii="Arial" w:cs="Arial" w:eastAsia="Arial" w:hAnsi="Arial"/>
@@ -22406,7 +23503,7 @@
         </w:rPr>
         <w:t xml:space="preserve">14. Reclami e richieste di chiarimento</w:t>
       </w:r>
-      <w:bookmarkEnd w:id="1"/>
+      <w:bookmarkEnd w:id="32"/>
     </w:p>
     <w:p>
       <w:pPr>
@@ -22460,6 +23557,70 @@
           <w:szCs w:val="21"/>
         </w:rPr>
         <w:t xml:space="preserve">, secondo la Politica di reclamo del Programma. Potete scrivere in qualsiasi momento: ricevete una conferma e poi una risposta scritta. Qui si trattano soprattutto l'interpretazione delle regole e dei criteri del Programma. Per una questione con un ente di validazione e verifica o con un registro, rivolgetevi prima a loro.</w:t>
+      </w:r>
+    </w:p>
+    <w:p>
+      <w:pPr>
+        <w:keepNext/>
+        <w:spacing w:after="60" w:before="120"/>
+        <w:jc w:val="center"/>
+      </w:pPr>
+      <w:r>
+        <w:drawing>
+          <wp:inline distT="0" distB="0" distL="0" distR="0">
+            <wp:extent cx="5762625" cy="3648075"/>
+            <wp:effectExtent t="0" r="0" b="0" l="0"/>
+            <wp:docPr id="40" name="" descr="" title=""/>
+            <wp:cNvGraphicFramePr>
+              <a:graphicFrameLocks xmlns:a="http://schemas.openxmlformats.org/drawingml/2006/main" noChangeAspect="1"/>
+            </wp:cNvGraphicFramePr>
+            <a:graphic xmlns:a="http://schemas.openxmlformats.org/drawingml/2006/main">
+              <a:graphicData uri="http://schemas.openxmlformats.org/drawingml/2006/picture">
+                <pic:pic xmlns:pic="http://schemas.openxmlformats.org/drawingml/2006/picture">
+                  <pic:nvPicPr>
+                    <pic:cNvPr id="0" name="" descr=""/>
+                    <pic:cNvPicPr>
+                      <a:picLocks noChangeAspect="1" noChangeArrowheads="1"/>
+                    </pic:cNvPicPr>
+                  </pic:nvPicPr>
+                  <pic:blipFill>
+                    <a:blip r:embed="rId28" cstate="none"/>
+                    <a:srcRect/>
+                    <a:stretch>
+                      <a:fillRect/>
+                    </a:stretch>
+                  </pic:blipFill>
+                  <pic:spPr bwMode="auto">
+                    <a:xfrm>
+                      <a:off x="0" y="0"/>
+                      <a:ext cx="5762625" cy="3648075"/>
+                    </a:xfrm>
+                    <a:prstGeom prst="rect">
+                      <a:avLst/>
+                    </a:prstGeom>
+                  </pic:spPr>
+                </pic:pic>
+              </a:graphicData>
+            </a:graphic>
+          </wp:inline>
+        </w:drawing>
+      </w:r>
+    </w:p>
+    <w:p>
+      <w:pPr>
+        <w:spacing w:after="200"/>
+        <w:jc w:val="center"/>
+      </w:pPr>
+      <w:r>
+        <w:rPr>
+          <w:rFonts w:ascii="Arial" w:cs="Arial" w:eastAsia="Arial" w:hAnsi="Arial"/>
+          <w:i/>
+          <w:iCs/>
+          <w:color w:val="5A5E54"/>
+          <w:sz w:val="18"/>
+          <w:szCs w:val="18"/>
+        </w:rPr>
+        <w:t xml:space="preserve">Il modulo per inviare un reclamo o una richiesta di chiarimento</w:t>
       </w:r>
     </w:p>
     <w:p>
@@ -23169,7 +24330,7 @@
         </w:pBdr>
         <w:spacing w:after="240" w:before="0"/>
       </w:pPr>
-      <w:bookmarkStart w:name="cap15" w:id="1"/>
+      <w:bookmarkStart w:name="cap15" w:id="33"/>
       <w:r>
         <w:rPr>
           <w:rFonts w:ascii="Arial" w:cs="Arial" w:eastAsia="Arial" w:hAnsi="Arial"/>
@@ -23181,7 +24342,7 @@
         </w:rPr>
         <w:t xml:space="preserve">15. La pagina pubblica del Programma</w:t>
       </w:r>
-      <w:bookmarkEnd w:id="1"/>
+      <w:bookmarkEnd w:id="33"/>
     </w:p>
     <w:p>
       <w:pPr>
@@ -23216,7 +24377,7 @@
         </w:rPr>
         <w:t xml:space="preserve"> (</w:t>
       </w:r>
-      <w:hyperlink w:history="1" r:id="rIdomcwjbs7rmbnrjr5ztyis">
+      <w:hyperlink w:history="1" r:id="rIdrqq8wh1cvbfprdukynuh5">
         <w:r>
           <w:rPr>
             <w:rFonts w:ascii="Arial" w:cs="Arial" w:eastAsia="Arial" w:hAnsi="Arial"/>
@@ -23260,6 +24421,70 @@
     </w:p>
     <w:p>
       <w:pPr>
+        <w:keepNext/>
+        <w:spacing w:after="60" w:before="120"/>
+        <w:jc w:val="center"/>
+      </w:pPr>
+      <w:r>
+        <w:drawing>
+          <wp:inline distT="0" distB="0" distL="0" distR="0">
+            <wp:extent cx="5762625" cy="5543550"/>
+            <wp:effectExtent t="0" r="0" b="0" l="0"/>
+            <wp:docPr id="41" name="" descr="" title=""/>
+            <wp:cNvGraphicFramePr>
+              <a:graphicFrameLocks xmlns:a="http://schemas.openxmlformats.org/drawingml/2006/main" noChangeAspect="1"/>
+            </wp:cNvGraphicFramePr>
+            <a:graphic xmlns:a="http://schemas.openxmlformats.org/drawingml/2006/main">
+              <a:graphicData uri="http://schemas.openxmlformats.org/drawingml/2006/picture">
+                <pic:pic xmlns:pic="http://schemas.openxmlformats.org/drawingml/2006/picture">
+                  <pic:nvPicPr>
+                    <pic:cNvPr id="0" name="" descr=""/>
+                    <pic:cNvPicPr>
+                      <a:picLocks noChangeAspect="1" noChangeArrowheads="1"/>
+                    </pic:cNvPicPr>
+                  </pic:nvPicPr>
+                  <pic:blipFill>
+                    <a:blip r:embed="rId29" cstate="none"/>
+                    <a:srcRect/>
+                    <a:stretch>
+                      <a:fillRect/>
+                    </a:stretch>
+                  </pic:blipFill>
+                  <pic:spPr bwMode="auto">
+                    <a:xfrm>
+                      <a:off x="0" y="0"/>
+                      <a:ext cx="5762625" cy="5543550"/>
+                    </a:xfrm>
+                    <a:prstGeom prst="rect">
+                      <a:avLst/>
+                    </a:prstGeom>
+                  </pic:spPr>
+                </pic:pic>
+              </a:graphicData>
+            </a:graphic>
+          </wp:inline>
+        </w:drawing>
+      </w:r>
+    </w:p>
+    <w:p>
+      <w:pPr>
+        <w:spacing w:after="200"/>
+        <w:jc w:val="center"/>
+      </w:pPr>
+      <w:r>
+        <w:rPr>
+          <w:rFonts w:ascii="Arial" w:cs="Arial" w:eastAsia="Arial" w:hAnsi="Arial"/>
+          <w:i/>
+          <w:iCs/>
+          <w:color w:val="5A5E54"/>
+          <w:sz w:val="18"/>
+          <w:szCs w:val="18"/>
+        </w:rPr>
+        <w:t xml:space="preserve">La pagina pubblica Il Programma</w:t>
+      </w:r>
+    </w:p>
+    <w:p>
+      <w:pPr>
         <w:spacing w:after="140" w:line="300"/>
       </w:pPr>
       <w:r>
@@ -23541,7 +24766,7 @@
         </w:pBdr>
         <w:spacing w:after="240" w:before="0"/>
       </w:pPr>
-      <w:bookmarkStart w:name="cap16" w:id="1"/>
+      <w:bookmarkStart w:name="cap16" w:id="34"/>
       <w:r>
         <w:rPr>
           <w:rFonts w:ascii="Arial" w:cs="Arial" w:eastAsia="Arial" w:hAnsi="Arial"/>
@@ -23553,7 +24778,7 @@
         </w:rPr>
         <w:t xml:space="preserve">16. L'assistente virtuale</w:t>
       </w:r>
-      <w:bookmarkEnd w:id="1"/>
+      <w:bookmarkEnd w:id="34"/>
     </w:p>
     <w:p>
       <w:pPr>
@@ -23587,6 +24812,70 @@
           <w:szCs w:val="21"/>
         </w:rPr>
         <w:t xml:space="preserve">: apre una chat con un assistente basato su intelligenza artificiale (Claude) che risponde alle domande sul portale e sul Programma, per esempio come caricare un documento, cosa fare con una richiesta di integrazione o quanto costa una voce del Programma.</w:t>
+      </w:r>
+    </w:p>
+    <w:p>
+      <w:pPr>
+        <w:keepNext/>
+        <w:spacing w:after="60" w:before="120"/>
+        <w:jc w:val="center"/>
+      </w:pPr>
+      <w:r>
+        <w:drawing>
+          <wp:inline distT="0" distB="0" distL="0" distR="0">
+            <wp:extent cx="3848100" cy="5372100"/>
+            <wp:effectExtent t="0" r="0" b="0" l="0"/>
+            <wp:docPr id="42" name="" descr="" title=""/>
+            <wp:cNvGraphicFramePr>
+              <a:graphicFrameLocks xmlns:a="http://schemas.openxmlformats.org/drawingml/2006/main" noChangeAspect="1"/>
+            </wp:cNvGraphicFramePr>
+            <a:graphic xmlns:a="http://schemas.openxmlformats.org/drawingml/2006/main">
+              <a:graphicData uri="http://schemas.openxmlformats.org/drawingml/2006/picture">
+                <pic:pic xmlns:pic="http://schemas.openxmlformats.org/drawingml/2006/picture">
+                  <pic:nvPicPr>
+                    <pic:cNvPr id="0" name="" descr=""/>
+                    <pic:cNvPicPr>
+                      <a:picLocks noChangeAspect="1" noChangeArrowheads="1"/>
+                    </pic:cNvPicPr>
+                  </pic:nvPicPr>
+                  <pic:blipFill>
+                    <a:blip r:embed="rId30" cstate="none"/>
+                    <a:srcRect/>
+                    <a:stretch>
+                      <a:fillRect/>
+                    </a:stretch>
+                  </pic:blipFill>
+                  <pic:spPr bwMode="auto">
+                    <a:xfrm>
+                      <a:off x="0" y="0"/>
+                      <a:ext cx="3848100" cy="5372100"/>
+                    </a:xfrm>
+                    <a:prstGeom prst="rect">
+                      <a:avLst/>
+                    </a:prstGeom>
+                  </pic:spPr>
+                </pic:pic>
+              </a:graphicData>
+            </a:graphic>
+          </wp:inline>
+        </w:drawing>
+      </w:r>
+    </w:p>
+    <w:p>
+      <w:pPr>
+        <w:spacing w:after="200"/>
+        <w:jc w:val="center"/>
+      </w:pPr>
+      <w:r>
+        <w:rPr>
+          <w:rFonts w:ascii="Arial" w:cs="Arial" w:eastAsia="Arial" w:hAnsi="Arial"/>
+          <w:i/>
+          <w:iCs/>
+          <w:color w:val="5A5E54"/>
+          <w:sz w:val="18"/>
+          <w:szCs w:val="18"/>
+        </w:rPr>
+        <w:t xml:space="preserve">Il pannello dell'assistente virtuale</w:t>
       </w:r>
     </w:p>
     <w:p>
@@ -23774,7 +25063,7 @@
         </w:pBdr>
         <w:spacing w:after="240" w:before="0"/>
       </w:pPr>
-      <w:bookmarkStart w:name="cap17" w:id="1"/>
+      <w:bookmarkStart w:name="cap17" w:id="35"/>
       <w:r>
         <w:rPr>
           <w:rFonts w:ascii="Arial" w:cs="Arial" w:eastAsia="Arial" w:hAnsi="Arial"/>
@@ -23786,7 +25075,7 @@
         </w:rPr>
         <w:t xml:space="preserve">17. Collegamento al portale</w:t>
       </w:r>
-      <w:bookmarkEnd w:id="1"/>
+      <w:bookmarkEnd w:id="35"/>
     </w:p>
     <w:p>
       <w:pPr>
@@ -24016,7 +25305,7 @@
         </w:pBdr>
         <w:spacing w:after="240" w:before="0"/>
       </w:pPr>
-      <w:bookmarkStart w:name="cap18" w:id="1"/>
+      <w:bookmarkStart w:name="cap18" w:id="36"/>
       <w:r>
         <w:rPr>
           <w:rFonts w:ascii="Arial" w:cs="Arial" w:eastAsia="Arial" w:hAnsi="Arial"/>
@@ -24028,7 +25317,7 @@
         </w:rPr>
         <w:t xml:space="preserve">18. Domande frequenti</w:t>
       </w:r>
-      <w:bookmarkEnd w:id="1"/>
+      <w:bookmarkEnd w:id="36"/>
     </w:p>
     <w:p>
       <w:pPr>
@@ -24361,8 +25650,8 @@
       </w:r>
     </w:p>
     <w:sectPr>
-      <w:headerReference w:type="default" r:id="rId9"/>
-      <w:footerReference w:type="default" r:id="rId10"/>
+      <w:headerReference w:type="default" r:id="rId8"/>
+      <w:footerReference w:type="default" r:id="rId9"/>
       <w:pgSz w:w="11906" w:h="16838" w:orient="portrait"/>
       <w:pgMar w:top="1134" w:right="1134" w:bottom="1134" w:left="1134" w:header="567" w:footer="567" w:gutter="0"/>
       <w:pgNumType/>
@@ -24370,10 +25659,6 @@
     </w:sectPr>
   </w:body>
 </w:document>
-</file>
-
-<file path=word/comments.xml><?xml version="1.0" encoding="utf-8"?>
-<w:comments xmlns:cx="http://schemas.microsoft.com/office/drawing/2014/chartex" xmlns:cx1="http://schemas.microsoft.com/office/drawing/2015/9/8/chartex" xmlns:cx2="http://schemas.microsoft.com/office/drawing/2015/10/21/chartex" xmlns:cx3="http://schemas.microsoft.com/office/drawing/2016/5/9/chartex" xmlns:cx4="http://schemas.microsoft.com/office/drawing/2016/5/10/chartex" xmlns:cx5="http://schemas.microsoft.com/office/drawing/2016/5/11/chartex" xmlns:cx6="http://schemas.microsoft.com/office/drawing/2016/5/12/chartex" xmlns:cx7="http://schemas.microsoft.com/office/drawing/2016/5/13/chartex" xmlns:cx8="http://schemas.microsoft.com/office/drawing/2016/5/14/chartex" xmlns:mc="http://schemas.openxmlformats.org/markup-compatibility/2006" xmlns:aink="http://schemas.microsoft.com/office/drawing/2016/ink" xmlns:am3d="http://schemas.microsoft.com/office/drawing/2017/model3d" xmlns:o="urn:schemas-microsoft-com:office:office" xmlns:r="http://schemas.openxmlformats.org/officeDocument/2006/relationships" xmlns:m="http://schemas.openxmlformats.org/officeDocument/2006/math" xmlns:v="urn:schemas-microsoft-com:vml" xmlns:wp14="http://schemas.microsoft.com/office/word/2010/wordprocessingDrawing" xmlns:wp="http://schemas.openxmlformats.org/drawingml/2006/wordprocessingDrawing" xmlns:w10="urn:schemas-microsoft-com:office:word" xmlns:w="http://schemas.openxmlformats.org/wordprocessingml/2006/main" xmlns:w14="http://schemas.microsoft.com/office/word/2010/wordml" xmlns:w15="http://schemas.microsoft.com/office/word/2012/wordml" xmlns:w16cex="http://schemas.microsoft.com/office/word/2018/wordml/cex" xmlns:w16cid="http://schemas.microsoft.com/office/word/2016/wordml/cid" xmlns:w16="http://schemas.microsoft.com/office/word/2018/wordml" xmlns:w16sdtdh="http://schemas.microsoft.com/office/word/2020/wordml/sdtdatahash" xmlns:w16se="http://schemas.microsoft.com/office/word/2015/wordml/symex" xmlns:wpg="http://schemas.microsoft.com/office/word/2010/wordprocessingGroup" xmlns:wpi="http://schemas.microsoft.com/office/word/2010/wordprocessingInk" xmlns:wne="http://schemas.microsoft.com/office/word/2006/wordml" xmlns:wps="http://schemas.microsoft.com/office/word/2010/wordprocessingShape"/>
 </file>
 
 <file path=word/endnotes.xml><?xml version="1.0" encoding="utf-8"?>
@@ -24552,7 +25837,7 @@
         <wp:inline distT="0" distB="0" distL="0" distR="0">
           <wp:extent cx="552450" cy="342900"/>
           <wp:effectExtent t="0" r="0" b="0" l="0"/>
-          <wp:docPr id="1" name="" descr="" title=""/>
+          <wp:docPr id="22" name="" descr="" title=""/>
           <wp:cNvGraphicFramePr>
             <a:graphicFrameLocks xmlns:a="http://schemas.openxmlformats.org/drawingml/2006/main" noChangeAspect="1"/>
           </wp:cNvGraphicFramePr>
@@ -24595,7 +25880,7 @@
         <w:szCs w:val="16"/>
       </w:rPr>
       <w:tab/>
-      <w:t xml:space="preserve">Manuale Utente · Rev. 4.4 · 23/10/2026</w:t>
+      <w:t xml:space="preserve">Manuale Utente · Rev. 4.5 · 25/10/2026</w:t>
     </w:r>
   </w:p>
 </w:hdr>
@@ -24617,7 +25902,7 @@
         <wp:inline distT="0" distB="0" distL="0" distR="0">
           <wp:extent cx="552450" cy="342900"/>
           <wp:effectExtent t="0" r="0" b="0" l="0"/>
-          <wp:docPr id="1" name="" descr="" title=""/>
+          <wp:docPr id="22" name="" descr="" title=""/>
           <wp:cNvGraphicFramePr>
             <a:graphicFrameLocks xmlns:a="http://schemas.openxmlformats.org/drawingml/2006/main" noChangeAspect="1"/>
           </wp:cNvGraphicFramePr>
@@ -24660,7 +25945,7 @@
         <w:szCs w:val="16"/>
       </w:rPr>
       <w:tab/>
-      <w:t xml:space="preserve">Manuale Utente · Rev. 4.4 · 23/10/2026</w:t>
+      <w:t xml:space="preserve">Manuale Utente · Rev. 4.5 · 25/10/2026</w:t>
     </w:r>
   </w:p>
 </w:hdr>
@@ -24670,7 +25955,7 @@
 <w:numbering xmlns:wpc="http://schemas.microsoft.com/office/word/2010/wordprocessingCanvas" xmlns:mc="http://schemas.openxmlformats.org/markup-compatibility/2006" xmlns:o="urn:schemas-microsoft-com:office:office" xmlns:r="http://schemas.openxmlformats.org/officeDocument/2006/relationships" xmlns:m="http://schemas.openxmlformats.org/officeDocument/2006/math" xmlns:v="urn:schemas-microsoft-com:vml" xmlns:wp14="http://schemas.microsoft.com/office/word/2010/wordprocessingDrawing" xmlns:wp="http://schemas.openxmlformats.org/drawingml/2006/wordprocessingDrawing" xmlns:w10="urn:schemas-microsoft-com:office:word" xmlns:w="http://schemas.openxmlformats.org/wordprocessingml/2006/main" xmlns:w14="http://schemas.microsoft.com/office/word/2010/wordml" xmlns:w15="http://schemas.microsoft.com/office/word/2012/wordml" xmlns:wpg="http://schemas.microsoft.com/office/word/2010/wordprocessingGroup" xmlns:wpi="http://schemas.microsoft.com/office/word/2010/wordprocessingInk" xmlns:wne="http://schemas.microsoft.com/office/word/2006/wordml" xmlns:wps="http://schemas.microsoft.com/office/word/2010/wordprocessingShape" mc:Ignorable="w14 w15 wp14">
   <w:abstractNum w:abstractNumId="1" w15:restartNumberingAfterBreak="0">
     <w:multiLevelType w:val="hybridMultilevel"/>
-    <w:lvl w:ilvl="0" w15:tentative="1">
+    <w:lvl w:ilvl="0" w:tentative="1">
       <w:start w:val="1"/>
       <w:numFmt w:val="bullet"/>
       <w:lvlText w:val="●"/>
@@ -24679,7 +25964,7 @@
         <w:ind w:left="720" w:hanging="360"/>
       </w:pPr>
     </w:lvl>
-    <w:lvl w:ilvl="1" w15:tentative="1">
+    <w:lvl w:ilvl="1" w:tentative="1">
       <w:start w:val="1"/>
       <w:numFmt w:val="bullet"/>
       <w:lvlText w:val="○"/>
@@ -24688,7 +25973,7 @@
         <w:ind w:left="1440" w:hanging="360"/>
       </w:pPr>
     </w:lvl>
-    <w:lvl w:ilvl="2" w15:tentative="1">
+    <w:lvl w:ilvl="2" w:tentative="1">
       <w:start w:val="1"/>
       <w:numFmt w:val="bullet"/>
       <w:lvlText w:val="■"/>
@@ -24697,7 +25982,7 @@
         <w:ind w:left="2160" w:hanging="360"/>
       </w:pPr>
     </w:lvl>
-    <w:lvl w:ilvl="3" w15:tentative="1">
+    <w:lvl w:ilvl="3" w:tentative="1">
       <w:start w:val="1"/>
       <w:numFmt w:val="bullet"/>
       <w:lvlText w:val="●"/>
@@ -24706,7 +25991,7 @@
         <w:ind w:left="2880" w:hanging="360"/>
       </w:pPr>
     </w:lvl>
-    <w:lvl w:ilvl="4" w15:tentative="1">
+    <w:lvl w:ilvl="4" w:tentative="1">
       <w:start w:val="1"/>
       <w:numFmt w:val="bullet"/>
       <w:lvlText w:val="○"/>
@@ -24715,7 +26000,7 @@
         <w:ind w:left="3600" w:hanging="360"/>
       </w:pPr>
     </w:lvl>
-    <w:lvl w:ilvl="5" w15:tentative="1">
+    <w:lvl w:ilvl="5" w:tentative="1">
       <w:start w:val="1"/>
       <w:numFmt w:val="bullet"/>
       <w:lvlText w:val="■"/>
@@ -24724,7 +26009,7 @@
         <w:ind w:left="4320" w:hanging="360"/>
       </w:pPr>
     </w:lvl>
-    <w:lvl w:ilvl="6" w15:tentative="1">
+    <w:lvl w:ilvl="6" w:tentative="1">
       <w:start w:val="1"/>
       <w:numFmt w:val="bullet"/>
       <w:lvlText w:val="●"/>
@@ -24733,7 +26018,7 @@
         <w:ind w:left="5040" w:hanging="360"/>
       </w:pPr>
     </w:lvl>
-    <w:lvl w:ilvl="7" w15:tentative="1">
+    <w:lvl w:ilvl="7" w:tentative="1">
       <w:start w:val="1"/>
       <w:numFmt w:val="bullet"/>
       <w:lvlText w:val="●"/>
@@ -24742,7 +26027,7 @@
         <w:ind w:left="5760" w:hanging="360"/>
       </w:pPr>
     </w:lvl>
-    <w:lvl w:ilvl="8" w15:tentative="1">
+    <w:lvl w:ilvl="8" w:tentative="1">
       <w:start w:val="1"/>
       <w:numFmt w:val="bullet"/>
       <w:lvlText w:val="●"/>
@@ -24754,7 +26039,7 @@
   </w:abstractNum>
   <w:abstractNum w:abstractNumId="2" w15:restartNumberingAfterBreak="0">
     <w:multiLevelType w:val="hybridMultilevel"/>
-    <w:lvl w:ilvl="0" w15:tentative="1">
+    <w:lvl w:ilvl="0" w:tentative="1">
       <w:start w:val="1"/>
       <w:numFmt w:val="bullet"/>
       <w:lvlText w:val="•"/>
@@ -24766,7 +26051,7 @@
         <w:color w:val="2F5D3A"/>
       </w:rPr>
     </w:lvl>
-    <w:lvl w:ilvl="1" w15:tentative="1">
+    <w:lvl w:ilvl="1" w:tentative="1">
       <w:start w:val="1"/>
       <w:numFmt w:val="bullet"/>
       <w:lvlText w:val="–"/>
@@ -24781,7 +26066,7 @@
   </w:abstractNum>
   <w:abstractNum w:abstractNumId="3" w15:restartNumberingAfterBreak="0">
     <w:multiLevelType w:val="hybridMultilevel"/>
-    <w:lvl w:ilvl="0" w15:tentative="1">
+    <w:lvl w:ilvl="0" w:tentative="1">
       <w:start w:val="1"/>
       <w:numFmt w:val="decimal"/>
       <w:lvlText w:val="%1."/>
@@ -24884,6 +26169,10 @@
     </w:rPrDefault>
     <w:pPrDefault/>
   </w:docDefaults>
+  <w:style w:type="paragraph" w:styleId="Normal" w:default="1">
+    <w:name w:val="Normal"/>
+    <w:qFormat/>
+  </w:style>
   <w:style w:type="paragraph" w:styleId="Title">
     <w:name w:val="Title"/>
     <w:basedOn w:val="Normal"/>
@@ -24892,28 +26181,6 @@
     <w:rPr>
       <w:sz w:val="56"/>
       <w:szCs w:val="56"/>
-    </w:rPr>
-  </w:style>
-  <w:style w:type="paragraph" w:styleId="Heading1">
-    <w:name w:val="Heading 1"/>
-    <w:basedOn w:val="Normal"/>
-    <w:next w:val="Normal"/>
-    <w:qFormat/>
-    <w:rPr>
-      <w:color w:val="2E74B5"/>
-      <w:sz w:val="32"/>
-      <w:szCs w:val="32"/>
-    </w:rPr>
-  </w:style>
-  <w:style w:type="paragraph" w:styleId="Heading2">
-    <w:name w:val="Heading 2"/>
-    <w:basedOn w:val="Normal"/>
-    <w:next w:val="Normal"/>
-    <w:qFormat/>
-    <w:rPr>
-      <w:color w:val="2E74B5"/>
-      <w:sz w:val="26"/>
-      <w:szCs w:val="26"/>
     </w:rPr>
   </w:style>
   <w:style w:type="paragraph" w:styleId="Heading3">
@@ -25090,4 +26357,294 @@
     </w:rPr>
   </w:style>
 </w:styles>
+</file>
+
+<file path=word/theme/theme1.xml><?xml version="1.0" encoding="utf-8"?>
+<a:theme xmlns:a="http://schemas.openxmlformats.org/drawingml/2006/main" name="Office Theme">
+  <a:themeElements>
+    <a:clrScheme name="Office">
+      <a:dk1>
+        <a:sysClr val="windowText" lastClr="000000"/>
+      </a:dk1>
+      <a:lt1>
+        <a:sysClr val="window" lastClr="FFFFFF"/>
+      </a:lt1>
+      <a:dk2>
+        <a:srgbClr val="44546A"/>
+      </a:dk2>
+      <a:lt2>
+        <a:srgbClr val="E7E6E6"/>
+      </a:lt2>
+      <a:accent1>
+        <a:srgbClr val="4472C4"/>
+      </a:accent1>
+      <a:accent2>
+        <a:srgbClr val="ED7D31"/>
+      </a:accent2>
+      <a:accent3>
+        <a:srgbClr val="A5A5A5"/>
+      </a:accent3>
+      <a:accent4>
+        <a:srgbClr val="FFC000"/>
+      </a:accent4>
+      <a:accent5>
+        <a:srgbClr val="5B9BD5"/>
+      </a:accent5>
+      <a:accent6>
+        <a:srgbClr val="70AD47"/>
+      </a:accent6>
+      <a:hlink>
+        <a:srgbClr val="0563C1"/>
+      </a:hlink>
+      <a:folHlink>
+        <a:srgbClr val="954F72"/>
+      </a:folHlink>
+    </a:clrScheme>
+    <a:fontScheme name="Office">
+      <a:majorFont>
+        <a:latin typeface="Calibri Light" panose="020F0302020204030204"/>
+        <a:ea typeface=""/>
+        <a:cs typeface=""/>
+        <a:font script="Jpan" typeface="游ゴシック Light"/>
+        <a:font script="Hang" typeface="맑은 고딕"/>
+        <a:font script="Hans" typeface="等线 Light"/>
+        <a:font script="Hant" typeface="新細明體"/>
+        <a:font script="Arab" typeface="Times New Roman"/>
+        <a:font script="Hebr" typeface="Times New Roman"/>
+        <a:font script="Thai" typeface="Angsana New"/>
+        <a:font script="Ethi" typeface="Nyala"/>
+        <a:font script="Beng" typeface="Vrinda"/>
+        <a:font script="Gujr" typeface="Shruti"/>
+        <a:font script="Khmr" typeface="MoolBoran"/>
+        <a:font script="Knda" typeface="Tunga"/>
+        <a:font script="Guru" typeface="Raavi"/>
+        <a:font script="Cans" typeface="Euphemia"/>
+        <a:font script="Cher" typeface="Plantagenet Cherokee"/>
+        <a:font script="Yiii" typeface="Microsoft Yi Baiti"/>
+        <a:font script="Tibt" typeface="Microsoft Himalaya"/>
+        <a:font script="Thaa" typeface="MV Boli"/>
+        <a:font script="Deva" typeface="Mangal"/>
+        <a:font script="Telu" typeface="Gautami"/>
+        <a:font script="Taml" typeface="Latha"/>
+        <a:font script="Syrc" typeface="Estrangelo Edessa"/>
+        <a:font script="Orya" typeface="Kalinga"/>
+        <a:font script="Mlym" typeface="Kartika"/>
+        <a:font script="Laoo" typeface="DokChampa"/>
+        <a:font script="Sinh" typeface="Iskoola Pota"/>
+        <a:font script="Mong" typeface="Mongolian Baiti"/>
+        <a:font script="Viet" typeface="Times New Roman"/>
+        <a:font script="Uigh" typeface="Microsoft Uighur"/>
+        <a:font script="Geor" typeface="Sylfaen"/>
+        <a:font script="Armn" typeface="Arial"/>
+        <a:font script="Bugi" typeface="Leelawadee UI"/>
+        <a:font script="Bopo" typeface="Microsoft JhengHei"/>
+        <a:font script="Java" typeface="Javanese Text"/>
+        <a:font script="Lisu" typeface="Segoe UI"/>
+        <a:font script="Mymr" typeface="Myanmar Text"/>
+        <a:font script="Nkoo" typeface="Ebrima"/>
+        <a:font script="Olck" typeface="Nirmala UI"/>
+        <a:font script="Osma" typeface="Ebrima"/>
+        <a:font script="Phag" typeface="Phagspa"/>
+        <a:font script="Syrn" typeface="Estrangelo Edessa"/>
+        <a:font script="Syrj" typeface="Estrangelo Edessa"/>
+        <a:font script="Syre" typeface="Estrangelo Edessa"/>
+        <a:font script="Sora" typeface="Nirmala UI"/>
+        <a:font script="Tale" typeface="Microsoft Tai Le"/>
+        <a:font script="Talu" typeface="Microsoft New Tai Lue"/>
+        <a:font script="Tfng" typeface="Ebrima"/>
+      </a:majorFont>
+      <a:minorFont>
+        <a:latin typeface="Calibri" panose="020F0502020204030204"/>
+        <a:ea typeface=""/>
+        <a:cs typeface=""/>
+        <a:font script="Jpan" typeface="游明朝"/>
+        <a:font script="Hang" typeface="맑은 고딕"/>
+        <a:font script="Hans" typeface="等线"/>
+        <a:font script="Hant" typeface="新細明體"/>
+        <a:font script="Arab" typeface="Arial"/>
+        <a:font script="Hebr" typeface="Arial"/>
+        <a:font script="Thai" typeface="Cordia New"/>
+        <a:font script="Ethi" typeface="Nyala"/>
+        <a:font script="Beng" typeface="Vrinda"/>
+        <a:font script="Gujr" typeface="Shruti"/>
+        <a:font script="Khmr" typeface="DaunPenh"/>
+        <a:font script="Knda" typeface="Tunga"/>
+        <a:font script="Guru" typeface="Raavi"/>
+        <a:font script="Cans" typeface="Euphemia"/>
+        <a:font script="Cher" typeface="Plantagenet Cherokee"/>
+        <a:font script="Yiii" typeface="Microsoft Yi Baiti"/>
+        <a:font script="Tibt" typeface="Microsoft Himalaya"/>
+        <a:font script="Thaa" typeface="MV Boli"/>
+        <a:font script="Deva" typeface="Mangal"/>
+        <a:font script="Telu" typeface="Gautami"/>
+        <a:font script="Taml" typeface="Latha"/>
+        <a:font script="Syrc" typeface="Estrangelo Edessa"/>
+        <a:font script="Orya" typeface="Kalinga"/>
+        <a:font script="Mlym" typeface="Kartika"/>
+        <a:font script="Laoo" typeface="DokChampa"/>
+        <a:font script="Sinh" typeface="Iskoola Pota"/>
+        <a:font script="Mong" typeface="Mongolian Baiti"/>
+        <a:font script="Viet" typeface="Arial"/>
+        <a:font script="Uigh" typeface="Microsoft Uighur"/>
+        <a:font script="Geor" typeface="Sylfaen"/>
+        <a:font script="Armn" typeface="Arial"/>
+        <a:font script="Bugi" typeface="Leelawadee UI"/>
+        <a:font script="Bopo" typeface="Microsoft JhengHei"/>
+        <a:font script="Java" typeface="Javanese Text"/>
+        <a:font script="Lisu" typeface="Segoe UI"/>
+        <a:font script="Mymr" typeface="Myanmar Text"/>
+        <a:font script="Nkoo" typeface="Ebrima"/>
+        <a:font script="Olck" typeface="Nirmala UI"/>
+        <a:font script="Osma" typeface="Ebrima"/>
+        <a:font script="Phag" typeface="Phagspa"/>
+        <a:font script="Syrn" typeface="Estrangelo Edessa"/>
+        <a:font script="Syrj" typeface="Estrangelo Edessa"/>
+        <a:font script="Syre" typeface="Estrangelo Edessa"/>
+        <a:font script="Sora" typeface="Nirmala UI"/>
+        <a:font script="Tale" typeface="Microsoft Tai Le"/>
+        <a:font script="Talu" typeface="Microsoft New Tai Lue"/>
+        <a:font script="Tfng" typeface="Ebrima"/>
+      </a:minorFont>
+    </a:fontScheme>
+    <a:fmtScheme name="Office">
+      <a:fillStyleLst>
+        <a:solidFill>
+          <a:schemeClr val="phClr"/>
+        </a:solidFill>
+        <a:gradFill rotWithShape="true">
+          <a:gsLst>
+            <a:gs pos="0">
+              <a:schemeClr val="phClr">
+                <a:lumMod val="110000"/>
+                <a:satMod val="105000"/>
+                <a:tint val="67000"/>
+              </a:schemeClr>
+            </a:gs>
+            <a:gs pos="50000">
+              <a:schemeClr val="phClr">
+                <a:lumMod val="105000"/>
+                <a:satMod val="103000"/>
+                <a:tint val="73000"/>
+              </a:schemeClr>
+            </a:gs>
+            <a:gs pos="100000">
+              <a:schemeClr val="phClr">
+                <a:lumMod val="105000"/>
+                <a:satMod val="109000"/>
+                <a:tint val="81000"/>
+              </a:schemeClr>
+            </a:gs>
+          </a:gsLst>
+          <a:lin ang="5400000" scaled="false"/>
+        </a:gradFill>
+        <a:gradFill rotWithShape="true">
+          <a:gsLst>
+            <a:gs pos="0">
+              <a:schemeClr val="phClr">
+                <a:satMod val="103000"/>
+                <a:lumMod val="102000"/>
+                <a:tint val="94000"/>
+              </a:schemeClr>
+            </a:gs>
+            <a:gs pos="50000">
+              <a:schemeClr val="phClr">
+                <a:satMod val="110000"/>
+                <a:lumMod val="100000"/>
+                <a:shade val="100000"/>
+              </a:schemeClr>
+            </a:gs>
+            <a:gs pos="100000">
+              <a:schemeClr val="phClr">
+                <a:lumMod val="99000"/>
+                <a:satMod val="120000"/>
+                <a:shade val="78000"/>
+              </a:schemeClr>
+            </a:gs>
+          </a:gsLst>
+          <a:lin ang="5400000" scaled="false"/>
+        </a:gradFill>
+      </a:fillStyleLst>
+      <a:lnStyleLst>
+        <a:ln w="6350" cap="flat" cmpd="sng" algn="ctr">
+          <a:solidFill>
+            <a:schemeClr val="phClr"/>
+          </a:solidFill>
+          <a:prstDash val="solid"/>
+          <a:miter lim="800000"/>
+        </a:ln>
+        <a:ln w="12700" cap="flat" cmpd="sng" algn="ctr">
+          <a:solidFill>
+            <a:schemeClr val="phClr"/>
+          </a:solidFill>
+          <a:prstDash val="solid"/>
+          <a:miter lim="800000"/>
+        </a:ln>
+        <a:ln w="19050" cap="flat" cmpd="sng" algn="ctr">
+          <a:solidFill>
+            <a:schemeClr val="phClr"/>
+          </a:solidFill>
+          <a:prstDash val="solid"/>
+          <a:miter lim="800000"/>
+        </a:ln>
+      </a:lnStyleLst>
+      <a:effectStyleLst>
+        <a:effectStyle>
+          <a:effectLst/>
+        </a:effectStyle>
+        <a:effectStyle>
+          <a:effectLst/>
+        </a:effectStyle>
+        <a:effectStyle>
+          <a:effectLst>
+            <a:outerShdw blurRad="57150" dist="19050" dir="5400000" algn="ctr" rotWithShape="false">
+              <a:srgbClr val="000000">
+                <a:alpha val="63000"/>
+              </a:srgbClr>
+            </a:outerShdw>
+          </a:effectLst>
+        </a:effectStyle>
+      </a:effectStyleLst>
+      <a:bgFillStyleLst>
+        <a:solidFill>
+          <a:schemeClr val="phClr"/>
+        </a:solidFill>
+        <a:solidFill>
+          <a:schemeClr val="phClr">
+            <a:tint val="95000"/>
+            <a:satMod val="170000"/>
+          </a:schemeClr>
+        </a:solidFill>
+        <a:gradFill rotWithShape="true">
+          <a:gsLst>
+            <a:gs pos="0">
+              <a:schemeClr val="phClr">
+                <a:tint val="93000"/>
+                <a:satMod val="150000"/>
+                <a:shade val="98000"/>
+                <a:lumMod val="102000"/>
+              </a:schemeClr>
+            </a:gs>
+            <a:gs pos="50000">
+              <a:schemeClr val="phClr">
+                <a:tint val="98000"/>
+                <a:satMod val="130000"/>
+                <a:shade val="90000"/>
+                <a:lumMod val="103000"/>
+              </a:schemeClr>
+            </a:gs>
+            <a:gs pos="100000">
+              <a:schemeClr val="phClr">
+                <a:shade val="63000"/>
+                <a:satMod val="120000"/>
+              </a:schemeClr>
+            </a:gs>
+          </a:gsLst>
+          <a:lin ang="5400000" scaled="false"/>
+        </a:gradFill>
+      </a:bgFillStyleLst>
+    </a:fmtScheme>
+  </a:themeElements>
+  <a:objectDefaults/>
+  <a:extraClrSchemeLst/>
+</a:theme>
 </file>
--- a/public/manuali/Manuale_Utente_Portale_CWP.docx
+++ b/public/manuali/Manuale_Utente_Portale_CWP.docx
@@ -302,7 +302,7 @@
                 <w:sz w:val="20"/>
                 <w:szCs w:val="20"/>
               </w:rPr>
-              <w:t xml:space="preserve">Rev. 4.4</w:t>
+              <w:t xml:space="preserve">Rev. 4.5</w:t>
             </w:r>
           </w:p>
         </w:tc>
@@ -365,7 +365,7 @@
                 <w:sz w:val="20"/>
                 <w:szCs w:val="20"/>
               </w:rPr>
-              <w:t xml:space="preserve">23/10/2026</w:t>
+              <w:t xml:space="preserve">26/10/2026</w:t>
             </w:r>
           </w:p>
         </w:tc>
@@ -719,7 +719,7 @@
                 <w:sz w:val="18"/>
                 <w:szCs w:val="18"/>
               </w:rPr>
-              <w:t xml:space="preserve">4.4</w:t>
+              <w:t xml:space="preserve">4.5</w:t>
             </w:r>
           </w:p>
         </w:tc>
@@ -751,7 +751,7 @@
                 <w:sz w:val="18"/>
                 <w:szCs w:val="18"/>
               </w:rPr>
-              <w:t xml:space="preserve">23/10/2026</w:t>
+              <w:t xml:space="preserve">26/10/2026</w:t>
             </w:r>
           </w:p>
         </w:tc>
@@ -783,7 +783,7 @@
                 <w:sz w:val="18"/>
                 <w:szCs w:val="18"/>
               </w:rPr>
-              <w:t xml:space="preserve">Colori dello stato delle fasi (verde, arancio, rosso).</w:t>
+              <w:t xml:space="preserve">Listino sempre presente sul Progetto.</w:t>
             </w:r>
           </w:p>
         </w:tc>
@@ -853,7 +853,7 @@
                 <w:sz w:val="18"/>
                 <w:szCs w:val="18"/>
               </w:rPr>
-              <w:t xml:space="preserve">4.3</w:t>
+              <w:t xml:space="preserve">4.4</w:t>
             </w:r>
           </w:p>
         </w:tc>
@@ -919,7 +919,7 @@
                 <w:sz w:val="18"/>
                 <w:szCs w:val="18"/>
               </w:rPr>
-              <w:t xml:space="preserve">«Le mie pratiche»: valore del progetto (listino Caso 1 o Caso 2).</w:t>
+              <w:t xml:space="preserve">Colori dello stato delle fasi (verde, arancio, rosso).</w:t>
             </w:r>
           </w:p>
         </w:tc>
@@ -989,7 +989,7 @@
                 <w:sz w:val="18"/>
                 <w:szCs w:val="18"/>
               </w:rPr>
-              <w:t xml:space="preserve">4.2</w:t>
+              <w:t xml:space="preserve">4.3</w:t>
             </w:r>
           </w:p>
         </w:tc>
@@ -1053,7 +1053,7 @@
                 <w:sz w:val="18"/>
                 <w:szCs w:val="18"/>
               </w:rPr>
-              <w:t xml:space="preserve">Revisione generale al 23/10: Banca Dati Utenze per utenza non più «in arrivo».</w:t>
+              <w:t xml:space="preserve">«Le mie pratiche»: valore del progetto (listino Caso 1 o Caso 2).</w:t>
             </w:r>
           </w:p>
         </w:tc>
@@ -1123,7 +1123,7 @@
                 <w:sz w:val="18"/>
                 <w:szCs w:val="18"/>
               </w:rPr>
-              <w:t xml:space="preserve">4.1</w:t>
+              <w:t xml:space="preserve">4.2</w:t>
             </w:r>
           </w:p>
         </w:tc>
@@ -1189,7 +1189,7 @@
                 <w:sz w:val="18"/>
                 <w:szCs w:val="18"/>
               </w:rPr>
-              <w:t xml:space="preserve">«Le mie pratiche»: riquadri del valore dei crediti della propria organizzazione (simulazione e fase esecutiva, crediti ed euro).</w:t>
+              <w:t xml:space="preserve">Revisione generale al 23/10: Banca Dati Utenze per utenza non più «in arrivo».</w:t>
             </w:r>
           </w:p>
         </w:tc>
@@ -1259,7 +1259,7 @@
                 <w:sz w:val="18"/>
                 <w:szCs w:val="18"/>
               </w:rPr>
-              <w:t xml:space="preserve">4.0</w:t>
+              <w:t xml:space="preserve">4.1</w:t>
             </w:r>
           </w:p>
         </w:tc>
@@ -1323,7 +1323,7 @@
                 <w:sz w:val="18"/>
                 <w:szCs w:val="18"/>
               </w:rPr>
-              <w:t xml:space="preserve">Banca Dati Utenze per utenza: come la Fondazione usa categoria tariffaria e kg di ogni frazione (vuoto diverso da 0).</w:t>
+              <w:t xml:space="preserve">«Le mie pratiche»: riquadri del valore dei crediti della propria organizzazione (simulazione e fase esecutiva, crediti ed euro).</w:t>
             </w:r>
           </w:p>
         </w:tc>
@@ -1393,7 +1393,7 @@
                 <w:sz w:val="18"/>
                 <w:szCs w:val="18"/>
               </w:rPr>
-              <w:t xml:space="preserve">3.9</w:t>
+              <w:t xml:space="preserve">4.0</w:t>
             </w:r>
           </w:p>
         </w:tc>
@@ -1426,7 +1426,7 @@
                 <w:sz w:val="18"/>
                 <w:szCs w:val="18"/>
               </w:rPr>
-              <w:t xml:space="preserve">22/10/2026</w:t>
+              <w:t xml:space="preserve">23/10/2026</w:t>
             </w:r>
           </w:p>
         </w:tc>
@@ -1459,7 +1459,7 @@
                 <w:sz w:val="18"/>
                 <w:szCs w:val="18"/>
               </w:rPr>
-              <w:t xml:space="preserve">Banca Dati Utenze: categoria tariffaria e di simulazione.</w:t>
+              <w:t xml:space="preserve">Banca Dati Utenze per utenza: come la Fondazione usa categoria tariffaria e kg di ogni frazione (vuoto diverso da 0).</w:t>
             </w:r>
           </w:p>
         </w:tc>
@@ -1529,7 +1529,7 @@
                 <w:sz w:val="18"/>
                 <w:szCs w:val="18"/>
               </w:rPr>
-              <w:t xml:space="preserve">3.8</w:t>
+              <w:t xml:space="preserve">3.9</w:t>
             </w:r>
           </w:p>
         </w:tc>
@@ -1593,7 +1593,7 @@
                 <w:sz w:val="18"/>
                 <w:szCs w:val="18"/>
               </w:rPr>
-              <w:t xml:space="preserve">Banca Dati Utenze per utenza: spiegazione dei campi (nuovo formato in arrivo).</w:t>
+              <w:t xml:space="preserve">Banca Dati Utenze: categoria tariffaria e di simulazione.</w:t>
             </w:r>
           </w:p>
         </w:tc>
@@ -1663,7 +1663,7 @@
                 <w:sz w:val="18"/>
                 <w:szCs w:val="18"/>
               </w:rPr>
-              <w:t xml:space="preserve">3.7</w:t>
+              <w:t xml:space="preserve">3.8</w:t>
             </w:r>
           </w:p>
         </w:tc>
@@ -1729,7 +1729,7 @@
                 <w:sz w:val="18"/>
                 <w:szCs w:val="18"/>
               </w:rPr>
-              <w:t xml:space="preserve">Uso dal telefono: menu, elenco e dettaglio delle pratiche.</w:t>
+              <w:t xml:space="preserve">Banca Dati Utenze per utenza: spiegazione dei campi (nuovo formato in arrivo).</w:t>
             </w:r>
           </w:p>
         </w:tc>
@@ -1799,7 +1799,7 @@
                 <w:sz w:val="18"/>
                 <w:szCs w:val="18"/>
               </w:rPr>
-              <w:t xml:space="preserve">3.6</w:t>
+              <w:t xml:space="preserve">3.7</w:t>
             </w:r>
           </w:p>
         </w:tc>
@@ -1863,7 +1863,7 @@
                 <w:sz w:val="18"/>
                 <w:szCs w:val="18"/>
               </w:rPr>
-              <w:t xml:space="preserve">Feedback pubblico chiuso solo dopo il termine; ente prima della fase 5 (rilievi N02, N03).</w:t>
+              <w:t xml:space="preserve">Uso dal telefono: menu, elenco e dettaglio delle pratiche.</w:t>
             </w:r>
           </w:p>
         </w:tc>
@@ -1933,7 +1933,7 @@
                 <w:sz w:val="18"/>
                 <w:szCs w:val="18"/>
               </w:rPr>
-              <w:t xml:space="preserve">3.5</w:t>
+              <w:t xml:space="preserve">3.6</w:t>
             </w:r>
           </w:p>
         </w:tc>
@@ -1966,7 +1966,7 @@
                 <w:sz w:val="18"/>
                 <w:szCs w:val="18"/>
               </w:rPr>
-              <w:t xml:space="preserve">21/10/2026</w:t>
+              <w:t xml:space="preserve">22/10/2026</w:t>
             </w:r>
           </w:p>
         </w:tc>
@@ -1999,7 +1999,7 @@
                 <w:sz w:val="18"/>
                 <w:szCs w:val="18"/>
               </w:rPr>
-              <w:t xml:space="preserve">Barra a LED delle fasi nell'elenco e nella pratica aperta.</w:t>
+              <w:t xml:space="preserve">Feedback pubblico chiuso solo dopo il termine; ente prima della fase 5 (rilievi N02, N03).</w:t>
             </w:r>
           </w:p>
         </w:tc>
@@ -2069,7 +2069,7 @@
                 <w:sz w:val="18"/>
                 <w:szCs w:val="18"/>
               </w:rPr>
-              <w:t xml:space="preserve">3.4</w:t>
+              <w:t xml:space="preserve">3.5</w:t>
             </w:r>
           </w:p>
         </w:tc>
@@ -2133,7 +2133,7 @@
                 <w:sz w:val="18"/>
                 <w:szCs w:val="18"/>
               </w:rPr>
-              <w:t xml:space="preserve">Assistente: domande sulla pratica aperta.</w:t>
+              <w:t xml:space="preserve">Barra a LED delle fasi nell'elenco e nella pratica aperta.</w:t>
             </w:r>
           </w:p>
         </w:tc>
@@ -2203,7 +2203,7 @@
                 <w:sz w:val="18"/>
                 <w:szCs w:val="18"/>
               </w:rPr>
-              <w:t xml:space="preserve">3.3</w:t>
+              <w:t xml:space="preserve">3.4</w:t>
             </w:r>
           </w:p>
         </w:tc>
@@ -2269,7 +2269,7 @@
                 <w:sz w:val="18"/>
                 <w:szCs w:val="18"/>
               </w:rPr>
-              <w:t xml:space="preserve">Domande frequenti: messaggio «Account disattivato».</w:t>
+              <w:t xml:space="preserve">Assistente: domande sulla pratica aperta.</w:t>
             </w:r>
           </w:p>
         </w:tc>
@@ -2339,7 +2339,7 @@
                 <w:sz w:val="18"/>
                 <w:szCs w:val="18"/>
               </w:rPr>
-              <w:t xml:space="preserve">3.2</w:t>
+              <w:t xml:space="preserve">3.3</w:t>
             </w:r>
           </w:p>
         </w:tc>
@@ -2371,7 +2371,7 @@
                 <w:sz w:val="18"/>
                 <w:szCs w:val="18"/>
               </w:rPr>
-              <w:t xml:space="preserve">20/10/2026</w:t>
+              <w:t xml:space="preserve">21/10/2026</w:t>
             </w:r>
           </w:p>
         </w:tc>
@@ -2403,7 +2403,7 @@
                 <w:sz w:val="18"/>
                 <w:szCs w:val="18"/>
               </w:rPr>
-              <w:t xml:space="preserve">Uscita automatica per inattività.</w:t>
+              <w:t xml:space="preserve">Domande frequenti: messaggio «Account disattivato».</w:t>
             </w:r>
           </w:p>
         </w:tc>
@@ -2473,7 +2473,7 @@
                 <w:sz w:val="18"/>
                 <w:szCs w:val="18"/>
               </w:rPr>
-              <w:t xml:space="preserve">3.1</w:t>
+              <w:t xml:space="preserve">3.2</w:t>
             </w:r>
           </w:p>
         </w:tc>
@@ -2539,7 +2539,7 @@
                 <w:sz w:val="18"/>
                 <w:szCs w:val="18"/>
               </w:rPr>
-              <w:t xml:space="preserve">Nuovo menu degli enti: Il Programma CWP, Manuali.</w:t>
+              <w:t xml:space="preserve">Uscita automatica per inattività.</w:t>
             </w:r>
           </w:p>
         </w:tc>
@@ -2609,7 +2609,7 @@
                 <w:sz w:val="18"/>
                 <w:szCs w:val="18"/>
               </w:rPr>
-              <w:t xml:space="preserve">3.0</w:t>
+              <w:t xml:space="preserve">3.1</w:t>
             </w:r>
           </w:p>
         </w:tc>
@@ -2673,7 +2673,7 @@
                 <w:sz w:val="18"/>
                 <w:szCs w:val="18"/>
               </w:rPr>
-              <w:t xml:space="preserve">Voce di menu «Marketplaces» (in arrivo).</w:t>
+              <w:t xml:space="preserve">Nuovo menu degli enti: Il Programma CWP, Manuali.</w:t>
             </w:r>
           </w:p>
         </w:tc>
@@ -2743,7 +2743,7 @@
                 <w:sz w:val="18"/>
                 <w:szCs w:val="18"/>
               </w:rPr>
-              <w:t xml:space="preserve">2.9</w:t>
+              <w:t xml:space="preserve">3.0</w:t>
             </w:r>
           </w:p>
         </w:tc>
@@ -2809,7 +2809,7 @@
                 <w:sz w:val="18"/>
                 <w:szCs w:val="18"/>
               </w:rPr>
-              <w:t xml:space="preserve">Collegamento al portale: registro degli accessi e delle operazioni.</w:t>
+              <w:t xml:space="preserve">Voce di menu «Marketplaces» (in arrivo).</w:t>
             </w:r>
           </w:p>
         </w:tc>
@@ -2879,7 +2879,7 @@
                 <w:sz w:val="18"/>
                 <w:szCs w:val="18"/>
               </w:rPr>
-              <w:t xml:space="preserve">2.8</w:t>
+              <w:t xml:space="preserve">2.9</w:t>
             </w:r>
           </w:p>
         </w:tc>
@@ -2943,7 +2943,7 @@
                 <w:sz w:val="18"/>
                 <w:szCs w:val="18"/>
               </w:rPr>
-              <w:t xml:space="preserve">Nuovo capitolo «Collegamento al portale» (presenza visibile all'Amministratore principale).</w:t>
+              <w:t xml:space="preserve">Collegamento al portale: registro degli accessi e delle operazioni.</w:t>
             </w:r>
           </w:p>
         </w:tc>
@@ -3013,7 +3013,7 @@
                 <w:sz w:val="18"/>
                 <w:szCs w:val="18"/>
               </w:rPr>
-              <w:t xml:space="preserve">2.7</w:t>
+              <w:t xml:space="preserve">2.8</w:t>
             </w:r>
           </w:p>
         </w:tc>
@@ -3046,7 +3046,7 @@
                 <w:sz w:val="18"/>
                 <w:szCs w:val="18"/>
               </w:rPr>
-              <w:t xml:space="preserve">19/10/2026</w:t>
+              <w:t xml:space="preserve">20/10/2026</w:t>
             </w:r>
           </w:p>
         </w:tc>
@@ -3079,7 +3079,7 @@
                 <w:sz w:val="18"/>
                 <w:szCs w:val="18"/>
               </w:rPr>
-              <w:t xml:space="preserve">Assistente virtuale: messaggio «Un attimo…» durante l'attesa.</w:t>
+              <w:t xml:space="preserve">Nuovo capitolo «Collegamento al portale» (presenza visibile all'Amministratore principale).</w:t>
             </w:r>
           </w:p>
         </w:tc>
@@ -3149,7 +3149,7 @@
                 <w:sz w:val="18"/>
                 <w:szCs w:val="18"/>
               </w:rPr>
-              <w:t xml:space="preserve">2.6</w:t>
+              <w:t xml:space="preserve">2.7</w:t>
             </w:r>
           </w:p>
         </w:tc>
@@ -3213,7 +3213,7 @@
                 <w:sz w:val="18"/>
                 <w:szCs w:val="18"/>
               </w:rPr>
-              <w:t xml:space="preserve">Nuovo capitolo «L'assistente virtuale».</w:t>
+              <w:t xml:space="preserve">Assistente virtuale: messaggio «Un attimo…» durante l'attesa.</w:t>
             </w:r>
           </w:p>
         </w:tc>
@@ -3283,7 +3283,7 @@
                 <w:sz w:val="18"/>
                 <w:szCs w:val="18"/>
               </w:rPr>
-              <w:t xml:space="preserve">2.5</w:t>
+              <w:t xml:space="preserve">2.6</w:t>
             </w:r>
           </w:p>
         </w:tc>
@@ -3349,7 +3349,7 @@
                 <w:sz w:val="18"/>
                 <w:szCs w:val="18"/>
               </w:rPr>
-              <w:t xml:space="preserve">Ordinamento degli elenchi e delle tabelle.</w:t>
+              <w:t xml:space="preserve">Nuovo capitolo «L'assistente virtuale».</w:t>
             </w:r>
           </w:p>
         </w:tc>
@@ -3419,7 +3419,7 @@
                 <w:sz w:val="18"/>
                 <w:szCs w:val="18"/>
               </w:rPr>
-              <w:t xml:space="preserve">2.4</w:t>
+              <w:t xml:space="preserve">2.5</w:t>
             </w:r>
           </w:p>
         </w:tc>
@@ -3483,7 +3483,7 @@
                 <w:sz w:val="18"/>
                 <w:szCs w:val="18"/>
               </w:rPr>
-              <w:t xml:space="preserve">Primo accesso: le credenziali arrivano per email.</w:t>
+              <w:t xml:space="preserve">Ordinamento degli elenchi e delle tabelle.</w:t>
             </w:r>
           </w:p>
         </w:tc>
@@ -3553,7 +3553,7 @@
                 <w:sz w:val="18"/>
                 <w:szCs w:val="18"/>
               </w:rPr>
-              <w:t xml:space="preserve">2.3</w:t>
+              <w:t xml:space="preserve">2.4</w:t>
             </w:r>
           </w:p>
         </w:tc>
@@ -3619,7 +3619,7 @@
                 <w:sz w:val="18"/>
                 <w:szCs w:val="18"/>
               </w:rPr>
-              <w:t xml:space="preserve">Simulazione dei crediti: anche stima economica con costi Caso 1 e Caso 2.</w:t>
+              <w:t xml:space="preserve">Primo accesso: le credenziali arrivano per email.</w:t>
             </w:r>
           </w:p>
         </w:tc>
@@ -3689,7 +3689,7 @@
                 <w:sz w:val="18"/>
                 <w:szCs w:val="18"/>
               </w:rPr>
-              <w:t xml:space="preserve">2.2</w:t>
+              <w:t xml:space="preserve">2.3</w:t>
             </w:r>
           </w:p>
         </w:tc>
@@ -3753,7 +3753,7 @@
                 <w:sz w:val="18"/>
                 <w:szCs w:val="18"/>
               </w:rPr>
-              <w:t xml:space="preserve">Simulazione dei crediti disponibile su richiesta alla Fondazione.</w:t>
+              <w:t xml:space="preserve">Simulazione dei crediti: anche stima economica con costi Caso 1 e Caso 2.</w:t>
             </w:r>
           </w:p>
         </w:tc>
@@ -3823,7 +3823,7 @@
                 <w:sz w:val="18"/>
                 <w:szCs w:val="18"/>
               </w:rPr>
-              <w:t xml:space="preserve">2.1</w:t>
+              <w:t xml:space="preserve">2.2</w:t>
             </w:r>
           </w:p>
         </w:tc>
@@ -3889,7 +3889,7 @@
                 <w:sz w:val="18"/>
                 <w:szCs w:val="18"/>
               </w:rPr>
-              <w:t xml:space="preserve">Simulazione dei crediti in arrivo (capitolo Dati per il calcolo dei crediti).</w:t>
+              <w:t xml:space="preserve">Simulazione dei crediti disponibile su richiesta alla Fondazione.</w:t>
             </w:r>
           </w:p>
         </w:tc>
@@ -3959,7 +3959,7 @@
                 <w:sz w:val="18"/>
                 <w:szCs w:val="18"/>
               </w:rPr>
-              <w:t xml:space="preserve">2.0</w:t>
+              <w:t xml:space="preserve">2.1</w:t>
             </w:r>
           </w:p>
         </w:tc>
@@ -3991,7 +3991,7 @@
                 <w:sz w:val="18"/>
                 <w:szCs w:val="18"/>
               </w:rPr>
-              <w:t xml:space="preserve">18/10/2026</w:t>
+              <w:t xml:space="preserve">19/10/2026</w:t>
             </w:r>
           </w:p>
         </w:tc>
@@ -4023,7 +4023,7 @@
                 <w:sz w:val="18"/>
                 <w:szCs w:val="18"/>
               </w:rPr>
-              <w:t xml:space="preserve">Allineamento ai documenti ufficiali del Programma: Rapporto a 7 fasi, feedback pubblico (30 e 20 giorni), stato nel Programma e ID, dati del progetto, un solo account per Organizzazione, ritiro e rientro, conservazione 12 anni, tipologie ufficiali, Schema tariffario, verifica sull'accuratezza; nuovi capitoli Crediti emessi, Reclami, pagina pubblica del Programma.</w:t>
+              <w:t xml:space="preserve">Simulazione dei crediti in arrivo (capitolo Dati per il calcolo dei crediti).</w:t>
             </w:r>
           </w:p>
         </w:tc>
@@ -4093,7 +4093,7 @@
                 <w:sz w:val="18"/>
                 <w:szCs w:val="18"/>
               </w:rPr>
-              <w:t xml:space="preserve">1.9</w:t>
+              <w:t xml:space="preserve">2.0</w:t>
             </w:r>
           </w:p>
         </w:tc>
@@ -4159,7 +4159,7 @@
                 <w:sz w:val="18"/>
                 <w:szCs w:val="18"/>
               </w:rPr>
-              <w:t xml:space="preserve">Rapporti di Monitoraggio con 4 fasi; documenti richiesti per fase; caricamenti solo nelle fasi aperte; osservazioni numerate e notifica di quelle da rispondere; data di conservazione; fascicolo con riepilogo PDF.</w:t>
+              <w:t xml:space="preserve">Allineamento ai documenti ufficiali del Programma: Rapporto a 7 fasi, feedback pubblico (30 e 20 giorni), stato nel Programma e ID, dati del progetto, un solo account per Organizzazione, ritiro e rientro, conservazione 12 anni, tipologie ufficiali, Schema tariffario, verifica sull'accuratezza; nuovi capitoli Crediti emessi, Reclami, pagina pubblica del Programma.</w:t>
             </w:r>
           </w:p>
         </w:tc>
@@ -4229,7 +4229,7 @@
                 <w:sz w:val="18"/>
                 <w:szCs w:val="18"/>
               </w:rPr>
-              <w:t xml:space="preserve">1.8</w:t>
+              <w:t xml:space="preserve">1.9</w:t>
             </w:r>
           </w:p>
         </w:tc>
@@ -4293,7 +4293,7 @@
                 <w:sz w:val="18"/>
                 <w:szCs w:val="18"/>
               </w:rPr>
-              <w:t xml:space="preserve">Nuova tipologia di documento «Rapporto di calcolo dei crediti».</w:t>
+              <w:t xml:space="preserve">Rapporti di Monitoraggio con 4 fasi; documenti richiesti per fase; caricamenti solo nelle fasi aperte; osservazioni numerate e notifica di quelle da rispondere; data di conservazione; fascicolo con riepilogo PDF.</w:t>
             </w:r>
           </w:p>
         </w:tc>
@@ -4363,7 +4363,7 @@
                 <w:sz w:val="18"/>
                 <w:szCs w:val="18"/>
               </w:rPr>
-              <w:t xml:space="preserve">1.7</w:t>
+              <w:t xml:space="preserve">1.8</w:t>
             </w:r>
           </w:p>
         </w:tc>
@@ -4429,7 +4429,7 @@
                 <w:sz w:val="18"/>
                 <w:szCs w:val="18"/>
               </w:rPr>
-              <w:t xml:space="preserve">Dati per il calcolo dei crediti: il file caricato nella pratica è letto direttamente dalla Fondazione; controllo dei dati personali.</w:t>
+              <w:t xml:space="preserve">Nuova tipologia di documento «Rapporto di calcolo dei crediti».</w:t>
             </w:r>
           </w:p>
         </w:tc>
@@ -4499,7 +4499,7 @@
                 <w:sz w:val="18"/>
                 <w:szCs w:val="18"/>
               </w:rPr>
-              <w:t xml:space="preserve">1.6</w:t>
+              <w:t xml:space="preserve">1.7</w:t>
             </w:r>
           </w:p>
         </w:tc>
@@ -4563,7 +4563,7 @@
                 <w:sz w:val="18"/>
                 <w:szCs w:val="18"/>
               </w:rPr>
-              <w:t xml:space="preserve">Messaggi con la Fondazione (nuovo capitolo), note della Fondazione e modelli nelle fasi, Ente di Validazione, avviso sulle pratiche non attive, pagamenti visibili, consultazione sulla pagina pubblica con conferma dell'email ed errata corrige, nuove notifiche.</w:t>
+              <w:t xml:space="preserve">Dati per il calcolo dei crediti: il file caricato nella pratica è letto direttamente dalla Fondazione; controllo dei dati personali.</w:t>
             </w:r>
           </w:p>
         </w:tc>
@@ -4633,7 +4633,7 @@
                 <w:sz w:val="18"/>
                 <w:szCs w:val="18"/>
               </w:rPr>
-              <w:t xml:space="preserve">1.5</w:t>
+              <w:t xml:space="preserve">1.6</w:t>
             </w:r>
           </w:p>
         </w:tc>
@@ -4699,7 +4699,7 @@
                 <w:sz w:val="18"/>
                 <w:szCs w:val="18"/>
               </w:rPr>
-              <w:t xml:space="preserve">Manuale scaricabile anche dalla pagina «I tuoi documenti»; per gli utenti il manuale è disponibile solo in PDF.</w:t>
+              <w:t xml:space="preserve">Messaggi con la Fondazione (nuovo capitolo), note della Fondazione e modelli nelle fasi, Ente di Validazione, avviso sulle pratiche non attive, pagamenti visibili, consultazione sulla pagina pubblica con conferma dell'email ed errata corrige, nuove notifiche.</w:t>
             </w:r>
           </w:p>
         </w:tc>
@@ -4769,7 +4769,7 @@
                 <w:sz w:val="18"/>
                 <w:szCs w:val="18"/>
               </w:rPr>
-              <w:t xml:space="preserve">1.4</w:t>
+              <w:t xml:space="preserve">1.5</w:t>
             </w:r>
           </w:p>
         </w:tc>
@@ -4833,7 +4833,7 @@
                 <w:sz w:val="18"/>
                 <w:szCs w:val="18"/>
               </w:rPr>
-              <w:t xml:space="preserve">Recupero della password: nuova email in italiano dal portale (oggetto e pulsante), limite di una richiesta ogni 2 minuti.</w:t>
+              <w:t xml:space="preserve">Manuale scaricabile anche dalla pagina «I tuoi documenti»; per gli utenti il manuale è disponibile solo in PDF.</w:t>
             </w:r>
           </w:p>
         </w:tc>
@@ -4903,7 +4903,7 @@
                 <w:sz w:val="18"/>
                 <w:szCs w:val="18"/>
               </w:rPr>
-              <w:t xml:space="preserve">1.3</w:t>
+              <w:t xml:space="preserve">1.4</w:t>
             </w:r>
           </w:p>
         </w:tc>
@@ -4969,7 +4969,7 @@
                 <w:sz w:val="18"/>
                 <w:szCs w:val="18"/>
               </w:rPr>
-              <w:t xml:space="preserve">Pagina «Il mio profilo» (account, cambio password, manuale da scaricare).</w:t>
+              <w:t xml:space="preserve">Recupero della password: nuova email in italiano dal portale (oggetto e pulsante), limite di una richiesta ogni 2 minuti.</w:t>
             </w:r>
           </w:p>
         </w:tc>
@@ -5039,7 +5039,7 @@
                 <w:sz w:val="18"/>
                 <w:szCs w:val="18"/>
               </w:rPr>
-              <w:t xml:space="preserve">1.2</w:t>
+              <w:t xml:space="preserve">1.3</w:t>
             </w:r>
           </w:p>
         </w:tc>
@@ -5103,7 +5103,7 @@
                 <w:sz w:val="18"/>
                 <w:szCs w:val="18"/>
               </w:rPr>
-              <w:t xml:space="preserve">Scelta della password al primo accesso, cambio password, recupero della password dimenticata; ritorno alla pratica dopo l'accesso da un link email.</w:t>
+              <w:t xml:space="preserve">Pagina «Il mio profilo» (account, cambio password, manuale da scaricare).</w:t>
             </w:r>
           </w:p>
         </w:tc>
@@ -5173,7 +5173,7 @@
                 <w:sz w:val="18"/>
                 <w:szCs w:val="18"/>
               </w:rPr>
-              <w:t xml:space="preserve">1.1</w:t>
+              <w:t xml:space="preserve">1.2</w:t>
             </w:r>
           </w:p>
         </w:tc>
@@ -5239,7 +5239,7 @@
                 <w:sz w:val="18"/>
                 <w:szCs w:val="18"/>
               </w:rPr>
-              <w:t xml:space="preserve">Voce di menu «Manuale» e pagina di download del manuale (capitolo 2).</w:t>
+              <w:t xml:space="preserve">Scelta della password al primo accesso, cambio password, recupero della password dimenticata; ritorno alla pratica dopo l'accesso da un link email.</w:t>
             </w:r>
           </w:p>
         </w:tc>
@@ -5309,6 +5309,140 @@
                 <w:sz w:val="18"/>
                 <w:szCs w:val="18"/>
               </w:rPr>
+              <w:t xml:space="preserve">1.1</w:t>
+            </w:r>
+          </w:p>
+        </w:tc>
+        <w:tc>
+          <w:tcPr>
+            <w:tcW w:type="dxa" w:w="1300"/>
+            <w:tcBorders>
+              <w:top w:val="single" w:color="D9D4C5" w:sz="4"/>
+              <w:left w:val="single" w:color="D9D4C5" w:sz="4"/>
+              <w:bottom w:val="single" w:color="D9D4C5" w:sz="4"/>
+              <w:right w:val="single" w:color="D9D4C5" w:sz="4"/>
+            </w:tcBorders>
+            <w:tcMar>
+              <w:top w:type="dxa" w:w="70"/>
+              <w:left w:type="dxa" w:w="110"/>
+              <w:bottom w:type="dxa" w:w="70"/>
+              <w:right w:type="dxa" w:w="110"/>
+            </w:tcMar>
+            <w:vAlign w:val="center"/>
+          </w:tcPr>
+          <w:p>
+            <w:pPr>
+              <w:spacing w:after="0" w:before="0"/>
+            </w:pPr>
+            <w:r>
+              <w:rPr>
+                <w:rFonts w:ascii="Arial" w:cs="Arial" w:eastAsia="Arial" w:hAnsi="Arial"/>
+                <w:color w:val="1B2118"/>
+                <w:sz w:val="18"/>
+                <w:szCs w:val="18"/>
+              </w:rPr>
+              <w:t xml:space="preserve">18/10/2026</w:t>
+            </w:r>
+          </w:p>
+        </w:tc>
+        <w:tc>
+          <w:tcPr>
+            <w:tcW w:type="dxa" w:w="5538"/>
+            <w:tcBorders>
+              <w:top w:val="single" w:color="D9D4C5" w:sz="4"/>
+              <w:left w:val="single" w:color="D9D4C5" w:sz="4"/>
+              <w:bottom w:val="single" w:color="D9D4C5" w:sz="4"/>
+              <w:right w:val="single" w:color="D9D4C5" w:sz="4"/>
+            </w:tcBorders>
+            <w:tcMar>
+              <w:top w:type="dxa" w:w="70"/>
+              <w:left w:type="dxa" w:w="110"/>
+              <w:bottom w:type="dxa" w:w="70"/>
+              <w:right w:type="dxa" w:w="110"/>
+            </w:tcMar>
+            <w:vAlign w:val="center"/>
+          </w:tcPr>
+          <w:p>
+            <w:pPr>
+              <w:spacing w:after="0" w:before="0"/>
+            </w:pPr>
+            <w:r>
+              <w:rPr>
+                <w:rFonts w:ascii="Arial" w:cs="Arial" w:eastAsia="Arial" w:hAnsi="Arial"/>
+                <w:color w:val="1B2118"/>
+                <w:sz w:val="18"/>
+                <w:szCs w:val="18"/>
+              </w:rPr>
+              <w:t xml:space="preserve">Voce di menu «Manuale» e pagina di download del manuale (capitolo 2).</w:t>
+            </w:r>
+          </w:p>
+        </w:tc>
+        <w:tc>
+          <w:tcPr>
+            <w:tcW w:type="dxa" w:w="2000"/>
+            <w:tcBorders>
+              <w:top w:val="single" w:color="D9D4C5" w:sz="4"/>
+              <w:left w:val="single" w:color="D9D4C5" w:sz="4"/>
+              <w:bottom w:val="single" w:color="D9D4C5" w:sz="4"/>
+              <w:right w:val="single" w:color="D9D4C5" w:sz="4"/>
+            </w:tcBorders>
+            <w:tcMar>
+              <w:top w:type="dxa" w:w="70"/>
+              <w:left w:type="dxa" w:w="110"/>
+              <w:bottom w:type="dxa" w:w="70"/>
+              <w:right w:type="dxa" w:w="110"/>
+            </w:tcMar>
+            <w:vAlign w:val="center"/>
+          </w:tcPr>
+          <w:p>
+            <w:pPr>
+              <w:spacing w:after="0" w:before="0"/>
+            </w:pPr>
+            <w:r>
+              <w:rPr>
+                <w:rFonts w:ascii="Arial" w:cs="Arial" w:eastAsia="Arial" w:hAnsi="Arial"/>
+                <w:color w:val="1B2118"/>
+                <w:sz w:val="18"/>
+                <w:szCs w:val="18"/>
+              </w:rPr>
+              <w:t xml:space="preserve">Fondazione Operate</w:t>
+            </w:r>
+          </w:p>
+        </w:tc>
+      </w:tr>
+      <w:tr>
+        <w:trPr>
+          <w:cantSplit/>
+        </w:trPr>
+        <w:tc>
+          <w:tcPr>
+            <w:tcW w:type="dxa" w:w="800"/>
+            <w:tcBorders>
+              <w:top w:val="single" w:color="D9D4C5" w:sz="4"/>
+              <w:left w:val="single" w:color="D9D4C5" w:sz="4"/>
+              <w:bottom w:val="single" w:color="D9D4C5" w:sz="4"/>
+              <w:right w:val="single" w:color="D9D4C5" w:sz="4"/>
+            </w:tcBorders>
+            <w:shd w:fill="F6F4EE" w:color="auto" w:val="clear"/>
+            <w:tcMar>
+              <w:top w:type="dxa" w:w="70"/>
+              <w:left w:type="dxa" w:w="110"/>
+              <w:bottom w:type="dxa" w:w="70"/>
+              <w:right w:type="dxa" w:w="110"/>
+            </w:tcMar>
+            <w:vAlign w:val="center"/>
+          </w:tcPr>
+          <w:p>
+            <w:pPr>
+              <w:spacing w:after="0" w:before="0"/>
+            </w:pPr>
+            <w:r>
+              <w:rPr>
+                <w:rFonts w:ascii="Arial" w:cs="Arial" w:eastAsia="Arial" w:hAnsi="Arial"/>
+                <w:color w:val="1B2118"/>
+                <w:sz w:val="18"/>
+                <w:szCs w:val="18"/>
+              </w:rPr>
               <w:t xml:space="preserve">1.0</w:t>
             </w:r>
           </w:p>
@@ -5322,6 +5456,7 @@
               <w:bottom w:val="single" w:color="D9D4C5" w:sz="4"/>
               <w:right w:val="single" w:color="D9D4C5" w:sz="4"/>
             </w:tcBorders>
+            <w:shd w:fill="F6F4EE" w:color="auto" w:val="clear"/>
             <w:tcMar>
               <w:top w:type="dxa" w:w="70"/>
               <w:left w:type="dxa" w:w="110"/>
@@ -5354,6 +5489,7 @@
               <w:bottom w:val="single" w:color="D9D4C5" w:sz="4"/>
               <w:right w:val="single" w:color="D9D4C5" w:sz="4"/>
             </w:tcBorders>
+            <w:shd w:fill="F6F4EE" w:color="auto" w:val="clear"/>
             <w:tcMar>
               <w:top w:type="dxa" w:w="70"/>
               <w:left w:type="dxa" w:w="110"/>
@@ -5386,6 +5522,7 @@
               <w:bottom w:val="single" w:color="D9D4C5" w:sz="4"/>
               <w:right w:val="single" w:color="D9D4C5" w:sz="4"/>
             </w:tcBorders>
+            <w:shd w:fill="F6F4EE" w:color="auto" w:val="clear"/>
             <w:tcMar>
               <w:top w:type="dxa" w:w="70"/>
               <w:left w:type="dxa" w:w="110"/>
@@ -5427,7 +5564,7 @@
           <w:sz w:val="20"/>
           <w:szCs w:val="20"/>
         </w:rPr>
-        <w:t xml:space="preserve">Questo documento descrive il portale alla revisione 4.4 del 23/10/2026. A ogni modifica del portale il manuale viene aggiornato e la revisione incrementata; la versione corrente si scarica dal portale.</w:t>
+        <w:t xml:space="preserve">Questo documento descrive il portale alla revisione 4.5 del 26/10/2026. A ogni modifica del portale il manuale viene aggiornato e la revisione incrementata; la versione corrente si scarica dal portale.</w:t>
       </w:r>
     </w:p>
     <w:p>
@@ -6253,7 +6390,7 @@
         </w:rPr>
         <w:t xml:space="preserve"> un computer o tablet con un browser aggiornato (Chrome, Edge, Firefox, Safari) e le credenziali fornite dalla Fondazione. Indirizzo del portale: </w:t>
       </w:r>
-      <w:hyperlink w:history="1" r:id="rIdhrndno98wq57tjj9iuaxt">
+      <w:hyperlink w:history="1" r:id="rIdtqg6dw5-57ibyngu-begg">
         <w:r>
           <w:rPr>
             <w:rFonts w:ascii="Arial" w:cs="Arial" w:eastAsia="Arial" w:hAnsi="Arial"/>
@@ -6480,7 +6617,7 @@
         </w:rPr>
         <w:t xml:space="preserve">Aprite </w:t>
       </w:r>
-      <w:hyperlink w:history="1" r:id="rIdwmm5cslgiajm2a5iqg0hw">
+      <w:hyperlink w:history="1" r:id="rId5tm-lbd3_z5xu8sweezcd">
         <w:r>
           <w:rPr>
             <w:rFonts w:ascii="Arial" w:cs="Arial" w:eastAsia="Arial" w:hAnsi="Arial"/>
@@ -8474,7 +8611,7 @@
           <w:sz w:val="21"/>
           <w:szCs w:val="21"/>
         </w:rPr>
-        <w:t xml:space="preserve">: quanto costa il vostro Progetto secondo il listino concordato con la Fondazione (Caso 1, progetto volontario, oppure Caso 2, progetto da bando di gara), in totale e all'anno, e quanto prevede l'ultima simulazione. Lo stesso valore compare nei dati del Progetto, alla voce </w:t>
+        <w:t xml:space="preserve">: quanto costa il vostro Progetto secondo il listino concordato con la Fondazione (Caso 1, progetto volontario, oppure Caso 2, progetto da bando di gara: ogni Progetto ne ha sempre uno), in totale e all'anno, e quanto prevede l'ultima simulazione. Lo stesso valore compare nei dati del Progetto, alla voce </w:t>
       </w:r>
       <w:r>
         <w:rPr>
@@ -15275,7 +15412,7 @@
         </w:rPr>
         <w:t xml:space="preserve"> (</w:t>
       </w:r>
-      <w:hyperlink w:history="1" r:id="rIdpy1nqpz5q1fhpj8yefugb">
+      <w:hyperlink w:history="1" r:id="rIdjyp5oewkj0lavwxv9qkss">
         <w:r>
           <w:rPr>
             <w:rFonts w:ascii="Arial" w:cs="Arial" w:eastAsia="Arial" w:hAnsi="Arial"/>
@@ -18987,7 +19124,7 @@
         </w:rPr>
         <w:t xml:space="preserve">, uguale per tutti gli enti. Il modello si scarica dalla pagina pubblica </w:t>
       </w:r>
-      <w:hyperlink w:history="1" r:id="rIdbkjaeay0b_djdqy2tt7zo">
+      <w:hyperlink w:history="1" r:id="rIdnuzog54cp3v8fslgcrugw">
         <w:r>
           <w:rPr>
             <w:rFonts w:ascii="Arial" w:cs="Arial" w:eastAsia="Arial" w:hAnsi="Arial"/>
@@ -23216,7 +23353,7 @@
         </w:rPr>
         <w:t xml:space="preserve"> (</w:t>
       </w:r>
-      <w:hyperlink w:history="1" r:id="rId1qju5iah-pjmi5ejeblrl">
+      <w:hyperlink w:history="1" r:id="rIdfvjkknhsdovntqabfbiu5">
         <w:r>
           <w:rPr>
             <w:rFonts w:ascii="Arial" w:cs="Arial" w:eastAsia="Arial" w:hAnsi="Arial"/>
@@ -24595,7 +24732,7 @@
         <w:szCs w:val="16"/>
       </w:rPr>
       <w:tab/>
-      <w:t xml:space="preserve">Manuale Utente · Rev. 4.4 · 23/10/2026</w:t>
+      <w:t xml:space="preserve">Manuale Utente · Rev. 4.5 · 26/10/2026</w:t>
     </w:r>
   </w:p>
 </w:hdr>
@@ -24660,7 +24797,7 @@
         <w:szCs w:val="16"/>
       </w:rPr>
       <w:tab/>
-      <w:t xml:space="preserve">Manuale Utente · Rev. 4.4 · 23/10/2026</w:t>
+      <w:t xml:space="preserve">Manuale Utente · Rev. 4.5 · 26/10/2026</w:t>
     </w:r>
   </w:p>
 </w:hdr>

--- a/public/manuali/Manuale_Utente_Portale_CWP.docx
+++ b/public/manuali/Manuale_Utente_Portale_CWP.docx
@@ -302,7 +302,7 @@
                 <w:sz w:val="20"/>
                 <w:szCs w:val="20"/>
               </w:rPr>
-              <w:t xml:space="preserve">Rev. 4.5</w:t>
+              <w:t xml:space="preserve">Rev. 4.6</w:t>
             </w:r>
           </w:p>
         </w:tc>
@@ -365,7 +365,7 @@
                 <w:sz w:val="20"/>
                 <w:szCs w:val="20"/>
               </w:rPr>
-              <w:t xml:space="preserve">26/10/2026</w:t>
+              <w:t xml:space="preserve">30/10/2026</w:t>
             </w:r>
           </w:p>
         </w:tc>
@@ -719,7 +719,7 @@
                 <w:sz w:val="18"/>
                 <w:szCs w:val="18"/>
               </w:rPr>
-              <w:t xml:space="preserve">4.5</w:t>
+              <w:t xml:space="preserve">4.6</w:t>
             </w:r>
           </w:p>
         </w:tc>
@@ -751,7 +751,7 @@
                 <w:sz w:val="18"/>
                 <w:szCs w:val="18"/>
               </w:rPr>
-              <w:t xml:space="preserve">26/10/2026</w:t>
+              <w:t xml:space="preserve">30/10/2026</w:t>
             </w:r>
           </w:p>
         </w:tc>
@@ -783,7 +783,7 @@
                 <w:sz w:val="18"/>
                 <w:szCs w:val="18"/>
               </w:rPr>
-              <w:t xml:space="preserve">Listino sempre presente sul Progetto.</w:t>
+              <w:t xml:space="preserve">Nomi delle fasi, ricorso, Banca Dati Utenze senza nomi e indirizzi.</w:t>
             </w:r>
           </w:p>
         </w:tc>
@@ -853,7 +853,7 @@
                 <w:sz w:val="18"/>
                 <w:szCs w:val="18"/>
               </w:rPr>
-              <w:t xml:space="preserve">4.4</w:t>
+              <w:t xml:space="preserve">4.5</w:t>
             </w:r>
           </w:p>
         </w:tc>
@@ -886,7 +886,7 @@
                 <w:sz w:val="18"/>
                 <w:szCs w:val="18"/>
               </w:rPr>
-              <w:t xml:space="preserve">23/10/2026</w:t>
+              <w:t xml:space="preserve">26/10/2026</w:t>
             </w:r>
           </w:p>
         </w:tc>
@@ -919,7 +919,7 @@
                 <w:sz w:val="18"/>
                 <w:szCs w:val="18"/>
               </w:rPr>
-              <w:t xml:space="preserve">Colori dello stato delle fasi (verde, arancio, rosso).</w:t>
+              <w:t xml:space="preserve">Listino sempre presente sul Progetto.</w:t>
             </w:r>
           </w:p>
         </w:tc>
@@ -989,7 +989,7 @@
                 <w:sz w:val="18"/>
                 <w:szCs w:val="18"/>
               </w:rPr>
-              <w:t xml:space="preserve">4.3</w:t>
+              <w:t xml:space="preserve">4.4</w:t>
             </w:r>
           </w:p>
         </w:tc>
@@ -1053,7 +1053,7 @@
                 <w:sz w:val="18"/>
                 <w:szCs w:val="18"/>
               </w:rPr>
-              <w:t xml:space="preserve">«Le mie pratiche»: valore del progetto (listino Caso 1 o Caso 2).</w:t>
+              <w:t xml:space="preserve">Colori dello stato delle fasi (verde, arancio, rosso).</w:t>
             </w:r>
           </w:p>
         </w:tc>
@@ -1123,7 +1123,7 @@
                 <w:sz w:val="18"/>
                 <w:szCs w:val="18"/>
               </w:rPr>
-              <w:t xml:space="preserve">4.2</w:t>
+              <w:t xml:space="preserve">4.3</w:t>
             </w:r>
           </w:p>
         </w:tc>
@@ -1189,7 +1189,7 @@
                 <w:sz w:val="18"/>
                 <w:szCs w:val="18"/>
               </w:rPr>
-              <w:t xml:space="preserve">Revisione generale al 23/10: Banca Dati Utenze per utenza non più «in arrivo».</w:t>
+              <w:t xml:space="preserve">«Le mie pratiche»: valore del progetto (listino Caso 1 o Caso 2).</w:t>
             </w:r>
           </w:p>
         </w:tc>
@@ -1259,7 +1259,7 @@
                 <w:sz w:val="18"/>
                 <w:szCs w:val="18"/>
               </w:rPr>
-              <w:t xml:space="preserve">4.1</w:t>
+              <w:t xml:space="preserve">4.2</w:t>
             </w:r>
           </w:p>
         </w:tc>
@@ -1323,7 +1323,7 @@
                 <w:sz w:val="18"/>
                 <w:szCs w:val="18"/>
               </w:rPr>
-              <w:t xml:space="preserve">«Le mie pratiche»: riquadri del valore dei crediti della propria organizzazione (simulazione e fase esecutiva, crediti ed euro).</w:t>
+              <w:t xml:space="preserve">Revisione generale al 23/10: Banca Dati Utenze per utenza non più «in arrivo».</w:t>
             </w:r>
           </w:p>
         </w:tc>
@@ -1393,7 +1393,7 @@
                 <w:sz w:val="18"/>
                 <w:szCs w:val="18"/>
               </w:rPr>
-              <w:t xml:space="preserve">4.0</w:t>
+              <w:t xml:space="preserve">4.1</w:t>
             </w:r>
           </w:p>
         </w:tc>
@@ -1459,7 +1459,7 @@
                 <w:sz w:val="18"/>
                 <w:szCs w:val="18"/>
               </w:rPr>
-              <w:t xml:space="preserve">Banca Dati Utenze per utenza: come la Fondazione usa categoria tariffaria e kg di ogni frazione (vuoto diverso da 0).</w:t>
+              <w:t xml:space="preserve">«Le mie pratiche»: riquadri del valore dei crediti della propria organizzazione (simulazione e fase esecutiva, crediti ed euro).</w:t>
             </w:r>
           </w:p>
         </w:tc>
@@ -1529,7 +1529,7 @@
                 <w:sz w:val="18"/>
                 <w:szCs w:val="18"/>
               </w:rPr>
-              <w:t xml:space="preserve">3.9</w:t>
+              <w:t xml:space="preserve">4.0</w:t>
             </w:r>
           </w:p>
         </w:tc>
@@ -1561,7 +1561,7 @@
                 <w:sz w:val="18"/>
                 <w:szCs w:val="18"/>
               </w:rPr>
-              <w:t xml:space="preserve">22/10/2026</w:t>
+              <w:t xml:space="preserve">23/10/2026</w:t>
             </w:r>
           </w:p>
         </w:tc>
@@ -1593,7 +1593,7 @@
                 <w:sz w:val="18"/>
                 <w:szCs w:val="18"/>
               </w:rPr>
-              <w:t xml:space="preserve">Banca Dati Utenze: categoria tariffaria e di simulazione.</w:t>
+              <w:t xml:space="preserve">Banca Dati Utenze per utenza: come la Fondazione usa categoria tariffaria e kg di ogni frazione (vuoto diverso da 0).</w:t>
             </w:r>
           </w:p>
         </w:tc>
@@ -1663,7 +1663,7 @@
                 <w:sz w:val="18"/>
                 <w:szCs w:val="18"/>
               </w:rPr>
-              <w:t xml:space="preserve">3.8</w:t>
+              <w:t xml:space="preserve">3.9</w:t>
             </w:r>
           </w:p>
         </w:tc>
@@ -1729,7 +1729,7 @@
                 <w:sz w:val="18"/>
                 <w:szCs w:val="18"/>
               </w:rPr>
-              <w:t xml:space="preserve">Banca Dati Utenze per utenza: spiegazione dei campi (nuovo formato in arrivo).</w:t>
+              <w:t xml:space="preserve">Banca Dati Utenze: categoria tariffaria e di simulazione.</w:t>
             </w:r>
           </w:p>
         </w:tc>
@@ -1799,7 +1799,7 @@
                 <w:sz w:val="18"/>
                 <w:szCs w:val="18"/>
               </w:rPr>
-              <w:t xml:space="preserve">3.7</w:t>
+              <w:t xml:space="preserve">3.8</w:t>
             </w:r>
           </w:p>
         </w:tc>
@@ -1863,7 +1863,7 @@
                 <w:sz w:val="18"/>
                 <w:szCs w:val="18"/>
               </w:rPr>
-              <w:t xml:space="preserve">Uso dal telefono: menu, elenco e dettaglio delle pratiche.</w:t>
+              <w:t xml:space="preserve">Banca Dati Utenze per utenza: spiegazione dei campi (nuovo formato in arrivo).</w:t>
             </w:r>
           </w:p>
         </w:tc>
@@ -1933,7 +1933,7 @@
                 <w:sz w:val="18"/>
                 <w:szCs w:val="18"/>
               </w:rPr>
-              <w:t xml:space="preserve">3.6</w:t>
+              <w:t xml:space="preserve">3.7</w:t>
             </w:r>
           </w:p>
         </w:tc>
@@ -1999,7 +1999,7 @@
                 <w:sz w:val="18"/>
                 <w:szCs w:val="18"/>
               </w:rPr>
-              <w:t xml:space="preserve">Feedback pubblico chiuso solo dopo il termine; ente prima della fase 5 (rilievi N02, N03).</w:t>
+              <w:t xml:space="preserve">Uso dal telefono: menu, elenco e dettaglio delle pratiche.</w:t>
             </w:r>
           </w:p>
         </w:tc>
@@ -2069,7 +2069,7 @@
                 <w:sz w:val="18"/>
                 <w:szCs w:val="18"/>
               </w:rPr>
-              <w:t xml:space="preserve">3.5</w:t>
+              <w:t xml:space="preserve">3.6</w:t>
             </w:r>
           </w:p>
         </w:tc>
@@ -2101,7 +2101,7 @@
                 <w:sz w:val="18"/>
                 <w:szCs w:val="18"/>
               </w:rPr>
-              <w:t xml:space="preserve">21/10/2026</w:t>
+              <w:t xml:space="preserve">22/10/2026</w:t>
             </w:r>
           </w:p>
         </w:tc>
@@ -2133,7 +2133,7 @@
                 <w:sz w:val="18"/>
                 <w:szCs w:val="18"/>
               </w:rPr>
-              <w:t xml:space="preserve">Barra a LED delle fasi nell'elenco e nella pratica aperta.</w:t>
+              <w:t xml:space="preserve">Feedback pubblico chiuso solo dopo il termine; ente prima della fase 5 (rilievi N02, N03).</w:t>
             </w:r>
           </w:p>
         </w:tc>
@@ -2203,7 +2203,7 @@
                 <w:sz w:val="18"/>
                 <w:szCs w:val="18"/>
               </w:rPr>
-              <w:t xml:space="preserve">3.4</w:t>
+              <w:t xml:space="preserve">3.5</w:t>
             </w:r>
           </w:p>
         </w:tc>
@@ -2269,7 +2269,7 @@
                 <w:sz w:val="18"/>
                 <w:szCs w:val="18"/>
               </w:rPr>
-              <w:t xml:space="preserve">Assistente: domande sulla pratica aperta.</w:t>
+              <w:t xml:space="preserve">Barra a LED delle fasi nell'elenco e nella pratica aperta.</w:t>
             </w:r>
           </w:p>
         </w:tc>
@@ -2339,7 +2339,7 @@
                 <w:sz w:val="18"/>
                 <w:szCs w:val="18"/>
               </w:rPr>
-              <w:t xml:space="preserve">3.3</w:t>
+              <w:t xml:space="preserve">3.4</w:t>
             </w:r>
           </w:p>
         </w:tc>
@@ -2403,7 +2403,7 @@
                 <w:sz w:val="18"/>
                 <w:szCs w:val="18"/>
               </w:rPr>
-              <w:t xml:space="preserve">Domande frequenti: messaggio «Account disattivato».</w:t>
+              <w:t xml:space="preserve">Assistente: domande sulla pratica aperta.</w:t>
             </w:r>
           </w:p>
         </w:tc>
@@ -2473,7 +2473,7 @@
                 <w:sz w:val="18"/>
                 <w:szCs w:val="18"/>
               </w:rPr>
-              <w:t xml:space="preserve">3.2</w:t>
+              <w:t xml:space="preserve">3.3</w:t>
             </w:r>
           </w:p>
         </w:tc>
@@ -2506,7 +2506,7 @@
                 <w:sz w:val="18"/>
                 <w:szCs w:val="18"/>
               </w:rPr>
-              <w:t xml:space="preserve">20/10/2026</w:t>
+              <w:t xml:space="preserve">21/10/2026</w:t>
             </w:r>
           </w:p>
         </w:tc>
@@ -2539,7 +2539,7 @@
                 <w:sz w:val="18"/>
                 <w:szCs w:val="18"/>
               </w:rPr>
-              <w:t xml:space="preserve">Uscita automatica per inattività.</w:t>
+              <w:t xml:space="preserve">Domande frequenti: messaggio «Account disattivato».</w:t>
             </w:r>
           </w:p>
         </w:tc>
@@ -2609,7 +2609,7 @@
                 <w:sz w:val="18"/>
                 <w:szCs w:val="18"/>
               </w:rPr>
-              <w:t xml:space="preserve">3.1</w:t>
+              <w:t xml:space="preserve">3.2</w:t>
             </w:r>
           </w:p>
         </w:tc>
@@ -2673,7 +2673,7 @@
                 <w:sz w:val="18"/>
                 <w:szCs w:val="18"/>
               </w:rPr>
-              <w:t xml:space="preserve">Nuovo menu degli enti: Il Programma CWP, Manuali.</w:t>
+              <w:t xml:space="preserve">Uscita automatica per inattività.</w:t>
             </w:r>
           </w:p>
         </w:tc>
@@ -2743,7 +2743,7 @@
                 <w:sz w:val="18"/>
                 <w:szCs w:val="18"/>
               </w:rPr>
-              <w:t xml:space="preserve">3.0</w:t>
+              <w:t xml:space="preserve">3.1</w:t>
             </w:r>
           </w:p>
         </w:tc>
@@ -2809,7 +2809,7 @@
                 <w:sz w:val="18"/>
                 <w:szCs w:val="18"/>
               </w:rPr>
-              <w:t xml:space="preserve">Voce di menu «Marketplaces» (in arrivo).</w:t>
+              <w:t xml:space="preserve">Nuovo menu degli enti: Il Programma CWP, Manuali.</w:t>
             </w:r>
           </w:p>
         </w:tc>
@@ -2879,7 +2879,7 @@
                 <w:sz w:val="18"/>
                 <w:szCs w:val="18"/>
               </w:rPr>
-              <w:t xml:space="preserve">2.9</w:t>
+              <w:t xml:space="preserve">3.0</w:t>
             </w:r>
           </w:p>
         </w:tc>
@@ -2943,7 +2943,7 @@
                 <w:sz w:val="18"/>
                 <w:szCs w:val="18"/>
               </w:rPr>
-              <w:t xml:space="preserve">Collegamento al portale: registro degli accessi e delle operazioni.</w:t>
+              <w:t xml:space="preserve">Voce di menu «Marketplaces» (in arrivo).</w:t>
             </w:r>
           </w:p>
         </w:tc>
@@ -3013,7 +3013,7 @@
                 <w:sz w:val="18"/>
                 <w:szCs w:val="18"/>
               </w:rPr>
-              <w:t xml:space="preserve">2.8</w:t>
+              <w:t xml:space="preserve">2.9</w:t>
             </w:r>
           </w:p>
         </w:tc>
@@ -3079,7 +3079,7 @@
                 <w:sz w:val="18"/>
                 <w:szCs w:val="18"/>
               </w:rPr>
-              <w:t xml:space="preserve">Nuovo capitolo «Collegamento al portale» (presenza visibile all'Amministratore principale).</w:t>
+              <w:t xml:space="preserve">Collegamento al portale: registro degli accessi e delle operazioni.</w:t>
             </w:r>
           </w:p>
         </w:tc>
@@ -3149,7 +3149,7 @@
                 <w:sz w:val="18"/>
                 <w:szCs w:val="18"/>
               </w:rPr>
-              <w:t xml:space="preserve">2.7</w:t>
+              <w:t xml:space="preserve">2.8</w:t>
             </w:r>
           </w:p>
         </w:tc>
@@ -3181,7 +3181,7 @@
                 <w:sz w:val="18"/>
                 <w:szCs w:val="18"/>
               </w:rPr>
-              <w:t xml:space="preserve">19/10/2026</w:t>
+              <w:t xml:space="preserve">20/10/2026</w:t>
             </w:r>
           </w:p>
         </w:tc>
@@ -3213,7 +3213,7 @@
                 <w:sz w:val="18"/>
                 <w:szCs w:val="18"/>
               </w:rPr>
-              <w:t xml:space="preserve">Assistente virtuale: messaggio «Un attimo…» durante l'attesa.</w:t>
+              <w:t xml:space="preserve">Nuovo capitolo «Collegamento al portale» (presenza visibile all'Amministratore principale).</w:t>
             </w:r>
           </w:p>
         </w:tc>
@@ -3283,7 +3283,7 @@
                 <w:sz w:val="18"/>
                 <w:szCs w:val="18"/>
               </w:rPr>
-              <w:t xml:space="preserve">2.6</w:t>
+              <w:t xml:space="preserve">2.7</w:t>
             </w:r>
           </w:p>
         </w:tc>
@@ -3349,7 +3349,7 @@
                 <w:sz w:val="18"/>
                 <w:szCs w:val="18"/>
               </w:rPr>
-              <w:t xml:space="preserve">Nuovo capitolo «L'assistente virtuale».</w:t>
+              <w:t xml:space="preserve">Assistente virtuale: messaggio «Un attimo…» durante l'attesa.</w:t>
             </w:r>
           </w:p>
         </w:tc>
@@ -3419,7 +3419,7 @@
                 <w:sz w:val="18"/>
                 <w:szCs w:val="18"/>
               </w:rPr>
-              <w:t xml:space="preserve">2.5</w:t>
+              <w:t xml:space="preserve">2.6</w:t>
             </w:r>
           </w:p>
         </w:tc>
@@ -3483,7 +3483,7 @@
                 <w:sz w:val="18"/>
                 <w:szCs w:val="18"/>
               </w:rPr>
-              <w:t xml:space="preserve">Ordinamento degli elenchi e delle tabelle.</w:t>
+              <w:t xml:space="preserve">Nuovo capitolo «L'assistente virtuale».</w:t>
             </w:r>
           </w:p>
         </w:tc>
@@ -3553,7 +3553,7 @@
                 <w:sz w:val="18"/>
                 <w:szCs w:val="18"/>
               </w:rPr>
-              <w:t xml:space="preserve">2.4</w:t>
+              <w:t xml:space="preserve">2.5</w:t>
             </w:r>
           </w:p>
         </w:tc>
@@ -3619,7 +3619,7 @@
                 <w:sz w:val="18"/>
                 <w:szCs w:val="18"/>
               </w:rPr>
-              <w:t xml:space="preserve">Primo accesso: le credenziali arrivano per email.</w:t>
+              <w:t xml:space="preserve">Ordinamento degli elenchi e delle tabelle.</w:t>
             </w:r>
           </w:p>
         </w:tc>
@@ -3689,7 +3689,7 @@
                 <w:sz w:val="18"/>
                 <w:szCs w:val="18"/>
               </w:rPr>
-              <w:t xml:space="preserve">2.3</w:t>
+              <w:t xml:space="preserve">2.4</w:t>
             </w:r>
           </w:p>
         </w:tc>
@@ -3753,7 +3753,7 @@
                 <w:sz w:val="18"/>
                 <w:szCs w:val="18"/>
               </w:rPr>
-              <w:t xml:space="preserve">Simulazione dei crediti: anche stima economica con costi Caso 1 e Caso 2.</w:t>
+              <w:t xml:space="preserve">Primo accesso: le credenziali arrivano per email.</w:t>
             </w:r>
           </w:p>
         </w:tc>
@@ -3823,7 +3823,7 @@
                 <w:sz w:val="18"/>
                 <w:szCs w:val="18"/>
               </w:rPr>
-              <w:t xml:space="preserve">2.2</w:t>
+              <w:t xml:space="preserve">2.3</w:t>
             </w:r>
           </w:p>
         </w:tc>
@@ -3889,7 +3889,7 @@
                 <w:sz w:val="18"/>
                 <w:szCs w:val="18"/>
               </w:rPr>
-              <w:t xml:space="preserve">Simulazione dei crediti disponibile su richiesta alla Fondazione.</w:t>
+              <w:t xml:space="preserve">Simulazione dei crediti: anche stima economica con costi Caso 1 e Caso 2.</w:t>
             </w:r>
           </w:p>
         </w:tc>
@@ -3959,7 +3959,7 @@
                 <w:sz w:val="18"/>
                 <w:szCs w:val="18"/>
               </w:rPr>
-              <w:t xml:space="preserve">2.1</w:t>
+              <w:t xml:space="preserve">2.2</w:t>
             </w:r>
           </w:p>
         </w:tc>
@@ -4023,7 +4023,7 @@
                 <w:sz w:val="18"/>
                 <w:szCs w:val="18"/>
               </w:rPr>
-              <w:t xml:space="preserve">Simulazione dei crediti in arrivo (capitolo Dati per il calcolo dei crediti).</w:t>
+              <w:t xml:space="preserve">Simulazione dei crediti disponibile su richiesta alla Fondazione.</w:t>
             </w:r>
           </w:p>
         </w:tc>
@@ -4093,7 +4093,7 @@
                 <w:sz w:val="18"/>
                 <w:szCs w:val="18"/>
               </w:rPr>
-              <w:t xml:space="preserve">2.0</w:t>
+              <w:t xml:space="preserve">2.1</w:t>
             </w:r>
           </w:p>
         </w:tc>
@@ -4126,7 +4126,7 @@
                 <w:sz w:val="18"/>
                 <w:szCs w:val="18"/>
               </w:rPr>
-              <w:t xml:space="preserve">18/10/2026</w:t>
+              <w:t xml:space="preserve">19/10/2026</w:t>
             </w:r>
           </w:p>
         </w:tc>
@@ -4159,7 +4159,7 @@
                 <w:sz w:val="18"/>
                 <w:szCs w:val="18"/>
               </w:rPr>
-              <w:t xml:space="preserve">Allineamento ai documenti ufficiali del Programma: Rapporto a 7 fasi, feedback pubblico (30 e 20 giorni), stato nel Programma e ID, dati del progetto, un solo account per Organizzazione, ritiro e rientro, conservazione 12 anni, tipologie ufficiali, Schema tariffario, verifica sull'accuratezza; nuovi capitoli Crediti emessi, Reclami, pagina pubblica del Programma.</w:t>
+              <w:t xml:space="preserve">Simulazione dei crediti in arrivo (capitolo Dati per il calcolo dei crediti).</w:t>
             </w:r>
           </w:p>
         </w:tc>
@@ -4229,7 +4229,7 @@
                 <w:sz w:val="18"/>
                 <w:szCs w:val="18"/>
               </w:rPr>
-              <w:t xml:space="preserve">1.9</w:t>
+              <w:t xml:space="preserve">2.0</w:t>
             </w:r>
           </w:p>
         </w:tc>
@@ -4293,7 +4293,7 @@
                 <w:sz w:val="18"/>
                 <w:szCs w:val="18"/>
               </w:rPr>
-              <w:t xml:space="preserve">Rapporti di Monitoraggio con 4 fasi; documenti richiesti per fase; caricamenti solo nelle fasi aperte; osservazioni numerate e notifica di quelle da rispondere; data di conservazione; fascicolo con riepilogo PDF.</w:t>
+              <w:t xml:space="preserve">Allineamento ai documenti ufficiali del Programma: Rapporto a 7 fasi, feedback pubblico (30 e 20 giorni), stato nel Programma e ID, dati del progetto, un solo account per Organizzazione, ritiro e rientro, conservazione 12 anni, tipologie ufficiali, Schema tariffario, verifica sull'accuratezza; nuovi capitoli Crediti emessi, Reclami, pagina pubblica del Programma.</w:t>
             </w:r>
           </w:p>
         </w:tc>
@@ -4363,7 +4363,7 @@
                 <w:sz w:val="18"/>
                 <w:szCs w:val="18"/>
               </w:rPr>
-              <w:t xml:space="preserve">1.8</w:t>
+              <w:t xml:space="preserve">1.9</w:t>
             </w:r>
           </w:p>
         </w:tc>
@@ -4429,7 +4429,7 @@
                 <w:sz w:val="18"/>
                 <w:szCs w:val="18"/>
               </w:rPr>
-              <w:t xml:space="preserve">Nuova tipologia di documento «Rapporto di calcolo dei crediti».</w:t>
+              <w:t xml:space="preserve">Rapporti di Monitoraggio con 4 fasi; documenti richiesti per fase; caricamenti solo nelle fasi aperte; osservazioni numerate e notifica di quelle da rispondere; data di conservazione; fascicolo con riepilogo PDF.</w:t>
             </w:r>
           </w:p>
         </w:tc>
@@ -4499,7 +4499,7 @@
                 <w:sz w:val="18"/>
                 <w:szCs w:val="18"/>
               </w:rPr>
-              <w:t xml:space="preserve">1.7</w:t>
+              <w:t xml:space="preserve">1.8</w:t>
             </w:r>
           </w:p>
         </w:tc>
@@ -4563,7 +4563,7 @@
                 <w:sz w:val="18"/>
                 <w:szCs w:val="18"/>
               </w:rPr>
-              <w:t xml:space="preserve">Dati per il calcolo dei crediti: il file caricato nella pratica è letto direttamente dalla Fondazione; controllo dei dati personali.</w:t>
+              <w:t xml:space="preserve">Nuova tipologia di documento «Rapporto di calcolo dei crediti».</w:t>
             </w:r>
           </w:p>
         </w:tc>
@@ -4633,7 +4633,7 @@
                 <w:sz w:val="18"/>
                 <w:szCs w:val="18"/>
               </w:rPr>
-              <w:t xml:space="preserve">1.6</w:t>
+              <w:t xml:space="preserve">1.7</w:t>
             </w:r>
           </w:p>
         </w:tc>
@@ -4699,7 +4699,7 @@
                 <w:sz w:val="18"/>
                 <w:szCs w:val="18"/>
               </w:rPr>
-              <w:t xml:space="preserve">Messaggi con la Fondazione (nuovo capitolo), note della Fondazione e modelli nelle fasi, Ente di Validazione, avviso sulle pratiche non attive, pagamenti visibili, consultazione sulla pagina pubblica con conferma dell'email ed errata corrige, nuove notifiche.</w:t>
+              <w:t xml:space="preserve">Dati per il calcolo dei crediti: il file caricato nella pratica è letto direttamente dalla Fondazione; controllo dei dati personali.</w:t>
             </w:r>
           </w:p>
         </w:tc>
@@ -4769,7 +4769,7 @@
                 <w:sz w:val="18"/>
                 <w:szCs w:val="18"/>
               </w:rPr>
-              <w:t xml:space="preserve">1.5</w:t>
+              <w:t xml:space="preserve">1.6</w:t>
             </w:r>
           </w:p>
         </w:tc>
@@ -4833,7 +4833,7 @@
                 <w:sz w:val="18"/>
                 <w:szCs w:val="18"/>
               </w:rPr>
-              <w:t xml:space="preserve">Manuale scaricabile anche dalla pagina «I tuoi documenti»; per gli utenti il manuale è disponibile solo in PDF.</w:t>
+              <w:t xml:space="preserve">Messaggi con la Fondazione (nuovo capitolo), note della Fondazione e modelli nelle fasi, Ente di Validazione, avviso sulle pratiche non attive, pagamenti visibili, consultazione sulla pagina pubblica con conferma dell'email ed errata corrige, nuove notifiche.</w:t>
             </w:r>
           </w:p>
         </w:tc>
@@ -4903,7 +4903,7 @@
                 <w:sz w:val="18"/>
                 <w:szCs w:val="18"/>
               </w:rPr>
-              <w:t xml:space="preserve">1.4</w:t>
+              <w:t xml:space="preserve">1.5</w:t>
             </w:r>
           </w:p>
         </w:tc>
@@ -4969,7 +4969,7 @@
                 <w:sz w:val="18"/>
                 <w:szCs w:val="18"/>
               </w:rPr>
-              <w:t xml:space="preserve">Recupero della password: nuova email in italiano dal portale (oggetto e pulsante), limite di una richiesta ogni 2 minuti.</w:t>
+              <w:t xml:space="preserve">Manuale scaricabile anche dalla pagina «I tuoi documenti»; per gli utenti il manuale è disponibile solo in PDF.</w:t>
             </w:r>
           </w:p>
         </w:tc>
@@ -5039,7 +5039,7 @@
                 <w:sz w:val="18"/>
                 <w:szCs w:val="18"/>
               </w:rPr>
-              <w:t xml:space="preserve">1.3</w:t>
+              <w:t xml:space="preserve">1.4</w:t>
             </w:r>
           </w:p>
         </w:tc>
@@ -5103,7 +5103,7 @@
                 <w:sz w:val="18"/>
                 <w:szCs w:val="18"/>
               </w:rPr>
-              <w:t xml:space="preserve">Pagina «Il mio profilo» (account, cambio password, manuale da scaricare).</w:t>
+              <w:t xml:space="preserve">Recupero della password: nuova email in italiano dal portale (oggetto e pulsante), limite di una richiesta ogni 2 minuti.</w:t>
             </w:r>
           </w:p>
         </w:tc>
@@ -5173,7 +5173,7 @@
                 <w:sz w:val="18"/>
                 <w:szCs w:val="18"/>
               </w:rPr>
-              <w:t xml:space="preserve">1.2</w:t>
+              <w:t xml:space="preserve">1.3</w:t>
             </w:r>
           </w:p>
         </w:tc>
@@ -5239,7 +5239,7 @@
                 <w:sz w:val="18"/>
                 <w:szCs w:val="18"/>
               </w:rPr>
-              <w:t xml:space="preserve">Scelta della password al primo accesso, cambio password, recupero della password dimenticata; ritorno alla pratica dopo l'accesso da un link email.</w:t>
+              <w:t xml:space="preserve">Pagina «Il mio profilo» (account, cambio password, manuale da scaricare).</w:t>
             </w:r>
           </w:p>
         </w:tc>
@@ -5309,7 +5309,7 @@
                 <w:sz w:val="18"/>
                 <w:szCs w:val="18"/>
               </w:rPr>
-              <w:t xml:space="preserve">1.1</w:t>
+              <w:t xml:space="preserve">1.2</w:t>
             </w:r>
           </w:p>
         </w:tc>
@@ -5373,7 +5373,7 @@
                 <w:sz w:val="18"/>
                 <w:szCs w:val="18"/>
               </w:rPr>
-              <w:t xml:space="preserve">Voce di menu «Manuale» e pagina di download del manuale (capitolo 2).</w:t>
+              <w:t xml:space="preserve">Scelta della password al primo accesso, cambio password, recupero della password dimenticata; ritorno alla pratica dopo l'accesso da un link email.</w:t>
             </w:r>
           </w:p>
         </w:tc>
@@ -5443,6 +5443,142 @@
                 <w:sz w:val="18"/>
                 <w:szCs w:val="18"/>
               </w:rPr>
+              <w:t xml:space="preserve">1.1</w:t>
+            </w:r>
+          </w:p>
+        </w:tc>
+        <w:tc>
+          <w:tcPr>
+            <w:tcW w:type="dxa" w:w="1300"/>
+            <w:tcBorders>
+              <w:top w:val="single" w:color="D9D4C5" w:sz="4"/>
+              <w:left w:val="single" w:color="D9D4C5" w:sz="4"/>
+              <w:bottom w:val="single" w:color="D9D4C5" w:sz="4"/>
+              <w:right w:val="single" w:color="D9D4C5" w:sz="4"/>
+            </w:tcBorders>
+            <w:shd w:fill="F6F4EE" w:color="auto" w:val="clear"/>
+            <w:tcMar>
+              <w:top w:type="dxa" w:w="70"/>
+              <w:left w:type="dxa" w:w="110"/>
+              <w:bottom w:type="dxa" w:w="70"/>
+              <w:right w:type="dxa" w:w="110"/>
+            </w:tcMar>
+            <w:vAlign w:val="center"/>
+          </w:tcPr>
+          <w:p>
+            <w:pPr>
+              <w:spacing w:after="0" w:before="0"/>
+            </w:pPr>
+            <w:r>
+              <w:rPr>
+                <w:rFonts w:ascii="Arial" w:cs="Arial" w:eastAsia="Arial" w:hAnsi="Arial"/>
+                <w:color w:val="1B2118"/>
+                <w:sz w:val="18"/>
+                <w:szCs w:val="18"/>
+              </w:rPr>
+              <w:t xml:space="preserve">18/10/2026</w:t>
+            </w:r>
+          </w:p>
+        </w:tc>
+        <w:tc>
+          <w:tcPr>
+            <w:tcW w:type="dxa" w:w="5538"/>
+            <w:tcBorders>
+              <w:top w:val="single" w:color="D9D4C5" w:sz="4"/>
+              <w:left w:val="single" w:color="D9D4C5" w:sz="4"/>
+              <w:bottom w:val="single" w:color="D9D4C5" w:sz="4"/>
+              <w:right w:val="single" w:color="D9D4C5" w:sz="4"/>
+            </w:tcBorders>
+            <w:shd w:fill="F6F4EE" w:color="auto" w:val="clear"/>
+            <w:tcMar>
+              <w:top w:type="dxa" w:w="70"/>
+              <w:left w:type="dxa" w:w="110"/>
+              <w:bottom w:type="dxa" w:w="70"/>
+              <w:right w:type="dxa" w:w="110"/>
+            </w:tcMar>
+            <w:vAlign w:val="center"/>
+          </w:tcPr>
+          <w:p>
+            <w:pPr>
+              <w:spacing w:after="0" w:before="0"/>
+            </w:pPr>
+            <w:r>
+              <w:rPr>
+                <w:rFonts w:ascii="Arial" w:cs="Arial" w:eastAsia="Arial" w:hAnsi="Arial"/>
+                <w:color w:val="1B2118"/>
+                <w:sz w:val="18"/>
+                <w:szCs w:val="18"/>
+              </w:rPr>
+              <w:t xml:space="preserve">Voce di menu «Manuale» e pagina di download del manuale (capitolo 2).</w:t>
+            </w:r>
+          </w:p>
+        </w:tc>
+        <w:tc>
+          <w:tcPr>
+            <w:tcW w:type="dxa" w:w="2000"/>
+            <w:tcBorders>
+              <w:top w:val="single" w:color="D9D4C5" w:sz="4"/>
+              <w:left w:val="single" w:color="D9D4C5" w:sz="4"/>
+              <w:bottom w:val="single" w:color="D9D4C5" w:sz="4"/>
+              <w:right w:val="single" w:color="D9D4C5" w:sz="4"/>
+            </w:tcBorders>
+            <w:shd w:fill="F6F4EE" w:color="auto" w:val="clear"/>
+            <w:tcMar>
+              <w:top w:type="dxa" w:w="70"/>
+              <w:left w:type="dxa" w:w="110"/>
+              <w:bottom w:type="dxa" w:w="70"/>
+              <w:right w:type="dxa" w:w="110"/>
+            </w:tcMar>
+            <w:vAlign w:val="center"/>
+          </w:tcPr>
+          <w:p>
+            <w:pPr>
+              <w:spacing w:after="0" w:before="0"/>
+            </w:pPr>
+            <w:r>
+              <w:rPr>
+                <w:rFonts w:ascii="Arial" w:cs="Arial" w:eastAsia="Arial" w:hAnsi="Arial"/>
+                <w:color w:val="1B2118"/>
+                <w:sz w:val="18"/>
+                <w:szCs w:val="18"/>
+              </w:rPr>
+              <w:t xml:space="preserve">Fondazione Operate</w:t>
+            </w:r>
+          </w:p>
+        </w:tc>
+      </w:tr>
+      <w:tr>
+        <w:trPr>
+          <w:cantSplit/>
+        </w:trPr>
+        <w:tc>
+          <w:tcPr>
+            <w:tcW w:type="dxa" w:w="800"/>
+            <w:tcBorders>
+              <w:top w:val="single" w:color="D9D4C5" w:sz="4"/>
+              <w:left w:val="single" w:color="D9D4C5" w:sz="4"/>
+              <w:bottom w:val="single" w:color="D9D4C5" w:sz="4"/>
+              <w:right w:val="single" w:color="D9D4C5" w:sz="4"/>
+            </w:tcBorders>
+            <w:tcMar>
+              <w:top w:type="dxa" w:w="70"/>
+              <w:left w:type="dxa" w:w="110"/>
+              <w:bottom w:type="dxa" w:w="70"/>
+              <w:right w:type="dxa" w:w="110"/>
+            </w:tcMar>
+            <w:vAlign w:val="center"/>
+          </w:tcPr>
+          <w:p>
+            <w:pPr>
+              <w:spacing w:after="0" w:before="0"/>
+            </w:pPr>
+            <w:r>
+              <w:rPr>
+                <w:rFonts w:ascii="Arial" w:cs="Arial" w:eastAsia="Arial" w:hAnsi="Arial"/>
+                <w:color w:val="1B2118"/>
+                <w:sz w:val="18"/>
+                <w:szCs w:val="18"/>
+              </w:rPr>
               <w:t xml:space="preserve">1.0</w:t>
             </w:r>
           </w:p>
@@ -5456,7 +5592,6 @@
               <w:bottom w:val="single" w:color="D9D4C5" w:sz="4"/>
               <w:right w:val="single" w:color="D9D4C5" w:sz="4"/>
             </w:tcBorders>
-            <w:shd w:fill="F6F4EE" w:color="auto" w:val="clear"/>
             <w:tcMar>
               <w:top w:type="dxa" w:w="70"/>
               <w:left w:type="dxa" w:w="110"/>
@@ -5489,7 +5624,6 @@
               <w:bottom w:val="single" w:color="D9D4C5" w:sz="4"/>
               <w:right w:val="single" w:color="D9D4C5" w:sz="4"/>
             </w:tcBorders>
-            <w:shd w:fill="F6F4EE" w:color="auto" w:val="clear"/>
             <w:tcMar>
               <w:top w:type="dxa" w:w="70"/>
               <w:left w:type="dxa" w:w="110"/>
@@ -5522,7 +5656,6 @@
               <w:bottom w:val="single" w:color="D9D4C5" w:sz="4"/>
               <w:right w:val="single" w:color="D9D4C5" w:sz="4"/>
             </w:tcBorders>
-            <w:shd w:fill="F6F4EE" w:color="auto" w:val="clear"/>
             <w:tcMar>
               <w:top w:type="dxa" w:w="70"/>
               <w:left w:type="dxa" w:w="110"/>
@@ -5564,7 +5697,7 @@
           <w:sz w:val="20"/>
           <w:szCs w:val="20"/>
         </w:rPr>
-        <w:t xml:space="preserve">Questo documento descrive il portale alla revisione 4.5 del 26/10/2026. A ogni modifica del portale il manuale viene aggiornato e la revisione incrementata; la versione corrente si scarica dal portale.</w:t>
+        <w:t xml:space="preserve">Questo documento descrive il portale alla revisione 4.6 del 30/10/2026. A ogni modifica del portale il manuale viene aggiornato e la revisione incrementata; la versione corrente si scarica dal portale.</w:t>
       </w:r>
     </w:p>
     <w:p>
@@ -5983,7 +6116,7 @@
             <w:sz w:val="22"/>
             <w:szCs w:val="22"/>
           </w:rPr>
-          <w:t xml:space="preserve">14.  Reclami e richieste di chiarimento</w:t>
+          <w:t xml:space="preserve">14.  Reclami, ricorsi e richieste di chiarimento</w:t>
         </w:r>
         <w:r>
           <w:rPr>
@@ -6325,7 +6458,7 @@
           <w:sz w:val="21"/>
           <w:szCs w:val="21"/>
         </w:rPr>
-        <w:t xml:space="preserve">inviare reclami e richieste di chiarimento;</w:t>
+        <w:t xml:space="preserve">inviare reclami, ricorsi e richieste di chiarimento;</w:t>
       </w:r>
     </w:p>
     <w:p>
@@ -6390,7 +6523,7 @@
         </w:rPr>
         <w:t xml:space="preserve"> un computer o tablet con un browser aggiornato (Chrome, Edge, Firefox, Safari) e le credenziali fornite dalla Fondazione. Indirizzo del portale: </w:t>
       </w:r>
-      <w:hyperlink w:history="1" r:id="rIdtqg6dw5-57ibyngu-begg">
+      <w:hyperlink w:history="1" r:id="rIdodzik_-j2jbq6rfyaoduw">
         <w:r>
           <w:rPr>
             <w:rFonts w:ascii="Arial" w:cs="Arial" w:eastAsia="Arial" w:hAnsi="Arial"/>
@@ -6617,7 +6750,7 @@
         </w:rPr>
         <w:t xml:space="preserve">Aprite </w:t>
       </w:r>
-      <w:hyperlink w:history="1" r:id="rId5tm-lbd3_z5xu8sweezcd">
+      <w:hyperlink w:history="1" r:id="rIdbbmhtogwr_clehlh845mz">
         <w:r>
           <w:rPr>
             <w:rFonts w:ascii="Arial" w:cs="Arial" w:eastAsia="Arial" w:hAnsi="Arial"/>
@@ -7093,8 +7226,8 @@
         <w:tblLayout w:type="fixed"/>
       </w:tblPr>
       <w:tblGrid>
-        <w:gridCol w:w="2065"/>
-        <w:gridCol w:w="7573"/>
+        <w:gridCol w:w="2043"/>
+        <w:gridCol w:w="7595"/>
       </w:tblGrid>
       <w:tr>
         <w:trPr>
@@ -7102,7 +7235,7 @@
         </w:trPr>
         <w:tc>
           <w:tcPr>
-            <w:tcW w:type="dxa" w:w="2065"/>
+            <w:tcW w:type="dxa" w:w="2043"/>
             <w:tcBorders>
               <w:top w:val="single" w:color="D9D4C5" w:sz="4"/>
               <w:left w:val="single" w:color="D9D4C5" w:sz="4"/>
@@ -7137,7 +7270,7 @@
         </w:tc>
         <w:tc>
           <w:tcPr>
-            <w:tcW w:type="dxa" w:w="7573"/>
+            <w:tcW w:type="dxa" w:w="7595"/>
             <w:tcBorders>
               <w:top w:val="single" w:color="D9D4C5" w:sz="4"/>
               <w:left w:val="single" w:color="D9D4C5" w:sz="4"/>
@@ -7177,7 +7310,7 @@
         </w:trPr>
         <w:tc>
           <w:tcPr>
-            <w:tcW w:type="dxa" w:w="2065"/>
+            <w:tcW w:type="dxa" w:w="2043"/>
             <w:tcBorders>
               <w:top w:val="single" w:color="D9D4C5" w:sz="4"/>
               <w:left w:val="single" w:color="D9D4C5" w:sz="4"/>
@@ -7209,7 +7342,7 @@
         </w:tc>
         <w:tc>
           <w:tcPr>
-            <w:tcW w:type="dxa" w:w="7573"/>
+            <w:tcW w:type="dxa" w:w="7595"/>
             <w:tcBorders>
               <w:top w:val="single" w:color="D9D4C5" w:sz="4"/>
               <w:left w:val="single" w:color="D9D4C5" w:sz="4"/>
@@ -7246,7 +7379,7 @@
         </w:trPr>
         <w:tc>
           <w:tcPr>
-            <w:tcW w:type="dxa" w:w="2065"/>
+            <w:tcW w:type="dxa" w:w="2043"/>
             <w:tcBorders>
               <w:top w:val="single" w:color="D9D4C5" w:sz="4"/>
               <w:left w:val="single" w:color="D9D4C5" w:sz="4"/>
@@ -7279,7 +7412,7 @@
         </w:tc>
         <w:tc>
           <w:tcPr>
-            <w:tcW w:type="dxa" w:w="7573"/>
+            <w:tcW w:type="dxa" w:w="7595"/>
             <w:tcBorders>
               <w:top w:val="single" w:color="D9D4C5" w:sz="4"/>
               <w:left w:val="single" w:color="D9D4C5" w:sz="4"/>
@@ -7317,7 +7450,7 @@
         </w:trPr>
         <w:tc>
           <w:tcPr>
-            <w:tcW w:type="dxa" w:w="2065"/>
+            <w:tcW w:type="dxa" w:w="2043"/>
             <w:tcBorders>
               <w:top w:val="single" w:color="D9D4C5" w:sz="4"/>
               <w:left w:val="single" w:color="D9D4C5" w:sz="4"/>
@@ -7349,7 +7482,7 @@
         </w:tc>
         <w:tc>
           <w:tcPr>
-            <w:tcW w:type="dxa" w:w="7573"/>
+            <w:tcW w:type="dxa" w:w="7595"/>
             <w:tcBorders>
               <w:top w:val="single" w:color="D9D4C5" w:sz="4"/>
               <w:left w:val="single" w:color="D9D4C5" w:sz="4"/>
@@ -7386,7 +7519,7 @@
         </w:trPr>
         <w:tc>
           <w:tcPr>
-            <w:tcW w:type="dxa" w:w="2065"/>
+            <w:tcW w:type="dxa" w:w="2043"/>
             <w:tcBorders>
               <w:top w:val="single" w:color="D9D4C5" w:sz="4"/>
               <w:left w:val="single" w:color="D9D4C5" w:sz="4"/>
@@ -7419,7 +7552,7 @@
         </w:tc>
         <w:tc>
           <w:tcPr>
-            <w:tcW w:type="dxa" w:w="7573"/>
+            <w:tcW w:type="dxa" w:w="7595"/>
             <w:tcBorders>
               <w:top w:val="single" w:color="D9D4C5" w:sz="4"/>
               <w:left w:val="single" w:color="D9D4C5" w:sz="4"/>
@@ -7446,7 +7579,7 @@
                 <w:sz w:val="18"/>
                 <w:szCs w:val="18"/>
               </w:rPr>
-              <w:t xml:space="preserve">Reclami e richieste di chiarimento (capitolo 14)</w:t>
+              <w:t xml:space="preserve">Reclami, ricorsi e richieste di chiarimento (capitolo 14)</w:t>
             </w:r>
           </w:p>
         </w:tc>
@@ -7457,7 +7590,7 @@
         </w:trPr>
         <w:tc>
           <w:tcPr>
-            <w:tcW w:type="dxa" w:w="2065"/>
+            <w:tcW w:type="dxa" w:w="2043"/>
             <w:tcBorders>
               <w:top w:val="single" w:color="D9D4C5" w:sz="4"/>
               <w:left w:val="single" w:color="D9D4C5" w:sz="4"/>
@@ -7489,7 +7622,7 @@
         </w:tc>
         <w:tc>
           <w:tcPr>
-            <w:tcW w:type="dxa" w:w="7573"/>
+            <w:tcW w:type="dxa" w:w="7595"/>
             <w:tcBorders>
               <w:top w:val="single" w:color="D9D4C5" w:sz="4"/>
               <w:left w:val="single" w:color="D9D4C5" w:sz="4"/>
@@ -7526,7 +7659,7 @@
         </w:trPr>
         <w:tc>
           <w:tcPr>
-            <w:tcW w:type="dxa" w:w="2065"/>
+            <w:tcW w:type="dxa" w:w="2043"/>
             <w:tcBorders>
               <w:top w:val="single" w:color="D9D4C5" w:sz="4"/>
               <w:left w:val="single" w:color="D9D4C5" w:sz="4"/>
@@ -7559,7 +7692,7 @@
         </w:tc>
         <w:tc>
           <w:tcPr>
-            <w:tcW w:type="dxa" w:w="7573"/>
+            <w:tcW w:type="dxa" w:w="7595"/>
             <w:tcBorders>
               <w:top w:val="single" w:color="D9D4C5" w:sz="4"/>
               <w:left w:val="single" w:color="D9D4C5" w:sz="4"/>
@@ -10679,12 +10812,12 @@
         <w:tblLayout w:type="fixed"/>
       </w:tblPr>
       <w:tblGrid>
-        <w:gridCol w:w="846"/>
-        <w:gridCol w:w="2180"/>
+        <w:gridCol w:w="834"/>
+        <w:gridCol w:w="2258"/>
         <w:gridCol w:w="1010"/>
-        <w:gridCol w:w="1999"/>
+        <w:gridCol w:w="1971"/>
         <w:gridCol w:w="1010"/>
-        <w:gridCol w:w="2593"/>
+        <w:gridCol w:w="2555"/>
       </w:tblGrid>
       <w:tr>
         <w:trPr>
@@ -10692,7 +10825,7 @@
         </w:trPr>
         <w:tc>
           <w:tcPr>
-            <w:tcW w:type="dxa" w:w="846"/>
+            <w:tcW w:type="dxa" w:w="834"/>
             <w:tcBorders>
               <w:top w:val="single" w:color="D9D4C5" w:sz="4"/>
               <w:left w:val="single" w:color="D9D4C5" w:sz="4"/>
@@ -10727,7 +10860,7 @@
         </w:tc>
         <w:tc>
           <w:tcPr>
-            <w:tcW w:type="dxa" w:w="2180"/>
+            <w:tcW w:type="dxa" w:w="2258"/>
             <w:tcBorders>
               <w:top w:val="single" w:color="D9D4C5" w:sz="4"/>
               <w:left w:val="single" w:color="D9D4C5" w:sz="4"/>
@@ -10797,7 +10930,7 @@
         </w:tc>
         <w:tc>
           <w:tcPr>
-            <w:tcW w:type="dxa" w:w="1999"/>
+            <w:tcW w:type="dxa" w:w="1971"/>
             <w:tcBorders>
               <w:top w:val="single" w:color="D9D4C5" w:sz="4"/>
               <w:left w:val="single" w:color="D9D4C5" w:sz="4"/>
@@ -10867,7 +11000,7 @@
         </w:tc>
         <w:tc>
           <w:tcPr>
-            <w:tcW w:type="dxa" w:w="2593"/>
+            <w:tcW w:type="dxa" w:w="2555"/>
             <w:tcBorders>
               <w:top w:val="single" w:color="D9D4C5" w:sz="4"/>
               <w:left w:val="single" w:color="D9D4C5" w:sz="4"/>
@@ -10907,7 +11040,7 @@
         </w:trPr>
         <w:tc>
           <w:tcPr>
-            <w:tcW w:type="dxa" w:w="846"/>
+            <w:tcW w:type="dxa" w:w="834"/>
             <w:tcBorders>
               <w:top w:val="single" w:color="D9D4C5" w:sz="4"/>
               <w:left w:val="single" w:color="D9D4C5" w:sz="4"/>
@@ -10939,7 +11072,7 @@
         </w:tc>
         <w:tc>
           <w:tcPr>
-            <w:tcW w:type="dxa" w:w="2180"/>
+            <w:tcW w:type="dxa" w:w="2258"/>
             <w:tcBorders>
               <w:top w:val="single" w:color="D9D4C5" w:sz="4"/>
               <w:left w:val="single" w:color="D9D4C5" w:sz="4"/>
@@ -11005,7 +11138,7 @@
         </w:tc>
         <w:tc>
           <w:tcPr>
-            <w:tcW w:type="dxa" w:w="1999"/>
+            <w:tcW w:type="dxa" w:w="1971"/>
             <w:tcBorders>
               <w:top w:val="single" w:color="D9D4C5" w:sz="4"/>
               <w:left w:val="single" w:color="D9D4C5" w:sz="4"/>
@@ -11071,7 +11204,7 @@
         </w:tc>
         <w:tc>
           <w:tcPr>
-            <w:tcW w:type="dxa" w:w="2593"/>
+            <w:tcW w:type="dxa" w:w="2555"/>
             <w:tcBorders>
               <w:top w:val="single" w:color="D9D4C5" w:sz="4"/>
               <w:left w:val="single" w:color="D9D4C5" w:sz="4"/>
@@ -11108,7 +11241,7 @@
         </w:trPr>
         <w:tc>
           <w:tcPr>
-            <w:tcW w:type="dxa" w:w="846"/>
+            <w:tcW w:type="dxa" w:w="834"/>
             <w:tcBorders>
               <w:top w:val="single" w:color="D9D4C5" w:sz="4"/>
               <w:left w:val="single" w:color="D9D4C5" w:sz="4"/>
@@ -11141,7 +11274,7 @@
         </w:tc>
         <w:tc>
           <w:tcPr>
-            <w:tcW w:type="dxa" w:w="2180"/>
+            <w:tcW w:type="dxa" w:w="2258"/>
             <w:tcBorders>
               <w:top w:val="single" w:color="D9D4C5" w:sz="4"/>
               <w:left w:val="single" w:color="D9D4C5" w:sz="4"/>
@@ -11209,7 +11342,7 @@
         </w:tc>
         <w:tc>
           <w:tcPr>
-            <w:tcW w:type="dxa" w:w="1999"/>
+            <w:tcW w:type="dxa" w:w="1971"/>
             <w:tcBorders>
               <w:top w:val="single" w:color="D9D4C5" w:sz="4"/>
               <w:left w:val="single" w:color="D9D4C5" w:sz="4"/>
@@ -11277,7 +11410,7 @@
         </w:tc>
         <w:tc>
           <w:tcPr>
-            <w:tcW w:type="dxa" w:w="2593"/>
+            <w:tcW w:type="dxa" w:w="2555"/>
             <w:tcBorders>
               <w:top w:val="single" w:color="D9D4C5" w:sz="4"/>
               <w:left w:val="single" w:color="D9D4C5" w:sz="4"/>
@@ -11315,7 +11448,7 @@
         </w:trPr>
         <w:tc>
           <w:tcPr>
-            <w:tcW w:type="dxa" w:w="846"/>
+            <w:tcW w:type="dxa" w:w="834"/>
             <w:tcBorders>
               <w:top w:val="single" w:color="D9D4C5" w:sz="4"/>
               <w:left w:val="single" w:color="D9D4C5" w:sz="4"/>
@@ -11347,7 +11480,7 @@
         </w:tc>
         <w:tc>
           <w:tcPr>
-            <w:tcW w:type="dxa" w:w="2180"/>
+            <w:tcW w:type="dxa" w:w="2258"/>
             <w:tcBorders>
               <w:top w:val="single" w:color="D9D4C5" w:sz="4"/>
               <w:left w:val="single" w:color="D9D4C5" w:sz="4"/>
@@ -11413,7 +11546,7 @@
         </w:tc>
         <w:tc>
           <w:tcPr>
-            <w:tcW w:type="dxa" w:w="1999"/>
+            <w:tcW w:type="dxa" w:w="1971"/>
             <w:tcBorders>
               <w:top w:val="single" w:color="D9D4C5" w:sz="4"/>
               <w:left w:val="single" w:color="D9D4C5" w:sz="4"/>
@@ -11479,7 +11612,7 @@
         </w:tc>
         <w:tc>
           <w:tcPr>
-            <w:tcW w:type="dxa" w:w="2593"/>
+            <w:tcW w:type="dxa" w:w="2555"/>
             <w:tcBorders>
               <w:top w:val="single" w:color="D9D4C5" w:sz="4"/>
               <w:left w:val="single" w:color="D9D4C5" w:sz="4"/>
@@ -11516,7 +11649,7 @@
         </w:trPr>
         <w:tc>
           <w:tcPr>
-            <w:tcW w:type="dxa" w:w="846"/>
+            <w:tcW w:type="dxa" w:w="834"/>
             <w:tcBorders>
               <w:top w:val="single" w:color="D9D4C5" w:sz="4"/>
               <w:left w:val="single" w:color="D9D4C5" w:sz="4"/>
@@ -11549,7 +11682,7 @@
         </w:tc>
         <w:tc>
           <w:tcPr>
-            <w:tcW w:type="dxa" w:w="2180"/>
+            <w:tcW w:type="dxa" w:w="2258"/>
             <w:tcBorders>
               <w:top w:val="single" w:color="D9D4C5" w:sz="4"/>
               <w:left w:val="single" w:color="D9D4C5" w:sz="4"/>
@@ -11617,7 +11750,7 @@
         </w:tc>
         <w:tc>
           <w:tcPr>
-            <w:tcW w:type="dxa" w:w="1999"/>
+            <w:tcW w:type="dxa" w:w="1971"/>
             <w:tcBorders>
               <w:top w:val="single" w:color="D9D4C5" w:sz="4"/>
               <w:left w:val="single" w:color="D9D4C5" w:sz="4"/>
@@ -11685,7 +11818,7 @@
         </w:tc>
         <w:tc>
           <w:tcPr>
-            <w:tcW w:type="dxa" w:w="2593"/>
+            <w:tcW w:type="dxa" w:w="2555"/>
             <w:tcBorders>
               <w:top w:val="single" w:color="D9D4C5" w:sz="4"/>
               <w:left w:val="single" w:color="D9D4C5" w:sz="4"/>
@@ -11723,7 +11856,7 @@
         </w:trPr>
         <w:tc>
           <w:tcPr>
-            <w:tcW w:type="dxa" w:w="846"/>
+            <w:tcW w:type="dxa" w:w="834"/>
             <w:tcBorders>
               <w:top w:val="single" w:color="D9D4C5" w:sz="4"/>
               <w:left w:val="single" w:color="D9D4C5" w:sz="4"/>
@@ -11755,7 +11888,7 @@
         </w:tc>
         <w:tc>
           <w:tcPr>
-            <w:tcW w:type="dxa" w:w="2180"/>
+            <w:tcW w:type="dxa" w:w="2258"/>
             <w:tcBorders>
               <w:top w:val="single" w:color="D9D4C5" w:sz="4"/>
               <w:left w:val="single" w:color="D9D4C5" w:sz="4"/>
@@ -11783,7 +11916,7 @@
                 <w:sz w:val="18"/>
                 <w:szCs w:val="18"/>
               </w:rPr>
-              <w:t xml:space="preserve">Validazione e verifica</w:t>
+              <w:t xml:space="preserve">Validazione del progetto</w:t>
             </w:r>
           </w:p>
         </w:tc>
@@ -11821,7 +11954,7 @@
         </w:tc>
         <w:tc>
           <w:tcPr>
-            <w:tcW w:type="dxa" w:w="1999"/>
+            <w:tcW w:type="dxa" w:w="1971"/>
             <w:tcBorders>
               <w:top w:val="single" w:color="D9D4C5" w:sz="4"/>
               <w:left w:val="single" w:color="D9D4C5" w:sz="4"/>
@@ -11887,7 +12020,7 @@
         </w:tc>
         <w:tc>
           <w:tcPr>
-            <w:tcW w:type="dxa" w:w="2593"/>
+            <w:tcW w:type="dxa" w:w="2555"/>
             <w:tcBorders>
               <w:top w:val="single" w:color="D9D4C5" w:sz="4"/>
               <w:left w:val="single" w:color="D9D4C5" w:sz="4"/>
@@ -11924,7 +12057,7 @@
         </w:trPr>
         <w:tc>
           <w:tcPr>
-            <w:tcW w:type="dxa" w:w="846"/>
+            <w:tcW w:type="dxa" w:w="834"/>
             <w:tcBorders>
               <w:top w:val="single" w:color="D9D4C5" w:sz="4"/>
               <w:left w:val="single" w:color="D9D4C5" w:sz="4"/>
@@ -11957,7 +12090,7 @@
         </w:tc>
         <w:tc>
           <w:tcPr>
-            <w:tcW w:type="dxa" w:w="2180"/>
+            <w:tcW w:type="dxa" w:w="2258"/>
             <w:tcBorders>
               <w:top w:val="single" w:color="D9D4C5" w:sz="4"/>
               <w:left w:val="single" w:color="D9D4C5" w:sz="4"/>
@@ -12025,7 +12158,7 @@
         </w:tc>
         <w:tc>
           <w:tcPr>
-            <w:tcW w:type="dxa" w:w="1999"/>
+            <w:tcW w:type="dxa" w:w="1971"/>
             <w:tcBorders>
               <w:top w:val="single" w:color="D9D4C5" w:sz="4"/>
               <w:left w:val="single" w:color="D9D4C5" w:sz="4"/>
@@ -12093,7 +12226,7 @@
         </w:tc>
         <w:tc>
           <w:tcPr>
-            <w:tcW w:type="dxa" w:w="2593"/>
+            <w:tcW w:type="dxa" w:w="2555"/>
             <w:tcBorders>
               <w:top w:val="single" w:color="D9D4C5" w:sz="4"/>
               <w:left w:val="single" w:color="D9D4C5" w:sz="4"/>
@@ -12131,7 +12264,7 @@
         </w:trPr>
         <w:tc>
           <w:tcPr>
-            <w:tcW w:type="dxa" w:w="846"/>
+            <w:tcW w:type="dxa" w:w="834"/>
             <w:tcBorders>
               <w:top w:val="single" w:color="D9D4C5" w:sz="4"/>
               <w:left w:val="single" w:color="D9D4C5" w:sz="4"/>
@@ -12163,7 +12296,7 @@
         </w:tc>
         <w:tc>
           <w:tcPr>
-            <w:tcW w:type="dxa" w:w="2180"/>
+            <w:tcW w:type="dxa" w:w="2258"/>
             <w:tcBorders>
               <w:top w:val="single" w:color="D9D4C5" w:sz="4"/>
               <w:left w:val="single" w:color="D9D4C5" w:sz="4"/>
@@ -12191,7 +12324,7 @@
                 <w:sz w:val="18"/>
                 <w:szCs w:val="18"/>
               </w:rPr>
-              <w:t xml:space="preserve">Chiusura</w:t>
+              <w:t xml:space="preserve">Registrazione del progetto</w:t>
             </w:r>
           </w:p>
         </w:tc>
@@ -12229,7 +12362,7 @@
         </w:tc>
         <w:tc>
           <w:tcPr>
-            <w:tcW w:type="dxa" w:w="1999"/>
+            <w:tcW w:type="dxa" w:w="1971"/>
             <w:tcBorders>
               <w:top w:val="single" w:color="D9D4C5" w:sz="4"/>
               <w:left w:val="single" w:color="D9D4C5" w:sz="4"/>
@@ -12257,7 +12390,7 @@
                 <w:sz w:val="18"/>
                 <w:szCs w:val="18"/>
               </w:rPr>
-              <w:t xml:space="preserve">Chiusura</w:t>
+              <w:t xml:space="preserve">Emissione dei crediti</w:t>
             </w:r>
           </w:p>
         </w:tc>
@@ -12295,7 +12428,7 @@
         </w:tc>
         <w:tc>
           <w:tcPr>
-            <w:tcW w:type="dxa" w:w="2593"/>
+            <w:tcW w:type="dxa" w:w="2555"/>
             <w:tcBorders>
               <w:top w:val="single" w:color="D9D4C5" w:sz="4"/>
               <w:left w:val="single" w:color="D9D4C5" w:sz="4"/>
@@ -15412,7 +15545,7 @@
         </w:rPr>
         <w:t xml:space="preserve"> (</w:t>
       </w:r>
-      <w:hyperlink w:history="1" r:id="rIdjyp5oewkj0lavwxv9qkss">
+      <w:hyperlink w:history="1" r:id="rIdmrvmkxiv_kj8uegz1fvmr">
         <w:r>
           <w:rPr>
             <w:rFonts w:ascii="Arial" w:cs="Arial" w:eastAsia="Arial" w:hAnsi="Arial"/>
@@ -19124,7 +19257,7 @@
         </w:rPr>
         <w:t xml:space="preserve">, uguale per tutti gli enti. Il modello si scarica dalla pagina pubblica </w:t>
       </w:r>
-      <w:hyperlink w:history="1" r:id="rIdnuzog54cp3v8fslgcrugw">
+      <w:hyperlink w:history="1" r:id="rIdahjilqyyvaub4s_z8vlfq">
         <w:r>
           <w:rPr>
             <w:rFonts w:ascii="Arial" w:cs="Arial" w:eastAsia="Arial" w:hAnsi="Arial"/>
@@ -20722,211 +20855,6 @@
                 <w:sz w:val="18"/>
                 <w:szCs w:val="18"/>
               </w:rPr>
-              <w:t xml:space="preserve">Nome capofamiglia</w:t>
-            </w:r>
-          </w:p>
-        </w:tc>
-        <w:tc>
-          <w:tcPr>
-            <w:tcW w:type="dxa" w:w="1760"/>
-            <w:tcBorders>
-              <w:top w:val="single" w:color="D9D4C5" w:sz="4"/>
-              <w:left w:val="single" w:color="D9D4C5" w:sz="4"/>
-              <w:bottom w:val="single" w:color="D9D4C5" w:sz="4"/>
-              <w:right w:val="single" w:color="D9D4C5" w:sz="4"/>
-            </w:tcBorders>
-            <w:shd w:fill="F6F4EE" w:color="auto" w:val="clear"/>
-            <w:tcMar>
-              <w:top w:type="dxa" w:w="70"/>
-              <w:left w:type="dxa" w:w="110"/>
-              <w:bottom w:type="dxa" w:w="70"/>
-              <w:right w:type="dxa" w:w="110"/>
-            </w:tcMar>
-            <w:vAlign w:val="center"/>
-          </w:tcPr>
-          <w:p>
-            <w:pPr>
-              <w:spacing w:after="0" w:before="0"/>
-            </w:pPr>
-            <w:r>
-              <w:rPr>
-                <w:rFonts w:ascii="Arial" w:cs="Arial" w:eastAsia="Arial" w:hAnsi="Arial"/>
-                <w:color w:val="1B2118"/>
-                <w:sz w:val="18"/>
-                <w:szCs w:val="18"/>
-              </w:rPr>
-              <w:t xml:space="preserve">sì</w:t>
-            </w:r>
-          </w:p>
-        </w:tc>
-        <w:tc>
-          <w:tcPr>
-            <w:tcW w:type="dxa" w:w="3939"/>
-            <w:tcBorders>
-              <w:top w:val="single" w:color="D9D4C5" w:sz="4"/>
-              <w:left w:val="single" w:color="D9D4C5" w:sz="4"/>
-              <w:bottom w:val="single" w:color="D9D4C5" w:sz="4"/>
-              <w:right w:val="single" w:color="D9D4C5" w:sz="4"/>
-            </w:tcBorders>
-            <w:shd w:fill="F6F4EE" w:color="auto" w:val="clear"/>
-            <w:tcMar>
-              <w:top w:type="dxa" w:w="70"/>
-              <w:left w:type="dxa" w:w="110"/>
-              <w:bottom w:type="dxa" w:w="70"/>
-              <w:right w:type="dxa" w:w="110"/>
-            </w:tcMar>
-            <w:vAlign w:val="center"/>
-          </w:tcPr>
-          <w:p>
-            <w:pPr>
-              <w:spacing w:after="0" w:before="0"/>
-            </w:pPr>
-            <w:r>
-              <w:rPr>
-                <w:rFonts w:ascii="Arial" w:cs="Arial" w:eastAsia="Arial" w:hAnsi="Arial"/>
-                <w:color w:val="1B2118"/>
-                <w:sz w:val="18"/>
-                <w:szCs w:val="18"/>
-              </w:rPr>
-              <w:t xml:space="preserve">Nome e cognome dell'intestatario</w:t>
-            </w:r>
-          </w:p>
-        </w:tc>
-      </w:tr>
-      <w:tr>
-        <w:trPr>
-          <w:cantSplit/>
-        </w:trPr>
-        <w:tc>
-          <w:tcPr>
-            <w:tcW w:type="dxa" w:w="3939"/>
-            <w:tcBorders>
-              <w:top w:val="single" w:color="D9D4C5" w:sz="4"/>
-              <w:left w:val="single" w:color="D9D4C5" w:sz="4"/>
-              <w:bottom w:val="single" w:color="D9D4C5" w:sz="4"/>
-              <w:right w:val="single" w:color="D9D4C5" w:sz="4"/>
-            </w:tcBorders>
-            <w:tcMar>
-              <w:top w:type="dxa" w:w="70"/>
-              <w:left w:type="dxa" w:w="110"/>
-              <w:bottom w:type="dxa" w:w="70"/>
-              <w:right w:type="dxa" w:w="110"/>
-            </w:tcMar>
-            <w:vAlign w:val="center"/>
-          </w:tcPr>
-          <w:p>
-            <w:pPr>
-              <w:spacing w:after="0" w:before="0"/>
-            </w:pPr>
-            <w:r>
-              <w:rPr>
-                <w:rFonts w:ascii="Arial" w:cs="Arial" w:eastAsia="Arial" w:hAnsi="Arial"/>
-                <w:color w:val="1B2118"/>
-                <w:sz w:val="18"/>
-                <w:szCs w:val="18"/>
-              </w:rPr>
-              <w:t xml:space="preserve">Indirizzo</w:t>
-            </w:r>
-          </w:p>
-        </w:tc>
-        <w:tc>
-          <w:tcPr>
-            <w:tcW w:type="dxa" w:w="1760"/>
-            <w:tcBorders>
-              <w:top w:val="single" w:color="D9D4C5" w:sz="4"/>
-              <w:left w:val="single" w:color="D9D4C5" w:sz="4"/>
-              <w:bottom w:val="single" w:color="D9D4C5" w:sz="4"/>
-              <w:right w:val="single" w:color="D9D4C5" w:sz="4"/>
-            </w:tcBorders>
-            <w:tcMar>
-              <w:top w:type="dxa" w:w="70"/>
-              <w:left w:type="dxa" w:w="110"/>
-              <w:bottom w:type="dxa" w:w="70"/>
-              <w:right w:type="dxa" w:w="110"/>
-            </w:tcMar>
-            <w:vAlign w:val="center"/>
-          </w:tcPr>
-          <w:p>
-            <w:pPr>
-              <w:spacing w:after="0" w:before="0"/>
-            </w:pPr>
-            <w:r>
-              <w:rPr>
-                <w:rFonts w:ascii="Arial" w:cs="Arial" w:eastAsia="Arial" w:hAnsi="Arial"/>
-                <w:color w:val="1B2118"/>
-                <w:sz w:val="18"/>
-                <w:szCs w:val="18"/>
-              </w:rPr>
-              <w:t xml:space="preserve">sì</w:t>
-            </w:r>
-          </w:p>
-        </w:tc>
-        <w:tc>
-          <w:tcPr>
-            <w:tcW w:type="dxa" w:w="3939"/>
-            <w:tcBorders>
-              <w:top w:val="single" w:color="D9D4C5" w:sz="4"/>
-              <w:left w:val="single" w:color="D9D4C5" w:sz="4"/>
-              <w:bottom w:val="single" w:color="D9D4C5" w:sz="4"/>
-              <w:right w:val="single" w:color="D9D4C5" w:sz="4"/>
-            </w:tcBorders>
-            <w:tcMar>
-              <w:top w:type="dxa" w:w="70"/>
-              <w:left w:type="dxa" w:w="110"/>
-              <w:bottom w:type="dxa" w:w="70"/>
-              <w:right w:type="dxa" w:w="110"/>
-            </w:tcMar>
-            <w:vAlign w:val="center"/>
-          </w:tcPr>
-          <w:p>
-            <w:pPr>
-              <w:spacing w:after="0" w:before="0"/>
-            </w:pPr>
-            <w:r>
-              <w:rPr>
-                <w:rFonts w:ascii="Arial" w:cs="Arial" w:eastAsia="Arial" w:hAnsi="Arial"/>
-                <w:color w:val="1B2118"/>
-                <w:sz w:val="18"/>
-                <w:szCs w:val="18"/>
-              </w:rPr>
-              <w:t xml:space="preserve">Via, numero civico ed eventuale interno</w:t>
-            </w:r>
-          </w:p>
-        </w:tc>
-      </w:tr>
-      <w:tr>
-        <w:trPr>
-          <w:cantSplit/>
-        </w:trPr>
-        <w:tc>
-          <w:tcPr>
-            <w:tcW w:type="dxa" w:w="3939"/>
-            <w:tcBorders>
-              <w:top w:val="single" w:color="D9D4C5" w:sz="4"/>
-              <w:left w:val="single" w:color="D9D4C5" w:sz="4"/>
-              <w:bottom w:val="single" w:color="D9D4C5" w:sz="4"/>
-              <w:right w:val="single" w:color="D9D4C5" w:sz="4"/>
-            </w:tcBorders>
-            <w:shd w:fill="F6F4EE" w:color="auto" w:val="clear"/>
-            <w:tcMar>
-              <w:top w:type="dxa" w:w="70"/>
-              <w:left w:type="dxa" w:w="110"/>
-              <w:bottom w:type="dxa" w:w="70"/>
-              <w:right w:type="dxa" w:w="110"/>
-            </w:tcMar>
-            <w:vAlign w:val="center"/>
-          </w:tcPr>
-          <w:p>
-            <w:pPr>
-              <w:spacing w:after="0" w:before="0"/>
-            </w:pPr>
-            <w:r>
-              <w:rPr>
-                <w:rFonts w:ascii="Arial" w:cs="Arial" w:eastAsia="Arial" w:hAnsi="Arial"/>
-                <w:color w:val="1B2118"/>
-                <w:sz w:val="18"/>
-                <w:szCs w:val="18"/>
-              </w:rPr>
               <w:t xml:space="preserve">Categoria tariffaria</w:t>
             </w:r>
           </w:p>
@@ -21669,9 +21597,9 @@
         <w:tblLayout w:type="fixed"/>
       </w:tblPr>
       <w:tblGrid>
-        <w:gridCol w:w="1708"/>
-        <w:gridCol w:w="1945"/>
-        <w:gridCol w:w="5985"/>
+        <w:gridCol w:w="1698"/>
+        <w:gridCol w:w="1948"/>
+        <w:gridCol w:w="5992"/>
       </w:tblGrid>
       <w:tr>
         <w:trPr>
@@ -21679,7 +21607,7 @@
         </w:trPr>
         <w:tc>
           <w:tcPr>
-            <w:tcW w:type="dxa" w:w="1708"/>
+            <w:tcW w:type="dxa" w:w="1698"/>
             <w:tcBorders>
               <w:top w:val="single" w:color="D9D4C5" w:sz="4"/>
               <w:left w:val="single" w:color="D9D4C5" w:sz="4"/>
@@ -21714,7 +21642,7 @@
         </w:tc>
         <w:tc>
           <w:tcPr>
-            <w:tcW w:type="dxa" w:w="1945"/>
+            <w:tcW w:type="dxa" w:w="1948"/>
             <w:tcBorders>
               <w:top w:val="single" w:color="D9D4C5" w:sz="4"/>
               <w:left w:val="single" w:color="D9D4C5" w:sz="4"/>
@@ -21749,7 +21677,7 @@
         </w:tc>
         <w:tc>
           <w:tcPr>
-            <w:tcW w:type="dxa" w:w="5985"/>
+            <w:tcW w:type="dxa" w:w="5992"/>
             <w:tcBorders>
               <w:top w:val="single" w:color="D9D4C5" w:sz="4"/>
               <w:left w:val="single" w:color="D9D4C5" w:sz="4"/>
@@ -21789,97 +21717,108 @@
         </w:trPr>
         <w:tc>
           <w:tcPr>
-            <w:tcW w:type="dxa" w:w="1708"/>
-            <w:tcBorders>
-              <w:top w:val="single" w:color="D9D4C5" w:sz="4"/>
-              <w:left w:val="single" w:color="D9D4C5" w:sz="4"/>
-              <w:bottom w:val="single" w:color="D9D4C5" w:sz="4"/>
-              <w:right w:val="single" w:color="D9D4C5" w:sz="4"/>
-            </w:tcBorders>
-            <w:tcMar>
-              <w:top w:type="dxa" w:w="70"/>
-              <w:left w:type="dxa" w:w="110"/>
-              <w:bottom w:type="dxa" w:w="70"/>
-              <w:right w:type="dxa" w:w="110"/>
-            </w:tcMar>
-            <w:vAlign w:val="center"/>
-          </w:tcPr>
-          <w:p>
-            <w:pPr>
-              <w:spacing w:after="0" w:before="0"/>
-            </w:pPr>
-            <w:r>
-              <w:rPr>
-                <w:rFonts w:ascii="Arial" w:cs="Arial" w:eastAsia="Arial" w:hAnsi="Arial"/>
-                <w:color w:val="1B2118"/>
-                <w:sz w:val="18"/>
-                <w:szCs w:val="18"/>
-              </w:rPr>
-              <w:t xml:space="preserve">Ragione sociale</w:t>
-            </w:r>
-          </w:p>
-        </w:tc>
-        <w:tc>
-          <w:tcPr>
-            <w:tcW w:type="dxa" w:w="1945"/>
-            <w:tcBorders>
-              <w:top w:val="single" w:color="D9D4C5" w:sz="4"/>
-              <w:left w:val="single" w:color="D9D4C5" w:sz="4"/>
-              <w:bottom w:val="single" w:color="D9D4C5" w:sz="4"/>
-              <w:right w:val="single" w:color="D9D4C5" w:sz="4"/>
-            </w:tcBorders>
-            <w:tcMar>
-              <w:top w:type="dxa" w:w="70"/>
-              <w:left w:type="dxa" w:w="110"/>
-              <w:bottom w:type="dxa" w:w="70"/>
-              <w:right w:type="dxa" w:w="110"/>
-            </w:tcMar>
-            <w:vAlign w:val="center"/>
-          </w:tcPr>
-          <w:p>
-            <w:pPr>
-              <w:spacing w:after="0" w:before="0"/>
-            </w:pPr>
-            <w:r>
-              <w:rPr>
-                <w:rFonts w:ascii="Arial" w:cs="Arial" w:eastAsia="Arial" w:hAnsi="Arial"/>
-                <w:color w:val="1B2118"/>
-                <w:sz w:val="18"/>
-                <w:szCs w:val="18"/>
-              </w:rPr>
-              <w:t xml:space="preserve">sì</w:t>
-            </w:r>
-          </w:p>
-        </w:tc>
-        <w:tc>
-          <w:tcPr>
-            <w:tcW w:type="dxa" w:w="5985"/>
-            <w:tcBorders>
-              <w:top w:val="single" w:color="D9D4C5" w:sz="4"/>
-              <w:left w:val="single" w:color="D9D4C5" w:sz="4"/>
-              <w:bottom w:val="single" w:color="D9D4C5" w:sz="4"/>
-              <w:right w:val="single" w:color="D9D4C5" w:sz="4"/>
-            </w:tcBorders>
-            <w:tcMar>
-              <w:top w:type="dxa" w:w="70"/>
-              <w:left w:type="dxa" w:w="110"/>
-              <w:bottom w:type="dxa" w:w="70"/>
-              <w:right w:type="dxa" w:w="110"/>
-            </w:tcMar>
-            <w:vAlign w:val="center"/>
-          </w:tcPr>
-          <w:p>
-            <w:pPr>
-              <w:spacing w:after="0" w:before="0"/>
-            </w:pPr>
-            <w:r>
-              <w:rPr>
-                <w:rFonts w:ascii="Arial" w:cs="Arial" w:eastAsia="Arial" w:hAnsi="Arial"/>
-                <w:color w:val="1B2118"/>
-                <w:sz w:val="18"/>
-                <w:szCs w:val="18"/>
-              </w:rPr>
-              <w:t xml:space="preserve">Al posto del nome del capofamiglia</w:t>
+            <w:tcW w:type="dxa" w:w="1698"/>
+            <w:tcBorders>
+              <w:top w:val="single" w:color="D9D4C5" w:sz="4"/>
+              <w:left w:val="single" w:color="D9D4C5" w:sz="4"/>
+              <w:bottom w:val="single" w:color="D9D4C5" w:sz="4"/>
+              <w:right w:val="single" w:color="D9D4C5" w:sz="4"/>
+            </w:tcBorders>
+            <w:tcMar>
+              <w:top w:type="dxa" w:w="70"/>
+              <w:left w:type="dxa" w:w="110"/>
+              <w:bottom w:type="dxa" w:w="70"/>
+              <w:right w:type="dxa" w:w="110"/>
+            </w:tcMar>
+            <w:vAlign w:val="center"/>
+          </w:tcPr>
+          <w:p>
+            <w:pPr>
+              <w:spacing w:after="0" w:before="0"/>
+            </w:pPr>
+            <w:r>
+              <w:rPr>
+                <w:rFonts w:ascii="Arial" w:cs="Arial" w:eastAsia="Arial" w:hAnsi="Arial"/>
+                <w:color w:val="1B2118"/>
+                <w:sz w:val="18"/>
+                <w:szCs w:val="18"/>
+              </w:rPr>
+              <w:t xml:space="preserve">Categoria tariffaria</w:t>
+            </w:r>
+          </w:p>
+        </w:tc>
+        <w:tc>
+          <w:tcPr>
+            <w:tcW w:type="dxa" w:w="1948"/>
+            <w:tcBorders>
+              <w:top w:val="single" w:color="D9D4C5" w:sz="4"/>
+              <w:left w:val="single" w:color="D9D4C5" w:sz="4"/>
+              <w:bottom w:val="single" w:color="D9D4C5" w:sz="4"/>
+              <w:right w:val="single" w:color="D9D4C5" w:sz="4"/>
+            </w:tcBorders>
+            <w:tcMar>
+              <w:top w:type="dxa" w:w="70"/>
+              <w:left w:type="dxa" w:w="110"/>
+              <w:bottom w:type="dxa" w:w="70"/>
+              <w:right w:type="dxa" w:w="110"/>
+            </w:tcMar>
+            <w:vAlign w:val="center"/>
+          </w:tcPr>
+          <w:p>
+            <w:pPr>
+              <w:spacing w:after="0" w:before="0"/>
+            </w:pPr>
+            <w:r>
+              <w:rPr>
+                <w:rFonts w:ascii="Arial" w:cs="Arial" w:eastAsia="Arial" w:hAnsi="Arial"/>
+                <w:color w:val="1B2118"/>
+                <w:sz w:val="18"/>
+                <w:szCs w:val="18"/>
+              </w:rPr>
+              <w:t xml:space="preserve">no, ma da compilare se nota</w:t>
+            </w:r>
+          </w:p>
+        </w:tc>
+        <w:tc>
+          <w:tcPr>
+            <w:tcW w:type="dxa" w:w="5992"/>
+            <w:tcBorders>
+              <w:top w:val="single" w:color="D9D4C5" w:sz="4"/>
+              <w:left w:val="single" w:color="D9D4C5" w:sz="4"/>
+              <w:bottom w:val="single" w:color="D9D4C5" w:sz="4"/>
+              <w:right w:val="single" w:color="D9D4C5" w:sz="4"/>
+            </w:tcBorders>
+            <w:tcMar>
+              <w:top w:type="dxa" w:w="70"/>
+              <w:left w:type="dxa" w:w="110"/>
+              <w:bottom w:type="dxa" w:w="70"/>
+              <w:right w:type="dxa" w:w="110"/>
+            </w:tcMar>
+            <w:vAlign w:val="center"/>
+          </w:tcPr>
+          <w:p>
+            <w:pPr>
+              <w:spacing w:after="0" w:before="0"/>
+            </w:pPr>
+            <w:r>
+              <w:rPr>
+                <w:rFonts w:ascii="Arial" w:cs="Arial" w:eastAsia="Arial" w:hAnsi="Arial"/>
+                <w:color w:val="1B2118"/>
+                <w:sz w:val="18"/>
+                <w:szCs w:val="18"/>
+              </w:rPr>
+              <w:t xml:space="preserve">Numero della categoria della delibera TARI (DPR 158/1999, es. 22 = ristoranti; il foglio Categorie ha l'elenco di riferimento). Se presente, il portale la propone come </w:t>
+            </w:r>
+            <w:r>
+              <w:rPr>
+                <w:rFonts w:ascii="Arial" w:cs="Arial" w:eastAsia="Arial" w:hAnsi="Arial"/>
+                <w:b/>
+                <w:bCs/>
+                <w:color w:val="1B2118"/>
+                <w:sz w:val="18"/>
+                <w:szCs w:val="18"/>
+              </w:rPr>
+              <w:t xml:space="preserve">categoria di simulazione</w:t>
             </w:r>
           </w:p>
         </w:tc>
@@ -21890,7 +21829,7 @@
         </w:trPr>
         <w:tc>
           <w:tcPr>
-            <w:tcW w:type="dxa" w:w="1708"/>
+            <w:tcW w:type="dxa" w:w="1698"/>
             <w:tcBorders>
               <w:top w:val="single" w:color="D9D4C5" w:sz="4"/>
               <w:left w:val="single" w:color="D9D4C5" w:sz="4"/>
@@ -21917,13 +21856,13 @@
                 <w:sz w:val="18"/>
                 <w:szCs w:val="18"/>
               </w:rPr>
-              <w:t xml:space="preserve">Categoria tariffaria</w:t>
-            </w:r>
-          </w:p>
-        </w:tc>
-        <w:tc>
-          <w:tcPr>
-            <w:tcW w:type="dxa" w:w="1945"/>
+              <w:t xml:space="preserve">Mq locali</w:t>
+            </w:r>
+          </w:p>
+        </w:tc>
+        <w:tc>
+          <w:tcPr>
+            <w:tcW w:type="dxa" w:w="1948"/>
             <w:tcBorders>
               <w:top w:val="single" w:color="D9D4C5" w:sz="4"/>
               <w:left w:val="single" w:color="D9D4C5" w:sz="4"/>
@@ -21950,13 +21889,13 @@
                 <w:sz w:val="18"/>
                 <w:szCs w:val="18"/>
               </w:rPr>
-              <w:t xml:space="preserve">no, ma da compilare se nota</w:t>
-            </w:r>
-          </w:p>
-        </w:tc>
-        <w:tc>
-          <w:tcPr>
-            <w:tcW w:type="dxa" w:w="5985"/>
+              <w:t xml:space="preserve">no</w:t>
+            </w:r>
+          </w:p>
+        </w:tc>
+        <w:tc>
+          <w:tcPr>
+            <w:tcW w:type="dxa" w:w="5992"/>
             <w:tcBorders>
               <w:top w:val="single" w:color="D9D4C5" w:sz="4"/>
               <w:left w:val="single" w:color="D9D4C5" w:sz="4"/>
@@ -21983,18 +21922,7 @@
                 <w:sz w:val="18"/>
                 <w:szCs w:val="18"/>
               </w:rPr>
-              <w:t xml:space="preserve">Numero della categoria della delibera TARI (DPR 158/1999, es. 22 = ristoranti; il foglio Categorie ha l'elenco di riferimento). Se presente, il portale la propone come </w:t>
-            </w:r>
-            <w:r>
-              <w:rPr>
-                <w:rFonts w:ascii="Arial" w:cs="Arial" w:eastAsia="Arial" w:hAnsi="Arial"/>
-                <w:b/>
-                <w:bCs/>
-                <w:color w:val="1B2118"/>
-                <w:sz w:val="18"/>
-                <w:szCs w:val="18"/>
-              </w:rPr>
-              <w:t xml:space="preserve">categoria di simulazione</w:t>
+              <w:t xml:space="preserve">Superficie tassata dei locali in m² (al posto dei mq dell'abitazione); se manca si usano i valori medi della categoria</w:t>
             </w:r>
           </w:p>
         </w:tc>
@@ -22005,115 +21933,13 @@
         </w:trPr>
         <w:tc>
           <w:tcPr>
-            <w:tcW w:type="dxa" w:w="1708"/>
-            <w:tcBorders>
-              <w:top w:val="single" w:color="D9D4C5" w:sz="4"/>
-              <w:left w:val="single" w:color="D9D4C5" w:sz="4"/>
-              <w:bottom w:val="single" w:color="D9D4C5" w:sz="4"/>
-              <w:right w:val="single" w:color="D9D4C5" w:sz="4"/>
-            </w:tcBorders>
-            <w:tcMar>
-              <w:top w:type="dxa" w:w="70"/>
-              <w:left w:type="dxa" w:w="110"/>
-              <w:bottom w:type="dxa" w:w="70"/>
-              <w:right w:type="dxa" w:w="110"/>
-            </w:tcMar>
-            <w:vAlign w:val="center"/>
-          </w:tcPr>
-          <w:p>
-            <w:pPr>
-              <w:spacing w:after="0" w:before="0"/>
-            </w:pPr>
-            <w:r>
-              <w:rPr>
-                <w:rFonts w:ascii="Arial" w:cs="Arial" w:eastAsia="Arial" w:hAnsi="Arial"/>
-                <w:color w:val="1B2118"/>
-                <w:sz w:val="18"/>
-                <w:szCs w:val="18"/>
-              </w:rPr>
-              <w:t xml:space="preserve">Mq locali</w:t>
-            </w:r>
-          </w:p>
-        </w:tc>
-        <w:tc>
-          <w:tcPr>
-            <w:tcW w:type="dxa" w:w="1945"/>
-            <w:tcBorders>
-              <w:top w:val="single" w:color="D9D4C5" w:sz="4"/>
-              <w:left w:val="single" w:color="D9D4C5" w:sz="4"/>
-              <w:bottom w:val="single" w:color="D9D4C5" w:sz="4"/>
-              <w:right w:val="single" w:color="D9D4C5" w:sz="4"/>
-            </w:tcBorders>
-            <w:tcMar>
-              <w:top w:type="dxa" w:w="70"/>
-              <w:left w:type="dxa" w:w="110"/>
-              <w:bottom w:type="dxa" w:w="70"/>
-              <w:right w:type="dxa" w:w="110"/>
-            </w:tcMar>
-            <w:vAlign w:val="center"/>
-          </w:tcPr>
-          <w:p>
-            <w:pPr>
-              <w:spacing w:after="0" w:before="0"/>
-            </w:pPr>
-            <w:r>
-              <w:rPr>
-                <w:rFonts w:ascii="Arial" w:cs="Arial" w:eastAsia="Arial" w:hAnsi="Arial"/>
-                <w:color w:val="1B2118"/>
-                <w:sz w:val="18"/>
-                <w:szCs w:val="18"/>
-              </w:rPr>
-              <w:t xml:space="preserve">no</w:t>
-            </w:r>
-          </w:p>
-        </w:tc>
-        <w:tc>
-          <w:tcPr>
-            <w:tcW w:type="dxa" w:w="5985"/>
-            <w:tcBorders>
-              <w:top w:val="single" w:color="D9D4C5" w:sz="4"/>
-              <w:left w:val="single" w:color="D9D4C5" w:sz="4"/>
-              <w:bottom w:val="single" w:color="D9D4C5" w:sz="4"/>
-              <w:right w:val="single" w:color="D9D4C5" w:sz="4"/>
-            </w:tcBorders>
-            <w:tcMar>
-              <w:top w:type="dxa" w:w="70"/>
-              <w:left w:type="dxa" w:w="110"/>
-              <w:bottom w:type="dxa" w:w="70"/>
-              <w:right w:type="dxa" w:w="110"/>
-            </w:tcMar>
-            <w:vAlign w:val="center"/>
-          </w:tcPr>
-          <w:p>
-            <w:pPr>
-              <w:spacing w:after="0" w:before="0"/>
-            </w:pPr>
-            <w:r>
-              <w:rPr>
-                <w:rFonts w:ascii="Arial" w:cs="Arial" w:eastAsia="Arial" w:hAnsi="Arial"/>
-                <w:color w:val="1B2118"/>
-                <w:sz w:val="18"/>
-                <w:szCs w:val="18"/>
-              </w:rPr>
-              <w:t xml:space="preserve">Superficie tassata dei locali in m² (al posto dei mq dell'abitazione); se manca si usano i valori medi della categoria</w:t>
-            </w:r>
-          </w:p>
-        </w:tc>
-      </w:tr>
-      <w:tr>
-        <w:trPr>
-          <w:cantSplit/>
-        </w:trPr>
-        <w:tc>
-          <w:tcPr>
-            <w:tcW w:type="dxa" w:w="1708"/>
-            <w:tcBorders>
-              <w:top w:val="single" w:color="D9D4C5" w:sz="4"/>
-              <w:left w:val="single" w:color="D9D4C5" w:sz="4"/>
-              <w:bottom w:val="single" w:color="D9D4C5" w:sz="4"/>
-              <w:right w:val="single" w:color="D9D4C5" w:sz="4"/>
-            </w:tcBorders>
-            <w:shd w:fill="F6F4EE" w:color="auto" w:val="clear"/>
+            <w:tcW w:type="dxa" w:w="1698"/>
+            <w:tcBorders>
+              <w:top w:val="single" w:color="D9D4C5" w:sz="4"/>
+              <w:left w:val="single" w:color="D9D4C5" w:sz="4"/>
+              <w:bottom w:val="single" w:color="D9D4C5" w:sz="4"/>
+              <w:right w:val="single" w:color="D9D4C5" w:sz="4"/>
+            </w:tcBorders>
             <w:tcMar>
               <w:top w:type="dxa" w:w="70"/>
               <w:left w:type="dxa" w:w="110"/>
@@ -22139,14 +21965,13 @@
         </w:tc>
         <w:tc>
           <w:tcPr>
-            <w:tcW w:type="dxa" w:w="1945"/>
-            <w:tcBorders>
-              <w:top w:val="single" w:color="D9D4C5" w:sz="4"/>
-              <w:left w:val="single" w:color="D9D4C5" w:sz="4"/>
-              <w:bottom w:val="single" w:color="D9D4C5" w:sz="4"/>
-              <w:right w:val="single" w:color="D9D4C5" w:sz="4"/>
-            </w:tcBorders>
-            <w:shd w:fill="F6F4EE" w:color="auto" w:val="clear"/>
+            <w:tcW w:type="dxa" w:w="1948"/>
+            <w:tcBorders>
+              <w:top w:val="single" w:color="D9D4C5" w:sz="4"/>
+              <w:left w:val="single" w:color="D9D4C5" w:sz="4"/>
+              <w:bottom w:val="single" w:color="D9D4C5" w:sz="4"/>
+              <w:right w:val="single" w:color="D9D4C5" w:sz="4"/>
+            </w:tcBorders>
             <w:tcMar>
               <w:top w:type="dxa" w:w="70"/>
               <w:left w:type="dxa" w:w="110"/>
@@ -22172,14 +21997,13 @@
         </w:tc>
         <w:tc>
           <w:tcPr>
-            <w:tcW w:type="dxa" w:w="5985"/>
-            <w:tcBorders>
-              <w:top w:val="single" w:color="D9D4C5" w:sz="4"/>
-              <w:left w:val="single" w:color="D9D4C5" w:sz="4"/>
-              <w:bottom w:val="single" w:color="D9D4C5" w:sz="4"/>
-              <w:right w:val="single" w:color="D9D4C5" w:sz="4"/>
-            </w:tcBorders>
-            <w:shd w:fill="F6F4EE" w:color="auto" w:val="clear"/>
+            <w:tcW w:type="dxa" w:w="5992"/>
+            <w:tcBorders>
+              <w:top w:val="single" w:color="D9D4C5" w:sz="4"/>
+              <w:left w:val="single" w:color="D9D4C5" w:sz="4"/>
+              <w:bottom w:val="single" w:color="D9D4C5" w:sz="4"/>
+              <w:right w:val="single" w:color="D9D4C5" w:sz="4"/>
+            </w:tcBorders>
             <w:tcMar>
               <w:top w:type="dxa" w:w="70"/>
               <w:left w:type="dxa" w:w="110"/>
@@ -22414,7 +22238,7 @@
           <w:sz w:val="21"/>
           <w:szCs w:val="21"/>
         </w:rPr>
-        <w:t xml:space="preserve"> A differenza del tracciato, questo modello contiene nomi e indirizzi. Il Comune ne è titolare e la Fondazione li tratta per suo conto solo per il calcolo dei crediti, secondo l'accordo sul trattamento dei dati. Il file si carica </w:t>
+        <w:t xml:space="preserve"> Il modello </w:t>
       </w:r>
       <w:r>
         <w:rPr>
@@ -22425,16 +22249,36 @@
           <w:sz w:val="21"/>
           <w:szCs w:val="21"/>
         </w:rPr>
-        <w:t xml:space="preserve">solo nel portale</w:t>
-      </w:r>
-      <w:r>
-        <w:rPr>
-          <w:rFonts w:ascii="Arial" w:cs="Arial" w:eastAsia="Arial" w:hAnsi="Arial"/>
-          <w:color w:val="1B2118"/>
-          <w:sz w:val="21"/>
-          <w:szCs w:val="21"/>
-        </w:rPr>
-        <w:t xml:space="preserve">, mai per email. Nel portale lo vedono solo gli Operatori e gli Amministratori della Fondazione, ogni consultazione è registrata e nomi e indirizzi non compaiono nei rapporti né nelle pagine pubbliche. Non aggiungete altri dati personali (codice fiscale, telefono, email).</w:t>
+        <w:t xml:space="preserve">non contiene nomi né indirizzi</w:t>
+      </w:r>
+      <w:r>
+        <w:rPr>
+          <w:rFonts w:ascii="Arial" w:cs="Arial" w:eastAsia="Arial" w:hAnsi="Arial"/>
+          <w:color w:val="1B2118"/>
+          <w:sz w:val="21"/>
+          <w:szCs w:val="21"/>
+        </w:rPr>
+        <w:t xml:space="preserve"> (dal 30/10/2026): ogni utenza è indicata solo con il suo </w:t>
+      </w:r>
+      <w:r>
+        <w:rPr>
+          <w:rFonts w:ascii="Arial" w:cs="Arial" w:eastAsia="Arial" w:hAnsi="Arial"/>
+          <w:b/>
+          <w:bCs/>
+          <w:color w:val="1B2118"/>
+          <w:sz w:val="21"/>
+          <w:szCs w:val="21"/>
+        </w:rPr>
+        <w:t xml:space="preserve">codice</w:t>
+      </w:r>
+      <w:r>
+        <w:rPr>
+          <w:rFonts w:ascii="Arial" w:cs="Arial" w:eastAsia="Arial" w:hAnsi="Arial"/>
+          <w:color w:val="1B2118"/>
+          <w:sz w:val="21"/>
+          <w:szCs w:val="21"/>
+        </w:rPr>
+        <w:t xml:space="preserve">, e la corrispondenza tra codice e intestatario resta a voi (pseudonimizzazione). Non aggiungete colonne con nomi, indirizzi, codici fiscali, telefoni o email: se ci sono, il portale le ignora. Kg e svuotamenti restano dati da proteggere: il file va trasmesso solo con il canale concordato con la Fondazione, che li tratta per vostro conto solo per il calcolo dei crediti, secondo l'accordo sul trattamento dei dati.</w:t>
       </w:r>
     </w:p>
     <w:p>
@@ -22541,7 +22385,7 @@
           <w:sz w:val="34"/>
           <w:szCs w:val="34"/>
         </w:rPr>
-        <w:t xml:space="preserve">14. Reclami e richieste di chiarimento</w:t>
+        <w:t xml:space="preserve">14. Reclami, ricorsi e richieste di chiarimento</w:t>
       </w:r>
       <w:bookmarkEnd w:id="1"/>
     </w:p>
@@ -22587,7 +22431,7 @@
           <w:sz w:val="21"/>
           <w:szCs w:val="21"/>
         </w:rPr>
-        <w:t xml:space="preserve">Reclami e richieste di chiarimento</w:t>
+        <w:t xml:space="preserve">Reclami, ricorsi e richieste di chiarimento</w:t>
       </w:r>
       <w:r>
         <w:rPr>
@@ -22691,7 +22535,7 @@
           <w:sz w:val="21"/>
           <w:szCs w:val="21"/>
         </w:rPr>
-        <w:t xml:space="preserve"> oppure </w:t>
+        <w:t xml:space="preserve">, </w:t>
       </w:r>
       <w:r>
         <w:rPr>
@@ -22703,6 +22547,26 @@
           <w:szCs w:val="21"/>
         </w:rPr>
         <w:t xml:space="preserve">Reclamo</w:t>
+      </w:r>
+      <w:r>
+        <w:rPr>
+          <w:rFonts w:ascii="Arial" w:cs="Arial" w:eastAsia="Arial" w:hAnsi="Arial"/>
+          <w:color w:val="1B2118"/>
+          <w:sz w:val="21"/>
+          <w:szCs w:val="21"/>
+        </w:rPr>
+        <w:t xml:space="preserve"> oppure </w:t>
+      </w:r>
+      <w:r>
+        <w:rPr>
+          <w:rFonts w:ascii="Arial" w:cs="Arial" w:eastAsia="Arial" w:hAnsi="Arial"/>
+          <w:i/>
+          <w:iCs/>
+          <w:color w:val="1B2118"/>
+          <w:sz w:val="21"/>
+          <w:szCs w:val="21"/>
+        </w:rPr>
+        <w:t xml:space="preserve">Ricorso</w:t>
       </w:r>
       <w:r>
         <w:rPr>
@@ -23353,7 +23217,7 @@
         </w:rPr>
         <w:t xml:space="preserve"> (</w:t>
       </w:r>
-      <w:hyperlink w:history="1" r:id="rIdfvjkknhsdovntqabfbiu5">
+      <w:hyperlink w:history="1" r:id="rIdm91uajyd0gvn9j1q8e07r">
         <w:r>
           <w:rPr>
             <w:rFonts w:ascii="Arial" w:cs="Arial" w:eastAsia="Arial" w:hAnsi="Arial"/>
@@ -24732,7 +24596,7 @@
         <w:szCs w:val="16"/>
       </w:rPr>
       <w:tab/>
-      <w:t xml:space="preserve">Manuale Utente · Rev. 4.5 · 26/10/2026</w:t>
+      <w:t xml:space="preserve">Manuale Utente · Rev. 4.6 · 30/10/2026</w:t>
     </w:r>
   </w:p>
 </w:hdr>
@@ -24797,7 +24661,7 @@
         <w:szCs w:val="16"/>
       </w:rPr>
       <w:tab/>
-      <w:t xml:space="preserve">Manuale Utente · Rev. 4.5 · 26/10/2026</w:t>
+      <w:t xml:space="preserve">Manuale Utente · Rev. 4.6 · 30/10/2026</w:t>
     </w:r>
   </w:p>
 </w:hdr>

--- a/public/manuali/Manuale_Utente_Portale_CWP.docx
+++ b/public/manuali/Manuale_Utente_Portale_CWP.docx
@@ -302,7 +302,7 @@
                 <w:sz w:val="20"/>
                 <w:szCs w:val="20"/>
               </w:rPr>
-              <w:t xml:space="preserve">Rev. 4.6</w:t>
+              <w:t xml:space="preserve">Rev. 4.7</w:t>
             </w:r>
           </w:p>
         </w:tc>
@@ -365,7 +365,7 @@
                 <w:sz w:val="20"/>
                 <w:szCs w:val="20"/>
               </w:rPr>
-              <w:t xml:space="preserve">30/10/2026</w:t>
+              <w:t xml:space="preserve">31/10/2026</w:t>
             </w:r>
           </w:p>
         </w:tc>
@@ -719,7 +719,7 @@
                 <w:sz w:val="18"/>
                 <w:szCs w:val="18"/>
               </w:rPr>
-              <w:t xml:space="preserve">4.6</w:t>
+              <w:t xml:space="preserve">4.7</w:t>
             </w:r>
           </w:p>
         </w:tc>
@@ -751,7 +751,7 @@
                 <w:sz w:val="18"/>
                 <w:szCs w:val="18"/>
               </w:rPr>
-              <w:t xml:space="preserve">30/10/2026</w:t>
+              <w:t xml:space="preserve">31/10/2026</w:t>
             </w:r>
           </w:p>
         </w:tc>
@@ -783,7 +783,7 @@
                 <w:sz w:val="18"/>
                 <w:szCs w:val="18"/>
               </w:rPr>
-              <w:t xml:space="preserve">Nomi delle fasi, ricorso, Banca Dati Utenze senza nomi e indirizzi.</w:t>
+              <w:t xml:space="preserve">Rilievi del collaudo in produzione dal 31/10/2026 (date delle novità aggiornate); valore ipotetico del credito nei riquadri della Dashboard.</w:t>
             </w:r>
           </w:p>
         </w:tc>
@@ -853,7 +853,7 @@
                 <w:sz w:val="18"/>
                 <w:szCs w:val="18"/>
               </w:rPr>
-              <w:t xml:space="preserve">4.5</w:t>
+              <w:t xml:space="preserve">4.6</w:t>
             </w:r>
           </w:p>
         </w:tc>
@@ -886,7 +886,7 @@
                 <w:sz w:val="18"/>
                 <w:szCs w:val="18"/>
               </w:rPr>
-              <w:t xml:space="preserve">26/10/2026</w:t>
+              <w:t xml:space="preserve">30/10/2026</w:t>
             </w:r>
           </w:p>
         </w:tc>
@@ -919,7 +919,7 @@
                 <w:sz w:val="18"/>
                 <w:szCs w:val="18"/>
               </w:rPr>
-              <w:t xml:space="preserve">Listino sempre presente sul Progetto.</w:t>
+              <w:t xml:space="preserve">Nomi delle fasi, ricorso, Banca Dati Utenze senza nomi e indirizzi.</w:t>
             </w:r>
           </w:p>
         </w:tc>
@@ -989,7 +989,7 @@
                 <w:sz w:val="18"/>
                 <w:szCs w:val="18"/>
               </w:rPr>
-              <w:t xml:space="preserve">4.4</w:t>
+              <w:t xml:space="preserve">4.5</w:t>
             </w:r>
           </w:p>
         </w:tc>
@@ -1021,7 +1021,7 @@
                 <w:sz w:val="18"/>
                 <w:szCs w:val="18"/>
               </w:rPr>
-              <w:t xml:space="preserve">23/10/2026</w:t>
+              <w:t xml:space="preserve">26/10/2026</w:t>
             </w:r>
           </w:p>
         </w:tc>
@@ -1053,7 +1053,7 @@
                 <w:sz w:val="18"/>
                 <w:szCs w:val="18"/>
               </w:rPr>
-              <w:t xml:space="preserve">Colori dello stato delle fasi (verde, arancio, rosso).</w:t>
+              <w:t xml:space="preserve">Listino sempre presente sul Progetto.</w:t>
             </w:r>
           </w:p>
         </w:tc>
@@ -1123,7 +1123,7 @@
                 <w:sz w:val="18"/>
                 <w:szCs w:val="18"/>
               </w:rPr>
-              <w:t xml:space="preserve">4.3</w:t>
+              <w:t xml:space="preserve">4.4</w:t>
             </w:r>
           </w:p>
         </w:tc>
@@ -1189,7 +1189,7 @@
                 <w:sz w:val="18"/>
                 <w:szCs w:val="18"/>
               </w:rPr>
-              <w:t xml:space="preserve">«Le mie pratiche»: valore del progetto (listino Caso 1 o Caso 2).</w:t>
+              <w:t xml:space="preserve">Colori dello stato delle fasi (verde, arancio, rosso).</w:t>
             </w:r>
           </w:p>
         </w:tc>
@@ -1259,7 +1259,7 @@
                 <w:sz w:val="18"/>
                 <w:szCs w:val="18"/>
               </w:rPr>
-              <w:t xml:space="preserve">4.2</w:t>
+              <w:t xml:space="preserve">4.3</w:t>
             </w:r>
           </w:p>
         </w:tc>
@@ -1323,7 +1323,7 @@
                 <w:sz w:val="18"/>
                 <w:szCs w:val="18"/>
               </w:rPr>
-              <w:t xml:space="preserve">Revisione generale al 23/10: Banca Dati Utenze per utenza non più «in arrivo».</w:t>
+              <w:t xml:space="preserve">«Le mie pratiche»: valore del progetto (listino Caso 1 o Caso 2).</w:t>
             </w:r>
           </w:p>
         </w:tc>
@@ -1393,7 +1393,7 @@
                 <w:sz w:val="18"/>
                 <w:szCs w:val="18"/>
               </w:rPr>
-              <w:t xml:space="preserve">4.1</w:t>
+              <w:t xml:space="preserve">4.2</w:t>
             </w:r>
           </w:p>
         </w:tc>
@@ -1459,7 +1459,7 @@
                 <w:sz w:val="18"/>
                 <w:szCs w:val="18"/>
               </w:rPr>
-              <w:t xml:space="preserve">«Le mie pratiche»: riquadri del valore dei crediti della propria organizzazione (simulazione e fase esecutiva, crediti ed euro).</w:t>
+              <w:t xml:space="preserve">Revisione generale al 23/10: Banca Dati Utenze per utenza non più «in arrivo».</w:t>
             </w:r>
           </w:p>
         </w:tc>
@@ -1529,7 +1529,7 @@
                 <w:sz w:val="18"/>
                 <w:szCs w:val="18"/>
               </w:rPr>
-              <w:t xml:space="preserve">4.0</w:t>
+              <w:t xml:space="preserve">4.1</w:t>
             </w:r>
           </w:p>
         </w:tc>
@@ -1593,7 +1593,7 @@
                 <w:sz w:val="18"/>
                 <w:szCs w:val="18"/>
               </w:rPr>
-              <w:t xml:space="preserve">Banca Dati Utenze per utenza: come la Fondazione usa categoria tariffaria e kg di ogni frazione (vuoto diverso da 0).</w:t>
+              <w:t xml:space="preserve">«Le mie pratiche»: riquadri del valore dei crediti della propria organizzazione (simulazione e fase esecutiva, crediti ed euro).</w:t>
             </w:r>
           </w:p>
         </w:tc>
@@ -1663,7 +1663,7 @@
                 <w:sz w:val="18"/>
                 <w:szCs w:val="18"/>
               </w:rPr>
-              <w:t xml:space="preserve">3.9</w:t>
+              <w:t xml:space="preserve">4.0</w:t>
             </w:r>
           </w:p>
         </w:tc>
@@ -1696,7 +1696,7 @@
                 <w:sz w:val="18"/>
                 <w:szCs w:val="18"/>
               </w:rPr>
-              <w:t xml:space="preserve">22/10/2026</w:t>
+              <w:t xml:space="preserve">23/10/2026</w:t>
             </w:r>
           </w:p>
         </w:tc>
@@ -1729,7 +1729,7 @@
                 <w:sz w:val="18"/>
                 <w:szCs w:val="18"/>
               </w:rPr>
-              <w:t xml:space="preserve">Banca Dati Utenze: categoria tariffaria e di simulazione.</w:t>
+              <w:t xml:space="preserve">Banca Dati Utenze per utenza: come la Fondazione usa categoria tariffaria e kg di ogni frazione (vuoto diverso da 0).</w:t>
             </w:r>
           </w:p>
         </w:tc>
@@ -1799,7 +1799,7 @@
                 <w:sz w:val="18"/>
                 <w:szCs w:val="18"/>
               </w:rPr>
-              <w:t xml:space="preserve">3.8</w:t>
+              <w:t xml:space="preserve">3.9</w:t>
             </w:r>
           </w:p>
         </w:tc>
@@ -1863,7 +1863,7 @@
                 <w:sz w:val="18"/>
                 <w:szCs w:val="18"/>
               </w:rPr>
-              <w:t xml:space="preserve">Banca Dati Utenze per utenza: spiegazione dei campi (nuovo formato in arrivo).</w:t>
+              <w:t xml:space="preserve">Banca Dati Utenze: categoria tariffaria e di simulazione.</w:t>
             </w:r>
           </w:p>
         </w:tc>
@@ -1933,7 +1933,7 @@
                 <w:sz w:val="18"/>
                 <w:szCs w:val="18"/>
               </w:rPr>
-              <w:t xml:space="preserve">3.7</w:t>
+              <w:t xml:space="preserve">3.8</w:t>
             </w:r>
           </w:p>
         </w:tc>
@@ -1999,7 +1999,7 @@
                 <w:sz w:val="18"/>
                 <w:szCs w:val="18"/>
               </w:rPr>
-              <w:t xml:space="preserve">Uso dal telefono: menu, elenco e dettaglio delle pratiche.</w:t>
+              <w:t xml:space="preserve">Banca Dati Utenze per utenza: spiegazione dei campi (nuovo formato in arrivo).</w:t>
             </w:r>
           </w:p>
         </w:tc>
@@ -2069,7 +2069,7 @@
                 <w:sz w:val="18"/>
                 <w:szCs w:val="18"/>
               </w:rPr>
-              <w:t xml:space="preserve">3.6</w:t>
+              <w:t xml:space="preserve">3.7</w:t>
             </w:r>
           </w:p>
         </w:tc>
@@ -2133,7 +2133,7 @@
                 <w:sz w:val="18"/>
                 <w:szCs w:val="18"/>
               </w:rPr>
-              <w:t xml:space="preserve">Feedback pubblico chiuso solo dopo il termine; ente prima della fase 5 (rilievi N02, N03).</w:t>
+              <w:t xml:space="preserve">Uso dal telefono: menu, elenco e dettaglio delle pratiche.</w:t>
             </w:r>
           </w:p>
         </w:tc>
@@ -2203,7 +2203,7 @@
                 <w:sz w:val="18"/>
                 <w:szCs w:val="18"/>
               </w:rPr>
-              <w:t xml:space="preserve">3.5</w:t>
+              <w:t xml:space="preserve">3.6</w:t>
             </w:r>
           </w:p>
         </w:tc>
@@ -2236,7 +2236,7 @@
                 <w:sz w:val="18"/>
                 <w:szCs w:val="18"/>
               </w:rPr>
-              <w:t xml:space="preserve">21/10/2026</w:t>
+              <w:t xml:space="preserve">22/10/2026</w:t>
             </w:r>
           </w:p>
         </w:tc>
@@ -2269,7 +2269,7 @@
                 <w:sz w:val="18"/>
                 <w:szCs w:val="18"/>
               </w:rPr>
-              <w:t xml:space="preserve">Barra a LED delle fasi nell'elenco e nella pratica aperta.</w:t>
+              <w:t xml:space="preserve">Feedback pubblico chiuso solo dopo il termine; ente prima della fase 5 (rilievi N02, N03).</w:t>
             </w:r>
           </w:p>
         </w:tc>
@@ -2339,7 +2339,7 @@
                 <w:sz w:val="18"/>
                 <w:szCs w:val="18"/>
               </w:rPr>
-              <w:t xml:space="preserve">3.4</w:t>
+              <w:t xml:space="preserve">3.5</w:t>
             </w:r>
           </w:p>
         </w:tc>
@@ -2403,7 +2403,7 @@
                 <w:sz w:val="18"/>
                 <w:szCs w:val="18"/>
               </w:rPr>
-              <w:t xml:space="preserve">Assistente: domande sulla pratica aperta.</w:t>
+              <w:t xml:space="preserve">Barra a LED delle fasi nell'elenco e nella pratica aperta.</w:t>
             </w:r>
           </w:p>
         </w:tc>
@@ -2473,7 +2473,7 @@
                 <w:sz w:val="18"/>
                 <w:szCs w:val="18"/>
               </w:rPr>
-              <w:t xml:space="preserve">3.3</w:t>
+              <w:t xml:space="preserve">3.4</w:t>
             </w:r>
           </w:p>
         </w:tc>
@@ -2539,7 +2539,7 @@
                 <w:sz w:val="18"/>
                 <w:szCs w:val="18"/>
               </w:rPr>
-              <w:t xml:space="preserve">Domande frequenti: messaggio «Account disattivato».</w:t>
+              <w:t xml:space="preserve">Assistente: domande sulla pratica aperta.</w:t>
             </w:r>
           </w:p>
         </w:tc>
@@ -2609,7 +2609,7 @@
                 <w:sz w:val="18"/>
                 <w:szCs w:val="18"/>
               </w:rPr>
-              <w:t xml:space="preserve">3.2</w:t>
+              <w:t xml:space="preserve">3.3</w:t>
             </w:r>
           </w:p>
         </w:tc>
@@ -2641,7 +2641,7 @@
                 <w:sz w:val="18"/>
                 <w:szCs w:val="18"/>
               </w:rPr>
-              <w:t xml:space="preserve">20/10/2026</w:t>
+              <w:t xml:space="preserve">21/10/2026</w:t>
             </w:r>
           </w:p>
         </w:tc>
@@ -2673,7 +2673,7 @@
                 <w:sz w:val="18"/>
                 <w:szCs w:val="18"/>
               </w:rPr>
-              <w:t xml:space="preserve">Uscita automatica per inattività.</w:t>
+              <w:t xml:space="preserve">Domande frequenti: messaggio «Account disattivato».</w:t>
             </w:r>
           </w:p>
         </w:tc>
@@ -2743,7 +2743,7 @@
                 <w:sz w:val="18"/>
                 <w:szCs w:val="18"/>
               </w:rPr>
-              <w:t xml:space="preserve">3.1</w:t>
+              <w:t xml:space="preserve">3.2</w:t>
             </w:r>
           </w:p>
         </w:tc>
@@ -2809,7 +2809,7 @@
                 <w:sz w:val="18"/>
                 <w:szCs w:val="18"/>
               </w:rPr>
-              <w:t xml:space="preserve">Nuovo menu degli enti: Il Programma CWP, Manuali.</w:t>
+              <w:t xml:space="preserve">Uscita automatica per inattività.</w:t>
             </w:r>
           </w:p>
         </w:tc>
@@ -2879,7 +2879,7 @@
                 <w:sz w:val="18"/>
                 <w:szCs w:val="18"/>
               </w:rPr>
-              <w:t xml:space="preserve">3.0</w:t>
+              <w:t xml:space="preserve">3.1</w:t>
             </w:r>
           </w:p>
         </w:tc>
@@ -2943,7 +2943,7 @@
                 <w:sz w:val="18"/>
                 <w:szCs w:val="18"/>
               </w:rPr>
-              <w:t xml:space="preserve">Voce di menu «Marketplaces» (in arrivo).</w:t>
+              <w:t xml:space="preserve">Nuovo menu degli enti: Il Programma CWP, Manuali.</w:t>
             </w:r>
           </w:p>
         </w:tc>
@@ -3013,7 +3013,7 @@
                 <w:sz w:val="18"/>
                 <w:szCs w:val="18"/>
               </w:rPr>
-              <w:t xml:space="preserve">2.9</w:t>
+              <w:t xml:space="preserve">3.0</w:t>
             </w:r>
           </w:p>
         </w:tc>
@@ -3079,7 +3079,7 @@
                 <w:sz w:val="18"/>
                 <w:szCs w:val="18"/>
               </w:rPr>
-              <w:t xml:space="preserve">Collegamento al portale: registro degli accessi e delle operazioni.</w:t>
+              <w:t xml:space="preserve">Voce di menu «Marketplaces» (in arrivo).</w:t>
             </w:r>
           </w:p>
         </w:tc>
@@ -3149,7 +3149,7 @@
                 <w:sz w:val="18"/>
                 <w:szCs w:val="18"/>
               </w:rPr>
-              <w:t xml:space="preserve">2.8</w:t>
+              <w:t xml:space="preserve">2.9</w:t>
             </w:r>
           </w:p>
         </w:tc>
@@ -3213,7 +3213,7 @@
                 <w:sz w:val="18"/>
                 <w:szCs w:val="18"/>
               </w:rPr>
-              <w:t xml:space="preserve">Nuovo capitolo «Collegamento al portale» (presenza visibile all'Amministratore principale).</w:t>
+              <w:t xml:space="preserve">Collegamento al portale: registro degli accessi e delle operazioni.</w:t>
             </w:r>
           </w:p>
         </w:tc>
@@ -3283,7 +3283,7 @@
                 <w:sz w:val="18"/>
                 <w:szCs w:val="18"/>
               </w:rPr>
-              <w:t xml:space="preserve">2.7</w:t>
+              <w:t xml:space="preserve">2.8</w:t>
             </w:r>
           </w:p>
         </w:tc>
@@ -3316,7 +3316,7 @@
                 <w:sz w:val="18"/>
                 <w:szCs w:val="18"/>
               </w:rPr>
-              <w:t xml:space="preserve">19/10/2026</w:t>
+              <w:t xml:space="preserve">20/10/2026</w:t>
             </w:r>
           </w:p>
         </w:tc>
@@ -3349,7 +3349,7 @@
                 <w:sz w:val="18"/>
                 <w:szCs w:val="18"/>
               </w:rPr>
-              <w:t xml:space="preserve">Assistente virtuale: messaggio «Un attimo…» durante l'attesa.</w:t>
+              <w:t xml:space="preserve">Nuovo capitolo «Collegamento al portale» (presenza visibile all'Amministratore principale).</w:t>
             </w:r>
           </w:p>
         </w:tc>
@@ -3419,7 +3419,7 @@
                 <w:sz w:val="18"/>
                 <w:szCs w:val="18"/>
               </w:rPr>
-              <w:t xml:space="preserve">2.6</w:t>
+              <w:t xml:space="preserve">2.7</w:t>
             </w:r>
           </w:p>
         </w:tc>
@@ -3483,7 +3483,7 @@
                 <w:sz w:val="18"/>
                 <w:szCs w:val="18"/>
               </w:rPr>
-              <w:t xml:space="preserve">Nuovo capitolo «L'assistente virtuale».</w:t>
+              <w:t xml:space="preserve">Assistente virtuale: messaggio «Un attimo…» durante l'attesa.</w:t>
             </w:r>
           </w:p>
         </w:tc>
@@ -3553,7 +3553,7 @@
                 <w:sz w:val="18"/>
                 <w:szCs w:val="18"/>
               </w:rPr>
-              <w:t xml:space="preserve">2.5</w:t>
+              <w:t xml:space="preserve">2.6</w:t>
             </w:r>
           </w:p>
         </w:tc>
@@ -3619,7 +3619,7 @@
                 <w:sz w:val="18"/>
                 <w:szCs w:val="18"/>
               </w:rPr>
-              <w:t xml:space="preserve">Ordinamento degli elenchi e delle tabelle.</w:t>
+              <w:t xml:space="preserve">Nuovo capitolo «L'assistente virtuale».</w:t>
             </w:r>
           </w:p>
         </w:tc>
@@ -3689,7 +3689,7 @@
                 <w:sz w:val="18"/>
                 <w:szCs w:val="18"/>
               </w:rPr>
-              <w:t xml:space="preserve">2.4</w:t>
+              <w:t xml:space="preserve">2.5</w:t>
             </w:r>
           </w:p>
         </w:tc>
@@ -3753,7 +3753,7 @@
                 <w:sz w:val="18"/>
                 <w:szCs w:val="18"/>
               </w:rPr>
-              <w:t xml:space="preserve">Primo accesso: le credenziali arrivano per email.</w:t>
+              <w:t xml:space="preserve">Ordinamento degli elenchi e delle tabelle.</w:t>
             </w:r>
           </w:p>
         </w:tc>
@@ -3823,7 +3823,7 @@
                 <w:sz w:val="18"/>
                 <w:szCs w:val="18"/>
               </w:rPr>
-              <w:t xml:space="preserve">2.3</w:t>
+              <w:t xml:space="preserve">2.4</w:t>
             </w:r>
           </w:p>
         </w:tc>
@@ -3889,7 +3889,7 @@
                 <w:sz w:val="18"/>
                 <w:szCs w:val="18"/>
               </w:rPr>
-              <w:t xml:space="preserve">Simulazione dei crediti: anche stima economica con costi Caso 1 e Caso 2.</w:t>
+              <w:t xml:space="preserve">Primo accesso: le credenziali arrivano per email.</w:t>
             </w:r>
           </w:p>
         </w:tc>
@@ -3959,7 +3959,7 @@
                 <w:sz w:val="18"/>
                 <w:szCs w:val="18"/>
               </w:rPr>
-              <w:t xml:space="preserve">2.2</w:t>
+              <w:t xml:space="preserve">2.3</w:t>
             </w:r>
           </w:p>
         </w:tc>
@@ -4023,7 +4023,7 @@
                 <w:sz w:val="18"/>
                 <w:szCs w:val="18"/>
               </w:rPr>
-              <w:t xml:space="preserve">Simulazione dei crediti disponibile su richiesta alla Fondazione.</w:t>
+              <w:t xml:space="preserve">Simulazione dei crediti: anche stima economica con costi Caso 1 e Caso 2.</w:t>
             </w:r>
           </w:p>
         </w:tc>
@@ -4093,7 +4093,7 @@
                 <w:sz w:val="18"/>
                 <w:szCs w:val="18"/>
               </w:rPr>
-              <w:t xml:space="preserve">2.1</w:t>
+              <w:t xml:space="preserve">2.2</w:t>
             </w:r>
           </w:p>
         </w:tc>
@@ -4159,7 +4159,7 @@
                 <w:sz w:val="18"/>
                 <w:szCs w:val="18"/>
               </w:rPr>
-              <w:t xml:space="preserve">Simulazione dei crediti in arrivo (capitolo Dati per il calcolo dei crediti).</w:t>
+              <w:t xml:space="preserve">Simulazione dei crediti disponibile su richiesta alla Fondazione.</w:t>
             </w:r>
           </w:p>
         </w:tc>
@@ -4229,7 +4229,7 @@
                 <w:sz w:val="18"/>
                 <w:szCs w:val="18"/>
               </w:rPr>
-              <w:t xml:space="preserve">2.0</w:t>
+              <w:t xml:space="preserve">2.1</w:t>
             </w:r>
           </w:p>
         </w:tc>
@@ -4261,7 +4261,7 @@
                 <w:sz w:val="18"/>
                 <w:szCs w:val="18"/>
               </w:rPr>
-              <w:t xml:space="preserve">18/10/2026</w:t>
+              <w:t xml:space="preserve">19/10/2026</w:t>
             </w:r>
           </w:p>
         </w:tc>
@@ -4293,7 +4293,7 @@
                 <w:sz w:val="18"/>
                 <w:szCs w:val="18"/>
               </w:rPr>
-              <w:t xml:space="preserve">Allineamento ai documenti ufficiali del Programma: Rapporto a 7 fasi, feedback pubblico (30 e 20 giorni), stato nel Programma e ID, dati del progetto, un solo account per Organizzazione, ritiro e rientro, conservazione 12 anni, tipologie ufficiali, Schema tariffario, verifica sull'accuratezza; nuovi capitoli Crediti emessi, Reclami, pagina pubblica del Programma.</w:t>
+              <w:t xml:space="preserve">Simulazione dei crediti in arrivo (capitolo Dati per il calcolo dei crediti).</w:t>
             </w:r>
           </w:p>
         </w:tc>
@@ -4363,7 +4363,7 @@
                 <w:sz w:val="18"/>
                 <w:szCs w:val="18"/>
               </w:rPr>
-              <w:t xml:space="preserve">1.9</w:t>
+              <w:t xml:space="preserve">2.0</w:t>
             </w:r>
           </w:p>
         </w:tc>
@@ -4429,7 +4429,7 @@
                 <w:sz w:val="18"/>
                 <w:szCs w:val="18"/>
               </w:rPr>
-              <w:t xml:space="preserve">Rapporti di Monitoraggio con 4 fasi; documenti richiesti per fase; caricamenti solo nelle fasi aperte; osservazioni numerate e notifica di quelle da rispondere; data di conservazione; fascicolo con riepilogo PDF.</w:t>
+              <w:t xml:space="preserve">Allineamento ai documenti ufficiali del Programma: Rapporto a 7 fasi, feedback pubblico (30 e 20 giorni), stato nel Programma e ID, dati del progetto, un solo account per Organizzazione, ritiro e rientro, conservazione 12 anni, tipologie ufficiali, Schema tariffario, verifica sull'accuratezza; nuovi capitoli Crediti emessi, Reclami, pagina pubblica del Programma.</w:t>
             </w:r>
           </w:p>
         </w:tc>
@@ -4499,7 +4499,7 @@
                 <w:sz w:val="18"/>
                 <w:szCs w:val="18"/>
               </w:rPr>
-              <w:t xml:space="preserve">1.8</w:t>
+              <w:t xml:space="preserve">1.9</w:t>
             </w:r>
           </w:p>
         </w:tc>
@@ -4563,7 +4563,7 @@
                 <w:sz w:val="18"/>
                 <w:szCs w:val="18"/>
               </w:rPr>
-              <w:t xml:space="preserve">Nuova tipologia di documento «Rapporto di calcolo dei crediti».</w:t>
+              <w:t xml:space="preserve">Rapporti di Monitoraggio con 4 fasi; documenti richiesti per fase; caricamenti solo nelle fasi aperte; osservazioni numerate e notifica di quelle da rispondere; data di conservazione; fascicolo con riepilogo PDF.</w:t>
             </w:r>
           </w:p>
         </w:tc>
@@ -4633,7 +4633,7 @@
                 <w:sz w:val="18"/>
                 <w:szCs w:val="18"/>
               </w:rPr>
-              <w:t xml:space="preserve">1.7</w:t>
+              <w:t xml:space="preserve">1.8</w:t>
             </w:r>
           </w:p>
         </w:tc>
@@ -4699,7 +4699,7 @@
                 <w:sz w:val="18"/>
                 <w:szCs w:val="18"/>
               </w:rPr>
-              <w:t xml:space="preserve">Dati per il calcolo dei crediti: il file caricato nella pratica è letto direttamente dalla Fondazione; controllo dei dati personali.</w:t>
+              <w:t xml:space="preserve">Nuova tipologia di documento «Rapporto di calcolo dei crediti».</w:t>
             </w:r>
           </w:p>
         </w:tc>
@@ -4769,7 +4769,7 @@
                 <w:sz w:val="18"/>
                 <w:szCs w:val="18"/>
               </w:rPr>
-              <w:t xml:space="preserve">1.6</w:t>
+              <w:t xml:space="preserve">1.7</w:t>
             </w:r>
           </w:p>
         </w:tc>
@@ -4833,7 +4833,7 @@
                 <w:sz w:val="18"/>
                 <w:szCs w:val="18"/>
               </w:rPr>
-              <w:t xml:space="preserve">Messaggi con la Fondazione (nuovo capitolo), note della Fondazione e modelli nelle fasi, Ente di Validazione, avviso sulle pratiche non attive, pagamenti visibili, consultazione sulla pagina pubblica con conferma dell'email ed errata corrige, nuove notifiche.</w:t>
+              <w:t xml:space="preserve">Dati per il calcolo dei crediti: il file caricato nella pratica è letto direttamente dalla Fondazione; controllo dei dati personali.</w:t>
             </w:r>
           </w:p>
         </w:tc>
@@ -4903,7 +4903,7 @@
                 <w:sz w:val="18"/>
                 <w:szCs w:val="18"/>
               </w:rPr>
-              <w:t xml:space="preserve">1.5</w:t>
+              <w:t xml:space="preserve">1.6</w:t>
             </w:r>
           </w:p>
         </w:tc>
@@ -4969,7 +4969,7 @@
                 <w:sz w:val="18"/>
                 <w:szCs w:val="18"/>
               </w:rPr>
-              <w:t xml:space="preserve">Manuale scaricabile anche dalla pagina «I tuoi documenti»; per gli utenti il manuale è disponibile solo in PDF.</w:t>
+              <w:t xml:space="preserve">Messaggi con la Fondazione (nuovo capitolo), note della Fondazione e modelli nelle fasi, Ente di Validazione, avviso sulle pratiche non attive, pagamenti visibili, consultazione sulla pagina pubblica con conferma dell'email ed errata corrige, nuove notifiche.</w:t>
             </w:r>
           </w:p>
         </w:tc>
@@ -5039,7 +5039,7 @@
                 <w:sz w:val="18"/>
                 <w:szCs w:val="18"/>
               </w:rPr>
-              <w:t xml:space="preserve">1.4</w:t>
+              <w:t xml:space="preserve">1.5</w:t>
             </w:r>
           </w:p>
         </w:tc>
@@ -5103,7 +5103,7 @@
                 <w:sz w:val="18"/>
                 <w:szCs w:val="18"/>
               </w:rPr>
-              <w:t xml:space="preserve">Recupero della password: nuova email in italiano dal portale (oggetto e pulsante), limite di una richiesta ogni 2 minuti.</w:t>
+              <w:t xml:space="preserve">Manuale scaricabile anche dalla pagina «I tuoi documenti»; per gli utenti il manuale è disponibile solo in PDF.</w:t>
             </w:r>
           </w:p>
         </w:tc>
@@ -5173,7 +5173,7 @@
                 <w:sz w:val="18"/>
                 <w:szCs w:val="18"/>
               </w:rPr>
-              <w:t xml:space="preserve">1.3</w:t>
+              <w:t xml:space="preserve">1.4</w:t>
             </w:r>
           </w:p>
         </w:tc>
@@ -5239,7 +5239,7 @@
                 <w:sz w:val="18"/>
                 <w:szCs w:val="18"/>
               </w:rPr>
-              <w:t xml:space="preserve">Pagina «Il mio profilo» (account, cambio password, manuale da scaricare).</w:t>
+              <w:t xml:space="preserve">Recupero della password: nuova email in italiano dal portale (oggetto e pulsante), limite di una richiesta ogni 2 minuti.</w:t>
             </w:r>
           </w:p>
         </w:tc>
@@ -5309,7 +5309,7 @@
                 <w:sz w:val="18"/>
                 <w:szCs w:val="18"/>
               </w:rPr>
-              <w:t xml:space="preserve">1.2</w:t>
+              <w:t xml:space="preserve">1.3</w:t>
             </w:r>
           </w:p>
         </w:tc>
@@ -5373,7 +5373,7 @@
                 <w:sz w:val="18"/>
                 <w:szCs w:val="18"/>
               </w:rPr>
-              <w:t xml:space="preserve">Scelta della password al primo accesso, cambio password, recupero della password dimenticata; ritorno alla pratica dopo l'accesso da un link email.</w:t>
+              <w:t xml:space="preserve">Pagina «Il mio profilo» (account, cambio password, manuale da scaricare).</w:t>
             </w:r>
           </w:p>
         </w:tc>
@@ -5443,7 +5443,7 @@
                 <w:sz w:val="18"/>
                 <w:szCs w:val="18"/>
               </w:rPr>
-              <w:t xml:space="preserve">1.1</w:t>
+              <w:t xml:space="preserve">1.2</w:t>
             </w:r>
           </w:p>
         </w:tc>
@@ -5509,7 +5509,7 @@
                 <w:sz w:val="18"/>
                 <w:szCs w:val="18"/>
               </w:rPr>
-              <w:t xml:space="preserve">Voce di menu «Manuale» e pagina di download del manuale (capitolo 2).</w:t>
+              <w:t xml:space="preserve">Scelta della password al primo accesso, cambio password, recupero della password dimenticata; ritorno alla pratica dopo l'accesso da un link email.</w:t>
             </w:r>
           </w:p>
         </w:tc>
@@ -5579,6 +5579,140 @@
                 <w:sz w:val="18"/>
                 <w:szCs w:val="18"/>
               </w:rPr>
+              <w:t xml:space="preserve">1.1</w:t>
+            </w:r>
+          </w:p>
+        </w:tc>
+        <w:tc>
+          <w:tcPr>
+            <w:tcW w:type="dxa" w:w="1300"/>
+            <w:tcBorders>
+              <w:top w:val="single" w:color="D9D4C5" w:sz="4"/>
+              <w:left w:val="single" w:color="D9D4C5" w:sz="4"/>
+              <w:bottom w:val="single" w:color="D9D4C5" w:sz="4"/>
+              <w:right w:val="single" w:color="D9D4C5" w:sz="4"/>
+            </w:tcBorders>
+            <w:tcMar>
+              <w:top w:type="dxa" w:w="70"/>
+              <w:left w:type="dxa" w:w="110"/>
+              <w:bottom w:type="dxa" w:w="70"/>
+              <w:right w:type="dxa" w:w="110"/>
+            </w:tcMar>
+            <w:vAlign w:val="center"/>
+          </w:tcPr>
+          <w:p>
+            <w:pPr>
+              <w:spacing w:after="0" w:before="0"/>
+            </w:pPr>
+            <w:r>
+              <w:rPr>
+                <w:rFonts w:ascii="Arial" w:cs="Arial" w:eastAsia="Arial" w:hAnsi="Arial"/>
+                <w:color w:val="1B2118"/>
+                <w:sz w:val="18"/>
+                <w:szCs w:val="18"/>
+              </w:rPr>
+              <w:t xml:space="preserve">18/10/2026</w:t>
+            </w:r>
+          </w:p>
+        </w:tc>
+        <w:tc>
+          <w:tcPr>
+            <w:tcW w:type="dxa" w:w="5538"/>
+            <w:tcBorders>
+              <w:top w:val="single" w:color="D9D4C5" w:sz="4"/>
+              <w:left w:val="single" w:color="D9D4C5" w:sz="4"/>
+              <w:bottom w:val="single" w:color="D9D4C5" w:sz="4"/>
+              <w:right w:val="single" w:color="D9D4C5" w:sz="4"/>
+            </w:tcBorders>
+            <w:tcMar>
+              <w:top w:type="dxa" w:w="70"/>
+              <w:left w:type="dxa" w:w="110"/>
+              <w:bottom w:type="dxa" w:w="70"/>
+              <w:right w:type="dxa" w:w="110"/>
+            </w:tcMar>
+            <w:vAlign w:val="center"/>
+          </w:tcPr>
+          <w:p>
+            <w:pPr>
+              <w:spacing w:after="0" w:before="0"/>
+            </w:pPr>
+            <w:r>
+              <w:rPr>
+                <w:rFonts w:ascii="Arial" w:cs="Arial" w:eastAsia="Arial" w:hAnsi="Arial"/>
+                <w:color w:val="1B2118"/>
+                <w:sz w:val="18"/>
+                <w:szCs w:val="18"/>
+              </w:rPr>
+              <w:t xml:space="preserve">Voce di menu «Manuale» e pagina di download del manuale (capitolo 2).</w:t>
+            </w:r>
+          </w:p>
+        </w:tc>
+        <w:tc>
+          <w:tcPr>
+            <w:tcW w:type="dxa" w:w="2000"/>
+            <w:tcBorders>
+              <w:top w:val="single" w:color="D9D4C5" w:sz="4"/>
+              <w:left w:val="single" w:color="D9D4C5" w:sz="4"/>
+              <w:bottom w:val="single" w:color="D9D4C5" w:sz="4"/>
+              <w:right w:val="single" w:color="D9D4C5" w:sz="4"/>
+            </w:tcBorders>
+            <w:tcMar>
+              <w:top w:type="dxa" w:w="70"/>
+              <w:left w:type="dxa" w:w="110"/>
+              <w:bottom w:type="dxa" w:w="70"/>
+              <w:right w:type="dxa" w:w="110"/>
+            </w:tcMar>
+            <w:vAlign w:val="center"/>
+          </w:tcPr>
+          <w:p>
+            <w:pPr>
+              <w:spacing w:after="0" w:before="0"/>
+            </w:pPr>
+            <w:r>
+              <w:rPr>
+                <w:rFonts w:ascii="Arial" w:cs="Arial" w:eastAsia="Arial" w:hAnsi="Arial"/>
+                <w:color w:val="1B2118"/>
+                <w:sz w:val="18"/>
+                <w:szCs w:val="18"/>
+              </w:rPr>
+              <w:t xml:space="preserve">Fondazione Operate</w:t>
+            </w:r>
+          </w:p>
+        </w:tc>
+      </w:tr>
+      <w:tr>
+        <w:trPr>
+          <w:cantSplit/>
+        </w:trPr>
+        <w:tc>
+          <w:tcPr>
+            <w:tcW w:type="dxa" w:w="800"/>
+            <w:tcBorders>
+              <w:top w:val="single" w:color="D9D4C5" w:sz="4"/>
+              <w:left w:val="single" w:color="D9D4C5" w:sz="4"/>
+              <w:bottom w:val="single" w:color="D9D4C5" w:sz="4"/>
+              <w:right w:val="single" w:color="D9D4C5" w:sz="4"/>
+            </w:tcBorders>
+            <w:shd w:fill="F6F4EE" w:color="auto" w:val="clear"/>
+            <w:tcMar>
+              <w:top w:type="dxa" w:w="70"/>
+              <w:left w:type="dxa" w:w="110"/>
+              <w:bottom w:type="dxa" w:w="70"/>
+              <w:right w:type="dxa" w:w="110"/>
+            </w:tcMar>
+            <w:vAlign w:val="center"/>
+          </w:tcPr>
+          <w:p>
+            <w:pPr>
+              <w:spacing w:after="0" w:before="0"/>
+            </w:pPr>
+            <w:r>
+              <w:rPr>
+                <w:rFonts w:ascii="Arial" w:cs="Arial" w:eastAsia="Arial" w:hAnsi="Arial"/>
+                <w:color w:val="1B2118"/>
+                <w:sz w:val="18"/>
+                <w:szCs w:val="18"/>
+              </w:rPr>
               <w:t xml:space="preserve">1.0</w:t>
             </w:r>
           </w:p>
@@ -5592,6 +5726,7 @@
               <w:bottom w:val="single" w:color="D9D4C5" w:sz="4"/>
               <w:right w:val="single" w:color="D9D4C5" w:sz="4"/>
             </w:tcBorders>
+            <w:shd w:fill="F6F4EE" w:color="auto" w:val="clear"/>
             <w:tcMar>
               <w:top w:type="dxa" w:w="70"/>
               <w:left w:type="dxa" w:w="110"/>
@@ -5624,6 +5759,7 @@
               <w:bottom w:val="single" w:color="D9D4C5" w:sz="4"/>
               <w:right w:val="single" w:color="D9D4C5" w:sz="4"/>
             </w:tcBorders>
+            <w:shd w:fill="F6F4EE" w:color="auto" w:val="clear"/>
             <w:tcMar>
               <w:top w:type="dxa" w:w="70"/>
               <w:left w:type="dxa" w:w="110"/>
@@ -5656,6 +5792,7 @@
               <w:bottom w:val="single" w:color="D9D4C5" w:sz="4"/>
               <w:right w:val="single" w:color="D9D4C5" w:sz="4"/>
             </w:tcBorders>
+            <w:shd w:fill="F6F4EE" w:color="auto" w:val="clear"/>
             <w:tcMar>
               <w:top w:type="dxa" w:w="70"/>
               <w:left w:type="dxa" w:w="110"/>
@@ -5697,7 +5834,7 @@
           <w:sz w:val="20"/>
           <w:szCs w:val="20"/>
         </w:rPr>
-        <w:t xml:space="preserve">Questo documento descrive il portale alla revisione 4.6 del 30/10/2026. A ogni modifica del portale il manuale viene aggiornato e la revisione incrementata; la versione corrente si scarica dal portale.</w:t>
+        <w:t xml:space="preserve">Questo documento descrive il portale alla revisione 4.7 del 31/10/2026. A ogni modifica del portale il manuale viene aggiornato e la revisione incrementata; la versione corrente si scarica dal portale.</w:t>
       </w:r>
     </w:p>
     <w:p>
@@ -6523,7 +6660,7 @@
         </w:rPr>
         <w:t xml:space="preserve"> un computer o tablet con un browser aggiornato (Chrome, Edge, Firefox, Safari) e le credenziali fornite dalla Fondazione. Indirizzo del portale: </w:t>
       </w:r>
-      <w:hyperlink w:history="1" r:id="rIdodzik_-j2jbq6rfyaoduw">
+      <w:hyperlink w:history="1" r:id="rIdblvbo7oyngurmxkc-anik">
         <w:r>
           <w:rPr>
             <w:rFonts w:ascii="Arial" w:cs="Arial" w:eastAsia="Arial" w:hAnsi="Arial"/>
@@ -6750,7 +6887,7 @@
         </w:rPr>
         <w:t xml:space="preserve">Aprite </w:t>
       </w:r>
-      <w:hyperlink w:history="1" r:id="rIdbbmhtogwr_clehlh845mz">
+      <w:hyperlink w:history="1" r:id="rIdo_pjbygeo84ps7gubgzwr">
         <w:r>
           <w:rPr>
             <w:rFonts w:ascii="Arial" w:cs="Arial" w:eastAsia="Arial" w:hAnsi="Arial"/>
@@ -8714,7 +8851,7 @@
           <w:sz w:val="21"/>
           <w:szCs w:val="21"/>
         </w:rPr>
-        <w:t xml:space="preserve"> con il valore comunicato dal registro. Calcolati ed emessi sono valorizzati al prezzo di riferimento indicato nel riquadro; non si sommano, perché i crediti emessi vengono dai calcoli.</w:t>
+        <w:t xml:space="preserve"> con il valore comunicato dal registro. Calcolati ed emessi sono valorizzati al valore ipotetico del credito indicato nel riquadro (il Programma non stabilisce un prezzo); non si sommano, perché i crediti emessi vengono dai calcoli.</w:t>
       </w:r>
     </w:p>
     <w:p>
@@ -15545,7 +15682,7 @@
         </w:rPr>
         <w:t xml:space="preserve"> (</w:t>
       </w:r>
-      <w:hyperlink w:history="1" r:id="rIdmrvmkxiv_kj8uegz1fvmr">
+      <w:hyperlink w:history="1" r:id="rIdjjwu0gfnymcmnshgje2bf">
         <w:r>
           <w:rPr>
             <w:rFonts w:ascii="Arial" w:cs="Arial" w:eastAsia="Arial" w:hAnsi="Arial"/>
@@ -19257,7 +19394,7 @@
         </w:rPr>
         <w:t xml:space="preserve">, uguale per tutti gli enti. Il modello si scarica dalla pagina pubblica </w:t>
       </w:r>
-      <w:hyperlink w:history="1" r:id="rIdahjilqyyvaub4s_z8vlfq">
+      <w:hyperlink w:history="1" r:id="rIdhss3bnx4jhnsxszukfrur">
         <w:r>
           <w:rPr>
             <w:rFonts w:ascii="Arial" w:cs="Arial" w:eastAsia="Arial" w:hAnsi="Arial"/>
@@ -22258,7 +22395,7 @@
           <w:sz w:val="21"/>
           <w:szCs w:val="21"/>
         </w:rPr>
-        <w:t xml:space="preserve"> (dal 30/10/2026): ogni utenza è indicata solo con il suo </w:t>
+        <w:t xml:space="preserve"> (dal 31/10/2026): ogni utenza è indicata solo con il suo </w:t>
       </w:r>
       <w:r>
         <w:rPr>
@@ -23217,7 +23354,7 @@
         </w:rPr>
         <w:t xml:space="preserve"> (</w:t>
       </w:r>
-      <w:hyperlink w:history="1" r:id="rIdm91uajyd0gvn9j1q8e07r">
+      <w:hyperlink w:history="1" r:id="rIdb0ssbtetkxv7afv8y0fcx">
         <w:r>
           <w:rPr>
             <w:rFonts w:ascii="Arial" w:cs="Arial" w:eastAsia="Arial" w:hAnsi="Arial"/>
@@ -24596,7 +24733,7 @@
         <w:szCs w:val="16"/>
       </w:rPr>
       <w:tab/>
-      <w:t xml:space="preserve">Manuale Utente · Rev. 4.6 · 30/10/2026</w:t>
+      <w:t xml:space="preserve">Manuale Utente · Rev. 4.7 · 31/10/2026</w:t>
     </w:r>
   </w:p>
 </w:hdr>
@@ -24661,7 +24798,7 @@
         <w:szCs w:val="16"/>
       </w:rPr>
       <w:tab/>
-      <w:t xml:space="preserve">Manuale Utente · Rev. 4.6 · 30/10/2026</w:t>
+      <w:t xml:space="preserve">Manuale Utente · Rev. 4.7 · 31/10/2026</w:t>
     </w:r>
   </w:p>
 </w:hdr>
